--- a/04_Manuscripts/Manuscript_slope_fracture_20260425_saito0430-1_saito0520.docx
+++ b/04_Manuscripts/Manuscript_slope_fracture_20260425_saito0430-1_saito0520.docx
@@ -2307,7 +2307,44 @@
         <w:rPr>
           <w:lang w:eastAsia="ja-JP"/>
         </w:rPr>
-        <w:t>matplotlib 1.1.3. Figure 1 was generated via linear-fit visualization from the prefecture-level analytical dataset, Figure 2 from the corresponding correlation matrix, and Figures 3-5 by joining prefecture-level indicators to national prefectural boundary geodata and rendering choropleth maps.</w:t>
+        <w:t xml:space="preserve">matplotlib 1.1.3. Figure 1 was generated via linear-fit visualization from the prefecture-level analytical dataset, </w:t>
+      </w:r>
+      <w:del w:id="208" w:author="治輝 齋藤" w:date="2026-05-20T08:32:00Z" w16du:dateUtc="2026-05-19T23:32:00Z">
+        <w:r>
+          <w:rPr>
+            <w:lang w:eastAsia="ja-JP"/>
+          </w:rPr>
+          <w:delText xml:space="preserve">Figure 2 from the corresponding correlation matrix, </w:delText>
+        </w:r>
+      </w:del>
+      <w:r>
+        <w:rPr>
+          <w:lang w:eastAsia="ja-JP"/>
+        </w:rPr>
+        <w:t xml:space="preserve">and Figures </w:t>
+      </w:r>
+      <w:ins w:id="209" w:author="治輝 齋藤" w:date="2026-05-20T08:32:00Z" w16du:dateUtc="2026-05-19T23:32:00Z">
+        <w:r>
+          <w:rPr>
+            <w:rFonts w:hint="eastAsia"/>
+            <w:lang w:eastAsia="ja-JP"/>
+          </w:rPr>
+          <w:t>2-4</w:t>
+        </w:r>
+      </w:ins>
+      <w:del w:id="210" w:author="治輝 齋藤" w:date="2026-05-20T08:32:00Z" w16du:dateUtc="2026-05-19T23:32:00Z">
+        <w:r>
+          <w:rPr>
+            <w:lang w:eastAsia="ja-JP"/>
+          </w:rPr>
+          <w:delText>3-5</w:delText>
+        </w:r>
+      </w:del>
+      <w:r>
+        <w:rPr>
+          <w:lang w:eastAsia="ja-JP"/>
+        </w:rPr>
+        <w:t xml:space="preserve"> by joining prefecture-level indicators to national prefectural boundary geodata and rendering choropleth maps.</w:t>
       </w:r>
     </w:p>
     <w:p>
@@ -2335,7 +2372,7 @@
         <w:pStyle w:val="1"/>
         <w:spacing w:line="360" w:lineRule="auto"/>
       </w:pPr>
-      <w:bookmarkStart w:id="208" w:name="results-1"/>
+      <w:bookmarkStart w:id="211" w:name="results-1"/>
       <w:bookmarkEnd w:id="135"/>
       <w:bookmarkEnd w:id="173"/>
       <w:r>
@@ -2347,7 +2384,7 @@
         <w:pStyle w:val="2"/>
         <w:spacing w:line="360" w:lineRule="auto"/>
       </w:pPr>
-      <w:bookmarkStart w:id="209" w:name="descriptive-statistics"/>
+      <w:bookmarkStart w:id="212" w:name="descriptive-statistics"/>
       <w:r>
         <w:t>1. Descriptive Statistics</w:t>
       </w:r>
@@ -2385,12 +2422,12 @@
       <w:r>
         <w:t xml:space="preserve">. The mean </w:t>
       </w:r>
-      <w:ins w:id="210" w:author="治輝 齋藤" w:date="2026-05-19T23:26:00Z" w16du:dateUtc="2026-05-19T14:26:00Z">
+      <w:ins w:id="213" w:author="治輝 齋藤" w:date="2026-05-19T23:26:00Z" w16du:dateUtc="2026-05-19T14:26:00Z">
         <w:r>
           <w:t>proportion aged ≥65 years</w:t>
         </w:r>
       </w:ins>
-      <w:del w:id="211" w:author="治輝 齋藤" w:date="2026-05-19T23:26:00Z" w16du:dateUtc="2026-05-19T14:26:00Z">
+      <w:del w:id="214" w:author="治輝 齋藤" w:date="2026-05-19T23:26:00Z" w16du:dateUtc="2026-05-19T14:26:00Z">
         <w:r>
           <w:delText>aging rate</w:delText>
         </w:r>
@@ -2404,7 +2441,7 @@
       <w:r>
         <w:t>, and the mean proportion with fast</w:t>
       </w:r>
-      <w:ins w:id="212" w:author="治輝 齋藤" w:date="2026-05-19T23:26:00Z" w16du:dateUtc="2026-05-19T14:26:00Z">
+      <w:ins w:id="215" w:author="治輝 齋藤" w:date="2026-05-19T23:26:00Z" w16du:dateUtc="2026-05-19T14:26:00Z">
         <w:r>
           <w:rPr>
             <w:rFonts w:hint="eastAsia"/>
@@ -2413,7 +2450,7 @@
           <w:t>-</w:t>
         </w:r>
       </w:ins>
-      <w:del w:id="213" w:author="治輝 齋藤" w:date="2026-05-19T23:26:00Z" w16du:dateUtc="2026-05-19T14:26:00Z">
+      <w:del w:id="216" w:author="治輝 齋藤" w:date="2026-05-19T23:26:00Z" w16du:dateUtc="2026-05-19T14:26:00Z">
         <w:r>
           <w:delText xml:space="preserve"> </w:delText>
         </w:r>
@@ -2421,12 +2458,12 @@
       <w:r>
         <w:t xml:space="preserve">walking </w:t>
       </w:r>
-      <w:ins w:id="214" w:author="治輝 齋藤" w:date="2026-05-19T23:26:00Z" w16du:dateUtc="2026-05-19T14:26:00Z">
+      <w:ins w:id="217" w:author="治輝 齋藤" w:date="2026-05-19T23:26:00Z" w16du:dateUtc="2026-05-19T14:26:00Z">
         <w:r>
           <w:t>proportion</w:t>
         </w:r>
       </w:ins>
-      <w:del w:id="215" w:author="治輝 齋藤" w:date="2026-05-19T23:26:00Z" w16du:dateUtc="2026-05-19T14:26:00Z">
+      <w:del w:id="218" w:author="治輝 齋藤" w:date="2026-05-19T23:26:00Z" w16du:dateUtc="2026-05-19T14:26:00Z">
         <w:r>
           <w:delText>speed</w:delText>
         </w:r>
@@ -2446,8 +2483,8 @@
         <w:pStyle w:val="2"/>
         <w:spacing w:line="360" w:lineRule="auto"/>
       </w:pPr>
-      <w:bookmarkStart w:id="216" w:name="correlation-analysis"/>
-      <w:bookmarkEnd w:id="209"/>
+      <w:bookmarkStart w:id="219" w:name="correlation-analysis"/>
+      <w:bookmarkEnd w:id="212"/>
       <w:r>
         <w:t>2. Correlation Analysis</w:t>
       </w:r>
@@ -2457,36 +2494,61 @@
         <w:pStyle w:val="FirstParagraph"/>
         <w:spacing w:line="360" w:lineRule="auto"/>
       </w:pPr>
-      <w:r>
-        <w:t xml:space="preserve">Terrain slope showed a moderate positive correlation with hip fracture surgery </w:t>
-      </w:r>
-      <w:ins w:id="217" w:author="治輝 齋藤" w:date="2026-05-19T23:27:00Z" w16du:dateUtc="2026-05-19T14:27:00Z">
+      <w:ins w:id="220" w:author="治輝 齋藤" w:date="2026-05-20T08:32:00Z" w16du:dateUtc="2026-05-19T23:32:00Z">
+        <w:r>
+          <w:t>Bivariate correlations are summarized in Table 2 and illustrated for the primary exposure–outcome pair in Figure 1.</w:t>
+        </w:r>
+        <w:r>
+          <w:rPr>
+            <w:rFonts w:hint="eastAsia"/>
+            <w:lang w:eastAsia="ja-JP"/>
+          </w:rPr>
+          <w:t xml:space="preserve"> </w:t>
+        </w:r>
+      </w:ins>
+      <w:r>
+        <w:t xml:space="preserve">Terrain slope </w:t>
+      </w:r>
+      <w:ins w:id="221" w:author="治輝 齋藤" w:date="2026-05-20T08:33:00Z" w16du:dateUtc="2026-05-19T23:33:00Z">
+        <w:r>
+          <w:t>correlated positively</w:t>
+        </w:r>
+      </w:ins>
+      <w:del w:id="222" w:author="治輝 齋藤" w:date="2026-05-20T08:33:00Z" w16du:dateUtc="2026-05-19T23:33:00Z">
+        <w:r>
+          <w:delText>showed a moderate positive correlation</w:delText>
+        </w:r>
+      </w:del>
+      <w:r>
+        <w:t xml:space="preserve"> with hip fracture surgery </w:t>
+      </w:r>
+      <w:ins w:id="223" w:author="治輝 齋藤" w:date="2026-05-19T23:27:00Z" w16du:dateUtc="2026-05-19T14:27:00Z">
         <w:r>
           <w:t>proportion</w:t>
         </w:r>
       </w:ins>
-      <w:commentRangeStart w:id="218"/>
-      <w:commentRangeStart w:id="219"/>
-      <w:del w:id="220" w:author="治輝 齋藤" w:date="2026-05-19T23:27:00Z" w16du:dateUtc="2026-05-19T14:27:00Z">
+      <w:commentRangeStart w:id="224"/>
+      <w:commentRangeStart w:id="225"/>
+      <w:del w:id="226" w:author="治輝 齋藤" w:date="2026-05-19T23:27:00Z" w16du:dateUtc="2026-05-19T14:27:00Z">
         <w:r>
           <w:delText>rate</w:delText>
         </w:r>
-        <w:commentRangeEnd w:id="218"/>
+        <w:commentRangeEnd w:id="224"/>
         <w:r>
           <w:rPr>
             <w:rStyle w:val="af2"/>
             <w:sz w:val="24"/>
             <w:szCs w:val="24"/>
           </w:rPr>
-          <w:commentReference w:id="218"/>
+          <w:commentReference w:id="224"/>
         </w:r>
       </w:del>
-      <w:commentRangeEnd w:id="219"/>
+      <w:commentRangeEnd w:id="225"/>
       <w:r>
         <w:rPr>
           <w:rStyle w:val="af2"/>
         </w:rPr>
-        <w:commentReference w:id="219"/>
+        <w:commentReference w:id="225"/>
       </w:r>
       <w:r>
         <w:t xml:space="preserve"> (r = 0.475, </w:t>
@@ -2509,43 +2571,74 @@
         <w:t>p</w:t>
       </w:r>
       <w:r>
-        <w:t xml:space="preserve"> &lt; 0.01) (Table 2). </w:t>
-      </w:r>
-      <w:r>
-        <w:t xml:space="preserve">Figure 1 illustrates the bivariate association between terrain slope and hip fracture surgery rate; </w:t>
-      </w:r>
-      <w:commentRangeStart w:id="221"/>
-      <w:r>
-        <w:t>Figure 2</w:t>
-      </w:r>
-      <w:commentRangeEnd w:id="221"/>
-      <w:r>
-        <w:rPr>
-          <w:rStyle w:val="af2"/>
-          <w:sz w:val="24"/>
-          <w:szCs w:val="24"/>
-        </w:rPr>
-        <w:commentReference w:id="221"/>
-      </w:r>
-      <w:r>
-        <w:t xml:space="preserve"> displays the correlation matrix.</w:t>
-      </w:r>
-      <w:r>
-        <w:rPr>
-          <w:rFonts w:hint="eastAsia"/>
-          <w:lang w:eastAsia="ja-JP"/>
-        </w:rPr>
-        <w:t xml:space="preserve"> </w:t>
-      </w:r>
-      <w:r>
-        <w:t xml:space="preserve">Slope was also positively correlated with </w:t>
-      </w:r>
-      <w:ins w:id="222" w:author="治輝 齋藤" w:date="2026-05-19T23:27:00Z" w16du:dateUtc="2026-05-19T14:27:00Z">
+        <w:t xml:space="preserve"> &lt; 0.01)</w:t>
+      </w:r>
+      <w:del w:id="227" w:author="治輝 齋藤" w:date="2026-05-20T08:33:00Z" w16du:dateUtc="2026-05-19T23:33:00Z">
+        <w:r>
+          <w:delText xml:space="preserve"> (Table 2)</w:delText>
+        </w:r>
+      </w:del>
+      <w:r>
+        <w:t xml:space="preserve">. </w:t>
+      </w:r>
+      <w:del w:id="228" w:author="治輝 齋藤" w:date="2026-05-20T08:34:00Z" w16du:dateUtc="2026-05-19T23:34:00Z">
+        <w:r>
+          <w:delText xml:space="preserve">Figure 1 illustrates the bivariate association between terrain slope and hip fracture surgery rate; </w:delText>
+        </w:r>
+        <w:commentRangeStart w:id="229"/>
+        <w:r>
+          <w:delText>Figure 2</w:delText>
+        </w:r>
+        <w:commentRangeEnd w:id="229"/>
+        <w:r>
+          <w:rPr>
+            <w:rStyle w:val="af2"/>
+            <w:sz w:val="24"/>
+            <w:szCs w:val="24"/>
+          </w:rPr>
+          <w:commentReference w:id="229"/>
+        </w:r>
+        <w:r>
+          <w:delText xml:space="preserve"> displays the correlation matrix.</w:delText>
+        </w:r>
+        <w:r>
+          <w:rPr>
+            <w:rFonts w:hint="eastAsia"/>
+            <w:lang w:eastAsia="ja-JP"/>
+          </w:rPr>
+          <w:delText xml:space="preserve"> </w:delText>
+        </w:r>
+      </w:del>
+      <w:r>
+        <w:t xml:space="preserve">Slope </w:t>
+      </w:r>
+      <w:ins w:id="230" w:author="治輝 齋藤" w:date="2026-05-20T08:34:00Z" w16du:dateUtc="2026-05-19T23:34:00Z">
+        <w:r>
+          <w:t>correlated</w:t>
+        </w:r>
+      </w:ins>
+      <w:del w:id="231" w:author="治輝 齋藤" w:date="2026-05-20T08:34:00Z" w16du:dateUtc="2026-05-19T23:34:00Z">
+        <w:r>
+          <w:delText>was also</w:delText>
+        </w:r>
+      </w:del>
+      <w:r>
+        <w:t xml:space="preserve"> positively </w:t>
+      </w:r>
+      <w:del w:id="232" w:author="治輝 齋藤" w:date="2026-05-20T08:34:00Z" w16du:dateUtc="2026-05-19T23:34:00Z">
+        <w:r>
+          <w:delText xml:space="preserve">correlated </w:delText>
+        </w:r>
+      </w:del>
+      <w:r>
+        <w:t xml:space="preserve">with </w:t>
+      </w:r>
+      <w:ins w:id="233" w:author="治輝 齋藤" w:date="2026-05-19T23:27:00Z" w16du:dateUtc="2026-05-19T14:27:00Z">
         <w:r>
           <w:t>proportion aged ≥65 years</w:t>
         </w:r>
       </w:ins>
-      <w:del w:id="223" w:author="治輝 齋藤" w:date="2026-05-19T23:27:00Z" w16du:dateUtc="2026-05-19T14:27:00Z">
+      <w:del w:id="234" w:author="治輝 齋藤" w:date="2026-05-19T23:27:00Z" w16du:dateUtc="2026-05-19T14:27:00Z">
         <w:r>
           <w:delText>aging rate</w:delText>
         </w:r>
@@ -2561,9 +2654,26 @@
         <w:t>p</w:t>
       </w:r>
       <w:r>
-        <w:t xml:space="preserve"> &lt; 0.01). In contrast, slope showed a weak negative correlation with fast</w:t>
-      </w:r>
-      <w:ins w:id="224" w:author="治輝 齋藤" w:date="2026-05-19T23:28:00Z" w16du:dateUtc="2026-05-19T14:28:00Z">
+        <w:t xml:space="preserve"> &lt; 0.01)</w:t>
+      </w:r>
+      <w:del w:id="235" w:author="治輝 齋藤" w:date="2026-05-20T08:35:00Z" w16du:dateUtc="2026-05-19T23:35:00Z">
+        <w:r>
+          <w:delText>. In contrast, slope</w:delText>
+        </w:r>
+      </w:del>
+      <w:ins w:id="236" w:author="治輝 齋藤" w:date="2026-05-20T08:35:00Z" w16du:dateUtc="2026-05-19T23:35:00Z">
+        <w:r>
+          <w:rPr>
+            <w:rFonts w:hint="eastAsia"/>
+            <w:lang w:eastAsia="ja-JP"/>
+          </w:rPr>
+          <w:t xml:space="preserve"> and</w:t>
+        </w:r>
+      </w:ins>
+      <w:r>
+        <w:t xml:space="preserve"> showed a weak negative correlation with fast</w:t>
+      </w:r>
+      <w:ins w:id="237" w:author="治輝 齋藤" w:date="2026-05-19T23:28:00Z" w16du:dateUtc="2026-05-19T14:28:00Z">
         <w:r>
           <w:rPr>
             <w:rFonts w:hint="eastAsia"/>
@@ -2572,7 +2682,7 @@
           <w:t>-</w:t>
         </w:r>
       </w:ins>
-      <w:del w:id="225" w:author="治輝 齋藤" w:date="2026-05-19T23:28:00Z" w16du:dateUtc="2026-05-19T14:28:00Z">
+      <w:del w:id="238" w:author="治輝 齋藤" w:date="2026-05-19T23:28:00Z" w16du:dateUtc="2026-05-19T14:28:00Z">
         <w:r>
           <w:delText xml:space="preserve"> </w:delText>
         </w:r>
@@ -2580,18 +2690,81 @@
       <w:r>
         <w:t xml:space="preserve">walking </w:t>
       </w:r>
-      <w:ins w:id="226" w:author="治輝 齋藤" w:date="2026-05-19T23:28:00Z" w16du:dateUtc="2026-05-19T14:28:00Z">
+      <w:ins w:id="239" w:author="治輝 齋藤" w:date="2026-05-19T23:28:00Z" w16du:dateUtc="2026-05-19T14:28:00Z">
         <w:r>
           <w:t>proportion</w:t>
         </w:r>
       </w:ins>
-      <w:del w:id="227" w:author="治輝 齋藤" w:date="2026-05-19T23:28:00Z" w16du:dateUtc="2026-05-19T14:28:00Z">
+      <w:del w:id="240" w:author="治輝 齋藤" w:date="2026-05-19T23:28:00Z" w16du:dateUtc="2026-05-19T14:28:00Z">
         <w:r>
           <w:delText>rate</w:delText>
         </w:r>
       </w:del>
       <w:r>
-        <w:t xml:space="preserve"> (r = −0.264). Slope showed weak and non-significant correlations with humerus fracture rate (r = 0.138) and forearm fracture rate (r = 0.177).</w:t>
+        <w:t xml:space="preserve"> (r = −0.264</w:t>
+      </w:r>
+      <w:ins w:id="241" w:author="治輝 齋藤" w:date="2026-05-20T08:36:00Z" w16du:dateUtc="2026-05-19T23:36:00Z">
+        <w:r>
+          <w:t xml:space="preserve">, </w:t>
+        </w:r>
+        <w:r>
+          <w:rPr>
+            <w:i/>
+            <w:iCs/>
+          </w:rPr>
+          <w:t>p</w:t>
+        </w:r>
+        <w:r>
+          <w:t xml:space="preserve"> = 0.073</w:t>
+        </w:r>
+      </w:ins>
+      <w:r>
+        <w:t xml:space="preserve">). </w:t>
+      </w:r>
+      <w:ins w:id="242" w:author="治輝 齋藤" w:date="2026-05-20T08:37:00Z" w16du:dateUtc="2026-05-19T23:37:00Z">
+        <w:r>
+          <w:t>Correlations with humerus and forearm surgery rates were</w:t>
+        </w:r>
+      </w:ins>
+      <w:del w:id="243" w:author="治輝 齋藤" w:date="2026-05-20T08:37:00Z" w16du:dateUtc="2026-05-19T23:37:00Z">
+        <w:r>
+          <w:delText>Slope showed</w:delText>
+        </w:r>
+      </w:del>
+      <w:r>
+        <w:t xml:space="preserve"> weak and non-significant</w:t>
+      </w:r>
+      <w:del w:id="244" w:author="治輝 齋藤" w:date="2026-05-20T08:37:00Z" w16du:dateUtc="2026-05-19T23:37:00Z">
+        <w:r>
+          <w:delText xml:space="preserve"> correlations with humerus fracture rate</w:delText>
+        </w:r>
+      </w:del>
+      <w:r>
+        <w:t xml:space="preserve"> (r = 0.138</w:t>
+      </w:r>
+      <w:del w:id="245" w:author="治輝 齋藤" w:date="2026-05-20T08:37:00Z" w16du:dateUtc="2026-05-19T23:37:00Z">
+        <w:r>
+          <w:delText>)</w:delText>
+        </w:r>
+      </w:del>
+      <w:r>
+        <w:t xml:space="preserve"> and </w:t>
+      </w:r>
+      <w:del w:id="246" w:author="治輝 齋藤" w:date="2026-05-20T08:37:00Z" w16du:dateUtc="2026-05-19T23:37:00Z">
+        <w:r>
+          <w:delText xml:space="preserve">forearm fracture rate (r = </w:delText>
+        </w:r>
+      </w:del>
+      <w:r>
+        <w:t>0.177</w:t>
+      </w:r>
+      <w:ins w:id="247" w:author="治輝 齋藤" w:date="2026-05-20T08:37:00Z" w16du:dateUtc="2026-05-19T23:37:00Z">
+        <w:r>
+          <w:t>, respectively</w:t>
+        </w:r>
+      </w:ins>
+      <w:r>
+        <w:t>).</w:t>
       </w:r>
     </w:p>
     <w:p>
@@ -2599,8 +2772,8 @@
         <w:pStyle w:val="2"/>
         <w:spacing w:line="360" w:lineRule="auto"/>
       </w:pPr>
-      <w:bookmarkStart w:id="228" w:name="regression-analysis-hip-fracture"/>
-      <w:bookmarkEnd w:id="216"/>
+      <w:bookmarkStart w:id="248" w:name="regression-analysis-hip-fracture"/>
+      <w:bookmarkEnd w:id="219"/>
       <w:r>
         <w:lastRenderedPageBreak/>
         <w:t>3. Regression Analysis: Hip Fracture</w:t>
@@ -2624,12 +2797,12 @@
       <w:r>
         <w:t xml:space="preserve"> = 0.001). After adjustment for </w:t>
       </w:r>
-      <w:ins w:id="229" w:author="治輝 齋藤" w:date="2026-05-19T23:29:00Z" w16du:dateUtc="2026-05-19T14:29:00Z">
+      <w:ins w:id="249" w:author="治輝 齋藤" w:date="2026-05-19T23:29:00Z" w16du:dateUtc="2026-05-19T14:29:00Z">
         <w:r>
           <w:t>proportion aged ≥65 years</w:t>
         </w:r>
       </w:ins>
-      <w:del w:id="230" w:author="治輝 齋藤" w:date="2026-05-19T23:29:00Z" w16du:dateUtc="2026-05-19T14:29:00Z">
+      <w:del w:id="250" w:author="治輝 齋藤" w:date="2026-05-19T23:29:00Z" w16du:dateUtc="2026-05-19T14:29:00Z">
         <w:r>
           <w:delText>aging rate</w:delText>
         </w:r>
@@ -2637,7 +2810,7 @@
       <w:r>
         <w:t>, fast</w:t>
       </w:r>
-      <w:ins w:id="231" w:author="治輝 齋藤" w:date="2026-05-19T23:29:00Z" w16du:dateUtc="2026-05-19T14:29:00Z">
+      <w:ins w:id="251" w:author="治輝 齋藤" w:date="2026-05-19T23:29:00Z" w16du:dateUtc="2026-05-19T14:29:00Z">
         <w:r>
           <w:rPr>
             <w:rFonts w:hint="eastAsia"/>
@@ -2646,7 +2819,7 @@
           <w:t>-</w:t>
         </w:r>
       </w:ins>
-      <w:del w:id="232" w:author="治輝 齋藤" w:date="2026-05-19T23:29:00Z" w16du:dateUtc="2026-05-19T14:29:00Z">
+      <w:del w:id="252" w:author="治輝 齋藤" w:date="2026-05-19T23:29:00Z" w16du:dateUtc="2026-05-19T14:29:00Z">
         <w:r>
           <w:delText xml:space="preserve"> </w:delText>
         </w:r>
@@ -2654,12 +2827,12 @@
       <w:r>
         <w:t xml:space="preserve">walking </w:t>
       </w:r>
-      <w:ins w:id="233" w:author="治輝 齋藤" w:date="2026-05-19T23:29:00Z" w16du:dateUtc="2026-05-19T14:29:00Z">
+      <w:ins w:id="253" w:author="治輝 齋藤" w:date="2026-05-19T23:29:00Z" w16du:dateUtc="2026-05-19T14:29:00Z">
         <w:r>
           <w:t>proportion</w:t>
         </w:r>
       </w:ins>
-      <w:del w:id="234" w:author="治輝 齋藤" w:date="2026-05-19T23:29:00Z" w16du:dateUtc="2026-05-19T14:29:00Z">
+      <w:del w:id="254" w:author="治輝 齋藤" w:date="2026-05-19T23:29:00Z" w16du:dateUtc="2026-05-19T14:29:00Z">
         <w:r>
           <w:delText>rate</w:delText>
         </w:r>
@@ -2683,12 +2856,12 @@
       <w:r>
         <w:t xml:space="preserve"> (Table 3). </w:t>
       </w:r>
-      <w:ins w:id="235" w:author="治輝 齋藤" w:date="2026-05-19T23:29:00Z" w16du:dateUtc="2026-05-19T14:29:00Z">
+      <w:ins w:id="255" w:author="治輝 齋藤" w:date="2026-05-19T23:29:00Z" w16du:dateUtc="2026-05-19T14:29:00Z">
         <w:r>
           <w:t>Proportion aged ≥65 years</w:t>
         </w:r>
       </w:ins>
-      <w:del w:id="236" w:author="治輝 齋藤" w:date="2026-05-19T23:29:00Z" w16du:dateUtc="2026-05-19T14:29:00Z">
+      <w:del w:id="256" w:author="治輝 齋藤" w:date="2026-05-19T23:29:00Z" w16du:dateUtc="2026-05-19T14:29:00Z">
         <w:r>
           <w:delText>Aging rate</w:delText>
         </w:r>
@@ -2706,7 +2879,7 @@
       <w:r>
         <w:t xml:space="preserve"> = 0.011). Fast</w:t>
       </w:r>
-      <w:ins w:id="237" w:author="治輝 齋藤" w:date="2026-05-19T23:29:00Z" w16du:dateUtc="2026-05-19T14:29:00Z">
+      <w:ins w:id="257" w:author="治輝 齋藤" w:date="2026-05-19T23:29:00Z" w16du:dateUtc="2026-05-19T14:29:00Z">
         <w:r>
           <w:rPr>
             <w:rFonts w:hint="eastAsia"/>
@@ -2715,7 +2888,7 @@
           <w:t>-</w:t>
         </w:r>
       </w:ins>
-      <w:del w:id="238" w:author="治輝 齋藤" w:date="2026-05-19T23:29:00Z" w16du:dateUtc="2026-05-19T14:29:00Z">
+      <w:del w:id="258" w:author="治輝 齋藤" w:date="2026-05-19T23:29:00Z" w16du:dateUtc="2026-05-19T14:29:00Z">
         <w:r>
           <w:delText xml:space="preserve"> </w:delText>
         </w:r>
@@ -2723,12 +2896,12 @@
       <w:r>
         <w:t xml:space="preserve">walking </w:t>
       </w:r>
-      <w:ins w:id="239" w:author="治輝 齋藤" w:date="2026-05-19T23:29:00Z" w16du:dateUtc="2026-05-19T14:29:00Z">
+      <w:ins w:id="259" w:author="治輝 齋藤" w:date="2026-05-19T23:29:00Z" w16du:dateUtc="2026-05-19T14:29:00Z">
         <w:r>
           <w:t>proportion</w:t>
         </w:r>
       </w:ins>
-      <w:del w:id="240" w:author="治輝 齋藤" w:date="2026-05-19T23:29:00Z" w16du:dateUtc="2026-05-19T14:29:00Z">
+      <w:del w:id="260" w:author="治輝 齋藤" w:date="2026-05-19T23:29:00Z" w16du:dateUtc="2026-05-19T14:29:00Z">
         <w:r>
           <w:delText>rate</w:delText>
         </w:r>
@@ -2768,7 +2941,7 @@
         <w:pStyle w:val="a0"/>
         <w:spacing w:line="360" w:lineRule="auto"/>
         <w:rPr>
-          <w:ins w:id="241" w:author="治輝 齋藤" w:date="2026-04-30T20:30:00Z" w16du:dateUtc="2026-04-30T11:30:00Z"/>
+          <w:ins w:id="261" w:author="治輝 齋藤" w:date="2026-04-30T20:30:00Z" w16du:dateUtc="2026-04-30T11:30:00Z"/>
         </w:rPr>
       </w:pPr>
       <w:r>
@@ -2833,14 +3006,14 @@
         </w:rPr>
         <w:t xml:space="preserve"> = 5,000) was −0.03 to 7.09</w:t>
       </w:r>
-      <w:commentRangeStart w:id="242"/>
+      <w:commentRangeStart w:id="262"/>
       <w:r>
         <w:rPr>
           <w:lang w:eastAsia="ja-JP"/>
         </w:rPr>
         <w:t xml:space="preserve"> (both intervals include null)</w:t>
       </w:r>
-      <w:commentRangeEnd w:id="242"/>
+      <w:commentRangeEnd w:id="262"/>
       <w:r>
         <w:rPr>
           <w:rStyle w:val="af2"/>
@@ -2848,7 +3021,7 @@
           <w:szCs w:val="24"/>
           <w:lang w:eastAsia="ja-JP"/>
         </w:rPr>
-        <w:commentReference w:id="242"/>
+        <w:commentReference w:id="262"/>
       </w:r>
       <w:r>
         <w:rPr>
@@ -2865,9 +3038,9 @@
           <w:lang w:eastAsia="ja-JP"/>
         </w:rPr>
       </w:pPr>
-      <w:commentRangeStart w:id="243"/>
-      <w:commentRangeStart w:id="244"/>
-      <w:ins w:id="245" w:author="治輝 齋藤" w:date="2026-04-30T20:30:00Z" w16du:dateUtc="2026-04-30T11:30:00Z">
+      <w:commentRangeStart w:id="263"/>
+      <w:commentRangeStart w:id="264"/>
+      <w:ins w:id="265" w:author="治輝 齋藤" w:date="2026-04-30T20:30:00Z" w16du:dateUtc="2026-04-30T11:30:00Z">
         <w:r>
           <w:rPr>
             <w:lang w:eastAsia="ja-JP"/>
@@ -2875,7 +3048,7 @@
           <w:t xml:space="preserve">In masking-imputation indirect-standardization sensitivity analyses, the slope coefficient remained positive across all scenarios. In multivariable models (ISR ~ slope + </w:t>
         </w:r>
       </w:ins>
-      <w:ins w:id="246" w:author="治輝 齋藤" w:date="2026-05-19T23:31:00Z" w16du:dateUtc="2026-05-19T14:31:00Z">
+      <w:ins w:id="266" w:author="治輝 齋藤" w:date="2026-05-19T23:31:00Z" w16du:dateUtc="2026-05-19T14:31:00Z">
         <w:r>
           <w:rPr>
             <w:lang w:eastAsia="ja-JP"/>
@@ -2883,7 +3056,7 @@
           <w:t>proportion aged ≥65 years</w:t>
         </w:r>
       </w:ins>
-      <w:ins w:id="247" w:author="治輝 齋藤" w:date="2026-04-30T20:30:00Z" w16du:dateUtc="2026-04-30T11:30:00Z">
+      <w:ins w:id="267" w:author="治輝 齋藤" w:date="2026-04-30T20:30:00Z" w16du:dateUtc="2026-04-30T11:30:00Z">
         <w:r>
           <w:rPr>
             <w:lang w:eastAsia="ja-JP"/>
@@ -2891,7 +3064,7 @@
           <w:t xml:space="preserve"> + fast</w:t>
         </w:r>
       </w:ins>
-      <w:ins w:id="248" w:author="治輝 齋藤" w:date="2026-05-19T23:31:00Z" w16du:dateUtc="2026-05-19T14:31:00Z">
+      <w:ins w:id="268" w:author="治輝 齋藤" w:date="2026-05-19T23:31:00Z" w16du:dateUtc="2026-05-19T14:31:00Z">
         <w:r>
           <w:rPr>
             <w:rFonts w:hint="eastAsia"/>
@@ -2900,7 +3073,7 @@
           <w:t>-</w:t>
         </w:r>
       </w:ins>
-      <w:ins w:id="249" w:author="治輝 齋藤" w:date="2026-04-30T20:30:00Z" w16du:dateUtc="2026-04-30T11:30:00Z">
+      <w:ins w:id="269" w:author="治輝 齋藤" w:date="2026-04-30T20:30:00Z" w16du:dateUtc="2026-04-30T11:30:00Z">
         <w:r>
           <w:rPr>
             <w:lang w:eastAsia="ja-JP"/>
@@ -2908,7 +3081,7 @@
           <w:t xml:space="preserve">walking </w:t>
         </w:r>
       </w:ins>
-      <w:ins w:id="250" w:author="治輝 齋藤" w:date="2026-05-19T23:31:00Z" w16du:dateUtc="2026-05-19T14:31:00Z">
+      <w:ins w:id="270" w:author="治輝 齋藤" w:date="2026-05-19T23:31:00Z" w16du:dateUtc="2026-05-19T14:31:00Z">
         <w:r>
           <w:rPr>
             <w:lang w:eastAsia="ja-JP"/>
@@ -2916,7 +3089,7 @@
           <w:t>proportion</w:t>
         </w:r>
       </w:ins>
-      <w:ins w:id="251" w:author="治輝 齋藤" w:date="2026-04-30T20:30:00Z" w16du:dateUtc="2026-04-30T11:30:00Z">
+      <w:ins w:id="271" w:author="治輝 齋藤" w:date="2026-04-30T20:30:00Z" w16du:dateUtc="2026-04-30T11:30:00Z">
         <w:r>
           <w:rPr>
             <w:lang w:eastAsia="ja-JP"/>
@@ -2979,7 +3152,7 @@
         </w:rPr>
         <w:t>.</w:t>
       </w:r>
-      <w:commentRangeEnd w:id="243"/>
+      <w:commentRangeEnd w:id="263"/>
       <w:r>
         <w:rPr>
           <w:rStyle w:val="af2"/>
@@ -2987,9 +3160,9 @@
           <w:szCs w:val="24"/>
           <w:lang w:eastAsia="ja-JP"/>
         </w:rPr>
-        <w:commentReference w:id="243"/>
-      </w:r>
-      <w:commentRangeEnd w:id="244"/>
+        <w:commentReference w:id="263"/>
+      </w:r>
+      <w:commentRangeEnd w:id="264"/>
       <w:r>
         <w:rPr>
           <w:rStyle w:val="af2"/>
@@ -2997,7 +3170,7 @@
           <w:szCs w:val="24"/>
           <w:lang w:eastAsia="ja-JP"/>
         </w:rPr>
-        <w:commentReference w:id="244"/>
+        <w:commentReference w:id="264"/>
       </w:r>
     </w:p>
     <w:p>
@@ -3005,8 +3178,8 @@
         <w:pStyle w:val="2"/>
         <w:spacing w:line="360" w:lineRule="auto"/>
       </w:pPr>
-      <w:bookmarkStart w:id="252" w:name="X19b7a829deade195ab8e30bfbfddb97c9ee92ae"/>
-      <w:bookmarkEnd w:id="228"/>
+      <w:bookmarkStart w:id="272" w:name="X19b7a829deade195ab8e30bfbfddb97c9ee92ae"/>
+      <w:bookmarkEnd w:id="248"/>
       <w:r>
         <w:lastRenderedPageBreak/>
         <w:t>4. Regression Analysis: Total, Humerus, and Forearm Fractures</w:t>
@@ -3040,12 +3213,12 @@
       <w:r>
         <w:t xml:space="preserve"> = 0.099), although </w:t>
       </w:r>
-      <w:ins w:id="253" w:author="治輝 齋藤" w:date="2026-05-19T23:32:00Z" w16du:dateUtc="2026-05-19T14:32:00Z">
+      <w:ins w:id="273" w:author="治輝 齋藤" w:date="2026-05-19T23:32:00Z" w16du:dateUtc="2026-05-19T14:32:00Z">
         <w:r>
           <w:t>proportion aged ≥65 years</w:t>
         </w:r>
       </w:ins>
-      <w:del w:id="254" w:author="治輝 齋藤" w:date="2026-05-19T23:32:00Z" w16du:dateUtc="2026-05-19T14:32:00Z">
+      <w:del w:id="274" w:author="治輝 齋藤" w:date="2026-05-19T23:32:00Z" w16du:dateUtc="2026-05-19T14:32:00Z">
         <w:r>
           <w:delText>aging rate</w:delText>
         </w:r>
@@ -3099,9 +3272,9 @@
         <w:pStyle w:val="1"/>
         <w:spacing w:line="360" w:lineRule="auto"/>
       </w:pPr>
-      <w:bookmarkStart w:id="255" w:name="discussion"/>
-      <w:bookmarkEnd w:id="208"/>
-      <w:bookmarkEnd w:id="252"/>
+      <w:bookmarkStart w:id="275" w:name="discussion"/>
+      <w:bookmarkEnd w:id="211"/>
+      <w:bookmarkEnd w:id="272"/>
       <w:r>
         <w:t>Discussion</w:t>
       </w:r>
@@ -3111,7 +3284,7 @@
         <w:pStyle w:val="2"/>
         <w:spacing w:line="360" w:lineRule="auto"/>
       </w:pPr>
-      <w:bookmarkStart w:id="256" w:name="main-findings"/>
+      <w:bookmarkStart w:id="276" w:name="main-findings"/>
       <w:r>
         <w:t>1. Main Findings</w:t>
       </w:r>
@@ -3124,25 +3297,25 @@
       <w:r>
         <w:t xml:space="preserve">This ecological study </w:t>
       </w:r>
-      <w:commentRangeStart w:id="257"/>
-      <w:ins w:id="258" w:author="治輝 齋藤" w:date="2026-04-30T19:12:00Z" w16du:dateUtc="2026-04-30T10:12:00Z">
+      <w:commentRangeStart w:id="277"/>
+      <w:ins w:id="278" w:author="治輝 齋藤" w:date="2026-04-30T19:12:00Z" w16du:dateUtc="2026-04-30T10:12:00Z">
         <w:r>
           <w:t>showed</w:t>
         </w:r>
       </w:ins>
-      <w:del w:id="259" w:author="治輝 齋藤" w:date="2026-04-30T19:12:00Z" w16du:dateUtc="2026-04-30T10:12:00Z">
+      <w:del w:id="279" w:author="治輝 齋藤" w:date="2026-04-30T19:12:00Z" w16du:dateUtc="2026-04-30T10:12:00Z">
         <w:r>
           <w:delText>demonstrated</w:delText>
         </w:r>
       </w:del>
-      <w:commentRangeEnd w:id="257"/>
+      <w:commentRangeEnd w:id="277"/>
       <w:r>
         <w:rPr>
           <w:rStyle w:val="af2"/>
           <w:sz w:val="24"/>
           <w:szCs w:val="24"/>
         </w:rPr>
-        <w:commentReference w:id="257"/>
+        <w:commentReference w:id="277"/>
       </w:r>
       <w:r>
         <w:t xml:space="preserve"> </w:t>
@@ -3153,12 +3326,12 @@
       <w:r>
         <w:t xml:space="preserve"> hip fracture surgery rates after adjustment for </w:t>
       </w:r>
-      <w:ins w:id="260" w:author="治輝 齋藤" w:date="2026-05-19T23:32:00Z" w16du:dateUtc="2026-05-19T14:32:00Z">
+      <w:ins w:id="280" w:author="治輝 齋藤" w:date="2026-05-19T23:32:00Z" w16du:dateUtc="2026-05-19T14:32:00Z">
         <w:r>
           <w:t>proportion aged ≥65 years</w:t>
         </w:r>
       </w:ins>
-      <w:del w:id="261" w:author="治輝 齋藤" w:date="2026-05-19T23:32:00Z" w16du:dateUtc="2026-05-19T14:32:00Z">
+      <w:del w:id="281" w:author="治輝 齋藤" w:date="2026-05-19T23:32:00Z" w16du:dateUtc="2026-05-19T14:32:00Z">
         <w:r>
           <w:delText>aging rate</w:delText>
         </w:r>
@@ -3188,8 +3361,8 @@
       <w:r>
         <w:t xml:space="preserve">. </w:t>
       </w:r>
-      <w:commentRangeStart w:id="262"/>
-      <w:commentRangeStart w:id="263"/>
+      <w:commentRangeStart w:id="282"/>
+      <w:commentRangeStart w:id="283"/>
       <w:r>
         <w:t xml:space="preserve">Each additional degree of slope </w:t>
       </w:r>
@@ -3212,48 +3385,48 @@
       <w:r>
         <w:t>.</w:t>
       </w:r>
-      <w:commentRangeEnd w:id="262"/>
+      <w:commentRangeEnd w:id="282"/>
       <w:r>
         <w:rPr>
           <w:rStyle w:val="af2"/>
           <w:sz w:val="24"/>
           <w:szCs w:val="24"/>
         </w:rPr>
-        <w:commentReference w:id="262"/>
-      </w:r>
-      <w:commentRangeEnd w:id="263"/>
+        <w:commentReference w:id="282"/>
+      </w:r>
+      <w:commentRangeEnd w:id="283"/>
       <w:r>
         <w:rPr>
           <w:rStyle w:val="af2"/>
         </w:rPr>
-        <w:commentReference w:id="263"/>
+        <w:commentReference w:id="283"/>
       </w:r>
       <w:r>
         <w:t xml:space="preserve"> </w:t>
       </w:r>
-      <w:commentRangeStart w:id="264"/>
-      <w:commentRangeStart w:id="265"/>
+      <w:commentRangeStart w:id="284"/>
+      <w:commentRangeStart w:id="285"/>
       <w:r>
         <w:t>The adjusted</w:t>
       </w:r>
       <w:r>
         <w:t xml:space="preserve"> association was specific to hip fractures and was not observed for humerus or forearm fractures.</w:t>
       </w:r>
-      <w:commentRangeEnd w:id="264"/>
+      <w:commentRangeEnd w:id="284"/>
       <w:r>
         <w:rPr>
           <w:rStyle w:val="af2"/>
           <w:sz w:val="24"/>
           <w:szCs w:val="24"/>
         </w:rPr>
-        <w:commentReference w:id="264"/>
-      </w:r>
-      <w:commentRangeEnd w:id="265"/>
+        <w:commentReference w:id="284"/>
+      </w:r>
+      <w:commentRangeEnd w:id="285"/>
       <w:r>
         <w:rPr>
           <w:rStyle w:val="af2"/>
         </w:rPr>
-        <w:commentReference w:id="265"/>
+        <w:commentReference w:id="285"/>
       </w:r>
       <w:r>
         <w:t xml:space="preserve"> </w:t>
@@ -3268,18 +3441,18 @@
       <w:r>
         <w:t xml:space="preserve">hese findings suggest that, at the population level, </w:t>
       </w:r>
-      <w:commentRangeStart w:id="266"/>
+      <w:commentRangeStart w:id="286"/>
       <w:r>
         <w:t>steeper habitable terrain</w:t>
       </w:r>
-      <w:commentRangeEnd w:id="266"/>
+      <w:commentRangeEnd w:id="286"/>
       <w:r>
         <w:rPr>
           <w:rStyle w:val="af2"/>
           <w:sz w:val="24"/>
           <w:szCs w:val="24"/>
         </w:rPr>
-        <w:commentReference w:id="266"/>
+        <w:commentReference w:id="286"/>
       </w:r>
       <w:r>
         <w:t xml:space="preserve"> may track hip-specific surgical burden beyond compositional aging and self-reported walking pace</w:t>
@@ -3293,8 +3466,8 @@
         <w:pStyle w:val="2"/>
         <w:spacing w:line="360" w:lineRule="auto"/>
       </w:pPr>
-      <w:bookmarkStart w:id="267" w:name="biological-plausibility"/>
-      <w:bookmarkEnd w:id="256"/>
+      <w:bookmarkStart w:id="287" w:name="biological-plausibility"/>
+      <w:bookmarkEnd w:id="276"/>
       <w:r>
         <w:lastRenderedPageBreak/>
         <w:t>2. Biological Plausibility</w:t>
@@ -3305,11 +3478,11 @@
         <w:pStyle w:val="FirstParagraph"/>
         <w:spacing w:line="360" w:lineRule="auto"/>
       </w:pPr>
-      <w:commentRangeStart w:id="268"/>
+      <w:commentRangeStart w:id="288"/>
       <w:r>
         <w:t xml:space="preserve">The </w:t>
       </w:r>
-      <w:del w:id="269" w:author="治輝 齋藤" w:date="2026-04-30T19:27:00Z" w16du:dateUtc="2026-04-30T10:27:00Z">
+      <w:del w:id="289" w:author="治輝 齋藤" w:date="2026-04-30T19:27:00Z" w16du:dateUtc="2026-04-30T10:27:00Z">
         <w:r>
           <w:delText xml:space="preserve">specificity of the </w:delText>
         </w:r>
@@ -3317,12 +3490,12 @@
       <w:r>
         <w:t xml:space="preserve">slope–fracture association </w:t>
       </w:r>
-      <w:ins w:id="270" w:author="治輝 齋藤" w:date="2026-04-30T19:27:00Z" w16du:dateUtc="2026-04-30T10:27:00Z">
+      <w:ins w:id="290" w:author="治輝 齋藤" w:date="2026-04-30T19:27:00Z" w16du:dateUtc="2026-04-30T10:27:00Z">
         <w:r>
           <w:t>observed for</w:t>
         </w:r>
       </w:ins>
-      <w:del w:id="271" w:author="治輝 齋藤" w:date="2026-04-30T19:27:00Z" w16du:dateUtc="2026-04-30T10:27:00Z">
+      <w:del w:id="291" w:author="治輝 齋藤" w:date="2026-04-30T19:27:00Z" w16du:dateUtc="2026-04-30T10:27:00Z">
         <w:r>
           <w:delText>to</w:delText>
         </w:r>
@@ -3330,7 +3503,7 @@
       <w:r>
         <w:t xml:space="preserve"> the hip </w:t>
       </w:r>
-      <w:ins w:id="272" w:author="治輝 齋藤" w:date="2026-04-30T19:27:00Z" w16du:dateUtc="2026-04-30T10:27:00Z">
+      <w:ins w:id="292" w:author="治輝 齋藤" w:date="2026-04-30T19:27:00Z" w16du:dateUtc="2026-04-30T10:27:00Z">
         <w:r>
           <w:rPr>
             <w:rFonts w:hint="eastAsia"/>
@@ -3339,7 +3512,7 @@
           <w:t>may be</w:t>
         </w:r>
       </w:ins>
-      <w:del w:id="273" w:author="治輝 齋藤" w:date="2026-04-30T19:27:00Z" w16du:dateUtc="2026-04-30T10:27:00Z">
+      <w:del w:id="293" w:author="治輝 齋藤" w:date="2026-04-30T19:27:00Z" w16du:dateUtc="2026-04-30T10:27:00Z">
         <w:r>
           <w:delText>is</w:delText>
         </w:r>
@@ -3347,7 +3520,7 @@
       <w:r>
         <w:t xml:space="preserve"> biologically plausible and </w:t>
       </w:r>
-      <w:ins w:id="274" w:author="治輝 齋藤" w:date="2026-04-30T19:28:00Z" w16du:dateUtc="2026-04-30T10:28:00Z">
+      <w:ins w:id="294" w:author="治輝 齋藤" w:date="2026-04-30T19:28:00Z" w16du:dateUtc="2026-04-30T10:28:00Z">
         <w:r>
           <w:t>may be partly</w:t>
         </w:r>
@@ -3362,7 +3535,7 @@
       <w:r>
         <w:t xml:space="preserve">supported by </w:t>
       </w:r>
-      <w:del w:id="275" w:author="治輝 齋藤" w:date="2026-04-30T19:28:00Z" w16du:dateUtc="2026-04-30T10:28:00Z">
+      <w:del w:id="295" w:author="治輝 齋藤" w:date="2026-04-30T19:28:00Z" w16du:dateUtc="2026-04-30T10:28:00Z">
         <w:r>
           <w:delText xml:space="preserve">extensive </w:delText>
         </w:r>
@@ -3382,12 +3555,12 @@
       <w:r>
         <w:t xml:space="preserve"> which are </w:t>
       </w:r>
-      <w:ins w:id="276" w:author="治輝 齋藤" w:date="2026-04-30T19:28:00Z" w16du:dateUtc="2026-04-30T10:28:00Z">
+      <w:ins w:id="296" w:author="治輝 齋藤" w:date="2026-04-30T19:28:00Z" w16du:dateUtc="2026-04-30T10:28:00Z">
         <w:r>
           <w:t>common</w:t>
         </w:r>
       </w:ins>
-      <w:del w:id="277" w:author="治輝 齋藤" w:date="2026-04-30T19:28:00Z" w16du:dateUtc="2026-04-30T10:28:00Z">
+      <w:del w:id="297" w:author="治輝 齋藤" w:date="2026-04-30T19:28:00Z" w16du:dateUtc="2026-04-30T10:28:00Z">
         <w:r>
           <w:delText>the predominant</w:delText>
         </w:r>
@@ -3395,7 +3568,7 @@
       <w:r>
         <w:t xml:space="preserve"> fall mechanism</w:t>
       </w:r>
-      <w:ins w:id="278" w:author="治輝 齋藤" w:date="2026-04-30T19:32:00Z" w16du:dateUtc="2026-04-30T10:32:00Z">
+      <w:ins w:id="298" w:author="治輝 齋藤" w:date="2026-04-30T19:32:00Z" w16du:dateUtc="2026-04-30T10:32:00Z">
         <w:r>
           <w:rPr>
             <w:rFonts w:hint="eastAsia"/>
@@ -3431,12 +3604,12 @@
       <w:r>
         <w:t xml:space="preserve"> Finite element method (FEM) simulations have further </w:t>
       </w:r>
-      <w:ins w:id="279" w:author="治輝 齋藤" w:date="2026-04-30T19:28:00Z" w16du:dateUtc="2026-04-30T10:28:00Z">
+      <w:ins w:id="299" w:author="治輝 齋藤" w:date="2026-04-30T19:28:00Z" w16du:dateUtc="2026-04-30T10:28:00Z">
         <w:r>
           <w:t>suggested</w:t>
         </w:r>
       </w:ins>
-      <w:del w:id="280" w:author="治輝 齋藤" w:date="2026-04-30T19:28:00Z" w16du:dateUtc="2026-04-30T10:28:00Z">
+      <w:del w:id="300" w:author="治輝 齋藤" w:date="2026-04-30T19:28:00Z" w16du:dateUtc="2026-04-30T10:28:00Z">
         <w:r>
           <w:delText>confirmed</w:delText>
         </w:r>
@@ -3444,12 +3617,12 @@
       <w:r>
         <w:t xml:space="preserve"> that posterolateral and lateral impacts generate maximum tensile and compressive stresses at the superior and inferior aspects of the femoral neck, </w:t>
       </w:r>
-      <w:ins w:id="281" w:author="治輝 齋藤" w:date="2026-04-30T19:29:00Z" w16du:dateUtc="2026-04-30T10:29:00Z">
+      <w:ins w:id="301" w:author="治輝 齋藤" w:date="2026-04-30T19:29:00Z" w16du:dateUtc="2026-04-30T10:29:00Z">
         <w:r>
           <w:t>potentially increasing</w:t>
         </w:r>
       </w:ins>
-      <w:del w:id="282" w:author="治輝 齋藤" w:date="2026-04-30T19:29:00Z" w16du:dateUtc="2026-04-30T10:29:00Z">
+      <w:del w:id="302" w:author="治輝 齋藤" w:date="2026-04-30T19:29:00Z" w16du:dateUtc="2026-04-30T10:29:00Z">
         <w:r>
           <w:delText>maximizing</w:delText>
         </w:r>
@@ -3466,14 +3639,14 @@
         </w:rPr>
         <w:t>[26]</w:t>
       </w:r>
-      <w:commentRangeEnd w:id="268"/>
+      <w:commentRangeEnd w:id="288"/>
       <w:r>
         <w:rPr>
           <w:rStyle w:val="af2"/>
           <w:sz w:val="24"/>
           <w:szCs w:val="24"/>
         </w:rPr>
-        <w:commentReference w:id="268"/>
+        <w:commentReference w:id="288"/>
       </w:r>
     </w:p>
     <w:p>
@@ -3588,8 +3761,8 @@
       <w:r>
         <w:t xml:space="preserve"> The fracture-site specificity observed in our data—significant association with hip fractures but not with humerus or forearm fractures—</w:t>
       </w:r>
-      <w:commentRangeStart w:id="283"/>
-      <w:del w:id="284" w:author="治輝 齋藤" w:date="2026-04-30T20:51:00Z" w16du:dateUtc="2026-04-30T11:51:00Z">
+      <w:commentRangeStart w:id="303"/>
+      <w:del w:id="304" w:author="治輝 齋藤" w:date="2026-04-30T20:51:00Z" w16du:dateUtc="2026-04-30T11:51:00Z">
         <w:r>
           <w:delText xml:space="preserve">thus </w:delText>
         </w:r>
@@ -3597,7 +3770,7 @@
       <w:r>
         <w:t xml:space="preserve">provides internal evidence </w:t>
       </w:r>
-      <w:ins w:id="285" w:author="治輝 齋藤" w:date="2026-04-30T20:52:00Z" w16du:dateUtc="2026-04-30T11:52:00Z">
+      <w:ins w:id="305" w:author="治輝 齋藤" w:date="2026-04-30T20:52:00Z" w16du:dateUtc="2026-04-30T11:52:00Z">
         <w:r>
           <w:t>that is</w:t>
         </w:r>
@@ -3612,12 +3785,12 @@
       <w:r>
         <w:t xml:space="preserve">consistent with </w:t>
       </w:r>
-      <w:del w:id="286" w:author="治輝 齋藤" w:date="2026-04-30T20:52:00Z" w16du:dateUtc="2026-04-30T11:52:00Z">
+      <w:del w:id="306" w:author="治輝 齋藤" w:date="2026-04-30T20:52:00Z" w16du:dateUtc="2026-04-30T11:52:00Z">
         <w:r>
           <w:delText xml:space="preserve">the </w:delText>
         </w:r>
       </w:del>
-      <w:ins w:id="287" w:author="治輝 齋藤" w:date="2026-04-30T20:52:00Z" w16du:dateUtc="2026-04-30T11:52:00Z">
+      <w:ins w:id="307" w:author="治輝 齋藤" w:date="2026-04-30T20:52:00Z" w16du:dateUtc="2026-04-30T11:52:00Z">
         <w:r>
           <w:rPr>
             <w:rFonts w:hint="eastAsia"/>
@@ -3632,12 +3805,12 @@
       <w:r>
         <w:t xml:space="preserve">biomechanical paradigm </w:t>
       </w:r>
-      <w:ins w:id="288" w:author="治輝 齋藤" w:date="2026-04-30T20:52:00Z" w16du:dateUtc="2026-04-30T11:52:00Z">
+      <w:ins w:id="308" w:author="治輝 齋藤" w:date="2026-04-30T20:52:00Z" w16du:dateUtc="2026-04-30T11:52:00Z">
         <w:r>
           <w:t>in which</w:t>
         </w:r>
       </w:ins>
-      <w:del w:id="289" w:author="治輝 齋藤" w:date="2026-04-30T20:52:00Z" w16du:dateUtc="2026-04-30T11:52:00Z">
+      <w:del w:id="309" w:author="治輝 齋藤" w:date="2026-04-30T20:52:00Z" w16du:dateUtc="2026-04-30T11:52:00Z">
         <w:r>
           <w:delText>that</w:delText>
         </w:r>
@@ -3645,7 +3818,7 @@
       <w:r>
         <w:t xml:space="preserve"> terrain slope </w:t>
       </w:r>
-      <w:ins w:id="290" w:author="治輝 齋藤" w:date="2026-04-30T20:52:00Z" w16du:dateUtc="2026-04-30T11:52:00Z">
+      <w:ins w:id="310" w:author="治輝 齋藤" w:date="2026-04-30T20:52:00Z" w16du:dateUtc="2026-04-30T11:52:00Z">
         <w:r>
           <w:rPr>
             <w:rFonts w:hint="eastAsia"/>
@@ -3657,7 +3830,7 @@
       <w:r>
         <w:t>specifically amplif</w:t>
       </w:r>
-      <w:ins w:id="291" w:author="治輝 齋藤" w:date="2026-04-30T20:52:00Z" w16du:dateUtc="2026-04-30T11:52:00Z">
+      <w:ins w:id="311" w:author="治輝 齋藤" w:date="2026-04-30T20:52:00Z" w16du:dateUtc="2026-04-30T11:52:00Z">
         <w:r>
           <w:rPr>
             <w:rFonts w:hint="eastAsia"/>
@@ -3666,7 +3839,7 @@
           <w:t>y</w:t>
         </w:r>
       </w:ins>
-      <w:del w:id="292" w:author="治輝 齋藤" w:date="2026-04-30T20:52:00Z" w16du:dateUtc="2026-04-30T11:52:00Z">
+      <w:del w:id="312" w:author="治輝 齋藤" w:date="2026-04-30T20:52:00Z" w16du:dateUtc="2026-04-30T11:52:00Z">
         <w:r>
           <w:delText>ies</w:delText>
         </w:r>
@@ -3674,14 +3847,14 @@
       <w:r>
         <w:t xml:space="preserve"> lateral fall risk.</w:t>
       </w:r>
-      <w:commentRangeEnd w:id="283"/>
+      <w:commentRangeEnd w:id="303"/>
       <w:r>
         <w:rPr>
           <w:rStyle w:val="af2"/>
           <w:sz w:val="24"/>
           <w:szCs w:val="24"/>
         </w:rPr>
-        <w:commentReference w:id="283"/>
+        <w:commentReference w:id="303"/>
       </w:r>
     </w:p>
     <w:p>
@@ -3689,8 +3862,8 @@
         <w:pStyle w:val="2"/>
         <w:spacing w:line="360" w:lineRule="auto"/>
       </w:pPr>
-      <w:bookmarkStart w:id="293" w:name="comparison-with-previous-studies"/>
-      <w:bookmarkEnd w:id="267"/>
+      <w:bookmarkStart w:id="313" w:name="comparison-with-previous-studies"/>
+      <w:bookmarkEnd w:id="287"/>
       <w:r>
         <w:t>3. Comparison with Previous Studies</w:t>
       </w:r>
@@ -3794,16 +3967,16 @@
       <w:r>
         <w:t xml:space="preserve"> However, to our knowledge, no prior study has used nationwide DEM data linked to administrative fracture data to quantify the dose-response association between terrain slope and hip fracture rates at the population level in Japan. </w:t>
       </w:r>
-      <w:commentRangeStart w:id="294"/>
+      <w:commentRangeStart w:id="314"/>
       <w:r>
         <w:t xml:space="preserve">Our </w:t>
       </w:r>
-      <w:ins w:id="295" w:author="治輝 齋藤" w:date="2026-04-30T20:55:00Z" w16du:dateUtc="2026-04-30T11:55:00Z">
+      <w:ins w:id="315" w:author="治輝 齋藤" w:date="2026-04-30T20:55:00Z" w16du:dateUtc="2026-04-30T11:55:00Z">
         <w:r>
           <w:t>findings add</w:t>
         </w:r>
       </w:ins>
-      <w:del w:id="296" w:author="治輝 齋藤" w:date="2026-04-30T20:55:00Z" w16du:dateUtc="2026-04-30T11:55:00Z">
+      <w:del w:id="316" w:author="治輝 齋藤" w:date="2026-04-30T20:55:00Z" w16du:dateUtc="2026-04-30T11:55:00Z">
         <w:r>
           <w:delText>study provides the first</w:delText>
         </w:r>
@@ -3811,17 +3984,17 @@
       <w:r>
         <w:t xml:space="preserve"> nationwide quantitative evidence that each one-degree increase in terrain slope is associated with approximately 3.5 additional hip fracture surgeries per 100,000 population, independent of </w:t>
       </w:r>
-      <w:ins w:id="297" w:author="治輝 齋藤" w:date="2026-05-19T23:34:00Z" w16du:dateUtc="2026-05-19T14:34:00Z">
+      <w:ins w:id="317" w:author="治輝 齋藤" w:date="2026-05-19T23:34:00Z" w16du:dateUtc="2026-05-19T14:34:00Z">
         <w:r>
           <w:t>proportion aged ≥65 years</w:t>
         </w:r>
       </w:ins>
-      <w:del w:id="298" w:author="治輝 齋藤" w:date="2026-05-19T23:34:00Z" w16du:dateUtc="2026-05-19T14:34:00Z">
+      <w:del w:id="318" w:author="治輝 齋藤" w:date="2026-05-19T23:34:00Z" w16du:dateUtc="2026-05-19T14:34:00Z">
         <w:r>
           <w:delText>aging rate</w:delText>
         </w:r>
       </w:del>
-      <w:ins w:id="299" w:author="治輝 齋藤" w:date="2026-04-30T20:55:00Z" w16du:dateUtc="2026-04-30T11:55:00Z">
+      <w:ins w:id="319" w:author="治輝 齋藤" w:date="2026-04-30T20:55:00Z" w16du:dateUtc="2026-04-30T11:55:00Z">
         <w:r>
           <w:t xml:space="preserve"> in the primary model</w:t>
         </w:r>
@@ -3829,7 +4002,7 @@
       <w:r>
         <w:t xml:space="preserve">. This quantitative estimate </w:t>
       </w:r>
-      <w:del w:id="300" w:author="治輝 齋藤" w:date="2026-04-30T20:56:00Z" w16du:dateUtc="2026-04-30T11:56:00Z">
+      <w:del w:id="320" w:author="治輝 齋藤" w:date="2026-04-30T20:56:00Z" w16du:dateUtc="2026-04-30T11:56:00Z">
         <w:r>
           <w:delText xml:space="preserve">is novel and </w:delText>
         </w:r>
@@ -3844,12 +4017,12 @@
       <w:r>
         <w:t xml:space="preserve">contribute to the global evidence base for terrain as a modifiable environmental </w:t>
       </w:r>
-      <w:ins w:id="301" w:author="治輝 齋藤" w:date="2026-04-30T20:56:00Z" w16du:dateUtc="2026-04-30T11:56:00Z">
+      <w:ins w:id="321" w:author="治輝 齋藤" w:date="2026-04-30T20:56:00Z" w16du:dateUtc="2026-04-30T11:56:00Z">
         <w:r>
           <w:t>correlate of fracture burden</w:t>
         </w:r>
       </w:ins>
-      <w:del w:id="302" w:author="治輝 齋藤" w:date="2026-04-30T20:56:00Z" w16du:dateUtc="2026-04-30T11:56:00Z">
+      <w:del w:id="322" w:author="治輝 齋藤" w:date="2026-04-30T20:56:00Z" w16du:dateUtc="2026-04-30T11:56:00Z">
         <w:r>
           <w:delText>risk factor</w:delText>
         </w:r>
@@ -3857,14 +4030,14 @@
       <w:r>
         <w:t>.</w:t>
       </w:r>
-      <w:commentRangeEnd w:id="294"/>
+      <w:commentRangeEnd w:id="314"/>
       <w:r>
         <w:rPr>
           <w:rStyle w:val="af2"/>
           <w:sz w:val="24"/>
           <w:szCs w:val="24"/>
         </w:rPr>
-        <w:commentReference w:id="294"/>
+        <w:commentReference w:id="314"/>
       </w:r>
     </w:p>
     <w:p>
@@ -3872,17 +4045,17 @@
         <w:pStyle w:val="2"/>
         <w:spacing w:line="360" w:lineRule="auto"/>
       </w:pPr>
-      <w:bookmarkStart w:id="303" w:name="role-of-aging-rate"/>
-      <w:bookmarkEnd w:id="293"/>
+      <w:bookmarkStart w:id="323" w:name="role-of-aging-rate"/>
+      <w:bookmarkEnd w:id="313"/>
       <w:r>
         <w:t xml:space="preserve">4. </w:t>
       </w:r>
-      <w:ins w:id="304" w:author="治輝 齋藤" w:date="2026-05-19T23:34:00Z" w16du:dateUtc="2026-05-19T14:34:00Z">
+      <w:ins w:id="324" w:author="治輝 齋藤" w:date="2026-05-19T23:34:00Z" w16du:dateUtc="2026-05-19T14:34:00Z">
         <w:r>
           <w:t>Proportion Aged ≥65 Years</w:t>
         </w:r>
       </w:ins>
-      <w:del w:id="305" w:author="治輝 齋藤" w:date="2026-05-19T23:34:00Z" w16du:dateUtc="2026-05-19T14:34:00Z">
+      <w:del w:id="325" w:author="治輝 齋藤" w:date="2026-05-19T23:34:00Z" w16du:dateUtc="2026-05-19T14:34:00Z">
         <w:r>
           <w:delText>Role of Aging Rate</w:delText>
         </w:r>
@@ -3893,12 +4066,12 @@
         <w:pStyle w:val="FirstParagraph"/>
         <w:spacing w:line="360" w:lineRule="auto"/>
       </w:pPr>
-      <w:ins w:id="306" w:author="治輝 齋藤" w:date="2026-05-19T23:34:00Z" w16du:dateUtc="2026-05-19T14:34:00Z">
+      <w:ins w:id="326" w:author="治輝 齋藤" w:date="2026-05-19T23:34:00Z" w16du:dateUtc="2026-05-19T14:34:00Z">
         <w:r>
           <w:t>Proportion Aged ≥65 Years</w:t>
         </w:r>
       </w:ins>
-      <w:del w:id="307" w:author="治輝 齋藤" w:date="2026-05-19T23:34:00Z" w16du:dateUtc="2026-05-19T14:34:00Z">
+      <w:del w:id="327" w:author="治輝 齋藤" w:date="2026-05-19T23:34:00Z" w16du:dateUtc="2026-05-19T14:34:00Z">
         <w:r>
           <w:delText>Aging rate</w:delText>
         </w:r>
@@ -3916,7 +4089,7 @@
       <w:r>
         <w:t xml:space="preserve"> = 0.011). Prefectures with steeper terrain also tended to have higher </w:t>
       </w:r>
-      <w:ins w:id="308" w:author="治輝 齋藤" w:date="2026-05-19T23:35:00Z" w16du:dateUtc="2026-05-19T14:35:00Z">
+      <w:ins w:id="328" w:author="治輝 齋藤" w:date="2026-05-19T23:35:00Z" w16du:dateUtc="2026-05-19T14:35:00Z">
         <w:r>
           <w:rPr>
             <w:lang w:eastAsia="ja-JP"/>
@@ -3924,7 +4097,7 @@
           <w:t>proportions aged ≥65 years</w:t>
         </w:r>
       </w:ins>
-      <w:del w:id="309" w:author="治輝 齋藤" w:date="2026-05-19T23:34:00Z" w16du:dateUtc="2026-05-19T14:34:00Z">
+      <w:del w:id="329" w:author="治輝 齋藤" w:date="2026-05-19T23:34:00Z" w16du:dateUtc="2026-05-19T14:34:00Z">
         <w:r>
           <w:delText>aging rates</w:delText>
         </w:r>
@@ -3963,7 +4136,7 @@
         <w:pStyle w:val="a0"/>
         <w:spacing w:line="360" w:lineRule="auto"/>
       </w:pPr>
-      <w:commentRangeStart w:id="310"/>
+      <w:commentRangeStart w:id="330"/>
       <w:r>
         <w:t xml:space="preserve">The </w:t>
       </w:r>
@@ -3973,12 +4146,12 @@
       <w:r>
         <w:t xml:space="preserve"> association of slope with hip fracture after adjustment for </w:t>
       </w:r>
-      <w:ins w:id="311" w:author="治輝 齋藤" w:date="2026-05-19T23:35:00Z" w16du:dateUtc="2026-05-19T14:35:00Z">
+      <w:ins w:id="331" w:author="治輝 齋藤" w:date="2026-05-19T23:35:00Z" w16du:dateUtc="2026-05-19T14:35:00Z">
         <w:r>
           <w:t>proportion aged ≥65 years</w:t>
         </w:r>
       </w:ins>
-      <w:del w:id="312" w:author="治輝 齋藤" w:date="2026-05-19T23:35:00Z" w16du:dateUtc="2026-05-19T14:35:00Z">
+      <w:del w:id="332" w:author="治輝 齋藤" w:date="2026-05-19T23:35:00Z" w16du:dateUtc="2026-05-19T14:35:00Z">
         <w:r>
           <w:delText>aging rate</w:delText>
         </w:r>
@@ -3998,12 +4171,12 @@
       <w:r>
         <w:t xml:space="preserve"> a risk </w:t>
       </w:r>
-      <w:ins w:id="313" w:author="治輝 齋藤" w:date="2026-04-30T20:57:00Z" w16du:dateUtc="2026-04-30T11:57:00Z">
+      <w:ins w:id="333" w:author="治輝 齋藤" w:date="2026-04-30T20:57:00Z" w16du:dateUtc="2026-04-30T11:57:00Z">
         <w:r>
           <w:t>correlate</w:t>
         </w:r>
       </w:ins>
-      <w:del w:id="314" w:author="治輝 齋藤" w:date="2026-04-30T20:57:00Z" w16du:dateUtc="2026-04-30T11:57:00Z">
+      <w:del w:id="334" w:author="治輝 齋藤" w:date="2026-04-30T20:57:00Z" w16du:dateUtc="2026-04-30T11:57:00Z">
         <w:r>
           <w:delText>factor</w:delText>
         </w:r>
@@ -4017,7 +4190,7 @@
       <w:r>
         <w:t xml:space="preserve">. This finding has practical implications: even within the context of Japan’s nationwide aging, geographic topography </w:t>
       </w:r>
-      <w:ins w:id="315" w:author="治輝 齋藤" w:date="2026-04-30T20:58:00Z" w16du:dateUtc="2026-04-30T11:58:00Z">
+      <w:ins w:id="335" w:author="治輝 齋藤" w:date="2026-04-30T20:58:00Z" w16du:dateUtc="2026-04-30T11:58:00Z">
         <w:r>
           <w:rPr>
             <w:rFonts w:hint="eastAsia"/>
@@ -4029,7 +4202,7 @@
       <w:r>
         <w:t>represent</w:t>
       </w:r>
-      <w:del w:id="316" w:author="治輝 齋藤" w:date="2026-04-30T20:58:00Z" w16du:dateUtc="2026-04-30T11:58:00Z">
+      <w:del w:id="336" w:author="治輝 齋藤" w:date="2026-04-30T20:58:00Z" w16du:dateUtc="2026-04-30T11:58:00Z">
         <w:r>
           <w:delText>s</w:delText>
         </w:r>
@@ -4037,7 +4210,7 @@
       <w:r>
         <w:t xml:space="preserve"> an additional and </w:t>
       </w:r>
-      <w:ins w:id="317" w:author="治輝 齋藤" w:date="2026-04-30T20:58:00Z" w16du:dateUtc="2026-04-30T11:58:00Z">
+      <w:ins w:id="337" w:author="治輝 齋藤" w:date="2026-04-30T20:58:00Z" w16du:dateUtc="2026-04-30T11:58:00Z">
         <w:r>
           <w:t>potentially</w:t>
         </w:r>
@@ -4052,7 +4225,7 @@
       <w:r>
         <w:t xml:space="preserve">modifiable layer of fracture risk. Terrain slope </w:t>
       </w:r>
-      <w:ins w:id="318" w:author="治輝 齋藤" w:date="2026-04-30T20:58:00Z" w16du:dateUtc="2026-04-30T11:58:00Z">
+      <w:ins w:id="338" w:author="治輝 齋藤" w:date="2026-04-30T20:58:00Z" w16du:dateUtc="2026-04-30T11:58:00Z">
         <w:r>
           <w:rPr>
             <w:rFonts w:hint="eastAsia"/>
@@ -4061,7 +4234,7 @@
           <w:t>may</w:t>
         </w:r>
       </w:ins>
-      <w:del w:id="319" w:author="治輝 齋藤" w:date="2026-04-30T20:58:00Z" w16du:dateUtc="2026-04-30T11:58:00Z">
+      <w:del w:id="339" w:author="治輝 齋藤" w:date="2026-04-30T20:58:00Z" w16du:dateUtc="2026-04-30T11:58:00Z">
         <w:r>
           <w:delText>is</w:delText>
         </w:r>
@@ -4069,7 +4242,7 @@
       <w:r>
         <w:t xml:space="preserve"> not </w:t>
       </w:r>
-      <w:ins w:id="320" w:author="治輝 齋藤" w:date="2026-04-30T20:58:00Z" w16du:dateUtc="2026-04-30T11:58:00Z">
+      <w:ins w:id="340" w:author="治輝 齋藤" w:date="2026-04-30T20:58:00Z" w16du:dateUtc="2026-04-30T11:58:00Z">
         <w:r>
           <w:rPr>
             <w:rFonts w:hint="eastAsia"/>
@@ -4081,12 +4254,12 @@
       <w:r>
         <w:t>merely a proxy for aging</w:t>
       </w:r>
-      <w:ins w:id="321" w:author="治輝 齋藤" w:date="2026-04-30T20:59:00Z" w16du:dateUtc="2026-04-30T11:59:00Z">
+      <w:ins w:id="341" w:author="治輝 齋藤" w:date="2026-04-30T20:59:00Z" w16du:dateUtc="2026-04-30T11:59:00Z">
         <w:r>
           <w:t xml:space="preserve"> and may represent</w:t>
         </w:r>
       </w:ins>
-      <w:del w:id="322" w:author="治輝 齋藤" w:date="2026-04-30T20:59:00Z" w16du:dateUtc="2026-04-30T11:59:00Z">
+      <w:del w:id="342" w:author="治輝 齋藤" w:date="2026-04-30T20:59:00Z" w16du:dateUtc="2026-04-30T11:59:00Z">
         <w:r>
           <w:delText>, but</w:delText>
         </w:r>
@@ -4094,12 +4267,12 @@
       <w:r>
         <w:t xml:space="preserve"> an </w:t>
       </w:r>
-      <w:ins w:id="323" w:author="治輝 齋藤" w:date="2026-04-30T20:59:00Z" w16du:dateUtc="2026-04-30T11:59:00Z">
+      <w:ins w:id="343" w:author="治輝 齋藤" w:date="2026-04-30T20:59:00Z" w16du:dateUtc="2026-04-30T11:59:00Z">
         <w:r>
           <w:t>additional</w:t>
         </w:r>
       </w:ins>
-      <w:del w:id="324" w:author="治輝 齋藤" w:date="2026-04-30T20:59:00Z" w16du:dateUtc="2026-04-30T11:59:00Z">
+      <w:del w:id="344" w:author="治輝 齋藤" w:date="2026-04-30T20:59:00Z" w16du:dateUtc="2026-04-30T11:59:00Z">
         <w:r>
           <w:delText>independent</w:delText>
         </w:r>
@@ -4107,12 +4280,12 @@
       <w:r>
         <w:t xml:space="preserve"> environmental </w:t>
       </w:r>
-      <w:ins w:id="325" w:author="治輝 齋藤" w:date="2026-04-30T20:59:00Z" w16du:dateUtc="2026-04-30T11:59:00Z">
+      <w:ins w:id="345" w:author="治輝 齋藤" w:date="2026-04-30T20:59:00Z" w16du:dateUtc="2026-04-30T11:59:00Z">
         <w:r>
           <w:t>correlate</w:t>
         </w:r>
       </w:ins>
-      <w:del w:id="326" w:author="治輝 齋藤" w:date="2026-04-30T20:59:00Z" w16du:dateUtc="2026-04-30T11:59:00Z">
+      <w:del w:id="346" w:author="治輝 齋藤" w:date="2026-04-30T20:59:00Z" w16du:dateUtc="2026-04-30T11:59:00Z">
         <w:r>
           <w:delText>hazard</w:delText>
         </w:r>
@@ -4120,12 +4293,12 @@
       <w:r>
         <w:t xml:space="preserve"> that </w:t>
       </w:r>
-      <w:ins w:id="327" w:author="治輝 齋藤" w:date="2026-04-30T20:59:00Z" w16du:dateUtc="2026-04-30T11:59:00Z">
+      <w:ins w:id="347" w:author="治輝 齋藤" w:date="2026-04-30T20:59:00Z" w16du:dateUtc="2026-04-30T11:59:00Z">
         <w:r>
           <w:t>could contribute to functional decline</w:t>
         </w:r>
       </w:ins>
-      <w:del w:id="328" w:author="治輝 齋藤" w:date="2026-04-30T20:59:00Z" w16du:dateUtc="2026-04-30T11:59:00Z">
+      <w:del w:id="348" w:author="治輝 齋藤" w:date="2026-04-30T20:59:00Z" w16du:dateUtc="2026-04-30T11:59:00Z">
         <w:r>
           <w:delText>chronically erodes physical function</w:delText>
         </w:r>
@@ -4133,33 +4306,33 @@
       <w:r>
         <w:t xml:space="preserve"> among rural-dwelling older adults.</w:t>
       </w:r>
-      <w:commentRangeEnd w:id="310"/>
+      <w:commentRangeEnd w:id="330"/>
       <w:r>
         <w:rPr>
           <w:rStyle w:val="af2"/>
           <w:sz w:val="24"/>
           <w:szCs w:val="24"/>
         </w:rPr>
-        <w:commentReference w:id="310"/>
-      </w:r>
-      <w:ins w:id="329" w:author="治輝 齋藤" w:date="2026-04-30T20:32:00Z" w16du:dateUtc="2026-04-30T11:32:00Z">
+        <w:commentReference w:id="330"/>
+      </w:r>
+      <w:ins w:id="349" w:author="治輝 齋藤" w:date="2026-04-30T20:32:00Z" w16du:dateUtc="2026-04-30T11:32:00Z">
         <w:r>
           <w:t xml:space="preserve"> </w:t>
         </w:r>
-        <w:commentRangeStart w:id="330"/>
+        <w:commentRangeStart w:id="350"/>
         <w:r>
           <w:t>Given public-data masking in age-stratified surgery tables, we interpret age-structure robustness primarily from the consistency of adjusted ecological models and from imputation-based sensitivity analyses, while acknowledging that full indirect standardization without imputation is not feasible with the current open dataset.</w:t>
         </w:r>
       </w:ins>
-      <w:commentRangeEnd w:id="330"/>
-      <w:ins w:id="331" w:author="治輝 齋藤" w:date="2026-04-30T20:33:00Z" w16du:dateUtc="2026-04-30T11:33:00Z">
+      <w:commentRangeEnd w:id="350"/>
+      <w:ins w:id="351" w:author="治輝 齋藤" w:date="2026-04-30T20:33:00Z" w16du:dateUtc="2026-04-30T11:33:00Z">
         <w:r>
           <w:rPr>
             <w:rStyle w:val="af2"/>
             <w:sz w:val="24"/>
             <w:szCs w:val="24"/>
           </w:rPr>
-          <w:commentReference w:id="330"/>
+          <w:commentReference w:id="350"/>
         </w:r>
       </w:ins>
     </w:p>
@@ -4168,8 +4341,8 @@
         <w:pStyle w:val="2"/>
         <w:spacing w:line="360" w:lineRule="auto"/>
       </w:pPr>
-      <w:bookmarkStart w:id="332" w:name="walking-speed-as-a-mediator"/>
-      <w:bookmarkEnd w:id="303"/>
+      <w:bookmarkStart w:id="352" w:name="walking-speed-as-a-mediator"/>
+      <w:bookmarkEnd w:id="323"/>
       <w:r>
         <w:t>5. Walking Speed as a Mediator</w:t>
       </w:r>
@@ -4245,7 +4418,7 @@
       <w:r>
         <w:t>In our ecological data, terrain slope was negatively correlated with prefecture-level fast</w:t>
       </w:r>
-      <w:ins w:id="333" w:author="治輝 齋藤" w:date="2026-05-19T23:35:00Z" w16du:dateUtc="2026-05-19T14:35:00Z">
+      <w:ins w:id="353" w:author="治輝 齋藤" w:date="2026-05-19T23:35:00Z" w16du:dateUtc="2026-05-19T14:35:00Z">
         <w:r>
           <w:rPr>
             <w:rFonts w:hint="eastAsia"/>
@@ -4254,7 +4427,7 @@
           <w:t>-</w:t>
         </w:r>
       </w:ins>
-      <w:del w:id="334" w:author="治輝 齋藤" w:date="2026-05-19T23:35:00Z" w16du:dateUtc="2026-05-19T14:35:00Z">
+      <w:del w:id="354" w:author="治輝 齋藤" w:date="2026-05-19T23:35:00Z" w16du:dateUtc="2026-05-19T14:35:00Z">
         <w:r>
           <w:delText xml:space="preserve"> </w:delText>
         </w:r>
@@ -4262,12 +4435,12 @@
       <w:r>
         <w:t xml:space="preserve">walking </w:t>
       </w:r>
-      <w:ins w:id="335" w:author="治輝 齋藤" w:date="2026-05-19T23:35:00Z" w16du:dateUtc="2026-05-19T14:35:00Z">
+      <w:ins w:id="355" w:author="治輝 齋藤" w:date="2026-05-19T23:35:00Z" w16du:dateUtc="2026-05-19T14:35:00Z">
         <w:r>
           <w:t>proportion</w:t>
         </w:r>
       </w:ins>
-      <w:del w:id="336" w:author="治輝 齋藤" w:date="2026-05-19T23:35:00Z" w16du:dateUtc="2026-05-19T14:35:00Z">
+      <w:del w:id="356" w:author="治輝 齋藤" w:date="2026-05-19T23:35:00Z" w16du:dateUtc="2026-05-19T14:35:00Z">
         <w:r>
           <w:delText>rate</w:delText>
         </w:r>
@@ -4294,18 +4467,18 @@
       <w:r>
         <w:t xml:space="preserve"> </w:t>
       </w:r>
-      <w:commentRangeStart w:id="337"/>
+      <w:commentRangeStart w:id="357"/>
       <w:r>
         <w:t>Older adults residing in high-slope regions are exposed to such challenging terrain daily during shopping and outdoor activities, leading to chronic fear of falling, reduced outdoor activity, and progressive deconditioning (disuse muscle atrophy).</w:t>
       </w:r>
-      <w:commentRangeEnd w:id="337"/>
+      <w:commentRangeEnd w:id="357"/>
       <w:r>
         <w:rPr>
           <w:rStyle w:val="af2"/>
           <w:sz w:val="24"/>
           <w:szCs w:val="24"/>
         </w:rPr>
-        <w:commentReference w:id="337"/>
+        <w:commentReference w:id="357"/>
       </w:r>
       <w:r>
         <w:t xml:space="preserve"> </w:t>
@@ -4328,7 +4501,7 @@
       <w:r>
         <w:t>the multivariable OLS coefficient for fast</w:t>
       </w:r>
-      <w:ins w:id="338" w:author="治輝 齋藤" w:date="2026-05-19T23:38:00Z" w16du:dateUtc="2026-05-19T14:38:00Z">
+      <w:ins w:id="358" w:author="治輝 齋藤" w:date="2026-05-19T23:38:00Z" w16du:dateUtc="2026-05-19T14:38:00Z">
         <w:r>
           <w:rPr>
             <w:rFonts w:hint="eastAsia"/>
@@ -4337,7 +4510,7 @@
           <w:t>-</w:t>
         </w:r>
       </w:ins>
-      <w:del w:id="339" w:author="治輝 齋藤" w:date="2026-05-19T23:38:00Z" w16du:dateUtc="2026-05-19T14:38:00Z">
+      <w:del w:id="359" w:author="治輝 齋藤" w:date="2026-05-19T23:38:00Z" w16du:dateUtc="2026-05-19T14:38:00Z">
         <w:r>
           <w:delText xml:space="preserve"> </w:delText>
         </w:r>
@@ -4345,12 +4518,12 @@
       <w:r>
         <w:t xml:space="preserve">walking </w:t>
       </w:r>
-      <w:ins w:id="340" w:author="治輝 齋藤" w:date="2026-05-19T23:38:00Z" w16du:dateUtc="2026-05-19T14:38:00Z">
+      <w:ins w:id="360" w:author="治輝 齋藤" w:date="2026-05-19T23:38:00Z" w16du:dateUtc="2026-05-19T14:38:00Z">
         <w:r>
           <w:t>proportion</w:t>
         </w:r>
       </w:ins>
-      <w:del w:id="341" w:author="治輝 齋藤" w:date="2026-05-19T23:38:00Z" w16du:dateUtc="2026-05-19T14:38:00Z">
+      <w:del w:id="361" w:author="治輝 齋藤" w:date="2026-05-19T23:38:00Z" w16du:dateUtc="2026-05-19T14:38:00Z">
         <w:r>
           <w:delText>rate</w:delText>
         </w:r>
@@ -4358,7 +4531,7 @@
       <w:r>
         <w:t xml:space="preserve"> was </w:t>
       </w:r>
-      <w:del w:id="342" w:author="治輝 齋藤" w:date="2026-04-30T18:39:00Z" w16du:dateUtc="2026-04-30T09:39:00Z">
+      <w:del w:id="362" w:author="治輝 齋藤" w:date="2026-04-30T18:39:00Z" w16du:dateUtc="2026-04-30T09:39:00Z">
         <w:r>
           <w:delText>**</w:delText>
         </w:r>
@@ -4366,7 +4539,7 @@
       <w:r>
         <w:t>positive</w:t>
       </w:r>
-      <w:del w:id="343" w:author="治輝 齋藤" w:date="2026-04-30T18:39:00Z" w16du:dateUtc="2026-04-30T09:39:00Z">
+      <w:del w:id="363" w:author="治輝 齋藤" w:date="2026-04-30T18:39:00Z" w16du:dateUtc="2026-04-30T09:39:00Z">
         <w:r>
           <w:delText>**</w:delText>
         </w:r>
@@ -4394,19 +4567,19 @@
       <w:r>
         <w:t xml:space="preserve"> = 0.022). Plausible drivers include ecological bias, aggregation of a 40–74-year screening metric to represent regions where hip fractures concentrate among the oldest-old, and confounding by unmeasured healthcare and reporting behaviors. </w:t>
       </w:r>
-      <w:commentRangeStart w:id="344"/>
-      <w:ins w:id="345" w:author="治輝 齋藤" w:date="2026-04-30T18:41:00Z" w16du:dateUtc="2026-04-30T09:41:00Z">
+      <w:commentRangeStart w:id="364"/>
+      <w:ins w:id="365" w:author="治輝 齋藤" w:date="2026-04-30T18:41:00Z" w16du:dateUtc="2026-04-30T09:41:00Z">
         <w:r>
           <w:t xml:space="preserve">Because only the 40–74-year questionnaire aggregate is publicly available, we treated this variable as a contextual covariate and not as a direct proxy for hip fracture risk in the oldest age groups. </w:t>
         </w:r>
-        <w:commentRangeEnd w:id="344"/>
+        <w:commentRangeEnd w:id="364"/>
         <w:r>
           <w:rPr>
             <w:rStyle w:val="af2"/>
             <w:sz w:val="24"/>
             <w:szCs w:val="24"/>
           </w:rPr>
-          <w:commentReference w:id="344"/>
+          <w:commentReference w:id="364"/>
         </w:r>
       </w:ins>
       <w:r>
@@ -4421,8 +4594,8 @@
         <w:pStyle w:val="2"/>
         <w:spacing w:line="360" w:lineRule="auto"/>
       </w:pPr>
-      <w:bookmarkStart w:id="346" w:name="policy-implications"/>
-      <w:bookmarkEnd w:id="332"/>
+      <w:bookmarkStart w:id="366" w:name="policy-implications"/>
+      <w:bookmarkEnd w:id="352"/>
       <w:r>
         <w:t>6. Policy Implications</w:t>
       </w:r>
@@ -4533,18 +4706,18 @@
       <w:r>
         <w:t xml:space="preserve">Second, housing modification subsidies targeting high-slope prefectures—such as installation of handrails on outdoor pathways and anti-slip surface materials—could reduce the environmental contribution to fall risk. Third, urban planning guidelines for mountainous communities should explicitly incorporate slope gradient as a factor in pedestrian infrastructure design, particularly in areas with high proportions of older residents. Given the irreversible demographic aging in rural Japan, these upstream environmental interventions represent </w:t>
       </w:r>
-      <w:commentRangeStart w:id="347"/>
+      <w:commentRangeStart w:id="367"/>
       <w:r>
         <w:t>cost-effective</w:t>
       </w:r>
-      <w:commentRangeEnd w:id="347"/>
+      <w:commentRangeEnd w:id="367"/>
       <w:r>
         <w:rPr>
           <w:rStyle w:val="af2"/>
           <w:sz w:val="24"/>
           <w:szCs w:val="24"/>
         </w:rPr>
-        <w:commentReference w:id="347"/>
+        <w:commentReference w:id="367"/>
       </w:r>
       <w:r>
         <w:t xml:space="preserve"> strategies to mitigate the downstream burden of fragility fractures.</w:t>
@@ -4555,8 +4728,8 @@
         <w:pStyle w:val="2"/>
         <w:spacing w:line="360" w:lineRule="auto"/>
       </w:pPr>
-      <w:bookmarkStart w:id="348" w:name="strengths"/>
-      <w:bookmarkEnd w:id="346"/>
+      <w:bookmarkStart w:id="368" w:name="strengths"/>
+      <w:bookmarkEnd w:id="366"/>
       <w:r>
         <w:lastRenderedPageBreak/>
         <w:t>7. Strengths</w:t>
@@ -4576,8 +4749,8 @@
         <w:pStyle w:val="2"/>
         <w:spacing w:line="360" w:lineRule="auto"/>
       </w:pPr>
-      <w:bookmarkStart w:id="349" w:name="limitations"/>
-      <w:bookmarkEnd w:id="348"/>
+      <w:bookmarkStart w:id="369" w:name="limitations"/>
+      <w:bookmarkEnd w:id="368"/>
       <w:r>
         <w:t>8. Limitations</w:t>
       </w:r>
@@ -4608,36 +4781,36 @@
         <w:pStyle w:val="a0"/>
         <w:spacing w:line="360" w:lineRule="auto"/>
       </w:pPr>
-      <w:bookmarkStart w:id="350" w:name="_Hlk228469400"/>
+      <w:bookmarkStart w:id="370" w:name="_Hlk228469400"/>
       <w:r>
         <w:t xml:space="preserve">Second, </w:t>
       </w:r>
-      <w:commentRangeStart w:id="351"/>
-      <w:ins w:id="352" w:author="治輝 齋藤" w:date="2026-04-30T18:02:00Z" w16du:dateUtc="2026-04-30T09:02:00Z">
+      <w:commentRangeStart w:id="371"/>
+      <w:ins w:id="372" w:author="治輝 齋藤" w:date="2026-04-30T18:02:00Z" w16du:dateUtc="2026-04-30T09:02:00Z">
         <w:r>
           <w:t xml:space="preserve">our outcome reflects surgery rates rather than true fracture incidence. Although hip fractures are usually treated surgically, prefectural variation in treatment decisions, referral patterns, and access to operative care may influence observed rates independently of fracture occurrence. Third, </w:t>
         </w:r>
       </w:ins>
-      <w:commentRangeEnd w:id="351"/>
-      <w:ins w:id="353" w:author="治輝 齋藤" w:date="2026-04-30T18:04:00Z" w16du:dateUtc="2026-04-30T09:04:00Z">
+      <w:commentRangeEnd w:id="371"/>
+      <w:ins w:id="373" w:author="治輝 齋藤" w:date="2026-04-30T18:04:00Z" w16du:dateUtc="2026-04-30T09:04:00Z">
         <w:r>
           <w:rPr>
             <w:rStyle w:val="af2"/>
             <w:sz w:val="24"/>
             <w:szCs w:val="24"/>
           </w:rPr>
-          <w:commentReference w:id="351"/>
+          <w:commentReference w:id="371"/>
         </w:r>
       </w:ins>
       <w:r>
         <w:t xml:space="preserve">the cross-sectional design precludes causal inference. Although reverse causation is unlikely for a fixed environmental exposure such as terrain slope, residual confounding by unmeasured variables cannot be excluded. </w:t>
       </w:r>
-      <w:ins w:id="354" w:author="治輝 齋藤" w:date="2026-04-30T18:03:00Z" w16du:dateUtc="2026-04-30T09:03:00Z">
+      <w:ins w:id="374" w:author="治輝 齋藤" w:date="2026-04-30T18:03:00Z" w16du:dateUtc="2026-04-30T09:03:00Z">
         <w:r>
           <w:t>Fourth</w:t>
         </w:r>
       </w:ins>
-      <w:del w:id="355" w:author="治輝 齋藤" w:date="2026-04-30T18:03:00Z" w16du:dateUtc="2026-04-30T09:03:00Z">
+      <w:del w:id="375" w:author="治輝 齋藤" w:date="2026-04-30T18:03:00Z" w16du:dateUtc="2026-04-30T09:03:00Z">
         <w:r>
           <w:delText>Third</w:delText>
         </w:r>
@@ -4649,19 +4822,19 @@
         <w:lastRenderedPageBreak/>
         <w:t xml:space="preserve">orthopedic surgeon density, distance to emergency hospitals), nutritional status (calcium and vitamin D intake), bone mineral density (BMD), </w:t>
       </w:r>
-      <w:commentRangeStart w:id="356"/>
-      <w:ins w:id="357" w:author="治輝 齋藤" w:date="2026-04-30T18:09:00Z" w16du:dateUtc="2026-04-30T09:09:00Z">
+      <w:commentRangeStart w:id="376"/>
+      <w:ins w:id="377" w:author="治輝 齋藤" w:date="2026-04-30T18:09:00Z" w16du:dateUtc="2026-04-30T09:09:00Z">
         <w:r>
           <w:t xml:space="preserve">climate (snowfall and icing), </w:t>
         </w:r>
-        <w:commentRangeEnd w:id="356"/>
+        <w:commentRangeEnd w:id="376"/>
         <w:r>
           <w:rPr>
             <w:rStyle w:val="af2"/>
             <w:sz w:val="24"/>
             <w:szCs w:val="24"/>
           </w:rPr>
-          <w:commentReference w:id="356"/>
+          <w:commentReference w:id="376"/>
         </w:r>
       </w:ins>
       <w:r>
@@ -4673,8 +4846,8 @@
         <w:pStyle w:val="a0"/>
         <w:spacing w:line="360" w:lineRule="auto"/>
       </w:pPr>
-      <w:commentRangeStart w:id="358"/>
-      <w:ins w:id="359" w:author="治輝 齋藤" w:date="2026-04-30T20:36:00Z" w16du:dateUtc="2026-04-30T11:36:00Z">
+      <w:commentRangeStart w:id="378"/>
+      <w:ins w:id="379" w:author="治輝 齋藤" w:date="2026-04-30T20:36:00Z" w16du:dateUtc="2026-04-30T11:36:00Z">
         <w:r>
           <w:rPr>
             <w:lang w:eastAsia="ja-JP"/>
@@ -4682,8 +4855,8 @@
           <w:t>Fifth, age-standardization sensitivity results relied on imputation of masked (`"-"`) cells in publicly released age-stratified surgery tables. Although directionality was robust across `0/5/9` scenarios, effect size depended on masking assumptions, and secondary masking rules imply that some masked cells may not correspond strictly to the nominal `&lt;10` range. Therefore, these SIR/ISR analyses should be interpreted as robustness checks rather than definitive age-standardized estimates.</w:t>
         </w:r>
       </w:ins>
-      <w:commentRangeEnd w:id="358"/>
-      <w:ins w:id="360" w:author="治輝 齋藤" w:date="2026-04-30T20:37:00Z" w16du:dateUtc="2026-04-30T11:37:00Z">
+      <w:commentRangeEnd w:id="378"/>
+      <w:ins w:id="380" w:author="治輝 齋藤" w:date="2026-04-30T20:37:00Z" w16du:dateUtc="2026-04-30T11:37:00Z">
         <w:r>
           <w:rPr>
             <w:rStyle w:val="af2"/>
@@ -4691,10 +4864,10 @@
             <w:szCs w:val="24"/>
             <w:lang w:eastAsia="ja-JP"/>
           </w:rPr>
-          <w:commentReference w:id="358"/>
-        </w:r>
-      </w:ins>
-      <w:ins w:id="361" w:author="治輝 齋藤" w:date="2026-04-30T20:36:00Z" w16du:dateUtc="2026-04-30T11:36:00Z">
+          <w:commentReference w:id="378"/>
+        </w:r>
+      </w:ins>
+      <w:ins w:id="381" w:author="治輝 齋藤" w:date="2026-04-30T20:36:00Z" w16du:dateUtc="2026-04-30T11:36:00Z">
         <w:r>
           <w:rPr>
             <w:lang w:eastAsia="ja-JP"/>
@@ -4709,7 +4882,7 @@
           <w:t>Six</w:t>
         </w:r>
       </w:ins>
-      <w:ins w:id="362" w:author="治輝 齋藤" w:date="2026-04-30T18:04:00Z" w16du:dateUtc="2026-04-30T09:04:00Z">
+      <w:ins w:id="382" w:author="治輝 齋藤" w:date="2026-04-30T18:04:00Z" w16du:dateUtc="2026-04-30T09:04:00Z">
         <w:r>
           <w:rPr>
             <w:rFonts w:hint="eastAsia"/>
@@ -4718,7 +4891,7 @@
           <w:t>th</w:t>
         </w:r>
       </w:ins>
-      <w:del w:id="363" w:author="治輝 齋藤" w:date="2026-04-30T18:04:00Z" w16du:dateUtc="2026-04-30T09:04:00Z">
+      <w:del w:id="383" w:author="治輝 齋藤" w:date="2026-04-30T18:04:00Z" w16du:dateUtc="2026-04-30T09:04:00Z">
         <w:r>
           <w:delText>Fourth</w:delText>
         </w:r>
@@ -4726,8 +4899,8 @@
       <w:r>
         <w:t xml:space="preserve">, the walking speed variable was based on self-reported habitual walking speed in the Specific Health Checkup questionnaire, administered to individuals aged 40–74 years, </w:t>
       </w:r>
-      <w:commentRangeStart w:id="364"/>
-      <w:ins w:id="365" w:author="治輝 齋藤" w:date="2026-04-30T19:05:00Z" w16du:dateUtc="2026-04-30T10:05:00Z">
+      <w:commentRangeStart w:id="384"/>
+      <w:ins w:id="385" w:author="治輝 齋藤" w:date="2026-04-30T19:05:00Z" w16du:dateUtc="2026-04-30T10:05:00Z">
         <w:r>
           <w:rPr>
             <w:rFonts w:hint="eastAsia"/>
@@ -4736,7 +4909,7 @@
           <w:t>because</w:t>
         </w:r>
       </w:ins>
-      <w:ins w:id="366" w:author="治輝 齋藤" w:date="2026-04-30T19:04:00Z" w16du:dateUtc="2026-04-30T10:04:00Z">
+      <w:ins w:id="386" w:author="治輝 齋藤" w:date="2026-04-30T19:04:00Z" w16du:dateUtc="2026-04-30T10:04:00Z">
         <w:r>
           <w:t xml:space="preserve"> publicly available prefecture-level data were limited to individuals aged 40–74 years in the current NDB Open Data</w:t>
         </w:r>
@@ -4748,34 +4921,34 @@
           <w:t>.</w:t>
         </w:r>
       </w:ins>
-      <w:ins w:id="367" w:author="治輝 齋藤" w:date="2026-04-30T18:45:00Z" w16du:dateUtc="2026-04-30T09:45:00Z">
+      <w:ins w:id="387" w:author="治輝 齋藤" w:date="2026-04-30T18:45:00Z" w16du:dateUtc="2026-04-30T09:45:00Z">
         <w:r>
           <w:t xml:space="preserve"> This variable </w:t>
         </w:r>
       </w:ins>
-      <w:del w:id="368" w:author="治輝 齋藤" w:date="2026-04-30T18:45:00Z" w16du:dateUtc="2026-04-30T09:45:00Z">
+      <w:del w:id="388" w:author="治輝 齋藤" w:date="2026-04-30T18:45:00Z" w16du:dateUtc="2026-04-30T09:45:00Z">
         <w:r>
           <w:delText>which</w:delText>
         </w:r>
       </w:del>
-      <w:commentRangeEnd w:id="364"/>
+      <w:commentRangeEnd w:id="384"/>
       <w:r>
         <w:rPr>
           <w:rStyle w:val="af2"/>
           <w:sz w:val="24"/>
           <w:szCs w:val="24"/>
         </w:rPr>
-        <w:commentReference w:id="364"/>
+        <w:commentReference w:id="384"/>
       </w:r>
       <w:r>
         <w:t xml:space="preserve"> may not accurately represent the functional capacity of the oldest-old (≥75 years) at highest fracture risk</w:t>
       </w:r>
-      <w:ins w:id="369" w:author="治輝 齋藤" w:date="2026-04-30T18:45:00Z" w16du:dateUtc="2026-04-30T09:45:00Z">
+      <w:ins w:id="389" w:author="治輝 齋藤" w:date="2026-04-30T18:45:00Z" w16du:dateUtc="2026-04-30T09:45:00Z">
         <w:r>
           <w:t>, and its direct relevance to hip fracture occurrence is likely limited at this ecological resolution</w:t>
         </w:r>
       </w:ins>
-      <w:ins w:id="370" w:author="治輝 齋藤" w:date="2026-05-19T12:38:00Z" w16du:dateUtc="2026-05-19T03:38:00Z">
+      <w:ins w:id="390" w:author="治輝 齋藤" w:date="2026-05-19T12:38:00Z" w16du:dateUtc="2026-05-19T03:38:00Z">
         <w:r>
           <w:rPr>
             <w:rFonts w:hint="eastAsia"/>
@@ -4783,22 +4956,22 @@
           </w:rPr>
           <w:t xml:space="preserve">. </w:t>
         </w:r>
-        <w:commentRangeStart w:id="371"/>
+        <w:commentRangeStart w:id="391"/>
         <w:r>
           <w:t>Moreover, this self-reported fast-walking indicator primarily reflects perceived walking capacity rather than actual walking volume or direct slope-specific exposure in daily life</w:t>
         </w:r>
-        <w:commentRangeEnd w:id="371"/>
+        <w:commentRangeEnd w:id="391"/>
         <w:r>
           <w:rPr>
             <w:rStyle w:val="af2"/>
           </w:rPr>
-          <w:commentReference w:id="371"/>
+          <w:commentReference w:id="391"/>
         </w:r>
       </w:ins>
       <w:r>
         <w:t xml:space="preserve">. This self-reported measure may be subject to non-differential measurement error, biasing our estimates toward the null. </w:t>
       </w:r>
-      <w:ins w:id="372" w:author="治輝 齋藤" w:date="2026-04-30T18:04:00Z" w16du:dateUtc="2026-04-30T09:04:00Z">
+      <w:ins w:id="392" w:author="治輝 齋藤" w:date="2026-04-30T18:04:00Z" w16du:dateUtc="2026-04-30T09:04:00Z">
         <w:r>
           <w:rPr>
             <w:rFonts w:hint="eastAsia"/>
@@ -4807,7 +4980,7 @@
           <w:t>S</w:t>
         </w:r>
       </w:ins>
-      <w:ins w:id="373" w:author="治輝 齋藤" w:date="2026-04-30T20:36:00Z" w16du:dateUtc="2026-04-30T11:36:00Z">
+      <w:ins w:id="393" w:author="治輝 齋藤" w:date="2026-04-30T20:36:00Z" w16du:dateUtc="2026-04-30T11:36:00Z">
         <w:r>
           <w:rPr>
             <w:rFonts w:hint="eastAsia"/>
@@ -4816,7 +4989,7 @@
           <w:t>even</w:t>
         </w:r>
       </w:ins>
-      <w:ins w:id="374" w:author="治輝 齋藤" w:date="2026-04-30T18:04:00Z" w16du:dateUtc="2026-04-30T09:04:00Z">
+      <w:ins w:id="394" w:author="治輝 齋藤" w:date="2026-04-30T18:04:00Z" w16du:dateUtc="2026-04-30T09:04:00Z">
         <w:r>
           <w:rPr>
             <w:rFonts w:hint="eastAsia"/>
@@ -4825,7 +4998,7 @@
           <w:t>th</w:t>
         </w:r>
       </w:ins>
-      <w:del w:id="375" w:author="治輝 齋藤" w:date="2026-04-30T18:04:00Z" w16du:dateUtc="2026-04-30T09:04:00Z">
+      <w:del w:id="395" w:author="治輝 齋藤" w:date="2026-04-30T18:04:00Z" w16du:dateUtc="2026-04-30T09:04:00Z">
         <w:r>
           <w:delText>Fifth</w:delText>
         </w:r>
@@ -4839,7 +5012,7 @@
         <w:pStyle w:val="a0"/>
         <w:spacing w:line="360" w:lineRule="auto"/>
       </w:pPr>
-      <w:ins w:id="376" w:author="治輝 齋藤" w:date="2026-04-30T20:36:00Z" w16du:dateUtc="2026-04-30T11:36:00Z">
+      <w:ins w:id="396" w:author="治輝 齋藤" w:date="2026-04-30T20:36:00Z" w16du:dateUtc="2026-04-30T11:36:00Z">
         <w:r>
           <w:rPr>
             <w:rFonts w:hint="eastAsia"/>
@@ -4849,7 +5022,7 @@
           <w:t>Eigh</w:t>
         </w:r>
       </w:ins>
-      <w:ins w:id="377" w:author="治輝 齋藤" w:date="2026-04-30T18:04:00Z" w16du:dateUtc="2026-04-30T09:04:00Z">
+      <w:ins w:id="397" w:author="治輝 齋藤" w:date="2026-04-30T18:04:00Z" w16du:dateUtc="2026-04-30T09:04:00Z">
         <w:r>
           <w:rPr>
             <w:rFonts w:hint="eastAsia"/>
@@ -4858,7 +5031,7 @@
           <w:t>th</w:t>
         </w:r>
       </w:ins>
-      <w:del w:id="378" w:author="治輝 齋藤" w:date="2026-04-30T18:04:00Z" w16du:dateUtc="2026-04-30T09:04:00Z">
+      <w:del w:id="398" w:author="治輝 齋藤" w:date="2026-04-30T18:04:00Z" w16du:dateUtc="2026-04-30T09:04:00Z">
         <w:r>
           <w:delText>Sixth</w:delText>
         </w:r>
@@ -4883,7 +5056,7 @@
         </w:rPr>
         <w:t xml:space="preserve"> </w:t>
       </w:r>
-      <w:ins w:id="379" w:author="治輝 齋藤" w:date="2026-04-30T20:36:00Z" w16du:dateUtc="2026-04-30T11:36:00Z">
+      <w:ins w:id="399" w:author="治輝 齋藤" w:date="2026-04-30T20:36:00Z" w16du:dateUtc="2026-04-30T11:36:00Z">
         <w:r>
           <w:rPr>
             <w:rFonts w:hint="eastAsia"/>
@@ -4892,7 +5065,7 @@
           <w:t>Nin</w:t>
         </w:r>
       </w:ins>
-      <w:ins w:id="380" w:author="治輝 齋藤" w:date="2026-04-30T18:04:00Z" w16du:dateUtc="2026-04-30T09:04:00Z">
+      <w:ins w:id="400" w:author="治輝 齋藤" w:date="2026-04-30T18:04:00Z" w16du:dateUtc="2026-04-30T09:04:00Z">
         <w:r>
           <w:rPr>
             <w:rFonts w:hint="eastAsia"/>
@@ -4901,7 +5074,7 @@
           <w:t>th</w:t>
         </w:r>
       </w:ins>
-      <w:del w:id="381" w:author="治輝 齋藤" w:date="2026-04-30T18:04:00Z" w16du:dateUtc="2026-04-30T09:04:00Z">
+      <w:del w:id="401" w:author="治輝 齋藤" w:date="2026-04-30T18:04:00Z" w16du:dateUtc="2026-04-30T09:04:00Z">
         <w:r>
           <w:rPr>
             <w:rFonts w:hint="eastAsia"/>
@@ -4921,7 +5094,7 @@
         <w:t xml:space="preserve"> sex- and gender-stratified outcome tables were not available in the prefecture-level NDB Open Data extracts used here; findings therefore describe aggregate populations and should be interpreted with this limitation in mind.</w:t>
       </w:r>
     </w:p>
-    <w:bookmarkEnd w:id="350"/>
+    <w:bookmarkEnd w:id="370"/>
     <w:p>
       <w:pPr>
         <w:spacing w:line="360" w:lineRule="auto"/>
@@ -4937,9 +5110,9 @@
         <w:pStyle w:val="1"/>
         <w:spacing w:line="360" w:lineRule="auto"/>
       </w:pPr>
-      <w:bookmarkStart w:id="382" w:name="conclusions-1"/>
-      <w:bookmarkEnd w:id="255"/>
-      <w:bookmarkEnd w:id="349"/>
+      <w:bookmarkStart w:id="402" w:name="conclusions-1"/>
+      <w:bookmarkEnd w:id="275"/>
+      <w:bookmarkEnd w:id="369"/>
       <w:r>
         <w:t>Conclusions</w:t>
       </w:r>
@@ -4955,8 +5128,8 @@
       <w:r>
         <w:t xml:space="preserve"> slope </w:t>
       </w:r>
-      <w:commentRangeStart w:id="383"/>
-      <w:ins w:id="384" w:author="治輝 齋藤" w:date="2026-04-30T19:20:00Z" w16du:dateUtc="2026-04-30T10:20:00Z">
+      <w:commentRangeStart w:id="403"/>
+      <w:ins w:id="404" w:author="治輝 齋藤" w:date="2026-04-30T19:20:00Z" w16du:dateUtc="2026-04-30T10:20:00Z">
         <w:r>
           <w:rPr>
             <w:rFonts w:hint="eastAsia"/>
@@ -4965,19 +5138,19 @@
           <w:t>was</w:t>
         </w:r>
       </w:ins>
-      <w:del w:id="385" w:author="治輝 齋藤" w:date="2026-04-30T19:20:00Z" w16du:dateUtc="2026-04-30T10:20:00Z">
+      <w:del w:id="405" w:author="治輝 齋藤" w:date="2026-04-30T19:20:00Z" w16du:dateUtc="2026-04-30T10:20:00Z">
         <w:r>
           <w:delText>remained</w:delText>
         </w:r>
       </w:del>
-      <w:commentRangeEnd w:id="383"/>
+      <w:commentRangeEnd w:id="403"/>
       <w:r>
         <w:rPr>
           <w:rStyle w:val="af2"/>
           <w:sz w:val="24"/>
           <w:szCs w:val="24"/>
         </w:rPr>
-        <w:commentReference w:id="383"/>
+        <w:commentReference w:id="403"/>
       </w:r>
       <w:r>
         <w:t xml:space="preserve"> positively</w:t>
@@ -4985,12 +5158,12 @@
       <w:r>
         <w:t xml:space="preserve"> associated with hip fracture surgery rates after adjustment for </w:t>
       </w:r>
-      <w:ins w:id="386" w:author="治輝 齋藤" w:date="2026-05-19T23:38:00Z" w16du:dateUtc="2026-05-19T14:38:00Z">
+      <w:ins w:id="406" w:author="治輝 齋藤" w:date="2026-05-19T23:38:00Z" w16du:dateUtc="2026-05-19T14:38:00Z">
         <w:r>
           <w:t>proportion aged ≥65 years</w:t>
         </w:r>
       </w:ins>
-      <w:del w:id="387" w:author="治輝 齋藤" w:date="2026-05-19T23:38:00Z" w16du:dateUtc="2026-05-19T14:38:00Z">
+      <w:del w:id="407" w:author="治輝 齋藤" w:date="2026-05-19T23:38:00Z" w16du:dateUtc="2026-05-19T14:38:00Z">
         <w:r>
           <w:delText>aging rate</w:delText>
         </w:r>
@@ -5007,7 +5180,7 @@
       <w:r>
         <w:t>; conventional *p* = 0.043)</w:t>
       </w:r>
-      <w:ins w:id="388" w:author="治輝 齋藤" w:date="2026-05-19T12:38:00Z" w16du:dateUtc="2026-05-19T03:38:00Z">
+      <w:ins w:id="408" w:author="治輝 齋藤" w:date="2026-05-19T12:38:00Z" w16du:dateUtc="2026-05-19T03:38:00Z">
         <w:r>
           <w:t>, whereas heteroskedasticity-robust and bootstrap uncertainty quantification yielded borderline support compatible with no association at α = 0.05</w:t>
         </w:r>
@@ -5022,8 +5195,8 @@
       <w:r>
         <w:t xml:space="preserve"> </w:t>
       </w:r>
-      <w:commentRangeStart w:id="389"/>
-      <w:ins w:id="390" w:author="治輝 齋藤" w:date="2026-05-19T12:39:00Z" w16du:dateUtc="2026-05-19T03:39:00Z">
+      <w:commentRangeStart w:id="409"/>
+      <w:ins w:id="410" w:author="治輝 齋藤" w:date="2026-05-19T12:39:00Z" w16du:dateUtc="2026-05-19T03:39:00Z">
         <w:r>
           <w:t>Given the limited ecological sample size (N = 47), these findings should be interpreted as suggestive rather than confirmatory.</w:t>
         </w:r>
@@ -5034,12 +5207,12 @@
           </w:rPr>
           <w:t xml:space="preserve"> </w:t>
         </w:r>
-        <w:commentRangeEnd w:id="389"/>
+        <w:commentRangeEnd w:id="409"/>
         <w:r>
           <w:rPr>
             <w:rStyle w:val="af2"/>
           </w:rPr>
-          <w:commentReference w:id="389"/>
+          <w:commentReference w:id="409"/>
         </w:r>
       </w:ins>
       <w:r>
@@ -5051,7 +5224,7 @@
       <w:r>
         <w:t xml:space="preserve"> was specific to hip fractures, with no significant relationship observed for humerus or forearm fractures</w:t>
       </w:r>
-      <w:ins w:id="391" w:author="治輝 齋藤" w:date="2026-05-19T12:39:00Z" w16du:dateUtc="2026-05-19T03:39:00Z">
+      <w:ins w:id="411" w:author="治輝 齋藤" w:date="2026-05-19T12:39:00Z" w16du:dateUtc="2026-05-19T03:39:00Z">
         <w:r>
           <w:t>, consistent with biomechanical hypotheses emphasizing lateral falls and trochanteric loading on sloped terrain</w:t>
         </w:r>
@@ -5186,8 +5359,8 @@
         <w:pStyle w:val="1"/>
         <w:spacing w:line="360" w:lineRule="auto"/>
       </w:pPr>
-      <w:bookmarkStart w:id="392" w:name="references"/>
-      <w:bookmarkEnd w:id="382"/>
+      <w:bookmarkStart w:id="412" w:name="references"/>
+      <w:bookmarkEnd w:id="402"/>
       <w:r>
         <w:t>References</w:t>
       </w:r>
@@ -5844,8 +6017,8 @@
           <w:szCs w:val="40"/>
         </w:rPr>
       </w:pPr>
-      <w:bookmarkStart w:id="393" w:name="tables-and-figures"/>
-      <w:bookmarkEnd w:id="392"/>
+      <w:bookmarkStart w:id="413" w:name="tables-and-figures"/>
+      <w:bookmarkEnd w:id="412"/>
       <w:r>
         <w:br w:type="page"/>
       </w:r>
@@ -5863,7 +6036,7 @@
       <w:pPr>
         <w:pStyle w:val="2"/>
       </w:pPr>
-      <w:bookmarkStart w:id="394" w:name="Xd12e5d2fabb7f7da04933f49b094ec2cca003f6"/>
+      <w:bookmarkStart w:id="414" w:name="Xd12e5d2fabb7f7da04933f49b094ec2cca003f6"/>
       <w:r>
         <w:t>Table 1. Descriptive Statistics of Prefecture-Level Variables (N = 47)</w:t>
       </w:r>
@@ -8108,7 +8281,7 @@
                 <w:szCs w:val="18"/>
               </w:rPr>
             </w:pPr>
-            <w:ins w:id="395" w:author="治輝 齋藤" w:date="2026-05-19T23:39:00Z" w16du:dateUtc="2026-05-19T14:39:00Z">
+            <w:ins w:id="415" w:author="治輝 齋藤" w:date="2026-05-19T23:39:00Z" w16du:dateUtc="2026-05-19T14:39:00Z">
               <w:r>
                 <w:rPr>
                   <w:sz w:val="18"/>
@@ -8118,7 +8291,7 @@
                 <w:t xml:space="preserve">Proportion aged </w:t>
               </w:r>
             </w:ins>
-            <w:del w:id="396" w:author="治輝 齋藤" w:date="2026-05-19T23:39:00Z" w16du:dateUtc="2026-05-19T14:39:00Z">
+            <w:del w:id="416" w:author="治輝 齋藤" w:date="2026-05-19T23:39:00Z" w16du:dateUtc="2026-05-19T14:39:00Z">
               <w:r>
                 <w:rPr>
                   <w:sz w:val="18"/>
@@ -8134,7 +8307,7 @@
               </w:rPr>
               <w:t>≥65 years</w:t>
             </w:r>
-            <w:del w:id="397" w:author="治輝 齋藤" w:date="2026-05-19T23:39:00Z" w16du:dateUtc="2026-05-19T14:39:00Z">
+            <w:del w:id="417" w:author="治輝 齋藤" w:date="2026-05-19T23:39:00Z" w16du:dateUtc="2026-05-19T14:39:00Z">
               <w:r>
                 <w:rPr>
                   <w:sz w:val="18"/>
@@ -8380,7 +8553,7 @@
                 <w:szCs w:val="18"/>
               </w:rPr>
             </w:pPr>
-            <w:ins w:id="398" w:author="治輝 齋藤" w:date="2026-05-19T23:40:00Z" w16du:dateUtc="2026-05-19T14:40:00Z">
+            <w:ins w:id="418" w:author="治輝 齋藤" w:date="2026-05-19T23:40:00Z" w16du:dateUtc="2026-05-19T14:40:00Z">
               <w:r>
                 <w:rPr>
                   <w:sz w:val="18"/>
@@ -8389,7 +8562,7 @@
                 <w:t>Proportion with fast habitual walking</w:t>
               </w:r>
             </w:ins>
-            <w:del w:id="399" w:author="治輝 齋藤" w:date="2026-05-19T23:40:00Z" w16du:dateUtc="2026-05-19T14:40:00Z">
+            <w:del w:id="419" w:author="治輝 齋藤" w:date="2026-05-19T23:40:00Z" w16du:dateUtc="2026-05-19T14:40:00Z">
               <w:r>
                 <w:rPr>
                   <w:sz w:val="18"/>
@@ -8888,7 +9061,7 @@
       <w:r>
         <w:t>Q1 and Q3 denote 25th and 75th percentiles (prefecture-level observations). Exploratory Shapiro–Wilk tests rejected normality for fast</w:t>
       </w:r>
-      <w:ins w:id="400" w:author="治輝 齋藤" w:date="2026-05-19T23:40:00Z" w16du:dateUtc="2026-05-19T14:40:00Z">
+      <w:ins w:id="420" w:author="治輝 齋藤" w:date="2026-05-19T23:40:00Z" w16du:dateUtc="2026-05-19T14:40:00Z">
         <w:r>
           <w:rPr>
             <w:rFonts w:hint="eastAsia"/>
@@ -8897,7 +9070,7 @@
           <w:t>-</w:t>
         </w:r>
       </w:ins>
-      <w:del w:id="401" w:author="治輝 齋藤" w:date="2026-05-19T23:40:00Z" w16du:dateUtc="2026-05-19T14:40:00Z">
+      <w:del w:id="421" w:author="治輝 齋藤" w:date="2026-05-19T23:40:00Z" w16du:dateUtc="2026-05-19T14:40:00Z">
         <w:r>
           <w:delText xml:space="preserve"> </w:delText>
         </w:r>
@@ -8905,12 +9078,12 @@
       <w:r>
         <w:t xml:space="preserve">walking </w:t>
       </w:r>
-      <w:ins w:id="402" w:author="治輝 齋藤" w:date="2026-05-19T23:40:00Z" w16du:dateUtc="2026-05-19T14:40:00Z">
+      <w:ins w:id="422" w:author="治輝 齋藤" w:date="2026-05-19T23:40:00Z" w16du:dateUtc="2026-05-19T14:40:00Z">
         <w:r>
           <w:t>proportion</w:t>
         </w:r>
       </w:ins>
-      <w:del w:id="403" w:author="治輝 齋藤" w:date="2026-05-19T23:40:00Z" w16du:dateUtc="2026-05-19T14:40:00Z">
+      <w:del w:id="423" w:author="治輝 齋藤" w:date="2026-05-19T23:40:00Z" w16du:dateUtc="2026-05-19T14:40:00Z">
         <w:r>
           <w:delText>rate</w:delText>
         </w:r>
@@ -8928,12 +9101,12 @@
       <w:r>
         <w:t xml:space="preserve"> &lt; 0.001); other listed variables were not rejected at α = 0.05 (</w:t>
       </w:r>
-      <w:ins w:id="404" w:author="治輝 齋藤" w:date="2026-05-19T23:40:00Z" w16du:dateUtc="2026-05-19T14:40:00Z">
+      <w:ins w:id="424" w:author="治輝 齋藤" w:date="2026-05-19T23:40:00Z" w16du:dateUtc="2026-05-19T14:40:00Z">
         <w:r>
           <w:t>proportion aged ≥65 years</w:t>
         </w:r>
       </w:ins>
-      <w:del w:id="405" w:author="治輝 齋藤" w:date="2026-05-19T23:40:00Z" w16du:dateUtc="2026-05-19T14:40:00Z">
+      <w:del w:id="425" w:author="治輝 齋藤" w:date="2026-05-19T23:40:00Z" w16du:dateUtc="2026-05-19T14:40:00Z">
         <w:r>
           <w:delText>aging rate</w:delText>
         </w:r>
@@ -8964,8 +9137,8 @@
           <w:szCs w:val="32"/>
         </w:rPr>
       </w:pPr>
-      <w:bookmarkStart w:id="406" w:name="Xc4d8efe96bb5dc084b3a6055df59151a4b74ad0"/>
-      <w:bookmarkEnd w:id="394"/>
+      <w:bookmarkStart w:id="426" w:name="Xc4d8efe96bb5dc084b3a6055df59151a4b74ad0"/>
+      <w:bookmarkEnd w:id="414"/>
       <w:r>
         <w:br w:type="page"/>
       </w:r>
@@ -9094,12 +9267,12 @@
               <w:pStyle w:val="Compact"/>
               <w:jc w:val="right"/>
             </w:pPr>
-            <w:ins w:id="407" w:author="治輝 齋藤" w:date="2026-05-19T23:41:00Z" w16du:dateUtc="2026-05-19T14:41:00Z">
+            <w:ins w:id="427" w:author="治輝 齋藤" w:date="2026-05-19T23:41:00Z" w16du:dateUtc="2026-05-19T14:41:00Z">
               <w:r>
                 <w:t>Proportion aged ≥65 years</w:t>
               </w:r>
             </w:ins>
-            <w:del w:id="408" w:author="治輝 齋藤" w:date="2026-05-19T23:41:00Z" w16du:dateUtc="2026-05-19T14:41:00Z">
+            <w:del w:id="428" w:author="治輝 齋藤" w:date="2026-05-19T23:41:00Z" w16du:dateUtc="2026-05-19T14:41:00Z">
               <w:r>
                 <w:delText>Aging Rate</w:delText>
               </w:r>
@@ -9118,7 +9291,7 @@
             <w:r>
               <w:t>Fast</w:t>
             </w:r>
-            <w:ins w:id="409" w:author="治輝 齋藤" w:date="2026-05-19T23:41:00Z" w16du:dateUtc="2026-05-19T14:41:00Z">
+            <w:ins w:id="429" w:author="治輝 齋藤" w:date="2026-05-19T23:41:00Z" w16du:dateUtc="2026-05-19T14:41:00Z">
               <w:r>
                 <w:t xml:space="preserve"> </w:t>
               </w:r>
@@ -9126,7 +9299,7 @@
                 <w:t>-walking proportion</w:t>
               </w:r>
             </w:ins>
-            <w:del w:id="410" w:author="治輝 齋藤" w:date="2026-05-19T23:41:00Z" w16du:dateUtc="2026-05-19T14:41:00Z">
+            <w:del w:id="430" w:author="治輝 齋藤" w:date="2026-05-19T23:41:00Z" w16du:dateUtc="2026-05-19T14:41:00Z">
               <w:r>
                 <w:delText xml:space="preserve"> Walking Rate</w:delText>
               </w:r>
@@ -9692,12 +9865,12 @@
             <w:pPr>
               <w:pStyle w:val="Compact"/>
             </w:pPr>
-            <w:ins w:id="411" w:author="治輝 齋藤" w:date="2026-05-19T23:41:00Z" w16du:dateUtc="2026-05-19T14:41:00Z">
+            <w:ins w:id="431" w:author="治輝 齋藤" w:date="2026-05-19T23:41:00Z" w16du:dateUtc="2026-05-19T14:41:00Z">
               <w:r>
                 <w:t>Proportion aged ≥65 years</w:t>
               </w:r>
             </w:ins>
-            <w:del w:id="412" w:author="治輝 齋藤" w:date="2026-05-19T23:41:00Z" w16du:dateUtc="2026-05-19T14:41:00Z">
+            <w:del w:id="432" w:author="治輝 齋藤" w:date="2026-05-19T23:41:00Z" w16du:dateUtc="2026-05-19T14:41:00Z">
               <w:r>
                 <w:delText>Aging Rate</w:delText>
               </w:r>
@@ -9821,7 +9994,7 @@
             <w:r>
               <w:t>Fast</w:t>
             </w:r>
-            <w:ins w:id="413" w:author="治輝 齋藤" w:date="2026-05-19T23:41:00Z" w16du:dateUtc="2026-05-19T14:41:00Z">
+            <w:ins w:id="433" w:author="治輝 齋藤" w:date="2026-05-19T23:41:00Z" w16du:dateUtc="2026-05-19T14:41:00Z">
               <w:r>
                 <w:t xml:space="preserve"> </w:t>
               </w:r>
@@ -9829,7 +10002,7 @@
                 <w:t>-walking proportion</w:t>
               </w:r>
             </w:ins>
-            <w:del w:id="414" w:author="治輝 齋藤" w:date="2026-05-19T23:41:00Z" w16du:dateUtc="2026-05-19T14:41:00Z">
+            <w:del w:id="434" w:author="治輝 齋藤" w:date="2026-05-19T23:41:00Z" w16du:dateUtc="2026-05-19T14:41:00Z">
               <w:r>
                 <w:delText xml:space="preserve"> Walking Rate</w:delText>
               </w:r>
@@ -10151,8 +10324,8 @@
           <w:szCs w:val="32"/>
         </w:rPr>
       </w:pPr>
-      <w:bookmarkStart w:id="415" w:name="X6fac7f2e493ef5b618f5ac39729b4328cfa1bc7"/>
-      <w:bookmarkEnd w:id="406"/>
+      <w:bookmarkStart w:id="435" w:name="X6fac7f2e493ef5b618f5ac39729b4328cfa1bc7"/>
+      <w:bookmarkEnd w:id="426"/>
       <w:r>
         <w:br w:type="page"/>
       </w:r>
@@ -10449,12 +10622,12 @@
             <w:pPr>
               <w:pStyle w:val="Compact"/>
             </w:pPr>
-            <w:ins w:id="416" w:author="治輝 齋藤" w:date="2026-05-19T23:42:00Z" w16du:dateUtc="2026-05-19T14:42:00Z">
+            <w:ins w:id="436" w:author="治輝 齋藤" w:date="2026-05-19T23:42:00Z" w16du:dateUtc="2026-05-19T14:42:00Z">
               <w:r>
                 <w:t>Proportion aged ≥65 years</w:t>
               </w:r>
             </w:ins>
-            <w:del w:id="417" w:author="治輝 齋藤" w:date="2026-05-19T23:42:00Z" w16du:dateUtc="2026-05-19T14:42:00Z">
+            <w:del w:id="437" w:author="治輝 齋藤" w:date="2026-05-19T23:42:00Z" w16du:dateUtc="2026-05-19T14:42:00Z">
               <w:r>
                 <w:delText>Aging rate</w:delText>
               </w:r>
@@ -10541,7 +10714,7 @@
             <w:r>
               <w:t>Fast</w:t>
             </w:r>
-            <w:ins w:id="418" w:author="治輝 齋藤" w:date="2026-05-19T23:42:00Z" w16du:dateUtc="2026-05-19T14:42:00Z">
+            <w:ins w:id="438" w:author="治輝 齋藤" w:date="2026-05-19T23:42:00Z" w16du:dateUtc="2026-05-19T14:42:00Z">
               <w:r>
                 <w:rPr>
                   <w:rFonts w:hint="eastAsia"/>
@@ -10550,7 +10723,7 @@
                 <w:t>-</w:t>
               </w:r>
             </w:ins>
-            <w:del w:id="419" w:author="治輝 齋藤" w:date="2026-05-19T23:42:00Z" w16du:dateUtc="2026-05-19T14:42:00Z">
+            <w:del w:id="439" w:author="治輝 齋藤" w:date="2026-05-19T23:42:00Z" w16du:dateUtc="2026-05-19T14:42:00Z">
               <w:r>
                 <w:delText xml:space="preserve"> </w:delText>
               </w:r>
@@ -10558,12 +10731,12 @@
             <w:r>
               <w:t xml:space="preserve">walking </w:t>
             </w:r>
-            <w:ins w:id="420" w:author="治輝 齋藤" w:date="2026-05-19T23:42:00Z" w16du:dateUtc="2026-05-19T14:42:00Z">
+            <w:ins w:id="440" w:author="治輝 齋藤" w:date="2026-05-19T23:42:00Z" w16du:dateUtc="2026-05-19T14:42:00Z">
               <w:r>
                 <w:t>proportion</w:t>
               </w:r>
             </w:ins>
-            <w:del w:id="421" w:author="治輝 齋藤" w:date="2026-05-19T23:42:00Z" w16du:dateUtc="2026-05-19T14:42:00Z">
+            <w:del w:id="441" w:author="治輝 齋藤" w:date="2026-05-19T23:42:00Z" w16du:dateUtc="2026-05-19T14:42:00Z">
               <w:r>
                 <w:delText>rate</w:delText>
               </w:r>
@@ -10926,12 +11099,12 @@
       <w:r>
         <w:t xml:space="preserve">Model 1: simple linear regression of hip fracture rate on terrain slope alone. Model 2: multivariable linear regression adjusting for </w:t>
       </w:r>
-      <w:ins w:id="422" w:author="治輝 齋藤" w:date="2026-05-19T23:42:00Z" w16du:dateUtc="2026-05-19T14:42:00Z">
+      <w:ins w:id="442" w:author="治輝 齋藤" w:date="2026-05-19T23:42:00Z" w16du:dateUtc="2026-05-19T14:42:00Z">
         <w:r>
           <w:t>proportion aged ≥65 years</w:t>
         </w:r>
       </w:ins>
-      <w:del w:id="423" w:author="治輝 齋藤" w:date="2026-05-19T23:42:00Z" w16du:dateUtc="2026-05-19T14:42:00Z">
+      <w:del w:id="443" w:author="治輝 齋藤" w:date="2026-05-19T23:42:00Z" w16du:dateUtc="2026-05-19T14:42:00Z">
         <w:r>
           <w:delText>aging rate</w:delText>
         </w:r>
@@ -10939,7 +11112,7 @@
       <w:r>
         <w:t>, fast</w:t>
       </w:r>
-      <w:ins w:id="424" w:author="治輝 齋藤" w:date="2026-05-19T23:42:00Z" w16du:dateUtc="2026-05-19T14:42:00Z">
+      <w:ins w:id="444" w:author="治輝 齋藤" w:date="2026-05-19T23:42:00Z" w16du:dateUtc="2026-05-19T14:42:00Z">
         <w:r>
           <w:rPr>
             <w:rFonts w:hint="eastAsia"/>
@@ -10948,7 +11121,7 @@
           <w:t>-</w:t>
         </w:r>
       </w:ins>
-      <w:del w:id="425" w:author="治輝 齋藤" w:date="2026-05-19T23:42:00Z" w16du:dateUtc="2026-05-19T14:42:00Z">
+      <w:del w:id="445" w:author="治輝 齋藤" w:date="2026-05-19T23:42:00Z" w16du:dateUtc="2026-05-19T14:42:00Z">
         <w:r>
           <w:delText xml:space="preserve"> </w:delText>
         </w:r>
@@ -10956,12 +11129,12 @@
       <w:r>
         <w:t xml:space="preserve">walking </w:t>
       </w:r>
-      <w:ins w:id="426" w:author="治輝 齋藤" w:date="2026-05-19T23:42:00Z" w16du:dateUtc="2026-05-19T14:42:00Z">
+      <w:ins w:id="446" w:author="治輝 齋藤" w:date="2026-05-19T23:42:00Z" w16du:dateUtc="2026-05-19T14:42:00Z">
         <w:r>
           <w:t>proportion</w:t>
         </w:r>
       </w:ins>
-      <w:del w:id="427" w:author="治輝 齋藤" w:date="2026-05-19T23:42:00Z" w16du:dateUtc="2026-05-19T14:42:00Z">
+      <w:del w:id="447" w:author="治輝 齋藤" w:date="2026-05-19T23:42:00Z" w16du:dateUtc="2026-05-19T14:42:00Z">
         <w:r>
           <w:delText>rate</w:delText>
         </w:r>
@@ -11053,8 +11226,8 @@
           <w:szCs w:val="32"/>
         </w:rPr>
       </w:pPr>
-      <w:bookmarkStart w:id="428" w:name="Xdeb87af7aa3e82ca70e47e493f4f841d319d1c1"/>
-      <w:bookmarkEnd w:id="415"/>
+      <w:bookmarkStart w:id="448" w:name="Xdeb87af7aa3e82ca70e47e493f4f841d319d1c1"/>
+      <w:bookmarkEnd w:id="435"/>
       <w:r>
         <w:br w:type="page"/>
       </w:r>
@@ -11153,7 +11326,7 @@
               <w:pStyle w:val="Compact"/>
               <w:jc w:val="right"/>
             </w:pPr>
-            <w:ins w:id="429" w:author="治輝 齋藤" w:date="2026-05-19T23:43:00Z" w16du:dateUtc="2026-05-19T14:43:00Z">
+            <w:ins w:id="449" w:author="治輝 齋藤" w:date="2026-05-19T23:43:00Z" w16du:dateUtc="2026-05-19T14:43:00Z">
               <w:r>
                 <w:rPr>
                   <w:b/>
@@ -11162,7 +11335,7 @@
                 <w:t>Proportion aged ≥65 years</w:t>
               </w:r>
             </w:ins>
-            <w:del w:id="430" w:author="治輝 齋藤" w:date="2026-05-19T23:43:00Z" w16du:dateUtc="2026-05-19T14:43:00Z">
+            <w:del w:id="450" w:author="治輝 齋藤" w:date="2026-05-19T23:43:00Z" w16du:dateUtc="2026-05-19T14:43:00Z">
               <w:r>
                 <w:rPr>
                   <w:b/>
@@ -11673,12 +11846,12 @@
       <w:r>
         <w:t xml:space="preserve">All models adjusted for </w:t>
       </w:r>
-      <w:ins w:id="431" w:author="治輝 齋藤" w:date="2026-05-19T23:43:00Z" w16du:dateUtc="2026-05-19T14:43:00Z">
+      <w:ins w:id="451" w:author="治輝 齋藤" w:date="2026-05-19T23:43:00Z" w16du:dateUtc="2026-05-19T14:43:00Z">
         <w:r>
           <w:t>proportion aged ≥65 years</w:t>
         </w:r>
       </w:ins>
-      <w:del w:id="432" w:author="治輝 齋藤" w:date="2026-05-19T23:43:00Z" w16du:dateUtc="2026-05-19T14:43:00Z">
+      <w:del w:id="452" w:author="治輝 齋藤" w:date="2026-05-19T23:43:00Z" w16du:dateUtc="2026-05-19T14:43:00Z">
         <w:r>
           <w:delText>aging rate</w:delText>
         </w:r>
@@ -11686,7 +11859,7 @@
       <w:r>
         <w:t>, fast</w:t>
       </w:r>
-      <w:ins w:id="433" w:author="治輝 齋藤" w:date="2026-05-19T23:43:00Z" w16du:dateUtc="2026-05-19T14:43:00Z">
+      <w:ins w:id="453" w:author="治輝 齋藤" w:date="2026-05-19T23:43:00Z" w16du:dateUtc="2026-05-19T14:43:00Z">
         <w:r>
           <w:rPr>
             <w:rFonts w:hint="eastAsia"/>
@@ -11695,7 +11868,7 @@
           <w:t>-</w:t>
         </w:r>
       </w:ins>
-      <w:del w:id="434" w:author="治輝 齋藤" w:date="2026-05-19T23:43:00Z" w16du:dateUtc="2026-05-19T14:43:00Z">
+      <w:del w:id="454" w:author="治輝 齋藤" w:date="2026-05-19T23:43:00Z" w16du:dateUtc="2026-05-19T14:43:00Z">
         <w:r>
           <w:delText xml:space="preserve"> </w:delText>
         </w:r>
@@ -11703,12 +11876,12 @@
       <w:r>
         <w:t xml:space="preserve">walking </w:t>
       </w:r>
-      <w:ins w:id="435" w:author="治輝 齋藤" w:date="2026-05-19T23:43:00Z" w16du:dateUtc="2026-05-19T14:43:00Z">
+      <w:ins w:id="455" w:author="治輝 齋藤" w:date="2026-05-19T23:43:00Z" w16du:dateUtc="2026-05-19T14:43:00Z">
         <w:r>
           <w:t>proportion</w:t>
         </w:r>
       </w:ins>
-      <w:del w:id="436" w:author="治輝 齋藤" w:date="2026-05-19T23:43:00Z" w16du:dateUtc="2026-05-19T14:43:00Z">
+      <w:del w:id="456" w:author="治輝 齋藤" w:date="2026-05-19T23:43:00Z" w16du:dateUtc="2026-05-19T14:43:00Z">
         <w:r>
           <w:delText>rate</w:delText>
         </w:r>
@@ -11741,7 +11914,7 @@
       <w:pPr>
         <w:pStyle w:val="a0"/>
         <w:rPr>
-          <w:ins w:id="437" w:author="治輝 齋藤" w:date="2026-05-19T12:41:00Z" w16du:dateUtc="2026-05-19T03:41:00Z"/>
+          <w:ins w:id="457" w:author="治輝 齋藤" w:date="2026-05-19T12:41:00Z" w16du:dateUtc="2026-05-19T03:41:00Z"/>
         </w:rPr>
       </w:pPr>
       <w:r>
@@ -11757,10 +11930,10 @@
     <w:p>
       <w:pPr>
         <w:rPr>
-          <w:ins w:id="438" w:author="治輝 齋藤" w:date="2026-05-19T12:41:00Z" w16du:dateUtc="2026-05-19T03:41:00Z"/>
-        </w:rPr>
-      </w:pPr>
-      <w:ins w:id="439" w:author="治輝 齋藤" w:date="2026-05-19T12:41:00Z" w16du:dateUtc="2026-05-19T03:41:00Z">
+          <w:ins w:id="458" w:author="治輝 齋藤" w:date="2026-05-19T12:41:00Z" w16du:dateUtc="2026-05-19T03:41:00Z"/>
+        </w:rPr>
+      </w:pPr>
+      <w:ins w:id="459" w:author="治輝 齋藤" w:date="2026-05-19T12:41:00Z" w16du:dateUtc="2026-05-19T03:41:00Z">
         <w:r>
           <w:pict w14:anchorId="14EA81B3">
             <v:rect id="_x0000_i1040" style="width:0;height:1.5pt" o:hralign="center" o:hrstd="t" o:hr="t"/>
@@ -11772,14 +11945,14 @@
       <w:pPr>
         <w:pStyle w:val="2"/>
         <w:rPr>
-          <w:ins w:id="440" w:author="治輝 齋藤" w:date="2026-05-19T12:41:00Z" w16du:dateUtc="2026-05-19T03:41:00Z"/>
-        </w:rPr>
-      </w:pPr>
-      <w:ins w:id="441" w:author="治輝 齋藤" w:date="2026-05-19T12:41:00Z" w16du:dateUtc="2026-05-19T03:41:00Z">
+          <w:ins w:id="460" w:author="治輝 齋藤" w:date="2026-05-19T12:41:00Z" w16du:dateUtc="2026-05-19T03:41:00Z"/>
+        </w:rPr>
+      </w:pPr>
+      <w:ins w:id="461" w:author="治輝 齋藤" w:date="2026-05-19T12:41:00Z" w16du:dateUtc="2026-05-19T03:41:00Z">
         <w:r>
           <w:br w:type="page"/>
         </w:r>
-        <w:commentRangeStart w:id="442"/>
+        <w:commentRangeStart w:id="462"/>
         <w:r>
           <w:lastRenderedPageBreak/>
           <w:t>Table 5. Indirect Standardization Sensitivity Analysis: Multivariable Linear Regression of Indirectly Standardized Hip (Femur) Surgery Rate on Terrain Slope (N = 47)</w:t>
@@ -11802,7 +11975,7 @@
         <w:trPr>
           <w:cnfStyle w:val="100000000000" w:firstRow="1" w:lastRow="0" w:firstColumn="0" w:lastColumn="0" w:oddVBand="0" w:evenVBand="0" w:oddHBand="0" w:evenHBand="0" w:firstRowFirstColumn="0" w:firstRowLastColumn="0" w:lastRowFirstColumn="0" w:lastRowLastColumn="0"/>
           <w:tblHeader/>
-          <w:ins w:id="443" w:author="治輝 齋藤" w:date="2026-05-19T12:41:00Z"/>
+          <w:ins w:id="463" w:author="治輝 齋藤" w:date="2026-05-19T12:41:00Z"/>
         </w:trPr>
         <w:tc>
           <w:tcPr>
@@ -11812,10 +11985,10 @@
             <w:pPr>
               <w:spacing w:before="36" w:after="36"/>
               <w:rPr>
-                <w:ins w:id="444" w:author="治輝 齋藤" w:date="2026-05-19T12:41:00Z" w16du:dateUtc="2026-05-19T03:41:00Z"/>
-              </w:rPr>
-            </w:pPr>
-            <w:ins w:id="445" w:author="治輝 齋藤" w:date="2026-05-19T12:41:00Z" w16du:dateUtc="2026-05-19T03:41:00Z">
+                <w:ins w:id="464" w:author="治輝 齋藤" w:date="2026-05-19T12:41:00Z" w16du:dateUtc="2026-05-19T03:41:00Z"/>
+              </w:rPr>
+            </w:pPr>
+            <w:ins w:id="465" w:author="治輝 齋藤" w:date="2026-05-19T12:41:00Z" w16du:dateUtc="2026-05-19T03:41:00Z">
               <w:r>
                 <w:rPr>
                   <w:b/>
@@ -11851,10 +12024,10 @@
             <w:pPr>
               <w:spacing w:before="36" w:after="36"/>
               <w:rPr>
-                <w:ins w:id="446" w:author="治輝 齋藤" w:date="2026-05-19T12:41:00Z" w16du:dateUtc="2026-05-19T03:41:00Z"/>
-              </w:rPr>
-            </w:pPr>
-            <w:ins w:id="447" w:author="治輝 齋藤" w:date="2026-05-19T12:41:00Z" w16du:dateUtc="2026-05-19T03:41:00Z">
+                <w:ins w:id="466" w:author="治輝 齋藤" w:date="2026-05-19T12:41:00Z" w16du:dateUtc="2026-05-19T03:41:00Z"/>
+              </w:rPr>
+            </w:pPr>
+            <w:ins w:id="467" w:author="治輝 齋藤" w:date="2026-05-19T12:41:00Z" w16du:dateUtc="2026-05-19T03:41:00Z">
               <w:r>
                 <w:rPr>
                   <w:b/>
@@ -11876,10 +12049,10 @@
             <w:pPr>
               <w:spacing w:before="36" w:after="36"/>
               <w:rPr>
-                <w:ins w:id="448" w:author="治輝 齋藤" w:date="2026-05-19T12:41:00Z" w16du:dateUtc="2026-05-19T03:41:00Z"/>
-              </w:rPr>
-            </w:pPr>
-            <w:ins w:id="449" w:author="治輝 齋藤" w:date="2026-05-19T12:41:00Z" w16du:dateUtc="2026-05-19T03:41:00Z">
+                <w:ins w:id="468" w:author="治輝 齋藤" w:date="2026-05-19T12:41:00Z" w16du:dateUtc="2026-05-19T03:41:00Z"/>
+              </w:rPr>
+            </w:pPr>
+            <w:ins w:id="469" w:author="治輝 齋藤" w:date="2026-05-19T12:41:00Z" w16du:dateUtc="2026-05-19T03:41:00Z">
               <w:r>
                 <w:rPr>
                   <w:b/>
@@ -11895,7 +12068,7 @@
       </w:tr>
       <w:tr>
         <w:trPr>
-          <w:ins w:id="450" w:author="治輝 齋藤" w:date="2026-05-19T12:41:00Z"/>
+          <w:ins w:id="470" w:author="治輝 齋藤" w:date="2026-05-19T12:41:00Z"/>
         </w:trPr>
         <w:tc>
           <w:tcPr>
@@ -11905,10 +12078,10 @@
             <w:pPr>
               <w:spacing w:before="36" w:after="36"/>
               <w:rPr>
-                <w:ins w:id="451" w:author="治輝 齋藤" w:date="2026-05-19T12:41:00Z" w16du:dateUtc="2026-05-19T03:41:00Z"/>
-              </w:rPr>
-            </w:pPr>
-            <w:ins w:id="452" w:author="治輝 齋藤" w:date="2026-05-19T12:41:00Z" w16du:dateUtc="2026-05-19T03:41:00Z">
+                <w:ins w:id="471" w:author="治輝 齋藤" w:date="2026-05-19T12:41:00Z" w16du:dateUtc="2026-05-19T03:41:00Z"/>
+              </w:rPr>
+            </w:pPr>
+            <w:ins w:id="472" w:author="治輝 齋藤" w:date="2026-05-19T12:41:00Z" w16du:dateUtc="2026-05-19T03:41:00Z">
               <w:r>
                 <w:rPr>
                   <w:rFonts w:ascii="Consolas" w:hAnsi="Consolas"/>
@@ -11931,10 +12104,10 @@
             <w:pPr>
               <w:spacing w:before="36" w:after="36"/>
               <w:rPr>
-                <w:ins w:id="453" w:author="治輝 齋藤" w:date="2026-05-19T12:41:00Z" w16du:dateUtc="2026-05-19T03:41:00Z"/>
-              </w:rPr>
-            </w:pPr>
-            <w:ins w:id="454" w:author="治輝 齋藤" w:date="2026-05-19T12:41:00Z" w16du:dateUtc="2026-05-19T03:41:00Z">
+                <w:ins w:id="473" w:author="治輝 齋藤" w:date="2026-05-19T12:41:00Z" w16du:dateUtc="2026-05-19T03:41:00Z"/>
+              </w:rPr>
+            </w:pPr>
+            <w:ins w:id="474" w:author="治輝 齋藤" w:date="2026-05-19T12:41:00Z" w16du:dateUtc="2026-05-19T03:41:00Z">
               <w:r>
                 <w:rPr>
                   <w:b/>
@@ -11953,10 +12126,10 @@
             <w:pPr>
               <w:spacing w:before="36" w:after="36"/>
               <w:rPr>
-                <w:ins w:id="455" w:author="治輝 齋藤" w:date="2026-05-19T12:41:00Z" w16du:dateUtc="2026-05-19T03:41:00Z"/>
-              </w:rPr>
-            </w:pPr>
-            <w:ins w:id="456" w:author="治輝 齋藤" w:date="2026-05-19T12:41:00Z" w16du:dateUtc="2026-05-19T03:41:00Z">
+                <w:ins w:id="475" w:author="治輝 齋藤" w:date="2026-05-19T12:41:00Z" w16du:dateUtc="2026-05-19T03:41:00Z"/>
+              </w:rPr>
+            </w:pPr>
+            <w:ins w:id="476" w:author="治輝 齋藤" w:date="2026-05-19T12:41:00Z" w16du:dateUtc="2026-05-19T03:41:00Z">
               <w:r>
                 <w:rPr>
                   <w:b/>
@@ -11970,7 +12143,7 @@
       </w:tr>
       <w:tr>
         <w:trPr>
-          <w:ins w:id="457" w:author="治輝 齋藤" w:date="2026-05-19T12:41:00Z"/>
+          <w:ins w:id="477" w:author="治輝 齋藤" w:date="2026-05-19T12:41:00Z"/>
         </w:trPr>
         <w:tc>
           <w:tcPr>
@@ -11980,10 +12153,10 @@
             <w:pPr>
               <w:spacing w:before="36" w:after="36"/>
               <w:rPr>
-                <w:ins w:id="458" w:author="治輝 齋藤" w:date="2026-05-19T12:41:00Z" w16du:dateUtc="2026-05-19T03:41:00Z"/>
-              </w:rPr>
-            </w:pPr>
-            <w:ins w:id="459" w:author="治輝 齋藤" w:date="2026-05-19T12:41:00Z" w16du:dateUtc="2026-05-19T03:41:00Z">
+                <w:ins w:id="478" w:author="治輝 齋藤" w:date="2026-05-19T12:41:00Z" w16du:dateUtc="2026-05-19T03:41:00Z"/>
+              </w:rPr>
+            </w:pPr>
+            <w:ins w:id="479" w:author="治輝 齋藤" w:date="2026-05-19T12:41:00Z" w16du:dateUtc="2026-05-19T03:41:00Z">
               <w:r>
                 <w:rPr>
                   <w:rFonts w:ascii="Consolas" w:hAnsi="Consolas"/>
@@ -12006,10 +12179,10 @@
             <w:pPr>
               <w:spacing w:before="36" w:after="36"/>
               <w:rPr>
-                <w:ins w:id="460" w:author="治輝 齋藤" w:date="2026-05-19T12:41:00Z" w16du:dateUtc="2026-05-19T03:41:00Z"/>
-              </w:rPr>
-            </w:pPr>
-            <w:ins w:id="461" w:author="治輝 齋藤" w:date="2026-05-19T12:41:00Z" w16du:dateUtc="2026-05-19T03:41:00Z">
+                <w:ins w:id="480" w:author="治輝 齋藤" w:date="2026-05-19T12:41:00Z" w16du:dateUtc="2026-05-19T03:41:00Z"/>
+              </w:rPr>
+            </w:pPr>
+            <w:ins w:id="481" w:author="治輝 齋藤" w:date="2026-05-19T12:41:00Z" w16du:dateUtc="2026-05-19T03:41:00Z">
               <w:r>
                 <w:rPr>
                   <w:b/>
@@ -12028,10 +12201,10 @@
             <w:pPr>
               <w:spacing w:before="36" w:after="36"/>
               <w:rPr>
-                <w:ins w:id="462" w:author="治輝 齋藤" w:date="2026-05-19T12:41:00Z" w16du:dateUtc="2026-05-19T03:41:00Z"/>
-              </w:rPr>
-            </w:pPr>
-            <w:ins w:id="463" w:author="治輝 齋藤" w:date="2026-05-19T12:41:00Z" w16du:dateUtc="2026-05-19T03:41:00Z">
+                <w:ins w:id="482" w:author="治輝 齋藤" w:date="2026-05-19T12:41:00Z" w16du:dateUtc="2026-05-19T03:41:00Z"/>
+              </w:rPr>
+            </w:pPr>
+            <w:ins w:id="483" w:author="治輝 齋藤" w:date="2026-05-19T12:41:00Z" w16du:dateUtc="2026-05-19T03:41:00Z">
               <w:r>
                 <w:rPr>
                   <w:b/>
@@ -12045,7 +12218,7 @@
       </w:tr>
       <w:tr>
         <w:trPr>
-          <w:ins w:id="464" w:author="治輝 齋藤" w:date="2026-05-19T12:41:00Z"/>
+          <w:ins w:id="484" w:author="治輝 齋藤" w:date="2026-05-19T12:41:00Z"/>
         </w:trPr>
         <w:tc>
           <w:tcPr>
@@ -12055,10 +12228,10 @@
             <w:pPr>
               <w:spacing w:before="36" w:after="36"/>
               <w:rPr>
-                <w:ins w:id="465" w:author="治輝 齋藤" w:date="2026-05-19T12:41:00Z" w16du:dateUtc="2026-05-19T03:41:00Z"/>
-              </w:rPr>
-            </w:pPr>
-            <w:ins w:id="466" w:author="治輝 齋藤" w:date="2026-05-19T12:41:00Z" w16du:dateUtc="2026-05-19T03:41:00Z">
+                <w:ins w:id="485" w:author="治輝 齋藤" w:date="2026-05-19T12:41:00Z" w16du:dateUtc="2026-05-19T03:41:00Z"/>
+              </w:rPr>
+            </w:pPr>
+            <w:ins w:id="486" w:author="治輝 齋藤" w:date="2026-05-19T12:41:00Z" w16du:dateUtc="2026-05-19T03:41:00Z">
               <w:r>
                 <w:rPr>
                   <w:rFonts w:ascii="Consolas" w:hAnsi="Consolas"/>
@@ -12081,10 +12254,10 @@
             <w:pPr>
               <w:spacing w:before="36" w:after="36"/>
               <w:rPr>
-                <w:ins w:id="467" w:author="治輝 齋藤" w:date="2026-05-19T12:41:00Z" w16du:dateUtc="2026-05-19T03:41:00Z"/>
-              </w:rPr>
-            </w:pPr>
-            <w:ins w:id="468" w:author="治輝 齋藤" w:date="2026-05-19T12:41:00Z" w16du:dateUtc="2026-05-19T03:41:00Z">
+                <w:ins w:id="487" w:author="治輝 齋藤" w:date="2026-05-19T12:41:00Z" w16du:dateUtc="2026-05-19T03:41:00Z"/>
+              </w:rPr>
+            </w:pPr>
+            <w:ins w:id="488" w:author="治輝 齋藤" w:date="2026-05-19T12:41:00Z" w16du:dateUtc="2026-05-19T03:41:00Z">
               <w:r>
                 <w:rPr>
                   <w:b/>
@@ -12103,10 +12276,10 @@
             <w:pPr>
               <w:spacing w:before="36" w:after="36"/>
               <w:rPr>
-                <w:ins w:id="469" w:author="治輝 齋藤" w:date="2026-05-19T12:41:00Z" w16du:dateUtc="2026-05-19T03:41:00Z"/>
-              </w:rPr>
-            </w:pPr>
-            <w:ins w:id="470" w:author="治輝 齋藤" w:date="2026-05-19T12:41:00Z" w16du:dateUtc="2026-05-19T03:41:00Z">
+                <w:ins w:id="489" w:author="治輝 齋藤" w:date="2026-05-19T12:41:00Z" w16du:dateUtc="2026-05-19T03:41:00Z"/>
+              </w:rPr>
+            </w:pPr>
+            <w:ins w:id="490" w:author="治輝 齋藤" w:date="2026-05-19T12:41:00Z" w16du:dateUtc="2026-05-19T03:41:00Z">
               <w:r>
                 <w:rPr>
                   <w:b/>
@@ -12123,10 +12296,10 @@
       <w:pPr>
         <w:pStyle w:val="2"/>
         <w:rPr>
-          <w:ins w:id="471" w:author="治輝 齋藤" w:date="2026-05-19T12:41:00Z" w16du:dateUtc="2026-05-19T03:41:00Z"/>
-        </w:rPr>
-      </w:pPr>
-      <w:ins w:id="472" w:author="治輝 齋藤" w:date="2026-05-19T12:41:00Z" w16du:dateUtc="2026-05-19T03:41:00Z">
+          <w:ins w:id="491" w:author="治輝 齋藤" w:date="2026-05-19T12:41:00Z" w16du:dateUtc="2026-05-19T03:41:00Z"/>
+        </w:rPr>
+      </w:pPr>
+      <w:ins w:id="492" w:author="治輝 齋藤" w:date="2026-05-19T12:41:00Z" w16du:dateUtc="2026-05-19T03:41:00Z">
         <w:r>
           <w:rPr>
             <w:rFonts w:asciiTheme="minorHAnsi" w:eastAsiaTheme="minorEastAsia" w:hAnsiTheme="minorHAnsi" w:cstheme="minorBidi"/>
@@ -12194,14 +12367,14 @@
           </w:rPr>
           <w:t xml:space="preserve"> &lt; 0.05 (conventional model-based standard errors). These results are sensitivity analyses only.</w:t>
         </w:r>
-        <w:commentRangeEnd w:id="442"/>
+        <w:commentRangeEnd w:id="462"/>
         <w:r>
           <w:rPr>
             <w:rStyle w:val="af2"/>
             <w:rFonts w:asciiTheme="minorHAnsi" w:eastAsiaTheme="minorEastAsia" w:hAnsiTheme="minorHAnsi" w:cstheme="minorBidi"/>
             <w:color w:val="auto"/>
           </w:rPr>
-          <w:commentReference w:id="442"/>
+          <w:commentReference w:id="462"/>
         </w:r>
       </w:ins>
     </w:p>
@@ -12209,7 +12382,7 @@
       <w:pPr>
         <w:pStyle w:val="a0"/>
         <w:rPr>
-          <w:del w:id="473" w:author="治輝 齋藤" w:date="2026-05-19T12:41:00Z" w16du:dateUtc="2026-05-19T03:41:00Z"/>
+          <w:del w:id="493" w:author="治輝 齋藤" w:date="2026-05-19T12:41:00Z" w16du:dateUtc="2026-05-19T03:41:00Z"/>
         </w:rPr>
       </w:pPr>
     </w:p>
@@ -12217,10 +12390,10 @@
       <w:pPr>
         <w:pStyle w:val="a0"/>
         <w:rPr>
-          <w:del w:id="474" w:author="治輝 齋藤" w:date="2026-05-19T12:41:00Z" w16du:dateUtc="2026-05-19T03:41:00Z"/>
-        </w:rPr>
-      </w:pPr>
-      <w:del w:id="475" w:author="治輝 齋藤" w:date="2026-05-19T12:41:00Z" w16du:dateUtc="2026-05-19T03:41:00Z">
+          <w:del w:id="494" w:author="治輝 齋藤" w:date="2026-05-19T12:41:00Z" w16du:dateUtc="2026-05-19T03:41:00Z"/>
+        </w:rPr>
+      </w:pPr>
+      <w:del w:id="495" w:author="治輝 齋藤" w:date="2026-05-19T12:41:00Z" w16du:dateUtc="2026-05-19T03:41:00Z">
         <w:r>
           <w:pict w14:anchorId="657FDAF1">
             <v:rect id="_x0000_i1041" style="width:0;height:1.5pt" o:hralign="center" o:hrstd="t" o:hr="t"/>
@@ -12237,8 +12410,8 @@
           <w:szCs w:val="32"/>
         </w:rPr>
       </w:pPr>
-      <w:bookmarkStart w:id="476" w:name="figure-legends"/>
-      <w:bookmarkEnd w:id="428"/>
+      <w:bookmarkStart w:id="496" w:name="figure-legends"/>
+      <w:bookmarkEnd w:id="448"/>
       <w:r>
         <w:br w:type="page"/>
       </w:r>
@@ -12271,131 +12444,172 @@
       <w:pPr>
         <w:pStyle w:val="a0"/>
       </w:pPr>
+      <w:del w:id="497" w:author="治輝 齋藤" w:date="2026-05-20T08:40:00Z" w16du:dateUtc="2026-05-19T23:40:00Z">
+        <w:r>
+          <w:rPr>
+            <w:b/>
+            <w:bCs/>
+          </w:rPr>
+          <w:delText>Figure 2.</w:delText>
+        </w:r>
+        <w:r>
+          <w:delText xml:space="preserve"> Correlation heatmap of key study variables across 47 Japanese prefectures. Pearson correlation coefficients are displayed in each cell. Color intensity represents the magnitude of correlation (red = positive, blue = negative).</w:delText>
+        </w:r>
+      </w:del>
+    </w:p>
+    <w:p>
+      <w:pPr>
+        <w:pStyle w:val="a0"/>
+      </w:pPr>
       <w:r>
         <w:rPr>
           <w:b/>
           <w:bCs/>
         </w:rPr>
-        <w:t>Figure 2.</w:t>
-      </w:r>
-      <w:r>
-        <w:t xml:space="preserve"> Correlation heatmap of key study variables across 47 Japanese prefectures. Pearson correlation coefficients are displayed in each cell. Color intensity represents the magnitude of correlation (red = positive, blue = negative).</w:t>
-      </w:r>
-    </w:p>
-    <w:p>
-      <w:pPr>
-        <w:pStyle w:val="a0"/>
-      </w:pPr>
+        <w:t xml:space="preserve">Figure </w:t>
+      </w:r>
+      <w:ins w:id="498" w:author="治輝 齋藤" w:date="2026-05-20T08:40:00Z" w16du:dateUtc="2026-05-19T23:40:00Z">
+        <w:r>
+          <w:rPr>
+            <w:rFonts w:hint="eastAsia"/>
+            <w:b/>
+            <w:bCs/>
+            <w:lang w:eastAsia="ja-JP"/>
+          </w:rPr>
+          <w:t>2</w:t>
+        </w:r>
+      </w:ins>
+      <w:del w:id="499" w:author="治輝 齋藤" w:date="2026-05-20T08:40:00Z" w16du:dateUtc="2026-05-19T23:40:00Z">
+        <w:r>
+          <w:rPr>
+            <w:rFonts w:hint="eastAsia"/>
+            <w:b/>
+            <w:bCs/>
+            <w:lang w:eastAsia="ja-JP"/>
+          </w:rPr>
+          <w:delText>3</w:delText>
+        </w:r>
+      </w:del>
       <w:r>
         <w:rPr>
           <w:b/>
           <w:bCs/>
         </w:rPr>
-        <w:t xml:space="preserve">Figure </w:t>
-      </w:r>
-      <w:r>
-        <w:rPr>
-          <w:rFonts w:hint="eastAsia"/>
+        <w:t>.</w:t>
+      </w:r>
+      <w:r>
+        <w:t xml:space="preserve"> Prefectural distribution of habitable-area-weighted terrain slope (degrees) across Japan. Darker shading indicates steeper terrain. Prefectures in the Chugoku, Shikoku, and Kyushu mountain ranges show the highest slope values.</w:t>
+      </w:r>
+      <w:r>
+        <w:t xml:space="preserve"> </w:t>
+      </w:r>
+      <w:r>
+        <w:rPr>
           <w:b/>
           <w:bCs/>
-          <w:lang w:eastAsia="ja-JP"/>
-        </w:rPr>
-        <w:t>3</w:t>
-      </w:r>
+        </w:rPr>
+        <w:t>Note:</w:t>
+      </w:r>
+      <w:r>
+        <w:t xml:space="preserve"> map lines delineate study areas and do not necessarily depict accepted national boundaries (here, prefectures used as the analytic geography)</w:t>
+      </w:r>
+      <w:r>
+        <w:t>.</w:t>
+      </w:r>
+    </w:p>
+    <w:p>
+      <w:pPr>
+        <w:pStyle w:val="a0"/>
+      </w:pPr>
       <w:r>
         <w:rPr>
           <w:b/>
           <w:bCs/>
         </w:rPr>
-        <w:t>.</w:t>
-      </w:r>
-      <w:r>
-        <w:t xml:space="preserve"> Prefectural distribution of habitable-area-weighted terrain slope (degrees) across Japan. Darker shading indicates steeper terrain. Prefectures in the Chugoku, Shikoku, and Kyushu mountain ranges show the highest slope values.</w:t>
-      </w:r>
-      <w:r>
-        <w:t xml:space="preserve"> </w:t>
-      </w:r>
+        <w:t xml:space="preserve">Figure </w:t>
+      </w:r>
+      <w:ins w:id="500" w:author="治輝 齋藤" w:date="2026-05-20T08:40:00Z" w16du:dateUtc="2026-05-19T23:40:00Z">
+        <w:r>
+          <w:rPr>
+            <w:rFonts w:hint="eastAsia"/>
+            <w:b/>
+            <w:bCs/>
+            <w:lang w:eastAsia="ja-JP"/>
+          </w:rPr>
+          <w:t>3</w:t>
+        </w:r>
+      </w:ins>
+      <w:del w:id="501" w:author="治輝 齋藤" w:date="2026-05-20T08:40:00Z" w16du:dateUtc="2026-05-19T23:40:00Z">
+        <w:r>
+          <w:rPr>
+            <w:rFonts w:hint="eastAsia"/>
+            <w:b/>
+            <w:bCs/>
+            <w:lang w:eastAsia="ja-JP"/>
+          </w:rPr>
+          <w:delText>4</w:delText>
+        </w:r>
+      </w:del>
       <w:r>
         <w:rPr>
           <w:b/>
           <w:bCs/>
         </w:rPr>
-        <w:t>Note:</w:t>
-      </w:r>
-      <w:r>
-        <w:t xml:space="preserve"> map lines delineate study areas and do not necessarily depict accepted national boundaries (here, prefectures used as the analytic geography)</w:t>
-      </w:r>
-      <w:r>
         <w:t>.</w:t>
       </w:r>
-    </w:p>
-    <w:p>
-      <w:pPr>
-        <w:pStyle w:val="a0"/>
-      </w:pPr>
+      <w:r>
+        <w:t xml:space="preserve"> Prefectural distribution of hip fracture surgery rate (per 100,000 population) across Japan. Darker shading indicates higher rates. Prefectures in mountainous regions tend to show elevated rates.</w:t>
+      </w:r>
+      <w:r>
+        <w:t xml:space="preserve"> </w:t>
+      </w:r>
       <w:r>
         <w:rPr>
           <w:b/>
           <w:bCs/>
         </w:rPr>
-        <w:t xml:space="preserve">Figure </w:t>
-      </w:r>
-      <w:r>
-        <w:rPr>
-          <w:rFonts w:hint="eastAsia"/>
+        <w:t>Note:</w:t>
+      </w:r>
+      <w:r>
+        <w:t xml:space="preserve"> map lines delineate study areas and do not necessarily depict accepted national boundaries (here, prefectures used as the analytic geography)</w:t>
+      </w:r>
+      <w:r>
+        <w:t>.</w:t>
+      </w:r>
+    </w:p>
+    <w:p>
+      <w:pPr>
+        <w:pStyle w:val="a0"/>
+      </w:pPr>
+      <w:r>
+        <w:rPr>
           <w:b/>
           <w:bCs/>
-          <w:lang w:eastAsia="ja-JP"/>
-        </w:rPr>
-        <w:t>4</w:t>
-      </w:r>
-      <w:r>
-        <w:rPr>
-          <w:b/>
-          <w:bCs/>
-        </w:rPr>
-        <w:t>.</w:t>
-      </w:r>
-      <w:r>
-        <w:t xml:space="preserve"> Prefectural distribution of hip fracture surgery rate (per 100,000 population) across Japan. Darker shading indicates higher rates. Prefectures in mountainous regions tend to show elevated rates.</w:t>
-      </w:r>
-      <w:r>
-        <w:t xml:space="preserve"> </w:t>
-      </w:r>
-      <w:r>
-        <w:rPr>
-          <w:b/>
-          <w:bCs/>
-        </w:rPr>
-        <w:t>Note:</w:t>
-      </w:r>
-      <w:r>
-        <w:t xml:space="preserve"> map lines delineate study areas and do not necessarily depict accepted national boundaries (here, prefectures used as the analytic geography)</w:t>
-      </w:r>
-      <w:r>
-        <w:t>.</w:t>
-      </w:r>
-    </w:p>
-    <w:p>
-      <w:pPr>
-        <w:pStyle w:val="a0"/>
-      </w:pPr>
-      <w:r>
-        <w:rPr>
-          <w:b/>
-          <w:bCs/>
         </w:rPr>
         <w:t xml:space="preserve">Figure </w:t>
       </w:r>
-      <w:r>
-        <w:rPr>
-          <w:rFonts w:hint="eastAsia"/>
-          <w:b/>
-          <w:bCs/>
-          <w:lang w:eastAsia="ja-JP"/>
-        </w:rPr>
-        <w:t>5</w:t>
-      </w:r>
+      <w:ins w:id="502" w:author="治輝 齋藤" w:date="2026-05-20T08:40:00Z" w16du:dateUtc="2026-05-19T23:40:00Z">
+        <w:r>
+          <w:rPr>
+            <w:rFonts w:hint="eastAsia"/>
+            <w:b/>
+            <w:bCs/>
+            <w:lang w:eastAsia="ja-JP"/>
+          </w:rPr>
+          <w:t>4</w:t>
+        </w:r>
+      </w:ins>
+      <w:del w:id="503" w:author="治輝 齋藤" w:date="2026-05-20T08:40:00Z" w16du:dateUtc="2026-05-19T23:40:00Z">
+        <w:r>
+          <w:rPr>
+            <w:rFonts w:hint="eastAsia"/>
+            <w:b/>
+            <w:bCs/>
+            <w:lang w:eastAsia="ja-JP"/>
+          </w:rPr>
+          <w:delText>5</w:delText>
+        </w:r>
+      </w:del>
       <w:r>
         <w:rPr>
           <w:b/>
@@ -12432,8 +12646,8 @@
           <w:szCs w:val="32"/>
         </w:rPr>
       </w:pPr>
-      <w:bookmarkStart w:id="477" w:name="figure-1"/>
-      <w:bookmarkEnd w:id="476"/>
+      <w:bookmarkStart w:id="504" w:name="figure-1"/>
+      <w:bookmarkEnd w:id="496"/>
       <w:r>
         <w:br w:type="page"/>
       </w:r>
@@ -12536,8 +12750,8 @@
       <w:pPr>
         <w:pStyle w:val="2"/>
       </w:pPr>
-      <w:bookmarkStart w:id="478" w:name="figure-2"/>
-      <w:bookmarkEnd w:id="477"/>
+      <w:bookmarkStart w:id="505" w:name="figure-2"/>
+      <w:bookmarkEnd w:id="504"/>
       <w:r>
         <w:t>Figure 2</w:t>
       </w:r>
@@ -12548,8 +12762,8 @@
       </w:pPr>
     </w:p>
     <w:p>
-      <w:bookmarkStart w:id="479" w:name="figure-3"/>
-      <w:bookmarkEnd w:id="478"/>
+      <w:bookmarkStart w:id="506" w:name="figure-3"/>
+      <w:bookmarkEnd w:id="505"/>
       <w:r>
         <w:br w:type="page"/>
       </w:r>
@@ -12562,85 +12776,98 @@
     <w:p>
       <w:pPr>
         <w:pStyle w:val="2"/>
-      </w:pPr>
-      <w:r>
-        <w:t xml:space="preserve">Figure </w:t>
-      </w:r>
-      <w:r>
-        <w:rPr>
-          <w:rFonts w:hint="eastAsia"/>
-          <w:lang w:eastAsia="ja-JP"/>
-        </w:rPr>
-        <w:t>2</w:t>
-      </w:r>
+        <w:rPr>
+          <w:del w:id="507" w:author="治輝 齋藤" w:date="2026-05-20T08:40:00Z" w16du:dateUtc="2026-05-19T23:40:00Z"/>
+        </w:rPr>
+      </w:pPr>
+      <w:del w:id="508" w:author="治輝 齋藤" w:date="2026-05-20T08:40:00Z" w16du:dateUtc="2026-05-19T23:40:00Z">
+        <w:r>
+          <w:delText xml:space="preserve">Figure </w:delText>
+        </w:r>
+        <w:r>
+          <w:rPr>
+            <w:rFonts w:hint="eastAsia"/>
+            <w:lang w:eastAsia="ja-JP"/>
+          </w:rPr>
+          <w:delText>2</w:delText>
+        </w:r>
+      </w:del>
     </w:p>
     <w:p>
       <w:pPr>
         <w:pStyle w:val="FirstParagraph"/>
-      </w:pPr>
-      <w:r>
-        <w:rPr>
-          <w:noProof/>
-          <w:sz w:val="28"/>
-          <w:szCs w:val="28"/>
-        </w:rPr>
-        <w:drawing>
-          <wp:inline distT="0" distB="0" distL="0" distR="0" wp14:anchorId="42370DA5" wp14:editId="0EF3F5D7">
-            <wp:extent cx="5509260" cy="4526280"/>
-            <wp:effectExtent l="0" t="0" r="0" b="7620"/>
-            <wp:docPr id="478655746" name="Picture"/>
-            <wp:cNvGraphicFramePr/>
-            <a:graphic xmlns:a="http://schemas.openxmlformats.org/drawingml/2006/main">
-              <a:graphicData uri="http://schemas.openxmlformats.org/drawingml/2006/picture">
-                <pic:pic xmlns:pic="http://schemas.openxmlformats.org/drawingml/2006/picture">
-                  <pic:nvPicPr>
-                    <pic:cNvPr id="61" name="Picture" descr="../03_Analysis/results/figures/heatmap_correlation.png"/>
-                    <pic:cNvPicPr>
-                      <a:picLocks noChangeAspect="1" noChangeArrowheads="1"/>
-                    </pic:cNvPicPr>
-                  </pic:nvPicPr>
-                  <pic:blipFill>
-                    <a:blip r:embed="rId10"/>
-                    <a:stretch>
-                      <a:fillRect/>
-                    </a:stretch>
-                  </pic:blipFill>
-                  <pic:spPr bwMode="auto">
-                    <a:xfrm>
-                      <a:off x="0" y="0"/>
-                      <a:ext cx="5509260" cy="4526280"/>
-                    </a:xfrm>
-                    <a:prstGeom prst="rect">
-                      <a:avLst/>
-                    </a:prstGeom>
-                    <a:noFill/>
-                    <a:ln w="9525">
+        <w:rPr>
+          <w:del w:id="509" w:author="治輝 齋藤" w:date="2026-05-20T08:40:00Z" w16du:dateUtc="2026-05-19T23:40:00Z"/>
+        </w:rPr>
+      </w:pPr>
+      <w:del w:id="510" w:author="治輝 齋藤" w:date="2026-05-20T08:40:00Z" w16du:dateUtc="2026-05-19T23:40:00Z">
+        <w:r>
+          <w:rPr>
+            <w:noProof/>
+            <w:sz w:val="28"/>
+            <w:szCs w:val="28"/>
+          </w:rPr>
+          <w:drawing>
+            <wp:inline distT="0" distB="0" distL="0" distR="0" wp14:anchorId="42370DA5" wp14:editId="0EF3F5D7">
+              <wp:extent cx="5509260" cy="4526280"/>
+              <wp:effectExtent l="0" t="0" r="0" b="7620"/>
+              <wp:docPr id="478655746" name="Picture"/>
+              <wp:cNvGraphicFramePr/>
+              <a:graphic xmlns:a="http://schemas.openxmlformats.org/drawingml/2006/main">
+                <a:graphicData uri="http://schemas.openxmlformats.org/drawingml/2006/picture">
+                  <pic:pic xmlns:pic="http://schemas.openxmlformats.org/drawingml/2006/picture">
+                    <pic:nvPicPr>
+                      <pic:cNvPr id="61" name="Picture" descr="../03_Analysis/results/figures/heatmap_correlation.png"/>
+                      <pic:cNvPicPr>
+                        <a:picLocks noChangeAspect="1" noChangeArrowheads="1"/>
+                      </pic:cNvPicPr>
+                    </pic:nvPicPr>
+                    <pic:blipFill>
+                      <a:blip r:embed="rId10"/>
+                      <a:stretch>
+                        <a:fillRect/>
+                      </a:stretch>
+                    </pic:blipFill>
+                    <pic:spPr bwMode="auto">
+                      <a:xfrm>
+                        <a:off x="0" y="0"/>
+                        <a:ext cx="5509260" cy="4526280"/>
+                      </a:xfrm>
+                      <a:prstGeom prst="rect">
+                        <a:avLst/>
+                      </a:prstGeom>
                       <a:noFill/>
-                      <a:headEnd/>
-                      <a:tailEnd/>
-                    </a:ln>
-                  </pic:spPr>
-                </pic:pic>
-              </a:graphicData>
-            </a:graphic>
-          </wp:inline>
-        </w:drawing>
-      </w:r>
-    </w:p>
-    <w:p>
-      <w:pPr>
-        <w:rPr>
+                      <a:ln w="9525">
+                        <a:noFill/>
+                        <a:headEnd/>
+                        <a:tailEnd/>
+                      </a:ln>
+                    </pic:spPr>
+                  </pic:pic>
+                </a:graphicData>
+              </a:graphic>
+            </wp:inline>
+          </w:drawing>
+        </w:r>
+      </w:del>
+    </w:p>
+    <w:p>
+      <w:pPr>
+        <w:rPr>
+          <w:del w:id="511" w:author="治輝 齋藤" w:date="2026-05-20T08:40:00Z" w16du:dateUtc="2026-05-19T23:40:00Z"/>
           <w:rFonts w:asciiTheme="majorHAnsi" w:eastAsiaTheme="majorEastAsia" w:hAnsiTheme="majorHAnsi" w:cstheme="majorBidi"/>
           <w:color w:val="0F4761" w:themeColor="accent1" w:themeShade="BF"/>
           <w:sz w:val="32"/>
           <w:szCs w:val="32"/>
         </w:rPr>
       </w:pPr>
-      <w:bookmarkStart w:id="480" w:name="figure-4"/>
-      <w:bookmarkEnd w:id="479"/>
-      <w:r>
-        <w:br w:type="page"/>
-      </w:r>
+      <w:bookmarkStart w:id="512" w:name="figure-4"/>
+      <w:bookmarkEnd w:id="506"/>
+      <w:del w:id="513" w:author="治輝 齋藤" w:date="2026-05-20T08:40:00Z" w16du:dateUtc="2026-05-19T23:40:00Z">
+        <w:r>
+          <w:br w:type="page"/>
+        </w:r>
+      </w:del>
     </w:p>
     <w:p>
       <w:pPr>
@@ -12712,13 +12939,24 @@
       <w:r>
         <w:t xml:space="preserve">Figure </w:t>
       </w:r>
-      <w:r>
-        <w:rPr>
-          <w:rFonts w:hint="eastAsia"/>
-          <w:lang w:eastAsia="ja-JP"/>
-        </w:rPr>
-        <w:t>3</w:t>
-      </w:r>
+      <w:ins w:id="514" w:author="治輝 齋藤" w:date="2026-05-20T08:40:00Z" w16du:dateUtc="2026-05-19T23:40:00Z">
+        <w:r>
+          <w:rPr>
+            <w:rFonts w:hint="eastAsia"/>
+            <w:lang w:eastAsia="ja-JP"/>
+          </w:rPr>
+          <w:t>2</w:t>
+        </w:r>
+      </w:ins>
+      <w:del w:id="515" w:author="治輝 齋藤" w:date="2026-05-20T08:40:00Z" w16du:dateUtc="2026-05-19T23:40:00Z">
+        <w:r>
+          <w:rPr>
+            <w:rFonts w:hint="eastAsia"/>
+            <w:lang w:eastAsia="ja-JP"/>
+          </w:rPr>
+          <w:delText>3</w:delText>
+        </w:r>
+      </w:del>
     </w:p>
     <w:p>
       <w:pPr>
@@ -12740,8 +12978,8 @@
       <w:pPr>
         <w:pStyle w:val="2"/>
       </w:pPr>
-      <w:bookmarkStart w:id="481" w:name="figure-5"/>
-      <w:bookmarkEnd w:id="480"/>
+      <w:bookmarkStart w:id="516" w:name="figure-5"/>
+      <w:bookmarkEnd w:id="512"/>
       <w:r>
         <w:t xml:space="preserve">Figure </w:t>
       </w:r>
@@ -12773,8 +13011,8 @@
       <w:pPr>
         <w:pStyle w:val="2"/>
       </w:pPr>
-      <w:bookmarkStart w:id="482" w:name="figure-6"/>
-      <w:bookmarkEnd w:id="481"/>
+      <w:bookmarkStart w:id="517" w:name="figure-6"/>
+      <w:bookmarkEnd w:id="516"/>
       <w:r>
         <w:t xml:space="preserve">Figure </w:t>
       </w:r>
@@ -12786,8 +13024,8 @@
         <w:t>5</w:t>
       </w:r>
     </w:p>
-    <w:bookmarkEnd w:id="393"/>
-    <w:bookmarkEnd w:id="482"/>
+    <w:bookmarkEnd w:id="413"/>
+    <w:bookmarkEnd w:id="517"/>
     <w:p>
       <w:pPr>
         <w:pStyle w:val="FirstParagraph"/>
@@ -12878,13 +13116,24 @@
       <w:r>
         <w:t xml:space="preserve">Figure </w:t>
       </w:r>
-      <w:r>
-        <w:rPr>
-          <w:rFonts w:hint="eastAsia"/>
-          <w:lang w:eastAsia="ja-JP"/>
-        </w:rPr>
-        <w:t>4</w:t>
-      </w:r>
+      <w:ins w:id="518" w:author="治輝 齋藤" w:date="2026-05-20T08:40:00Z" w16du:dateUtc="2026-05-19T23:40:00Z">
+        <w:r>
+          <w:rPr>
+            <w:rFonts w:hint="eastAsia"/>
+            <w:lang w:eastAsia="ja-JP"/>
+          </w:rPr>
+          <w:t>3</w:t>
+        </w:r>
+      </w:ins>
+      <w:del w:id="519" w:author="治輝 齋藤" w:date="2026-05-20T08:40:00Z" w16du:dateUtc="2026-05-19T23:40:00Z">
+        <w:r>
+          <w:rPr>
+            <w:rFonts w:hint="eastAsia"/>
+            <w:lang w:eastAsia="ja-JP"/>
+          </w:rPr>
+          <w:delText>4</w:delText>
+        </w:r>
+      </w:del>
     </w:p>
     <w:p>
       <w:pPr>
@@ -13054,13 +13303,24 @@
         <w:lastRenderedPageBreak/>
         <w:t xml:space="preserve">Figure </w:t>
       </w:r>
-      <w:r>
-        <w:rPr>
-          <w:rFonts w:hint="eastAsia"/>
-          <w:lang w:eastAsia="ja-JP"/>
-        </w:rPr>
-        <w:t>5</w:t>
-      </w:r>
+      <w:ins w:id="520" w:author="治輝 齋藤" w:date="2026-05-20T08:40:00Z" w16du:dateUtc="2026-05-19T23:40:00Z">
+        <w:r>
+          <w:rPr>
+            <w:rFonts w:hint="eastAsia"/>
+            <w:lang w:eastAsia="ja-JP"/>
+          </w:rPr>
+          <w:t>4</w:t>
+        </w:r>
+      </w:ins>
+      <w:del w:id="521" w:author="治輝 齋藤" w:date="2026-05-20T08:40:00Z" w16du:dateUtc="2026-05-19T23:40:00Z">
+        <w:r>
+          <w:rPr>
+            <w:rFonts w:hint="eastAsia"/>
+            <w:lang w:eastAsia="ja-JP"/>
+          </w:rPr>
+          <w:delText>5</w:delText>
+        </w:r>
+      </w:del>
     </w:p>
     <w:p>
       <w:pPr>
@@ -13540,6 +13800,9 @@
     <w:p>
       <w:pPr>
         <w:pStyle w:val="af3"/>
+        <w:rPr>
+          <w:lang w:eastAsia="ja-JP"/>
+        </w:rPr>
       </w:pPr>
       <w:r>
         <w:rPr>
@@ -14194,6 +14457,9 @@
         <w:annotationRef/>
       </w:r>
       <w:r>
+        <w:rPr>
+          <w:lang w:eastAsia="ja-JP"/>
+        </w:rPr>
         <w:t>proportion of individuals aged ≥65 years</w:t>
       </w:r>
       <w:r>
@@ -14454,6 +14720,9 @@
     <w:p>
       <w:pPr>
         <w:pStyle w:val="af3"/>
+        <w:rPr>
+          <w:lang w:eastAsia="ja-JP"/>
+        </w:rPr>
       </w:pPr>
       <w:r>
         <w:rPr>
@@ -14470,7 +14739,7 @@
       </w:r>
     </w:p>
   </w:comment>
-  <w:comment w:id="218" w:author="山岸良匡" w:date="2026-05-18T19:28:00Z" w:initials="山">
+  <w:comment w:id="224" w:author="山岸良匡" w:date="2026-05-18T19:28:00Z" w:initials="山">
     <w:p>
       <w:pPr>
         <w:pStyle w:val="af3"/>
@@ -14512,7 +14781,7 @@
       </w:r>
     </w:p>
   </w:comment>
-  <w:comment w:id="219" w:author="治輝 齋藤" w:date="2026-05-19T23:27:00Z" w:initials="治齋">
+  <w:comment w:id="225" w:author="治輝 齋藤" w:date="2026-05-19T23:27:00Z" w:initials="治齋">
     <w:p>
       <w:pPr>
         <w:pStyle w:val="af3"/>
@@ -14563,7 +14832,7 @@
       </w:r>
     </w:p>
   </w:comment>
-  <w:comment w:id="221" w:author="山岸良匡" w:date="2026-05-18T19:31:00Z" w:initials="山">
+  <w:comment w:id="229" w:author="山岸良匡" w:date="2026-05-18T19:31:00Z" w:initials="山">
     <w:p>
       <w:pPr>
         <w:pStyle w:val="af3"/>
@@ -14606,7 +14875,7 @@
       </w:r>
     </w:p>
   </w:comment>
-  <w:comment w:id="242" w:author="山岸良匡" w:date="2026-05-18T19:35:00Z" w:initials="山">
+  <w:comment w:id="262" w:author="山岸良匡" w:date="2026-05-18T19:35:00Z" w:initials="山">
     <w:p>
       <w:pPr>
         <w:pStyle w:val="af3"/>
@@ -14629,7 +14898,7 @@
       </w:r>
     </w:p>
   </w:comment>
-  <w:comment w:id="243" w:author="治輝 齋藤" w:date="2026-04-30T20:30:00Z" w:initials="治齋">
+  <w:comment w:id="263" w:author="治輝 齋藤" w:date="2026-04-30T20:30:00Z" w:initials="治齋">
     <w:p>
       <w:pPr>
         <w:pStyle w:val="af3"/>
@@ -14752,7 +15021,7 @@
       </w:r>
     </w:p>
   </w:comment>
-  <w:comment w:id="244" w:author="山岸良匡" w:date="2026-05-18T19:37:00Z" w:initials="山">
+  <w:comment w:id="264" w:author="山岸良匡" w:date="2026-05-18T19:37:00Z" w:initials="山">
     <w:p>
       <w:pPr>
         <w:pStyle w:val="af3"/>
@@ -14796,7 +15065,7 @@
       </w:r>
     </w:p>
   </w:comment>
-  <w:comment w:id="257" w:author="治輝 齋藤" w:date="2026-04-30T19:12:00Z" w:initials="治齋">
+  <w:comment w:id="277" w:author="治輝 齋藤" w:date="2026-04-30T19:12:00Z" w:initials="治齋">
     <w:p>
       <w:pPr>
         <w:pStyle w:val="af3"/>
@@ -14859,7 +15128,7 @@
       </w:r>
     </w:p>
   </w:comment>
-  <w:comment w:id="262" w:author="山岸良匡" w:date="2026-05-18T19:39:00Z" w:initials="山">
+  <w:comment w:id="282" w:author="山岸良匡" w:date="2026-05-18T19:39:00Z" w:initials="山">
     <w:p>
       <w:pPr>
         <w:pStyle w:val="af3"/>
@@ -14888,7 +15157,7 @@
       </w:r>
     </w:p>
   </w:comment>
-  <w:comment w:id="263" w:author="治輝 齋藤" w:date="2026-05-19T22:51:00Z" w:initials="治齋">
+  <w:comment w:id="283" w:author="治輝 齋藤" w:date="2026-05-19T22:51:00Z" w:initials="治齋">
     <w:p>
       <w:pPr>
         <w:pStyle w:val="af3"/>
@@ -14925,7 +15194,7 @@
       </w:r>
     </w:p>
   </w:comment>
-  <w:comment w:id="264" w:author="山岸良匡" w:date="2026-05-18T19:40:00Z" w:initials="山">
+  <w:comment w:id="284" w:author="山岸良匡" w:date="2026-05-18T19:40:00Z" w:initials="山">
     <w:p>
       <w:pPr>
         <w:pStyle w:val="af3"/>
@@ -14961,7 +15230,7 @@
       </w:r>
     </w:p>
   </w:comment>
-  <w:comment w:id="265" w:author="治輝 齋藤" w:date="2026-05-19T22:55:00Z" w:initials="治齋">
+  <w:comment w:id="285" w:author="治輝 齋藤" w:date="2026-05-19T22:55:00Z" w:initials="治齋">
     <w:p>
       <w:pPr>
         <w:pStyle w:val="af3"/>
@@ -15012,7 +15281,7 @@
       </w:r>
     </w:p>
   </w:comment>
-  <w:comment w:id="266" w:author="山岸良匡" w:date="2026-05-18T19:42:00Z" w:initials="山">
+  <w:comment w:id="286" w:author="山岸良匡" w:date="2026-05-18T19:42:00Z" w:initials="山">
     <w:p>
       <w:pPr>
         <w:pStyle w:val="af3"/>
@@ -15035,7 +15304,7 @@
       </w:r>
     </w:p>
   </w:comment>
-  <w:comment w:id="268" w:author="治輝 齋藤" w:date="2026-04-30T19:29:00Z" w:initials="治齋">
+  <w:comment w:id="288" w:author="治輝 齋藤" w:date="2026-04-30T19:29:00Z" w:initials="治齋">
     <w:p>
       <w:pPr>
         <w:pStyle w:val="af3"/>
@@ -15086,7 +15355,7 @@
       </w:r>
     </w:p>
   </w:comment>
-  <w:comment w:id="283" w:author="治輝 齋藤" w:date="2026-04-30T20:52:00Z" w:initials="治齋">
+  <w:comment w:id="303" w:author="治輝 齋藤" w:date="2026-04-30T20:52:00Z" w:initials="治齋">
     <w:p>
       <w:pPr>
         <w:pStyle w:val="af3"/>
@@ -15137,7 +15406,7 @@
       </w:r>
     </w:p>
   </w:comment>
-  <w:comment w:id="294" w:author="治輝 齋藤" w:date="2026-04-30T20:56:00Z" w:initials="治齋">
+  <w:comment w:id="314" w:author="治輝 齋藤" w:date="2026-04-30T20:56:00Z" w:initials="治齋">
     <w:p>
       <w:pPr>
         <w:pStyle w:val="af3"/>
@@ -15181,7 +15450,7 @@
       </w:r>
     </w:p>
   </w:comment>
-  <w:comment w:id="310" w:author="治輝 齋藤" w:date="2026-04-30T21:00:00Z" w:initials="治齋">
+  <w:comment w:id="330" w:author="治輝 齋藤" w:date="2026-04-30T21:00:00Z" w:initials="治齋">
     <w:p>
       <w:pPr>
         <w:pStyle w:val="af3"/>
@@ -15218,7 +15487,7 @@
       </w:r>
     </w:p>
   </w:comment>
-  <w:comment w:id="330" w:author="治輝 齋藤" w:date="2026-04-30T20:33:00Z" w:initials="治齋">
+  <w:comment w:id="350" w:author="治輝 齋藤" w:date="2026-04-30T20:33:00Z" w:initials="治齋">
     <w:p>
       <w:pPr>
         <w:pStyle w:val="af3"/>
@@ -15297,7 +15566,7 @@
       </w:r>
     </w:p>
   </w:comment>
-  <w:comment w:id="337" w:author="山岸良匡" w:date="2026-05-18T19:51:00Z" w:initials="山">
+  <w:comment w:id="357" w:author="山岸良匡" w:date="2026-05-18T19:51:00Z" w:initials="山">
     <w:p>
       <w:pPr>
         <w:pStyle w:val="af3"/>
@@ -15320,7 +15589,7 @@
       </w:r>
     </w:p>
   </w:comment>
-  <w:comment w:id="344" w:author="治輝 齋藤" w:date="2026-04-30T18:41:00Z" w:initials="治齋">
+  <w:comment w:id="364" w:author="治輝 齋藤" w:date="2026-04-30T18:41:00Z" w:initials="治齋">
     <w:p>
       <w:pPr>
         <w:pStyle w:val="af3"/>
@@ -15419,7 +15688,7 @@
       </w:r>
     </w:p>
   </w:comment>
-  <w:comment w:id="347" w:author="山岸良匡" w:date="2026-05-18T19:56:00Z" w:initials="山">
+  <w:comment w:id="367" w:author="山岸良匡" w:date="2026-05-18T19:56:00Z" w:initials="山">
     <w:p>
       <w:pPr>
         <w:pStyle w:val="af3"/>
@@ -15442,7 +15711,7 @@
       </w:r>
     </w:p>
   </w:comment>
-  <w:comment w:id="351" w:author="治輝 齋藤" w:date="2026-04-30T18:04:00Z" w:initials="治齋">
+  <w:comment w:id="371" w:author="治輝 齋藤" w:date="2026-04-30T18:04:00Z" w:initials="治齋">
     <w:p>
       <w:pPr>
         <w:pStyle w:val="af3"/>
@@ -15535,7 +15804,7 @@
       </w:r>
     </w:p>
   </w:comment>
-  <w:comment w:id="356" w:author="治輝 齋藤" w:date="2026-04-30T18:09:00Z" w:initials="治齋">
+  <w:comment w:id="376" w:author="治輝 齋藤" w:date="2026-04-30T18:09:00Z" w:initials="治齋">
     <w:p>
       <w:pPr>
         <w:pStyle w:val="af3"/>
@@ -15586,7 +15855,7 @@
       </w:r>
     </w:p>
   </w:comment>
-  <w:comment w:id="358" w:author="治輝 齋藤" w:date="2026-04-30T20:37:00Z" w:initials="治齋">
+  <w:comment w:id="378" w:author="治輝 齋藤" w:date="2026-04-30T20:37:00Z" w:initials="治齋">
     <w:p>
       <w:pPr>
         <w:pStyle w:val="af3"/>
@@ -15644,7 +15913,7 @@
       </w:r>
     </w:p>
   </w:comment>
-  <w:comment w:id="364" w:author="治輝 齋藤" w:date="2026-04-30T18:46:00Z" w:initials="治齋">
+  <w:comment w:id="384" w:author="治輝 齋藤" w:date="2026-04-30T18:46:00Z" w:initials="治齋">
     <w:p>
       <w:pPr>
         <w:pStyle w:val="af3"/>
@@ -15709,7 +15978,7 @@
       </w:r>
     </w:p>
   </w:comment>
-  <w:comment w:id="371" w:author="治輝 齋藤" w:date="2026-05-01T13:08:00Z" w:initials="治齋">
+  <w:comment w:id="391" w:author="治輝 齋藤" w:date="2026-05-01T13:08:00Z" w:initials="治齋">
     <w:p>
       <w:pPr>
         <w:pStyle w:val="af3"/>
@@ -15760,7 +16029,7 @@
       </w:r>
     </w:p>
   </w:comment>
-  <w:comment w:id="383" w:author="治輝 齋藤" w:date="2026-04-30T19:20:00Z" w:initials="治齋">
+  <w:comment w:id="403" w:author="治輝 齋藤" w:date="2026-04-30T19:20:00Z" w:initials="治齋">
     <w:p>
       <w:pPr>
         <w:pStyle w:val="af3"/>
@@ -15811,7 +16080,7 @@
       </w:r>
     </w:p>
   </w:comment>
-  <w:comment w:id="389" w:author="治輝 齋藤" w:date="2026-05-01T13:12:00Z" w:initials="治齋">
+  <w:comment w:id="409" w:author="治輝 齋藤" w:date="2026-05-01T13:12:00Z" w:initials="治齋">
     <w:p>
       <w:pPr>
         <w:pStyle w:val="af3"/>
@@ -15890,7 +16159,7 @@
       </w:r>
     </w:p>
   </w:comment>
-  <w:comment w:id="442" w:author="治輝 齋藤" w:date="2026-05-01T14:29:00Z" w:initials="治齋">
+  <w:comment w:id="462" w:author="治輝 齋藤" w:date="2026-05-01T14:29:00Z" w:initials="治齋">
     <w:p>
       <w:pPr>
         <w:pStyle w:val="af3"/>
@@ -16144,12 +16413,12 @@
 <w:numbering xmlns:wpc="http://schemas.microsoft.com/office/word/2010/wordprocessingCanvas" xmlns:cx="http://schemas.microsoft.com/office/drawing/2014/chartex" xmlns:cx1="http://schemas.microsoft.com/office/drawing/2015/9/8/chartex" xmlns:cx2="http://schemas.microsoft.com/office/drawing/2015/10/21/chartex" xmlns:cx3="http://schemas.microsoft.com/office/drawing/2016/5/9/chartex" xmlns:cx4="http://schemas.microsoft.com/office/drawing/2016/5/10/chartex" xmlns:cx5="http://schemas.microsoft.com/office/drawing/2016/5/11/chartex" xmlns:cx6="http://schemas.microsoft.com/office/drawing/2016/5/12/chartex" xmlns:cx7="http://schemas.microsoft.com/office/drawing/2016/5/13/chartex" xmlns:cx8="http://schemas.microsoft.com/office/drawing/2016/5/14/chartex" xmlns:mc="http://schemas.openxmlformats.org/markup-compatibility/2006" xmlns:aink="http://schemas.microsoft.com/office/drawing/2016/ink" xmlns:am3d="http://schemas.microsoft.com/office/drawing/2017/model3d" xmlns:o="urn:schemas-microsoft-com:office:office" xmlns:oel="http://schemas.microsoft.com/office/2019/extlst" xmlns:r="http://schemas.openxmlformats.org/officeDocument/2006/relationships" xmlns:m="http://schemas.openxmlformats.org/officeDocument/2006/math" xmlns:v="urn:schemas-microsoft-com:vml" xmlns:wp14="http://schemas.microsoft.com/office/word/2010/wordprocessingDrawing" xmlns:wp="http://schemas.openxmlformats.org/drawingml/2006/wordprocessingDrawing" xmlns:w10="urn:schemas-microsoft-com:office:word" xmlns:w="http://schemas.openxmlformats.org/wordprocessingml/2006/main" xmlns:w14="http://schemas.microsoft.com/office/word/2010/wordml" xmlns:w15="http://schemas.microsoft.com/office/word/2012/wordml" xmlns:w16cex="http://schemas.microsoft.com/office/word/2018/wordml/cex" xmlns:w16cid="http://schemas.microsoft.com/office/word/2016/wordml/cid" xmlns:w16="http://schemas.microsoft.com/office/word/2018/wordml" xmlns:w16du="http://schemas.microsoft.com/office/word/2023/wordml/word16du" xmlns:w16sdtdh="http://schemas.microsoft.com/office/word/2020/wordml/sdtdatahash" xmlns:w16sdtfl="http://schemas.microsoft.com/office/word/2024/wordml/sdtformatlock" xmlns:w16se="http://schemas.microsoft.com/office/word/2015/wordml/symex" xmlns:wpg="http://schemas.microsoft.com/office/word/2010/wordprocessingGroup" xmlns:wpi="http://schemas.microsoft.com/office/word/2010/wordprocessingInk" xmlns:wne="http://schemas.microsoft.com/office/word/2006/wordml" xmlns:wps="http://schemas.microsoft.com/office/word/2010/wordprocessingShape" mc:Ignorable="w14 w15 w16se w16cid w16 w16cex w16sdtdh w16sdtfl w16du wp14">
   <w:numPicBullet w:numPicBulletId="0">
     <w:pict>
-      <v:rect id="_x0000_i1032" style="width:0;height:1.5pt" o:hralign="center" o:bullet="t" o:hrstd="t" o:hr="t"/>
+      <v:rect id="_x0000_i1042" style="width:0;height:1.5pt" o:hralign="center" o:bullet="t" o:hrstd="t" o:hr="t"/>
     </w:pict>
   </w:numPicBullet>
   <w:numPicBullet w:numPicBulletId="1">
     <w:pict>
-      <v:rect id="_x0000_i1033" style="width:0;height:1.5pt" o:hralign="center" o:bullet="t" o:hrstd="t" o:hr="t"/>
+      <v:rect id="_x0000_i1043" style="width:0;height:1.5pt" o:hralign="center" o:bullet="t" o:hrstd="t" o:hr="t"/>
     </w:pict>
   </w:numPicBullet>
   <w:abstractNum w:abstractNumId="0" w15:restartNumberingAfterBreak="0">

--- a/04_Manuscripts/Manuscript_slope_fracture_20260425_saito0430-1_saito0520.docx
+++ b/04_Manuscripts/Manuscript_slope_fracture_20260425_saito0430-1_saito0520.docx
@@ -271,6 +271,7 @@
           <w:t xml:space="preserve"> </w:t>
         </w:r>
       </w:ins>
+      <w:proofErr w:type="spellStart"/>
       <w:r>
         <w:t>walking</w:t>
       </w:r>
@@ -288,6 +289,7 @@
           <w:t>came</w:t>
         </w:r>
       </w:ins>
+      <w:proofErr w:type="spellEnd"/>
       <w:r>
         <w:t xml:space="preserve"> from Reiwa 4 Specific Health Checkup tabulations (April 2022 through March 2023)</w:t>
       </w:r>
@@ -687,7 +689,11 @@
       </w:del>
       <w:ins w:id="76" w:author="治輝 齋藤" w:date="2026-05-19T21:18:00Z" w16du:dateUtc="2026-05-19T12:18:00Z">
         <w:r>
-          <w:t>After adjustment</w:t>
+          <w:t xml:space="preserve">After </w:t>
+        </w:r>
+        <w:proofErr w:type="spellStart"/>
+        <w:r>
+          <w:t>adjustment</w:t>
         </w:r>
       </w:ins>
       <w:del w:id="77" w:author="治輝 齋藤" w:date="2026-05-19T21:19:00Z" w16du:dateUtc="2026-05-19T12:19:00Z">
@@ -702,7 +708,11 @@
       </w:del>
       <w:ins w:id="80" w:author="治輝 齋藤" w:date="2026-05-19T22:30:00Z" w16du:dateUtc="2026-05-19T13:30:00Z">
         <w:r>
-          <w:t xml:space="preserve">for </w:t>
+          <w:t>for</w:t>
+        </w:r>
+        <w:proofErr w:type="spellEnd"/>
+        <w:r>
+          <w:t xml:space="preserve"> </w:t>
         </w:r>
       </w:ins>
       <w:ins w:id="81" w:author="治輝 齋藤" w:date="2026-05-19T22:50:00Z" w16du:dateUtc="2026-05-19T13:50:00Z">
@@ -987,10 +997,18 @@
         <w:t xml:space="preserve"> [1, 2]</w:t>
       </w:r>
       <w:r>
-        <w:t xml:space="preserve"> Hip fracture leads to prolonged hospitalization, functional decline, institutionalization, and increased mortality, imposing a substantial burden on both individuals and the healthcare system.</w:t>
-      </w:r>
-      <w:r>
-        <w:t>[1, 3]</w:t>
+        <w:t xml:space="preserve"> Hip fracture leads to prolonged hospitalization, functional decline, institutionalization, and increased mortality, imposing a substantial burden on both individuals and the healthcare </w:t>
+      </w:r>
+      <w:proofErr w:type="gramStart"/>
+      <w:r>
+        <w:t>system.</w:t>
+      </w:r>
+      <w:r>
+        <w:t>[</w:t>
+      </w:r>
+      <w:proofErr w:type="gramEnd"/>
+      <w:r>
+        <w:t>1, 3]</w:t>
       </w:r>
       <w:r>
         <w:t xml:space="preserve"> The acute care costs of hip fracture treatment in Japan reached approximately 1,000 billion yen ($989 million) in 2021, and this burden continues to escalate.</w:t>
@@ -1051,7 +1069,15 @@
         <w:t xml:space="preserve"> [10, 11]</w:t>
       </w:r>
       <w:r>
-        <w:t xml:space="preserve"> The control of body center of mass (CoM) during inclined walking becomes increasingly challenging with age, as margin of stability (MoS) decreases and required coefficient of friction (RCOF) changes unpredictably on uneven terrain.</w:t>
+        <w:t xml:space="preserve"> The control of body center of mass (</w:t>
+      </w:r>
+      <w:proofErr w:type="spellStart"/>
+      <w:r>
+        <w:t>CoM</w:t>
+      </w:r>
+      <w:proofErr w:type="spellEnd"/>
+      <w:r>
+        <w:t>) during inclined walking becomes increasingly challenging with age, as margin of stability (MoS) decreases and required coefficient of friction (RCOF) changes unpredictably on uneven terrain.</w:t>
       </w:r>
       <w:r>
         <w:t xml:space="preserve"> [12, 13]</w:t>
@@ -1264,7 +1290,15 @@
         <w:t>[20, 21]</w:t>
       </w:r>
       <w:r>
-        <w:t xml:space="preserve"> but Japan-specific nationwide evidence has been lacking. The National Database (NDB) of Health Insurance Claims, released as open data by Japan’s Ministry of Health, Labour and Welfare, provides a unique opportunity to assess fracture surgery rates across all 47 Japanese prefectures. Combined with digital elevation model (DEM) data from the Geospatial Information Authority of Japan, this ecological approach enables the first nationwide quantitative assessment of the </w:t>
+        <w:t xml:space="preserve"> but Japan-specific nationwide evidence has been lacking. The National Database (NDB) of Health Insurance Claims, released as open data by Japan’s Ministry of Health, </w:t>
+      </w:r>
+      <w:proofErr w:type="spellStart"/>
+      <w:r>
+        <w:t>Labour</w:t>
+      </w:r>
+      <w:proofErr w:type="spellEnd"/>
+      <w:r>
+        <w:t xml:space="preserve"> and Welfare, provides a unique opportunity to assess fracture surgery rates across all 47 Japanese prefectures. Combined with digital elevation model (DEM) data from the Geospatial Information Authority of Japan, this ecological approach enables the first nationwide quantitative assessment of the </w:t>
       </w:r>
       <w:commentRangeStart w:id="118"/>
       <w:r>
@@ -1726,7 +1760,23 @@
         </w:r>
       </w:del>
       <w:r>
-        <w:t>, %) was derived from the NDB Specific Health Checkup (Tokutei Kenko Shinsa) questionnaire administered as part of the national annual health screening program. Participants aged 40–74 years responded to a question on habitual walking speed, and we calculated the prefecture-level proportion of respondents who reported “fast” walking.</w:t>
+        <w:t>, %) was derived from the NDB Specific Health Checkup (</w:t>
+      </w:r>
+      <w:proofErr w:type="spellStart"/>
+      <w:r>
+        <w:t>Tokutei</w:t>
+      </w:r>
+      <w:proofErr w:type="spellEnd"/>
+      <w:r>
+        <w:t xml:space="preserve"> Kenko </w:t>
+      </w:r>
+      <w:proofErr w:type="spellStart"/>
+      <w:r>
+        <w:t>Shinsa</w:t>
+      </w:r>
+      <w:proofErr w:type="spellEnd"/>
+      <w:r>
+        <w:t>) questionnaire administered as part of the national annual health screening program. Participants aged 40–74 years responded to a question on habitual walking speed, and we calculated the prefecture-level proportion of respondents who reported “fast” walking.</w:t>
       </w:r>
     </w:p>
     <w:p>
@@ -1993,9 +2043,11 @@
       <w:r>
         <w:t xml:space="preserve">) with the </w:t>
       </w:r>
+      <w:proofErr w:type="spellStart"/>
       <w:r>
         <w:t>statsmodels</w:t>
       </w:r>
+      <w:proofErr w:type="spellEnd"/>
       <w:r>
         <w:rPr>
           <w:rFonts w:hint="eastAsia"/>
@@ -2017,7 +2069,15 @@
         <w:t>).</w:t>
       </w:r>
       <w:r>
-        <w:t xml:space="preserve"> Linear regression models were estimated by ordinary least squares (OLS) using the statsmodels formula interface</w:t>
+        <w:t xml:space="preserve"> Linear regression models were estimated by ordinary least squares (OLS) using the </w:t>
+      </w:r>
+      <w:proofErr w:type="spellStart"/>
+      <w:r>
+        <w:t>statsmodels</w:t>
+      </w:r>
+      <w:proofErr w:type="spellEnd"/>
+      <w:r>
+        <w:t xml:space="preserve"> formula interface</w:t>
       </w:r>
       <w:r>
         <w:rPr>
@@ -2294,8 +2354,58 @@
         <w:rPr>
           <w:lang w:eastAsia="ja-JP"/>
         </w:rPr>
-        <w:t>using reproducible Python workflows: Python 3.14.2 with pandas 2.3.3, numpy 2.3.5, matplotlib 3.10.8, seaborn 0.13.2, scipy 1.16.3, geopandas 1.1.2, and japanize</w:t>
-      </w:r>
+        <w:t xml:space="preserve">using reproducible Python workflows: Python 3.14.2 with pandas 2.3.3, </w:t>
+      </w:r>
+      <w:proofErr w:type="spellStart"/>
+      <w:r>
+        <w:rPr>
+          <w:lang w:eastAsia="ja-JP"/>
+        </w:rPr>
+        <w:t>numpy</w:t>
+      </w:r>
+      <w:proofErr w:type="spellEnd"/>
+      <w:r>
+        <w:rPr>
+          <w:lang w:eastAsia="ja-JP"/>
+        </w:rPr>
+        <w:t xml:space="preserve"> 2.3.5, matplotlib 3.10.8, seaborn 0.13.2, </w:t>
+      </w:r>
+      <w:proofErr w:type="spellStart"/>
+      <w:r>
+        <w:rPr>
+          <w:lang w:eastAsia="ja-JP"/>
+        </w:rPr>
+        <w:t>scipy</w:t>
+      </w:r>
+      <w:proofErr w:type="spellEnd"/>
+      <w:r>
+        <w:rPr>
+          <w:lang w:eastAsia="ja-JP"/>
+        </w:rPr>
+        <w:t xml:space="preserve"> 1.16.3, </w:t>
+      </w:r>
+      <w:proofErr w:type="spellStart"/>
+      <w:r>
+        <w:rPr>
+          <w:lang w:eastAsia="ja-JP"/>
+        </w:rPr>
+        <w:t>geopandas</w:t>
+      </w:r>
+      <w:proofErr w:type="spellEnd"/>
+      <w:r>
+        <w:rPr>
+          <w:lang w:eastAsia="ja-JP"/>
+        </w:rPr>
+        <w:t xml:space="preserve"> 1.1.2, and </w:t>
+      </w:r>
+      <w:proofErr w:type="spellStart"/>
+      <w:r>
+        <w:rPr>
+          <w:lang w:eastAsia="ja-JP"/>
+        </w:rPr>
+        <w:t>japanize</w:t>
+      </w:r>
+      <w:proofErr w:type="spellEnd"/>
       <w:r>
         <w:rPr>
           <w:rFonts w:hint="eastAsia"/>
@@ -2586,6 +2696,7 @@
           <w:delText xml:space="preserve">Figure 1 illustrates the bivariate association between terrain slope and hip fracture surgery rate; </w:delText>
         </w:r>
         <w:commentRangeStart w:id="229"/>
+        <w:commentRangeStart w:id="230"/>
         <w:r>
           <w:delText>Figure 2</w:delText>
         </w:r>
@@ -2598,6 +2709,15 @@
           </w:rPr>
           <w:commentReference w:id="229"/>
         </w:r>
+      </w:del>
+      <w:commentRangeEnd w:id="230"/>
+      <w:r>
+        <w:rPr>
+          <w:rStyle w:val="af2"/>
+        </w:rPr>
+        <w:commentReference w:id="230"/>
+      </w:r>
+      <w:del w:id="231" w:author="治輝 齋藤" w:date="2026-05-20T08:34:00Z" w16du:dateUtc="2026-05-19T23:34:00Z">
         <w:r>
           <w:delText xml:space="preserve"> displays the correlation matrix.</w:delText>
         </w:r>
@@ -2612,12 +2732,12 @@
       <w:r>
         <w:t xml:space="preserve">Slope </w:t>
       </w:r>
-      <w:ins w:id="230" w:author="治輝 齋藤" w:date="2026-05-20T08:34:00Z" w16du:dateUtc="2026-05-19T23:34:00Z">
+      <w:ins w:id="232" w:author="治輝 齋藤" w:date="2026-05-20T08:34:00Z" w16du:dateUtc="2026-05-19T23:34:00Z">
         <w:r>
           <w:t>correlated</w:t>
         </w:r>
       </w:ins>
-      <w:del w:id="231" w:author="治輝 齋藤" w:date="2026-05-20T08:34:00Z" w16du:dateUtc="2026-05-19T23:34:00Z">
+      <w:del w:id="233" w:author="治輝 齋藤" w:date="2026-05-20T08:34:00Z" w16du:dateUtc="2026-05-19T23:34:00Z">
         <w:r>
           <w:delText>was also</w:delText>
         </w:r>
@@ -2625,7 +2745,7 @@
       <w:r>
         <w:t xml:space="preserve"> positively </w:t>
       </w:r>
-      <w:del w:id="232" w:author="治輝 齋藤" w:date="2026-05-20T08:34:00Z" w16du:dateUtc="2026-05-19T23:34:00Z">
+      <w:del w:id="234" w:author="治輝 齋藤" w:date="2026-05-20T08:34:00Z" w16du:dateUtc="2026-05-19T23:34:00Z">
         <w:r>
           <w:delText xml:space="preserve">correlated </w:delText>
         </w:r>
@@ -2633,12 +2753,12 @@
       <w:r>
         <w:t xml:space="preserve">with </w:t>
       </w:r>
-      <w:ins w:id="233" w:author="治輝 齋藤" w:date="2026-05-19T23:27:00Z" w16du:dateUtc="2026-05-19T14:27:00Z">
+      <w:ins w:id="235" w:author="治輝 齋藤" w:date="2026-05-19T23:27:00Z" w16du:dateUtc="2026-05-19T14:27:00Z">
         <w:r>
           <w:t>proportion aged ≥65 years</w:t>
         </w:r>
       </w:ins>
-      <w:del w:id="234" w:author="治輝 齋藤" w:date="2026-05-19T23:27:00Z" w16du:dateUtc="2026-05-19T14:27:00Z">
+      <w:del w:id="236" w:author="治輝 齋藤" w:date="2026-05-19T23:27:00Z" w16du:dateUtc="2026-05-19T14:27:00Z">
         <w:r>
           <w:delText>aging rate</w:delText>
         </w:r>
@@ -2656,12 +2776,12 @@
       <w:r>
         <w:t xml:space="preserve"> &lt; 0.01)</w:t>
       </w:r>
-      <w:del w:id="235" w:author="治輝 齋藤" w:date="2026-05-20T08:35:00Z" w16du:dateUtc="2026-05-19T23:35:00Z">
+      <w:del w:id="237" w:author="治輝 齋藤" w:date="2026-05-20T08:35:00Z" w16du:dateUtc="2026-05-19T23:35:00Z">
         <w:r>
           <w:delText>. In contrast, slope</w:delText>
         </w:r>
       </w:del>
-      <w:ins w:id="236" w:author="治輝 齋藤" w:date="2026-05-20T08:35:00Z" w16du:dateUtc="2026-05-19T23:35:00Z">
+      <w:ins w:id="238" w:author="治輝 齋藤" w:date="2026-05-20T08:35:00Z" w16du:dateUtc="2026-05-19T23:35:00Z">
         <w:r>
           <w:rPr>
             <w:rFonts w:hint="eastAsia"/>
@@ -2673,7 +2793,7 @@
       <w:r>
         <w:t xml:space="preserve"> showed a weak negative correlation with fast</w:t>
       </w:r>
-      <w:ins w:id="237" w:author="治輝 齋藤" w:date="2026-05-19T23:28:00Z" w16du:dateUtc="2026-05-19T14:28:00Z">
+      <w:ins w:id="239" w:author="治輝 齋藤" w:date="2026-05-19T23:28:00Z" w16du:dateUtc="2026-05-19T14:28:00Z">
         <w:r>
           <w:rPr>
             <w:rFonts w:hint="eastAsia"/>
@@ -2682,7 +2802,7 @@
           <w:t>-</w:t>
         </w:r>
       </w:ins>
-      <w:del w:id="238" w:author="治輝 齋藤" w:date="2026-05-19T23:28:00Z" w16du:dateUtc="2026-05-19T14:28:00Z">
+      <w:del w:id="240" w:author="治輝 齋藤" w:date="2026-05-19T23:28:00Z" w16du:dateUtc="2026-05-19T14:28:00Z">
         <w:r>
           <w:delText xml:space="preserve"> </w:delText>
         </w:r>
@@ -2690,12 +2810,12 @@
       <w:r>
         <w:t xml:space="preserve">walking </w:t>
       </w:r>
-      <w:ins w:id="239" w:author="治輝 齋藤" w:date="2026-05-19T23:28:00Z" w16du:dateUtc="2026-05-19T14:28:00Z">
+      <w:ins w:id="241" w:author="治輝 齋藤" w:date="2026-05-19T23:28:00Z" w16du:dateUtc="2026-05-19T14:28:00Z">
         <w:r>
           <w:t>proportion</w:t>
         </w:r>
       </w:ins>
-      <w:del w:id="240" w:author="治輝 齋藤" w:date="2026-05-19T23:28:00Z" w16du:dateUtc="2026-05-19T14:28:00Z">
+      <w:del w:id="242" w:author="治輝 齋藤" w:date="2026-05-19T23:28:00Z" w16du:dateUtc="2026-05-19T14:28:00Z">
         <w:r>
           <w:delText>rate</w:delText>
         </w:r>
@@ -2703,7 +2823,7 @@
       <w:r>
         <w:t xml:space="preserve"> (r = −0.264</w:t>
       </w:r>
-      <w:ins w:id="241" w:author="治輝 齋藤" w:date="2026-05-20T08:36:00Z" w16du:dateUtc="2026-05-19T23:36:00Z">
+      <w:ins w:id="243" w:author="治輝 齋藤" w:date="2026-05-20T08:36:00Z" w16du:dateUtc="2026-05-19T23:36:00Z">
         <w:r>
           <w:t xml:space="preserve">, </w:t>
         </w:r>
@@ -2721,12 +2841,12 @@
       <w:r>
         <w:t xml:space="preserve">). </w:t>
       </w:r>
-      <w:ins w:id="242" w:author="治輝 齋藤" w:date="2026-05-20T08:37:00Z" w16du:dateUtc="2026-05-19T23:37:00Z">
+      <w:ins w:id="244" w:author="治輝 齋藤" w:date="2026-05-20T08:37:00Z" w16du:dateUtc="2026-05-19T23:37:00Z">
         <w:r>
           <w:t>Correlations with humerus and forearm surgery rates were</w:t>
         </w:r>
       </w:ins>
-      <w:del w:id="243" w:author="治輝 齋藤" w:date="2026-05-20T08:37:00Z" w16du:dateUtc="2026-05-19T23:37:00Z">
+      <w:del w:id="245" w:author="治輝 齋藤" w:date="2026-05-20T08:37:00Z" w16du:dateUtc="2026-05-19T23:37:00Z">
         <w:r>
           <w:delText>Slope showed</w:delText>
         </w:r>
@@ -2734,7 +2854,7 @@
       <w:r>
         <w:t xml:space="preserve"> weak and non-significant</w:t>
       </w:r>
-      <w:del w:id="244" w:author="治輝 齋藤" w:date="2026-05-20T08:37:00Z" w16du:dateUtc="2026-05-19T23:37:00Z">
+      <w:del w:id="246" w:author="治輝 齋藤" w:date="2026-05-20T08:37:00Z" w16du:dateUtc="2026-05-19T23:37:00Z">
         <w:r>
           <w:delText xml:space="preserve"> correlations with humerus fracture rate</w:delText>
         </w:r>
@@ -2742,7 +2862,7 @@
       <w:r>
         <w:t xml:space="preserve"> (r = 0.138</w:t>
       </w:r>
-      <w:del w:id="245" w:author="治輝 齋藤" w:date="2026-05-20T08:37:00Z" w16du:dateUtc="2026-05-19T23:37:00Z">
+      <w:del w:id="247" w:author="治輝 齋藤" w:date="2026-05-20T08:37:00Z" w16du:dateUtc="2026-05-19T23:37:00Z">
         <w:r>
           <w:delText>)</w:delText>
         </w:r>
@@ -2750,7 +2870,7 @@
       <w:r>
         <w:t xml:space="preserve"> and </w:t>
       </w:r>
-      <w:del w:id="246" w:author="治輝 齋藤" w:date="2026-05-20T08:37:00Z" w16du:dateUtc="2026-05-19T23:37:00Z">
+      <w:del w:id="248" w:author="治輝 齋藤" w:date="2026-05-20T08:37:00Z" w16du:dateUtc="2026-05-19T23:37:00Z">
         <w:r>
           <w:delText xml:space="preserve">forearm fracture rate (r = </w:delText>
         </w:r>
@@ -2758,7 +2878,7 @@
       <w:r>
         <w:t>0.177</w:t>
       </w:r>
-      <w:ins w:id="247" w:author="治輝 齋藤" w:date="2026-05-20T08:37:00Z" w16du:dateUtc="2026-05-19T23:37:00Z">
+      <w:ins w:id="249" w:author="治輝 齋藤" w:date="2026-05-20T08:37:00Z" w16du:dateUtc="2026-05-19T23:37:00Z">
         <w:r>
           <w:t>, respectively</w:t>
         </w:r>
@@ -2772,7 +2892,7 @@
         <w:pStyle w:val="2"/>
         <w:spacing w:line="360" w:lineRule="auto"/>
       </w:pPr>
-      <w:bookmarkStart w:id="248" w:name="regression-analysis-hip-fracture"/>
+      <w:bookmarkStart w:id="250" w:name="regression-analysis-hip-fracture"/>
       <w:bookmarkEnd w:id="219"/>
       <w:r>
         <w:lastRenderedPageBreak/>
@@ -2797,12 +2917,12 @@
       <w:r>
         <w:t xml:space="preserve"> = 0.001). After adjustment for </w:t>
       </w:r>
-      <w:ins w:id="249" w:author="治輝 齋藤" w:date="2026-05-19T23:29:00Z" w16du:dateUtc="2026-05-19T14:29:00Z">
+      <w:ins w:id="251" w:author="治輝 齋藤" w:date="2026-05-19T23:29:00Z" w16du:dateUtc="2026-05-19T14:29:00Z">
         <w:r>
           <w:t>proportion aged ≥65 years</w:t>
         </w:r>
       </w:ins>
-      <w:del w:id="250" w:author="治輝 齋藤" w:date="2026-05-19T23:29:00Z" w16du:dateUtc="2026-05-19T14:29:00Z">
+      <w:del w:id="252" w:author="治輝 齋藤" w:date="2026-05-19T23:29:00Z" w16du:dateUtc="2026-05-19T14:29:00Z">
         <w:r>
           <w:delText>aging rate</w:delText>
         </w:r>
@@ -2810,7 +2930,7 @@
       <w:r>
         <w:t>, fast</w:t>
       </w:r>
-      <w:ins w:id="251" w:author="治輝 齋藤" w:date="2026-05-19T23:29:00Z" w16du:dateUtc="2026-05-19T14:29:00Z">
+      <w:ins w:id="253" w:author="治輝 齋藤" w:date="2026-05-19T23:29:00Z" w16du:dateUtc="2026-05-19T14:29:00Z">
         <w:r>
           <w:rPr>
             <w:rFonts w:hint="eastAsia"/>
@@ -2819,7 +2939,7 @@
           <w:t>-</w:t>
         </w:r>
       </w:ins>
-      <w:del w:id="252" w:author="治輝 齋藤" w:date="2026-05-19T23:29:00Z" w16du:dateUtc="2026-05-19T14:29:00Z">
+      <w:del w:id="254" w:author="治輝 齋藤" w:date="2026-05-19T23:29:00Z" w16du:dateUtc="2026-05-19T14:29:00Z">
         <w:r>
           <w:delText xml:space="preserve"> </w:delText>
         </w:r>
@@ -2827,12 +2947,12 @@
       <w:r>
         <w:t xml:space="preserve">walking </w:t>
       </w:r>
-      <w:ins w:id="253" w:author="治輝 齋藤" w:date="2026-05-19T23:29:00Z" w16du:dateUtc="2026-05-19T14:29:00Z">
+      <w:ins w:id="255" w:author="治輝 齋藤" w:date="2026-05-19T23:29:00Z" w16du:dateUtc="2026-05-19T14:29:00Z">
         <w:r>
           <w:t>proportion</w:t>
         </w:r>
       </w:ins>
-      <w:del w:id="254" w:author="治輝 齋藤" w:date="2026-05-19T23:29:00Z" w16du:dateUtc="2026-05-19T14:29:00Z">
+      <w:del w:id="256" w:author="治輝 齋藤" w:date="2026-05-19T23:29:00Z" w16du:dateUtc="2026-05-19T14:29:00Z">
         <w:r>
           <w:delText>rate</w:delText>
         </w:r>
@@ -2856,12 +2976,12 @@
       <w:r>
         <w:t xml:space="preserve"> (Table 3). </w:t>
       </w:r>
-      <w:ins w:id="255" w:author="治輝 齋藤" w:date="2026-05-19T23:29:00Z" w16du:dateUtc="2026-05-19T14:29:00Z">
+      <w:ins w:id="257" w:author="治輝 齋藤" w:date="2026-05-19T23:29:00Z" w16du:dateUtc="2026-05-19T14:29:00Z">
         <w:r>
           <w:t>Proportion aged ≥65 years</w:t>
         </w:r>
       </w:ins>
-      <w:del w:id="256" w:author="治輝 齋藤" w:date="2026-05-19T23:29:00Z" w16du:dateUtc="2026-05-19T14:29:00Z">
+      <w:del w:id="258" w:author="治輝 齋藤" w:date="2026-05-19T23:29:00Z" w16du:dateUtc="2026-05-19T14:29:00Z">
         <w:r>
           <w:delText>Aging rate</w:delText>
         </w:r>
@@ -2879,7 +2999,7 @@
       <w:r>
         <w:t xml:space="preserve"> = 0.011). Fast</w:t>
       </w:r>
-      <w:ins w:id="257" w:author="治輝 齋藤" w:date="2026-05-19T23:29:00Z" w16du:dateUtc="2026-05-19T14:29:00Z">
+      <w:ins w:id="259" w:author="治輝 齋藤" w:date="2026-05-19T23:29:00Z" w16du:dateUtc="2026-05-19T14:29:00Z">
         <w:r>
           <w:rPr>
             <w:rFonts w:hint="eastAsia"/>
@@ -2888,7 +3008,7 @@
           <w:t>-</w:t>
         </w:r>
       </w:ins>
-      <w:del w:id="258" w:author="治輝 齋藤" w:date="2026-05-19T23:29:00Z" w16du:dateUtc="2026-05-19T14:29:00Z">
+      <w:del w:id="260" w:author="治輝 齋藤" w:date="2026-05-19T23:29:00Z" w16du:dateUtc="2026-05-19T14:29:00Z">
         <w:r>
           <w:delText xml:space="preserve"> </w:delText>
         </w:r>
@@ -2896,12 +3016,12 @@
       <w:r>
         <w:t xml:space="preserve">walking </w:t>
       </w:r>
-      <w:ins w:id="259" w:author="治輝 齋藤" w:date="2026-05-19T23:29:00Z" w16du:dateUtc="2026-05-19T14:29:00Z">
+      <w:ins w:id="261" w:author="治輝 齋藤" w:date="2026-05-19T23:29:00Z" w16du:dateUtc="2026-05-19T14:29:00Z">
         <w:r>
           <w:t>proportion</w:t>
         </w:r>
       </w:ins>
-      <w:del w:id="260" w:author="治輝 齋藤" w:date="2026-05-19T23:29:00Z" w16du:dateUtc="2026-05-19T14:29:00Z">
+      <w:del w:id="262" w:author="治輝 齋藤" w:date="2026-05-19T23:29:00Z" w16du:dateUtc="2026-05-19T14:29:00Z">
         <w:r>
           <w:delText>rate</w:delText>
         </w:r>
@@ -2941,7 +3061,7 @@
         <w:pStyle w:val="a0"/>
         <w:spacing w:line="360" w:lineRule="auto"/>
         <w:rPr>
-          <w:ins w:id="261" w:author="治輝 齋藤" w:date="2026-04-30T20:30:00Z" w16du:dateUtc="2026-04-30T11:30:00Z"/>
+          <w:ins w:id="263" w:author="治輝 齋藤" w:date="2026-04-30T20:30:00Z" w16du:dateUtc="2026-04-30T11:30:00Z"/>
         </w:rPr>
       </w:pPr>
       <w:r>
@@ -3006,14 +3126,14 @@
         </w:rPr>
         <w:t xml:space="preserve"> = 5,000) was −0.03 to 7.09</w:t>
       </w:r>
-      <w:commentRangeStart w:id="262"/>
+      <w:commentRangeStart w:id="264"/>
       <w:r>
         <w:rPr>
           <w:lang w:eastAsia="ja-JP"/>
         </w:rPr>
         <w:t xml:space="preserve"> (both intervals include null)</w:t>
       </w:r>
-      <w:commentRangeEnd w:id="262"/>
+      <w:commentRangeEnd w:id="264"/>
       <w:r>
         <w:rPr>
           <w:rStyle w:val="af2"/>
@@ -3021,7 +3141,7 @@
           <w:szCs w:val="24"/>
           <w:lang w:eastAsia="ja-JP"/>
         </w:rPr>
-        <w:commentReference w:id="262"/>
+        <w:commentReference w:id="264"/>
       </w:r>
       <w:r>
         <w:rPr>
@@ -3038,9 +3158,9 @@
           <w:lang w:eastAsia="ja-JP"/>
         </w:rPr>
       </w:pPr>
-      <w:commentRangeStart w:id="263"/>
-      <w:commentRangeStart w:id="264"/>
-      <w:ins w:id="265" w:author="治輝 齋藤" w:date="2026-04-30T20:30:00Z" w16du:dateUtc="2026-04-30T11:30:00Z">
+      <w:commentRangeStart w:id="265"/>
+      <w:commentRangeStart w:id="266"/>
+      <w:ins w:id="267" w:author="治輝 齋藤" w:date="2026-04-30T20:30:00Z" w16du:dateUtc="2026-04-30T11:30:00Z">
         <w:r>
           <w:rPr>
             <w:lang w:eastAsia="ja-JP"/>
@@ -3048,7 +3168,7 @@
           <w:t xml:space="preserve">In masking-imputation indirect-standardization sensitivity analyses, the slope coefficient remained positive across all scenarios. In multivariable models (ISR ~ slope + </w:t>
         </w:r>
       </w:ins>
-      <w:ins w:id="266" w:author="治輝 齋藤" w:date="2026-05-19T23:31:00Z" w16du:dateUtc="2026-05-19T14:31:00Z">
+      <w:ins w:id="268" w:author="治輝 齋藤" w:date="2026-05-19T23:31:00Z" w16du:dateUtc="2026-05-19T14:31:00Z">
         <w:r>
           <w:rPr>
             <w:lang w:eastAsia="ja-JP"/>
@@ -3056,7 +3176,7 @@
           <w:t>proportion aged ≥65 years</w:t>
         </w:r>
       </w:ins>
-      <w:ins w:id="267" w:author="治輝 齋藤" w:date="2026-04-30T20:30:00Z" w16du:dateUtc="2026-04-30T11:30:00Z">
+      <w:ins w:id="269" w:author="治輝 齋藤" w:date="2026-04-30T20:30:00Z" w16du:dateUtc="2026-04-30T11:30:00Z">
         <w:r>
           <w:rPr>
             <w:lang w:eastAsia="ja-JP"/>
@@ -3064,7 +3184,7 @@
           <w:t xml:space="preserve"> + fast</w:t>
         </w:r>
       </w:ins>
-      <w:ins w:id="268" w:author="治輝 齋藤" w:date="2026-05-19T23:31:00Z" w16du:dateUtc="2026-05-19T14:31:00Z">
+      <w:ins w:id="270" w:author="治輝 齋藤" w:date="2026-05-19T23:31:00Z" w16du:dateUtc="2026-05-19T14:31:00Z">
         <w:r>
           <w:rPr>
             <w:rFonts w:hint="eastAsia"/>
@@ -3073,7 +3193,7 @@
           <w:t>-</w:t>
         </w:r>
       </w:ins>
-      <w:ins w:id="269" w:author="治輝 齋藤" w:date="2026-04-30T20:30:00Z" w16du:dateUtc="2026-04-30T11:30:00Z">
+      <w:ins w:id="271" w:author="治輝 齋藤" w:date="2026-04-30T20:30:00Z" w16du:dateUtc="2026-04-30T11:30:00Z">
         <w:r>
           <w:rPr>
             <w:lang w:eastAsia="ja-JP"/>
@@ -3081,7 +3201,7 @@
           <w:t xml:space="preserve">walking </w:t>
         </w:r>
       </w:ins>
-      <w:ins w:id="270" w:author="治輝 齋藤" w:date="2026-05-19T23:31:00Z" w16du:dateUtc="2026-05-19T14:31:00Z">
+      <w:ins w:id="272" w:author="治輝 齋藤" w:date="2026-05-19T23:31:00Z" w16du:dateUtc="2026-05-19T14:31:00Z">
         <w:r>
           <w:rPr>
             <w:lang w:eastAsia="ja-JP"/>
@@ -3089,7 +3209,7 @@
           <w:t>proportion</w:t>
         </w:r>
       </w:ins>
-      <w:ins w:id="271" w:author="治輝 齋藤" w:date="2026-04-30T20:30:00Z" w16du:dateUtc="2026-04-30T11:30:00Z">
+      <w:ins w:id="273" w:author="治輝 齋藤" w:date="2026-04-30T20:30:00Z" w16du:dateUtc="2026-04-30T11:30:00Z">
         <w:r>
           <w:rPr>
             <w:lang w:eastAsia="ja-JP"/>
@@ -3152,7 +3272,7 @@
         </w:rPr>
         <w:t>.</w:t>
       </w:r>
-      <w:commentRangeEnd w:id="263"/>
+      <w:commentRangeEnd w:id="265"/>
       <w:r>
         <w:rPr>
           <w:rStyle w:val="af2"/>
@@ -3160,9 +3280,9 @@
           <w:szCs w:val="24"/>
           <w:lang w:eastAsia="ja-JP"/>
         </w:rPr>
-        <w:commentReference w:id="263"/>
-      </w:r>
-      <w:commentRangeEnd w:id="264"/>
+        <w:commentReference w:id="265"/>
+      </w:r>
+      <w:commentRangeEnd w:id="266"/>
       <w:r>
         <w:rPr>
           <w:rStyle w:val="af2"/>
@@ -3170,7 +3290,7 @@
           <w:szCs w:val="24"/>
           <w:lang w:eastAsia="ja-JP"/>
         </w:rPr>
-        <w:commentReference w:id="264"/>
+        <w:commentReference w:id="266"/>
       </w:r>
     </w:p>
     <w:p>
@@ -3178,8 +3298,8 @@
         <w:pStyle w:val="2"/>
         <w:spacing w:line="360" w:lineRule="auto"/>
       </w:pPr>
-      <w:bookmarkStart w:id="272" w:name="X19b7a829deade195ab8e30bfbfddb97c9ee92ae"/>
-      <w:bookmarkEnd w:id="248"/>
+      <w:bookmarkStart w:id="274" w:name="X19b7a829deade195ab8e30bfbfddb97c9ee92ae"/>
+      <w:bookmarkEnd w:id="250"/>
       <w:r>
         <w:lastRenderedPageBreak/>
         <w:t>4. Regression Analysis: Total, Humerus, and Forearm Fractures</w:t>
@@ -3213,12 +3333,12 @@
       <w:r>
         <w:t xml:space="preserve"> = 0.099), although </w:t>
       </w:r>
-      <w:ins w:id="273" w:author="治輝 齋藤" w:date="2026-05-19T23:32:00Z" w16du:dateUtc="2026-05-19T14:32:00Z">
+      <w:ins w:id="275" w:author="治輝 齋藤" w:date="2026-05-19T23:32:00Z" w16du:dateUtc="2026-05-19T14:32:00Z">
         <w:r>
           <w:t>proportion aged ≥65 years</w:t>
         </w:r>
       </w:ins>
-      <w:del w:id="274" w:author="治輝 齋藤" w:date="2026-05-19T23:32:00Z" w16du:dateUtc="2026-05-19T14:32:00Z">
+      <w:del w:id="276" w:author="治輝 齋藤" w:date="2026-05-19T23:32:00Z" w16du:dateUtc="2026-05-19T14:32:00Z">
         <w:r>
           <w:delText>aging rate</w:delText>
         </w:r>
@@ -3272,9 +3392,9 @@
         <w:pStyle w:val="1"/>
         <w:spacing w:line="360" w:lineRule="auto"/>
       </w:pPr>
-      <w:bookmarkStart w:id="275" w:name="discussion"/>
+      <w:bookmarkStart w:id="277" w:name="discussion"/>
       <w:bookmarkEnd w:id="211"/>
-      <w:bookmarkEnd w:id="272"/>
+      <w:bookmarkEnd w:id="274"/>
       <w:r>
         <w:t>Discussion</w:t>
       </w:r>
@@ -3284,7 +3404,7 @@
         <w:pStyle w:val="2"/>
         <w:spacing w:line="360" w:lineRule="auto"/>
       </w:pPr>
-      <w:bookmarkStart w:id="276" w:name="main-findings"/>
+      <w:bookmarkStart w:id="278" w:name="main-findings"/>
       <w:r>
         <w:t>1. Main Findings</w:t>
       </w:r>
@@ -3297,25 +3417,25 @@
       <w:r>
         <w:t xml:space="preserve">This ecological study </w:t>
       </w:r>
-      <w:commentRangeStart w:id="277"/>
-      <w:ins w:id="278" w:author="治輝 齋藤" w:date="2026-04-30T19:12:00Z" w16du:dateUtc="2026-04-30T10:12:00Z">
+      <w:commentRangeStart w:id="279"/>
+      <w:ins w:id="280" w:author="治輝 齋藤" w:date="2026-04-30T19:12:00Z" w16du:dateUtc="2026-04-30T10:12:00Z">
         <w:r>
           <w:t>showed</w:t>
         </w:r>
       </w:ins>
-      <w:del w:id="279" w:author="治輝 齋藤" w:date="2026-04-30T19:12:00Z" w16du:dateUtc="2026-04-30T10:12:00Z">
+      <w:del w:id="281" w:author="治輝 齋藤" w:date="2026-04-30T19:12:00Z" w16du:dateUtc="2026-04-30T10:12:00Z">
         <w:r>
           <w:delText>demonstrated</w:delText>
         </w:r>
       </w:del>
-      <w:commentRangeEnd w:id="277"/>
+      <w:commentRangeEnd w:id="279"/>
       <w:r>
         <w:rPr>
           <w:rStyle w:val="af2"/>
           <w:sz w:val="24"/>
           <w:szCs w:val="24"/>
         </w:rPr>
-        <w:commentReference w:id="277"/>
+        <w:commentReference w:id="279"/>
       </w:r>
       <w:r>
         <w:t xml:space="preserve"> </w:t>
@@ -3326,12 +3446,12 @@
       <w:r>
         <w:t xml:space="preserve"> hip fracture surgery rates after adjustment for </w:t>
       </w:r>
-      <w:ins w:id="280" w:author="治輝 齋藤" w:date="2026-05-19T23:32:00Z" w16du:dateUtc="2026-05-19T14:32:00Z">
+      <w:ins w:id="282" w:author="治輝 齋藤" w:date="2026-05-19T23:32:00Z" w16du:dateUtc="2026-05-19T14:32:00Z">
         <w:r>
           <w:t>proportion aged ≥65 years</w:t>
         </w:r>
       </w:ins>
-      <w:del w:id="281" w:author="治輝 齋藤" w:date="2026-05-19T23:32:00Z" w16du:dateUtc="2026-05-19T14:32:00Z">
+      <w:del w:id="283" w:author="治輝 齋藤" w:date="2026-05-19T23:32:00Z" w16du:dateUtc="2026-05-19T14:32:00Z">
         <w:r>
           <w:delText>aging rate</w:delText>
         </w:r>
@@ -3361,8 +3481,8 @@
       <w:r>
         <w:t xml:space="preserve">. </w:t>
       </w:r>
-      <w:commentRangeStart w:id="282"/>
-      <w:commentRangeStart w:id="283"/>
+      <w:commentRangeStart w:id="284"/>
+      <w:commentRangeStart w:id="285"/>
       <w:r>
         <w:t xml:space="preserve">Each additional degree of slope </w:t>
       </w:r>
@@ -3385,48 +3505,48 @@
       <w:r>
         <w:t>.</w:t>
       </w:r>
-      <w:commentRangeEnd w:id="282"/>
+      <w:commentRangeEnd w:id="284"/>
       <w:r>
         <w:rPr>
           <w:rStyle w:val="af2"/>
           <w:sz w:val="24"/>
           <w:szCs w:val="24"/>
         </w:rPr>
-        <w:commentReference w:id="282"/>
-      </w:r>
-      <w:commentRangeEnd w:id="283"/>
+        <w:commentReference w:id="284"/>
+      </w:r>
+      <w:commentRangeEnd w:id="285"/>
       <w:r>
         <w:rPr>
           <w:rStyle w:val="af2"/>
         </w:rPr>
-        <w:commentReference w:id="283"/>
+        <w:commentReference w:id="285"/>
       </w:r>
       <w:r>
         <w:t xml:space="preserve"> </w:t>
       </w:r>
-      <w:commentRangeStart w:id="284"/>
-      <w:commentRangeStart w:id="285"/>
+      <w:commentRangeStart w:id="286"/>
+      <w:commentRangeStart w:id="287"/>
       <w:r>
         <w:t>The adjusted</w:t>
       </w:r>
       <w:r>
         <w:t xml:space="preserve"> association was specific to hip fractures and was not observed for humerus or forearm fractures.</w:t>
       </w:r>
-      <w:commentRangeEnd w:id="284"/>
+      <w:commentRangeEnd w:id="286"/>
       <w:r>
         <w:rPr>
           <w:rStyle w:val="af2"/>
           <w:sz w:val="24"/>
           <w:szCs w:val="24"/>
         </w:rPr>
-        <w:commentReference w:id="284"/>
-      </w:r>
-      <w:commentRangeEnd w:id="285"/>
+        <w:commentReference w:id="286"/>
+      </w:r>
+      <w:commentRangeEnd w:id="287"/>
       <w:r>
         <w:rPr>
           <w:rStyle w:val="af2"/>
         </w:rPr>
-        <w:commentReference w:id="285"/>
+        <w:commentReference w:id="287"/>
       </w:r>
       <w:r>
         <w:t xml:space="preserve"> </w:t>
@@ -3439,23 +3559,69 @@
         <w:t>T</w:t>
       </w:r>
       <w:r>
-        <w:t xml:space="preserve">hese findings suggest that, at the population level, </w:t>
-      </w:r>
-      <w:commentRangeStart w:id="286"/>
+        <w:t xml:space="preserve">hese findings suggest that, at the </w:t>
+      </w:r>
+      <w:ins w:id="288" w:author="治輝 齋藤" w:date="2026-05-20T08:47:00Z" w16du:dateUtc="2026-05-19T23:47:00Z">
+        <w:r>
+          <w:t>prefecture</w:t>
+        </w:r>
+      </w:ins>
+      <w:del w:id="289" w:author="治輝 齋藤" w:date="2026-05-20T08:47:00Z" w16du:dateUtc="2026-05-19T23:47:00Z">
+        <w:r>
+          <w:delText>population</w:delText>
+        </w:r>
+      </w:del>
+      <w:r>
+        <w:t xml:space="preserve"> level, </w:t>
+      </w:r>
+      <w:ins w:id="290" w:author="治輝 齋藤" w:date="2026-05-20T08:47:00Z" w16du:dateUtc="2026-05-19T23:47:00Z">
+        <w:r>
+          <w:t>residence in prefectures with</w:t>
+        </w:r>
+        <w:r>
+          <w:rPr>
+            <w:rFonts w:hint="eastAsia"/>
+            <w:lang w:eastAsia="ja-JP"/>
+          </w:rPr>
+          <w:t xml:space="preserve"> </w:t>
+        </w:r>
+      </w:ins>
+      <w:commentRangeStart w:id="291"/>
+      <w:commentRangeStart w:id="292"/>
       <w:r>
         <w:t>steeper habitable terrain</w:t>
       </w:r>
-      <w:commentRangeEnd w:id="286"/>
+      <w:commentRangeEnd w:id="291"/>
       <w:r>
         <w:rPr>
           <w:rStyle w:val="af2"/>
           <w:sz w:val="24"/>
           <w:szCs w:val="24"/>
         </w:rPr>
-        <w:commentReference w:id="286"/>
-      </w:r>
-      <w:r>
-        <w:t xml:space="preserve"> may track hip-specific surgical burden beyond compositional aging and self-reported walking pace</w:t>
+        <w:commentReference w:id="291"/>
+      </w:r>
+      <w:commentRangeEnd w:id="292"/>
+      <w:r>
+        <w:rPr>
+          <w:rStyle w:val="af2"/>
+        </w:rPr>
+        <w:commentReference w:id="292"/>
+      </w:r>
+      <w:r>
+        <w:t xml:space="preserve"> may </w:t>
+      </w:r>
+      <w:ins w:id="293" w:author="治輝 齋藤" w:date="2026-05-20T08:47:00Z" w16du:dateUtc="2026-05-19T23:47:00Z">
+        <w:r>
+          <w:t>be associated with greater</w:t>
+        </w:r>
+      </w:ins>
+      <w:del w:id="294" w:author="治輝 齋藤" w:date="2026-05-20T08:47:00Z" w16du:dateUtc="2026-05-19T23:47:00Z">
+        <w:r>
+          <w:delText>track</w:delText>
+        </w:r>
+      </w:del>
+      <w:r>
+        <w:t xml:space="preserve"> hip-specific surgical burden beyond compositional aging and self-reported walking pace</w:t>
       </w:r>
       <w:r>
         <w:t>.</w:t>
@@ -3466,8 +3632,8 @@
         <w:pStyle w:val="2"/>
         <w:spacing w:line="360" w:lineRule="auto"/>
       </w:pPr>
-      <w:bookmarkStart w:id="287" w:name="biological-plausibility"/>
-      <w:bookmarkEnd w:id="276"/>
+      <w:bookmarkStart w:id="295" w:name="biological-plausibility"/>
+      <w:bookmarkEnd w:id="278"/>
       <w:r>
         <w:lastRenderedPageBreak/>
         <w:t>2. Biological Plausibility</w:t>
@@ -3478,11 +3644,11 @@
         <w:pStyle w:val="FirstParagraph"/>
         <w:spacing w:line="360" w:lineRule="auto"/>
       </w:pPr>
-      <w:commentRangeStart w:id="288"/>
+      <w:commentRangeStart w:id="296"/>
       <w:r>
         <w:t xml:space="preserve">The </w:t>
       </w:r>
-      <w:del w:id="289" w:author="治輝 齋藤" w:date="2026-04-30T19:27:00Z" w16du:dateUtc="2026-04-30T10:27:00Z">
+      <w:del w:id="297" w:author="治輝 齋藤" w:date="2026-04-30T19:27:00Z" w16du:dateUtc="2026-04-30T10:27:00Z">
         <w:r>
           <w:delText xml:space="preserve">specificity of the </w:delText>
         </w:r>
@@ -3490,12 +3656,12 @@
       <w:r>
         <w:t xml:space="preserve">slope–fracture association </w:t>
       </w:r>
-      <w:ins w:id="290" w:author="治輝 齋藤" w:date="2026-04-30T19:27:00Z" w16du:dateUtc="2026-04-30T10:27:00Z">
+      <w:ins w:id="298" w:author="治輝 齋藤" w:date="2026-04-30T19:27:00Z" w16du:dateUtc="2026-04-30T10:27:00Z">
         <w:r>
           <w:t>observed for</w:t>
         </w:r>
       </w:ins>
-      <w:del w:id="291" w:author="治輝 齋藤" w:date="2026-04-30T19:27:00Z" w16du:dateUtc="2026-04-30T10:27:00Z">
+      <w:del w:id="299" w:author="治輝 齋藤" w:date="2026-04-30T19:27:00Z" w16du:dateUtc="2026-04-30T10:27:00Z">
         <w:r>
           <w:delText>to</w:delText>
         </w:r>
@@ -3503,7 +3669,7 @@
       <w:r>
         <w:t xml:space="preserve"> the hip </w:t>
       </w:r>
-      <w:ins w:id="292" w:author="治輝 齋藤" w:date="2026-04-30T19:27:00Z" w16du:dateUtc="2026-04-30T10:27:00Z">
+      <w:ins w:id="300" w:author="治輝 齋藤" w:date="2026-04-30T19:27:00Z" w16du:dateUtc="2026-04-30T10:27:00Z">
         <w:r>
           <w:rPr>
             <w:rFonts w:hint="eastAsia"/>
@@ -3512,7 +3678,7 @@
           <w:t>may be</w:t>
         </w:r>
       </w:ins>
-      <w:del w:id="293" w:author="治輝 齋藤" w:date="2026-04-30T19:27:00Z" w16du:dateUtc="2026-04-30T10:27:00Z">
+      <w:del w:id="301" w:author="治輝 齋藤" w:date="2026-04-30T19:27:00Z" w16du:dateUtc="2026-04-30T10:27:00Z">
         <w:r>
           <w:delText>is</w:delText>
         </w:r>
@@ -3520,7 +3686,7 @@
       <w:r>
         <w:t xml:space="preserve"> biologically plausible and </w:t>
       </w:r>
-      <w:ins w:id="294" w:author="治輝 齋藤" w:date="2026-04-30T19:28:00Z" w16du:dateUtc="2026-04-30T10:28:00Z">
+      <w:ins w:id="302" w:author="治輝 齋藤" w:date="2026-04-30T19:28:00Z" w16du:dateUtc="2026-04-30T10:28:00Z">
         <w:r>
           <w:t>may be partly</w:t>
         </w:r>
@@ -3535,7 +3701,7 @@
       <w:r>
         <w:t xml:space="preserve">supported by </w:t>
       </w:r>
-      <w:del w:id="295" w:author="治輝 齋藤" w:date="2026-04-30T19:28:00Z" w16du:dateUtc="2026-04-30T10:28:00Z">
+      <w:del w:id="303" w:author="治輝 齋藤" w:date="2026-04-30T19:28:00Z" w16du:dateUtc="2026-04-30T10:28:00Z">
         <w:r>
           <w:delText xml:space="preserve">extensive </w:delText>
         </w:r>
@@ -3555,12 +3721,12 @@
       <w:r>
         <w:t xml:space="preserve"> which are </w:t>
       </w:r>
-      <w:ins w:id="296" w:author="治輝 齋藤" w:date="2026-04-30T19:28:00Z" w16du:dateUtc="2026-04-30T10:28:00Z">
+      <w:ins w:id="304" w:author="治輝 齋藤" w:date="2026-04-30T19:28:00Z" w16du:dateUtc="2026-04-30T10:28:00Z">
         <w:r>
           <w:t>common</w:t>
         </w:r>
       </w:ins>
-      <w:del w:id="297" w:author="治輝 齋藤" w:date="2026-04-30T19:28:00Z" w16du:dateUtc="2026-04-30T10:28:00Z">
+      <w:del w:id="305" w:author="治輝 齋藤" w:date="2026-04-30T19:28:00Z" w16du:dateUtc="2026-04-30T10:28:00Z">
         <w:r>
           <w:delText>the predominant</w:delText>
         </w:r>
@@ -3568,7 +3734,7 @@
       <w:r>
         <w:t xml:space="preserve"> fall mechanism</w:t>
       </w:r>
-      <w:ins w:id="298" w:author="治輝 齋藤" w:date="2026-04-30T19:32:00Z" w16du:dateUtc="2026-04-30T10:32:00Z">
+      <w:ins w:id="306" w:author="治輝 齋藤" w:date="2026-04-30T19:32:00Z" w16du:dateUtc="2026-04-30T10:32:00Z">
         <w:r>
           <w:rPr>
             <w:rFonts w:hint="eastAsia"/>
@@ -3604,12 +3770,12 @@
       <w:r>
         <w:t xml:space="preserve"> Finite element method (FEM) simulations have further </w:t>
       </w:r>
-      <w:ins w:id="299" w:author="治輝 齋藤" w:date="2026-04-30T19:28:00Z" w16du:dateUtc="2026-04-30T10:28:00Z">
+      <w:ins w:id="307" w:author="治輝 齋藤" w:date="2026-04-30T19:28:00Z" w16du:dateUtc="2026-04-30T10:28:00Z">
         <w:r>
           <w:t>suggested</w:t>
         </w:r>
       </w:ins>
-      <w:del w:id="300" w:author="治輝 齋藤" w:date="2026-04-30T19:28:00Z" w16du:dateUtc="2026-04-30T10:28:00Z">
+      <w:del w:id="308" w:author="治輝 齋藤" w:date="2026-04-30T19:28:00Z" w16du:dateUtc="2026-04-30T10:28:00Z">
         <w:r>
           <w:delText>confirmed</w:delText>
         </w:r>
@@ -3617,12 +3783,12 @@
       <w:r>
         <w:t xml:space="preserve"> that posterolateral and lateral impacts generate maximum tensile and compressive stresses at the superior and inferior aspects of the femoral neck, </w:t>
       </w:r>
-      <w:ins w:id="301" w:author="治輝 齋藤" w:date="2026-04-30T19:29:00Z" w16du:dateUtc="2026-04-30T10:29:00Z">
+      <w:ins w:id="309" w:author="治輝 齋藤" w:date="2026-04-30T19:29:00Z" w16du:dateUtc="2026-04-30T10:29:00Z">
         <w:r>
           <w:t>potentially increasing</w:t>
         </w:r>
       </w:ins>
-      <w:del w:id="302" w:author="治輝 齋藤" w:date="2026-04-30T19:29:00Z" w16du:dateUtc="2026-04-30T10:29:00Z">
+      <w:del w:id="310" w:author="治輝 齋藤" w:date="2026-04-30T19:29:00Z" w16du:dateUtc="2026-04-30T10:29:00Z">
         <w:r>
           <w:delText>maximizing</w:delText>
         </w:r>
@@ -3639,14 +3805,14 @@
         </w:rPr>
         <w:t>[26]</w:t>
       </w:r>
-      <w:commentRangeEnd w:id="288"/>
+      <w:commentRangeEnd w:id="296"/>
       <w:r>
         <w:rPr>
           <w:rStyle w:val="af2"/>
           <w:sz w:val="24"/>
           <w:szCs w:val="24"/>
         </w:rPr>
-        <w:commentReference w:id="288"/>
+        <w:commentReference w:id="296"/>
       </w:r>
     </w:p>
     <w:p>
@@ -3658,7 +3824,15 @@
         </w:rPr>
       </w:pPr>
       <w:r>
-        <w:t>When walking downhill or across a slope, the body’s center of mass (CoM) shifts laterally, and the control of lateral stability becomes increasingly difficult.</w:t>
+        <w:t>When walking downhill or across a slope, the body’s center of mass (</w:t>
+      </w:r>
+      <w:proofErr w:type="spellStart"/>
+      <w:r>
+        <w:t>CoM</w:t>
+      </w:r>
+      <w:proofErr w:type="spellEnd"/>
+      <w:r>
+        <w:t>) shifts laterally, and the control of lateral stability becomes increasingly difficult.</w:t>
       </w:r>
       <w:r>
         <w:t xml:space="preserve"> </w:t>
@@ -3670,13 +3844,29 @@
         <w:t>[27, 28]</w:t>
       </w:r>
       <w:r>
-        <w:t xml:space="preserve"> The human gait pattern is biomechanically analogous to an inverted pendulum, with CoM tracing a bow-tie-shaped trajectory in three-dimensional space.</w:t>
+        <w:t xml:space="preserve"> The human gait pattern is biomechanically analogous to an inverted pendulum, with </w:t>
+      </w:r>
+      <w:proofErr w:type="spellStart"/>
+      <w:r>
+        <w:t>CoM</w:t>
+      </w:r>
+      <w:proofErr w:type="spellEnd"/>
+      <w:r>
+        <w:t xml:space="preserve"> tracing a bow-tie-shaped trajectory in three-dimensional space.</w:t>
       </w:r>
       <w:r>
         <w:t xml:space="preserve"> [28]</w:t>
       </w:r>
       <w:r>
-        <w:t xml:space="preserve"> On sloped terrain, maintaining CoM within the base of support (BoS) requires precise step-by-step adjustments of step width and foot placement.</w:t>
+        <w:t xml:space="preserve"> On sloped terrain, maintaining </w:t>
+      </w:r>
+      <w:proofErr w:type="spellStart"/>
+      <w:r>
+        <w:t>CoM</w:t>
+      </w:r>
+      <w:proofErr w:type="spellEnd"/>
+      <w:r>
+        <w:t xml:space="preserve"> within the base of support (BoS) requires precise step-by-step adjustments of step width and foot placement.</w:t>
       </w:r>
       <w:r>
         <w:t xml:space="preserve"> </w:t>
@@ -3694,7 +3884,15 @@
         <w:t xml:space="preserve"> [11, 13]</w:t>
       </w:r>
       <w:r>
-        <w:t xml:space="preserve"> Slips or minor perturbations that could be corrected via cross-over steps on flat surfaces become unarrested lateral falls on slopes due to delayed postural reflexes and environmental constraints.</w:t>
+        <w:t xml:space="preserve"> Slips or minor perturbations that could be corrected via cross-over steps on flat surfaces become </w:t>
+      </w:r>
+      <w:proofErr w:type="spellStart"/>
+      <w:r>
+        <w:t>unarrested</w:t>
+      </w:r>
+      <w:proofErr w:type="spellEnd"/>
+      <w:r>
+        <w:t xml:space="preserve"> lateral falls on slopes due to delayed postural reflexes and environmental constraints.</w:t>
       </w:r>
       <w:r>
         <w:t xml:space="preserve"> [12, 28]</w:t>
@@ -3761,8 +3959,8 @@
       <w:r>
         <w:t xml:space="preserve"> The fracture-site specificity observed in our data—significant association with hip fractures but not with humerus or forearm fractures—</w:t>
       </w:r>
-      <w:commentRangeStart w:id="303"/>
-      <w:del w:id="304" w:author="治輝 齋藤" w:date="2026-04-30T20:51:00Z" w16du:dateUtc="2026-04-30T11:51:00Z">
+      <w:commentRangeStart w:id="311"/>
+      <w:del w:id="312" w:author="治輝 齋藤" w:date="2026-04-30T20:51:00Z" w16du:dateUtc="2026-04-30T11:51:00Z">
         <w:r>
           <w:delText xml:space="preserve">thus </w:delText>
         </w:r>
@@ -3770,7 +3968,7 @@
       <w:r>
         <w:t xml:space="preserve">provides internal evidence </w:t>
       </w:r>
-      <w:ins w:id="305" w:author="治輝 齋藤" w:date="2026-04-30T20:52:00Z" w16du:dateUtc="2026-04-30T11:52:00Z">
+      <w:ins w:id="313" w:author="治輝 齋藤" w:date="2026-04-30T20:52:00Z" w16du:dateUtc="2026-04-30T11:52:00Z">
         <w:r>
           <w:t>that is</w:t>
         </w:r>
@@ -3785,12 +3983,12 @@
       <w:r>
         <w:t xml:space="preserve">consistent with </w:t>
       </w:r>
-      <w:del w:id="306" w:author="治輝 齋藤" w:date="2026-04-30T20:52:00Z" w16du:dateUtc="2026-04-30T11:52:00Z">
+      <w:del w:id="314" w:author="治輝 齋藤" w:date="2026-04-30T20:52:00Z" w16du:dateUtc="2026-04-30T11:52:00Z">
         <w:r>
           <w:delText xml:space="preserve">the </w:delText>
         </w:r>
       </w:del>
-      <w:ins w:id="307" w:author="治輝 齋藤" w:date="2026-04-30T20:52:00Z" w16du:dateUtc="2026-04-30T11:52:00Z">
+      <w:ins w:id="315" w:author="治輝 齋藤" w:date="2026-04-30T20:52:00Z" w16du:dateUtc="2026-04-30T11:52:00Z">
         <w:r>
           <w:rPr>
             <w:rFonts w:hint="eastAsia"/>
@@ -3805,12 +4003,12 @@
       <w:r>
         <w:t xml:space="preserve">biomechanical paradigm </w:t>
       </w:r>
-      <w:ins w:id="308" w:author="治輝 齋藤" w:date="2026-04-30T20:52:00Z" w16du:dateUtc="2026-04-30T11:52:00Z">
+      <w:ins w:id="316" w:author="治輝 齋藤" w:date="2026-04-30T20:52:00Z" w16du:dateUtc="2026-04-30T11:52:00Z">
         <w:r>
           <w:t>in which</w:t>
         </w:r>
       </w:ins>
-      <w:del w:id="309" w:author="治輝 齋藤" w:date="2026-04-30T20:52:00Z" w16du:dateUtc="2026-04-30T11:52:00Z">
+      <w:del w:id="317" w:author="治輝 齋藤" w:date="2026-04-30T20:52:00Z" w16du:dateUtc="2026-04-30T11:52:00Z">
         <w:r>
           <w:delText>that</w:delText>
         </w:r>
@@ -3818,7 +4016,7 @@
       <w:r>
         <w:t xml:space="preserve"> terrain slope </w:t>
       </w:r>
-      <w:ins w:id="310" w:author="治輝 齋藤" w:date="2026-04-30T20:52:00Z" w16du:dateUtc="2026-04-30T11:52:00Z">
+      <w:ins w:id="318" w:author="治輝 齋藤" w:date="2026-04-30T20:52:00Z" w16du:dateUtc="2026-04-30T11:52:00Z">
         <w:r>
           <w:rPr>
             <w:rFonts w:hint="eastAsia"/>
@@ -3830,7 +4028,7 @@
       <w:r>
         <w:t>specifically amplif</w:t>
       </w:r>
-      <w:ins w:id="311" w:author="治輝 齋藤" w:date="2026-04-30T20:52:00Z" w16du:dateUtc="2026-04-30T11:52:00Z">
+      <w:ins w:id="319" w:author="治輝 齋藤" w:date="2026-04-30T20:52:00Z" w16du:dateUtc="2026-04-30T11:52:00Z">
         <w:r>
           <w:rPr>
             <w:rFonts w:hint="eastAsia"/>
@@ -3839,7 +4037,7 @@
           <w:t>y</w:t>
         </w:r>
       </w:ins>
-      <w:del w:id="312" w:author="治輝 齋藤" w:date="2026-04-30T20:52:00Z" w16du:dateUtc="2026-04-30T11:52:00Z">
+      <w:del w:id="320" w:author="治輝 齋藤" w:date="2026-04-30T20:52:00Z" w16du:dateUtc="2026-04-30T11:52:00Z">
         <w:r>
           <w:delText>ies</w:delText>
         </w:r>
@@ -3847,14 +4045,14 @@
       <w:r>
         <w:t xml:space="preserve"> lateral fall risk.</w:t>
       </w:r>
-      <w:commentRangeEnd w:id="303"/>
+      <w:commentRangeEnd w:id="311"/>
       <w:r>
         <w:rPr>
           <w:rStyle w:val="af2"/>
           <w:sz w:val="24"/>
           <w:szCs w:val="24"/>
         </w:rPr>
-        <w:commentReference w:id="303"/>
+        <w:commentReference w:id="311"/>
       </w:r>
     </w:p>
     <w:p>
@@ -3862,8 +4060,8 @@
         <w:pStyle w:val="2"/>
         <w:spacing w:line="360" w:lineRule="auto"/>
       </w:pPr>
-      <w:bookmarkStart w:id="313" w:name="comparison-with-previous-studies"/>
-      <w:bookmarkEnd w:id="287"/>
+      <w:bookmarkStart w:id="321" w:name="comparison-with-previous-studies"/>
+      <w:bookmarkEnd w:id="295"/>
       <w:r>
         <w:t>3. Comparison with Previous Studies</w:t>
       </w:r>
@@ -3967,16 +4165,16 @@
       <w:r>
         <w:t xml:space="preserve"> However, to our knowledge, no prior study has used nationwide DEM data linked to administrative fracture data to quantify the dose-response association between terrain slope and hip fracture rates at the population level in Japan. </w:t>
       </w:r>
-      <w:commentRangeStart w:id="314"/>
+      <w:commentRangeStart w:id="322"/>
       <w:r>
         <w:t xml:space="preserve">Our </w:t>
       </w:r>
-      <w:ins w:id="315" w:author="治輝 齋藤" w:date="2026-04-30T20:55:00Z" w16du:dateUtc="2026-04-30T11:55:00Z">
+      <w:ins w:id="323" w:author="治輝 齋藤" w:date="2026-04-30T20:55:00Z" w16du:dateUtc="2026-04-30T11:55:00Z">
         <w:r>
           <w:t>findings add</w:t>
         </w:r>
       </w:ins>
-      <w:del w:id="316" w:author="治輝 齋藤" w:date="2026-04-30T20:55:00Z" w16du:dateUtc="2026-04-30T11:55:00Z">
+      <w:del w:id="324" w:author="治輝 齋藤" w:date="2026-04-30T20:55:00Z" w16du:dateUtc="2026-04-30T11:55:00Z">
         <w:r>
           <w:delText>study provides the first</w:delText>
         </w:r>
@@ -3984,17 +4182,17 @@
       <w:r>
         <w:t xml:space="preserve"> nationwide quantitative evidence that each one-degree increase in terrain slope is associated with approximately 3.5 additional hip fracture surgeries per 100,000 population, independent of </w:t>
       </w:r>
-      <w:ins w:id="317" w:author="治輝 齋藤" w:date="2026-05-19T23:34:00Z" w16du:dateUtc="2026-05-19T14:34:00Z">
+      <w:ins w:id="325" w:author="治輝 齋藤" w:date="2026-05-19T23:34:00Z" w16du:dateUtc="2026-05-19T14:34:00Z">
         <w:r>
           <w:t>proportion aged ≥65 years</w:t>
         </w:r>
       </w:ins>
-      <w:del w:id="318" w:author="治輝 齋藤" w:date="2026-05-19T23:34:00Z" w16du:dateUtc="2026-05-19T14:34:00Z">
+      <w:del w:id="326" w:author="治輝 齋藤" w:date="2026-05-19T23:34:00Z" w16du:dateUtc="2026-05-19T14:34:00Z">
         <w:r>
           <w:delText>aging rate</w:delText>
         </w:r>
       </w:del>
-      <w:ins w:id="319" w:author="治輝 齋藤" w:date="2026-04-30T20:55:00Z" w16du:dateUtc="2026-04-30T11:55:00Z">
+      <w:ins w:id="327" w:author="治輝 齋藤" w:date="2026-04-30T20:55:00Z" w16du:dateUtc="2026-04-30T11:55:00Z">
         <w:r>
           <w:t xml:space="preserve"> in the primary model</w:t>
         </w:r>
@@ -4002,7 +4200,7 @@
       <w:r>
         <w:t xml:space="preserve">. This quantitative estimate </w:t>
       </w:r>
-      <w:del w:id="320" w:author="治輝 齋藤" w:date="2026-04-30T20:56:00Z" w16du:dateUtc="2026-04-30T11:56:00Z">
+      <w:del w:id="328" w:author="治輝 齋藤" w:date="2026-04-30T20:56:00Z" w16du:dateUtc="2026-04-30T11:56:00Z">
         <w:r>
           <w:delText xml:space="preserve">is novel and </w:delText>
         </w:r>
@@ -4017,12 +4215,12 @@
       <w:r>
         <w:t xml:space="preserve">contribute to the global evidence base for terrain as a modifiable environmental </w:t>
       </w:r>
-      <w:ins w:id="321" w:author="治輝 齋藤" w:date="2026-04-30T20:56:00Z" w16du:dateUtc="2026-04-30T11:56:00Z">
+      <w:ins w:id="329" w:author="治輝 齋藤" w:date="2026-04-30T20:56:00Z" w16du:dateUtc="2026-04-30T11:56:00Z">
         <w:r>
           <w:t>correlate of fracture burden</w:t>
         </w:r>
       </w:ins>
-      <w:del w:id="322" w:author="治輝 齋藤" w:date="2026-04-30T20:56:00Z" w16du:dateUtc="2026-04-30T11:56:00Z">
+      <w:del w:id="330" w:author="治輝 齋藤" w:date="2026-04-30T20:56:00Z" w16du:dateUtc="2026-04-30T11:56:00Z">
         <w:r>
           <w:delText>risk factor</w:delText>
         </w:r>
@@ -4030,14 +4228,14 @@
       <w:r>
         <w:t>.</w:t>
       </w:r>
-      <w:commentRangeEnd w:id="314"/>
+      <w:commentRangeEnd w:id="322"/>
       <w:r>
         <w:rPr>
           <w:rStyle w:val="af2"/>
           <w:sz w:val="24"/>
           <w:szCs w:val="24"/>
         </w:rPr>
-        <w:commentReference w:id="314"/>
+        <w:commentReference w:id="322"/>
       </w:r>
     </w:p>
     <w:p>
@@ -4045,17 +4243,17 @@
         <w:pStyle w:val="2"/>
         <w:spacing w:line="360" w:lineRule="auto"/>
       </w:pPr>
-      <w:bookmarkStart w:id="323" w:name="role-of-aging-rate"/>
-      <w:bookmarkEnd w:id="313"/>
+      <w:bookmarkStart w:id="331" w:name="role-of-aging-rate"/>
+      <w:bookmarkEnd w:id="321"/>
       <w:r>
         <w:t xml:space="preserve">4. </w:t>
       </w:r>
-      <w:ins w:id="324" w:author="治輝 齋藤" w:date="2026-05-19T23:34:00Z" w16du:dateUtc="2026-05-19T14:34:00Z">
+      <w:ins w:id="332" w:author="治輝 齋藤" w:date="2026-05-19T23:34:00Z" w16du:dateUtc="2026-05-19T14:34:00Z">
         <w:r>
           <w:t>Proportion Aged ≥65 Years</w:t>
         </w:r>
       </w:ins>
-      <w:del w:id="325" w:author="治輝 齋藤" w:date="2026-05-19T23:34:00Z" w16du:dateUtc="2026-05-19T14:34:00Z">
+      <w:del w:id="333" w:author="治輝 齋藤" w:date="2026-05-19T23:34:00Z" w16du:dateUtc="2026-05-19T14:34:00Z">
         <w:r>
           <w:delText>Role of Aging Rate</w:delText>
         </w:r>
@@ -4066,12 +4264,12 @@
         <w:pStyle w:val="FirstParagraph"/>
         <w:spacing w:line="360" w:lineRule="auto"/>
       </w:pPr>
-      <w:ins w:id="326" w:author="治輝 齋藤" w:date="2026-05-19T23:34:00Z" w16du:dateUtc="2026-05-19T14:34:00Z">
+      <w:ins w:id="334" w:author="治輝 齋藤" w:date="2026-05-19T23:34:00Z" w16du:dateUtc="2026-05-19T14:34:00Z">
         <w:r>
           <w:t>Proportion Aged ≥65 Years</w:t>
         </w:r>
       </w:ins>
-      <w:del w:id="327" w:author="治輝 齋藤" w:date="2026-05-19T23:34:00Z" w16du:dateUtc="2026-05-19T14:34:00Z">
+      <w:del w:id="335" w:author="治輝 齋藤" w:date="2026-05-19T23:34:00Z" w16du:dateUtc="2026-05-19T14:34:00Z">
         <w:r>
           <w:delText>Aging rate</w:delText>
         </w:r>
@@ -4089,7 +4287,7 @@
       <w:r>
         <w:t xml:space="preserve"> = 0.011). Prefectures with steeper terrain also tended to have higher </w:t>
       </w:r>
-      <w:ins w:id="328" w:author="治輝 齋藤" w:date="2026-05-19T23:35:00Z" w16du:dateUtc="2026-05-19T14:35:00Z">
+      <w:ins w:id="336" w:author="治輝 齋藤" w:date="2026-05-19T23:35:00Z" w16du:dateUtc="2026-05-19T14:35:00Z">
         <w:r>
           <w:rPr>
             <w:lang w:eastAsia="ja-JP"/>
@@ -4097,7 +4295,7 @@
           <w:t>proportions aged ≥65 years</w:t>
         </w:r>
       </w:ins>
-      <w:del w:id="329" w:author="治輝 齋藤" w:date="2026-05-19T23:34:00Z" w16du:dateUtc="2026-05-19T14:34:00Z">
+      <w:del w:id="337" w:author="治輝 齋藤" w:date="2026-05-19T23:34:00Z" w16du:dateUtc="2026-05-19T14:34:00Z">
         <w:r>
           <w:delText>aging rates</w:delText>
         </w:r>
@@ -4136,7 +4334,7 @@
         <w:pStyle w:val="a0"/>
         <w:spacing w:line="360" w:lineRule="auto"/>
       </w:pPr>
-      <w:commentRangeStart w:id="330"/>
+      <w:commentRangeStart w:id="338"/>
       <w:r>
         <w:t xml:space="preserve">The </w:t>
       </w:r>
@@ -4146,12 +4344,12 @@
       <w:r>
         <w:t xml:space="preserve"> association of slope with hip fracture after adjustment for </w:t>
       </w:r>
-      <w:ins w:id="331" w:author="治輝 齋藤" w:date="2026-05-19T23:35:00Z" w16du:dateUtc="2026-05-19T14:35:00Z">
+      <w:ins w:id="339" w:author="治輝 齋藤" w:date="2026-05-19T23:35:00Z" w16du:dateUtc="2026-05-19T14:35:00Z">
         <w:r>
           <w:t>proportion aged ≥65 years</w:t>
         </w:r>
       </w:ins>
-      <w:del w:id="332" w:author="治輝 齋藤" w:date="2026-05-19T23:35:00Z" w16du:dateUtc="2026-05-19T14:35:00Z">
+      <w:del w:id="340" w:author="治輝 齋藤" w:date="2026-05-19T23:35:00Z" w16du:dateUtc="2026-05-19T14:35:00Z">
         <w:r>
           <w:delText>aging rate</w:delText>
         </w:r>
@@ -4171,12 +4369,12 @@
       <w:r>
         <w:t xml:space="preserve"> a risk </w:t>
       </w:r>
-      <w:ins w:id="333" w:author="治輝 齋藤" w:date="2026-04-30T20:57:00Z" w16du:dateUtc="2026-04-30T11:57:00Z">
+      <w:ins w:id="341" w:author="治輝 齋藤" w:date="2026-04-30T20:57:00Z" w16du:dateUtc="2026-04-30T11:57:00Z">
         <w:r>
           <w:t>correlate</w:t>
         </w:r>
       </w:ins>
-      <w:del w:id="334" w:author="治輝 齋藤" w:date="2026-04-30T20:57:00Z" w16du:dateUtc="2026-04-30T11:57:00Z">
+      <w:del w:id="342" w:author="治輝 齋藤" w:date="2026-04-30T20:57:00Z" w16du:dateUtc="2026-04-30T11:57:00Z">
         <w:r>
           <w:delText>factor</w:delText>
         </w:r>
@@ -4190,7 +4388,7 @@
       <w:r>
         <w:t xml:space="preserve">. This finding has practical implications: even within the context of Japan’s nationwide aging, geographic topography </w:t>
       </w:r>
-      <w:ins w:id="335" w:author="治輝 齋藤" w:date="2026-04-30T20:58:00Z" w16du:dateUtc="2026-04-30T11:58:00Z">
+      <w:ins w:id="343" w:author="治輝 齋藤" w:date="2026-04-30T20:58:00Z" w16du:dateUtc="2026-04-30T11:58:00Z">
         <w:r>
           <w:rPr>
             <w:rFonts w:hint="eastAsia"/>
@@ -4202,7 +4400,7 @@
       <w:r>
         <w:t>represent</w:t>
       </w:r>
-      <w:del w:id="336" w:author="治輝 齋藤" w:date="2026-04-30T20:58:00Z" w16du:dateUtc="2026-04-30T11:58:00Z">
+      <w:del w:id="344" w:author="治輝 齋藤" w:date="2026-04-30T20:58:00Z" w16du:dateUtc="2026-04-30T11:58:00Z">
         <w:r>
           <w:delText>s</w:delText>
         </w:r>
@@ -4210,7 +4408,7 @@
       <w:r>
         <w:t xml:space="preserve"> an additional and </w:t>
       </w:r>
-      <w:ins w:id="337" w:author="治輝 齋藤" w:date="2026-04-30T20:58:00Z" w16du:dateUtc="2026-04-30T11:58:00Z">
+      <w:ins w:id="345" w:author="治輝 齋藤" w:date="2026-04-30T20:58:00Z" w16du:dateUtc="2026-04-30T11:58:00Z">
         <w:r>
           <w:t>potentially</w:t>
         </w:r>
@@ -4225,7 +4423,7 @@
       <w:r>
         <w:t xml:space="preserve">modifiable layer of fracture risk. Terrain slope </w:t>
       </w:r>
-      <w:ins w:id="338" w:author="治輝 齋藤" w:date="2026-04-30T20:58:00Z" w16du:dateUtc="2026-04-30T11:58:00Z">
+      <w:ins w:id="346" w:author="治輝 齋藤" w:date="2026-04-30T20:58:00Z" w16du:dateUtc="2026-04-30T11:58:00Z">
         <w:r>
           <w:rPr>
             <w:rFonts w:hint="eastAsia"/>
@@ -4234,7 +4432,7 @@
           <w:t>may</w:t>
         </w:r>
       </w:ins>
-      <w:del w:id="339" w:author="治輝 齋藤" w:date="2026-04-30T20:58:00Z" w16du:dateUtc="2026-04-30T11:58:00Z">
+      <w:del w:id="347" w:author="治輝 齋藤" w:date="2026-04-30T20:58:00Z" w16du:dateUtc="2026-04-30T11:58:00Z">
         <w:r>
           <w:delText>is</w:delText>
         </w:r>
@@ -4242,7 +4440,7 @@
       <w:r>
         <w:t xml:space="preserve"> not </w:t>
       </w:r>
-      <w:ins w:id="340" w:author="治輝 齋藤" w:date="2026-04-30T20:58:00Z" w16du:dateUtc="2026-04-30T11:58:00Z">
+      <w:ins w:id="348" w:author="治輝 齋藤" w:date="2026-04-30T20:58:00Z" w16du:dateUtc="2026-04-30T11:58:00Z">
         <w:r>
           <w:rPr>
             <w:rFonts w:hint="eastAsia"/>
@@ -4254,12 +4452,12 @@
       <w:r>
         <w:t>merely a proxy for aging</w:t>
       </w:r>
-      <w:ins w:id="341" w:author="治輝 齋藤" w:date="2026-04-30T20:59:00Z" w16du:dateUtc="2026-04-30T11:59:00Z">
+      <w:ins w:id="349" w:author="治輝 齋藤" w:date="2026-04-30T20:59:00Z" w16du:dateUtc="2026-04-30T11:59:00Z">
         <w:r>
           <w:t xml:space="preserve"> and may represent</w:t>
         </w:r>
       </w:ins>
-      <w:del w:id="342" w:author="治輝 齋藤" w:date="2026-04-30T20:59:00Z" w16du:dateUtc="2026-04-30T11:59:00Z">
+      <w:del w:id="350" w:author="治輝 齋藤" w:date="2026-04-30T20:59:00Z" w16du:dateUtc="2026-04-30T11:59:00Z">
         <w:r>
           <w:delText>, but</w:delText>
         </w:r>
@@ -4267,12 +4465,12 @@
       <w:r>
         <w:t xml:space="preserve"> an </w:t>
       </w:r>
-      <w:ins w:id="343" w:author="治輝 齋藤" w:date="2026-04-30T20:59:00Z" w16du:dateUtc="2026-04-30T11:59:00Z">
+      <w:ins w:id="351" w:author="治輝 齋藤" w:date="2026-04-30T20:59:00Z" w16du:dateUtc="2026-04-30T11:59:00Z">
         <w:r>
           <w:t>additional</w:t>
         </w:r>
       </w:ins>
-      <w:del w:id="344" w:author="治輝 齋藤" w:date="2026-04-30T20:59:00Z" w16du:dateUtc="2026-04-30T11:59:00Z">
+      <w:del w:id="352" w:author="治輝 齋藤" w:date="2026-04-30T20:59:00Z" w16du:dateUtc="2026-04-30T11:59:00Z">
         <w:r>
           <w:delText>independent</w:delText>
         </w:r>
@@ -4280,12 +4478,12 @@
       <w:r>
         <w:t xml:space="preserve"> environmental </w:t>
       </w:r>
-      <w:ins w:id="345" w:author="治輝 齋藤" w:date="2026-04-30T20:59:00Z" w16du:dateUtc="2026-04-30T11:59:00Z">
+      <w:ins w:id="353" w:author="治輝 齋藤" w:date="2026-04-30T20:59:00Z" w16du:dateUtc="2026-04-30T11:59:00Z">
         <w:r>
           <w:t>correlate</w:t>
         </w:r>
       </w:ins>
-      <w:del w:id="346" w:author="治輝 齋藤" w:date="2026-04-30T20:59:00Z" w16du:dateUtc="2026-04-30T11:59:00Z">
+      <w:del w:id="354" w:author="治輝 齋藤" w:date="2026-04-30T20:59:00Z" w16du:dateUtc="2026-04-30T11:59:00Z">
         <w:r>
           <w:delText>hazard</w:delText>
         </w:r>
@@ -4293,12 +4491,12 @@
       <w:r>
         <w:t xml:space="preserve"> that </w:t>
       </w:r>
-      <w:ins w:id="347" w:author="治輝 齋藤" w:date="2026-04-30T20:59:00Z" w16du:dateUtc="2026-04-30T11:59:00Z">
+      <w:ins w:id="355" w:author="治輝 齋藤" w:date="2026-04-30T20:59:00Z" w16du:dateUtc="2026-04-30T11:59:00Z">
         <w:r>
           <w:t>could contribute to functional decline</w:t>
         </w:r>
       </w:ins>
-      <w:del w:id="348" w:author="治輝 齋藤" w:date="2026-04-30T20:59:00Z" w16du:dateUtc="2026-04-30T11:59:00Z">
+      <w:del w:id="356" w:author="治輝 齋藤" w:date="2026-04-30T20:59:00Z" w16du:dateUtc="2026-04-30T11:59:00Z">
         <w:r>
           <w:delText>chronically erodes physical function</w:delText>
         </w:r>
@@ -4306,33 +4504,33 @@
       <w:r>
         <w:t xml:space="preserve"> among rural-dwelling older adults.</w:t>
       </w:r>
-      <w:commentRangeEnd w:id="330"/>
+      <w:commentRangeEnd w:id="338"/>
       <w:r>
         <w:rPr>
           <w:rStyle w:val="af2"/>
           <w:sz w:val="24"/>
           <w:szCs w:val="24"/>
         </w:rPr>
-        <w:commentReference w:id="330"/>
-      </w:r>
-      <w:ins w:id="349" w:author="治輝 齋藤" w:date="2026-04-30T20:32:00Z" w16du:dateUtc="2026-04-30T11:32:00Z">
+        <w:commentReference w:id="338"/>
+      </w:r>
+      <w:ins w:id="357" w:author="治輝 齋藤" w:date="2026-04-30T20:32:00Z" w16du:dateUtc="2026-04-30T11:32:00Z">
         <w:r>
           <w:t xml:space="preserve"> </w:t>
         </w:r>
-        <w:commentRangeStart w:id="350"/>
+        <w:commentRangeStart w:id="358"/>
         <w:r>
           <w:t>Given public-data masking in age-stratified surgery tables, we interpret age-structure robustness primarily from the consistency of adjusted ecological models and from imputation-based sensitivity analyses, while acknowledging that full indirect standardization without imputation is not feasible with the current open dataset.</w:t>
         </w:r>
       </w:ins>
-      <w:commentRangeEnd w:id="350"/>
-      <w:ins w:id="351" w:author="治輝 齋藤" w:date="2026-04-30T20:33:00Z" w16du:dateUtc="2026-04-30T11:33:00Z">
+      <w:commentRangeEnd w:id="358"/>
+      <w:ins w:id="359" w:author="治輝 齋藤" w:date="2026-04-30T20:33:00Z" w16du:dateUtc="2026-04-30T11:33:00Z">
         <w:r>
           <w:rPr>
             <w:rStyle w:val="af2"/>
             <w:sz w:val="24"/>
             <w:szCs w:val="24"/>
           </w:rPr>
-          <w:commentReference w:id="350"/>
+          <w:commentReference w:id="358"/>
         </w:r>
       </w:ins>
     </w:p>
@@ -4341,8 +4539,8 @@
         <w:pStyle w:val="2"/>
         <w:spacing w:line="360" w:lineRule="auto"/>
       </w:pPr>
-      <w:bookmarkStart w:id="352" w:name="walking-speed-as-a-mediator"/>
-      <w:bookmarkEnd w:id="323"/>
+      <w:bookmarkStart w:id="360" w:name="walking-speed-as-a-mediator"/>
+      <w:bookmarkEnd w:id="331"/>
       <w:r>
         <w:t>5. Walking Speed as a Mediator</w:t>
       </w:r>
@@ -4418,7 +4616,7 @@
       <w:r>
         <w:t>In our ecological data, terrain slope was negatively correlated with prefecture-level fast</w:t>
       </w:r>
-      <w:ins w:id="353" w:author="治輝 齋藤" w:date="2026-05-19T23:35:00Z" w16du:dateUtc="2026-05-19T14:35:00Z">
+      <w:ins w:id="361" w:author="治輝 齋藤" w:date="2026-05-19T23:35:00Z" w16du:dateUtc="2026-05-19T14:35:00Z">
         <w:r>
           <w:rPr>
             <w:rFonts w:hint="eastAsia"/>
@@ -4427,7 +4625,7 @@
           <w:t>-</w:t>
         </w:r>
       </w:ins>
-      <w:del w:id="354" w:author="治輝 齋藤" w:date="2026-05-19T23:35:00Z" w16du:dateUtc="2026-05-19T14:35:00Z">
+      <w:del w:id="362" w:author="治輝 齋藤" w:date="2026-05-19T23:35:00Z" w16du:dateUtc="2026-05-19T14:35:00Z">
         <w:r>
           <w:delText xml:space="preserve"> </w:delText>
         </w:r>
@@ -4435,12 +4633,12 @@
       <w:r>
         <w:t xml:space="preserve">walking </w:t>
       </w:r>
-      <w:ins w:id="355" w:author="治輝 齋藤" w:date="2026-05-19T23:35:00Z" w16du:dateUtc="2026-05-19T14:35:00Z">
+      <w:ins w:id="363" w:author="治輝 齋藤" w:date="2026-05-19T23:35:00Z" w16du:dateUtc="2026-05-19T14:35:00Z">
         <w:r>
           <w:t>proportion</w:t>
         </w:r>
       </w:ins>
-      <w:del w:id="356" w:author="治輝 齋藤" w:date="2026-05-19T23:35:00Z" w16du:dateUtc="2026-05-19T14:35:00Z">
+      <w:del w:id="364" w:author="治輝 齋藤" w:date="2026-05-19T23:35:00Z" w16du:dateUtc="2026-05-19T14:35:00Z">
         <w:r>
           <w:delText>rate</w:delText>
         </w:r>
@@ -4467,18 +4665,18 @@
       <w:r>
         <w:t xml:space="preserve"> </w:t>
       </w:r>
-      <w:commentRangeStart w:id="357"/>
+      <w:commentRangeStart w:id="365"/>
       <w:r>
         <w:t>Older adults residing in high-slope regions are exposed to such challenging terrain daily during shopping and outdoor activities, leading to chronic fear of falling, reduced outdoor activity, and progressive deconditioning (disuse muscle atrophy).</w:t>
       </w:r>
-      <w:commentRangeEnd w:id="357"/>
+      <w:commentRangeEnd w:id="365"/>
       <w:r>
         <w:rPr>
           <w:rStyle w:val="af2"/>
           <w:sz w:val="24"/>
           <w:szCs w:val="24"/>
         </w:rPr>
-        <w:commentReference w:id="357"/>
+        <w:commentReference w:id="365"/>
       </w:r>
       <w:r>
         <w:t xml:space="preserve"> </w:t>
@@ -4501,7 +4699,7 @@
       <w:r>
         <w:t>the multivariable OLS coefficient for fast</w:t>
       </w:r>
-      <w:ins w:id="358" w:author="治輝 齋藤" w:date="2026-05-19T23:38:00Z" w16du:dateUtc="2026-05-19T14:38:00Z">
+      <w:ins w:id="366" w:author="治輝 齋藤" w:date="2026-05-19T23:38:00Z" w16du:dateUtc="2026-05-19T14:38:00Z">
         <w:r>
           <w:rPr>
             <w:rFonts w:hint="eastAsia"/>
@@ -4510,7 +4708,7 @@
           <w:t>-</w:t>
         </w:r>
       </w:ins>
-      <w:del w:id="359" w:author="治輝 齋藤" w:date="2026-05-19T23:38:00Z" w16du:dateUtc="2026-05-19T14:38:00Z">
+      <w:del w:id="367" w:author="治輝 齋藤" w:date="2026-05-19T23:38:00Z" w16du:dateUtc="2026-05-19T14:38:00Z">
         <w:r>
           <w:delText xml:space="preserve"> </w:delText>
         </w:r>
@@ -4518,12 +4716,12 @@
       <w:r>
         <w:t xml:space="preserve">walking </w:t>
       </w:r>
-      <w:ins w:id="360" w:author="治輝 齋藤" w:date="2026-05-19T23:38:00Z" w16du:dateUtc="2026-05-19T14:38:00Z">
+      <w:ins w:id="368" w:author="治輝 齋藤" w:date="2026-05-19T23:38:00Z" w16du:dateUtc="2026-05-19T14:38:00Z">
         <w:r>
           <w:t>proportion</w:t>
         </w:r>
       </w:ins>
-      <w:del w:id="361" w:author="治輝 齋藤" w:date="2026-05-19T23:38:00Z" w16du:dateUtc="2026-05-19T14:38:00Z">
+      <w:del w:id="369" w:author="治輝 齋藤" w:date="2026-05-19T23:38:00Z" w16du:dateUtc="2026-05-19T14:38:00Z">
         <w:r>
           <w:delText>rate</w:delText>
         </w:r>
@@ -4531,7 +4729,7 @@
       <w:r>
         <w:t xml:space="preserve"> was </w:t>
       </w:r>
-      <w:del w:id="362" w:author="治輝 齋藤" w:date="2026-04-30T18:39:00Z" w16du:dateUtc="2026-04-30T09:39:00Z">
+      <w:del w:id="370" w:author="治輝 齋藤" w:date="2026-04-30T18:39:00Z" w16du:dateUtc="2026-04-30T09:39:00Z">
         <w:r>
           <w:delText>**</w:delText>
         </w:r>
@@ -4539,7 +4737,7 @@
       <w:r>
         <w:t>positive</w:t>
       </w:r>
-      <w:del w:id="363" w:author="治輝 齋藤" w:date="2026-04-30T18:39:00Z" w16du:dateUtc="2026-04-30T09:39:00Z">
+      <w:del w:id="371" w:author="治輝 齋藤" w:date="2026-04-30T18:39:00Z" w16du:dateUtc="2026-04-30T09:39:00Z">
         <w:r>
           <w:delText>**</w:delText>
         </w:r>
@@ -4567,19 +4765,19 @@
       <w:r>
         <w:t xml:space="preserve"> = 0.022). Plausible drivers include ecological bias, aggregation of a 40–74-year screening metric to represent regions where hip fractures concentrate among the oldest-old, and confounding by unmeasured healthcare and reporting behaviors. </w:t>
       </w:r>
-      <w:commentRangeStart w:id="364"/>
-      <w:ins w:id="365" w:author="治輝 齋藤" w:date="2026-04-30T18:41:00Z" w16du:dateUtc="2026-04-30T09:41:00Z">
+      <w:commentRangeStart w:id="372"/>
+      <w:ins w:id="373" w:author="治輝 齋藤" w:date="2026-04-30T18:41:00Z" w16du:dateUtc="2026-04-30T09:41:00Z">
         <w:r>
           <w:t xml:space="preserve">Because only the 40–74-year questionnaire aggregate is publicly available, we treated this variable as a contextual covariate and not as a direct proxy for hip fracture risk in the oldest age groups. </w:t>
         </w:r>
-        <w:commentRangeEnd w:id="364"/>
+        <w:commentRangeEnd w:id="372"/>
         <w:r>
           <w:rPr>
             <w:rStyle w:val="af2"/>
             <w:sz w:val="24"/>
             <w:szCs w:val="24"/>
           </w:rPr>
-          <w:commentReference w:id="364"/>
+          <w:commentReference w:id="372"/>
         </w:r>
       </w:ins>
       <w:r>
@@ -4594,8 +4792,8 @@
         <w:pStyle w:val="2"/>
         <w:spacing w:line="360" w:lineRule="auto"/>
       </w:pPr>
-      <w:bookmarkStart w:id="366" w:name="policy-implications"/>
-      <w:bookmarkEnd w:id="352"/>
+      <w:bookmarkStart w:id="374" w:name="policy-implications"/>
+      <w:bookmarkEnd w:id="360"/>
       <w:r>
         <w:t>6. Policy Implications</w:t>
       </w:r>
@@ -4662,7 +4860,15 @@
         <w:spacing w:line="360" w:lineRule="auto"/>
       </w:pPr>
       <w:r>
-        <w:t>First, prefectures with steeper terrain should be prioritized in national fall prevention programs. Japan’s Ministry of Health, Labour and Welfare has promoted the “Active Guide” (Plus-Ten campaign: “add 10 minutes of physical activity daily”) under the Health Japan 21 (second edition) framework.</w:t>
+        <w:t xml:space="preserve">First, prefectures with steeper terrain should be prioritized in national fall prevention programs. Japan’s Ministry of Health, </w:t>
+      </w:r>
+      <w:proofErr w:type="spellStart"/>
+      <w:r>
+        <w:t>Labour</w:t>
+      </w:r>
+      <w:proofErr w:type="spellEnd"/>
+      <w:r>
+        <w:t xml:space="preserve"> and Welfare has promoted the “Active Guide” (Plus-Ten campaign: “add 10 minutes of physical activity daily”) under the Health Japan 21 (second edition) framework.</w:t>
       </w:r>
       <w:r>
         <w:t xml:space="preserve"> </w:t>
@@ -4706,18 +4912,18 @@
       <w:r>
         <w:t xml:space="preserve">Second, housing modification subsidies targeting high-slope prefectures—such as installation of handrails on outdoor pathways and anti-slip surface materials—could reduce the environmental contribution to fall risk. Third, urban planning guidelines for mountainous communities should explicitly incorporate slope gradient as a factor in pedestrian infrastructure design, particularly in areas with high proportions of older residents. Given the irreversible demographic aging in rural Japan, these upstream environmental interventions represent </w:t>
       </w:r>
-      <w:commentRangeStart w:id="367"/>
+      <w:commentRangeStart w:id="375"/>
       <w:r>
         <w:t>cost-effective</w:t>
       </w:r>
-      <w:commentRangeEnd w:id="367"/>
+      <w:commentRangeEnd w:id="375"/>
       <w:r>
         <w:rPr>
           <w:rStyle w:val="af2"/>
           <w:sz w:val="24"/>
           <w:szCs w:val="24"/>
         </w:rPr>
-        <w:commentReference w:id="367"/>
+        <w:commentReference w:id="375"/>
       </w:r>
       <w:r>
         <w:t xml:space="preserve"> strategies to mitigate the downstream burden of fragility fractures.</w:t>
@@ -4728,8 +4934,8 @@
         <w:pStyle w:val="2"/>
         <w:spacing w:line="360" w:lineRule="auto"/>
       </w:pPr>
-      <w:bookmarkStart w:id="368" w:name="strengths"/>
-      <w:bookmarkEnd w:id="366"/>
+      <w:bookmarkStart w:id="376" w:name="strengths"/>
+      <w:bookmarkEnd w:id="374"/>
       <w:r>
         <w:lastRenderedPageBreak/>
         <w:t>7. Strengths</w:t>
@@ -4749,8 +4955,8 @@
         <w:pStyle w:val="2"/>
         <w:spacing w:line="360" w:lineRule="auto"/>
       </w:pPr>
-      <w:bookmarkStart w:id="369" w:name="limitations"/>
-      <w:bookmarkEnd w:id="368"/>
+      <w:bookmarkStart w:id="377" w:name="limitations"/>
+      <w:bookmarkEnd w:id="376"/>
       <w:r>
         <w:t>8. Limitations</w:t>
       </w:r>
@@ -4781,36 +4987,36 @@
         <w:pStyle w:val="a0"/>
         <w:spacing w:line="360" w:lineRule="auto"/>
       </w:pPr>
-      <w:bookmarkStart w:id="370" w:name="_Hlk228469400"/>
+      <w:bookmarkStart w:id="378" w:name="_Hlk228469400"/>
       <w:r>
         <w:t xml:space="preserve">Second, </w:t>
       </w:r>
-      <w:commentRangeStart w:id="371"/>
-      <w:ins w:id="372" w:author="治輝 齋藤" w:date="2026-04-30T18:02:00Z" w16du:dateUtc="2026-04-30T09:02:00Z">
+      <w:commentRangeStart w:id="379"/>
+      <w:ins w:id="380" w:author="治輝 齋藤" w:date="2026-04-30T18:02:00Z" w16du:dateUtc="2026-04-30T09:02:00Z">
         <w:r>
           <w:t xml:space="preserve">our outcome reflects surgery rates rather than true fracture incidence. Although hip fractures are usually treated surgically, prefectural variation in treatment decisions, referral patterns, and access to operative care may influence observed rates independently of fracture occurrence. Third, </w:t>
         </w:r>
       </w:ins>
-      <w:commentRangeEnd w:id="371"/>
-      <w:ins w:id="373" w:author="治輝 齋藤" w:date="2026-04-30T18:04:00Z" w16du:dateUtc="2026-04-30T09:04:00Z">
+      <w:commentRangeEnd w:id="379"/>
+      <w:ins w:id="381" w:author="治輝 齋藤" w:date="2026-04-30T18:04:00Z" w16du:dateUtc="2026-04-30T09:04:00Z">
         <w:r>
           <w:rPr>
             <w:rStyle w:val="af2"/>
             <w:sz w:val="24"/>
             <w:szCs w:val="24"/>
           </w:rPr>
-          <w:commentReference w:id="371"/>
+          <w:commentReference w:id="379"/>
         </w:r>
       </w:ins>
       <w:r>
         <w:t xml:space="preserve">the cross-sectional design precludes causal inference. Although reverse causation is unlikely for a fixed environmental exposure such as terrain slope, residual confounding by unmeasured variables cannot be excluded. </w:t>
       </w:r>
-      <w:ins w:id="374" w:author="治輝 齋藤" w:date="2026-04-30T18:03:00Z" w16du:dateUtc="2026-04-30T09:03:00Z">
+      <w:ins w:id="382" w:author="治輝 齋藤" w:date="2026-04-30T18:03:00Z" w16du:dateUtc="2026-04-30T09:03:00Z">
         <w:r>
           <w:t>Fourth</w:t>
         </w:r>
       </w:ins>
-      <w:del w:id="375" w:author="治輝 齋藤" w:date="2026-04-30T18:03:00Z" w16du:dateUtc="2026-04-30T09:03:00Z">
+      <w:del w:id="383" w:author="治輝 齋藤" w:date="2026-04-30T18:03:00Z" w16du:dateUtc="2026-04-30T09:03:00Z">
         <w:r>
           <w:delText>Third</w:delText>
         </w:r>
@@ -4822,19 +5028,19 @@
         <w:lastRenderedPageBreak/>
         <w:t xml:space="preserve">orthopedic surgeon density, distance to emergency hospitals), nutritional status (calcium and vitamin D intake), bone mineral density (BMD), </w:t>
       </w:r>
-      <w:commentRangeStart w:id="376"/>
-      <w:ins w:id="377" w:author="治輝 齋藤" w:date="2026-04-30T18:09:00Z" w16du:dateUtc="2026-04-30T09:09:00Z">
+      <w:commentRangeStart w:id="384"/>
+      <w:ins w:id="385" w:author="治輝 齋藤" w:date="2026-04-30T18:09:00Z" w16du:dateUtc="2026-04-30T09:09:00Z">
         <w:r>
           <w:t xml:space="preserve">climate (snowfall and icing), </w:t>
         </w:r>
-        <w:commentRangeEnd w:id="376"/>
+        <w:commentRangeEnd w:id="384"/>
         <w:r>
           <w:rPr>
             <w:rStyle w:val="af2"/>
             <w:sz w:val="24"/>
             <w:szCs w:val="24"/>
           </w:rPr>
-          <w:commentReference w:id="376"/>
+          <w:commentReference w:id="384"/>
         </w:r>
       </w:ins>
       <w:r>
@@ -4846,8 +5052,8 @@
         <w:pStyle w:val="a0"/>
         <w:spacing w:line="360" w:lineRule="auto"/>
       </w:pPr>
-      <w:commentRangeStart w:id="378"/>
-      <w:ins w:id="379" w:author="治輝 齋藤" w:date="2026-04-30T20:36:00Z" w16du:dateUtc="2026-04-30T11:36:00Z">
+      <w:commentRangeStart w:id="386"/>
+      <w:ins w:id="387" w:author="治輝 齋藤" w:date="2026-04-30T20:36:00Z" w16du:dateUtc="2026-04-30T11:36:00Z">
         <w:r>
           <w:rPr>
             <w:lang w:eastAsia="ja-JP"/>
@@ -4855,8 +5061,8 @@
           <w:t>Fifth, age-standardization sensitivity results relied on imputation of masked (`"-"`) cells in publicly released age-stratified surgery tables. Although directionality was robust across `0/5/9` scenarios, effect size depended on masking assumptions, and secondary masking rules imply that some masked cells may not correspond strictly to the nominal `&lt;10` range. Therefore, these SIR/ISR analyses should be interpreted as robustness checks rather than definitive age-standardized estimates.</w:t>
         </w:r>
       </w:ins>
-      <w:commentRangeEnd w:id="378"/>
-      <w:ins w:id="380" w:author="治輝 齋藤" w:date="2026-04-30T20:37:00Z" w16du:dateUtc="2026-04-30T11:37:00Z">
+      <w:commentRangeEnd w:id="386"/>
+      <w:ins w:id="388" w:author="治輝 齋藤" w:date="2026-04-30T20:37:00Z" w16du:dateUtc="2026-04-30T11:37:00Z">
         <w:r>
           <w:rPr>
             <w:rStyle w:val="af2"/>
@@ -4864,10 +5070,10 @@
             <w:szCs w:val="24"/>
             <w:lang w:eastAsia="ja-JP"/>
           </w:rPr>
-          <w:commentReference w:id="378"/>
-        </w:r>
-      </w:ins>
-      <w:ins w:id="381" w:author="治輝 齋藤" w:date="2026-04-30T20:36:00Z" w16du:dateUtc="2026-04-30T11:36:00Z">
+          <w:commentReference w:id="386"/>
+        </w:r>
+      </w:ins>
+      <w:ins w:id="389" w:author="治輝 齋藤" w:date="2026-04-30T20:36:00Z" w16du:dateUtc="2026-04-30T11:36:00Z">
         <w:r>
           <w:rPr>
             <w:lang w:eastAsia="ja-JP"/>
@@ -4882,7 +5088,7 @@
           <w:t>Six</w:t>
         </w:r>
       </w:ins>
-      <w:ins w:id="382" w:author="治輝 齋藤" w:date="2026-04-30T18:04:00Z" w16du:dateUtc="2026-04-30T09:04:00Z">
+      <w:ins w:id="390" w:author="治輝 齋藤" w:date="2026-04-30T18:04:00Z" w16du:dateUtc="2026-04-30T09:04:00Z">
         <w:r>
           <w:rPr>
             <w:rFonts w:hint="eastAsia"/>
@@ -4891,7 +5097,7 @@
           <w:t>th</w:t>
         </w:r>
       </w:ins>
-      <w:del w:id="383" w:author="治輝 齋藤" w:date="2026-04-30T18:04:00Z" w16du:dateUtc="2026-04-30T09:04:00Z">
+      <w:del w:id="391" w:author="治輝 齋藤" w:date="2026-04-30T18:04:00Z" w16du:dateUtc="2026-04-30T09:04:00Z">
         <w:r>
           <w:delText>Fourth</w:delText>
         </w:r>
@@ -4899,8 +5105,8 @@
       <w:r>
         <w:t xml:space="preserve">, the walking speed variable was based on self-reported habitual walking speed in the Specific Health Checkup questionnaire, administered to individuals aged 40–74 years, </w:t>
       </w:r>
-      <w:commentRangeStart w:id="384"/>
-      <w:ins w:id="385" w:author="治輝 齋藤" w:date="2026-04-30T19:05:00Z" w16du:dateUtc="2026-04-30T10:05:00Z">
+      <w:commentRangeStart w:id="392"/>
+      <w:ins w:id="393" w:author="治輝 齋藤" w:date="2026-04-30T19:05:00Z" w16du:dateUtc="2026-04-30T10:05:00Z">
         <w:r>
           <w:rPr>
             <w:rFonts w:hint="eastAsia"/>
@@ -4909,7 +5115,7 @@
           <w:t>because</w:t>
         </w:r>
       </w:ins>
-      <w:ins w:id="386" w:author="治輝 齋藤" w:date="2026-04-30T19:04:00Z" w16du:dateUtc="2026-04-30T10:04:00Z">
+      <w:ins w:id="394" w:author="治輝 齋藤" w:date="2026-04-30T19:04:00Z" w16du:dateUtc="2026-04-30T10:04:00Z">
         <w:r>
           <w:t xml:space="preserve"> publicly available prefecture-level data were limited to individuals aged 40–74 years in the current NDB Open Data</w:t>
         </w:r>
@@ -4921,34 +5127,34 @@
           <w:t>.</w:t>
         </w:r>
       </w:ins>
-      <w:ins w:id="387" w:author="治輝 齋藤" w:date="2026-04-30T18:45:00Z" w16du:dateUtc="2026-04-30T09:45:00Z">
+      <w:ins w:id="395" w:author="治輝 齋藤" w:date="2026-04-30T18:45:00Z" w16du:dateUtc="2026-04-30T09:45:00Z">
         <w:r>
           <w:t xml:space="preserve"> This variable </w:t>
         </w:r>
       </w:ins>
-      <w:del w:id="388" w:author="治輝 齋藤" w:date="2026-04-30T18:45:00Z" w16du:dateUtc="2026-04-30T09:45:00Z">
+      <w:del w:id="396" w:author="治輝 齋藤" w:date="2026-04-30T18:45:00Z" w16du:dateUtc="2026-04-30T09:45:00Z">
         <w:r>
           <w:delText>which</w:delText>
         </w:r>
       </w:del>
-      <w:commentRangeEnd w:id="384"/>
+      <w:commentRangeEnd w:id="392"/>
       <w:r>
         <w:rPr>
           <w:rStyle w:val="af2"/>
           <w:sz w:val="24"/>
           <w:szCs w:val="24"/>
         </w:rPr>
-        <w:commentReference w:id="384"/>
+        <w:commentReference w:id="392"/>
       </w:r>
       <w:r>
         <w:t xml:space="preserve"> may not accurately represent the functional capacity of the oldest-old (≥75 years) at highest fracture risk</w:t>
       </w:r>
-      <w:ins w:id="389" w:author="治輝 齋藤" w:date="2026-04-30T18:45:00Z" w16du:dateUtc="2026-04-30T09:45:00Z">
+      <w:ins w:id="397" w:author="治輝 齋藤" w:date="2026-04-30T18:45:00Z" w16du:dateUtc="2026-04-30T09:45:00Z">
         <w:r>
           <w:t>, and its direct relevance to hip fracture occurrence is likely limited at this ecological resolution</w:t>
         </w:r>
       </w:ins>
-      <w:ins w:id="390" w:author="治輝 齋藤" w:date="2026-05-19T12:38:00Z" w16du:dateUtc="2026-05-19T03:38:00Z">
+      <w:ins w:id="398" w:author="治輝 齋藤" w:date="2026-05-19T12:38:00Z" w16du:dateUtc="2026-05-19T03:38:00Z">
         <w:r>
           <w:rPr>
             <w:rFonts w:hint="eastAsia"/>
@@ -4956,22 +5162,22 @@
           </w:rPr>
           <w:t xml:space="preserve">. </w:t>
         </w:r>
-        <w:commentRangeStart w:id="391"/>
+        <w:commentRangeStart w:id="399"/>
         <w:r>
           <w:t>Moreover, this self-reported fast-walking indicator primarily reflects perceived walking capacity rather than actual walking volume or direct slope-specific exposure in daily life</w:t>
         </w:r>
-        <w:commentRangeEnd w:id="391"/>
+        <w:commentRangeEnd w:id="399"/>
         <w:r>
           <w:rPr>
             <w:rStyle w:val="af2"/>
           </w:rPr>
-          <w:commentReference w:id="391"/>
+          <w:commentReference w:id="399"/>
         </w:r>
       </w:ins>
       <w:r>
         <w:t xml:space="preserve">. This self-reported measure may be subject to non-differential measurement error, biasing our estimates toward the null. </w:t>
       </w:r>
-      <w:ins w:id="392" w:author="治輝 齋藤" w:date="2026-04-30T18:04:00Z" w16du:dateUtc="2026-04-30T09:04:00Z">
+      <w:ins w:id="400" w:author="治輝 齋藤" w:date="2026-04-30T18:04:00Z" w16du:dateUtc="2026-04-30T09:04:00Z">
         <w:r>
           <w:rPr>
             <w:rFonts w:hint="eastAsia"/>
@@ -4980,7 +5186,7 @@
           <w:t>S</w:t>
         </w:r>
       </w:ins>
-      <w:ins w:id="393" w:author="治輝 齋藤" w:date="2026-04-30T20:36:00Z" w16du:dateUtc="2026-04-30T11:36:00Z">
+      <w:ins w:id="401" w:author="治輝 齋藤" w:date="2026-04-30T20:36:00Z" w16du:dateUtc="2026-04-30T11:36:00Z">
         <w:r>
           <w:rPr>
             <w:rFonts w:hint="eastAsia"/>
@@ -4989,7 +5195,7 @@
           <w:t>even</w:t>
         </w:r>
       </w:ins>
-      <w:ins w:id="394" w:author="治輝 齋藤" w:date="2026-04-30T18:04:00Z" w16du:dateUtc="2026-04-30T09:04:00Z">
+      <w:ins w:id="402" w:author="治輝 齋藤" w:date="2026-04-30T18:04:00Z" w16du:dateUtc="2026-04-30T09:04:00Z">
         <w:r>
           <w:rPr>
             <w:rFonts w:hint="eastAsia"/>
@@ -4998,7 +5204,7 @@
           <w:t>th</w:t>
         </w:r>
       </w:ins>
-      <w:del w:id="395" w:author="治輝 齋藤" w:date="2026-04-30T18:04:00Z" w16du:dateUtc="2026-04-30T09:04:00Z">
+      <w:del w:id="403" w:author="治輝 齋藤" w:date="2026-04-30T18:04:00Z" w16du:dateUtc="2026-04-30T09:04:00Z">
         <w:r>
           <w:delText>Fifth</w:delText>
         </w:r>
@@ -5012,7 +5218,7 @@
         <w:pStyle w:val="a0"/>
         <w:spacing w:line="360" w:lineRule="auto"/>
       </w:pPr>
-      <w:ins w:id="396" w:author="治輝 齋藤" w:date="2026-04-30T20:36:00Z" w16du:dateUtc="2026-04-30T11:36:00Z">
+      <w:ins w:id="404" w:author="治輝 齋藤" w:date="2026-04-30T20:36:00Z" w16du:dateUtc="2026-04-30T11:36:00Z">
         <w:r>
           <w:rPr>
             <w:rFonts w:hint="eastAsia"/>
@@ -5022,7 +5228,7 @@
           <w:t>Eigh</w:t>
         </w:r>
       </w:ins>
-      <w:ins w:id="397" w:author="治輝 齋藤" w:date="2026-04-30T18:04:00Z" w16du:dateUtc="2026-04-30T09:04:00Z">
+      <w:ins w:id="405" w:author="治輝 齋藤" w:date="2026-04-30T18:04:00Z" w16du:dateUtc="2026-04-30T09:04:00Z">
         <w:r>
           <w:rPr>
             <w:rFonts w:hint="eastAsia"/>
@@ -5031,7 +5237,7 @@
           <w:t>th</w:t>
         </w:r>
       </w:ins>
-      <w:del w:id="398" w:author="治輝 齋藤" w:date="2026-04-30T18:04:00Z" w16du:dateUtc="2026-04-30T09:04:00Z">
+      <w:del w:id="406" w:author="治輝 齋藤" w:date="2026-04-30T18:04:00Z" w16du:dateUtc="2026-04-30T09:04:00Z">
         <w:r>
           <w:delText>Sixth</w:delText>
         </w:r>
@@ -5056,7 +5262,7 @@
         </w:rPr>
         <w:t xml:space="preserve"> </w:t>
       </w:r>
-      <w:ins w:id="399" w:author="治輝 齋藤" w:date="2026-04-30T20:36:00Z" w16du:dateUtc="2026-04-30T11:36:00Z">
+      <w:ins w:id="407" w:author="治輝 齋藤" w:date="2026-04-30T20:36:00Z" w16du:dateUtc="2026-04-30T11:36:00Z">
         <w:r>
           <w:rPr>
             <w:rFonts w:hint="eastAsia"/>
@@ -5065,7 +5271,7 @@
           <w:t>Nin</w:t>
         </w:r>
       </w:ins>
-      <w:ins w:id="400" w:author="治輝 齋藤" w:date="2026-04-30T18:04:00Z" w16du:dateUtc="2026-04-30T09:04:00Z">
+      <w:ins w:id="408" w:author="治輝 齋藤" w:date="2026-04-30T18:04:00Z" w16du:dateUtc="2026-04-30T09:04:00Z">
         <w:r>
           <w:rPr>
             <w:rFonts w:hint="eastAsia"/>
@@ -5074,7 +5280,7 @@
           <w:t>th</w:t>
         </w:r>
       </w:ins>
-      <w:del w:id="401" w:author="治輝 齋藤" w:date="2026-04-30T18:04:00Z" w16du:dateUtc="2026-04-30T09:04:00Z">
+      <w:del w:id="409" w:author="治輝 齋藤" w:date="2026-04-30T18:04:00Z" w16du:dateUtc="2026-04-30T09:04:00Z">
         <w:r>
           <w:rPr>
             <w:rFonts w:hint="eastAsia"/>
@@ -5094,7 +5300,7 @@
         <w:t xml:space="preserve"> sex- and gender-stratified outcome tables were not available in the prefecture-level NDB Open Data extracts used here; findings therefore describe aggregate populations and should be interpreted with this limitation in mind.</w:t>
       </w:r>
     </w:p>
-    <w:bookmarkEnd w:id="370"/>
+    <w:bookmarkEnd w:id="378"/>
     <w:p>
       <w:pPr>
         <w:spacing w:line="360" w:lineRule="auto"/>
@@ -5110,9 +5316,9 @@
         <w:pStyle w:val="1"/>
         <w:spacing w:line="360" w:lineRule="auto"/>
       </w:pPr>
-      <w:bookmarkStart w:id="402" w:name="conclusions-1"/>
-      <w:bookmarkEnd w:id="275"/>
-      <w:bookmarkEnd w:id="369"/>
+      <w:bookmarkStart w:id="410" w:name="conclusions-1"/>
+      <w:bookmarkEnd w:id="277"/>
+      <w:bookmarkEnd w:id="377"/>
       <w:r>
         <w:t>Conclusions</w:t>
       </w:r>
@@ -5128,8 +5334,8 @@
       <w:r>
         <w:t xml:space="preserve"> slope </w:t>
       </w:r>
-      <w:commentRangeStart w:id="403"/>
-      <w:ins w:id="404" w:author="治輝 齋藤" w:date="2026-04-30T19:20:00Z" w16du:dateUtc="2026-04-30T10:20:00Z">
+      <w:commentRangeStart w:id="411"/>
+      <w:ins w:id="412" w:author="治輝 齋藤" w:date="2026-04-30T19:20:00Z" w16du:dateUtc="2026-04-30T10:20:00Z">
         <w:r>
           <w:rPr>
             <w:rFonts w:hint="eastAsia"/>
@@ -5138,19 +5344,19 @@
           <w:t>was</w:t>
         </w:r>
       </w:ins>
-      <w:del w:id="405" w:author="治輝 齋藤" w:date="2026-04-30T19:20:00Z" w16du:dateUtc="2026-04-30T10:20:00Z">
+      <w:del w:id="413" w:author="治輝 齋藤" w:date="2026-04-30T19:20:00Z" w16du:dateUtc="2026-04-30T10:20:00Z">
         <w:r>
           <w:delText>remained</w:delText>
         </w:r>
       </w:del>
-      <w:commentRangeEnd w:id="403"/>
+      <w:commentRangeEnd w:id="411"/>
       <w:r>
         <w:rPr>
           <w:rStyle w:val="af2"/>
           <w:sz w:val="24"/>
           <w:szCs w:val="24"/>
         </w:rPr>
-        <w:commentReference w:id="403"/>
+        <w:commentReference w:id="411"/>
       </w:r>
       <w:r>
         <w:t xml:space="preserve"> positively</w:t>
@@ -5158,12 +5364,12 @@
       <w:r>
         <w:t xml:space="preserve"> associated with hip fracture surgery rates after adjustment for </w:t>
       </w:r>
-      <w:ins w:id="406" w:author="治輝 齋藤" w:date="2026-05-19T23:38:00Z" w16du:dateUtc="2026-05-19T14:38:00Z">
+      <w:ins w:id="414" w:author="治輝 齋藤" w:date="2026-05-19T23:38:00Z" w16du:dateUtc="2026-05-19T14:38:00Z">
         <w:r>
           <w:t>proportion aged ≥65 years</w:t>
         </w:r>
       </w:ins>
-      <w:del w:id="407" w:author="治輝 齋藤" w:date="2026-05-19T23:38:00Z" w16du:dateUtc="2026-05-19T14:38:00Z">
+      <w:del w:id="415" w:author="治輝 齋藤" w:date="2026-05-19T23:38:00Z" w16du:dateUtc="2026-05-19T14:38:00Z">
         <w:r>
           <w:delText>aging rate</w:delText>
         </w:r>
@@ -5180,7 +5386,7 @@
       <w:r>
         <w:t>; conventional *p* = 0.043)</w:t>
       </w:r>
-      <w:ins w:id="408" w:author="治輝 齋藤" w:date="2026-05-19T12:38:00Z" w16du:dateUtc="2026-05-19T03:38:00Z">
+      <w:ins w:id="416" w:author="治輝 齋藤" w:date="2026-05-19T12:38:00Z" w16du:dateUtc="2026-05-19T03:38:00Z">
         <w:r>
           <w:t>, whereas heteroskedasticity-robust and bootstrap uncertainty quantification yielded borderline support compatible with no association at α = 0.05</w:t>
         </w:r>
@@ -5195,8 +5401,8 @@
       <w:r>
         <w:t xml:space="preserve"> </w:t>
       </w:r>
-      <w:commentRangeStart w:id="409"/>
-      <w:ins w:id="410" w:author="治輝 齋藤" w:date="2026-05-19T12:39:00Z" w16du:dateUtc="2026-05-19T03:39:00Z">
+      <w:commentRangeStart w:id="417"/>
+      <w:ins w:id="418" w:author="治輝 齋藤" w:date="2026-05-19T12:39:00Z" w16du:dateUtc="2026-05-19T03:39:00Z">
         <w:r>
           <w:t>Given the limited ecological sample size (N = 47), these findings should be interpreted as suggestive rather than confirmatory.</w:t>
         </w:r>
@@ -5207,12 +5413,12 @@
           </w:rPr>
           <w:t xml:space="preserve"> </w:t>
         </w:r>
-        <w:commentRangeEnd w:id="409"/>
+        <w:commentRangeEnd w:id="417"/>
         <w:r>
           <w:rPr>
             <w:rStyle w:val="af2"/>
           </w:rPr>
-          <w:commentReference w:id="409"/>
+          <w:commentReference w:id="417"/>
         </w:r>
       </w:ins>
       <w:r>
@@ -5224,7 +5430,7 @@
       <w:r>
         <w:t xml:space="preserve"> was specific to hip fractures, with no significant relationship observed for humerus or forearm fractures</w:t>
       </w:r>
-      <w:ins w:id="411" w:author="治輝 齋藤" w:date="2026-05-19T12:39:00Z" w16du:dateUtc="2026-05-19T03:39:00Z">
+      <w:ins w:id="419" w:author="治輝 齋藤" w:date="2026-05-19T12:39:00Z" w16du:dateUtc="2026-05-19T03:39:00Z">
         <w:r>
           <w:t>, consistent with biomechanical hypotheses emphasizing lateral falls and trochanteric loading on sloped terrain</w:t>
         </w:r>
@@ -5285,7 +5491,31 @@
         <w:spacing w:before="180" w:after="180" w:line="360" w:lineRule="auto"/>
       </w:pPr>
       <w:r>
-        <w:t>Aggregate data used in this study are publicly available from the Japanese National Database Open Data and official statistics cited in the Methods. Under Ministry of Health, Labour and Welfare distribution rules, individual-level claims and identifiable records cannot be shared. Prefecture-level values supporting this analysis can be reproduced from those public sources using the procedures described. We encourage deposition of analysis code and derived prefecture-level tables in a public repository (e.g., Zenodo) with a DOI and citation in this article, in line with the journal's research data guidance (Option B). Author contributions will be reported using the CRediT taxonomy on the separate title page required for double-anonymized submission</w:t>
+        <w:t xml:space="preserve">Aggregate data used in this study are publicly available from the Japanese National Database Open Data and official statistics cited in the Methods. Under Ministry of Health, </w:t>
+      </w:r>
+      <w:proofErr w:type="spellStart"/>
+      <w:r>
+        <w:t>Labour</w:t>
+      </w:r>
+      <w:proofErr w:type="spellEnd"/>
+      <w:r>
+        <w:t xml:space="preserve"> and Welfare distribution rules, individual-level claims and identifiable records cannot be shared. Prefecture-level values supporting this analysis can be reproduced from those public sources using the procedures described. We encourage deposition of analysis code and derived prefecture-level tables in a public repository (e.g., </w:t>
+      </w:r>
+      <w:proofErr w:type="spellStart"/>
+      <w:r>
+        <w:t>Zenodo</w:t>
+      </w:r>
+      <w:proofErr w:type="spellEnd"/>
+      <w:r>
+        <w:t xml:space="preserve">) with a DOI and citation in this article, in line with the journal's research data guidance (Option B). Author contributions will be reported using the </w:t>
+      </w:r>
+      <w:proofErr w:type="spellStart"/>
+      <w:r>
+        <w:t>CRediT</w:t>
+      </w:r>
+      <w:proofErr w:type="spellEnd"/>
+      <w:r>
+        <w:t xml:space="preserve"> taxonomy on the separate title page required for double-anonymized submission</w:t>
       </w:r>
       <w:r>
         <w:t>.</w:t>
@@ -5329,7 +5559,15 @@
         <w:spacing w:before="180" w:after="180" w:line="360" w:lineRule="auto"/>
       </w:pPr>
       <w:r>
-        <w:t xml:space="preserve">During the preparation and writing of this work, the authors used AI-assisted tools to support manuscript drafting and statistical analysis scripting. Cursor 2.0 (Anysphere) and Google Antigravity (Google) were used for AI-assisted writing and Python code development. Large language models used through these platforms included Claude Sonnet 4.6 and Claude Opus 4.6 (Anthropic) and Gemini 3 Pro (Google). These tools </w:t>
+        <w:t>During the preparation and writing of this work, the authors used AI-assisted tools to support manuscript drafting and statistical analysis scripting. Cursor 2.0 (</w:t>
+      </w:r>
+      <w:proofErr w:type="spellStart"/>
+      <w:r>
+        <w:t>Anysphere</w:t>
+      </w:r>
+      <w:proofErr w:type="spellEnd"/>
+      <w:r>
+        <w:t xml:space="preserve">) and Google Antigravity (Google) were used for AI-assisted writing and Python code development. Large language models used through these platforms included Claude Sonnet 4.6 and Claude Opus 4.6 (Anthropic) and Gemini 3 Pro (Google). These tools </w:t>
       </w:r>
       <w:r>
         <w:lastRenderedPageBreak/>
@@ -5359,8 +5597,8 @@
         <w:pStyle w:val="1"/>
         <w:spacing w:line="360" w:lineRule="auto"/>
       </w:pPr>
-      <w:bookmarkStart w:id="412" w:name="references"/>
-      <w:bookmarkEnd w:id="402"/>
+      <w:bookmarkStart w:id="420" w:name="references"/>
+      <w:bookmarkEnd w:id="410"/>
       <w:r>
         <w:t>References</w:t>
       </w:r>
@@ -5375,7 +5613,15 @@
         <w:spacing w:line="360" w:lineRule="auto"/>
       </w:pPr>
       <w:r>
-        <w:t>Hagino H, Katagiri H, Okano T, Yamamoto K, Teshima R. Increasing incidence of hip fracture in Tottori Prefecture, Japan: trend from 1986 to 2001. Osteoporos Int. 2005;16(12):1963-1968.</w:t>
+        <w:t xml:space="preserve">Hagino H, Katagiri H, Okano T, Yamamoto K, Teshima R. Increasing incidence of hip fracture in Tottori Prefecture, Japan: trend from 1986 to 2001. </w:t>
+      </w:r>
+      <w:proofErr w:type="spellStart"/>
+      <w:r>
+        <w:t>Osteoporos</w:t>
+      </w:r>
+      <w:proofErr w:type="spellEnd"/>
+      <w:r>
+        <w:t xml:space="preserve"> Int. 2005;16(12):1963-1968.</w:t>
       </w:r>
     </w:p>
     <w:p>
@@ -5387,8 +5633,21 @@
         </w:numPr>
         <w:spacing w:line="360" w:lineRule="auto"/>
       </w:pPr>
-      <w:r>
-        <w:t>Orimo H, Yaegashi Y, Hosoi T, Fukushima Y, Onoda T, Hashimoto T, et al. Hip fracture incidence in Japan: estimates of new patients in 2012 and 25-year trends. Osteoporos Int. 2016;27(5):1777-1784.</w:t>
+      <w:proofErr w:type="spellStart"/>
+      <w:r>
+        <w:t>Orimo</w:t>
+      </w:r>
+      <w:proofErr w:type="spellEnd"/>
+      <w:r>
+        <w:t xml:space="preserve"> H, Yaegashi Y, Hosoi T, Fukushima Y, Onoda T, Hashimoto T, et al. Hip fracture incidence in Japan: estimates of new patients in 2012 and 25-year trends. </w:t>
+      </w:r>
+      <w:proofErr w:type="spellStart"/>
+      <w:r>
+        <w:t>Osteoporos</w:t>
+      </w:r>
+      <w:proofErr w:type="spellEnd"/>
+      <w:r>
+        <w:t xml:space="preserve"> Int. 2016;27(5):1777-1784.</w:t>
       </w:r>
     </w:p>
     <w:p>
@@ -5401,7 +5660,15 @@
         <w:spacing w:line="360" w:lineRule="auto"/>
       </w:pPr>
       <w:r>
-        <w:t>Cooper C, Campion G, Melton LJ 3rd. Hip fractures in the elderly: a world-wide projection. Osteoporos Int. 1992;2(6):285-289.</w:t>
+        <w:t xml:space="preserve">Cooper C, Campion G, Melton LJ 3rd. Hip fractures in the elderly: a world-wide projection. </w:t>
+      </w:r>
+      <w:proofErr w:type="spellStart"/>
+      <w:r>
+        <w:t>Osteoporos</w:t>
+      </w:r>
+      <w:proofErr w:type="spellEnd"/>
+      <w:r>
+        <w:t xml:space="preserve"> Int. 1992;2(6):285-289.</w:t>
       </w:r>
     </w:p>
     <w:p>
@@ -5413,8 +5680,21 @@
         </w:numPr>
         <w:spacing w:line="360" w:lineRule="auto"/>
       </w:pPr>
-      <w:r>
-        <w:t>Nakatoh S, Fujimori K, Ishii S, Iki M. Trends in the incidence of hip fractures and osteoporosis treatment in Japan (FY2012–FY2023). Arch Osteoporos. 2025; 21(1):16.</w:t>
+      <w:proofErr w:type="spellStart"/>
+      <w:r>
+        <w:t>Nakatoh</w:t>
+      </w:r>
+      <w:proofErr w:type="spellEnd"/>
+      <w:r>
+        <w:t xml:space="preserve"> S, Fujimori K, Ishii S, Iki M. Trends in the incidence of hip fractures and osteoporosis treatment in Japan (FY2012–FY2023). Arch </w:t>
+      </w:r>
+      <w:proofErr w:type="spellStart"/>
+      <w:r>
+        <w:t>Osteoporos</w:t>
+      </w:r>
+      <w:proofErr w:type="spellEnd"/>
+      <w:r>
+        <w:t>. 2025; 21(1):16.</w:t>
       </w:r>
     </w:p>
     <w:p>
@@ -5427,7 +5707,15 @@
         <w:spacing w:line="360" w:lineRule="auto"/>
       </w:pPr>
       <w:r>
-        <w:t>Hatano M, Yasunaga H, Ishikura H, et al. Temporal trends in acute care costs of hip fracture treatment from 2011 to 2021 in Japan. Arch Osteoporos. 2025;20(1):124.</w:t>
+        <w:t xml:space="preserve">Hatano M, Yasunaga H, Ishikura H, et al. Temporal trends in acute care costs of hip fracture treatment from 2011 to 2021 in Japan. Arch </w:t>
+      </w:r>
+      <w:proofErr w:type="spellStart"/>
+      <w:r>
+        <w:t>Osteoporos</w:t>
+      </w:r>
+      <w:proofErr w:type="spellEnd"/>
+      <w:r>
+        <w:t>. 2025;20(1):124.</w:t>
       </w:r>
     </w:p>
     <w:p>
@@ -5467,7 +5755,23 @@
         <w:spacing w:line="360" w:lineRule="auto"/>
       </w:pPr>
       <w:r>
-        <w:t>Stevens JA, Sogolow ED. Gender differences for non-fatal unintentional fall related injuries among older adults. Inj Prev. 2005;11(2):115-119.</w:t>
+        <w:t xml:space="preserve">Stevens JA, </w:t>
+      </w:r>
+      <w:proofErr w:type="spellStart"/>
+      <w:r>
+        <w:t>Sogolow</w:t>
+      </w:r>
+      <w:proofErr w:type="spellEnd"/>
+      <w:r>
+        <w:t xml:space="preserve"> ED. Gender differences for non-fatal unintentional fall related injuries among older adults. </w:t>
+      </w:r>
+      <w:proofErr w:type="spellStart"/>
+      <w:r>
+        <w:t>Inj</w:t>
+      </w:r>
+      <w:proofErr w:type="spellEnd"/>
+      <w:r>
+        <w:t xml:space="preserve"> Prev. 2005;11(2):115-119.</w:t>
       </w:r>
     </w:p>
     <w:p>
@@ -5493,7 +5797,15 @@
         <w:spacing w:line="360" w:lineRule="auto"/>
       </w:pPr>
       <w:r>
-        <w:t>Redfern MS, Cham R, Gielo-Perczak K, et al. Biomechanics of slips. Ergonomics. 2001;44(13):1138-1166.</w:t>
+        <w:t xml:space="preserve">Redfern MS, Cham R, </w:t>
+      </w:r>
+      <w:proofErr w:type="spellStart"/>
+      <w:r>
+        <w:t>Gielo-Perczak</w:t>
+      </w:r>
+      <w:proofErr w:type="spellEnd"/>
+      <w:r>
+        <w:t xml:space="preserve"> K, et al. Biomechanics of slips. Ergonomics. 2001;44(13):1138-1166.</w:t>
       </w:r>
     </w:p>
     <w:p>
@@ -5519,7 +5831,23 @@
         <w:spacing w:line="360" w:lineRule="auto"/>
       </w:pPr>
       <w:r>
-        <w:t>Reimann H, Ramadan R, Fettrow T, Hafer JF, Geyer H, Jeka JJ. Interactions between different age-related factors affecting balance control in walking. Front Sports Act Living. 2020;2:94.</w:t>
+        <w:t xml:space="preserve">Reimann H, Ramadan R, </w:t>
+      </w:r>
+      <w:proofErr w:type="spellStart"/>
+      <w:r>
+        <w:t>Fettrow</w:t>
+      </w:r>
+      <w:proofErr w:type="spellEnd"/>
+      <w:r>
+        <w:t xml:space="preserve"> T, Hafer JF, Geyer H, Jeka JJ. Interactions between different age-related factors affecting balance control in walking. Front Sports Act Living. </w:t>
+      </w:r>
+      <w:proofErr w:type="gramStart"/>
+      <w:r>
+        <w:t>2020;2:94</w:t>
+      </w:r>
+      <w:proofErr w:type="gramEnd"/>
+      <w:r>
+        <w:t>.</w:t>
       </w:r>
     </w:p>
     <w:p>
@@ -5532,7 +5860,15 @@
         <w:spacing w:line="360" w:lineRule="auto"/>
       </w:pPr>
       <w:r>
-        <w:t>Marigold DS, Patla AE. Strategies for dynamic stability during locomotion on a slippery surface: effects of prior experience and knowledge. J Neurophysiol. 2002;88(1):339-353.</w:t>
+        <w:t xml:space="preserve">Marigold DS, Patla AE. Strategies for dynamic stability during locomotion on a slippery surface: effects of prior experience and knowledge. J </w:t>
+      </w:r>
+      <w:proofErr w:type="spellStart"/>
+      <w:r>
+        <w:t>Neurophysiol</w:t>
+      </w:r>
+      <w:proofErr w:type="spellEnd"/>
+      <w:r>
+        <w:t>. 2002;88(1):339-353.</w:t>
       </w:r>
     </w:p>
     <w:p>
@@ -5545,7 +5881,15 @@
         <w:spacing w:line="360" w:lineRule="auto"/>
       </w:pPr>
       <w:r>
-        <w:t>Fujita K, Fujiwara Y, Chaves PH, Motohashi Y, Shinkai S. Frequency of going outdoors as a good predictors for incident disability of physical function as well as disability recovery in community-dwelling older adults in rural Japan. J Epidemiol. 2006;16(6):261-270.</w:t>
+        <w:t xml:space="preserve">Fujita K, Fujiwara Y, Chaves PH, Motohashi Y, Shinkai S. Frequency of going outdoors as a </w:t>
+      </w:r>
+      <w:proofErr w:type="gramStart"/>
+      <w:r>
+        <w:t>good predictors</w:t>
+      </w:r>
+      <w:proofErr w:type="gramEnd"/>
+      <w:r>
+        <w:t xml:space="preserve"> for incident disability of physical function as well as disability recovery in community-dwelling older adults in rural Japan. J Epidemiol. 2006;16(6):261-270.</w:t>
       </w:r>
     </w:p>
     <w:p>
@@ -5558,7 +5902,15 @@
         <w:spacing w:line="360" w:lineRule="auto"/>
       </w:pPr>
       <w:r>
-        <w:t>Quach L, Galica AM, Jones RN, et al. The nonlinear relationship between gait speed and falls: the MOBILIZE Boston Study. J Am Geriatr Soc. 2011;59(6):1069-1073.</w:t>
+        <w:t xml:space="preserve">Quach L, Galica AM, Jones RN, et al. The nonlinear relationship between gait speed and falls: the MOBILIZE Boston Study. J Am </w:t>
+      </w:r>
+      <w:proofErr w:type="spellStart"/>
+      <w:r>
+        <w:t>Geriatr</w:t>
+      </w:r>
+      <w:proofErr w:type="spellEnd"/>
+      <w:r>
+        <w:t xml:space="preserve"> Soc. 2011;59(6):1069-1073.</w:t>
       </w:r>
     </w:p>
     <w:p>
@@ -5570,8 +5922,13 @@
         </w:numPr>
         <w:spacing w:line="360" w:lineRule="auto"/>
       </w:pPr>
-      <w:r>
-        <w:t>Dargent-Molina P, Favier F, Grandjean H, et al. Fall-related factors and risk of hip fracture: the EPIDOS prospective study. Lancet. 1996;348(9021):145-149.</w:t>
+      <w:proofErr w:type="spellStart"/>
+      <w:r>
+        <w:t>Dargent</w:t>
+      </w:r>
+      <w:proofErr w:type="spellEnd"/>
+      <w:r>
+        <w:t>-Molina P, Favier F, Grandjean H, et al. Fall-related factors and risk of hip fracture: the EPIDOS prospective study. Lancet. 1996;348(9021):145-149.</w:t>
       </w:r>
     </w:p>
     <w:p>
@@ -5611,7 +5968,15 @@
         <w:spacing w:line="360" w:lineRule="auto"/>
       </w:pPr>
       <w:r>
-        <w:t>Maki BE. Gait changes in older adults: predictors of falls or indicators of fear. J Am Geriatr Soc. 1997;45(3):313-320.</w:t>
+        <w:t xml:space="preserve">Maki BE. Gait changes in older adults: predictors of falls or indicators of fear. J Am </w:t>
+      </w:r>
+      <w:proofErr w:type="spellStart"/>
+      <w:r>
+        <w:t>Geriatr</w:t>
+      </w:r>
+      <w:proofErr w:type="spellEnd"/>
+      <w:r>
+        <w:t xml:space="preserve"> Soc. 1997;45(3):313-320.</w:t>
       </w:r>
     </w:p>
     <w:p>
@@ -5624,7 +5989,23 @@
         <w:spacing w:line="360" w:lineRule="auto"/>
       </w:pPr>
       <w:r>
-        <w:t>Dahl C, Madsen C, Omsland TK, Søgaard AJ, Tell GS, Holvik K, Meyer HE. Contribution of elevation and residential proximity to the coast in explaining geographic variations in hip fracture incidence. A Norwegian Epidemiologic Osteoporosis Studies (NOREPOS) study. Osteoporos Int. 2021;32(5):1001-1006.</w:t>
+        <w:t xml:space="preserve">Dahl C, Madsen C, </w:t>
+      </w:r>
+      <w:proofErr w:type="spellStart"/>
+      <w:r>
+        <w:t>Omsland</w:t>
+      </w:r>
+      <w:proofErr w:type="spellEnd"/>
+      <w:r>
+        <w:t xml:space="preserve"> TK, Søgaard AJ, Tell GS, Holvik K, Meyer HE. Contribution of elevation and residential proximity to the coast in explaining geographic variations in hip fracture incidence. A Norwegian Epidemiologic Osteoporosis Studies (NOREPOS) study. </w:t>
+      </w:r>
+      <w:proofErr w:type="spellStart"/>
+      <w:r>
+        <w:t>Osteoporos</w:t>
+      </w:r>
+      <w:proofErr w:type="spellEnd"/>
+      <w:r>
+        <w:t xml:space="preserve"> Int. 2021;32(5):1001-1006.</w:t>
       </w:r>
     </w:p>
     <w:p>
@@ -5637,7 +6018,15 @@
         <w:spacing w:line="360" w:lineRule="auto"/>
       </w:pPr>
       <w:r>
-        <w:t>Wang S, Zhang F, Guo Y, Chen C, Zhong Y, Hao D, Zhu S, Wu Y. Exposure to high altitude is associated with an elevated risk of hip fracture: a retrospective cohort study using data from the CHARLS. BMC Geriatr. 2025;25(1):884.</w:t>
+        <w:t xml:space="preserve">Wang S, Zhang F, Guo Y, Chen C, Zhong Y, Hao D, Zhu S, Wu Y. Exposure to high altitude is associated with an elevated risk of hip fracture: a retrospective cohort study using data from the CHARLS. BMC </w:t>
+      </w:r>
+      <w:proofErr w:type="spellStart"/>
+      <w:r>
+        <w:t>Geriatr</w:t>
+      </w:r>
+      <w:proofErr w:type="spellEnd"/>
+      <w:r>
+        <w:t>. 2025;25(1):884.</w:t>
       </w:r>
     </w:p>
     <w:p>
@@ -5650,7 +6039,15 @@
         <w:spacing w:line="360" w:lineRule="auto"/>
       </w:pPr>
       <w:r>
-        <w:t>Nevitt MC, Cummings SR. Type of fall and risk of hip and wrist fractures: the study of osteoporotic fractures. J Am Geriatr Soc. 1993;41(11):1226-1234.</w:t>
+        <w:t xml:space="preserve">Nevitt MC, Cummings SR. Type of fall and risk of hip and wrist fractures: the study of osteoporotic fractures. J Am </w:t>
+      </w:r>
+      <w:proofErr w:type="spellStart"/>
+      <w:r>
+        <w:t>Geriatr</w:t>
+      </w:r>
+      <w:proofErr w:type="spellEnd"/>
+      <w:r>
+        <w:t xml:space="preserve"> Soc. 1993;41(11):1226-1234.</w:t>
       </w:r>
     </w:p>
     <w:p>
@@ -5676,7 +6073,15 @@
         <w:spacing w:line="360" w:lineRule="auto"/>
       </w:pPr>
       <w:r>
-        <w:t>Hayes WC, Myers ER, Morris JN, Gerhart TN, Yett HS, Lipsitz LA. Impact near the hip dominates fracture risk in elderly nursing home residents who fall. Calcif Tissue Int. 1993;52(3):192-198.</w:t>
+        <w:t xml:space="preserve">Hayes WC, Myers ER, Morris JN, Gerhart TN, Yett HS, Lipsitz LA. Impact near the hip dominates fracture risk in elderly nursing home residents who fall. </w:t>
+      </w:r>
+      <w:proofErr w:type="spellStart"/>
+      <w:r>
+        <w:t>Calcif</w:t>
+      </w:r>
+      <w:proofErr w:type="spellEnd"/>
+      <w:r>
+        <w:t xml:space="preserve"> Tissue Int. 1993;52(3):192-198.</w:t>
       </w:r>
     </w:p>
     <w:p>
@@ -5689,7 +6094,15 @@
         <w:spacing w:line="360" w:lineRule="auto"/>
       </w:pPr>
       <w:r>
-        <w:t>Sarvi MN, Luo Y. A two-level subject-specific biomechanical model for improving prediction of hip fracture risk. Clin Biomech (Bristol, Avon). 2015;30(8):881-887.</w:t>
+        <w:t xml:space="preserve">Sarvi MN, Luo Y. A two-level subject-specific biomechanical model for improving prediction of hip fracture risk. Clin </w:t>
+      </w:r>
+      <w:proofErr w:type="spellStart"/>
+      <w:r>
+        <w:t>Biomech</w:t>
+      </w:r>
+      <w:proofErr w:type="spellEnd"/>
+      <w:r>
+        <w:t xml:space="preserve"> (Bristol, Avon). 2015;30(8):881-887.</w:t>
       </w:r>
     </w:p>
     <w:p>
@@ -5716,7 +6129,15 @@
         <w:spacing w:line="360" w:lineRule="auto"/>
       </w:pPr>
       <w:r>
-        <w:t>Ortega JD, Farley CT. Minimizing center of mass vertical movement increases metabolic cost in walking. J Appl Physiol (1985). 2005;99(6):2099-2107.</w:t>
+        <w:t xml:space="preserve">Ortega JD, Farley CT. Minimizing center of mass vertical movement increases metabolic cost in walking. J Appl </w:t>
+      </w:r>
+      <w:proofErr w:type="spellStart"/>
+      <w:r>
+        <w:t>Physiol</w:t>
+      </w:r>
+      <w:proofErr w:type="spellEnd"/>
+      <w:r>
+        <w:t xml:space="preserve"> (1985). 2005;99(6):2099-2107.</w:t>
       </w:r>
     </w:p>
     <w:p>
@@ -5729,7 +6150,15 @@
         <w:spacing w:line="360" w:lineRule="auto"/>
       </w:pPr>
       <w:r>
-        <w:t>Tesio L, Rota V. The motion of body center of mass during walking: a review oriented to clinical applications. Front Neurol. 2019;10:999.</w:t>
+        <w:t xml:space="preserve">Tesio L, Rota V. The motion of body center of mass during walking: a review oriented to clinical applications. Front Neurol. </w:t>
+      </w:r>
+      <w:proofErr w:type="gramStart"/>
+      <w:r>
+        <w:t>2019;10:999</w:t>
+      </w:r>
+      <w:proofErr w:type="gramEnd"/>
+      <w:r>
+        <w:t>.</w:t>
       </w:r>
     </w:p>
     <w:p>
@@ -5742,7 +6171,39 @@
         <w:spacing w:line="360" w:lineRule="auto"/>
       </w:pPr>
       <w:r>
-        <w:t>Hak L, Houdijk H, Steenbrink F, Mert A, van der Wurff P, Beek PJ, van Dieën JH. Stepping strategies for regulating gait adaptability and stability. J Biomech. 2013;46(5):905-911.</w:t>
+        <w:t xml:space="preserve">Hak L, </w:t>
+      </w:r>
+      <w:proofErr w:type="spellStart"/>
+      <w:r>
+        <w:t>Houdijk</w:t>
+      </w:r>
+      <w:proofErr w:type="spellEnd"/>
+      <w:r>
+        <w:t xml:space="preserve"> H, </w:t>
+      </w:r>
+      <w:proofErr w:type="spellStart"/>
+      <w:r>
+        <w:t>Steenbrink</w:t>
+      </w:r>
+      <w:proofErr w:type="spellEnd"/>
+      <w:r>
+        <w:t xml:space="preserve"> F, Mert A, van der </w:t>
+      </w:r>
+      <w:proofErr w:type="spellStart"/>
+      <w:r>
+        <w:t>Wurff</w:t>
+      </w:r>
+      <w:proofErr w:type="spellEnd"/>
+      <w:r>
+        <w:t xml:space="preserve"> P, Beek PJ, van </w:t>
+      </w:r>
+      <w:proofErr w:type="spellStart"/>
+      <w:r>
+        <w:t>Dieën</w:t>
+      </w:r>
+      <w:proofErr w:type="spellEnd"/>
+      <w:r>
+        <w:t xml:space="preserve"> JH. Stepping strategies for regulating gait adaptability and stability. J Biomech. 2013;46(5):905-911.</w:t>
       </w:r>
     </w:p>
     <w:p>
@@ -5755,7 +6216,15 @@
         <w:spacing w:line="360" w:lineRule="auto"/>
       </w:pPr>
       <w:r>
-        <w:t>Kim KJ, Ashton-Miller JA. Biomechanics of fall arrest using the upper extremity: age differences. Clin Biomech (Bristol, Avon). 2003;18(4):311-318.</w:t>
+        <w:t xml:space="preserve">Kim KJ, Ashton-Miller JA. Biomechanics of fall arrest using the upper extremity: age differences. Clin </w:t>
+      </w:r>
+      <w:proofErr w:type="spellStart"/>
+      <w:r>
+        <w:t>Biomech</w:t>
+      </w:r>
+      <w:proofErr w:type="spellEnd"/>
+      <w:r>
+        <w:t xml:space="preserve"> (Bristol, Avon). 2003;18(4):311-318.</w:t>
       </w:r>
     </w:p>
     <w:p>
@@ -5768,7 +6237,15 @@
         <w:spacing w:line="360" w:lineRule="auto"/>
       </w:pPr>
       <w:r>
-        <w:t>O’Neill TW, Varlow J, Silman AJ, et al. Age and sex influences on fall characteristics. Ann Rheum Dis. 1994;53(11):773-775.</w:t>
+        <w:t xml:space="preserve">O’Neill TW, </w:t>
+      </w:r>
+      <w:proofErr w:type="spellStart"/>
+      <w:r>
+        <w:t>Varlow</w:t>
+      </w:r>
+      <w:proofErr w:type="spellEnd"/>
+      <w:r>
+        <w:t xml:space="preserve"> J, Silman AJ, et al. Age and sex influences on fall characteristics. Ann Rheum Dis. 1994;53(11):773-775.</w:t>
       </w:r>
     </w:p>
     <w:p>
@@ -5794,7 +6271,15 @@
         <w:spacing w:line="360" w:lineRule="auto"/>
       </w:pPr>
       <w:r>
-        <w:t>Dahl C, Madsen C, Omsland TK, et al. The association of cold ambient temperature with fracture risk and mortality: national data from Norway—a Norwegian Epidemiologic Osteoporosis Studies (NOREPOS) study. J Bone Miner Res. 2022;37(8):1527-1536.</w:t>
+        <w:t xml:space="preserve">Dahl C, Madsen C, </w:t>
+      </w:r>
+      <w:proofErr w:type="spellStart"/>
+      <w:r>
+        <w:t>Omsland</w:t>
+      </w:r>
+      <w:proofErr w:type="spellEnd"/>
+      <w:r>
+        <w:t xml:space="preserve"> TK, et al. The association of cold ambient temperature with fracture risk and mortality: national data from Norway—a Norwegian Epidemiologic Osteoporosis Studies (NOREPOS) study. J Bone Miner Res. 2022;37(8):1527-1536.</w:t>
       </w:r>
     </w:p>
     <w:p>
@@ -5807,7 +6292,15 @@
         <w:spacing w:line="360" w:lineRule="auto"/>
       </w:pPr>
       <w:r>
-        <w:t>Blackwood J, Suzuki R, Karczewski H. Perceived neighborhood walkability is associated with recent falls in urban dwelling older adults. J Geriatr Phys Ther. 2022;45(1):E8-E15.</w:t>
+        <w:t>Blackwood J, Suzuki R, Karczewski H. Perceived neighborhood walkability is associated with recent falls in urban dwelling older adults. J Geriatr Phys Ther. 2022;45(1</w:t>
+      </w:r>
+      <w:proofErr w:type="gramStart"/>
+      <w:r>
+        <w:t>):E</w:t>
+      </w:r>
+      <w:proofErr w:type="gramEnd"/>
+      <w:r>
+        <w:t>8-E15.</w:t>
       </w:r>
     </w:p>
     <w:p>
@@ -5850,7 +6343,15 @@
         <w:spacing w:line="360" w:lineRule="auto"/>
       </w:pPr>
       <w:r>
-        <w:t>Smith SG, O’Conor R, Curtis LM, Waite K, Deary IJ, Paasche-Orlow M, Wolf MS. Low health literacy predicts decline in physical function among older adults: findings from the LitCog cohort study. J Epidemiol Community Health. 2015;69(5):474-480.</w:t>
+        <w:t xml:space="preserve">Smith SG, O’Conor R, Curtis LM, Waite K, Deary IJ, Paasche-Orlow M, Wolf MS. Low health literacy predicts decline in physical function among older adults: findings from the </w:t>
+      </w:r>
+      <w:proofErr w:type="spellStart"/>
+      <w:r>
+        <w:t>LitCog</w:t>
+      </w:r>
+      <w:proofErr w:type="spellEnd"/>
+      <w:r>
+        <w:t xml:space="preserve"> cohort study. J Epidemiol Community Health. 2015;69(5):474-480.</w:t>
       </w:r>
     </w:p>
     <w:p>
@@ -5876,7 +6377,15 @@
         <w:spacing w:line="360" w:lineRule="auto"/>
       </w:pPr>
       <w:r>
-        <w:t>Murayama H, Nishi M, Matsuo E, et al. Do bonding and bridging social capital affect self-rated health, depressive mood and cognitive decline in older Japanese? A prospective cohort study. Soc Sci Med. 2013;98:247-252.</w:t>
+        <w:t xml:space="preserve">Murayama H, Nishi M, Matsuo E, et al. Do bonding and bridging social capital affect self-rated health, depressive mood and cognitive decline in older Japanese? A prospective cohort study. Soc Sci Med. </w:t>
+      </w:r>
+      <w:proofErr w:type="gramStart"/>
+      <w:r>
+        <w:t>2013;98:247</w:t>
+      </w:r>
+      <w:proofErr w:type="gramEnd"/>
+      <w:r>
+        <w:t>-252.</w:t>
       </w:r>
     </w:p>
     <w:p>
@@ -5888,8 +6397,13 @@
         </w:numPr>
         <w:spacing w:line="360" w:lineRule="auto"/>
       </w:pPr>
-      <w:r>
-        <w:t>Delbaere K, Close JC, Brodaty H, Sachdev P, Lord SR. Determinants of disparities between perceived and physiological risk of falling among elderly people: cohort study. BMJ. 2010;341:c4165.</w:t>
+      <w:proofErr w:type="spellStart"/>
+      <w:r>
+        <w:t>Delbaere</w:t>
+      </w:r>
+      <w:proofErr w:type="spellEnd"/>
+      <w:r>
+        <w:t xml:space="preserve"> K, Close JC, Brodaty H, Sachdev P, Lord SR. Determinants of disparities between perceived and physiological risk of falling among elderly people: cohort study. BMJ. 2010;341:c4165.</w:t>
       </w:r>
     </w:p>
     <w:p>
@@ -5902,7 +6416,31 @@
         <w:spacing w:line="360" w:lineRule="auto"/>
       </w:pPr>
       <w:r>
-        <w:t>Kempen GI, van Haastregt JC, McKee KJ, Delbaere K, Zijlstra GA. Socio-demographic, health-related and psychosocial correlates of fear of falling and avoidance of activity in community-living older persons who avoid activity due to fear of falling. BMC Public Health. 2009;9:170.</w:t>
+        <w:t xml:space="preserve">Kempen GI, van </w:t>
+      </w:r>
+      <w:proofErr w:type="spellStart"/>
+      <w:r>
+        <w:t>Haastregt</w:t>
+      </w:r>
+      <w:proofErr w:type="spellEnd"/>
+      <w:r>
+        <w:t xml:space="preserve"> JC, McKee KJ, </w:t>
+      </w:r>
+      <w:proofErr w:type="spellStart"/>
+      <w:r>
+        <w:t>Delbaere</w:t>
+      </w:r>
+      <w:proofErr w:type="spellEnd"/>
+      <w:r>
+        <w:t xml:space="preserve"> K, Zijlstra GA. Socio-demographic, health-related and psychosocial correlates of fear of falling and avoidance of activity in community-living older persons who avoid activity due to fear of falling. BMC Public Health. </w:t>
+      </w:r>
+      <w:proofErr w:type="gramStart"/>
+      <w:r>
+        <w:t>2009;9:170</w:t>
+      </w:r>
+      <w:proofErr w:type="gramEnd"/>
+      <w:r>
+        <w:t>.</w:t>
       </w:r>
     </w:p>
     <w:p>
@@ -5915,7 +6453,31 @@
         <w:spacing w:line="360" w:lineRule="auto"/>
       </w:pPr>
       <w:r>
-        <w:t>Inage K, Kondo N, Komatsubara S, et al. Current status of patients with hip fracture in Japan: a nationwide survey. J Orthop Sci. 2025. doi:10.1016/j.jos.2025.05.014.</w:t>
+        <w:t xml:space="preserve">Inage K, Kondo N, </w:t>
+      </w:r>
+      <w:proofErr w:type="spellStart"/>
+      <w:r>
+        <w:t>Komatsubara</w:t>
+      </w:r>
+      <w:proofErr w:type="spellEnd"/>
+      <w:r>
+        <w:t xml:space="preserve"> S, et al. Current status of patients with hip fracture in Japan: a nationwide survey. J </w:t>
+      </w:r>
+      <w:proofErr w:type="spellStart"/>
+      <w:r>
+        <w:t>Orthop</w:t>
+      </w:r>
+      <w:proofErr w:type="spellEnd"/>
+      <w:r>
+        <w:t xml:space="preserve"> Sci. 2025. </w:t>
+      </w:r>
+      <w:proofErr w:type="gramStart"/>
+      <w:r>
+        <w:t>doi:10.1016/j.jos</w:t>
+      </w:r>
+      <w:proofErr w:type="gramEnd"/>
+      <w:r>
+        <w:t>.2025.05.014.</w:t>
       </w:r>
     </w:p>
     <w:p>
@@ -5927,9 +6489,22 @@
         </w:numPr>
         <w:spacing w:line="360" w:lineRule="auto"/>
       </w:pPr>
+      <w:proofErr w:type="spellStart"/>
       <w:r>
         <w:lastRenderedPageBreak/>
-        <w:t>Nakatoh S, Fujimori K, Ishii S, Tamaki J, Okimoto N, Ogawa S, Iki M. Trends in the incidence of secondary hip fractures and osteoporosis treatment in Japan (FY2012-FY2023). Arch Osteoporos. 2026;21(1):15.</w:t>
+        <w:t>Nakatoh</w:t>
+      </w:r>
+      <w:proofErr w:type="spellEnd"/>
+      <w:r>
+        <w:t xml:space="preserve"> S, Fujimori K, Ishii S, Tamaki J, Okimoto N, Ogawa S, Iki M. Trends in the incidence of secondary hip fractures and osteoporosis treatment in Japan (FY2012-FY2023). Arch </w:t>
+      </w:r>
+      <w:proofErr w:type="spellStart"/>
+      <w:r>
+        <w:t>Osteoporos</w:t>
+      </w:r>
+      <w:proofErr w:type="spellEnd"/>
+      <w:r>
+        <w:t>. 2026;21(1):15.</w:t>
       </w:r>
     </w:p>
     <w:p>
@@ -5942,7 +6517,15 @@
         <w:spacing w:line="360" w:lineRule="auto"/>
       </w:pPr>
       <w:r>
-        <w:t>Yamamoto N, Sawaguchi T, Matsushita T, et al. Fragility Fracture Network-Japan: the challenge of establishment of a national hip fracture database and successful achievement of nationwide health system change for hip fracture care in Japan. Injury. 2024;55(6):111452.</w:t>
+        <w:t xml:space="preserve">Yamamoto N, </w:t>
+      </w:r>
+      <w:proofErr w:type="spellStart"/>
+      <w:r>
+        <w:t>Sawaguchi</w:t>
+      </w:r>
+      <w:proofErr w:type="spellEnd"/>
+      <w:r>
+        <w:t xml:space="preserve"> T, Matsushita T, et al. Fragility Fracture Network-Japan: the challenge of establishment of a national hip fracture database and successful achievement of nationwide health system change for hip fracture care in Japan. Injury. 2024;55(6):111452.</w:t>
       </w:r>
     </w:p>
     <w:p>
@@ -5955,7 +6538,39 @@
         <w:spacing w:line="360" w:lineRule="auto"/>
       </w:pPr>
       <w:r>
-        <w:t>Miyachi M, Tripette J, Kawakami R, Murakami H. “+10 min of physical activity per day”: Japan is looking for efficient but feasible recommendations for its population. J Nutr Sci Vitaminol (Tokyo). 2015;61 Suppl:S7-9.</w:t>
+        <w:t xml:space="preserve">Miyachi M, </w:t>
+      </w:r>
+      <w:proofErr w:type="spellStart"/>
+      <w:r>
+        <w:t>Tripette</w:t>
+      </w:r>
+      <w:proofErr w:type="spellEnd"/>
+      <w:r>
+        <w:t xml:space="preserve"> J, Kawakami R, Murakami H. “+10 min of physical activity per day”: Japan is looking for efficient but feasible recommendations for its population. J </w:t>
+      </w:r>
+      <w:proofErr w:type="spellStart"/>
+      <w:r>
+        <w:t>Nutr</w:t>
+      </w:r>
+      <w:proofErr w:type="spellEnd"/>
+      <w:r>
+        <w:t xml:space="preserve"> Sci </w:t>
+      </w:r>
+      <w:proofErr w:type="spellStart"/>
+      <w:r>
+        <w:t>Vitaminol</w:t>
+      </w:r>
+      <w:proofErr w:type="spellEnd"/>
+      <w:r>
+        <w:t xml:space="preserve"> (Tokyo). 2015;61 </w:t>
+      </w:r>
+      <w:proofErr w:type="gramStart"/>
+      <w:r>
+        <w:t>Suppl:S</w:t>
+      </w:r>
+      <w:proofErr w:type="gramEnd"/>
+      <w:r>
+        <w:t>7-9.</w:t>
       </w:r>
     </w:p>
     <w:p>
@@ -5968,7 +6583,23 @@
         <w:spacing w:line="360" w:lineRule="auto"/>
       </w:pPr>
       <w:r>
-        <w:t>Murakami H, Tripette J, Kawakami R, Miyachi M. “Add 10 min for your health”: the new Japanese recommendation for physical activity based on dose-response analysis. J Am Coll Cardiol. 2015;65(11):1153-1154.</w:t>
+        <w:t xml:space="preserve">Murakami H, </w:t>
+      </w:r>
+      <w:proofErr w:type="spellStart"/>
+      <w:r>
+        <w:t>Tripette</w:t>
+      </w:r>
+      <w:proofErr w:type="spellEnd"/>
+      <w:r>
+        <w:t xml:space="preserve"> J, Kawakami R, Miyachi M. “Add 10 min for your health”: the new Japanese recommendation for physical activity based on dose-response analysis. J Am Coll </w:t>
+      </w:r>
+      <w:proofErr w:type="spellStart"/>
+      <w:r>
+        <w:t>Cardiol</w:t>
+      </w:r>
+      <w:proofErr w:type="spellEnd"/>
+      <w:r>
+        <w:t>. 2015;65(11):1153-1154.</w:t>
       </w:r>
     </w:p>
     <w:p>
@@ -5981,7 +6612,15 @@
         <w:spacing w:line="360" w:lineRule="auto"/>
       </w:pPr>
       <w:r>
-        <w:t>Sherrington C, Fairhall NJ, Wallbank GK, et al. Exercise for preventing falls in older people living in the community. Cochrane Database Syst Rev. 2019;1(1):CD012424.</w:t>
+        <w:t xml:space="preserve">Sherrington C, </w:t>
+      </w:r>
+      <w:proofErr w:type="spellStart"/>
+      <w:r>
+        <w:t>Fairhall</w:t>
+      </w:r>
+      <w:proofErr w:type="spellEnd"/>
+      <w:r>
+        <w:t xml:space="preserve"> NJ, Wallbank GK, et al. Exercise for preventing falls in older people living in the community. Cochrane Database Syst Rev. 2019;1(1):CD012424.</w:t>
       </w:r>
     </w:p>
     <w:p>
@@ -6017,8 +6656,8 @@
           <w:szCs w:val="40"/>
         </w:rPr>
       </w:pPr>
-      <w:bookmarkStart w:id="413" w:name="tables-and-figures"/>
-      <w:bookmarkEnd w:id="412"/>
+      <w:bookmarkStart w:id="421" w:name="tables-and-figures"/>
+      <w:bookmarkEnd w:id="420"/>
       <w:r>
         <w:br w:type="page"/>
       </w:r>
@@ -6036,7 +6675,7 @@
       <w:pPr>
         <w:pStyle w:val="2"/>
       </w:pPr>
-      <w:bookmarkStart w:id="414" w:name="Xd12e5d2fabb7f7da04933f49b094ec2cca003f6"/>
+      <w:bookmarkStart w:id="422" w:name="Xd12e5d2fabb7f7da04933f49b094ec2cca003f6"/>
       <w:r>
         <w:t>Table 1. Descriptive Statistics of Prefecture-Level Variables (N = 47)</w:t>
       </w:r>
@@ -8281,7 +8920,7 @@
                 <w:szCs w:val="18"/>
               </w:rPr>
             </w:pPr>
-            <w:ins w:id="415" w:author="治輝 齋藤" w:date="2026-05-19T23:39:00Z" w16du:dateUtc="2026-05-19T14:39:00Z">
+            <w:ins w:id="423" w:author="治輝 齋藤" w:date="2026-05-19T23:39:00Z" w16du:dateUtc="2026-05-19T14:39:00Z">
               <w:r>
                 <w:rPr>
                   <w:sz w:val="18"/>
@@ -8291,7 +8930,7 @@
                 <w:t xml:space="preserve">Proportion aged </w:t>
               </w:r>
             </w:ins>
-            <w:del w:id="416" w:author="治輝 齋藤" w:date="2026-05-19T23:39:00Z" w16du:dateUtc="2026-05-19T14:39:00Z">
+            <w:del w:id="424" w:author="治輝 齋藤" w:date="2026-05-19T23:39:00Z" w16du:dateUtc="2026-05-19T14:39:00Z">
               <w:r>
                 <w:rPr>
                   <w:sz w:val="18"/>
@@ -8307,7 +8946,7 @@
               </w:rPr>
               <w:t>≥65 years</w:t>
             </w:r>
-            <w:del w:id="417" w:author="治輝 齋藤" w:date="2026-05-19T23:39:00Z" w16du:dateUtc="2026-05-19T14:39:00Z">
+            <w:del w:id="425" w:author="治輝 齋藤" w:date="2026-05-19T23:39:00Z" w16du:dateUtc="2026-05-19T14:39:00Z">
               <w:r>
                 <w:rPr>
                   <w:sz w:val="18"/>
@@ -8553,7 +9192,7 @@
                 <w:szCs w:val="18"/>
               </w:rPr>
             </w:pPr>
-            <w:ins w:id="418" w:author="治輝 齋藤" w:date="2026-05-19T23:40:00Z" w16du:dateUtc="2026-05-19T14:40:00Z">
+            <w:ins w:id="426" w:author="治輝 齋藤" w:date="2026-05-19T23:40:00Z" w16du:dateUtc="2026-05-19T14:40:00Z">
               <w:r>
                 <w:rPr>
                   <w:sz w:val="18"/>
@@ -8562,7 +9201,7 @@
                 <w:t>Proportion with fast habitual walking</w:t>
               </w:r>
             </w:ins>
-            <w:del w:id="419" w:author="治輝 齋藤" w:date="2026-05-19T23:40:00Z" w16du:dateUtc="2026-05-19T14:40:00Z">
+            <w:del w:id="427" w:author="治輝 齋藤" w:date="2026-05-19T23:40:00Z" w16du:dateUtc="2026-05-19T14:40:00Z">
               <w:r>
                 <w:rPr>
                   <w:sz w:val="18"/>
@@ -9061,7 +9700,7 @@
       <w:r>
         <w:t>Q1 and Q3 denote 25th and 75th percentiles (prefecture-level observations). Exploratory Shapiro–Wilk tests rejected normality for fast</w:t>
       </w:r>
-      <w:ins w:id="420" w:author="治輝 齋藤" w:date="2026-05-19T23:40:00Z" w16du:dateUtc="2026-05-19T14:40:00Z">
+      <w:ins w:id="428" w:author="治輝 齋藤" w:date="2026-05-19T23:40:00Z" w16du:dateUtc="2026-05-19T14:40:00Z">
         <w:r>
           <w:rPr>
             <w:rFonts w:hint="eastAsia"/>
@@ -9070,7 +9709,7 @@
           <w:t>-</w:t>
         </w:r>
       </w:ins>
-      <w:del w:id="421" w:author="治輝 齋藤" w:date="2026-05-19T23:40:00Z" w16du:dateUtc="2026-05-19T14:40:00Z">
+      <w:del w:id="429" w:author="治輝 齋藤" w:date="2026-05-19T23:40:00Z" w16du:dateUtc="2026-05-19T14:40:00Z">
         <w:r>
           <w:delText xml:space="preserve"> </w:delText>
         </w:r>
@@ -9078,12 +9717,12 @@
       <w:r>
         <w:t xml:space="preserve">walking </w:t>
       </w:r>
-      <w:ins w:id="422" w:author="治輝 齋藤" w:date="2026-05-19T23:40:00Z" w16du:dateUtc="2026-05-19T14:40:00Z">
+      <w:ins w:id="430" w:author="治輝 齋藤" w:date="2026-05-19T23:40:00Z" w16du:dateUtc="2026-05-19T14:40:00Z">
         <w:r>
           <w:t>proportion</w:t>
         </w:r>
       </w:ins>
-      <w:del w:id="423" w:author="治輝 齋藤" w:date="2026-05-19T23:40:00Z" w16du:dateUtc="2026-05-19T14:40:00Z">
+      <w:del w:id="431" w:author="治輝 齋藤" w:date="2026-05-19T23:40:00Z" w16du:dateUtc="2026-05-19T14:40:00Z">
         <w:r>
           <w:delText>rate</w:delText>
         </w:r>
@@ -9101,12 +9740,12 @@
       <w:r>
         <w:t xml:space="preserve"> &lt; 0.001); other listed variables were not rejected at α = 0.05 (</w:t>
       </w:r>
-      <w:ins w:id="424" w:author="治輝 齋藤" w:date="2026-05-19T23:40:00Z" w16du:dateUtc="2026-05-19T14:40:00Z">
+      <w:ins w:id="432" w:author="治輝 齋藤" w:date="2026-05-19T23:40:00Z" w16du:dateUtc="2026-05-19T14:40:00Z">
         <w:r>
           <w:t>proportion aged ≥65 years</w:t>
         </w:r>
       </w:ins>
-      <w:del w:id="425" w:author="治輝 齋藤" w:date="2026-05-19T23:40:00Z" w16du:dateUtc="2026-05-19T14:40:00Z">
+      <w:del w:id="433" w:author="治輝 齋藤" w:date="2026-05-19T23:40:00Z" w16du:dateUtc="2026-05-19T14:40:00Z">
         <w:r>
           <w:delText>aging rate</w:delText>
         </w:r>
@@ -9137,8 +9776,8 @@
           <w:szCs w:val="32"/>
         </w:rPr>
       </w:pPr>
-      <w:bookmarkStart w:id="426" w:name="Xc4d8efe96bb5dc084b3a6055df59151a4b74ad0"/>
-      <w:bookmarkEnd w:id="414"/>
+      <w:bookmarkStart w:id="434" w:name="Xc4d8efe96bb5dc084b3a6055df59151a4b74ad0"/>
+      <w:bookmarkEnd w:id="422"/>
       <w:r>
         <w:br w:type="page"/>
       </w:r>
@@ -9267,12 +9906,12 @@
               <w:pStyle w:val="Compact"/>
               <w:jc w:val="right"/>
             </w:pPr>
-            <w:ins w:id="427" w:author="治輝 齋藤" w:date="2026-05-19T23:41:00Z" w16du:dateUtc="2026-05-19T14:41:00Z">
+            <w:ins w:id="435" w:author="治輝 齋藤" w:date="2026-05-19T23:41:00Z" w16du:dateUtc="2026-05-19T14:41:00Z">
               <w:r>
                 <w:t>Proportion aged ≥65 years</w:t>
               </w:r>
             </w:ins>
-            <w:del w:id="428" w:author="治輝 齋藤" w:date="2026-05-19T23:41:00Z" w16du:dateUtc="2026-05-19T14:41:00Z">
+            <w:del w:id="436" w:author="治輝 齋藤" w:date="2026-05-19T23:41:00Z" w16du:dateUtc="2026-05-19T14:41:00Z">
               <w:r>
                 <w:delText>Aging Rate</w:delText>
               </w:r>
@@ -9291,7 +9930,7 @@
             <w:r>
               <w:t>Fast</w:t>
             </w:r>
-            <w:ins w:id="429" w:author="治輝 齋藤" w:date="2026-05-19T23:41:00Z" w16du:dateUtc="2026-05-19T14:41:00Z">
+            <w:ins w:id="437" w:author="治輝 齋藤" w:date="2026-05-19T23:41:00Z" w16du:dateUtc="2026-05-19T14:41:00Z">
               <w:r>
                 <w:t xml:space="preserve"> </w:t>
               </w:r>
@@ -9299,7 +9938,7 @@
                 <w:t>-walking proportion</w:t>
               </w:r>
             </w:ins>
-            <w:del w:id="430" w:author="治輝 齋藤" w:date="2026-05-19T23:41:00Z" w16du:dateUtc="2026-05-19T14:41:00Z">
+            <w:del w:id="438" w:author="治輝 齋藤" w:date="2026-05-19T23:41:00Z" w16du:dateUtc="2026-05-19T14:41:00Z">
               <w:r>
                 <w:delText xml:space="preserve"> Walking Rate</w:delText>
               </w:r>
@@ -9865,12 +10504,12 @@
             <w:pPr>
               <w:pStyle w:val="Compact"/>
             </w:pPr>
-            <w:ins w:id="431" w:author="治輝 齋藤" w:date="2026-05-19T23:41:00Z" w16du:dateUtc="2026-05-19T14:41:00Z">
+            <w:ins w:id="439" w:author="治輝 齋藤" w:date="2026-05-19T23:41:00Z" w16du:dateUtc="2026-05-19T14:41:00Z">
               <w:r>
                 <w:t>Proportion aged ≥65 years</w:t>
               </w:r>
             </w:ins>
-            <w:del w:id="432" w:author="治輝 齋藤" w:date="2026-05-19T23:41:00Z" w16du:dateUtc="2026-05-19T14:41:00Z">
+            <w:del w:id="440" w:author="治輝 齋藤" w:date="2026-05-19T23:41:00Z" w16du:dateUtc="2026-05-19T14:41:00Z">
               <w:r>
                 <w:delText>Aging Rate</w:delText>
               </w:r>
@@ -9994,7 +10633,7 @@
             <w:r>
               <w:t>Fast</w:t>
             </w:r>
-            <w:ins w:id="433" w:author="治輝 齋藤" w:date="2026-05-19T23:41:00Z" w16du:dateUtc="2026-05-19T14:41:00Z">
+            <w:ins w:id="441" w:author="治輝 齋藤" w:date="2026-05-19T23:41:00Z" w16du:dateUtc="2026-05-19T14:41:00Z">
               <w:r>
                 <w:t xml:space="preserve"> </w:t>
               </w:r>
@@ -10002,7 +10641,7 @@
                 <w:t>-walking proportion</w:t>
               </w:r>
             </w:ins>
-            <w:del w:id="434" w:author="治輝 齋藤" w:date="2026-05-19T23:41:00Z" w16du:dateUtc="2026-05-19T14:41:00Z">
+            <w:del w:id="442" w:author="治輝 齋藤" w:date="2026-05-19T23:41:00Z" w16du:dateUtc="2026-05-19T14:41:00Z">
               <w:r>
                 <w:delText xml:space="preserve"> Walking Rate</w:delText>
               </w:r>
@@ -10324,8 +10963,8 @@
           <w:szCs w:val="32"/>
         </w:rPr>
       </w:pPr>
-      <w:bookmarkStart w:id="435" w:name="X6fac7f2e493ef5b618f5ac39729b4328cfa1bc7"/>
-      <w:bookmarkEnd w:id="426"/>
+      <w:bookmarkStart w:id="443" w:name="X6fac7f2e493ef5b618f5ac39729b4328cfa1bc7"/>
+      <w:bookmarkEnd w:id="434"/>
       <w:r>
         <w:br w:type="page"/>
       </w:r>
@@ -10622,12 +11261,12 @@
             <w:pPr>
               <w:pStyle w:val="Compact"/>
             </w:pPr>
-            <w:ins w:id="436" w:author="治輝 齋藤" w:date="2026-05-19T23:42:00Z" w16du:dateUtc="2026-05-19T14:42:00Z">
+            <w:ins w:id="444" w:author="治輝 齋藤" w:date="2026-05-19T23:42:00Z" w16du:dateUtc="2026-05-19T14:42:00Z">
               <w:r>
                 <w:t>Proportion aged ≥65 years</w:t>
               </w:r>
             </w:ins>
-            <w:del w:id="437" w:author="治輝 齋藤" w:date="2026-05-19T23:42:00Z" w16du:dateUtc="2026-05-19T14:42:00Z">
+            <w:del w:id="445" w:author="治輝 齋藤" w:date="2026-05-19T23:42:00Z" w16du:dateUtc="2026-05-19T14:42:00Z">
               <w:r>
                 <w:delText>Aging rate</w:delText>
               </w:r>
@@ -10714,7 +11353,7 @@
             <w:r>
               <w:t>Fast</w:t>
             </w:r>
-            <w:ins w:id="438" w:author="治輝 齋藤" w:date="2026-05-19T23:42:00Z" w16du:dateUtc="2026-05-19T14:42:00Z">
+            <w:ins w:id="446" w:author="治輝 齋藤" w:date="2026-05-19T23:42:00Z" w16du:dateUtc="2026-05-19T14:42:00Z">
               <w:r>
                 <w:rPr>
                   <w:rFonts w:hint="eastAsia"/>
@@ -10723,7 +11362,7 @@
                 <w:t>-</w:t>
               </w:r>
             </w:ins>
-            <w:del w:id="439" w:author="治輝 齋藤" w:date="2026-05-19T23:42:00Z" w16du:dateUtc="2026-05-19T14:42:00Z">
+            <w:del w:id="447" w:author="治輝 齋藤" w:date="2026-05-19T23:42:00Z" w16du:dateUtc="2026-05-19T14:42:00Z">
               <w:r>
                 <w:delText xml:space="preserve"> </w:delText>
               </w:r>
@@ -10731,12 +11370,12 @@
             <w:r>
               <w:t xml:space="preserve">walking </w:t>
             </w:r>
-            <w:ins w:id="440" w:author="治輝 齋藤" w:date="2026-05-19T23:42:00Z" w16du:dateUtc="2026-05-19T14:42:00Z">
+            <w:ins w:id="448" w:author="治輝 齋藤" w:date="2026-05-19T23:42:00Z" w16du:dateUtc="2026-05-19T14:42:00Z">
               <w:r>
                 <w:t>proportion</w:t>
               </w:r>
             </w:ins>
-            <w:del w:id="441" w:author="治輝 齋藤" w:date="2026-05-19T23:42:00Z" w16du:dateUtc="2026-05-19T14:42:00Z">
+            <w:del w:id="449" w:author="治輝 齋藤" w:date="2026-05-19T23:42:00Z" w16du:dateUtc="2026-05-19T14:42:00Z">
               <w:r>
                 <w:delText>rate</w:delText>
               </w:r>
@@ -11099,12 +11738,12 @@
       <w:r>
         <w:t xml:space="preserve">Model 1: simple linear regression of hip fracture rate on terrain slope alone. Model 2: multivariable linear regression adjusting for </w:t>
       </w:r>
-      <w:ins w:id="442" w:author="治輝 齋藤" w:date="2026-05-19T23:42:00Z" w16du:dateUtc="2026-05-19T14:42:00Z">
+      <w:ins w:id="450" w:author="治輝 齋藤" w:date="2026-05-19T23:42:00Z" w16du:dateUtc="2026-05-19T14:42:00Z">
         <w:r>
           <w:t>proportion aged ≥65 years</w:t>
         </w:r>
       </w:ins>
-      <w:del w:id="443" w:author="治輝 齋藤" w:date="2026-05-19T23:42:00Z" w16du:dateUtc="2026-05-19T14:42:00Z">
+      <w:del w:id="451" w:author="治輝 齋藤" w:date="2026-05-19T23:42:00Z" w16du:dateUtc="2026-05-19T14:42:00Z">
         <w:r>
           <w:delText>aging rate</w:delText>
         </w:r>
@@ -11112,7 +11751,7 @@
       <w:r>
         <w:t>, fast</w:t>
       </w:r>
-      <w:ins w:id="444" w:author="治輝 齋藤" w:date="2026-05-19T23:42:00Z" w16du:dateUtc="2026-05-19T14:42:00Z">
+      <w:ins w:id="452" w:author="治輝 齋藤" w:date="2026-05-19T23:42:00Z" w16du:dateUtc="2026-05-19T14:42:00Z">
         <w:r>
           <w:rPr>
             <w:rFonts w:hint="eastAsia"/>
@@ -11121,7 +11760,7 @@
           <w:t>-</w:t>
         </w:r>
       </w:ins>
-      <w:del w:id="445" w:author="治輝 齋藤" w:date="2026-05-19T23:42:00Z" w16du:dateUtc="2026-05-19T14:42:00Z">
+      <w:del w:id="453" w:author="治輝 齋藤" w:date="2026-05-19T23:42:00Z" w16du:dateUtc="2026-05-19T14:42:00Z">
         <w:r>
           <w:delText xml:space="preserve"> </w:delText>
         </w:r>
@@ -11129,12 +11768,12 @@
       <w:r>
         <w:t xml:space="preserve">walking </w:t>
       </w:r>
-      <w:ins w:id="446" w:author="治輝 齋藤" w:date="2026-05-19T23:42:00Z" w16du:dateUtc="2026-05-19T14:42:00Z">
+      <w:ins w:id="454" w:author="治輝 齋藤" w:date="2026-05-19T23:42:00Z" w16du:dateUtc="2026-05-19T14:42:00Z">
         <w:r>
           <w:t>proportion</w:t>
         </w:r>
       </w:ins>
-      <w:del w:id="447" w:author="治輝 齋藤" w:date="2026-05-19T23:42:00Z" w16du:dateUtc="2026-05-19T14:42:00Z">
+      <w:del w:id="455" w:author="治輝 齋藤" w:date="2026-05-19T23:42:00Z" w16du:dateUtc="2026-05-19T14:42:00Z">
         <w:r>
           <w:delText>rate</w:delText>
         </w:r>
@@ -11226,8 +11865,8 @@
           <w:szCs w:val="32"/>
         </w:rPr>
       </w:pPr>
-      <w:bookmarkStart w:id="448" w:name="Xdeb87af7aa3e82ca70e47e493f4f841d319d1c1"/>
-      <w:bookmarkEnd w:id="435"/>
+      <w:bookmarkStart w:id="456" w:name="Xdeb87af7aa3e82ca70e47e493f4f841d319d1c1"/>
+      <w:bookmarkEnd w:id="443"/>
       <w:r>
         <w:br w:type="page"/>
       </w:r>
@@ -11326,7 +11965,7 @@
               <w:pStyle w:val="Compact"/>
               <w:jc w:val="right"/>
             </w:pPr>
-            <w:ins w:id="449" w:author="治輝 齋藤" w:date="2026-05-19T23:43:00Z" w16du:dateUtc="2026-05-19T14:43:00Z">
+            <w:ins w:id="457" w:author="治輝 齋藤" w:date="2026-05-19T23:43:00Z" w16du:dateUtc="2026-05-19T14:43:00Z">
               <w:r>
                 <w:rPr>
                   <w:b/>
@@ -11335,7 +11974,7 @@
                 <w:t>Proportion aged ≥65 years</w:t>
               </w:r>
             </w:ins>
-            <w:del w:id="450" w:author="治輝 齋藤" w:date="2026-05-19T23:43:00Z" w16du:dateUtc="2026-05-19T14:43:00Z">
+            <w:del w:id="458" w:author="治輝 齋藤" w:date="2026-05-19T23:43:00Z" w16du:dateUtc="2026-05-19T14:43:00Z">
               <w:r>
                 <w:rPr>
                   <w:b/>
@@ -11846,12 +12485,12 @@
       <w:r>
         <w:t xml:space="preserve">All models adjusted for </w:t>
       </w:r>
-      <w:ins w:id="451" w:author="治輝 齋藤" w:date="2026-05-19T23:43:00Z" w16du:dateUtc="2026-05-19T14:43:00Z">
+      <w:ins w:id="459" w:author="治輝 齋藤" w:date="2026-05-19T23:43:00Z" w16du:dateUtc="2026-05-19T14:43:00Z">
         <w:r>
           <w:t>proportion aged ≥65 years</w:t>
         </w:r>
       </w:ins>
-      <w:del w:id="452" w:author="治輝 齋藤" w:date="2026-05-19T23:43:00Z" w16du:dateUtc="2026-05-19T14:43:00Z">
+      <w:del w:id="460" w:author="治輝 齋藤" w:date="2026-05-19T23:43:00Z" w16du:dateUtc="2026-05-19T14:43:00Z">
         <w:r>
           <w:delText>aging rate</w:delText>
         </w:r>
@@ -11859,7 +12498,7 @@
       <w:r>
         <w:t>, fast</w:t>
       </w:r>
-      <w:ins w:id="453" w:author="治輝 齋藤" w:date="2026-05-19T23:43:00Z" w16du:dateUtc="2026-05-19T14:43:00Z">
+      <w:ins w:id="461" w:author="治輝 齋藤" w:date="2026-05-19T23:43:00Z" w16du:dateUtc="2026-05-19T14:43:00Z">
         <w:r>
           <w:rPr>
             <w:rFonts w:hint="eastAsia"/>
@@ -11868,7 +12507,7 @@
           <w:t>-</w:t>
         </w:r>
       </w:ins>
-      <w:del w:id="454" w:author="治輝 齋藤" w:date="2026-05-19T23:43:00Z" w16du:dateUtc="2026-05-19T14:43:00Z">
+      <w:del w:id="462" w:author="治輝 齋藤" w:date="2026-05-19T23:43:00Z" w16du:dateUtc="2026-05-19T14:43:00Z">
         <w:r>
           <w:delText xml:space="preserve"> </w:delText>
         </w:r>
@@ -11876,12 +12515,12 @@
       <w:r>
         <w:t xml:space="preserve">walking </w:t>
       </w:r>
-      <w:ins w:id="455" w:author="治輝 齋藤" w:date="2026-05-19T23:43:00Z" w16du:dateUtc="2026-05-19T14:43:00Z">
+      <w:ins w:id="463" w:author="治輝 齋藤" w:date="2026-05-19T23:43:00Z" w16du:dateUtc="2026-05-19T14:43:00Z">
         <w:r>
           <w:t>proportion</w:t>
         </w:r>
       </w:ins>
-      <w:del w:id="456" w:author="治輝 齋藤" w:date="2026-05-19T23:43:00Z" w16du:dateUtc="2026-05-19T14:43:00Z">
+      <w:del w:id="464" w:author="治輝 齋藤" w:date="2026-05-19T23:43:00Z" w16du:dateUtc="2026-05-19T14:43:00Z">
         <w:r>
           <w:delText>rate</w:delText>
         </w:r>
@@ -11914,7 +12553,7 @@
       <w:pPr>
         <w:pStyle w:val="a0"/>
         <w:rPr>
-          <w:ins w:id="457" w:author="治輝 齋藤" w:date="2026-05-19T12:41:00Z" w16du:dateUtc="2026-05-19T03:41:00Z"/>
+          <w:ins w:id="465" w:author="治輝 齋藤" w:date="2026-05-19T12:41:00Z" w16du:dateUtc="2026-05-19T03:41:00Z"/>
         </w:rPr>
       </w:pPr>
       <w:r>
@@ -11930,10 +12569,10 @@
     <w:p>
       <w:pPr>
         <w:rPr>
-          <w:ins w:id="458" w:author="治輝 齋藤" w:date="2026-05-19T12:41:00Z" w16du:dateUtc="2026-05-19T03:41:00Z"/>
-        </w:rPr>
-      </w:pPr>
-      <w:ins w:id="459" w:author="治輝 齋藤" w:date="2026-05-19T12:41:00Z" w16du:dateUtc="2026-05-19T03:41:00Z">
+          <w:ins w:id="466" w:author="治輝 齋藤" w:date="2026-05-19T12:41:00Z" w16du:dateUtc="2026-05-19T03:41:00Z"/>
+        </w:rPr>
+      </w:pPr>
+      <w:ins w:id="467" w:author="治輝 齋藤" w:date="2026-05-19T12:41:00Z" w16du:dateUtc="2026-05-19T03:41:00Z">
         <w:r>
           <w:pict w14:anchorId="14EA81B3">
             <v:rect id="_x0000_i1040" style="width:0;height:1.5pt" o:hralign="center" o:hrstd="t" o:hr="t"/>
@@ -11945,14 +12584,14 @@
       <w:pPr>
         <w:pStyle w:val="2"/>
         <w:rPr>
-          <w:ins w:id="460" w:author="治輝 齋藤" w:date="2026-05-19T12:41:00Z" w16du:dateUtc="2026-05-19T03:41:00Z"/>
-        </w:rPr>
-      </w:pPr>
-      <w:ins w:id="461" w:author="治輝 齋藤" w:date="2026-05-19T12:41:00Z" w16du:dateUtc="2026-05-19T03:41:00Z">
+          <w:ins w:id="468" w:author="治輝 齋藤" w:date="2026-05-19T12:41:00Z" w16du:dateUtc="2026-05-19T03:41:00Z"/>
+        </w:rPr>
+      </w:pPr>
+      <w:ins w:id="469" w:author="治輝 齋藤" w:date="2026-05-19T12:41:00Z" w16du:dateUtc="2026-05-19T03:41:00Z">
         <w:r>
           <w:br w:type="page"/>
         </w:r>
-        <w:commentRangeStart w:id="462"/>
+        <w:commentRangeStart w:id="470"/>
         <w:r>
           <w:lastRenderedPageBreak/>
           <w:t>Table 5. Indirect Standardization Sensitivity Analysis: Multivariable Linear Regression of Indirectly Standardized Hip (Femur) Surgery Rate on Terrain Slope (N = 47)</w:t>
@@ -11975,7 +12614,7 @@
         <w:trPr>
           <w:cnfStyle w:val="100000000000" w:firstRow="1" w:lastRow="0" w:firstColumn="0" w:lastColumn="0" w:oddVBand="0" w:evenVBand="0" w:oddHBand="0" w:evenHBand="0" w:firstRowFirstColumn="0" w:firstRowLastColumn="0" w:lastRowFirstColumn="0" w:lastRowLastColumn="0"/>
           <w:tblHeader/>
-          <w:ins w:id="463" w:author="治輝 齋藤" w:date="2026-05-19T12:41:00Z"/>
+          <w:ins w:id="471" w:author="治輝 齋藤" w:date="2026-05-19T12:41:00Z"/>
         </w:trPr>
         <w:tc>
           <w:tcPr>
@@ -11985,10 +12624,10 @@
             <w:pPr>
               <w:spacing w:before="36" w:after="36"/>
               <w:rPr>
-                <w:ins w:id="464" w:author="治輝 齋藤" w:date="2026-05-19T12:41:00Z" w16du:dateUtc="2026-05-19T03:41:00Z"/>
-              </w:rPr>
-            </w:pPr>
-            <w:ins w:id="465" w:author="治輝 齋藤" w:date="2026-05-19T12:41:00Z" w16du:dateUtc="2026-05-19T03:41:00Z">
+                <w:ins w:id="472" w:author="治輝 齋藤" w:date="2026-05-19T12:41:00Z" w16du:dateUtc="2026-05-19T03:41:00Z"/>
+              </w:rPr>
+            </w:pPr>
+            <w:ins w:id="473" w:author="治輝 齋藤" w:date="2026-05-19T12:41:00Z" w16du:dateUtc="2026-05-19T03:41:00Z">
               <w:r>
                 <w:rPr>
                   <w:b/>
@@ -12024,10 +12663,10 @@
             <w:pPr>
               <w:spacing w:before="36" w:after="36"/>
               <w:rPr>
-                <w:ins w:id="466" w:author="治輝 齋藤" w:date="2026-05-19T12:41:00Z" w16du:dateUtc="2026-05-19T03:41:00Z"/>
-              </w:rPr>
-            </w:pPr>
-            <w:ins w:id="467" w:author="治輝 齋藤" w:date="2026-05-19T12:41:00Z" w16du:dateUtc="2026-05-19T03:41:00Z">
+                <w:ins w:id="474" w:author="治輝 齋藤" w:date="2026-05-19T12:41:00Z" w16du:dateUtc="2026-05-19T03:41:00Z"/>
+              </w:rPr>
+            </w:pPr>
+            <w:ins w:id="475" w:author="治輝 齋藤" w:date="2026-05-19T12:41:00Z" w16du:dateUtc="2026-05-19T03:41:00Z">
               <w:r>
                 <w:rPr>
                   <w:b/>
@@ -12049,10 +12688,10 @@
             <w:pPr>
               <w:spacing w:before="36" w:after="36"/>
               <w:rPr>
-                <w:ins w:id="468" w:author="治輝 齋藤" w:date="2026-05-19T12:41:00Z" w16du:dateUtc="2026-05-19T03:41:00Z"/>
-              </w:rPr>
-            </w:pPr>
-            <w:ins w:id="469" w:author="治輝 齋藤" w:date="2026-05-19T12:41:00Z" w16du:dateUtc="2026-05-19T03:41:00Z">
+                <w:ins w:id="476" w:author="治輝 齋藤" w:date="2026-05-19T12:41:00Z" w16du:dateUtc="2026-05-19T03:41:00Z"/>
+              </w:rPr>
+            </w:pPr>
+            <w:ins w:id="477" w:author="治輝 齋藤" w:date="2026-05-19T12:41:00Z" w16du:dateUtc="2026-05-19T03:41:00Z">
               <w:r>
                 <w:rPr>
                   <w:b/>
@@ -12068,7 +12707,7 @@
       </w:tr>
       <w:tr>
         <w:trPr>
-          <w:ins w:id="470" w:author="治輝 齋藤" w:date="2026-05-19T12:41:00Z"/>
+          <w:ins w:id="478" w:author="治輝 齋藤" w:date="2026-05-19T12:41:00Z"/>
         </w:trPr>
         <w:tc>
           <w:tcPr>
@@ -12078,10 +12717,10 @@
             <w:pPr>
               <w:spacing w:before="36" w:after="36"/>
               <w:rPr>
-                <w:ins w:id="471" w:author="治輝 齋藤" w:date="2026-05-19T12:41:00Z" w16du:dateUtc="2026-05-19T03:41:00Z"/>
-              </w:rPr>
-            </w:pPr>
-            <w:ins w:id="472" w:author="治輝 齋藤" w:date="2026-05-19T12:41:00Z" w16du:dateUtc="2026-05-19T03:41:00Z">
+                <w:ins w:id="479" w:author="治輝 齋藤" w:date="2026-05-19T12:41:00Z" w16du:dateUtc="2026-05-19T03:41:00Z"/>
+              </w:rPr>
+            </w:pPr>
+            <w:ins w:id="480" w:author="治輝 齋藤" w:date="2026-05-19T12:41:00Z" w16du:dateUtc="2026-05-19T03:41:00Z">
               <w:r>
                 <w:rPr>
                   <w:rFonts w:ascii="Consolas" w:hAnsi="Consolas"/>
@@ -12104,10 +12743,10 @@
             <w:pPr>
               <w:spacing w:before="36" w:after="36"/>
               <w:rPr>
-                <w:ins w:id="473" w:author="治輝 齋藤" w:date="2026-05-19T12:41:00Z" w16du:dateUtc="2026-05-19T03:41:00Z"/>
-              </w:rPr>
-            </w:pPr>
-            <w:ins w:id="474" w:author="治輝 齋藤" w:date="2026-05-19T12:41:00Z" w16du:dateUtc="2026-05-19T03:41:00Z">
+                <w:ins w:id="481" w:author="治輝 齋藤" w:date="2026-05-19T12:41:00Z" w16du:dateUtc="2026-05-19T03:41:00Z"/>
+              </w:rPr>
+            </w:pPr>
+            <w:ins w:id="482" w:author="治輝 齋藤" w:date="2026-05-19T12:41:00Z" w16du:dateUtc="2026-05-19T03:41:00Z">
               <w:r>
                 <w:rPr>
                   <w:b/>
@@ -12126,10 +12765,10 @@
             <w:pPr>
               <w:spacing w:before="36" w:after="36"/>
               <w:rPr>
-                <w:ins w:id="475" w:author="治輝 齋藤" w:date="2026-05-19T12:41:00Z" w16du:dateUtc="2026-05-19T03:41:00Z"/>
-              </w:rPr>
-            </w:pPr>
-            <w:ins w:id="476" w:author="治輝 齋藤" w:date="2026-05-19T12:41:00Z" w16du:dateUtc="2026-05-19T03:41:00Z">
+                <w:ins w:id="483" w:author="治輝 齋藤" w:date="2026-05-19T12:41:00Z" w16du:dateUtc="2026-05-19T03:41:00Z"/>
+              </w:rPr>
+            </w:pPr>
+            <w:ins w:id="484" w:author="治輝 齋藤" w:date="2026-05-19T12:41:00Z" w16du:dateUtc="2026-05-19T03:41:00Z">
               <w:r>
                 <w:rPr>
                   <w:b/>
@@ -12143,7 +12782,7 @@
       </w:tr>
       <w:tr>
         <w:trPr>
-          <w:ins w:id="477" w:author="治輝 齋藤" w:date="2026-05-19T12:41:00Z"/>
+          <w:ins w:id="485" w:author="治輝 齋藤" w:date="2026-05-19T12:41:00Z"/>
         </w:trPr>
         <w:tc>
           <w:tcPr>
@@ -12153,10 +12792,10 @@
             <w:pPr>
               <w:spacing w:before="36" w:after="36"/>
               <w:rPr>
-                <w:ins w:id="478" w:author="治輝 齋藤" w:date="2026-05-19T12:41:00Z" w16du:dateUtc="2026-05-19T03:41:00Z"/>
-              </w:rPr>
-            </w:pPr>
-            <w:ins w:id="479" w:author="治輝 齋藤" w:date="2026-05-19T12:41:00Z" w16du:dateUtc="2026-05-19T03:41:00Z">
+                <w:ins w:id="486" w:author="治輝 齋藤" w:date="2026-05-19T12:41:00Z" w16du:dateUtc="2026-05-19T03:41:00Z"/>
+              </w:rPr>
+            </w:pPr>
+            <w:ins w:id="487" w:author="治輝 齋藤" w:date="2026-05-19T12:41:00Z" w16du:dateUtc="2026-05-19T03:41:00Z">
               <w:r>
                 <w:rPr>
                   <w:rFonts w:ascii="Consolas" w:hAnsi="Consolas"/>
@@ -12179,10 +12818,10 @@
             <w:pPr>
               <w:spacing w:before="36" w:after="36"/>
               <w:rPr>
-                <w:ins w:id="480" w:author="治輝 齋藤" w:date="2026-05-19T12:41:00Z" w16du:dateUtc="2026-05-19T03:41:00Z"/>
-              </w:rPr>
-            </w:pPr>
-            <w:ins w:id="481" w:author="治輝 齋藤" w:date="2026-05-19T12:41:00Z" w16du:dateUtc="2026-05-19T03:41:00Z">
+                <w:ins w:id="488" w:author="治輝 齋藤" w:date="2026-05-19T12:41:00Z" w16du:dateUtc="2026-05-19T03:41:00Z"/>
+              </w:rPr>
+            </w:pPr>
+            <w:ins w:id="489" w:author="治輝 齋藤" w:date="2026-05-19T12:41:00Z" w16du:dateUtc="2026-05-19T03:41:00Z">
               <w:r>
                 <w:rPr>
                   <w:b/>
@@ -12201,10 +12840,10 @@
             <w:pPr>
               <w:spacing w:before="36" w:after="36"/>
               <w:rPr>
-                <w:ins w:id="482" w:author="治輝 齋藤" w:date="2026-05-19T12:41:00Z" w16du:dateUtc="2026-05-19T03:41:00Z"/>
-              </w:rPr>
-            </w:pPr>
-            <w:ins w:id="483" w:author="治輝 齋藤" w:date="2026-05-19T12:41:00Z" w16du:dateUtc="2026-05-19T03:41:00Z">
+                <w:ins w:id="490" w:author="治輝 齋藤" w:date="2026-05-19T12:41:00Z" w16du:dateUtc="2026-05-19T03:41:00Z"/>
+              </w:rPr>
+            </w:pPr>
+            <w:ins w:id="491" w:author="治輝 齋藤" w:date="2026-05-19T12:41:00Z" w16du:dateUtc="2026-05-19T03:41:00Z">
               <w:r>
                 <w:rPr>
                   <w:b/>
@@ -12218,7 +12857,7 @@
       </w:tr>
       <w:tr>
         <w:trPr>
-          <w:ins w:id="484" w:author="治輝 齋藤" w:date="2026-05-19T12:41:00Z"/>
+          <w:ins w:id="492" w:author="治輝 齋藤" w:date="2026-05-19T12:41:00Z"/>
         </w:trPr>
         <w:tc>
           <w:tcPr>
@@ -12228,10 +12867,10 @@
             <w:pPr>
               <w:spacing w:before="36" w:after="36"/>
               <w:rPr>
-                <w:ins w:id="485" w:author="治輝 齋藤" w:date="2026-05-19T12:41:00Z" w16du:dateUtc="2026-05-19T03:41:00Z"/>
-              </w:rPr>
-            </w:pPr>
-            <w:ins w:id="486" w:author="治輝 齋藤" w:date="2026-05-19T12:41:00Z" w16du:dateUtc="2026-05-19T03:41:00Z">
+                <w:ins w:id="493" w:author="治輝 齋藤" w:date="2026-05-19T12:41:00Z" w16du:dateUtc="2026-05-19T03:41:00Z"/>
+              </w:rPr>
+            </w:pPr>
+            <w:ins w:id="494" w:author="治輝 齋藤" w:date="2026-05-19T12:41:00Z" w16du:dateUtc="2026-05-19T03:41:00Z">
               <w:r>
                 <w:rPr>
                   <w:rFonts w:ascii="Consolas" w:hAnsi="Consolas"/>
@@ -12254,10 +12893,10 @@
             <w:pPr>
               <w:spacing w:before="36" w:after="36"/>
               <w:rPr>
-                <w:ins w:id="487" w:author="治輝 齋藤" w:date="2026-05-19T12:41:00Z" w16du:dateUtc="2026-05-19T03:41:00Z"/>
-              </w:rPr>
-            </w:pPr>
-            <w:ins w:id="488" w:author="治輝 齋藤" w:date="2026-05-19T12:41:00Z" w16du:dateUtc="2026-05-19T03:41:00Z">
+                <w:ins w:id="495" w:author="治輝 齋藤" w:date="2026-05-19T12:41:00Z" w16du:dateUtc="2026-05-19T03:41:00Z"/>
+              </w:rPr>
+            </w:pPr>
+            <w:ins w:id="496" w:author="治輝 齋藤" w:date="2026-05-19T12:41:00Z" w16du:dateUtc="2026-05-19T03:41:00Z">
               <w:r>
                 <w:rPr>
                   <w:b/>
@@ -12276,10 +12915,10 @@
             <w:pPr>
               <w:spacing w:before="36" w:after="36"/>
               <w:rPr>
-                <w:ins w:id="489" w:author="治輝 齋藤" w:date="2026-05-19T12:41:00Z" w16du:dateUtc="2026-05-19T03:41:00Z"/>
-              </w:rPr>
-            </w:pPr>
-            <w:ins w:id="490" w:author="治輝 齋藤" w:date="2026-05-19T12:41:00Z" w16du:dateUtc="2026-05-19T03:41:00Z">
+                <w:ins w:id="497" w:author="治輝 齋藤" w:date="2026-05-19T12:41:00Z" w16du:dateUtc="2026-05-19T03:41:00Z"/>
+              </w:rPr>
+            </w:pPr>
+            <w:ins w:id="498" w:author="治輝 齋藤" w:date="2026-05-19T12:41:00Z" w16du:dateUtc="2026-05-19T03:41:00Z">
               <w:r>
                 <w:rPr>
                   <w:b/>
@@ -12296,10 +12935,10 @@
       <w:pPr>
         <w:pStyle w:val="2"/>
         <w:rPr>
-          <w:ins w:id="491" w:author="治輝 齋藤" w:date="2026-05-19T12:41:00Z" w16du:dateUtc="2026-05-19T03:41:00Z"/>
-        </w:rPr>
-      </w:pPr>
-      <w:ins w:id="492" w:author="治輝 齋藤" w:date="2026-05-19T12:41:00Z" w16du:dateUtc="2026-05-19T03:41:00Z">
+          <w:ins w:id="499" w:author="治輝 齋藤" w:date="2026-05-19T12:41:00Z" w16du:dateUtc="2026-05-19T03:41:00Z"/>
+        </w:rPr>
+      </w:pPr>
+      <w:ins w:id="500" w:author="治輝 齋藤" w:date="2026-05-19T12:41:00Z" w16du:dateUtc="2026-05-19T03:41:00Z">
         <w:r>
           <w:rPr>
             <w:rFonts w:asciiTheme="minorHAnsi" w:eastAsiaTheme="minorEastAsia" w:hAnsiTheme="minorHAnsi" w:cstheme="minorBidi"/>
@@ -12367,14 +13006,14 @@
           </w:rPr>
           <w:t xml:space="preserve"> &lt; 0.05 (conventional model-based standard errors). These results are sensitivity analyses only.</w:t>
         </w:r>
-        <w:commentRangeEnd w:id="462"/>
+        <w:commentRangeEnd w:id="470"/>
         <w:r>
           <w:rPr>
             <w:rStyle w:val="af2"/>
             <w:rFonts w:asciiTheme="minorHAnsi" w:eastAsiaTheme="minorEastAsia" w:hAnsiTheme="minorHAnsi" w:cstheme="minorBidi"/>
             <w:color w:val="auto"/>
           </w:rPr>
-          <w:commentReference w:id="462"/>
+          <w:commentReference w:id="470"/>
         </w:r>
       </w:ins>
     </w:p>
@@ -12382,7 +13021,7 @@
       <w:pPr>
         <w:pStyle w:val="a0"/>
         <w:rPr>
-          <w:del w:id="493" w:author="治輝 齋藤" w:date="2026-05-19T12:41:00Z" w16du:dateUtc="2026-05-19T03:41:00Z"/>
+          <w:del w:id="501" w:author="治輝 齋藤" w:date="2026-05-19T12:41:00Z" w16du:dateUtc="2026-05-19T03:41:00Z"/>
         </w:rPr>
       </w:pPr>
     </w:p>
@@ -12390,10 +13029,10 @@
       <w:pPr>
         <w:pStyle w:val="a0"/>
         <w:rPr>
-          <w:del w:id="494" w:author="治輝 齋藤" w:date="2026-05-19T12:41:00Z" w16du:dateUtc="2026-05-19T03:41:00Z"/>
-        </w:rPr>
-      </w:pPr>
-      <w:del w:id="495" w:author="治輝 齋藤" w:date="2026-05-19T12:41:00Z" w16du:dateUtc="2026-05-19T03:41:00Z">
+          <w:del w:id="502" w:author="治輝 齋藤" w:date="2026-05-19T12:41:00Z" w16du:dateUtc="2026-05-19T03:41:00Z"/>
+        </w:rPr>
+      </w:pPr>
+      <w:del w:id="503" w:author="治輝 齋藤" w:date="2026-05-19T12:41:00Z" w16du:dateUtc="2026-05-19T03:41:00Z">
         <w:r>
           <w:pict w14:anchorId="657FDAF1">
             <v:rect id="_x0000_i1041" style="width:0;height:1.5pt" o:hralign="center" o:hrstd="t" o:hr="t"/>
@@ -12410,8 +13049,8 @@
           <w:szCs w:val="32"/>
         </w:rPr>
       </w:pPr>
-      <w:bookmarkStart w:id="496" w:name="figure-legends"/>
-      <w:bookmarkEnd w:id="448"/>
+      <w:bookmarkStart w:id="504" w:name="figure-legends"/>
+      <w:bookmarkEnd w:id="456"/>
       <w:r>
         <w:br w:type="page"/>
       </w:r>
@@ -12444,7 +13083,7 @@
       <w:pPr>
         <w:pStyle w:val="a0"/>
       </w:pPr>
-      <w:del w:id="497" w:author="治輝 齋藤" w:date="2026-05-20T08:40:00Z" w16du:dateUtc="2026-05-19T23:40:00Z">
+      <w:del w:id="505" w:author="治輝 齋藤" w:date="2026-05-20T08:40:00Z" w16du:dateUtc="2026-05-19T23:40:00Z">
         <w:r>
           <w:rPr>
             <w:b/>
@@ -12468,7 +13107,7 @@
         </w:rPr>
         <w:t xml:space="preserve">Figure </w:t>
       </w:r>
-      <w:ins w:id="498" w:author="治輝 齋藤" w:date="2026-05-20T08:40:00Z" w16du:dateUtc="2026-05-19T23:40:00Z">
+      <w:ins w:id="506" w:author="治輝 齋藤" w:date="2026-05-20T08:40:00Z" w16du:dateUtc="2026-05-19T23:40:00Z">
         <w:r>
           <w:rPr>
             <w:rFonts w:hint="eastAsia"/>
@@ -12479,7 +13118,7 @@
           <w:t>2</w:t>
         </w:r>
       </w:ins>
-      <w:del w:id="499" w:author="治輝 齋藤" w:date="2026-05-20T08:40:00Z" w16du:dateUtc="2026-05-19T23:40:00Z">
+      <w:del w:id="507" w:author="治輝 齋藤" w:date="2026-05-20T08:40:00Z" w16du:dateUtc="2026-05-19T23:40:00Z">
         <w:r>
           <w:rPr>
             <w:rFonts w:hint="eastAsia"/>
@@ -12498,7 +13137,15 @@
         <w:t>.</w:t>
       </w:r>
       <w:r>
-        <w:t xml:space="preserve"> Prefectural distribution of habitable-area-weighted terrain slope (degrees) across Japan. Darker shading indicates steeper terrain. Prefectures in the Chugoku, Shikoku, and Kyushu mountain ranges show the highest slope values.</w:t>
+        <w:t xml:space="preserve"> Prefectural distribution of habitable-area-weighted terrain slope (degrees) across Japan. Darker shading indicates steeper terrain. Prefectures in the Chugoku, Shikoku, and </w:t>
+      </w:r>
+      <w:proofErr w:type="gramStart"/>
+      <w:r>
+        <w:t>Kyushu mountain</w:t>
+      </w:r>
+      <w:proofErr w:type="gramEnd"/>
+      <w:r>
+        <w:t xml:space="preserve"> ranges show the highest slope values.</w:t>
       </w:r>
       <w:r>
         <w:t xml:space="preserve"> </w:t>
@@ -12528,7 +13175,7 @@
         </w:rPr>
         <w:t xml:space="preserve">Figure </w:t>
       </w:r>
-      <w:ins w:id="500" w:author="治輝 齋藤" w:date="2026-05-20T08:40:00Z" w16du:dateUtc="2026-05-19T23:40:00Z">
+      <w:ins w:id="508" w:author="治輝 齋藤" w:date="2026-05-20T08:40:00Z" w16du:dateUtc="2026-05-19T23:40:00Z">
         <w:r>
           <w:rPr>
             <w:rFonts w:hint="eastAsia"/>
@@ -12539,7 +13186,7 @@
           <w:t>3</w:t>
         </w:r>
       </w:ins>
-      <w:del w:id="501" w:author="治輝 齋藤" w:date="2026-05-20T08:40:00Z" w16du:dateUtc="2026-05-19T23:40:00Z">
+      <w:del w:id="509" w:author="治輝 齋藤" w:date="2026-05-20T08:40:00Z" w16du:dateUtc="2026-05-19T23:40:00Z">
         <w:r>
           <w:rPr>
             <w:rFonts w:hint="eastAsia"/>
@@ -12588,7 +13235,7 @@
         </w:rPr>
         <w:t xml:space="preserve">Figure </w:t>
       </w:r>
-      <w:ins w:id="502" w:author="治輝 齋藤" w:date="2026-05-20T08:40:00Z" w16du:dateUtc="2026-05-19T23:40:00Z">
+      <w:ins w:id="510" w:author="治輝 齋藤" w:date="2026-05-20T08:40:00Z" w16du:dateUtc="2026-05-19T23:40:00Z">
         <w:r>
           <w:rPr>
             <w:rFonts w:hint="eastAsia"/>
@@ -12599,7 +13246,7 @@
           <w:t>4</w:t>
         </w:r>
       </w:ins>
-      <w:del w:id="503" w:author="治輝 齋藤" w:date="2026-05-20T08:40:00Z" w16du:dateUtc="2026-05-19T23:40:00Z">
+      <w:del w:id="511" w:author="治輝 齋藤" w:date="2026-05-20T08:40:00Z" w16du:dateUtc="2026-05-19T23:40:00Z">
         <w:r>
           <w:rPr>
             <w:rFonts w:hint="eastAsia"/>
@@ -12646,8 +13293,8 @@
           <w:szCs w:val="32"/>
         </w:rPr>
       </w:pPr>
-      <w:bookmarkStart w:id="504" w:name="figure-1"/>
-      <w:bookmarkEnd w:id="496"/>
+      <w:bookmarkStart w:id="512" w:name="figure-1"/>
+      <w:bookmarkEnd w:id="504"/>
       <w:r>
         <w:br w:type="page"/>
       </w:r>
@@ -12750,8 +13397,8 @@
       <w:pPr>
         <w:pStyle w:val="2"/>
       </w:pPr>
-      <w:bookmarkStart w:id="505" w:name="figure-2"/>
-      <w:bookmarkEnd w:id="504"/>
+      <w:bookmarkStart w:id="513" w:name="figure-2"/>
+      <w:bookmarkEnd w:id="512"/>
       <w:r>
         <w:t>Figure 2</w:t>
       </w:r>
@@ -12762,8 +13409,8 @@
       </w:pPr>
     </w:p>
     <w:p>
-      <w:bookmarkStart w:id="506" w:name="figure-3"/>
-      <w:bookmarkEnd w:id="505"/>
+      <w:bookmarkStart w:id="514" w:name="figure-3"/>
+      <w:bookmarkEnd w:id="513"/>
       <w:r>
         <w:br w:type="page"/>
       </w:r>
@@ -12777,10 +13424,10 @@
       <w:pPr>
         <w:pStyle w:val="2"/>
         <w:rPr>
-          <w:del w:id="507" w:author="治輝 齋藤" w:date="2026-05-20T08:40:00Z" w16du:dateUtc="2026-05-19T23:40:00Z"/>
-        </w:rPr>
-      </w:pPr>
-      <w:del w:id="508" w:author="治輝 齋藤" w:date="2026-05-20T08:40:00Z" w16du:dateUtc="2026-05-19T23:40:00Z">
+          <w:del w:id="515" w:author="治輝 齋藤" w:date="2026-05-20T08:40:00Z" w16du:dateUtc="2026-05-19T23:40:00Z"/>
+        </w:rPr>
+      </w:pPr>
+      <w:del w:id="516" w:author="治輝 齋藤" w:date="2026-05-20T08:40:00Z" w16du:dateUtc="2026-05-19T23:40:00Z">
         <w:r>
           <w:delText xml:space="preserve">Figure </w:delText>
         </w:r>
@@ -12797,10 +13444,10 @@
       <w:pPr>
         <w:pStyle w:val="FirstParagraph"/>
         <w:rPr>
-          <w:del w:id="509" w:author="治輝 齋藤" w:date="2026-05-20T08:40:00Z" w16du:dateUtc="2026-05-19T23:40:00Z"/>
-        </w:rPr>
-      </w:pPr>
-      <w:del w:id="510" w:author="治輝 齋藤" w:date="2026-05-20T08:40:00Z" w16du:dateUtc="2026-05-19T23:40:00Z">
+          <w:del w:id="517" w:author="治輝 齋藤" w:date="2026-05-20T08:40:00Z" w16du:dateUtc="2026-05-19T23:40:00Z"/>
+        </w:rPr>
+      </w:pPr>
+      <w:del w:id="518" w:author="治輝 齋藤" w:date="2026-05-20T08:40:00Z" w16du:dateUtc="2026-05-19T23:40:00Z">
         <w:r>
           <w:rPr>
             <w:noProof/>
@@ -12854,16 +13501,16 @@
     <w:p>
       <w:pPr>
         <w:rPr>
-          <w:del w:id="511" w:author="治輝 齋藤" w:date="2026-05-20T08:40:00Z" w16du:dateUtc="2026-05-19T23:40:00Z"/>
+          <w:del w:id="519" w:author="治輝 齋藤" w:date="2026-05-20T08:40:00Z" w16du:dateUtc="2026-05-19T23:40:00Z"/>
           <w:rFonts w:asciiTheme="majorHAnsi" w:eastAsiaTheme="majorEastAsia" w:hAnsiTheme="majorHAnsi" w:cstheme="majorBidi"/>
           <w:color w:val="0F4761" w:themeColor="accent1" w:themeShade="BF"/>
           <w:sz w:val="32"/>
           <w:szCs w:val="32"/>
         </w:rPr>
       </w:pPr>
-      <w:bookmarkStart w:id="512" w:name="figure-4"/>
-      <w:bookmarkEnd w:id="506"/>
-      <w:del w:id="513" w:author="治輝 齋藤" w:date="2026-05-20T08:40:00Z" w16du:dateUtc="2026-05-19T23:40:00Z">
+      <w:bookmarkStart w:id="520" w:name="figure-4"/>
+      <w:bookmarkEnd w:id="514"/>
+      <w:del w:id="521" w:author="治輝 齋藤" w:date="2026-05-20T08:40:00Z" w16du:dateUtc="2026-05-19T23:40:00Z">
         <w:r>
           <w:br w:type="page"/>
         </w:r>
@@ -12939,7 +13586,7 @@
       <w:r>
         <w:t xml:space="preserve">Figure </w:t>
       </w:r>
-      <w:ins w:id="514" w:author="治輝 齋藤" w:date="2026-05-20T08:40:00Z" w16du:dateUtc="2026-05-19T23:40:00Z">
+      <w:ins w:id="522" w:author="治輝 齋藤" w:date="2026-05-20T08:40:00Z" w16du:dateUtc="2026-05-19T23:40:00Z">
         <w:r>
           <w:rPr>
             <w:rFonts w:hint="eastAsia"/>
@@ -12948,7 +13595,7 @@
           <w:t>2</w:t>
         </w:r>
       </w:ins>
-      <w:del w:id="515" w:author="治輝 齋藤" w:date="2026-05-20T08:40:00Z" w16du:dateUtc="2026-05-19T23:40:00Z">
+      <w:del w:id="523" w:author="治輝 齋藤" w:date="2026-05-20T08:40:00Z" w16du:dateUtc="2026-05-19T23:40:00Z">
         <w:r>
           <w:rPr>
             <w:rFonts w:hint="eastAsia"/>
@@ -12978,8 +13625,8 @@
       <w:pPr>
         <w:pStyle w:val="2"/>
       </w:pPr>
-      <w:bookmarkStart w:id="516" w:name="figure-5"/>
-      <w:bookmarkEnd w:id="512"/>
+      <w:bookmarkStart w:id="524" w:name="figure-5"/>
+      <w:bookmarkEnd w:id="520"/>
       <w:r>
         <w:t xml:space="preserve">Figure </w:t>
       </w:r>
@@ -13011,8 +13658,8 @@
       <w:pPr>
         <w:pStyle w:val="2"/>
       </w:pPr>
-      <w:bookmarkStart w:id="517" w:name="figure-6"/>
-      <w:bookmarkEnd w:id="516"/>
+      <w:bookmarkStart w:id="525" w:name="figure-6"/>
+      <w:bookmarkEnd w:id="524"/>
       <w:r>
         <w:t xml:space="preserve">Figure </w:t>
       </w:r>
@@ -13024,8 +13671,8 @@
         <w:t>5</w:t>
       </w:r>
     </w:p>
-    <w:bookmarkEnd w:id="413"/>
-    <w:bookmarkEnd w:id="517"/>
+    <w:bookmarkEnd w:id="421"/>
+    <w:bookmarkEnd w:id="525"/>
     <w:p>
       <w:pPr>
         <w:pStyle w:val="FirstParagraph"/>
@@ -13116,7 +13763,7 @@
       <w:r>
         <w:t xml:space="preserve">Figure </w:t>
       </w:r>
-      <w:ins w:id="518" w:author="治輝 齋藤" w:date="2026-05-20T08:40:00Z" w16du:dateUtc="2026-05-19T23:40:00Z">
+      <w:ins w:id="526" w:author="治輝 齋藤" w:date="2026-05-20T08:40:00Z" w16du:dateUtc="2026-05-19T23:40:00Z">
         <w:r>
           <w:rPr>
             <w:rFonts w:hint="eastAsia"/>
@@ -13125,7 +13772,7 @@
           <w:t>3</w:t>
         </w:r>
       </w:ins>
-      <w:del w:id="519" w:author="治輝 齋藤" w:date="2026-05-20T08:40:00Z" w16du:dateUtc="2026-05-19T23:40:00Z">
+      <w:del w:id="527" w:author="治輝 齋藤" w:date="2026-05-20T08:40:00Z" w16du:dateUtc="2026-05-19T23:40:00Z">
         <w:r>
           <w:rPr>
             <w:rFonts w:hint="eastAsia"/>
@@ -13303,7 +13950,7 @@
         <w:lastRenderedPageBreak/>
         <w:t xml:space="preserve">Figure </w:t>
       </w:r>
-      <w:ins w:id="520" w:author="治輝 齋藤" w:date="2026-05-20T08:40:00Z" w16du:dateUtc="2026-05-19T23:40:00Z">
+      <w:ins w:id="528" w:author="治輝 齋藤" w:date="2026-05-20T08:40:00Z" w16du:dateUtc="2026-05-19T23:40:00Z">
         <w:r>
           <w:rPr>
             <w:rFonts w:hint="eastAsia"/>
@@ -13312,7 +13959,7 @@
           <w:t>4</w:t>
         </w:r>
       </w:ins>
-      <w:del w:id="521" w:author="治輝 齋藤" w:date="2026-05-20T08:40:00Z" w16du:dateUtc="2026-05-19T23:40:00Z">
+      <w:del w:id="529" w:author="治輝 齋藤" w:date="2026-05-20T08:40:00Z" w16du:dateUtc="2026-05-19T23:40:00Z">
         <w:r>
           <w:rPr>
             <w:rFonts w:hint="eastAsia"/>
@@ -14388,7 +15035,14 @@
           <w:rFonts w:hint="eastAsia"/>
           <w:lang w:eastAsia="ja-JP"/>
         </w:rPr>
-        <w:t>（江口先生コメント①）</w:t>
+        <w:t>（</w:t>
+      </w:r>
+      <w:r>
+        <w:rPr>
+          <w:rFonts w:hint="eastAsia"/>
+          <w:lang w:eastAsia="ja-JP"/>
+        </w:rPr>
+        <w:t>江口先生コメント①）</w:t>
       </w:r>
       <w:r>
         <w:rPr>
@@ -14534,7 +15188,14 @@
           <w:rFonts w:hint="eastAsia"/>
           <w:lang w:eastAsia="ja-JP"/>
         </w:rPr>
-        <w:t>（佐藤先生コメント②）</w:t>
+        <w:t>（</w:t>
+      </w:r>
+      <w:r>
+        <w:rPr>
+          <w:rFonts w:hint="eastAsia"/>
+          <w:lang w:eastAsia="ja-JP"/>
+        </w:rPr>
+        <w:t>佐藤先生コメント②）</w:t>
       </w:r>
       <w:r>
         <w:rPr>
@@ -14766,12 +15427,14 @@
         </w:rPr>
         <w:t>という単語は、疫学では、単位時間当たりを含む概念なので、単に割合を意味するなら</w:t>
       </w:r>
+      <w:proofErr w:type="spellStart"/>
       <w:r>
         <w:rPr>
           <w:lang w:eastAsia="ja-JP"/>
         </w:rPr>
         <w:t>proprotion</w:t>
       </w:r>
+      <w:proofErr w:type="spellEnd"/>
       <w:r>
         <w:rPr>
           <w:rFonts w:hint="eastAsia"/>
@@ -14875,11 +15538,12 @@
       </w:r>
     </w:p>
   </w:comment>
-  <w:comment w:id="262" w:author="山岸良匡" w:date="2026-05-18T19:35:00Z" w:initials="山">
+  <w:comment w:id="230" w:author="治輝 齋藤" w:date="2026-05-20T08:46:00Z" w:initials="治齋">
     <w:p>
       <w:pPr>
         <w:pStyle w:val="af3"/>
         <w:rPr>
+          <w:rFonts w:hint="eastAsia"/>
           <w:lang w:eastAsia="ja-JP"/>
         </w:rPr>
       </w:pPr>
@@ -14894,11 +15558,41 @@
           <w:rFonts w:hint="eastAsia"/>
           <w:lang w:eastAsia="ja-JP"/>
         </w:rPr>
+        <w:t>Table 2</w:t>
+      </w:r>
+      <w:r>
+        <w:rPr>
+          <w:rFonts w:hint="eastAsia"/>
+          <w:lang w:eastAsia="ja-JP"/>
+        </w:rPr>
+        <w:t>について、削除の方針としました。</w:t>
+      </w:r>
+    </w:p>
+  </w:comment>
+  <w:comment w:id="264" w:author="山岸良匡" w:date="2026-05-18T19:35:00Z" w:initials="山">
+    <w:p>
+      <w:pPr>
+        <w:pStyle w:val="af3"/>
+        <w:rPr>
+          <w:lang w:eastAsia="ja-JP"/>
+        </w:rPr>
+      </w:pPr>
+      <w:r>
+        <w:rPr>
+          <w:rStyle w:val="af2"/>
+        </w:rPr>
+        <w:annotationRef/>
+      </w:r>
+      <w:r>
+        <w:rPr>
+          <w:rFonts w:hint="eastAsia"/>
+          <w:lang w:eastAsia="ja-JP"/>
+        </w:rPr>
         <w:t>これは必要ですか？</w:t>
       </w:r>
     </w:p>
   </w:comment>
-  <w:comment w:id="263" w:author="治輝 齋藤" w:date="2026-04-30T20:30:00Z" w:initials="治齋">
+  <w:comment w:id="265" w:author="治輝 齋藤" w:date="2026-04-30T20:30:00Z" w:initials="治齋">
     <w:p>
       <w:pPr>
         <w:pStyle w:val="af3"/>
@@ -15021,7 +15715,7 @@
       </w:r>
     </w:p>
   </w:comment>
-  <w:comment w:id="264" w:author="山岸良匡" w:date="2026-05-18T19:37:00Z" w:initials="山">
+  <w:comment w:id="266" w:author="山岸良匡" w:date="2026-05-18T19:37:00Z" w:initials="山">
     <w:p>
       <w:pPr>
         <w:pStyle w:val="af3"/>
@@ -15065,7 +15759,7 @@
       </w:r>
     </w:p>
   </w:comment>
-  <w:comment w:id="277" w:author="治輝 齋藤" w:date="2026-04-30T19:12:00Z" w:initials="治齋">
+  <w:comment w:id="279" w:author="治輝 齋藤" w:date="2026-04-30T19:12:00Z" w:initials="治齋">
     <w:p>
       <w:pPr>
         <w:pStyle w:val="af3"/>
@@ -15128,7 +15822,7 @@
       </w:r>
     </w:p>
   </w:comment>
-  <w:comment w:id="282" w:author="山岸良匡" w:date="2026-05-18T19:39:00Z" w:initials="山">
+  <w:comment w:id="284" w:author="山岸良匡" w:date="2026-05-18T19:39:00Z" w:initials="山">
     <w:p>
       <w:pPr>
         <w:pStyle w:val="af3"/>
@@ -15157,7 +15851,7 @@
       </w:r>
     </w:p>
   </w:comment>
-  <w:comment w:id="283" w:author="治輝 齋藤" w:date="2026-05-19T22:51:00Z" w:initials="治齋">
+  <w:comment w:id="285" w:author="治輝 齋藤" w:date="2026-05-19T22:51:00Z" w:initials="治齋">
     <w:p>
       <w:pPr>
         <w:pStyle w:val="af3"/>
@@ -15194,7 +15888,7 @@
       </w:r>
     </w:p>
   </w:comment>
-  <w:comment w:id="284" w:author="山岸良匡" w:date="2026-05-18T19:40:00Z" w:initials="山">
+  <w:comment w:id="286" w:author="山岸良匡" w:date="2026-05-18T19:40:00Z" w:initials="山">
     <w:p>
       <w:pPr>
         <w:pStyle w:val="af3"/>
@@ -15230,7 +15924,7 @@
       </w:r>
     </w:p>
   </w:comment>
-  <w:comment w:id="285" w:author="治輝 齋藤" w:date="2026-05-19T22:55:00Z" w:initials="治齋">
+  <w:comment w:id="287" w:author="治輝 齋藤" w:date="2026-05-19T22:55:00Z" w:initials="治齋">
     <w:p>
       <w:pPr>
         <w:pStyle w:val="af3"/>
@@ -15281,7 +15975,7 @@
       </w:r>
     </w:p>
   </w:comment>
-  <w:comment w:id="286" w:author="山岸良匡" w:date="2026-05-18T19:42:00Z" w:initials="山">
+  <w:comment w:id="291" w:author="山岸良匡" w:date="2026-05-18T19:42:00Z" w:initials="山">
     <w:p>
       <w:pPr>
         <w:pStyle w:val="af3"/>
@@ -15304,7 +15998,7 @@
       </w:r>
     </w:p>
   </w:comment>
-  <w:comment w:id="288" w:author="治輝 齋藤" w:date="2026-04-30T19:29:00Z" w:initials="治齋">
+  <w:comment w:id="292" w:author="治輝 齋藤" w:date="2026-05-20T08:47:00Z" w:initials="治齋">
     <w:p>
       <w:pPr>
         <w:pStyle w:val="af3"/>
@@ -15323,7 +16017,51 @@
           <w:rFonts w:hint="eastAsia"/>
           <w:lang w:eastAsia="ja-JP"/>
         </w:rPr>
-        <w:t>（島袋先生コメント）</w:t>
+        <w:t>ご指摘いただいた通り、</w:t>
+      </w:r>
+      <w:r>
+        <w:rPr>
+          <w:rFonts w:hint="eastAsia"/>
+          <w:lang w:eastAsia="ja-JP"/>
+        </w:rPr>
+        <w:t>傾斜</w:t>
+      </w:r>
+      <w:r>
+        <w:rPr>
+          <w:rFonts w:hint="eastAsia"/>
+          <w:lang w:eastAsia="ja-JP"/>
+        </w:rPr>
+        <w:t>度の大きい県に住んでいることとの関連という内容に修正しました。</w:t>
+      </w:r>
+    </w:p>
+  </w:comment>
+  <w:comment w:id="296" w:author="治輝 齋藤" w:date="2026-04-30T19:29:00Z" w:initials="治齋">
+    <w:p>
+      <w:pPr>
+        <w:pStyle w:val="af3"/>
+        <w:rPr>
+          <w:lang w:eastAsia="ja-JP"/>
+        </w:rPr>
+      </w:pPr>
+      <w:r>
+        <w:rPr>
+          <w:rStyle w:val="af2"/>
+        </w:rPr>
+        <w:annotationRef/>
+      </w:r>
+      <w:r>
+        <w:rPr>
+          <w:rFonts w:hint="eastAsia"/>
+          <w:lang w:eastAsia="ja-JP"/>
+        </w:rPr>
+        <w:t>（</w:t>
+      </w:r>
+      <w:r>
+        <w:rPr>
+          <w:rFonts w:hint="eastAsia"/>
+          <w:lang w:eastAsia="ja-JP"/>
+        </w:rPr>
+        <w:t>島袋先生コメント）</w:t>
       </w:r>
       <w:r>
         <w:rPr>
@@ -15337,7 +16075,23 @@
           <w:rFonts w:hint="eastAsia"/>
           <w:lang w:eastAsia="ja-JP"/>
         </w:rPr>
-        <w:t xml:space="preserve">biological plausability </w:t>
+        <w:t xml:space="preserve">biological </w:t>
+      </w:r>
+      <w:proofErr w:type="spellStart"/>
+      <w:r>
+        <w:rPr>
+          <w:rFonts w:hint="eastAsia"/>
+          <w:lang w:eastAsia="ja-JP"/>
+        </w:rPr>
+        <w:t>plausability</w:t>
+      </w:r>
+      <w:proofErr w:type="spellEnd"/>
+      <w:r>
+        <w:rPr>
+          <w:rFonts w:hint="eastAsia"/>
+          <w:lang w:eastAsia="ja-JP"/>
+        </w:rPr>
+        <w:t xml:space="preserve"> </w:t>
       </w:r>
       <w:r>
         <w:rPr>
@@ -15355,7 +16109,7 @@
       </w:r>
     </w:p>
   </w:comment>
-  <w:comment w:id="303" w:author="治輝 齋藤" w:date="2026-04-30T20:52:00Z" w:initials="治齋">
+  <w:comment w:id="311" w:author="治輝 齋藤" w:date="2026-04-30T20:52:00Z" w:initials="治齋">
     <w:p>
       <w:pPr>
         <w:pStyle w:val="af3"/>
@@ -15406,7 +16160,7 @@
       </w:r>
     </w:p>
   </w:comment>
-  <w:comment w:id="314" w:author="治輝 齋藤" w:date="2026-04-30T20:56:00Z" w:initials="治齋">
+  <w:comment w:id="322" w:author="治輝 齋藤" w:date="2026-04-30T20:56:00Z" w:initials="治齋">
     <w:p>
       <w:pPr>
         <w:pStyle w:val="af3"/>
@@ -15450,7 +16204,7 @@
       </w:r>
     </w:p>
   </w:comment>
-  <w:comment w:id="330" w:author="治輝 齋藤" w:date="2026-04-30T21:00:00Z" w:initials="治齋">
+  <w:comment w:id="338" w:author="治輝 齋藤" w:date="2026-04-30T21:00:00Z" w:initials="治齋">
     <w:p>
       <w:pPr>
         <w:pStyle w:val="af3"/>
@@ -15487,7 +16241,7 @@
       </w:r>
     </w:p>
   </w:comment>
-  <w:comment w:id="350" w:author="治輝 齋藤" w:date="2026-04-30T20:33:00Z" w:initials="治齋">
+  <w:comment w:id="358" w:author="治輝 齋藤" w:date="2026-04-30T20:33:00Z" w:initials="治齋">
     <w:p>
       <w:pPr>
         <w:pStyle w:val="af3"/>
@@ -15566,7 +16320,7 @@
       </w:r>
     </w:p>
   </w:comment>
-  <w:comment w:id="357" w:author="山岸良匡" w:date="2026-05-18T19:51:00Z" w:initials="山">
+  <w:comment w:id="365" w:author="山岸良匡" w:date="2026-05-18T19:51:00Z" w:initials="山">
     <w:p>
       <w:pPr>
         <w:pStyle w:val="af3"/>
@@ -15585,11 +16339,43 @@
           <w:rFonts w:hint="eastAsia"/>
           <w:lang w:eastAsia="ja-JP"/>
         </w:rPr>
-        <w:t>車の影響が考察されていないのが気になります。地方で傾斜地で高齢者ならほぼ車を使う人ばかりと思います。</w:t>
+        <w:t>車の影響が考察されていないのが気になります。地方</w:t>
+      </w:r>
+      <w:proofErr w:type="gramStart"/>
+      <w:r>
+        <w:rPr>
+          <w:rFonts w:hint="eastAsia"/>
+          <w:lang w:eastAsia="ja-JP"/>
+        </w:rPr>
+        <w:t>で</w:t>
+      </w:r>
+      <w:proofErr w:type="gramEnd"/>
+      <w:r>
+        <w:rPr>
+          <w:rFonts w:hint="eastAsia"/>
+          <w:lang w:eastAsia="ja-JP"/>
+        </w:rPr>
+        <w:t>傾斜地</w:t>
+      </w:r>
+      <w:proofErr w:type="gramStart"/>
+      <w:r>
+        <w:rPr>
+          <w:rFonts w:hint="eastAsia"/>
+          <w:lang w:eastAsia="ja-JP"/>
+        </w:rPr>
+        <w:t>で</w:t>
+      </w:r>
+      <w:proofErr w:type="gramEnd"/>
+      <w:r>
+        <w:rPr>
+          <w:rFonts w:hint="eastAsia"/>
+          <w:lang w:eastAsia="ja-JP"/>
+        </w:rPr>
+        <w:t>高齢者ならほぼ車を使う人ばかりと思います。</w:t>
       </w:r>
     </w:p>
   </w:comment>
-  <w:comment w:id="364" w:author="治輝 齋藤" w:date="2026-04-30T18:41:00Z" w:initials="治齋">
+  <w:comment w:id="372" w:author="治輝 齋藤" w:date="2026-04-30T18:41:00Z" w:initials="治齋">
     <w:p>
       <w:pPr>
         <w:pStyle w:val="af3"/>
@@ -15688,7 +16474,7 @@
       </w:r>
     </w:p>
   </w:comment>
-  <w:comment w:id="367" w:author="山岸良匡" w:date="2026-05-18T19:56:00Z" w:initials="山">
+  <w:comment w:id="375" w:author="山岸良匡" w:date="2026-05-18T19:56:00Z" w:initials="山">
     <w:p>
       <w:pPr>
         <w:pStyle w:val="af3"/>
@@ -15711,7 +16497,7 @@
       </w:r>
     </w:p>
   </w:comment>
-  <w:comment w:id="371" w:author="治輝 齋藤" w:date="2026-04-30T18:04:00Z" w:initials="治齋">
+  <w:comment w:id="379" w:author="治輝 齋藤" w:date="2026-04-30T18:04:00Z" w:initials="治齋">
     <w:p>
       <w:pPr>
         <w:pStyle w:val="af3"/>
@@ -15804,7 +16590,7 @@
       </w:r>
     </w:p>
   </w:comment>
-  <w:comment w:id="376" w:author="治輝 齋藤" w:date="2026-04-30T18:09:00Z" w:initials="治齋">
+  <w:comment w:id="384" w:author="治輝 齋藤" w:date="2026-04-30T18:09:00Z" w:initials="治齋">
     <w:p>
       <w:pPr>
         <w:pStyle w:val="af3"/>
@@ -15855,7 +16641,7 @@
       </w:r>
     </w:p>
   </w:comment>
-  <w:comment w:id="378" w:author="治輝 齋藤" w:date="2026-04-30T20:37:00Z" w:initials="治齋">
+  <w:comment w:id="386" w:author="治輝 齋藤" w:date="2026-04-30T20:37:00Z" w:initials="治齋">
     <w:p>
       <w:pPr>
         <w:pStyle w:val="af3"/>
@@ -15913,7 +16699,7 @@
       </w:r>
     </w:p>
   </w:comment>
-  <w:comment w:id="384" w:author="治輝 齋藤" w:date="2026-04-30T18:46:00Z" w:initials="治齋">
+  <w:comment w:id="392" w:author="治輝 齋藤" w:date="2026-04-30T18:46:00Z" w:initials="治齋">
     <w:p>
       <w:pPr>
         <w:pStyle w:val="af3"/>
@@ -15978,7 +16764,7 @@
       </w:r>
     </w:p>
   </w:comment>
-  <w:comment w:id="391" w:author="治輝 齋藤" w:date="2026-05-01T13:08:00Z" w:initials="治齋">
+  <w:comment w:id="399" w:author="治輝 齋藤" w:date="2026-05-01T13:08:00Z" w:initials="治齋">
     <w:p>
       <w:pPr>
         <w:pStyle w:val="af3"/>
@@ -16029,7 +16815,7 @@
       </w:r>
     </w:p>
   </w:comment>
-  <w:comment w:id="403" w:author="治輝 齋藤" w:date="2026-04-30T19:20:00Z" w:initials="治齋">
+  <w:comment w:id="411" w:author="治輝 齋藤" w:date="2026-04-30T19:20:00Z" w:initials="治齋">
     <w:p>
       <w:pPr>
         <w:pStyle w:val="af3"/>
@@ -16080,7 +16866,7 @@
       </w:r>
     </w:p>
   </w:comment>
-  <w:comment w:id="409" w:author="治輝 齋藤" w:date="2026-05-01T13:12:00Z" w:initials="治齋">
+  <w:comment w:id="417" w:author="治輝 齋藤" w:date="2026-05-01T13:12:00Z" w:initials="治齋">
     <w:p>
       <w:pPr>
         <w:pStyle w:val="af3"/>
@@ -16159,7 +16945,7 @@
       </w:r>
     </w:p>
   </w:comment>
-  <w:comment w:id="462" w:author="治輝 齋藤" w:date="2026-05-01T14:29:00Z" w:initials="治齋">
+  <w:comment w:id="470" w:author="治輝 齋藤" w:date="2026-05-01T14:29:00Z" w:initials="治齋">
     <w:p>
       <w:pPr>
         <w:pStyle w:val="af3"/>
@@ -16259,6 +17045,7 @@
   <w15:commentEx w15:paraId="4A8F4FEF" w15:done="0"/>
   <w15:commentEx w15:paraId="515AA38D" w15:paraIdParent="4A8F4FEF" w15:done="0"/>
   <w15:commentEx w15:paraId="39E4D378" w15:done="0"/>
+  <w15:commentEx w15:paraId="7EF5FC65" w15:paraIdParent="39E4D378" w15:done="0"/>
   <w15:commentEx w15:paraId="76289747" w15:done="0"/>
   <w15:commentEx w15:paraId="49E4B611" w15:done="0"/>
   <w15:commentEx w15:paraId="22158019" w15:paraIdParent="49E4B611" w15:done="0"/>
@@ -16268,6 +17055,7 @@
   <w15:commentEx w15:paraId="16D0CE8F" w15:done="0"/>
   <w15:commentEx w15:paraId="576B800B" w15:paraIdParent="16D0CE8F" w15:done="0"/>
   <w15:commentEx w15:paraId="1629F195" w15:done="0"/>
+  <w15:commentEx w15:paraId="52870D33" w15:paraIdParent="1629F195" w15:done="0"/>
   <w15:commentEx w15:paraId="04B40A5A" w15:done="0"/>
   <w15:commentEx w15:paraId="4415FBF7" w15:done="0"/>
   <w15:commentEx w15:paraId="476BF8CA" w15:done="0"/>
@@ -16320,6 +17108,7 @@
   <w16cex:commentExtensible w16cex:durableId="5E3A40FA" w16cex:dateUtc="2026-05-18T10:28:00Z"/>
   <w16cex:commentExtensible w16cex:durableId="6F95FBEB" w16cex:dateUtc="2026-05-19T14:27:00Z"/>
   <w16cex:commentExtensible w16cex:durableId="6F31B0FC" w16cex:dateUtc="2026-05-18T10:31:00Z"/>
+  <w16cex:commentExtensible w16cex:durableId="253F70F3" w16cex:dateUtc="2026-05-19T23:46:00Z"/>
   <w16cex:commentExtensible w16cex:durableId="54C60FD5" w16cex:dateUtc="2026-05-18T10:35:00Z"/>
   <w16cex:commentExtensible w16cex:durableId="7D326336" w16cex:dateUtc="2026-04-30T11:30:00Z"/>
   <w16cex:commentExtensible w16cex:durableId="32D53676" w16cex:dateUtc="2026-05-18T10:37:00Z"/>
@@ -16329,6 +17118,7 @@
   <w16cex:commentExtensible w16cex:durableId="34C54922" w16cex:dateUtc="2026-05-18T10:40:00Z"/>
   <w16cex:commentExtensible w16cex:durableId="0FDCF8D4" w16cex:dateUtc="2026-05-19T13:55:00Z"/>
   <w16cex:commentExtensible w16cex:durableId="5D681B54" w16cex:dateUtc="2026-05-18T10:42:00Z"/>
+  <w16cex:commentExtensible w16cex:durableId="67E224EC" w16cex:dateUtc="2026-05-19T23:47:00Z"/>
   <w16cex:commentExtensible w16cex:durableId="771AB965" w16cex:dateUtc="2026-04-30T10:29:00Z"/>
   <w16cex:commentExtensible w16cex:durableId="5408FB23" w16cex:dateUtc="2026-04-30T11:52:00Z"/>
   <w16cex:commentExtensible w16cex:durableId="59EBB2CB" w16cex:dateUtc="2026-04-30T11:56:00Z"/>
@@ -16381,6 +17171,7 @@
   <w16cid:commentId w16cid:paraId="4A8F4FEF" w16cid:durableId="5E3A40FA"/>
   <w16cid:commentId w16cid:paraId="515AA38D" w16cid:durableId="6F95FBEB"/>
   <w16cid:commentId w16cid:paraId="39E4D378" w16cid:durableId="6F31B0FC"/>
+  <w16cid:commentId w16cid:paraId="7EF5FC65" w16cid:durableId="253F70F3"/>
   <w16cid:commentId w16cid:paraId="76289747" w16cid:durableId="54C60FD5"/>
   <w16cid:commentId w16cid:paraId="49E4B611" w16cid:durableId="7D326336"/>
   <w16cid:commentId w16cid:paraId="22158019" w16cid:durableId="32D53676"/>
@@ -16390,6 +17181,7 @@
   <w16cid:commentId w16cid:paraId="16D0CE8F" w16cid:durableId="34C54922"/>
   <w16cid:commentId w16cid:paraId="576B800B" w16cid:durableId="0FDCF8D4"/>
   <w16cid:commentId w16cid:paraId="1629F195" w16cid:durableId="5D681B54"/>
+  <w16cid:commentId w16cid:paraId="52870D33" w16cid:durableId="67E224EC"/>
   <w16cid:commentId w16cid:paraId="04B40A5A" w16cid:durableId="771AB965"/>
   <w16cid:commentId w16cid:paraId="4415FBF7" w16cid:durableId="5408FB23"/>
   <w16cid:commentId w16cid:paraId="476BF8CA" w16cid:durableId="59EBB2CB"/>
@@ -16413,12 +17205,12 @@
 <w:numbering xmlns:wpc="http://schemas.microsoft.com/office/word/2010/wordprocessingCanvas" xmlns:cx="http://schemas.microsoft.com/office/drawing/2014/chartex" xmlns:cx1="http://schemas.microsoft.com/office/drawing/2015/9/8/chartex" xmlns:cx2="http://schemas.microsoft.com/office/drawing/2015/10/21/chartex" xmlns:cx3="http://schemas.microsoft.com/office/drawing/2016/5/9/chartex" xmlns:cx4="http://schemas.microsoft.com/office/drawing/2016/5/10/chartex" xmlns:cx5="http://schemas.microsoft.com/office/drawing/2016/5/11/chartex" xmlns:cx6="http://schemas.microsoft.com/office/drawing/2016/5/12/chartex" xmlns:cx7="http://schemas.microsoft.com/office/drawing/2016/5/13/chartex" xmlns:cx8="http://schemas.microsoft.com/office/drawing/2016/5/14/chartex" xmlns:mc="http://schemas.openxmlformats.org/markup-compatibility/2006" xmlns:aink="http://schemas.microsoft.com/office/drawing/2016/ink" xmlns:am3d="http://schemas.microsoft.com/office/drawing/2017/model3d" xmlns:o="urn:schemas-microsoft-com:office:office" xmlns:oel="http://schemas.microsoft.com/office/2019/extlst" xmlns:r="http://schemas.openxmlformats.org/officeDocument/2006/relationships" xmlns:m="http://schemas.openxmlformats.org/officeDocument/2006/math" xmlns:v="urn:schemas-microsoft-com:vml" xmlns:wp14="http://schemas.microsoft.com/office/word/2010/wordprocessingDrawing" xmlns:wp="http://schemas.openxmlformats.org/drawingml/2006/wordprocessingDrawing" xmlns:w10="urn:schemas-microsoft-com:office:word" xmlns:w="http://schemas.openxmlformats.org/wordprocessingml/2006/main" xmlns:w14="http://schemas.microsoft.com/office/word/2010/wordml" xmlns:w15="http://schemas.microsoft.com/office/word/2012/wordml" xmlns:w16cex="http://schemas.microsoft.com/office/word/2018/wordml/cex" xmlns:w16cid="http://schemas.microsoft.com/office/word/2016/wordml/cid" xmlns:w16="http://schemas.microsoft.com/office/word/2018/wordml" xmlns:w16du="http://schemas.microsoft.com/office/word/2023/wordml/word16du" xmlns:w16sdtdh="http://schemas.microsoft.com/office/word/2020/wordml/sdtdatahash" xmlns:w16sdtfl="http://schemas.microsoft.com/office/word/2024/wordml/sdtformatlock" xmlns:w16se="http://schemas.microsoft.com/office/word/2015/wordml/symex" xmlns:wpg="http://schemas.microsoft.com/office/word/2010/wordprocessingGroup" xmlns:wpi="http://schemas.microsoft.com/office/word/2010/wordprocessingInk" xmlns:wne="http://schemas.microsoft.com/office/word/2006/wordml" xmlns:wps="http://schemas.microsoft.com/office/word/2010/wordprocessingShape" mc:Ignorable="w14 w15 w16se w16cid w16 w16cex w16sdtdh w16sdtfl w16du wp14">
   <w:numPicBullet w:numPicBulletId="0">
     <w:pict>
-      <v:rect id="_x0000_i1042" style="width:0;height:1.5pt" o:hralign="center" o:bullet="t" o:hrstd="t" o:hr="t"/>
+      <v:rect id="_x0000_i1050" style="width:0;height:1.5pt" o:hralign="center" o:bullet="t" o:hrstd="t" o:hr="t"/>
     </w:pict>
   </w:numPicBullet>
   <w:numPicBullet w:numPicBulletId="1">
     <w:pict>
-      <v:rect id="_x0000_i1043" style="width:0;height:1.5pt" o:hralign="center" o:bullet="t" o:hrstd="t" o:hr="t"/>
+      <v:rect id="_x0000_i1051" style="width:0;height:1.5pt" o:hralign="center" o:bullet="t" o:hrstd="t" o:hr="t"/>
     </w:pict>
   </w:numPicBullet>
   <w:abstractNum w:abstractNumId="0" w15:restartNumberingAfterBreak="0">

--- a/04_Manuscripts/Manuscript_slope_fracture_20260425_saito0430-1_saito0520.docx
+++ b/04_Manuscripts/Manuscript_slope_fracture_20260425_saito0430-1_saito0520.docx
@@ -2823,7 +2823,8 @@
       <w:r>
         <w:t xml:space="preserve"> (r = −0.264</w:t>
       </w:r>
-      <w:ins w:id="243" w:author="治輝 齋藤" w:date="2026-05-20T08:36:00Z" w16du:dateUtc="2026-05-19T23:36:00Z">
+      <w:commentRangeStart w:id="243"/>
+      <w:ins w:id="244" w:author="治輝 齋藤" w:date="2026-05-20T08:36:00Z" w16du:dateUtc="2026-05-19T23:36:00Z">
         <w:r>
           <w:t xml:space="preserve">, </w:t>
         </w:r>
@@ -2838,15 +2839,24 @@
           <w:t xml:space="preserve"> = 0.073</w:t>
         </w:r>
       </w:ins>
+      <w:commentRangeEnd w:id="243"/>
+      <w:ins w:id="245" w:author="治輝 齋藤" w:date="2026-05-20T08:53:00Z" w16du:dateUtc="2026-05-19T23:53:00Z">
+        <w:r>
+          <w:rPr>
+            <w:rStyle w:val="af2"/>
+          </w:rPr>
+          <w:commentReference w:id="243"/>
+        </w:r>
+      </w:ins>
       <w:r>
         <w:t xml:space="preserve">). </w:t>
       </w:r>
-      <w:ins w:id="244" w:author="治輝 齋藤" w:date="2026-05-20T08:37:00Z" w16du:dateUtc="2026-05-19T23:37:00Z">
+      <w:ins w:id="246" w:author="治輝 齋藤" w:date="2026-05-20T08:37:00Z" w16du:dateUtc="2026-05-19T23:37:00Z">
         <w:r>
           <w:t>Correlations with humerus and forearm surgery rates were</w:t>
         </w:r>
       </w:ins>
-      <w:del w:id="245" w:author="治輝 齋藤" w:date="2026-05-20T08:37:00Z" w16du:dateUtc="2026-05-19T23:37:00Z">
+      <w:del w:id="247" w:author="治輝 齋藤" w:date="2026-05-20T08:37:00Z" w16du:dateUtc="2026-05-19T23:37:00Z">
         <w:r>
           <w:delText>Slope showed</w:delText>
         </w:r>
@@ -2854,7 +2864,7 @@
       <w:r>
         <w:t xml:space="preserve"> weak and non-significant</w:t>
       </w:r>
-      <w:del w:id="246" w:author="治輝 齋藤" w:date="2026-05-20T08:37:00Z" w16du:dateUtc="2026-05-19T23:37:00Z">
+      <w:del w:id="248" w:author="治輝 齋藤" w:date="2026-05-20T08:37:00Z" w16du:dateUtc="2026-05-19T23:37:00Z">
         <w:r>
           <w:delText xml:space="preserve"> correlations with humerus fracture rate</w:delText>
         </w:r>
@@ -2862,7 +2872,7 @@
       <w:r>
         <w:t xml:space="preserve"> (r = 0.138</w:t>
       </w:r>
-      <w:del w:id="247" w:author="治輝 齋藤" w:date="2026-05-20T08:37:00Z" w16du:dateUtc="2026-05-19T23:37:00Z">
+      <w:del w:id="249" w:author="治輝 齋藤" w:date="2026-05-20T08:37:00Z" w16du:dateUtc="2026-05-19T23:37:00Z">
         <w:r>
           <w:delText>)</w:delText>
         </w:r>
@@ -2870,7 +2880,7 @@
       <w:r>
         <w:t xml:space="preserve"> and </w:t>
       </w:r>
-      <w:del w:id="248" w:author="治輝 齋藤" w:date="2026-05-20T08:37:00Z" w16du:dateUtc="2026-05-19T23:37:00Z">
+      <w:del w:id="250" w:author="治輝 齋藤" w:date="2026-05-20T08:37:00Z" w16du:dateUtc="2026-05-19T23:37:00Z">
         <w:r>
           <w:delText xml:space="preserve">forearm fracture rate (r = </w:delText>
         </w:r>
@@ -2878,7 +2888,7 @@
       <w:r>
         <w:t>0.177</w:t>
       </w:r>
-      <w:ins w:id="249" w:author="治輝 齋藤" w:date="2026-05-20T08:37:00Z" w16du:dateUtc="2026-05-19T23:37:00Z">
+      <w:ins w:id="251" w:author="治輝 齋藤" w:date="2026-05-20T08:37:00Z" w16du:dateUtc="2026-05-19T23:37:00Z">
         <w:r>
           <w:t>, respectively</w:t>
         </w:r>
@@ -2892,7 +2902,7 @@
         <w:pStyle w:val="2"/>
         <w:spacing w:line="360" w:lineRule="auto"/>
       </w:pPr>
-      <w:bookmarkStart w:id="250" w:name="regression-analysis-hip-fracture"/>
+      <w:bookmarkStart w:id="252" w:name="regression-analysis-hip-fracture"/>
       <w:bookmarkEnd w:id="219"/>
       <w:r>
         <w:lastRenderedPageBreak/>
@@ -2917,12 +2927,12 @@
       <w:r>
         <w:t xml:space="preserve"> = 0.001). After adjustment for </w:t>
       </w:r>
-      <w:ins w:id="251" w:author="治輝 齋藤" w:date="2026-05-19T23:29:00Z" w16du:dateUtc="2026-05-19T14:29:00Z">
+      <w:ins w:id="253" w:author="治輝 齋藤" w:date="2026-05-19T23:29:00Z" w16du:dateUtc="2026-05-19T14:29:00Z">
         <w:r>
           <w:t>proportion aged ≥65 years</w:t>
         </w:r>
       </w:ins>
-      <w:del w:id="252" w:author="治輝 齋藤" w:date="2026-05-19T23:29:00Z" w16du:dateUtc="2026-05-19T14:29:00Z">
+      <w:del w:id="254" w:author="治輝 齋藤" w:date="2026-05-19T23:29:00Z" w16du:dateUtc="2026-05-19T14:29:00Z">
         <w:r>
           <w:delText>aging rate</w:delText>
         </w:r>
@@ -2930,7 +2940,7 @@
       <w:r>
         <w:t>, fast</w:t>
       </w:r>
-      <w:ins w:id="253" w:author="治輝 齋藤" w:date="2026-05-19T23:29:00Z" w16du:dateUtc="2026-05-19T14:29:00Z">
+      <w:ins w:id="255" w:author="治輝 齋藤" w:date="2026-05-19T23:29:00Z" w16du:dateUtc="2026-05-19T14:29:00Z">
         <w:r>
           <w:rPr>
             <w:rFonts w:hint="eastAsia"/>
@@ -2939,7 +2949,7 @@
           <w:t>-</w:t>
         </w:r>
       </w:ins>
-      <w:del w:id="254" w:author="治輝 齋藤" w:date="2026-05-19T23:29:00Z" w16du:dateUtc="2026-05-19T14:29:00Z">
+      <w:del w:id="256" w:author="治輝 齋藤" w:date="2026-05-19T23:29:00Z" w16du:dateUtc="2026-05-19T14:29:00Z">
         <w:r>
           <w:delText xml:space="preserve"> </w:delText>
         </w:r>
@@ -2947,12 +2957,12 @@
       <w:r>
         <w:t xml:space="preserve">walking </w:t>
       </w:r>
-      <w:ins w:id="255" w:author="治輝 齋藤" w:date="2026-05-19T23:29:00Z" w16du:dateUtc="2026-05-19T14:29:00Z">
+      <w:ins w:id="257" w:author="治輝 齋藤" w:date="2026-05-19T23:29:00Z" w16du:dateUtc="2026-05-19T14:29:00Z">
         <w:r>
           <w:t>proportion</w:t>
         </w:r>
       </w:ins>
-      <w:del w:id="256" w:author="治輝 齋藤" w:date="2026-05-19T23:29:00Z" w16du:dateUtc="2026-05-19T14:29:00Z">
+      <w:del w:id="258" w:author="治輝 齋藤" w:date="2026-05-19T23:29:00Z" w16du:dateUtc="2026-05-19T14:29:00Z">
         <w:r>
           <w:delText>rate</w:delText>
         </w:r>
@@ -2976,12 +2986,12 @@
       <w:r>
         <w:t xml:space="preserve"> (Table 3). </w:t>
       </w:r>
-      <w:ins w:id="257" w:author="治輝 齋藤" w:date="2026-05-19T23:29:00Z" w16du:dateUtc="2026-05-19T14:29:00Z">
+      <w:ins w:id="259" w:author="治輝 齋藤" w:date="2026-05-19T23:29:00Z" w16du:dateUtc="2026-05-19T14:29:00Z">
         <w:r>
           <w:t>Proportion aged ≥65 years</w:t>
         </w:r>
       </w:ins>
-      <w:del w:id="258" w:author="治輝 齋藤" w:date="2026-05-19T23:29:00Z" w16du:dateUtc="2026-05-19T14:29:00Z">
+      <w:del w:id="260" w:author="治輝 齋藤" w:date="2026-05-19T23:29:00Z" w16du:dateUtc="2026-05-19T14:29:00Z">
         <w:r>
           <w:delText>Aging rate</w:delText>
         </w:r>
@@ -2999,7 +3009,7 @@
       <w:r>
         <w:t xml:space="preserve"> = 0.011). Fast</w:t>
       </w:r>
-      <w:ins w:id="259" w:author="治輝 齋藤" w:date="2026-05-19T23:29:00Z" w16du:dateUtc="2026-05-19T14:29:00Z">
+      <w:ins w:id="261" w:author="治輝 齋藤" w:date="2026-05-19T23:29:00Z" w16du:dateUtc="2026-05-19T14:29:00Z">
         <w:r>
           <w:rPr>
             <w:rFonts w:hint="eastAsia"/>
@@ -3008,7 +3018,7 @@
           <w:t>-</w:t>
         </w:r>
       </w:ins>
-      <w:del w:id="260" w:author="治輝 齋藤" w:date="2026-05-19T23:29:00Z" w16du:dateUtc="2026-05-19T14:29:00Z">
+      <w:del w:id="262" w:author="治輝 齋藤" w:date="2026-05-19T23:29:00Z" w16du:dateUtc="2026-05-19T14:29:00Z">
         <w:r>
           <w:delText xml:space="preserve"> </w:delText>
         </w:r>
@@ -3016,12 +3026,12 @@
       <w:r>
         <w:t xml:space="preserve">walking </w:t>
       </w:r>
-      <w:ins w:id="261" w:author="治輝 齋藤" w:date="2026-05-19T23:29:00Z" w16du:dateUtc="2026-05-19T14:29:00Z">
+      <w:ins w:id="263" w:author="治輝 齋藤" w:date="2026-05-19T23:29:00Z" w16du:dateUtc="2026-05-19T14:29:00Z">
         <w:r>
           <w:t>proportion</w:t>
         </w:r>
       </w:ins>
-      <w:del w:id="262" w:author="治輝 齋藤" w:date="2026-05-19T23:29:00Z" w16du:dateUtc="2026-05-19T14:29:00Z">
+      <w:del w:id="264" w:author="治輝 齋藤" w:date="2026-05-19T23:29:00Z" w16du:dateUtc="2026-05-19T14:29:00Z">
         <w:r>
           <w:delText>rate</w:delText>
         </w:r>
@@ -3061,7 +3071,7 @@
         <w:pStyle w:val="a0"/>
         <w:spacing w:line="360" w:lineRule="auto"/>
         <w:rPr>
-          <w:ins w:id="263" w:author="治輝 齋藤" w:date="2026-04-30T20:30:00Z" w16du:dateUtc="2026-04-30T11:30:00Z"/>
+          <w:ins w:id="265" w:author="治輝 齋藤" w:date="2026-04-30T20:30:00Z" w16du:dateUtc="2026-04-30T11:30:00Z"/>
         </w:rPr>
       </w:pPr>
       <w:r>
@@ -3126,14 +3136,14 @@
         </w:rPr>
         <w:t xml:space="preserve"> = 5,000) was −0.03 to 7.09</w:t>
       </w:r>
-      <w:commentRangeStart w:id="264"/>
+      <w:commentRangeStart w:id="266"/>
       <w:r>
         <w:rPr>
           <w:lang w:eastAsia="ja-JP"/>
         </w:rPr>
         <w:t xml:space="preserve"> (both intervals include null)</w:t>
       </w:r>
-      <w:commentRangeEnd w:id="264"/>
+      <w:commentRangeEnd w:id="266"/>
       <w:r>
         <w:rPr>
           <w:rStyle w:val="af2"/>
@@ -3141,7 +3151,7 @@
           <w:szCs w:val="24"/>
           <w:lang w:eastAsia="ja-JP"/>
         </w:rPr>
-        <w:commentReference w:id="264"/>
+        <w:commentReference w:id="266"/>
       </w:r>
       <w:r>
         <w:rPr>
@@ -3158,9 +3168,9 @@
           <w:lang w:eastAsia="ja-JP"/>
         </w:rPr>
       </w:pPr>
-      <w:commentRangeStart w:id="265"/>
-      <w:commentRangeStart w:id="266"/>
-      <w:ins w:id="267" w:author="治輝 齋藤" w:date="2026-04-30T20:30:00Z" w16du:dateUtc="2026-04-30T11:30:00Z">
+      <w:commentRangeStart w:id="267"/>
+      <w:commentRangeStart w:id="268"/>
+      <w:ins w:id="269" w:author="治輝 齋藤" w:date="2026-04-30T20:30:00Z" w16du:dateUtc="2026-04-30T11:30:00Z">
         <w:r>
           <w:rPr>
             <w:lang w:eastAsia="ja-JP"/>
@@ -3168,7 +3178,7 @@
           <w:t xml:space="preserve">In masking-imputation indirect-standardization sensitivity analyses, the slope coefficient remained positive across all scenarios. In multivariable models (ISR ~ slope + </w:t>
         </w:r>
       </w:ins>
-      <w:ins w:id="268" w:author="治輝 齋藤" w:date="2026-05-19T23:31:00Z" w16du:dateUtc="2026-05-19T14:31:00Z">
+      <w:ins w:id="270" w:author="治輝 齋藤" w:date="2026-05-19T23:31:00Z" w16du:dateUtc="2026-05-19T14:31:00Z">
         <w:r>
           <w:rPr>
             <w:lang w:eastAsia="ja-JP"/>
@@ -3176,7 +3186,7 @@
           <w:t>proportion aged ≥65 years</w:t>
         </w:r>
       </w:ins>
-      <w:ins w:id="269" w:author="治輝 齋藤" w:date="2026-04-30T20:30:00Z" w16du:dateUtc="2026-04-30T11:30:00Z">
+      <w:ins w:id="271" w:author="治輝 齋藤" w:date="2026-04-30T20:30:00Z" w16du:dateUtc="2026-04-30T11:30:00Z">
         <w:r>
           <w:rPr>
             <w:lang w:eastAsia="ja-JP"/>
@@ -3184,7 +3194,7 @@
           <w:t xml:space="preserve"> + fast</w:t>
         </w:r>
       </w:ins>
-      <w:ins w:id="270" w:author="治輝 齋藤" w:date="2026-05-19T23:31:00Z" w16du:dateUtc="2026-05-19T14:31:00Z">
+      <w:ins w:id="272" w:author="治輝 齋藤" w:date="2026-05-19T23:31:00Z" w16du:dateUtc="2026-05-19T14:31:00Z">
         <w:r>
           <w:rPr>
             <w:rFonts w:hint="eastAsia"/>
@@ -3193,7 +3203,7 @@
           <w:t>-</w:t>
         </w:r>
       </w:ins>
-      <w:ins w:id="271" w:author="治輝 齋藤" w:date="2026-04-30T20:30:00Z" w16du:dateUtc="2026-04-30T11:30:00Z">
+      <w:ins w:id="273" w:author="治輝 齋藤" w:date="2026-04-30T20:30:00Z" w16du:dateUtc="2026-04-30T11:30:00Z">
         <w:r>
           <w:rPr>
             <w:lang w:eastAsia="ja-JP"/>
@@ -3201,7 +3211,7 @@
           <w:t xml:space="preserve">walking </w:t>
         </w:r>
       </w:ins>
-      <w:ins w:id="272" w:author="治輝 齋藤" w:date="2026-05-19T23:31:00Z" w16du:dateUtc="2026-05-19T14:31:00Z">
+      <w:ins w:id="274" w:author="治輝 齋藤" w:date="2026-05-19T23:31:00Z" w16du:dateUtc="2026-05-19T14:31:00Z">
         <w:r>
           <w:rPr>
             <w:lang w:eastAsia="ja-JP"/>
@@ -3209,7 +3219,7 @@
           <w:t>proportion</w:t>
         </w:r>
       </w:ins>
-      <w:ins w:id="273" w:author="治輝 齋藤" w:date="2026-04-30T20:30:00Z" w16du:dateUtc="2026-04-30T11:30:00Z">
+      <w:ins w:id="275" w:author="治輝 齋藤" w:date="2026-04-30T20:30:00Z" w16du:dateUtc="2026-04-30T11:30:00Z">
         <w:r>
           <w:rPr>
             <w:lang w:eastAsia="ja-JP"/>
@@ -3272,7 +3282,7 @@
         </w:rPr>
         <w:t>.</w:t>
       </w:r>
-      <w:commentRangeEnd w:id="265"/>
+      <w:commentRangeEnd w:id="267"/>
       <w:r>
         <w:rPr>
           <w:rStyle w:val="af2"/>
@@ -3280,9 +3290,9 @@
           <w:szCs w:val="24"/>
           <w:lang w:eastAsia="ja-JP"/>
         </w:rPr>
-        <w:commentReference w:id="265"/>
-      </w:r>
-      <w:commentRangeEnd w:id="266"/>
+        <w:commentReference w:id="267"/>
+      </w:r>
+      <w:commentRangeEnd w:id="268"/>
       <w:r>
         <w:rPr>
           <w:rStyle w:val="af2"/>
@@ -3290,7 +3300,7 @@
           <w:szCs w:val="24"/>
           <w:lang w:eastAsia="ja-JP"/>
         </w:rPr>
-        <w:commentReference w:id="266"/>
+        <w:commentReference w:id="268"/>
       </w:r>
     </w:p>
     <w:p>
@@ -3298,8 +3308,8 @@
         <w:pStyle w:val="2"/>
         <w:spacing w:line="360" w:lineRule="auto"/>
       </w:pPr>
-      <w:bookmarkStart w:id="274" w:name="X19b7a829deade195ab8e30bfbfddb97c9ee92ae"/>
-      <w:bookmarkEnd w:id="250"/>
+      <w:bookmarkStart w:id="276" w:name="X19b7a829deade195ab8e30bfbfddb97c9ee92ae"/>
+      <w:bookmarkEnd w:id="252"/>
       <w:r>
         <w:lastRenderedPageBreak/>
         <w:t>4. Regression Analysis: Total, Humerus, and Forearm Fractures</w:t>
@@ -3333,12 +3343,12 @@
       <w:r>
         <w:t xml:space="preserve"> = 0.099), although </w:t>
       </w:r>
-      <w:ins w:id="275" w:author="治輝 齋藤" w:date="2026-05-19T23:32:00Z" w16du:dateUtc="2026-05-19T14:32:00Z">
+      <w:ins w:id="277" w:author="治輝 齋藤" w:date="2026-05-19T23:32:00Z" w16du:dateUtc="2026-05-19T14:32:00Z">
         <w:r>
           <w:t>proportion aged ≥65 years</w:t>
         </w:r>
       </w:ins>
-      <w:del w:id="276" w:author="治輝 齋藤" w:date="2026-05-19T23:32:00Z" w16du:dateUtc="2026-05-19T14:32:00Z">
+      <w:del w:id="278" w:author="治輝 齋藤" w:date="2026-05-19T23:32:00Z" w16du:dateUtc="2026-05-19T14:32:00Z">
         <w:r>
           <w:delText>aging rate</w:delText>
         </w:r>
@@ -3392,9 +3402,9 @@
         <w:pStyle w:val="1"/>
         <w:spacing w:line="360" w:lineRule="auto"/>
       </w:pPr>
-      <w:bookmarkStart w:id="277" w:name="discussion"/>
+      <w:bookmarkStart w:id="279" w:name="discussion"/>
       <w:bookmarkEnd w:id="211"/>
-      <w:bookmarkEnd w:id="274"/>
+      <w:bookmarkEnd w:id="276"/>
       <w:r>
         <w:t>Discussion</w:t>
       </w:r>
@@ -3404,7 +3414,7 @@
         <w:pStyle w:val="2"/>
         <w:spacing w:line="360" w:lineRule="auto"/>
       </w:pPr>
-      <w:bookmarkStart w:id="278" w:name="main-findings"/>
+      <w:bookmarkStart w:id="280" w:name="main-findings"/>
       <w:r>
         <w:t>1. Main Findings</w:t>
       </w:r>
@@ -3417,25 +3427,25 @@
       <w:r>
         <w:t xml:space="preserve">This ecological study </w:t>
       </w:r>
-      <w:commentRangeStart w:id="279"/>
-      <w:ins w:id="280" w:author="治輝 齋藤" w:date="2026-04-30T19:12:00Z" w16du:dateUtc="2026-04-30T10:12:00Z">
+      <w:commentRangeStart w:id="281"/>
+      <w:ins w:id="282" w:author="治輝 齋藤" w:date="2026-04-30T19:12:00Z" w16du:dateUtc="2026-04-30T10:12:00Z">
         <w:r>
           <w:t>showed</w:t>
         </w:r>
       </w:ins>
-      <w:del w:id="281" w:author="治輝 齋藤" w:date="2026-04-30T19:12:00Z" w16du:dateUtc="2026-04-30T10:12:00Z">
+      <w:del w:id="283" w:author="治輝 齋藤" w:date="2026-04-30T19:12:00Z" w16du:dateUtc="2026-04-30T10:12:00Z">
         <w:r>
           <w:delText>demonstrated</w:delText>
         </w:r>
       </w:del>
-      <w:commentRangeEnd w:id="279"/>
+      <w:commentRangeEnd w:id="281"/>
       <w:r>
         <w:rPr>
           <w:rStyle w:val="af2"/>
           <w:sz w:val="24"/>
           <w:szCs w:val="24"/>
         </w:rPr>
-        <w:commentReference w:id="279"/>
+        <w:commentReference w:id="281"/>
       </w:r>
       <w:r>
         <w:t xml:space="preserve"> </w:t>
@@ -3446,12 +3456,12 @@
       <w:r>
         <w:t xml:space="preserve"> hip fracture surgery rates after adjustment for </w:t>
       </w:r>
-      <w:ins w:id="282" w:author="治輝 齋藤" w:date="2026-05-19T23:32:00Z" w16du:dateUtc="2026-05-19T14:32:00Z">
+      <w:ins w:id="284" w:author="治輝 齋藤" w:date="2026-05-19T23:32:00Z" w16du:dateUtc="2026-05-19T14:32:00Z">
         <w:r>
           <w:t>proportion aged ≥65 years</w:t>
         </w:r>
       </w:ins>
-      <w:del w:id="283" w:author="治輝 齋藤" w:date="2026-05-19T23:32:00Z" w16du:dateUtc="2026-05-19T14:32:00Z">
+      <w:del w:id="285" w:author="治輝 齋藤" w:date="2026-05-19T23:32:00Z" w16du:dateUtc="2026-05-19T14:32:00Z">
         <w:r>
           <w:delText>aging rate</w:delText>
         </w:r>
@@ -3481,8 +3491,8 @@
       <w:r>
         <w:t xml:space="preserve">. </w:t>
       </w:r>
-      <w:commentRangeStart w:id="284"/>
-      <w:commentRangeStart w:id="285"/>
+      <w:commentRangeStart w:id="286"/>
+      <w:commentRangeStart w:id="287"/>
       <w:r>
         <w:t xml:space="preserve">Each additional degree of slope </w:t>
       </w:r>
@@ -3505,48 +3515,48 @@
       <w:r>
         <w:t>.</w:t>
       </w:r>
-      <w:commentRangeEnd w:id="284"/>
+      <w:commentRangeEnd w:id="286"/>
       <w:r>
         <w:rPr>
           <w:rStyle w:val="af2"/>
           <w:sz w:val="24"/>
           <w:szCs w:val="24"/>
         </w:rPr>
-        <w:commentReference w:id="284"/>
-      </w:r>
-      <w:commentRangeEnd w:id="285"/>
+        <w:commentReference w:id="286"/>
+      </w:r>
+      <w:commentRangeEnd w:id="287"/>
       <w:r>
         <w:rPr>
           <w:rStyle w:val="af2"/>
         </w:rPr>
-        <w:commentReference w:id="285"/>
+        <w:commentReference w:id="287"/>
       </w:r>
       <w:r>
         <w:t xml:space="preserve"> </w:t>
       </w:r>
-      <w:commentRangeStart w:id="286"/>
-      <w:commentRangeStart w:id="287"/>
+      <w:commentRangeStart w:id="288"/>
+      <w:commentRangeStart w:id="289"/>
       <w:r>
         <w:t>The adjusted</w:t>
       </w:r>
       <w:r>
         <w:t xml:space="preserve"> association was specific to hip fractures and was not observed for humerus or forearm fractures.</w:t>
       </w:r>
-      <w:commentRangeEnd w:id="286"/>
+      <w:commentRangeEnd w:id="288"/>
       <w:r>
         <w:rPr>
           <w:rStyle w:val="af2"/>
           <w:sz w:val="24"/>
           <w:szCs w:val="24"/>
         </w:rPr>
-        <w:commentReference w:id="286"/>
-      </w:r>
-      <w:commentRangeEnd w:id="287"/>
+        <w:commentReference w:id="288"/>
+      </w:r>
+      <w:commentRangeEnd w:id="289"/>
       <w:r>
         <w:rPr>
           <w:rStyle w:val="af2"/>
         </w:rPr>
-        <w:commentReference w:id="287"/>
+        <w:commentReference w:id="289"/>
       </w:r>
       <w:r>
         <w:t xml:space="preserve"> </w:t>
@@ -3561,12 +3571,12 @@
       <w:r>
         <w:t xml:space="preserve">hese findings suggest that, at the </w:t>
       </w:r>
-      <w:ins w:id="288" w:author="治輝 齋藤" w:date="2026-05-20T08:47:00Z" w16du:dateUtc="2026-05-19T23:47:00Z">
+      <w:ins w:id="290" w:author="治輝 齋藤" w:date="2026-05-20T08:47:00Z" w16du:dateUtc="2026-05-19T23:47:00Z">
         <w:r>
           <w:t>prefecture</w:t>
         </w:r>
       </w:ins>
-      <w:del w:id="289" w:author="治輝 齋藤" w:date="2026-05-20T08:47:00Z" w16du:dateUtc="2026-05-19T23:47:00Z">
+      <w:del w:id="291" w:author="治輝 齋藤" w:date="2026-05-20T08:47:00Z" w16du:dateUtc="2026-05-19T23:47:00Z">
         <w:r>
           <w:delText>population</w:delText>
         </w:r>
@@ -3574,7 +3584,7 @@
       <w:r>
         <w:t xml:space="preserve"> level, </w:t>
       </w:r>
-      <w:ins w:id="290" w:author="治輝 齋藤" w:date="2026-05-20T08:47:00Z" w16du:dateUtc="2026-05-19T23:47:00Z">
+      <w:ins w:id="292" w:author="治輝 齋藤" w:date="2026-05-20T08:47:00Z" w16du:dateUtc="2026-05-19T23:47:00Z">
         <w:r>
           <w:t>residence in prefectures with</w:t>
         </w:r>
@@ -3586,36 +3596,36 @@
           <w:t xml:space="preserve"> </w:t>
         </w:r>
       </w:ins>
-      <w:commentRangeStart w:id="291"/>
-      <w:commentRangeStart w:id="292"/>
+      <w:commentRangeStart w:id="293"/>
+      <w:commentRangeStart w:id="294"/>
       <w:r>
         <w:t>steeper habitable terrain</w:t>
       </w:r>
-      <w:commentRangeEnd w:id="291"/>
+      <w:commentRangeEnd w:id="293"/>
       <w:r>
         <w:rPr>
           <w:rStyle w:val="af2"/>
           <w:sz w:val="24"/>
           <w:szCs w:val="24"/>
         </w:rPr>
-        <w:commentReference w:id="291"/>
-      </w:r>
-      <w:commentRangeEnd w:id="292"/>
+        <w:commentReference w:id="293"/>
+      </w:r>
+      <w:commentRangeEnd w:id="294"/>
       <w:r>
         <w:rPr>
           <w:rStyle w:val="af2"/>
         </w:rPr>
-        <w:commentReference w:id="292"/>
+        <w:commentReference w:id="294"/>
       </w:r>
       <w:r>
         <w:t xml:space="preserve"> may </w:t>
       </w:r>
-      <w:ins w:id="293" w:author="治輝 齋藤" w:date="2026-05-20T08:47:00Z" w16du:dateUtc="2026-05-19T23:47:00Z">
+      <w:ins w:id="295" w:author="治輝 齋藤" w:date="2026-05-20T08:47:00Z" w16du:dateUtc="2026-05-19T23:47:00Z">
         <w:r>
           <w:t>be associated with greater</w:t>
         </w:r>
       </w:ins>
-      <w:del w:id="294" w:author="治輝 齋藤" w:date="2026-05-20T08:47:00Z" w16du:dateUtc="2026-05-19T23:47:00Z">
+      <w:del w:id="296" w:author="治輝 齋藤" w:date="2026-05-20T08:47:00Z" w16du:dateUtc="2026-05-19T23:47:00Z">
         <w:r>
           <w:delText>track</w:delText>
         </w:r>
@@ -3632,8 +3642,8 @@
         <w:pStyle w:val="2"/>
         <w:spacing w:line="360" w:lineRule="auto"/>
       </w:pPr>
-      <w:bookmarkStart w:id="295" w:name="biological-plausibility"/>
-      <w:bookmarkEnd w:id="278"/>
+      <w:bookmarkStart w:id="297" w:name="biological-plausibility"/>
+      <w:bookmarkEnd w:id="280"/>
       <w:r>
         <w:lastRenderedPageBreak/>
         <w:t>2. Biological Plausibility</w:t>
@@ -3644,11 +3654,11 @@
         <w:pStyle w:val="FirstParagraph"/>
         <w:spacing w:line="360" w:lineRule="auto"/>
       </w:pPr>
-      <w:commentRangeStart w:id="296"/>
+      <w:commentRangeStart w:id="298"/>
       <w:r>
         <w:t xml:space="preserve">The </w:t>
       </w:r>
-      <w:del w:id="297" w:author="治輝 齋藤" w:date="2026-04-30T19:27:00Z" w16du:dateUtc="2026-04-30T10:27:00Z">
+      <w:del w:id="299" w:author="治輝 齋藤" w:date="2026-04-30T19:27:00Z" w16du:dateUtc="2026-04-30T10:27:00Z">
         <w:r>
           <w:delText xml:space="preserve">specificity of the </w:delText>
         </w:r>
@@ -3656,12 +3666,12 @@
       <w:r>
         <w:t xml:space="preserve">slope–fracture association </w:t>
       </w:r>
-      <w:ins w:id="298" w:author="治輝 齋藤" w:date="2026-04-30T19:27:00Z" w16du:dateUtc="2026-04-30T10:27:00Z">
+      <w:ins w:id="300" w:author="治輝 齋藤" w:date="2026-04-30T19:27:00Z" w16du:dateUtc="2026-04-30T10:27:00Z">
         <w:r>
           <w:t>observed for</w:t>
         </w:r>
       </w:ins>
-      <w:del w:id="299" w:author="治輝 齋藤" w:date="2026-04-30T19:27:00Z" w16du:dateUtc="2026-04-30T10:27:00Z">
+      <w:del w:id="301" w:author="治輝 齋藤" w:date="2026-04-30T19:27:00Z" w16du:dateUtc="2026-04-30T10:27:00Z">
         <w:r>
           <w:delText>to</w:delText>
         </w:r>
@@ -3669,7 +3679,7 @@
       <w:r>
         <w:t xml:space="preserve"> the hip </w:t>
       </w:r>
-      <w:ins w:id="300" w:author="治輝 齋藤" w:date="2026-04-30T19:27:00Z" w16du:dateUtc="2026-04-30T10:27:00Z">
+      <w:ins w:id="302" w:author="治輝 齋藤" w:date="2026-04-30T19:27:00Z" w16du:dateUtc="2026-04-30T10:27:00Z">
         <w:r>
           <w:rPr>
             <w:rFonts w:hint="eastAsia"/>
@@ -3678,7 +3688,7 @@
           <w:t>may be</w:t>
         </w:r>
       </w:ins>
-      <w:del w:id="301" w:author="治輝 齋藤" w:date="2026-04-30T19:27:00Z" w16du:dateUtc="2026-04-30T10:27:00Z">
+      <w:del w:id="303" w:author="治輝 齋藤" w:date="2026-04-30T19:27:00Z" w16du:dateUtc="2026-04-30T10:27:00Z">
         <w:r>
           <w:delText>is</w:delText>
         </w:r>
@@ -3686,7 +3696,7 @@
       <w:r>
         <w:t xml:space="preserve"> biologically plausible and </w:t>
       </w:r>
-      <w:ins w:id="302" w:author="治輝 齋藤" w:date="2026-04-30T19:28:00Z" w16du:dateUtc="2026-04-30T10:28:00Z">
+      <w:ins w:id="304" w:author="治輝 齋藤" w:date="2026-04-30T19:28:00Z" w16du:dateUtc="2026-04-30T10:28:00Z">
         <w:r>
           <w:t>may be partly</w:t>
         </w:r>
@@ -3701,7 +3711,7 @@
       <w:r>
         <w:t xml:space="preserve">supported by </w:t>
       </w:r>
-      <w:del w:id="303" w:author="治輝 齋藤" w:date="2026-04-30T19:28:00Z" w16du:dateUtc="2026-04-30T10:28:00Z">
+      <w:del w:id="305" w:author="治輝 齋藤" w:date="2026-04-30T19:28:00Z" w16du:dateUtc="2026-04-30T10:28:00Z">
         <w:r>
           <w:delText xml:space="preserve">extensive </w:delText>
         </w:r>
@@ -3721,12 +3731,12 @@
       <w:r>
         <w:t xml:space="preserve"> which are </w:t>
       </w:r>
-      <w:ins w:id="304" w:author="治輝 齋藤" w:date="2026-04-30T19:28:00Z" w16du:dateUtc="2026-04-30T10:28:00Z">
+      <w:ins w:id="306" w:author="治輝 齋藤" w:date="2026-04-30T19:28:00Z" w16du:dateUtc="2026-04-30T10:28:00Z">
         <w:r>
           <w:t>common</w:t>
         </w:r>
       </w:ins>
-      <w:del w:id="305" w:author="治輝 齋藤" w:date="2026-04-30T19:28:00Z" w16du:dateUtc="2026-04-30T10:28:00Z">
+      <w:del w:id="307" w:author="治輝 齋藤" w:date="2026-04-30T19:28:00Z" w16du:dateUtc="2026-04-30T10:28:00Z">
         <w:r>
           <w:delText>the predominant</w:delText>
         </w:r>
@@ -3734,7 +3744,7 @@
       <w:r>
         <w:t xml:space="preserve"> fall mechanism</w:t>
       </w:r>
-      <w:ins w:id="306" w:author="治輝 齋藤" w:date="2026-04-30T19:32:00Z" w16du:dateUtc="2026-04-30T10:32:00Z">
+      <w:ins w:id="308" w:author="治輝 齋藤" w:date="2026-04-30T19:32:00Z" w16du:dateUtc="2026-04-30T10:32:00Z">
         <w:r>
           <w:rPr>
             <w:rFonts w:hint="eastAsia"/>
@@ -3770,12 +3780,12 @@
       <w:r>
         <w:t xml:space="preserve"> Finite element method (FEM) simulations have further </w:t>
       </w:r>
-      <w:ins w:id="307" w:author="治輝 齋藤" w:date="2026-04-30T19:28:00Z" w16du:dateUtc="2026-04-30T10:28:00Z">
+      <w:ins w:id="309" w:author="治輝 齋藤" w:date="2026-04-30T19:28:00Z" w16du:dateUtc="2026-04-30T10:28:00Z">
         <w:r>
           <w:t>suggested</w:t>
         </w:r>
       </w:ins>
-      <w:del w:id="308" w:author="治輝 齋藤" w:date="2026-04-30T19:28:00Z" w16du:dateUtc="2026-04-30T10:28:00Z">
+      <w:del w:id="310" w:author="治輝 齋藤" w:date="2026-04-30T19:28:00Z" w16du:dateUtc="2026-04-30T10:28:00Z">
         <w:r>
           <w:delText>confirmed</w:delText>
         </w:r>
@@ -3783,12 +3793,12 @@
       <w:r>
         <w:t xml:space="preserve"> that posterolateral and lateral impacts generate maximum tensile and compressive stresses at the superior and inferior aspects of the femoral neck, </w:t>
       </w:r>
-      <w:ins w:id="309" w:author="治輝 齋藤" w:date="2026-04-30T19:29:00Z" w16du:dateUtc="2026-04-30T10:29:00Z">
+      <w:ins w:id="311" w:author="治輝 齋藤" w:date="2026-04-30T19:29:00Z" w16du:dateUtc="2026-04-30T10:29:00Z">
         <w:r>
           <w:t>potentially increasing</w:t>
         </w:r>
       </w:ins>
-      <w:del w:id="310" w:author="治輝 齋藤" w:date="2026-04-30T19:29:00Z" w16du:dateUtc="2026-04-30T10:29:00Z">
+      <w:del w:id="312" w:author="治輝 齋藤" w:date="2026-04-30T19:29:00Z" w16du:dateUtc="2026-04-30T10:29:00Z">
         <w:r>
           <w:delText>maximizing</w:delText>
         </w:r>
@@ -3805,14 +3815,14 @@
         </w:rPr>
         <w:t>[26]</w:t>
       </w:r>
-      <w:commentRangeEnd w:id="296"/>
+      <w:commentRangeEnd w:id="298"/>
       <w:r>
         <w:rPr>
           <w:rStyle w:val="af2"/>
           <w:sz w:val="24"/>
           <w:szCs w:val="24"/>
         </w:rPr>
-        <w:commentReference w:id="296"/>
+        <w:commentReference w:id="298"/>
       </w:r>
     </w:p>
     <w:p>
@@ -3959,8 +3969,8 @@
       <w:r>
         <w:t xml:space="preserve"> The fracture-site specificity observed in our data—significant association with hip fractures but not with humerus or forearm fractures—</w:t>
       </w:r>
-      <w:commentRangeStart w:id="311"/>
-      <w:del w:id="312" w:author="治輝 齋藤" w:date="2026-04-30T20:51:00Z" w16du:dateUtc="2026-04-30T11:51:00Z">
+      <w:commentRangeStart w:id="313"/>
+      <w:del w:id="314" w:author="治輝 齋藤" w:date="2026-04-30T20:51:00Z" w16du:dateUtc="2026-04-30T11:51:00Z">
         <w:r>
           <w:delText xml:space="preserve">thus </w:delText>
         </w:r>
@@ -3968,7 +3978,7 @@
       <w:r>
         <w:t xml:space="preserve">provides internal evidence </w:t>
       </w:r>
-      <w:ins w:id="313" w:author="治輝 齋藤" w:date="2026-04-30T20:52:00Z" w16du:dateUtc="2026-04-30T11:52:00Z">
+      <w:ins w:id="315" w:author="治輝 齋藤" w:date="2026-04-30T20:52:00Z" w16du:dateUtc="2026-04-30T11:52:00Z">
         <w:r>
           <w:t>that is</w:t>
         </w:r>
@@ -3983,12 +3993,12 @@
       <w:r>
         <w:t xml:space="preserve">consistent with </w:t>
       </w:r>
-      <w:del w:id="314" w:author="治輝 齋藤" w:date="2026-04-30T20:52:00Z" w16du:dateUtc="2026-04-30T11:52:00Z">
+      <w:del w:id="316" w:author="治輝 齋藤" w:date="2026-04-30T20:52:00Z" w16du:dateUtc="2026-04-30T11:52:00Z">
         <w:r>
           <w:delText xml:space="preserve">the </w:delText>
         </w:r>
       </w:del>
-      <w:ins w:id="315" w:author="治輝 齋藤" w:date="2026-04-30T20:52:00Z" w16du:dateUtc="2026-04-30T11:52:00Z">
+      <w:ins w:id="317" w:author="治輝 齋藤" w:date="2026-04-30T20:52:00Z" w16du:dateUtc="2026-04-30T11:52:00Z">
         <w:r>
           <w:rPr>
             <w:rFonts w:hint="eastAsia"/>
@@ -4003,12 +4013,12 @@
       <w:r>
         <w:t xml:space="preserve">biomechanical paradigm </w:t>
       </w:r>
-      <w:ins w:id="316" w:author="治輝 齋藤" w:date="2026-04-30T20:52:00Z" w16du:dateUtc="2026-04-30T11:52:00Z">
+      <w:ins w:id="318" w:author="治輝 齋藤" w:date="2026-04-30T20:52:00Z" w16du:dateUtc="2026-04-30T11:52:00Z">
         <w:r>
           <w:t>in which</w:t>
         </w:r>
       </w:ins>
-      <w:del w:id="317" w:author="治輝 齋藤" w:date="2026-04-30T20:52:00Z" w16du:dateUtc="2026-04-30T11:52:00Z">
+      <w:del w:id="319" w:author="治輝 齋藤" w:date="2026-04-30T20:52:00Z" w16du:dateUtc="2026-04-30T11:52:00Z">
         <w:r>
           <w:delText>that</w:delText>
         </w:r>
@@ -4016,7 +4026,7 @@
       <w:r>
         <w:t xml:space="preserve"> terrain slope </w:t>
       </w:r>
-      <w:ins w:id="318" w:author="治輝 齋藤" w:date="2026-04-30T20:52:00Z" w16du:dateUtc="2026-04-30T11:52:00Z">
+      <w:ins w:id="320" w:author="治輝 齋藤" w:date="2026-04-30T20:52:00Z" w16du:dateUtc="2026-04-30T11:52:00Z">
         <w:r>
           <w:rPr>
             <w:rFonts w:hint="eastAsia"/>
@@ -4028,7 +4038,7 @@
       <w:r>
         <w:t>specifically amplif</w:t>
       </w:r>
-      <w:ins w:id="319" w:author="治輝 齋藤" w:date="2026-04-30T20:52:00Z" w16du:dateUtc="2026-04-30T11:52:00Z">
+      <w:ins w:id="321" w:author="治輝 齋藤" w:date="2026-04-30T20:52:00Z" w16du:dateUtc="2026-04-30T11:52:00Z">
         <w:r>
           <w:rPr>
             <w:rFonts w:hint="eastAsia"/>
@@ -4037,7 +4047,7 @@
           <w:t>y</w:t>
         </w:r>
       </w:ins>
-      <w:del w:id="320" w:author="治輝 齋藤" w:date="2026-04-30T20:52:00Z" w16du:dateUtc="2026-04-30T11:52:00Z">
+      <w:del w:id="322" w:author="治輝 齋藤" w:date="2026-04-30T20:52:00Z" w16du:dateUtc="2026-04-30T11:52:00Z">
         <w:r>
           <w:delText>ies</w:delText>
         </w:r>
@@ -4045,14 +4055,14 @@
       <w:r>
         <w:t xml:space="preserve"> lateral fall risk.</w:t>
       </w:r>
-      <w:commentRangeEnd w:id="311"/>
+      <w:commentRangeEnd w:id="313"/>
       <w:r>
         <w:rPr>
           <w:rStyle w:val="af2"/>
           <w:sz w:val="24"/>
           <w:szCs w:val="24"/>
         </w:rPr>
-        <w:commentReference w:id="311"/>
+        <w:commentReference w:id="313"/>
       </w:r>
     </w:p>
     <w:p>
@@ -4060,8 +4070,8 @@
         <w:pStyle w:val="2"/>
         <w:spacing w:line="360" w:lineRule="auto"/>
       </w:pPr>
-      <w:bookmarkStart w:id="321" w:name="comparison-with-previous-studies"/>
-      <w:bookmarkEnd w:id="295"/>
+      <w:bookmarkStart w:id="323" w:name="comparison-with-previous-studies"/>
+      <w:bookmarkEnd w:id="297"/>
       <w:r>
         <w:t>3. Comparison with Previous Studies</w:t>
       </w:r>
@@ -4165,16 +4175,16 @@
       <w:r>
         <w:t xml:space="preserve"> However, to our knowledge, no prior study has used nationwide DEM data linked to administrative fracture data to quantify the dose-response association between terrain slope and hip fracture rates at the population level in Japan. </w:t>
       </w:r>
-      <w:commentRangeStart w:id="322"/>
+      <w:commentRangeStart w:id="324"/>
       <w:r>
         <w:t xml:space="preserve">Our </w:t>
       </w:r>
-      <w:ins w:id="323" w:author="治輝 齋藤" w:date="2026-04-30T20:55:00Z" w16du:dateUtc="2026-04-30T11:55:00Z">
+      <w:ins w:id="325" w:author="治輝 齋藤" w:date="2026-04-30T20:55:00Z" w16du:dateUtc="2026-04-30T11:55:00Z">
         <w:r>
           <w:t>findings add</w:t>
         </w:r>
       </w:ins>
-      <w:del w:id="324" w:author="治輝 齋藤" w:date="2026-04-30T20:55:00Z" w16du:dateUtc="2026-04-30T11:55:00Z">
+      <w:del w:id="326" w:author="治輝 齋藤" w:date="2026-04-30T20:55:00Z" w16du:dateUtc="2026-04-30T11:55:00Z">
         <w:r>
           <w:delText>study provides the first</w:delText>
         </w:r>
@@ -4182,17 +4192,17 @@
       <w:r>
         <w:t xml:space="preserve"> nationwide quantitative evidence that each one-degree increase in terrain slope is associated with approximately 3.5 additional hip fracture surgeries per 100,000 population, independent of </w:t>
       </w:r>
-      <w:ins w:id="325" w:author="治輝 齋藤" w:date="2026-05-19T23:34:00Z" w16du:dateUtc="2026-05-19T14:34:00Z">
+      <w:ins w:id="327" w:author="治輝 齋藤" w:date="2026-05-19T23:34:00Z" w16du:dateUtc="2026-05-19T14:34:00Z">
         <w:r>
           <w:t>proportion aged ≥65 years</w:t>
         </w:r>
       </w:ins>
-      <w:del w:id="326" w:author="治輝 齋藤" w:date="2026-05-19T23:34:00Z" w16du:dateUtc="2026-05-19T14:34:00Z">
+      <w:del w:id="328" w:author="治輝 齋藤" w:date="2026-05-19T23:34:00Z" w16du:dateUtc="2026-05-19T14:34:00Z">
         <w:r>
           <w:delText>aging rate</w:delText>
         </w:r>
       </w:del>
-      <w:ins w:id="327" w:author="治輝 齋藤" w:date="2026-04-30T20:55:00Z" w16du:dateUtc="2026-04-30T11:55:00Z">
+      <w:ins w:id="329" w:author="治輝 齋藤" w:date="2026-04-30T20:55:00Z" w16du:dateUtc="2026-04-30T11:55:00Z">
         <w:r>
           <w:t xml:space="preserve"> in the primary model</w:t>
         </w:r>
@@ -4200,7 +4210,7 @@
       <w:r>
         <w:t xml:space="preserve">. This quantitative estimate </w:t>
       </w:r>
-      <w:del w:id="328" w:author="治輝 齋藤" w:date="2026-04-30T20:56:00Z" w16du:dateUtc="2026-04-30T11:56:00Z">
+      <w:del w:id="330" w:author="治輝 齋藤" w:date="2026-04-30T20:56:00Z" w16du:dateUtc="2026-04-30T11:56:00Z">
         <w:r>
           <w:delText xml:space="preserve">is novel and </w:delText>
         </w:r>
@@ -4215,12 +4225,12 @@
       <w:r>
         <w:t xml:space="preserve">contribute to the global evidence base for terrain as a modifiable environmental </w:t>
       </w:r>
-      <w:ins w:id="329" w:author="治輝 齋藤" w:date="2026-04-30T20:56:00Z" w16du:dateUtc="2026-04-30T11:56:00Z">
+      <w:ins w:id="331" w:author="治輝 齋藤" w:date="2026-04-30T20:56:00Z" w16du:dateUtc="2026-04-30T11:56:00Z">
         <w:r>
           <w:t>correlate of fracture burden</w:t>
         </w:r>
       </w:ins>
-      <w:del w:id="330" w:author="治輝 齋藤" w:date="2026-04-30T20:56:00Z" w16du:dateUtc="2026-04-30T11:56:00Z">
+      <w:del w:id="332" w:author="治輝 齋藤" w:date="2026-04-30T20:56:00Z" w16du:dateUtc="2026-04-30T11:56:00Z">
         <w:r>
           <w:delText>risk factor</w:delText>
         </w:r>
@@ -4228,14 +4238,14 @@
       <w:r>
         <w:t>.</w:t>
       </w:r>
-      <w:commentRangeEnd w:id="322"/>
+      <w:commentRangeEnd w:id="324"/>
       <w:r>
         <w:rPr>
           <w:rStyle w:val="af2"/>
           <w:sz w:val="24"/>
           <w:szCs w:val="24"/>
         </w:rPr>
-        <w:commentReference w:id="322"/>
+        <w:commentReference w:id="324"/>
       </w:r>
     </w:p>
     <w:p>
@@ -4243,17 +4253,17 @@
         <w:pStyle w:val="2"/>
         <w:spacing w:line="360" w:lineRule="auto"/>
       </w:pPr>
-      <w:bookmarkStart w:id="331" w:name="role-of-aging-rate"/>
-      <w:bookmarkEnd w:id="321"/>
+      <w:bookmarkStart w:id="333" w:name="role-of-aging-rate"/>
+      <w:bookmarkEnd w:id="323"/>
       <w:r>
         <w:t xml:space="preserve">4. </w:t>
       </w:r>
-      <w:ins w:id="332" w:author="治輝 齋藤" w:date="2026-05-19T23:34:00Z" w16du:dateUtc="2026-05-19T14:34:00Z">
+      <w:ins w:id="334" w:author="治輝 齋藤" w:date="2026-05-19T23:34:00Z" w16du:dateUtc="2026-05-19T14:34:00Z">
         <w:r>
           <w:t>Proportion Aged ≥65 Years</w:t>
         </w:r>
       </w:ins>
-      <w:del w:id="333" w:author="治輝 齋藤" w:date="2026-05-19T23:34:00Z" w16du:dateUtc="2026-05-19T14:34:00Z">
+      <w:del w:id="335" w:author="治輝 齋藤" w:date="2026-05-19T23:34:00Z" w16du:dateUtc="2026-05-19T14:34:00Z">
         <w:r>
           <w:delText>Role of Aging Rate</w:delText>
         </w:r>
@@ -4264,12 +4274,12 @@
         <w:pStyle w:val="FirstParagraph"/>
         <w:spacing w:line="360" w:lineRule="auto"/>
       </w:pPr>
-      <w:ins w:id="334" w:author="治輝 齋藤" w:date="2026-05-19T23:34:00Z" w16du:dateUtc="2026-05-19T14:34:00Z">
+      <w:ins w:id="336" w:author="治輝 齋藤" w:date="2026-05-19T23:34:00Z" w16du:dateUtc="2026-05-19T14:34:00Z">
         <w:r>
           <w:t>Proportion Aged ≥65 Years</w:t>
         </w:r>
       </w:ins>
-      <w:del w:id="335" w:author="治輝 齋藤" w:date="2026-05-19T23:34:00Z" w16du:dateUtc="2026-05-19T14:34:00Z">
+      <w:del w:id="337" w:author="治輝 齋藤" w:date="2026-05-19T23:34:00Z" w16du:dateUtc="2026-05-19T14:34:00Z">
         <w:r>
           <w:delText>Aging rate</w:delText>
         </w:r>
@@ -4287,7 +4297,7 @@
       <w:r>
         <w:t xml:space="preserve"> = 0.011). Prefectures with steeper terrain also tended to have higher </w:t>
       </w:r>
-      <w:ins w:id="336" w:author="治輝 齋藤" w:date="2026-05-19T23:35:00Z" w16du:dateUtc="2026-05-19T14:35:00Z">
+      <w:ins w:id="338" w:author="治輝 齋藤" w:date="2026-05-19T23:35:00Z" w16du:dateUtc="2026-05-19T14:35:00Z">
         <w:r>
           <w:rPr>
             <w:lang w:eastAsia="ja-JP"/>
@@ -4295,7 +4305,7 @@
           <w:t>proportions aged ≥65 years</w:t>
         </w:r>
       </w:ins>
-      <w:del w:id="337" w:author="治輝 齋藤" w:date="2026-05-19T23:34:00Z" w16du:dateUtc="2026-05-19T14:34:00Z">
+      <w:del w:id="339" w:author="治輝 齋藤" w:date="2026-05-19T23:34:00Z" w16du:dateUtc="2026-05-19T14:34:00Z">
         <w:r>
           <w:delText>aging rates</w:delText>
         </w:r>
@@ -4334,7 +4344,7 @@
         <w:pStyle w:val="a0"/>
         <w:spacing w:line="360" w:lineRule="auto"/>
       </w:pPr>
-      <w:commentRangeStart w:id="338"/>
+      <w:commentRangeStart w:id="340"/>
       <w:r>
         <w:t xml:space="preserve">The </w:t>
       </w:r>
@@ -4344,12 +4354,12 @@
       <w:r>
         <w:t xml:space="preserve"> association of slope with hip fracture after adjustment for </w:t>
       </w:r>
-      <w:ins w:id="339" w:author="治輝 齋藤" w:date="2026-05-19T23:35:00Z" w16du:dateUtc="2026-05-19T14:35:00Z">
+      <w:ins w:id="341" w:author="治輝 齋藤" w:date="2026-05-19T23:35:00Z" w16du:dateUtc="2026-05-19T14:35:00Z">
         <w:r>
           <w:t>proportion aged ≥65 years</w:t>
         </w:r>
       </w:ins>
-      <w:del w:id="340" w:author="治輝 齋藤" w:date="2026-05-19T23:35:00Z" w16du:dateUtc="2026-05-19T14:35:00Z">
+      <w:del w:id="342" w:author="治輝 齋藤" w:date="2026-05-19T23:35:00Z" w16du:dateUtc="2026-05-19T14:35:00Z">
         <w:r>
           <w:delText>aging rate</w:delText>
         </w:r>
@@ -4369,12 +4379,12 @@
       <w:r>
         <w:t xml:space="preserve"> a risk </w:t>
       </w:r>
-      <w:ins w:id="341" w:author="治輝 齋藤" w:date="2026-04-30T20:57:00Z" w16du:dateUtc="2026-04-30T11:57:00Z">
+      <w:ins w:id="343" w:author="治輝 齋藤" w:date="2026-04-30T20:57:00Z" w16du:dateUtc="2026-04-30T11:57:00Z">
         <w:r>
           <w:t>correlate</w:t>
         </w:r>
       </w:ins>
-      <w:del w:id="342" w:author="治輝 齋藤" w:date="2026-04-30T20:57:00Z" w16du:dateUtc="2026-04-30T11:57:00Z">
+      <w:del w:id="344" w:author="治輝 齋藤" w:date="2026-04-30T20:57:00Z" w16du:dateUtc="2026-04-30T11:57:00Z">
         <w:r>
           <w:delText>factor</w:delText>
         </w:r>
@@ -4388,7 +4398,7 @@
       <w:r>
         <w:t xml:space="preserve">. This finding has practical implications: even within the context of Japan’s nationwide aging, geographic topography </w:t>
       </w:r>
-      <w:ins w:id="343" w:author="治輝 齋藤" w:date="2026-04-30T20:58:00Z" w16du:dateUtc="2026-04-30T11:58:00Z">
+      <w:ins w:id="345" w:author="治輝 齋藤" w:date="2026-04-30T20:58:00Z" w16du:dateUtc="2026-04-30T11:58:00Z">
         <w:r>
           <w:rPr>
             <w:rFonts w:hint="eastAsia"/>
@@ -4400,7 +4410,7 @@
       <w:r>
         <w:t>represent</w:t>
       </w:r>
-      <w:del w:id="344" w:author="治輝 齋藤" w:date="2026-04-30T20:58:00Z" w16du:dateUtc="2026-04-30T11:58:00Z">
+      <w:del w:id="346" w:author="治輝 齋藤" w:date="2026-04-30T20:58:00Z" w16du:dateUtc="2026-04-30T11:58:00Z">
         <w:r>
           <w:delText>s</w:delText>
         </w:r>
@@ -4408,7 +4418,7 @@
       <w:r>
         <w:t xml:space="preserve"> an additional and </w:t>
       </w:r>
-      <w:ins w:id="345" w:author="治輝 齋藤" w:date="2026-04-30T20:58:00Z" w16du:dateUtc="2026-04-30T11:58:00Z">
+      <w:ins w:id="347" w:author="治輝 齋藤" w:date="2026-04-30T20:58:00Z" w16du:dateUtc="2026-04-30T11:58:00Z">
         <w:r>
           <w:t>potentially</w:t>
         </w:r>
@@ -4423,7 +4433,7 @@
       <w:r>
         <w:t xml:space="preserve">modifiable layer of fracture risk. Terrain slope </w:t>
       </w:r>
-      <w:ins w:id="346" w:author="治輝 齋藤" w:date="2026-04-30T20:58:00Z" w16du:dateUtc="2026-04-30T11:58:00Z">
+      <w:ins w:id="348" w:author="治輝 齋藤" w:date="2026-04-30T20:58:00Z" w16du:dateUtc="2026-04-30T11:58:00Z">
         <w:r>
           <w:rPr>
             <w:rFonts w:hint="eastAsia"/>
@@ -4432,7 +4442,7 @@
           <w:t>may</w:t>
         </w:r>
       </w:ins>
-      <w:del w:id="347" w:author="治輝 齋藤" w:date="2026-04-30T20:58:00Z" w16du:dateUtc="2026-04-30T11:58:00Z">
+      <w:del w:id="349" w:author="治輝 齋藤" w:date="2026-04-30T20:58:00Z" w16du:dateUtc="2026-04-30T11:58:00Z">
         <w:r>
           <w:delText>is</w:delText>
         </w:r>
@@ -4440,7 +4450,7 @@
       <w:r>
         <w:t xml:space="preserve"> not </w:t>
       </w:r>
-      <w:ins w:id="348" w:author="治輝 齋藤" w:date="2026-04-30T20:58:00Z" w16du:dateUtc="2026-04-30T11:58:00Z">
+      <w:ins w:id="350" w:author="治輝 齋藤" w:date="2026-04-30T20:58:00Z" w16du:dateUtc="2026-04-30T11:58:00Z">
         <w:r>
           <w:rPr>
             <w:rFonts w:hint="eastAsia"/>
@@ -4452,12 +4462,12 @@
       <w:r>
         <w:t>merely a proxy for aging</w:t>
       </w:r>
-      <w:ins w:id="349" w:author="治輝 齋藤" w:date="2026-04-30T20:59:00Z" w16du:dateUtc="2026-04-30T11:59:00Z">
+      <w:ins w:id="351" w:author="治輝 齋藤" w:date="2026-04-30T20:59:00Z" w16du:dateUtc="2026-04-30T11:59:00Z">
         <w:r>
           <w:t xml:space="preserve"> and may represent</w:t>
         </w:r>
       </w:ins>
-      <w:del w:id="350" w:author="治輝 齋藤" w:date="2026-04-30T20:59:00Z" w16du:dateUtc="2026-04-30T11:59:00Z">
+      <w:del w:id="352" w:author="治輝 齋藤" w:date="2026-04-30T20:59:00Z" w16du:dateUtc="2026-04-30T11:59:00Z">
         <w:r>
           <w:delText>, but</w:delText>
         </w:r>
@@ -4465,12 +4475,12 @@
       <w:r>
         <w:t xml:space="preserve"> an </w:t>
       </w:r>
-      <w:ins w:id="351" w:author="治輝 齋藤" w:date="2026-04-30T20:59:00Z" w16du:dateUtc="2026-04-30T11:59:00Z">
+      <w:ins w:id="353" w:author="治輝 齋藤" w:date="2026-04-30T20:59:00Z" w16du:dateUtc="2026-04-30T11:59:00Z">
         <w:r>
           <w:t>additional</w:t>
         </w:r>
       </w:ins>
-      <w:del w:id="352" w:author="治輝 齋藤" w:date="2026-04-30T20:59:00Z" w16du:dateUtc="2026-04-30T11:59:00Z">
+      <w:del w:id="354" w:author="治輝 齋藤" w:date="2026-04-30T20:59:00Z" w16du:dateUtc="2026-04-30T11:59:00Z">
         <w:r>
           <w:delText>independent</w:delText>
         </w:r>
@@ -4478,12 +4488,12 @@
       <w:r>
         <w:t xml:space="preserve"> environmental </w:t>
       </w:r>
-      <w:ins w:id="353" w:author="治輝 齋藤" w:date="2026-04-30T20:59:00Z" w16du:dateUtc="2026-04-30T11:59:00Z">
+      <w:ins w:id="355" w:author="治輝 齋藤" w:date="2026-04-30T20:59:00Z" w16du:dateUtc="2026-04-30T11:59:00Z">
         <w:r>
           <w:t>correlate</w:t>
         </w:r>
       </w:ins>
-      <w:del w:id="354" w:author="治輝 齋藤" w:date="2026-04-30T20:59:00Z" w16du:dateUtc="2026-04-30T11:59:00Z">
+      <w:del w:id="356" w:author="治輝 齋藤" w:date="2026-04-30T20:59:00Z" w16du:dateUtc="2026-04-30T11:59:00Z">
         <w:r>
           <w:delText>hazard</w:delText>
         </w:r>
@@ -4491,12 +4501,12 @@
       <w:r>
         <w:t xml:space="preserve"> that </w:t>
       </w:r>
-      <w:ins w:id="355" w:author="治輝 齋藤" w:date="2026-04-30T20:59:00Z" w16du:dateUtc="2026-04-30T11:59:00Z">
+      <w:ins w:id="357" w:author="治輝 齋藤" w:date="2026-04-30T20:59:00Z" w16du:dateUtc="2026-04-30T11:59:00Z">
         <w:r>
           <w:t>could contribute to functional decline</w:t>
         </w:r>
       </w:ins>
-      <w:del w:id="356" w:author="治輝 齋藤" w:date="2026-04-30T20:59:00Z" w16du:dateUtc="2026-04-30T11:59:00Z">
+      <w:del w:id="358" w:author="治輝 齋藤" w:date="2026-04-30T20:59:00Z" w16du:dateUtc="2026-04-30T11:59:00Z">
         <w:r>
           <w:delText>chronically erodes physical function</w:delText>
         </w:r>
@@ -4504,33 +4514,33 @@
       <w:r>
         <w:t xml:space="preserve"> among rural-dwelling older adults.</w:t>
       </w:r>
-      <w:commentRangeEnd w:id="338"/>
+      <w:commentRangeEnd w:id="340"/>
       <w:r>
         <w:rPr>
           <w:rStyle w:val="af2"/>
           <w:sz w:val="24"/>
           <w:szCs w:val="24"/>
         </w:rPr>
-        <w:commentReference w:id="338"/>
-      </w:r>
-      <w:ins w:id="357" w:author="治輝 齋藤" w:date="2026-04-30T20:32:00Z" w16du:dateUtc="2026-04-30T11:32:00Z">
+        <w:commentReference w:id="340"/>
+      </w:r>
+      <w:ins w:id="359" w:author="治輝 齋藤" w:date="2026-04-30T20:32:00Z" w16du:dateUtc="2026-04-30T11:32:00Z">
         <w:r>
           <w:t xml:space="preserve"> </w:t>
         </w:r>
-        <w:commentRangeStart w:id="358"/>
+        <w:commentRangeStart w:id="360"/>
         <w:r>
           <w:t>Given public-data masking in age-stratified surgery tables, we interpret age-structure robustness primarily from the consistency of adjusted ecological models and from imputation-based sensitivity analyses, while acknowledging that full indirect standardization without imputation is not feasible with the current open dataset.</w:t>
         </w:r>
       </w:ins>
-      <w:commentRangeEnd w:id="358"/>
-      <w:ins w:id="359" w:author="治輝 齋藤" w:date="2026-04-30T20:33:00Z" w16du:dateUtc="2026-04-30T11:33:00Z">
+      <w:commentRangeEnd w:id="360"/>
+      <w:ins w:id="361" w:author="治輝 齋藤" w:date="2026-04-30T20:33:00Z" w16du:dateUtc="2026-04-30T11:33:00Z">
         <w:r>
           <w:rPr>
             <w:rStyle w:val="af2"/>
             <w:sz w:val="24"/>
             <w:szCs w:val="24"/>
           </w:rPr>
-          <w:commentReference w:id="358"/>
+          <w:commentReference w:id="360"/>
         </w:r>
       </w:ins>
     </w:p>
@@ -4539,8 +4549,8 @@
         <w:pStyle w:val="2"/>
         <w:spacing w:line="360" w:lineRule="auto"/>
       </w:pPr>
-      <w:bookmarkStart w:id="360" w:name="walking-speed-as-a-mediator"/>
-      <w:bookmarkEnd w:id="331"/>
+      <w:bookmarkStart w:id="362" w:name="walking-speed-as-a-mediator"/>
+      <w:bookmarkEnd w:id="333"/>
       <w:r>
         <w:t>5. Walking Speed as a Mediator</w:t>
       </w:r>
@@ -4616,7 +4626,7 @@
       <w:r>
         <w:t>In our ecological data, terrain slope was negatively correlated with prefecture-level fast</w:t>
       </w:r>
-      <w:ins w:id="361" w:author="治輝 齋藤" w:date="2026-05-19T23:35:00Z" w16du:dateUtc="2026-05-19T14:35:00Z">
+      <w:ins w:id="363" w:author="治輝 齋藤" w:date="2026-05-19T23:35:00Z" w16du:dateUtc="2026-05-19T14:35:00Z">
         <w:r>
           <w:rPr>
             <w:rFonts w:hint="eastAsia"/>
@@ -4625,7 +4635,7 @@
           <w:t>-</w:t>
         </w:r>
       </w:ins>
-      <w:del w:id="362" w:author="治輝 齋藤" w:date="2026-05-19T23:35:00Z" w16du:dateUtc="2026-05-19T14:35:00Z">
+      <w:del w:id="364" w:author="治輝 齋藤" w:date="2026-05-19T23:35:00Z" w16du:dateUtc="2026-05-19T14:35:00Z">
         <w:r>
           <w:delText xml:space="preserve"> </w:delText>
         </w:r>
@@ -4633,25 +4643,53 @@
       <w:r>
         <w:t xml:space="preserve">walking </w:t>
       </w:r>
-      <w:ins w:id="363" w:author="治輝 齋藤" w:date="2026-05-19T23:35:00Z" w16du:dateUtc="2026-05-19T14:35:00Z">
+      <w:ins w:id="365" w:author="治輝 齋藤" w:date="2026-05-19T23:35:00Z" w16du:dateUtc="2026-05-19T14:35:00Z">
         <w:r>
           <w:t>proportion</w:t>
         </w:r>
       </w:ins>
-      <w:del w:id="364" w:author="治輝 齋藤" w:date="2026-05-19T23:35:00Z" w16du:dateUtc="2026-05-19T14:35:00Z">
+      <w:del w:id="366" w:author="治輝 齋藤" w:date="2026-05-19T23:35:00Z" w16du:dateUtc="2026-05-19T14:35:00Z">
         <w:r>
           <w:delText>rate</w:delText>
         </w:r>
       </w:del>
       <w:r>
-        <w:t xml:space="preserve"> (r = −0.264), consistent with residents of steeper prefectures reporting slower habitual walking on average. </w:t>
-      </w:r>
-      <w:r>
-        <w:t xml:space="preserve">When confronted with uneven or sloped terrain, older adults unconsciously adopt cautious gait strategies, </w:t>
+        <w:t xml:space="preserve"> (r = −0.264</w:t>
+      </w:r>
+      <w:commentRangeStart w:id="367"/>
+      <w:ins w:id="368" w:author="治輝 齋藤" w:date="2026-05-20T08:52:00Z" w16du:dateUtc="2026-05-19T23:52:00Z">
+        <w:r>
+          <w:t xml:space="preserve">, </w:t>
+        </w:r>
+        <w:r>
+          <w:rPr>
+            <w:i/>
+            <w:iCs/>
+          </w:rPr>
+          <w:t>p</w:t>
+        </w:r>
+        <w:r>
+          <w:t xml:space="preserve"> = 0.073</w:t>
+        </w:r>
+      </w:ins>
+      <w:commentRangeEnd w:id="367"/>
+      <w:ins w:id="369" w:author="治輝 齋藤" w:date="2026-05-20T08:53:00Z" w16du:dateUtc="2026-05-19T23:53:00Z">
+        <w:r>
+          <w:rPr>
+            <w:rStyle w:val="af2"/>
+          </w:rPr>
+          <w:commentReference w:id="367"/>
+        </w:r>
+      </w:ins>
+      <w:r>
+        <w:t xml:space="preserve">), consistent with residents of steeper prefectures reporting slower habitual walking on average. </w:t>
+      </w:r>
+      <w:r>
+        <w:t xml:space="preserve">When confronted with uneven or sloped terrain, older adults unconsciously adopt cautious gait </w:t>
       </w:r>
       <w:r>
         <w:lastRenderedPageBreak/>
-        <w:t>reducing step length and cadence to enhance stability, which results in substantially slower walking speeds.</w:t>
+        <w:t>strategies, reducing step length and cadence to enhance stability, which results in substantially slower walking speeds.</w:t>
       </w:r>
       <w:r>
         <w:t xml:space="preserve"> </w:t>
@@ -4665,18 +4703,18 @@
       <w:r>
         <w:t xml:space="preserve"> </w:t>
       </w:r>
-      <w:commentRangeStart w:id="365"/>
+      <w:commentRangeStart w:id="370"/>
       <w:r>
         <w:t>Older adults residing in high-slope regions are exposed to such challenging terrain daily during shopping and outdoor activities, leading to chronic fear of falling, reduced outdoor activity, and progressive deconditioning (disuse muscle atrophy).</w:t>
       </w:r>
-      <w:commentRangeEnd w:id="365"/>
+      <w:commentRangeEnd w:id="370"/>
       <w:r>
         <w:rPr>
           <w:rStyle w:val="af2"/>
           <w:sz w:val="24"/>
           <w:szCs w:val="24"/>
         </w:rPr>
-        <w:commentReference w:id="365"/>
+        <w:commentReference w:id="370"/>
       </w:r>
       <w:r>
         <w:t xml:space="preserve"> </w:t>
@@ -4699,7 +4737,7 @@
       <w:r>
         <w:t>the multivariable OLS coefficient for fast</w:t>
       </w:r>
-      <w:ins w:id="366" w:author="治輝 齋藤" w:date="2026-05-19T23:38:00Z" w16du:dateUtc="2026-05-19T14:38:00Z">
+      <w:ins w:id="371" w:author="治輝 齋藤" w:date="2026-05-19T23:38:00Z" w16du:dateUtc="2026-05-19T14:38:00Z">
         <w:r>
           <w:rPr>
             <w:rFonts w:hint="eastAsia"/>
@@ -4708,7 +4746,7 @@
           <w:t>-</w:t>
         </w:r>
       </w:ins>
-      <w:del w:id="367" w:author="治輝 齋藤" w:date="2026-05-19T23:38:00Z" w16du:dateUtc="2026-05-19T14:38:00Z">
+      <w:del w:id="372" w:author="治輝 齋藤" w:date="2026-05-19T23:38:00Z" w16du:dateUtc="2026-05-19T14:38:00Z">
         <w:r>
           <w:delText xml:space="preserve"> </w:delText>
         </w:r>
@@ -4716,12 +4754,12 @@
       <w:r>
         <w:t xml:space="preserve">walking </w:t>
       </w:r>
-      <w:ins w:id="368" w:author="治輝 齋藤" w:date="2026-05-19T23:38:00Z" w16du:dateUtc="2026-05-19T14:38:00Z">
+      <w:ins w:id="373" w:author="治輝 齋藤" w:date="2026-05-19T23:38:00Z" w16du:dateUtc="2026-05-19T14:38:00Z">
         <w:r>
           <w:t>proportion</w:t>
         </w:r>
       </w:ins>
-      <w:del w:id="369" w:author="治輝 齋藤" w:date="2026-05-19T23:38:00Z" w16du:dateUtc="2026-05-19T14:38:00Z">
+      <w:del w:id="374" w:author="治輝 齋藤" w:date="2026-05-19T23:38:00Z" w16du:dateUtc="2026-05-19T14:38:00Z">
         <w:r>
           <w:delText>rate</w:delText>
         </w:r>
@@ -4729,7 +4767,7 @@
       <w:r>
         <w:t xml:space="preserve"> was </w:t>
       </w:r>
-      <w:del w:id="370" w:author="治輝 齋藤" w:date="2026-04-30T18:39:00Z" w16du:dateUtc="2026-04-30T09:39:00Z">
+      <w:del w:id="375" w:author="治輝 齋藤" w:date="2026-04-30T18:39:00Z" w16du:dateUtc="2026-04-30T09:39:00Z">
         <w:r>
           <w:delText>**</w:delText>
         </w:r>
@@ -4737,7 +4775,7 @@
       <w:r>
         <w:t>positive</w:t>
       </w:r>
-      <w:del w:id="371" w:author="治輝 齋藤" w:date="2026-04-30T18:39:00Z" w16du:dateUtc="2026-04-30T09:39:00Z">
+      <w:del w:id="376" w:author="治輝 齋藤" w:date="2026-04-30T18:39:00Z" w16du:dateUtc="2026-04-30T09:39:00Z">
         <w:r>
           <w:delText>**</w:delText>
         </w:r>
@@ -4765,19 +4803,19 @@
       <w:r>
         <w:t xml:space="preserve"> = 0.022). Plausible drivers include ecological bias, aggregation of a 40–74-year screening metric to represent regions where hip fractures concentrate among the oldest-old, and confounding by unmeasured healthcare and reporting behaviors. </w:t>
       </w:r>
-      <w:commentRangeStart w:id="372"/>
-      <w:ins w:id="373" w:author="治輝 齋藤" w:date="2026-04-30T18:41:00Z" w16du:dateUtc="2026-04-30T09:41:00Z">
+      <w:commentRangeStart w:id="377"/>
+      <w:ins w:id="378" w:author="治輝 齋藤" w:date="2026-04-30T18:41:00Z" w16du:dateUtc="2026-04-30T09:41:00Z">
         <w:r>
           <w:t xml:space="preserve">Because only the 40–74-year questionnaire aggregate is publicly available, we treated this variable as a contextual covariate and not as a direct proxy for hip fracture risk in the oldest age groups. </w:t>
         </w:r>
-        <w:commentRangeEnd w:id="372"/>
+        <w:commentRangeEnd w:id="377"/>
         <w:r>
           <w:rPr>
             <w:rStyle w:val="af2"/>
             <w:sz w:val="24"/>
             <w:szCs w:val="24"/>
           </w:rPr>
-          <w:commentReference w:id="372"/>
+          <w:commentReference w:id="377"/>
         </w:r>
       </w:ins>
       <w:r>
@@ -4792,8 +4830,8 @@
         <w:pStyle w:val="2"/>
         <w:spacing w:line="360" w:lineRule="auto"/>
       </w:pPr>
-      <w:bookmarkStart w:id="374" w:name="policy-implications"/>
-      <w:bookmarkEnd w:id="360"/>
+      <w:bookmarkStart w:id="379" w:name="policy-implications"/>
+      <w:bookmarkEnd w:id="362"/>
       <w:r>
         <w:t>6. Policy Implications</w:t>
       </w:r>
@@ -4912,18 +4950,18 @@
       <w:r>
         <w:t xml:space="preserve">Second, housing modification subsidies targeting high-slope prefectures—such as installation of handrails on outdoor pathways and anti-slip surface materials—could reduce the environmental contribution to fall risk. Third, urban planning guidelines for mountainous communities should explicitly incorporate slope gradient as a factor in pedestrian infrastructure design, particularly in areas with high proportions of older residents. Given the irreversible demographic aging in rural Japan, these upstream environmental interventions represent </w:t>
       </w:r>
-      <w:commentRangeStart w:id="375"/>
+      <w:commentRangeStart w:id="380"/>
       <w:r>
         <w:t>cost-effective</w:t>
       </w:r>
-      <w:commentRangeEnd w:id="375"/>
+      <w:commentRangeEnd w:id="380"/>
       <w:r>
         <w:rPr>
           <w:rStyle w:val="af2"/>
           <w:sz w:val="24"/>
           <w:szCs w:val="24"/>
         </w:rPr>
-        <w:commentReference w:id="375"/>
+        <w:commentReference w:id="380"/>
       </w:r>
       <w:r>
         <w:t xml:space="preserve"> strategies to mitigate the downstream burden of fragility fractures.</w:t>
@@ -4934,8 +4972,8 @@
         <w:pStyle w:val="2"/>
         <w:spacing w:line="360" w:lineRule="auto"/>
       </w:pPr>
-      <w:bookmarkStart w:id="376" w:name="strengths"/>
-      <w:bookmarkEnd w:id="374"/>
+      <w:bookmarkStart w:id="381" w:name="strengths"/>
+      <w:bookmarkEnd w:id="379"/>
       <w:r>
         <w:lastRenderedPageBreak/>
         <w:t>7. Strengths</w:t>
@@ -4955,8 +4993,8 @@
         <w:pStyle w:val="2"/>
         <w:spacing w:line="360" w:lineRule="auto"/>
       </w:pPr>
-      <w:bookmarkStart w:id="377" w:name="limitations"/>
-      <w:bookmarkEnd w:id="376"/>
+      <w:bookmarkStart w:id="382" w:name="limitations"/>
+      <w:bookmarkEnd w:id="381"/>
       <w:r>
         <w:t>8. Limitations</w:t>
       </w:r>
@@ -4987,53 +5025,18 @@
         <w:pStyle w:val="a0"/>
         <w:spacing w:line="360" w:lineRule="auto"/>
       </w:pPr>
-      <w:bookmarkStart w:id="378" w:name="_Hlk228469400"/>
+      <w:bookmarkStart w:id="383" w:name="_Hlk228469400"/>
       <w:r>
         <w:t xml:space="preserve">Second, </w:t>
       </w:r>
-      <w:commentRangeStart w:id="379"/>
-      <w:ins w:id="380" w:author="治輝 齋藤" w:date="2026-04-30T18:02:00Z" w16du:dateUtc="2026-04-30T09:02:00Z">
+      <w:commentRangeStart w:id="384"/>
+      <w:ins w:id="385" w:author="治輝 齋藤" w:date="2026-04-30T18:02:00Z" w16du:dateUtc="2026-04-30T09:02:00Z">
         <w:r>
           <w:t xml:space="preserve">our outcome reflects surgery rates rather than true fracture incidence. Although hip fractures are usually treated surgically, prefectural variation in treatment decisions, referral patterns, and access to operative care may influence observed rates independently of fracture occurrence. Third, </w:t>
         </w:r>
       </w:ins>
-      <w:commentRangeEnd w:id="379"/>
-      <w:ins w:id="381" w:author="治輝 齋藤" w:date="2026-04-30T18:04:00Z" w16du:dateUtc="2026-04-30T09:04:00Z">
-        <w:r>
-          <w:rPr>
-            <w:rStyle w:val="af2"/>
-            <w:sz w:val="24"/>
-            <w:szCs w:val="24"/>
-          </w:rPr>
-          <w:commentReference w:id="379"/>
-        </w:r>
-      </w:ins>
-      <w:r>
-        <w:t xml:space="preserve">the cross-sectional design precludes causal inference. Although reverse causation is unlikely for a fixed environmental exposure such as terrain slope, residual confounding by unmeasured variables cannot be excluded. </w:t>
-      </w:r>
-      <w:ins w:id="382" w:author="治輝 齋藤" w:date="2026-04-30T18:03:00Z" w16du:dateUtc="2026-04-30T09:03:00Z">
-        <w:r>
-          <w:t>Fourth</w:t>
-        </w:r>
-      </w:ins>
-      <w:del w:id="383" w:author="治輝 齋藤" w:date="2026-04-30T18:03:00Z" w16du:dateUtc="2026-04-30T09:03:00Z">
-        <w:r>
-          <w:delText>Third</w:delText>
-        </w:r>
-      </w:del>
-      <w:r>
-        <w:t xml:space="preserve">, important unmeasured confounders—including individual-level socioeconomic status, healthcare access (e.g., prefectural </w:t>
-      </w:r>
-      <w:r>
-        <w:lastRenderedPageBreak/>
-        <w:t xml:space="preserve">orthopedic surgeon density, distance to emergency hospitals), nutritional status (calcium and vitamin D intake), bone mineral density (BMD), </w:t>
-      </w:r>
-      <w:commentRangeStart w:id="384"/>
-      <w:ins w:id="385" w:author="治輝 齋藤" w:date="2026-04-30T18:09:00Z" w16du:dateUtc="2026-04-30T09:09:00Z">
-        <w:r>
-          <w:t xml:space="preserve">climate (snowfall and icing), </w:t>
-        </w:r>
-        <w:commentRangeEnd w:id="384"/>
+      <w:commentRangeEnd w:id="384"/>
+      <w:ins w:id="386" w:author="治輝 齋藤" w:date="2026-04-30T18:04:00Z" w16du:dateUtc="2026-04-30T09:04:00Z">
         <w:r>
           <w:rPr>
             <w:rStyle w:val="af2"/>
@@ -5044,6 +5047,41 @@
         </w:r>
       </w:ins>
       <w:r>
+        <w:t xml:space="preserve">the cross-sectional design precludes causal inference. Although reverse causation is unlikely for a fixed environmental exposure such as terrain slope, residual confounding by unmeasured variables cannot be excluded. </w:t>
+      </w:r>
+      <w:ins w:id="387" w:author="治輝 齋藤" w:date="2026-04-30T18:03:00Z" w16du:dateUtc="2026-04-30T09:03:00Z">
+        <w:r>
+          <w:t>Fourth</w:t>
+        </w:r>
+      </w:ins>
+      <w:del w:id="388" w:author="治輝 齋藤" w:date="2026-04-30T18:03:00Z" w16du:dateUtc="2026-04-30T09:03:00Z">
+        <w:r>
+          <w:delText>Third</w:delText>
+        </w:r>
+      </w:del>
+      <w:r>
+        <w:t xml:space="preserve">, important unmeasured confounders—including individual-level socioeconomic status, healthcare access (e.g., prefectural </w:t>
+      </w:r>
+      <w:r>
+        <w:lastRenderedPageBreak/>
+        <w:t xml:space="preserve">orthopedic surgeon density, distance to emergency hospitals), nutritional status (calcium and vitamin D intake), bone mineral density (BMD), </w:t>
+      </w:r>
+      <w:commentRangeStart w:id="389"/>
+      <w:ins w:id="390" w:author="治輝 齋藤" w:date="2026-04-30T18:09:00Z" w16du:dateUtc="2026-04-30T09:09:00Z">
+        <w:r>
+          <w:t xml:space="preserve">climate (snowfall and icing), </w:t>
+        </w:r>
+        <w:commentRangeEnd w:id="389"/>
+        <w:r>
+          <w:rPr>
+            <w:rStyle w:val="af2"/>
+            <w:sz w:val="24"/>
+            <w:szCs w:val="24"/>
+          </w:rPr>
+          <w:commentReference w:id="389"/>
+        </w:r>
+      </w:ins>
+      <w:r>
         <w:t>and medication use (bisphosphonates, vitamin D supplementation)—may account for part of the observed association. Future studies incorporating NDB prescription data and BMD screening results at finer geographic resolution would strengthen causal inference.</w:t>
       </w:r>
     </w:p>
@@ -5052,8 +5090,8 @@
         <w:pStyle w:val="a0"/>
         <w:spacing w:line="360" w:lineRule="auto"/>
       </w:pPr>
-      <w:commentRangeStart w:id="386"/>
-      <w:ins w:id="387" w:author="治輝 齋藤" w:date="2026-04-30T20:36:00Z" w16du:dateUtc="2026-04-30T11:36:00Z">
+      <w:commentRangeStart w:id="391"/>
+      <w:ins w:id="392" w:author="治輝 齋藤" w:date="2026-04-30T20:36:00Z" w16du:dateUtc="2026-04-30T11:36:00Z">
         <w:r>
           <w:rPr>
             <w:lang w:eastAsia="ja-JP"/>
@@ -5061,8 +5099,8 @@
           <w:t>Fifth, age-standardization sensitivity results relied on imputation of masked (`"-"`) cells in publicly released age-stratified surgery tables. Although directionality was robust across `0/5/9` scenarios, effect size depended on masking assumptions, and secondary masking rules imply that some masked cells may not correspond strictly to the nominal `&lt;10` range. Therefore, these SIR/ISR analyses should be interpreted as robustness checks rather than definitive age-standardized estimates.</w:t>
         </w:r>
       </w:ins>
-      <w:commentRangeEnd w:id="386"/>
-      <w:ins w:id="388" w:author="治輝 齋藤" w:date="2026-04-30T20:37:00Z" w16du:dateUtc="2026-04-30T11:37:00Z">
+      <w:commentRangeEnd w:id="391"/>
+      <w:ins w:id="393" w:author="治輝 齋藤" w:date="2026-04-30T20:37:00Z" w16du:dateUtc="2026-04-30T11:37:00Z">
         <w:r>
           <w:rPr>
             <w:rStyle w:val="af2"/>
@@ -5070,10 +5108,10 @@
             <w:szCs w:val="24"/>
             <w:lang w:eastAsia="ja-JP"/>
           </w:rPr>
-          <w:commentReference w:id="386"/>
-        </w:r>
-      </w:ins>
-      <w:ins w:id="389" w:author="治輝 齋藤" w:date="2026-04-30T20:36:00Z" w16du:dateUtc="2026-04-30T11:36:00Z">
+          <w:commentReference w:id="391"/>
+        </w:r>
+      </w:ins>
+      <w:ins w:id="394" w:author="治輝 齋藤" w:date="2026-04-30T20:36:00Z" w16du:dateUtc="2026-04-30T11:36:00Z">
         <w:r>
           <w:rPr>
             <w:lang w:eastAsia="ja-JP"/>
@@ -5088,7 +5126,7 @@
           <w:t>Six</w:t>
         </w:r>
       </w:ins>
-      <w:ins w:id="390" w:author="治輝 齋藤" w:date="2026-04-30T18:04:00Z" w16du:dateUtc="2026-04-30T09:04:00Z">
+      <w:ins w:id="395" w:author="治輝 齋藤" w:date="2026-04-30T18:04:00Z" w16du:dateUtc="2026-04-30T09:04:00Z">
         <w:r>
           <w:rPr>
             <w:rFonts w:hint="eastAsia"/>
@@ -5097,7 +5135,7 @@
           <w:t>th</w:t>
         </w:r>
       </w:ins>
-      <w:del w:id="391" w:author="治輝 齋藤" w:date="2026-04-30T18:04:00Z" w16du:dateUtc="2026-04-30T09:04:00Z">
+      <w:del w:id="396" w:author="治輝 齋藤" w:date="2026-04-30T18:04:00Z" w16du:dateUtc="2026-04-30T09:04:00Z">
         <w:r>
           <w:delText>Fourth</w:delText>
         </w:r>
@@ -5105,8 +5143,8 @@
       <w:r>
         <w:t xml:space="preserve">, the walking speed variable was based on self-reported habitual walking speed in the Specific Health Checkup questionnaire, administered to individuals aged 40–74 years, </w:t>
       </w:r>
-      <w:commentRangeStart w:id="392"/>
-      <w:ins w:id="393" w:author="治輝 齋藤" w:date="2026-04-30T19:05:00Z" w16du:dateUtc="2026-04-30T10:05:00Z">
+      <w:commentRangeStart w:id="397"/>
+      <w:ins w:id="398" w:author="治輝 齋藤" w:date="2026-04-30T19:05:00Z" w16du:dateUtc="2026-04-30T10:05:00Z">
         <w:r>
           <w:rPr>
             <w:rFonts w:hint="eastAsia"/>
@@ -5115,7 +5153,7 @@
           <w:t>because</w:t>
         </w:r>
       </w:ins>
-      <w:ins w:id="394" w:author="治輝 齋藤" w:date="2026-04-30T19:04:00Z" w16du:dateUtc="2026-04-30T10:04:00Z">
+      <w:ins w:id="399" w:author="治輝 齋藤" w:date="2026-04-30T19:04:00Z" w16du:dateUtc="2026-04-30T10:04:00Z">
         <w:r>
           <w:t xml:space="preserve"> publicly available prefecture-level data were limited to individuals aged 40–74 years in the current NDB Open Data</w:t>
         </w:r>
@@ -5127,34 +5165,34 @@
           <w:t>.</w:t>
         </w:r>
       </w:ins>
-      <w:ins w:id="395" w:author="治輝 齋藤" w:date="2026-04-30T18:45:00Z" w16du:dateUtc="2026-04-30T09:45:00Z">
+      <w:ins w:id="400" w:author="治輝 齋藤" w:date="2026-04-30T18:45:00Z" w16du:dateUtc="2026-04-30T09:45:00Z">
         <w:r>
           <w:t xml:space="preserve"> This variable </w:t>
         </w:r>
       </w:ins>
-      <w:del w:id="396" w:author="治輝 齋藤" w:date="2026-04-30T18:45:00Z" w16du:dateUtc="2026-04-30T09:45:00Z">
+      <w:del w:id="401" w:author="治輝 齋藤" w:date="2026-04-30T18:45:00Z" w16du:dateUtc="2026-04-30T09:45:00Z">
         <w:r>
           <w:delText>which</w:delText>
         </w:r>
       </w:del>
-      <w:commentRangeEnd w:id="392"/>
+      <w:commentRangeEnd w:id="397"/>
       <w:r>
         <w:rPr>
           <w:rStyle w:val="af2"/>
           <w:sz w:val="24"/>
           <w:szCs w:val="24"/>
         </w:rPr>
-        <w:commentReference w:id="392"/>
+        <w:commentReference w:id="397"/>
       </w:r>
       <w:r>
         <w:t xml:space="preserve"> may not accurately represent the functional capacity of the oldest-old (≥75 years) at highest fracture risk</w:t>
       </w:r>
-      <w:ins w:id="397" w:author="治輝 齋藤" w:date="2026-04-30T18:45:00Z" w16du:dateUtc="2026-04-30T09:45:00Z">
+      <w:ins w:id="402" w:author="治輝 齋藤" w:date="2026-04-30T18:45:00Z" w16du:dateUtc="2026-04-30T09:45:00Z">
         <w:r>
           <w:t>, and its direct relevance to hip fracture occurrence is likely limited at this ecological resolution</w:t>
         </w:r>
       </w:ins>
-      <w:ins w:id="398" w:author="治輝 齋藤" w:date="2026-05-19T12:38:00Z" w16du:dateUtc="2026-05-19T03:38:00Z">
+      <w:ins w:id="403" w:author="治輝 齋藤" w:date="2026-05-19T12:38:00Z" w16du:dateUtc="2026-05-19T03:38:00Z">
         <w:r>
           <w:rPr>
             <w:rFonts w:hint="eastAsia"/>
@@ -5162,22 +5200,22 @@
           </w:rPr>
           <w:t xml:space="preserve">. </w:t>
         </w:r>
-        <w:commentRangeStart w:id="399"/>
+        <w:commentRangeStart w:id="404"/>
         <w:r>
           <w:t>Moreover, this self-reported fast-walking indicator primarily reflects perceived walking capacity rather than actual walking volume or direct slope-specific exposure in daily life</w:t>
         </w:r>
-        <w:commentRangeEnd w:id="399"/>
+        <w:commentRangeEnd w:id="404"/>
         <w:r>
           <w:rPr>
             <w:rStyle w:val="af2"/>
           </w:rPr>
-          <w:commentReference w:id="399"/>
+          <w:commentReference w:id="404"/>
         </w:r>
       </w:ins>
       <w:r>
         <w:t xml:space="preserve">. This self-reported measure may be subject to non-differential measurement error, biasing our estimates toward the null. </w:t>
       </w:r>
-      <w:ins w:id="400" w:author="治輝 齋藤" w:date="2026-04-30T18:04:00Z" w16du:dateUtc="2026-04-30T09:04:00Z">
+      <w:ins w:id="405" w:author="治輝 齋藤" w:date="2026-04-30T18:04:00Z" w16du:dateUtc="2026-04-30T09:04:00Z">
         <w:r>
           <w:rPr>
             <w:rFonts w:hint="eastAsia"/>
@@ -5186,7 +5224,7 @@
           <w:t>S</w:t>
         </w:r>
       </w:ins>
-      <w:ins w:id="401" w:author="治輝 齋藤" w:date="2026-04-30T20:36:00Z" w16du:dateUtc="2026-04-30T11:36:00Z">
+      <w:ins w:id="406" w:author="治輝 齋藤" w:date="2026-04-30T20:36:00Z" w16du:dateUtc="2026-04-30T11:36:00Z">
         <w:r>
           <w:rPr>
             <w:rFonts w:hint="eastAsia"/>
@@ -5195,7 +5233,7 @@
           <w:t>even</w:t>
         </w:r>
       </w:ins>
-      <w:ins w:id="402" w:author="治輝 齋藤" w:date="2026-04-30T18:04:00Z" w16du:dateUtc="2026-04-30T09:04:00Z">
+      <w:ins w:id="407" w:author="治輝 齋藤" w:date="2026-04-30T18:04:00Z" w16du:dateUtc="2026-04-30T09:04:00Z">
         <w:r>
           <w:rPr>
             <w:rFonts w:hint="eastAsia"/>
@@ -5204,7 +5242,7 @@
           <w:t>th</w:t>
         </w:r>
       </w:ins>
-      <w:del w:id="403" w:author="治輝 齋藤" w:date="2026-04-30T18:04:00Z" w16du:dateUtc="2026-04-30T09:04:00Z">
+      <w:del w:id="408" w:author="治輝 齋藤" w:date="2026-04-30T18:04:00Z" w16du:dateUtc="2026-04-30T09:04:00Z">
         <w:r>
           <w:delText>Fifth</w:delText>
         </w:r>
@@ -5218,7 +5256,7 @@
         <w:pStyle w:val="a0"/>
         <w:spacing w:line="360" w:lineRule="auto"/>
       </w:pPr>
-      <w:ins w:id="404" w:author="治輝 齋藤" w:date="2026-04-30T20:36:00Z" w16du:dateUtc="2026-04-30T11:36:00Z">
+      <w:ins w:id="409" w:author="治輝 齋藤" w:date="2026-04-30T20:36:00Z" w16du:dateUtc="2026-04-30T11:36:00Z">
         <w:r>
           <w:rPr>
             <w:rFonts w:hint="eastAsia"/>
@@ -5228,7 +5266,7 @@
           <w:t>Eigh</w:t>
         </w:r>
       </w:ins>
-      <w:ins w:id="405" w:author="治輝 齋藤" w:date="2026-04-30T18:04:00Z" w16du:dateUtc="2026-04-30T09:04:00Z">
+      <w:ins w:id="410" w:author="治輝 齋藤" w:date="2026-04-30T18:04:00Z" w16du:dateUtc="2026-04-30T09:04:00Z">
         <w:r>
           <w:rPr>
             <w:rFonts w:hint="eastAsia"/>
@@ -5237,7 +5275,7 @@
           <w:t>th</w:t>
         </w:r>
       </w:ins>
-      <w:del w:id="406" w:author="治輝 齋藤" w:date="2026-04-30T18:04:00Z" w16du:dateUtc="2026-04-30T09:04:00Z">
+      <w:del w:id="411" w:author="治輝 齋藤" w:date="2026-04-30T18:04:00Z" w16du:dateUtc="2026-04-30T09:04:00Z">
         <w:r>
           <w:delText>Sixth</w:delText>
         </w:r>
@@ -5262,7 +5300,7 @@
         </w:rPr>
         <w:t xml:space="preserve"> </w:t>
       </w:r>
-      <w:ins w:id="407" w:author="治輝 齋藤" w:date="2026-04-30T20:36:00Z" w16du:dateUtc="2026-04-30T11:36:00Z">
+      <w:ins w:id="412" w:author="治輝 齋藤" w:date="2026-04-30T20:36:00Z" w16du:dateUtc="2026-04-30T11:36:00Z">
         <w:r>
           <w:rPr>
             <w:rFonts w:hint="eastAsia"/>
@@ -5271,7 +5309,7 @@
           <w:t>Nin</w:t>
         </w:r>
       </w:ins>
-      <w:ins w:id="408" w:author="治輝 齋藤" w:date="2026-04-30T18:04:00Z" w16du:dateUtc="2026-04-30T09:04:00Z">
+      <w:ins w:id="413" w:author="治輝 齋藤" w:date="2026-04-30T18:04:00Z" w16du:dateUtc="2026-04-30T09:04:00Z">
         <w:r>
           <w:rPr>
             <w:rFonts w:hint="eastAsia"/>
@@ -5280,7 +5318,7 @@
           <w:t>th</w:t>
         </w:r>
       </w:ins>
-      <w:del w:id="409" w:author="治輝 齋藤" w:date="2026-04-30T18:04:00Z" w16du:dateUtc="2026-04-30T09:04:00Z">
+      <w:del w:id="414" w:author="治輝 齋藤" w:date="2026-04-30T18:04:00Z" w16du:dateUtc="2026-04-30T09:04:00Z">
         <w:r>
           <w:rPr>
             <w:rFonts w:hint="eastAsia"/>
@@ -5300,7 +5338,7 @@
         <w:t xml:space="preserve"> sex- and gender-stratified outcome tables were not available in the prefecture-level NDB Open Data extracts used here; findings therefore describe aggregate populations and should be interpreted with this limitation in mind.</w:t>
       </w:r>
     </w:p>
-    <w:bookmarkEnd w:id="378"/>
+    <w:bookmarkEnd w:id="383"/>
     <w:p>
       <w:pPr>
         <w:spacing w:line="360" w:lineRule="auto"/>
@@ -5316,9 +5354,9 @@
         <w:pStyle w:val="1"/>
         <w:spacing w:line="360" w:lineRule="auto"/>
       </w:pPr>
-      <w:bookmarkStart w:id="410" w:name="conclusions-1"/>
-      <w:bookmarkEnd w:id="277"/>
-      <w:bookmarkEnd w:id="377"/>
+      <w:bookmarkStart w:id="415" w:name="conclusions-1"/>
+      <w:bookmarkEnd w:id="279"/>
+      <w:bookmarkEnd w:id="382"/>
       <w:r>
         <w:t>Conclusions</w:t>
       </w:r>
@@ -5334,8 +5372,8 @@
       <w:r>
         <w:t xml:space="preserve"> slope </w:t>
       </w:r>
-      <w:commentRangeStart w:id="411"/>
-      <w:ins w:id="412" w:author="治輝 齋藤" w:date="2026-04-30T19:20:00Z" w16du:dateUtc="2026-04-30T10:20:00Z">
+      <w:commentRangeStart w:id="416"/>
+      <w:ins w:id="417" w:author="治輝 齋藤" w:date="2026-04-30T19:20:00Z" w16du:dateUtc="2026-04-30T10:20:00Z">
         <w:r>
           <w:rPr>
             <w:rFonts w:hint="eastAsia"/>
@@ -5344,19 +5382,19 @@
           <w:t>was</w:t>
         </w:r>
       </w:ins>
-      <w:del w:id="413" w:author="治輝 齋藤" w:date="2026-04-30T19:20:00Z" w16du:dateUtc="2026-04-30T10:20:00Z">
+      <w:del w:id="418" w:author="治輝 齋藤" w:date="2026-04-30T19:20:00Z" w16du:dateUtc="2026-04-30T10:20:00Z">
         <w:r>
           <w:delText>remained</w:delText>
         </w:r>
       </w:del>
-      <w:commentRangeEnd w:id="411"/>
+      <w:commentRangeEnd w:id="416"/>
       <w:r>
         <w:rPr>
           <w:rStyle w:val="af2"/>
           <w:sz w:val="24"/>
           <w:szCs w:val="24"/>
         </w:rPr>
-        <w:commentReference w:id="411"/>
+        <w:commentReference w:id="416"/>
       </w:r>
       <w:r>
         <w:t xml:space="preserve"> positively</w:t>
@@ -5364,12 +5402,12 @@
       <w:r>
         <w:t xml:space="preserve"> associated with hip fracture surgery rates after adjustment for </w:t>
       </w:r>
-      <w:ins w:id="414" w:author="治輝 齋藤" w:date="2026-05-19T23:38:00Z" w16du:dateUtc="2026-05-19T14:38:00Z">
+      <w:ins w:id="419" w:author="治輝 齋藤" w:date="2026-05-19T23:38:00Z" w16du:dateUtc="2026-05-19T14:38:00Z">
         <w:r>
           <w:t>proportion aged ≥65 years</w:t>
         </w:r>
       </w:ins>
-      <w:del w:id="415" w:author="治輝 齋藤" w:date="2026-05-19T23:38:00Z" w16du:dateUtc="2026-05-19T14:38:00Z">
+      <w:del w:id="420" w:author="治輝 齋藤" w:date="2026-05-19T23:38:00Z" w16du:dateUtc="2026-05-19T14:38:00Z">
         <w:r>
           <w:delText>aging rate</w:delText>
         </w:r>
@@ -5386,7 +5424,7 @@
       <w:r>
         <w:t>; conventional *p* = 0.043)</w:t>
       </w:r>
-      <w:ins w:id="416" w:author="治輝 齋藤" w:date="2026-05-19T12:38:00Z" w16du:dateUtc="2026-05-19T03:38:00Z">
+      <w:ins w:id="421" w:author="治輝 齋藤" w:date="2026-05-19T12:38:00Z" w16du:dateUtc="2026-05-19T03:38:00Z">
         <w:r>
           <w:t>, whereas heteroskedasticity-robust and bootstrap uncertainty quantification yielded borderline support compatible with no association at α = 0.05</w:t>
         </w:r>
@@ -5401,8 +5439,8 @@
       <w:r>
         <w:t xml:space="preserve"> </w:t>
       </w:r>
-      <w:commentRangeStart w:id="417"/>
-      <w:ins w:id="418" w:author="治輝 齋藤" w:date="2026-05-19T12:39:00Z" w16du:dateUtc="2026-05-19T03:39:00Z">
+      <w:commentRangeStart w:id="422"/>
+      <w:ins w:id="423" w:author="治輝 齋藤" w:date="2026-05-19T12:39:00Z" w16du:dateUtc="2026-05-19T03:39:00Z">
         <w:r>
           <w:t>Given the limited ecological sample size (N = 47), these findings should be interpreted as suggestive rather than confirmatory.</w:t>
         </w:r>
@@ -5413,12 +5451,12 @@
           </w:rPr>
           <w:t xml:space="preserve"> </w:t>
         </w:r>
-        <w:commentRangeEnd w:id="417"/>
+        <w:commentRangeEnd w:id="422"/>
         <w:r>
           <w:rPr>
             <w:rStyle w:val="af2"/>
           </w:rPr>
-          <w:commentReference w:id="417"/>
+          <w:commentReference w:id="422"/>
         </w:r>
       </w:ins>
       <w:r>
@@ -5430,7 +5468,7 @@
       <w:r>
         <w:t xml:space="preserve"> was specific to hip fractures, with no significant relationship observed for humerus or forearm fractures</w:t>
       </w:r>
-      <w:ins w:id="419" w:author="治輝 齋藤" w:date="2026-05-19T12:39:00Z" w16du:dateUtc="2026-05-19T03:39:00Z">
+      <w:ins w:id="424" w:author="治輝 齋藤" w:date="2026-05-19T12:39:00Z" w16du:dateUtc="2026-05-19T03:39:00Z">
         <w:r>
           <w:t>, consistent with biomechanical hypotheses emphasizing lateral falls and trochanteric loading on sloped terrain</w:t>
         </w:r>
@@ -5597,8 +5635,8 @@
         <w:pStyle w:val="1"/>
         <w:spacing w:line="360" w:lineRule="auto"/>
       </w:pPr>
-      <w:bookmarkStart w:id="420" w:name="references"/>
-      <w:bookmarkEnd w:id="410"/>
+      <w:bookmarkStart w:id="425" w:name="references"/>
+      <w:bookmarkEnd w:id="415"/>
       <w:r>
         <w:t>References</w:t>
       </w:r>
@@ -6656,8 +6694,8 @@
           <w:szCs w:val="40"/>
         </w:rPr>
       </w:pPr>
-      <w:bookmarkStart w:id="421" w:name="tables-and-figures"/>
-      <w:bookmarkEnd w:id="420"/>
+      <w:bookmarkStart w:id="426" w:name="tables-and-figures"/>
+      <w:bookmarkEnd w:id="425"/>
       <w:r>
         <w:br w:type="page"/>
       </w:r>
@@ -6675,7 +6713,7 @@
       <w:pPr>
         <w:pStyle w:val="2"/>
       </w:pPr>
-      <w:bookmarkStart w:id="422" w:name="Xd12e5d2fabb7f7da04933f49b094ec2cca003f6"/>
+      <w:bookmarkStart w:id="427" w:name="Xd12e5d2fabb7f7da04933f49b094ec2cca003f6"/>
       <w:r>
         <w:t>Table 1. Descriptive Statistics of Prefecture-Level Variables (N = 47)</w:t>
       </w:r>
@@ -8920,7 +8958,7 @@
                 <w:szCs w:val="18"/>
               </w:rPr>
             </w:pPr>
-            <w:ins w:id="423" w:author="治輝 齋藤" w:date="2026-05-19T23:39:00Z" w16du:dateUtc="2026-05-19T14:39:00Z">
+            <w:ins w:id="428" w:author="治輝 齋藤" w:date="2026-05-19T23:39:00Z" w16du:dateUtc="2026-05-19T14:39:00Z">
               <w:r>
                 <w:rPr>
                   <w:sz w:val="18"/>
@@ -8930,7 +8968,7 @@
                 <w:t xml:space="preserve">Proportion aged </w:t>
               </w:r>
             </w:ins>
-            <w:del w:id="424" w:author="治輝 齋藤" w:date="2026-05-19T23:39:00Z" w16du:dateUtc="2026-05-19T14:39:00Z">
+            <w:del w:id="429" w:author="治輝 齋藤" w:date="2026-05-19T23:39:00Z" w16du:dateUtc="2026-05-19T14:39:00Z">
               <w:r>
                 <w:rPr>
                   <w:sz w:val="18"/>
@@ -8946,7 +8984,7 @@
               </w:rPr>
               <w:t>≥65 years</w:t>
             </w:r>
-            <w:del w:id="425" w:author="治輝 齋藤" w:date="2026-05-19T23:39:00Z" w16du:dateUtc="2026-05-19T14:39:00Z">
+            <w:del w:id="430" w:author="治輝 齋藤" w:date="2026-05-19T23:39:00Z" w16du:dateUtc="2026-05-19T14:39:00Z">
               <w:r>
                 <w:rPr>
                   <w:sz w:val="18"/>
@@ -9192,7 +9230,7 @@
                 <w:szCs w:val="18"/>
               </w:rPr>
             </w:pPr>
-            <w:ins w:id="426" w:author="治輝 齋藤" w:date="2026-05-19T23:40:00Z" w16du:dateUtc="2026-05-19T14:40:00Z">
+            <w:ins w:id="431" w:author="治輝 齋藤" w:date="2026-05-19T23:40:00Z" w16du:dateUtc="2026-05-19T14:40:00Z">
               <w:r>
                 <w:rPr>
                   <w:sz w:val="18"/>
@@ -9201,7 +9239,7 @@
                 <w:t>Proportion with fast habitual walking</w:t>
               </w:r>
             </w:ins>
-            <w:del w:id="427" w:author="治輝 齋藤" w:date="2026-05-19T23:40:00Z" w16du:dateUtc="2026-05-19T14:40:00Z">
+            <w:del w:id="432" w:author="治輝 齋藤" w:date="2026-05-19T23:40:00Z" w16du:dateUtc="2026-05-19T14:40:00Z">
               <w:r>
                 <w:rPr>
                   <w:sz w:val="18"/>
@@ -9700,7 +9738,7 @@
       <w:r>
         <w:t>Q1 and Q3 denote 25th and 75th percentiles (prefecture-level observations). Exploratory Shapiro–Wilk tests rejected normality for fast</w:t>
       </w:r>
-      <w:ins w:id="428" w:author="治輝 齋藤" w:date="2026-05-19T23:40:00Z" w16du:dateUtc="2026-05-19T14:40:00Z">
+      <w:ins w:id="433" w:author="治輝 齋藤" w:date="2026-05-19T23:40:00Z" w16du:dateUtc="2026-05-19T14:40:00Z">
         <w:r>
           <w:rPr>
             <w:rFonts w:hint="eastAsia"/>
@@ -9709,7 +9747,7 @@
           <w:t>-</w:t>
         </w:r>
       </w:ins>
-      <w:del w:id="429" w:author="治輝 齋藤" w:date="2026-05-19T23:40:00Z" w16du:dateUtc="2026-05-19T14:40:00Z">
+      <w:del w:id="434" w:author="治輝 齋藤" w:date="2026-05-19T23:40:00Z" w16du:dateUtc="2026-05-19T14:40:00Z">
         <w:r>
           <w:delText xml:space="preserve"> </w:delText>
         </w:r>
@@ -9717,12 +9755,12 @@
       <w:r>
         <w:t xml:space="preserve">walking </w:t>
       </w:r>
-      <w:ins w:id="430" w:author="治輝 齋藤" w:date="2026-05-19T23:40:00Z" w16du:dateUtc="2026-05-19T14:40:00Z">
+      <w:ins w:id="435" w:author="治輝 齋藤" w:date="2026-05-19T23:40:00Z" w16du:dateUtc="2026-05-19T14:40:00Z">
         <w:r>
           <w:t>proportion</w:t>
         </w:r>
       </w:ins>
-      <w:del w:id="431" w:author="治輝 齋藤" w:date="2026-05-19T23:40:00Z" w16du:dateUtc="2026-05-19T14:40:00Z">
+      <w:del w:id="436" w:author="治輝 齋藤" w:date="2026-05-19T23:40:00Z" w16du:dateUtc="2026-05-19T14:40:00Z">
         <w:r>
           <w:delText>rate</w:delText>
         </w:r>
@@ -9740,12 +9778,12 @@
       <w:r>
         <w:t xml:space="preserve"> &lt; 0.001); other listed variables were not rejected at α = 0.05 (</w:t>
       </w:r>
-      <w:ins w:id="432" w:author="治輝 齋藤" w:date="2026-05-19T23:40:00Z" w16du:dateUtc="2026-05-19T14:40:00Z">
+      <w:ins w:id="437" w:author="治輝 齋藤" w:date="2026-05-19T23:40:00Z" w16du:dateUtc="2026-05-19T14:40:00Z">
         <w:r>
           <w:t>proportion aged ≥65 years</w:t>
         </w:r>
       </w:ins>
-      <w:del w:id="433" w:author="治輝 齋藤" w:date="2026-05-19T23:40:00Z" w16du:dateUtc="2026-05-19T14:40:00Z">
+      <w:del w:id="438" w:author="治輝 齋藤" w:date="2026-05-19T23:40:00Z" w16du:dateUtc="2026-05-19T14:40:00Z">
         <w:r>
           <w:delText>aging rate</w:delText>
         </w:r>
@@ -9776,8 +9814,8 @@
           <w:szCs w:val="32"/>
         </w:rPr>
       </w:pPr>
-      <w:bookmarkStart w:id="434" w:name="Xc4d8efe96bb5dc084b3a6055df59151a4b74ad0"/>
-      <w:bookmarkEnd w:id="422"/>
+      <w:bookmarkStart w:id="439" w:name="Xc4d8efe96bb5dc084b3a6055df59151a4b74ad0"/>
+      <w:bookmarkEnd w:id="427"/>
       <w:r>
         <w:br w:type="page"/>
       </w:r>
@@ -9906,12 +9944,12 @@
               <w:pStyle w:val="Compact"/>
               <w:jc w:val="right"/>
             </w:pPr>
-            <w:ins w:id="435" w:author="治輝 齋藤" w:date="2026-05-19T23:41:00Z" w16du:dateUtc="2026-05-19T14:41:00Z">
+            <w:ins w:id="440" w:author="治輝 齋藤" w:date="2026-05-19T23:41:00Z" w16du:dateUtc="2026-05-19T14:41:00Z">
               <w:r>
                 <w:t>Proportion aged ≥65 years</w:t>
               </w:r>
             </w:ins>
-            <w:del w:id="436" w:author="治輝 齋藤" w:date="2026-05-19T23:41:00Z" w16du:dateUtc="2026-05-19T14:41:00Z">
+            <w:del w:id="441" w:author="治輝 齋藤" w:date="2026-05-19T23:41:00Z" w16du:dateUtc="2026-05-19T14:41:00Z">
               <w:r>
                 <w:delText>Aging Rate</w:delText>
               </w:r>
@@ -9930,7 +9968,7 @@
             <w:r>
               <w:t>Fast</w:t>
             </w:r>
-            <w:ins w:id="437" w:author="治輝 齋藤" w:date="2026-05-19T23:41:00Z" w16du:dateUtc="2026-05-19T14:41:00Z">
+            <w:ins w:id="442" w:author="治輝 齋藤" w:date="2026-05-19T23:41:00Z" w16du:dateUtc="2026-05-19T14:41:00Z">
               <w:r>
                 <w:t xml:space="preserve"> </w:t>
               </w:r>
@@ -9938,7 +9976,7 @@
                 <w:t>-walking proportion</w:t>
               </w:r>
             </w:ins>
-            <w:del w:id="438" w:author="治輝 齋藤" w:date="2026-05-19T23:41:00Z" w16du:dateUtc="2026-05-19T14:41:00Z">
+            <w:del w:id="443" w:author="治輝 齋藤" w:date="2026-05-19T23:41:00Z" w16du:dateUtc="2026-05-19T14:41:00Z">
               <w:r>
                 <w:delText xml:space="preserve"> Walking Rate</w:delText>
               </w:r>
@@ -10504,12 +10542,12 @@
             <w:pPr>
               <w:pStyle w:val="Compact"/>
             </w:pPr>
-            <w:ins w:id="439" w:author="治輝 齋藤" w:date="2026-05-19T23:41:00Z" w16du:dateUtc="2026-05-19T14:41:00Z">
+            <w:ins w:id="444" w:author="治輝 齋藤" w:date="2026-05-19T23:41:00Z" w16du:dateUtc="2026-05-19T14:41:00Z">
               <w:r>
                 <w:t>Proportion aged ≥65 years</w:t>
               </w:r>
             </w:ins>
-            <w:del w:id="440" w:author="治輝 齋藤" w:date="2026-05-19T23:41:00Z" w16du:dateUtc="2026-05-19T14:41:00Z">
+            <w:del w:id="445" w:author="治輝 齋藤" w:date="2026-05-19T23:41:00Z" w16du:dateUtc="2026-05-19T14:41:00Z">
               <w:r>
                 <w:delText>Aging Rate</w:delText>
               </w:r>
@@ -10633,7 +10671,7 @@
             <w:r>
               <w:t>Fast</w:t>
             </w:r>
-            <w:ins w:id="441" w:author="治輝 齋藤" w:date="2026-05-19T23:41:00Z" w16du:dateUtc="2026-05-19T14:41:00Z">
+            <w:ins w:id="446" w:author="治輝 齋藤" w:date="2026-05-19T23:41:00Z" w16du:dateUtc="2026-05-19T14:41:00Z">
               <w:r>
                 <w:t xml:space="preserve"> </w:t>
               </w:r>
@@ -10641,7 +10679,7 @@
                 <w:t>-walking proportion</w:t>
               </w:r>
             </w:ins>
-            <w:del w:id="442" w:author="治輝 齋藤" w:date="2026-05-19T23:41:00Z" w16du:dateUtc="2026-05-19T14:41:00Z">
+            <w:del w:id="447" w:author="治輝 齋藤" w:date="2026-05-19T23:41:00Z" w16du:dateUtc="2026-05-19T14:41:00Z">
               <w:r>
                 <w:delText xml:space="preserve"> Walking Rate</w:delText>
               </w:r>
@@ -10963,8 +11001,8 @@
           <w:szCs w:val="32"/>
         </w:rPr>
       </w:pPr>
-      <w:bookmarkStart w:id="443" w:name="X6fac7f2e493ef5b618f5ac39729b4328cfa1bc7"/>
-      <w:bookmarkEnd w:id="434"/>
+      <w:bookmarkStart w:id="448" w:name="X6fac7f2e493ef5b618f5ac39729b4328cfa1bc7"/>
+      <w:bookmarkEnd w:id="439"/>
       <w:r>
         <w:br w:type="page"/>
       </w:r>
@@ -11261,12 +11299,12 @@
             <w:pPr>
               <w:pStyle w:val="Compact"/>
             </w:pPr>
-            <w:ins w:id="444" w:author="治輝 齋藤" w:date="2026-05-19T23:42:00Z" w16du:dateUtc="2026-05-19T14:42:00Z">
+            <w:ins w:id="449" w:author="治輝 齋藤" w:date="2026-05-19T23:42:00Z" w16du:dateUtc="2026-05-19T14:42:00Z">
               <w:r>
                 <w:t>Proportion aged ≥65 years</w:t>
               </w:r>
             </w:ins>
-            <w:del w:id="445" w:author="治輝 齋藤" w:date="2026-05-19T23:42:00Z" w16du:dateUtc="2026-05-19T14:42:00Z">
+            <w:del w:id="450" w:author="治輝 齋藤" w:date="2026-05-19T23:42:00Z" w16du:dateUtc="2026-05-19T14:42:00Z">
               <w:r>
                 <w:delText>Aging rate</w:delText>
               </w:r>
@@ -11353,7 +11391,7 @@
             <w:r>
               <w:t>Fast</w:t>
             </w:r>
-            <w:ins w:id="446" w:author="治輝 齋藤" w:date="2026-05-19T23:42:00Z" w16du:dateUtc="2026-05-19T14:42:00Z">
+            <w:ins w:id="451" w:author="治輝 齋藤" w:date="2026-05-19T23:42:00Z" w16du:dateUtc="2026-05-19T14:42:00Z">
               <w:r>
                 <w:rPr>
                   <w:rFonts w:hint="eastAsia"/>
@@ -11362,7 +11400,7 @@
                 <w:t>-</w:t>
               </w:r>
             </w:ins>
-            <w:del w:id="447" w:author="治輝 齋藤" w:date="2026-05-19T23:42:00Z" w16du:dateUtc="2026-05-19T14:42:00Z">
+            <w:del w:id="452" w:author="治輝 齋藤" w:date="2026-05-19T23:42:00Z" w16du:dateUtc="2026-05-19T14:42:00Z">
               <w:r>
                 <w:delText xml:space="preserve"> </w:delText>
               </w:r>
@@ -11370,12 +11408,12 @@
             <w:r>
               <w:t xml:space="preserve">walking </w:t>
             </w:r>
-            <w:ins w:id="448" w:author="治輝 齋藤" w:date="2026-05-19T23:42:00Z" w16du:dateUtc="2026-05-19T14:42:00Z">
+            <w:ins w:id="453" w:author="治輝 齋藤" w:date="2026-05-19T23:42:00Z" w16du:dateUtc="2026-05-19T14:42:00Z">
               <w:r>
                 <w:t>proportion</w:t>
               </w:r>
             </w:ins>
-            <w:del w:id="449" w:author="治輝 齋藤" w:date="2026-05-19T23:42:00Z" w16du:dateUtc="2026-05-19T14:42:00Z">
+            <w:del w:id="454" w:author="治輝 齋藤" w:date="2026-05-19T23:42:00Z" w16du:dateUtc="2026-05-19T14:42:00Z">
               <w:r>
                 <w:delText>rate</w:delText>
               </w:r>
@@ -11738,12 +11776,12 @@
       <w:r>
         <w:t xml:space="preserve">Model 1: simple linear regression of hip fracture rate on terrain slope alone. Model 2: multivariable linear regression adjusting for </w:t>
       </w:r>
-      <w:ins w:id="450" w:author="治輝 齋藤" w:date="2026-05-19T23:42:00Z" w16du:dateUtc="2026-05-19T14:42:00Z">
+      <w:ins w:id="455" w:author="治輝 齋藤" w:date="2026-05-19T23:42:00Z" w16du:dateUtc="2026-05-19T14:42:00Z">
         <w:r>
           <w:t>proportion aged ≥65 years</w:t>
         </w:r>
       </w:ins>
-      <w:del w:id="451" w:author="治輝 齋藤" w:date="2026-05-19T23:42:00Z" w16du:dateUtc="2026-05-19T14:42:00Z">
+      <w:del w:id="456" w:author="治輝 齋藤" w:date="2026-05-19T23:42:00Z" w16du:dateUtc="2026-05-19T14:42:00Z">
         <w:r>
           <w:delText>aging rate</w:delText>
         </w:r>
@@ -11751,7 +11789,7 @@
       <w:r>
         <w:t>, fast</w:t>
       </w:r>
-      <w:ins w:id="452" w:author="治輝 齋藤" w:date="2026-05-19T23:42:00Z" w16du:dateUtc="2026-05-19T14:42:00Z">
+      <w:ins w:id="457" w:author="治輝 齋藤" w:date="2026-05-19T23:42:00Z" w16du:dateUtc="2026-05-19T14:42:00Z">
         <w:r>
           <w:rPr>
             <w:rFonts w:hint="eastAsia"/>
@@ -11760,7 +11798,7 @@
           <w:t>-</w:t>
         </w:r>
       </w:ins>
-      <w:del w:id="453" w:author="治輝 齋藤" w:date="2026-05-19T23:42:00Z" w16du:dateUtc="2026-05-19T14:42:00Z">
+      <w:del w:id="458" w:author="治輝 齋藤" w:date="2026-05-19T23:42:00Z" w16du:dateUtc="2026-05-19T14:42:00Z">
         <w:r>
           <w:delText xml:space="preserve"> </w:delText>
         </w:r>
@@ -11768,12 +11806,12 @@
       <w:r>
         <w:t xml:space="preserve">walking </w:t>
       </w:r>
-      <w:ins w:id="454" w:author="治輝 齋藤" w:date="2026-05-19T23:42:00Z" w16du:dateUtc="2026-05-19T14:42:00Z">
+      <w:ins w:id="459" w:author="治輝 齋藤" w:date="2026-05-19T23:42:00Z" w16du:dateUtc="2026-05-19T14:42:00Z">
         <w:r>
           <w:t>proportion</w:t>
         </w:r>
       </w:ins>
-      <w:del w:id="455" w:author="治輝 齋藤" w:date="2026-05-19T23:42:00Z" w16du:dateUtc="2026-05-19T14:42:00Z">
+      <w:del w:id="460" w:author="治輝 齋藤" w:date="2026-05-19T23:42:00Z" w16du:dateUtc="2026-05-19T14:42:00Z">
         <w:r>
           <w:delText>rate</w:delText>
         </w:r>
@@ -11865,8 +11903,8 @@
           <w:szCs w:val="32"/>
         </w:rPr>
       </w:pPr>
-      <w:bookmarkStart w:id="456" w:name="Xdeb87af7aa3e82ca70e47e493f4f841d319d1c1"/>
-      <w:bookmarkEnd w:id="443"/>
+      <w:bookmarkStart w:id="461" w:name="Xdeb87af7aa3e82ca70e47e493f4f841d319d1c1"/>
+      <w:bookmarkEnd w:id="448"/>
       <w:r>
         <w:br w:type="page"/>
       </w:r>
@@ -11965,7 +12003,7 @@
               <w:pStyle w:val="Compact"/>
               <w:jc w:val="right"/>
             </w:pPr>
-            <w:ins w:id="457" w:author="治輝 齋藤" w:date="2026-05-19T23:43:00Z" w16du:dateUtc="2026-05-19T14:43:00Z">
+            <w:ins w:id="462" w:author="治輝 齋藤" w:date="2026-05-19T23:43:00Z" w16du:dateUtc="2026-05-19T14:43:00Z">
               <w:r>
                 <w:rPr>
                   <w:b/>
@@ -11974,7 +12012,7 @@
                 <w:t>Proportion aged ≥65 years</w:t>
               </w:r>
             </w:ins>
-            <w:del w:id="458" w:author="治輝 齋藤" w:date="2026-05-19T23:43:00Z" w16du:dateUtc="2026-05-19T14:43:00Z">
+            <w:del w:id="463" w:author="治輝 齋藤" w:date="2026-05-19T23:43:00Z" w16du:dateUtc="2026-05-19T14:43:00Z">
               <w:r>
                 <w:rPr>
                   <w:b/>
@@ -12485,12 +12523,12 @@
       <w:r>
         <w:t xml:space="preserve">All models adjusted for </w:t>
       </w:r>
-      <w:ins w:id="459" w:author="治輝 齋藤" w:date="2026-05-19T23:43:00Z" w16du:dateUtc="2026-05-19T14:43:00Z">
+      <w:ins w:id="464" w:author="治輝 齋藤" w:date="2026-05-19T23:43:00Z" w16du:dateUtc="2026-05-19T14:43:00Z">
         <w:r>
           <w:t>proportion aged ≥65 years</w:t>
         </w:r>
       </w:ins>
-      <w:del w:id="460" w:author="治輝 齋藤" w:date="2026-05-19T23:43:00Z" w16du:dateUtc="2026-05-19T14:43:00Z">
+      <w:del w:id="465" w:author="治輝 齋藤" w:date="2026-05-19T23:43:00Z" w16du:dateUtc="2026-05-19T14:43:00Z">
         <w:r>
           <w:delText>aging rate</w:delText>
         </w:r>
@@ -12498,7 +12536,7 @@
       <w:r>
         <w:t>, fast</w:t>
       </w:r>
-      <w:ins w:id="461" w:author="治輝 齋藤" w:date="2026-05-19T23:43:00Z" w16du:dateUtc="2026-05-19T14:43:00Z">
+      <w:ins w:id="466" w:author="治輝 齋藤" w:date="2026-05-19T23:43:00Z" w16du:dateUtc="2026-05-19T14:43:00Z">
         <w:r>
           <w:rPr>
             <w:rFonts w:hint="eastAsia"/>
@@ -12507,7 +12545,7 @@
           <w:t>-</w:t>
         </w:r>
       </w:ins>
-      <w:del w:id="462" w:author="治輝 齋藤" w:date="2026-05-19T23:43:00Z" w16du:dateUtc="2026-05-19T14:43:00Z">
+      <w:del w:id="467" w:author="治輝 齋藤" w:date="2026-05-19T23:43:00Z" w16du:dateUtc="2026-05-19T14:43:00Z">
         <w:r>
           <w:delText xml:space="preserve"> </w:delText>
         </w:r>
@@ -12515,12 +12553,12 @@
       <w:r>
         <w:t xml:space="preserve">walking </w:t>
       </w:r>
-      <w:ins w:id="463" w:author="治輝 齋藤" w:date="2026-05-19T23:43:00Z" w16du:dateUtc="2026-05-19T14:43:00Z">
+      <w:ins w:id="468" w:author="治輝 齋藤" w:date="2026-05-19T23:43:00Z" w16du:dateUtc="2026-05-19T14:43:00Z">
         <w:r>
           <w:t>proportion</w:t>
         </w:r>
       </w:ins>
-      <w:del w:id="464" w:author="治輝 齋藤" w:date="2026-05-19T23:43:00Z" w16du:dateUtc="2026-05-19T14:43:00Z">
+      <w:del w:id="469" w:author="治輝 齋藤" w:date="2026-05-19T23:43:00Z" w16du:dateUtc="2026-05-19T14:43:00Z">
         <w:r>
           <w:delText>rate</w:delText>
         </w:r>
@@ -12553,7 +12591,7 @@
       <w:pPr>
         <w:pStyle w:val="a0"/>
         <w:rPr>
-          <w:ins w:id="465" w:author="治輝 齋藤" w:date="2026-05-19T12:41:00Z" w16du:dateUtc="2026-05-19T03:41:00Z"/>
+          <w:ins w:id="470" w:author="治輝 齋藤" w:date="2026-05-19T12:41:00Z" w16du:dateUtc="2026-05-19T03:41:00Z"/>
         </w:rPr>
       </w:pPr>
       <w:r>
@@ -12569,10 +12607,10 @@
     <w:p>
       <w:pPr>
         <w:rPr>
-          <w:ins w:id="466" w:author="治輝 齋藤" w:date="2026-05-19T12:41:00Z" w16du:dateUtc="2026-05-19T03:41:00Z"/>
-        </w:rPr>
-      </w:pPr>
-      <w:ins w:id="467" w:author="治輝 齋藤" w:date="2026-05-19T12:41:00Z" w16du:dateUtc="2026-05-19T03:41:00Z">
+          <w:ins w:id="471" w:author="治輝 齋藤" w:date="2026-05-19T12:41:00Z" w16du:dateUtc="2026-05-19T03:41:00Z"/>
+        </w:rPr>
+      </w:pPr>
+      <w:ins w:id="472" w:author="治輝 齋藤" w:date="2026-05-19T12:41:00Z" w16du:dateUtc="2026-05-19T03:41:00Z">
         <w:r>
           <w:pict w14:anchorId="14EA81B3">
             <v:rect id="_x0000_i1040" style="width:0;height:1.5pt" o:hralign="center" o:hrstd="t" o:hr="t"/>
@@ -12584,14 +12622,14 @@
       <w:pPr>
         <w:pStyle w:val="2"/>
         <w:rPr>
-          <w:ins w:id="468" w:author="治輝 齋藤" w:date="2026-05-19T12:41:00Z" w16du:dateUtc="2026-05-19T03:41:00Z"/>
-        </w:rPr>
-      </w:pPr>
-      <w:ins w:id="469" w:author="治輝 齋藤" w:date="2026-05-19T12:41:00Z" w16du:dateUtc="2026-05-19T03:41:00Z">
+          <w:ins w:id="473" w:author="治輝 齋藤" w:date="2026-05-19T12:41:00Z" w16du:dateUtc="2026-05-19T03:41:00Z"/>
+        </w:rPr>
+      </w:pPr>
+      <w:ins w:id="474" w:author="治輝 齋藤" w:date="2026-05-19T12:41:00Z" w16du:dateUtc="2026-05-19T03:41:00Z">
         <w:r>
           <w:br w:type="page"/>
         </w:r>
-        <w:commentRangeStart w:id="470"/>
+        <w:commentRangeStart w:id="475"/>
         <w:r>
           <w:lastRenderedPageBreak/>
           <w:t>Table 5. Indirect Standardization Sensitivity Analysis: Multivariable Linear Regression of Indirectly Standardized Hip (Femur) Surgery Rate on Terrain Slope (N = 47)</w:t>
@@ -12614,7 +12652,7 @@
         <w:trPr>
           <w:cnfStyle w:val="100000000000" w:firstRow="1" w:lastRow="0" w:firstColumn="0" w:lastColumn="0" w:oddVBand="0" w:evenVBand="0" w:oddHBand="0" w:evenHBand="0" w:firstRowFirstColumn="0" w:firstRowLastColumn="0" w:lastRowFirstColumn="0" w:lastRowLastColumn="0"/>
           <w:tblHeader/>
-          <w:ins w:id="471" w:author="治輝 齋藤" w:date="2026-05-19T12:41:00Z"/>
+          <w:ins w:id="476" w:author="治輝 齋藤" w:date="2026-05-19T12:41:00Z"/>
         </w:trPr>
         <w:tc>
           <w:tcPr>
@@ -12624,10 +12662,10 @@
             <w:pPr>
               <w:spacing w:before="36" w:after="36"/>
               <w:rPr>
-                <w:ins w:id="472" w:author="治輝 齋藤" w:date="2026-05-19T12:41:00Z" w16du:dateUtc="2026-05-19T03:41:00Z"/>
-              </w:rPr>
-            </w:pPr>
-            <w:ins w:id="473" w:author="治輝 齋藤" w:date="2026-05-19T12:41:00Z" w16du:dateUtc="2026-05-19T03:41:00Z">
+                <w:ins w:id="477" w:author="治輝 齋藤" w:date="2026-05-19T12:41:00Z" w16du:dateUtc="2026-05-19T03:41:00Z"/>
+              </w:rPr>
+            </w:pPr>
+            <w:ins w:id="478" w:author="治輝 齋藤" w:date="2026-05-19T12:41:00Z" w16du:dateUtc="2026-05-19T03:41:00Z">
               <w:r>
                 <w:rPr>
                   <w:b/>
@@ -12663,10 +12701,10 @@
             <w:pPr>
               <w:spacing w:before="36" w:after="36"/>
               <w:rPr>
-                <w:ins w:id="474" w:author="治輝 齋藤" w:date="2026-05-19T12:41:00Z" w16du:dateUtc="2026-05-19T03:41:00Z"/>
-              </w:rPr>
-            </w:pPr>
-            <w:ins w:id="475" w:author="治輝 齋藤" w:date="2026-05-19T12:41:00Z" w16du:dateUtc="2026-05-19T03:41:00Z">
+                <w:ins w:id="479" w:author="治輝 齋藤" w:date="2026-05-19T12:41:00Z" w16du:dateUtc="2026-05-19T03:41:00Z"/>
+              </w:rPr>
+            </w:pPr>
+            <w:ins w:id="480" w:author="治輝 齋藤" w:date="2026-05-19T12:41:00Z" w16du:dateUtc="2026-05-19T03:41:00Z">
               <w:r>
                 <w:rPr>
                   <w:b/>
@@ -12688,10 +12726,10 @@
             <w:pPr>
               <w:spacing w:before="36" w:after="36"/>
               <w:rPr>
-                <w:ins w:id="476" w:author="治輝 齋藤" w:date="2026-05-19T12:41:00Z" w16du:dateUtc="2026-05-19T03:41:00Z"/>
-              </w:rPr>
-            </w:pPr>
-            <w:ins w:id="477" w:author="治輝 齋藤" w:date="2026-05-19T12:41:00Z" w16du:dateUtc="2026-05-19T03:41:00Z">
+                <w:ins w:id="481" w:author="治輝 齋藤" w:date="2026-05-19T12:41:00Z" w16du:dateUtc="2026-05-19T03:41:00Z"/>
+              </w:rPr>
+            </w:pPr>
+            <w:ins w:id="482" w:author="治輝 齋藤" w:date="2026-05-19T12:41:00Z" w16du:dateUtc="2026-05-19T03:41:00Z">
               <w:r>
                 <w:rPr>
                   <w:b/>
@@ -12707,7 +12745,7 @@
       </w:tr>
       <w:tr>
         <w:trPr>
-          <w:ins w:id="478" w:author="治輝 齋藤" w:date="2026-05-19T12:41:00Z"/>
+          <w:ins w:id="483" w:author="治輝 齋藤" w:date="2026-05-19T12:41:00Z"/>
         </w:trPr>
         <w:tc>
           <w:tcPr>
@@ -12717,10 +12755,10 @@
             <w:pPr>
               <w:spacing w:before="36" w:after="36"/>
               <w:rPr>
-                <w:ins w:id="479" w:author="治輝 齋藤" w:date="2026-05-19T12:41:00Z" w16du:dateUtc="2026-05-19T03:41:00Z"/>
-              </w:rPr>
-            </w:pPr>
-            <w:ins w:id="480" w:author="治輝 齋藤" w:date="2026-05-19T12:41:00Z" w16du:dateUtc="2026-05-19T03:41:00Z">
+                <w:ins w:id="484" w:author="治輝 齋藤" w:date="2026-05-19T12:41:00Z" w16du:dateUtc="2026-05-19T03:41:00Z"/>
+              </w:rPr>
+            </w:pPr>
+            <w:ins w:id="485" w:author="治輝 齋藤" w:date="2026-05-19T12:41:00Z" w16du:dateUtc="2026-05-19T03:41:00Z">
               <w:r>
                 <w:rPr>
                   <w:rFonts w:ascii="Consolas" w:hAnsi="Consolas"/>
@@ -12743,10 +12781,10 @@
             <w:pPr>
               <w:spacing w:before="36" w:after="36"/>
               <w:rPr>
-                <w:ins w:id="481" w:author="治輝 齋藤" w:date="2026-05-19T12:41:00Z" w16du:dateUtc="2026-05-19T03:41:00Z"/>
-              </w:rPr>
-            </w:pPr>
-            <w:ins w:id="482" w:author="治輝 齋藤" w:date="2026-05-19T12:41:00Z" w16du:dateUtc="2026-05-19T03:41:00Z">
+                <w:ins w:id="486" w:author="治輝 齋藤" w:date="2026-05-19T12:41:00Z" w16du:dateUtc="2026-05-19T03:41:00Z"/>
+              </w:rPr>
+            </w:pPr>
+            <w:ins w:id="487" w:author="治輝 齋藤" w:date="2026-05-19T12:41:00Z" w16du:dateUtc="2026-05-19T03:41:00Z">
               <w:r>
                 <w:rPr>
                   <w:b/>
@@ -12765,10 +12803,10 @@
             <w:pPr>
               <w:spacing w:before="36" w:after="36"/>
               <w:rPr>
-                <w:ins w:id="483" w:author="治輝 齋藤" w:date="2026-05-19T12:41:00Z" w16du:dateUtc="2026-05-19T03:41:00Z"/>
-              </w:rPr>
-            </w:pPr>
-            <w:ins w:id="484" w:author="治輝 齋藤" w:date="2026-05-19T12:41:00Z" w16du:dateUtc="2026-05-19T03:41:00Z">
+                <w:ins w:id="488" w:author="治輝 齋藤" w:date="2026-05-19T12:41:00Z" w16du:dateUtc="2026-05-19T03:41:00Z"/>
+              </w:rPr>
+            </w:pPr>
+            <w:ins w:id="489" w:author="治輝 齋藤" w:date="2026-05-19T12:41:00Z" w16du:dateUtc="2026-05-19T03:41:00Z">
               <w:r>
                 <w:rPr>
                   <w:b/>
@@ -12782,7 +12820,7 @@
       </w:tr>
       <w:tr>
         <w:trPr>
-          <w:ins w:id="485" w:author="治輝 齋藤" w:date="2026-05-19T12:41:00Z"/>
+          <w:ins w:id="490" w:author="治輝 齋藤" w:date="2026-05-19T12:41:00Z"/>
         </w:trPr>
         <w:tc>
           <w:tcPr>
@@ -12792,10 +12830,10 @@
             <w:pPr>
               <w:spacing w:before="36" w:after="36"/>
               <w:rPr>
-                <w:ins w:id="486" w:author="治輝 齋藤" w:date="2026-05-19T12:41:00Z" w16du:dateUtc="2026-05-19T03:41:00Z"/>
-              </w:rPr>
-            </w:pPr>
-            <w:ins w:id="487" w:author="治輝 齋藤" w:date="2026-05-19T12:41:00Z" w16du:dateUtc="2026-05-19T03:41:00Z">
+                <w:ins w:id="491" w:author="治輝 齋藤" w:date="2026-05-19T12:41:00Z" w16du:dateUtc="2026-05-19T03:41:00Z"/>
+              </w:rPr>
+            </w:pPr>
+            <w:ins w:id="492" w:author="治輝 齋藤" w:date="2026-05-19T12:41:00Z" w16du:dateUtc="2026-05-19T03:41:00Z">
               <w:r>
                 <w:rPr>
                   <w:rFonts w:ascii="Consolas" w:hAnsi="Consolas"/>
@@ -12818,10 +12856,10 @@
             <w:pPr>
               <w:spacing w:before="36" w:after="36"/>
               <w:rPr>
-                <w:ins w:id="488" w:author="治輝 齋藤" w:date="2026-05-19T12:41:00Z" w16du:dateUtc="2026-05-19T03:41:00Z"/>
-              </w:rPr>
-            </w:pPr>
-            <w:ins w:id="489" w:author="治輝 齋藤" w:date="2026-05-19T12:41:00Z" w16du:dateUtc="2026-05-19T03:41:00Z">
+                <w:ins w:id="493" w:author="治輝 齋藤" w:date="2026-05-19T12:41:00Z" w16du:dateUtc="2026-05-19T03:41:00Z"/>
+              </w:rPr>
+            </w:pPr>
+            <w:ins w:id="494" w:author="治輝 齋藤" w:date="2026-05-19T12:41:00Z" w16du:dateUtc="2026-05-19T03:41:00Z">
               <w:r>
                 <w:rPr>
                   <w:b/>
@@ -12840,10 +12878,10 @@
             <w:pPr>
               <w:spacing w:before="36" w:after="36"/>
               <w:rPr>
-                <w:ins w:id="490" w:author="治輝 齋藤" w:date="2026-05-19T12:41:00Z" w16du:dateUtc="2026-05-19T03:41:00Z"/>
-              </w:rPr>
-            </w:pPr>
-            <w:ins w:id="491" w:author="治輝 齋藤" w:date="2026-05-19T12:41:00Z" w16du:dateUtc="2026-05-19T03:41:00Z">
+                <w:ins w:id="495" w:author="治輝 齋藤" w:date="2026-05-19T12:41:00Z" w16du:dateUtc="2026-05-19T03:41:00Z"/>
+              </w:rPr>
+            </w:pPr>
+            <w:ins w:id="496" w:author="治輝 齋藤" w:date="2026-05-19T12:41:00Z" w16du:dateUtc="2026-05-19T03:41:00Z">
               <w:r>
                 <w:rPr>
                   <w:b/>
@@ -12857,7 +12895,7 @@
       </w:tr>
       <w:tr>
         <w:trPr>
-          <w:ins w:id="492" w:author="治輝 齋藤" w:date="2026-05-19T12:41:00Z"/>
+          <w:ins w:id="497" w:author="治輝 齋藤" w:date="2026-05-19T12:41:00Z"/>
         </w:trPr>
         <w:tc>
           <w:tcPr>
@@ -12867,10 +12905,10 @@
             <w:pPr>
               <w:spacing w:before="36" w:after="36"/>
               <w:rPr>
-                <w:ins w:id="493" w:author="治輝 齋藤" w:date="2026-05-19T12:41:00Z" w16du:dateUtc="2026-05-19T03:41:00Z"/>
-              </w:rPr>
-            </w:pPr>
-            <w:ins w:id="494" w:author="治輝 齋藤" w:date="2026-05-19T12:41:00Z" w16du:dateUtc="2026-05-19T03:41:00Z">
+                <w:ins w:id="498" w:author="治輝 齋藤" w:date="2026-05-19T12:41:00Z" w16du:dateUtc="2026-05-19T03:41:00Z"/>
+              </w:rPr>
+            </w:pPr>
+            <w:ins w:id="499" w:author="治輝 齋藤" w:date="2026-05-19T12:41:00Z" w16du:dateUtc="2026-05-19T03:41:00Z">
               <w:r>
                 <w:rPr>
                   <w:rFonts w:ascii="Consolas" w:hAnsi="Consolas"/>
@@ -12893,10 +12931,10 @@
             <w:pPr>
               <w:spacing w:before="36" w:after="36"/>
               <w:rPr>
-                <w:ins w:id="495" w:author="治輝 齋藤" w:date="2026-05-19T12:41:00Z" w16du:dateUtc="2026-05-19T03:41:00Z"/>
-              </w:rPr>
-            </w:pPr>
-            <w:ins w:id="496" w:author="治輝 齋藤" w:date="2026-05-19T12:41:00Z" w16du:dateUtc="2026-05-19T03:41:00Z">
+                <w:ins w:id="500" w:author="治輝 齋藤" w:date="2026-05-19T12:41:00Z" w16du:dateUtc="2026-05-19T03:41:00Z"/>
+              </w:rPr>
+            </w:pPr>
+            <w:ins w:id="501" w:author="治輝 齋藤" w:date="2026-05-19T12:41:00Z" w16du:dateUtc="2026-05-19T03:41:00Z">
               <w:r>
                 <w:rPr>
                   <w:b/>
@@ -12915,10 +12953,10 @@
             <w:pPr>
               <w:spacing w:before="36" w:after="36"/>
               <w:rPr>
-                <w:ins w:id="497" w:author="治輝 齋藤" w:date="2026-05-19T12:41:00Z" w16du:dateUtc="2026-05-19T03:41:00Z"/>
-              </w:rPr>
-            </w:pPr>
-            <w:ins w:id="498" w:author="治輝 齋藤" w:date="2026-05-19T12:41:00Z" w16du:dateUtc="2026-05-19T03:41:00Z">
+                <w:ins w:id="502" w:author="治輝 齋藤" w:date="2026-05-19T12:41:00Z" w16du:dateUtc="2026-05-19T03:41:00Z"/>
+              </w:rPr>
+            </w:pPr>
+            <w:ins w:id="503" w:author="治輝 齋藤" w:date="2026-05-19T12:41:00Z" w16du:dateUtc="2026-05-19T03:41:00Z">
               <w:r>
                 <w:rPr>
                   <w:b/>
@@ -12935,10 +12973,10 @@
       <w:pPr>
         <w:pStyle w:val="2"/>
         <w:rPr>
-          <w:ins w:id="499" w:author="治輝 齋藤" w:date="2026-05-19T12:41:00Z" w16du:dateUtc="2026-05-19T03:41:00Z"/>
-        </w:rPr>
-      </w:pPr>
-      <w:ins w:id="500" w:author="治輝 齋藤" w:date="2026-05-19T12:41:00Z" w16du:dateUtc="2026-05-19T03:41:00Z">
+          <w:ins w:id="504" w:author="治輝 齋藤" w:date="2026-05-19T12:41:00Z" w16du:dateUtc="2026-05-19T03:41:00Z"/>
+        </w:rPr>
+      </w:pPr>
+      <w:ins w:id="505" w:author="治輝 齋藤" w:date="2026-05-19T12:41:00Z" w16du:dateUtc="2026-05-19T03:41:00Z">
         <w:r>
           <w:rPr>
             <w:rFonts w:asciiTheme="minorHAnsi" w:eastAsiaTheme="minorEastAsia" w:hAnsiTheme="minorHAnsi" w:cstheme="minorBidi"/>
@@ -13006,14 +13044,14 @@
           </w:rPr>
           <w:t xml:space="preserve"> &lt; 0.05 (conventional model-based standard errors). These results are sensitivity analyses only.</w:t>
         </w:r>
-        <w:commentRangeEnd w:id="470"/>
+        <w:commentRangeEnd w:id="475"/>
         <w:r>
           <w:rPr>
             <w:rStyle w:val="af2"/>
             <w:rFonts w:asciiTheme="minorHAnsi" w:eastAsiaTheme="minorEastAsia" w:hAnsiTheme="minorHAnsi" w:cstheme="minorBidi"/>
             <w:color w:val="auto"/>
           </w:rPr>
-          <w:commentReference w:id="470"/>
+          <w:commentReference w:id="475"/>
         </w:r>
       </w:ins>
     </w:p>
@@ -13021,7 +13059,7 @@
       <w:pPr>
         <w:pStyle w:val="a0"/>
         <w:rPr>
-          <w:del w:id="501" w:author="治輝 齋藤" w:date="2026-05-19T12:41:00Z" w16du:dateUtc="2026-05-19T03:41:00Z"/>
+          <w:del w:id="506" w:author="治輝 齋藤" w:date="2026-05-19T12:41:00Z" w16du:dateUtc="2026-05-19T03:41:00Z"/>
         </w:rPr>
       </w:pPr>
     </w:p>
@@ -13029,10 +13067,10 @@
       <w:pPr>
         <w:pStyle w:val="a0"/>
         <w:rPr>
-          <w:del w:id="502" w:author="治輝 齋藤" w:date="2026-05-19T12:41:00Z" w16du:dateUtc="2026-05-19T03:41:00Z"/>
-        </w:rPr>
-      </w:pPr>
-      <w:del w:id="503" w:author="治輝 齋藤" w:date="2026-05-19T12:41:00Z" w16du:dateUtc="2026-05-19T03:41:00Z">
+          <w:del w:id="507" w:author="治輝 齋藤" w:date="2026-05-19T12:41:00Z" w16du:dateUtc="2026-05-19T03:41:00Z"/>
+        </w:rPr>
+      </w:pPr>
+      <w:del w:id="508" w:author="治輝 齋藤" w:date="2026-05-19T12:41:00Z" w16du:dateUtc="2026-05-19T03:41:00Z">
         <w:r>
           <w:pict w14:anchorId="657FDAF1">
             <v:rect id="_x0000_i1041" style="width:0;height:1.5pt" o:hralign="center" o:hrstd="t" o:hr="t"/>
@@ -13049,8 +13087,8 @@
           <w:szCs w:val="32"/>
         </w:rPr>
       </w:pPr>
-      <w:bookmarkStart w:id="504" w:name="figure-legends"/>
-      <w:bookmarkEnd w:id="456"/>
+      <w:bookmarkStart w:id="509" w:name="figure-legends"/>
+      <w:bookmarkEnd w:id="461"/>
       <w:r>
         <w:br w:type="page"/>
       </w:r>
@@ -13083,7 +13121,7 @@
       <w:pPr>
         <w:pStyle w:val="a0"/>
       </w:pPr>
-      <w:del w:id="505" w:author="治輝 齋藤" w:date="2026-05-20T08:40:00Z" w16du:dateUtc="2026-05-19T23:40:00Z">
+      <w:del w:id="510" w:author="治輝 齋藤" w:date="2026-05-20T08:40:00Z" w16du:dateUtc="2026-05-19T23:40:00Z">
         <w:r>
           <w:rPr>
             <w:b/>
@@ -13107,7 +13145,7 @@
         </w:rPr>
         <w:t xml:space="preserve">Figure </w:t>
       </w:r>
-      <w:ins w:id="506" w:author="治輝 齋藤" w:date="2026-05-20T08:40:00Z" w16du:dateUtc="2026-05-19T23:40:00Z">
+      <w:ins w:id="511" w:author="治輝 齋藤" w:date="2026-05-20T08:40:00Z" w16du:dateUtc="2026-05-19T23:40:00Z">
         <w:r>
           <w:rPr>
             <w:rFonts w:hint="eastAsia"/>
@@ -13118,7 +13156,7 @@
           <w:t>2</w:t>
         </w:r>
       </w:ins>
-      <w:del w:id="507" w:author="治輝 齋藤" w:date="2026-05-20T08:40:00Z" w16du:dateUtc="2026-05-19T23:40:00Z">
+      <w:del w:id="512" w:author="治輝 齋藤" w:date="2026-05-20T08:40:00Z" w16du:dateUtc="2026-05-19T23:40:00Z">
         <w:r>
           <w:rPr>
             <w:rFonts w:hint="eastAsia"/>
@@ -13175,7 +13213,7 @@
         </w:rPr>
         <w:t xml:space="preserve">Figure </w:t>
       </w:r>
-      <w:ins w:id="508" w:author="治輝 齋藤" w:date="2026-05-20T08:40:00Z" w16du:dateUtc="2026-05-19T23:40:00Z">
+      <w:ins w:id="513" w:author="治輝 齋藤" w:date="2026-05-20T08:40:00Z" w16du:dateUtc="2026-05-19T23:40:00Z">
         <w:r>
           <w:rPr>
             <w:rFonts w:hint="eastAsia"/>
@@ -13186,7 +13224,7 @@
           <w:t>3</w:t>
         </w:r>
       </w:ins>
-      <w:del w:id="509" w:author="治輝 齋藤" w:date="2026-05-20T08:40:00Z" w16du:dateUtc="2026-05-19T23:40:00Z">
+      <w:del w:id="514" w:author="治輝 齋藤" w:date="2026-05-20T08:40:00Z" w16du:dateUtc="2026-05-19T23:40:00Z">
         <w:r>
           <w:rPr>
             <w:rFonts w:hint="eastAsia"/>
@@ -13235,7 +13273,7 @@
         </w:rPr>
         <w:t xml:space="preserve">Figure </w:t>
       </w:r>
-      <w:ins w:id="510" w:author="治輝 齋藤" w:date="2026-05-20T08:40:00Z" w16du:dateUtc="2026-05-19T23:40:00Z">
+      <w:ins w:id="515" w:author="治輝 齋藤" w:date="2026-05-20T08:40:00Z" w16du:dateUtc="2026-05-19T23:40:00Z">
         <w:r>
           <w:rPr>
             <w:rFonts w:hint="eastAsia"/>
@@ -13246,7 +13284,7 @@
           <w:t>4</w:t>
         </w:r>
       </w:ins>
-      <w:del w:id="511" w:author="治輝 齋藤" w:date="2026-05-20T08:40:00Z" w16du:dateUtc="2026-05-19T23:40:00Z">
+      <w:del w:id="516" w:author="治輝 齋藤" w:date="2026-05-20T08:40:00Z" w16du:dateUtc="2026-05-19T23:40:00Z">
         <w:r>
           <w:rPr>
             <w:rFonts w:hint="eastAsia"/>
@@ -13293,8 +13331,8 @@
           <w:szCs w:val="32"/>
         </w:rPr>
       </w:pPr>
-      <w:bookmarkStart w:id="512" w:name="figure-1"/>
-      <w:bookmarkEnd w:id="504"/>
+      <w:bookmarkStart w:id="517" w:name="figure-1"/>
+      <w:bookmarkEnd w:id="509"/>
       <w:r>
         <w:br w:type="page"/>
       </w:r>
@@ -13397,8 +13435,8 @@
       <w:pPr>
         <w:pStyle w:val="2"/>
       </w:pPr>
-      <w:bookmarkStart w:id="513" w:name="figure-2"/>
-      <w:bookmarkEnd w:id="512"/>
+      <w:bookmarkStart w:id="518" w:name="figure-2"/>
+      <w:bookmarkEnd w:id="517"/>
       <w:r>
         <w:t>Figure 2</w:t>
       </w:r>
@@ -13409,8 +13447,8 @@
       </w:pPr>
     </w:p>
     <w:p>
-      <w:bookmarkStart w:id="514" w:name="figure-3"/>
-      <w:bookmarkEnd w:id="513"/>
+      <w:bookmarkStart w:id="519" w:name="figure-3"/>
+      <w:bookmarkEnd w:id="518"/>
       <w:r>
         <w:br w:type="page"/>
       </w:r>
@@ -13424,10 +13462,10 @@
       <w:pPr>
         <w:pStyle w:val="2"/>
         <w:rPr>
-          <w:del w:id="515" w:author="治輝 齋藤" w:date="2026-05-20T08:40:00Z" w16du:dateUtc="2026-05-19T23:40:00Z"/>
-        </w:rPr>
-      </w:pPr>
-      <w:del w:id="516" w:author="治輝 齋藤" w:date="2026-05-20T08:40:00Z" w16du:dateUtc="2026-05-19T23:40:00Z">
+          <w:del w:id="520" w:author="治輝 齋藤" w:date="2026-05-20T08:40:00Z" w16du:dateUtc="2026-05-19T23:40:00Z"/>
+        </w:rPr>
+      </w:pPr>
+      <w:del w:id="521" w:author="治輝 齋藤" w:date="2026-05-20T08:40:00Z" w16du:dateUtc="2026-05-19T23:40:00Z">
         <w:r>
           <w:delText xml:space="preserve">Figure </w:delText>
         </w:r>
@@ -13444,10 +13482,10 @@
       <w:pPr>
         <w:pStyle w:val="FirstParagraph"/>
         <w:rPr>
-          <w:del w:id="517" w:author="治輝 齋藤" w:date="2026-05-20T08:40:00Z" w16du:dateUtc="2026-05-19T23:40:00Z"/>
-        </w:rPr>
-      </w:pPr>
-      <w:del w:id="518" w:author="治輝 齋藤" w:date="2026-05-20T08:40:00Z" w16du:dateUtc="2026-05-19T23:40:00Z">
+          <w:del w:id="522" w:author="治輝 齋藤" w:date="2026-05-20T08:40:00Z" w16du:dateUtc="2026-05-19T23:40:00Z"/>
+        </w:rPr>
+      </w:pPr>
+      <w:del w:id="523" w:author="治輝 齋藤" w:date="2026-05-20T08:40:00Z" w16du:dateUtc="2026-05-19T23:40:00Z">
         <w:r>
           <w:rPr>
             <w:noProof/>
@@ -13501,16 +13539,16 @@
     <w:p>
       <w:pPr>
         <w:rPr>
-          <w:del w:id="519" w:author="治輝 齋藤" w:date="2026-05-20T08:40:00Z" w16du:dateUtc="2026-05-19T23:40:00Z"/>
+          <w:del w:id="524" w:author="治輝 齋藤" w:date="2026-05-20T08:40:00Z" w16du:dateUtc="2026-05-19T23:40:00Z"/>
           <w:rFonts w:asciiTheme="majorHAnsi" w:eastAsiaTheme="majorEastAsia" w:hAnsiTheme="majorHAnsi" w:cstheme="majorBidi"/>
           <w:color w:val="0F4761" w:themeColor="accent1" w:themeShade="BF"/>
           <w:sz w:val="32"/>
           <w:szCs w:val="32"/>
         </w:rPr>
       </w:pPr>
-      <w:bookmarkStart w:id="520" w:name="figure-4"/>
-      <w:bookmarkEnd w:id="514"/>
-      <w:del w:id="521" w:author="治輝 齋藤" w:date="2026-05-20T08:40:00Z" w16du:dateUtc="2026-05-19T23:40:00Z">
+      <w:bookmarkStart w:id="525" w:name="figure-4"/>
+      <w:bookmarkEnd w:id="519"/>
+      <w:del w:id="526" w:author="治輝 齋藤" w:date="2026-05-20T08:40:00Z" w16du:dateUtc="2026-05-19T23:40:00Z">
         <w:r>
           <w:br w:type="page"/>
         </w:r>
@@ -13586,7 +13624,7 @@
       <w:r>
         <w:t xml:space="preserve">Figure </w:t>
       </w:r>
-      <w:ins w:id="522" w:author="治輝 齋藤" w:date="2026-05-20T08:40:00Z" w16du:dateUtc="2026-05-19T23:40:00Z">
+      <w:ins w:id="527" w:author="治輝 齋藤" w:date="2026-05-20T08:40:00Z" w16du:dateUtc="2026-05-19T23:40:00Z">
         <w:r>
           <w:rPr>
             <w:rFonts w:hint="eastAsia"/>
@@ -13595,7 +13633,7 @@
           <w:t>2</w:t>
         </w:r>
       </w:ins>
-      <w:del w:id="523" w:author="治輝 齋藤" w:date="2026-05-20T08:40:00Z" w16du:dateUtc="2026-05-19T23:40:00Z">
+      <w:del w:id="528" w:author="治輝 齋藤" w:date="2026-05-20T08:40:00Z" w16du:dateUtc="2026-05-19T23:40:00Z">
         <w:r>
           <w:rPr>
             <w:rFonts w:hint="eastAsia"/>
@@ -13625,8 +13663,8 @@
       <w:pPr>
         <w:pStyle w:val="2"/>
       </w:pPr>
-      <w:bookmarkStart w:id="524" w:name="figure-5"/>
-      <w:bookmarkEnd w:id="520"/>
+      <w:bookmarkStart w:id="529" w:name="figure-5"/>
+      <w:bookmarkEnd w:id="525"/>
       <w:r>
         <w:t xml:space="preserve">Figure </w:t>
       </w:r>
@@ -13658,8 +13696,8 @@
       <w:pPr>
         <w:pStyle w:val="2"/>
       </w:pPr>
-      <w:bookmarkStart w:id="525" w:name="figure-6"/>
-      <w:bookmarkEnd w:id="524"/>
+      <w:bookmarkStart w:id="530" w:name="figure-6"/>
+      <w:bookmarkEnd w:id="529"/>
       <w:r>
         <w:t xml:space="preserve">Figure </w:t>
       </w:r>
@@ -13671,8 +13709,8 @@
         <w:t>5</w:t>
       </w:r>
     </w:p>
-    <w:bookmarkEnd w:id="421"/>
-    <w:bookmarkEnd w:id="525"/>
+    <w:bookmarkEnd w:id="426"/>
+    <w:bookmarkEnd w:id="530"/>
     <w:p>
       <w:pPr>
         <w:pStyle w:val="FirstParagraph"/>
@@ -13763,7 +13801,7 @@
       <w:r>
         <w:t xml:space="preserve">Figure </w:t>
       </w:r>
-      <w:ins w:id="526" w:author="治輝 齋藤" w:date="2026-05-20T08:40:00Z" w16du:dateUtc="2026-05-19T23:40:00Z">
+      <w:ins w:id="531" w:author="治輝 齋藤" w:date="2026-05-20T08:40:00Z" w16du:dateUtc="2026-05-19T23:40:00Z">
         <w:r>
           <w:rPr>
             <w:rFonts w:hint="eastAsia"/>
@@ -13772,7 +13810,7 @@
           <w:t>3</w:t>
         </w:r>
       </w:ins>
-      <w:del w:id="527" w:author="治輝 齋藤" w:date="2026-05-20T08:40:00Z" w16du:dateUtc="2026-05-19T23:40:00Z">
+      <w:del w:id="532" w:author="治輝 齋藤" w:date="2026-05-20T08:40:00Z" w16du:dateUtc="2026-05-19T23:40:00Z">
         <w:r>
           <w:rPr>
             <w:rFonts w:hint="eastAsia"/>
@@ -13950,7 +13988,7 @@
         <w:lastRenderedPageBreak/>
         <w:t xml:space="preserve">Figure </w:t>
       </w:r>
-      <w:ins w:id="528" w:author="治輝 齋藤" w:date="2026-05-20T08:40:00Z" w16du:dateUtc="2026-05-19T23:40:00Z">
+      <w:ins w:id="533" w:author="治輝 齋藤" w:date="2026-05-20T08:40:00Z" w16du:dateUtc="2026-05-19T23:40:00Z">
         <w:r>
           <w:rPr>
             <w:rFonts w:hint="eastAsia"/>
@@ -13959,7 +13997,7 @@
           <w:t>4</w:t>
         </w:r>
       </w:ins>
-      <w:del w:id="529" w:author="治輝 齋藤" w:date="2026-05-20T08:40:00Z" w16du:dateUtc="2026-05-19T23:40:00Z">
+      <w:del w:id="534" w:author="治輝 齋藤" w:date="2026-05-20T08:40:00Z" w16du:dateUtc="2026-05-19T23:40:00Z">
         <w:r>
           <w:rPr>
             <w:rFonts w:hint="eastAsia"/>
@@ -15569,7 +15607,7 @@
       </w:r>
     </w:p>
   </w:comment>
-  <w:comment w:id="264" w:author="山岸良匡" w:date="2026-05-18T19:35:00Z" w:initials="山">
+  <w:comment w:id="243" w:author="治輝 齋藤" w:date="2026-05-20T08:53:00Z" w:initials="治齋">
     <w:p>
       <w:pPr>
         <w:pStyle w:val="af3"/>
@@ -15588,11 +15626,99 @@
           <w:rFonts w:hint="eastAsia"/>
           <w:lang w:eastAsia="ja-JP"/>
         </w:rPr>
+        <w:t>（</w:t>
+      </w:r>
+      <w:r>
+        <w:rPr>
+          <w:rFonts w:hint="eastAsia"/>
+          <w:lang w:eastAsia="ja-JP"/>
+        </w:rPr>
+        <w:t>江口先生コメント⑥）</w:t>
+      </w:r>
+      <w:r>
+        <w:rPr>
+          <w:rFonts w:hint="eastAsia"/>
+          <w:lang w:eastAsia="ja-JP"/>
+        </w:rPr>
+        <w:t>「地形傾斜と速歩割合は弱い負の相関を示した（</w:t>
+      </w:r>
+      <w:r>
+        <w:rPr>
+          <w:rFonts w:hint="eastAsia"/>
+          <w:lang w:eastAsia="ja-JP"/>
+        </w:rPr>
+        <w:t xml:space="preserve">r = </w:t>
+      </w:r>
+      <w:r>
+        <w:rPr>
+          <w:rFonts w:hint="eastAsia"/>
+          <w:lang w:eastAsia="ja-JP"/>
+        </w:rPr>
+        <w:t>－</w:t>
+      </w:r>
+      <w:r>
+        <w:rPr>
+          <w:rFonts w:hint="eastAsia"/>
+          <w:lang w:eastAsia="ja-JP"/>
+        </w:rPr>
+        <w:t>0.264</w:t>
+      </w:r>
+      <w:r>
+        <w:rPr>
+          <w:rFonts w:hint="eastAsia"/>
+          <w:lang w:eastAsia="ja-JP"/>
+        </w:rPr>
+        <w:t>）」について、</w:t>
+      </w:r>
+      <w:proofErr w:type="gramStart"/>
+      <w:r>
+        <w:rPr>
+          <w:rFonts w:hint="eastAsia"/>
+          <w:lang w:eastAsia="ja-JP"/>
+        </w:rPr>
+        <w:t>p</w:t>
+      </w:r>
+      <w:proofErr w:type="gramEnd"/>
+      <w:r>
+        <w:rPr>
+          <w:rFonts w:hint="eastAsia"/>
+          <w:lang w:eastAsia="ja-JP"/>
+        </w:rPr>
+        <w:t>値</w:t>
+      </w:r>
+      <w:r>
+        <w:rPr>
+          <w:rFonts w:hint="eastAsia"/>
+          <w:lang w:eastAsia="ja-JP"/>
+        </w:rPr>
+        <w:t>を追記しました。</w:t>
+      </w:r>
+    </w:p>
+  </w:comment>
+  <w:comment w:id="266" w:author="山岸良匡" w:date="2026-05-18T19:35:00Z" w:initials="山">
+    <w:p>
+      <w:pPr>
+        <w:pStyle w:val="af3"/>
+        <w:rPr>
+          <w:lang w:eastAsia="ja-JP"/>
+        </w:rPr>
+      </w:pPr>
+      <w:r>
+        <w:rPr>
+          <w:rStyle w:val="af2"/>
+        </w:rPr>
+        <w:annotationRef/>
+      </w:r>
+      <w:r>
+        <w:rPr>
+          <w:rFonts w:hint="eastAsia"/>
+          <w:lang w:eastAsia="ja-JP"/>
+        </w:rPr>
         <w:t>これは必要ですか？</w:t>
       </w:r>
     </w:p>
   </w:comment>
-  <w:comment w:id="265" w:author="治輝 齋藤" w:date="2026-04-30T20:30:00Z" w:initials="治齋">
+  <w:comment w:id="267" w:author="治輝 齋藤" w:date="2026-04-30T20:30:00Z" w:initials="治齋">
     <w:p>
       <w:pPr>
         <w:pStyle w:val="af3"/>
@@ -15715,7 +15841,7 @@
       </w:r>
     </w:p>
   </w:comment>
-  <w:comment w:id="266" w:author="山岸良匡" w:date="2026-05-18T19:37:00Z" w:initials="山">
+  <w:comment w:id="268" w:author="山岸良匡" w:date="2026-05-18T19:37:00Z" w:initials="山">
     <w:p>
       <w:pPr>
         <w:pStyle w:val="af3"/>
@@ -15759,7 +15885,7 @@
       </w:r>
     </w:p>
   </w:comment>
-  <w:comment w:id="279" w:author="治輝 齋藤" w:date="2026-04-30T19:12:00Z" w:initials="治齋">
+  <w:comment w:id="281" w:author="治輝 齋藤" w:date="2026-04-30T19:12:00Z" w:initials="治齋">
     <w:p>
       <w:pPr>
         <w:pStyle w:val="af3"/>
@@ -15822,7 +15948,7 @@
       </w:r>
     </w:p>
   </w:comment>
-  <w:comment w:id="284" w:author="山岸良匡" w:date="2026-05-18T19:39:00Z" w:initials="山">
+  <w:comment w:id="286" w:author="山岸良匡" w:date="2026-05-18T19:39:00Z" w:initials="山">
     <w:p>
       <w:pPr>
         <w:pStyle w:val="af3"/>
@@ -15851,7 +15977,7 @@
       </w:r>
     </w:p>
   </w:comment>
-  <w:comment w:id="285" w:author="治輝 齋藤" w:date="2026-05-19T22:51:00Z" w:initials="治齋">
+  <w:comment w:id="287" w:author="治輝 齋藤" w:date="2026-05-19T22:51:00Z" w:initials="治齋">
     <w:p>
       <w:pPr>
         <w:pStyle w:val="af3"/>
@@ -15888,7 +16014,7 @@
       </w:r>
     </w:p>
   </w:comment>
-  <w:comment w:id="286" w:author="山岸良匡" w:date="2026-05-18T19:40:00Z" w:initials="山">
+  <w:comment w:id="288" w:author="山岸良匡" w:date="2026-05-18T19:40:00Z" w:initials="山">
     <w:p>
       <w:pPr>
         <w:pStyle w:val="af3"/>
@@ -15924,7 +16050,7 @@
       </w:r>
     </w:p>
   </w:comment>
-  <w:comment w:id="287" w:author="治輝 齋藤" w:date="2026-05-19T22:55:00Z" w:initials="治齋">
+  <w:comment w:id="289" w:author="治輝 齋藤" w:date="2026-05-19T22:55:00Z" w:initials="治齋">
     <w:p>
       <w:pPr>
         <w:pStyle w:val="af3"/>
@@ -15975,7 +16101,7 @@
       </w:r>
     </w:p>
   </w:comment>
-  <w:comment w:id="291" w:author="山岸良匡" w:date="2026-05-18T19:42:00Z" w:initials="山">
+  <w:comment w:id="293" w:author="山岸良匡" w:date="2026-05-18T19:42:00Z" w:initials="山">
     <w:p>
       <w:pPr>
         <w:pStyle w:val="af3"/>
@@ -15998,7 +16124,7 @@
       </w:r>
     </w:p>
   </w:comment>
-  <w:comment w:id="292" w:author="治輝 齋藤" w:date="2026-05-20T08:47:00Z" w:initials="治齋">
+  <w:comment w:id="294" w:author="治輝 齋藤" w:date="2026-05-20T08:47:00Z" w:initials="治齋">
     <w:p>
       <w:pPr>
         <w:pStyle w:val="af3"/>
@@ -16035,7 +16161,7 @@
       </w:r>
     </w:p>
   </w:comment>
-  <w:comment w:id="296" w:author="治輝 齋藤" w:date="2026-04-30T19:29:00Z" w:initials="治齋">
+  <w:comment w:id="298" w:author="治輝 齋藤" w:date="2026-04-30T19:29:00Z" w:initials="治齋">
     <w:p>
       <w:pPr>
         <w:pStyle w:val="af3"/>
@@ -16109,7 +16235,7 @@
       </w:r>
     </w:p>
   </w:comment>
-  <w:comment w:id="311" w:author="治輝 齋藤" w:date="2026-04-30T20:52:00Z" w:initials="治齋">
+  <w:comment w:id="313" w:author="治輝 齋藤" w:date="2026-04-30T20:52:00Z" w:initials="治齋">
     <w:p>
       <w:pPr>
         <w:pStyle w:val="af3"/>
@@ -16160,7 +16286,7 @@
       </w:r>
     </w:p>
   </w:comment>
-  <w:comment w:id="322" w:author="治輝 齋藤" w:date="2026-04-30T20:56:00Z" w:initials="治齋">
+  <w:comment w:id="324" w:author="治輝 齋藤" w:date="2026-04-30T20:56:00Z" w:initials="治齋">
     <w:p>
       <w:pPr>
         <w:pStyle w:val="af3"/>
@@ -16204,7 +16330,7 @@
       </w:r>
     </w:p>
   </w:comment>
-  <w:comment w:id="338" w:author="治輝 齋藤" w:date="2026-04-30T21:00:00Z" w:initials="治齋">
+  <w:comment w:id="340" w:author="治輝 齋藤" w:date="2026-04-30T21:00:00Z" w:initials="治齋">
     <w:p>
       <w:pPr>
         <w:pStyle w:val="af3"/>
@@ -16241,7 +16367,7 @@
       </w:r>
     </w:p>
   </w:comment>
-  <w:comment w:id="358" w:author="治輝 齋藤" w:date="2026-04-30T20:33:00Z" w:initials="治齋">
+  <w:comment w:id="360" w:author="治輝 齋藤" w:date="2026-04-30T20:33:00Z" w:initials="治齋">
     <w:p>
       <w:pPr>
         <w:pStyle w:val="af3"/>
@@ -16320,7 +16446,7 @@
       </w:r>
     </w:p>
   </w:comment>
-  <w:comment w:id="365" w:author="山岸良匡" w:date="2026-05-18T19:51:00Z" w:initials="山">
+  <w:comment w:id="367" w:author="治輝 齋藤" w:date="2026-05-20T08:53:00Z" w:initials="治齋">
     <w:p>
       <w:pPr>
         <w:pStyle w:val="af3"/>
@@ -16339,6 +16465,94 @@
           <w:rFonts w:hint="eastAsia"/>
           <w:lang w:eastAsia="ja-JP"/>
         </w:rPr>
+        <w:t>（</w:t>
+      </w:r>
+      <w:r>
+        <w:rPr>
+          <w:rFonts w:hint="eastAsia"/>
+          <w:lang w:eastAsia="ja-JP"/>
+        </w:rPr>
+        <w:t>江口先生コメント⑥）</w:t>
+      </w:r>
+      <w:r>
+        <w:rPr>
+          <w:rFonts w:hint="eastAsia"/>
+          <w:lang w:eastAsia="ja-JP"/>
+        </w:rPr>
+        <w:t>「地形傾斜と速歩割合は弱い負の相関を示した（</w:t>
+      </w:r>
+      <w:r>
+        <w:rPr>
+          <w:rFonts w:hint="eastAsia"/>
+          <w:lang w:eastAsia="ja-JP"/>
+        </w:rPr>
+        <w:t xml:space="preserve">r = </w:t>
+      </w:r>
+      <w:r>
+        <w:rPr>
+          <w:rFonts w:hint="eastAsia"/>
+          <w:lang w:eastAsia="ja-JP"/>
+        </w:rPr>
+        <w:t>－</w:t>
+      </w:r>
+      <w:r>
+        <w:rPr>
+          <w:rFonts w:hint="eastAsia"/>
+          <w:lang w:eastAsia="ja-JP"/>
+        </w:rPr>
+        <w:t>0.264</w:t>
+      </w:r>
+      <w:r>
+        <w:rPr>
+          <w:rFonts w:hint="eastAsia"/>
+          <w:lang w:eastAsia="ja-JP"/>
+        </w:rPr>
+        <w:t>）」について、</w:t>
+      </w:r>
+      <w:proofErr w:type="gramStart"/>
+      <w:r>
+        <w:rPr>
+          <w:rFonts w:hint="eastAsia"/>
+          <w:lang w:eastAsia="ja-JP"/>
+        </w:rPr>
+        <w:t>p</w:t>
+      </w:r>
+      <w:proofErr w:type="gramEnd"/>
+      <w:r>
+        <w:rPr>
+          <w:rFonts w:hint="eastAsia"/>
+          <w:lang w:eastAsia="ja-JP"/>
+        </w:rPr>
+        <w:t>値</w:t>
+      </w:r>
+      <w:r>
+        <w:rPr>
+          <w:rFonts w:hint="eastAsia"/>
+          <w:lang w:eastAsia="ja-JP"/>
+        </w:rPr>
+        <w:t>を追記しました。</w:t>
+      </w:r>
+    </w:p>
+  </w:comment>
+  <w:comment w:id="370" w:author="山岸良匡" w:date="2026-05-18T19:51:00Z" w:initials="山">
+    <w:p>
+      <w:pPr>
+        <w:pStyle w:val="af3"/>
+        <w:rPr>
+          <w:lang w:eastAsia="ja-JP"/>
+        </w:rPr>
+      </w:pPr>
+      <w:r>
+        <w:rPr>
+          <w:rStyle w:val="af2"/>
+        </w:rPr>
+        <w:annotationRef/>
+      </w:r>
+      <w:r>
+        <w:rPr>
+          <w:rFonts w:hint="eastAsia"/>
+          <w:lang w:eastAsia="ja-JP"/>
+        </w:rPr>
         <w:t>車の影響が考察されていないのが気になります。地方</w:t>
       </w:r>
       <w:proofErr w:type="gramStart"/>
@@ -16375,7 +16589,7 @@
       </w:r>
     </w:p>
   </w:comment>
-  <w:comment w:id="372" w:author="治輝 齋藤" w:date="2026-04-30T18:41:00Z" w:initials="治齋">
+  <w:comment w:id="377" w:author="治輝 齋藤" w:date="2026-04-30T18:41:00Z" w:initials="治齋">
     <w:p>
       <w:pPr>
         <w:pStyle w:val="af3"/>
@@ -16474,7 +16688,7 @@
       </w:r>
     </w:p>
   </w:comment>
-  <w:comment w:id="375" w:author="山岸良匡" w:date="2026-05-18T19:56:00Z" w:initials="山">
+  <w:comment w:id="380" w:author="山岸良匡" w:date="2026-05-18T19:56:00Z" w:initials="山">
     <w:p>
       <w:pPr>
         <w:pStyle w:val="af3"/>
@@ -16497,7 +16711,7 @@
       </w:r>
     </w:p>
   </w:comment>
-  <w:comment w:id="379" w:author="治輝 齋藤" w:date="2026-04-30T18:04:00Z" w:initials="治齋">
+  <w:comment w:id="384" w:author="治輝 齋藤" w:date="2026-04-30T18:04:00Z" w:initials="治齋">
     <w:p>
       <w:pPr>
         <w:pStyle w:val="af3"/>
@@ -16590,7 +16804,7 @@
       </w:r>
     </w:p>
   </w:comment>
-  <w:comment w:id="384" w:author="治輝 齋藤" w:date="2026-04-30T18:09:00Z" w:initials="治齋">
+  <w:comment w:id="389" w:author="治輝 齋藤" w:date="2026-04-30T18:09:00Z" w:initials="治齋">
     <w:p>
       <w:pPr>
         <w:pStyle w:val="af3"/>
@@ -16641,7 +16855,7 @@
       </w:r>
     </w:p>
   </w:comment>
-  <w:comment w:id="386" w:author="治輝 齋藤" w:date="2026-04-30T20:37:00Z" w:initials="治齋">
+  <w:comment w:id="391" w:author="治輝 齋藤" w:date="2026-04-30T20:37:00Z" w:initials="治齋">
     <w:p>
       <w:pPr>
         <w:pStyle w:val="af3"/>
@@ -16699,7 +16913,7 @@
       </w:r>
     </w:p>
   </w:comment>
-  <w:comment w:id="392" w:author="治輝 齋藤" w:date="2026-04-30T18:46:00Z" w:initials="治齋">
+  <w:comment w:id="397" w:author="治輝 齋藤" w:date="2026-04-30T18:46:00Z" w:initials="治齋">
     <w:p>
       <w:pPr>
         <w:pStyle w:val="af3"/>
@@ -16764,7 +16978,7 @@
       </w:r>
     </w:p>
   </w:comment>
-  <w:comment w:id="399" w:author="治輝 齋藤" w:date="2026-05-01T13:08:00Z" w:initials="治齋">
+  <w:comment w:id="404" w:author="治輝 齋藤" w:date="2026-05-01T13:08:00Z" w:initials="治齋">
     <w:p>
       <w:pPr>
         <w:pStyle w:val="af3"/>
@@ -16815,7 +17029,7 @@
       </w:r>
     </w:p>
   </w:comment>
-  <w:comment w:id="411" w:author="治輝 齋藤" w:date="2026-04-30T19:20:00Z" w:initials="治齋">
+  <w:comment w:id="416" w:author="治輝 齋藤" w:date="2026-04-30T19:20:00Z" w:initials="治齋">
     <w:p>
       <w:pPr>
         <w:pStyle w:val="af3"/>
@@ -16866,7 +17080,7 @@
       </w:r>
     </w:p>
   </w:comment>
-  <w:comment w:id="417" w:author="治輝 齋藤" w:date="2026-05-01T13:12:00Z" w:initials="治齋">
+  <w:comment w:id="422" w:author="治輝 齋藤" w:date="2026-05-01T13:12:00Z" w:initials="治齋">
     <w:p>
       <w:pPr>
         <w:pStyle w:val="af3"/>
@@ -16945,7 +17159,7 @@
       </w:r>
     </w:p>
   </w:comment>
-  <w:comment w:id="470" w:author="治輝 齋藤" w:date="2026-05-01T14:29:00Z" w:initials="治齋">
+  <w:comment w:id="475" w:author="治輝 齋藤" w:date="2026-05-01T14:29:00Z" w:initials="治齋">
     <w:p>
       <w:pPr>
         <w:pStyle w:val="af3"/>
@@ -17046,6 +17260,7 @@
   <w15:commentEx w15:paraId="515AA38D" w15:paraIdParent="4A8F4FEF" w15:done="0"/>
   <w15:commentEx w15:paraId="39E4D378" w15:done="0"/>
   <w15:commentEx w15:paraId="7EF5FC65" w15:paraIdParent="39E4D378" w15:done="0"/>
+  <w15:commentEx w15:paraId="6D7D15A9" w15:done="0"/>
   <w15:commentEx w15:paraId="76289747" w15:done="0"/>
   <w15:commentEx w15:paraId="49E4B611" w15:done="0"/>
   <w15:commentEx w15:paraId="22158019" w15:paraIdParent="49E4B611" w15:done="0"/>
@@ -17061,6 +17276,7 @@
   <w15:commentEx w15:paraId="476BF8CA" w15:done="0"/>
   <w15:commentEx w15:paraId="40A9CBF0" w15:done="0"/>
   <w15:commentEx w15:paraId="243073DF" w15:done="0"/>
+  <w15:commentEx w15:paraId="287CF89A" w15:done="0"/>
   <w15:commentEx w15:paraId="7855C3C4" w15:done="0"/>
   <w15:commentEx w15:paraId="013610CE" w15:done="0"/>
   <w15:commentEx w15:paraId="7F10E4ED" w15:done="0"/>
@@ -17109,6 +17325,7 @@
   <w16cex:commentExtensible w16cex:durableId="6F95FBEB" w16cex:dateUtc="2026-05-19T14:27:00Z"/>
   <w16cex:commentExtensible w16cex:durableId="6F31B0FC" w16cex:dateUtc="2026-05-18T10:31:00Z"/>
   <w16cex:commentExtensible w16cex:durableId="253F70F3" w16cex:dateUtc="2026-05-19T23:46:00Z"/>
+  <w16cex:commentExtensible w16cex:durableId="7A8479AF" w16cex:dateUtc="2026-05-19T23:53:00Z"/>
   <w16cex:commentExtensible w16cex:durableId="54C60FD5" w16cex:dateUtc="2026-05-18T10:35:00Z"/>
   <w16cex:commentExtensible w16cex:durableId="7D326336" w16cex:dateUtc="2026-04-30T11:30:00Z"/>
   <w16cex:commentExtensible w16cex:durableId="32D53676" w16cex:dateUtc="2026-05-18T10:37:00Z"/>
@@ -17124,6 +17341,7 @@
   <w16cex:commentExtensible w16cex:durableId="59EBB2CB" w16cex:dateUtc="2026-04-30T11:56:00Z"/>
   <w16cex:commentExtensible w16cex:durableId="5E62303E" w16cex:dateUtc="2026-04-30T12:00:00Z"/>
   <w16cex:commentExtensible w16cex:durableId="1C2D720C" w16cex:dateUtc="2026-04-30T11:33:00Z"/>
+  <w16cex:commentExtensible w16cex:durableId="297F53CF" w16cex:dateUtc="2026-05-19T23:53:00Z"/>
   <w16cex:commentExtensible w16cex:durableId="392EC000" w16cex:dateUtc="2026-05-18T10:51:00Z"/>
   <w16cex:commentExtensible w16cex:durableId="446AB2FC" w16cex:dateUtc="2026-04-30T09:41:00Z"/>
   <w16cex:commentExtensible w16cex:durableId="46FAAC76" w16cex:dateUtc="2026-05-18T10:56:00Z"/>
@@ -17172,6 +17390,7 @@
   <w16cid:commentId w16cid:paraId="515AA38D" w16cid:durableId="6F95FBEB"/>
   <w16cid:commentId w16cid:paraId="39E4D378" w16cid:durableId="6F31B0FC"/>
   <w16cid:commentId w16cid:paraId="7EF5FC65" w16cid:durableId="253F70F3"/>
+  <w16cid:commentId w16cid:paraId="6D7D15A9" w16cid:durableId="7A8479AF"/>
   <w16cid:commentId w16cid:paraId="76289747" w16cid:durableId="54C60FD5"/>
   <w16cid:commentId w16cid:paraId="49E4B611" w16cid:durableId="7D326336"/>
   <w16cid:commentId w16cid:paraId="22158019" w16cid:durableId="32D53676"/>
@@ -17187,6 +17406,7 @@
   <w16cid:commentId w16cid:paraId="476BF8CA" w16cid:durableId="59EBB2CB"/>
   <w16cid:commentId w16cid:paraId="40A9CBF0" w16cid:durableId="5E62303E"/>
   <w16cid:commentId w16cid:paraId="243073DF" w16cid:durableId="1C2D720C"/>
+  <w16cid:commentId w16cid:paraId="287CF89A" w16cid:durableId="297F53CF"/>
   <w16cid:commentId w16cid:paraId="7855C3C4" w16cid:durableId="392EC000"/>
   <w16cid:commentId w16cid:paraId="013610CE" w16cid:durableId="446AB2FC"/>
   <w16cid:commentId w16cid:paraId="7F10E4ED" w16cid:durableId="46FAAC76"/>
@@ -17205,12 +17425,12 @@
 <w:numbering xmlns:wpc="http://schemas.microsoft.com/office/word/2010/wordprocessingCanvas" xmlns:cx="http://schemas.microsoft.com/office/drawing/2014/chartex" xmlns:cx1="http://schemas.microsoft.com/office/drawing/2015/9/8/chartex" xmlns:cx2="http://schemas.microsoft.com/office/drawing/2015/10/21/chartex" xmlns:cx3="http://schemas.microsoft.com/office/drawing/2016/5/9/chartex" xmlns:cx4="http://schemas.microsoft.com/office/drawing/2016/5/10/chartex" xmlns:cx5="http://schemas.microsoft.com/office/drawing/2016/5/11/chartex" xmlns:cx6="http://schemas.microsoft.com/office/drawing/2016/5/12/chartex" xmlns:cx7="http://schemas.microsoft.com/office/drawing/2016/5/13/chartex" xmlns:cx8="http://schemas.microsoft.com/office/drawing/2016/5/14/chartex" xmlns:mc="http://schemas.openxmlformats.org/markup-compatibility/2006" xmlns:aink="http://schemas.microsoft.com/office/drawing/2016/ink" xmlns:am3d="http://schemas.microsoft.com/office/drawing/2017/model3d" xmlns:o="urn:schemas-microsoft-com:office:office" xmlns:oel="http://schemas.microsoft.com/office/2019/extlst" xmlns:r="http://schemas.openxmlformats.org/officeDocument/2006/relationships" xmlns:m="http://schemas.openxmlformats.org/officeDocument/2006/math" xmlns:v="urn:schemas-microsoft-com:vml" xmlns:wp14="http://schemas.microsoft.com/office/word/2010/wordprocessingDrawing" xmlns:wp="http://schemas.openxmlformats.org/drawingml/2006/wordprocessingDrawing" xmlns:w10="urn:schemas-microsoft-com:office:word" xmlns:w="http://schemas.openxmlformats.org/wordprocessingml/2006/main" xmlns:w14="http://schemas.microsoft.com/office/word/2010/wordml" xmlns:w15="http://schemas.microsoft.com/office/word/2012/wordml" xmlns:w16cex="http://schemas.microsoft.com/office/word/2018/wordml/cex" xmlns:w16cid="http://schemas.microsoft.com/office/word/2016/wordml/cid" xmlns:w16="http://schemas.microsoft.com/office/word/2018/wordml" xmlns:w16du="http://schemas.microsoft.com/office/word/2023/wordml/word16du" xmlns:w16sdtdh="http://schemas.microsoft.com/office/word/2020/wordml/sdtdatahash" xmlns:w16sdtfl="http://schemas.microsoft.com/office/word/2024/wordml/sdtformatlock" xmlns:w16se="http://schemas.microsoft.com/office/word/2015/wordml/symex" xmlns:wpg="http://schemas.microsoft.com/office/word/2010/wordprocessingGroup" xmlns:wpi="http://schemas.microsoft.com/office/word/2010/wordprocessingInk" xmlns:wne="http://schemas.microsoft.com/office/word/2006/wordml" xmlns:wps="http://schemas.microsoft.com/office/word/2010/wordprocessingShape" mc:Ignorable="w14 w15 w16se w16cid w16 w16cex w16sdtdh w16sdtfl w16du wp14">
   <w:numPicBullet w:numPicBulletId="0">
     <w:pict>
-      <v:rect id="_x0000_i1050" style="width:0;height:1.5pt" o:hralign="center" o:bullet="t" o:hrstd="t" o:hr="t"/>
+      <v:rect id="_x0000_i1056" style="width:0;height:1.5pt" o:hralign="center" o:bullet="t" o:hrstd="t" o:hr="t"/>
     </w:pict>
   </w:numPicBullet>
   <w:numPicBullet w:numPicBulletId="1">
     <w:pict>
-      <v:rect id="_x0000_i1051" style="width:0;height:1.5pt" o:hralign="center" o:bullet="t" o:hrstd="t" o:hr="t"/>
+      <v:rect id="_x0000_i1057" style="width:0;height:1.5pt" o:hralign="center" o:bullet="t" o:hrstd="t" o:hr="t"/>
     </w:pict>
   </w:numPicBullet>
   <w:abstractNum w:abstractNumId="0" w15:restartNumberingAfterBreak="0">

--- a/04_Manuscripts/Manuscript_slope_fracture_20260425_saito0430-1_saito0520.docx
+++ b/04_Manuscripts/Manuscript_slope_fracture_20260425_saito0430-1_saito0520.docx
@@ -3137,21 +3137,31 @@
         <w:t xml:space="preserve"> = 5,000) was −0.03 to 7.09</w:t>
       </w:r>
       <w:commentRangeStart w:id="266"/>
-      <w:r>
-        <w:rPr>
-          <w:lang w:eastAsia="ja-JP"/>
-        </w:rPr>
-        <w:t xml:space="preserve"> (both intervals include null)</w:t>
-      </w:r>
-      <w:commentRangeEnd w:id="266"/>
+      <w:commentRangeStart w:id="267"/>
+      <w:del w:id="268" w:author="治輝 齋藤" w:date="2026-05-20T09:01:00Z" w16du:dateUtc="2026-05-20T00:01:00Z">
+        <w:r>
+          <w:rPr>
+            <w:lang w:eastAsia="ja-JP"/>
+          </w:rPr>
+          <w:delText xml:space="preserve"> (both intervals include null)</w:delText>
+        </w:r>
+        <w:commentRangeEnd w:id="266"/>
+        <w:r>
+          <w:rPr>
+            <w:rStyle w:val="af2"/>
+            <w:sz w:val="24"/>
+            <w:szCs w:val="24"/>
+            <w:lang w:eastAsia="ja-JP"/>
+          </w:rPr>
+          <w:commentReference w:id="266"/>
+        </w:r>
+      </w:del>
+      <w:commentRangeEnd w:id="267"/>
       <w:r>
         <w:rPr>
           <w:rStyle w:val="af2"/>
-          <w:sz w:val="24"/>
-          <w:szCs w:val="24"/>
-          <w:lang w:eastAsia="ja-JP"/>
-        </w:rPr>
-        <w:commentReference w:id="266"/>
+        </w:rPr>
+        <w:commentReference w:id="267"/>
       </w:r>
       <w:r>
         <w:rPr>
@@ -3168,9 +3178,9 @@
           <w:lang w:eastAsia="ja-JP"/>
         </w:rPr>
       </w:pPr>
-      <w:commentRangeStart w:id="267"/>
-      <w:commentRangeStart w:id="268"/>
-      <w:ins w:id="269" w:author="治輝 齋藤" w:date="2026-04-30T20:30:00Z" w16du:dateUtc="2026-04-30T11:30:00Z">
+      <w:commentRangeStart w:id="269"/>
+      <w:commentRangeStart w:id="270"/>
+      <w:ins w:id="271" w:author="治輝 齋藤" w:date="2026-04-30T20:30:00Z" w16du:dateUtc="2026-04-30T11:30:00Z">
         <w:r>
           <w:rPr>
             <w:lang w:eastAsia="ja-JP"/>
@@ -3178,7 +3188,7 @@
           <w:t xml:space="preserve">In masking-imputation indirect-standardization sensitivity analyses, the slope coefficient remained positive across all scenarios. In multivariable models (ISR ~ slope + </w:t>
         </w:r>
       </w:ins>
-      <w:ins w:id="270" w:author="治輝 齋藤" w:date="2026-05-19T23:31:00Z" w16du:dateUtc="2026-05-19T14:31:00Z">
+      <w:ins w:id="272" w:author="治輝 齋藤" w:date="2026-05-19T23:31:00Z" w16du:dateUtc="2026-05-19T14:31:00Z">
         <w:r>
           <w:rPr>
             <w:lang w:eastAsia="ja-JP"/>
@@ -3186,7 +3196,7 @@
           <w:t>proportion aged ≥65 years</w:t>
         </w:r>
       </w:ins>
-      <w:ins w:id="271" w:author="治輝 齋藤" w:date="2026-04-30T20:30:00Z" w16du:dateUtc="2026-04-30T11:30:00Z">
+      <w:ins w:id="273" w:author="治輝 齋藤" w:date="2026-04-30T20:30:00Z" w16du:dateUtc="2026-04-30T11:30:00Z">
         <w:r>
           <w:rPr>
             <w:lang w:eastAsia="ja-JP"/>
@@ -3194,7 +3204,7 @@
           <w:t xml:space="preserve"> + fast</w:t>
         </w:r>
       </w:ins>
-      <w:ins w:id="272" w:author="治輝 齋藤" w:date="2026-05-19T23:31:00Z" w16du:dateUtc="2026-05-19T14:31:00Z">
+      <w:ins w:id="274" w:author="治輝 齋藤" w:date="2026-05-19T23:31:00Z" w16du:dateUtc="2026-05-19T14:31:00Z">
         <w:r>
           <w:rPr>
             <w:rFonts w:hint="eastAsia"/>
@@ -3203,7 +3213,7 @@
           <w:t>-</w:t>
         </w:r>
       </w:ins>
-      <w:ins w:id="273" w:author="治輝 齋藤" w:date="2026-04-30T20:30:00Z" w16du:dateUtc="2026-04-30T11:30:00Z">
+      <w:ins w:id="275" w:author="治輝 齋藤" w:date="2026-04-30T20:30:00Z" w16du:dateUtc="2026-04-30T11:30:00Z">
         <w:r>
           <w:rPr>
             <w:lang w:eastAsia="ja-JP"/>
@@ -3211,7 +3221,7 @@
           <w:t xml:space="preserve">walking </w:t>
         </w:r>
       </w:ins>
-      <w:ins w:id="274" w:author="治輝 齋藤" w:date="2026-05-19T23:31:00Z" w16du:dateUtc="2026-05-19T14:31:00Z">
+      <w:ins w:id="276" w:author="治輝 齋藤" w:date="2026-05-19T23:31:00Z" w16du:dateUtc="2026-05-19T14:31:00Z">
         <w:r>
           <w:rPr>
             <w:lang w:eastAsia="ja-JP"/>
@@ -3219,7 +3229,7 @@
           <w:t>proportion</w:t>
         </w:r>
       </w:ins>
-      <w:ins w:id="275" w:author="治輝 齋藤" w:date="2026-04-30T20:30:00Z" w16du:dateUtc="2026-04-30T11:30:00Z">
+      <w:ins w:id="277" w:author="治輝 齋藤" w:date="2026-04-30T20:30:00Z" w16du:dateUtc="2026-04-30T11:30:00Z">
         <w:r>
           <w:rPr>
             <w:lang w:eastAsia="ja-JP"/>
@@ -3282,7 +3292,7 @@
         </w:rPr>
         <w:t>.</w:t>
       </w:r>
-      <w:commentRangeEnd w:id="267"/>
+      <w:commentRangeEnd w:id="269"/>
       <w:r>
         <w:rPr>
           <w:rStyle w:val="af2"/>
@@ -3290,9 +3300,9 @@
           <w:szCs w:val="24"/>
           <w:lang w:eastAsia="ja-JP"/>
         </w:rPr>
-        <w:commentReference w:id="267"/>
-      </w:r>
-      <w:commentRangeEnd w:id="268"/>
+        <w:commentReference w:id="269"/>
+      </w:r>
+      <w:commentRangeEnd w:id="270"/>
       <w:r>
         <w:rPr>
           <w:rStyle w:val="af2"/>
@@ -3300,7 +3310,7 @@
           <w:szCs w:val="24"/>
           <w:lang w:eastAsia="ja-JP"/>
         </w:rPr>
-        <w:commentReference w:id="268"/>
+        <w:commentReference w:id="270"/>
       </w:r>
     </w:p>
     <w:p>
@@ -3308,7 +3318,7 @@
         <w:pStyle w:val="2"/>
         <w:spacing w:line="360" w:lineRule="auto"/>
       </w:pPr>
-      <w:bookmarkStart w:id="276" w:name="X19b7a829deade195ab8e30bfbfddb97c9ee92ae"/>
+      <w:bookmarkStart w:id="278" w:name="X19b7a829deade195ab8e30bfbfddb97c9ee92ae"/>
       <w:bookmarkEnd w:id="252"/>
       <w:r>
         <w:lastRenderedPageBreak/>
@@ -3343,12 +3353,12 @@
       <w:r>
         <w:t xml:space="preserve"> = 0.099), although </w:t>
       </w:r>
-      <w:ins w:id="277" w:author="治輝 齋藤" w:date="2026-05-19T23:32:00Z" w16du:dateUtc="2026-05-19T14:32:00Z">
+      <w:ins w:id="279" w:author="治輝 齋藤" w:date="2026-05-19T23:32:00Z" w16du:dateUtc="2026-05-19T14:32:00Z">
         <w:r>
           <w:t>proportion aged ≥65 years</w:t>
         </w:r>
       </w:ins>
-      <w:del w:id="278" w:author="治輝 齋藤" w:date="2026-05-19T23:32:00Z" w16du:dateUtc="2026-05-19T14:32:00Z">
+      <w:del w:id="280" w:author="治輝 齋藤" w:date="2026-05-19T23:32:00Z" w16du:dateUtc="2026-05-19T14:32:00Z">
         <w:r>
           <w:delText>aging rate</w:delText>
         </w:r>
@@ -3402,9 +3412,9 @@
         <w:pStyle w:val="1"/>
         <w:spacing w:line="360" w:lineRule="auto"/>
       </w:pPr>
-      <w:bookmarkStart w:id="279" w:name="discussion"/>
+      <w:bookmarkStart w:id="281" w:name="discussion"/>
       <w:bookmarkEnd w:id="211"/>
-      <w:bookmarkEnd w:id="276"/>
+      <w:bookmarkEnd w:id="278"/>
       <w:r>
         <w:t>Discussion</w:t>
       </w:r>
@@ -3414,7 +3424,7 @@
         <w:pStyle w:val="2"/>
         <w:spacing w:line="360" w:lineRule="auto"/>
       </w:pPr>
-      <w:bookmarkStart w:id="280" w:name="main-findings"/>
+      <w:bookmarkStart w:id="282" w:name="main-findings"/>
       <w:r>
         <w:t>1. Main Findings</w:t>
       </w:r>
@@ -3427,25 +3437,25 @@
       <w:r>
         <w:t xml:space="preserve">This ecological study </w:t>
       </w:r>
-      <w:commentRangeStart w:id="281"/>
-      <w:ins w:id="282" w:author="治輝 齋藤" w:date="2026-04-30T19:12:00Z" w16du:dateUtc="2026-04-30T10:12:00Z">
+      <w:commentRangeStart w:id="283"/>
+      <w:ins w:id="284" w:author="治輝 齋藤" w:date="2026-04-30T19:12:00Z" w16du:dateUtc="2026-04-30T10:12:00Z">
         <w:r>
           <w:t>showed</w:t>
         </w:r>
       </w:ins>
-      <w:del w:id="283" w:author="治輝 齋藤" w:date="2026-04-30T19:12:00Z" w16du:dateUtc="2026-04-30T10:12:00Z">
+      <w:del w:id="285" w:author="治輝 齋藤" w:date="2026-04-30T19:12:00Z" w16du:dateUtc="2026-04-30T10:12:00Z">
         <w:r>
           <w:delText>demonstrated</w:delText>
         </w:r>
       </w:del>
-      <w:commentRangeEnd w:id="281"/>
+      <w:commentRangeEnd w:id="283"/>
       <w:r>
         <w:rPr>
           <w:rStyle w:val="af2"/>
           <w:sz w:val="24"/>
           <w:szCs w:val="24"/>
         </w:rPr>
-        <w:commentReference w:id="281"/>
+        <w:commentReference w:id="283"/>
       </w:r>
       <w:r>
         <w:t xml:space="preserve"> </w:t>
@@ -3456,12 +3466,12 @@
       <w:r>
         <w:t xml:space="preserve"> hip fracture surgery rates after adjustment for </w:t>
       </w:r>
-      <w:ins w:id="284" w:author="治輝 齋藤" w:date="2026-05-19T23:32:00Z" w16du:dateUtc="2026-05-19T14:32:00Z">
+      <w:ins w:id="286" w:author="治輝 齋藤" w:date="2026-05-19T23:32:00Z" w16du:dateUtc="2026-05-19T14:32:00Z">
         <w:r>
           <w:t>proportion aged ≥65 years</w:t>
         </w:r>
       </w:ins>
-      <w:del w:id="285" w:author="治輝 齋藤" w:date="2026-05-19T23:32:00Z" w16du:dateUtc="2026-05-19T14:32:00Z">
+      <w:del w:id="287" w:author="治輝 齋藤" w:date="2026-05-19T23:32:00Z" w16du:dateUtc="2026-05-19T14:32:00Z">
         <w:r>
           <w:delText>aging rate</w:delText>
         </w:r>
@@ -3491,8 +3501,8 @@
       <w:r>
         <w:t xml:space="preserve">. </w:t>
       </w:r>
-      <w:commentRangeStart w:id="286"/>
-      <w:commentRangeStart w:id="287"/>
+      <w:commentRangeStart w:id="288"/>
+      <w:commentRangeStart w:id="289"/>
       <w:r>
         <w:t xml:space="preserve">Each additional degree of slope </w:t>
       </w:r>
@@ -3515,48 +3525,48 @@
       <w:r>
         <w:t>.</w:t>
       </w:r>
-      <w:commentRangeEnd w:id="286"/>
+      <w:commentRangeEnd w:id="288"/>
       <w:r>
         <w:rPr>
           <w:rStyle w:val="af2"/>
           <w:sz w:val="24"/>
           <w:szCs w:val="24"/>
         </w:rPr>
-        <w:commentReference w:id="286"/>
-      </w:r>
-      <w:commentRangeEnd w:id="287"/>
+        <w:commentReference w:id="288"/>
+      </w:r>
+      <w:commentRangeEnd w:id="289"/>
       <w:r>
         <w:rPr>
           <w:rStyle w:val="af2"/>
         </w:rPr>
-        <w:commentReference w:id="287"/>
+        <w:commentReference w:id="289"/>
       </w:r>
       <w:r>
         <w:t xml:space="preserve"> </w:t>
       </w:r>
-      <w:commentRangeStart w:id="288"/>
-      <w:commentRangeStart w:id="289"/>
+      <w:commentRangeStart w:id="290"/>
+      <w:commentRangeStart w:id="291"/>
       <w:r>
         <w:t>The adjusted</w:t>
       </w:r>
       <w:r>
         <w:t xml:space="preserve"> association was specific to hip fractures and was not observed for humerus or forearm fractures.</w:t>
       </w:r>
-      <w:commentRangeEnd w:id="288"/>
+      <w:commentRangeEnd w:id="290"/>
       <w:r>
         <w:rPr>
           <w:rStyle w:val="af2"/>
           <w:sz w:val="24"/>
           <w:szCs w:val="24"/>
         </w:rPr>
-        <w:commentReference w:id="288"/>
-      </w:r>
-      <w:commentRangeEnd w:id="289"/>
+        <w:commentReference w:id="290"/>
+      </w:r>
+      <w:commentRangeEnd w:id="291"/>
       <w:r>
         <w:rPr>
           <w:rStyle w:val="af2"/>
         </w:rPr>
-        <w:commentReference w:id="289"/>
+        <w:commentReference w:id="291"/>
       </w:r>
       <w:r>
         <w:t xml:space="preserve"> </w:t>
@@ -3571,12 +3581,12 @@
       <w:r>
         <w:t xml:space="preserve">hese findings suggest that, at the </w:t>
       </w:r>
-      <w:ins w:id="290" w:author="治輝 齋藤" w:date="2026-05-20T08:47:00Z" w16du:dateUtc="2026-05-19T23:47:00Z">
+      <w:ins w:id="292" w:author="治輝 齋藤" w:date="2026-05-20T08:47:00Z" w16du:dateUtc="2026-05-19T23:47:00Z">
         <w:r>
           <w:t>prefecture</w:t>
         </w:r>
       </w:ins>
-      <w:del w:id="291" w:author="治輝 齋藤" w:date="2026-05-20T08:47:00Z" w16du:dateUtc="2026-05-19T23:47:00Z">
+      <w:del w:id="293" w:author="治輝 齋藤" w:date="2026-05-20T08:47:00Z" w16du:dateUtc="2026-05-19T23:47:00Z">
         <w:r>
           <w:delText>population</w:delText>
         </w:r>
@@ -3584,7 +3594,7 @@
       <w:r>
         <w:t xml:space="preserve"> level, </w:t>
       </w:r>
-      <w:ins w:id="292" w:author="治輝 齋藤" w:date="2026-05-20T08:47:00Z" w16du:dateUtc="2026-05-19T23:47:00Z">
+      <w:ins w:id="294" w:author="治輝 齋藤" w:date="2026-05-20T08:47:00Z" w16du:dateUtc="2026-05-19T23:47:00Z">
         <w:r>
           <w:t>residence in prefectures with</w:t>
         </w:r>
@@ -3596,36 +3606,36 @@
           <w:t xml:space="preserve"> </w:t>
         </w:r>
       </w:ins>
-      <w:commentRangeStart w:id="293"/>
-      <w:commentRangeStart w:id="294"/>
+      <w:commentRangeStart w:id="295"/>
+      <w:commentRangeStart w:id="296"/>
       <w:r>
         <w:t>steeper habitable terrain</w:t>
       </w:r>
-      <w:commentRangeEnd w:id="293"/>
+      <w:commentRangeEnd w:id="295"/>
       <w:r>
         <w:rPr>
           <w:rStyle w:val="af2"/>
           <w:sz w:val="24"/>
           <w:szCs w:val="24"/>
         </w:rPr>
-        <w:commentReference w:id="293"/>
-      </w:r>
-      <w:commentRangeEnd w:id="294"/>
+        <w:commentReference w:id="295"/>
+      </w:r>
+      <w:commentRangeEnd w:id="296"/>
       <w:r>
         <w:rPr>
           <w:rStyle w:val="af2"/>
         </w:rPr>
-        <w:commentReference w:id="294"/>
+        <w:commentReference w:id="296"/>
       </w:r>
       <w:r>
         <w:t xml:space="preserve"> may </w:t>
       </w:r>
-      <w:ins w:id="295" w:author="治輝 齋藤" w:date="2026-05-20T08:47:00Z" w16du:dateUtc="2026-05-19T23:47:00Z">
+      <w:ins w:id="297" w:author="治輝 齋藤" w:date="2026-05-20T08:47:00Z" w16du:dateUtc="2026-05-19T23:47:00Z">
         <w:r>
           <w:t>be associated with greater</w:t>
         </w:r>
       </w:ins>
-      <w:del w:id="296" w:author="治輝 齋藤" w:date="2026-05-20T08:47:00Z" w16du:dateUtc="2026-05-19T23:47:00Z">
+      <w:del w:id="298" w:author="治輝 齋藤" w:date="2026-05-20T08:47:00Z" w16du:dateUtc="2026-05-19T23:47:00Z">
         <w:r>
           <w:delText>track</w:delText>
         </w:r>
@@ -3642,8 +3652,8 @@
         <w:pStyle w:val="2"/>
         <w:spacing w:line="360" w:lineRule="auto"/>
       </w:pPr>
-      <w:bookmarkStart w:id="297" w:name="biological-plausibility"/>
-      <w:bookmarkEnd w:id="280"/>
+      <w:bookmarkStart w:id="299" w:name="biological-plausibility"/>
+      <w:bookmarkEnd w:id="282"/>
       <w:r>
         <w:lastRenderedPageBreak/>
         <w:t>2. Biological Plausibility</w:t>
@@ -3654,11 +3664,11 @@
         <w:pStyle w:val="FirstParagraph"/>
         <w:spacing w:line="360" w:lineRule="auto"/>
       </w:pPr>
-      <w:commentRangeStart w:id="298"/>
+      <w:commentRangeStart w:id="300"/>
       <w:r>
         <w:t xml:space="preserve">The </w:t>
       </w:r>
-      <w:del w:id="299" w:author="治輝 齋藤" w:date="2026-04-30T19:27:00Z" w16du:dateUtc="2026-04-30T10:27:00Z">
+      <w:del w:id="301" w:author="治輝 齋藤" w:date="2026-04-30T19:27:00Z" w16du:dateUtc="2026-04-30T10:27:00Z">
         <w:r>
           <w:delText xml:space="preserve">specificity of the </w:delText>
         </w:r>
@@ -3666,12 +3676,12 @@
       <w:r>
         <w:t xml:space="preserve">slope–fracture association </w:t>
       </w:r>
-      <w:ins w:id="300" w:author="治輝 齋藤" w:date="2026-04-30T19:27:00Z" w16du:dateUtc="2026-04-30T10:27:00Z">
+      <w:ins w:id="302" w:author="治輝 齋藤" w:date="2026-04-30T19:27:00Z" w16du:dateUtc="2026-04-30T10:27:00Z">
         <w:r>
           <w:t>observed for</w:t>
         </w:r>
       </w:ins>
-      <w:del w:id="301" w:author="治輝 齋藤" w:date="2026-04-30T19:27:00Z" w16du:dateUtc="2026-04-30T10:27:00Z">
+      <w:del w:id="303" w:author="治輝 齋藤" w:date="2026-04-30T19:27:00Z" w16du:dateUtc="2026-04-30T10:27:00Z">
         <w:r>
           <w:delText>to</w:delText>
         </w:r>
@@ -3679,7 +3689,7 @@
       <w:r>
         <w:t xml:space="preserve"> the hip </w:t>
       </w:r>
-      <w:ins w:id="302" w:author="治輝 齋藤" w:date="2026-04-30T19:27:00Z" w16du:dateUtc="2026-04-30T10:27:00Z">
+      <w:ins w:id="304" w:author="治輝 齋藤" w:date="2026-04-30T19:27:00Z" w16du:dateUtc="2026-04-30T10:27:00Z">
         <w:r>
           <w:rPr>
             <w:rFonts w:hint="eastAsia"/>
@@ -3688,7 +3698,7 @@
           <w:t>may be</w:t>
         </w:r>
       </w:ins>
-      <w:del w:id="303" w:author="治輝 齋藤" w:date="2026-04-30T19:27:00Z" w16du:dateUtc="2026-04-30T10:27:00Z">
+      <w:del w:id="305" w:author="治輝 齋藤" w:date="2026-04-30T19:27:00Z" w16du:dateUtc="2026-04-30T10:27:00Z">
         <w:r>
           <w:delText>is</w:delText>
         </w:r>
@@ -3696,7 +3706,7 @@
       <w:r>
         <w:t xml:space="preserve"> biologically plausible and </w:t>
       </w:r>
-      <w:ins w:id="304" w:author="治輝 齋藤" w:date="2026-04-30T19:28:00Z" w16du:dateUtc="2026-04-30T10:28:00Z">
+      <w:ins w:id="306" w:author="治輝 齋藤" w:date="2026-04-30T19:28:00Z" w16du:dateUtc="2026-04-30T10:28:00Z">
         <w:r>
           <w:t>may be partly</w:t>
         </w:r>
@@ -3711,7 +3721,7 @@
       <w:r>
         <w:t xml:space="preserve">supported by </w:t>
       </w:r>
-      <w:del w:id="305" w:author="治輝 齋藤" w:date="2026-04-30T19:28:00Z" w16du:dateUtc="2026-04-30T10:28:00Z">
+      <w:del w:id="307" w:author="治輝 齋藤" w:date="2026-04-30T19:28:00Z" w16du:dateUtc="2026-04-30T10:28:00Z">
         <w:r>
           <w:delText xml:space="preserve">extensive </w:delText>
         </w:r>
@@ -3731,12 +3741,12 @@
       <w:r>
         <w:t xml:space="preserve"> which are </w:t>
       </w:r>
-      <w:ins w:id="306" w:author="治輝 齋藤" w:date="2026-04-30T19:28:00Z" w16du:dateUtc="2026-04-30T10:28:00Z">
+      <w:ins w:id="308" w:author="治輝 齋藤" w:date="2026-04-30T19:28:00Z" w16du:dateUtc="2026-04-30T10:28:00Z">
         <w:r>
           <w:t>common</w:t>
         </w:r>
       </w:ins>
-      <w:del w:id="307" w:author="治輝 齋藤" w:date="2026-04-30T19:28:00Z" w16du:dateUtc="2026-04-30T10:28:00Z">
+      <w:del w:id="309" w:author="治輝 齋藤" w:date="2026-04-30T19:28:00Z" w16du:dateUtc="2026-04-30T10:28:00Z">
         <w:r>
           <w:delText>the predominant</w:delText>
         </w:r>
@@ -3744,7 +3754,7 @@
       <w:r>
         <w:t xml:space="preserve"> fall mechanism</w:t>
       </w:r>
-      <w:ins w:id="308" w:author="治輝 齋藤" w:date="2026-04-30T19:32:00Z" w16du:dateUtc="2026-04-30T10:32:00Z">
+      <w:ins w:id="310" w:author="治輝 齋藤" w:date="2026-04-30T19:32:00Z" w16du:dateUtc="2026-04-30T10:32:00Z">
         <w:r>
           <w:rPr>
             <w:rFonts w:hint="eastAsia"/>
@@ -3780,12 +3790,12 @@
       <w:r>
         <w:t xml:space="preserve"> Finite element method (FEM) simulations have further </w:t>
       </w:r>
-      <w:ins w:id="309" w:author="治輝 齋藤" w:date="2026-04-30T19:28:00Z" w16du:dateUtc="2026-04-30T10:28:00Z">
+      <w:ins w:id="311" w:author="治輝 齋藤" w:date="2026-04-30T19:28:00Z" w16du:dateUtc="2026-04-30T10:28:00Z">
         <w:r>
           <w:t>suggested</w:t>
         </w:r>
       </w:ins>
-      <w:del w:id="310" w:author="治輝 齋藤" w:date="2026-04-30T19:28:00Z" w16du:dateUtc="2026-04-30T10:28:00Z">
+      <w:del w:id="312" w:author="治輝 齋藤" w:date="2026-04-30T19:28:00Z" w16du:dateUtc="2026-04-30T10:28:00Z">
         <w:r>
           <w:delText>confirmed</w:delText>
         </w:r>
@@ -3793,12 +3803,12 @@
       <w:r>
         <w:t xml:space="preserve"> that posterolateral and lateral impacts generate maximum tensile and compressive stresses at the superior and inferior aspects of the femoral neck, </w:t>
       </w:r>
-      <w:ins w:id="311" w:author="治輝 齋藤" w:date="2026-04-30T19:29:00Z" w16du:dateUtc="2026-04-30T10:29:00Z">
+      <w:ins w:id="313" w:author="治輝 齋藤" w:date="2026-04-30T19:29:00Z" w16du:dateUtc="2026-04-30T10:29:00Z">
         <w:r>
           <w:t>potentially increasing</w:t>
         </w:r>
       </w:ins>
-      <w:del w:id="312" w:author="治輝 齋藤" w:date="2026-04-30T19:29:00Z" w16du:dateUtc="2026-04-30T10:29:00Z">
+      <w:del w:id="314" w:author="治輝 齋藤" w:date="2026-04-30T19:29:00Z" w16du:dateUtc="2026-04-30T10:29:00Z">
         <w:r>
           <w:delText>maximizing</w:delText>
         </w:r>
@@ -3815,14 +3825,14 @@
         </w:rPr>
         <w:t>[26]</w:t>
       </w:r>
-      <w:commentRangeEnd w:id="298"/>
+      <w:commentRangeEnd w:id="300"/>
       <w:r>
         <w:rPr>
           <w:rStyle w:val="af2"/>
           <w:sz w:val="24"/>
           <w:szCs w:val="24"/>
         </w:rPr>
-        <w:commentReference w:id="298"/>
+        <w:commentReference w:id="300"/>
       </w:r>
     </w:p>
     <w:p>
@@ -3969,8 +3979,8 @@
       <w:r>
         <w:t xml:space="preserve"> The fracture-site specificity observed in our data—significant association with hip fractures but not with humerus or forearm fractures—</w:t>
       </w:r>
-      <w:commentRangeStart w:id="313"/>
-      <w:del w:id="314" w:author="治輝 齋藤" w:date="2026-04-30T20:51:00Z" w16du:dateUtc="2026-04-30T11:51:00Z">
+      <w:commentRangeStart w:id="315"/>
+      <w:del w:id="316" w:author="治輝 齋藤" w:date="2026-04-30T20:51:00Z" w16du:dateUtc="2026-04-30T11:51:00Z">
         <w:r>
           <w:delText xml:space="preserve">thus </w:delText>
         </w:r>
@@ -3978,7 +3988,7 @@
       <w:r>
         <w:t xml:space="preserve">provides internal evidence </w:t>
       </w:r>
-      <w:ins w:id="315" w:author="治輝 齋藤" w:date="2026-04-30T20:52:00Z" w16du:dateUtc="2026-04-30T11:52:00Z">
+      <w:ins w:id="317" w:author="治輝 齋藤" w:date="2026-04-30T20:52:00Z" w16du:dateUtc="2026-04-30T11:52:00Z">
         <w:r>
           <w:t>that is</w:t>
         </w:r>
@@ -3993,12 +4003,12 @@
       <w:r>
         <w:t xml:space="preserve">consistent with </w:t>
       </w:r>
-      <w:del w:id="316" w:author="治輝 齋藤" w:date="2026-04-30T20:52:00Z" w16du:dateUtc="2026-04-30T11:52:00Z">
+      <w:del w:id="318" w:author="治輝 齋藤" w:date="2026-04-30T20:52:00Z" w16du:dateUtc="2026-04-30T11:52:00Z">
         <w:r>
           <w:delText xml:space="preserve">the </w:delText>
         </w:r>
       </w:del>
-      <w:ins w:id="317" w:author="治輝 齋藤" w:date="2026-04-30T20:52:00Z" w16du:dateUtc="2026-04-30T11:52:00Z">
+      <w:ins w:id="319" w:author="治輝 齋藤" w:date="2026-04-30T20:52:00Z" w16du:dateUtc="2026-04-30T11:52:00Z">
         <w:r>
           <w:rPr>
             <w:rFonts w:hint="eastAsia"/>
@@ -4013,12 +4023,12 @@
       <w:r>
         <w:t xml:space="preserve">biomechanical paradigm </w:t>
       </w:r>
-      <w:ins w:id="318" w:author="治輝 齋藤" w:date="2026-04-30T20:52:00Z" w16du:dateUtc="2026-04-30T11:52:00Z">
+      <w:ins w:id="320" w:author="治輝 齋藤" w:date="2026-04-30T20:52:00Z" w16du:dateUtc="2026-04-30T11:52:00Z">
         <w:r>
           <w:t>in which</w:t>
         </w:r>
       </w:ins>
-      <w:del w:id="319" w:author="治輝 齋藤" w:date="2026-04-30T20:52:00Z" w16du:dateUtc="2026-04-30T11:52:00Z">
+      <w:del w:id="321" w:author="治輝 齋藤" w:date="2026-04-30T20:52:00Z" w16du:dateUtc="2026-04-30T11:52:00Z">
         <w:r>
           <w:delText>that</w:delText>
         </w:r>
@@ -4026,7 +4036,7 @@
       <w:r>
         <w:t xml:space="preserve"> terrain slope </w:t>
       </w:r>
-      <w:ins w:id="320" w:author="治輝 齋藤" w:date="2026-04-30T20:52:00Z" w16du:dateUtc="2026-04-30T11:52:00Z">
+      <w:ins w:id="322" w:author="治輝 齋藤" w:date="2026-04-30T20:52:00Z" w16du:dateUtc="2026-04-30T11:52:00Z">
         <w:r>
           <w:rPr>
             <w:rFonts w:hint="eastAsia"/>
@@ -4038,7 +4048,7 @@
       <w:r>
         <w:t>specifically amplif</w:t>
       </w:r>
-      <w:ins w:id="321" w:author="治輝 齋藤" w:date="2026-04-30T20:52:00Z" w16du:dateUtc="2026-04-30T11:52:00Z">
+      <w:ins w:id="323" w:author="治輝 齋藤" w:date="2026-04-30T20:52:00Z" w16du:dateUtc="2026-04-30T11:52:00Z">
         <w:r>
           <w:rPr>
             <w:rFonts w:hint="eastAsia"/>
@@ -4047,7 +4057,7 @@
           <w:t>y</w:t>
         </w:r>
       </w:ins>
-      <w:del w:id="322" w:author="治輝 齋藤" w:date="2026-04-30T20:52:00Z" w16du:dateUtc="2026-04-30T11:52:00Z">
+      <w:del w:id="324" w:author="治輝 齋藤" w:date="2026-04-30T20:52:00Z" w16du:dateUtc="2026-04-30T11:52:00Z">
         <w:r>
           <w:delText>ies</w:delText>
         </w:r>
@@ -4055,14 +4065,14 @@
       <w:r>
         <w:t xml:space="preserve"> lateral fall risk.</w:t>
       </w:r>
-      <w:commentRangeEnd w:id="313"/>
+      <w:commentRangeEnd w:id="315"/>
       <w:r>
         <w:rPr>
           <w:rStyle w:val="af2"/>
           <w:sz w:val="24"/>
           <w:szCs w:val="24"/>
         </w:rPr>
-        <w:commentReference w:id="313"/>
+        <w:commentReference w:id="315"/>
       </w:r>
     </w:p>
     <w:p>
@@ -4070,8 +4080,8 @@
         <w:pStyle w:val="2"/>
         <w:spacing w:line="360" w:lineRule="auto"/>
       </w:pPr>
-      <w:bookmarkStart w:id="323" w:name="comparison-with-previous-studies"/>
-      <w:bookmarkEnd w:id="297"/>
+      <w:bookmarkStart w:id="325" w:name="comparison-with-previous-studies"/>
+      <w:bookmarkEnd w:id="299"/>
       <w:r>
         <w:t>3. Comparison with Previous Studies</w:t>
       </w:r>
@@ -4175,16 +4185,16 @@
       <w:r>
         <w:t xml:space="preserve"> However, to our knowledge, no prior study has used nationwide DEM data linked to administrative fracture data to quantify the dose-response association between terrain slope and hip fracture rates at the population level in Japan. </w:t>
       </w:r>
-      <w:commentRangeStart w:id="324"/>
+      <w:commentRangeStart w:id="326"/>
       <w:r>
         <w:t xml:space="preserve">Our </w:t>
       </w:r>
-      <w:ins w:id="325" w:author="治輝 齋藤" w:date="2026-04-30T20:55:00Z" w16du:dateUtc="2026-04-30T11:55:00Z">
+      <w:ins w:id="327" w:author="治輝 齋藤" w:date="2026-04-30T20:55:00Z" w16du:dateUtc="2026-04-30T11:55:00Z">
         <w:r>
           <w:t>findings add</w:t>
         </w:r>
       </w:ins>
-      <w:del w:id="326" w:author="治輝 齋藤" w:date="2026-04-30T20:55:00Z" w16du:dateUtc="2026-04-30T11:55:00Z">
+      <w:del w:id="328" w:author="治輝 齋藤" w:date="2026-04-30T20:55:00Z" w16du:dateUtc="2026-04-30T11:55:00Z">
         <w:r>
           <w:delText>study provides the first</w:delText>
         </w:r>
@@ -4192,17 +4202,17 @@
       <w:r>
         <w:t xml:space="preserve"> nationwide quantitative evidence that each one-degree increase in terrain slope is associated with approximately 3.5 additional hip fracture surgeries per 100,000 population, independent of </w:t>
       </w:r>
-      <w:ins w:id="327" w:author="治輝 齋藤" w:date="2026-05-19T23:34:00Z" w16du:dateUtc="2026-05-19T14:34:00Z">
+      <w:ins w:id="329" w:author="治輝 齋藤" w:date="2026-05-19T23:34:00Z" w16du:dateUtc="2026-05-19T14:34:00Z">
         <w:r>
           <w:t>proportion aged ≥65 years</w:t>
         </w:r>
       </w:ins>
-      <w:del w:id="328" w:author="治輝 齋藤" w:date="2026-05-19T23:34:00Z" w16du:dateUtc="2026-05-19T14:34:00Z">
+      <w:del w:id="330" w:author="治輝 齋藤" w:date="2026-05-19T23:34:00Z" w16du:dateUtc="2026-05-19T14:34:00Z">
         <w:r>
           <w:delText>aging rate</w:delText>
         </w:r>
       </w:del>
-      <w:ins w:id="329" w:author="治輝 齋藤" w:date="2026-04-30T20:55:00Z" w16du:dateUtc="2026-04-30T11:55:00Z">
+      <w:ins w:id="331" w:author="治輝 齋藤" w:date="2026-04-30T20:55:00Z" w16du:dateUtc="2026-04-30T11:55:00Z">
         <w:r>
           <w:t xml:space="preserve"> in the primary model</w:t>
         </w:r>
@@ -4210,7 +4220,7 @@
       <w:r>
         <w:t xml:space="preserve">. This quantitative estimate </w:t>
       </w:r>
-      <w:del w:id="330" w:author="治輝 齋藤" w:date="2026-04-30T20:56:00Z" w16du:dateUtc="2026-04-30T11:56:00Z">
+      <w:del w:id="332" w:author="治輝 齋藤" w:date="2026-04-30T20:56:00Z" w16du:dateUtc="2026-04-30T11:56:00Z">
         <w:r>
           <w:delText xml:space="preserve">is novel and </w:delText>
         </w:r>
@@ -4225,12 +4235,12 @@
       <w:r>
         <w:t xml:space="preserve">contribute to the global evidence base for terrain as a modifiable environmental </w:t>
       </w:r>
-      <w:ins w:id="331" w:author="治輝 齋藤" w:date="2026-04-30T20:56:00Z" w16du:dateUtc="2026-04-30T11:56:00Z">
+      <w:ins w:id="333" w:author="治輝 齋藤" w:date="2026-04-30T20:56:00Z" w16du:dateUtc="2026-04-30T11:56:00Z">
         <w:r>
           <w:t>correlate of fracture burden</w:t>
         </w:r>
       </w:ins>
-      <w:del w:id="332" w:author="治輝 齋藤" w:date="2026-04-30T20:56:00Z" w16du:dateUtc="2026-04-30T11:56:00Z">
+      <w:del w:id="334" w:author="治輝 齋藤" w:date="2026-04-30T20:56:00Z" w16du:dateUtc="2026-04-30T11:56:00Z">
         <w:r>
           <w:delText>risk factor</w:delText>
         </w:r>
@@ -4238,14 +4248,14 @@
       <w:r>
         <w:t>.</w:t>
       </w:r>
-      <w:commentRangeEnd w:id="324"/>
+      <w:commentRangeEnd w:id="326"/>
       <w:r>
         <w:rPr>
           <w:rStyle w:val="af2"/>
           <w:sz w:val="24"/>
           <w:szCs w:val="24"/>
         </w:rPr>
-        <w:commentReference w:id="324"/>
+        <w:commentReference w:id="326"/>
       </w:r>
     </w:p>
     <w:p>
@@ -4253,17 +4263,17 @@
         <w:pStyle w:val="2"/>
         <w:spacing w:line="360" w:lineRule="auto"/>
       </w:pPr>
-      <w:bookmarkStart w:id="333" w:name="role-of-aging-rate"/>
-      <w:bookmarkEnd w:id="323"/>
+      <w:bookmarkStart w:id="335" w:name="role-of-aging-rate"/>
+      <w:bookmarkEnd w:id="325"/>
       <w:r>
         <w:t xml:space="preserve">4. </w:t>
       </w:r>
-      <w:ins w:id="334" w:author="治輝 齋藤" w:date="2026-05-19T23:34:00Z" w16du:dateUtc="2026-05-19T14:34:00Z">
+      <w:ins w:id="336" w:author="治輝 齋藤" w:date="2026-05-19T23:34:00Z" w16du:dateUtc="2026-05-19T14:34:00Z">
         <w:r>
           <w:t>Proportion Aged ≥65 Years</w:t>
         </w:r>
       </w:ins>
-      <w:del w:id="335" w:author="治輝 齋藤" w:date="2026-05-19T23:34:00Z" w16du:dateUtc="2026-05-19T14:34:00Z">
+      <w:del w:id="337" w:author="治輝 齋藤" w:date="2026-05-19T23:34:00Z" w16du:dateUtc="2026-05-19T14:34:00Z">
         <w:r>
           <w:delText>Role of Aging Rate</w:delText>
         </w:r>
@@ -4274,12 +4284,12 @@
         <w:pStyle w:val="FirstParagraph"/>
         <w:spacing w:line="360" w:lineRule="auto"/>
       </w:pPr>
-      <w:ins w:id="336" w:author="治輝 齋藤" w:date="2026-05-19T23:34:00Z" w16du:dateUtc="2026-05-19T14:34:00Z">
+      <w:ins w:id="338" w:author="治輝 齋藤" w:date="2026-05-19T23:34:00Z" w16du:dateUtc="2026-05-19T14:34:00Z">
         <w:r>
           <w:t>Proportion Aged ≥65 Years</w:t>
         </w:r>
       </w:ins>
-      <w:del w:id="337" w:author="治輝 齋藤" w:date="2026-05-19T23:34:00Z" w16du:dateUtc="2026-05-19T14:34:00Z">
+      <w:del w:id="339" w:author="治輝 齋藤" w:date="2026-05-19T23:34:00Z" w16du:dateUtc="2026-05-19T14:34:00Z">
         <w:r>
           <w:delText>Aging rate</w:delText>
         </w:r>
@@ -4297,7 +4307,7 @@
       <w:r>
         <w:t xml:space="preserve"> = 0.011). Prefectures with steeper terrain also tended to have higher </w:t>
       </w:r>
-      <w:ins w:id="338" w:author="治輝 齋藤" w:date="2026-05-19T23:35:00Z" w16du:dateUtc="2026-05-19T14:35:00Z">
+      <w:ins w:id="340" w:author="治輝 齋藤" w:date="2026-05-19T23:35:00Z" w16du:dateUtc="2026-05-19T14:35:00Z">
         <w:r>
           <w:rPr>
             <w:lang w:eastAsia="ja-JP"/>
@@ -4305,7 +4315,7 @@
           <w:t>proportions aged ≥65 years</w:t>
         </w:r>
       </w:ins>
-      <w:del w:id="339" w:author="治輝 齋藤" w:date="2026-05-19T23:34:00Z" w16du:dateUtc="2026-05-19T14:34:00Z">
+      <w:del w:id="341" w:author="治輝 齋藤" w:date="2026-05-19T23:34:00Z" w16du:dateUtc="2026-05-19T14:34:00Z">
         <w:r>
           <w:delText>aging rates</w:delText>
         </w:r>
@@ -4344,7 +4354,7 @@
         <w:pStyle w:val="a0"/>
         <w:spacing w:line="360" w:lineRule="auto"/>
       </w:pPr>
-      <w:commentRangeStart w:id="340"/>
+      <w:commentRangeStart w:id="342"/>
       <w:r>
         <w:t xml:space="preserve">The </w:t>
       </w:r>
@@ -4354,12 +4364,12 @@
       <w:r>
         <w:t xml:space="preserve"> association of slope with hip fracture after adjustment for </w:t>
       </w:r>
-      <w:ins w:id="341" w:author="治輝 齋藤" w:date="2026-05-19T23:35:00Z" w16du:dateUtc="2026-05-19T14:35:00Z">
+      <w:ins w:id="343" w:author="治輝 齋藤" w:date="2026-05-19T23:35:00Z" w16du:dateUtc="2026-05-19T14:35:00Z">
         <w:r>
           <w:t>proportion aged ≥65 years</w:t>
         </w:r>
       </w:ins>
-      <w:del w:id="342" w:author="治輝 齋藤" w:date="2026-05-19T23:35:00Z" w16du:dateUtc="2026-05-19T14:35:00Z">
+      <w:del w:id="344" w:author="治輝 齋藤" w:date="2026-05-19T23:35:00Z" w16du:dateUtc="2026-05-19T14:35:00Z">
         <w:r>
           <w:delText>aging rate</w:delText>
         </w:r>
@@ -4379,12 +4389,12 @@
       <w:r>
         <w:t xml:space="preserve"> a risk </w:t>
       </w:r>
-      <w:ins w:id="343" w:author="治輝 齋藤" w:date="2026-04-30T20:57:00Z" w16du:dateUtc="2026-04-30T11:57:00Z">
+      <w:ins w:id="345" w:author="治輝 齋藤" w:date="2026-04-30T20:57:00Z" w16du:dateUtc="2026-04-30T11:57:00Z">
         <w:r>
           <w:t>correlate</w:t>
         </w:r>
       </w:ins>
-      <w:del w:id="344" w:author="治輝 齋藤" w:date="2026-04-30T20:57:00Z" w16du:dateUtc="2026-04-30T11:57:00Z">
+      <w:del w:id="346" w:author="治輝 齋藤" w:date="2026-04-30T20:57:00Z" w16du:dateUtc="2026-04-30T11:57:00Z">
         <w:r>
           <w:delText>factor</w:delText>
         </w:r>
@@ -4398,7 +4408,7 @@
       <w:r>
         <w:t xml:space="preserve">. This finding has practical implications: even within the context of Japan’s nationwide aging, geographic topography </w:t>
       </w:r>
-      <w:ins w:id="345" w:author="治輝 齋藤" w:date="2026-04-30T20:58:00Z" w16du:dateUtc="2026-04-30T11:58:00Z">
+      <w:ins w:id="347" w:author="治輝 齋藤" w:date="2026-04-30T20:58:00Z" w16du:dateUtc="2026-04-30T11:58:00Z">
         <w:r>
           <w:rPr>
             <w:rFonts w:hint="eastAsia"/>
@@ -4410,7 +4420,7 @@
       <w:r>
         <w:t>represent</w:t>
       </w:r>
-      <w:del w:id="346" w:author="治輝 齋藤" w:date="2026-04-30T20:58:00Z" w16du:dateUtc="2026-04-30T11:58:00Z">
+      <w:del w:id="348" w:author="治輝 齋藤" w:date="2026-04-30T20:58:00Z" w16du:dateUtc="2026-04-30T11:58:00Z">
         <w:r>
           <w:delText>s</w:delText>
         </w:r>
@@ -4418,7 +4428,7 @@
       <w:r>
         <w:t xml:space="preserve"> an additional and </w:t>
       </w:r>
-      <w:ins w:id="347" w:author="治輝 齋藤" w:date="2026-04-30T20:58:00Z" w16du:dateUtc="2026-04-30T11:58:00Z">
+      <w:ins w:id="349" w:author="治輝 齋藤" w:date="2026-04-30T20:58:00Z" w16du:dateUtc="2026-04-30T11:58:00Z">
         <w:r>
           <w:t>potentially</w:t>
         </w:r>
@@ -4433,7 +4443,7 @@
       <w:r>
         <w:t xml:space="preserve">modifiable layer of fracture risk. Terrain slope </w:t>
       </w:r>
-      <w:ins w:id="348" w:author="治輝 齋藤" w:date="2026-04-30T20:58:00Z" w16du:dateUtc="2026-04-30T11:58:00Z">
+      <w:ins w:id="350" w:author="治輝 齋藤" w:date="2026-04-30T20:58:00Z" w16du:dateUtc="2026-04-30T11:58:00Z">
         <w:r>
           <w:rPr>
             <w:rFonts w:hint="eastAsia"/>
@@ -4442,7 +4452,7 @@
           <w:t>may</w:t>
         </w:r>
       </w:ins>
-      <w:del w:id="349" w:author="治輝 齋藤" w:date="2026-04-30T20:58:00Z" w16du:dateUtc="2026-04-30T11:58:00Z">
+      <w:del w:id="351" w:author="治輝 齋藤" w:date="2026-04-30T20:58:00Z" w16du:dateUtc="2026-04-30T11:58:00Z">
         <w:r>
           <w:delText>is</w:delText>
         </w:r>
@@ -4450,7 +4460,7 @@
       <w:r>
         <w:t xml:space="preserve"> not </w:t>
       </w:r>
-      <w:ins w:id="350" w:author="治輝 齋藤" w:date="2026-04-30T20:58:00Z" w16du:dateUtc="2026-04-30T11:58:00Z">
+      <w:ins w:id="352" w:author="治輝 齋藤" w:date="2026-04-30T20:58:00Z" w16du:dateUtc="2026-04-30T11:58:00Z">
         <w:r>
           <w:rPr>
             <w:rFonts w:hint="eastAsia"/>
@@ -4462,12 +4472,12 @@
       <w:r>
         <w:t>merely a proxy for aging</w:t>
       </w:r>
-      <w:ins w:id="351" w:author="治輝 齋藤" w:date="2026-04-30T20:59:00Z" w16du:dateUtc="2026-04-30T11:59:00Z">
+      <w:ins w:id="353" w:author="治輝 齋藤" w:date="2026-04-30T20:59:00Z" w16du:dateUtc="2026-04-30T11:59:00Z">
         <w:r>
           <w:t xml:space="preserve"> and may represent</w:t>
         </w:r>
       </w:ins>
-      <w:del w:id="352" w:author="治輝 齋藤" w:date="2026-04-30T20:59:00Z" w16du:dateUtc="2026-04-30T11:59:00Z">
+      <w:del w:id="354" w:author="治輝 齋藤" w:date="2026-04-30T20:59:00Z" w16du:dateUtc="2026-04-30T11:59:00Z">
         <w:r>
           <w:delText>, but</w:delText>
         </w:r>
@@ -4475,12 +4485,12 @@
       <w:r>
         <w:t xml:space="preserve"> an </w:t>
       </w:r>
-      <w:ins w:id="353" w:author="治輝 齋藤" w:date="2026-04-30T20:59:00Z" w16du:dateUtc="2026-04-30T11:59:00Z">
+      <w:ins w:id="355" w:author="治輝 齋藤" w:date="2026-04-30T20:59:00Z" w16du:dateUtc="2026-04-30T11:59:00Z">
         <w:r>
           <w:t>additional</w:t>
         </w:r>
       </w:ins>
-      <w:del w:id="354" w:author="治輝 齋藤" w:date="2026-04-30T20:59:00Z" w16du:dateUtc="2026-04-30T11:59:00Z">
+      <w:del w:id="356" w:author="治輝 齋藤" w:date="2026-04-30T20:59:00Z" w16du:dateUtc="2026-04-30T11:59:00Z">
         <w:r>
           <w:delText>independent</w:delText>
         </w:r>
@@ -4488,12 +4498,12 @@
       <w:r>
         <w:t xml:space="preserve"> environmental </w:t>
       </w:r>
-      <w:ins w:id="355" w:author="治輝 齋藤" w:date="2026-04-30T20:59:00Z" w16du:dateUtc="2026-04-30T11:59:00Z">
+      <w:ins w:id="357" w:author="治輝 齋藤" w:date="2026-04-30T20:59:00Z" w16du:dateUtc="2026-04-30T11:59:00Z">
         <w:r>
           <w:t>correlate</w:t>
         </w:r>
       </w:ins>
-      <w:del w:id="356" w:author="治輝 齋藤" w:date="2026-04-30T20:59:00Z" w16du:dateUtc="2026-04-30T11:59:00Z">
+      <w:del w:id="358" w:author="治輝 齋藤" w:date="2026-04-30T20:59:00Z" w16du:dateUtc="2026-04-30T11:59:00Z">
         <w:r>
           <w:delText>hazard</w:delText>
         </w:r>
@@ -4501,12 +4511,12 @@
       <w:r>
         <w:t xml:space="preserve"> that </w:t>
       </w:r>
-      <w:ins w:id="357" w:author="治輝 齋藤" w:date="2026-04-30T20:59:00Z" w16du:dateUtc="2026-04-30T11:59:00Z">
+      <w:ins w:id="359" w:author="治輝 齋藤" w:date="2026-04-30T20:59:00Z" w16du:dateUtc="2026-04-30T11:59:00Z">
         <w:r>
           <w:t>could contribute to functional decline</w:t>
         </w:r>
       </w:ins>
-      <w:del w:id="358" w:author="治輝 齋藤" w:date="2026-04-30T20:59:00Z" w16du:dateUtc="2026-04-30T11:59:00Z">
+      <w:del w:id="360" w:author="治輝 齋藤" w:date="2026-04-30T20:59:00Z" w16du:dateUtc="2026-04-30T11:59:00Z">
         <w:r>
           <w:delText>chronically erodes physical function</w:delText>
         </w:r>
@@ -4514,33 +4524,33 @@
       <w:r>
         <w:t xml:space="preserve"> among rural-dwelling older adults.</w:t>
       </w:r>
-      <w:commentRangeEnd w:id="340"/>
+      <w:commentRangeEnd w:id="342"/>
       <w:r>
         <w:rPr>
           <w:rStyle w:val="af2"/>
           <w:sz w:val="24"/>
           <w:szCs w:val="24"/>
         </w:rPr>
-        <w:commentReference w:id="340"/>
-      </w:r>
-      <w:ins w:id="359" w:author="治輝 齋藤" w:date="2026-04-30T20:32:00Z" w16du:dateUtc="2026-04-30T11:32:00Z">
+        <w:commentReference w:id="342"/>
+      </w:r>
+      <w:ins w:id="361" w:author="治輝 齋藤" w:date="2026-04-30T20:32:00Z" w16du:dateUtc="2026-04-30T11:32:00Z">
         <w:r>
           <w:t xml:space="preserve"> </w:t>
         </w:r>
-        <w:commentRangeStart w:id="360"/>
+        <w:commentRangeStart w:id="362"/>
         <w:r>
           <w:t>Given public-data masking in age-stratified surgery tables, we interpret age-structure robustness primarily from the consistency of adjusted ecological models and from imputation-based sensitivity analyses, while acknowledging that full indirect standardization without imputation is not feasible with the current open dataset.</w:t>
         </w:r>
       </w:ins>
-      <w:commentRangeEnd w:id="360"/>
-      <w:ins w:id="361" w:author="治輝 齋藤" w:date="2026-04-30T20:33:00Z" w16du:dateUtc="2026-04-30T11:33:00Z">
+      <w:commentRangeEnd w:id="362"/>
+      <w:ins w:id="363" w:author="治輝 齋藤" w:date="2026-04-30T20:33:00Z" w16du:dateUtc="2026-04-30T11:33:00Z">
         <w:r>
           <w:rPr>
             <w:rStyle w:val="af2"/>
             <w:sz w:val="24"/>
             <w:szCs w:val="24"/>
           </w:rPr>
-          <w:commentReference w:id="360"/>
+          <w:commentReference w:id="362"/>
         </w:r>
       </w:ins>
     </w:p>
@@ -4549,8 +4559,8 @@
         <w:pStyle w:val="2"/>
         <w:spacing w:line="360" w:lineRule="auto"/>
       </w:pPr>
-      <w:bookmarkStart w:id="362" w:name="walking-speed-as-a-mediator"/>
-      <w:bookmarkEnd w:id="333"/>
+      <w:bookmarkStart w:id="364" w:name="walking-speed-as-a-mediator"/>
+      <w:bookmarkEnd w:id="335"/>
       <w:r>
         <w:t>5. Walking Speed as a Mediator</w:t>
       </w:r>
@@ -4626,7 +4636,7 @@
       <w:r>
         <w:t>In our ecological data, terrain slope was negatively correlated with prefecture-level fast</w:t>
       </w:r>
-      <w:ins w:id="363" w:author="治輝 齋藤" w:date="2026-05-19T23:35:00Z" w16du:dateUtc="2026-05-19T14:35:00Z">
+      <w:ins w:id="365" w:author="治輝 齋藤" w:date="2026-05-19T23:35:00Z" w16du:dateUtc="2026-05-19T14:35:00Z">
         <w:r>
           <w:rPr>
             <w:rFonts w:hint="eastAsia"/>
@@ -4635,7 +4645,7 @@
           <w:t>-</w:t>
         </w:r>
       </w:ins>
-      <w:del w:id="364" w:author="治輝 齋藤" w:date="2026-05-19T23:35:00Z" w16du:dateUtc="2026-05-19T14:35:00Z">
+      <w:del w:id="366" w:author="治輝 齋藤" w:date="2026-05-19T23:35:00Z" w16du:dateUtc="2026-05-19T14:35:00Z">
         <w:r>
           <w:delText xml:space="preserve"> </w:delText>
         </w:r>
@@ -4643,12 +4653,12 @@
       <w:r>
         <w:t xml:space="preserve">walking </w:t>
       </w:r>
-      <w:ins w:id="365" w:author="治輝 齋藤" w:date="2026-05-19T23:35:00Z" w16du:dateUtc="2026-05-19T14:35:00Z">
+      <w:ins w:id="367" w:author="治輝 齋藤" w:date="2026-05-19T23:35:00Z" w16du:dateUtc="2026-05-19T14:35:00Z">
         <w:r>
           <w:t>proportion</w:t>
         </w:r>
       </w:ins>
-      <w:del w:id="366" w:author="治輝 齋藤" w:date="2026-05-19T23:35:00Z" w16du:dateUtc="2026-05-19T14:35:00Z">
+      <w:del w:id="368" w:author="治輝 齋藤" w:date="2026-05-19T23:35:00Z" w16du:dateUtc="2026-05-19T14:35:00Z">
         <w:r>
           <w:delText>rate</w:delText>
         </w:r>
@@ -4656,8 +4666,8 @@
       <w:r>
         <w:t xml:space="preserve"> (r = −0.264</w:t>
       </w:r>
-      <w:commentRangeStart w:id="367"/>
-      <w:ins w:id="368" w:author="治輝 齋藤" w:date="2026-05-20T08:52:00Z" w16du:dateUtc="2026-05-19T23:52:00Z">
+      <w:commentRangeStart w:id="369"/>
+      <w:ins w:id="370" w:author="治輝 齋藤" w:date="2026-05-20T08:52:00Z" w16du:dateUtc="2026-05-19T23:52:00Z">
         <w:r>
           <w:t xml:space="preserve">, </w:t>
         </w:r>
@@ -4672,13 +4682,13 @@
           <w:t xml:space="preserve"> = 0.073</w:t>
         </w:r>
       </w:ins>
-      <w:commentRangeEnd w:id="367"/>
-      <w:ins w:id="369" w:author="治輝 齋藤" w:date="2026-05-20T08:53:00Z" w16du:dateUtc="2026-05-19T23:53:00Z">
+      <w:commentRangeEnd w:id="369"/>
+      <w:ins w:id="371" w:author="治輝 齋藤" w:date="2026-05-20T08:53:00Z" w16du:dateUtc="2026-05-19T23:53:00Z">
         <w:r>
           <w:rPr>
             <w:rStyle w:val="af2"/>
           </w:rPr>
-          <w:commentReference w:id="367"/>
+          <w:commentReference w:id="369"/>
         </w:r>
       </w:ins>
       <w:r>
@@ -4703,18 +4713,18 @@
       <w:r>
         <w:t xml:space="preserve"> </w:t>
       </w:r>
-      <w:commentRangeStart w:id="370"/>
+      <w:commentRangeStart w:id="372"/>
       <w:r>
         <w:t>Older adults residing in high-slope regions are exposed to such challenging terrain daily during shopping and outdoor activities, leading to chronic fear of falling, reduced outdoor activity, and progressive deconditioning (disuse muscle atrophy).</w:t>
       </w:r>
-      <w:commentRangeEnd w:id="370"/>
+      <w:commentRangeEnd w:id="372"/>
       <w:r>
         <w:rPr>
           <w:rStyle w:val="af2"/>
           <w:sz w:val="24"/>
           <w:szCs w:val="24"/>
         </w:rPr>
-        <w:commentReference w:id="370"/>
+        <w:commentReference w:id="372"/>
       </w:r>
       <w:r>
         <w:t xml:space="preserve"> </w:t>
@@ -4737,7 +4747,7 @@
       <w:r>
         <w:t>the multivariable OLS coefficient for fast</w:t>
       </w:r>
-      <w:ins w:id="371" w:author="治輝 齋藤" w:date="2026-05-19T23:38:00Z" w16du:dateUtc="2026-05-19T14:38:00Z">
+      <w:ins w:id="373" w:author="治輝 齋藤" w:date="2026-05-19T23:38:00Z" w16du:dateUtc="2026-05-19T14:38:00Z">
         <w:r>
           <w:rPr>
             <w:rFonts w:hint="eastAsia"/>
@@ -4746,7 +4756,7 @@
           <w:t>-</w:t>
         </w:r>
       </w:ins>
-      <w:del w:id="372" w:author="治輝 齋藤" w:date="2026-05-19T23:38:00Z" w16du:dateUtc="2026-05-19T14:38:00Z">
+      <w:del w:id="374" w:author="治輝 齋藤" w:date="2026-05-19T23:38:00Z" w16du:dateUtc="2026-05-19T14:38:00Z">
         <w:r>
           <w:delText xml:space="preserve"> </w:delText>
         </w:r>
@@ -4754,12 +4764,12 @@
       <w:r>
         <w:t xml:space="preserve">walking </w:t>
       </w:r>
-      <w:ins w:id="373" w:author="治輝 齋藤" w:date="2026-05-19T23:38:00Z" w16du:dateUtc="2026-05-19T14:38:00Z">
+      <w:ins w:id="375" w:author="治輝 齋藤" w:date="2026-05-19T23:38:00Z" w16du:dateUtc="2026-05-19T14:38:00Z">
         <w:r>
           <w:t>proportion</w:t>
         </w:r>
       </w:ins>
-      <w:del w:id="374" w:author="治輝 齋藤" w:date="2026-05-19T23:38:00Z" w16du:dateUtc="2026-05-19T14:38:00Z">
+      <w:del w:id="376" w:author="治輝 齋藤" w:date="2026-05-19T23:38:00Z" w16du:dateUtc="2026-05-19T14:38:00Z">
         <w:r>
           <w:delText>rate</w:delText>
         </w:r>
@@ -4767,7 +4777,7 @@
       <w:r>
         <w:t xml:space="preserve"> was </w:t>
       </w:r>
-      <w:del w:id="375" w:author="治輝 齋藤" w:date="2026-04-30T18:39:00Z" w16du:dateUtc="2026-04-30T09:39:00Z">
+      <w:del w:id="377" w:author="治輝 齋藤" w:date="2026-04-30T18:39:00Z" w16du:dateUtc="2026-04-30T09:39:00Z">
         <w:r>
           <w:delText>**</w:delText>
         </w:r>
@@ -4775,7 +4785,7 @@
       <w:r>
         <w:t>positive</w:t>
       </w:r>
-      <w:del w:id="376" w:author="治輝 齋藤" w:date="2026-04-30T18:39:00Z" w16du:dateUtc="2026-04-30T09:39:00Z">
+      <w:del w:id="378" w:author="治輝 齋藤" w:date="2026-04-30T18:39:00Z" w16du:dateUtc="2026-04-30T09:39:00Z">
         <w:r>
           <w:delText>**</w:delText>
         </w:r>
@@ -4803,19 +4813,19 @@
       <w:r>
         <w:t xml:space="preserve"> = 0.022). Plausible drivers include ecological bias, aggregation of a 40–74-year screening metric to represent regions where hip fractures concentrate among the oldest-old, and confounding by unmeasured healthcare and reporting behaviors. </w:t>
       </w:r>
-      <w:commentRangeStart w:id="377"/>
-      <w:ins w:id="378" w:author="治輝 齋藤" w:date="2026-04-30T18:41:00Z" w16du:dateUtc="2026-04-30T09:41:00Z">
+      <w:commentRangeStart w:id="379"/>
+      <w:ins w:id="380" w:author="治輝 齋藤" w:date="2026-04-30T18:41:00Z" w16du:dateUtc="2026-04-30T09:41:00Z">
         <w:r>
           <w:t xml:space="preserve">Because only the 40–74-year questionnaire aggregate is publicly available, we treated this variable as a contextual covariate and not as a direct proxy for hip fracture risk in the oldest age groups. </w:t>
         </w:r>
-        <w:commentRangeEnd w:id="377"/>
+        <w:commentRangeEnd w:id="379"/>
         <w:r>
           <w:rPr>
             <w:rStyle w:val="af2"/>
             <w:sz w:val="24"/>
             <w:szCs w:val="24"/>
           </w:rPr>
-          <w:commentReference w:id="377"/>
+          <w:commentReference w:id="379"/>
         </w:r>
       </w:ins>
       <w:r>
@@ -4830,8 +4840,8 @@
         <w:pStyle w:val="2"/>
         <w:spacing w:line="360" w:lineRule="auto"/>
       </w:pPr>
-      <w:bookmarkStart w:id="379" w:name="policy-implications"/>
-      <w:bookmarkEnd w:id="362"/>
+      <w:bookmarkStart w:id="381" w:name="policy-implications"/>
+      <w:bookmarkEnd w:id="364"/>
       <w:r>
         <w:t>6. Policy Implications</w:t>
       </w:r>
@@ -4950,18 +4960,18 @@
       <w:r>
         <w:t xml:space="preserve">Second, housing modification subsidies targeting high-slope prefectures—such as installation of handrails on outdoor pathways and anti-slip surface materials—could reduce the environmental contribution to fall risk. Third, urban planning guidelines for mountainous communities should explicitly incorporate slope gradient as a factor in pedestrian infrastructure design, particularly in areas with high proportions of older residents. Given the irreversible demographic aging in rural Japan, these upstream environmental interventions represent </w:t>
       </w:r>
-      <w:commentRangeStart w:id="380"/>
+      <w:commentRangeStart w:id="382"/>
       <w:r>
         <w:t>cost-effective</w:t>
       </w:r>
-      <w:commentRangeEnd w:id="380"/>
+      <w:commentRangeEnd w:id="382"/>
       <w:r>
         <w:rPr>
           <w:rStyle w:val="af2"/>
           <w:sz w:val="24"/>
           <w:szCs w:val="24"/>
         </w:rPr>
-        <w:commentReference w:id="380"/>
+        <w:commentReference w:id="382"/>
       </w:r>
       <w:r>
         <w:t xml:space="preserve"> strategies to mitigate the downstream burden of fragility fractures.</w:t>
@@ -4972,8 +4982,8 @@
         <w:pStyle w:val="2"/>
         <w:spacing w:line="360" w:lineRule="auto"/>
       </w:pPr>
-      <w:bookmarkStart w:id="381" w:name="strengths"/>
-      <w:bookmarkEnd w:id="379"/>
+      <w:bookmarkStart w:id="383" w:name="strengths"/>
+      <w:bookmarkEnd w:id="381"/>
       <w:r>
         <w:lastRenderedPageBreak/>
         <w:t>7. Strengths</w:t>
@@ -4993,8 +5003,8 @@
         <w:pStyle w:val="2"/>
         <w:spacing w:line="360" w:lineRule="auto"/>
       </w:pPr>
-      <w:bookmarkStart w:id="382" w:name="limitations"/>
-      <w:bookmarkEnd w:id="381"/>
+      <w:bookmarkStart w:id="384" w:name="limitations"/>
+      <w:bookmarkEnd w:id="383"/>
       <w:r>
         <w:t>8. Limitations</w:t>
       </w:r>
@@ -5025,36 +5035,36 @@
         <w:pStyle w:val="a0"/>
         <w:spacing w:line="360" w:lineRule="auto"/>
       </w:pPr>
-      <w:bookmarkStart w:id="383" w:name="_Hlk228469400"/>
+      <w:bookmarkStart w:id="385" w:name="_Hlk228469400"/>
       <w:r>
         <w:t xml:space="preserve">Second, </w:t>
       </w:r>
-      <w:commentRangeStart w:id="384"/>
-      <w:ins w:id="385" w:author="治輝 齋藤" w:date="2026-04-30T18:02:00Z" w16du:dateUtc="2026-04-30T09:02:00Z">
+      <w:commentRangeStart w:id="386"/>
+      <w:ins w:id="387" w:author="治輝 齋藤" w:date="2026-04-30T18:02:00Z" w16du:dateUtc="2026-04-30T09:02:00Z">
         <w:r>
           <w:t xml:space="preserve">our outcome reflects surgery rates rather than true fracture incidence. Although hip fractures are usually treated surgically, prefectural variation in treatment decisions, referral patterns, and access to operative care may influence observed rates independently of fracture occurrence. Third, </w:t>
         </w:r>
       </w:ins>
-      <w:commentRangeEnd w:id="384"/>
-      <w:ins w:id="386" w:author="治輝 齋藤" w:date="2026-04-30T18:04:00Z" w16du:dateUtc="2026-04-30T09:04:00Z">
+      <w:commentRangeEnd w:id="386"/>
+      <w:ins w:id="388" w:author="治輝 齋藤" w:date="2026-04-30T18:04:00Z" w16du:dateUtc="2026-04-30T09:04:00Z">
         <w:r>
           <w:rPr>
             <w:rStyle w:val="af2"/>
             <w:sz w:val="24"/>
             <w:szCs w:val="24"/>
           </w:rPr>
-          <w:commentReference w:id="384"/>
+          <w:commentReference w:id="386"/>
         </w:r>
       </w:ins>
       <w:r>
         <w:t xml:space="preserve">the cross-sectional design precludes causal inference. Although reverse causation is unlikely for a fixed environmental exposure such as terrain slope, residual confounding by unmeasured variables cannot be excluded. </w:t>
       </w:r>
-      <w:ins w:id="387" w:author="治輝 齋藤" w:date="2026-04-30T18:03:00Z" w16du:dateUtc="2026-04-30T09:03:00Z">
+      <w:ins w:id="389" w:author="治輝 齋藤" w:date="2026-04-30T18:03:00Z" w16du:dateUtc="2026-04-30T09:03:00Z">
         <w:r>
           <w:t>Fourth</w:t>
         </w:r>
       </w:ins>
-      <w:del w:id="388" w:author="治輝 齋藤" w:date="2026-04-30T18:03:00Z" w16du:dateUtc="2026-04-30T09:03:00Z">
+      <w:del w:id="390" w:author="治輝 齋藤" w:date="2026-04-30T18:03:00Z" w16du:dateUtc="2026-04-30T09:03:00Z">
         <w:r>
           <w:delText>Third</w:delText>
         </w:r>
@@ -5066,19 +5076,19 @@
         <w:lastRenderedPageBreak/>
         <w:t xml:space="preserve">orthopedic surgeon density, distance to emergency hospitals), nutritional status (calcium and vitamin D intake), bone mineral density (BMD), </w:t>
       </w:r>
-      <w:commentRangeStart w:id="389"/>
-      <w:ins w:id="390" w:author="治輝 齋藤" w:date="2026-04-30T18:09:00Z" w16du:dateUtc="2026-04-30T09:09:00Z">
+      <w:commentRangeStart w:id="391"/>
+      <w:ins w:id="392" w:author="治輝 齋藤" w:date="2026-04-30T18:09:00Z" w16du:dateUtc="2026-04-30T09:09:00Z">
         <w:r>
           <w:t xml:space="preserve">climate (snowfall and icing), </w:t>
         </w:r>
-        <w:commentRangeEnd w:id="389"/>
+        <w:commentRangeEnd w:id="391"/>
         <w:r>
           <w:rPr>
             <w:rStyle w:val="af2"/>
             <w:sz w:val="24"/>
             <w:szCs w:val="24"/>
           </w:rPr>
-          <w:commentReference w:id="389"/>
+          <w:commentReference w:id="391"/>
         </w:r>
       </w:ins>
       <w:r>
@@ -5090,8 +5100,8 @@
         <w:pStyle w:val="a0"/>
         <w:spacing w:line="360" w:lineRule="auto"/>
       </w:pPr>
-      <w:commentRangeStart w:id="391"/>
-      <w:ins w:id="392" w:author="治輝 齋藤" w:date="2026-04-30T20:36:00Z" w16du:dateUtc="2026-04-30T11:36:00Z">
+      <w:commentRangeStart w:id="393"/>
+      <w:ins w:id="394" w:author="治輝 齋藤" w:date="2026-04-30T20:36:00Z" w16du:dateUtc="2026-04-30T11:36:00Z">
         <w:r>
           <w:rPr>
             <w:lang w:eastAsia="ja-JP"/>
@@ -5099,8 +5109,8 @@
           <w:t>Fifth, age-standardization sensitivity results relied on imputation of masked (`"-"`) cells in publicly released age-stratified surgery tables. Although directionality was robust across `0/5/9` scenarios, effect size depended on masking assumptions, and secondary masking rules imply that some masked cells may not correspond strictly to the nominal `&lt;10` range. Therefore, these SIR/ISR analyses should be interpreted as robustness checks rather than definitive age-standardized estimates.</w:t>
         </w:r>
       </w:ins>
-      <w:commentRangeEnd w:id="391"/>
-      <w:ins w:id="393" w:author="治輝 齋藤" w:date="2026-04-30T20:37:00Z" w16du:dateUtc="2026-04-30T11:37:00Z">
+      <w:commentRangeEnd w:id="393"/>
+      <w:ins w:id="395" w:author="治輝 齋藤" w:date="2026-04-30T20:37:00Z" w16du:dateUtc="2026-04-30T11:37:00Z">
         <w:r>
           <w:rPr>
             <w:rStyle w:val="af2"/>
@@ -5108,10 +5118,10 @@
             <w:szCs w:val="24"/>
             <w:lang w:eastAsia="ja-JP"/>
           </w:rPr>
-          <w:commentReference w:id="391"/>
-        </w:r>
-      </w:ins>
-      <w:ins w:id="394" w:author="治輝 齋藤" w:date="2026-04-30T20:36:00Z" w16du:dateUtc="2026-04-30T11:36:00Z">
+          <w:commentReference w:id="393"/>
+        </w:r>
+      </w:ins>
+      <w:ins w:id="396" w:author="治輝 齋藤" w:date="2026-04-30T20:36:00Z" w16du:dateUtc="2026-04-30T11:36:00Z">
         <w:r>
           <w:rPr>
             <w:lang w:eastAsia="ja-JP"/>
@@ -5126,7 +5136,7 @@
           <w:t>Six</w:t>
         </w:r>
       </w:ins>
-      <w:ins w:id="395" w:author="治輝 齋藤" w:date="2026-04-30T18:04:00Z" w16du:dateUtc="2026-04-30T09:04:00Z">
+      <w:ins w:id="397" w:author="治輝 齋藤" w:date="2026-04-30T18:04:00Z" w16du:dateUtc="2026-04-30T09:04:00Z">
         <w:r>
           <w:rPr>
             <w:rFonts w:hint="eastAsia"/>
@@ -5135,7 +5145,7 @@
           <w:t>th</w:t>
         </w:r>
       </w:ins>
-      <w:del w:id="396" w:author="治輝 齋藤" w:date="2026-04-30T18:04:00Z" w16du:dateUtc="2026-04-30T09:04:00Z">
+      <w:del w:id="398" w:author="治輝 齋藤" w:date="2026-04-30T18:04:00Z" w16du:dateUtc="2026-04-30T09:04:00Z">
         <w:r>
           <w:delText>Fourth</w:delText>
         </w:r>
@@ -5143,8 +5153,8 @@
       <w:r>
         <w:t xml:space="preserve">, the walking speed variable was based on self-reported habitual walking speed in the Specific Health Checkup questionnaire, administered to individuals aged 40–74 years, </w:t>
       </w:r>
-      <w:commentRangeStart w:id="397"/>
-      <w:ins w:id="398" w:author="治輝 齋藤" w:date="2026-04-30T19:05:00Z" w16du:dateUtc="2026-04-30T10:05:00Z">
+      <w:commentRangeStart w:id="399"/>
+      <w:ins w:id="400" w:author="治輝 齋藤" w:date="2026-04-30T19:05:00Z" w16du:dateUtc="2026-04-30T10:05:00Z">
         <w:r>
           <w:rPr>
             <w:rFonts w:hint="eastAsia"/>
@@ -5153,7 +5163,7 @@
           <w:t>because</w:t>
         </w:r>
       </w:ins>
-      <w:ins w:id="399" w:author="治輝 齋藤" w:date="2026-04-30T19:04:00Z" w16du:dateUtc="2026-04-30T10:04:00Z">
+      <w:ins w:id="401" w:author="治輝 齋藤" w:date="2026-04-30T19:04:00Z" w16du:dateUtc="2026-04-30T10:04:00Z">
         <w:r>
           <w:t xml:space="preserve"> publicly available prefecture-level data were limited to individuals aged 40–74 years in the current NDB Open Data</w:t>
         </w:r>
@@ -5165,34 +5175,34 @@
           <w:t>.</w:t>
         </w:r>
       </w:ins>
-      <w:ins w:id="400" w:author="治輝 齋藤" w:date="2026-04-30T18:45:00Z" w16du:dateUtc="2026-04-30T09:45:00Z">
+      <w:ins w:id="402" w:author="治輝 齋藤" w:date="2026-04-30T18:45:00Z" w16du:dateUtc="2026-04-30T09:45:00Z">
         <w:r>
           <w:t xml:space="preserve"> This variable </w:t>
         </w:r>
       </w:ins>
-      <w:del w:id="401" w:author="治輝 齋藤" w:date="2026-04-30T18:45:00Z" w16du:dateUtc="2026-04-30T09:45:00Z">
+      <w:del w:id="403" w:author="治輝 齋藤" w:date="2026-04-30T18:45:00Z" w16du:dateUtc="2026-04-30T09:45:00Z">
         <w:r>
           <w:delText>which</w:delText>
         </w:r>
       </w:del>
-      <w:commentRangeEnd w:id="397"/>
+      <w:commentRangeEnd w:id="399"/>
       <w:r>
         <w:rPr>
           <w:rStyle w:val="af2"/>
           <w:sz w:val="24"/>
           <w:szCs w:val="24"/>
         </w:rPr>
-        <w:commentReference w:id="397"/>
+        <w:commentReference w:id="399"/>
       </w:r>
       <w:r>
         <w:t xml:space="preserve"> may not accurately represent the functional capacity of the oldest-old (≥75 years) at highest fracture risk</w:t>
       </w:r>
-      <w:ins w:id="402" w:author="治輝 齋藤" w:date="2026-04-30T18:45:00Z" w16du:dateUtc="2026-04-30T09:45:00Z">
+      <w:ins w:id="404" w:author="治輝 齋藤" w:date="2026-04-30T18:45:00Z" w16du:dateUtc="2026-04-30T09:45:00Z">
         <w:r>
           <w:t>, and its direct relevance to hip fracture occurrence is likely limited at this ecological resolution</w:t>
         </w:r>
       </w:ins>
-      <w:ins w:id="403" w:author="治輝 齋藤" w:date="2026-05-19T12:38:00Z" w16du:dateUtc="2026-05-19T03:38:00Z">
+      <w:ins w:id="405" w:author="治輝 齋藤" w:date="2026-05-19T12:38:00Z" w16du:dateUtc="2026-05-19T03:38:00Z">
         <w:r>
           <w:rPr>
             <w:rFonts w:hint="eastAsia"/>
@@ -5200,22 +5210,22 @@
           </w:rPr>
           <w:t xml:space="preserve">. </w:t>
         </w:r>
-        <w:commentRangeStart w:id="404"/>
+        <w:commentRangeStart w:id="406"/>
         <w:r>
           <w:t>Moreover, this self-reported fast-walking indicator primarily reflects perceived walking capacity rather than actual walking volume or direct slope-specific exposure in daily life</w:t>
         </w:r>
-        <w:commentRangeEnd w:id="404"/>
+        <w:commentRangeEnd w:id="406"/>
         <w:r>
           <w:rPr>
             <w:rStyle w:val="af2"/>
           </w:rPr>
-          <w:commentReference w:id="404"/>
+          <w:commentReference w:id="406"/>
         </w:r>
       </w:ins>
       <w:r>
         <w:t xml:space="preserve">. This self-reported measure may be subject to non-differential measurement error, biasing our estimates toward the null. </w:t>
       </w:r>
-      <w:ins w:id="405" w:author="治輝 齋藤" w:date="2026-04-30T18:04:00Z" w16du:dateUtc="2026-04-30T09:04:00Z">
+      <w:ins w:id="407" w:author="治輝 齋藤" w:date="2026-04-30T18:04:00Z" w16du:dateUtc="2026-04-30T09:04:00Z">
         <w:r>
           <w:rPr>
             <w:rFonts w:hint="eastAsia"/>
@@ -5224,7 +5234,7 @@
           <w:t>S</w:t>
         </w:r>
       </w:ins>
-      <w:ins w:id="406" w:author="治輝 齋藤" w:date="2026-04-30T20:36:00Z" w16du:dateUtc="2026-04-30T11:36:00Z">
+      <w:ins w:id="408" w:author="治輝 齋藤" w:date="2026-04-30T20:36:00Z" w16du:dateUtc="2026-04-30T11:36:00Z">
         <w:r>
           <w:rPr>
             <w:rFonts w:hint="eastAsia"/>
@@ -5233,7 +5243,7 @@
           <w:t>even</w:t>
         </w:r>
       </w:ins>
-      <w:ins w:id="407" w:author="治輝 齋藤" w:date="2026-04-30T18:04:00Z" w16du:dateUtc="2026-04-30T09:04:00Z">
+      <w:ins w:id="409" w:author="治輝 齋藤" w:date="2026-04-30T18:04:00Z" w16du:dateUtc="2026-04-30T09:04:00Z">
         <w:r>
           <w:rPr>
             <w:rFonts w:hint="eastAsia"/>
@@ -5242,7 +5252,7 @@
           <w:t>th</w:t>
         </w:r>
       </w:ins>
-      <w:del w:id="408" w:author="治輝 齋藤" w:date="2026-04-30T18:04:00Z" w16du:dateUtc="2026-04-30T09:04:00Z">
+      <w:del w:id="410" w:author="治輝 齋藤" w:date="2026-04-30T18:04:00Z" w16du:dateUtc="2026-04-30T09:04:00Z">
         <w:r>
           <w:delText>Fifth</w:delText>
         </w:r>
@@ -5256,7 +5266,7 @@
         <w:pStyle w:val="a0"/>
         <w:spacing w:line="360" w:lineRule="auto"/>
       </w:pPr>
-      <w:ins w:id="409" w:author="治輝 齋藤" w:date="2026-04-30T20:36:00Z" w16du:dateUtc="2026-04-30T11:36:00Z">
+      <w:ins w:id="411" w:author="治輝 齋藤" w:date="2026-04-30T20:36:00Z" w16du:dateUtc="2026-04-30T11:36:00Z">
         <w:r>
           <w:rPr>
             <w:rFonts w:hint="eastAsia"/>
@@ -5266,7 +5276,7 @@
           <w:t>Eigh</w:t>
         </w:r>
       </w:ins>
-      <w:ins w:id="410" w:author="治輝 齋藤" w:date="2026-04-30T18:04:00Z" w16du:dateUtc="2026-04-30T09:04:00Z">
+      <w:ins w:id="412" w:author="治輝 齋藤" w:date="2026-04-30T18:04:00Z" w16du:dateUtc="2026-04-30T09:04:00Z">
         <w:r>
           <w:rPr>
             <w:rFonts w:hint="eastAsia"/>
@@ -5275,7 +5285,7 @@
           <w:t>th</w:t>
         </w:r>
       </w:ins>
-      <w:del w:id="411" w:author="治輝 齋藤" w:date="2026-04-30T18:04:00Z" w16du:dateUtc="2026-04-30T09:04:00Z">
+      <w:del w:id="413" w:author="治輝 齋藤" w:date="2026-04-30T18:04:00Z" w16du:dateUtc="2026-04-30T09:04:00Z">
         <w:r>
           <w:delText>Sixth</w:delText>
         </w:r>
@@ -5300,7 +5310,7 @@
         </w:rPr>
         <w:t xml:space="preserve"> </w:t>
       </w:r>
-      <w:ins w:id="412" w:author="治輝 齋藤" w:date="2026-04-30T20:36:00Z" w16du:dateUtc="2026-04-30T11:36:00Z">
+      <w:ins w:id="414" w:author="治輝 齋藤" w:date="2026-04-30T20:36:00Z" w16du:dateUtc="2026-04-30T11:36:00Z">
         <w:r>
           <w:rPr>
             <w:rFonts w:hint="eastAsia"/>
@@ -5309,7 +5319,7 @@
           <w:t>Nin</w:t>
         </w:r>
       </w:ins>
-      <w:ins w:id="413" w:author="治輝 齋藤" w:date="2026-04-30T18:04:00Z" w16du:dateUtc="2026-04-30T09:04:00Z">
+      <w:ins w:id="415" w:author="治輝 齋藤" w:date="2026-04-30T18:04:00Z" w16du:dateUtc="2026-04-30T09:04:00Z">
         <w:r>
           <w:rPr>
             <w:rFonts w:hint="eastAsia"/>
@@ -5318,7 +5328,7 @@
           <w:t>th</w:t>
         </w:r>
       </w:ins>
-      <w:del w:id="414" w:author="治輝 齋藤" w:date="2026-04-30T18:04:00Z" w16du:dateUtc="2026-04-30T09:04:00Z">
+      <w:del w:id="416" w:author="治輝 齋藤" w:date="2026-04-30T18:04:00Z" w16du:dateUtc="2026-04-30T09:04:00Z">
         <w:r>
           <w:rPr>
             <w:rFonts w:hint="eastAsia"/>
@@ -5338,7 +5348,7 @@
         <w:t xml:space="preserve"> sex- and gender-stratified outcome tables were not available in the prefecture-level NDB Open Data extracts used here; findings therefore describe aggregate populations and should be interpreted with this limitation in mind.</w:t>
       </w:r>
     </w:p>
-    <w:bookmarkEnd w:id="383"/>
+    <w:bookmarkEnd w:id="385"/>
     <w:p>
       <w:pPr>
         <w:spacing w:line="360" w:lineRule="auto"/>
@@ -5354,9 +5364,9 @@
         <w:pStyle w:val="1"/>
         <w:spacing w:line="360" w:lineRule="auto"/>
       </w:pPr>
-      <w:bookmarkStart w:id="415" w:name="conclusions-1"/>
-      <w:bookmarkEnd w:id="279"/>
-      <w:bookmarkEnd w:id="382"/>
+      <w:bookmarkStart w:id="417" w:name="conclusions-1"/>
+      <w:bookmarkEnd w:id="281"/>
+      <w:bookmarkEnd w:id="384"/>
       <w:r>
         <w:t>Conclusions</w:t>
       </w:r>
@@ -5372,8 +5382,8 @@
       <w:r>
         <w:t xml:space="preserve"> slope </w:t>
       </w:r>
-      <w:commentRangeStart w:id="416"/>
-      <w:ins w:id="417" w:author="治輝 齋藤" w:date="2026-04-30T19:20:00Z" w16du:dateUtc="2026-04-30T10:20:00Z">
+      <w:commentRangeStart w:id="418"/>
+      <w:ins w:id="419" w:author="治輝 齋藤" w:date="2026-04-30T19:20:00Z" w16du:dateUtc="2026-04-30T10:20:00Z">
         <w:r>
           <w:rPr>
             <w:rFonts w:hint="eastAsia"/>
@@ -5382,19 +5392,19 @@
           <w:t>was</w:t>
         </w:r>
       </w:ins>
-      <w:del w:id="418" w:author="治輝 齋藤" w:date="2026-04-30T19:20:00Z" w16du:dateUtc="2026-04-30T10:20:00Z">
+      <w:del w:id="420" w:author="治輝 齋藤" w:date="2026-04-30T19:20:00Z" w16du:dateUtc="2026-04-30T10:20:00Z">
         <w:r>
           <w:delText>remained</w:delText>
         </w:r>
       </w:del>
-      <w:commentRangeEnd w:id="416"/>
+      <w:commentRangeEnd w:id="418"/>
       <w:r>
         <w:rPr>
           <w:rStyle w:val="af2"/>
           <w:sz w:val="24"/>
           <w:szCs w:val="24"/>
         </w:rPr>
-        <w:commentReference w:id="416"/>
+        <w:commentReference w:id="418"/>
       </w:r>
       <w:r>
         <w:t xml:space="preserve"> positively</w:t>
@@ -5402,12 +5412,12 @@
       <w:r>
         <w:t xml:space="preserve"> associated with hip fracture surgery rates after adjustment for </w:t>
       </w:r>
-      <w:ins w:id="419" w:author="治輝 齋藤" w:date="2026-05-19T23:38:00Z" w16du:dateUtc="2026-05-19T14:38:00Z">
+      <w:ins w:id="421" w:author="治輝 齋藤" w:date="2026-05-19T23:38:00Z" w16du:dateUtc="2026-05-19T14:38:00Z">
         <w:r>
           <w:t>proportion aged ≥65 years</w:t>
         </w:r>
       </w:ins>
-      <w:del w:id="420" w:author="治輝 齋藤" w:date="2026-05-19T23:38:00Z" w16du:dateUtc="2026-05-19T14:38:00Z">
+      <w:del w:id="422" w:author="治輝 齋藤" w:date="2026-05-19T23:38:00Z" w16du:dateUtc="2026-05-19T14:38:00Z">
         <w:r>
           <w:delText>aging rate</w:delText>
         </w:r>
@@ -5424,7 +5434,7 @@
       <w:r>
         <w:t>; conventional *p* = 0.043)</w:t>
       </w:r>
-      <w:ins w:id="421" w:author="治輝 齋藤" w:date="2026-05-19T12:38:00Z" w16du:dateUtc="2026-05-19T03:38:00Z">
+      <w:ins w:id="423" w:author="治輝 齋藤" w:date="2026-05-19T12:38:00Z" w16du:dateUtc="2026-05-19T03:38:00Z">
         <w:r>
           <w:t>, whereas heteroskedasticity-robust and bootstrap uncertainty quantification yielded borderline support compatible with no association at α = 0.05</w:t>
         </w:r>
@@ -5439,8 +5449,8 @@
       <w:r>
         <w:t xml:space="preserve"> </w:t>
       </w:r>
-      <w:commentRangeStart w:id="422"/>
-      <w:ins w:id="423" w:author="治輝 齋藤" w:date="2026-05-19T12:39:00Z" w16du:dateUtc="2026-05-19T03:39:00Z">
+      <w:commentRangeStart w:id="424"/>
+      <w:ins w:id="425" w:author="治輝 齋藤" w:date="2026-05-19T12:39:00Z" w16du:dateUtc="2026-05-19T03:39:00Z">
         <w:r>
           <w:t>Given the limited ecological sample size (N = 47), these findings should be interpreted as suggestive rather than confirmatory.</w:t>
         </w:r>
@@ -5451,12 +5461,12 @@
           </w:rPr>
           <w:t xml:space="preserve"> </w:t>
         </w:r>
-        <w:commentRangeEnd w:id="422"/>
+        <w:commentRangeEnd w:id="424"/>
         <w:r>
           <w:rPr>
             <w:rStyle w:val="af2"/>
           </w:rPr>
-          <w:commentReference w:id="422"/>
+          <w:commentReference w:id="424"/>
         </w:r>
       </w:ins>
       <w:r>
@@ -5468,7 +5478,7 @@
       <w:r>
         <w:t xml:space="preserve"> was specific to hip fractures, with no significant relationship observed for humerus or forearm fractures</w:t>
       </w:r>
-      <w:ins w:id="424" w:author="治輝 齋藤" w:date="2026-05-19T12:39:00Z" w16du:dateUtc="2026-05-19T03:39:00Z">
+      <w:ins w:id="426" w:author="治輝 齋藤" w:date="2026-05-19T12:39:00Z" w16du:dateUtc="2026-05-19T03:39:00Z">
         <w:r>
           <w:t>, consistent with biomechanical hypotheses emphasizing lateral falls and trochanteric loading on sloped terrain</w:t>
         </w:r>
@@ -5635,8 +5645,8 @@
         <w:pStyle w:val="1"/>
         <w:spacing w:line="360" w:lineRule="auto"/>
       </w:pPr>
-      <w:bookmarkStart w:id="425" w:name="references"/>
-      <w:bookmarkEnd w:id="415"/>
+      <w:bookmarkStart w:id="427" w:name="references"/>
+      <w:bookmarkEnd w:id="417"/>
       <w:r>
         <w:t>References</w:t>
       </w:r>
@@ -6694,8 +6704,8 @@
           <w:szCs w:val="40"/>
         </w:rPr>
       </w:pPr>
-      <w:bookmarkStart w:id="426" w:name="tables-and-figures"/>
-      <w:bookmarkEnd w:id="425"/>
+      <w:bookmarkStart w:id="428" w:name="tables-and-figures"/>
+      <w:bookmarkEnd w:id="427"/>
       <w:r>
         <w:br w:type="page"/>
       </w:r>
@@ -6713,7 +6723,7 @@
       <w:pPr>
         <w:pStyle w:val="2"/>
       </w:pPr>
-      <w:bookmarkStart w:id="427" w:name="Xd12e5d2fabb7f7da04933f49b094ec2cca003f6"/>
+      <w:bookmarkStart w:id="429" w:name="Xd12e5d2fabb7f7da04933f49b094ec2cca003f6"/>
       <w:r>
         <w:t>Table 1. Descriptive Statistics of Prefecture-Level Variables (N = 47)</w:t>
       </w:r>
@@ -8958,7 +8968,7 @@
                 <w:szCs w:val="18"/>
               </w:rPr>
             </w:pPr>
-            <w:ins w:id="428" w:author="治輝 齋藤" w:date="2026-05-19T23:39:00Z" w16du:dateUtc="2026-05-19T14:39:00Z">
+            <w:ins w:id="430" w:author="治輝 齋藤" w:date="2026-05-19T23:39:00Z" w16du:dateUtc="2026-05-19T14:39:00Z">
               <w:r>
                 <w:rPr>
                   <w:sz w:val="18"/>
@@ -8968,7 +8978,7 @@
                 <w:t xml:space="preserve">Proportion aged </w:t>
               </w:r>
             </w:ins>
-            <w:del w:id="429" w:author="治輝 齋藤" w:date="2026-05-19T23:39:00Z" w16du:dateUtc="2026-05-19T14:39:00Z">
+            <w:del w:id="431" w:author="治輝 齋藤" w:date="2026-05-19T23:39:00Z" w16du:dateUtc="2026-05-19T14:39:00Z">
               <w:r>
                 <w:rPr>
                   <w:sz w:val="18"/>
@@ -8984,7 +8994,7 @@
               </w:rPr>
               <w:t>≥65 years</w:t>
             </w:r>
-            <w:del w:id="430" w:author="治輝 齋藤" w:date="2026-05-19T23:39:00Z" w16du:dateUtc="2026-05-19T14:39:00Z">
+            <w:del w:id="432" w:author="治輝 齋藤" w:date="2026-05-19T23:39:00Z" w16du:dateUtc="2026-05-19T14:39:00Z">
               <w:r>
                 <w:rPr>
                   <w:sz w:val="18"/>
@@ -9230,7 +9240,7 @@
                 <w:szCs w:val="18"/>
               </w:rPr>
             </w:pPr>
-            <w:ins w:id="431" w:author="治輝 齋藤" w:date="2026-05-19T23:40:00Z" w16du:dateUtc="2026-05-19T14:40:00Z">
+            <w:ins w:id="433" w:author="治輝 齋藤" w:date="2026-05-19T23:40:00Z" w16du:dateUtc="2026-05-19T14:40:00Z">
               <w:r>
                 <w:rPr>
                   <w:sz w:val="18"/>
@@ -9239,7 +9249,7 @@
                 <w:t>Proportion with fast habitual walking</w:t>
               </w:r>
             </w:ins>
-            <w:del w:id="432" w:author="治輝 齋藤" w:date="2026-05-19T23:40:00Z" w16du:dateUtc="2026-05-19T14:40:00Z">
+            <w:del w:id="434" w:author="治輝 齋藤" w:date="2026-05-19T23:40:00Z" w16du:dateUtc="2026-05-19T14:40:00Z">
               <w:r>
                 <w:rPr>
                   <w:sz w:val="18"/>
@@ -9738,7 +9748,7 @@
       <w:r>
         <w:t>Q1 and Q3 denote 25th and 75th percentiles (prefecture-level observations). Exploratory Shapiro–Wilk tests rejected normality for fast</w:t>
       </w:r>
-      <w:ins w:id="433" w:author="治輝 齋藤" w:date="2026-05-19T23:40:00Z" w16du:dateUtc="2026-05-19T14:40:00Z">
+      <w:ins w:id="435" w:author="治輝 齋藤" w:date="2026-05-19T23:40:00Z" w16du:dateUtc="2026-05-19T14:40:00Z">
         <w:r>
           <w:rPr>
             <w:rFonts w:hint="eastAsia"/>
@@ -9747,7 +9757,7 @@
           <w:t>-</w:t>
         </w:r>
       </w:ins>
-      <w:del w:id="434" w:author="治輝 齋藤" w:date="2026-05-19T23:40:00Z" w16du:dateUtc="2026-05-19T14:40:00Z">
+      <w:del w:id="436" w:author="治輝 齋藤" w:date="2026-05-19T23:40:00Z" w16du:dateUtc="2026-05-19T14:40:00Z">
         <w:r>
           <w:delText xml:space="preserve"> </w:delText>
         </w:r>
@@ -9755,12 +9765,12 @@
       <w:r>
         <w:t xml:space="preserve">walking </w:t>
       </w:r>
-      <w:ins w:id="435" w:author="治輝 齋藤" w:date="2026-05-19T23:40:00Z" w16du:dateUtc="2026-05-19T14:40:00Z">
+      <w:ins w:id="437" w:author="治輝 齋藤" w:date="2026-05-19T23:40:00Z" w16du:dateUtc="2026-05-19T14:40:00Z">
         <w:r>
           <w:t>proportion</w:t>
         </w:r>
       </w:ins>
-      <w:del w:id="436" w:author="治輝 齋藤" w:date="2026-05-19T23:40:00Z" w16du:dateUtc="2026-05-19T14:40:00Z">
+      <w:del w:id="438" w:author="治輝 齋藤" w:date="2026-05-19T23:40:00Z" w16du:dateUtc="2026-05-19T14:40:00Z">
         <w:r>
           <w:delText>rate</w:delText>
         </w:r>
@@ -9778,12 +9788,12 @@
       <w:r>
         <w:t xml:space="preserve"> &lt; 0.001); other listed variables were not rejected at α = 0.05 (</w:t>
       </w:r>
-      <w:ins w:id="437" w:author="治輝 齋藤" w:date="2026-05-19T23:40:00Z" w16du:dateUtc="2026-05-19T14:40:00Z">
+      <w:ins w:id="439" w:author="治輝 齋藤" w:date="2026-05-19T23:40:00Z" w16du:dateUtc="2026-05-19T14:40:00Z">
         <w:r>
           <w:t>proportion aged ≥65 years</w:t>
         </w:r>
       </w:ins>
-      <w:del w:id="438" w:author="治輝 齋藤" w:date="2026-05-19T23:40:00Z" w16du:dateUtc="2026-05-19T14:40:00Z">
+      <w:del w:id="440" w:author="治輝 齋藤" w:date="2026-05-19T23:40:00Z" w16du:dateUtc="2026-05-19T14:40:00Z">
         <w:r>
           <w:delText>aging rate</w:delText>
         </w:r>
@@ -9814,8 +9824,8 @@
           <w:szCs w:val="32"/>
         </w:rPr>
       </w:pPr>
-      <w:bookmarkStart w:id="439" w:name="Xc4d8efe96bb5dc084b3a6055df59151a4b74ad0"/>
-      <w:bookmarkEnd w:id="427"/>
+      <w:bookmarkStart w:id="441" w:name="Xc4d8efe96bb5dc084b3a6055df59151a4b74ad0"/>
+      <w:bookmarkEnd w:id="429"/>
       <w:r>
         <w:br w:type="page"/>
       </w:r>
@@ -9944,12 +9954,12 @@
               <w:pStyle w:val="Compact"/>
               <w:jc w:val="right"/>
             </w:pPr>
-            <w:ins w:id="440" w:author="治輝 齋藤" w:date="2026-05-19T23:41:00Z" w16du:dateUtc="2026-05-19T14:41:00Z">
+            <w:ins w:id="442" w:author="治輝 齋藤" w:date="2026-05-19T23:41:00Z" w16du:dateUtc="2026-05-19T14:41:00Z">
               <w:r>
                 <w:t>Proportion aged ≥65 years</w:t>
               </w:r>
             </w:ins>
-            <w:del w:id="441" w:author="治輝 齋藤" w:date="2026-05-19T23:41:00Z" w16du:dateUtc="2026-05-19T14:41:00Z">
+            <w:del w:id="443" w:author="治輝 齋藤" w:date="2026-05-19T23:41:00Z" w16du:dateUtc="2026-05-19T14:41:00Z">
               <w:r>
                 <w:delText>Aging Rate</w:delText>
               </w:r>
@@ -9968,7 +9978,7 @@
             <w:r>
               <w:t>Fast</w:t>
             </w:r>
-            <w:ins w:id="442" w:author="治輝 齋藤" w:date="2026-05-19T23:41:00Z" w16du:dateUtc="2026-05-19T14:41:00Z">
+            <w:ins w:id="444" w:author="治輝 齋藤" w:date="2026-05-19T23:41:00Z" w16du:dateUtc="2026-05-19T14:41:00Z">
               <w:r>
                 <w:t xml:space="preserve"> </w:t>
               </w:r>
@@ -9976,7 +9986,7 @@
                 <w:t>-walking proportion</w:t>
               </w:r>
             </w:ins>
-            <w:del w:id="443" w:author="治輝 齋藤" w:date="2026-05-19T23:41:00Z" w16du:dateUtc="2026-05-19T14:41:00Z">
+            <w:del w:id="445" w:author="治輝 齋藤" w:date="2026-05-19T23:41:00Z" w16du:dateUtc="2026-05-19T14:41:00Z">
               <w:r>
                 <w:delText xml:space="preserve"> Walking Rate</w:delText>
               </w:r>
@@ -10542,12 +10552,12 @@
             <w:pPr>
               <w:pStyle w:val="Compact"/>
             </w:pPr>
-            <w:ins w:id="444" w:author="治輝 齋藤" w:date="2026-05-19T23:41:00Z" w16du:dateUtc="2026-05-19T14:41:00Z">
+            <w:ins w:id="446" w:author="治輝 齋藤" w:date="2026-05-19T23:41:00Z" w16du:dateUtc="2026-05-19T14:41:00Z">
               <w:r>
                 <w:t>Proportion aged ≥65 years</w:t>
               </w:r>
             </w:ins>
-            <w:del w:id="445" w:author="治輝 齋藤" w:date="2026-05-19T23:41:00Z" w16du:dateUtc="2026-05-19T14:41:00Z">
+            <w:del w:id="447" w:author="治輝 齋藤" w:date="2026-05-19T23:41:00Z" w16du:dateUtc="2026-05-19T14:41:00Z">
               <w:r>
                 <w:delText>Aging Rate</w:delText>
               </w:r>
@@ -10671,7 +10681,7 @@
             <w:r>
               <w:t>Fast</w:t>
             </w:r>
-            <w:ins w:id="446" w:author="治輝 齋藤" w:date="2026-05-19T23:41:00Z" w16du:dateUtc="2026-05-19T14:41:00Z">
+            <w:ins w:id="448" w:author="治輝 齋藤" w:date="2026-05-19T23:41:00Z" w16du:dateUtc="2026-05-19T14:41:00Z">
               <w:r>
                 <w:t xml:space="preserve"> </w:t>
               </w:r>
@@ -10679,7 +10689,7 @@
                 <w:t>-walking proportion</w:t>
               </w:r>
             </w:ins>
-            <w:del w:id="447" w:author="治輝 齋藤" w:date="2026-05-19T23:41:00Z" w16du:dateUtc="2026-05-19T14:41:00Z">
+            <w:del w:id="449" w:author="治輝 齋藤" w:date="2026-05-19T23:41:00Z" w16du:dateUtc="2026-05-19T14:41:00Z">
               <w:r>
                 <w:delText xml:space="preserve"> Walking Rate</w:delText>
               </w:r>
@@ -11001,8 +11011,8 @@
           <w:szCs w:val="32"/>
         </w:rPr>
       </w:pPr>
-      <w:bookmarkStart w:id="448" w:name="X6fac7f2e493ef5b618f5ac39729b4328cfa1bc7"/>
-      <w:bookmarkEnd w:id="439"/>
+      <w:bookmarkStart w:id="450" w:name="X6fac7f2e493ef5b618f5ac39729b4328cfa1bc7"/>
+      <w:bookmarkEnd w:id="441"/>
       <w:r>
         <w:br w:type="page"/>
       </w:r>
@@ -11299,12 +11309,12 @@
             <w:pPr>
               <w:pStyle w:val="Compact"/>
             </w:pPr>
-            <w:ins w:id="449" w:author="治輝 齋藤" w:date="2026-05-19T23:42:00Z" w16du:dateUtc="2026-05-19T14:42:00Z">
+            <w:ins w:id="451" w:author="治輝 齋藤" w:date="2026-05-19T23:42:00Z" w16du:dateUtc="2026-05-19T14:42:00Z">
               <w:r>
                 <w:t>Proportion aged ≥65 years</w:t>
               </w:r>
             </w:ins>
-            <w:del w:id="450" w:author="治輝 齋藤" w:date="2026-05-19T23:42:00Z" w16du:dateUtc="2026-05-19T14:42:00Z">
+            <w:del w:id="452" w:author="治輝 齋藤" w:date="2026-05-19T23:42:00Z" w16du:dateUtc="2026-05-19T14:42:00Z">
               <w:r>
                 <w:delText>Aging rate</w:delText>
               </w:r>
@@ -11391,7 +11401,7 @@
             <w:r>
               <w:t>Fast</w:t>
             </w:r>
-            <w:ins w:id="451" w:author="治輝 齋藤" w:date="2026-05-19T23:42:00Z" w16du:dateUtc="2026-05-19T14:42:00Z">
+            <w:ins w:id="453" w:author="治輝 齋藤" w:date="2026-05-19T23:42:00Z" w16du:dateUtc="2026-05-19T14:42:00Z">
               <w:r>
                 <w:rPr>
                   <w:rFonts w:hint="eastAsia"/>
@@ -11400,7 +11410,7 @@
                 <w:t>-</w:t>
               </w:r>
             </w:ins>
-            <w:del w:id="452" w:author="治輝 齋藤" w:date="2026-05-19T23:42:00Z" w16du:dateUtc="2026-05-19T14:42:00Z">
+            <w:del w:id="454" w:author="治輝 齋藤" w:date="2026-05-19T23:42:00Z" w16du:dateUtc="2026-05-19T14:42:00Z">
               <w:r>
                 <w:delText xml:space="preserve"> </w:delText>
               </w:r>
@@ -11408,12 +11418,12 @@
             <w:r>
               <w:t xml:space="preserve">walking </w:t>
             </w:r>
-            <w:ins w:id="453" w:author="治輝 齋藤" w:date="2026-05-19T23:42:00Z" w16du:dateUtc="2026-05-19T14:42:00Z">
+            <w:ins w:id="455" w:author="治輝 齋藤" w:date="2026-05-19T23:42:00Z" w16du:dateUtc="2026-05-19T14:42:00Z">
               <w:r>
                 <w:t>proportion</w:t>
               </w:r>
             </w:ins>
-            <w:del w:id="454" w:author="治輝 齋藤" w:date="2026-05-19T23:42:00Z" w16du:dateUtc="2026-05-19T14:42:00Z">
+            <w:del w:id="456" w:author="治輝 齋藤" w:date="2026-05-19T23:42:00Z" w16du:dateUtc="2026-05-19T14:42:00Z">
               <w:r>
                 <w:delText>rate</w:delText>
               </w:r>
@@ -11776,12 +11786,12 @@
       <w:r>
         <w:t xml:space="preserve">Model 1: simple linear regression of hip fracture rate on terrain slope alone. Model 2: multivariable linear regression adjusting for </w:t>
       </w:r>
-      <w:ins w:id="455" w:author="治輝 齋藤" w:date="2026-05-19T23:42:00Z" w16du:dateUtc="2026-05-19T14:42:00Z">
+      <w:ins w:id="457" w:author="治輝 齋藤" w:date="2026-05-19T23:42:00Z" w16du:dateUtc="2026-05-19T14:42:00Z">
         <w:r>
           <w:t>proportion aged ≥65 years</w:t>
         </w:r>
       </w:ins>
-      <w:del w:id="456" w:author="治輝 齋藤" w:date="2026-05-19T23:42:00Z" w16du:dateUtc="2026-05-19T14:42:00Z">
+      <w:del w:id="458" w:author="治輝 齋藤" w:date="2026-05-19T23:42:00Z" w16du:dateUtc="2026-05-19T14:42:00Z">
         <w:r>
           <w:delText>aging rate</w:delText>
         </w:r>
@@ -11789,7 +11799,7 @@
       <w:r>
         <w:t>, fast</w:t>
       </w:r>
-      <w:ins w:id="457" w:author="治輝 齋藤" w:date="2026-05-19T23:42:00Z" w16du:dateUtc="2026-05-19T14:42:00Z">
+      <w:ins w:id="459" w:author="治輝 齋藤" w:date="2026-05-19T23:42:00Z" w16du:dateUtc="2026-05-19T14:42:00Z">
         <w:r>
           <w:rPr>
             <w:rFonts w:hint="eastAsia"/>
@@ -11798,7 +11808,7 @@
           <w:t>-</w:t>
         </w:r>
       </w:ins>
-      <w:del w:id="458" w:author="治輝 齋藤" w:date="2026-05-19T23:42:00Z" w16du:dateUtc="2026-05-19T14:42:00Z">
+      <w:del w:id="460" w:author="治輝 齋藤" w:date="2026-05-19T23:42:00Z" w16du:dateUtc="2026-05-19T14:42:00Z">
         <w:r>
           <w:delText xml:space="preserve"> </w:delText>
         </w:r>
@@ -11806,12 +11816,12 @@
       <w:r>
         <w:t xml:space="preserve">walking </w:t>
       </w:r>
-      <w:ins w:id="459" w:author="治輝 齋藤" w:date="2026-05-19T23:42:00Z" w16du:dateUtc="2026-05-19T14:42:00Z">
+      <w:ins w:id="461" w:author="治輝 齋藤" w:date="2026-05-19T23:42:00Z" w16du:dateUtc="2026-05-19T14:42:00Z">
         <w:r>
           <w:t>proportion</w:t>
         </w:r>
       </w:ins>
-      <w:del w:id="460" w:author="治輝 齋藤" w:date="2026-05-19T23:42:00Z" w16du:dateUtc="2026-05-19T14:42:00Z">
+      <w:del w:id="462" w:author="治輝 齋藤" w:date="2026-05-19T23:42:00Z" w16du:dateUtc="2026-05-19T14:42:00Z">
         <w:r>
           <w:delText>rate</w:delText>
         </w:r>
@@ -11903,8 +11913,8 @@
           <w:szCs w:val="32"/>
         </w:rPr>
       </w:pPr>
-      <w:bookmarkStart w:id="461" w:name="Xdeb87af7aa3e82ca70e47e493f4f841d319d1c1"/>
-      <w:bookmarkEnd w:id="448"/>
+      <w:bookmarkStart w:id="463" w:name="Xdeb87af7aa3e82ca70e47e493f4f841d319d1c1"/>
+      <w:bookmarkEnd w:id="450"/>
       <w:r>
         <w:br w:type="page"/>
       </w:r>
@@ -12003,7 +12013,7 @@
               <w:pStyle w:val="Compact"/>
               <w:jc w:val="right"/>
             </w:pPr>
-            <w:ins w:id="462" w:author="治輝 齋藤" w:date="2026-05-19T23:43:00Z" w16du:dateUtc="2026-05-19T14:43:00Z">
+            <w:ins w:id="464" w:author="治輝 齋藤" w:date="2026-05-19T23:43:00Z" w16du:dateUtc="2026-05-19T14:43:00Z">
               <w:r>
                 <w:rPr>
                   <w:b/>
@@ -12012,7 +12022,7 @@
                 <w:t>Proportion aged ≥65 years</w:t>
               </w:r>
             </w:ins>
-            <w:del w:id="463" w:author="治輝 齋藤" w:date="2026-05-19T23:43:00Z" w16du:dateUtc="2026-05-19T14:43:00Z">
+            <w:del w:id="465" w:author="治輝 齋藤" w:date="2026-05-19T23:43:00Z" w16du:dateUtc="2026-05-19T14:43:00Z">
               <w:r>
                 <w:rPr>
                   <w:b/>
@@ -12523,12 +12533,12 @@
       <w:r>
         <w:t xml:space="preserve">All models adjusted for </w:t>
       </w:r>
-      <w:ins w:id="464" w:author="治輝 齋藤" w:date="2026-05-19T23:43:00Z" w16du:dateUtc="2026-05-19T14:43:00Z">
+      <w:ins w:id="466" w:author="治輝 齋藤" w:date="2026-05-19T23:43:00Z" w16du:dateUtc="2026-05-19T14:43:00Z">
         <w:r>
           <w:t>proportion aged ≥65 years</w:t>
         </w:r>
       </w:ins>
-      <w:del w:id="465" w:author="治輝 齋藤" w:date="2026-05-19T23:43:00Z" w16du:dateUtc="2026-05-19T14:43:00Z">
+      <w:del w:id="467" w:author="治輝 齋藤" w:date="2026-05-19T23:43:00Z" w16du:dateUtc="2026-05-19T14:43:00Z">
         <w:r>
           <w:delText>aging rate</w:delText>
         </w:r>
@@ -12536,7 +12546,7 @@
       <w:r>
         <w:t>, fast</w:t>
       </w:r>
-      <w:ins w:id="466" w:author="治輝 齋藤" w:date="2026-05-19T23:43:00Z" w16du:dateUtc="2026-05-19T14:43:00Z">
+      <w:ins w:id="468" w:author="治輝 齋藤" w:date="2026-05-19T23:43:00Z" w16du:dateUtc="2026-05-19T14:43:00Z">
         <w:r>
           <w:rPr>
             <w:rFonts w:hint="eastAsia"/>
@@ -12545,7 +12555,7 @@
           <w:t>-</w:t>
         </w:r>
       </w:ins>
-      <w:del w:id="467" w:author="治輝 齋藤" w:date="2026-05-19T23:43:00Z" w16du:dateUtc="2026-05-19T14:43:00Z">
+      <w:del w:id="469" w:author="治輝 齋藤" w:date="2026-05-19T23:43:00Z" w16du:dateUtc="2026-05-19T14:43:00Z">
         <w:r>
           <w:delText xml:space="preserve"> </w:delText>
         </w:r>
@@ -12553,12 +12563,12 @@
       <w:r>
         <w:t xml:space="preserve">walking </w:t>
       </w:r>
-      <w:ins w:id="468" w:author="治輝 齋藤" w:date="2026-05-19T23:43:00Z" w16du:dateUtc="2026-05-19T14:43:00Z">
+      <w:ins w:id="470" w:author="治輝 齋藤" w:date="2026-05-19T23:43:00Z" w16du:dateUtc="2026-05-19T14:43:00Z">
         <w:r>
           <w:t>proportion</w:t>
         </w:r>
       </w:ins>
-      <w:del w:id="469" w:author="治輝 齋藤" w:date="2026-05-19T23:43:00Z" w16du:dateUtc="2026-05-19T14:43:00Z">
+      <w:del w:id="471" w:author="治輝 齋藤" w:date="2026-05-19T23:43:00Z" w16du:dateUtc="2026-05-19T14:43:00Z">
         <w:r>
           <w:delText>rate</w:delText>
         </w:r>
@@ -12591,7 +12601,7 @@
       <w:pPr>
         <w:pStyle w:val="a0"/>
         <w:rPr>
-          <w:ins w:id="470" w:author="治輝 齋藤" w:date="2026-05-19T12:41:00Z" w16du:dateUtc="2026-05-19T03:41:00Z"/>
+          <w:ins w:id="472" w:author="治輝 齋藤" w:date="2026-05-19T12:41:00Z" w16du:dateUtc="2026-05-19T03:41:00Z"/>
         </w:rPr>
       </w:pPr>
       <w:r>
@@ -12607,10 +12617,10 @@
     <w:p>
       <w:pPr>
         <w:rPr>
-          <w:ins w:id="471" w:author="治輝 齋藤" w:date="2026-05-19T12:41:00Z" w16du:dateUtc="2026-05-19T03:41:00Z"/>
-        </w:rPr>
-      </w:pPr>
-      <w:ins w:id="472" w:author="治輝 齋藤" w:date="2026-05-19T12:41:00Z" w16du:dateUtc="2026-05-19T03:41:00Z">
+          <w:ins w:id="473" w:author="治輝 齋藤" w:date="2026-05-19T12:41:00Z" w16du:dateUtc="2026-05-19T03:41:00Z"/>
+        </w:rPr>
+      </w:pPr>
+      <w:ins w:id="474" w:author="治輝 齋藤" w:date="2026-05-19T12:41:00Z" w16du:dateUtc="2026-05-19T03:41:00Z">
         <w:r>
           <w:pict w14:anchorId="14EA81B3">
             <v:rect id="_x0000_i1040" style="width:0;height:1.5pt" o:hralign="center" o:hrstd="t" o:hr="t"/>
@@ -12622,14 +12632,14 @@
       <w:pPr>
         <w:pStyle w:val="2"/>
         <w:rPr>
-          <w:ins w:id="473" w:author="治輝 齋藤" w:date="2026-05-19T12:41:00Z" w16du:dateUtc="2026-05-19T03:41:00Z"/>
-        </w:rPr>
-      </w:pPr>
-      <w:ins w:id="474" w:author="治輝 齋藤" w:date="2026-05-19T12:41:00Z" w16du:dateUtc="2026-05-19T03:41:00Z">
+          <w:ins w:id="475" w:author="治輝 齋藤" w:date="2026-05-19T12:41:00Z" w16du:dateUtc="2026-05-19T03:41:00Z"/>
+        </w:rPr>
+      </w:pPr>
+      <w:ins w:id="476" w:author="治輝 齋藤" w:date="2026-05-19T12:41:00Z" w16du:dateUtc="2026-05-19T03:41:00Z">
         <w:r>
           <w:br w:type="page"/>
         </w:r>
-        <w:commentRangeStart w:id="475"/>
+        <w:commentRangeStart w:id="477"/>
         <w:r>
           <w:lastRenderedPageBreak/>
           <w:t>Table 5. Indirect Standardization Sensitivity Analysis: Multivariable Linear Regression of Indirectly Standardized Hip (Femur) Surgery Rate on Terrain Slope (N = 47)</w:t>
@@ -12652,7 +12662,7 @@
         <w:trPr>
           <w:cnfStyle w:val="100000000000" w:firstRow="1" w:lastRow="0" w:firstColumn="0" w:lastColumn="0" w:oddVBand="0" w:evenVBand="0" w:oddHBand="0" w:evenHBand="0" w:firstRowFirstColumn="0" w:firstRowLastColumn="0" w:lastRowFirstColumn="0" w:lastRowLastColumn="0"/>
           <w:tblHeader/>
-          <w:ins w:id="476" w:author="治輝 齋藤" w:date="2026-05-19T12:41:00Z"/>
+          <w:ins w:id="478" w:author="治輝 齋藤" w:date="2026-05-19T12:41:00Z"/>
         </w:trPr>
         <w:tc>
           <w:tcPr>
@@ -12662,10 +12672,10 @@
             <w:pPr>
               <w:spacing w:before="36" w:after="36"/>
               <w:rPr>
-                <w:ins w:id="477" w:author="治輝 齋藤" w:date="2026-05-19T12:41:00Z" w16du:dateUtc="2026-05-19T03:41:00Z"/>
-              </w:rPr>
-            </w:pPr>
-            <w:ins w:id="478" w:author="治輝 齋藤" w:date="2026-05-19T12:41:00Z" w16du:dateUtc="2026-05-19T03:41:00Z">
+                <w:ins w:id="479" w:author="治輝 齋藤" w:date="2026-05-19T12:41:00Z" w16du:dateUtc="2026-05-19T03:41:00Z"/>
+              </w:rPr>
+            </w:pPr>
+            <w:ins w:id="480" w:author="治輝 齋藤" w:date="2026-05-19T12:41:00Z" w16du:dateUtc="2026-05-19T03:41:00Z">
               <w:r>
                 <w:rPr>
                   <w:b/>
@@ -12701,10 +12711,10 @@
             <w:pPr>
               <w:spacing w:before="36" w:after="36"/>
               <w:rPr>
-                <w:ins w:id="479" w:author="治輝 齋藤" w:date="2026-05-19T12:41:00Z" w16du:dateUtc="2026-05-19T03:41:00Z"/>
-              </w:rPr>
-            </w:pPr>
-            <w:ins w:id="480" w:author="治輝 齋藤" w:date="2026-05-19T12:41:00Z" w16du:dateUtc="2026-05-19T03:41:00Z">
+                <w:ins w:id="481" w:author="治輝 齋藤" w:date="2026-05-19T12:41:00Z" w16du:dateUtc="2026-05-19T03:41:00Z"/>
+              </w:rPr>
+            </w:pPr>
+            <w:ins w:id="482" w:author="治輝 齋藤" w:date="2026-05-19T12:41:00Z" w16du:dateUtc="2026-05-19T03:41:00Z">
               <w:r>
                 <w:rPr>
                   <w:b/>
@@ -12726,10 +12736,10 @@
             <w:pPr>
               <w:spacing w:before="36" w:after="36"/>
               <w:rPr>
-                <w:ins w:id="481" w:author="治輝 齋藤" w:date="2026-05-19T12:41:00Z" w16du:dateUtc="2026-05-19T03:41:00Z"/>
-              </w:rPr>
-            </w:pPr>
-            <w:ins w:id="482" w:author="治輝 齋藤" w:date="2026-05-19T12:41:00Z" w16du:dateUtc="2026-05-19T03:41:00Z">
+                <w:ins w:id="483" w:author="治輝 齋藤" w:date="2026-05-19T12:41:00Z" w16du:dateUtc="2026-05-19T03:41:00Z"/>
+              </w:rPr>
+            </w:pPr>
+            <w:ins w:id="484" w:author="治輝 齋藤" w:date="2026-05-19T12:41:00Z" w16du:dateUtc="2026-05-19T03:41:00Z">
               <w:r>
                 <w:rPr>
                   <w:b/>
@@ -12745,7 +12755,7 @@
       </w:tr>
       <w:tr>
         <w:trPr>
-          <w:ins w:id="483" w:author="治輝 齋藤" w:date="2026-05-19T12:41:00Z"/>
+          <w:ins w:id="485" w:author="治輝 齋藤" w:date="2026-05-19T12:41:00Z"/>
         </w:trPr>
         <w:tc>
           <w:tcPr>
@@ -12755,10 +12765,10 @@
             <w:pPr>
               <w:spacing w:before="36" w:after="36"/>
               <w:rPr>
-                <w:ins w:id="484" w:author="治輝 齋藤" w:date="2026-05-19T12:41:00Z" w16du:dateUtc="2026-05-19T03:41:00Z"/>
-              </w:rPr>
-            </w:pPr>
-            <w:ins w:id="485" w:author="治輝 齋藤" w:date="2026-05-19T12:41:00Z" w16du:dateUtc="2026-05-19T03:41:00Z">
+                <w:ins w:id="486" w:author="治輝 齋藤" w:date="2026-05-19T12:41:00Z" w16du:dateUtc="2026-05-19T03:41:00Z"/>
+              </w:rPr>
+            </w:pPr>
+            <w:ins w:id="487" w:author="治輝 齋藤" w:date="2026-05-19T12:41:00Z" w16du:dateUtc="2026-05-19T03:41:00Z">
               <w:r>
                 <w:rPr>
                   <w:rFonts w:ascii="Consolas" w:hAnsi="Consolas"/>
@@ -12781,10 +12791,10 @@
             <w:pPr>
               <w:spacing w:before="36" w:after="36"/>
               <w:rPr>
-                <w:ins w:id="486" w:author="治輝 齋藤" w:date="2026-05-19T12:41:00Z" w16du:dateUtc="2026-05-19T03:41:00Z"/>
-              </w:rPr>
-            </w:pPr>
-            <w:ins w:id="487" w:author="治輝 齋藤" w:date="2026-05-19T12:41:00Z" w16du:dateUtc="2026-05-19T03:41:00Z">
+                <w:ins w:id="488" w:author="治輝 齋藤" w:date="2026-05-19T12:41:00Z" w16du:dateUtc="2026-05-19T03:41:00Z"/>
+              </w:rPr>
+            </w:pPr>
+            <w:ins w:id="489" w:author="治輝 齋藤" w:date="2026-05-19T12:41:00Z" w16du:dateUtc="2026-05-19T03:41:00Z">
               <w:r>
                 <w:rPr>
                   <w:b/>
@@ -12803,10 +12813,10 @@
             <w:pPr>
               <w:spacing w:before="36" w:after="36"/>
               <w:rPr>
-                <w:ins w:id="488" w:author="治輝 齋藤" w:date="2026-05-19T12:41:00Z" w16du:dateUtc="2026-05-19T03:41:00Z"/>
-              </w:rPr>
-            </w:pPr>
-            <w:ins w:id="489" w:author="治輝 齋藤" w:date="2026-05-19T12:41:00Z" w16du:dateUtc="2026-05-19T03:41:00Z">
+                <w:ins w:id="490" w:author="治輝 齋藤" w:date="2026-05-19T12:41:00Z" w16du:dateUtc="2026-05-19T03:41:00Z"/>
+              </w:rPr>
+            </w:pPr>
+            <w:ins w:id="491" w:author="治輝 齋藤" w:date="2026-05-19T12:41:00Z" w16du:dateUtc="2026-05-19T03:41:00Z">
               <w:r>
                 <w:rPr>
                   <w:b/>
@@ -12820,7 +12830,7 @@
       </w:tr>
       <w:tr>
         <w:trPr>
-          <w:ins w:id="490" w:author="治輝 齋藤" w:date="2026-05-19T12:41:00Z"/>
+          <w:ins w:id="492" w:author="治輝 齋藤" w:date="2026-05-19T12:41:00Z"/>
         </w:trPr>
         <w:tc>
           <w:tcPr>
@@ -12830,10 +12840,10 @@
             <w:pPr>
               <w:spacing w:before="36" w:after="36"/>
               <w:rPr>
-                <w:ins w:id="491" w:author="治輝 齋藤" w:date="2026-05-19T12:41:00Z" w16du:dateUtc="2026-05-19T03:41:00Z"/>
-              </w:rPr>
-            </w:pPr>
-            <w:ins w:id="492" w:author="治輝 齋藤" w:date="2026-05-19T12:41:00Z" w16du:dateUtc="2026-05-19T03:41:00Z">
+                <w:ins w:id="493" w:author="治輝 齋藤" w:date="2026-05-19T12:41:00Z" w16du:dateUtc="2026-05-19T03:41:00Z"/>
+              </w:rPr>
+            </w:pPr>
+            <w:ins w:id="494" w:author="治輝 齋藤" w:date="2026-05-19T12:41:00Z" w16du:dateUtc="2026-05-19T03:41:00Z">
               <w:r>
                 <w:rPr>
                   <w:rFonts w:ascii="Consolas" w:hAnsi="Consolas"/>
@@ -12856,10 +12866,10 @@
             <w:pPr>
               <w:spacing w:before="36" w:after="36"/>
               <w:rPr>
-                <w:ins w:id="493" w:author="治輝 齋藤" w:date="2026-05-19T12:41:00Z" w16du:dateUtc="2026-05-19T03:41:00Z"/>
-              </w:rPr>
-            </w:pPr>
-            <w:ins w:id="494" w:author="治輝 齋藤" w:date="2026-05-19T12:41:00Z" w16du:dateUtc="2026-05-19T03:41:00Z">
+                <w:ins w:id="495" w:author="治輝 齋藤" w:date="2026-05-19T12:41:00Z" w16du:dateUtc="2026-05-19T03:41:00Z"/>
+              </w:rPr>
+            </w:pPr>
+            <w:ins w:id="496" w:author="治輝 齋藤" w:date="2026-05-19T12:41:00Z" w16du:dateUtc="2026-05-19T03:41:00Z">
               <w:r>
                 <w:rPr>
                   <w:b/>
@@ -12878,10 +12888,10 @@
             <w:pPr>
               <w:spacing w:before="36" w:after="36"/>
               <w:rPr>
-                <w:ins w:id="495" w:author="治輝 齋藤" w:date="2026-05-19T12:41:00Z" w16du:dateUtc="2026-05-19T03:41:00Z"/>
-              </w:rPr>
-            </w:pPr>
-            <w:ins w:id="496" w:author="治輝 齋藤" w:date="2026-05-19T12:41:00Z" w16du:dateUtc="2026-05-19T03:41:00Z">
+                <w:ins w:id="497" w:author="治輝 齋藤" w:date="2026-05-19T12:41:00Z" w16du:dateUtc="2026-05-19T03:41:00Z"/>
+              </w:rPr>
+            </w:pPr>
+            <w:ins w:id="498" w:author="治輝 齋藤" w:date="2026-05-19T12:41:00Z" w16du:dateUtc="2026-05-19T03:41:00Z">
               <w:r>
                 <w:rPr>
                   <w:b/>
@@ -12895,7 +12905,7 @@
       </w:tr>
       <w:tr>
         <w:trPr>
-          <w:ins w:id="497" w:author="治輝 齋藤" w:date="2026-05-19T12:41:00Z"/>
+          <w:ins w:id="499" w:author="治輝 齋藤" w:date="2026-05-19T12:41:00Z"/>
         </w:trPr>
         <w:tc>
           <w:tcPr>
@@ -12905,10 +12915,10 @@
             <w:pPr>
               <w:spacing w:before="36" w:after="36"/>
               <w:rPr>
-                <w:ins w:id="498" w:author="治輝 齋藤" w:date="2026-05-19T12:41:00Z" w16du:dateUtc="2026-05-19T03:41:00Z"/>
-              </w:rPr>
-            </w:pPr>
-            <w:ins w:id="499" w:author="治輝 齋藤" w:date="2026-05-19T12:41:00Z" w16du:dateUtc="2026-05-19T03:41:00Z">
+                <w:ins w:id="500" w:author="治輝 齋藤" w:date="2026-05-19T12:41:00Z" w16du:dateUtc="2026-05-19T03:41:00Z"/>
+              </w:rPr>
+            </w:pPr>
+            <w:ins w:id="501" w:author="治輝 齋藤" w:date="2026-05-19T12:41:00Z" w16du:dateUtc="2026-05-19T03:41:00Z">
               <w:r>
                 <w:rPr>
                   <w:rFonts w:ascii="Consolas" w:hAnsi="Consolas"/>
@@ -12931,10 +12941,10 @@
             <w:pPr>
               <w:spacing w:before="36" w:after="36"/>
               <w:rPr>
-                <w:ins w:id="500" w:author="治輝 齋藤" w:date="2026-05-19T12:41:00Z" w16du:dateUtc="2026-05-19T03:41:00Z"/>
-              </w:rPr>
-            </w:pPr>
-            <w:ins w:id="501" w:author="治輝 齋藤" w:date="2026-05-19T12:41:00Z" w16du:dateUtc="2026-05-19T03:41:00Z">
+                <w:ins w:id="502" w:author="治輝 齋藤" w:date="2026-05-19T12:41:00Z" w16du:dateUtc="2026-05-19T03:41:00Z"/>
+              </w:rPr>
+            </w:pPr>
+            <w:ins w:id="503" w:author="治輝 齋藤" w:date="2026-05-19T12:41:00Z" w16du:dateUtc="2026-05-19T03:41:00Z">
               <w:r>
                 <w:rPr>
                   <w:b/>
@@ -12953,10 +12963,10 @@
             <w:pPr>
               <w:spacing w:before="36" w:after="36"/>
               <w:rPr>
-                <w:ins w:id="502" w:author="治輝 齋藤" w:date="2026-05-19T12:41:00Z" w16du:dateUtc="2026-05-19T03:41:00Z"/>
-              </w:rPr>
-            </w:pPr>
-            <w:ins w:id="503" w:author="治輝 齋藤" w:date="2026-05-19T12:41:00Z" w16du:dateUtc="2026-05-19T03:41:00Z">
+                <w:ins w:id="504" w:author="治輝 齋藤" w:date="2026-05-19T12:41:00Z" w16du:dateUtc="2026-05-19T03:41:00Z"/>
+              </w:rPr>
+            </w:pPr>
+            <w:ins w:id="505" w:author="治輝 齋藤" w:date="2026-05-19T12:41:00Z" w16du:dateUtc="2026-05-19T03:41:00Z">
               <w:r>
                 <w:rPr>
                   <w:b/>
@@ -12973,10 +12983,10 @@
       <w:pPr>
         <w:pStyle w:val="2"/>
         <w:rPr>
-          <w:ins w:id="504" w:author="治輝 齋藤" w:date="2026-05-19T12:41:00Z" w16du:dateUtc="2026-05-19T03:41:00Z"/>
-        </w:rPr>
-      </w:pPr>
-      <w:ins w:id="505" w:author="治輝 齋藤" w:date="2026-05-19T12:41:00Z" w16du:dateUtc="2026-05-19T03:41:00Z">
+          <w:ins w:id="506" w:author="治輝 齋藤" w:date="2026-05-19T12:41:00Z" w16du:dateUtc="2026-05-19T03:41:00Z"/>
+        </w:rPr>
+      </w:pPr>
+      <w:ins w:id="507" w:author="治輝 齋藤" w:date="2026-05-19T12:41:00Z" w16du:dateUtc="2026-05-19T03:41:00Z">
         <w:r>
           <w:rPr>
             <w:rFonts w:asciiTheme="minorHAnsi" w:eastAsiaTheme="minorEastAsia" w:hAnsiTheme="minorHAnsi" w:cstheme="minorBidi"/>
@@ -13044,14 +13054,14 @@
           </w:rPr>
           <w:t xml:space="preserve"> &lt; 0.05 (conventional model-based standard errors). These results are sensitivity analyses only.</w:t>
         </w:r>
-        <w:commentRangeEnd w:id="475"/>
+        <w:commentRangeEnd w:id="477"/>
         <w:r>
           <w:rPr>
             <w:rStyle w:val="af2"/>
             <w:rFonts w:asciiTheme="minorHAnsi" w:eastAsiaTheme="minorEastAsia" w:hAnsiTheme="minorHAnsi" w:cstheme="minorBidi"/>
             <w:color w:val="auto"/>
           </w:rPr>
-          <w:commentReference w:id="475"/>
+          <w:commentReference w:id="477"/>
         </w:r>
       </w:ins>
     </w:p>
@@ -13059,7 +13069,7 @@
       <w:pPr>
         <w:pStyle w:val="a0"/>
         <w:rPr>
-          <w:del w:id="506" w:author="治輝 齋藤" w:date="2026-05-19T12:41:00Z" w16du:dateUtc="2026-05-19T03:41:00Z"/>
+          <w:del w:id="508" w:author="治輝 齋藤" w:date="2026-05-19T12:41:00Z" w16du:dateUtc="2026-05-19T03:41:00Z"/>
         </w:rPr>
       </w:pPr>
     </w:p>
@@ -13067,10 +13077,10 @@
       <w:pPr>
         <w:pStyle w:val="a0"/>
         <w:rPr>
-          <w:del w:id="507" w:author="治輝 齋藤" w:date="2026-05-19T12:41:00Z" w16du:dateUtc="2026-05-19T03:41:00Z"/>
-        </w:rPr>
-      </w:pPr>
-      <w:del w:id="508" w:author="治輝 齋藤" w:date="2026-05-19T12:41:00Z" w16du:dateUtc="2026-05-19T03:41:00Z">
+          <w:del w:id="509" w:author="治輝 齋藤" w:date="2026-05-19T12:41:00Z" w16du:dateUtc="2026-05-19T03:41:00Z"/>
+        </w:rPr>
+      </w:pPr>
+      <w:del w:id="510" w:author="治輝 齋藤" w:date="2026-05-19T12:41:00Z" w16du:dateUtc="2026-05-19T03:41:00Z">
         <w:r>
           <w:pict w14:anchorId="657FDAF1">
             <v:rect id="_x0000_i1041" style="width:0;height:1.5pt" o:hralign="center" o:hrstd="t" o:hr="t"/>
@@ -13087,8 +13097,8 @@
           <w:szCs w:val="32"/>
         </w:rPr>
       </w:pPr>
-      <w:bookmarkStart w:id="509" w:name="figure-legends"/>
-      <w:bookmarkEnd w:id="461"/>
+      <w:bookmarkStart w:id="511" w:name="figure-legends"/>
+      <w:bookmarkEnd w:id="463"/>
       <w:r>
         <w:br w:type="page"/>
       </w:r>
@@ -13121,7 +13131,7 @@
       <w:pPr>
         <w:pStyle w:val="a0"/>
       </w:pPr>
-      <w:del w:id="510" w:author="治輝 齋藤" w:date="2026-05-20T08:40:00Z" w16du:dateUtc="2026-05-19T23:40:00Z">
+      <w:del w:id="512" w:author="治輝 齋藤" w:date="2026-05-20T08:40:00Z" w16du:dateUtc="2026-05-19T23:40:00Z">
         <w:r>
           <w:rPr>
             <w:b/>
@@ -13145,7 +13155,7 @@
         </w:rPr>
         <w:t xml:space="preserve">Figure </w:t>
       </w:r>
-      <w:ins w:id="511" w:author="治輝 齋藤" w:date="2026-05-20T08:40:00Z" w16du:dateUtc="2026-05-19T23:40:00Z">
+      <w:ins w:id="513" w:author="治輝 齋藤" w:date="2026-05-20T08:40:00Z" w16du:dateUtc="2026-05-19T23:40:00Z">
         <w:r>
           <w:rPr>
             <w:rFonts w:hint="eastAsia"/>
@@ -13156,7 +13166,7 @@
           <w:t>2</w:t>
         </w:r>
       </w:ins>
-      <w:del w:id="512" w:author="治輝 齋藤" w:date="2026-05-20T08:40:00Z" w16du:dateUtc="2026-05-19T23:40:00Z">
+      <w:del w:id="514" w:author="治輝 齋藤" w:date="2026-05-20T08:40:00Z" w16du:dateUtc="2026-05-19T23:40:00Z">
         <w:r>
           <w:rPr>
             <w:rFonts w:hint="eastAsia"/>
@@ -13213,7 +13223,7 @@
         </w:rPr>
         <w:t xml:space="preserve">Figure </w:t>
       </w:r>
-      <w:ins w:id="513" w:author="治輝 齋藤" w:date="2026-05-20T08:40:00Z" w16du:dateUtc="2026-05-19T23:40:00Z">
+      <w:ins w:id="515" w:author="治輝 齋藤" w:date="2026-05-20T08:40:00Z" w16du:dateUtc="2026-05-19T23:40:00Z">
         <w:r>
           <w:rPr>
             <w:rFonts w:hint="eastAsia"/>
@@ -13224,7 +13234,7 @@
           <w:t>3</w:t>
         </w:r>
       </w:ins>
-      <w:del w:id="514" w:author="治輝 齋藤" w:date="2026-05-20T08:40:00Z" w16du:dateUtc="2026-05-19T23:40:00Z">
+      <w:del w:id="516" w:author="治輝 齋藤" w:date="2026-05-20T08:40:00Z" w16du:dateUtc="2026-05-19T23:40:00Z">
         <w:r>
           <w:rPr>
             <w:rFonts w:hint="eastAsia"/>
@@ -13273,7 +13283,7 @@
         </w:rPr>
         <w:t xml:space="preserve">Figure </w:t>
       </w:r>
-      <w:ins w:id="515" w:author="治輝 齋藤" w:date="2026-05-20T08:40:00Z" w16du:dateUtc="2026-05-19T23:40:00Z">
+      <w:ins w:id="517" w:author="治輝 齋藤" w:date="2026-05-20T08:40:00Z" w16du:dateUtc="2026-05-19T23:40:00Z">
         <w:r>
           <w:rPr>
             <w:rFonts w:hint="eastAsia"/>
@@ -13284,7 +13294,7 @@
           <w:t>4</w:t>
         </w:r>
       </w:ins>
-      <w:del w:id="516" w:author="治輝 齋藤" w:date="2026-05-20T08:40:00Z" w16du:dateUtc="2026-05-19T23:40:00Z">
+      <w:del w:id="518" w:author="治輝 齋藤" w:date="2026-05-20T08:40:00Z" w16du:dateUtc="2026-05-19T23:40:00Z">
         <w:r>
           <w:rPr>
             <w:rFonts w:hint="eastAsia"/>
@@ -13331,8 +13341,8 @@
           <w:szCs w:val="32"/>
         </w:rPr>
       </w:pPr>
-      <w:bookmarkStart w:id="517" w:name="figure-1"/>
-      <w:bookmarkEnd w:id="509"/>
+      <w:bookmarkStart w:id="519" w:name="figure-1"/>
+      <w:bookmarkEnd w:id="511"/>
       <w:r>
         <w:br w:type="page"/>
       </w:r>
@@ -13435,8 +13445,8 @@
       <w:pPr>
         <w:pStyle w:val="2"/>
       </w:pPr>
-      <w:bookmarkStart w:id="518" w:name="figure-2"/>
-      <w:bookmarkEnd w:id="517"/>
+      <w:bookmarkStart w:id="520" w:name="figure-2"/>
+      <w:bookmarkEnd w:id="519"/>
       <w:r>
         <w:t>Figure 2</w:t>
       </w:r>
@@ -13447,8 +13457,8 @@
       </w:pPr>
     </w:p>
     <w:p>
-      <w:bookmarkStart w:id="519" w:name="figure-3"/>
-      <w:bookmarkEnd w:id="518"/>
+      <w:bookmarkStart w:id="521" w:name="figure-3"/>
+      <w:bookmarkEnd w:id="520"/>
       <w:r>
         <w:br w:type="page"/>
       </w:r>
@@ -13462,10 +13472,10 @@
       <w:pPr>
         <w:pStyle w:val="2"/>
         <w:rPr>
-          <w:del w:id="520" w:author="治輝 齋藤" w:date="2026-05-20T08:40:00Z" w16du:dateUtc="2026-05-19T23:40:00Z"/>
-        </w:rPr>
-      </w:pPr>
-      <w:del w:id="521" w:author="治輝 齋藤" w:date="2026-05-20T08:40:00Z" w16du:dateUtc="2026-05-19T23:40:00Z">
+          <w:del w:id="522" w:author="治輝 齋藤" w:date="2026-05-20T08:40:00Z" w16du:dateUtc="2026-05-19T23:40:00Z"/>
+        </w:rPr>
+      </w:pPr>
+      <w:del w:id="523" w:author="治輝 齋藤" w:date="2026-05-20T08:40:00Z" w16du:dateUtc="2026-05-19T23:40:00Z">
         <w:r>
           <w:delText xml:space="preserve">Figure </w:delText>
         </w:r>
@@ -13482,10 +13492,10 @@
       <w:pPr>
         <w:pStyle w:val="FirstParagraph"/>
         <w:rPr>
-          <w:del w:id="522" w:author="治輝 齋藤" w:date="2026-05-20T08:40:00Z" w16du:dateUtc="2026-05-19T23:40:00Z"/>
-        </w:rPr>
-      </w:pPr>
-      <w:del w:id="523" w:author="治輝 齋藤" w:date="2026-05-20T08:40:00Z" w16du:dateUtc="2026-05-19T23:40:00Z">
+          <w:del w:id="524" w:author="治輝 齋藤" w:date="2026-05-20T08:40:00Z" w16du:dateUtc="2026-05-19T23:40:00Z"/>
+        </w:rPr>
+      </w:pPr>
+      <w:del w:id="525" w:author="治輝 齋藤" w:date="2026-05-20T08:40:00Z" w16du:dateUtc="2026-05-19T23:40:00Z">
         <w:r>
           <w:rPr>
             <w:noProof/>
@@ -13539,16 +13549,16 @@
     <w:p>
       <w:pPr>
         <w:rPr>
-          <w:del w:id="524" w:author="治輝 齋藤" w:date="2026-05-20T08:40:00Z" w16du:dateUtc="2026-05-19T23:40:00Z"/>
+          <w:del w:id="526" w:author="治輝 齋藤" w:date="2026-05-20T08:40:00Z" w16du:dateUtc="2026-05-19T23:40:00Z"/>
           <w:rFonts w:asciiTheme="majorHAnsi" w:eastAsiaTheme="majorEastAsia" w:hAnsiTheme="majorHAnsi" w:cstheme="majorBidi"/>
           <w:color w:val="0F4761" w:themeColor="accent1" w:themeShade="BF"/>
           <w:sz w:val="32"/>
           <w:szCs w:val="32"/>
         </w:rPr>
       </w:pPr>
-      <w:bookmarkStart w:id="525" w:name="figure-4"/>
-      <w:bookmarkEnd w:id="519"/>
-      <w:del w:id="526" w:author="治輝 齋藤" w:date="2026-05-20T08:40:00Z" w16du:dateUtc="2026-05-19T23:40:00Z">
+      <w:bookmarkStart w:id="527" w:name="figure-4"/>
+      <w:bookmarkEnd w:id="521"/>
+      <w:del w:id="528" w:author="治輝 齋藤" w:date="2026-05-20T08:40:00Z" w16du:dateUtc="2026-05-19T23:40:00Z">
         <w:r>
           <w:br w:type="page"/>
         </w:r>
@@ -13624,7 +13634,7 @@
       <w:r>
         <w:t xml:space="preserve">Figure </w:t>
       </w:r>
-      <w:ins w:id="527" w:author="治輝 齋藤" w:date="2026-05-20T08:40:00Z" w16du:dateUtc="2026-05-19T23:40:00Z">
+      <w:ins w:id="529" w:author="治輝 齋藤" w:date="2026-05-20T08:40:00Z" w16du:dateUtc="2026-05-19T23:40:00Z">
         <w:r>
           <w:rPr>
             <w:rFonts w:hint="eastAsia"/>
@@ -13633,7 +13643,7 @@
           <w:t>2</w:t>
         </w:r>
       </w:ins>
-      <w:del w:id="528" w:author="治輝 齋藤" w:date="2026-05-20T08:40:00Z" w16du:dateUtc="2026-05-19T23:40:00Z">
+      <w:del w:id="530" w:author="治輝 齋藤" w:date="2026-05-20T08:40:00Z" w16du:dateUtc="2026-05-19T23:40:00Z">
         <w:r>
           <w:rPr>
             <w:rFonts w:hint="eastAsia"/>
@@ -13663,8 +13673,8 @@
       <w:pPr>
         <w:pStyle w:val="2"/>
       </w:pPr>
-      <w:bookmarkStart w:id="529" w:name="figure-5"/>
-      <w:bookmarkEnd w:id="525"/>
+      <w:bookmarkStart w:id="531" w:name="figure-5"/>
+      <w:bookmarkEnd w:id="527"/>
       <w:r>
         <w:t xml:space="preserve">Figure </w:t>
       </w:r>
@@ -13696,8 +13706,8 @@
       <w:pPr>
         <w:pStyle w:val="2"/>
       </w:pPr>
-      <w:bookmarkStart w:id="530" w:name="figure-6"/>
-      <w:bookmarkEnd w:id="529"/>
+      <w:bookmarkStart w:id="532" w:name="figure-6"/>
+      <w:bookmarkEnd w:id="531"/>
       <w:r>
         <w:t xml:space="preserve">Figure </w:t>
       </w:r>
@@ -13709,8 +13719,8 @@
         <w:t>5</w:t>
       </w:r>
     </w:p>
-    <w:bookmarkEnd w:id="426"/>
-    <w:bookmarkEnd w:id="530"/>
+    <w:bookmarkEnd w:id="428"/>
+    <w:bookmarkEnd w:id="532"/>
     <w:p>
       <w:pPr>
         <w:pStyle w:val="FirstParagraph"/>
@@ -13801,7 +13811,7 @@
       <w:r>
         <w:t xml:space="preserve">Figure </w:t>
       </w:r>
-      <w:ins w:id="531" w:author="治輝 齋藤" w:date="2026-05-20T08:40:00Z" w16du:dateUtc="2026-05-19T23:40:00Z">
+      <w:ins w:id="533" w:author="治輝 齋藤" w:date="2026-05-20T08:40:00Z" w16du:dateUtc="2026-05-19T23:40:00Z">
         <w:r>
           <w:rPr>
             <w:rFonts w:hint="eastAsia"/>
@@ -13810,7 +13820,7 @@
           <w:t>3</w:t>
         </w:r>
       </w:ins>
-      <w:del w:id="532" w:author="治輝 齋藤" w:date="2026-05-20T08:40:00Z" w16du:dateUtc="2026-05-19T23:40:00Z">
+      <w:del w:id="534" w:author="治輝 齋藤" w:date="2026-05-20T08:40:00Z" w16du:dateUtc="2026-05-19T23:40:00Z">
         <w:r>
           <w:rPr>
             <w:rFonts w:hint="eastAsia"/>
@@ -13988,7 +13998,7 @@
         <w:lastRenderedPageBreak/>
         <w:t xml:space="preserve">Figure </w:t>
       </w:r>
-      <w:ins w:id="533" w:author="治輝 齋藤" w:date="2026-05-20T08:40:00Z" w16du:dateUtc="2026-05-19T23:40:00Z">
+      <w:ins w:id="535" w:author="治輝 齋藤" w:date="2026-05-20T08:40:00Z" w16du:dateUtc="2026-05-19T23:40:00Z">
         <w:r>
           <w:rPr>
             <w:rFonts w:hint="eastAsia"/>
@@ -13997,7 +14007,7 @@
           <w:t>4</w:t>
         </w:r>
       </w:ins>
-      <w:del w:id="534" w:author="治輝 齋藤" w:date="2026-05-20T08:40:00Z" w16du:dateUtc="2026-05-19T23:40:00Z">
+      <w:del w:id="536" w:author="治輝 齋藤" w:date="2026-05-20T08:40:00Z" w16du:dateUtc="2026-05-19T23:40:00Z">
         <w:r>
           <w:rPr>
             <w:rFonts w:hint="eastAsia"/>
@@ -15718,7 +15728,31 @@
       </w:r>
     </w:p>
   </w:comment>
-  <w:comment w:id="267" w:author="治輝 齋藤" w:date="2026-04-30T20:30:00Z" w:initials="治齋">
+  <w:comment w:id="267" w:author="治輝 齋藤" w:date="2026-05-20T09:01:00Z" w:initials="治齋">
+    <w:p>
+      <w:pPr>
+        <w:pStyle w:val="af3"/>
+        <w:rPr>
+          <w:rFonts w:hint="eastAsia"/>
+          <w:lang w:eastAsia="ja-JP"/>
+        </w:rPr>
+      </w:pPr>
+      <w:r>
+        <w:rPr>
+          <w:rStyle w:val="af2"/>
+        </w:rPr>
+        <w:annotationRef/>
+      </w:r>
+      <w:r>
+        <w:rPr>
+          <w:rFonts w:hint="eastAsia"/>
+          <w:lang w:eastAsia="ja-JP"/>
+        </w:rPr>
+        <w:t>該当部分について、削除しました。</w:t>
+      </w:r>
+    </w:p>
+  </w:comment>
+  <w:comment w:id="269" w:author="治輝 齋藤" w:date="2026-04-30T20:30:00Z" w:initials="治齋">
     <w:p>
       <w:pPr>
         <w:pStyle w:val="af3"/>
@@ -15841,7 +15875,7 @@
       </w:r>
     </w:p>
   </w:comment>
-  <w:comment w:id="268" w:author="山岸良匡" w:date="2026-05-18T19:37:00Z" w:initials="山">
+  <w:comment w:id="270" w:author="山岸良匡" w:date="2026-05-18T19:37:00Z" w:initials="山">
     <w:p>
       <w:pPr>
         <w:pStyle w:val="af3"/>
@@ -15885,7 +15919,7 @@
       </w:r>
     </w:p>
   </w:comment>
-  <w:comment w:id="281" w:author="治輝 齋藤" w:date="2026-04-30T19:12:00Z" w:initials="治齋">
+  <w:comment w:id="283" w:author="治輝 齋藤" w:date="2026-04-30T19:12:00Z" w:initials="治齋">
     <w:p>
       <w:pPr>
         <w:pStyle w:val="af3"/>
@@ -15948,7 +15982,7 @@
       </w:r>
     </w:p>
   </w:comment>
-  <w:comment w:id="286" w:author="山岸良匡" w:date="2026-05-18T19:39:00Z" w:initials="山">
+  <w:comment w:id="288" w:author="山岸良匡" w:date="2026-05-18T19:39:00Z" w:initials="山">
     <w:p>
       <w:pPr>
         <w:pStyle w:val="af3"/>
@@ -15977,7 +16011,7 @@
       </w:r>
     </w:p>
   </w:comment>
-  <w:comment w:id="287" w:author="治輝 齋藤" w:date="2026-05-19T22:51:00Z" w:initials="治齋">
+  <w:comment w:id="289" w:author="治輝 齋藤" w:date="2026-05-19T22:51:00Z" w:initials="治齋">
     <w:p>
       <w:pPr>
         <w:pStyle w:val="af3"/>
@@ -16014,7 +16048,7 @@
       </w:r>
     </w:p>
   </w:comment>
-  <w:comment w:id="288" w:author="山岸良匡" w:date="2026-05-18T19:40:00Z" w:initials="山">
+  <w:comment w:id="290" w:author="山岸良匡" w:date="2026-05-18T19:40:00Z" w:initials="山">
     <w:p>
       <w:pPr>
         <w:pStyle w:val="af3"/>
@@ -16050,7 +16084,7 @@
       </w:r>
     </w:p>
   </w:comment>
-  <w:comment w:id="289" w:author="治輝 齋藤" w:date="2026-05-19T22:55:00Z" w:initials="治齋">
+  <w:comment w:id="291" w:author="治輝 齋藤" w:date="2026-05-19T22:55:00Z" w:initials="治齋">
     <w:p>
       <w:pPr>
         <w:pStyle w:val="af3"/>
@@ -16101,7 +16135,7 @@
       </w:r>
     </w:p>
   </w:comment>
-  <w:comment w:id="293" w:author="山岸良匡" w:date="2026-05-18T19:42:00Z" w:initials="山">
+  <w:comment w:id="295" w:author="山岸良匡" w:date="2026-05-18T19:42:00Z" w:initials="山">
     <w:p>
       <w:pPr>
         <w:pStyle w:val="af3"/>
@@ -16124,7 +16158,7 @@
       </w:r>
     </w:p>
   </w:comment>
-  <w:comment w:id="294" w:author="治輝 齋藤" w:date="2026-05-20T08:47:00Z" w:initials="治齋">
+  <w:comment w:id="296" w:author="治輝 齋藤" w:date="2026-05-20T08:47:00Z" w:initials="治齋">
     <w:p>
       <w:pPr>
         <w:pStyle w:val="af3"/>
@@ -16161,7 +16195,7 @@
       </w:r>
     </w:p>
   </w:comment>
-  <w:comment w:id="298" w:author="治輝 齋藤" w:date="2026-04-30T19:29:00Z" w:initials="治齋">
+  <w:comment w:id="300" w:author="治輝 齋藤" w:date="2026-04-30T19:29:00Z" w:initials="治齋">
     <w:p>
       <w:pPr>
         <w:pStyle w:val="af3"/>
@@ -16235,7 +16269,7 @@
       </w:r>
     </w:p>
   </w:comment>
-  <w:comment w:id="313" w:author="治輝 齋藤" w:date="2026-04-30T20:52:00Z" w:initials="治齋">
+  <w:comment w:id="315" w:author="治輝 齋藤" w:date="2026-04-30T20:52:00Z" w:initials="治齋">
     <w:p>
       <w:pPr>
         <w:pStyle w:val="af3"/>
@@ -16286,7 +16320,7 @@
       </w:r>
     </w:p>
   </w:comment>
-  <w:comment w:id="324" w:author="治輝 齋藤" w:date="2026-04-30T20:56:00Z" w:initials="治齋">
+  <w:comment w:id="326" w:author="治輝 齋藤" w:date="2026-04-30T20:56:00Z" w:initials="治齋">
     <w:p>
       <w:pPr>
         <w:pStyle w:val="af3"/>
@@ -16330,7 +16364,7 @@
       </w:r>
     </w:p>
   </w:comment>
-  <w:comment w:id="340" w:author="治輝 齋藤" w:date="2026-04-30T21:00:00Z" w:initials="治齋">
+  <w:comment w:id="342" w:author="治輝 齋藤" w:date="2026-04-30T21:00:00Z" w:initials="治齋">
     <w:p>
       <w:pPr>
         <w:pStyle w:val="af3"/>
@@ -16367,7 +16401,7 @@
       </w:r>
     </w:p>
   </w:comment>
-  <w:comment w:id="360" w:author="治輝 齋藤" w:date="2026-04-30T20:33:00Z" w:initials="治齋">
+  <w:comment w:id="362" w:author="治輝 齋藤" w:date="2026-04-30T20:33:00Z" w:initials="治齋">
     <w:p>
       <w:pPr>
         <w:pStyle w:val="af3"/>
@@ -16446,7 +16480,7 @@
       </w:r>
     </w:p>
   </w:comment>
-  <w:comment w:id="367" w:author="治輝 齋藤" w:date="2026-05-20T08:53:00Z" w:initials="治齋">
+  <w:comment w:id="369" w:author="治輝 齋藤" w:date="2026-05-20T08:53:00Z" w:initials="治齋">
     <w:p>
       <w:pPr>
         <w:pStyle w:val="af3"/>
@@ -16534,7 +16568,7 @@
       </w:r>
     </w:p>
   </w:comment>
-  <w:comment w:id="370" w:author="山岸良匡" w:date="2026-05-18T19:51:00Z" w:initials="山">
+  <w:comment w:id="372" w:author="山岸良匡" w:date="2026-05-18T19:51:00Z" w:initials="山">
     <w:p>
       <w:pPr>
         <w:pStyle w:val="af3"/>
@@ -16589,7 +16623,7 @@
       </w:r>
     </w:p>
   </w:comment>
-  <w:comment w:id="377" w:author="治輝 齋藤" w:date="2026-04-30T18:41:00Z" w:initials="治齋">
+  <w:comment w:id="379" w:author="治輝 齋藤" w:date="2026-04-30T18:41:00Z" w:initials="治齋">
     <w:p>
       <w:pPr>
         <w:pStyle w:val="af3"/>
@@ -16688,7 +16722,7 @@
       </w:r>
     </w:p>
   </w:comment>
-  <w:comment w:id="380" w:author="山岸良匡" w:date="2026-05-18T19:56:00Z" w:initials="山">
+  <w:comment w:id="382" w:author="山岸良匡" w:date="2026-05-18T19:56:00Z" w:initials="山">
     <w:p>
       <w:pPr>
         <w:pStyle w:val="af3"/>
@@ -16711,7 +16745,7 @@
       </w:r>
     </w:p>
   </w:comment>
-  <w:comment w:id="384" w:author="治輝 齋藤" w:date="2026-04-30T18:04:00Z" w:initials="治齋">
+  <w:comment w:id="386" w:author="治輝 齋藤" w:date="2026-04-30T18:04:00Z" w:initials="治齋">
     <w:p>
       <w:pPr>
         <w:pStyle w:val="af3"/>
@@ -16804,7 +16838,7 @@
       </w:r>
     </w:p>
   </w:comment>
-  <w:comment w:id="389" w:author="治輝 齋藤" w:date="2026-04-30T18:09:00Z" w:initials="治齋">
+  <w:comment w:id="391" w:author="治輝 齋藤" w:date="2026-04-30T18:09:00Z" w:initials="治齋">
     <w:p>
       <w:pPr>
         <w:pStyle w:val="af3"/>
@@ -16855,7 +16889,7 @@
       </w:r>
     </w:p>
   </w:comment>
-  <w:comment w:id="391" w:author="治輝 齋藤" w:date="2026-04-30T20:37:00Z" w:initials="治齋">
+  <w:comment w:id="393" w:author="治輝 齋藤" w:date="2026-04-30T20:37:00Z" w:initials="治齋">
     <w:p>
       <w:pPr>
         <w:pStyle w:val="af3"/>
@@ -16913,7 +16947,7 @@
       </w:r>
     </w:p>
   </w:comment>
-  <w:comment w:id="397" w:author="治輝 齋藤" w:date="2026-04-30T18:46:00Z" w:initials="治齋">
+  <w:comment w:id="399" w:author="治輝 齋藤" w:date="2026-04-30T18:46:00Z" w:initials="治齋">
     <w:p>
       <w:pPr>
         <w:pStyle w:val="af3"/>
@@ -16978,7 +17012,7 @@
       </w:r>
     </w:p>
   </w:comment>
-  <w:comment w:id="404" w:author="治輝 齋藤" w:date="2026-05-01T13:08:00Z" w:initials="治齋">
+  <w:comment w:id="406" w:author="治輝 齋藤" w:date="2026-05-01T13:08:00Z" w:initials="治齋">
     <w:p>
       <w:pPr>
         <w:pStyle w:val="af3"/>
@@ -17029,7 +17063,7 @@
       </w:r>
     </w:p>
   </w:comment>
-  <w:comment w:id="416" w:author="治輝 齋藤" w:date="2026-04-30T19:20:00Z" w:initials="治齋">
+  <w:comment w:id="418" w:author="治輝 齋藤" w:date="2026-04-30T19:20:00Z" w:initials="治齋">
     <w:p>
       <w:pPr>
         <w:pStyle w:val="af3"/>
@@ -17080,7 +17114,7 @@
       </w:r>
     </w:p>
   </w:comment>
-  <w:comment w:id="422" w:author="治輝 齋藤" w:date="2026-05-01T13:12:00Z" w:initials="治齋">
+  <w:comment w:id="424" w:author="治輝 齋藤" w:date="2026-05-01T13:12:00Z" w:initials="治齋">
     <w:p>
       <w:pPr>
         <w:pStyle w:val="af3"/>
@@ -17159,7 +17193,7 @@
       </w:r>
     </w:p>
   </w:comment>
-  <w:comment w:id="475" w:author="治輝 齋藤" w:date="2026-05-01T14:29:00Z" w:initials="治齋">
+  <w:comment w:id="477" w:author="治輝 齋藤" w:date="2026-05-01T14:29:00Z" w:initials="治齋">
     <w:p>
       <w:pPr>
         <w:pStyle w:val="af3"/>
@@ -17262,6 +17296,7 @@
   <w15:commentEx w15:paraId="7EF5FC65" w15:paraIdParent="39E4D378" w15:done="0"/>
   <w15:commentEx w15:paraId="6D7D15A9" w15:done="0"/>
   <w15:commentEx w15:paraId="76289747" w15:done="0"/>
+  <w15:commentEx w15:paraId="6DFC5644" w15:paraIdParent="76289747" w15:done="0"/>
   <w15:commentEx w15:paraId="49E4B611" w15:done="0"/>
   <w15:commentEx w15:paraId="22158019" w15:paraIdParent="49E4B611" w15:done="0"/>
   <w15:commentEx w15:paraId="33579935" w15:done="0"/>
@@ -17327,6 +17362,7 @@
   <w16cex:commentExtensible w16cex:durableId="253F70F3" w16cex:dateUtc="2026-05-19T23:46:00Z"/>
   <w16cex:commentExtensible w16cex:durableId="7A8479AF" w16cex:dateUtc="2026-05-19T23:53:00Z"/>
   <w16cex:commentExtensible w16cex:durableId="54C60FD5" w16cex:dateUtc="2026-05-18T10:35:00Z"/>
+  <w16cex:commentExtensible w16cex:durableId="4475E1B2" w16cex:dateUtc="2026-05-20T00:01:00Z"/>
   <w16cex:commentExtensible w16cex:durableId="7D326336" w16cex:dateUtc="2026-04-30T11:30:00Z"/>
   <w16cex:commentExtensible w16cex:durableId="32D53676" w16cex:dateUtc="2026-05-18T10:37:00Z"/>
   <w16cex:commentExtensible w16cex:durableId="0FC2E86E" w16cex:dateUtc="2026-04-30T10:12:00Z"/>
@@ -17392,6 +17428,7 @@
   <w16cid:commentId w16cid:paraId="7EF5FC65" w16cid:durableId="253F70F3"/>
   <w16cid:commentId w16cid:paraId="6D7D15A9" w16cid:durableId="7A8479AF"/>
   <w16cid:commentId w16cid:paraId="76289747" w16cid:durableId="54C60FD5"/>
+  <w16cid:commentId w16cid:paraId="6DFC5644" w16cid:durableId="4475E1B2"/>
   <w16cid:commentId w16cid:paraId="49E4B611" w16cid:durableId="7D326336"/>
   <w16cid:commentId w16cid:paraId="22158019" w16cid:durableId="32D53676"/>
   <w16cid:commentId w16cid:paraId="33579935" w16cid:durableId="0FC2E86E"/>
@@ -17425,12 +17462,12 @@
 <w:numbering xmlns:wpc="http://schemas.microsoft.com/office/word/2010/wordprocessingCanvas" xmlns:cx="http://schemas.microsoft.com/office/drawing/2014/chartex" xmlns:cx1="http://schemas.microsoft.com/office/drawing/2015/9/8/chartex" xmlns:cx2="http://schemas.microsoft.com/office/drawing/2015/10/21/chartex" xmlns:cx3="http://schemas.microsoft.com/office/drawing/2016/5/9/chartex" xmlns:cx4="http://schemas.microsoft.com/office/drawing/2016/5/10/chartex" xmlns:cx5="http://schemas.microsoft.com/office/drawing/2016/5/11/chartex" xmlns:cx6="http://schemas.microsoft.com/office/drawing/2016/5/12/chartex" xmlns:cx7="http://schemas.microsoft.com/office/drawing/2016/5/13/chartex" xmlns:cx8="http://schemas.microsoft.com/office/drawing/2016/5/14/chartex" xmlns:mc="http://schemas.openxmlformats.org/markup-compatibility/2006" xmlns:aink="http://schemas.microsoft.com/office/drawing/2016/ink" xmlns:am3d="http://schemas.microsoft.com/office/drawing/2017/model3d" xmlns:o="urn:schemas-microsoft-com:office:office" xmlns:oel="http://schemas.microsoft.com/office/2019/extlst" xmlns:r="http://schemas.openxmlformats.org/officeDocument/2006/relationships" xmlns:m="http://schemas.openxmlformats.org/officeDocument/2006/math" xmlns:v="urn:schemas-microsoft-com:vml" xmlns:wp14="http://schemas.microsoft.com/office/word/2010/wordprocessingDrawing" xmlns:wp="http://schemas.openxmlformats.org/drawingml/2006/wordprocessingDrawing" xmlns:w10="urn:schemas-microsoft-com:office:word" xmlns:w="http://schemas.openxmlformats.org/wordprocessingml/2006/main" xmlns:w14="http://schemas.microsoft.com/office/word/2010/wordml" xmlns:w15="http://schemas.microsoft.com/office/word/2012/wordml" xmlns:w16cex="http://schemas.microsoft.com/office/word/2018/wordml/cex" xmlns:w16cid="http://schemas.microsoft.com/office/word/2016/wordml/cid" xmlns:w16="http://schemas.microsoft.com/office/word/2018/wordml" xmlns:w16du="http://schemas.microsoft.com/office/word/2023/wordml/word16du" xmlns:w16sdtdh="http://schemas.microsoft.com/office/word/2020/wordml/sdtdatahash" xmlns:w16sdtfl="http://schemas.microsoft.com/office/word/2024/wordml/sdtformatlock" xmlns:w16se="http://schemas.microsoft.com/office/word/2015/wordml/symex" xmlns:wpg="http://schemas.microsoft.com/office/word/2010/wordprocessingGroup" xmlns:wpi="http://schemas.microsoft.com/office/word/2010/wordprocessingInk" xmlns:wne="http://schemas.microsoft.com/office/word/2006/wordml" xmlns:wps="http://schemas.microsoft.com/office/word/2010/wordprocessingShape" mc:Ignorable="w14 w15 w16se w16cid w16 w16cex w16sdtdh w16sdtfl w16du wp14">
   <w:numPicBullet w:numPicBulletId="0">
     <w:pict>
-      <v:rect id="_x0000_i1056" style="width:0;height:1.5pt" o:hralign="center" o:bullet="t" o:hrstd="t" o:hr="t"/>
+      <v:rect id="_x0000_i1060" style="width:0;height:1.5pt" o:hralign="center" o:bullet="t" o:hrstd="t" o:hr="t"/>
     </w:pict>
   </w:numPicBullet>
   <w:numPicBullet w:numPicBulletId="1">
     <w:pict>
-      <v:rect id="_x0000_i1057" style="width:0;height:1.5pt" o:hralign="center" o:bullet="t" o:hrstd="t" o:hr="t"/>
+      <v:rect id="_x0000_i1061" style="width:0;height:1.5pt" o:hralign="center" o:bullet="t" o:hrstd="t" o:hr="t"/>
     </w:pict>
   </w:numPicBullet>
   <w:abstractNum w:abstractNumId="0" w15:restartNumberingAfterBreak="0">

--- a/04_Manuscripts/Manuscript_slope_fracture_20260425_saito0430-1_saito0520.docx
+++ b/04_Manuscripts/Manuscript_slope_fracture_20260425_saito0430-1_saito0520.docx
@@ -271,7 +271,6 @@
           <w:t xml:space="preserve"> </w:t>
         </w:r>
       </w:ins>
-      <w:proofErr w:type="spellStart"/>
       <w:r>
         <w:t>walking</w:t>
       </w:r>
@@ -289,7 +288,6 @@
           <w:t>came</w:t>
         </w:r>
       </w:ins>
-      <w:proofErr w:type="spellEnd"/>
       <w:r>
         <w:t xml:space="preserve"> from Reiwa 4 Specific Health Checkup tabulations (April 2022 through March 2023)</w:t>
       </w:r>
@@ -689,11 +687,7 @@
       </w:del>
       <w:ins w:id="76" w:author="治輝 齋藤" w:date="2026-05-19T21:18:00Z" w16du:dateUtc="2026-05-19T12:18:00Z">
         <w:r>
-          <w:t xml:space="preserve">After </w:t>
-        </w:r>
-        <w:proofErr w:type="spellStart"/>
-        <w:r>
-          <w:t>adjustment</w:t>
+          <w:t>After adjustment</w:t>
         </w:r>
       </w:ins>
       <w:del w:id="77" w:author="治輝 齋藤" w:date="2026-05-19T21:19:00Z" w16du:dateUtc="2026-05-19T12:19:00Z">
@@ -708,11 +702,7 @@
       </w:del>
       <w:ins w:id="80" w:author="治輝 齋藤" w:date="2026-05-19T22:30:00Z" w16du:dateUtc="2026-05-19T13:30:00Z">
         <w:r>
-          <w:t>for</w:t>
-        </w:r>
-        <w:proofErr w:type="spellEnd"/>
-        <w:r>
-          <w:t xml:space="preserve"> </w:t>
+          <w:t xml:space="preserve">for </w:t>
         </w:r>
       </w:ins>
       <w:ins w:id="81" w:author="治輝 齋藤" w:date="2026-05-19T22:50:00Z" w16du:dateUtc="2026-05-19T13:50:00Z">
@@ -997,18 +987,10 @@
         <w:t xml:space="preserve"> [1, 2]</w:t>
       </w:r>
       <w:r>
-        <w:t xml:space="preserve"> Hip fracture leads to prolonged hospitalization, functional decline, institutionalization, and increased mortality, imposing a substantial burden on both individuals and the healthcare </w:t>
-      </w:r>
-      <w:proofErr w:type="gramStart"/>
-      <w:r>
-        <w:t>system.</w:t>
-      </w:r>
-      <w:r>
-        <w:t>[</w:t>
-      </w:r>
-      <w:proofErr w:type="gramEnd"/>
-      <w:r>
-        <w:t>1, 3]</w:t>
+        <w:t xml:space="preserve"> Hip fracture leads to prolonged hospitalization, functional decline, institutionalization, and increased mortality, imposing a substantial burden on both individuals and the healthcare system.</w:t>
+      </w:r>
+      <w:r>
+        <w:t>[1, 3]</w:t>
       </w:r>
       <w:r>
         <w:t xml:space="preserve"> The acute care costs of hip fracture treatment in Japan reached approximately 1,000 billion yen ($989 million) in 2021, and this burden continues to escalate.</w:t>
@@ -1069,15 +1051,7 @@
         <w:t xml:space="preserve"> [10, 11]</w:t>
       </w:r>
       <w:r>
-        <w:t xml:space="preserve"> The control of body center of mass (</w:t>
-      </w:r>
-      <w:proofErr w:type="spellStart"/>
-      <w:r>
-        <w:t>CoM</w:t>
-      </w:r>
-      <w:proofErr w:type="spellEnd"/>
-      <w:r>
-        <w:t>) during inclined walking becomes increasingly challenging with age, as margin of stability (MoS) decreases and required coefficient of friction (RCOF) changes unpredictably on uneven terrain.</w:t>
+        <w:t xml:space="preserve"> The control of body center of mass (CoM) during inclined walking becomes increasingly challenging with age, as margin of stability (MoS) decreases and required coefficient of friction (RCOF) changes unpredictably on uneven terrain.</w:t>
       </w:r>
       <w:r>
         <w:t xml:space="preserve"> [12, 13]</w:t>
@@ -1290,15 +1264,7 @@
         <w:t>[20, 21]</w:t>
       </w:r>
       <w:r>
-        <w:t xml:space="preserve"> but Japan-specific nationwide evidence has been lacking. The National Database (NDB) of Health Insurance Claims, released as open data by Japan’s Ministry of Health, </w:t>
-      </w:r>
-      <w:proofErr w:type="spellStart"/>
-      <w:r>
-        <w:t>Labour</w:t>
-      </w:r>
-      <w:proofErr w:type="spellEnd"/>
-      <w:r>
-        <w:t xml:space="preserve"> and Welfare, provides a unique opportunity to assess fracture surgery rates across all 47 Japanese prefectures. Combined with digital elevation model (DEM) data from the Geospatial Information Authority of Japan, this ecological approach enables the first nationwide quantitative assessment of the </w:t>
+        <w:t xml:space="preserve"> but Japan-specific nationwide evidence has been lacking. The National Database (NDB) of Health Insurance Claims, released as open data by Japan’s Ministry of Health, Labour and Welfare, provides a unique opportunity to assess fracture surgery rates across all 47 Japanese prefectures. Combined with digital elevation model (DEM) data from the Geospatial Information Authority of Japan, this ecological approach enables the first nationwide quantitative assessment of the </w:t>
       </w:r>
       <w:commentRangeStart w:id="118"/>
       <w:r>
@@ -1760,23 +1726,7 @@
         </w:r>
       </w:del>
       <w:r>
-        <w:t>, %) was derived from the NDB Specific Health Checkup (</w:t>
-      </w:r>
-      <w:proofErr w:type="spellStart"/>
-      <w:r>
-        <w:t>Tokutei</w:t>
-      </w:r>
-      <w:proofErr w:type="spellEnd"/>
-      <w:r>
-        <w:t xml:space="preserve"> Kenko </w:t>
-      </w:r>
-      <w:proofErr w:type="spellStart"/>
-      <w:r>
-        <w:t>Shinsa</w:t>
-      </w:r>
-      <w:proofErr w:type="spellEnd"/>
-      <w:r>
-        <w:t>) questionnaire administered as part of the national annual health screening program. Participants aged 40–74 years responded to a question on habitual walking speed, and we calculated the prefecture-level proportion of respondents who reported “fast” walking.</w:t>
+        <w:t>, %) was derived from the NDB Specific Health Checkup (Tokutei Kenko Shinsa) questionnaire administered as part of the national annual health screening program. Participants aged 40–74 years responded to a question on habitual walking speed, and we calculated the prefecture-level proportion of respondents who reported “fast” walking.</w:t>
       </w:r>
     </w:p>
     <w:p>
@@ -2043,11 +1993,9 @@
       <w:r>
         <w:t xml:space="preserve">) with the </w:t>
       </w:r>
-      <w:proofErr w:type="spellStart"/>
       <w:r>
         <w:t>statsmodels</w:t>
       </w:r>
-      <w:proofErr w:type="spellEnd"/>
       <w:r>
         <w:rPr>
           <w:rFonts w:hint="eastAsia"/>
@@ -2069,15 +2017,7 @@
         <w:t>).</w:t>
       </w:r>
       <w:r>
-        <w:t xml:space="preserve"> Linear regression models were estimated by ordinary least squares (OLS) using the </w:t>
-      </w:r>
-      <w:proofErr w:type="spellStart"/>
-      <w:r>
-        <w:t>statsmodels</w:t>
-      </w:r>
-      <w:proofErr w:type="spellEnd"/>
-      <w:r>
-        <w:t xml:space="preserve"> formula interface</w:t>
+        <w:t xml:space="preserve"> Linear regression models were estimated by ordinary least squares (OLS) using the statsmodels formula interface</w:t>
       </w:r>
       <w:r>
         <w:rPr>
@@ -2249,18 +2189,57 @@
           <w:rPr>
             <w:lang w:eastAsia="ja-JP"/>
           </w:rPr>
-          <w:t xml:space="preserve"> 2020 census 5-year age-group population counts from e-Stat. Because disclosure-control masking (`"-"`) was present in age-stratified surgery cells, we prespecified imputation scenarios (`"-" = 0`, `5`, or `9`) and repeated the SIR/ISR workflow for each scenario. For each scenario, we calculated national age-specific surgery rates, expected prefectural counts, SIR, and ISR (SIR × national crude rate)</w:t>
-        </w:r>
-      </w:ins>
-      <w:ins w:id="200" w:author="治輝 齋藤" w:date="2026-04-30T20:50:00Z" w16du:dateUtc="2026-04-30T11:50:00Z">
+          <w:t xml:space="preserve"> 2020 census 5-year age-group population counts from e-Stat. </w:t>
+        </w:r>
+      </w:ins>
+      <w:ins w:id="200" w:author="治輝 齋藤" w:date="2026-05-20T12:21:00Z" w16du:dateUtc="2026-05-20T03:21:00Z">
         <w:r>
           <w:rPr>
             <w:lang w:eastAsia="ja-JP"/>
           </w:rPr>
+          <w:t>Because some age-stratified surgery counts in the public NDB tables are withheld for disclosure control (shown as "-")</w:t>
+        </w:r>
+        <w:r>
+          <w:rPr>
+            <w:rFonts w:hint="eastAsia"/>
+            <w:lang w:eastAsia="ja-JP"/>
+          </w:rPr>
+          <w:t>,</w:t>
+        </w:r>
+      </w:ins>
+      <w:ins w:id="201" w:author="治輝 齋藤" w:date="2026-04-30T19:43:00Z" w16du:dateUtc="2026-04-30T10:43:00Z">
+        <w:r>
+          <w:rPr>
+            <w:lang w:eastAsia="ja-JP"/>
+          </w:rPr>
+          <w:t xml:space="preserve"> we prespecified </w:t>
+        </w:r>
+      </w:ins>
+      <w:ins w:id="202" w:author="治輝 齋藤" w:date="2026-05-20T12:22:00Z" w16du:dateUtc="2026-05-20T03:22:00Z">
+        <w:r>
+          <w:rPr>
+            <w:lang w:eastAsia="ja-JP"/>
+          </w:rPr>
+          <w:t xml:space="preserve">three scenarios in which each withheld cell was replaced by 0, 5, or 9 surgeries before repeating indirect standardization under each scenario. </w:t>
+        </w:r>
+      </w:ins>
+      <w:ins w:id="203" w:author="治輝 齋藤" w:date="2026-04-30T19:43:00Z" w16du:dateUtc="2026-04-30T10:43:00Z">
+        <w:r>
+          <w:rPr>
+            <w:lang w:eastAsia="ja-JP"/>
+          </w:rPr>
+          <w:t>For each scenario, we calculated national age-specific surgery rates, expected prefectural counts, SIR, and ISR (SIR × national crude rate)</w:t>
+        </w:r>
+      </w:ins>
+      <w:ins w:id="204" w:author="治輝 齋藤" w:date="2026-04-30T20:50:00Z" w16du:dateUtc="2026-04-30T11:50:00Z">
+        <w:r>
+          <w:rPr>
+            <w:lang w:eastAsia="ja-JP"/>
+          </w:rPr>
           <w:t>. We</w:t>
         </w:r>
       </w:ins>
-      <w:ins w:id="201" w:author="治輝 齋藤" w:date="2026-04-30T19:43:00Z" w16du:dateUtc="2026-04-30T10:43:00Z">
+      <w:ins w:id="205" w:author="治輝 齋藤" w:date="2026-04-30T19:43:00Z" w16du:dateUtc="2026-04-30T10:43:00Z">
         <w:r>
           <w:rPr>
             <w:lang w:eastAsia="ja-JP"/>
@@ -2268,7 +2247,7 @@
           <w:t xml:space="preserve"> then regressed ISR on terrain slope with and without covariate adjustment. </w:t>
         </w:r>
       </w:ins>
-      <w:ins w:id="202" w:author="治輝 齋藤" w:date="2026-04-30T20:50:00Z" w16du:dateUtc="2026-04-30T11:50:00Z">
+      <w:ins w:id="206" w:author="治輝 齋藤" w:date="2026-04-30T20:50:00Z" w16du:dateUtc="2026-04-30T11:50:00Z">
         <w:r>
           <w:rPr>
             <w:lang w:eastAsia="ja-JP"/>
@@ -2276,7 +2255,7 @@
           <w:t>These analyses were treated</w:t>
         </w:r>
       </w:ins>
-      <w:ins w:id="203" w:author="治輝 齋藤" w:date="2026-04-30T19:43:00Z" w16du:dateUtc="2026-04-30T10:43:00Z">
+      <w:ins w:id="207" w:author="治輝 齋藤" w:date="2026-04-30T19:43:00Z" w16du:dateUtc="2026-04-30T10:43:00Z">
         <w:r>
           <w:rPr>
             <w:lang w:eastAsia="ja-JP"/>
@@ -2285,7 +2264,7 @@
         </w:r>
       </w:ins>
       <w:commentRangeEnd w:id="190"/>
-      <w:ins w:id="204" w:author="治輝 齋藤" w:date="2026-04-30T20:24:00Z" w16du:dateUtc="2026-04-30T11:24:00Z">
+      <w:ins w:id="208" w:author="治輝 齋藤" w:date="2026-04-30T20:24:00Z" w16du:dateUtc="2026-04-30T11:24:00Z">
         <w:r>
           <w:rPr>
             <w:rStyle w:val="af2"/>
@@ -2311,15 +2290,15 @@
         </w:rPr>
         <w:t>All manuscript figures were generated programmatically from study data</w:t>
       </w:r>
-      <w:commentRangeStart w:id="205"/>
-      <w:commentRangeStart w:id="206"/>
+      <w:commentRangeStart w:id="209"/>
+      <w:commentRangeStart w:id="210"/>
       <w:r>
         <w:rPr>
           <w:lang w:eastAsia="ja-JP"/>
         </w:rPr>
         <w:t xml:space="preserve"> </w:t>
       </w:r>
-      <w:del w:id="207" w:author="治輝 齋藤" w:date="2026-05-19T23:49:00Z" w16du:dateUtc="2026-05-19T14:49:00Z">
+      <w:del w:id="211" w:author="治輝 齋藤" w:date="2026-05-19T23:49:00Z" w16du:dateUtc="2026-05-19T14:49:00Z">
         <w:r>
           <w:rPr>
             <w:lang w:eastAsia="ja-JP"/>
@@ -2333,7 +2312,7 @@
         </w:rPr>
         <w:t xml:space="preserve"> </w:t>
       </w:r>
-      <w:commentRangeEnd w:id="205"/>
+      <w:commentRangeEnd w:id="209"/>
       <w:r>
         <w:rPr>
           <w:rStyle w:val="af2"/>
@@ -2341,71 +2320,21 @@
           <w:szCs w:val="24"/>
           <w:lang w:eastAsia="ja-JP"/>
         </w:rPr>
-        <w:commentReference w:id="205"/>
-      </w:r>
-      <w:commentRangeEnd w:id="206"/>
+        <w:commentReference w:id="209"/>
+      </w:r>
+      <w:commentRangeEnd w:id="210"/>
       <w:r>
         <w:rPr>
           <w:rStyle w:val="af2"/>
         </w:rPr>
-        <w:commentReference w:id="206"/>
-      </w:r>
-      <w:r>
-        <w:rPr>
-          <w:lang w:eastAsia="ja-JP"/>
-        </w:rPr>
-        <w:t xml:space="preserve">using reproducible Python workflows: Python 3.14.2 with pandas 2.3.3, </w:t>
-      </w:r>
-      <w:proofErr w:type="spellStart"/>
-      <w:r>
-        <w:rPr>
-          <w:lang w:eastAsia="ja-JP"/>
-        </w:rPr>
-        <w:t>numpy</w:t>
-      </w:r>
-      <w:proofErr w:type="spellEnd"/>
-      <w:r>
-        <w:rPr>
-          <w:lang w:eastAsia="ja-JP"/>
-        </w:rPr>
-        <w:t xml:space="preserve"> 2.3.5, matplotlib 3.10.8, seaborn 0.13.2, </w:t>
-      </w:r>
-      <w:proofErr w:type="spellStart"/>
-      <w:r>
-        <w:rPr>
-          <w:lang w:eastAsia="ja-JP"/>
-        </w:rPr>
-        <w:t>scipy</w:t>
-      </w:r>
-      <w:proofErr w:type="spellEnd"/>
-      <w:r>
-        <w:rPr>
-          <w:lang w:eastAsia="ja-JP"/>
-        </w:rPr>
-        <w:t xml:space="preserve"> 1.16.3, </w:t>
-      </w:r>
-      <w:proofErr w:type="spellStart"/>
-      <w:r>
-        <w:rPr>
-          <w:lang w:eastAsia="ja-JP"/>
-        </w:rPr>
-        <w:t>geopandas</w:t>
-      </w:r>
-      <w:proofErr w:type="spellEnd"/>
-      <w:r>
-        <w:rPr>
-          <w:lang w:eastAsia="ja-JP"/>
-        </w:rPr>
-        <w:t xml:space="preserve"> 1.1.2, and </w:t>
-      </w:r>
-      <w:proofErr w:type="spellStart"/>
-      <w:r>
-        <w:rPr>
-          <w:lang w:eastAsia="ja-JP"/>
-        </w:rPr>
-        <w:t>japanize</w:t>
-      </w:r>
-      <w:proofErr w:type="spellEnd"/>
+        <w:commentReference w:id="210"/>
+      </w:r>
+      <w:r>
+        <w:rPr>
+          <w:lang w:eastAsia="ja-JP"/>
+        </w:rPr>
+        <w:t>using reproducible Python workflows: Python 3.14.2 with pandas 2.3.3, numpy 2.3.5, matplotlib 3.10.8, seaborn 0.13.2, scipy 1.16.3, geopandas 1.1.2, and japanize</w:t>
+      </w:r>
       <w:r>
         <w:rPr>
           <w:rFonts w:hint="eastAsia"/>
@@ -2419,7 +2348,7 @@
         </w:rPr>
         <w:t xml:space="preserve">matplotlib 1.1.3. Figure 1 was generated via linear-fit visualization from the prefecture-level analytical dataset, </w:t>
       </w:r>
-      <w:del w:id="208" w:author="治輝 齋藤" w:date="2026-05-20T08:32:00Z" w16du:dateUtc="2026-05-19T23:32:00Z">
+      <w:del w:id="212" w:author="治輝 齋藤" w:date="2026-05-20T08:32:00Z" w16du:dateUtc="2026-05-19T23:32:00Z">
         <w:r>
           <w:rPr>
             <w:lang w:eastAsia="ja-JP"/>
@@ -2433,7 +2362,7 @@
         </w:rPr>
         <w:t xml:space="preserve">and Figures </w:t>
       </w:r>
-      <w:ins w:id="209" w:author="治輝 齋藤" w:date="2026-05-20T08:32:00Z" w16du:dateUtc="2026-05-19T23:32:00Z">
+      <w:ins w:id="213" w:author="治輝 齋藤" w:date="2026-05-20T08:32:00Z" w16du:dateUtc="2026-05-19T23:32:00Z">
         <w:r>
           <w:rPr>
             <w:rFonts w:hint="eastAsia"/>
@@ -2442,7 +2371,7 @@
           <w:t>2-4</w:t>
         </w:r>
       </w:ins>
-      <w:del w:id="210" w:author="治輝 齋藤" w:date="2026-05-20T08:32:00Z" w16du:dateUtc="2026-05-19T23:32:00Z">
+      <w:del w:id="214" w:author="治輝 齋藤" w:date="2026-05-20T08:32:00Z" w16du:dateUtc="2026-05-19T23:32:00Z">
         <w:r>
           <w:rPr>
             <w:lang w:eastAsia="ja-JP"/>
@@ -2463,6 +2392,7 @@
         <w:spacing w:line="360" w:lineRule="auto"/>
       </w:pPr>
       <w:r>
+        <w:lastRenderedPageBreak/>
         <w:t>This study used publicly available aggregate data; individual informed consent was not required, and institutional ethics review was not applicable in accordance with Japanese ethical guidelines for epidemiological research.</w:t>
       </w:r>
     </w:p>
@@ -2471,7 +2401,6 @@
         <w:spacing w:line="360" w:lineRule="auto"/>
       </w:pPr>
       <w:r>
-        <w:lastRenderedPageBreak/>
         <w:pict w14:anchorId="550F6A37">
           <v:rect id="_x0000_i1030" style="width:0;height:1.5pt" o:hralign="center" o:hrstd="t" o:hr="t"/>
         </w:pict>
@@ -2482,7 +2411,7 @@
         <w:pStyle w:val="1"/>
         <w:spacing w:line="360" w:lineRule="auto"/>
       </w:pPr>
-      <w:bookmarkStart w:id="211" w:name="results-1"/>
+      <w:bookmarkStart w:id="215" w:name="results-1"/>
       <w:bookmarkEnd w:id="135"/>
       <w:bookmarkEnd w:id="173"/>
       <w:r>
@@ -2494,7 +2423,7 @@
         <w:pStyle w:val="2"/>
         <w:spacing w:line="360" w:lineRule="auto"/>
       </w:pPr>
-      <w:bookmarkStart w:id="212" w:name="descriptive-statistics"/>
+      <w:bookmarkStart w:id="216" w:name="descriptive-statistics"/>
       <w:r>
         <w:t>1. Descriptive Statistics</w:t>
       </w:r>
@@ -2532,12 +2461,12 @@
       <w:r>
         <w:t xml:space="preserve">. The mean </w:t>
       </w:r>
-      <w:ins w:id="213" w:author="治輝 齋藤" w:date="2026-05-19T23:26:00Z" w16du:dateUtc="2026-05-19T14:26:00Z">
+      <w:ins w:id="217" w:author="治輝 齋藤" w:date="2026-05-19T23:26:00Z" w16du:dateUtc="2026-05-19T14:26:00Z">
         <w:r>
           <w:t>proportion aged ≥65 years</w:t>
         </w:r>
       </w:ins>
-      <w:del w:id="214" w:author="治輝 齋藤" w:date="2026-05-19T23:26:00Z" w16du:dateUtc="2026-05-19T14:26:00Z">
+      <w:del w:id="218" w:author="治輝 齋藤" w:date="2026-05-19T23:26:00Z" w16du:dateUtc="2026-05-19T14:26:00Z">
         <w:r>
           <w:delText>aging rate</w:delText>
         </w:r>
@@ -2551,7 +2480,7 @@
       <w:r>
         <w:t>, and the mean proportion with fast</w:t>
       </w:r>
-      <w:ins w:id="215" w:author="治輝 齋藤" w:date="2026-05-19T23:26:00Z" w16du:dateUtc="2026-05-19T14:26:00Z">
+      <w:ins w:id="219" w:author="治輝 齋藤" w:date="2026-05-19T23:26:00Z" w16du:dateUtc="2026-05-19T14:26:00Z">
         <w:r>
           <w:rPr>
             <w:rFonts w:hint="eastAsia"/>
@@ -2560,7 +2489,7 @@
           <w:t>-</w:t>
         </w:r>
       </w:ins>
-      <w:del w:id="216" w:author="治輝 齋藤" w:date="2026-05-19T23:26:00Z" w16du:dateUtc="2026-05-19T14:26:00Z">
+      <w:del w:id="220" w:author="治輝 齋藤" w:date="2026-05-19T23:26:00Z" w16du:dateUtc="2026-05-19T14:26:00Z">
         <w:r>
           <w:delText xml:space="preserve"> </w:delText>
         </w:r>
@@ -2568,12 +2497,12 @@
       <w:r>
         <w:t xml:space="preserve">walking </w:t>
       </w:r>
-      <w:ins w:id="217" w:author="治輝 齋藤" w:date="2026-05-19T23:26:00Z" w16du:dateUtc="2026-05-19T14:26:00Z">
+      <w:ins w:id="221" w:author="治輝 齋藤" w:date="2026-05-19T23:26:00Z" w16du:dateUtc="2026-05-19T14:26:00Z">
         <w:r>
           <w:t>proportion</w:t>
         </w:r>
       </w:ins>
-      <w:del w:id="218" w:author="治輝 齋藤" w:date="2026-05-19T23:26:00Z" w16du:dateUtc="2026-05-19T14:26:00Z">
+      <w:del w:id="222" w:author="治輝 齋藤" w:date="2026-05-19T23:26:00Z" w16du:dateUtc="2026-05-19T14:26:00Z">
         <w:r>
           <w:delText>speed</w:delText>
         </w:r>
@@ -2593,8 +2522,8 @@
         <w:pStyle w:val="2"/>
         <w:spacing w:line="360" w:lineRule="auto"/>
       </w:pPr>
-      <w:bookmarkStart w:id="219" w:name="correlation-analysis"/>
-      <w:bookmarkEnd w:id="212"/>
+      <w:bookmarkStart w:id="223" w:name="correlation-analysis"/>
+      <w:bookmarkEnd w:id="216"/>
       <w:r>
         <w:t>2. Correlation Analysis</w:t>
       </w:r>
@@ -2604,7 +2533,7 @@
         <w:pStyle w:val="FirstParagraph"/>
         <w:spacing w:line="360" w:lineRule="auto"/>
       </w:pPr>
-      <w:ins w:id="220" w:author="治輝 齋藤" w:date="2026-05-20T08:32:00Z" w16du:dateUtc="2026-05-19T23:32:00Z">
+      <w:ins w:id="224" w:author="治輝 齋藤" w:date="2026-05-20T08:32:00Z" w16du:dateUtc="2026-05-19T23:32:00Z">
         <w:r>
           <w:t>Bivariate correlations are summarized in Table 2 and illustrated for the primary exposure–outcome pair in Figure 1.</w:t>
         </w:r>
@@ -2619,12 +2548,12 @@
       <w:r>
         <w:t xml:space="preserve">Terrain slope </w:t>
       </w:r>
-      <w:ins w:id="221" w:author="治輝 齋藤" w:date="2026-05-20T08:33:00Z" w16du:dateUtc="2026-05-19T23:33:00Z">
+      <w:ins w:id="225" w:author="治輝 齋藤" w:date="2026-05-20T08:33:00Z" w16du:dateUtc="2026-05-19T23:33:00Z">
         <w:r>
           <w:t>correlated positively</w:t>
         </w:r>
       </w:ins>
-      <w:del w:id="222" w:author="治輝 齋藤" w:date="2026-05-20T08:33:00Z" w16du:dateUtc="2026-05-19T23:33:00Z">
+      <w:del w:id="226" w:author="治輝 齋藤" w:date="2026-05-20T08:33:00Z" w16du:dateUtc="2026-05-19T23:33:00Z">
         <w:r>
           <w:delText>showed a moderate positive correlation</w:delText>
         </w:r>
@@ -2632,33 +2561,33 @@
       <w:r>
         <w:t xml:space="preserve"> with hip fracture surgery </w:t>
       </w:r>
-      <w:ins w:id="223" w:author="治輝 齋藤" w:date="2026-05-19T23:27:00Z" w16du:dateUtc="2026-05-19T14:27:00Z">
+      <w:ins w:id="227" w:author="治輝 齋藤" w:date="2026-05-19T23:27:00Z" w16du:dateUtc="2026-05-19T14:27:00Z">
         <w:r>
           <w:t>proportion</w:t>
         </w:r>
       </w:ins>
-      <w:commentRangeStart w:id="224"/>
-      <w:commentRangeStart w:id="225"/>
-      <w:del w:id="226" w:author="治輝 齋藤" w:date="2026-05-19T23:27:00Z" w16du:dateUtc="2026-05-19T14:27:00Z">
+      <w:commentRangeStart w:id="228"/>
+      <w:commentRangeStart w:id="229"/>
+      <w:del w:id="230" w:author="治輝 齋藤" w:date="2026-05-19T23:27:00Z" w16du:dateUtc="2026-05-19T14:27:00Z">
         <w:r>
           <w:delText>rate</w:delText>
         </w:r>
-        <w:commentRangeEnd w:id="224"/>
+        <w:commentRangeEnd w:id="228"/>
         <w:r>
           <w:rPr>
             <w:rStyle w:val="af2"/>
             <w:sz w:val="24"/>
             <w:szCs w:val="24"/>
           </w:rPr>
-          <w:commentReference w:id="224"/>
+          <w:commentReference w:id="228"/>
         </w:r>
       </w:del>
-      <w:commentRangeEnd w:id="225"/>
+      <w:commentRangeEnd w:id="229"/>
       <w:r>
         <w:rPr>
           <w:rStyle w:val="af2"/>
         </w:rPr>
-        <w:commentReference w:id="225"/>
+        <w:commentReference w:id="229"/>
       </w:r>
       <w:r>
         <w:t xml:space="preserve"> (r = 0.475, </w:t>
@@ -2683,7 +2612,7 @@
       <w:r>
         <w:t xml:space="preserve"> &lt; 0.01)</w:t>
       </w:r>
-      <w:del w:id="227" w:author="治輝 齋藤" w:date="2026-05-20T08:33:00Z" w16du:dateUtc="2026-05-19T23:33:00Z">
+      <w:del w:id="231" w:author="治輝 齋藤" w:date="2026-05-20T08:33:00Z" w16du:dateUtc="2026-05-19T23:33:00Z">
         <w:r>
           <w:delText xml:space="preserve"> (Table 2)</w:delText>
         </w:r>
@@ -2691,33 +2620,33 @@
       <w:r>
         <w:t xml:space="preserve">. </w:t>
       </w:r>
-      <w:del w:id="228" w:author="治輝 齋藤" w:date="2026-05-20T08:34:00Z" w16du:dateUtc="2026-05-19T23:34:00Z">
+      <w:del w:id="232" w:author="治輝 齋藤" w:date="2026-05-20T08:34:00Z" w16du:dateUtc="2026-05-19T23:34:00Z">
         <w:r>
           <w:delText xml:space="preserve">Figure 1 illustrates the bivariate association between terrain slope and hip fracture surgery rate; </w:delText>
         </w:r>
-        <w:commentRangeStart w:id="229"/>
-        <w:commentRangeStart w:id="230"/>
+        <w:commentRangeStart w:id="233"/>
+        <w:commentRangeStart w:id="234"/>
         <w:r>
           <w:delText>Figure 2</w:delText>
         </w:r>
-        <w:commentRangeEnd w:id="229"/>
+        <w:commentRangeEnd w:id="233"/>
         <w:r>
           <w:rPr>
             <w:rStyle w:val="af2"/>
             <w:sz w:val="24"/>
             <w:szCs w:val="24"/>
           </w:rPr>
-          <w:commentReference w:id="229"/>
+          <w:commentReference w:id="233"/>
         </w:r>
       </w:del>
-      <w:commentRangeEnd w:id="230"/>
+      <w:commentRangeEnd w:id="234"/>
       <w:r>
         <w:rPr>
           <w:rStyle w:val="af2"/>
         </w:rPr>
-        <w:commentReference w:id="230"/>
-      </w:r>
-      <w:del w:id="231" w:author="治輝 齋藤" w:date="2026-05-20T08:34:00Z" w16du:dateUtc="2026-05-19T23:34:00Z">
+        <w:commentReference w:id="234"/>
+      </w:r>
+      <w:del w:id="235" w:author="治輝 齋藤" w:date="2026-05-20T08:34:00Z" w16du:dateUtc="2026-05-19T23:34:00Z">
         <w:r>
           <w:delText xml:space="preserve"> displays the correlation matrix.</w:delText>
         </w:r>
@@ -2732,12 +2661,12 @@
       <w:r>
         <w:t xml:space="preserve">Slope </w:t>
       </w:r>
-      <w:ins w:id="232" w:author="治輝 齋藤" w:date="2026-05-20T08:34:00Z" w16du:dateUtc="2026-05-19T23:34:00Z">
+      <w:ins w:id="236" w:author="治輝 齋藤" w:date="2026-05-20T08:34:00Z" w16du:dateUtc="2026-05-19T23:34:00Z">
         <w:r>
           <w:t>correlated</w:t>
         </w:r>
       </w:ins>
-      <w:del w:id="233" w:author="治輝 齋藤" w:date="2026-05-20T08:34:00Z" w16du:dateUtc="2026-05-19T23:34:00Z">
+      <w:del w:id="237" w:author="治輝 齋藤" w:date="2026-05-20T08:34:00Z" w16du:dateUtc="2026-05-19T23:34:00Z">
         <w:r>
           <w:delText>was also</w:delText>
         </w:r>
@@ -2745,7 +2674,7 @@
       <w:r>
         <w:t xml:space="preserve"> positively </w:t>
       </w:r>
-      <w:del w:id="234" w:author="治輝 齋藤" w:date="2026-05-20T08:34:00Z" w16du:dateUtc="2026-05-19T23:34:00Z">
+      <w:del w:id="238" w:author="治輝 齋藤" w:date="2026-05-20T08:34:00Z" w16du:dateUtc="2026-05-19T23:34:00Z">
         <w:r>
           <w:delText xml:space="preserve">correlated </w:delText>
         </w:r>
@@ -2753,12 +2682,12 @@
       <w:r>
         <w:t xml:space="preserve">with </w:t>
       </w:r>
-      <w:ins w:id="235" w:author="治輝 齋藤" w:date="2026-05-19T23:27:00Z" w16du:dateUtc="2026-05-19T14:27:00Z">
+      <w:ins w:id="239" w:author="治輝 齋藤" w:date="2026-05-19T23:27:00Z" w16du:dateUtc="2026-05-19T14:27:00Z">
         <w:r>
           <w:t>proportion aged ≥65 years</w:t>
         </w:r>
       </w:ins>
-      <w:del w:id="236" w:author="治輝 齋藤" w:date="2026-05-19T23:27:00Z" w16du:dateUtc="2026-05-19T14:27:00Z">
+      <w:del w:id="240" w:author="治輝 齋藤" w:date="2026-05-19T23:27:00Z" w16du:dateUtc="2026-05-19T14:27:00Z">
         <w:r>
           <w:delText>aging rate</w:delText>
         </w:r>
@@ -2776,12 +2705,16 @@
       <w:r>
         <w:t xml:space="preserve"> &lt; 0.01)</w:t>
       </w:r>
-      <w:del w:id="237" w:author="治輝 齋藤" w:date="2026-05-20T08:35:00Z" w16du:dateUtc="2026-05-19T23:35:00Z">
-        <w:r>
-          <w:delText>. In contrast, slope</w:delText>
+      <w:del w:id="241" w:author="治輝 齋藤" w:date="2026-05-20T08:35:00Z" w16du:dateUtc="2026-05-19T23:35:00Z">
+        <w:r>
+          <w:delText xml:space="preserve">. In contrast, </w:delText>
+        </w:r>
+        <w:r>
+          <w:lastRenderedPageBreak/>
+          <w:delText>slope</w:delText>
         </w:r>
       </w:del>
-      <w:ins w:id="238" w:author="治輝 齋藤" w:date="2026-05-20T08:35:00Z" w16du:dateUtc="2026-05-19T23:35:00Z">
+      <w:ins w:id="242" w:author="治輝 齋藤" w:date="2026-05-20T08:35:00Z" w16du:dateUtc="2026-05-19T23:35:00Z">
         <w:r>
           <w:rPr>
             <w:rFonts w:hint="eastAsia"/>
@@ -2793,7 +2726,7 @@
       <w:r>
         <w:t xml:space="preserve"> showed a weak negative correlation with fast</w:t>
       </w:r>
-      <w:ins w:id="239" w:author="治輝 齋藤" w:date="2026-05-19T23:28:00Z" w16du:dateUtc="2026-05-19T14:28:00Z">
+      <w:ins w:id="243" w:author="治輝 齋藤" w:date="2026-05-19T23:28:00Z" w16du:dateUtc="2026-05-19T14:28:00Z">
         <w:r>
           <w:rPr>
             <w:rFonts w:hint="eastAsia"/>
@@ -2802,7 +2735,7 @@
           <w:t>-</w:t>
         </w:r>
       </w:ins>
-      <w:del w:id="240" w:author="治輝 齋藤" w:date="2026-05-19T23:28:00Z" w16du:dateUtc="2026-05-19T14:28:00Z">
+      <w:del w:id="244" w:author="治輝 齋藤" w:date="2026-05-19T23:28:00Z" w16du:dateUtc="2026-05-19T14:28:00Z">
         <w:r>
           <w:delText xml:space="preserve"> </w:delText>
         </w:r>
@@ -2810,12 +2743,12 @@
       <w:r>
         <w:t xml:space="preserve">walking </w:t>
       </w:r>
-      <w:ins w:id="241" w:author="治輝 齋藤" w:date="2026-05-19T23:28:00Z" w16du:dateUtc="2026-05-19T14:28:00Z">
+      <w:ins w:id="245" w:author="治輝 齋藤" w:date="2026-05-19T23:28:00Z" w16du:dateUtc="2026-05-19T14:28:00Z">
         <w:r>
           <w:t>proportion</w:t>
         </w:r>
       </w:ins>
-      <w:del w:id="242" w:author="治輝 齋藤" w:date="2026-05-19T23:28:00Z" w16du:dateUtc="2026-05-19T14:28:00Z">
+      <w:del w:id="246" w:author="治輝 齋藤" w:date="2026-05-19T23:28:00Z" w16du:dateUtc="2026-05-19T14:28:00Z">
         <w:r>
           <w:delText>rate</w:delText>
         </w:r>
@@ -2823,8 +2756,8 @@
       <w:r>
         <w:t xml:space="preserve"> (r = −0.264</w:t>
       </w:r>
-      <w:commentRangeStart w:id="243"/>
-      <w:ins w:id="244" w:author="治輝 齋藤" w:date="2026-05-20T08:36:00Z" w16du:dateUtc="2026-05-19T23:36:00Z">
+      <w:commentRangeStart w:id="247"/>
+      <w:ins w:id="248" w:author="治輝 齋藤" w:date="2026-05-20T08:36:00Z" w16du:dateUtc="2026-05-19T23:36:00Z">
         <w:r>
           <w:t xml:space="preserve">, </w:t>
         </w:r>
@@ -2839,24 +2772,24 @@
           <w:t xml:space="preserve"> = 0.073</w:t>
         </w:r>
       </w:ins>
-      <w:commentRangeEnd w:id="243"/>
-      <w:ins w:id="245" w:author="治輝 齋藤" w:date="2026-05-20T08:53:00Z" w16du:dateUtc="2026-05-19T23:53:00Z">
+      <w:commentRangeEnd w:id="247"/>
+      <w:ins w:id="249" w:author="治輝 齋藤" w:date="2026-05-20T08:53:00Z" w16du:dateUtc="2026-05-19T23:53:00Z">
         <w:r>
           <w:rPr>
             <w:rStyle w:val="af2"/>
           </w:rPr>
-          <w:commentReference w:id="243"/>
+          <w:commentReference w:id="247"/>
         </w:r>
       </w:ins>
       <w:r>
         <w:t xml:space="preserve">). </w:t>
       </w:r>
-      <w:ins w:id="246" w:author="治輝 齋藤" w:date="2026-05-20T08:37:00Z" w16du:dateUtc="2026-05-19T23:37:00Z">
+      <w:ins w:id="250" w:author="治輝 齋藤" w:date="2026-05-20T08:37:00Z" w16du:dateUtc="2026-05-19T23:37:00Z">
         <w:r>
           <w:t>Correlations with humerus and forearm surgery rates were</w:t>
         </w:r>
       </w:ins>
-      <w:del w:id="247" w:author="治輝 齋藤" w:date="2026-05-20T08:37:00Z" w16du:dateUtc="2026-05-19T23:37:00Z">
+      <w:del w:id="251" w:author="治輝 齋藤" w:date="2026-05-20T08:37:00Z" w16du:dateUtc="2026-05-19T23:37:00Z">
         <w:r>
           <w:delText>Slope showed</w:delText>
         </w:r>
@@ -2864,7 +2797,7 @@
       <w:r>
         <w:t xml:space="preserve"> weak and non-significant</w:t>
       </w:r>
-      <w:del w:id="248" w:author="治輝 齋藤" w:date="2026-05-20T08:37:00Z" w16du:dateUtc="2026-05-19T23:37:00Z">
+      <w:del w:id="252" w:author="治輝 齋藤" w:date="2026-05-20T08:37:00Z" w16du:dateUtc="2026-05-19T23:37:00Z">
         <w:r>
           <w:delText xml:space="preserve"> correlations with humerus fracture rate</w:delText>
         </w:r>
@@ -2872,7 +2805,7 @@
       <w:r>
         <w:t xml:space="preserve"> (r = 0.138</w:t>
       </w:r>
-      <w:del w:id="249" w:author="治輝 齋藤" w:date="2026-05-20T08:37:00Z" w16du:dateUtc="2026-05-19T23:37:00Z">
+      <w:del w:id="253" w:author="治輝 齋藤" w:date="2026-05-20T08:37:00Z" w16du:dateUtc="2026-05-19T23:37:00Z">
         <w:r>
           <w:delText>)</w:delText>
         </w:r>
@@ -2880,7 +2813,7 @@
       <w:r>
         <w:t xml:space="preserve"> and </w:t>
       </w:r>
-      <w:del w:id="250" w:author="治輝 齋藤" w:date="2026-05-20T08:37:00Z" w16du:dateUtc="2026-05-19T23:37:00Z">
+      <w:del w:id="254" w:author="治輝 齋藤" w:date="2026-05-20T08:37:00Z" w16du:dateUtc="2026-05-19T23:37:00Z">
         <w:r>
           <w:delText xml:space="preserve">forearm fracture rate (r = </w:delText>
         </w:r>
@@ -2888,7 +2821,7 @@
       <w:r>
         <w:t>0.177</w:t>
       </w:r>
-      <w:ins w:id="251" w:author="治輝 齋藤" w:date="2026-05-20T08:37:00Z" w16du:dateUtc="2026-05-19T23:37:00Z">
+      <w:ins w:id="255" w:author="治輝 齋藤" w:date="2026-05-20T08:37:00Z" w16du:dateUtc="2026-05-19T23:37:00Z">
         <w:r>
           <w:t>, respectively</w:t>
         </w:r>
@@ -2902,10 +2835,9 @@
         <w:pStyle w:val="2"/>
         <w:spacing w:line="360" w:lineRule="auto"/>
       </w:pPr>
-      <w:bookmarkStart w:id="252" w:name="regression-analysis-hip-fracture"/>
-      <w:bookmarkEnd w:id="219"/>
-      <w:r>
-        <w:lastRenderedPageBreak/>
+      <w:bookmarkStart w:id="256" w:name="regression-analysis-hip-fracture"/>
+      <w:bookmarkEnd w:id="223"/>
+      <w:r>
         <w:t>3. Regression Analysis: Hip Fracture</w:t>
       </w:r>
     </w:p>
@@ -2927,12 +2859,12 @@
       <w:r>
         <w:t xml:space="preserve"> = 0.001). After adjustment for </w:t>
       </w:r>
-      <w:ins w:id="253" w:author="治輝 齋藤" w:date="2026-05-19T23:29:00Z" w16du:dateUtc="2026-05-19T14:29:00Z">
+      <w:ins w:id="257" w:author="治輝 齋藤" w:date="2026-05-19T23:29:00Z" w16du:dateUtc="2026-05-19T14:29:00Z">
         <w:r>
           <w:t>proportion aged ≥65 years</w:t>
         </w:r>
       </w:ins>
-      <w:del w:id="254" w:author="治輝 齋藤" w:date="2026-05-19T23:29:00Z" w16du:dateUtc="2026-05-19T14:29:00Z">
+      <w:del w:id="258" w:author="治輝 齋藤" w:date="2026-05-19T23:29:00Z" w16du:dateUtc="2026-05-19T14:29:00Z">
         <w:r>
           <w:delText>aging rate</w:delText>
         </w:r>
@@ -2940,7 +2872,7 @@
       <w:r>
         <w:t>, fast</w:t>
       </w:r>
-      <w:ins w:id="255" w:author="治輝 齋藤" w:date="2026-05-19T23:29:00Z" w16du:dateUtc="2026-05-19T14:29:00Z">
+      <w:ins w:id="259" w:author="治輝 齋藤" w:date="2026-05-19T23:29:00Z" w16du:dateUtc="2026-05-19T14:29:00Z">
         <w:r>
           <w:rPr>
             <w:rFonts w:hint="eastAsia"/>
@@ -2949,7 +2881,7 @@
           <w:t>-</w:t>
         </w:r>
       </w:ins>
-      <w:del w:id="256" w:author="治輝 齋藤" w:date="2026-05-19T23:29:00Z" w16du:dateUtc="2026-05-19T14:29:00Z">
+      <w:del w:id="260" w:author="治輝 齋藤" w:date="2026-05-19T23:29:00Z" w16du:dateUtc="2026-05-19T14:29:00Z">
         <w:r>
           <w:delText xml:space="preserve"> </w:delText>
         </w:r>
@@ -2957,12 +2889,12 @@
       <w:r>
         <w:t xml:space="preserve">walking </w:t>
       </w:r>
-      <w:ins w:id="257" w:author="治輝 齋藤" w:date="2026-05-19T23:29:00Z" w16du:dateUtc="2026-05-19T14:29:00Z">
+      <w:ins w:id="261" w:author="治輝 齋藤" w:date="2026-05-19T23:29:00Z" w16du:dateUtc="2026-05-19T14:29:00Z">
         <w:r>
           <w:t>proportion</w:t>
         </w:r>
       </w:ins>
-      <w:del w:id="258" w:author="治輝 齋藤" w:date="2026-05-19T23:29:00Z" w16du:dateUtc="2026-05-19T14:29:00Z">
+      <w:del w:id="262" w:author="治輝 齋藤" w:date="2026-05-19T23:29:00Z" w16du:dateUtc="2026-05-19T14:29:00Z">
         <w:r>
           <w:delText>rate</w:delText>
         </w:r>
@@ -2986,12 +2918,12 @@
       <w:r>
         <w:t xml:space="preserve"> (Table 3). </w:t>
       </w:r>
-      <w:ins w:id="259" w:author="治輝 齋藤" w:date="2026-05-19T23:29:00Z" w16du:dateUtc="2026-05-19T14:29:00Z">
+      <w:ins w:id="263" w:author="治輝 齋藤" w:date="2026-05-19T23:29:00Z" w16du:dateUtc="2026-05-19T14:29:00Z">
         <w:r>
           <w:t>Proportion aged ≥65 years</w:t>
         </w:r>
       </w:ins>
-      <w:del w:id="260" w:author="治輝 齋藤" w:date="2026-05-19T23:29:00Z" w16du:dateUtc="2026-05-19T14:29:00Z">
+      <w:del w:id="264" w:author="治輝 齋藤" w:date="2026-05-19T23:29:00Z" w16du:dateUtc="2026-05-19T14:29:00Z">
         <w:r>
           <w:delText>Aging rate</w:delText>
         </w:r>
@@ -3009,7 +2941,7 @@
       <w:r>
         <w:t xml:space="preserve"> = 0.011). Fast</w:t>
       </w:r>
-      <w:ins w:id="261" w:author="治輝 齋藤" w:date="2026-05-19T23:29:00Z" w16du:dateUtc="2026-05-19T14:29:00Z">
+      <w:ins w:id="265" w:author="治輝 齋藤" w:date="2026-05-19T23:29:00Z" w16du:dateUtc="2026-05-19T14:29:00Z">
         <w:r>
           <w:rPr>
             <w:rFonts w:hint="eastAsia"/>
@@ -3018,7 +2950,7 @@
           <w:t>-</w:t>
         </w:r>
       </w:ins>
-      <w:del w:id="262" w:author="治輝 齋藤" w:date="2026-05-19T23:29:00Z" w16du:dateUtc="2026-05-19T14:29:00Z">
+      <w:del w:id="266" w:author="治輝 齋藤" w:date="2026-05-19T23:29:00Z" w16du:dateUtc="2026-05-19T14:29:00Z">
         <w:r>
           <w:delText xml:space="preserve"> </w:delText>
         </w:r>
@@ -3026,12 +2958,12 @@
       <w:r>
         <w:t xml:space="preserve">walking </w:t>
       </w:r>
-      <w:ins w:id="263" w:author="治輝 齋藤" w:date="2026-05-19T23:29:00Z" w16du:dateUtc="2026-05-19T14:29:00Z">
+      <w:ins w:id="267" w:author="治輝 齋藤" w:date="2026-05-19T23:29:00Z" w16du:dateUtc="2026-05-19T14:29:00Z">
         <w:r>
           <w:t>proportion</w:t>
         </w:r>
       </w:ins>
-      <w:del w:id="264" w:author="治輝 齋藤" w:date="2026-05-19T23:29:00Z" w16du:dateUtc="2026-05-19T14:29:00Z">
+      <w:del w:id="268" w:author="治輝 齋藤" w:date="2026-05-19T23:29:00Z" w16du:dateUtc="2026-05-19T14:29:00Z">
         <w:r>
           <w:delText>rate</w:delText>
         </w:r>
@@ -3071,7 +3003,7 @@
         <w:pStyle w:val="a0"/>
         <w:spacing w:line="360" w:lineRule="auto"/>
         <w:rPr>
-          <w:ins w:id="265" w:author="治輝 齋藤" w:date="2026-04-30T20:30:00Z" w16du:dateUtc="2026-04-30T11:30:00Z"/>
+          <w:ins w:id="269" w:author="治輝 齋藤" w:date="2026-04-30T20:30:00Z" w16du:dateUtc="2026-04-30T11:30:00Z"/>
         </w:rPr>
       </w:pPr>
       <w:r>
@@ -3136,16 +3068,16 @@
         </w:rPr>
         <w:t xml:space="preserve"> = 5,000) was −0.03 to 7.09</w:t>
       </w:r>
-      <w:commentRangeStart w:id="266"/>
-      <w:commentRangeStart w:id="267"/>
-      <w:del w:id="268" w:author="治輝 齋藤" w:date="2026-05-20T09:01:00Z" w16du:dateUtc="2026-05-20T00:01:00Z">
+      <w:commentRangeStart w:id="270"/>
+      <w:commentRangeStart w:id="271"/>
+      <w:del w:id="272" w:author="治輝 齋藤" w:date="2026-05-20T09:01:00Z" w16du:dateUtc="2026-05-20T00:01:00Z">
         <w:r>
           <w:rPr>
             <w:lang w:eastAsia="ja-JP"/>
           </w:rPr>
           <w:delText xml:space="preserve"> (both intervals include null)</w:delText>
         </w:r>
-        <w:commentRangeEnd w:id="266"/>
+        <w:commentRangeEnd w:id="270"/>
         <w:r>
           <w:rPr>
             <w:rStyle w:val="af2"/>
@@ -3153,15 +3085,15 @@
             <w:szCs w:val="24"/>
             <w:lang w:eastAsia="ja-JP"/>
           </w:rPr>
-          <w:commentReference w:id="266"/>
+          <w:commentReference w:id="270"/>
         </w:r>
       </w:del>
-      <w:commentRangeEnd w:id="267"/>
+      <w:commentRangeEnd w:id="271"/>
       <w:r>
         <w:rPr>
           <w:rStyle w:val="af2"/>
         </w:rPr>
-        <w:commentReference w:id="267"/>
+        <w:commentReference w:id="271"/>
       </w:r>
       <w:r>
         <w:rPr>
@@ -3178,42 +3110,113 @@
           <w:lang w:eastAsia="ja-JP"/>
         </w:rPr>
       </w:pPr>
-      <w:commentRangeStart w:id="269"/>
-      <w:commentRangeStart w:id="270"/>
-      <w:ins w:id="271" w:author="治輝 齋藤" w:date="2026-04-30T20:30:00Z" w16du:dateUtc="2026-04-30T11:30:00Z">
+      <w:commentRangeStart w:id="273"/>
+      <w:commentRangeStart w:id="274"/>
+      <w:ins w:id="275" w:author="治輝 齋藤" w:date="2026-04-30T20:30:00Z" w16du:dateUtc="2026-04-30T11:30:00Z">
         <w:r>
           <w:rPr>
             <w:lang w:eastAsia="ja-JP"/>
           </w:rPr>
-          <w:t xml:space="preserve">In masking-imputation indirect-standardization sensitivity analyses, the slope coefficient remained positive across all scenarios. In multivariable models (ISR ~ slope + </w:t>
-        </w:r>
-      </w:ins>
-      <w:ins w:id="272" w:author="治輝 齋藤" w:date="2026-05-19T23:31:00Z" w16du:dateUtc="2026-05-19T14:31:00Z">
+          <w:t>In</w:t>
+        </w:r>
+      </w:ins>
+      <w:ins w:id="276" w:author="治輝 齋藤" w:date="2026-05-20T12:24:00Z" w16du:dateUtc="2026-05-20T03:24:00Z">
         <w:r>
           <w:rPr>
             <w:lang w:eastAsia="ja-JP"/>
           </w:rPr>
-          <w:t>proportion aged ≥65 years</w:t>
-        </w:r>
-      </w:ins>
-      <w:ins w:id="273" w:author="治輝 齋藤" w:date="2026-04-30T20:30:00Z" w16du:dateUtc="2026-04-30T11:30:00Z">
-        <w:r>
-          <w:rPr>
-            <w:lang w:eastAsia="ja-JP"/>
-          </w:rPr>
-          <w:t xml:space="preserve"> + fast</w:t>
-        </w:r>
-      </w:ins>
-      <w:ins w:id="274" w:author="治輝 齋藤" w:date="2026-05-19T23:31:00Z" w16du:dateUtc="2026-05-19T14:31:00Z">
+          <w:t>direct</w:t>
+        </w:r>
         <w:r>
           <w:rPr>
             <w:rFonts w:hint="eastAsia"/>
             <w:lang w:eastAsia="ja-JP"/>
           </w:rPr>
+          <w:t xml:space="preserve"> </w:t>
+        </w:r>
+      </w:ins>
+      <w:ins w:id="277" w:author="治輝 齋藤" w:date="2026-04-30T20:30:00Z" w16du:dateUtc="2026-04-30T11:30:00Z">
+        <w:r>
+          <w:rPr>
+            <w:lang w:eastAsia="ja-JP"/>
+          </w:rPr>
+          <w:t>standardization sensitivity analyses</w:t>
+        </w:r>
+      </w:ins>
+      <w:ins w:id="278" w:author="治輝 齋藤" w:date="2026-05-20T12:25:00Z" w16du:dateUtc="2026-05-20T03:25:00Z">
+        <w:r>
+          <w:rPr>
+            <w:lang w:eastAsia="ja-JP"/>
+          </w:rPr>
+          <w:t xml:space="preserve"> addressed age-structure confounding (Methods). In public NDB tables, some age-by-prefecture surgery counts are withheld for disclosure control and appear as a hyphen (`"-"`). We replaced each withheld cell with 0, 5, or 9 surgeries in prespecified scenarios and regressed the indirectly </w:t>
+        </w:r>
+        <w:r>
+          <w:rPr>
+            <w:lang w:eastAsia="ja-JP"/>
+          </w:rPr>
+          <w:lastRenderedPageBreak/>
+          <w:t>standardized hip (femur) surgery rate on terrain</w:t>
+        </w:r>
+      </w:ins>
+      <w:ins w:id="279" w:author="治輝 齋藤" w:date="2026-04-30T20:30:00Z" w16du:dateUtc="2026-04-30T11:30:00Z">
+        <w:r>
+          <w:rPr>
+            <w:lang w:eastAsia="ja-JP"/>
+          </w:rPr>
+          <w:t xml:space="preserve"> slope</w:t>
+        </w:r>
+      </w:ins>
+      <w:ins w:id="280" w:author="治輝 齋藤" w:date="2026-05-20T12:26:00Z" w16du:dateUtc="2026-05-20T03:26:00Z">
+        <w:r>
+          <w:rPr>
+            <w:lang w:eastAsia="ja-JP"/>
+          </w:rPr>
+          <w:t>, adjusting for</w:t>
+        </w:r>
+      </w:ins>
+      <w:ins w:id="281" w:author="治輝 齋藤" w:date="2026-04-30T20:30:00Z" w16du:dateUtc="2026-04-30T11:30:00Z">
+        <w:r>
+          <w:rPr>
+            <w:lang w:eastAsia="ja-JP"/>
+          </w:rPr>
+          <w:t xml:space="preserve"> </w:t>
+        </w:r>
+      </w:ins>
+      <w:ins w:id="282" w:author="治輝 齋藤" w:date="2026-05-19T23:31:00Z" w16du:dateUtc="2026-05-19T14:31:00Z">
+        <w:r>
+          <w:rPr>
+            <w:lang w:eastAsia="ja-JP"/>
+          </w:rPr>
+          <w:t>proportion aged ≥65 years</w:t>
+        </w:r>
+      </w:ins>
+      <w:ins w:id="283" w:author="治輝 齋藤" w:date="2026-05-20T12:26:00Z" w16du:dateUtc="2026-05-20T03:26:00Z">
+        <w:r>
+          <w:rPr>
+            <w:rFonts w:hint="eastAsia"/>
+            <w:lang w:eastAsia="ja-JP"/>
+          </w:rPr>
+          <w:t>,</w:t>
+        </w:r>
+      </w:ins>
+      <w:ins w:id="284" w:author="治輝 齋藤" w:date="2026-04-30T20:30:00Z" w16du:dateUtc="2026-04-30T11:30:00Z">
+        <w:r>
+          <w:rPr>
+            <w:lang w:eastAsia="ja-JP"/>
+          </w:rPr>
+          <w:t xml:space="preserve"> fast</w:t>
+        </w:r>
+      </w:ins>
+      <w:ins w:id="285" w:author="治輝 齋藤" w:date="2026-05-19T23:31:00Z" w16du:dateUtc="2026-05-19T14:31:00Z">
+        <w:r>
+          <w:rPr>
+            <w:rFonts w:hint="eastAsia"/>
+            <w:lang w:eastAsia="ja-JP"/>
+          </w:rPr>
           <w:t>-</w:t>
         </w:r>
       </w:ins>
-      <w:ins w:id="275" w:author="治輝 齋藤" w:date="2026-04-30T20:30:00Z" w16du:dateUtc="2026-04-30T11:30:00Z">
+      <w:ins w:id="286" w:author="治輝 齋藤" w:date="2026-04-30T20:30:00Z" w16du:dateUtc="2026-04-30T11:30:00Z">
         <w:r>
           <w:rPr>
             <w:lang w:eastAsia="ja-JP"/>
@@ -3221,7 +3224,7 @@
           <w:t xml:space="preserve">walking </w:t>
         </w:r>
       </w:ins>
-      <w:ins w:id="276" w:author="治輝 齋藤" w:date="2026-05-19T23:31:00Z" w16du:dateUtc="2026-05-19T14:31:00Z">
+      <w:ins w:id="287" w:author="治輝 齋藤" w:date="2026-05-19T23:31:00Z" w16du:dateUtc="2026-05-19T14:31:00Z">
         <w:r>
           <w:rPr>
             <w:lang w:eastAsia="ja-JP"/>
@@ -3229,12 +3232,71 @@
           <w:t>proportion</w:t>
         </w:r>
       </w:ins>
-      <w:ins w:id="277" w:author="治輝 齋藤" w:date="2026-04-30T20:30:00Z" w16du:dateUtc="2026-04-30T11:30:00Z">
-        <w:r>
-          <w:rPr>
+      <w:ins w:id="288" w:author="治輝 齋藤" w:date="2026-05-20T12:26:00Z" w16du:dateUtc="2026-05-20T03:26:00Z">
+        <w:r>
+          <w:rPr>
+            <w:rFonts w:hint="eastAsia"/>
             <w:lang w:eastAsia="ja-JP"/>
           </w:rPr>
-          <w:t xml:space="preserve"> + population density), β was 5.71 (95% CI, 0.54–10.88; </w:t>
+          <w:t>,</w:t>
+        </w:r>
+      </w:ins>
+      <w:ins w:id="289" w:author="治輝 齋藤" w:date="2026-04-30T20:30:00Z" w16du:dateUtc="2026-04-30T11:30:00Z">
+        <w:r>
+          <w:rPr>
+            <w:lang w:eastAsia="ja-JP"/>
+          </w:rPr>
+          <w:t xml:space="preserve"> </w:t>
+        </w:r>
+      </w:ins>
+      <w:ins w:id="290" w:author="治輝 齋藤" w:date="2026-05-20T12:26:00Z" w16du:dateUtc="2026-05-20T03:26:00Z">
+        <w:r>
+          <w:rPr>
+            <w:rFonts w:hint="eastAsia"/>
+            <w:lang w:eastAsia="ja-JP"/>
+          </w:rPr>
+          <w:t xml:space="preserve">and </w:t>
+        </w:r>
+      </w:ins>
+      <w:ins w:id="291" w:author="治輝 齋藤" w:date="2026-04-30T20:30:00Z" w16du:dateUtc="2026-04-30T11:30:00Z">
+        <w:r>
+          <w:rPr>
+            <w:lang w:eastAsia="ja-JP"/>
+          </w:rPr>
+          <w:t>population density</w:t>
+        </w:r>
+      </w:ins>
+      <w:ins w:id="292" w:author="治輝 齋藤" w:date="2026-05-20T12:26:00Z" w16du:dateUtc="2026-05-20T03:26:00Z">
+        <w:r>
+          <w:rPr>
+            <w:rFonts w:hint="eastAsia"/>
+            <w:lang w:eastAsia="ja-JP"/>
+          </w:rPr>
+          <w:t>.</w:t>
+        </w:r>
+      </w:ins>
+      <w:ins w:id="293" w:author="治輝 齋藤" w:date="2026-04-30T20:30:00Z" w16du:dateUtc="2026-04-30T11:30:00Z">
+        <w:r>
+          <w:rPr>
+            <w:lang w:eastAsia="ja-JP"/>
+          </w:rPr>
+          <w:t xml:space="preserve"> </w:t>
+        </w:r>
+      </w:ins>
+      <w:ins w:id="294" w:author="治輝 齋藤" w:date="2026-05-20T12:26:00Z" w16du:dateUtc="2026-05-20T03:26:00Z">
+        <w:r>
+          <w:rPr>
+            <w:lang w:eastAsia="ja-JP"/>
+          </w:rPr>
+          <w:t>When withheld counts were replaced by 0 surgeries, the slope coefficient</w:t>
+        </w:r>
+      </w:ins>
+      <w:ins w:id="295" w:author="治輝 齋藤" w:date="2026-04-30T20:30:00Z" w16du:dateUtc="2026-04-30T11:30:00Z">
+        <w:r>
+          <w:rPr>
+            <w:lang w:eastAsia="ja-JP"/>
+          </w:rPr>
+          <w:t xml:space="preserve"> was 5.71 (95% CI, 0.54–10.88; </w:t>
         </w:r>
         <w:r>
           <w:rPr>
@@ -3248,7 +3310,30 @@
           <w:rPr>
             <w:lang w:eastAsia="ja-JP"/>
           </w:rPr>
-          <w:t xml:space="preserve"> = 0.031) for `"-" = 0`, 3.61 (95% CI, 0.30–6.92; </w:t>
+          <w:t xml:space="preserve"> = 0.031)</w:t>
+        </w:r>
+      </w:ins>
+      <w:ins w:id="296" w:author="治輝 齋藤" w:date="2026-05-20T12:27:00Z" w16du:dateUtc="2026-05-20T03:27:00Z">
+        <w:r>
+          <w:rPr>
+            <w:lang w:eastAsia="ja-JP"/>
+          </w:rPr>
+          <w:t>. When each withheld cell was replaced by 5 or 9 surgeries, β was</w:t>
+        </w:r>
+        <w:r>
+          <w:rPr>
+            <w:rFonts w:hint="eastAsia"/>
+            <w:lang w:eastAsia="ja-JP"/>
+          </w:rPr>
+          <w:t xml:space="preserve"> </w:t>
+        </w:r>
+      </w:ins>
+      <w:ins w:id="297" w:author="治輝 齋藤" w:date="2026-04-30T20:30:00Z" w16du:dateUtc="2026-04-30T11:30:00Z">
+        <w:r>
+          <w:rPr>
+            <w:lang w:eastAsia="ja-JP"/>
+          </w:rPr>
+          <w:t xml:space="preserve">3.61 (95% CI, 0.30–6.92; </w:t>
         </w:r>
         <w:r>
           <w:rPr>
@@ -3262,7 +3347,7 @@
           <w:rPr>
             <w:lang w:eastAsia="ja-JP"/>
           </w:rPr>
-          <w:t xml:space="preserve"> = 0.033) for `"-" = 5`, and 3.64 (95% CI, 0.28–7.00; </w:t>
+          <w:t xml:space="preserve"> = 0.033) and 3.64 (95% CI, 0.28–7.00; </w:t>
         </w:r>
         <w:r>
           <w:rPr>
@@ -3276,14 +3361,73 @@
           <w:rPr>
             <w:lang w:eastAsia="ja-JP"/>
           </w:rPr>
-          <w:t xml:space="preserve"> = 0.035) for `"-" = 9`. Thus, the direction of association was stable, whereas the effect size varied across masking assumption</w:t>
+          <w:t xml:space="preserve"> = 0.035)</w:t>
+        </w:r>
+      </w:ins>
+      <w:ins w:id="298" w:author="治輝 齋藤" w:date="2026-05-20T12:28:00Z" w16du:dateUtc="2026-05-20T03:28:00Z">
+        <w:r>
+          <w:rPr>
+            <w:lang w:eastAsia="ja-JP"/>
+          </w:rPr>
+          <w:t>, respectively (Table 5)</w:t>
         </w:r>
         <w:r>
           <w:rPr>
             <w:rFonts w:hint="eastAsia"/>
             <w:lang w:eastAsia="ja-JP"/>
           </w:rPr>
-          <w:t>s</w:t>
+          <w:t>.</w:t>
+        </w:r>
+      </w:ins>
+      <w:ins w:id="299" w:author="治輝 齋藤" w:date="2026-04-30T20:30:00Z" w16du:dateUtc="2026-04-30T11:30:00Z">
+        <w:r>
+          <w:rPr>
+            <w:lang w:eastAsia="ja-JP"/>
+          </w:rPr>
+          <w:t xml:space="preserve"> </w:t>
+        </w:r>
+      </w:ins>
+      <w:ins w:id="300" w:author="治輝 齋藤" w:date="2026-05-20T12:28:00Z" w16du:dateUtc="2026-05-20T03:28:00Z">
+        <w:r>
+          <w:rPr>
+            <w:lang w:eastAsia="ja-JP"/>
+          </w:rPr>
+          <w:t>The association</w:t>
+        </w:r>
+      </w:ins>
+      <w:ins w:id="301" w:author="治輝 齋藤" w:date="2026-04-30T20:30:00Z" w16du:dateUtc="2026-04-30T11:30:00Z">
+        <w:r>
+          <w:rPr>
+            <w:lang w:eastAsia="ja-JP"/>
+          </w:rPr>
+          <w:t xml:space="preserve"> direction was stable</w:t>
+        </w:r>
+      </w:ins>
+      <w:ins w:id="302" w:author="治輝 齋藤" w:date="2026-05-20T12:29:00Z" w16du:dateUtc="2026-05-20T03:29:00Z">
+        <w:r>
+          <w:t xml:space="preserve"> </w:t>
+        </w:r>
+        <w:r>
+          <w:rPr>
+            <w:lang w:eastAsia="ja-JP"/>
+          </w:rPr>
+          <w:t>across scenarios, but</w:t>
+        </w:r>
+      </w:ins>
+      <w:ins w:id="303" w:author="治輝 齋藤" w:date="2026-04-30T20:30:00Z" w16du:dateUtc="2026-04-30T11:30:00Z">
+        <w:r>
+          <w:rPr>
+            <w:lang w:eastAsia="ja-JP"/>
+          </w:rPr>
+          <w:t xml:space="preserve"> the effect size </w:t>
+        </w:r>
+      </w:ins>
+      <w:ins w:id="304" w:author="治輝 齋藤" w:date="2026-05-20T12:29:00Z" w16du:dateUtc="2026-05-20T03:29:00Z">
+        <w:r>
+          <w:rPr>
+            <w:lang w:eastAsia="ja-JP"/>
+          </w:rPr>
+          <w:t>depended on the replacement assumption</w:t>
         </w:r>
       </w:ins>
       <w:r>
@@ -3292,7 +3436,7 @@
         </w:rPr>
         <w:t>.</w:t>
       </w:r>
-      <w:commentRangeEnd w:id="269"/>
+      <w:commentRangeEnd w:id="273"/>
       <w:r>
         <w:rPr>
           <w:rStyle w:val="af2"/>
@@ -3300,9 +3444,9 @@
           <w:szCs w:val="24"/>
           <w:lang w:eastAsia="ja-JP"/>
         </w:rPr>
-        <w:commentReference w:id="269"/>
-      </w:r>
-      <w:commentRangeEnd w:id="270"/>
+        <w:commentReference w:id="273"/>
+      </w:r>
+      <w:commentRangeEnd w:id="274"/>
       <w:r>
         <w:rPr>
           <w:rStyle w:val="af2"/>
@@ -3310,7 +3454,7 @@
           <w:szCs w:val="24"/>
           <w:lang w:eastAsia="ja-JP"/>
         </w:rPr>
-        <w:commentReference w:id="270"/>
+        <w:commentReference w:id="274"/>
       </w:r>
     </w:p>
     <w:p>
@@ -3318,10 +3462,9 @@
         <w:pStyle w:val="2"/>
         <w:spacing w:line="360" w:lineRule="auto"/>
       </w:pPr>
-      <w:bookmarkStart w:id="278" w:name="X19b7a829deade195ab8e30bfbfddb97c9ee92ae"/>
-      <w:bookmarkEnd w:id="252"/>
-      <w:r>
-        <w:lastRenderedPageBreak/>
+      <w:bookmarkStart w:id="305" w:name="X19b7a829deade195ab8e30bfbfddb97c9ee92ae"/>
+      <w:bookmarkEnd w:id="256"/>
+      <w:r>
         <w:t>4. Regression Analysis: Total, Humerus, and Forearm Fractures</w:t>
       </w:r>
     </w:p>
@@ -3353,12 +3496,12 @@
       <w:r>
         <w:t xml:space="preserve"> = 0.099), although </w:t>
       </w:r>
-      <w:ins w:id="279" w:author="治輝 齋藤" w:date="2026-05-19T23:32:00Z" w16du:dateUtc="2026-05-19T14:32:00Z">
+      <w:ins w:id="306" w:author="治輝 齋藤" w:date="2026-05-19T23:32:00Z" w16du:dateUtc="2026-05-19T14:32:00Z">
         <w:r>
           <w:t>proportion aged ≥65 years</w:t>
         </w:r>
       </w:ins>
-      <w:del w:id="280" w:author="治輝 齋藤" w:date="2026-05-19T23:32:00Z" w16du:dateUtc="2026-05-19T14:32:00Z">
+      <w:del w:id="307" w:author="治輝 齋藤" w:date="2026-05-19T23:32:00Z" w16du:dateUtc="2026-05-19T14:32:00Z">
         <w:r>
           <w:delText>aging rate</w:delText>
         </w:r>
@@ -3412,9 +3555,9 @@
         <w:pStyle w:val="1"/>
         <w:spacing w:line="360" w:lineRule="auto"/>
       </w:pPr>
-      <w:bookmarkStart w:id="281" w:name="discussion"/>
-      <w:bookmarkEnd w:id="211"/>
-      <w:bookmarkEnd w:id="278"/>
+      <w:bookmarkStart w:id="308" w:name="discussion"/>
+      <w:bookmarkEnd w:id="215"/>
+      <w:bookmarkEnd w:id="305"/>
       <w:r>
         <w:t>Discussion</w:t>
       </w:r>
@@ -3424,7 +3567,7 @@
         <w:pStyle w:val="2"/>
         <w:spacing w:line="360" w:lineRule="auto"/>
       </w:pPr>
-      <w:bookmarkStart w:id="282" w:name="main-findings"/>
+      <w:bookmarkStart w:id="309" w:name="main-findings"/>
       <w:r>
         <w:t>1. Main Findings</w:t>
       </w:r>
@@ -3437,25 +3580,25 @@
       <w:r>
         <w:t xml:space="preserve">This ecological study </w:t>
       </w:r>
-      <w:commentRangeStart w:id="283"/>
-      <w:ins w:id="284" w:author="治輝 齋藤" w:date="2026-04-30T19:12:00Z" w16du:dateUtc="2026-04-30T10:12:00Z">
+      <w:commentRangeStart w:id="310"/>
+      <w:ins w:id="311" w:author="治輝 齋藤" w:date="2026-04-30T19:12:00Z" w16du:dateUtc="2026-04-30T10:12:00Z">
         <w:r>
           <w:t>showed</w:t>
         </w:r>
       </w:ins>
-      <w:del w:id="285" w:author="治輝 齋藤" w:date="2026-04-30T19:12:00Z" w16du:dateUtc="2026-04-30T10:12:00Z">
+      <w:del w:id="312" w:author="治輝 齋藤" w:date="2026-04-30T19:12:00Z" w16du:dateUtc="2026-04-30T10:12:00Z">
         <w:r>
           <w:delText>demonstrated</w:delText>
         </w:r>
       </w:del>
-      <w:commentRangeEnd w:id="283"/>
+      <w:commentRangeEnd w:id="310"/>
       <w:r>
         <w:rPr>
           <w:rStyle w:val="af2"/>
           <w:sz w:val="24"/>
           <w:szCs w:val="24"/>
         </w:rPr>
-        <w:commentReference w:id="283"/>
+        <w:commentReference w:id="310"/>
       </w:r>
       <w:r>
         <w:t xml:space="preserve"> </w:t>
@@ -3466,12 +3609,12 @@
       <w:r>
         <w:t xml:space="preserve"> hip fracture surgery rates after adjustment for </w:t>
       </w:r>
-      <w:ins w:id="286" w:author="治輝 齋藤" w:date="2026-05-19T23:32:00Z" w16du:dateUtc="2026-05-19T14:32:00Z">
+      <w:ins w:id="313" w:author="治輝 齋藤" w:date="2026-05-19T23:32:00Z" w16du:dateUtc="2026-05-19T14:32:00Z">
         <w:r>
           <w:t>proportion aged ≥65 years</w:t>
         </w:r>
       </w:ins>
-      <w:del w:id="287" w:author="治輝 齋藤" w:date="2026-05-19T23:32:00Z" w16du:dateUtc="2026-05-19T14:32:00Z">
+      <w:del w:id="314" w:author="治輝 齋藤" w:date="2026-05-19T23:32:00Z" w16du:dateUtc="2026-05-19T14:32:00Z">
         <w:r>
           <w:delText>aging rate</w:delText>
         </w:r>
@@ -3496,13 +3639,17 @@
         <w:t xml:space="preserve"> = 0.043)</w:t>
       </w:r>
       <w:r>
-        <w:t>, while acknowledging that heteroskedasticity-robust and bootstrap intervals for the slope coefficient were compatible with no association at α = 0.05</w:t>
+        <w:t xml:space="preserve">, while acknowledging that heteroskedasticity-robust and bootstrap intervals for the slope </w:t>
+      </w:r>
+      <w:r>
+        <w:lastRenderedPageBreak/>
+        <w:t>coefficient were compatible with no association at α = 0.05</w:t>
       </w:r>
       <w:r>
         <w:t xml:space="preserve">. </w:t>
       </w:r>
-      <w:commentRangeStart w:id="288"/>
-      <w:commentRangeStart w:id="289"/>
+      <w:commentRangeStart w:id="315"/>
+      <w:commentRangeStart w:id="316"/>
       <w:r>
         <w:t xml:space="preserve">Each additional degree of slope </w:t>
       </w:r>
@@ -3525,48 +3672,48 @@
       <w:r>
         <w:t>.</w:t>
       </w:r>
-      <w:commentRangeEnd w:id="288"/>
+      <w:commentRangeEnd w:id="315"/>
       <w:r>
         <w:rPr>
           <w:rStyle w:val="af2"/>
           <w:sz w:val="24"/>
           <w:szCs w:val="24"/>
         </w:rPr>
-        <w:commentReference w:id="288"/>
-      </w:r>
-      <w:commentRangeEnd w:id="289"/>
+        <w:commentReference w:id="315"/>
+      </w:r>
+      <w:commentRangeEnd w:id="316"/>
       <w:r>
         <w:rPr>
           <w:rStyle w:val="af2"/>
         </w:rPr>
-        <w:commentReference w:id="289"/>
+        <w:commentReference w:id="316"/>
       </w:r>
       <w:r>
         <w:t xml:space="preserve"> </w:t>
       </w:r>
-      <w:commentRangeStart w:id="290"/>
-      <w:commentRangeStart w:id="291"/>
+      <w:commentRangeStart w:id="317"/>
+      <w:commentRangeStart w:id="318"/>
       <w:r>
         <w:t>The adjusted</w:t>
       </w:r>
       <w:r>
         <w:t xml:space="preserve"> association was specific to hip fractures and was not observed for humerus or forearm fractures.</w:t>
       </w:r>
-      <w:commentRangeEnd w:id="290"/>
+      <w:commentRangeEnd w:id="317"/>
       <w:r>
         <w:rPr>
           <w:rStyle w:val="af2"/>
           <w:sz w:val="24"/>
           <w:szCs w:val="24"/>
         </w:rPr>
-        <w:commentReference w:id="290"/>
-      </w:r>
-      <w:commentRangeEnd w:id="291"/>
+        <w:commentReference w:id="317"/>
+      </w:r>
+      <w:commentRangeEnd w:id="318"/>
       <w:r>
         <w:rPr>
           <w:rStyle w:val="af2"/>
         </w:rPr>
-        <w:commentReference w:id="291"/>
+        <w:commentReference w:id="318"/>
       </w:r>
       <w:r>
         <w:t xml:space="preserve"> </w:t>
@@ -3581,12 +3728,12 @@
       <w:r>
         <w:t xml:space="preserve">hese findings suggest that, at the </w:t>
       </w:r>
-      <w:ins w:id="292" w:author="治輝 齋藤" w:date="2026-05-20T08:47:00Z" w16du:dateUtc="2026-05-19T23:47:00Z">
+      <w:ins w:id="319" w:author="治輝 齋藤" w:date="2026-05-20T08:47:00Z" w16du:dateUtc="2026-05-19T23:47:00Z">
         <w:r>
           <w:t>prefecture</w:t>
         </w:r>
       </w:ins>
-      <w:del w:id="293" w:author="治輝 齋藤" w:date="2026-05-20T08:47:00Z" w16du:dateUtc="2026-05-19T23:47:00Z">
+      <w:del w:id="320" w:author="治輝 齋藤" w:date="2026-05-20T08:47:00Z" w16du:dateUtc="2026-05-19T23:47:00Z">
         <w:r>
           <w:delText>population</w:delText>
         </w:r>
@@ -3594,7 +3741,7 @@
       <w:r>
         <w:t xml:space="preserve"> level, </w:t>
       </w:r>
-      <w:ins w:id="294" w:author="治輝 齋藤" w:date="2026-05-20T08:47:00Z" w16du:dateUtc="2026-05-19T23:47:00Z">
+      <w:ins w:id="321" w:author="治輝 齋藤" w:date="2026-05-20T08:47:00Z" w16du:dateUtc="2026-05-19T23:47:00Z">
         <w:r>
           <w:t>residence in prefectures with</w:t>
         </w:r>
@@ -3606,36 +3753,36 @@
           <w:t xml:space="preserve"> </w:t>
         </w:r>
       </w:ins>
-      <w:commentRangeStart w:id="295"/>
-      <w:commentRangeStart w:id="296"/>
+      <w:commentRangeStart w:id="322"/>
+      <w:commentRangeStart w:id="323"/>
       <w:r>
         <w:t>steeper habitable terrain</w:t>
       </w:r>
-      <w:commentRangeEnd w:id="295"/>
+      <w:commentRangeEnd w:id="322"/>
       <w:r>
         <w:rPr>
           <w:rStyle w:val="af2"/>
           <w:sz w:val="24"/>
           <w:szCs w:val="24"/>
         </w:rPr>
-        <w:commentReference w:id="295"/>
-      </w:r>
-      <w:commentRangeEnd w:id="296"/>
+        <w:commentReference w:id="322"/>
+      </w:r>
+      <w:commentRangeEnd w:id="323"/>
       <w:r>
         <w:rPr>
           <w:rStyle w:val="af2"/>
         </w:rPr>
-        <w:commentReference w:id="296"/>
+        <w:commentReference w:id="323"/>
       </w:r>
       <w:r>
         <w:t xml:space="preserve"> may </w:t>
       </w:r>
-      <w:ins w:id="297" w:author="治輝 齋藤" w:date="2026-05-20T08:47:00Z" w16du:dateUtc="2026-05-19T23:47:00Z">
+      <w:ins w:id="324" w:author="治輝 齋藤" w:date="2026-05-20T08:47:00Z" w16du:dateUtc="2026-05-19T23:47:00Z">
         <w:r>
           <w:t>be associated with greater</w:t>
         </w:r>
       </w:ins>
-      <w:del w:id="298" w:author="治輝 齋藤" w:date="2026-05-20T08:47:00Z" w16du:dateUtc="2026-05-19T23:47:00Z">
+      <w:del w:id="325" w:author="治輝 齋藤" w:date="2026-05-20T08:47:00Z" w16du:dateUtc="2026-05-19T23:47:00Z">
         <w:r>
           <w:delText>track</w:delText>
         </w:r>
@@ -3652,10 +3799,9 @@
         <w:pStyle w:val="2"/>
         <w:spacing w:line="360" w:lineRule="auto"/>
       </w:pPr>
-      <w:bookmarkStart w:id="299" w:name="biological-plausibility"/>
-      <w:bookmarkEnd w:id="282"/>
-      <w:r>
-        <w:lastRenderedPageBreak/>
+      <w:bookmarkStart w:id="326" w:name="biological-plausibility"/>
+      <w:bookmarkEnd w:id="309"/>
+      <w:r>
         <w:t>2. Biological Plausibility</w:t>
       </w:r>
     </w:p>
@@ -3664,11 +3810,11 @@
         <w:pStyle w:val="FirstParagraph"/>
         <w:spacing w:line="360" w:lineRule="auto"/>
       </w:pPr>
-      <w:commentRangeStart w:id="300"/>
+      <w:commentRangeStart w:id="327"/>
       <w:r>
         <w:t xml:space="preserve">The </w:t>
       </w:r>
-      <w:del w:id="301" w:author="治輝 齋藤" w:date="2026-04-30T19:27:00Z" w16du:dateUtc="2026-04-30T10:27:00Z">
+      <w:del w:id="328" w:author="治輝 齋藤" w:date="2026-04-30T19:27:00Z" w16du:dateUtc="2026-04-30T10:27:00Z">
         <w:r>
           <w:delText xml:space="preserve">specificity of the </w:delText>
         </w:r>
@@ -3676,12 +3822,12 @@
       <w:r>
         <w:t xml:space="preserve">slope–fracture association </w:t>
       </w:r>
-      <w:ins w:id="302" w:author="治輝 齋藤" w:date="2026-04-30T19:27:00Z" w16du:dateUtc="2026-04-30T10:27:00Z">
+      <w:ins w:id="329" w:author="治輝 齋藤" w:date="2026-04-30T19:27:00Z" w16du:dateUtc="2026-04-30T10:27:00Z">
         <w:r>
           <w:t>observed for</w:t>
         </w:r>
       </w:ins>
-      <w:del w:id="303" w:author="治輝 齋藤" w:date="2026-04-30T19:27:00Z" w16du:dateUtc="2026-04-30T10:27:00Z">
+      <w:del w:id="330" w:author="治輝 齋藤" w:date="2026-04-30T19:27:00Z" w16du:dateUtc="2026-04-30T10:27:00Z">
         <w:r>
           <w:delText>to</w:delText>
         </w:r>
@@ -3689,7 +3835,7 @@
       <w:r>
         <w:t xml:space="preserve"> the hip </w:t>
       </w:r>
-      <w:ins w:id="304" w:author="治輝 齋藤" w:date="2026-04-30T19:27:00Z" w16du:dateUtc="2026-04-30T10:27:00Z">
+      <w:ins w:id="331" w:author="治輝 齋藤" w:date="2026-04-30T19:27:00Z" w16du:dateUtc="2026-04-30T10:27:00Z">
         <w:r>
           <w:rPr>
             <w:rFonts w:hint="eastAsia"/>
@@ -3698,7 +3844,7 @@
           <w:t>may be</w:t>
         </w:r>
       </w:ins>
-      <w:del w:id="305" w:author="治輝 齋藤" w:date="2026-04-30T19:27:00Z" w16du:dateUtc="2026-04-30T10:27:00Z">
+      <w:del w:id="332" w:author="治輝 齋藤" w:date="2026-04-30T19:27:00Z" w16du:dateUtc="2026-04-30T10:27:00Z">
         <w:r>
           <w:delText>is</w:delText>
         </w:r>
@@ -3706,7 +3852,7 @@
       <w:r>
         <w:t xml:space="preserve"> biologically plausible and </w:t>
       </w:r>
-      <w:ins w:id="306" w:author="治輝 齋藤" w:date="2026-04-30T19:28:00Z" w16du:dateUtc="2026-04-30T10:28:00Z">
+      <w:ins w:id="333" w:author="治輝 齋藤" w:date="2026-04-30T19:28:00Z" w16du:dateUtc="2026-04-30T10:28:00Z">
         <w:r>
           <w:t>may be partly</w:t>
         </w:r>
@@ -3721,7 +3867,7 @@
       <w:r>
         <w:t xml:space="preserve">supported by </w:t>
       </w:r>
-      <w:del w:id="307" w:author="治輝 齋藤" w:date="2026-04-30T19:28:00Z" w16du:dateUtc="2026-04-30T10:28:00Z">
+      <w:del w:id="334" w:author="治輝 齋藤" w:date="2026-04-30T19:28:00Z" w16du:dateUtc="2026-04-30T10:28:00Z">
         <w:r>
           <w:delText xml:space="preserve">extensive </w:delText>
         </w:r>
@@ -3741,12 +3887,12 @@
       <w:r>
         <w:t xml:space="preserve"> which are </w:t>
       </w:r>
-      <w:ins w:id="308" w:author="治輝 齋藤" w:date="2026-04-30T19:28:00Z" w16du:dateUtc="2026-04-30T10:28:00Z">
+      <w:ins w:id="335" w:author="治輝 齋藤" w:date="2026-04-30T19:28:00Z" w16du:dateUtc="2026-04-30T10:28:00Z">
         <w:r>
           <w:t>common</w:t>
         </w:r>
       </w:ins>
-      <w:del w:id="309" w:author="治輝 齋藤" w:date="2026-04-30T19:28:00Z" w16du:dateUtc="2026-04-30T10:28:00Z">
+      <w:del w:id="336" w:author="治輝 齋藤" w:date="2026-04-30T19:28:00Z" w16du:dateUtc="2026-04-30T10:28:00Z">
         <w:r>
           <w:delText>the predominant</w:delText>
         </w:r>
@@ -3754,7 +3900,7 @@
       <w:r>
         <w:t xml:space="preserve"> fall mechanism</w:t>
       </w:r>
-      <w:ins w:id="310" w:author="治輝 齋藤" w:date="2026-04-30T19:32:00Z" w16du:dateUtc="2026-04-30T10:32:00Z">
+      <w:ins w:id="337" w:author="治輝 齋藤" w:date="2026-04-30T19:32:00Z" w16du:dateUtc="2026-04-30T10:32:00Z">
         <w:r>
           <w:rPr>
             <w:rFonts w:hint="eastAsia"/>
@@ -3790,12 +3936,12 @@
       <w:r>
         <w:t xml:space="preserve"> Finite element method (FEM) simulations have further </w:t>
       </w:r>
-      <w:ins w:id="311" w:author="治輝 齋藤" w:date="2026-04-30T19:28:00Z" w16du:dateUtc="2026-04-30T10:28:00Z">
+      <w:ins w:id="338" w:author="治輝 齋藤" w:date="2026-04-30T19:28:00Z" w16du:dateUtc="2026-04-30T10:28:00Z">
         <w:r>
           <w:t>suggested</w:t>
         </w:r>
       </w:ins>
-      <w:del w:id="312" w:author="治輝 齋藤" w:date="2026-04-30T19:28:00Z" w16du:dateUtc="2026-04-30T10:28:00Z">
+      <w:del w:id="339" w:author="治輝 齋藤" w:date="2026-04-30T19:28:00Z" w16du:dateUtc="2026-04-30T10:28:00Z">
         <w:r>
           <w:delText>confirmed</w:delText>
         </w:r>
@@ -3803,12 +3949,12 @@
       <w:r>
         <w:t xml:space="preserve"> that posterolateral and lateral impacts generate maximum tensile and compressive stresses at the superior and inferior aspects of the femoral neck, </w:t>
       </w:r>
-      <w:ins w:id="313" w:author="治輝 齋藤" w:date="2026-04-30T19:29:00Z" w16du:dateUtc="2026-04-30T10:29:00Z">
+      <w:ins w:id="340" w:author="治輝 齋藤" w:date="2026-04-30T19:29:00Z" w16du:dateUtc="2026-04-30T10:29:00Z">
         <w:r>
           <w:t>potentially increasing</w:t>
         </w:r>
       </w:ins>
-      <w:del w:id="314" w:author="治輝 齋藤" w:date="2026-04-30T19:29:00Z" w16du:dateUtc="2026-04-30T10:29:00Z">
+      <w:del w:id="341" w:author="治輝 齋藤" w:date="2026-04-30T19:29:00Z" w16du:dateUtc="2026-04-30T10:29:00Z">
         <w:r>
           <w:delText>maximizing</w:delText>
         </w:r>
@@ -3825,14 +3971,14 @@
         </w:rPr>
         <w:t>[26]</w:t>
       </w:r>
-      <w:commentRangeEnd w:id="300"/>
+      <w:commentRangeEnd w:id="327"/>
       <w:r>
         <w:rPr>
           <w:rStyle w:val="af2"/>
           <w:sz w:val="24"/>
           <w:szCs w:val="24"/>
         </w:rPr>
-        <w:commentReference w:id="300"/>
+        <w:commentReference w:id="327"/>
       </w:r>
     </w:p>
     <w:p>
@@ -3844,15 +3990,7 @@
         </w:rPr>
       </w:pPr>
       <w:r>
-        <w:t>When walking downhill or across a slope, the body’s center of mass (</w:t>
-      </w:r>
-      <w:proofErr w:type="spellStart"/>
-      <w:r>
-        <w:t>CoM</w:t>
-      </w:r>
-      <w:proofErr w:type="spellEnd"/>
-      <w:r>
-        <w:t>) shifts laterally, and the control of lateral stability becomes increasingly difficult.</w:t>
+        <w:t>When walking downhill or across a slope, the body’s center of mass (CoM) shifts laterally, and the control of lateral stability becomes increasingly difficult.</w:t>
       </w:r>
       <w:r>
         <w:t xml:space="preserve"> </w:t>
@@ -3864,29 +4002,17 @@
         <w:t>[27, 28]</w:t>
       </w:r>
       <w:r>
-        <w:t xml:space="preserve"> The human gait pattern is biomechanically analogous to an inverted pendulum, with </w:t>
-      </w:r>
-      <w:proofErr w:type="spellStart"/>
-      <w:r>
-        <w:t>CoM</w:t>
-      </w:r>
-      <w:proofErr w:type="spellEnd"/>
-      <w:r>
-        <w:t xml:space="preserve"> tracing a bow-tie-shaped trajectory in three-dimensional space.</w:t>
+        <w:t xml:space="preserve"> The human gait pattern is biomechanically analogous to an inverted pendulum, with CoM tracing a bow-tie-shaped trajectory in three-dimensional space.</w:t>
       </w:r>
       <w:r>
         <w:t xml:space="preserve"> [28]</w:t>
       </w:r>
       <w:r>
-        <w:t xml:space="preserve"> On sloped terrain, maintaining </w:t>
-      </w:r>
-      <w:proofErr w:type="spellStart"/>
-      <w:r>
-        <w:t>CoM</w:t>
-      </w:r>
-      <w:proofErr w:type="spellEnd"/>
-      <w:r>
-        <w:t xml:space="preserve"> within the base of support (BoS) requires precise step-by-step adjustments of step width and foot placement.</w:t>
+        <w:t xml:space="preserve"> On sloped </w:t>
+      </w:r>
+      <w:r>
+        <w:lastRenderedPageBreak/>
+        <w:t>terrain, maintaining CoM within the base of support (BoS) requires precise step-by-step adjustments of step width and foot placement.</w:t>
       </w:r>
       <w:r>
         <w:t xml:space="preserve"> </w:t>
@@ -3904,15 +4030,7 @@
         <w:t xml:space="preserve"> [11, 13]</w:t>
       </w:r>
       <w:r>
-        <w:t xml:space="preserve"> Slips or minor perturbations that could be corrected via cross-over steps on flat surfaces become </w:t>
-      </w:r>
-      <w:proofErr w:type="spellStart"/>
-      <w:r>
-        <w:t>unarrested</w:t>
-      </w:r>
-      <w:proofErr w:type="spellEnd"/>
-      <w:r>
-        <w:t xml:space="preserve"> lateral falls on slopes due to delayed postural reflexes and environmental constraints.</w:t>
+        <w:t xml:space="preserve"> Slips or minor perturbations that could be corrected via cross-over steps on flat surfaces become unarrested lateral falls on slopes due to delayed postural reflexes and environmental constraints.</w:t>
       </w:r>
       <w:r>
         <w:t xml:space="preserve"> [12, 28]</w:t>
@@ -3924,7 +4042,6 @@
         <w:spacing w:line="360" w:lineRule="auto"/>
       </w:pPr>
       <w:r>
-        <w:lastRenderedPageBreak/>
         <w:t>In contrast, wrist (forearm) fractures are more commonly caused by protective extension reflexes during forward falls on flat surfaces.</w:t>
       </w:r>
       <w:r>
@@ -3979,8 +4096,8 @@
       <w:r>
         <w:t xml:space="preserve"> The fracture-site specificity observed in our data—significant association with hip fractures but not with humerus or forearm fractures—</w:t>
       </w:r>
-      <w:commentRangeStart w:id="315"/>
-      <w:del w:id="316" w:author="治輝 齋藤" w:date="2026-04-30T20:51:00Z" w16du:dateUtc="2026-04-30T11:51:00Z">
+      <w:commentRangeStart w:id="342"/>
+      <w:del w:id="343" w:author="治輝 齋藤" w:date="2026-04-30T20:51:00Z" w16du:dateUtc="2026-04-30T11:51:00Z">
         <w:r>
           <w:delText xml:space="preserve">thus </w:delText>
         </w:r>
@@ -3988,7 +4105,7 @@
       <w:r>
         <w:t xml:space="preserve">provides internal evidence </w:t>
       </w:r>
-      <w:ins w:id="317" w:author="治輝 齋藤" w:date="2026-04-30T20:52:00Z" w16du:dateUtc="2026-04-30T11:52:00Z">
+      <w:ins w:id="344" w:author="治輝 齋藤" w:date="2026-04-30T20:52:00Z" w16du:dateUtc="2026-04-30T11:52:00Z">
         <w:r>
           <w:t>that is</w:t>
         </w:r>
@@ -4003,12 +4120,12 @@
       <w:r>
         <w:t xml:space="preserve">consistent with </w:t>
       </w:r>
-      <w:del w:id="318" w:author="治輝 齋藤" w:date="2026-04-30T20:52:00Z" w16du:dateUtc="2026-04-30T11:52:00Z">
+      <w:del w:id="345" w:author="治輝 齋藤" w:date="2026-04-30T20:52:00Z" w16du:dateUtc="2026-04-30T11:52:00Z">
         <w:r>
           <w:delText xml:space="preserve">the </w:delText>
         </w:r>
       </w:del>
-      <w:ins w:id="319" w:author="治輝 齋藤" w:date="2026-04-30T20:52:00Z" w16du:dateUtc="2026-04-30T11:52:00Z">
+      <w:ins w:id="346" w:author="治輝 齋藤" w:date="2026-04-30T20:52:00Z" w16du:dateUtc="2026-04-30T11:52:00Z">
         <w:r>
           <w:rPr>
             <w:rFonts w:hint="eastAsia"/>
@@ -4023,12 +4140,12 @@
       <w:r>
         <w:t xml:space="preserve">biomechanical paradigm </w:t>
       </w:r>
-      <w:ins w:id="320" w:author="治輝 齋藤" w:date="2026-04-30T20:52:00Z" w16du:dateUtc="2026-04-30T11:52:00Z">
+      <w:ins w:id="347" w:author="治輝 齋藤" w:date="2026-04-30T20:52:00Z" w16du:dateUtc="2026-04-30T11:52:00Z">
         <w:r>
           <w:t>in which</w:t>
         </w:r>
       </w:ins>
-      <w:del w:id="321" w:author="治輝 齋藤" w:date="2026-04-30T20:52:00Z" w16du:dateUtc="2026-04-30T11:52:00Z">
+      <w:del w:id="348" w:author="治輝 齋藤" w:date="2026-04-30T20:52:00Z" w16du:dateUtc="2026-04-30T11:52:00Z">
         <w:r>
           <w:delText>that</w:delText>
         </w:r>
@@ -4036,7 +4153,7 @@
       <w:r>
         <w:t xml:space="preserve"> terrain slope </w:t>
       </w:r>
-      <w:ins w:id="322" w:author="治輝 齋藤" w:date="2026-04-30T20:52:00Z" w16du:dateUtc="2026-04-30T11:52:00Z">
+      <w:ins w:id="349" w:author="治輝 齋藤" w:date="2026-04-30T20:52:00Z" w16du:dateUtc="2026-04-30T11:52:00Z">
         <w:r>
           <w:rPr>
             <w:rFonts w:hint="eastAsia"/>
@@ -4048,7 +4165,7 @@
       <w:r>
         <w:t>specifically amplif</w:t>
       </w:r>
-      <w:ins w:id="323" w:author="治輝 齋藤" w:date="2026-04-30T20:52:00Z" w16du:dateUtc="2026-04-30T11:52:00Z">
+      <w:ins w:id="350" w:author="治輝 齋藤" w:date="2026-04-30T20:52:00Z" w16du:dateUtc="2026-04-30T11:52:00Z">
         <w:r>
           <w:rPr>
             <w:rFonts w:hint="eastAsia"/>
@@ -4057,7 +4174,7 @@
           <w:t>y</w:t>
         </w:r>
       </w:ins>
-      <w:del w:id="324" w:author="治輝 齋藤" w:date="2026-04-30T20:52:00Z" w16du:dateUtc="2026-04-30T11:52:00Z">
+      <w:del w:id="351" w:author="治輝 齋藤" w:date="2026-04-30T20:52:00Z" w16du:dateUtc="2026-04-30T11:52:00Z">
         <w:r>
           <w:delText>ies</w:delText>
         </w:r>
@@ -4065,14 +4182,14 @@
       <w:r>
         <w:t xml:space="preserve"> lateral fall risk.</w:t>
       </w:r>
-      <w:commentRangeEnd w:id="315"/>
+      <w:commentRangeEnd w:id="342"/>
       <w:r>
         <w:rPr>
           <w:rStyle w:val="af2"/>
           <w:sz w:val="24"/>
           <w:szCs w:val="24"/>
         </w:rPr>
-        <w:commentReference w:id="315"/>
+        <w:commentReference w:id="342"/>
       </w:r>
     </w:p>
     <w:p>
@@ -4080,8 +4197,8 @@
         <w:pStyle w:val="2"/>
         <w:spacing w:line="360" w:lineRule="auto"/>
       </w:pPr>
-      <w:bookmarkStart w:id="325" w:name="comparison-with-previous-studies"/>
-      <w:bookmarkEnd w:id="299"/>
+      <w:bookmarkStart w:id="352" w:name="comparison-with-previous-studies"/>
+      <w:bookmarkEnd w:id="326"/>
       <w:r>
         <w:t>3. Comparison with Previous Studies</w:t>
       </w:r>
@@ -4092,7 +4209,11 @@
         <w:spacing w:line="360" w:lineRule="auto"/>
       </w:pPr>
       <w:r>
-        <w:t>Our findings align with and extend international ecological studies examining geospatial determinants of hip fracture risk. The Norwegian Epidemiologic Osteoporosis Studies (NOREPOS), conducted in one of the world’s highest hip fracture incidence countries, used GIS-linked nationwide hospital records to demonstrate that residents of inland, high-elevation, topographically complex areas experienced significantly higher hip fracture incidence compared to those in flat coastal regions.</w:t>
+        <w:t xml:space="preserve">Our findings align with and extend international ecological studies examining geospatial determinants of hip fracture risk. The Norwegian Epidemiologic Osteoporosis Studies (NOREPOS), conducted in one of the world’s highest hip fracture incidence countries, used GIS-linked nationwide hospital records to demonstrate that residents of inland, high-elevation, topographically complex areas </w:t>
+      </w:r>
+      <w:r>
+        <w:lastRenderedPageBreak/>
+        <w:t>experienced significantly higher hip fracture incidence compared to those in flat coastal regions.</w:t>
       </w:r>
       <w:r>
         <w:t xml:space="preserve"> </w:t>
@@ -4125,11 +4246,7 @@
         <w:spacing w:line="360" w:lineRule="auto"/>
       </w:pPr>
       <w:r>
-        <w:t xml:space="preserve">In Asia, a recent retrospective cohort analysis using data from the China Health and Retirement Longitudinal Study (CHARLS) demonstrated that exposure to high altitude </w:t>
-      </w:r>
-      <w:r>
-        <w:lastRenderedPageBreak/>
-        <w:t>and steep terrain was associated with a 1.65-fold elevated hazard ratio for hip fracture, with particularly pronounced effects among overweight individuals and women.</w:t>
+        <w:t>In Asia, a recent retrospective cohort analysis using data from the China Health and Retirement Longitudinal Study (CHARLS) demonstrated that exposure to high altitude and steep terrain was associated with a 1.65-fold elevated hazard ratio for hip fracture, with particularly pronounced effects among overweight individuals and women.</w:t>
       </w:r>
       <w:r>
         <w:t xml:space="preserve"> </w:t>
@@ -4185,16 +4302,16 @@
       <w:r>
         <w:t xml:space="preserve"> However, to our knowledge, no prior study has used nationwide DEM data linked to administrative fracture data to quantify the dose-response association between terrain slope and hip fracture rates at the population level in Japan. </w:t>
       </w:r>
-      <w:commentRangeStart w:id="326"/>
+      <w:commentRangeStart w:id="353"/>
       <w:r>
         <w:t xml:space="preserve">Our </w:t>
       </w:r>
-      <w:ins w:id="327" w:author="治輝 齋藤" w:date="2026-04-30T20:55:00Z" w16du:dateUtc="2026-04-30T11:55:00Z">
+      <w:ins w:id="354" w:author="治輝 齋藤" w:date="2026-04-30T20:55:00Z" w16du:dateUtc="2026-04-30T11:55:00Z">
         <w:r>
           <w:t>findings add</w:t>
         </w:r>
       </w:ins>
-      <w:del w:id="328" w:author="治輝 齋藤" w:date="2026-04-30T20:55:00Z" w16du:dateUtc="2026-04-30T11:55:00Z">
+      <w:del w:id="355" w:author="治輝 齋藤" w:date="2026-04-30T20:55:00Z" w16du:dateUtc="2026-04-30T11:55:00Z">
         <w:r>
           <w:delText>study provides the first</w:delText>
         </w:r>
@@ -4202,17 +4319,17 @@
       <w:r>
         <w:t xml:space="preserve"> nationwide quantitative evidence that each one-degree increase in terrain slope is associated with approximately 3.5 additional hip fracture surgeries per 100,000 population, independent of </w:t>
       </w:r>
-      <w:ins w:id="329" w:author="治輝 齋藤" w:date="2026-05-19T23:34:00Z" w16du:dateUtc="2026-05-19T14:34:00Z">
+      <w:ins w:id="356" w:author="治輝 齋藤" w:date="2026-05-19T23:34:00Z" w16du:dateUtc="2026-05-19T14:34:00Z">
         <w:r>
           <w:t>proportion aged ≥65 years</w:t>
         </w:r>
       </w:ins>
-      <w:del w:id="330" w:author="治輝 齋藤" w:date="2026-05-19T23:34:00Z" w16du:dateUtc="2026-05-19T14:34:00Z">
+      <w:del w:id="357" w:author="治輝 齋藤" w:date="2026-05-19T23:34:00Z" w16du:dateUtc="2026-05-19T14:34:00Z">
         <w:r>
           <w:delText>aging rate</w:delText>
         </w:r>
       </w:del>
-      <w:ins w:id="331" w:author="治輝 齋藤" w:date="2026-04-30T20:55:00Z" w16du:dateUtc="2026-04-30T11:55:00Z">
+      <w:ins w:id="358" w:author="治輝 齋藤" w:date="2026-04-30T20:55:00Z" w16du:dateUtc="2026-04-30T11:55:00Z">
         <w:r>
           <w:t xml:space="preserve"> in the primary model</w:t>
         </w:r>
@@ -4220,7 +4337,7 @@
       <w:r>
         <w:t xml:space="preserve">. This quantitative estimate </w:t>
       </w:r>
-      <w:del w:id="332" w:author="治輝 齋藤" w:date="2026-04-30T20:56:00Z" w16du:dateUtc="2026-04-30T11:56:00Z">
+      <w:del w:id="359" w:author="治輝 齋藤" w:date="2026-04-30T20:56:00Z" w16du:dateUtc="2026-04-30T11:56:00Z">
         <w:r>
           <w:delText xml:space="preserve">is novel and </w:delText>
         </w:r>
@@ -4235,12 +4352,12 @@
       <w:r>
         <w:t xml:space="preserve">contribute to the global evidence base for terrain as a modifiable environmental </w:t>
       </w:r>
-      <w:ins w:id="333" w:author="治輝 齋藤" w:date="2026-04-30T20:56:00Z" w16du:dateUtc="2026-04-30T11:56:00Z">
+      <w:ins w:id="360" w:author="治輝 齋藤" w:date="2026-04-30T20:56:00Z" w16du:dateUtc="2026-04-30T11:56:00Z">
         <w:r>
           <w:t>correlate of fracture burden</w:t>
         </w:r>
       </w:ins>
-      <w:del w:id="334" w:author="治輝 齋藤" w:date="2026-04-30T20:56:00Z" w16du:dateUtc="2026-04-30T11:56:00Z">
+      <w:del w:id="361" w:author="治輝 齋藤" w:date="2026-04-30T20:56:00Z" w16du:dateUtc="2026-04-30T11:56:00Z">
         <w:r>
           <w:delText>risk factor</w:delText>
         </w:r>
@@ -4248,14 +4365,14 @@
       <w:r>
         <w:t>.</w:t>
       </w:r>
-      <w:commentRangeEnd w:id="326"/>
+      <w:commentRangeEnd w:id="353"/>
       <w:r>
         <w:rPr>
           <w:rStyle w:val="af2"/>
           <w:sz w:val="24"/>
           <w:szCs w:val="24"/>
         </w:rPr>
-        <w:commentReference w:id="326"/>
+        <w:commentReference w:id="353"/>
       </w:r>
     </w:p>
     <w:p>
@@ -4263,17 +4380,18 @@
         <w:pStyle w:val="2"/>
         <w:spacing w:line="360" w:lineRule="auto"/>
       </w:pPr>
-      <w:bookmarkStart w:id="335" w:name="role-of-aging-rate"/>
-      <w:bookmarkEnd w:id="325"/>
-      <w:r>
+      <w:bookmarkStart w:id="362" w:name="role-of-aging-rate"/>
+      <w:bookmarkEnd w:id="352"/>
+      <w:r>
+        <w:lastRenderedPageBreak/>
         <w:t xml:space="preserve">4. </w:t>
       </w:r>
-      <w:ins w:id="336" w:author="治輝 齋藤" w:date="2026-05-19T23:34:00Z" w16du:dateUtc="2026-05-19T14:34:00Z">
+      <w:ins w:id="363" w:author="治輝 齋藤" w:date="2026-05-19T23:34:00Z" w16du:dateUtc="2026-05-19T14:34:00Z">
         <w:r>
           <w:t>Proportion Aged ≥65 Years</w:t>
         </w:r>
       </w:ins>
-      <w:del w:id="337" w:author="治輝 齋藤" w:date="2026-05-19T23:34:00Z" w16du:dateUtc="2026-05-19T14:34:00Z">
+      <w:del w:id="364" w:author="治輝 齋藤" w:date="2026-05-19T23:34:00Z" w16du:dateUtc="2026-05-19T14:34:00Z">
         <w:r>
           <w:delText>Role of Aging Rate</w:delText>
         </w:r>
@@ -4284,12 +4402,12 @@
         <w:pStyle w:val="FirstParagraph"/>
         <w:spacing w:line="360" w:lineRule="auto"/>
       </w:pPr>
-      <w:ins w:id="338" w:author="治輝 齋藤" w:date="2026-05-19T23:34:00Z" w16du:dateUtc="2026-05-19T14:34:00Z">
+      <w:ins w:id="365" w:author="治輝 齋藤" w:date="2026-05-19T23:34:00Z" w16du:dateUtc="2026-05-19T14:34:00Z">
         <w:r>
           <w:t>Proportion Aged ≥65 Years</w:t>
         </w:r>
       </w:ins>
-      <w:del w:id="339" w:author="治輝 齋藤" w:date="2026-05-19T23:34:00Z" w16du:dateUtc="2026-05-19T14:34:00Z">
+      <w:del w:id="366" w:author="治輝 齋藤" w:date="2026-05-19T23:34:00Z" w16du:dateUtc="2026-05-19T14:34:00Z">
         <w:r>
           <w:delText>Aging rate</w:delText>
         </w:r>
@@ -4307,7 +4425,7 @@
       <w:r>
         <w:t xml:space="preserve"> = 0.011). Prefectures with steeper terrain also tended to have higher </w:t>
       </w:r>
-      <w:ins w:id="340" w:author="治輝 齋藤" w:date="2026-05-19T23:35:00Z" w16du:dateUtc="2026-05-19T14:35:00Z">
+      <w:ins w:id="367" w:author="治輝 齋藤" w:date="2026-05-19T23:35:00Z" w16du:dateUtc="2026-05-19T14:35:00Z">
         <w:r>
           <w:rPr>
             <w:lang w:eastAsia="ja-JP"/>
@@ -4315,7 +4433,7 @@
           <w:t>proportions aged ≥65 years</w:t>
         </w:r>
       </w:ins>
-      <w:del w:id="341" w:author="治輝 齋藤" w:date="2026-05-19T23:34:00Z" w16du:dateUtc="2026-05-19T14:34:00Z">
+      <w:del w:id="368" w:author="治輝 齋藤" w:date="2026-05-19T23:34:00Z" w16du:dateUtc="2026-05-19T14:34:00Z">
         <w:r>
           <w:delText>aging rates</w:delText>
         </w:r>
@@ -4333,11 +4451,7 @@
         <w:t>[35, 36, 37]</w:t>
       </w:r>
       <w:r>
-        <w:t xml:space="preserve"> Older adults in these high-slope prefectures thus face a double burden: the physical challenge of navigating harsh terrain on a daily basis (environmental hazard) and the social </w:t>
-      </w:r>
-      <w:r>
-        <w:lastRenderedPageBreak/>
-        <w:t>isolation and lack of medical access associated with rural depopulation (social determinants of health).</w:t>
+        <w:t xml:space="preserve"> Older adults in these high-slope prefectures thus face a double burden: the physical challenge of navigating harsh terrain on a daily basis (environmental hazard) and the social isolation and lack of medical access associated with rural depopulation (social determinants of health).</w:t>
       </w:r>
       <w:r>
         <w:t xml:space="preserve"> </w:t>
@@ -4354,7 +4468,7 @@
         <w:pStyle w:val="a0"/>
         <w:spacing w:line="360" w:lineRule="auto"/>
       </w:pPr>
-      <w:commentRangeStart w:id="342"/>
+      <w:commentRangeStart w:id="369"/>
       <w:r>
         <w:t xml:space="preserve">The </w:t>
       </w:r>
@@ -4364,12 +4478,12 @@
       <w:r>
         <w:t xml:space="preserve"> association of slope with hip fracture after adjustment for </w:t>
       </w:r>
-      <w:ins w:id="343" w:author="治輝 齋藤" w:date="2026-05-19T23:35:00Z" w16du:dateUtc="2026-05-19T14:35:00Z">
+      <w:ins w:id="370" w:author="治輝 齋藤" w:date="2026-05-19T23:35:00Z" w16du:dateUtc="2026-05-19T14:35:00Z">
         <w:r>
           <w:t>proportion aged ≥65 years</w:t>
         </w:r>
       </w:ins>
-      <w:del w:id="344" w:author="治輝 齋藤" w:date="2026-05-19T23:35:00Z" w16du:dateUtc="2026-05-19T14:35:00Z">
+      <w:del w:id="371" w:author="治輝 齋藤" w:date="2026-05-19T23:35:00Z" w16du:dateUtc="2026-05-19T14:35:00Z">
         <w:r>
           <w:delText>aging rate</w:delText>
         </w:r>
@@ -4389,12 +4503,12 @@
       <w:r>
         <w:t xml:space="preserve"> a risk </w:t>
       </w:r>
-      <w:ins w:id="345" w:author="治輝 齋藤" w:date="2026-04-30T20:57:00Z" w16du:dateUtc="2026-04-30T11:57:00Z">
+      <w:ins w:id="372" w:author="治輝 齋藤" w:date="2026-04-30T20:57:00Z" w16du:dateUtc="2026-04-30T11:57:00Z">
         <w:r>
           <w:t>correlate</w:t>
         </w:r>
       </w:ins>
-      <w:del w:id="346" w:author="治輝 齋藤" w:date="2026-04-30T20:57:00Z" w16du:dateUtc="2026-04-30T11:57:00Z">
+      <w:del w:id="373" w:author="治輝 齋藤" w:date="2026-04-30T20:57:00Z" w16du:dateUtc="2026-04-30T11:57:00Z">
         <w:r>
           <w:delText>factor</w:delText>
         </w:r>
@@ -4408,7 +4522,7 @@
       <w:r>
         <w:t xml:space="preserve">. This finding has practical implications: even within the context of Japan’s nationwide aging, geographic topography </w:t>
       </w:r>
-      <w:ins w:id="347" w:author="治輝 齋藤" w:date="2026-04-30T20:58:00Z" w16du:dateUtc="2026-04-30T11:58:00Z">
+      <w:ins w:id="374" w:author="治輝 齋藤" w:date="2026-04-30T20:58:00Z" w16du:dateUtc="2026-04-30T11:58:00Z">
         <w:r>
           <w:rPr>
             <w:rFonts w:hint="eastAsia"/>
@@ -4420,7 +4534,7 @@
       <w:r>
         <w:t>represent</w:t>
       </w:r>
-      <w:del w:id="348" w:author="治輝 齋藤" w:date="2026-04-30T20:58:00Z" w16du:dateUtc="2026-04-30T11:58:00Z">
+      <w:del w:id="375" w:author="治輝 齋藤" w:date="2026-04-30T20:58:00Z" w16du:dateUtc="2026-04-30T11:58:00Z">
         <w:r>
           <w:delText>s</w:delText>
         </w:r>
@@ -4428,7 +4542,7 @@
       <w:r>
         <w:t xml:space="preserve"> an additional and </w:t>
       </w:r>
-      <w:ins w:id="349" w:author="治輝 齋藤" w:date="2026-04-30T20:58:00Z" w16du:dateUtc="2026-04-30T11:58:00Z">
+      <w:ins w:id="376" w:author="治輝 齋藤" w:date="2026-04-30T20:58:00Z" w16du:dateUtc="2026-04-30T11:58:00Z">
         <w:r>
           <w:t>potentially</w:t>
         </w:r>
@@ -4443,7 +4557,7 @@
       <w:r>
         <w:t xml:space="preserve">modifiable layer of fracture risk. Terrain slope </w:t>
       </w:r>
-      <w:ins w:id="350" w:author="治輝 齋藤" w:date="2026-04-30T20:58:00Z" w16du:dateUtc="2026-04-30T11:58:00Z">
+      <w:ins w:id="377" w:author="治輝 齋藤" w:date="2026-04-30T20:58:00Z" w16du:dateUtc="2026-04-30T11:58:00Z">
         <w:r>
           <w:rPr>
             <w:rFonts w:hint="eastAsia"/>
@@ -4452,7 +4566,7 @@
           <w:t>may</w:t>
         </w:r>
       </w:ins>
-      <w:del w:id="351" w:author="治輝 齋藤" w:date="2026-04-30T20:58:00Z" w16du:dateUtc="2026-04-30T11:58:00Z">
+      <w:del w:id="378" w:author="治輝 齋藤" w:date="2026-04-30T20:58:00Z" w16du:dateUtc="2026-04-30T11:58:00Z">
         <w:r>
           <w:delText>is</w:delText>
         </w:r>
@@ -4460,7 +4574,7 @@
       <w:r>
         <w:t xml:space="preserve"> not </w:t>
       </w:r>
-      <w:ins w:id="352" w:author="治輝 齋藤" w:date="2026-04-30T20:58:00Z" w16du:dateUtc="2026-04-30T11:58:00Z">
+      <w:ins w:id="379" w:author="治輝 齋藤" w:date="2026-04-30T20:58:00Z" w16du:dateUtc="2026-04-30T11:58:00Z">
         <w:r>
           <w:rPr>
             <w:rFonts w:hint="eastAsia"/>
@@ -4472,12 +4586,12 @@
       <w:r>
         <w:t>merely a proxy for aging</w:t>
       </w:r>
-      <w:ins w:id="353" w:author="治輝 齋藤" w:date="2026-04-30T20:59:00Z" w16du:dateUtc="2026-04-30T11:59:00Z">
+      <w:ins w:id="380" w:author="治輝 齋藤" w:date="2026-04-30T20:59:00Z" w16du:dateUtc="2026-04-30T11:59:00Z">
         <w:r>
           <w:t xml:space="preserve"> and may represent</w:t>
         </w:r>
       </w:ins>
-      <w:del w:id="354" w:author="治輝 齋藤" w:date="2026-04-30T20:59:00Z" w16du:dateUtc="2026-04-30T11:59:00Z">
+      <w:del w:id="381" w:author="治輝 齋藤" w:date="2026-04-30T20:59:00Z" w16du:dateUtc="2026-04-30T11:59:00Z">
         <w:r>
           <w:delText>, but</w:delText>
         </w:r>
@@ -4485,12 +4599,12 @@
       <w:r>
         <w:t xml:space="preserve"> an </w:t>
       </w:r>
-      <w:ins w:id="355" w:author="治輝 齋藤" w:date="2026-04-30T20:59:00Z" w16du:dateUtc="2026-04-30T11:59:00Z">
+      <w:ins w:id="382" w:author="治輝 齋藤" w:date="2026-04-30T20:59:00Z" w16du:dateUtc="2026-04-30T11:59:00Z">
         <w:r>
           <w:t>additional</w:t>
         </w:r>
       </w:ins>
-      <w:del w:id="356" w:author="治輝 齋藤" w:date="2026-04-30T20:59:00Z" w16du:dateUtc="2026-04-30T11:59:00Z">
+      <w:del w:id="383" w:author="治輝 齋藤" w:date="2026-04-30T20:59:00Z" w16du:dateUtc="2026-04-30T11:59:00Z">
         <w:r>
           <w:delText>independent</w:delText>
         </w:r>
@@ -4498,12 +4612,12 @@
       <w:r>
         <w:t xml:space="preserve"> environmental </w:t>
       </w:r>
-      <w:ins w:id="357" w:author="治輝 齋藤" w:date="2026-04-30T20:59:00Z" w16du:dateUtc="2026-04-30T11:59:00Z">
+      <w:ins w:id="384" w:author="治輝 齋藤" w:date="2026-04-30T20:59:00Z" w16du:dateUtc="2026-04-30T11:59:00Z">
         <w:r>
           <w:t>correlate</w:t>
         </w:r>
       </w:ins>
-      <w:del w:id="358" w:author="治輝 齋藤" w:date="2026-04-30T20:59:00Z" w16du:dateUtc="2026-04-30T11:59:00Z">
+      <w:del w:id="385" w:author="治輝 齋藤" w:date="2026-04-30T20:59:00Z" w16du:dateUtc="2026-04-30T11:59:00Z">
         <w:r>
           <w:delText>hazard</w:delText>
         </w:r>
@@ -4511,12 +4625,12 @@
       <w:r>
         <w:t xml:space="preserve"> that </w:t>
       </w:r>
-      <w:ins w:id="359" w:author="治輝 齋藤" w:date="2026-04-30T20:59:00Z" w16du:dateUtc="2026-04-30T11:59:00Z">
+      <w:ins w:id="386" w:author="治輝 齋藤" w:date="2026-04-30T20:59:00Z" w16du:dateUtc="2026-04-30T11:59:00Z">
         <w:r>
           <w:t>could contribute to functional decline</w:t>
         </w:r>
       </w:ins>
-      <w:del w:id="360" w:author="治輝 齋藤" w:date="2026-04-30T20:59:00Z" w16du:dateUtc="2026-04-30T11:59:00Z">
+      <w:del w:id="387" w:author="治輝 齋藤" w:date="2026-04-30T20:59:00Z" w16du:dateUtc="2026-04-30T11:59:00Z">
         <w:r>
           <w:delText>chronically erodes physical function</w:delText>
         </w:r>
@@ -4524,33 +4638,33 @@
       <w:r>
         <w:t xml:space="preserve"> among rural-dwelling older adults.</w:t>
       </w:r>
-      <w:commentRangeEnd w:id="342"/>
+      <w:commentRangeEnd w:id="369"/>
       <w:r>
         <w:rPr>
           <w:rStyle w:val="af2"/>
           <w:sz w:val="24"/>
           <w:szCs w:val="24"/>
         </w:rPr>
-        <w:commentReference w:id="342"/>
-      </w:r>
-      <w:ins w:id="361" w:author="治輝 齋藤" w:date="2026-04-30T20:32:00Z" w16du:dateUtc="2026-04-30T11:32:00Z">
+        <w:commentReference w:id="369"/>
+      </w:r>
+      <w:ins w:id="388" w:author="治輝 齋藤" w:date="2026-04-30T20:32:00Z" w16du:dateUtc="2026-04-30T11:32:00Z">
         <w:r>
           <w:t xml:space="preserve"> </w:t>
         </w:r>
-        <w:commentRangeStart w:id="362"/>
+        <w:commentRangeStart w:id="389"/>
         <w:r>
           <w:t>Given public-data masking in age-stratified surgery tables, we interpret age-structure robustness primarily from the consistency of adjusted ecological models and from imputation-based sensitivity analyses, while acknowledging that full indirect standardization without imputation is not feasible with the current open dataset.</w:t>
         </w:r>
       </w:ins>
-      <w:commentRangeEnd w:id="362"/>
-      <w:ins w:id="363" w:author="治輝 齋藤" w:date="2026-04-30T20:33:00Z" w16du:dateUtc="2026-04-30T11:33:00Z">
+      <w:commentRangeEnd w:id="389"/>
+      <w:ins w:id="390" w:author="治輝 齋藤" w:date="2026-04-30T20:33:00Z" w16du:dateUtc="2026-04-30T11:33:00Z">
         <w:r>
           <w:rPr>
             <w:rStyle w:val="af2"/>
             <w:sz w:val="24"/>
             <w:szCs w:val="24"/>
           </w:rPr>
-          <w:commentReference w:id="362"/>
+          <w:commentReference w:id="389"/>
         </w:r>
       </w:ins>
     </w:p>
@@ -4559,9 +4673,10 @@
         <w:pStyle w:val="2"/>
         <w:spacing w:line="360" w:lineRule="auto"/>
       </w:pPr>
-      <w:bookmarkStart w:id="364" w:name="walking-speed-as-a-mediator"/>
-      <w:bookmarkEnd w:id="335"/>
-      <w:r>
+      <w:bookmarkStart w:id="391" w:name="walking-speed-as-a-mediator"/>
+      <w:bookmarkEnd w:id="362"/>
+      <w:r>
+        <w:lastRenderedPageBreak/>
         <w:t>5. Walking Speed as a Mediator</w:t>
       </w:r>
     </w:p>
@@ -4636,7 +4751,7 @@
       <w:r>
         <w:t>In our ecological data, terrain slope was negatively correlated with prefecture-level fast</w:t>
       </w:r>
-      <w:ins w:id="365" w:author="治輝 齋藤" w:date="2026-05-19T23:35:00Z" w16du:dateUtc="2026-05-19T14:35:00Z">
+      <w:ins w:id="392" w:author="治輝 齋藤" w:date="2026-05-19T23:35:00Z" w16du:dateUtc="2026-05-19T14:35:00Z">
         <w:r>
           <w:rPr>
             <w:rFonts w:hint="eastAsia"/>
@@ -4645,7 +4760,7 @@
           <w:t>-</w:t>
         </w:r>
       </w:ins>
-      <w:del w:id="366" w:author="治輝 齋藤" w:date="2026-05-19T23:35:00Z" w16du:dateUtc="2026-05-19T14:35:00Z">
+      <w:del w:id="393" w:author="治輝 齋藤" w:date="2026-05-19T23:35:00Z" w16du:dateUtc="2026-05-19T14:35:00Z">
         <w:r>
           <w:delText xml:space="preserve"> </w:delText>
         </w:r>
@@ -4653,12 +4768,12 @@
       <w:r>
         <w:t xml:space="preserve">walking </w:t>
       </w:r>
-      <w:ins w:id="367" w:author="治輝 齋藤" w:date="2026-05-19T23:35:00Z" w16du:dateUtc="2026-05-19T14:35:00Z">
+      <w:ins w:id="394" w:author="治輝 齋藤" w:date="2026-05-19T23:35:00Z" w16du:dateUtc="2026-05-19T14:35:00Z">
         <w:r>
           <w:t>proportion</w:t>
         </w:r>
       </w:ins>
-      <w:del w:id="368" w:author="治輝 齋藤" w:date="2026-05-19T23:35:00Z" w16du:dateUtc="2026-05-19T14:35:00Z">
+      <w:del w:id="395" w:author="治輝 齋藤" w:date="2026-05-19T23:35:00Z" w16du:dateUtc="2026-05-19T14:35:00Z">
         <w:r>
           <w:delText>rate</w:delText>
         </w:r>
@@ -4666,8 +4781,8 @@
       <w:r>
         <w:t xml:space="preserve"> (r = −0.264</w:t>
       </w:r>
-      <w:commentRangeStart w:id="369"/>
-      <w:ins w:id="370" w:author="治輝 齋藤" w:date="2026-05-20T08:52:00Z" w16du:dateUtc="2026-05-19T23:52:00Z">
+      <w:commentRangeStart w:id="396"/>
+      <w:ins w:id="397" w:author="治輝 齋藤" w:date="2026-05-20T08:52:00Z" w16du:dateUtc="2026-05-19T23:52:00Z">
         <w:r>
           <w:t xml:space="preserve">, </w:t>
         </w:r>
@@ -4682,24 +4797,20 @@
           <w:t xml:space="preserve"> = 0.073</w:t>
         </w:r>
       </w:ins>
-      <w:commentRangeEnd w:id="369"/>
-      <w:ins w:id="371" w:author="治輝 齋藤" w:date="2026-05-20T08:53:00Z" w16du:dateUtc="2026-05-19T23:53:00Z">
+      <w:commentRangeEnd w:id="396"/>
+      <w:ins w:id="398" w:author="治輝 齋藤" w:date="2026-05-20T08:53:00Z" w16du:dateUtc="2026-05-19T23:53:00Z">
         <w:r>
           <w:rPr>
             <w:rStyle w:val="af2"/>
           </w:rPr>
-          <w:commentReference w:id="369"/>
+          <w:commentReference w:id="396"/>
         </w:r>
       </w:ins>
       <w:r>
         <w:t xml:space="preserve">), consistent with residents of steeper prefectures reporting slower habitual walking on average. </w:t>
       </w:r>
       <w:r>
-        <w:t xml:space="preserve">When confronted with uneven or sloped terrain, older adults unconsciously adopt cautious gait </w:t>
-      </w:r>
-      <w:r>
-        <w:lastRenderedPageBreak/>
-        <w:t>strategies, reducing step length and cadence to enhance stability, which results in substantially slower walking speeds.</w:t>
+        <w:t>When confronted with uneven or sloped terrain, older adults unconsciously adopt cautious gait strategies, reducing step length and cadence to enhance stability, which results in substantially slower walking speeds.</w:t>
       </w:r>
       <w:r>
         <w:t xml:space="preserve"> </w:t>
@@ -4713,18 +4824,18 @@
       <w:r>
         <w:t xml:space="preserve"> </w:t>
       </w:r>
-      <w:commentRangeStart w:id="372"/>
+      <w:commentRangeStart w:id="399"/>
       <w:r>
         <w:t>Older adults residing in high-slope regions are exposed to such challenging terrain daily during shopping and outdoor activities, leading to chronic fear of falling, reduced outdoor activity, and progressive deconditioning (disuse muscle atrophy).</w:t>
       </w:r>
-      <w:commentRangeEnd w:id="372"/>
+      <w:commentRangeEnd w:id="399"/>
       <w:r>
         <w:rPr>
           <w:rStyle w:val="af2"/>
           <w:sz w:val="24"/>
           <w:szCs w:val="24"/>
         </w:rPr>
-        <w:commentReference w:id="372"/>
+        <w:commentReference w:id="399"/>
       </w:r>
       <w:r>
         <w:t xml:space="preserve"> </w:t>
@@ -4747,7 +4858,7 @@
       <w:r>
         <w:t>the multivariable OLS coefficient for fast</w:t>
       </w:r>
-      <w:ins w:id="373" w:author="治輝 齋藤" w:date="2026-05-19T23:38:00Z" w16du:dateUtc="2026-05-19T14:38:00Z">
+      <w:ins w:id="400" w:author="治輝 齋藤" w:date="2026-05-19T23:38:00Z" w16du:dateUtc="2026-05-19T14:38:00Z">
         <w:r>
           <w:rPr>
             <w:rFonts w:hint="eastAsia"/>
@@ -4756,7 +4867,7 @@
           <w:t>-</w:t>
         </w:r>
       </w:ins>
-      <w:del w:id="374" w:author="治輝 齋藤" w:date="2026-05-19T23:38:00Z" w16du:dateUtc="2026-05-19T14:38:00Z">
+      <w:del w:id="401" w:author="治輝 齋藤" w:date="2026-05-19T23:38:00Z" w16du:dateUtc="2026-05-19T14:38:00Z">
         <w:r>
           <w:delText xml:space="preserve"> </w:delText>
         </w:r>
@@ -4764,12 +4875,12 @@
       <w:r>
         <w:t xml:space="preserve">walking </w:t>
       </w:r>
-      <w:ins w:id="375" w:author="治輝 齋藤" w:date="2026-05-19T23:38:00Z" w16du:dateUtc="2026-05-19T14:38:00Z">
+      <w:ins w:id="402" w:author="治輝 齋藤" w:date="2026-05-19T23:38:00Z" w16du:dateUtc="2026-05-19T14:38:00Z">
         <w:r>
           <w:t>proportion</w:t>
         </w:r>
       </w:ins>
-      <w:del w:id="376" w:author="治輝 齋藤" w:date="2026-05-19T23:38:00Z" w16du:dateUtc="2026-05-19T14:38:00Z">
+      <w:del w:id="403" w:author="治輝 齋藤" w:date="2026-05-19T23:38:00Z" w16du:dateUtc="2026-05-19T14:38:00Z">
         <w:r>
           <w:delText>rate</w:delText>
         </w:r>
@@ -4777,7 +4888,7 @@
       <w:r>
         <w:t xml:space="preserve"> was </w:t>
       </w:r>
-      <w:del w:id="377" w:author="治輝 齋藤" w:date="2026-04-30T18:39:00Z" w16du:dateUtc="2026-04-30T09:39:00Z">
+      <w:del w:id="404" w:author="治輝 齋藤" w:date="2026-04-30T18:39:00Z" w16du:dateUtc="2026-04-30T09:39:00Z">
         <w:r>
           <w:delText>**</w:delText>
         </w:r>
@@ -4785,7 +4896,7 @@
       <w:r>
         <w:t>positive</w:t>
       </w:r>
-      <w:del w:id="378" w:author="治輝 齋藤" w:date="2026-04-30T18:39:00Z" w16du:dateUtc="2026-04-30T09:39:00Z">
+      <w:del w:id="405" w:author="治輝 齋藤" w:date="2026-04-30T18:39:00Z" w16du:dateUtc="2026-04-30T09:39:00Z">
         <w:r>
           <w:delText>**</w:delText>
         </w:r>
@@ -4813,19 +4924,23 @@
       <w:r>
         <w:t xml:space="preserve"> = 0.022). Plausible drivers include ecological bias, aggregation of a 40–74-year screening metric to represent regions where hip fractures concentrate among the oldest-old, and confounding by unmeasured healthcare and reporting behaviors. </w:t>
       </w:r>
-      <w:commentRangeStart w:id="379"/>
-      <w:ins w:id="380" w:author="治輝 齋藤" w:date="2026-04-30T18:41:00Z" w16du:dateUtc="2026-04-30T09:41:00Z">
-        <w:r>
-          <w:t xml:space="preserve">Because only the 40–74-year questionnaire aggregate is publicly available, we treated this variable as a contextual covariate and not as a direct proxy for hip fracture risk in the oldest age groups. </w:t>
-        </w:r>
-        <w:commentRangeEnd w:id="379"/>
+      <w:commentRangeStart w:id="406"/>
+      <w:ins w:id="407" w:author="治輝 齋藤" w:date="2026-04-30T18:41:00Z" w16du:dateUtc="2026-04-30T09:41:00Z">
+        <w:r>
+          <w:t xml:space="preserve">Because only the 40–74-year questionnaire aggregate is publicly available, we treated this variable as a contextual covariate and not as a direct proxy for hip fracture risk in </w:t>
+        </w:r>
+        <w:r>
+          <w:lastRenderedPageBreak/>
+          <w:t xml:space="preserve">the oldest age groups. </w:t>
+        </w:r>
+        <w:commentRangeEnd w:id="406"/>
         <w:r>
           <w:rPr>
             <w:rStyle w:val="af2"/>
             <w:sz w:val="24"/>
             <w:szCs w:val="24"/>
           </w:rPr>
-          <w:commentReference w:id="379"/>
+          <w:commentReference w:id="406"/>
         </w:r>
       </w:ins>
       <w:r>
@@ -4840,8 +4955,8 @@
         <w:pStyle w:val="2"/>
         <w:spacing w:line="360" w:lineRule="auto"/>
       </w:pPr>
-      <w:bookmarkStart w:id="381" w:name="policy-implications"/>
-      <w:bookmarkEnd w:id="364"/>
+      <w:bookmarkStart w:id="408" w:name="policy-implications"/>
+      <w:bookmarkEnd w:id="391"/>
       <w:r>
         <w:t>6. Policy Implications</w:t>
       </w:r>
@@ -4862,11 +4977,7 @@
         <w:t xml:space="preserve">may </w:t>
       </w:r>
       <w:r>
-        <w:t xml:space="preserve">have concrete policy implications in the context of Japan’s national health promotion strategies and the ongoing escalation of hip fracture healthcare costs. The NDB trends from 2012 to 2023 demonstrate that hip fracture incidence, which had plateaued temporarily, resumed an upward trajectory after 2021, likely </w:t>
-      </w:r>
-      <w:r>
-        <w:lastRenderedPageBreak/>
-        <w:t>reflecting COVID-19-related outdoor activity restrictions and accelerated frailty.</w:t>
+        <w:t>have concrete policy implications in the context of Japan’s national health promotion strategies and the ongoing escalation of hip fracture healthcare costs. The NDB trends from 2012 to 2023 demonstrate that hip fracture incidence, which had plateaued temporarily, resumed an upward trajectory after 2021, likely reflecting COVID-19-related outdoor activity restrictions and accelerated frailty.</w:t>
       </w:r>
       <w:r>
         <w:t xml:space="preserve"> </w:t>
@@ -4908,15 +5019,7 @@
         <w:spacing w:line="360" w:lineRule="auto"/>
       </w:pPr>
       <w:r>
-        <w:t xml:space="preserve">First, prefectures with steeper terrain should be prioritized in national fall prevention programs. Japan’s Ministry of Health, </w:t>
-      </w:r>
-      <w:proofErr w:type="spellStart"/>
-      <w:r>
-        <w:t>Labour</w:t>
-      </w:r>
-      <w:proofErr w:type="spellEnd"/>
-      <w:r>
-        <w:t xml:space="preserve"> and Welfare has promoted the “Active Guide” (Plus-Ten campaign: “add 10 minutes of physical activity daily”) under the Health Japan 21 (second edition) framework.</w:t>
+        <w:t>First, prefectures with steeper terrain should be prioritized in national fall prevention programs. Japan’s Ministry of Health, Labour and Welfare has promoted the “Active Guide” (Plus-Ten campaign: “add 10 minutes of physical activity daily”) under the Health Japan 21 (second edition) framework.</w:t>
       </w:r>
       <w:r>
         <w:t xml:space="preserve"> </w:t>
@@ -4940,7 +5043,11 @@
         <w:t>[45]</w:t>
       </w:r>
       <w:r>
-        <w:t xml:space="preserve"> Recommending “10 additional minutes of outdoor walking” in mountainous prefectures with mean slopes exceeding 10 degrees (e.g., regions in Shikoku, Chugoku, inland Kyushu) may inadvertently increase lateral fall and hip fracture risk without concurrent environmental modifications. High-slope regions require environment-specific adaptations of the Active Guide, including balance and strength training programs, anti-slip footwear distribution, and handrail installation subsidies for outdoor pathways.</w:t>
+        <w:t xml:space="preserve"> Recommending “10 additional minutes of outdoor walking” in mountainous prefectures with mean slopes exceeding 10 degrees (e.g., regions in Shikoku, Chugoku, inland Kyushu) may inadvertently increase lateral fall and hip fracture risk without concurrent environmental modifications. High-slope regions require </w:t>
+      </w:r>
+      <w:r>
+        <w:lastRenderedPageBreak/>
+        <w:t>environment-specific adaptations of the Active Guide, including balance and strength training programs, anti-slip footwear distribution, and handrail installation subsidies for outdoor pathways.</w:t>
       </w:r>
       <w:r>
         <w:t xml:space="preserve"> </w:t>
@@ -4960,18 +5067,18 @@
       <w:r>
         <w:t xml:space="preserve">Second, housing modification subsidies targeting high-slope prefectures—such as installation of handrails on outdoor pathways and anti-slip surface materials—could reduce the environmental contribution to fall risk. Third, urban planning guidelines for mountainous communities should explicitly incorporate slope gradient as a factor in pedestrian infrastructure design, particularly in areas with high proportions of older residents. Given the irreversible demographic aging in rural Japan, these upstream environmental interventions represent </w:t>
       </w:r>
-      <w:commentRangeStart w:id="382"/>
+      <w:commentRangeStart w:id="409"/>
       <w:r>
         <w:t>cost-effective</w:t>
       </w:r>
-      <w:commentRangeEnd w:id="382"/>
+      <w:commentRangeEnd w:id="409"/>
       <w:r>
         <w:rPr>
           <w:rStyle w:val="af2"/>
           <w:sz w:val="24"/>
           <w:szCs w:val="24"/>
         </w:rPr>
-        <w:commentReference w:id="382"/>
+        <w:commentReference w:id="409"/>
       </w:r>
       <w:r>
         <w:t xml:space="preserve"> strategies to mitigate the downstream burden of fragility fractures.</w:t>
@@ -4982,10 +5089,9 @@
         <w:pStyle w:val="2"/>
         <w:spacing w:line="360" w:lineRule="auto"/>
       </w:pPr>
-      <w:bookmarkStart w:id="383" w:name="strengths"/>
-      <w:bookmarkEnd w:id="381"/>
-      <w:r>
-        <w:lastRenderedPageBreak/>
+      <w:bookmarkStart w:id="410" w:name="strengths"/>
+      <w:bookmarkEnd w:id="408"/>
+      <w:r>
         <w:t>7. Strengths</w:t>
       </w:r>
     </w:p>
@@ -5003,8 +5109,8 @@
         <w:pStyle w:val="2"/>
         <w:spacing w:line="360" w:lineRule="auto"/>
       </w:pPr>
-      <w:bookmarkStart w:id="384" w:name="limitations"/>
-      <w:bookmarkEnd w:id="383"/>
+      <w:bookmarkStart w:id="411" w:name="limitations"/>
+      <w:bookmarkEnd w:id="410"/>
       <w:r>
         <w:t>8. Limitations</w:t>
       </w:r>
@@ -5027,7 +5133,11 @@
         <w:t>[48]</w:t>
       </w:r>
       <w:r>
-        <w:t xml:space="preserve"> We cannot establish whether individuals living in steeper terrain within a prefecture have higher fracture risk than those in flatter areas of the same prefecture. Individual-level studies with residential geocoding and objective measures of daily terrain exposure (e.g., GPS tracking, accelerometry) are necessary to confirm our prefecture-level findings.</w:t>
+        <w:t xml:space="preserve"> We cannot establish whether individuals living in steeper terrain within a prefecture have higher fracture risk than </w:t>
+      </w:r>
+      <w:r>
+        <w:lastRenderedPageBreak/>
+        <w:t>those in flatter areas of the same prefecture. Individual-level studies with residential geocoding and objective measures of daily terrain exposure (e.g., GPS tracking, accelerometry) are necessary to confirm our prefecture-level findings.</w:t>
       </w:r>
     </w:p>
     <w:p>
@@ -5035,60 +5145,56 @@
         <w:pStyle w:val="a0"/>
         <w:spacing w:line="360" w:lineRule="auto"/>
       </w:pPr>
-      <w:bookmarkStart w:id="385" w:name="_Hlk228469400"/>
+      <w:bookmarkStart w:id="412" w:name="_Hlk228469400"/>
       <w:r>
         <w:t xml:space="preserve">Second, </w:t>
       </w:r>
-      <w:commentRangeStart w:id="386"/>
-      <w:ins w:id="387" w:author="治輝 齋藤" w:date="2026-04-30T18:02:00Z" w16du:dateUtc="2026-04-30T09:02:00Z">
+      <w:commentRangeStart w:id="413"/>
+      <w:ins w:id="414" w:author="治輝 齋藤" w:date="2026-04-30T18:02:00Z" w16du:dateUtc="2026-04-30T09:02:00Z">
         <w:r>
           <w:t xml:space="preserve">our outcome reflects surgery rates rather than true fracture incidence. Although hip fractures are usually treated surgically, prefectural variation in treatment decisions, referral patterns, and access to operative care may influence observed rates independently of fracture occurrence. Third, </w:t>
         </w:r>
       </w:ins>
-      <w:commentRangeEnd w:id="386"/>
-      <w:ins w:id="388" w:author="治輝 齋藤" w:date="2026-04-30T18:04:00Z" w16du:dateUtc="2026-04-30T09:04:00Z">
+      <w:commentRangeEnd w:id="413"/>
+      <w:ins w:id="415" w:author="治輝 齋藤" w:date="2026-04-30T18:04:00Z" w16du:dateUtc="2026-04-30T09:04:00Z">
         <w:r>
           <w:rPr>
             <w:rStyle w:val="af2"/>
             <w:sz w:val="24"/>
             <w:szCs w:val="24"/>
           </w:rPr>
-          <w:commentReference w:id="386"/>
+          <w:commentReference w:id="413"/>
         </w:r>
       </w:ins>
       <w:r>
         <w:t xml:space="preserve">the cross-sectional design precludes causal inference. Although reverse causation is unlikely for a fixed environmental exposure such as terrain slope, residual confounding by unmeasured variables cannot be excluded. </w:t>
       </w:r>
-      <w:ins w:id="389" w:author="治輝 齋藤" w:date="2026-04-30T18:03:00Z" w16du:dateUtc="2026-04-30T09:03:00Z">
+      <w:ins w:id="416" w:author="治輝 齋藤" w:date="2026-04-30T18:03:00Z" w16du:dateUtc="2026-04-30T09:03:00Z">
         <w:r>
           <w:t>Fourth</w:t>
         </w:r>
       </w:ins>
-      <w:del w:id="390" w:author="治輝 齋藤" w:date="2026-04-30T18:03:00Z" w16du:dateUtc="2026-04-30T09:03:00Z">
+      <w:del w:id="417" w:author="治輝 齋藤" w:date="2026-04-30T18:03:00Z" w16du:dateUtc="2026-04-30T09:03:00Z">
         <w:r>
           <w:delText>Third</w:delText>
         </w:r>
       </w:del>
       <w:r>
-        <w:t xml:space="preserve">, important unmeasured confounders—including individual-level socioeconomic status, healthcare access (e.g., prefectural </w:t>
-      </w:r>
-      <w:r>
-        <w:lastRenderedPageBreak/>
-        <w:t xml:space="preserve">orthopedic surgeon density, distance to emergency hospitals), nutritional status (calcium and vitamin D intake), bone mineral density (BMD), </w:t>
-      </w:r>
-      <w:commentRangeStart w:id="391"/>
-      <w:ins w:id="392" w:author="治輝 齋藤" w:date="2026-04-30T18:09:00Z" w16du:dateUtc="2026-04-30T09:09:00Z">
+        <w:t xml:space="preserve">, important unmeasured confounders—including individual-level socioeconomic status, healthcare access (e.g., prefectural orthopedic surgeon density, distance to emergency hospitals), nutritional status (calcium and vitamin D intake), bone mineral density (BMD), </w:t>
+      </w:r>
+      <w:commentRangeStart w:id="418"/>
+      <w:ins w:id="419" w:author="治輝 齋藤" w:date="2026-04-30T18:09:00Z" w16du:dateUtc="2026-04-30T09:09:00Z">
         <w:r>
           <w:t xml:space="preserve">climate (snowfall and icing), </w:t>
         </w:r>
-        <w:commentRangeEnd w:id="391"/>
+        <w:commentRangeEnd w:id="418"/>
         <w:r>
           <w:rPr>
             <w:rStyle w:val="af2"/>
             <w:sz w:val="24"/>
             <w:szCs w:val="24"/>
           </w:rPr>
-          <w:commentReference w:id="391"/>
+          <w:commentReference w:id="418"/>
         </w:r>
       </w:ins>
       <w:r>
@@ -5100,17 +5206,68 @@
         <w:pStyle w:val="a0"/>
         <w:spacing w:line="360" w:lineRule="auto"/>
       </w:pPr>
-      <w:commentRangeStart w:id="393"/>
-      <w:ins w:id="394" w:author="治輝 齋藤" w:date="2026-04-30T20:36:00Z" w16du:dateUtc="2026-04-30T11:36:00Z">
+      <w:commentRangeStart w:id="420"/>
+      <w:ins w:id="421" w:author="治輝 齋藤" w:date="2026-04-30T20:36:00Z" w16du:dateUtc="2026-04-30T11:36:00Z">
         <w:r>
           <w:rPr>
             <w:lang w:eastAsia="ja-JP"/>
           </w:rPr>
-          <w:t>Fifth, age-standardization sensitivity results relied on imputation of masked (`"-"`) cells in publicly released age-stratified surgery tables. Although directionality was robust across `0/5/9` scenarios, effect size depended on masking assumptions, and secondary masking rules imply that some masked cells may not correspond strictly to the nominal `&lt;10` range. Therefore, these SIR/ISR analyses should be interpreted as robustness checks rather than definitive age-standardized estimates.</w:t>
-        </w:r>
-      </w:ins>
-      <w:commentRangeEnd w:id="393"/>
-      <w:ins w:id="395" w:author="治輝 齋藤" w:date="2026-04-30T20:37:00Z" w16du:dateUtc="2026-04-30T11:37:00Z">
+          <w:t>Fifth, age-standardization sensitivity results relied on</w:t>
+        </w:r>
+      </w:ins>
+      <w:ins w:id="422" w:author="治輝 齋藤" w:date="2026-05-20T12:30:00Z" w16du:dateUtc="2026-05-20T03:30:00Z">
+        <w:r>
+          <w:t xml:space="preserve"> </w:t>
+        </w:r>
+        <w:r>
+          <w:rPr>
+            <w:lang w:eastAsia="ja-JP"/>
+          </w:rPr>
+          <w:t>replacing withheld (disclosure-controlled) cells</w:t>
+        </w:r>
+      </w:ins>
+      <w:ins w:id="423" w:author="治輝 齋藤" w:date="2026-04-30T20:36:00Z" w16du:dateUtc="2026-04-30T11:36:00Z">
+        <w:r>
+          <w:rPr>
+            <w:lang w:eastAsia="ja-JP"/>
+          </w:rPr>
+          <w:t xml:space="preserve"> in publicly released age-stratified surgery tables</w:t>
+        </w:r>
+      </w:ins>
+      <w:ins w:id="424" w:author="治輝 齋藤" w:date="2026-05-20T12:30:00Z" w16du:dateUtc="2026-05-20T03:30:00Z">
+        <w:r>
+          <w:rPr>
+            <w:lang w:eastAsia="ja-JP"/>
+          </w:rPr>
+          <w:t xml:space="preserve"> with prespecified surgery counts (0, 5, or 9)</w:t>
+        </w:r>
+      </w:ins>
+      <w:ins w:id="425" w:author="治輝 齋藤" w:date="2026-04-30T20:36:00Z" w16du:dateUtc="2026-04-30T11:36:00Z">
+        <w:r>
+          <w:rPr>
+            <w:lang w:eastAsia="ja-JP"/>
+          </w:rPr>
+          <w:t xml:space="preserve">. </w:t>
+        </w:r>
+      </w:ins>
+      <w:ins w:id="426" w:author="治輝 齋藤" w:date="2026-05-20T12:31:00Z" w16du:dateUtc="2026-05-20T03:31:00Z">
+        <w:r>
+          <w:rPr>
+            <w:lang w:eastAsia="ja-JP"/>
+          </w:rPr>
+          <w:t>Although directionality was robust across these scenarios, effect size depended on the replacement assumption, and secondary masking rules imply that some withheld cells may not correspond strictly to the nominal `&lt;10` range</w:t>
+        </w:r>
+      </w:ins>
+      <w:ins w:id="427" w:author="治輝 齋藤" w:date="2026-04-30T20:36:00Z" w16du:dateUtc="2026-04-30T11:36:00Z">
+        <w:r>
+          <w:rPr>
+            <w:lang w:eastAsia="ja-JP"/>
+          </w:rPr>
+          <w:t>. Therefore, these SIR/ISR analyses should be interpreted as robustness checks rather than definitive age-standardized estimates.</w:t>
+        </w:r>
+      </w:ins>
+      <w:commentRangeEnd w:id="420"/>
+      <w:ins w:id="428" w:author="治輝 齋藤" w:date="2026-04-30T20:37:00Z" w16du:dateUtc="2026-04-30T11:37:00Z">
         <w:r>
           <w:rPr>
             <w:rStyle w:val="af2"/>
@@ -5118,10 +5275,10 @@
             <w:szCs w:val="24"/>
             <w:lang w:eastAsia="ja-JP"/>
           </w:rPr>
-          <w:commentReference w:id="393"/>
-        </w:r>
-      </w:ins>
-      <w:ins w:id="396" w:author="治輝 齋藤" w:date="2026-04-30T20:36:00Z" w16du:dateUtc="2026-04-30T11:36:00Z">
+          <w:commentReference w:id="420"/>
+        </w:r>
+      </w:ins>
+      <w:ins w:id="429" w:author="治輝 齋藤" w:date="2026-04-30T20:36:00Z" w16du:dateUtc="2026-04-30T11:36:00Z">
         <w:r>
           <w:rPr>
             <w:lang w:eastAsia="ja-JP"/>
@@ -5136,7 +5293,7 @@
           <w:t>Six</w:t>
         </w:r>
       </w:ins>
-      <w:ins w:id="397" w:author="治輝 齋藤" w:date="2026-04-30T18:04:00Z" w16du:dateUtc="2026-04-30T09:04:00Z">
+      <w:ins w:id="430" w:author="治輝 齋藤" w:date="2026-04-30T18:04:00Z" w16du:dateUtc="2026-04-30T09:04:00Z">
         <w:r>
           <w:rPr>
             <w:rFonts w:hint="eastAsia"/>
@@ -5145,7 +5302,7 @@
           <w:t>th</w:t>
         </w:r>
       </w:ins>
-      <w:del w:id="398" w:author="治輝 齋藤" w:date="2026-04-30T18:04:00Z" w16du:dateUtc="2026-04-30T09:04:00Z">
+      <w:del w:id="431" w:author="治輝 齋藤" w:date="2026-04-30T18:04:00Z" w16du:dateUtc="2026-04-30T09:04:00Z">
         <w:r>
           <w:delText>Fourth</w:delText>
         </w:r>
@@ -5153,8 +5310,8 @@
       <w:r>
         <w:t xml:space="preserve">, the walking speed variable was based on self-reported habitual walking speed in the Specific Health Checkup questionnaire, administered to individuals aged 40–74 years, </w:t>
       </w:r>
-      <w:commentRangeStart w:id="399"/>
-      <w:ins w:id="400" w:author="治輝 齋藤" w:date="2026-04-30T19:05:00Z" w16du:dateUtc="2026-04-30T10:05:00Z">
+      <w:commentRangeStart w:id="432"/>
+      <w:ins w:id="433" w:author="治輝 齋藤" w:date="2026-04-30T19:05:00Z" w16du:dateUtc="2026-04-30T10:05:00Z">
         <w:r>
           <w:rPr>
             <w:rFonts w:hint="eastAsia"/>
@@ -5163,9 +5320,13 @@
           <w:t>because</w:t>
         </w:r>
       </w:ins>
-      <w:ins w:id="401" w:author="治輝 齋藤" w:date="2026-04-30T19:04:00Z" w16du:dateUtc="2026-04-30T10:04:00Z">
-        <w:r>
-          <w:t xml:space="preserve"> publicly available prefecture-level data were limited to individuals aged 40–74 years in the current NDB Open Data</w:t>
+      <w:ins w:id="434" w:author="治輝 齋藤" w:date="2026-04-30T19:04:00Z" w16du:dateUtc="2026-04-30T10:04:00Z">
+        <w:r>
+          <w:t xml:space="preserve"> publicly available prefecture-level data were limited to individuals aged 40–74 years </w:t>
+        </w:r>
+        <w:r>
+          <w:lastRenderedPageBreak/>
+          <w:t>in the current NDB Open Data</w:t>
         </w:r>
         <w:r>
           <w:rPr>
@@ -5175,34 +5336,34 @@
           <w:t>.</w:t>
         </w:r>
       </w:ins>
-      <w:ins w:id="402" w:author="治輝 齋藤" w:date="2026-04-30T18:45:00Z" w16du:dateUtc="2026-04-30T09:45:00Z">
+      <w:ins w:id="435" w:author="治輝 齋藤" w:date="2026-04-30T18:45:00Z" w16du:dateUtc="2026-04-30T09:45:00Z">
         <w:r>
           <w:t xml:space="preserve"> This variable </w:t>
         </w:r>
       </w:ins>
-      <w:del w:id="403" w:author="治輝 齋藤" w:date="2026-04-30T18:45:00Z" w16du:dateUtc="2026-04-30T09:45:00Z">
+      <w:del w:id="436" w:author="治輝 齋藤" w:date="2026-04-30T18:45:00Z" w16du:dateUtc="2026-04-30T09:45:00Z">
         <w:r>
           <w:delText>which</w:delText>
         </w:r>
       </w:del>
-      <w:commentRangeEnd w:id="399"/>
+      <w:commentRangeEnd w:id="432"/>
       <w:r>
         <w:rPr>
           <w:rStyle w:val="af2"/>
           <w:sz w:val="24"/>
           <w:szCs w:val="24"/>
         </w:rPr>
-        <w:commentReference w:id="399"/>
+        <w:commentReference w:id="432"/>
       </w:r>
       <w:r>
         <w:t xml:space="preserve"> may not accurately represent the functional capacity of the oldest-old (≥75 years) at highest fracture risk</w:t>
       </w:r>
-      <w:ins w:id="404" w:author="治輝 齋藤" w:date="2026-04-30T18:45:00Z" w16du:dateUtc="2026-04-30T09:45:00Z">
+      <w:ins w:id="437" w:author="治輝 齋藤" w:date="2026-04-30T18:45:00Z" w16du:dateUtc="2026-04-30T09:45:00Z">
         <w:r>
           <w:t>, and its direct relevance to hip fracture occurrence is likely limited at this ecological resolution</w:t>
         </w:r>
       </w:ins>
-      <w:ins w:id="405" w:author="治輝 齋藤" w:date="2026-05-19T12:38:00Z" w16du:dateUtc="2026-05-19T03:38:00Z">
+      <w:ins w:id="438" w:author="治輝 齋藤" w:date="2026-05-19T12:38:00Z" w16du:dateUtc="2026-05-19T03:38:00Z">
         <w:r>
           <w:rPr>
             <w:rFonts w:hint="eastAsia"/>
@@ -5210,22 +5371,22 @@
           </w:rPr>
           <w:t xml:space="preserve">. </w:t>
         </w:r>
-        <w:commentRangeStart w:id="406"/>
+        <w:commentRangeStart w:id="439"/>
         <w:r>
           <w:t>Moreover, this self-reported fast-walking indicator primarily reflects perceived walking capacity rather than actual walking volume or direct slope-specific exposure in daily life</w:t>
         </w:r>
-        <w:commentRangeEnd w:id="406"/>
+        <w:commentRangeEnd w:id="439"/>
         <w:r>
           <w:rPr>
             <w:rStyle w:val="af2"/>
           </w:rPr>
-          <w:commentReference w:id="406"/>
+          <w:commentReference w:id="439"/>
         </w:r>
       </w:ins>
       <w:r>
         <w:t xml:space="preserve">. This self-reported measure may be subject to non-differential measurement error, biasing our estimates toward the null. </w:t>
       </w:r>
-      <w:ins w:id="407" w:author="治輝 齋藤" w:date="2026-04-30T18:04:00Z" w16du:dateUtc="2026-04-30T09:04:00Z">
+      <w:ins w:id="440" w:author="治輝 齋藤" w:date="2026-04-30T18:04:00Z" w16du:dateUtc="2026-04-30T09:04:00Z">
         <w:r>
           <w:rPr>
             <w:rFonts w:hint="eastAsia"/>
@@ -5234,7 +5395,7 @@
           <w:t>S</w:t>
         </w:r>
       </w:ins>
-      <w:ins w:id="408" w:author="治輝 齋藤" w:date="2026-04-30T20:36:00Z" w16du:dateUtc="2026-04-30T11:36:00Z">
+      <w:ins w:id="441" w:author="治輝 齋藤" w:date="2026-04-30T20:36:00Z" w16du:dateUtc="2026-04-30T11:36:00Z">
         <w:r>
           <w:rPr>
             <w:rFonts w:hint="eastAsia"/>
@@ -5243,7 +5404,7 @@
           <w:t>even</w:t>
         </w:r>
       </w:ins>
-      <w:ins w:id="409" w:author="治輝 齋藤" w:date="2026-04-30T18:04:00Z" w16du:dateUtc="2026-04-30T09:04:00Z">
+      <w:ins w:id="442" w:author="治輝 齋藤" w:date="2026-04-30T18:04:00Z" w16du:dateUtc="2026-04-30T09:04:00Z">
         <w:r>
           <w:rPr>
             <w:rFonts w:hint="eastAsia"/>
@@ -5252,7 +5413,7 @@
           <w:t>th</w:t>
         </w:r>
       </w:ins>
-      <w:del w:id="410" w:author="治輝 齋藤" w:date="2026-04-30T18:04:00Z" w16du:dateUtc="2026-04-30T09:04:00Z">
+      <w:del w:id="443" w:author="治輝 齋藤" w:date="2026-04-30T18:04:00Z" w16du:dateUtc="2026-04-30T09:04:00Z">
         <w:r>
           <w:delText>Fifth</w:delText>
         </w:r>
@@ -5266,17 +5427,16 @@
         <w:pStyle w:val="a0"/>
         <w:spacing w:line="360" w:lineRule="auto"/>
       </w:pPr>
-      <w:ins w:id="411" w:author="治輝 齋藤" w:date="2026-04-30T20:36:00Z" w16du:dateUtc="2026-04-30T11:36:00Z">
+      <w:ins w:id="444" w:author="治輝 齋藤" w:date="2026-04-30T20:36:00Z" w16du:dateUtc="2026-04-30T11:36:00Z">
         <w:r>
           <w:rPr>
             <w:rFonts w:hint="eastAsia"/>
             <w:lang w:eastAsia="ja-JP"/>
           </w:rPr>
-          <w:lastRenderedPageBreak/>
           <w:t>Eigh</w:t>
         </w:r>
       </w:ins>
-      <w:ins w:id="412" w:author="治輝 齋藤" w:date="2026-04-30T18:04:00Z" w16du:dateUtc="2026-04-30T09:04:00Z">
+      <w:ins w:id="445" w:author="治輝 齋藤" w:date="2026-04-30T18:04:00Z" w16du:dateUtc="2026-04-30T09:04:00Z">
         <w:r>
           <w:rPr>
             <w:rFonts w:hint="eastAsia"/>
@@ -5285,7 +5445,7 @@
           <w:t>th</w:t>
         </w:r>
       </w:ins>
-      <w:del w:id="413" w:author="治輝 齋藤" w:date="2026-04-30T18:04:00Z" w16du:dateUtc="2026-04-30T09:04:00Z">
+      <w:del w:id="446" w:author="治輝 齋藤" w:date="2026-04-30T18:04:00Z" w16du:dateUtc="2026-04-30T09:04:00Z">
         <w:r>
           <w:delText>Sixth</w:delText>
         </w:r>
@@ -5310,7 +5470,7 @@
         </w:rPr>
         <w:t xml:space="preserve"> </w:t>
       </w:r>
-      <w:ins w:id="414" w:author="治輝 齋藤" w:date="2026-04-30T20:36:00Z" w16du:dateUtc="2026-04-30T11:36:00Z">
+      <w:ins w:id="447" w:author="治輝 齋藤" w:date="2026-04-30T20:36:00Z" w16du:dateUtc="2026-04-30T11:36:00Z">
         <w:r>
           <w:rPr>
             <w:rFonts w:hint="eastAsia"/>
@@ -5319,7 +5479,7 @@
           <w:t>Nin</w:t>
         </w:r>
       </w:ins>
-      <w:ins w:id="415" w:author="治輝 齋藤" w:date="2026-04-30T18:04:00Z" w16du:dateUtc="2026-04-30T09:04:00Z">
+      <w:ins w:id="448" w:author="治輝 齋藤" w:date="2026-04-30T18:04:00Z" w16du:dateUtc="2026-04-30T09:04:00Z">
         <w:r>
           <w:rPr>
             <w:rFonts w:hint="eastAsia"/>
@@ -5328,7 +5488,7 @@
           <w:t>th</w:t>
         </w:r>
       </w:ins>
-      <w:del w:id="416" w:author="治輝 齋藤" w:date="2026-04-30T18:04:00Z" w16du:dateUtc="2026-04-30T09:04:00Z">
+      <w:del w:id="449" w:author="治輝 齋藤" w:date="2026-04-30T18:04:00Z" w16du:dateUtc="2026-04-30T09:04:00Z">
         <w:r>
           <w:rPr>
             <w:rFonts w:hint="eastAsia"/>
@@ -5348,7 +5508,7 @@
         <w:t xml:space="preserve"> sex- and gender-stratified outcome tables were not available in the prefecture-level NDB Open Data extracts used here; findings therefore describe aggregate populations and should be interpreted with this limitation in mind.</w:t>
       </w:r>
     </w:p>
-    <w:bookmarkEnd w:id="385"/>
+    <w:bookmarkEnd w:id="412"/>
     <w:p>
       <w:pPr>
         <w:spacing w:line="360" w:lineRule="auto"/>
@@ -5364,9 +5524,9 @@
         <w:pStyle w:val="1"/>
         <w:spacing w:line="360" w:lineRule="auto"/>
       </w:pPr>
-      <w:bookmarkStart w:id="417" w:name="conclusions-1"/>
-      <w:bookmarkEnd w:id="281"/>
-      <w:bookmarkEnd w:id="384"/>
+      <w:bookmarkStart w:id="450" w:name="conclusions-1"/>
+      <w:bookmarkEnd w:id="308"/>
+      <w:bookmarkEnd w:id="411"/>
       <w:r>
         <w:t>Conclusions</w:t>
       </w:r>
@@ -5382,8 +5542,8 @@
       <w:r>
         <w:t xml:space="preserve"> slope </w:t>
       </w:r>
-      <w:commentRangeStart w:id="418"/>
-      <w:ins w:id="419" w:author="治輝 齋藤" w:date="2026-04-30T19:20:00Z" w16du:dateUtc="2026-04-30T10:20:00Z">
+      <w:commentRangeStart w:id="451"/>
+      <w:ins w:id="452" w:author="治輝 齋藤" w:date="2026-04-30T19:20:00Z" w16du:dateUtc="2026-04-30T10:20:00Z">
         <w:r>
           <w:rPr>
             <w:rFonts w:hint="eastAsia"/>
@@ -5392,32 +5552,36 @@
           <w:t>was</w:t>
         </w:r>
       </w:ins>
-      <w:del w:id="420" w:author="治輝 齋藤" w:date="2026-04-30T19:20:00Z" w16du:dateUtc="2026-04-30T10:20:00Z">
+      <w:del w:id="453" w:author="治輝 齋藤" w:date="2026-04-30T19:20:00Z" w16du:dateUtc="2026-04-30T10:20:00Z">
         <w:r>
           <w:delText>remained</w:delText>
         </w:r>
       </w:del>
-      <w:commentRangeEnd w:id="418"/>
+      <w:commentRangeEnd w:id="451"/>
       <w:r>
         <w:rPr>
           <w:rStyle w:val="af2"/>
           <w:sz w:val="24"/>
           <w:szCs w:val="24"/>
         </w:rPr>
-        <w:commentReference w:id="418"/>
+        <w:commentReference w:id="451"/>
       </w:r>
       <w:r>
         <w:t xml:space="preserve"> positively</w:t>
       </w:r>
       <w:r>
-        <w:t xml:space="preserve"> associated with hip fracture surgery rates after adjustment for </w:t>
-      </w:r>
-      <w:ins w:id="421" w:author="治輝 齋藤" w:date="2026-05-19T23:38:00Z" w16du:dateUtc="2026-05-19T14:38:00Z">
+        <w:t xml:space="preserve"> associated with hip fracture surgery rates after adjustment </w:t>
+      </w:r>
+      <w:r>
+        <w:lastRenderedPageBreak/>
+        <w:t xml:space="preserve">for </w:t>
+      </w:r>
+      <w:ins w:id="454" w:author="治輝 齋藤" w:date="2026-05-19T23:38:00Z" w16du:dateUtc="2026-05-19T14:38:00Z">
         <w:r>
           <w:t>proportion aged ≥65 years</w:t>
         </w:r>
       </w:ins>
-      <w:del w:id="422" w:author="治輝 齋藤" w:date="2026-05-19T23:38:00Z" w16du:dateUtc="2026-05-19T14:38:00Z">
+      <w:del w:id="455" w:author="治輝 齋藤" w:date="2026-05-19T23:38:00Z" w16du:dateUtc="2026-05-19T14:38:00Z">
         <w:r>
           <w:delText>aging rate</w:delText>
         </w:r>
@@ -5434,7 +5598,7 @@
       <w:r>
         <w:t>; conventional *p* = 0.043)</w:t>
       </w:r>
-      <w:ins w:id="423" w:author="治輝 齋藤" w:date="2026-05-19T12:38:00Z" w16du:dateUtc="2026-05-19T03:38:00Z">
+      <w:ins w:id="456" w:author="治輝 齋藤" w:date="2026-05-19T12:38:00Z" w16du:dateUtc="2026-05-19T03:38:00Z">
         <w:r>
           <w:t>, whereas heteroskedasticity-robust and bootstrap uncertainty quantification yielded borderline support compatible with no association at α = 0.05</w:t>
         </w:r>
@@ -5449,8 +5613,8 @@
       <w:r>
         <w:t xml:space="preserve"> </w:t>
       </w:r>
-      <w:commentRangeStart w:id="424"/>
-      <w:ins w:id="425" w:author="治輝 齋藤" w:date="2026-05-19T12:39:00Z" w16du:dateUtc="2026-05-19T03:39:00Z">
+      <w:commentRangeStart w:id="457"/>
+      <w:ins w:id="458" w:author="治輝 齋藤" w:date="2026-05-19T12:39:00Z" w16du:dateUtc="2026-05-19T03:39:00Z">
         <w:r>
           <w:t>Given the limited ecological sample size (N = 47), these findings should be interpreted as suggestive rather than confirmatory.</w:t>
         </w:r>
@@ -5461,12 +5625,12 @@
           </w:rPr>
           <w:t xml:space="preserve"> </w:t>
         </w:r>
-        <w:commentRangeEnd w:id="424"/>
+        <w:commentRangeEnd w:id="457"/>
         <w:r>
           <w:rPr>
             <w:rStyle w:val="af2"/>
           </w:rPr>
-          <w:commentReference w:id="424"/>
+          <w:commentReference w:id="457"/>
         </w:r>
       </w:ins>
       <w:r>
@@ -5478,7 +5642,7 @@
       <w:r>
         <w:t xml:space="preserve"> was specific to hip fractures, with no significant relationship observed for humerus or forearm fractures</w:t>
       </w:r>
-      <w:ins w:id="426" w:author="治輝 齋藤" w:date="2026-05-19T12:39:00Z" w16du:dateUtc="2026-05-19T03:39:00Z">
+      <w:ins w:id="459" w:author="治輝 齋藤" w:date="2026-05-19T12:39:00Z" w16du:dateUtc="2026-05-19T03:39:00Z">
         <w:r>
           <w:t>, consistent with biomechanical hypotheses emphasizing lateral falls and trochanteric loading on sloped terrain</w:t>
         </w:r>
@@ -5494,11 +5658,7 @@
         <w:t xml:space="preserve"> </w:t>
       </w:r>
       <w:r>
-        <w:t xml:space="preserve">Future studies using individual-level data with residential geocoding, objective gait measurements, formal causal mediation analysis, and high-resolution spatial modeling are warranted to delineate the precise causal pathways—direct </w:t>
-      </w:r>
-      <w:r>
-        <w:lastRenderedPageBreak/>
-        <w:t>biomechanical effects versus chronic functional decline—underlying the terrain–fracture association observed at the population level.</w:t>
+        <w:t>Future studies using individual-level data with residential geocoding, objective gait measurements, formal causal mediation analysis, and high-resolution spatial modeling are warranted to delineate the precise causal pathways—direct biomechanical effects versus chronic functional decline—underlying the terrain–fracture association observed at the population level.</w:t>
       </w:r>
     </w:p>
     <w:p>
@@ -5539,31 +5699,7 @@
         <w:spacing w:before="180" w:after="180" w:line="360" w:lineRule="auto"/>
       </w:pPr>
       <w:r>
-        <w:t xml:space="preserve">Aggregate data used in this study are publicly available from the Japanese National Database Open Data and official statistics cited in the Methods. Under Ministry of Health, </w:t>
-      </w:r>
-      <w:proofErr w:type="spellStart"/>
-      <w:r>
-        <w:t>Labour</w:t>
-      </w:r>
-      <w:proofErr w:type="spellEnd"/>
-      <w:r>
-        <w:t xml:space="preserve"> and Welfare distribution rules, individual-level claims and identifiable records cannot be shared. Prefecture-level values supporting this analysis can be reproduced from those public sources using the procedures described. We encourage deposition of analysis code and derived prefecture-level tables in a public repository (e.g., </w:t>
-      </w:r>
-      <w:proofErr w:type="spellStart"/>
-      <w:r>
-        <w:t>Zenodo</w:t>
-      </w:r>
-      <w:proofErr w:type="spellEnd"/>
-      <w:r>
-        <w:t xml:space="preserve">) with a DOI and citation in this article, in line with the journal's research data guidance (Option B). Author contributions will be reported using the </w:t>
-      </w:r>
-      <w:proofErr w:type="spellStart"/>
-      <w:r>
-        <w:t>CRediT</w:t>
-      </w:r>
-      <w:proofErr w:type="spellEnd"/>
-      <w:r>
-        <w:t xml:space="preserve"> taxonomy on the separate title page required for double-anonymized submission</w:t>
+        <w:t>Aggregate data used in this study are publicly available from the Japanese National Database Open Data and official statistics cited in the Methods. Under Ministry of Health, Labour and Welfare distribution rules, individual-level claims and identifiable records cannot be shared. Prefecture-level values supporting this analysis can be reproduced from those public sources using the procedures described. We encourage deposition of analysis code and derived prefecture-level tables in a public repository (e.g., Zenodo) with a DOI and citation in this article, in line with the journal's research data guidance (Option B). Author contributions will be reported using the CRediT taxonomy on the separate title page required for double-anonymized submission</w:t>
       </w:r>
       <w:r>
         <w:t>.</w:t>
@@ -5574,6 +5710,7 @@
         <w:spacing w:line="360" w:lineRule="auto"/>
       </w:pPr>
       <w:r>
+        <w:lastRenderedPageBreak/>
         <w:pict w14:anchorId="0AA4F1B8">
           <v:rect id="_x0000_i1034" style="width:0;height:1.5pt" o:hralign="center" o:hrstd="t" o:hr="t"/>
         </w:pict>
@@ -5607,19 +5744,7 @@
         <w:spacing w:before="180" w:after="180" w:line="360" w:lineRule="auto"/>
       </w:pPr>
       <w:r>
-        <w:t>During the preparation and writing of this work, the authors used AI-assisted tools to support manuscript drafting and statistical analysis scripting. Cursor 2.0 (</w:t>
-      </w:r>
-      <w:proofErr w:type="spellStart"/>
-      <w:r>
-        <w:t>Anysphere</w:t>
-      </w:r>
-      <w:proofErr w:type="spellEnd"/>
-      <w:r>
-        <w:t xml:space="preserve">) and Google Antigravity (Google) were used for AI-assisted writing and Python code development. Large language models used through these platforms included Claude Sonnet 4.6 and Claude Opus 4.6 (Anthropic) and Gemini 3 Pro (Google). These tools </w:t>
-      </w:r>
-      <w:r>
-        <w:lastRenderedPageBreak/>
-        <w:t>were used only for text drafting and code generation; no generative AI or AI-assisted tools were used to create, alter, or otherwise process any figures, images, or artwork in this manuscript. The authors reviewed and edited all AI-assisted outputs and were responsible for the study design, selection of statistical methods, interpretation of findings, conclusions, and final reference list. The authors take full responsibility for the integrity and accuracy of the final content. AI was not listed as an author</w:t>
+        <w:t>During the preparation and writing of this work, the authors used AI-assisted tools to support manuscript drafting and statistical analysis scripting. Cursor 2.0 (Anysphere) and Google Antigravity (Google) were used for AI-assisted writing and Python code development. Large language models used through these platforms included Claude Sonnet 4.6 and Claude Opus 4.6 (Anthropic) and Gemini 3 Pro (Google). These tools were used only for text drafting and code generation; no generative AI or AI-assisted tools were used to create, alter, or otherwise process any figures, images, or artwork in this manuscript. The authors reviewed and edited all AI-assisted outputs and were responsible for the study design, selection of statistical methods, interpretation of findings, conclusions, and final reference list. The authors take full responsibility for the integrity and accuracy of the final content. AI was not listed as an author</w:t>
       </w:r>
       <w:r>
         <w:t>.</w:t>
@@ -5645,8 +5770,8 @@
         <w:pStyle w:val="1"/>
         <w:spacing w:line="360" w:lineRule="auto"/>
       </w:pPr>
-      <w:bookmarkStart w:id="427" w:name="references"/>
-      <w:bookmarkEnd w:id="417"/>
+      <w:bookmarkStart w:id="460" w:name="references"/>
+      <w:bookmarkEnd w:id="450"/>
       <w:r>
         <w:t>References</w:t>
       </w:r>
@@ -5661,15 +5786,7 @@
         <w:spacing w:line="360" w:lineRule="auto"/>
       </w:pPr>
       <w:r>
-        <w:t xml:space="preserve">Hagino H, Katagiri H, Okano T, Yamamoto K, Teshima R. Increasing incidence of hip fracture in Tottori Prefecture, Japan: trend from 1986 to 2001. </w:t>
-      </w:r>
-      <w:proofErr w:type="spellStart"/>
-      <w:r>
-        <w:t>Osteoporos</w:t>
-      </w:r>
-      <w:proofErr w:type="spellEnd"/>
-      <w:r>
-        <w:t xml:space="preserve"> Int. 2005;16(12):1963-1968.</w:t>
+        <w:t>Hagino H, Katagiri H, Okano T, Yamamoto K, Teshima R. Increasing incidence of hip fracture in Tottori Prefecture, Japan: trend from 1986 to 2001. Osteoporos Int. 2005;16(12):1963-1968.</w:t>
       </w:r>
     </w:p>
     <w:p>
@@ -5681,21 +5798,9 @@
         </w:numPr>
         <w:spacing w:line="360" w:lineRule="auto"/>
       </w:pPr>
-      <w:proofErr w:type="spellStart"/>
-      <w:r>
-        <w:t>Orimo</w:t>
-      </w:r>
-      <w:proofErr w:type="spellEnd"/>
-      <w:r>
-        <w:t xml:space="preserve"> H, Yaegashi Y, Hosoi T, Fukushima Y, Onoda T, Hashimoto T, et al. Hip fracture incidence in Japan: estimates of new patients in 2012 and 25-year trends. </w:t>
-      </w:r>
-      <w:proofErr w:type="spellStart"/>
-      <w:r>
-        <w:t>Osteoporos</w:t>
-      </w:r>
-      <w:proofErr w:type="spellEnd"/>
-      <w:r>
-        <w:t xml:space="preserve"> Int. 2016;27(5):1777-1784.</w:t>
+      <w:r>
+        <w:lastRenderedPageBreak/>
+        <w:t>Orimo H, Yaegashi Y, Hosoi T, Fukushima Y, Onoda T, Hashimoto T, et al. Hip fracture incidence in Japan: estimates of new patients in 2012 and 25-year trends. Osteoporos Int. 2016;27(5):1777-1784.</w:t>
       </w:r>
     </w:p>
     <w:p>
@@ -5708,15 +5813,7 @@
         <w:spacing w:line="360" w:lineRule="auto"/>
       </w:pPr>
       <w:r>
-        <w:t xml:space="preserve">Cooper C, Campion G, Melton LJ 3rd. Hip fractures in the elderly: a world-wide projection. </w:t>
-      </w:r>
-      <w:proofErr w:type="spellStart"/>
-      <w:r>
-        <w:t>Osteoporos</w:t>
-      </w:r>
-      <w:proofErr w:type="spellEnd"/>
-      <w:r>
-        <w:t xml:space="preserve"> Int. 1992;2(6):285-289.</w:t>
+        <w:t>Cooper C, Campion G, Melton LJ 3rd. Hip fractures in the elderly: a world-wide projection. Osteoporos Int. 1992;2(6):285-289.</w:t>
       </w:r>
     </w:p>
     <w:p>
@@ -5728,21 +5825,8 @@
         </w:numPr>
         <w:spacing w:line="360" w:lineRule="auto"/>
       </w:pPr>
-      <w:proofErr w:type="spellStart"/>
-      <w:r>
-        <w:t>Nakatoh</w:t>
-      </w:r>
-      <w:proofErr w:type="spellEnd"/>
-      <w:r>
-        <w:t xml:space="preserve"> S, Fujimori K, Ishii S, Iki M. Trends in the incidence of hip fractures and osteoporosis treatment in Japan (FY2012–FY2023). Arch </w:t>
-      </w:r>
-      <w:proofErr w:type="spellStart"/>
-      <w:r>
-        <w:t>Osteoporos</w:t>
-      </w:r>
-      <w:proofErr w:type="spellEnd"/>
-      <w:r>
-        <w:t>. 2025; 21(1):16.</w:t>
+      <w:r>
+        <w:t>Nakatoh S, Fujimori K, Ishii S, Iki M. Trends in the incidence of hip fractures and osteoporosis treatment in Japan (FY2012–FY2023). Arch Osteoporos. 2025; 21(1):16.</w:t>
       </w:r>
     </w:p>
     <w:p>
@@ -5755,15 +5839,7 @@
         <w:spacing w:line="360" w:lineRule="auto"/>
       </w:pPr>
       <w:r>
-        <w:t xml:space="preserve">Hatano M, Yasunaga H, Ishikura H, et al. Temporal trends in acute care costs of hip fracture treatment from 2011 to 2021 in Japan. Arch </w:t>
-      </w:r>
-      <w:proofErr w:type="spellStart"/>
-      <w:r>
-        <w:t>Osteoporos</w:t>
-      </w:r>
-      <w:proofErr w:type="spellEnd"/>
-      <w:r>
-        <w:t>. 2025;20(1):124.</w:t>
+        <w:t>Hatano M, Yasunaga H, Ishikura H, et al. Temporal trends in acute care costs of hip fracture treatment from 2011 to 2021 in Japan. Arch Osteoporos. 2025;20(1):124.</w:t>
       </w:r>
     </w:p>
     <w:p>
@@ -5789,7 +5865,6 @@
         <w:spacing w:line="360" w:lineRule="auto"/>
       </w:pPr>
       <w:r>
-        <w:lastRenderedPageBreak/>
         <w:t>Tinetti ME. Clinical practice. Preventing falls in elderly persons. N Engl J Med. 2003;348(1):42-49.</w:t>
       </w:r>
     </w:p>
@@ -5803,23 +5878,7 @@
         <w:spacing w:line="360" w:lineRule="auto"/>
       </w:pPr>
       <w:r>
-        <w:t xml:space="preserve">Stevens JA, </w:t>
-      </w:r>
-      <w:proofErr w:type="spellStart"/>
-      <w:r>
-        <w:t>Sogolow</w:t>
-      </w:r>
-      <w:proofErr w:type="spellEnd"/>
-      <w:r>
-        <w:t xml:space="preserve"> ED. Gender differences for non-fatal unintentional fall related injuries among older adults. </w:t>
-      </w:r>
-      <w:proofErr w:type="spellStart"/>
-      <w:r>
-        <w:t>Inj</w:t>
-      </w:r>
-      <w:proofErr w:type="spellEnd"/>
-      <w:r>
-        <w:t xml:space="preserve"> Prev. 2005;11(2):115-119.</w:t>
+        <w:t>Stevens JA, Sogolow ED. Gender differences for non-fatal unintentional fall related injuries among older adults. Inj Prev. 2005;11(2):115-119.</w:t>
       </w:r>
     </w:p>
     <w:p>
@@ -5845,15 +5904,7 @@
         <w:spacing w:line="360" w:lineRule="auto"/>
       </w:pPr>
       <w:r>
-        <w:t xml:space="preserve">Redfern MS, Cham R, </w:t>
-      </w:r>
-      <w:proofErr w:type="spellStart"/>
-      <w:r>
-        <w:t>Gielo-Perczak</w:t>
-      </w:r>
-      <w:proofErr w:type="spellEnd"/>
-      <w:r>
-        <w:t xml:space="preserve"> K, et al. Biomechanics of slips. Ergonomics. 2001;44(13):1138-1166.</w:t>
+        <w:t>Redfern MS, Cham R, Gielo-Perczak K, et al. Biomechanics of slips. Ergonomics. 2001;44(13):1138-1166.</w:t>
       </w:r>
     </w:p>
     <w:p>
@@ -5879,23 +5930,7 @@
         <w:spacing w:line="360" w:lineRule="auto"/>
       </w:pPr>
       <w:r>
-        <w:t xml:space="preserve">Reimann H, Ramadan R, </w:t>
-      </w:r>
-      <w:proofErr w:type="spellStart"/>
-      <w:r>
-        <w:t>Fettrow</w:t>
-      </w:r>
-      <w:proofErr w:type="spellEnd"/>
-      <w:r>
-        <w:t xml:space="preserve"> T, Hafer JF, Geyer H, Jeka JJ. Interactions between different age-related factors affecting balance control in walking. Front Sports Act Living. </w:t>
-      </w:r>
-      <w:proofErr w:type="gramStart"/>
-      <w:r>
-        <w:t>2020;2:94</w:t>
-      </w:r>
-      <w:proofErr w:type="gramEnd"/>
-      <w:r>
-        <w:t>.</w:t>
+        <w:t>Reimann H, Ramadan R, Fettrow T, Hafer JF, Geyer H, Jeka JJ. Interactions between different age-related factors affecting balance control in walking. Front Sports Act Living. 2020;2:94.</w:t>
       </w:r>
     </w:p>
     <w:p>
@@ -5908,15 +5943,8 @@
         <w:spacing w:line="360" w:lineRule="auto"/>
       </w:pPr>
       <w:r>
-        <w:t xml:space="preserve">Marigold DS, Patla AE. Strategies for dynamic stability during locomotion on a slippery surface: effects of prior experience and knowledge. J </w:t>
-      </w:r>
-      <w:proofErr w:type="spellStart"/>
-      <w:r>
-        <w:t>Neurophysiol</w:t>
-      </w:r>
-      <w:proofErr w:type="spellEnd"/>
-      <w:r>
-        <w:t>. 2002;88(1):339-353.</w:t>
+        <w:lastRenderedPageBreak/>
+        <w:t>Marigold DS, Patla AE. Strategies for dynamic stability during locomotion on a slippery surface: effects of prior experience and knowledge. J Neurophysiol. 2002;88(1):339-353.</w:t>
       </w:r>
     </w:p>
     <w:p>
@@ -5929,15 +5957,7 @@
         <w:spacing w:line="360" w:lineRule="auto"/>
       </w:pPr>
       <w:r>
-        <w:t xml:space="preserve">Fujita K, Fujiwara Y, Chaves PH, Motohashi Y, Shinkai S. Frequency of going outdoors as a </w:t>
-      </w:r>
-      <w:proofErr w:type="gramStart"/>
-      <w:r>
-        <w:t>good predictors</w:t>
-      </w:r>
-      <w:proofErr w:type="gramEnd"/>
-      <w:r>
-        <w:t xml:space="preserve"> for incident disability of physical function as well as disability recovery in community-dwelling older adults in rural Japan. J Epidemiol. 2006;16(6):261-270.</w:t>
+        <w:t>Fujita K, Fujiwara Y, Chaves PH, Motohashi Y, Shinkai S. Frequency of going outdoors as a good predictors for incident disability of physical function as well as disability recovery in community-dwelling older adults in rural Japan. J Epidemiol. 2006;16(6):261-270.</w:t>
       </w:r>
     </w:p>
     <w:p>
@@ -5950,15 +5970,7 @@
         <w:spacing w:line="360" w:lineRule="auto"/>
       </w:pPr>
       <w:r>
-        <w:t xml:space="preserve">Quach L, Galica AM, Jones RN, et al. The nonlinear relationship between gait speed and falls: the MOBILIZE Boston Study. J Am </w:t>
-      </w:r>
-      <w:proofErr w:type="spellStart"/>
-      <w:r>
-        <w:t>Geriatr</w:t>
-      </w:r>
-      <w:proofErr w:type="spellEnd"/>
-      <w:r>
-        <w:t xml:space="preserve"> Soc. 2011;59(6):1069-1073.</w:t>
+        <w:t>Quach L, Galica AM, Jones RN, et al. The nonlinear relationship between gait speed and falls: the MOBILIZE Boston Study. J Am Geriatr Soc. 2011;59(6):1069-1073.</w:t>
       </w:r>
     </w:p>
     <w:p>
@@ -5970,13 +5982,8 @@
         </w:numPr>
         <w:spacing w:line="360" w:lineRule="auto"/>
       </w:pPr>
-      <w:proofErr w:type="spellStart"/>
-      <w:r>
-        <w:t>Dargent</w:t>
-      </w:r>
-      <w:proofErr w:type="spellEnd"/>
-      <w:r>
-        <w:t>-Molina P, Favier F, Grandjean H, et al. Fall-related factors and risk of hip fracture: the EPIDOS prospective study. Lancet. 1996;348(9021):145-149.</w:t>
+      <w:r>
+        <w:t>Dargent-Molina P, Favier F, Grandjean H, et al. Fall-related factors and risk of hip fracture: the EPIDOS prospective study. Lancet. 1996;348(9021):145-149.</w:t>
       </w:r>
     </w:p>
     <w:p>
@@ -5989,7 +5996,6 @@
         <w:spacing w:line="360" w:lineRule="auto"/>
       </w:pPr>
       <w:r>
-        <w:lastRenderedPageBreak/>
         <w:t>Studenski S, Perera S, Patel K, et al. Gait speed and survival in older adults. JAMA. 2011;305(1):50-58.</w:t>
       </w:r>
     </w:p>
@@ -6016,15 +6022,7 @@
         <w:spacing w:line="360" w:lineRule="auto"/>
       </w:pPr>
       <w:r>
-        <w:t xml:space="preserve">Maki BE. Gait changes in older adults: predictors of falls or indicators of fear. J Am </w:t>
-      </w:r>
-      <w:proofErr w:type="spellStart"/>
-      <w:r>
-        <w:t>Geriatr</w:t>
-      </w:r>
-      <w:proofErr w:type="spellEnd"/>
-      <w:r>
-        <w:t xml:space="preserve"> Soc. 1997;45(3):313-320.</w:t>
+        <w:t>Maki BE. Gait changes in older adults: predictors of falls or indicators of fear. J Am Geriatr Soc. 1997;45(3):313-320.</w:t>
       </w:r>
     </w:p>
     <w:p>
@@ -6037,23 +6035,7 @@
         <w:spacing w:line="360" w:lineRule="auto"/>
       </w:pPr>
       <w:r>
-        <w:t xml:space="preserve">Dahl C, Madsen C, </w:t>
-      </w:r>
-      <w:proofErr w:type="spellStart"/>
-      <w:r>
-        <w:t>Omsland</w:t>
-      </w:r>
-      <w:proofErr w:type="spellEnd"/>
-      <w:r>
-        <w:t xml:space="preserve"> TK, Søgaard AJ, Tell GS, Holvik K, Meyer HE. Contribution of elevation and residential proximity to the coast in explaining geographic variations in hip fracture incidence. A Norwegian Epidemiologic Osteoporosis Studies (NOREPOS) study. </w:t>
-      </w:r>
-      <w:proofErr w:type="spellStart"/>
-      <w:r>
-        <w:t>Osteoporos</w:t>
-      </w:r>
-      <w:proofErr w:type="spellEnd"/>
-      <w:r>
-        <w:t xml:space="preserve"> Int. 2021;32(5):1001-1006.</w:t>
+        <w:t>Dahl C, Madsen C, Omsland TK, Søgaard AJ, Tell GS, Holvik K, Meyer HE. Contribution of elevation and residential proximity to the coast in explaining geographic variations in hip fracture incidence. A Norwegian Epidemiologic Osteoporosis Studies (NOREPOS) study. Osteoporos Int. 2021;32(5):1001-1006.</w:t>
       </w:r>
     </w:p>
     <w:p>
@@ -6066,15 +6048,7 @@
         <w:spacing w:line="360" w:lineRule="auto"/>
       </w:pPr>
       <w:r>
-        <w:t xml:space="preserve">Wang S, Zhang F, Guo Y, Chen C, Zhong Y, Hao D, Zhu S, Wu Y. Exposure to high altitude is associated with an elevated risk of hip fracture: a retrospective cohort study using data from the CHARLS. BMC </w:t>
-      </w:r>
-      <w:proofErr w:type="spellStart"/>
-      <w:r>
-        <w:t>Geriatr</w:t>
-      </w:r>
-      <w:proofErr w:type="spellEnd"/>
-      <w:r>
-        <w:t>. 2025;25(1):884.</w:t>
+        <w:t>Wang S, Zhang F, Guo Y, Chen C, Zhong Y, Hao D, Zhu S, Wu Y. Exposure to high altitude is associated with an elevated risk of hip fracture: a retrospective cohort study using data from the CHARLS. BMC Geriatr. 2025;25(1):884.</w:t>
       </w:r>
     </w:p>
     <w:p>
@@ -6087,15 +6061,8 @@
         <w:spacing w:line="360" w:lineRule="auto"/>
       </w:pPr>
       <w:r>
-        <w:t xml:space="preserve">Nevitt MC, Cummings SR. Type of fall and risk of hip and wrist fractures: the study of osteoporotic fractures. J Am </w:t>
-      </w:r>
-      <w:proofErr w:type="spellStart"/>
-      <w:r>
-        <w:t>Geriatr</w:t>
-      </w:r>
-      <w:proofErr w:type="spellEnd"/>
-      <w:r>
-        <w:t xml:space="preserve"> Soc. 1993;41(11):1226-1234.</w:t>
+        <w:lastRenderedPageBreak/>
+        <w:t>Nevitt MC, Cummings SR. Type of fall and risk of hip and wrist fractures: the study of osteoporotic fractures. J Am Geriatr Soc. 1993;41(11):1226-1234.</w:t>
       </w:r>
     </w:p>
     <w:p>
@@ -6121,15 +6088,7 @@
         <w:spacing w:line="360" w:lineRule="auto"/>
       </w:pPr>
       <w:r>
-        <w:t xml:space="preserve">Hayes WC, Myers ER, Morris JN, Gerhart TN, Yett HS, Lipsitz LA. Impact near the hip dominates fracture risk in elderly nursing home residents who fall. </w:t>
-      </w:r>
-      <w:proofErr w:type="spellStart"/>
-      <w:r>
-        <w:t>Calcif</w:t>
-      </w:r>
-      <w:proofErr w:type="spellEnd"/>
-      <w:r>
-        <w:t xml:space="preserve"> Tissue Int. 1993;52(3):192-198.</w:t>
+        <w:t>Hayes WC, Myers ER, Morris JN, Gerhart TN, Yett HS, Lipsitz LA. Impact near the hip dominates fracture risk in elderly nursing home residents who fall. Calcif Tissue Int. 1993;52(3):192-198.</w:t>
       </w:r>
     </w:p>
     <w:p>
@@ -6142,15 +6101,7 @@
         <w:spacing w:line="360" w:lineRule="auto"/>
       </w:pPr>
       <w:r>
-        <w:t xml:space="preserve">Sarvi MN, Luo Y. A two-level subject-specific biomechanical model for improving prediction of hip fracture risk. Clin </w:t>
-      </w:r>
-      <w:proofErr w:type="spellStart"/>
-      <w:r>
-        <w:t>Biomech</w:t>
-      </w:r>
-      <w:proofErr w:type="spellEnd"/>
-      <w:r>
-        <w:t xml:space="preserve"> (Bristol, Avon). 2015;30(8):881-887.</w:t>
+        <w:t>Sarvi MN, Luo Y. A two-level subject-specific biomechanical model for improving prediction of hip fracture risk. Clin Biomech (Bristol, Avon). 2015;30(8):881-887.</w:t>
       </w:r>
     </w:p>
     <w:p>
@@ -6163,7 +6114,6 @@
         <w:spacing w:line="360" w:lineRule="auto"/>
       </w:pPr>
       <w:r>
-        <w:lastRenderedPageBreak/>
         <w:t>Faisal TR, Luo Y. Study of stress variations in single-stance and sideways fall using image-based finite element analysis. Biomed Mater Eng. 2016;27(1):1-14.</w:t>
       </w:r>
     </w:p>
@@ -6177,15 +6127,7 @@
         <w:spacing w:line="360" w:lineRule="auto"/>
       </w:pPr>
       <w:r>
-        <w:t xml:space="preserve">Ortega JD, Farley CT. Minimizing center of mass vertical movement increases metabolic cost in walking. J Appl </w:t>
-      </w:r>
-      <w:proofErr w:type="spellStart"/>
-      <w:r>
-        <w:t>Physiol</w:t>
-      </w:r>
-      <w:proofErr w:type="spellEnd"/>
-      <w:r>
-        <w:t xml:space="preserve"> (1985). 2005;99(6):2099-2107.</w:t>
+        <w:t>Ortega JD, Farley CT. Minimizing center of mass vertical movement increases metabolic cost in walking. J Appl Physiol (1985). 2005;99(6):2099-2107.</w:t>
       </w:r>
     </w:p>
     <w:p>
@@ -6198,15 +6140,7 @@
         <w:spacing w:line="360" w:lineRule="auto"/>
       </w:pPr>
       <w:r>
-        <w:t xml:space="preserve">Tesio L, Rota V. The motion of body center of mass during walking: a review oriented to clinical applications. Front Neurol. </w:t>
-      </w:r>
-      <w:proofErr w:type="gramStart"/>
-      <w:r>
-        <w:t>2019;10:999</w:t>
-      </w:r>
-      <w:proofErr w:type="gramEnd"/>
-      <w:r>
-        <w:t>.</w:t>
+        <w:t>Tesio L, Rota V. The motion of body center of mass during walking: a review oriented to clinical applications. Front Neurol. 2019;10:999.</w:t>
       </w:r>
     </w:p>
     <w:p>
@@ -6219,39 +6153,7 @@
         <w:spacing w:line="360" w:lineRule="auto"/>
       </w:pPr>
       <w:r>
-        <w:t xml:space="preserve">Hak L, </w:t>
-      </w:r>
-      <w:proofErr w:type="spellStart"/>
-      <w:r>
-        <w:t>Houdijk</w:t>
-      </w:r>
-      <w:proofErr w:type="spellEnd"/>
-      <w:r>
-        <w:t xml:space="preserve"> H, </w:t>
-      </w:r>
-      <w:proofErr w:type="spellStart"/>
-      <w:r>
-        <w:t>Steenbrink</w:t>
-      </w:r>
-      <w:proofErr w:type="spellEnd"/>
-      <w:r>
-        <w:t xml:space="preserve"> F, Mert A, van der </w:t>
-      </w:r>
-      <w:proofErr w:type="spellStart"/>
-      <w:r>
-        <w:t>Wurff</w:t>
-      </w:r>
-      <w:proofErr w:type="spellEnd"/>
-      <w:r>
-        <w:t xml:space="preserve"> P, Beek PJ, van </w:t>
-      </w:r>
-      <w:proofErr w:type="spellStart"/>
-      <w:r>
-        <w:t>Dieën</w:t>
-      </w:r>
-      <w:proofErr w:type="spellEnd"/>
-      <w:r>
-        <w:t xml:space="preserve"> JH. Stepping strategies for regulating gait adaptability and stability. J Biomech. 2013;46(5):905-911.</w:t>
+        <w:t>Hak L, Houdijk H, Steenbrink F, Mert A, van der Wurff P, Beek PJ, van Dieën JH. Stepping strategies for regulating gait adaptability and stability. J Biomech. 2013;46(5):905-911.</w:t>
       </w:r>
     </w:p>
     <w:p>
@@ -6264,15 +6166,7 @@
         <w:spacing w:line="360" w:lineRule="auto"/>
       </w:pPr>
       <w:r>
-        <w:t xml:space="preserve">Kim KJ, Ashton-Miller JA. Biomechanics of fall arrest using the upper extremity: age differences. Clin </w:t>
-      </w:r>
-      <w:proofErr w:type="spellStart"/>
-      <w:r>
-        <w:t>Biomech</w:t>
-      </w:r>
-      <w:proofErr w:type="spellEnd"/>
-      <w:r>
-        <w:t xml:space="preserve"> (Bristol, Avon). 2003;18(4):311-318.</w:t>
+        <w:t>Kim KJ, Ashton-Miller JA. Biomechanics of fall arrest using the upper extremity: age differences. Clin Biomech (Bristol, Avon). 2003;18(4):311-318.</w:t>
       </w:r>
     </w:p>
     <w:p>
@@ -6285,15 +6179,7 @@
         <w:spacing w:line="360" w:lineRule="auto"/>
       </w:pPr>
       <w:r>
-        <w:t xml:space="preserve">O’Neill TW, </w:t>
-      </w:r>
-      <w:proofErr w:type="spellStart"/>
-      <w:r>
-        <w:t>Varlow</w:t>
-      </w:r>
-      <w:proofErr w:type="spellEnd"/>
-      <w:r>
-        <w:t xml:space="preserve"> J, Silman AJ, et al. Age and sex influences on fall characteristics. Ann Rheum Dis. 1994;53(11):773-775.</w:t>
+        <w:t>O’Neill TW, Varlow J, Silman AJ, et al. Age and sex influences on fall characteristics. Ann Rheum Dis. 1994;53(11):773-775.</w:t>
       </w:r>
     </w:p>
     <w:p>
@@ -6319,15 +6205,8 @@
         <w:spacing w:line="360" w:lineRule="auto"/>
       </w:pPr>
       <w:r>
-        <w:t xml:space="preserve">Dahl C, Madsen C, </w:t>
-      </w:r>
-      <w:proofErr w:type="spellStart"/>
-      <w:r>
-        <w:t>Omsland</w:t>
-      </w:r>
-      <w:proofErr w:type="spellEnd"/>
-      <w:r>
-        <w:t xml:space="preserve"> TK, et al. The association of cold ambient temperature with fracture risk and mortality: national data from Norway—a Norwegian Epidemiologic Osteoporosis Studies (NOREPOS) study. J Bone Miner Res. 2022;37(8):1527-1536.</w:t>
+        <w:lastRenderedPageBreak/>
+        <w:t>Dahl C, Madsen C, Omsland TK, et al. The association of cold ambient temperature with fracture risk and mortality: national data from Norway—a Norwegian Epidemiologic Osteoporosis Studies (NOREPOS) study. J Bone Miner Res. 2022;37(8):1527-1536.</w:t>
       </w:r>
     </w:p>
     <w:p>
@@ -6340,15 +6219,7 @@
         <w:spacing w:line="360" w:lineRule="auto"/>
       </w:pPr>
       <w:r>
-        <w:t>Blackwood J, Suzuki R, Karczewski H. Perceived neighborhood walkability is associated with recent falls in urban dwelling older adults. J Geriatr Phys Ther. 2022;45(1</w:t>
-      </w:r>
-      <w:proofErr w:type="gramStart"/>
-      <w:r>
-        <w:t>):E</w:t>
-      </w:r>
-      <w:proofErr w:type="gramEnd"/>
-      <w:r>
-        <w:t>8-E15.</w:t>
+        <w:t>Blackwood J, Suzuki R, Karczewski H. Perceived neighborhood walkability is associated with recent falls in urban dwelling older adults. J Geriatr Phys Ther. 2022;45(1):E8-E15.</w:t>
       </w:r>
     </w:p>
     <w:p>
@@ -6361,11 +6232,7 @@
         <w:spacing w:line="360" w:lineRule="auto"/>
       </w:pPr>
       <w:r>
-        <w:t xml:space="preserve">Tabuchi R. Emerging trends in domestic migration patterns in Japan. Paper presented at: Expert Group Meeting in Celebration of the 30th anniversary of the International Year of the Family; February 28-29, 2024; Kuala Lumpur, </w:t>
-      </w:r>
-      <w:r>
-        <w:lastRenderedPageBreak/>
-        <w:t>Malaysia. Available from: https://researchmap.jp/read0048517/published_papers/47765231</w:t>
+        <w:t>Tabuchi R. Emerging trends in domestic migration patterns in Japan. Paper presented at: Expert Group Meeting in Celebration of the 30th anniversary of the International Year of the Family; February 28-29, 2024; Kuala Lumpur, Malaysia. Available from: https://researchmap.jp/read0048517/published_papers/47765231</w:t>
       </w:r>
     </w:p>
     <w:p>
@@ -6391,15 +6258,7 @@
         <w:spacing w:line="360" w:lineRule="auto"/>
       </w:pPr>
       <w:r>
-        <w:t xml:space="preserve">Smith SG, O’Conor R, Curtis LM, Waite K, Deary IJ, Paasche-Orlow M, Wolf MS. Low health literacy predicts decline in physical function among older adults: findings from the </w:t>
-      </w:r>
-      <w:proofErr w:type="spellStart"/>
-      <w:r>
-        <w:t>LitCog</w:t>
-      </w:r>
-      <w:proofErr w:type="spellEnd"/>
-      <w:r>
-        <w:t xml:space="preserve"> cohort study. J Epidemiol Community Health. 2015;69(5):474-480.</w:t>
+        <w:t>Smith SG, O’Conor R, Curtis LM, Waite K, Deary IJ, Paasche-Orlow M, Wolf MS. Low health literacy predicts decline in physical function among older adults: findings from the LitCog cohort study. J Epidemiol Community Health. 2015;69(5):474-480.</w:t>
       </w:r>
     </w:p>
     <w:p>
@@ -6425,15 +6284,7 @@
         <w:spacing w:line="360" w:lineRule="auto"/>
       </w:pPr>
       <w:r>
-        <w:t xml:space="preserve">Murayama H, Nishi M, Matsuo E, et al. Do bonding and bridging social capital affect self-rated health, depressive mood and cognitive decline in older Japanese? A prospective cohort study. Soc Sci Med. </w:t>
-      </w:r>
-      <w:proofErr w:type="gramStart"/>
-      <w:r>
-        <w:t>2013;98:247</w:t>
-      </w:r>
-      <w:proofErr w:type="gramEnd"/>
-      <w:r>
-        <w:t>-252.</w:t>
+        <w:t>Murayama H, Nishi M, Matsuo E, et al. Do bonding and bridging social capital affect self-rated health, depressive mood and cognitive decline in older Japanese? A prospective cohort study. Soc Sci Med. 2013;98:247-252.</w:t>
       </w:r>
     </w:p>
     <w:p>
@@ -6445,13 +6296,9 @@
         </w:numPr>
         <w:spacing w:line="360" w:lineRule="auto"/>
       </w:pPr>
-      <w:proofErr w:type="spellStart"/>
-      <w:r>
-        <w:t>Delbaere</w:t>
-      </w:r>
-      <w:proofErr w:type="spellEnd"/>
-      <w:r>
-        <w:t xml:space="preserve"> K, Close JC, Brodaty H, Sachdev P, Lord SR. Determinants of disparities between perceived and physiological risk of falling among elderly people: cohort study. BMJ. 2010;341:c4165.</w:t>
+      <w:r>
+        <w:lastRenderedPageBreak/>
+        <w:t>Delbaere K, Close JC, Brodaty H, Sachdev P, Lord SR. Determinants of disparities between perceived and physiological risk of falling among elderly people: cohort study. BMJ. 2010;341:c4165.</w:t>
       </w:r>
     </w:p>
     <w:p>
@@ -6464,31 +6311,7 @@
         <w:spacing w:line="360" w:lineRule="auto"/>
       </w:pPr>
       <w:r>
-        <w:t xml:space="preserve">Kempen GI, van </w:t>
-      </w:r>
-      <w:proofErr w:type="spellStart"/>
-      <w:r>
-        <w:t>Haastregt</w:t>
-      </w:r>
-      <w:proofErr w:type="spellEnd"/>
-      <w:r>
-        <w:t xml:space="preserve"> JC, McKee KJ, </w:t>
-      </w:r>
-      <w:proofErr w:type="spellStart"/>
-      <w:r>
-        <w:t>Delbaere</w:t>
-      </w:r>
-      <w:proofErr w:type="spellEnd"/>
-      <w:r>
-        <w:t xml:space="preserve"> K, Zijlstra GA. Socio-demographic, health-related and psychosocial correlates of fear of falling and avoidance of activity in community-living older persons who avoid activity due to fear of falling. BMC Public Health. </w:t>
-      </w:r>
-      <w:proofErr w:type="gramStart"/>
-      <w:r>
-        <w:t>2009;9:170</w:t>
-      </w:r>
-      <w:proofErr w:type="gramEnd"/>
-      <w:r>
-        <w:t>.</w:t>
+        <w:t>Kempen GI, van Haastregt JC, McKee KJ, Delbaere K, Zijlstra GA. Socio-demographic, health-related and psychosocial correlates of fear of falling and avoidance of activity in community-living older persons who avoid activity due to fear of falling. BMC Public Health. 2009;9:170.</w:t>
       </w:r>
     </w:p>
     <w:p>
@@ -6501,31 +6324,7 @@
         <w:spacing w:line="360" w:lineRule="auto"/>
       </w:pPr>
       <w:r>
-        <w:t xml:space="preserve">Inage K, Kondo N, </w:t>
-      </w:r>
-      <w:proofErr w:type="spellStart"/>
-      <w:r>
-        <w:t>Komatsubara</w:t>
-      </w:r>
-      <w:proofErr w:type="spellEnd"/>
-      <w:r>
-        <w:t xml:space="preserve"> S, et al. Current status of patients with hip fracture in Japan: a nationwide survey. J </w:t>
-      </w:r>
-      <w:proofErr w:type="spellStart"/>
-      <w:r>
-        <w:t>Orthop</w:t>
-      </w:r>
-      <w:proofErr w:type="spellEnd"/>
-      <w:r>
-        <w:t xml:space="preserve"> Sci. 2025. </w:t>
-      </w:r>
-      <w:proofErr w:type="gramStart"/>
-      <w:r>
-        <w:t>doi:10.1016/j.jos</w:t>
-      </w:r>
-      <w:proofErr w:type="gramEnd"/>
-      <w:r>
-        <w:t>.2025.05.014.</w:t>
+        <w:t>Inage K, Kondo N, Komatsubara S, et al. Current status of patients with hip fracture in Japan: a nationwide survey. J Orthop Sci. 2025. doi:10.1016/j.jos.2025.05.014.</w:t>
       </w:r>
     </w:p>
     <w:p>
@@ -6537,22 +6336,8 @@
         </w:numPr>
         <w:spacing w:line="360" w:lineRule="auto"/>
       </w:pPr>
-      <w:proofErr w:type="spellStart"/>
-      <w:r>
-        <w:lastRenderedPageBreak/>
-        <w:t>Nakatoh</w:t>
-      </w:r>
-      <w:proofErr w:type="spellEnd"/>
-      <w:r>
-        <w:t xml:space="preserve"> S, Fujimori K, Ishii S, Tamaki J, Okimoto N, Ogawa S, Iki M. Trends in the incidence of secondary hip fractures and osteoporosis treatment in Japan (FY2012-FY2023). Arch </w:t>
-      </w:r>
-      <w:proofErr w:type="spellStart"/>
-      <w:r>
-        <w:t>Osteoporos</w:t>
-      </w:r>
-      <w:proofErr w:type="spellEnd"/>
-      <w:r>
-        <w:t>. 2026;21(1):15.</w:t>
+      <w:r>
+        <w:t>Nakatoh S, Fujimori K, Ishii S, Tamaki J, Okimoto N, Ogawa S, Iki M. Trends in the incidence of secondary hip fractures and osteoporosis treatment in Japan (FY2012-FY2023). Arch Osteoporos. 2026;21(1):15.</w:t>
       </w:r>
     </w:p>
     <w:p>
@@ -6565,15 +6350,7 @@
         <w:spacing w:line="360" w:lineRule="auto"/>
       </w:pPr>
       <w:r>
-        <w:t xml:space="preserve">Yamamoto N, </w:t>
-      </w:r>
-      <w:proofErr w:type="spellStart"/>
-      <w:r>
-        <w:t>Sawaguchi</w:t>
-      </w:r>
-      <w:proofErr w:type="spellEnd"/>
-      <w:r>
-        <w:t xml:space="preserve"> T, Matsushita T, et al. Fragility Fracture Network-Japan: the challenge of establishment of a national hip fracture database and successful achievement of nationwide health system change for hip fracture care in Japan. Injury. 2024;55(6):111452.</w:t>
+        <w:t>Yamamoto N, Sawaguchi T, Matsushita T, et al. Fragility Fracture Network-Japan: the challenge of establishment of a national hip fracture database and successful achievement of nationwide health system change for hip fracture care in Japan. Injury. 2024;55(6):111452.</w:t>
       </w:r>
     </w:p>
     <w:p>
@@ -6586,39 +6363,7 @@
         <w:spacing w:line="360" w:lineRule="auto"/>
       </w:pPr>
       <w:r>
-        <w:t xml:space="preserve">Miyachi M, </w:t>
-      </w:r>
-      <w:proofErr w:type="spellStart"/>
-      <w:r>
-        <w:t>Tripette</w:t>
-      </w:r>
-      <w:proofErr w:type="spellEnd"/>
-      <w:r>
-        <w:t xml:space="preserve"> J, Kawakami R, Murakami H. “+10 min of physical activity per day”: Japan is looking for efficient but feasible recommendations for its population. J </w:t>
-      </w:r>
-      <w:proofErr w:type="spellStart"/>
-      <w:r>
-        <w:t>Nutr</w:t>
-      </w:r>
-      <w:proofErr w:type="spellEnd"/>
-      <w:r>
-        <w:t xml:space="preserve"> Sci </w:t>
-      </w:r>
-      <w:proofErr w:type="spellStart"/>
-      <w:r>
-        <w:t>Vitaminol</w:t>
-      </w:r>
-      <w:proofErr w:type="spellEnd"/>
-      <w:r>
-        <w:t xml:space="preserve"> (Tokyo). 2015;61 </w:t>
-      </w:r>
-      <w:proofErr w:type="gramStart"/>
-      <w:r>
-        <w:t>Suppl:S</w:t>
-      </w:r>
-      <w:proofErr w:type="gramEnd"/>
-      <w:r>
-        <w:t>7-9.</w:t>
+        <w:t>Miyachi M, Tripette J, Kawakami R, Murakami H. “+10 min of physical activity per day”: Japan is looking for efficient but feasible recommendations for its population. J Nutr Sci Vitaminol (Tokyo). 2015;61 Suppl:S7-9.</w:t>
       </w:r>
     </w:p>
     <w:p>
@@ -6631,23 +6376,7 @@
         <w:spacing w:line="360" w:lineRule="auto"/>
       </w:pPr>
       <w:r>
-        <w:t xml:space="preserve">Murakami H, </w:t>
-      </w:r>
-      <w:proofErr w:type="spellStart"/>
-      <w:r>
-        <w:t>Tripette</w:t>
-      </w:r>
-      <w:proofErr w:type="spellEnd"/>
-      <w:r>
-        <w:t xml:space="preserve"> J, Kawakami R, Miyachi M. “Add 10 min for your health”: the new Japanese recommendation for physical activity based on dose-response analysis. J Am Coll </w:t>
-      </w:r>
-      <w:proofErr w:type="spellStart"/>
-      <w:r>
-        <w:t>Cardiol</w:t>
-      </w:r>
-      <w:proofErr w:type="spellEnd"/>
-      <w:r>
-        <w:t>. 2015;65(11):1153-1154.</w:t>
+        <w:t>Murakami H, Tripette J, Kawakami R, Miyachi M. “Add 10 min for your health”: the new Japanese recommendation for physical activity based on dose-response analysis. J Am Coll Cardiol. 2015;65(11):1153-1154.</w:t>
       </w:r>
     </w:p>
     <w:p>
@@ -6660,15 +6389,7 @@
         <w:spacing w:line="360" w:lineRule="auto"/>
       </w:pPr>
       <w:r>
-        <w:t xml:space="preserve">Sherrington C, </w:t>
-      </w:r>
-      <w:proofErr w:type="spellStart"/>
-      <w:r>
-        <w:t>Fairhall</w:t>
-      </w:r>
-      <w:proofErr w:type="spellEnd"/>
-      <w:r>
-        <w:t xml:space="preserve"> NJ, Wallbank GK, et al. Exercise for preventing falls in older people living in the community. Cochrane Database Syst Rev. 2019;1(1):CD012424.</w:t>
+        <w:t>Sherrington C, Fairhall NJ, Wallbank GK, et al. Exercise for preventing falls in older people living in the community. Cochrane Database Syst Rev. 2019;1(1):CD012424.</w:t>
       </w:r>
     </w:p>
     <w:p>
@@ -6681,6 +6402,7 @@
         <w:spacing w:line="360" w:lineRule="auto"/>
       </w:pPr>
       <w:r>
+        <w:lastRenderedPageBreak/>
         <w:t>Rothman KJ, Greenland S, Lash TL. Modern Epidemiology. 3rd ed. Philadelphia: Lippincott Williams &amp; Wilkins; 2008.</w:t>
       </w:r>
     </w:p>
@@ -6704,8 +6426,8 @@
           <w:szCs w:val="40"/>
         </w:rPr>
       </w:pPr>
-      <w:bookmarkStart w:id="428" w:name="tables-and-figures"/>
-      <w:bookmarkEnd w:id="427"/>
+      <w:bookmarkStart w:id="461" w:name="tables-and-figures"/>
+      <w:bookmarkEnd w:id="460"/>
       <w:r>
         <w:br w:type="page"/>
       </w:r>
@@ -6723,7 +6445,7 @@
       <w:pPr>
         <w:pStyle w:val="2"/>
       </w:pPr>
-      <w:bookmarkStart w:id="429" w:name="Xd12e5d2fabb7f7da04933f49b094ec2cca003f6"/>
+      <w:bookmarkStart w:id="462" w:name="Xd12e5d2fabb7f7da04933f49b094ec2cca003f6"/>
       <w:r>
         <w:t>Table 1. Descriptive Statistics of Prefecture-Level Variables (N = 47)</w:t>
       </w:r>
@@ -8968,7 +8690,7 @@
                 <w:szCs w:val="18"/>
               </w:rPr>
             </w:pPr>
-            <w:ins w:id="430" w:author="治輝 齋藤" w:date="2026-05-19T23:39:00Z" w16du:dateUtc="2026-05-19T14:39:00Z">
+            <w:ins w:id="463" w:author="治輝 齋藤" w:date="2026-05-19T23:39:00Z" w16du:dateUtc="2026-05-19T14:39:00Z">
               <w:r>
                 <w:rPr>
                   <w:sz w:val="18"/>
@@ -8978,7 +8700,7 @@
                 <w:t xml:space="preserve">Proportion aged </w:t>
               </w:r>
             </w:ins>
-            <w:del w:id="431" w:author="治輝 齋藤" w:date="2026-05-19T23:39:00Z" w16du:dateUtc="2026-05-19T14:39:00Z">
+            <w:del w:id="464" w:author="治輝 齋藤" w:date="2026-05-19T23:39:00Z" w16du:dateUtc="2026-05-19T14:39:00Z">
               <w:r>
                 <w:rPr>
                   <w:sz w:val="18"/>
@@ -8994,7 +8716,7 @@
               </w:rPr>
               <w:t>≥65 years</w:t>
             </w:r>
-            <w:del w:id="432" w:author="治輝 齋藤" w:date="2026-05-19T23:39:00Z" w16du:dateUtc="2026-05-19T14:39:00Z">
+            <w:del w:id="465" w:author="治輝 齋藤" w:date="2026-05-19T23:39:00Z" w16du:dateUtc="2026-05-19T14:39:00Z">
               <w:r>
                 <w:rPr>
                   <w:sz w:val="18"/>
@@ -9240,7 +8962,7 @@
                 <w:szCs w:val="18"/>
               </w:rPr>
             </w:pPr>
-            <w:ins w:id="433" w:author="治輝 齋藤" w:date="2026-05-19T23:40:00Z" w16du:dateUtc="2026-05-19T14:40:00Z">
+            <w:ins w:id="466" w:author="治輝 齋藤" w:date="2026-05-19T23:40:00Z" w16du:dateUtc="2026-05-19T14:40:00Z">
               <w:r>
                 <w:rPr>
                   <w:sz w:val="18"/>
@@ -9249,7 +8971,7 @@
                 <w:t>Proportion with fast habitual walking</w:t>
               </w:r>
             </w:ins>
-            <w:del w:id="434" w:author="治輝 齋藤" w:date="2026-05-19T23:40:00Z" w16du:dateUtc="2026-05-19T14:40:00Z">
+            <w:del w:id="467" w:author="治輝 齋藤" w:date="2026-05-19T23:40:00Z" w16du:dateUtc="2026-05-19T14:40:00Z">
               <w:r>
                 <w:rPr>
                   <w:sz w:val="18"/>
@@ -9748,7 +9470,7 @@
       <w:r>
         <w:t>Q1 and Q3 denote 25th and 75th percentiles (prefecture-level observations). Exploratory Shapiro–Wilk tests rejected normality for fast</w:t>
       </w:r>
-      <w:ins w:id="435" w:author="治輝 齋藤" w:date="2026-05-19T23:40:00Z" w16du:dateUtc="2026-05-19T14:40:00Z">
+      <w:ins w:id="468" w:author="治輝 齋藤" w:date="2026-05-19T23:40:00Z" w16du:dateUtc="2026-05-19T14:40:00Z">
         <w:r>
           <w:rPr>
             <w:rFonts w:hint="eastAsia"/>
@@ -9757,7 +9479,7 @@
           <w:t>-</w:t>
         </w:r>
       </w:ins>
-      <w:del w:id="436" w:author="治輝 齋藤" w:date="2026-05-19T23:40:00Z" w16du:dateUtc="2026-05-19T14:40:00Z">
+      <w:del w:id="469" w:author="治輝 齋藤" w:date="2026-05-19T23:40:00Z" w16du:dateUtc="2026-05-19T14:40:00Z">
         <w:r>
           <w:delText xml:space="preserve"> </w:delText>
         </w:r>
@@ -9765,12 +9487,12 @@
       <w:r>
         <w:t xml:space="preserve">walking </w:t>
       </w:r>
-      <w:ins w:id="437" w:author="治輝 齋藤" w:date="2026-05-19T23:40:00Z" w16du:dateUtc="2026-05-19T14:40:00Z">
+      <w:ins w:id="470" w:author="治輝 齋藤" w:date="2026-05-19T23:40:00Z" w16du:dateUtc="2026-05-19T14:40:00Z">
         <w:r>
           <w:t>proportion</w:t>
         </w:r>
       </w:ins>
-      <w:del w:id="438" w:author="治輝 齋藤" w:date="2026-05-19T23:40:00Z" w16du:dateUtc="2026-05-19T14:40:00Z">
+      <w:del w:id="471" w:author="治輝 齋藤" w:date="2026-05-19T23:40:00Z" w16du:dateUtc="2026-05-19T14:40:00Z">
         <w:r>
           <w:delText>rate</w:delText>
         </w:r>
@@ -9788,12 +9510,12 @@
       <w:r>
         <w:t xml:space="preserve"> &lt; 0.001); other listed variables were not rejected at α = 0.05 (</w:t>
       </w:r>
-      <w:ins w:id="439" w:author="治輝 齋藤" w:date="2026-05-19T23:40:00Z" w16du:dateUtc="2026-05-19T14:40:00Z">
+      <w:ins w:id="472" w:author="治輝 齋藤" w:date="2026-05-19T23:40:00Z" w16du:dateUtc="2026-05-19T14:40:00Z">
         <w:r>
           <w:t>proportion aged ≥65 years</w:t>
         </w:r>
       </w:ins>
-      <w:del w:id="440" w:author="治輝 齋藤" w:date="2026-05-19T23:40:00Z" w16du:dateUtc="2026-05-19T14:40:00Z">
+      <w:del w:id="473" w:author="治輝 齋藤" w:date="2026-05-19T23:40:00Z" w16du:dateUtc="2026-05-19T14:40:00Z">
         <w:r>
           <w:delText>aging rate</w:delText>
         </w:r>
@@ -9824,8 +9546,8 @@
           <w:szCs w:val="32"/>
         </w:rPr>
       </w:pPr>
-      <w:bookmarkStart w:id="441" w:name="Xc4d8efe96bb5dc084b3a6055df59151a4b74ad0"/>
-      <w:bookmarkEnd w:id="429"/>
+      <w:bookmarkStart w:id="474" w:name="Xc4d8efe96bb5dc084b3a6055df59151a4b74ad0"/>
+      <w:bookmarkEnd w:id="462"/>
       <w:r>
         <w:br w:type="page"/>
       </w:r>
@@ -9954,12 +9676,12 @@
               <w:pStyle w:val="Compact"/>
               <w:jc w:val="right"/>
             </w:pPr>
-            <w:ins w:id="442" w:author="治輝 齋藤" w:date="2026-05-19T23:41:00Z" w16du:dateUtc="2026-05-19T14:41:00Z">
+            <w:ins w:id="475" w:author="治輝 齋藤" w:date="2026-05-19T23:41:00Z" w16du:dateUtc="2026-05-19T14:41:00Z">
               <w:r>
                 <w:t>Proportion aged ≥65 years</w:t>
               </w:r>
             </w:ins>
-            <w:del w:id="443" w:author="治輝 齋藤" w:date="2026-05-19T23:41:00Z" w16du:dateUtc="2026-05-19T14:41:00Z">
+            <w:del w:id="476" w:author="治輝 齋藤" w:date="2026-05-19T23:41:00Z" w16du:dateUtc="2026-05-19T14:41:00Z">
               <w:r>
                 <w:delText>Aging Rate</w:delText>
               </w:r>
@@ -9978,7 +9700,7 @@
             <w:r>
               <w:t>Fast</w:t>
             </w:r>
-            <w:ins w:id="444" w:author="治輝 齋藤" w:date="2026-05-19T23:41:00Z" w16du:dateUtc="2026-05-19T14:41:00Z">
+            <w:ins w:id="477" w:author="治輝 齋藤" w:date="2026-05-19T23:41:00Z" w16du:dateUtc="2026-05-19T14:41:00Z">
               <w:r>
                 <w:t xml:space="preserve"> </w:t>
               </w:r>
@@ -9986,7 +9708,7 @@
                 <w:t>-walking proportion</w:t>
               </w:r>
             </w:ins>
-            <w:del w:id="445" w:author="治輝 齋藤" w:date="2026-05-19T23:41:00Z" w16du:dateUtc="2026-05-19T14:41:00Z">
+            <w:del w:id="478" w:author="治輝 齋藤" w:date="2026-05-19T23:41:00Z" w16du:dateUtc="2026-05-19T14:41:00Z">
               <w:r>
                 <w:delText xml:space="preserve"> Walking Rate</w:delText>
               </w:r>
@@ -10552,12 +10274,12 @@
             <w:pPr>
               <w:pStyle w:val="Compact"/>
             </w:pPr>
-            <w:ins w:id="446" w:author="治輝 齋藤" w:date="2026-05-19T23:41:00Z" w16du:dateUtc="2026-05-19T14:41:00Z">
+            <w:ins w:id="479" w:author="治輝 齋藤" w:date="2026-05-19T23:41:00Z" w16du:dateUtc="2026-05-19T14:41:00Z">
               <w:r>
                 <w:t>Proportion aged ≥65 years</w:t>
               </w:r>
             </w:ins>
-            <w:del w:id="447" w:author="治輝 齋藤" w:date="2026-05-19T23:41:00Z" w16du:dateUtc="2026-05-19T14:41:00Z">
+            <w:del w:id="480" w:author="治輝 齋藤" w:date="2026-05-19T23:41:00Z" w16du:dateUtc="2026-05-19T14:41:00Z">
               <w:r>
                 <w:delText>Aging Rate</w:delText>
               </w:r>
@@ -10681,7 +10403,7 @@
             <w:r>
               <w:t>Fast</w:t>
             </w:r>
-            <w:ins w:id="448" w:author="治輝 齋藤" w:date="2026-05-19T23:41:00Z" w16du:dateUtc="2026-05-19T14:41:00Z">
+            <w:ins w:id="481" w:author="治輝 齋藤" w:date="2026-05-19T23:41:00Z" w16du:dateUtc="2026-05-19T14:41:00Z">
               <w:r>
                 <w:t xml:space="preserve"> </w:t>
               </w:r>
@@ -10689,7 +10411,7 @@
                 <w:t>-walking proportion</w:t>
               </w:r>
             </w:ins>
-            <w:del w:id="449" w:author="治輝 齋藤" w:date="2026-05-19T23:41:00Z" w16du:dateUtc="2026-05-19T14:41:00Z">
+            <w:del w:id="482" w:author="治輝 齋藤" w:date="2026-05-19T23:41:00Z" w16du:dateUtc="2026-05-19T14:41:00Z">
               <w:r>
                 <w:delText xml:space="preserve"> Walking Rate</w:delText>
               </w:r>
@@ -11011,8 +10733,8 @@
           <w:szCs w:val="32"/>
         </w:rPr>
       </w:pPr>
-      <w:bookmarkStart w:id="450" w:name="X6fac7f2e493ef5b618f5ac39729b4328cfa1bc7"/>
-      <w:bookmarkEnd w:id="441"/>
+      <w:bookmarkStart w:id="483" w:name="X6fac7f2e493ef5b618f5ac39729b4328cfa1bc7"/>
+      <w:bookmarkEnd w:id="474"/>
       <w:r>
         <w:br w:type="page"/>
       </w:r>
@@ -11309,12 +11031,12 @@
             <w:pPr>
               <w:pStyle w:val="Compact"/>
             </w:pPr>
-            <w:ins w:id="451" w:author="治輝 齋藤" w:date="2026-05-19T23:42:00Z" w16du:dateUtc="2026-05-19T14:42:00Z">
+            <w:ins w:id="484" w:author="治輝 齋藤" w:date="2026-05-19T23:42:00Z" w16du:dateUtc="2026-05-19T14:42:00Z">
               <w:r>
                 <w:t>Proportion aged ≥65 years</w:t>
               </w:r>
             </w:ins>
-            <w:del w:id="452" w:author="治輝 齋藤" w:date="2026-05-19T23:42:00Z" w16du:dateUtc="2026-05-19T14:42:00Z">
+            <w:del w:id="485" w:author="治輝 齋藤" w:date="2026-05-19T23:42:00Z" w16du:dateUtc="2026-05-19T14:42:00Z">
               <w:r>
                 <w:delText>Aging rate</w:delText>
               </w:r>
@@ -11401,7 +11123,7 @@
             <w:r>
               <w:t>Fast</w:t>
             </w:r>
-            <w:ins w:id="453" w:author="治輝 齋藤" w:date="2026-05-19T23:42:00Z" w16du:dateUtc="2026-05-19T14:42:00Z">
+            <w:ins w:id="486" w:author="治輝 齋藤" w:date="2026-05-19T23:42:00Z" w16du:dateUtc="2026-05-19T14:42:00Z">
               <w:r>
                 <w:rPr>
                   <w:rFonts w:hint="eastAsia"/>
@@ -11410,7 +11132,7 @@
                 <w:t>-</w:t>
               </w:r>
             </w:ins>
-            <w:del w:id="454" w:author="治輝 齋藤" w:date="2026-05-19T23:42:00Z" w16du:dateUtc="2026-05-19T14:42:00Z">
+            <w:del w:id="487" w:author="治輝 齋藤" w:date="2026-05-19T23:42:00Z" w16du:dateUtc="2026-05-19T14:42:00Z">
               <w:r>
                 <w:delText xml:space="preserve"> </w:delText>
               </w:r>
@@ -11418,12 +11140,12 @@
             <w:r>
               <w:t xml:space="preserve">walking </w:t>
             </w:r>
-            <w:ins w:id="455" w:author="治輝 齋藤" w:date="2026-05-19T23:42:00Z" w16du:dateUtc="2026-05-19T14:42:00Z">
+            <w:ins w:id="488" w:author="治輝 齋藤" w:date="2026-05-19T23:42:00Z" w16du:dateUtc="2026-05-19T14:42:00Z">
               <w:r>
                 <w:t>proportion</w:t>
               </w:r>
             </w:ins>
-            <w:del w:id="456" w:author="治輝 齋藤" w:date="2026-05-19T23:42:00Z" w16du:dateUtc="2026-05-19T14:42:00Z">
+            <w:del w:id="489" w:author="治輝 齋藤" w:date="2026-05-19T23:42:00Z" w16du:dateUtc="2026-05-19T14:42:00Z">
               <w:r>
                 <w:delText>rate</w:delText>
               </w:r>
@@ -11786,12 +11508,12 @@
       <w:r>
         <w:t xml:space="preserve">Model 1: simple linear regression of hip fracture rate on terrain slope alone. Model 2: multivariable linear regression adjusting for </w:t>
       </w:r>
-      <w:ins w:id="457" w:author="治輝 齋藤" w:date="2026-05-19T23:42:00Z" w16du:dateUtc="2026-05-19T14:42:00Z">
+      <w:ins w:id="490" w:author="治輝 齋藤" w:date="2026-05-19T23:42:00Z" w16du:dateUtc="2026-05-19T14:42:00Z">
         <w:r>
           <w:t>proportion aged ≥65 years</w:t>
         </w:r>
       </w:ins>
-      <w:del w:id="458" w:author="治輝 齋藤" w:date="2026-05-19T23:42:00Z" w16du:dateUtc="2026-05-19T14:42:00Z">
+      <w:del w:id="491" w:author="治輝 齋藤" w:date="2026-05-19T23:42:00Z" w16du:dateUtc="2026-05-19T14:42:00Z">
         <w:r>
           <w:delText>aging rate</w:delText>
         </w:r>
@@ -11799,7 +11521,7 @@
       <w:r>
         <w:t>, fast</w:t>
       </w:r>
-      <w:ins w:id="459" w:author="治輝 齋藤" w:date="2026-05-19T23:42:00Z" w16du:dateUtc="2026-05-19T14:42:00Z">
+      <w:ins w:id="492" w:author="治輝 齋藤" w:date="2026-05-19T23:42:00Z" w16du:dateUtc="2026-05-19T14:42:00Z">
         <w:r>
           <w:rPr>
             <w:rFonts w:hint="eastAsia"/>
@@ -11808,7 +11530,7 @@
           <w:t>-</w:t>
         </w:r>
       </w:ins>
-      <w:del w:id="460" w:author="治輝 齋藤" w:date="2026-05-19T23:42:00Z" w16du:dateUtc="2026-05-19T14:42:00Z">
+      <w:del w:id="493" w:author="治輝 齋藤" w:date="2026-05-19T23:42:00Z" w16du:dateUtc="2026-05-19T14:42:00Z">
         <w:r>
           <w:delText xml:space="preserve"> </w:delText>
         </w:r>
@@ -11816,12 +11538,12 @@
       <w:r>
         <w:t xml:space="preserve">walking </w:t>
       </w:r>
-      <w:ins w:id="461" w:author="治輝 齋藤" w:date="2026-05-19T23:42:00Z" w16du:dateUtc="2026-05-19T14:42:00Z">
+      <w:ins w:id="494" w:author="治輝 齋藤" w:date="2026-05-19T23:42:00Z" w16du:dateUtc="2026-05-19T14:42:00Z">
         <w:r>
           <w:t>proportion</w:t>
         </w:r>
       </w:ins>
-      <w:del w:id="462" w:author="治輝 齋藤" w:date="2026-05-19T23:42:00Z" w16du:dateUtc="2026-05-19T14:42:00Z">
+      <w:del w:id="495" w:author="治輝 齋藤" w:date="2026-05-19T23:42:00Z" w16du:dateUtc="2026-05-19T14:42:00Z">
         <w:r>
           <w:delText>rate</w:delText>
         </w:r>
@@ -11913,8 +11635,8 @@
           <w:szCs w:val="32"/>
         </w:rPr>
       </w:pPr>
-      <w:bookmarkStart w:id="463" w:name="Xdeb87af7aa3e82ca70e47e493f4f841d319d1c1"/>
-      <w:bookmarkEnd w:id="450"/>
+      <w:bookmarkStart w:id="496" w:name="Xdeb87af7aa3e82ca70e47e493f4f841d319d1c1"/>
+      <w:bookmarkEnd w:id="483"/>
       <w:r>
         <w:br w:type="page"/>
       </w:r>
@@ -12013,7 +11735,7 @@
               <w:pStyle w:val="Compact"/>
               <w:jc w:val="right"/>
             </w:pPr>
-            <w:ins w:id="464" w:author="治輝 齋藤" w:date="2026-05-19T23:43:00Z" w16du:dateUtc="2026-05-19T14:43:00Z">
+            <w:ins w:id="497" w:author="治輝 齋藤" w:date="2026-05-19T23:43:00Z" w16du:dateUtc="2026-05-19T14:43:00Z">
               <w:r>
                 <w:rPr>
                   <w:b/>
@@ -12022,7 +11744,7 @@
                 <w:t>Proportion aged ≥65 years</w:t>
               </w:r>
             </w:ins>
-            <w:del w:id="465" w:author="治輝 齋藤" w:date="2026-05-19T23:43:00Z" w16du:dateUtc="2026-05-19T14:43:00Z">
+            <w:del w:id="498" w:author="治輝 齋藤" w:date="2026-05-19T23:43:00Z" w16du:dateUtc="2026-05-19T14:43:00Z">
               <w:r>
                 <w:rPr>
                   <w:b/>
@@ -12533,12 +12255,12 @@
       <w:r>
         <w:t xml:space="preserve">All models adjusted for </w:t>
       </w:r>
-      <w:ins w:id="466" w:author="治輝 齋藤" w:date="2026-05-19T23:43:00Z" w16du:dateUtc="2026-05-19T14:43:00Z">
+      <w:ins w:id="499" w:author="治輝 齋藤" w:date="2026-05-19T23:43:00Z" w16du:dateUtc="2026-05-19T14:43:00Z">
         <w:r>
           <w:t>proportion aged ≥65 years</w:t>
         </w:r>
       </w:ins>
-      <w:del w:id="467" w:author="治輝 齋藤" w:date="2026-05-19T23:43:00Z" w16du:dateUtc="2026-05-19T14:43:00Z">
+      <w:del w:id="500" w:author="治輝 齋藤" w:date="2026-05-19T23:43:00Z" w16du:dateUtc="2026-05-19T14:43:00Z">
         <w:r>
           <w:delText>aging rate</w:delText>
         </w:r>
@@ -12546,7 +12268,7 @@
       <w:r>
         <w:t>, fast</w:t>
       </w:r>
-      <w:ins w:id="468" w:author="治輝 齋藤" w:date="2026-05-19T23:43:00Z" w16du:dateUtc="2026-05-19T14:43:00Z">
+      <w:ins w:id="501" w:author="治輝 齋藤" w:date="2026-05-19T23:43:00Z" w16du:dateUtc="2026-05-19T14:43:00Z">
         <w:r>
           <w:rPr>
             <w:rFonts w:hint="eastAsia"/>
@@ -12555,7 +12277,7 @@
           <w:t>-</w:t>
         </w:r>
       </w:ins>
-      <w:del w:id="469" w:author="治輝 齋藤" w:date="2026-05-19T23:43:00Z" w16du:dateUtc="2026-05-19T14:43:00Z">
+      <w:del w:id="502" w:author="治輝 齋藤" w:date="2026-05-19T23:43:00Z" w16du:dateUtc="2026-05-19T14:43:00Z">
         <w:r>
           <w:delText xml:space="preserve"> </w:delText>
         </w:r>
@@ -12563,12 +12285,12 @@
       <w:r>
         <w:t xml:space="preserve">walking </w:t>
       </w:r>
-      <w:ins w:id="470" w:author="治輝 齋藤" w:date="2026-05-19T23:43:00Z" w16du:dateUtc="2026-05-19T14:43:00Z">
+      <w:ins w:id="503" w:author="治輝 齋藤" w:date="2026-05-19T23:43:00Z" w16du:dateUtc="2026-05-19T14:43:00Z">
         <w:r>
           <w:t>proportion</w:t>
         </w:r>
       </w:ins>
-      <w:del w:id="471" w:author="治輝 齋藤" w:date="2026-05-19T23:43:00Z" w16du:dateUtc="2026-05-19T14:43:00Z">
+      <w:del w:id="504" w:author="治輝 齋藤" w:date="2026-05-19T23:43:00Z" w16du:dateUtc="2026-05-19T14:43:00Z">
         <w:r>
           <w:delText>rate</w:delText>
         </w:r>
@@ -12601,7 +12323,7 @@
       <w:pPr>
         <w:pStyle w:val="a0"/>
         <w:rPr>
-          <w:ins w:id="472" w:author="治輝 齋藤" w:date="2026-05-19T12:41:00Z" w16du:dateUtc="2026-05-19T03:41:00Z"/>
+          <w:ins w:id="505" w:author="治輝 齋藤" w:date="2026-05-19T12:41:00Z" w16du:dateUtc="2026-05-19T03:41:00Z"/>
         </w:rPr>
       </w:pPr>
       <w:r>
@@ -12617,10 +12339,10 @@
     <w:p>
       <w:pPr>
         <w:rPr>
-          <w:ins w:id="473" w:author="治輝 齋藤" w:date="2026-05-19T12:41:00Z" w16du:dateUtc="2026-05-19T03:41:00Z"/>
-        </w:rPr>
-      </w:pPr>
-      <w:ins w:id="474" w:author="治輝 齋藤" w:date="2026-05-19T12:41:00Z" w16du:dateUtc="2026-05-19T03:41:00Z">
+          <w:ins w:id="506" w:author="治輝 齋藤" w:date="2026-05-19T12:41:00Z" w16du:dateUtc="2026-05-19T03:41:00Z"/>
+        </w:rPr>
+      </w:pPr>
+      <w:ins w:id="507" w:author="治輝 齋藤" w:date="2026-05-19T12:41:00Z" w16du:dateUtc="2026-05-19T03:41:00Z">
         <w:r>
           <w:pict w14:anchorId="14EA81B3">
             <v:rect id="_x0000_i1040" style="width:0;height:1.5pt" o:hralign="center" o:hrstd="t" o:hr="t"/>
@@ -12632,14 +12354,14 @@
       <w:pPr>
         <w:pStyle w:val="2"/>
         <w:rPr>
-          <w:ins w:id="475" w:author="治輝 齋藤" w:date="2026-05-19T12:41:00Z" w16du:dateUtc="2026-05-19T03:41:00Z"/>
-        </w:rPr>
-      </w:pPr>
-      <w:ins w:id="476" w:author="治輝 齋藤" w:date="2026-05-19T12:41:00Z" w16du:dateUtc="2026-05-19T03:41:00Z">
+          <w:ins w:id="508" w:author="治輝 齋藤" w:date="2026-05-19T12:41:00Z" w16du:dateUtc="2026-05-19T03:41:00Z"/>
+        </w:rPr>
+      </w:pPr>
+      <w:ins w:id="509" w:author="治輝 齋藤" w:date="2026-05-19T12:41:00Z" w16du:dateUtc="2026-05-19T03:41:00Z">
         <w:r>
           <w:br w:type="page"/>
         </w:r>
-        <w:commentRangeStart w:id="477"/>
+        <w:commentRangeStart w:id="510"/>
         <w:r>
           <w:lastRenderedPageBreak/>
           <w:t>Table 5. Indirect Standardization Sensitivity Analysis: Multivariable Linear Regression of Indirectly Standardized Hip (Femur) Surgery Rate on Terrain Slope (N = 47)</w:t>
@@ -12662,7 +12384,7 @@
         <w:trPr>
           <w:cnfStyle w:val="100000000000" w:firstRow="1" w:lastRow="0" w:firstColumn="0" w:lastColumn="0" w:oddVBand="0" w:evenVBand="0" w:oddHBand="0" w:evenHBand="0" w:firstRowFirstColumn="0" w:firstRowLastColumn="0" w:lastRowFirstColumn="0" w:lastRowLastColumn="0"/>
           <w:tblHeader/>
-          <w:ins w:id="478" w:author="治輝 齋藤" w:date="2026-05-19T12:41:00Z"/>
+          <w:ins w:id="511" w:author="治輝 齋藤" w:date="2026-05-19T12:41:00Z"/>
         </w:trPr>
         <w:tc>
           <w:tcPr>
@@ -12672,35 +12394,45 @@
             <w:pPr>
               <w:spacing w:before="36" w:after="36"/>
               <w:rPr>
-                <w:ins w:id="479" w:author="治輝 齋藤" w:date="2026-05-19T12:41:00Z" w16du:dateUtc="2026-05-19T03:41:00Z"/>
-              </w:rPr>
-            </w:pPr>
-            <w:ins w:id="480" w:author="治輝 齋藤" w:date="2026-05-19T12:41:00Z" w16du:dateUtc="2026-05-19T03:41:00Z">
+                <w:ins w:id="512" w:author="治輝 齋藤" w:date="2026-05-19T12:41:00Z" w16du:dateUtc="2026-05-19T03:41:00Z"/>
+              </w:rPr>
+            </w:pPr>
+            <w:ins w:id="513" w:author="治輝 齋藤" w:date="2026-05-20T12:32:00Z" w16du:dateUtc="2026-05-20T03:32:00Z">
               <w:r>
                 <w:rPr>
                   <w:b/>
                   <w:bCs/>
                 </w:rPr>
-                <w:t>Imputation scenario for masked (</w:t>
+                <w:t>Replacement assumption</w:t>
               </w:r>
-              <w:r>
-                <w:rPr>
-                  <w:rFonts w:ascii="Consolas" w:hAnsi="Consolas"/>
-                  <w:b/>
-                  <w:bCs/>
-                  <w:sz w:val="22"/>
-                  <w:shd w:val="clear" w:color="auto" w:fill="F1F3F5"/>
-                </w:rPr>
-                <w:t>"-"</w:t>
-              </w:r>
+            </w:ins>
+            <w:ins w:id="514" w:author="治輝 齋藤" w:date="2026-05-19T12:41:00Z" w16du:dateUtc="2026-05-19T03:41:00Z">
               <w:r>
                 <w:rPr>
                   <w:b/>
                   <w:bCs/>
                 </w:rPr>
-                <w:t>) age-stratified surgery cells</w:t>
+                <w:t xml:space="preserve"> for </w:t>
               </w:r>
             </w:ins>
+            <w:ins w:id="515" w:author="治輝 齋藤" w:date="2026-05-20T12:33:00Z" w16du:dateUtc="2026-05-20T03:33:00Z">
+              <w:r>
+                <w:rPr>
+                  <w:b/>
+                  <w:bCs/>
+                </w:rPr>
+                <w:t>withheld</w:t>
+              </w:r>
+            </w:ins>
+            <w:ins w:id="516" w:author="治輝 齋藤" w:date="2026-05-19T12:41:00Z" w16du:dateUtc="2026-05-19T03:41:00Z">
+              <w:r>
+                <w:rPr>
+                  <w:b/>
+                  <w:bCs/>
+                </w:rPr>
+                <w:t xml:space="preserve"> age-stratified surgery cells</w:t>
+              </w:r>
+            </w:ins>
           </w:p>
         </w:tc>
         <w:tc>
@@ -12711,10 +12443,10 @@
             <w:pPr>
               <w:spacing w:before="36" w:after="36"/>
               <w:rPr>
-                <w:ins w:id="481" w:author="治輝 齋藤" w:date="2026-05-19T12:41:00Z" w16du:dateUtc="2026-05-19T03:41:00Z"/>
-              </w:rPr>
-            </w:pPr>
-            <w:ins w:id="482" w:author="治輝 齋藤" w:date="2026-05-19T12:41:00Z" w16du:dateUtc="2026-05-19T03:41:00Z">
+                <w:ins w:id="517" w:author="治輝 齋藤" w:date="2026-05-19T12:41:00Z" w16du:dateUtc="2026-05-19T03:41:00Z"/>
+              </w:rPr>
+            </w:pPr>
+            <w:ins w:id="518" w:author="治輝 齋藤" w:date="2026-05-19T12:41:00Z" w16du:dateUtc="2026-05-19T03:41:00Z">
               <w:r>
                 <w:rPr>
                   <w:b/>
@@ -12736,10 +12468,10 @@
             <w:pPr>
               <w:spacing w:before="36" w:after="36"/>
               <w:rPr>
-                <w:ins w:id="483" w:author="治輝 齋藤" w:date="2026-05-19T12:41:00Z" w16du:dateUtc="2026-05-19T03:41:00Z"/>
-              </w:rPr>
-            </w:pPr>
-            <w:ins w:id="484" w:author="治輝 齋藤" w:date="2026-05-19T12:41:00Z" w16du:dateUtc="2026-05-19T03:41:00Z">
+                <w:ins w:id="519" w:author="治輝 齋藤" w:date="2026-05-19T12:41:00Z" w16du:dateUtc="2026-05-19T03:41:00Z"/>
+              </w:rPr>
+            </w:pPr>
+            <w:ins w:id="520" w:author="治輝 齋藤" w:date="2026-05-19T12:41:00Z" w16du:dateUtc="2026-05-19T03:41:00Z">
               <w:r>
                 <w:rPr>
                   <w:b/>
@@ -12755,7 +12487,7 @@
       </w:tr>
       <w:tr>
         <w:trPr>
-          <w:ins w:id="485" w:author="治輝 齋藤" w:date="2026-05-19T12:41:00Z"/>
+          <w:ins w:id="521" w:author="治輝 齋藤" w:date="2026-05-19T12:41:00Z"/>
         </w:trPr>
         <w:tc>
           <w:tcPr>
@@ -12765,20 +12497,12 @@
             <w:pPr>
               <w:spacing w:before="36" w:after="36"/>
               <w:rPr>
-                <w:ins w:id="486" w:author="治輝 齋藤" w:date="2026-05-19T12:41:00Z" w16du:dateUtc="2026-05-19T03:41:00Z"/>
-              </w:rPr>
-            </w:pPr>
-            <w:ins w:id="487" w:author="治輝 齋藤" w:date="2026-05-19T12:41:00Z" w16du:dateUtc="2026-05-19T03:41:00Z">
+                <w:ins w:id="522" w:author="治輝 齋藤" w:date="2026-05-19T12:41:00Z" w16du:dateUtc="2026-05-19T03:41:00Z"/>
+              </w:rPr>
+            </w:pPr>
+            <w:ins w:id="523" w:author="治輝 齋藤" w:date="2026-05-20T12:33:00Z" w16du:dateUtc="2026-05-20T03:33:00Z">
               <w:r>
-                <w:rPr>
-                  <w:rFonts w:ascii="Consolas" w:hAnsi="Consolas"/>
-                  <w:sz w:val="22"/>
-                  <w:shd w:val="clear" w:color="auto" w:fill="F1F3F5"/>
-                </w:rPr>
-                <w:t>"-"</w:t>
-              </w:r>
-              <w:r>
-                <w:t xml:space="preserve"> imputed as 0</w:t>
+                <w:t>Withheld cell replaced with 0 surgeries</w:t>
               </w:r>
             </w:ins>
           </w:p>
@@ -12791,10 +12515,10 @@
             <w:pPr>
               <w:spacing w:before="36" w:after="36"/>
               <w:rPr>
-                <w:ins w:id="488" w:author="治輝 齋藤" w:date="2026-05-19T12:41:00Z" w16du:dateUtc="2026-05-19T03:41:00Z"/>
-              </w:rPr>
-            </w:pPr>
-            <w:ins w:id="489" w:author="治輝 齋藤" w:date="2026-05-19T12:41:00Z" w16du:dateUtc="2026-05-19T03:41:00Z">
+                <w:ins w:id="524" w:author="治輝 齋藤" w:date="2026-05-19T12:41:00Z" w16du:dateUtc="2026-05-19T03:41:00Z"/>
+              </w:rPr>
+            </w:pPr>
+            <w:ins w:id="525" w:author="治輝 齋藤" w:date="2026-05-19T12:41:00Z" w16du:dateUtc="2026-05-19T03:41:00Z">
               <w:r>
                 <w:rPr>
                   <w:b/>
@@ -12813,10 +12537,10 @@
             <w:pPr>
               <w:spacing w:before="36" w:after="36"/>
               <w:rPr>
-                <w:ins w:id="490" w:author="治輝 齋藤" w:date="2026-05-19T12:41:00Z" w16du:dateUtc="2026-05-19T03:41:00Z"/>
-              </w:rPr>
-            </w:pPr>
-            <w:ins w:id="491" w:author="治輝 齋藤" w:date="2026-05-19T12:41:00Z" w16du:dateUtc="2026-05-19T03:41:00Z">
+                <w:ins w:id="526" w:author="治輝 齋藤" w:date="2026-05-19T12:41:00Z" w16du:dateUtc="2026-05-19T03:41:00Z"/>
+              </w:rPr>
+            </w:pPr>
+            <w:ins w:id="527" w:author="治輝 齋藤" w:date="2026-05-19T12:41:00Z" w16du:dateUtc="2026-05-19T03:41:00Z">
               <w:r>
                 <w:rPr>
                   <w:b/>
@@ -12830,7 +12554,7 @@
       </w:tr>
       <w:tr>
         <w:trPr>
-          <w:ins w:id="492" w:author="治輝 齋藤" w:date="2026-05-19T12:41:00Z"/>
+          <w:ins w:id="528" w:author="治輝 齋藤" w:date="2026-05-19T12:41:00Z"/>
         </w:trPr>
         <w:tc>
           <w:tcPr>
@@ -12840,20 +12564,12 @@
             <w:pPr>
               <w:spacing w:before="36" w:after="36"/>
               <w:rPr>
-                <w:ins w:id="493" w:author="治輝 齋藤" w:date="2026-05-19T12:41:00Z" w16du:dateUtc="2026-05-19T03:41:00Z"/>
-              </w:rPr>
-            </w:pPr>
-            <w:ins w:id="494" w:author="治輝 齋藤" w:date="2026-05-19T12:41:00Z" w16du:dateUtc="2026-05-19T03:41:00Z">
+                <w:ins w:id="529" w:author="治輝 齋藤" w:date="2026-05-19T12:41:00Z" w16du:dateUtc="2026-05-19T03:41:00Z"/>
+              </w:rPr>
+            </w:pPr>
+            <w:ins w:id="530" w:author="治輝 齋藤" w:date="2026-05-20T12:34:00Z" w16du:dateUtc="2026-05-20T03:34:00Z">
               <w:r>
-                <w:rPr>
-                  <w:rFonts w:ascii="Consolas" w:hAnsi="Consolas"/>
-                  <w:sz w:val="22"/>
-                  <w:shd w:val="clear" w:color="auto" w:fill="F1F3F5"/>
-                </w:rPr>
-                <w:t>"-"</w:t>
-              </w:r>
-              <w:r>
-                <w:t xml:space="preserve"> imputed as 5</w:t>
+                <w:t>Withheld cell replaced with 5 surgeries</w:t>
               </w:r>
             </w:ins>
           </w:p>
@@ -12866,10 +12582,10 @@
             <w:pPr>
               <w:spacing w:before="36" w:after="36"/>
               <w:rPr>
-                <w:ins w:id="495" w:author="治輝 齋藤" w:date="2026-05-19T12:41:00Z" w16du:dateUtc="2026-05-19T03:41:00Z"/>
-              </w:rPr>
-            </w:pPr>
-            <w:ins w:id="496" w:author="治輝 齋藤" w:date="2026-05-19T12:41:00Z" w16du:dateUtc="2026-05-19T03:41:00Z">
+                <w:ins w:id="531" w:author="治輝 齋藤" w:date="2026-05-19T12:41:00Z" w16du:dateUtc="2026-05-19T03:41:00Z"/>
+              </w:rPr>
+            </w:pPr>
+            <w:ins w:id="532" w:author="治輝 齋藤" w:date="2026-05-19T12:41:00Z" w16du:dateUtc="2026-05-19T03:41:00Z">
               <w:r>
                 <w:rPr>
                   <w:b/>
@@ -12888,10 +12604,10 @@
             <w:pPr>
               <w:spacing w:before="36" w:after="36"/>
               <w:rPr>
-                <w:ins w:id="497" w:author="治輝 齋藤" w:date="2026-05-19T12:41:00Z" w16du:dateUtc="2026-05-19T03:41:00Z"/>
-              </w:rPr>
-            </w:pPr>
-            <w:ins w:id="498" w:author="治輝 齋藤" w:date="2026-05-19T12:41:00Z" w16du:dateUtc="2026-05-19T03:41:00Z">
+                <w:ins w:id="533" w:author="治輝 齋藤" w:date="2026-05-19T12:41:00Z" w16du:dateUtc="2026-05-19T03:41:00Z"/>
+              </w:rPr>
+            </w:pPr>
+            <w:ins w:id="534" w:author="治輝 齋藤" w:date="2026-05-19T12:41:00Z" w16du:dateUtc="2026-05-19T03:41:00Z">
               <w:r>
                 <w:rPr>
                   <w:b/>
@@ -12905,7 +12621,7 @@
       </w:tr>
       <w:tr>
         <w:trPr>
-          <w:ins w:id="499" w:author="治輝 齋藤" w:date="2026-05-19T12:41:00Z"/>
+          <w:ins w:id="535" w:author="治輝 齋藤" w:date="2026-05-19T12:41:00Z"/>
         </w:trPr>
         <w:tc>
           <w:tcPr>
@@ -12915,20 +12631,19 @@
             <w:pPr>
               <w:spacing w:before="36" w:after="36"/>
               <w:rPr>
-                <w:ins w:id="500" w:author="治輝 齋藤" w:date="2026-05-19T12:41:00Z" w16du:dateUtc="2026-05-19T03:41:00Z"/>
-              </w:rPr>
-            </w:pPr>
-            <w:ins w:id="501" w:author="治輝 齋藤" w:date="2026-05-19T12:41:00Z" w16du:dateUtc="2026-05-19T03:41:00Z">
+                <w:ins w:id="536" w:author="治輝 齋藤" w:date="2026-05-19T12:41:00Z" w16du:dateUtc="2026-05-19T03:41:00Z"/>
+              </w:rPr>
+            </w:pPr>
+            <w:ins w:id="537" w:author="治輝 齋藤" w:date="2026-05-20T12:34:00Z" w16du:dateUtc="2026-05-20T03:34:00Z">
               <w:r>
                 <w:rPr>
-                  <w:rFonts w:ascii="Consolas" w:hAnsi="Consolas"/>
-                  <w:sz w:val="22"/>
-                  <w:shd w:val="clear" w:color="auto" w:fill="F1F3F5"/>
+                  <w:rFonts w:hint="eastAsia"/>
+                  <w:lang w:eastAsia="ja-JP"/>
                 </w:rPr>
-                <w:t>"-"</w:t>
+                <w:t>W</w:t>
               </w:r>
               <w:r>
-                <w:t xml:space="preserve"> imputed as 9</w:t>
+                <w:t>ithheld cell replaced with 9 surgeries</w:t>
               </w:r>
             </w:ins>
           </w:p>
@@ -12941,10 +12656,10 @@
             <w:pPr>
               <w:spacing w:before="36" w:after="36"/>
               <w:rPr>
-                <w:ins w:id="502" w:author="治輝 齋藤" w:date="2026-05-19T12:41:00Z" w16du:dateUtc="2026-05-19T03:41:00Z"/>
-              </w:rPr>
-            </w:pPr>
-            <w:ins w:id="503" w:author="治輝 齋藤" w:date="2026-05-19T12:41:00Z" w16du:dateUtc="2026-05-19T03:41:00Z">
+                <w:ins w:id="538" w:author="治輝 齋藤" w:date="2026-05-19T12:41:00Z" w16du:dateUtc="2026-05-19T03:41:00Z"/>
+              </w:rPr>
+            </w:pPr>
+            <w:ins w:id="539" w:author="治輝 齋藤" w:date="2026-05-19T12:41:00Z" w16du:dateUtc="2026-05-19T03:41:00Z">
               <w:r>
                 <w:rPr>
                   <w:b/>
@@ -12963,10 +12678,10 @@
             <w:pPr>
               <w:spacing w:before="36" w:after="36"/>
               <w:rPr>
-                <w:ins w:id="504" w:author="治輝 齋藤" w:date="2026-05-19T12:41:00Z" w16du:dateUtc="2026-05-19T03:41:00Z"/>
-              </w:rPr>
-            </w:pPr>
-            <w:ins w:id="505" w:author="治輝 齋藤" w:date="2026-05-19T12:41:00Z" w16du:dateUtc="2026-05-19T03:41:00Z">
+                <w:ins w:id="540" w:author="治輝 齋藤" w:date="2026-05-19T12:41:00Z" w16du:dateUtc="2026-05-19T03:41:00Z"/>
+              </w:rPr>
+            </w:pPr>
+            <w:ins w:id="541" w:author="治輝 齋藤" w:date="2026-05-19T12:41:00Z" w16du:dateUtc="2026-05-19T03:41:00Z">
               <w:r>
                 <w:rPr>
                   <w:b/>
@@ -12983,10 +12698,10 @@
       <w:pPr>
         <w:pStyle w:val="2"/>
         <w:rPr>
-          <w:ins w:id="506" w:author="治輝 齋藤" w:date="2026-05-19T12:41:00Z" w16du:dateUtc="2026-05-19T03:41:00Z"/>
-        </w:rPr>
-      </w:pPr>
-      <w:ins w:id="507" w:author="治輝 齋藤" w:date="2026-05-19T12:41:00Z" w16du:dateUtc="2026-05-19T03:41:00Z">
+          <w:ins w:id="542" w:author="治輝 齋藤" w:date="2026-05-19T12:41:00Z" w16du:dateUtc="2026-05-19T03:41:00Z"/>
+        </w:rPr>
+      </w:pPr>
+      <w:ins w:id="543" w:author="治輝 齋藤" w:date="2026-05-19T12:41:00Z" w16du:dateUtc="2026-05-19T03:41:00Z">
         <w:r>
           <w:rPr>
             <w:rFonts w:asciiTheme="minorHAnsi" w:eastAsiaTheme="minorEastAsia" w:hAnsiTheme="minorHAnsi" w:cstheme="minorBidi"/>
@@ -13012,7 +12727,51 @@
             <w:sz w:val="24"/>
             <w:szCs w:val="24"/>
           </w:rPr>
-          <w:t xml:space="preserve"> under the indicated imputation rule (Methods). β, unstandardized regression coefficient; CI, confidence interval. </w:t>
+          <w:t xml:space="preserve"> under the indicated </w:t>
+        </w:r>
+      </w:ins>
+      <w:ins w:id="544" w:author="治輝 齋藤" w:date="2026-05-20T12:34:00Z" w16du:dateUtc="2026-05-20T03:34:00Z">
+        <w:r>
+          <w:rPr>
+            <w:rFonts w:asciiTheme="minorHAnsi" w:eastAsiaTheme="minorEastAsia" w:hAnsiTheme="minorHAnsi" w:cstheme="minorBidi"/>
+            <w:color w:val="auto"/>
+            <w:sz w:val="24"/>
+            <w:szCs w:val="24"/>
+          </w:rPr>
+          <w:t>replacement</w:t>
+        </w:r>
+      </w:ins>
+      <w:ins w:id="545" w:author="治輝 齋藤" w:date="2026-05-19T12:41:00Z" w16du:dateUtc="2026-05-19T03:41:00Z">
+        <w:r>
+          <w:rPr>
+            <w:rFonts w:asciiTheme="minorHAnsi" w:eastAsiaTheme="minorEastAsia" w:hAnsiTheme="minorHAnsi" w:cstheme="minorBidi"/>
+            <w:color w:val="auto"/>
+            <w:sz w:val="24"/>
+            <w:szCs w:val="24"/>
+          </w:rPr>
+          <w:t xml:space="preserve"> rule (Methods</w:t>
+        </w:r>
+      </w:ins>
+      <w:ins w:id="546" w:author="治輝 齋藤" w:date="2026-05-20T12:34:00Z" w16du:dateUtc="2026-05-20T03:34:00Z">
+        <w:r>
+          <w:rPr>
+            <w:rFonts w:asciiTheme="minorHAnsi" w:eastAsiaTheme="minorEastAsia" w:hAnsiTheme="minorHAnsi" w:cstheme="minorBidi"/>
+            <w:color w:val="auto"/>
+            <w:sz w:val="24"/>
+            <w:szCs w:val="24"/>
+          </w:rPr>
+          <w:t>). Withheld cells are counts suppressed in public NDB Open Data for disclosure control (originally shown as "-"</w:t>
+        </w:r>
+      </w:ins>
+      <w:ins w:id="547" w:author="治輝 齋藤" w:date="2026-05-19T12:41:00Z" w16du:dateUtc="2026-05-19T03:41:00Z">
+        <w:r>
+          <w:rPr>
+            <w:rFonts w:asciiTheme="minorHAnsi" w:eastAsiaTheme="minorEastAsia" w:hAnsiTheme="minorHAnsi" w:cstheme="minorBidi"/>
+            <w:color w:val="auto"/>
+            <w:sz w:val="24"/>
+            <w:szCs w:val="24"/>
+          </w:rPr>
+          <w:t xml:space="preserve">). β, unstandardized regression coefficient; CI, confidence interval. </w:t>
         </w:r>
         <w:r>
           <w:rPr>
@@ -13054,14 +12813,14 @@
           </w:rPr>
           <w:t xml:space="preserve"> &lt; 0.05 (conventional model-based standard errors). These results are sensitivity analyses only.</w:t>
         </w:r>
-        <w:commentRangeEnd w:id="477"/>
+        <w:commentRangeEnd w:id="510"/>
         <w:r>
           <w:rPr>
             <w:rStyle w:val="af2"/>
             <w:rFonts w:asciiTheme="minorHAnsi" w:eastAsiaTheme="minorEastAsia" w:hAnsiTheme="minorHAnsi" w:cstheme="minorBidi"/>
             <w:color w:val="auto"/>
           </w:rPr>
-          <w:commentReference w:id="477"/>
+          <w:commentReference w:id="510"/>
         </w:r>
       </w:ins>
     </w:p>
@@ -13069,7 +12828,7 @@
       <w:pPr>
         <w:pStyle w:val="a0"/>
         <w:rPr>
-          <w:del w:id="508" w:author="治輝 齋藤" w:date="2026-05-19T12:41:00Z" w16du:dateUtc="2026-05-19T03:41:00Z"/>
+          <w:del w:id="548" w:author="治輝 齋藤" w:date="2026-05-19T12:41:00Z" w16du:dateUtc="2026-05-19T03:41:00Z"/>
         </w:rPr>
       </w:pPr>
     </w:p>
@@ -13077,10 +12836,10 @@
       <w:pPr>
         <w:pStyle w:val="a0"/>
         <w:rPr>
-          <w:del w:id="509" w:author="治輝 齋藤" w:date="2026-05-19T12:41:00Z" w16du:dateUtc="2026-05-19T03:41:00Z"/>
-        </w:rPr>
-      </w:pPr>
-      <w:del w:id="510" w:author="治輝 齋藤" w:date="2026-05-19T12:41:00Z" w16du:dateUtc="2026-05-19T03:41:00Z">
+          <w:del w:id="549" w:author="治輝 齋藤" w:date="2026-05-19T12:41:00Z" w16du:dateUtc="2026-05-19T03:41:00Z"/>
+        </w:rPr>
+      </w:pPr>
+      <w:del w:id="550" w:author="治輝 齋藤" w:date="2026-05-19T12:41:00Z" w16du:dateUtc="2026-05-19T03:41:00Z">
         <w:r>
           <w:pict w14:anchorId="657FDAF1">
             <v:rect id="_x0000_i1041" style="width:0;height:1.5pt" o:hralign="center" o:hrstd="t" o:hr="t"/>
@@ -13097,8 +12856,8 @@
           <w:szCs w:val="32"/>
         </w:rPr>
       </w:pPr>
-      <w:bookmarkStart w:id="511" w:name="figure-legends"/>
-      <w:bookmarkEnd w:id="463"/>
+      <w:bookmarkStart w:id="551" w:name="figure-legends"/>
+      <w:bookmarkEnd w:id="496"/>
       <w:r>
         <w:br w:type="page"/>
       </w:r>
@@ -13131,7 +12890,7 @@
       <w:pPr>
         <w:pStyle w:val="a0"/>
       </w:pPr>
-      <w:del w:id="512" w:author="治輝 齋藤" w:date="2026-05-20T08:40:00Z" w16du:dateUtc="2026-05-19T23:40:00Z">
+      <w:del w:id="552" w:author="治輝 齋藤" w:date="2026-05-20T08:40:00Z" w16du:dateUtc="2026-05-19T23:40:00Z">
         <w:r>
           <w:rPr>
             <w:b/>
@@ -13155,7 +12914,7 @@
         </w:rPr>
         <w:t xml:space="preserve">Figure </w:t>
       </w:r>
-      <w:ins w:id="513" w:author="治輝 齋藤" w:date="2026-05-20T08:40:00Z" w16du:dateUtc="2026-05-19T23:40:00Z">
+      <w:ins w:id="553" w:author="治輝 齋藤" w:date="2026-05-20T08:40:00Z" w16du:dateUtc="2026-05-19T23:40:00Z">
         <w:r>
           <w:rPr>
             <w:rFonts w:hint="eastAsia"/>
@@ -13166,7 +12925,7 @@
           <w:t>2</w:t>
         </w:r>
       </w:ins>
-      <w:del w:id="514" w:author="治輝 齋藤" w:date="2026-05-20T08:40:00Z" w16du:dateUtc="2026-05-19T23:40:00Z">
+      <w:del w:id="554" w:author="治輝 齋藤" w:date="2026-05-20T08:40:00Z" w16du:dateUtc="2026-05-19T23:40:00Z">
         <w:r>
           <w:rPr>
             <w:rFonts w:hint="eastAsia"/>
@@ -13185,15 +12944,7 @@
         <w:t>.</w:t>
       </w:r>
       <w:r>
-        <w:t xml:space="preserve"> Prefectural distribution of habitable-area-weighted terrain slope (degrees) across Japan. Darker shading indicates steeper terrain. Prefectures in the Chugoku, Shikoku, and </w:t>
-      </w:r>
-      <w:proofErr w:type="gramStart"/>
-      <w:r>
-        <w:t>Kyushu mountain</w:t>
-      </w:r>
-      <w:proofErr w:type="gramEnd"/>
-      <w:r>
-        <w:t xml:space="preserve"> ranges show the highest slope values.</w:t>
+        <w:t xml:space="preserve"> Prefectural distribution of habitable-area-weighted terrain slope (degrees) across Japan. Darker shading indicates steeper terrain. Prefectures in the Chugoku, Shikoku, and Kyushu mountain ranges show the highest slope values.</w:t>
       </w:r>
       <w:r>
         <w:t xml:space="preserve"> </w:t>
@@ -13223,7 +12974,7 @@
         </w:rPr>
         <w:t xml:space="preserve">Figure </w:t>
       </w:r>
-      <w:ins w:id="515" w:author="治輝 齋藤" w:date="2026-05-20T08:40:00Z" w16du:dateUtc="2026-05-19T23:40:00Z">
+      <w:ins w:id="555" w:author="治輝 齋藤" w:date="2026-05-20T08:40:00Z" w16du:dateUtc="2026-05-19T23:40:00Z">
         <w:r>
           <w:rPr>
             <w:rFonts w:hint="eastAsia"/>
@@ -13234,7 +12985,7 @@
           <w:t>3</w:t>
         </w:r>
       </w:ins>
-      <w:del w:id="516" w:author="治輝 齋藤" w:date="2026-05-20T08:40:00Z" w16du:dateUtc="2026-05-19T23:40:00Z">
+      <w:del w:id="556" w:author="治輝 齋藤" w:date="2026-05-20T08:40:00Z" w16du:dateUtc="2026-05-19T23:40:00Z">
         <w:r>
           <w:rPr>
             <w:rFonts w:hint="eastAsia"/>
@@ -13283,7 +13034,7 @@
         </w:rPr>
         <w:t xml:space="preserve">Figure </w:t>
       </w:r>
-      <w:ins w:id="517" w:author="治輝 齋藤" w:date="2026-05-20T08:40:00Z" w16du:dateUtc="2026-05-19T23:40:00Z">
+      <w:ins w:id="557" w:author="治輝 齋藤" w:date="2026-05-20T08:40:00Z" w16du:dateUtc="2026-05-19T23:40:00Z">
         <w:r>
           <w:rPr>
             <w:rFonts w:hint="eastAsia"/>
@@ -13294,7 +13045,7 @@
           <w:t>4</w:t>
         </w:r>
       </w:ins>
-      <w:del w:id="518" w:author="治輝 齋藤" w:date="2026-05-20T08:40:00Z" w16du:dateUtc="2026-05-19T23:40:00Z">
+      <w:del w:id="558" w:author="治輝 齋藤" w:date="2026-05-20T08:40:00Z" w16du:dateUtc="2026-05-19T23:40:00Z">
         <w:r>
           <w:rPr>
             <w:rFonts w:hint="eastAsia"/>
@@ -13341,8 +13092,8 @@
           <w:szCs w:val="32"/>
         </w:rPr>
       </w:pPr>
-      <w:bookmarkStart w:id="519" w:name="figure-1"/>
-      <w:bookmarkEnd w:id="511"/>
+      <w:bookmarkStart w:id="559" w:name="figure-1"/>
+      <w:bookmarkEnd w:id="551"/>
       <w:r>
         <w:br w:type="page"/>
       </w:r>
@@ -13445,8 +13196,8 @@
       <w:pPr>
         <w:pStyle w:val="2"/>
       </w:pPr>
-      <w:bookmarkStart w:id="520" w:name="figure-2"/>
-      <w:bookmarkEnd w:id="519"/>
+      <w:bookmarkStart w:id="560" w:name="figure-2"/>
+      <w:bookmarkEnd w:id="559"/>
       <w:r>
         <w:t>Figure 2</w:t>
       </w:r>
@@ -13457,8 +13208,8 @@
       </w:pPr>
     </w:p>
     <w:p>
-      <w:bookmarkStart w:id="521" w:name="figure-3"/>
-      <w:bookmarkEnd w:id="520"/>
+      <w:bookmarkStart w:id="561" w:name="figure-3"/>
+      <w:bookmarkEnd w:id="560"/>
       <w:r>
         <w:br w:type="page"/>
       </w:r>
@@ -13472,10 +13223,10 @@
       <w:pPr>
         <w:pStyle w:val="2"/>
         <w:rPr>
-          <w:del w:id="522" w:author="治輝 齋藤" w:date="2026-05-20T08:40:00Z" w16du:dateUtc="2026-05-19T23:40:00Z"/>
-        </w:rPr>
-      </w:pPr>
-      <w:del w:id="523" w:author="治輝 齋藤" w:date="2026-05-20T08:40:00Z" w16du:dateUtc="2026-05-19T23:40:00Z">
+          <w:del w:id="562" w:author="治輝 齋藤" w:date="2026-05-20T08:40:00Z" w16du:dateUtc="2026-05-19T23:40:00Z"/>
+        </w:rPr>
+      </w:pPr>
+      <w:del w:id="563" w:author="治輝 齋藤" w:date="2026-05-20T08:40:00Z" w16du:dateUtc="2026-05-19T23:40:00Z">
         <w:r>
           <w:delText xml:space="preserve">Figure </w:delText>
         </w:r>
@@ -13492,10 +13243,10 @@
       <w:pPr>
         <w:pStyle w:val="FirstParagraph"/>
         <w:rPr>
-          <w:del w:id="524" w:author="治輝 齋藤" w:date="2026-05-20T08:40:00Z" w16du:dateUtc="2026-05-19T23:40:00Z"/>
-        </w:rPr>
-      </w:pPr>
-      <w:del w:id="525" w:author="治輝 齋藤" w:date="2026-05-20T08:40:00Z" w16du:dateUtc="2026-05-19T23:40:00Z">
+          <w:del w:id="564" w:author="治輝 齋藤" w:date="2026-05-20T08:40:00Z" w16du:dateUtc="2026-05-19T23:40:00Z"/>
+        </w:rPr>
+      </w:pPr>
+      <w:del w:id="565" w:author="治輝 齋藤" w:date="2026-05-20T08:40:00Z" w16du:dateUtc="2026-05-19T23:40:00Z">
         <w:r>
           <w:rPr>
             <w:noProof/>
@@ -13549,16 +13300,16 @@
     <w:p>
       <w:pPr>
         <w:rPr>
-          <w:del w:id="526" w:author="治輝 齋藤" w:date="2026-05-20T08:40:00Z" w16du:dateUtc="2026-05-19T23:40:00Z"/>
+          <w:del w:id="566" w:author="治輝 齋藤" w:date="2026-05-20T08:40:00Z" w16du:dateUtc="2026-05-19T23:40:00Z"/>
           <w:rFonts w:asciiTheme="majorHAnsi" w:eastAsiaTheme="majorEastAsia" w:hAnsiTheme="majorHAnsi" w:cstheme="majorBidi"/>
           <w:color w:val="0F4761" w:themeColor="accent1" w:themeShade="BF"/>
           <w:sz w:val="32"/>
           <w:szCs w:val="32"/>
         </w:rPr>
       </w:pPr>
-      <w:bookmarkStart w:id="527" w:name="figure-4"/>
-      <w:bookmarkEnd w:id="521"/>
-      <w:del w:id="528" w:author="治輝 齋藤" w:date="2026-05-20T08:40:00Z" w16du:dateUtc="2026-05-19T23:40:00Z">
+      <w:bookmarkStart w:id="567" w:name="figure-4"/>
+      <w:bookmarkEnd w:id="561"/>
+      <w:del w:id="568" w:author="治輝 齋藤" w:date="2026-05-20T08:40:00Z" w16du:dateUtc="2026-05-19T23:40:00Z">
         <w:r>
           <w:br w:type="page"/>
         </w:r>
@@ -13634,7 +13385,7 @@
       <w:r>
         <w:t xml:space="preserve">Figure </w:t>
       </w:r>
-      <w:ins w:id="529" w:author="治輝 齋藤" w:date="2026-05-20T08:40:00Z" w16du:dateUtc="2026-05-19T23:40:00Z">
+      <w:ins w:id="569" w:author="治輝 齋藤" w:date="2026-05-20T08:40:00Z" w16du:dateUtc="2026-05-19T23:40:00Z">
         <w:r>
           <w:rPr>
             <w:rFonts w:hint="eastAsia"/>
@@ -13643,7 +13394,7 @@
           <w:t>2</w:t>
         </w:r>
       </w:ins>
-      <w:del w:id="530" w:author="治輝 齋藤" w:date="2026-05-20T08:40:00Z" w16du:dateUtc="2026-05-19T23:40:00Z">
+      <w:del w:id="570" w:author="治輝 齋藤" w:date="2026-05-20T08:40:00Z" w16du:dateUtc="2026-05-19T23:40:00Z">
         <w:r>
           <w:rPr>
             <w:rFonts w:hint="eastAsia"/>
@@ -13673,8 +13424,8 @@
       <w:pPr>
         <w:pStyle w:val="2"/>
       </w:pPr>
-      <w:bookmarkStart w:id="531" w:name="figure-5"/>
-      <w:bookmarkEnd w:id="527"/>
+      <w:bookmarkStart w:id="571" w:name="figure-5"/>
+      <w:bookmarkEnd w:id="567"/>
       <w:r>
         <w:t xml:space="preserve">Figure </w:t>
       </w:r>
@@ -13706,8 +13457,8 @@
       <w:pPr>
         <w:pStyle w:val="2"/>
       </w:pPr>
-      <w:bookmarkStart w:id="532" w:name="figure-6"/>
-      <w:bookmarkEnd w:id="531"/>
+      <w:bookmarkStart w:id="572" w:name="figure-6"/>
+      <w:bookmarkEnd w:id="571"/>
       <w:r>
         <w:t xml:space="preserve">Figure </w:t>
       </w:r>
@@ -13719,8 +13470,8 @@
         <w:t>5</w:t>
       </w:r>
     </w:p>
-    <w:bookmarkEnd w:id="428"/>
-    <w:bookmarkEnd w:id="532"/>
+    <w:bookmarkEnd w:id="461"/>
+    <w:bookmarkEnd w:id="572"/>
     <w:p>
       <w:pPr>
         <w:pStyle w:val="FirstParagraph"/>
@@ -13811,7 +13562,7 @@
       <w:r>
         <w:t xml:space="preserve">Figure </w:t>
       </w:r>
-      <w:ins w:id="533" w:author="治輝 齋藤" w:date="2026-05-20T08:40:00Z" w16du:dateUtc="2026-05-19T23:40:00Z">
+      <w:ins w:id="573" w:author="治輝 齋藤" w:date="2026-05-20T08:40:00Z" w16du:dateUtc="2026-05-19T23:40:00Z">
         <w:r>
           <w:rPr>
             <w:rFonts w:hint="eastAsia"/>
@@ -13820,7 +13571,7 @@
           <w:t>3</w:t>
         </w:r>
       </w:ins>
-      <w:del w:id="534" w:author="治輝 齋藤" w:date="2026-05-20T08:40:00Z" w16du:dateUtc="2026-05-19T23:40:00Z">
+      <w:del w:id="574" w:author="治輝 齋藤" w:date="2026-05-20T08:40:00Z" w16du:dateUtc="2026-05-19T23:40:00Z">
         <w:r>
           <w:rPr>
             <w:rFonts w:hint="eastAsia"/>
@@ -13998,7 +13749,7 @@
         <w:lastRenderedPageBreak/>
         <w:t xml:space="preserve">Figure </w:t>
       </w:r>
-      <w:ins w:id="535" w:author="治輝 齋藤" w:date="2026-05-20T08:40:00Z" w16du:dateUtc="2026-05-19T23:40:00Z">
+      <w:ins w:id="575" w:author="治輝 齋藤" w:date="2026-05-20T08:40:00Z" w16du:dateUtc="2026-05-19T23:40:00Z">
         <w:r>
           <w:rPr>
             <w:rFonts w:hint="eastAsia"/>
@@ -14007,7 +13758,7 @@
           <w:t>4</w:t>
         </w:r>
       </w:ins>
-      <w:del w:id="536" w:author="治輝 齋藤" w:date="2026-05-20T08:40:00Z" w16du:dateUtc="2026-05-19T23:40:00Z">
+      <w:del w:id="576" w:author="治輝 齋藤" w:date="2026-05-20T08:40:00Z" w16du:dateUtc="2026-05-19T23:40:00Z">
         <w:r>
           <w:rPr>
             <w:rFonts w:hint="eastAsia"/>
@@ -15083,14 +14834,7 @@
           <w:rFonts w:hint="eastAsia"/>
           <w:lang w:eastAsia="ja-JP"/>
         </w:rPr>
-        <w:t>（</w:t>
-      </w:r>
-      <w:r>
-        <w:rPr>
-          <w:rFonts w:hint="eastAsia"/>
-          <w:lang w:eastAsia="ja-JP"/>
-        </w:rPr>
-        <w:t>江口先生コメント①）</w:t>
+        <w:t>（江口先生コメント①）</w:t>
       </w:r>
       <w:r>
         <w:rPr>
@@ -15236,14 +14980,7 @@
           <w:rFonts w:hint="eastAsia"/>
           <w:lang w:eastAsia="ja-JP"/>
         </w:rPr>
-        <w:t>（</w:t>
-      </w:r>
-      <w:r>
-        <w:rPr>
-          <w:rFonts w:hint="eastAsia"/>
-          <w:lang w:eastAsia="ja-JP"/>
-        </w:rPr>
-        <w:t>佐藤先生コメント②）</w:t>
+        <w:t>（佐藤先生コメント②）</w:t>
       </w:r>
       <w:r>
         <w:rPr>
@@ -15402,7 +15139,7 @@
       </w:r>
     </w:p>
   </w:comment>
-  <w:comment w:id="205" w:author="山岸良匡" w:date="2026-05-18T19:23:00Z" w:initials="山">
+  <w:comment w:id="209" w:author="山岸良匡" w:date="2026-05-18T19:23:00Z" w:initials="山">
     <w:p>
       <w:pPr>
         <w:pStyle w:val="af3"/>
@@ -15425,7 +15162,7 @@
       </w:r>
     </w:p>
   </w:comment>
-  <w:comment w:id="206" w:author="治輝 齋藤" w:date="2026-05-19T23:49:00Z" w:initials="治齋">
+  <w:comment w:id="210" w:author="治輝 齋藤" w:date="2026-05-19T23:49:00Z" w:initials="治齋">
     <w:p>
       <w:pPr>
         <w:pStyle w:val="af3"/>
@@ -15448,7 +15185,7 @@
       </w:r>
     </w:p>
   </w:comment>
-  <w:comment w:id="224" w:author="山岸良匡" w:date="2026-05-18T19:28:00Z" w:initials="山">
+  <w:comment w:id="228" w:author="山岸良匡" w:date="2026-05-18T19:28:00Z" w:initials="山">
     <w:p>
       <w:pPr>
         <w:pStyle w:val="af3"/>
@@ -15475,14 +15212,12 @@
         </w:rPr>
         <w:t>という単語は、疫学では、単位時間当たりを含む概念なので、単に割合を意味するなら</w:t>
       </w:r>
-      <w:proofErr w:type="spellStart"/>
       <w:r>
         <w:rPr>
           <w:lang w:eastAsia="ja-JP"/>
         </w:rPr>
         <w:t>proprotion</w:t>
       </w:r>
-      <w:proofErr w:type="spellEnd"/>
       <w:r>
         <w:rPr>
           <w:rFonts w:hint="eastAsia"/>
@@ -15492,7 +15227,7 @@
       </w:r>
     </w:p>
   </w:comment>
-  <w:comment w:id="225" w:author="治輝 齋藤" w:date="2026-05-19T23:27:00Z" w:initials="治齋">
+  <w:comment w:id="229" w:author="治輝 齋藤" w:date="2026-05-19T23:27:00Z" w:initials="治齋">
     <w:p>
       <w:pPr>
         <w:pStyle w:val="af3"/>
@@ -15543,7 +15278,7 @@
       </w:r>
     </w:p>
   </w:comment>
-  <w:comment w:id="229" w:author="山岸良匡" w:date="2026-05-18T19:31:00Z" w:initials="山">
+  <w:comment w:id="233" w:author="山岸良匡" w:date="2026-05-18T19:31:00Z" w:initials="山">
     <w:p>
       <w:pPr>
         <w:pStyle w:val="af3"/>
@@ -15586,7 +15321,7 @@
       </w:r>
     </w:p>
   </w:comment>
-  <w:comment w:id="230" w:author="治輝 齋藤" w:date="2026-05-20T08:46:00Z" w:initials="治齋">
+  <w:comment w:id="234" w:author="治輝 齋藤" w:date="2026-05-20T08:46:00Z" w:initials="治齋">
     <w:p>
       <w:pPr>
         <w:pStyle w:val="af3"/>
@@ -15617,7 +15352,7 @@
       </w:r>
     </w:p>
   </w:comment>
-  <w:comment w:id="243" w:author="治輝 齋藤" w:date="2026-05-20T08:53:00Z" w:initials="治齋">
+  <w:comment w:id="247" w:author="治輝 齋藤" w:date="2026-05-20T08:53:00Z" w:initials="治齋">
     <w:p>
       <w:pPr>
         <w:pStyle w:val="af3"/>
@@ -15636,14 +15371,7 @@
           <w:rFonts w:hint="eastAsia"/>
           <w:lang w:eastAsia="ja-JP"/>
         </w:rPr>
-        <w:t>（</w:t>
-      </w:r>
-      <w:r>
-        <w:rPr>
-          <w:rFonts w:hint="eastAsia"/>
-          <w:lang w:eastAsia="ja-JP"/>
-        </w:rPr>
-        <w:t>江口先生コメント⑥）</w:t>
+        <w:t>（江口先生コメント⑥）</w:t>
       </w:r>
       <w:r>
         <w:rPr>
@@ -15680,7 +15408,6 @@
         </w:rPr>
         <w:t>）」について、</w:t>
       </w:r>
-      <w:proofErr w:type="gramStart"/>
       <w:r>
         <w:rPr>
           <w:rFonts w:hint="eastAsia"/>
@@ -15688,7 +15415,6 @@
         </w:rPr>
         <w:t>p</w:t>
       </w:r>
-      <w:proofErr w:type="gramEnd"/>
       <w:r>
         <w:rPr>
           <w:rFonts w:hint="eastAsia"/>
@@ -15705,7 +15431,7 @@
       </w:r>
     </w:p>
   </w:comment>
-  <w:comment w:id="266" w:author="山岸良匡" w:date="2026-05-18T19:35:00Z" w:initials="山">
+  <w:comment w:id="270" w:author="山岸良匡" w:date="2026-05-18T19:35:00Z" w:initials="山">
     <w:p>
       <w:pPr>
         <w:pStyle w:val="af3"/>
@@ -15728,7 +15454,7 @@
       </w:r>
     </w:p>
   </w:comment>
-  <w:comment w:id="267" w:author="治輝 齋藤" w:date="2026-05-20T09:01:00Z" w:initials="治齋">
+  <w:comment w:id="271" w:author="治輝 齋藤" w:date="2026-05-20T09:01:00Z" w:initials="治齋">
     <w:p>
       <w:pPr>
         <w:pStyle w:val="af3"/>
@@ -15752,7 +15478,7 @@
       </w:r>
     </w:p>
   </w:comment>
-  <w:comment w:id="269" w:author="治輝 齋藤" w:date="2026-04-30T20:30:00Z" w:initials="治齋">
+  <w:comment w:id="273" w:author="治輝 齋藤" w:date="2026-04-30T20:30:00Z" w:initials="治齋">
     <w:p>
       <w:pPr>
         <w:pStyle w:val="af3"/>
@@ -15875,7 +15601,7 @@
       </w:r>
     </w:p>
   </w:comment>
-  <w:comment w:id="270" w:author="山岸良匡" w:date="2026-05-18T19:37:00Z" w:initials="山">
+  <w:comment w:id="274" w:author="山岸良匡" w:date="2026-05-18T19:37:00Z" w:initials="山">
     <w:p>
       <w:pPr>
         <w:pStyle w:val="af3"/>
@@ -15919,7 +15645,7 @@
       </w:r>
     </w:p>
   </w:comment>
-  <w:comment w:id="283" w:author="治輝 齋藤" w:date="2026-04-30T19:12:00Z" w:initials="治齋">
+  <w:comment w:id="310" w:author="治輝 齋藤" w:date="2026-04-30T19:12:00Z" w:initials="治齋">
     <w:p>
       <w:pPr>
         <w:pStyle w:val="af3"/>
@@ -15982,7 +15708,7 @@
       </w:r>
     </w:p>
   </w:comment>
-  <w:comment w:id="288" w:author="山岸良匡" w:date="2026-05-18T19:39:00Z" w:initials="山">
+  <w:comment w:id="315" w:author="山岸良匡" w:date="2026-05-18T19:39:00Z" w:initials="山">
     <w:p>
       <w:pPr>
         <w:pStyle w:val="af3"/>
@@ -16011,7 +15737,7 @@
       </w:r>
     </w:p>
   </w:comment>
-  <w:comment w:id="289" w:author="治輝 齋藤" w:date="2026-05-19T22:51:00Z" w:initials="治齋">
+  <w:comment w:id="316" w:author="治輝 齋藤" w:date="2026-05-19T22:51:00Z" w:initials="治齋">
     <w:p>
       <w:pPr>
         <w:pStyle w:val="af3"/>
@@ -16048,7 +15774,7 @@
       </w:r>
     </w:p>
   </w:comment>
-  <w:comment w:id="290" w:author="山岸良匡" w:date="2026-05-18T19:40:00Z" w:initials="山">
+  <w:comment w:id="317" w:author="山岸良匡" w:date="2026-05-18T19:40:00Z" w:initials="山">
     <w:p>
       <w:pPr>
         <w:pStyle w:val="af3"/>
@@ -16084,7 +15810,7 @@
       </w:r>
     </w:p>
   </w:comment>
-  <w:comment w:id="291" w:author="治輝 齋藤" w:date="2026-05-19T22:55:00Z" w:initials="治齋">
+  <w:comment w:id="318" w:author="治輝 齋藤" w:date="2026-05-19T22:55:00Z" w:initials="治齋">
     <w:p>
       <w:pPr>
         <w:pStyle w:val="af3"/>
@@ -16135,7 +15861,7 @@
       </w:r>
     </w:p>
   </w:comment>
-  <w:comment w:id="295" w:author="山岸良匡" w:date="2026-05-18T19:42:00Z" w:initials="山">
+  <w:comment w:id="322" w:author="山岸良匡" w:date="2026-05-18T19:42:00Z" w:initials="山">
     <w:p>
       <w:pPr>
         <w:pStyle w:val="af3"/>
@@ -16158,7 +15884,7 @@
       </w:r>
     </w:p>
   </w:comment>
-  <w:comment w:id="296" w:author="治輝 齋藤" w:date="2026-05-20T08:47:00Z" w:initials="治齋">
+  <w:comment w:id="323" w:author="治輝 齋藤" w:date="2026-05-20T08:47:00Z" w:initials="治齋">
     <w:p>
       <w:pPr>
         <w:pStyle w:val="af3"/>
@@ -16195,7 +15921,7 @@
       </w:r>
     </w:p>
   </w:comment>
-  <w:comment w:id="300" w:author="治輝 齋藤" w:date="2026-04-30T19:29:00Z" w:initials="治齋">
+  <w:comment w:id="327" w:author="治輝 齋藤" w:date="2026-04-30T19:29:00Z" w:initials="治齋">
     <w:p>
       <w:pPr>
         <w:pStyle w:val="af3"/>
@@ -16214,6 +15940,57 @@
           <w:rFonts w:hint="eastAsia"/>
           <w:lang w:eastAsia="ja-JP"/>
         </w:rPr>
+        <w:t>（島袋先生コメント）</w:t>
+      </w:r>
+      <w:r>
+        <w:rPr>
+          <w:rFonts w:hint="eastAsia"/>
+          <w:lang w:eastAsia="ja-JP"/>
+        </w:rPr>
+        <w:t>考察の</w:t>
+      </w:r>
+      <w:r>
+        <w:rPr>
+          <w:rFonts w:hint="eastAsia"/>
+          <w:lang w:eastAsia="ja-JP"/>
+        </w:rPr>
+        <w:t xml:space="preserve">biological plausability </w:t>
+      </w:r>
+      <w:r>
+        <w:rPr>
+          <w:rFonts w:hint="eastAsia"/>
+          <w:lang w:eastAsia="ja-JP"/>
+        </w:rPr>
+        <w:t>の次の一文</w:t>
+      </w:r>
+      <w:r>
+        <w:rPr>
+          <w:rFonts w:hint="eastAsia"/>
+          <w:lang w:eastAsia="ja-JP"/>
+        </w:rPr>
+        <w:t>について、トーンを緩めた表現に修正いたしました。</w:t>
+      </w:r>
+    </w:p>
+  </w:comment>
+  <w:comment w:id="342" w:author="治輝 齋藤" w:date="2026-04-30T20:52:00Z" w:initials="治齋">
+    <w:p>
+      <w:pPr>
+        <w:pStyle w:val="af3"/>
+        <w:rPr>
+          <w:lang w:eastAsia="ja-JP"/>
+        </w:rPr>
+      </w:pPr>
+      <w:r>
+        <w:rPr>
+          <w:rStyle w:val="af2"/>
+        </w:rPr>
+        <w:annotationRef/>
+      </w:r>
+      <w:r>
+        <w:rPr>
+          <w:rFonts w:hint="eastAsia"/>
+          <w:lang w:eastAsia="ja-JP"/>
+        </w:rPr>
         <w:t>（</w:t>
       </w:r>
       <w:r>
@@ -16221,55 +15998,32 @@
           <w:rFonts w:hint="eastAsia"/>
           <w:lang w:eastAsia="ja-JP"/>
         </w:rPr>
-        <w:t>島袋先生コメント）</w:t>
-      </w:r>
-      <w:r>
-        <w:rPr>
-          <w:rFonts w:hint="eastAsia"/>
-          <w:lang w:eastAsia="ja-JP"/>
-        </w:rPr>
-        <w:t>考察の</w:t>
-      </w:r>
-      <w:r>
-        <w:rPr>
-          <w:rFonts w:hint="eastAsia"/>
-          <w:lang w:eastAsia="ja-JP"/>
-        </w:rPr>
-        <w:t xml:space="preserve">biological </w:t>
-      </w:r>
-      <w:proofErr w:type="spellStart"/>
-      <w:r>
-        <w:rPr>
-          <w:rFonts w:hint="eastAsia"/>
-          <w:lang w:eastAsia="ja-JP"/>
-        </w:rPr>
-        <w:t>plausability</w:t>
-      </w:r>
-      <w:proofErr w:type="spellEnd"/>
-      <w:r>
-        <w:rPr>
-          <w:rFonts w:hint="eastAsia"/>
-          <w:lang w:eastAsia="ja-JP"/>
-        </w:rPr>
-        <w:t xml:space="preserve"> </w:t>
-      </w:r>
-      <w:r>
-        <w:rPr>
-          <w:rFonts w:hint="eastAsia"/>
-          <w:lang w:eastAsia="ja-JP"/>
-        </w:rPr>
-        <w:t>の次の一文</w:t>
-      </w:r>
-      <w:r>
-        <w:rPr>
-          <w:rFonts w:hint="eastAsia"/>
-          <w:lang w:eastAsia="ja-JP"/>
-        </w:rPr>
-        <w:t>について、トーンを緩めた表現に修正いたしました。</w:t>
+        <w:t>佐藤先生コメント⑩</w:t>
+      </w:r>
+      <w:r>
+        <w:rPr>
+          <w:rFonts w:hint="eastAsia"/>
+          <w:lang w:eastAsia="ja-JP"/>
+        </w:rPr>
+        <w:t>）</w:t>
+      </w:r>
+      <w:r>
+        <w:rPr>
+          <w:rFonts w:hint="eastAsia"/>
+          <w:lang w:eastAsia="ja-JP"/>
+        </w:rPr>
+        <w:t>Discussion</w:t>
+      </w:r>
+      <w:r>
+        <w:rPr>
+          <w:rFonts w:hint="eastAsia"/>
+          <w:lang w:eastAsia="ja-JP"/>
+        </w:rPr>
+        <w:t>内の断定表現を修正しました。</w:t>
       </w:r>
     </w:p>
   </w:comment>
-  <w:comment w:id="315" w:author="治輝 齋藤" w:date="2026-04-30T20:52:00Z" w:initials="治齋">
+  <w:comment w:id="353" w:author="治輝 齋藤" w:date="2026-04-30T20:56:00Z" w:initials="治齋">
     <w:p>
       <w:pPr>
         <w:pStyle w:val="af3"/>
@@ -16288,6 +16042,534 @@
           <w:rFonts w:hint="eastAsia"/>
           <w:lang w:eastAsia="ja-JP"/>
         </w:rPr>
+        <w:t>（佐藤先生コメント⑩）</w:t>
+      </w:r>
+      <w:r>
+        <w:rPr>
+          <w:rFonts w:hint="eastAsia"/>
+          <w:lang w:eastAsia="ja-JP"/>
+        </w:rPr>
+        <w:t>Discussion</w:t>
+      </w:r>
+      <w:r>
+        <w:rPr>
+          <w:rFonts w:hint="eastAsia"/>
+          <w:lang w:eastAsia="ja-JP"/>
+        </w:rPr>
+        <w:t>内の断定表現を修正しました</w:t>
+      </w:r>
+      <w:r>
+        <w:rPr>
+          <w:rFonts w:hint="eastAsia"/>
+          <w:lang w:eastAsia="ja-JP"/>
+        </w:rPr>
+        <w:t>。</w:t>
+      </w:r>
+    </w:p>
+  </w:comment>
+  <w:comment w:id="369" w:author="治輝 齋藤" w:date="2026-04-30T21:00:00Z" w:initials="治齋">
+    <w:p>
+      <w:pPr>
+        <w:pStyle w:val="af3"/>
+        <w:rPr>
+          <w:lang w:eastAsia="ja-JP"/>
+        </w:rPr>
+      </w:pPr>
+      <w:r>
+        <w:rPr>
+          <w:rStyle w:val="af2"/>
+        </w:rPr>
+        <w:annotationRef/>
+      </w:r>
+      <w:r>
+        <w:rPr>
+          <w:rFonts w:hint="eastAsia"/>
+          <w:lang w:eastAsia="ja-JP"/>
+        </w:rPr>
+        <w:t>（佐藤先生コメント⑩）</w:t>
+      </w:r>
+      <w:r>
+        <w:rPr>
+          <w:rFonts w:hint="eastAsia"/>
+          <w:lang w:eastAsia="ja-JP"/>
+        </w:rPr>
+        <w:t>Discussion</w:t>
+      </w:r>
+      <w:r>
+        <w:rPr>
+          <w:rFonts w:hint="eastAsia"/>
+          <w:lang w:eastAsia="ja-JP"/>
+        </w:rPr>
+        <w:t>内の断定表現を修正しました。</w:t>
+      </w:r>
+    </w:p>
+  </w:comment>
+  <w:comment w:id="389" w:author="治輝 齋藤" w:date="2026-04-30T20:33:00Z" w:initials="治齋">
+    <w:p>
+      <w:pPr>
+        <w:pStyle w:val="af3"/>
+        <w:rPr>
+          <w:lang w:eastAsia="ja-JP"/>
+        </w:rPr>
+      </w:pPr>
+      <w:r>
+        <w:rPr>
+          <w:rStyle w:val="af2"/>
+        </w:rPr>
+        <w:annotationRef/>
+      </w:r>
+      <w:r>
+        <w:rPr>
+          <w:rFonts w:hint="eastAsia"/>
+          <w:lang w:eastAsia="ja-JP"/>
+        </w:rPr>
+        <w:t>（寳澤先生コメント）</w:t>
+      </w:r>
+      <w:r>
+        <w:rPr>
+          <w:rFonts w:hint="eastAsia"/>
+          <w:lang w:eastAsia="ja-JP"/>
+        </w:rPr>
+        <w:t>Discussion</w:t>
+      </w:r>
+      <w:r>
+        <w:rPr>
+          <w:rFonts w:hint="eastAsia"/>
+          <w:lang w:eastAsia="ja-JP"/>
+        </w:rPr>
+        <w:t>に、</w:t>
+      </w:r>
+      <w:r>
+        <w:rPr>
+          <w:rFonts w:hint="eastAsia"/>
+          <w:lang w:eastAsia="ja-JP"/>
+        </w:rPr>
+        <w:t>NDB</w:t>
+      </w:r>
+      <w:r>
+        <w:rPr>
+          <w:rFonts w:hint="eastAsia"/>
+          <w:lang w:eastAsia="ja-JP"/>
+        </w:rPr>
+        <w:t>オープン</w:t>
+      </w:r>
+      <w:r>
+        <w:rPr>
+          <w:rFonts w:hint="eastAsia"/>
+          <w:lang w:eastAsia="ja-JP"/>
+        </w:rPr>
+        <w:t>データのマスキング制約下での解釈方針（頑健性確認として扱う</w:t>
+      </w:r>
+      <w:r>
+        <w:rPr>
+          <w:rFonts w:hint="eastAsia"/>
+          <w:lang w:eastAsia="ja-JP"/>
+        </w:rPr>
+        <w:t>旨</w:t>
+      </w:r>
+      <w:r>
+        <w:rPr>
+          <w:rFonts w:hint="eastAsia"/>
+          <w:lang w:eastAsia="ja-JP"/>
+        </w:rPr>
+        <w:t>）を追記</w:t>
+      </w:r>
+      <w:r>
+        <w:rPr>
+          <w:rFonts w:hint="eastAsia"/>
+          <w:lang w:eastAsia="ja-JP"/>
+        </w:rPr>
+        <w:t>しました。</w:t>
+      </w:r>
+    </w:p>
+  </w:comment>
+  <w:comment w:id="396" w:author="治輝 齋藤" w:date="2026-05-20T08:53:00Z" w:initials="治齋">
+    <w:p>
+      <w:pPr>
+        <w:pStyle w:val="af3"/>
+        <w:rPr>
+          <w:lang w:eastAsia="ja-JP"/>
+        </w:rPr>
+      </w:pPr>
+      <w:r>
+        <w:rPr>
+          <w:rStyle w:val="af2"/>
+        </w:rPr>
+        <w:annotationRef/>
+      </w:r>
+      <w:r>
+        <w:rPr>
+          <w:rFonts w:hint="eastAsia"/>
+          <w:lang w:eastAsia="ja-JP"/>
+        </w:rPr>
+        <w:t>（江口先生コメント⑥）</w:t>
+      </w:r>
+      <w:r>
+        <w:rPr>
+          <w:rFonts w:hint="eastAsia"/>
+          <w:lang w:eastAsia="ja-JP"/>
+        </w:rPr>
+        <w:t>「地形傾斜と速歩割合は弱い負の相関を示した（</w:t>
+      </w:r>
+      <w:r>
+        <w:rPr>
+          <w:rFonts w:hint="eastAsia"/>
+          <w:lang w:eastAsia="ja-JP"/>
+        </w:rPr>
+        <w:t xml:space="preserve">r = </w:t>
+      </w:r>
+      <w:r>
+        <w:rPr>
+          <w:rFonts w:hint="eastAsia"/>
+          <w:lang w:eastAsia="ja-JP"/>
+        </w:rPr>
+        <w:t>－</w:t>
+      </w:r>
+      <w:r>
+        <w:rPr>
+          <w:rFonts w:hint="eastAsia"/>
+          <w:lang w:eastAsia="ja-JP"/>
+        </w:rPr>
+        <w:t>0.264</w:t>
+      </w:r>
+      <w:r>
+        <w:rPr>
+          <w:rFonts w:hint="eastAsia"/>
+          <w:lang w:eastAsia="ja-JP"/>
+        </w:rPr>
+        <w:t>）」について、</w:t>
+      </w:r>
+      <w:r>
+        <w:rPr>
+          <w:rFonts w:hint="eastAsia"/>
+          <w:lang w:eastAsia="ja-JP"/>
+        </w:rPr>
+        <w:t>p</w:t>
+      </w:r>
+      <w:r>
+        <w:rPr>
+          <w:rFonts w:hint="eastAsia"/>
+          <w:lang w:eastAsia="ja-JP"/>
+        </w:rPr>
+        <w:t>値</w:t>
+      </w:r>
+      <w:r>
+        <w:rPr>
+          <w:rFonts w:hint="eastAsia"/>
+          <w:lang w:eastAsia="ja-JP"/>
+        </w:rPr>
+        <w:t>を追記しました。</w:t>
+      </w:r>
+    </w:p>
+  </w:comment>
+  <w:comment w:id="399" w:author="山岸良匡" w:date="2026-05-18T19:51:00Z" w:initials="山">
+    <w:p>
+      <w:pPr>
+        <w:pStyle w:val="af3"/>
+        <w:rPr>
+          <w:lang w:eastAsia="ja-JP"/>
+        </w:rPr>
+      </w:pPr>
+      <w:r>
+        <w:rPr>
+          <w:rStyle w:val="af2"/>
+        </w:rPr>
+        <w:annotationRef/>
+      </w:r>
+      <w:r>
+        <w:rPr>
+          <w:rFonts w:hint="eastAsia"/>
+          <w:lang w:eastAsia="ja-JP"/>
+        </w:rPr>
+        <w:t>車の影響が考察されていないのが気になります。地方で傾斜地で高齢者ならほぼ車を使う人ばかりと思います。</w:t>
+      </w:r>
+    </w:p>
+  </w:comment>
+  <w:comment w:id="406" w:author="治輝 齋藤" w:date="2026-04-30T18:41:00Z" w:initials="治齋">
+    <w:p>
+      <w:pPr>
+        <w:pStyle w:val="af3"/>
+        <w:rPr>
+          <w:lang w:eastAsia="ja-JP"/>
+        </w:rPr>
+      </w:pPr>
+      <w:r>
+        <w:rPr>
+          <w:rStyle w:val="af2"/>
+        </w:rPr>
+        <w:annotationRef/>
+      </w:r>
+      <w:r>
+        <w:rPr>
+          <w:rFonts w:hint="eastAsia"/>
+          <w:lang w:eastAsia="ja-JP"/>
+        </w:rPr>
+        <w:t>（佐藤先生コメント⑧）</w:t>
+      </w:r>
+      <w:r>
+        <w:rPr>
+          <w:rFonts w:hint="eastAsia"/>
+          <w:lang w:eastAsia="ja-JP"/>
+        </w:rPr>
+        <w:t>40</w:t>
+      </w:r>
+      <w:r>
+        <w:rPr>
+          <w:rFonts w:hint="eastAsia"/>
+          <w:lang w:eastAsia="ja-JP"/>
+        </w:rPr>
+        <w:t>–</w:t>
+      </w:r>
+      <w:r>
+        <w:rPr>
+          <w:rFonts w:hint="eastAsia"/>
+          <w:lang w:eastAsia="ja-JP"/>
+        </w:rPr>
+        <w:t>74</w:t>
+      </w:r>
+      <w:r>
+        <w:rPr>
+          <w:rFonts w:hint="eastAsia"/>
+          <w:lang w:eastAsia="ja-JP"/>
+        </w:rPr>
+        <w:t>歳質問票集計</w:t>
+      </w:r>
+      <w:r>
+        <w:rPr>
+          <w:rFonts w:hint="eastAsia"/>
+          <w:lang w:eastAsia="ja-JP"/>
+        </w:rPr>
+        <w:t>における</w:t>
+      </w:r>
+      <w:r>
+        <w:rPr>
+          <w:rFonts w:hint="eastAsia"/>
+          <w:lang w:eastAsia="ja-JP"/>
+        </w:rPr>
+        <w:t>公開</w:t>
+      </w:r>
+      <w:r>
+        <w:rPr>
+          <w:rFonts w:hint="eastAsia"/>
+          <w:lang w:eastAsia="ja-JP"/>
+        </w:rPr>
+        <w:t>である</w:t>
+      </w:r>
+      <w:r>
+        <w:rPr>
+          <w:rFonts w:hint="eastAsia"/>
+          <w:lang w:eastAsia="ja-JP"/>
+        </w:rPr>
+        <w:t>ため、歩行速度変数は</w:t>
+      </w:r>
+      <w:r>
+        <w:rPr>
+          <w:lang w:eastAsia="ja-JP"/>
+        </w:rPr>
+        <w:t>contextual covariate</w:t>
+      </w:r>
+      <w:r>
+        <w:rPr>
+          <w:rFonts w:hint="eastAsia"/>
+          <w:lang w:eastAsia="ja-JP"/>
+        </w:rPr>
+        <w:t>として扱う</w:t>
+      </w:r>
+      <w:r>
+        <w:rPr>
+          <w:rFonts w:hint="eastAsia"/>
+          <w:lang w:eastAsia="ja-JP"/>
+        </w:rPr>
+        <w:t>旨を記載しました。</w:t>
+      </w:r>
+    </w:p>
+  </w:comment>
+  <w:comment w:id="409" w:author="山岸良匡" w:date="2026-05-18T19:56:00Z" w:initials="山">
+    <w:p>
+      <w:pPr>
+        <w:pStyle w:val="af3"/>
+        <w:rPr>
+          <w:lang w:eastAsia="ja-JP"/>
+        </w:rPr>
+      </w:pPr>
+      <w:r>
+        <w:rPr>
+          <w:rStyle w:val="af2"/>
+        </w:rPr>
+        <w:annotationRef/>
+      </w:r>
+      <w:r>
+        <w:rPr>
+          <w:rFonts w:hint="eastAsia"/>
+          <w:lang w:eastAsia="ja-JP"/>
+        </w:rPr>
+        <w:t>根拠がなければ、やや言い過ぎのように思われます。</w:t>
+      </w:r>
+    </w:p>
+  </w:comment>
+  <w:comment w:id="413" w:author="治輝 齋藤" w:date="2026-04-30T18:04:00Z" w:initials="治齋">
+    <w:p>
+      <w:pPr>
+        <w:pStyle w:val="af3"/>
+        <w:rPr>
+          <w:lang w:eastAsia="ja-JP"/>
+        </w:rPr>
+      </w:pPr>
+      <w:r>
+        <w:rPr>
+          <w:rStyle w:val="af2"/>
+        </w:rPr>
+        <w:annotationRef/>
+      </w:r>
+      <w:r>
+        <w:rPr>
+          <w:rFonts w:hint="eastAsia"/>
+          <w:lang w:eastAsia="ja-JP"/>
+        </w:rPr>
+        <w:t>（佐藤先生コメント③）</w:t>
+      </w:r>
+      <w:r>
+        <w:rPr>
+          <w:rFonts w:hint="eastAsia"/>
+          <w:lang w:eastAsia="ja-JP"/>
+        </w:rPr>
+        <w:t>Limitation</w:t>
+      </w:r>
+      <w:r>
+        <w:rPr>
+          <w:rFonts w:hint="eastAsia"/>
+          <w:lang w:eastAsia="ja-JP"/>
+        </w:rPr>
+        <w:t>s</w:t>
+      </w:r>
+      <w:r>
+        <w:rPr>
+          <w:rFonts w:hint="eastAsia"/>
+          <w:lang w:eastAsia="ja-JP"/>
+        </w:rPr>
+        <w:t>に「</w:t>
+      </w:r>
+      <w:r>
+        <w:rPr>
+          <w:rFonts w:hint="eastAsia"/>
+          <w:lang w:eastAsia="ja-JP"/>
+        </w:rPr>
+        <w:t>surgery rates rather than true fracture incidence</w:t>
+      </w:r>
+      <w:r>
+        <w:rPr>
+          <w:rFonts w:hint="eastAsia"/>
+          <w:lang w:eastAsia="ja-JP"/>
+        </w:rPr>
+        <w:t>」</w:t>
+      </w:r>
+      <w:r>
+        <w:rPr>
+          <w:rFonts w:hint="eastAsia"/>
+          <w:lang w:eastAsia="ja-JP"/>
+        </w:rPr>
+        <w:t>と記載を加えました。また、</w:t>
+      </w:r>
+      <w:r>
+        <w:rPr>
+          <w:rFonts w:hint="eastAsia"/>
+          <w:lang w:eastAsia="ja-JP"/>
+        </w:rPr>
+        <w:t>治療方針・アクセス差の影響</w:t>
+      </w:r>
+      <w:r>
+        <w:rPr>
+          <w:rFonts w:hint="eastAsia"/>
+          <w:lang w:eastAsia="ja-JP"/>
+        </w:rPr>
+        <w:t>がある</w:t>
+      </w:r>
+      <w:r>
+        <w:rPr>
+          <w:rFonts w:hint="eastAsia"/>
+          <w:lang w:eastAsia="ja-JP"/>
+        </w:rPr>
+        <w:t>可能性</w:t>
+      </w:r>
+      <w:r>
+        <w:rPr>
+          <w:rFonts w:hint="eastAsia"/>
+          <w:lang w:eastAsia="ja-JP"/>
+        </w:rPr>
+        <w:t>について記載しました。</w:t>
+      </w:r>
+    </w:p>
+  </w:comment>
+  <w:comment w:id="418" w:author="治輝 齋藤" w:date="2026-04-30T18:09:00Z" w:initials="治齋">
+    <w:p>
+      <w:pPr>
+        <w:pStyle w:val="af3"/>
+        <w:rPr>
+          <w:lang w:eastAsia="ja-JP"/>
+        </w:rPr>
+      </w:pPr>
+      <w:r>
+        <w:rPr>
+          <w:rStyle w:val="af2"/>
+        </w:rPr>
+        <w:annotationRef/>
+      </w:r>
+      <w:r>
+        <w:rPr>
+          <w:rFonts w:hint="eastAsia"/>
+          <w:lang w:eastAsia="ja-JP"/>
+        </w:rPr>
+        <w:t>（佐藤先生コメント④）</w:t>
+      </w:r>
+      <w:r>
+        <w:rPr>
+          <w:rFonts w:hint="eastAsia"/>
+          <w:lang w:eastAsia="ja-JP"/>
+        </w:rPr>
+        <w:t>気候（積雪・凍結）</w:t>
+      </w:r>
+      <w:r>
+        <w:rPr>
+          <w:rFonts w:hint="eastAsia"/>
+          <w:lang w:eastAsia="ja-JP"/>
+        </w:rPr>
+        <w:t>の項目について、</w:t>
+      </w:r>
+      <w:r>
+        <w:rPr>
+          <w:rFonts w:hint="eastAsia"/>
+          <w:lang w:eastAsia="ja-JP"/>
+        </w:rPr>
+        <w:t>Limitations</w:t>
+      </w:r>
+      <w:r>
+        <w:rPr>
+          <w:rFonts w:hint="eastAsia"/>
+          <w:lang w:eastAsia="ja-JP"/>
+        </w:rPr>
+        <w:t>に追加しました。</w:t>
+      </w:r>
+    </w:p>
+  </w:comment>
+  <w:comment w:id="420" w:author="治輝 齋藤" w:date="2026-04-30T20:37:00Z" w:initials="治齋">
+    <w:p>
+      <w:pPr>
+        <w:pStyle w:val="af3"/>
+        <w:rPr>
+          <w:lang w:eastAsia="ja-JP"/>
+        </w:rPr>
+      </w:pPr>
+      <w:r>
+        <w:rPr>
+          <w:rStyle w:val="af2"/>
+        </w:rPr>
+        <w:annotationRef/>
+      </w:r>
+      <w:r>
+        <w:rPr>
+          <w:rFonts w:hint="eastAsia"/>
+          <w:lang w:eastAsia="ja-JP"/>
+        </w:rPr>
         <w:t>（</w:t>
       </w:r>
       <w:r>
@@ -16295,7 +16577,7 @@
           <w:rFonts w:hint="eastAsia"/>
           <w:lang w:eastAsia="ja-JP"/>
         </w:rPr>
-        <w:t>佐藤先生コメント⑩</w:t>
+        <w:t>寳澤先生コメント</w:t>
       </w:r>
       <w:r>
         <w:rPr>
@@ -16309,18 +16591,25 @@
           <w:rFonts w:hint="eastAsia"/>
           <w:lang w:eastAsia="ja-JP"/>
         </w:rPr>
-        <w:t>Discussion</w:t>
-      </w:r>
-      <w:r>
-        <w:rPr>
-          <w:rFonts w:hint="eastAsia"/>
-          <w:lang w:eastAsia="ja-JP"/>
-        </w:rPr>
-        <w:t>内の断定表現を修正しました。</w:t>
+        <w:t>Limitations</w:t>
+      </w:r>
+      <w:r>
+        <w:rPr>
+          <w:rFonts w:hint="eastAsia"/>
+          <w:lang w:eastAsia="ja-JP"/>
+        </w:rPr>
+        <w:t>に、補完依存性と二次マスキングの可能性を明記</w:t>
+      </w:r>
+      <w:r>
+        <w:rPr>
+          <w:rFonts w:hint="eastAsia"/>
+          <w:lang w:eastAsia="ja-JP"/>
+        </w:rPr>
+        <w:t>しました。</w:t>
       </w:r>
     </w:p>
   </w:comment>
-  <w:comment w:id="326" w:author="治輝 齋藤" w:date="2026-04-30T20:56:00Z" w:initials="治齋">
+  <w:comment w:id="432" w:author="治輝 齋藤" w:date="2026-04-30T18:46:00Z" w:initials="治齋">
     <w:p>
       <w:pPr>
         <w:pStyle w:val="af3"/>
@@ -16339,6 +16628,122 @@
           <w:rFonts w:hint="eastAsia"/>
           <w:lang w:eastAsia="ja-JP"/>
         </w:rPr>
+        <w:t>（佐藤先生コメント⑧）</w:t>
+      </w:r>
+      <w:r>
+        <w:rPr>
+          <w:rFonts w:hint="eastAsia"/>
+          <w:lang w:eastAsia="ja-JP"/>
+        </w:rPr>
+        <w:t>歩行速度指標が</w:t>
+      </w:r>
+      <w:r>
+        <w:rPr>
+          <w:rFonts w:hint="eastAsia"/>
+          <w:lang w:eastAsia="ja-JP"/>
+        </w:rPr>
+        <w:t>40</w:t>
+      </w:r>
+      <w:r>
+        <w:rPr>
+          <w:rFonts w:hint="eastAsia"/>
+          <w:lang w:eastAsia="ja-JP"/>
+        </w:rPr>
+        <w:t>–</w:t>
+      </w:r>
+      <w:r>
+        <w:rPr>
+          <w:rFonts w:hint="eastAsia"/>
+          <w:lang w:eastAsia="ja-JP"/>
+        </w:rPr>
+        <w:t>74</w:t>
+      </w:r>
+      <w:r>
+        <w:rPr>
+          <w:rFonts w:hint="eastAsia"/>
+          <w:lang w:eastAsia="ja-JP"/>
+        </w:rPr>
+        <w:t>歳の公開質問票集計に基づくことを明記し、最高齢群の骨折リスクを直接代表しないという限界が伝わるように修正しました</w:t>
+      </w:r>
+      <w:r>
+        <w:rPr>
+          <w:rFonts w:hint="eastAsia"/>
+          <w:lang w:eastAsia="ja-JP"/>
+        </w:rPr>
+        <w:t>。</w:t>
+      </w:r>
+    </w:p>
+  </w:comment>
+  <w:comment w:id="439" w:author="治輝 齋藤" w:date="2026-05-01T13:08:00Z" w:initials="治齋">
+    <w:p>
+      <w:pPr>
+        <w:pStyle w:val="af3"/>
+        <w:rPr>
+          <w:lang w:eastAsia="ja-JP"/>
+        </w:rPr>
+      </w:pPr>
+      <w:r>
+        <w:rPr>
+          <w:rStyle w:val="af2"/>
+        </w:rPr>
+        <w:annotationRef/>
+      </w:r>
+      <w:r>
+        <w:rPr>
+          <w:rFonts w:hint="eastAsia"/>
+          <w:lang w:eastAsia="ja-JP"/>
+        </w:rPr>
+        <w:t>（舟久保先生コメント④）</w:t>
+      </w:r>
+      <w:r>
+        <w:rPr>
+          <w:rFonts w:hint="eastAsia"/>
+          <w:lang w:eastAsia="ja-JP"/>
+        </w:rPr>
+        <w:t>歩行速度の能力指標性を</w:t>
+      </w:r>
+      <w:r>
+        <w:rPr>
+          <w:rFonts w:hint="eastAsia"/>
+          <w:lang w:eastAsia="ja-JP"/>
+        </w:rPr>
+        <w:t>Limitations</w:t>
+      </w:r>
+      <w:r>
+        <w:rPr>
+          <w:rFonts w:hint="eastAsia"/>
+          <w:lang w:eastAsia="ja-JP"/>
+        </w:rPr>
+        <w:t>に追記</w:t>
+      </w:r>
+      <w:r>
+        <w:rPr>
+          <w:rFonts w:hint="eastAsia"/>
+          <w:lang w:eastAsia="ja-JP"/>
+        </w:rPr>
+        <w:t>しました。</w:t>
+      </w:r>
+    </w:p>
+  </w:comment>
+  <w:comment w:id="451" w:author="治輝 齋藤" w:date="2026-04-30T19:20:00Z" w:initials="治齋">
+    <w:p>
+      <w:pPr>
+        <w:pStyle w:val="af3"/>
+        <w:rPr>
+          <w:lang w:eastAsia="ja-JP"/>
+        </w:rPr>
+      </w:pPr>
+      <w:r>
+        <w:rPr>
+          <w:rStyle w:val="af2"/>
+        </w:rPr>
+        <w:annotationRef/>
+      </w:r>
+      <w:r>
+        <w:rPr>
+          <w:rFonts w:hint="eastAsia"/>
+          <w:lang w:eastAsia="ja-JP"/>
+        </w:rPr>
         <w:t>（佐藤先生コメント⑩）</w:t>
       </w:r>
       <w:r>
@@ -16346,25 +16751,32 @@
           <w:rFonts w:hint="eastAsia"/>
           <w:lang w:eastAsia="ja-JP"/>
         </w:rPr>
-        <w:t>Discussion</w:t>
-      </w:r>
-      <w:r>
-        <w:rPr>
-          <w:rFonts w:hint="eastAsia"/>
-          <w:lang w:eastAsia="ja-JP"/>
-        </w:rPr>
-        <w:t>内の断定表現を修正しました</w:t>
-      </w:r>
-      <w:r>
-        <w:rPr>
-          <w:rFonts w:hint="eastAsia"/>
-          <w:lang w:eastAsia="ja-JP"/>
-        </w:rPr>
-        <w:t>。</w:t>
+        <w:t xml:space="preserve">remained </w:t>
+      </w:r>
+      <w:r>
+        <w:rPr>
+          <w:rFonts w:hint="eastAsia"/>
+          <w:lang w:eastAsia="ja-JP"/>
+        </w:rPr>
+        <w:t>→</w:t>
+      </w:r>
+      <w:r>
+        <w:rPr>
+          <w:rFonts w:hint="eastAsia"/>
+          <w:lang w:eastAsia="ja-JP"/>
+        </w:rPr>
+        <w:t xml:space="preserve"> was</w:t>
+      </w:r>
+      <w:r>
+        <w:rPr>
+          <w:rFonts w:hint="eastAsia"/>
+          <w:lang w:eastAsia="ja-JP"/>
+        </w:rPr>
+        <w:t>と、弱い表現に修正しました。</w:t>
       </w:r>
     </w:p>
   </w:comment>
-  <w:comment w:id="342" w:author="治輝 齋藤" w:date="2026-04-30T21:00:00Z" w:initials="治齋">
+  <w:comment w:id="457" w:author="治輝 齋藤" w:date="2026-05-01T13:12:00Z" w:initials="治齋">
     <w:p>
       <w:pPr>
         <w:pStyle w:val="af3"/>
@@ -16383,817 +16795,67 @@
           <w:rFonts w:hint="eastAsia"/>
           <w:lang w:eastAsia="ja-JP"/>
         </w:rPr>
-        <w:t>（佐藤先生コメント⑩）</w:t>
-      </w:r>
-      <w:r>
-        <w:rPr>
-          <w:rFonts w:hint="eastAsia"/>
-          <w:lang w:eastAsia="ja-JP"/>
-        </w:rPr>
-        <w:t>Discussion</w:t>
-      </w:r>
-      <w:r>
-        <w:rPr>
-          <w:rFonts w:hint="eastAsia"/>
-          <w:lang w:eastAsia="ja-JP"/>
-        </w:rPr>
-        <w:t>内の断定表現を修正しました。</w:t>
+        <w:t>（舟久保先生コメント⑤）</w:t>
+      </w:r>
+      <w:r>
+        <w:rPr>
+          <w:rFonts w:hint="eastAsia"/>
+          <w:lang w:eastAsia="ja-JP"/>
+        </w:rPr>
+        <w:t>統計解釈を控えめ</w:t>
+      </w:r>
+      <w:r>
+        <w:rPr>
+          <w:rFonts w:hint="eastAsia"/>
+          <w:lang w:eastAsia="ja-JP"/>
+        </w:rPr>
+        <w:t>な表現に修正</w:t>
+      </w:r>
+      <w:r>
+        <w:rPr>
+          <w:rFonts w:hint="eastAsia"/>
+          <w:lang w:eastAsia="ja-JP"/>
+        </w:rPr>
+        <w:t>し</w:t>
+      </w:r>
+      <w:r>
+        <w:rPr>
+          <w:rFonts w:hint="eastAsia"/>
+          <w:lang w:eastAsia="ja-JP"/>
+        </w:rPr>
+        <w:t>、</w:t>
+      </w:r>
+      <w:r>
+        <w:rPr>
+          <w:rFonts w:hint="eastAsia"/>
+          <w:lang w:eastAsia="ja-JP"/>
+        </w:rPr>
+        <w:t>N=47</w:t>
+      </w:r>
+      <w:r>
+        <w:rPr>
+          <w:rFonts w:hint="eastAsia"/>
+          <w:lang w:eastAsia="ja-JP"/>
+        </w:rPr>
+        <w:t>の</w:t>
+      </w:r>
+      <w:r>
+        <w:rPr>
+          <w:rFonts w:hint="eastAsia"/>
+          <w:lang w:eastAsia="ja-JP"/>
+        </w:rPr>
+        <w:t>不確実性を明示</w:t>
+      </w:r>
+      <w:r>
+        <w:rPr>
+          <w:rFonts w:hint="eastAsia"/>
+          <w:lang w:eastAsia="ja-JP"/>
+        </w:rPr>
+        <w:t>しました。</w:t>
       </w:r>
     </w:p>
   </w:comment>
-  <w:comment w:id="362" w:author="治輝 齋藤" w:date="2026-04-30T20:33:00Z" w:initials="治齋">
-    <w:p>
-      <w:pPr>
-        <w:pStyle w:val="af3"/>
-        <w:rPr>
-          <w:lang w:eastAsia="ja-JP"/>
-        </w:rPr>
-      </w:pPr>
-      <w:r>
-        <w:rPr>
-          <w:rStyle w:val="af2"/>
-        </w:rPr>
-        <w:annotationRef/>
-      </w:r>
-      <w:r>
-        <w:rPr>
-          <w:rFonts w:hint="eastAsia"/>
-          <w:lang w:eastAsia="ja-JP"/>
-        </w:rPr>
-        <w:t>（寳澤先生コメント）</w:t>
-      </w:r>
-      <w:r>
-        <w:rPr>
-          <w:rFonts w:hint="eastAsia"/>
-          <w:lang w:eastAsia="ja-JP"/>
-        </w:rPr>
-        <w:t>Discussion</w:t>
-      </w:r>
-      <w:r>
-        <w:rPr>
-          <w:rFonts w:hint="eastAsia"/>
-          <w:lang w:eastAsia="ja-JP"/>
-        </w:rPr>
-        <w:t>に、</w:t>
-      </w:r>
-      <w:r>
-        <w:rPr>
-          <w:rFonts w:hint="eastAsia"/>
-          <w:lang w:eastAsia="ja-JP"/>
-        </w:rPr>
-        <w:t>NDB</w:t>
-      </w:r>
-      <w:r>
-        <w:rPr>
-          <w:rFonts w:hint="eastAsia"/>
-          <w:lang w:eastAsia="ja-JP"/>
-        </w:rPr>
-        <w:t>オープン</w:t>
-      </w:r>
-      <w:r>
-        <w:rPr>
-          <w:rFonts w:hint="eastAsia"/>
-          <w:lang w:eastAsia="ja-JP"/>
-        </w:rPr>
-        <w:t>データのマスキング制約下での解釈方針（頑健性確認として扱う</w:t>
-      </w:r>
-      <w:r>
-        <w:rPr>
-          <w:rFonts w:hint="eastAsia"/>
-          <w:lang w:eastAsia="ja-JP"/>
-        </w:rPr>
-        <w:t>旨</w:t>
-      </w:r>
-      <w:r>
-        <w:rPr>
-          <w:rFonts w:hint="eastAsia"/>
-          <w:lang w:eastAsia="ja-JP"/>
-        </w:rPr>
-        <w:t>）を追記</w:t>
-      </w:r>
-      <w:r>
-        <w:rPr>
-          <w:rFonts w:hint="eastAsia"/>
-          <w:lang w:eastAsia="ja-JP"/>
-        </w:rPr>
-        <w:t>しました。</w:t>
-      </w:r>
-    </w:p>
-  </w:comment>
-  <w:comment w:id="369" w:author="治輝 齋藤" w:date="2026-05-20T08:53:00Z" w:initials="治齋">
-    <w:p>
-      <w:pPr>
-        <w:pStyle w:val="af3"/>
-        <w:rPr>
-          <w:lang w:eastAsia="ja-JP"/>
-        </w:rPr>
-      </w:pPr>
-      <w:r>
-        <w:rPr>
-          <w:rStyle w:val="af2"/>
-        </w:rPr>
-        <w:annotationRef/>
-      </w:r>
-      <w:r>
-        <w:rPr>
-          <w:rFonts w:hint="eastAsia"/>
-          <w:lang w:eastAsia="ja-JP"/>
-        </w:rPr>
-        <w:t>（</w:t>
-      </w:r>
-      <w:r>
-        <w:rPr>
-          <w:rFonts w:hint="eastAsia"/>
-          <w:lang w:eastAsia="ja-JP"/>
-        </w:rPr>
-        <w:t>江口先生コメント⑥）</w:t>
-      </w:r>
-      <w:r>
-        <w:rPr>
-          <w:rFonts w:hint="eastAsia"/>
-          <w:lang w:eastAsia="ja-JP"/>
-        </w:rPr>
-        <w:t>「地形傾斜と速歩割合は弱い負の相関を示した（</w:t>
-      </w:r>
-      <w:r>
-        <w:rPr>
-          <w:rFonts w:hint="eastAsia"/>
-          <w:lang w:eastAsia="ja-JP"/>
-        </w:rPr>
-        <w:t xml:space="preserve">r = </w:t>
-      </w:r>
-      <w:r>
-        <w:rPr>
-          <w:rFonts w:hint="eastAsia"/>
-          <w:lang w:eastAsia="ja-JP"/>
-        </w:rPr>
-        <w:t>－</w:t>
-      </w:r>
-      <w:r>
-        <w:rPr>
-          <w:rFonts w:hint="eastAsia"/>
-          <w:lang w:eastAsia="ja-JP"/>
-        </w:rPr>
-        <w:t>0.264</w:t>
-      </w:r>
-      <w:r>
-        <w:rPr>
-          <w:rFonts w:hint="eastAsia"/>
-          <w:lang w:eastAsia="ja-JP"/>
-        </w:rPr>
-        <w:t>）」について、</w:t>
-      </w:r>
-      <w:proofErr w:type="gramStart"/>
-      <w:r>
-        <w:rPr>
-          <w:rFonts w:hint="eastAsia"/>
-          <w:lang w:eastAsia="ja-JP"/>
-        </w:rPr>
-        <w:t>p</w:t>
-      </w:r>
-      <w:proofErr w:type="gramEnd"/>
-      <w:r>
-        <w:rPr>
-          <w:rFonts w:hint="eastAsia"/>
-          <w:lang w:eastAsia="ja-JP"/>
-        </w:rPr>
-        <w:t>値</w:t>
-      </w:r>
-      <w:r>
-        <w:rPr>
-          <w:rFonts w:hint="eastAsia"/>
-          <w:lang w:eastAsia="ja-JP"/>
-        </w:rPr>
-        <w:t>を追記しました。</w:t>
-      </w:r>
-    </w:p>
-  </w:comment>
-  <w:comment w:id="372" w:author="山岸良匡" w:date="2026-05-18T19:51:00Z" w:initials="山">
-    <w:p>
-      <w:pPr>
-        <w:pStyle w:val="af3"/>
-        <w:rPr>
-          <w:lang w:eastAsia="ja-JP"/>
-        </w:rPr>
-      </w:pPr>
-      <w:r>
-        <w:rPr>
-          <w:rStyle w:val="af2"/>
-        </w:rPr>
-        <w:annotationRef/>
-      </w:r>
-      <w:r>
-        <w:rPr>
-          <w:rFonts w:hint="eastAsia"/>
-          <w:lang w:eastAsia="ja-JP"/>
-        </w:rPr>
-        <w:t>車の影響が考察されていないのが気になります。地方</w:t>
-      </w:r>
-      <w:proofErr w:type="gramStart"/>
-      <w:r>
-        <w:rPr>
-          <w:rFonts w:hint="eastAsia"/>
-          <w:lang w:eastAsia="ja-JP"/>
-        </w:rPr>
-        <w:t>で</w:t>
-      </w:r>
-      <w:proofErr w:type="gramEnd"/>
-      <w:r>
-        <w:rPr>
-          <w:rFonts w:hint="eastAsia"/>
-          <w:lang w:eastAsia="ja-JP"/>
-        </w:rPr>
-        <w:t>傾斜地</w:t>
-      </w:r>
-      <w:proofErr w:type="gramStart"/>
-      <w:r>
-        <w:rPr>
-          <w:rFonts w:hint="eastAsia"/>
-          <w:lang w:eastAsia="ja-JP"/>
-        </w:rPr>
-        <w:t>で</w:t>
-      </w:r>
-      <w:proofErr w:type="gramEnd"/>
-      <w:r>
-        <w:rPr>
-          <w:rFonts w:hint="eastAsia"/>
-          <w:lang w:eastAsia="ja-JP"/>
-        </w:rPr>
-        <w:t>高齢者ならほぼ車を使う人ばかりと思います。</w:t>
-      </w:r>
-    </w:p>
-  </w:comment>
-  <w:comment w:id="379" w:author="治輝 齋藤" w:date="2026-04-30T18:41:00Z" w:initials="治齋">
-    <w:p>
-      <w:pPr>
-        <w:pStyle w:val="af3"/>
-        <w:rPr>
-          <w:lang w:eastAsia="ja-JP"/>
-        </w:rPr>
-      </w:pPr>
-      <w:r>
-        <w:rPr>
-          <w:rStyle w:val="af2"/>
-        </w:rPr>
-        <w:annotationRef/>
-      </w:r>
-      <w:r>
-        <w:rPr>
-          <w:rFonts w:hint="eastAsia"/>
-          <w:lang w:eastAsia="ja-JP"/>
-        </w:rPr>
-        <w:t>（佐藤先生コメント⑧）</w:t>
-      </w:r>
-      <w:r>
-        <w:rPr>
-          <w:rFonts w:hint="eastAsia"/>
-          <w:lang w:eastAsia="ja-JP"/>
-        </w:rPr>
-        <w:t>40</w:t>
-      </w:r>
-      <w:r>
-        <w:rPr>
-          <w:rFonts w:hint="eastAsia"/>
-          <w:lang w:eastAsia="ja-JP"/>
-        </w:rPr>
-        <w:t>–</w:t>
-      </w:r>
-      <w:r>
-        <w:rPr>
-          <w:rFonts w:hint="eastAsia"/>
-          <w:lang w:eastAsia="ja-JP"/>
-        </w:rPr>
-        <w:t>74</w:t>
-      </w:r>
-      <w:r>
-        <w:rPr>
-          <w:rFonts w:hint="eastAsia"/>
-          <w:lang w:eastAsia="ja-JP"/>
-        </w:rPr>
-        <w:t>歳質問票集計</w:t>
-      </w:r>
-      <w:r>
-        <w:rPr>
-          <w:rFonts w:hint="eastAsia"/>
-          <w:lang w:eastAsia="ja-JP"/>
-        </w:rPr>
-        <w:t>における</w:t>
-      </w:r>
-      <w:r>
-        <w:rPr>
-          <w:rFonts w:hint="eastAsia"/>
-          <w:lang w:eastAsia="ja-JP"/>
-        </w:rPr>
-        <w:t>公開</w:t>
-      </w:r>
-      <w:r>
-        <w:rPr>
-          <w:rFonts w:hint="eastAsia"/>
-          <w:lang w:eastAsia="ja-JP"/>
-        </w:rPr>
-        <w:t>である</w:t>
-      </w:r>
-      <w:r>
-        <w:rPr>
-          <w:rFonts w:hint="eastAsia"/>
-          <w:lang w:eastAsia="ja-JP"/>
-        </w:rPr>
-        <w:t>ため、歩行速度変数は</w:t>
-      </w:r>
-      <w:r>
-        <w:rPr>
-          <w:lang w:eastAsia="ja-JP"/>
-        </w:rPr>
-        <w:t>contextual covariate</w:t>
-      </w:r>
-      <w:r>
-        <w:rPr>
-          <w:rFonts w:hint="eastAsia"/>
-          <w:lang w:eastAsia="ja-JP"/>
-        </w:rPr>
-        <w:t>として扱う</w:t>
-      </w:r>
-      <w:r>
-        <w:rPr>
-          <w:rFonts w:hint="eastAsia"/>
-          <w:lang w:eastAsia="ja-JP"/>
-        </w:rPr>
-        <w:t>旨を記載しました。</w:t>
-      </w:r>
-    </w:p>
-  </w:comment>
-  <w:comment w:id="382" w:author="山岸良匡" w:date="2026-05-18T19:56:00Z" w:initials="山">
-    <w:p>
-      <w:pPr>
-        <w:pStyle w:val="af3"/>
-        <w:rPr>
-          <w:lang w:eastAsia="ja-JP"/>
-        </w:rPr>
-      </w:pPr>
-      <w:r>
-        <w:rPr>
-          <w:rStyle w:val="af2"/>
-        </w:rPr>
-        <w:annotationRef/>
-      </w:r>
-      <w:r>
-        <w:rPr>
-          <w:rFonts w:hint="eastAsia"/>
-          <w:lang w:eastAsia="ja-JP"/>
-        </w:rPr>
-        <w:t>根拠がなければ、やや言い過ぎのように思われます。</w:t>
-      </w:r>
-    </w:p>
-  </w:comment>
-  <w:comment w:id="386" w:author="治輝 齋藤" w:date="2026-04-30T18:04:00Z" w:initials="治齋">
-    <w:p>
-      <w:pPr>
-        <w:pStyle w:val="af3"/>
-        <w:rPr>
-          <w:lang w:eastAsia="ja-JP"/>
-        </w:rPr>
-      </w:pPr>
-      <w:r>
-        <w:rPr>
-          <w:rStyle w:val="af2"/>
-        </w:rPr>
-        <w:annotationRef/>
-      </w:r>
-      <w:r>
-        <w:rPr>
-          <w:rFonts w:hint="eastAsia"/>
-          <w:lang w:eastAsia="ja-JP"/>
-        </w:rPr>
-        <w:t>（佐藤先生コメント③）</w:t>
-      </w:r>
-      <w:r>
-        <w:rPr>
-          <w:rFonts w:hint="eastAsia"/>
-          <w:lang w:eastAsia="ja-JP"/>
-        </w:rPr>
-        <w:t>Limitation</w:t>
-      </w:r>
-      <w:r>
-        <w:rPr>
-          <w:rFonts w:hint="eastAsia"/>
-          <w:lang w:eastAsia="ja-JP"/>
-        </w:rPr>
-        <w:t>s</w:t>
-      </w:r>
-      <w:r>
-        <w:rPr>
-          <w:rFonts w:hint="eastAsia"/>
-          <w:lang w:eastAsia="ja-JP"/>
-        </w:rPr>
-        <w:t>に「</w:t>
-      </w:r>
-      <w:r>
-        <w:rPr>
-          <w:rFonts w:hint="eastAsia"/>
-          <w:lang w:eastAsia="ja-JP"/>
-        </w:rPr>
-        <w:t>surgery rates rather than true fracture incidence</w:t>
-      </w:r>
-      <w:r>
-        <w:rPr>
-          <w:rFonts w:hint="eastAsia"/>
-          <w:lang w:eastAsia="ja-JP"/>
-        </w:rPr>
-        <w:t>」</w:t>
-      </w:r>
-      <w:r>
-        <w:rPr>
-          <w:rFonts w:hint="eastAsia"/>
-          <w:lang w:eastAsia="ja-JP"/>
-        </w:rPr>
-        <w:t>と記載を加えました。また、</w:t>
-      </w:r>
-      <w:r>
-        <w:rPr>
-          <w:rFonts w:hint="eastAsia"/>
-          <w:lang w:eastAsia="ja-JP"/>
-        </w:rPr>
-        <w:t>治療方針・アクセス差の影響</w:t>
-      </w:r>
-      <w:r>
-        <w:rPr>
-          <w:rFonts w:hint="eastAsia"/>
-          <w:lang w:eastAsia="ja-JP"/>
-        </w:rPr>
-        <w:t>がある</w:t>
-      </w:r>
-      <w:r>
-        <w:rPr>
-          <w:rFonts w:hint="eastAsia"/>
-          <w:lang w:eastAsia="ja-JP"/>
-        </w:rPr>
-        <w:t>可能性</w:t>
-      </w:r>
-      <w:r>
-        <w:rPr>
-          <w:rFonts w:hint="eastAsia"/>
-          <w:lang w:eastAsia="ja-JP"/>
-        </w:rPr>
-        <w:t>について記載しました。</w:t>
-      </w:r>
-    </w:p>
-  </w:comment>
-  <w:comment w:id="391" w:author="治輝 齋藤" w:date="2026-04-30T18:09:00Z" w:initials="治齋">
-    <w:p>
-      <w:pPr>
-        <w:pStyle w:val="af3"/>
-        <w:rPr>
-          <w:lang w:eastAsia="ja-JP"/>
-        </w:rPr>
-      </w:pPr>
-      <w:r>
-        <w:rPr>
-          <w:rStyle w:val="af2"/>
-        </w:rPr>
-        <w:annotationRef/>
-      </w:r>
-      <w:r>
-        <w:rPr>
-          <w:rFonts w:hint="eastAsia"/>
-          <w:lang w:eastAsia="ja-JP"/>
-        </w:rPr>
-        <w:t>（佐藤先生コメント④）</w:t>
-      </w:r>
-      <w:r>
-        <w:rPr>
-          <w:rFonts w:hint="eastAsia"/>
-          <w:lang w:eastAsia="ja-JP"/>
-        </w:rPr>
-        <w:t>気候（積雪・凍結）</w:t>
-      </w:r>
-      <w:r>
-        <w:rPr>
-          <w:rFonts w:hint="eastAsia"/>
-          <w:lang w:eastAsia="ja-JP"/>
-        </w:rPr>
-        <w:t>の項目について、</w:t>
-      </w:r>
-      <w:r>
-        <w:rPr>
-          <w:rFonts w:hint="eastAsia"/>
-          <w:lang w:eastAsia="ja-JP"/>
-        </w:rPr>
-        <w:t>Limitations</w:t>
-      </w:r>
-      <w:r>
-        <w:rPr>
-          <w:rFonts w:hint="eastAsia"/>
-          <w:lang w:eastAsia="ja-JP"/>
-        </w:rPr>
-        <w:t>に追加しました。</w:t>
-      </w:r>
-    </w:p>
-  </w:comment>
-  <w:comment w:id="393" w:author="治輝 齋藤" w:date="2026-04-30T20:37:00Z" w:initials="治齋">
-    <w:p>
-      <w:pPr>
-        <w:pStyle w:val="af3"/>
-        <w:rPr>
-          <w:lang w:eastAsia="ja-JP"/>
-        </w:rPr>
-      </w:pPr>
-      <w:r>
-        <w:rPr>
-          <w:rStyle w:val="af2"/>
-        </w:rPr>
-        <w:annotationRef/>
-      </w:r>
-      <w:r>
-        <w:rPr>
-          <w:rFonts w:hint="eastAsia"/>
-          <w:lang w:eastAsia="ja-JP"/>
-        </w:rPr>
-        <w:t>（</w:t>
-      </w:r>
-      <w:r>
-        <w:rPr>
-          <w:rFonts w:hint="eastAsia"/>
-          <w:lang w:eastAsia="ja-JP"/>
-        </w:rPr>
-        <w:t>寳澤先生コメント</w:t>
-      </w:r>
-      <w:r>
-        <w:rPr>
-          <w:rFonts w:hint="eastAsia"/>
-          <w:lang w:eastAsia="ja-JP"/>
-        </w:rPr>
-        <w:t>）</w:t>
-      </w:r>
-      <w:r>
-        <w:rPr>
-          <w:rFonts w:hint="eastAsia"/>
-          <w:lang w:eastAsia="ja-JP"/>
-        </w:rPr>
-        <w:t>Limitations</w:t>
-      </w:r>
-      <w:r>
-        <w:rPr>
-          <w:rFonts w:hint="eastAsia"/>
-          <w:lang w:eastAsia="ja-JP"/>
-        </w:rPr>
-        <w:t>に、補完依存性と二次マスキングの可能性を明記</w:t>
-      </w:r>
-      <w:r>
-        <w:rPr>
-          <w:rFonts w:hint="eastAsia"/>
-          <w:lang w:eastAsia="ja-JP"/>
-        </w:rPr>
-        <w:t>しました。</w:t>
-      </w:r>
-    </w:p>
-  </w:comment>
-  <w:comment w:id="399" w:author="治輝 齋藤" w:date="2026-04-30T18:46:00Z" w:initials="治齋">
-    <w:p>
-      <w:pPr>
-        <w:pStyle w:val="af3"/>
-        <w:rPr>
-          <w:lang w:eastAsia="ja-JP"/>
-        </w:rPr>
-      </w:pPr>
-      <w:r>
-        <w:rPr>
-          <w:rStyle w:val="af2"/>
-        </w:rPr>
-        <w:annotationRef/>
-      </w:r>
-      <w:r>
-        <w:rPr>
-          <w:rFonts w:hint="eastAsia"/>
-          <w:lang w:eastAsia="ja-JP"/>
-        </w:rPr>
-        <w:t>（佐藤先生コメント⑧）</w:t>
-      </w:r>
-      <w:r>
-        <w:rPr>
-          <w:rFonts w:hint="eastAsia"/>
-          <w:lang w:eastAsia="ja-JP"/>
-        </w:rPr>
-        <w:t>歩行速度指標が</w:t>
-      </w:r>
-      <w:r>
-        <w:rPr>
-          <w:rFonts w:hint="eastAsia"/>
-          <w:lang w:eastAsia="ja-JP"/>
-        </w:rPr>
-        <w:t>40</w:t>
-      </w:r>
-      <w:r>
-        <w:rPr>
-          <w:rFonts w:hint="eastAsia"/>
-          <w:lang w:eastAsia="ja-JP"/>
-        </w:rPr>
-        <w:t>–</w:t>
-      </w:r>
-      <w:r>
-        <w:rPr>
-          <w:rFonts w:hint="eastAsia"/>
-          <w:lang w:eastAsia="ja-JP"/>
-        </w:rPr>
-        <w:t>74</w:t>
-      </w:r>
-      <w:r>
-        <w:rPr>
-          <w:rFonts w:hint="eastAsia"/>
-          <w:lang w:eastAsia="ja-JP"/>
-        </w:rPr>
-        <w:t>歳の公開質問票集計に基づくことを明記し、最高齢群の骨折リスクを直接代表しないという限界が伝わるように修正しました</w:t>
-      </w:r>
-      <w:r>
-        <w:rPr>
-          <w:rFonts w:hint="eastAsia"/>
-          <w:lang w:eastAsia="ja-JP"/>
-        </w:rPr>
-        <w:t>。</w:t>
-      </w:r>
-    </w:p>
-  </w:comment>
-  <w:comment w:id="406" w:author="治輝 齋藤" w:date="2026-05-01T13:08:00Z" w:initials="治齋">
-    <w:p>
-      <w:pPr>
-        <w:pStyle w:val="af3"/>
-        <w:rPr>
-          <w:lang w:eastAsia="ja-JP"/>
-        </w:rPr>
-      </w:pPr>
-      <w:r>
-        <w:rPr>
-          <w:rStyle w:val="af2"/>
-        </w:rPr>
-        <w:annotationRef/>
-      </w:r>
-      <w:r>
-        <w:rPr>
-          <w:rFonts w:hint="eastAsia"/>
-          <w:lang w:eastAsia="ja-JP"/>
-        </w:rPr>
-        <w:t>（舟久保先生コメント④）</w:t>
-      </w:r>
-      <w:r>
-        <w:rPr>
-          <w:rFonts w:hint="eastAsia"/>
-          <w:lang w:eastAsia="ja-JP"/>
-        </w:rPr>
-        <w:t>歩行速度の能力指標性を</w:t>
-      </w:r>
-      <w:r>
-        <w:rPr>
-          <w:rFonts w:hint="eastAsia"/>
-          <w:lang w:eastAsia="ja-JP"/>
-        </w:rPr>
-        <w:t>Limitations</w:t>
-      </w:r>
-      <w:r>
-        <w:rPr>
-          <w:rFonts w:hint="eastAsia"/>
-          <w:lang w:eastAsia="ja-JP"/>
-        </w:rPr>
-        <w:t>に追記</w:t>
-      </w:r>
-      <w:r>
-        <w:rPr>
-          <w:rFonts w:hint="eastAsia"/>
-          <w:lang w:eastAsia="ja-JP"/>
-        </w:rPr>
-        <w:t>しました。</w:t>
-      </w:r>
-    </w:p>
-  </w:comment>
-  <w:comment w:id="418" w:author="治輝 齋藤" w:date="2026-04-30T19:20:00Z" w:initials="治齋">
-    <w:p>
-      <w:pPr>
-        <w:pStyle w:val="af3"/>
-        <w:rPr>
-          <w:lang w:eastAsia="ja-JP"/>
-        </w:rPr>
-      </w:pPr>
-      <w:r>
-        <w:rPr>
-          <w:rStyle w:val="af2"/>
-        </w:rPr>
-        <w:annotationRef/>
-      </w:r>
-      <w:r>
-        <w:rPr>
-          <w:rFonts w:hint="eastAsia"/>
-          <w:lang w:eastAsia="ja-JP"/>
-        </w:rPr>
-        <w:t>（佐藤先生コメント⑩）</w:t>
-      </w:r>
-      <w:r>
-        <w:rPr>
-          <w:rFonts w:hint="eastAsia"/>
-          <w:lang w:eastAsia="ja-JP"/>
-        </w:rPr>
-        <w:t xml:space="preserve">remained </w:t>
-      </w:r>
-      <w:r>
-        <w:rPr>
-          <w:rFonts w:hint="eastAsia"/>
-          <w:lang w:eastAsia="ja-JP"/>
-        </w:rPr>
-        <w:t>→</w:t>
-      </w:r>
-      <w:r>
-        <w:rPr>
-          <w:rFonts w:hint="eastAsia"/>
-          <w:lang w:eastAsia="ja-JP"/>
-        </w:rPr>
-        <w:t xml:space="preserve"> was</w:t>
-      </w:r>
-      <w:r>
-        <w:rPr>
-          <w:rFonts w:hint="eastAsia"/>
-          <w:lang w:eastAsia="ja-JP"/>
-        </w:rPr>
-        <w:t>と、弱い表現に修正しました。</w:t>
-      </w:r>
-    </w:p>
-  </w:comment>
-  <w:comment w:id="424" w:author="治輝 齋藤" w:date="2026-05-01T13:12:00Z" w:initials="治齋">
-    <w:p>
-      <w:pPr>
-        <w:pStyle w:val="af3"/>
-        <w:rPr>
-          <w:lang w:eastAsia="ja-JP"/>
-        </w:rPr>
-      </w:pPr>
-      <w:r>
-        <w:rPr>
-          <w:rStyle w:val="af2"/>
-        </w:rPr>
-        <w:annotationRef/>
-      </w:r>
-      <w:r>
-        <w:rPr>
-          <w:rFonts w:hint="eastAsia"/>
-          <w:lang w:eastAsia="ja-JP"/>
-        </w:rPr>
-        <w:t>（舟久保先生コメント⑤）</w:t>
-      </w:r>
-      <w:r>
-        <w:rPr>
-          <w:rFonts w:hint="eastAsia"/>
-          <w:lang w:eastAsia="ja-JP"/>
-        </w:rPr>
-        <w:t>統計解釈を控えめ</w:t>
-      </w:r>
-      <w:r>
-        <w:rPr>
-          <w:rFonts w:hint="eastAsia"/>
-          <w:lang w:eastAsia="ja-JP"/>
-        </w:rPr>
-        <w:t>な表現に修正</w:t>
-      </w:r>
-      <w:r>
-        <w:rPr>
-          <w:rFonts w:hint="eastAsia"/>
-          <w:lang w:eastAsia="ja-JP"/>
-        </w:rPr>
-        <w:t>し</w:t>
-      </w:r>
-      <w:r>
-        <w:rPr>
-          <w:rFonts w:hint="eastAsia"/>
-          <w:lang w:eastAsia="ja-JP"/>
-        </w:rPr>
-        <w:t>、</w:t>
-      </w:r>
-      <w:r>
-        <w:rPr>
-          <w:rFonts w:hint="eastAsia"/>
-          <w:lang w:eastAsia="ja-JP"/>
-        </w:rPr>
-        <w:t>N=47</w:t>
-      </w:r>
-      <w:r>
-        <w:rPr>
-          <w:rFonts w:hint="eastAsia"/>
-          <w:lang w:eastAsia="ja-JP"/>
-        </w:rPr>
-        <w:t>の</w:t>
-      </w:r>
-      <w:r>
-        <w:rPr>
-          <w:rFonts w:hint="eastAsia"/>
-          <w:lang w:eastAsia="ja-JP"/>
-        </w:rPr>
-        <w:t>不確実性を明示</w:t>
-      </w:r>
-      <w:r>
-        <w:rPr>
-          <w:rFonts w:hint="eastAsia"/>
-          <w:lang w:eastAsia="ja-JP"/>
-        </w:rPr>
-        <w:t>しました。</w:t>
-      </w:r>
-    </w:p>
-  </w:comment>
-  <w:comment w:id="477" w:author="治輝 齋藤" w:date="2026-05-01T14:29:00Z" w:initials="治齋">
+  <w:comment w:id="510" w:author="治輝 齋藤" w:date="2026-05-01T14:29:00Z" w:initials="治齋">
     <w:p>
       <w:pPr>
         <w:pStyle w:val="af3"/>
@@ -17462,12 +17124,12 @@
 <w:numbering xmlns:wpc="http://schemas.microsoft.com/office/word/2010/wordprocessingCanvas" xmlns:cx="http://schemas.microsoft.com/office/drawing/2014/chartex" xmlns:cx1="http://schemas.microsoft.com/office/drawing/2015/9/8/chartex" xmlns:cx2="http://schemas.microsoft.com/office/drawing/2015/10/21/chartex" xmlns:cx3="http://schemas.microsoft.com/office/drawing/2016/5/9/chartex" xmlns:cx4="http://schemas.microsoft.com/office/drawing/2016/5/10/chartex" xmlns:cx5="http://schemas.microsoft.com/office/drawing/2016/5/11/chartex" xmlns:cx6="http://schemas.microsoft.com/office/drawing/2016/5/12/chartex" xmlns:cx7="http://schemas.microsoft.com/office/drawing/2016/5/13/chartex" xmlns:cx8="http://schemas.microsoft.com/office/drawing/2016/5/14/chartex" xmlns:mc="http://schemas.openxmlformats.org/markup-compatibility/2006" xmlns:aink="http://schemas.microsoft.com/office/drawing/2016/ink" xmlns:am3d="http://schemas.microsoft.com/office/drawing/2017/model3d" xmlns:o="urn:schemas-microsoft-com:office:office" xmlns:oel="http://schemas.microsoft.com/office/2019/extlst" xmlns:r="http://schemas.openxmlformats.org/officeDocument/2006/relationships" xmlns:m="http://schemas.openxmlformats.org/officeDocument/2006/math" xmlns:v="urn:schemas-microsoft-com:vml" xmlns:wp14="http://schemas.microsoft.com/office/word/2010/wordprocessingDrawing" xmlns:wp="http://schemas.openxmlformats.org/drawingml/2006/wordprocessingDrawing" xmlns:w10="urn:schemas-microsoft-com:office:word" xmlns:w="http://schemas.openxmlformats.org/wordprocessingml/2006/main" xmlns:w14="http://schemas.microsoft.com/office/word/2010/wordml" xmlns:w15="http://schemas.microsoft.com/office/word/2012/wordml" xmlns:w16cex="http://schemas.microsoft.com/office/word/2018/wordml/cex" xmlns:w16cid="http://schemas.microsoft.com/office/word/2016/wordml/cid" xmlns:w16="http://schemas.microsoft.com/office/word/2018/wordml" xmlns:w16du="http://schemas.microsoft.com/office/word/2023/wordml/word16du" xmlns:w16sdtdh="http://schemas.microsoft.com/office/word/2020/wordml/sdtdatahash" xmlns:w16sdtfl="http://schemas.microsoft.com/office/word/2024/wordml/sdtformatlock" xmlns:w16se="http://schemas.microsoft.com/office/word/2015/wordml/symex" xmlns:wpg="http://schemas.microsoft.com/office/word/2010/wordprocessingGroup" xmlns:wpi="http://schemas.microsoft.com/office/word/2010/wordprocessingInk" xmlns:wne="http://schemas.microsoft.com/office/word/2006/wordml" xmlns:wps="http://schemas.microsoft.com/office/word/2010/wordprocessingShape" mc:Ignorable="w14 w15 w16se w16cid w16 w16cex w16sdtdh w16sdtfl w16du wp14">
   <w:numPicBullet w:numPicBulletId="0">
     <w:pict>
-      <v:rect id="_x0000_i1060" style="width:0;height:1.5pt" o:hralign="center" o:bullet="t" o:hrstd="t" o:hr="t"/>
+      <v:rect id="_x0000_i1066" style="width:0;height:1.5pt" o:hralign="center" o:bullet="t" o:hrstd="t" o:hr="t"/>
     </w:pict>
   </w:numPicBullet>
   <w:numPicBullet w:numPicBulletId="1">
     <w:pict>
-      <v:rect id="_x0000_i1061" style="width:0;height:1.5pt" o:hralign="center" o:bullet="t" o:hrstd="t" o:hr="t"/>
+      <v:rect id="_x0000_i1067" style="width:0;height:1.5pt" o:hralign="center" o:bullet="t" o:hrstd="t" o:hr="t"/>
     </w:pict>
   </w:numPicBullet>
   <w:abstractNum w:abstractNumId="0" w15:restartNumberingAfterBreak="0">

--- a/04_Manuscripts/Manuscript_slope_fracture_20260425_saito0430-1_saito0520.docx
+++ b/04_Manuscripts/Manuscript_slope_fracture_20260425_saito0430-1_saito0520.docx
@@ -271,6 +271,7 @@
           <w:t xml:space="preserve"> </w:t>
         </w:r>
       </w:ins>
+      <w:proofErr w:type="spellStart"/>
       <w:r>
         <w:t>walking</w:t>
       </w:r>
@@ -288,6 +289,7 @@
           <w:t>came</w:t>
         </w:r>
       </w:ins>
+      <w:proofErr w:type="spellEnd"/>
       <w:r>
         <w:t xml:space="preserve"> from Reiwa 4 Specific Health Checkup tabulations (April 2022 through March 2023)</w:t>
       </w:r>
@@ -687,7 +689,11 @@
       </w:del>
       <w:ins w:id="76" w:author="治輝 齋藤" w:date="2026-05-19T21:18:00Z" w16du:dateUtc="2026-05-19T12:18:00Z">
         <w:r>
-          <w:t>After adjustment</w:t>
+          <w:t xml:space="preserve">After </w:t>
+        </w:r>
+        <w:proofErr w:type="spellStart"/>
+        <w:r>
+          <w:t>adjustment</w:t>
         </w:r>
       </w:ins>
       <w:del w:id="77" w:author="治輝 齋藤" w:date="2026-05-19T21:19:00Z" w16du:dateUtc="2026-05-19T12:19:00Z">
@@ -702,7 +708,11 @@
       </w:del>
       <w:ins w:id="80" w:author="治輝 齋藤" w:date="2026-05-19T22:30:00Z" w16du:dateUtc="2026-05-19T13:30:00Z">
         <w:r>
-          <w:t xml:space="preserve">for </w:t>
+          <w:t>for</w:t>
+        </w:r>
+        <w:proofErr w:type="spellEnd"/>
+        <w:r>
+          <w:t xml:space="preserve"> </w:t>
         </w:r>
       </w:ins>
       <w:ins w:id="81" w:author="治輝 齋藤" w:date="2026-05-19T22:50:00Z" w16du:dateUtc="2026-05-19T13:50:00Z">
@@ -987,10 +997,18 @@
         <w:t xml:space="preserve"> [1, 2]</w:t>
       </w:r>
       <w:r>
-        <w:t xml:space="preserve"> Hip fracture leads to prolonged hospitalization, functional decline, institutionalization, and increased mortality, imposing a substantial burden on both individuals and the healthcare system.</w:t>
-      </w:r>
-      <w:r>
-        <w:t>[1, 3]</w:t>
+        <w:t xml:space="preserve"> Hip fracture leads to prolonged hospitalization, functional decline, institutionalization, and increased mortality, imposing a substantial burden on both individuals and the healthcare </w:t>
+      </w:r>
+      <w:proofErr w:type="gramStart"/>
+      <w:r>
+        <w:t>system.</w:t>
+      </w:r>
+      <w:r>
+        <w:t>[</w:t>
+      </w:r>
+      <w:proofErr w:type="gramEnd"/>
+      <w:r>
+        <w:t>1, 3]</w:t>
       </w:r>
       <w:r>
         <w:t xml:space="preserve"> The acute care costs of hip fracture treatment in Japan reached approximately 1,000 billion yen ($989 million) in 2021, and this burden continues to escalate.</w:t>
@@ -1051,7 +1069,15 @@
         <w:t xml:space="preserve"> [10, 11]</w:t>
       </w:r>
       <w:r>
-        <w:t xml:space="preserve"> The control of body center of mass (CoM) during inclined walking becomes increasingly challenging with age, as margin of stability (MoS) decreases and required coefficient of friction (RCOF) changes unpredictably on uneven terrain.</w:t>
+        <w:t xml:space="preserve"> The control of body center of mass (</w:t>
+      </w:r>
+      <w:proofErr w:type="spellStart"/>
+      <w:r>
+        <w:t>CoM</w:t>
+      </w:r>
+      <w:proofErr w:type="spellEnd"/>
+      <w:r>
+        <w:t>) during inclined walking becomes increasingly challenging with age, as margin of stability (MoS) decreases and required coefficient of friction (RCOF) changes unpredictably on uneven terrain.</w:t>
       </w:r>
       <w:r>
         <w:t xml:space="preserve"> [12, 13]</w:t>
@@ -1264,7 +1290,15 @@
         <w:t>[20, 21]</w:t>
       </w:r>
       <w:r>
-        <w:t xml:space="preserve"> but Japan-specific nationwide evidence has been lacking. The National Database (NDB) of Health Insurance Claims, released as open data by Japan’s Ministry of Health, Labour and Welfare, provides a unique opportunity to assess fracture surgery rates across all 47 Japanese prefectures. Combined with digital elevation model (DEM) data from the Geospatial Information Authority of Japan, this ecological approach enables the first nationwide quantitative assessment of the </w:t>
+        <w:t xml:space="preserve"> but Japan-specific nationwide evidence has been lacking. The National Database (NDB) of Health Insurance Claims, released as open data by Japan’s Ministry of Health, </w:t>
+      </w:r>
+      <w:proofErr w:type="spellStart"/>
+      <w:r>
+        <w:t>Labour</w:t>
+      </w:r>
+      <w:proofErr w:type="spellEnd"/>
+      <w:r>
+        <w:t xml:space="preserve"> and Welfare, provides a unique opportunity to assess fracture surgery rates across all 47 Japanese prefectures. Combined with digital elevation model (DEM) data from the Geospatial Information Authority of Japan, this ecological approach enables the first nationwide quantitative assessment of the </w:t>
       </w:r>
       <w:commentRangeStart w:id="118"/>
       <w:r>
@@ -1726,7 +1760,23 @@
         </w:r>
       </w:del>
       <w:r>
-        <w:t>, %) was derived from the NDB Specific Health Checkup (Tokutei Kenko Shinsa) questionnaire administered as part of the national annual health screening program. Participants aged 40–74 years responded to a question on habitual walking speed, and we calculated the prefecture-level proportion of respondents who reported “fast” walking.</w:t>
+        <w:t>, %) was derived from the NDB Specific Health Checkup (</w:t>
+      </w:r>
+      <w:proofErr w:type="spellStart"/>
+      <w:r>
+        <w:t>Tokutei</w:t>
+      </w:r>
+      <w:proofErr w:type="spellEnd"/>
+      <w:r>
+        <w:t xml:space="preserve"> Kenko </w:t>
+      </w:r>
+      <w:proofErr w:type="spellStart"/>
+      <w:r>
+        <w:t>Shinsa</w:t>
+      </w:r>
+      <w:proofErr w:type="spellEnd"/>
+      <w:r>
+        <w:t>) questionnaire administered as part of the national annual health screening program. Participants aged 40–74 years responded to a question on habitual walking speed, and we calculated the prefecture-level proportion of respondents who reported “fast” walking.</w:t>
       </w:r>
     </w:p>
     <w:p>
@@ -1993,9 +2043,11 @@
       <w:r>
         <w:t xml:space="preserve">) with the </w:t>
       </w:r>
+      <w:proofErr w:type="spellStart"/>
       <w:r>
         <w:t>statsmodels</w:t>
       </w:r>
+      <w:proofErr w:type="spellEnd"/>
       <w:r>
         <w:rPr>
           <w:rFonts w:hint="eastAsia"/>
@@ -2017,7 +2069,15 @@
         <w:t>).</w:t>
       </w:r>
       <w:r>
-        <w:t xml:space="preserve"> Linear regression models were estimated by ordinary least squares (OLS) using the statsmodels formula interface</w:t>
+        <w:t xml:space="preserve"> Linear regression models were estimated by ordinary least squares (OLS) using the </w:t>
+      </w:r>
+      <w:proofErr w:type="spellStart"/>
+      <w:r>
+        <w:t>statsmodels</w:t>
+      </w:r>
+      <w:proofErr w:type="spellEnd"/>
+      <w:r>
+        <w:t xml:space="preserve"> formula interface</w:t>
       </w:r>
       <w:r>
         <w:rPr>
@@ -2192,38 +2252,39 @@
           <w:t xml:space="preserve"> 2020 census 5-year age-group population counts from e-Stat. </w:t>
         </w:r>
       </w:ins>
-      <w:ins w:id="200" w:author="治輝 齋藤" w:date="2026-05-20T12:21:00Z" w16du:dateUtc="2026-05-20T03:21:00Z">
+      <w:ins w:id="200" w:author="治輝 齋藤" w:date="2026-05-20T12:37:00Z" w16du:dateUtc="2026-05-20T03:37:00Z">
         <w:r>
           <w:rPr>
             <w:lang w:eastAsia="ja-JP"/>
           </w:rPr>
-          <w:t>Because some age-stratified surgery counts in the public NDB tables are withheld for disclosure control (shown as "-")</w:t>
-        </w:r>
-        <w:r>
-          <w:rPr>
-            <w:rFonts w:hint="eastAsia"/>
+          <w:t>Some age-stratified surgery counts in public NDB Open Data are withheld for disclosure control. These counts appear as a hyphen ("-") in the tables.</w:t>
+        </w:r>
+      </w:ins>
+      <w:ins w:id="201" w:author="治輝 齋藤" w:date="2026-04-30T19:43:00Z" w16du:dateUtc="2026-04-30T10:43:00Z">
+        <w:r>
+          <w:rPr>
             <w:lang w:eastAsia="ja-JP"/>
           </w:rPr>
-          <w:t>,</w:t>
-        </w:r>
-      </w:ins>
-      <w:ins w:id="201" w:author="治輝 齋藤" w:date="2026-04-30T19:43:00Z" w16du:dateUtc="2026-04-30T10:43:00Z">
+          <w:t xml:space="preserve"> </w:t>
+        </w:r>
+      </w:ins>
+      <w:ins w:id="202" w:author="治輝 齋藤" w:date="2026-05-20T12:37:00Z" w16du:dateUtc="2026-05-20T03:37:00Z">
         <w:r>
           <w:rPr>
             <w:lang w:eastAsia="ja-JP"/>
           </w:rPr>
-          <w:t xml:space="preserve"> we prespecified </w:t>
-        </w:r>
-      </w:ins>
-      <w:ins w:id="202" w:author="治輝 齋藤" w:date="2026-05-20T12:22:00Z" w16du:dateUtc="2026-05-20T03:22:00Z">
+          <w:t>We prespecified three replacement scenarios: 0, 5, or 9 surgeries per withheld cell. We repeated indirect standardization under each scenario</w:t>
+        </w:r>
+      </w:ins>
+      <w:ins w:id="203" w:author="治輝 齋藤" w:date="2026-05-20T12:22:00Z" w16du:dateUtc="2026-05-20T03:22:00Z">
         <w:r>
           <w:rPr>
             <w:lang w:eastAsia="ja-JP"/>
           </w:rPr>
-          <w:t xml:space="preserve">three scenarios in which each withheld cell was replaced by 0, 5, or 9 surgeries before repeating indirect standardization under each scenario. </w:t>
-        </w:r>
-      </w:ins>
-      <w:ins w:id="203" w:author="治輝 齋藤" w:date="2026-04-30T19:43:00Z" w16du:dateUtc="2026-04-30T10:43:00Z">
+          <w:t xml:space="preserve">. </w:t>
+        </w:r>
+      </w:ins>
+      <w:ins w:id="204" w:author="治輝 齋藤" w:date="2026-04-30T19:43:00Z" w16du:dateUtc="2026-04-30T10:43:00Z">
         <w:r>
           <w:rPr>
             <w:lang w:eastAsia="ja-JP"/>
@@ -2231,7 +2292,7 @@
           <w:t>For each scenario, we calculated national age-specific surgery rates, expected prefectural counts, SIR, and ISR (SIR × national crude rate)</w:t>
         </w:r>
       </w:ins>
-      <w:ins w:id="204" w:author="治輝 齋藤" w:date="2026-04-30T20:50:00Z" w16du:dateUtc="2026-04-30T11:50:00Z">
+      <w:ins w:id="205" w:author="治輝 齋藤" w:date="2026-04-30T20:50:00Z" w16du:dateUtc="2026-04-30T11:50:00Z">
         <w:r>
           <w:rPr>
             <w:lang w:eastAsia="ja-JP"/>
@@ -2239,7 +2300,7 @@
           <w:t>. We</w:t>
         </w:r>
       </w:ins>
-      <w:ins w:id="205" w:author="治輝 齋藤" w:date="2026-04-30T19:43:00Z" w16du:dateUtc="2026-04-30T10:43:00Z">
+      <w:ins w:id="206" w:author="治輝 齋藤" w:date="2026-04-30T19:43:00Z" w16du:dateUtc="2026-04-30T10:43:00Z">
         <w:r>
           <w:rPr>
             <w:lang w:eastAsia="ja-JP"/>
@@ -2247,7 +2308,7 @@
           <w:t xml:space="preserve"> then regressed ISR on terrain slope with and without covariate adjustment. </w:t>
         </w:r>
       </w:ins>
-      <w:ins w:id="206" w:author="治輝 齋藤" w:date="2026-04-30T20:50:00Z" w16du:dateUtc="2026-04-30T11:50:00Z">
+      <w:ins w:id="207" w:author="治輝 齋藤" w:date="2026-04-30T20:50:00Z" w16du:dateUtc="2026-04-30T11:50:00Z">
         <w:r>
           <w:rPr>
             <w:lang w:eastAsia="ja-JP"/>
@@ -2255,7 +2316,7 @@
           <w:t>These analyses were treated</w:t>
         </w:r>
       </w:ins>
-      <w:ins w:id="207" w:author="治輝 齋藤" w:date="2026-04-30T19:43:00Z" w16du:dateUtc="2026-04-30T10:43:00Z">
+      <w:ins w:id="208" w:author="治輝 齋藤" w:date="2026-04-30T19:43:00Z" w16du:dateUtc="2026-04-30T10:43:00Z">
         <w:r>
           <w:rPr>
             <w:lang w:eastAsia="ja-JP"/>
@@ -2264,7 +2325,7 @@
         </w:r>
       </w:ins>
       <w:commentRangeEnd w:id="190"/>
-      <w:ins w:id="208" w:author="治輝 齋藤" w:date="2026-04-30T20:24:00Z" w16du:dateUtc="2026-04-30T11:24:00Z">
+      <w:ins w:id="209" w:author="治輝 齋藤" w:date="2026-04-30T20:24:00Z" w16du:dateUtc="2026-04-30T11:24:00Z">
         <w:r>
           <w:rPr>
             <w:rStyle w:val="af2"/>
@@ -2290,15 +2351,15 @@
         </w:rPr>
         <w:t>All manuscript figures were generated programmatically from study data</w:t>
       </w:r>
-      <w:commentRangeStart w:id="209"/>
       <w:commentRangeStart w:id="210"/>
+      <w:commentRangeStart w:id="211"/>
       <w:r>
         <w:rPr>
           <w:lang w:eastAsia="ja-JP"/>
         </w:rPr>
         <w:t xml:space="preserve"> </w:t>
       </w:r>
-      <w:del w:id="211" w:author="治輝 齋藤" w:date="2026-05-19T23:49:00Z" w16du:dateUtc="2026-05-19T14:49:00Z">
+      <w:del w:id="212" w:author="治輝 齋藤" w:date="2026-05-19T23:49:00Z" w16du:dateUtc="2026-05-19T14:49:00Z">
         <w:r>
           <w:rPr>
             <w:lang w:eastAsia="ja-JP"/>
@@ -2312,7 +2373,7 @@
         </w:rPr>
         <w:t xml:space="preserve"> </w:t>
       </w:r>
-      <w:commentRangeEnd w:id="209"/>
+      <w:commentRangeEnd w:id="210"/>
       <w:r>
         <w:rPr>
           <w:rStyle w:val="af2"/>
@@ -2320,21 +2381,71 @@
           <w:szCs w:val="24"/>
           <w:lang w:eastAsia="ja-JP"/>
         </w:rPr>
-        <w:commentReference w:id="209"/>
-      </w:r>
-      <w:commentRangeEnd w:id="210"/>
+        <w:commentReference w:id="210"/>
+      </w:r>
+      <w:commentRangeEnd w:id="211"/>
       <w:r>
         <w:rPr>
           <w:rStyle w:val="af2"/>
         </w:rPr>
-        <w:commentReference w:id="210"/>
-      </w:r>
-      <w:r>
-        <w:rPr>
-          <w:lang w:eastAsia="ja-JP"/>
-        </w:rPr>
-        <w:t>using reproducible Python workflows: Python 3.14.2 with pandas 2.3.3, numpy 2.3.5, matplotlib 3.10.8, seaborn 0.13.2, scipy 1.16.3, geopandas 1.1.2, and japanize</w:t>
-      </w:r>
+        <w:commentReference w:id="211"/>
+      </w:r>
+      <w:r>
+        <w:rPr>
+          <w:lang w:eastAsia="ja-JP"/>
+        </w:rPr>
+        <w:t xml:space="preserve">using reproducible Python workflows: Python 3.14.2 with pandas 2.3.3, </w:t>
+      </w:r>
+      <w:proofErr w:type="spellStart"/>
+      <w:r>
+        <w:rPr>
+          <w:lang w:eastAsia="ja-JP"/>
+        </w:rPr>
+        <w:t>numpy</w:t>
+      </w:r>
+      <w:proofErr w:type="spellEnd"/>
+      <w:r>
+        <w:rPr>
+          <w:lang w:eastAsia="ja-JP"/>
+        </w:rPr>
+        <w:t xml:space="preserve"> 2.3.5, matplotlib 3.10.8, seaborn 0.13.2, </w:t>
+      </w:r>
+      <w:proofErr w:type="spellStart"/>
+      <w:r>
+        <w:rPr>
+          <w:lang w:eastAsia="ja-JP"/>
+        </w:rPr>
+        <w:t>scipy</w:t>
+      </w:r>
+      <w:proofErr w:type="spellEnd"/>
+      <w:r>
+        <w:rPr>
+          <w:lang w:eastAsia="ja-JP"/>
+        </w:rPr>
+        <w:t xml:space="preserve"> 1.16.3, </w:t>
+      </w:r>
+      <w:proofErr w:type="spellStart"/>
+      <w:r>
+        <w:rPr>
+          <w:lang w:eastAsia="ja-JP"/>
+        </w:rPr>
+        <w:t>geopandas</w:t>
+      </w:r>
+      <w:proofErr w:type="spellEnd"/>
+      <w:r>
+        <w:rPr>
+          <w:lang w:eastAsia="ja-JP"/>
+        </w:rPr>
+        <w:t xml:space="preserve"> 1.1.2, and </w:t>
+      </w:r>
+      <w:proofErr w:type="spellStart"/>
+      <w:r>
+        <w:rPr>
+          <w:lang w:eastAsia="ja-JP"/>
+        </w:rPr>
+        <w:t>japanize</w:t>
+      </w:r>
+      <w:proofErr w:type="spellEnd"/>
       <w:r>
         <w:rPr>
           <w:rFonts w:hint="eastAsia"/>
@@ -2348,7 +2459,7 @@
         </w:rPr>
         <w:t xml:space="preserve">matplotlib 1.1.3. Figure 1 was generated via linear-fit visualization from the prefecture-level analytical dataset, </w:t>
       </w:r>
-      <w:del w:id="212" w:author="治輝 齋藤" w:date="2026-05-20T08:32:00Z" w16du:dateUtc="2026-05-19T23:32:00Z">
+      <w:del w:id="213" w:author="治輝 齋藤" w:date="2026-05-20T08:32:00Z" w16du:dateUtc="2026-05-19T23:32:00Z">
         <w:r>
           <w:rPr>
             <w:lang w:eastAsia="ja-JP"/>
@@ -2362,7 +2473,7 @@
         </w:rPr>
         <w:t xml:space="preserve">and Figures </w:t>
       </w:r>
-      <w:ins w:id="213" w:author="治輝 齋藤" w:date="2026-05-20T08:32:00Z" w16du:dateUtc="2026-05-19T23:32:00Z">
+      <w:ins w:id="214" w:author="治輝 齋藤" w:date="2026-05-20T08:32:00Z" w16du:dateUtc="2026-05-19T23:32:00Z">
         <w:r>
           <w:rPr>
             <w:rFonts w:hint="eastAsia"/>
@@ -2371,7 +2482,7 @@
           <w:t>2-4</w:t>
         </w:r>
       </w:ins>
-      <w:del w:id="214" w:author="治輝 齋藤" w:date="2026-05-20T08:32:00Z" w16du:dateUtc="2026-05-19T23:32:00Z">
+      <w:del w:id="215" w:author="治輝 齋藤" w:date="2026-05-20T08:32:00Z" w16du:dateUtc="2026-05-19T23:32:00Z">
         <w:r>
           <w:rPr>
             <w:lang w:eastAsia="ja-JP"/>
@@ -2411,7 +2522,7 @@
         <w:pStyle w:val="1"/>
         <w:spacing w:line="360" w:lineRule="auto"/>
       </w:pPr>
-      <w:bookmarkStart w:id="215" w:name="results-1"/>
+      <w:bookmarkStart w:id="216" w:name="results-1"/>
       <w:bookmarkEnd w:id="135"/>
       <w:bookmarkEnd w:id="173"/>
       <w:r>
@@ -2423,7 +2534,7 @@
         <w:pStyle w:val="2"/>
         <w:spacing w:line="360" w:lineRule="auto"/>
       </w:pPr>
-      <w:bookmarkStart w:id="216" w:name="descriptive-statistics"/>
+      <w:bookmarkStart w:id="217" w:name="descriptive-statistics"/>
       <w:r>
         <w:t>1. Descriptive Statistics</w:t>
       </w:r>
@@ -2461,12 +2572,12 @@
       <w:r>
         <w:t xml:space="preserve">. The mean </w:t>
       </w:r>
-      <w:ins w:id="217" w:author="治輝 齋藤" w:date="2026-05-19T23:26:00Z" w16du:dateUtc="2026-05-19T14:26:00Z">
+      <w:ins w:id="218" w:author="治輝 齋藤" w:date="2026-05-19T23:26:00Z" w16du:dateUtc="2026-05-19T14:26:00Z">
         <w:r>
           <w:t>proportion aged ≥65 years</w:t>
         </w:r>
       </w:ins>
-      <w:del w:id="218" w:author="治輝 齋藤" w:date="2026-05-19T23:26:00Z" w16du:dateUtc="2026-05-19T14:26:00Z">
+      <w:del w:id="219" w:author="治輝 齋藤" w:date="2026-05-19T23:26:00Z" w16du:dateUtc="2026-05-19T14:26:00Z">
         <w:r>
           <w:delText>aging rate</w:delText>
         </w:r>
@@ -2480,7 +2591,7 @@
       <w:r>
         <w:t>, and the mean proportion with fast</w:t>
       </w:r>
-      <w:ins w:id="219" w:author="治輝 齋藤" w:date="2026-05-19T23:26:00Z" w16du:dateUtc="2026-05-19T14:26:00Z">
+      <w:ins w:id="220" w:author="治輝 齋藤" w:date="2026-05-19T23:26:00Z" w16du:dateUtc="2026-05-19T14:26:00Z">
         <w:r>
           <w:rPr>
             <w:rFonts w:hint="eastAsia"/>
@@ -2489,7 +2600,7 @@
           <w:t>-</w:t>
         </w:r>
       </w:ins>
-      <w:del w:id="220" w:author="治輝 齋藤" w:date="2026-05-19T23:26:00Z" w16du:dateUtc="2026-05-19T14:26:00Z">
+      <w:del w:id="221" w:author="治輝 齋藤" w:date="2026-05-19T23:26:00Z" w16du:dateUtc="2026-05-19T14:26:00Z">
         <w:r>
           <w:delText xml:space="preserve"> </w:delText>
         </w:r>
@@ -2497,12 +2608,12 @@
       <w:r>
         <w:t xml:space="preserve">walking </w:t>
       </w:r>
-      <w:ins w:id="221" w:author="治輝 齋藤" w:date="2026-05-19T23:26:00Z" w16du:dateUtc="2026-05-19T14:26:00Z">
+      <w:ins w:id="222" w:author="治輝 齋藤" w:date="2026-05-19T23:26:00Z" w16du:dateUtc="2026-05-19T14:26:00Z">
         <w:r>
           <w:t>proportion</w:t>
         </w:r>
       </w:ins>
-      <w:del w:id="222" w:author="治輝 齋藤" w:date="2026-05-19T23:26:00Z" w16du:dateUtc="2026-05-19T14:26:00Z">
+      <w:del w:id="223" w:author="治輝 齋藤" w:date="2026-05-19T23:26:00Z" w16du:dateUtc="2026-05-19T14:26:00Z">
         <w:r>
           <w:delText>speed</w:delText>
         </w:r>
@@ -2522,8 +2633,8 @@
         <w:pStyle w:val="2"/>
         <w:spacing w:line="360" w:lineRule="auto"/>
       </w:pPr>
-      <w:bookmarkStart w:id="223" w:name="correlation-analysis"/>
-      <w:bookmarkEnd w:id="216"/>
+      <w:bookmarkStart w:id="224" w:name="correlation-analysis"/>
+      <w:bookmarkEnd w:id="217"/>
       <w:r>
         <w:t>2. Correlation Analysis</w:t>
       </w:r>
@@ -2533,7 +2644,7 @@
         <w:pStyle w:val="FirstParagraph"/>
         <w:spacing w:line="360" w:lineRule="auto"/>
       </w:pPr>
-      <w:ins w:id="224" w:author="治輝 齋藤" w:date="2026-05-20T08:32:00Z" w16du:dateUtc="2026-05-19T23:32:00Z">
+      <w:ins w:id="225" w:author="治輝 齋藤" w:date="2026-05-20T08:32:00Z" w16du:dateUtc="2026-05-19T23:32:00Z">
         <w:r>
           <w:t>Bivariate correlations are summarized in Table 2 and illustrated for the primary exposure–outcome pair in Figure 1.</w:t>
         </w:r>
@@ -2548,12 +2659,12 @@
       <w:r>
         <w:t xml:space="preserve">Terrain slope </w:t>
       </w:r>
-      <w:ins w:id="225" w:author="治輝 齋藤" w:date="2026-05-20T08:33:00Z" w16du:dateUtc="2026-05-19T23:33:00Z">
+      <w:ins w:id="226" w:author="治輝 齋藤" w:date="2026-05-20T08:33:00Z" w16du:dateUtc="2026-05-19T23:33:00Z">
         <w:r>
           <w:t>correlated positively</w:t>
         </w:r>
       </w:ins>
-      <w:del w:id="226" w:author="治輝 齋藤" w:date="2026-05-20T08:33:00Z" w16du:dateUtc="2026-05-19T23:33:00Z">
+      <w:del w:id="227" w:author="治輝 齋藤" w:date="2026-05-20T08:33:00Z" w16du:dateUtc="2026-05-19T23:33:00Z">
         <w:r>
           <w:delText>showed a moderate positive correlation</w:delText>
         </w:r>
@@ -2561,33 +2672,33 @@
       <w:r>
         <w:t xml:space="preserve"> with hip fracture surgery </w:t>
       </w:r>
-      <w:ins w:id="227" w:author="治輝 齋藤" w:date="2026-05-19T23:27:00Z" w16du:dateUtc="2026-05-19T14:27:00Z">
+      <w:ins w:id="228" w:author="治輝 齋藤" w:date="2026-05-19T23:27:00Z" w16du:dateUtc="2026-05-19T14:27:00Z">
         <w:r>
           <w:t>proportion</w:t>
         </w:r>
       </w:ins>
-      <w:commentRangeStart w:id="228"/>
       <w:commentRangeStart w:id="229"/>
-      <w:del w:id="230" w:author="治輝 齋藤" w:date="2026-05-19T23:27:00Z" w16du:dateUtc="2026-05-19T14:27:00Z">
+      <w:commentRangeStart w:id="230"/>
+      <w:del w:id="231" w:author="治輝 齋藤" w:date="2026-05-19T23:27:00Z" w16du:dateUtc="2026-05-19T14:27:00Z">
         <w:r>
           <w:delText>rate</w:delText>
         </w:r>
-        <w:commentRangeEnd w:id="228"/>
+        <w:commentRangeEnd w:id="229"/>
         <w:r>
           <w:rPr>
             <w:rStyle w:val="af2"/>
             <w:sz w:val="24"/>
             <w:szCs w:val="24"/>
           </w:rPr>
-          <w:commentReference w:id="228"/>
+          <w:commentReference w:id="229"/>
         </w:r>
       </w:del>
-      <w:commentRangeEnd w:id="229"/>
+      <w:commentRangeEnd w:id="230"/>
       <w:r>
         <w:rPr>
           <w:rStyle w:val="af2"/>
         </w:rPr>
-        <w:commentReference w:id="229"/>
+        <w:commentReference w:id="230"/>
       </w:r>
       <w:r>
         <w:t xml:space="preserve"> (r = 0.475, </w:t>
@@ -2612,7 +2723,7 @@
       <w:r>
         <w:t xml:space="preserve"> &lt; 0.01)</w:t>
       </w:r>
-      <w:del w:id="231" w:author="治輝 齋藤" w:date="2026-05-20T08:33:00Z" w16du:dateUtc="2026-05-19T23:33:00Z">
+      <w:del w:id="232" w:author="治輝 齋藤" w:date="2026-05-20T08:33:00Z" w16du:dateUtc="2026-05-19T23:33:00Z">
         <w:r>
           <w:delText xml:space="preserve"> (Table 2)</w:delText>
         </w:r>
@@ -2620,33 +2731,33 @@
       <w:r>
         <w:t xml:space="preserve">. </w:t>
       </w:r>
-      <w:del w:id="232" w:author="治輝 齋藤" w:date="2026-05-20T08:34:00Z" w16du:dateUtc="2026-05-19T23:34:00Z">
+      <w:del w:id="233" w:author="治輝 齋藤" w:date="2026-05-20T08:34:00Z" w16du:dateUtc="2026-05-19T23:34:00Z">
         <w:r>
           <w:delText xml:space="preserve">Figure 1 illustrates the bivariate association between terrain slope and hip fracture surgery rate; </w:delText>
         </w:r>
-        <w:commentRangeStart w:id="233"/>
         <w:commentRangeStart w:id="234"/>
+        <w:commentRangeStart w:id="235"/>
         <w:r>
           <w:delText>Figure 2</w:delText>
         </w:r>
-        <w:commentRangeEnd w:id="233"/>
+        <w:commentRangeEnd w:id="234"/>
         <w:r>
           <w:rPr>
             <w:rStyle w:val="af2"/>
             <w:sz w:val="24"/>
             <w:szCs w:val="24"/>
           </w:rPr>
-          <w:commentReference w:id="233"/>
+          <w:commentReference w:id="234"/>
         </w:r>
       </w:del>
-      <w:commentRangeEnd w:id="234"/>
+      <w:commentRangeEnd w:id="235"/>
       <w:r>
         <w:rPr>
           <w:rStyle w:val="af2"/>
         </w:rPr>
-        <w:commentReference w:id="234"/>
-      </w:r>
-      <w:del w:id="235" w:author="治輝 齋藤" w:date="2026-05-20T08:34:00Z" w16du:dateUtc="2026-05-19T23:34:00Z">
+        <w:commentReference w:id="235"/>
+      </w:r>
+      <w:del w:id="236" w:author="治輝 齋藤" w:date="2026-05-20T08:34:00Z" w16du:dateUtc="2026-05-19T23:34:00Z">
         <w:r>
           <w:delText xml:space="preserve"> displays the correlation matrix.</w:delText>
         </w:r>
@@ -2661,12 +2772,12 @@
       <w:r>
         <w:t xml:space="preserve">Slope </w:t>
       </w:r>
-      <w:ins w:id="236" w:author="治輝 齋藤" w:date="2026-05-20T08:34:00Z" w16du:dateUtc="2026-05-19T23:34:00Z">
+      <w:ins w:id="237" w:author="治輝 齋藤" w:date="2026-05-20T08:34:00Z" w16du:dateUtc="2026-05-19T23:34:00Z">
         <w:r>
           <w:t>correlated</w:t>
         </w:r>
       </w:ins>
-      <w:del w:id="237" w:author="治輝 齋藤" w:date="2026-05-20T08:34:00Z" w16du:dateUtc="2026-05-19T23:34:00Z">
+      <w:del w:id="238" w:author="治輝 齋藤" w:date="2026-05-20T08:34:00Z" w16du:dateUtc="2026-05-19T23:34:00Z">
         <w:r>
           <w:delText>was also</w:delText>
         </w:r>
@@ -2674,7 +2785,7 @@
       <w:r>
         <w:t xml:space="preserve"> positively </w:t>
       </w:r>
-      <w:del w:id="238" w:author="治輝 齋藤" w:date="2026-05-20T08:34:00Z" w16du:dateUtc="2026-05-19T23:34:00Z">
+      <w:del w:id="239" w:author="治輝 齋藤" w:date="2026-05-20T08:34:00Z" w16du:dateUtc="2026-05-19T23:34:00Z">
         <w:r>
           <w:delText xml:space="preserve">correlated </w:delText>
         </w:r>
@@ -2682,12 +2793,12 @@
       <w:r>
         <w:t xml:space="preserve">with </w:t>
       </w:r>
-      <w:ins w:id="239" w:author="治輝 齋藤" w:date="2026-05-19T23:27:00Z" w16du:dateUtc="2026-05-19T14:27:00Z">
+      <w:ins w:id="240" w:author="治輝 齋藤" w:date="2026-05-19T23:27:00Z" w16du:dateUtc="2026-05-19T14:27:00Z">
         <w:r>
           <w:t>proportion aged ≥65 years</w:t>
         </w:r>
       </w:ins>
-      <w:del w:id="240" w:author="治輝 齋藤" w:date="2026-05-19T23:27:00Z" w16du:dateUtc="2026-05-19T14:27:00Z">
+      <w:del w:id="241" w:author="治輝 齋藤" w:date="2026-05-19T23:27:00Z" w16du:dateUtc="2026-05-19T14:27:00Z">
         <w:r>
           <w:delText>aging rate</w:delText>
         </w:r>
@@ -2705,7 +2816,7 @@
       <w:r>
         <w:t xml:space="preserve"> &lt; 0.01)</w:t>
       </w:r>
-      <w:del w:id="241" w:author="治輝 齋藤" w:date="2026-05-20T08:35:00Z" w16du:dateUtc="2026-05-19T23:35:00Z">
+      <w:del w:id="242" w:author="治輝 齋藤" w:date="2026-05-20T08:35:00Z" w16du:dateUtc="2026-05-19T23:35:00Z">
         <w:r>
           <w:delText xml:space="preserve">. In contrast, </w:delText>
         </w:r>
@@ -2714,7 +2825,7 @@
           <w:delText>slope</w:delText>
         </w:r>
       </w:del>
-      <w:ins w:id="242" w:author="治輝 齋藤" w:date="2026-05-20T08:35:00Z" w16du:dateUtc="2026-05-19T23:35:00Z">
+      <w:ins w:id="243" w:author="治輝 齋藤" w:date="2026-05-20T08:35:00Z" w16du:dateUtc="2026-05-19T23:35:00Z">
         <w:r>
           <w:rPr>
             <w:rFonts w:hint="eastAsia"/>
@@ -2726,7 +2837,7 @@
       <w:r>
         <w:t xml:space="preserve"> showed a weak negative correlation with fast</w:t>
       </w:r>
-      <w:ins w:id="243" w:author="治輝 齋藤" w:date="2026-05-19T23:28:00Z" w16du:dateUtc="2026-05-19T14:28:00Z">
+      <w:ins w:id="244" w:author="治輝 齋藤" w:date="2026-05-19T23:28:00Z" w16du:dateUtc="2026-05-19T14:28:00Z">
         <w:r>
           <w:rPr>
             <w:rFonts w:hint="eastAsia"/>
@@ -2735,7 +2846,7 @@
           <w:t>-</w:t>
         </w:r>
       </w:ins>
-      <w:del w:id="244" w:author="治輝 齋藤" w:date="2026-05-19T23:28:00Z" w16du:dateUtc="2026-05-19T14:28:00Z">
+      <w:del w:id="245" w:author="治輝 齋藤" w:date="2026-05-19T23:28:00Z" w16du:dateUtc="2026-05-19T14:28:00Z">
         <w:r>
           <w:delText xml:space="preserve"> </w:delText>
         </w:r>
@@ -2743,12 +2854,12 @@
       <w:r>
         <w:t xml:space="preserve">walking </w:t>
       </w:r>
-      <w:ins w:id="245" w:author="治輝 齋藤" w:date="2026-05-19T23:28:00Z" w16du:dateUtc="2026-05-19T14:28:00Z">
+      <w:ins w:id="246" w:author="治輝 齋藤" w:date="2026-05-19T23:28:00Z" w16du:dateUtc="2026-05-19T14:28:00Z">
         <w:r>
           <w:t>proportion</w:t>
         </w:r>
       </w:ins>
-      <w:del w:id="246" w:author="治輝 齋藤" w:date="2026-05-19T23:28:00Z" w16du:dateUtc="2026-05-19T14:28:00Z">
+      <w:del w:id="247" w:author="治輝 齋藤" w:date="2026-05-19T23:28:00Z" w16du:dateUtc="2026-05-19T14:28:00Z">
         <w:r>
           <w:delText>rate</w:delText>
         </w:r>
@@ -2756,8 +2867,8 @@
       <w:r>
         <w:t xml:space="preserve"> (r = −0.264</w:t>
       </w:r>
-      <w:commentRangeStart w:id="247"/>
-      <w:ins w:id="248" w:author="治輝 齋藤" w:date="2026-05-20T08:36:00Z" w16du:dateUtc="2026-05-19T23:36:00Z">
+      <w:commentRangeStart w:id="248"/>
+      <w:ins w:id="249" w:author="治輝 齋藤" w:date="2026-05-20T08:36:00Z" w16du:dateUtc="2026-05-19T23:36:00Z">
         <w:r>
           <w:t xml:space="preserve">, </w:t>
         </w:r>
@@ -2772,24 +2883,24 @@
           <w:t xml:space="preserve"> = 0.073</w:t>
         </w:r>
       </w:ins>
-      <w:commentRangeEnd w:id="247"/>
-      <w:ins w:id="249" w:author="治輝 齋藤" w:date="2026-05-20T08:53:00Z" w16du:dateUtc="2026-05-19T23:53:00Z">
+      <w:commentRangeEnd w:id="248"/>
+      <w:ins w:id="250" w:author="治輝 齋藤" w:date="2026-05-20T08:53:00Z" w16du:dateUtc="2026-05-19T23:53:00Z">
         <w:r>
           <w:rPr>
             <w:rStyle w:val="af2"/>
           </w:rPr>
-          <w:commentReference w:id="247"/>
+          <w:commentReference w:id="248"/>
         </w:r>
       </w:ins>
       <w:r>
         <w:t xml:space="preserve">). </w:t>
       </w:r>
-      <w:ins w:id="250" w:author="治輝 齋藤" w:date="2026-05-20T08:37:00Z" w16du:dateUtc="2026-05-19T23:37:00Z">
+      <w:ins w:id="251" w:author="治輝 齋藤" w:date="2026-05-20T08:37:00Z" w16du:dateUtc="2026-05-19T23:37:00Z">
         <w:r>
           <w:t>Correlations with humerus and forearm surgery rates were</w:t>
         </w:r>
       </w:ins>
-      <w:del w:id="251" w:author="治輝 齋藤" w:date="2026-05-20T08:37:00Z" w16du:dateUtc="2026-05-19T23:37:00Z">
+      <w:del w:id="252" w:author="治輝 齋藤" w:date="2026-05-20T08:37:00Z" w16du:dateUtc="2026-05-19T23:37:00Z">
         <w:r>
           <w:delText>Slope showed</w:delText>
         </w:r>
@@ -2797,7 +2908,7 @@
       <w:r>
         <w:t xml:space="preserve"> weak and non-significant</w:t>
       </w:r>
-      <w:del w:id="252" w:author="治輝 齋藤" w:date="2026-05-20T08:37:00Z" w16du:dateUtc="2026-05-19T23:37:00Z">
+      <w:del w:id="253" w:author="治輝 齋藤" w:date="2026-05-20T08:37:00Z" w16du:dateUtc="2026-05-19T23:37:00Z">
         <w:r>
           <w:delText xml:space="preserve"> correlations with humerus fracture rate</w:delText>
         </w:r>
@@ -2805,7 +2916,7 @@
       <w:r>
         <w:t xml:space="preserve"> (r = 0.138</w:t>
       </w:r>
-      <w:del w:id="253" w:author="治輝 齋藤" w:date="2026-05-20T08:37:00Z" w16du:dateUtc="2026-05-19T23:37:00Z">
+      <w:del w:id="254" w:author="治輝 齋藤" w:date="2026-05-20T08:37:00Z" w16du:dateUtc="2026-05-19T23:37:00Z">
         <w:r>
           <w:delText>)</w:delText>
         </w:r>
@@ -2813,7 +2924,7 @@
       <w:r>
         <w:t xml:space="preserve"> and </w:t>
       </w:r>
-      <w:del w:id="254" w:author="治輝 齋藤" w:date="2026-05-20T08:37:00Z" w16du:dateUtc="2026-05-19T23:37:00Z">
+      <w:del w:id="255" w:author="治輝 齋藤" w:date="2026-05-20T08:37:00Z" w16du:dateUtc="2026-05-19T23:37:00Z">
         <w:r>
           <w:delText xml:space="preserve">forearm fracture rate (r = </w:delText>
         </w:r>
@@ -2821,7 +2932,7 @@
       <w:r>
         <w:t>0.177</w:t>
       </w:r>
-      <w:ins w:id="255" w:author="治輝 齋藤" w:date="2026-05-20T08:37:00Z" w16du:dateUtc="2026-05-19T23:37:00Z">
+      <w:ins w:id="256" w:author="治輝 齋藤" w:date="2026-05-20T08:37:00Z" w16du:dateUtc="2026-05-19T23:37:00Z">
         <w:r>
           <w:t>, respectively</w:t>
         </w:r>
@@ -2835,8 +2946,8 @@
         <w:pStyle w:val="2"/>
         <w:spacing w:line="360" w:lineRule="auto"/>
       </w:pPr>
-      <w:bookmarkStart w:id="256" w:name="regression-analysis-hip-fracture"/>
-      <w:bookmarkEnd w:id="223"/>
+      <w:bookmarkStart w:id="257" w:name="regression-analysis-hip-fracture"/>
+      <w:bookmarkEnd w:id="224"/>
       <w:r>
         <w:t>3. Regression Analysis: Hip Fracture</w:t>
       </w:r>
@@ -2859,12 +2970,12 @@
       <w:r>
         <w:t xml:space="preserve"> = 0.001). After adjustment for </w:t>
       </w:r>
-      <w:ins w:id="257" w:author="治輝 齋藤" w:date="2026-05-19T23:29:00Z" w16du:dateUtc="2026-05-19T14:29:00Z">
+      <w:ins w:id="258" w:author="治輝 齋藤" w:date="2026-05-19T23:29:00Z" w16du:dateUtc="2026-05-19T14:29:00Z">
         <w:r>
           <w:t>proportion aged ≥65 years</w:t>
         </w:r>
       </w:ins>
-      <w:del w:id="258" w:author="治輝 齋藤" w:date="2026-05-19T23:29:00Z" w16du:dateUtc="2026-05-19T14:29:00Z">
+      <w:del w:id="259" w:author="治輝 齋藤" w:date="2026-05-19T23:29:00Z" w16du:dateUtc="2026-05-19T14:29:00Z">
         <w:r>
           <w:delText>aging rate</w:delText>
         </w:r>
@@ -2872,7 +2983,7 @@
       <w:r>
         <w:t>, fast</w:t>
       </w:r>
-      <w:ins w:id="259" w:author="治輝 齋藤" w:date="2026-05-19T23:29:00Z" w16du:dateUtc="2026-05-19T14:29:00Z">
+      <w:ins w:id="260" w:author="治輝 齋藤" w:date="2026-05-19T23:29:00Z" w16du:dateUtc="2026-05-19T14:29:00Z">
         <w:r>
           <w:rPr>
             <w:rFonts w:hint="eastAsia"/>
@@ -2881,7 +2992,7 @@
           <w:t>-</w:t>
         </w:r>
       </w:ins>
-      <w:del w:id="260" w:author="治輝 齋藤" w:date="2026-05-19T23:29:00Z" w16du:dateUtc="2026-05-19T14:29:00Z">
+      <w:del w:id="261" w:author="治輝 齋藤" w:date="2026-05-19T23:29:00Z" w16du:dateUtc="2026-05-19T14:29:00Z">
         <w:r>
           <w:delText xml:space="preserve"> </w:delText>
         </w:r>
@@ -2889,12 +3000,12 @@
       <w:r>
         <w:t xml:space="preserve">walking </w:t>
       </w:r>
-      <w:ins w:id="261" w:author="治輝 齋藤" w:date="2026-05-19T23:29:00Z" w16du:dateUtc="2026-05-19T14:29:00Z">
+      <w:ins w:id="262" w:author="治輝 齋藤" w:date="2026-05-19T23:29:00Z" w16du:dateUtc="2026-05-19T14:29:00Z">
         <w:r>
           <w:t>proportion</w:t>
         </w:r>
       </w:ins>
-      <w:del w:id="262" w:author="治輝 齋藤" w:date="2026-05-19T23:29:00Z" w16du:dateUtc="2026-05-19T14:29:00Z">
+      <w:del w:id="263" w:author="治輝 齋藤" w:date="2026-05-19T23:29:00Z" w16du:dateUtc="2026-05-19T14:29:00Z">
         <w:r>
           <w:delText>rate</w:delText>
         </w:r>
@@ -2918,12 +3029,12 @@
       <w:r>
         <w:t xml:space="preserve"> (Table 3). </w:t>
       </w:r>
-      <w:ins w:id="263" w:author="治輝 齋藤" w:date="2026-05-19T23:29:00Z" w16du:dateUtc="2026-05-19T14:29:00Z">
+      <w:ins w:id="264" w:author="治輝 齋藤" w:date="2026-05-19T23:29:00Z" w16du:dateUtc="2026-05-19T14:29:00Z">
         <w:r>
           <w:t>Proportion aged ≥65 years</w:t>
         </w:r>
       </w:ins>
-      <w:del w:id="264" w:author="治輝 齋藤" w:date="2026-05-19T23:29:00Z" w16du:dateUtc="2026-05-19T14:29:00Z">
+      <w:del w:id="265" w:author="治輝 齋藤" w:date="2026-05-19T23:29:00Z" w16du:dateUtc="2026-05-19T14:29:00Z">
         <w:r>
           <w:delText>Aging rate</w:delText>
         </w:r>
@@ -2941,7 +3052,7 @@
       <w:r>
         <w:t xml:space="preserve"> = 0.011). Fast</w:t>
       </w:r>
-      <w:ins w:id="265" w:author="治輝 齋藤" w:date="2026-05-19T23:29:00Z" w16du:dateUtc="2026-05-19T14:29:00Z">
+      <w:ins w:id="266" w:author="治輝 齋藤" w:date="2026-05-19T23:29:00Z" w16du:dateUtc="2026-05-19T14:29:00Z">
         <w:r>
           <w:rPr>
             <w:rFonts w:hint="eastAsia"/>
@@ -2950,7 +3061,7 @@
           <w:t>-</w:t>
         </w:r>
       </w:ins>
-      <w:del w:id="266" w:author="治輝 齋藤" w:date="2026-05-19T23:29:00Z" w16du:dateUtc="2026-05-19T14:29:00Z">
+      <w:del w:id="267" w:author="治輝 齋藤" w:date="2026-05-19T23:29:00Z" w16du:dateUtc="2026-05-19T14:29:00Z">
         <w:r>
           <w:delText xml:space="preserve"> </w:delText>
         </w:r>
@@ -2958,12 +3069,12 @@
       <w:r>
         <w:t xml:space="preserve">walking </w:t>
       </w:r>
-      <w:ins w:id="267" w:author="治輝 齋藤" w:date="2026-05-19T23:29:00Z" w16du:dateUtc="2026-05-19T14:29:00Z">
+      <w:ins w:id="268" w:author="治輝 齋藤" w:date="2026-05-19T23:29:00Z" w16du:dateUtc="2026-05-19T14:29:00Z">
         <w:r>
           <w:t>proportion</w:t>
         </w:r>
       </w:ins>
-      <w:del w:id="268" w:author="治輝 齋藤" w:date="2026-05-19T23:29:00Z" w16du:dateUtc="2026-05-19T14:29:00Z">
+      <w:del w:id="269" w:author="治輝 齋藤" w:date="2026-05-19T23:29:00Z" w16du:dateUtc="2026-05-19T14:29:00Z">
         <w:r>
           <w:delText>rate</w:delText>
         </w:r>
@@ -3003,7 +3114,7 @@
         <w:pStyle w:val="a0"/>
         <w:spacing w:line="360" w:lineRule="auto"/>
         <w:rPr>
-          <w:ins w:id="269" w:author="治輝 齋藤" w:date="2026-04-30T20:30:00Z" w16du:dateUtc="2026-04-30T11:30:00Z"/>
+          <w:ins w:id="270" w:author="治輝 齋藤" w:date="2026-04-30T20:30:00Z" w16du:dateUtc="2026-04-30T11:30:00Z"/>
         </w:rPr>
       </w:pPr>
       <w:r>
@@ -3068,16 +3179,16 @@
         </w:rPr>
         <w:t xml:space="preserve"> = 5,000) was −0.03 to 7.09</w:t>
       </w:r>
-      <w:commentRangeStart w:id="270"/>
       <w:commentRangeStart w:id="271"/>
-      <w:del w:id="272" w:author="治輝 齋藤" w:date="2026-05-20T09:01:00Z" w16du:dateUtc="2026-05-20T00:01:00Z">
+      <w:commentRangeStart w:id="272"/>
+      <w:del w:id="273" w:author="治輝 齋藤" w:date="2026-05-20T09:01:00Z" w16du:dateUtc="2026-05-20T00:01:00Z">
         <w:r>
           <w:rPr>
             <w:lang w:eastAsia="ja-JP"/>
           </w:rPr>
           <w:delText xml:space="preserve"> (both intervals include null)</w:delText>
         </w:r>
-        <w:commentRangeEnd w:id="270"/>
+        <w:commentRangeEnd w:id="271"/>
         <w:r>
           <w:rPr>
             <w:rStyle w:val="af2"/>
@@ -3085,15 +3196,15 @@
             <w:szCs w:val="24"/>
             <w:lang w:eastAsia="ja-JP"/>
           </w:rPr>
-          <w:commentReference w:id="270"/>
+          <w:commentReference w:id="271"/>
         </w:r>
       </w:del>
-      <w:commentRangeEnd w:id="271"/>
+      <w:commentRangeEnd w:id="272"/>
       <w:r>
         <w:rPr>
           <w:rStyle w:val="af2"/>
         </w:rPr>
-        <w:commentReference w:id="271"/>
+        <w:commentReference w:id="272"/>
       </w:r>
       <w:r>
         <w:rPr>
@@ -3110,9 +3221,10 @@
           <w:lang w:eastAsia="ja-JP"/>
         </w:rPr>
       </w:pPr>
-      <w:commentRangeStart w:id="273"/>
       <w:commentRangeStart w:id="274"/>
-      <w:ins w:id="275" w:author="治輝 齋藤" w:date="2026-04-30T20:30:00Z" w16du:dateUtc="2026-04-30T11:30:00Z">
+      <w:commentRangeStart w:id="275"/>
+      <w:commentRangeStart w:id="276"/>
+      <w:ins w:id="277" w:author="治輝 齋藤" w:date="2026-04-30T20:30:00Z" w16du:dateUtc="2026-04-30T11:30:00Z">
         <w:r>
           <w:rPr>
             <w:lang w:eastAsia="ja-JP"/>
@@ -3120,7 +3232,7 @@
           <w:t>In</w:t>
         </w:r>
       </w:ins>
-      <w:ins w:id="276" w:author="治輝 齋藤" w:date="2026-05-20T12:24:00Z" w16du:dateUtc="2026-05-20T03:24:00Z">
+      <w:ins w:id="278" w:author="治輝 齋藤" w:date="2026-05-20T12:24:00Z" w16du:dateUtc="2026-05-20T03:24:00Z">
         <w:r>
           <w:rPr>
             <w:lang w:eastAsia="ja-JP"/>
@@ -3135,7 +3247,7 @@
           <w:t xml:space="preserve"> </w:t>
         </w:r>
       </w:ins>
-      <w:ins w:id="277" w:author="治輝 齋藤" w:date="2026-04-30T20:30:00Z" w16du:dateUtc="2026-04-30T11:30:00Z">
+      <w:ins w:id="279" w:author="治輝 齋藤" w:date="2026-04-30T20:30:00Z" w16du:dateUtc="2026-04-30T11:30:00Z">
         <w:r>
           <w:rPr>
             <w:lang w:eastAsia="ja-JP"/>
@@ -3143,12 +3255,12 @@
           <w:t>standardization sensitivity analyses</w:t>
         </w:r>
       </w:ins>
-      <w:ins w:id="278" w:author="治輝 齋藤" w:date="2026-05-20T12:25:00Z" w16du:dateUtc="2026-05-20T03:25:00Z">
+      <w:ins w:id="280" w:author="治輝 齋藤" w:date="2026-05-20T12:25:00Z" w16du:dateUtc="2026-05-20T03:25:00Z">
         <w:r>
           <w:rPr>
             <w:lang w:eastAsia="ja-JP"/>
           </w:rPr>
-          <w:t xml:space="preserve"> addressed age-structure confounding (Methods). In public NDB tables, some age-by-prefecture surgery counts are withheld for disclosure control and appear as a hyphen (`"-"`). We replaced each withheld cell with 0, 5, or 9 surgeries in prespecified scenarios and regressed the indirectly </w:t>
+          <w:t xml:space="preserve"> addressed age-structure confounding (Methods). In public NDB tables, some age-by-prefecture surgery counts are withheld for disclosure control and appear as a hyphen ("-"). We replaced each withheld cell with 0, 5, or 9 surgeries in prespecified scenarios and regressed the indirectly </w:t>
         </w:r>
         <w:r>
           <w:rPr>
@@ -3158,7 +3270,7 @@
           <w:t>standardized hip (femur) surgery rate on terrain</w:t>
         </w:r>
       </w:ins>
-      <w:ins w:id="279" w:author="治輝 齋藤" w:date="2026-04-30T20:30:00Z" w16du:dateUtc="2026-04-30T11:30:00Z">
+      <w:ins w:id="281" w:author="治輝 齋藤" w:date="2026-04-30T20:30:00Z" w16du:dateUtc="2026-04-30T11:30:00Z">
         <w:r>
           <w:rPr>
             <w:lang w:eastAsia="ja-JP"/>
@@ -3166,7 +3278,7 @@
           <w:t xml:space="preserve"> slope</w:t>
         </w:r>
       </w:ins>
-      <w:ins w:id="280" w:author="治輝 齋藤" w:date="2026-05-20T12:26:00Z" w16du:dateUtc="2026-05-20T03:26:00Z">
+      <w:ins w:id="282" w:author="治輝 齋藤" w:date="2026-05-20T12:26:00Z" w16du:dateUtc="2026-05-20T03:26:00Z">
         <w:r>
           <w:rPr>
             <w:lang w:eastAsia="ja-JP"/>
@@ -3174,7 +3286,7 @@
           <w:t>, adjusting for</w:t>
         </w:r>
       </w:ins>
-      <w:ins w:id="281" w:author="治輝 齋藤" w:date="2026-04-30T20:30:00Z" w16du:dateUtc="2026-04-30T11:30:00Z">
+      <w:ins w:id="283" w:author="治輝 齋藤" w:date="2026-04-30T20:30:00Z" w16du:dateUtc="2026-04-30T11:30:00Z">
         <w:r>
           <w:rPr>
             <w:lang w:eastAsia="ja-JP"/>
@@ -3182,7 +3294,7 @@
           <w:t xml:space="preserve"> </w:t>
         </w:r>
       </w:ins>
-      <w:ins w:id="282" w:author="治輝 齋藤" w:date="2026-05-19T23:31:00Z" w16du:dateUtc="2026-05-19T14:31:00Z">
+      <w:ins w:id="284" w:author="治輝 齋藤" w:date="2026-05-19T23:31:00Z" w16du:dateUtc="2026-05-19T14:31:00Z">
         <w:r>
           <w:rPr>
             <w:lang w:eastAsia="ja-JP"/>
@@ -3190,7 +3302,7 @@
           <w:t>proportion aged ≥65 years</w:t>
         </w:r>
       </w:ins>
-      <w:ins w:id="283" w:author="治輝 齋藤" w:date="2026-05-20T12:26:00Z" w16du:dateUtc="2026-05-20T03:26:00Z">
+      <w:ins w:id="285" w:author="治輝 齋藤" w:date="2026-05-20T12:26:00Z" w16du:dateUtc="2026-05-20T03:26:00Z">
         <w:r>
           <w:rPr>
             <w:rFonts w:hint="eastAsia"/>
@@ -3199,7 +3311,7 @@
           <w:t>,</w:t>
         </w:r>
       </w:ins>
-      <w:ins w:id="284" w:author="治輝 齋藤" w:date="2026-04-30T20:30:00Z" w16du:dateUtc="2026-04-30T11:30:00Z">
+      <w:ins w:id="286" w:author="治輝 齋藤" w:date="2026-04-30T20:30:00Z" w16du:dateUtc="2026-04-30T11:30:00Z">
         <w:r>
           <w:rPr>
             <w:lang w:eastAsia="ja-JP"/>
@@ -3207,7 +3319,7 @@
           <w:t xml:space="preserve"> fast</w:t>
         </w:r>
       </w:ins>
-      <w:ins w:id="285" w:author="治輝 齋藤" w:date="2026-05-19T23:31:00Z" w16du:dateUtc="2026-05-19T14:31:00Z">
+      <w:ins w:id="287" w:author="治輝 齋藤" w:date="2026-05-19T23:31:00Z" w16du:dateUtc="2026-05-19T14:31:00Z">
         <w:r>
           <w:rPr>
             <w:rFonts w:hint="eastAsia"/>
@@ -3216,7 +3328,7 @@
           <w:t>-</w:t>
         </w:r>
       </w:ins>
-      <w:ins w:id="286" w:author="治輝 齋藤" w:date="2026-04-30T20:30:00Z" w16du:dateUtc="2026-04-30T11:30:00Z">
+      <w:ins w:id="288" w:author="治輝 齋藤" w:date="2026-04-30T20:30:00Z" w16du:dateUtc="2026-04-30T11:30:00Z">
         <w:r>
           <w:rPr>
             <w:lang w:eastAsia="ja-JP"/>
@@ -3224,7 +3336,7 @@
           <w:t xml:space="preserve">walking </w:t>
         </w:r>
       </w:ins>
-      <w:ins w:id="287" w:author="治輝 齋藤" w:date="2026-05-19T23:31:00Z" w16du:dateUtc="2026-05-19T14:31:00Z">
+      <w:ins w:id="289" w:author="治輝 齋藤" w:date="2026-05-19T23:31:00Z" w16du:dateUtc="2026-05-19T14:31:00Z">
         <w:r>
           <w:rPr>
             <w:lang w:eastAsia="ja-JP"/>
@@ -3232,7 +3344,7 @@
           <w:t>proportion</w:t>
         </w:r>
       </w:ins>
-      <w:ins w:id="288" w:author="治輝 齋藤" w:date="2026-05-20T12:26:00Z" w16du:dateUtc="2026-05-20T03:26:00Z">
+      <w:ins w:id="290" w:author="治輝 齋藤" w:date="2026-05-20T12:26:00Z" w16du:dateUtc="2026-05-20T03:26:00Z">
         <w:r>
           <w:rPr>
             <w:rFonts w:hint="eastAsia"/>
@@ -3241,7 +3353,7 @@
           <w:t>,</w:t>
         </w:r>
       </w:ins>
-      <w:ins w:id="289" w:author="治輝 齋藤" w:date="2026-04-30T20:30:00Z" w16du:dateUtc="2026-04-30T11:30:00Z">
+      <w:ins w:id="291" w:author="治輝 齋藤" w:date="2026-04-30T20:30:00Z" w16du:dateUtc="2026-04-30T11:30:00Z">
         <w:r>
           <w:rPr>
             <w:lang w:eastAsia="ja-JP"/>
@@ -3249,7 +3361,7 @@
           <w:t xml:space="preserve"> </w:t>
         </w:r>
       </w:ins>
-      <w:ins w:id="290" w:author="治輝 齋藤" w:date="2026-05-20T12:26:00Z" w16du:dateUtc="2026-05-20T03:26:00Z">
+      <w:ins w:id="292" w:author="治輝 齋藤" w:date="2026-05-20T12:26:00Z" w16du:dateUtc="2026-05-20T03:26:00Z">
         <w:r>
           <w:rPr>
             <w:rFonts w:hint="eastAsia"/>
@@ -3258,7 +3370,7 @@
           <w:t xml:space="preserve">and </w:t>
         </w:r>
       </w:ins>
-      <w:ins w:id="291" w:author="治輝 齋藤" w:date="2026-04-30T20:30:00Z" w16du:dateUtc="2026-04-30T11:30:00Z">
+      <w:ins w:id="293" w:author="治輝 齋藤" w:date="2026-04-30T20:30:00Z" w16du:dateUtc="2026-04-30T11:30:00Z">
         <w:r>
           <w:rPr>
             <w:lang w:eastAsia="ja-JP"/>
@@ -3266,7 +3378,7 @@
           <w:t>population density</w:t>
         </w:r>
       </w:ins>
-      <w:ins w:id="292" w:author="治輝 齋藤" w:date="2026-05-20T12:26:00Z" w16du:dateUtc="2026-05-20T03:26:00Z">
+      <w:ins w:id="294" w:author="治輝 齋藤" w:date="2026-05-20T12:26:00Z" w16du:dateUtc="2026-05-20T03:26:00Z">
         <w:r>
           <w:rPr>
             <w:rFonts w:hint="eastAsia"/>
@@ -3275,7 +3387,7 @@
           <w:t>.</w:t>
         </w:r>
       </w:ins>
-      <w:ins w:id="293" w:author="治輝 齋藤" w:date="2026-04-30T20:30:00Z" w16du:dateUtc="2026-04-30T11:30:00Z">
+      <w:ins w:id="295" w:author="治輝 齋藤" w:date="2026-04-30T20:30:00Z" w16du:dateUtc="2026-04-30T11:30:00Z">
         <w:r>
           <w:rPr>
             <w:lang w:eastAsia="ja-JP"/>
@@ -3283,7 +3395,7 @@
           <w:t xml:space="preserve"> </w:t>
         </w:r>
       </w:ins>
-      <w:ins w:id="294" w:author="治輝 齋藤" w:date="2026-05-20T12:26:00Z" w16du:dateUtc="2026-05-20T03:26:00Z">
+      <w:ins w:id="296" w:author="治輝 齋藤" w:date="2026-05-20T12:26:00Z" w16du:dateUtc="2026-05-20T03:26:00Z">
         <w:r>
           <w:rPr>
             <w:lang w:eastAsia="ja-JP"/>
@@ -3291,7 +3403,7 @@
           <w:t>When withheld counts were replaced by 0 surgeries, the slope coefficient</w:t>
         </w:r>
       </w:ins>
-      <w:ins w:id="295" w:author="治輝 齋藤" w:date="2026-04-30T20:30:00Z" w16du:dateUtc="2026-04-30T11:30:00Z">
+      <w:ins w:id="297" w:author="治輝 齋藤" w:date="2026-04-30T20:30:00Z" w16du:dateUtc="2026-04-30T11:30:00Z">
         <w:r>
           <w:rPr>
             <w:lang w:eastAsia="ja-JP"/>
@@ -3313,7 +3425,7 @@
           <w:t xml:space="preserve"> = 0.031)</w:t>
         </w:r>
       </w:ins>
-      <w:ins w:id="296" w:author="治輝 齋藤" w:date="2026-05-20T12:27:00Z" w16du:dateUtc="2026-05-20T03:27:00Z">
+      <w:ins w:id="298" w:author="治輝 齋藤" w:date="2026-05-20T12:27:00Z" w16du:dateUtc="2026-05-20T03:27:00Z">
         <w:r>
           <w:rPr>
             <w:lang w:eastAsia="ja-JP"/>
@@ -3328,7 +3440,7 @@
           <w:t xml:space="preserve"> </w:t>
         </w:r>
       </w:ins>
-      <w:ins w:id="297" w:author="治輝 齋藤" w:date="2026-04-30T20:30:00Z" w16du:dateUtc="2026-04-30T11:30:00Z">
+      <w:ins w:id="299" w:author="治輝 齋藤" w:date="2026-04-30T20:30:00Z" w16du:dateUtc="2026-04-30T11:30:00Z">
         <w:r>
           <w:rPr>
             <w:lang w:eastAsia="ja-JP"/>
@@ -3364,7 +3476,7 @@
           <w:t xml:space="preserve"> = 0.035)</w:t>
         </w:r>
       </w:ins>
-      <w:ins w:id="298" w:author="治輝 齋藤" w:date="2026-05-20T12:28:00Z" w16du:dateUtc="2026-05-20T03:28:00Z">
+      <w:ins w:id="300" w:author="治輝 齋藤" w:date="2026-05-20T12:28:00Z" w16du:dateUtc="2026-05-20T03:28:00Z">
         <w:r>
           <w:rPr>
             <w:lang w:eastAsia="ja-JP"/>
@@ -3379,7 +3491,7 @@
           <w:t>.</w:t>
         </w:r>
       </w:ins>
-      <w:ins w:id="299" w:author="治輝 齋藤" w:date="2026-04-30T20:30:00Z" w16du:dateUtc="2026-04-30T11:30:00Z">
+      <w:ins w:id="301" w:author="治輝 齋藤" w:date="2026-04-30T20:30:00Z" w16du:dateUtc="2026-04-30T11:30:00Z">
         <w:r>
           <w:rPr>
             <w:lang w:eastAsia="ja-JP"/>
@@ -3387,7 +3499,7 @@
           <w:t xml:space="preserve"> </w:t>
         </w:r>
       </w:ins>
-      <w:ins w:id="300" w:author="治輝 齋藤" w:date="2026-05-20T12:28:00Z" w16du:dateUtc="2026-05-20T03:28:00Z">
+      <w:ins w:id="302" w:author="治輝 齋藤" w:date="2026-05-20T12:28:00Z" w16du:dateUtc="2026-05-20T03:28:00Z">
         <w:r>
           <w:rPr>
             <w:lang w:eastAsia="ja-JP"/>
@@ -3395,7 +3507,7 @@
           <w:t>The association</w:t>
         </w:r>
       </w:ins>
-      <w:ins w:id="301" w:author="治輝 齋藤" w:date="2026-04-30T20:30:00Z" w16du:dateUtc="2026-04-30T11:30:00Z">
+      <w:ins w:id="303" w:author="治輝 齋藤" w:date="2026-04-30T20:30:00Z" w16du:dateUtc="2026-04-30T11:30:00Z">
         <w:r>
           <w:rPr>
             <w:lang w:eastAsia="ja-JP"/>
@@ -3403,7 +3515,7 @@
           <w:t xml:space="preserve"> direction was stable</w:t>
         </w:r>
       </w:ins>
-      <w:ins w:id="302" w:author="治輝 齋藤" w:date="2026-05-20T12:29:00Z" w16du:dateUtc="2026-05-20T03:29:00Z">
+      <w:ins w:id="304" w:author="治輝 齋藤" w:date="2026-05-20T12:29:00Z" w16du:dateUtc="2026-05-20T03:29:00Z">
         <w:r>
           <w:t xml:space="preserve"> </w:t>
         </w:r>
@@ -3414,7 +3526,7 @@
           <w:t>across scenarios, but</w:t>
         </w:r>
       </w:ins>
-      <w:ins w:id="303" w:author="治輝 齋藤" w:date="2026-04-30T20:30:00Z" w16du:dateUtc="2026-04-30T11:30:00Z">
+      <w:ins w:id="305" w:author="治輝 齋藤" w:date="2026-04-30T20:30:00Z" w16du:dateUtc="2026-04-30T11:30:00Z">
         <w:r>
           <w:rPr>
             <w:lang w:eastAsia="ja-JP"/>
@@ -3422,7 +3534,7 @@
           <w:t xml:space="preserve"> the effect size </w:t>
         </w:r>
       </w:ins>
-      <w:ins w:id="304" w:author="治輝 齋藤" w:date="2026-05-20T12:29:00Z" w16du:dateUtc="2026-05-20T03:29:00Z">
+      <w:ins w:id="306" w:author="治輝 齋藤" w:date="2026-05-20T12:29:00Z" w16du:dateUtc="2026-05-20T03:29:00Z">
         <w:r>
           <w:rPr>
             <w:lang w:eastAsia="ja-JP"/>
@@ -3436,7 +3548,7 @@
         </w:rPr>
         <w:t>.</w:t>
       </w:r>
-      <w:commentRangeEnd w:id="273"/>
+      <w:commentRangeEnd w:id="274"/>
       <w:r>
         <w:rPr>
           <w:rStyle w:val="af2"/>
@@ -3444,9 +3556,9 @@
           <w:szCs w:val="24"/>
           <w:lang w:eastAsia="ja-JP"/>
         </w:rPr>
-        <w:commentReference w:id="273"/>
-      </w:r>
-      <w:commentRangeEnd w:id="274"/>
+        <w:commentReference w:id="274"/>
+      </w:r>
+      <w:commentRangeEnd w:id="275"/>
       <w:r>
         <w:rPr>
           <w:rStyle w:val="af2"/>
@@ -3454,7 +3566,14 @@
           <w:szCs w:val="24"/>
           <w:lang w:eastAsia="ja-JP"/>
         </w:rPr>
-        <w:commentReference w:id="274"/>
+        <w:commentReference w:id="275"/>
+      </w:r>
+      <w:commentRangeEnd w:id="276"/>
+      <w:r>
+        <w:rPr>
+          <w:rStyle w:val="af2"/>
+        </w:rPr>
+        <w:commentReference w:id="276"/>
       </w:r>
     </w:p>
     <w:p>
@@ -3462,8 +3581,8 @@
         <w:pStyle w:val="2"/>
         <w:spacing w:line="360" w:lineRule="auto"/>
       </w:pPr>
-      <w:bookmarkStart w:id="305" w:name="X19b7a829deade195ab8e30bfbfddb97c9ee92ae"/>
-      <w:bookmarkEnd w:id="256"/>
+      <w:bookmarkStart w:id="308" w:name="X19b7a829deade195ab8e30bfbfddb97c9ee92ae"/>
+      <w:bookmarkEnd w:id="257"/>
       <w:r>
         <w:t>4. Regression Analysis: Total, Humerus, and Forearm Fractures</w:t>
       </w:r>
@@ -3496,12 +3615,12 @@
       <w:r>
         <w:t xml:space="preserve"> = 0.099), although </w:t>
       </w:r>
-      <w:ins w:id="306" w:author="治輝 齋藤" w:date="2026-05-19T23:32:00Z" w16du:dateUtc="2026-05-19T14:32:00Z">
+      <w:ins w:id="309" w:author="治輝 齋藤" w:date="2026-05-19T23:32:00Z" w16du:dateUtc="2026-05-19T14:32:00Z">
         <w:r>
           <w:t>proportion aged ≥65 years</w:t>
         </w:r>
       </w:ins>
-      <w:del w:id="307" w:author="治輝 齋藤" w:date="2026-05-19T23:32:00Z" w16du:dateUtc="2026-05-19T14:32:00Z">
+      <w:del w:id="310" w:author="治輝 齋藤" w:date="2026-05-19T23:32:00Z" w16du:dateUtc="2026-05-19T14:32:00Z">
         <w:r>
           <w:delText>aging rate</w:delText>
         </w:r>
@@ -3555,9 +3674,9 @@
         <w:pStyle w:val="1"/>
         <w:spacing w:line="360" w:lineRule="auto"/>
       </w:pPr>
-      <w:bookmarkStart w:id="308" w:name="discussion"/>
-      <w:bookmarkEnd w:id="215"/>
-      <w:bookmarkEnd w:id="305"/>
+      <w:bookmarkStart w:id="311" w:name="discussion"/>
+      <w:bookmarkEnd w:id="216"/>
+      <w:bookmarkEnd w:id="308"/>
       <w:r>
         <w:t>Discussion</w:t>
       </w:r>
@@ -3567,7 +3686,7 @@
         <w:pStyle w:val="2"/>
         <w:spacing w:line="360" w:lineRule="auto"/>
       </w:pPr>
-      <w:bookmarkStart w:id="309" w:name="main-findings"/>
+      <w:bookmarkStart w:id="312" w:name="main-findings"/>
       <w:r>
         <w:t>1. Main Findings</w:t>
       </w:r>
@@ -3580,25 +3699,25 @@
       <w:r>
         <w:t xml:space="preserve">This ecological study </w:t>
       </w:r>
-      <w:commentRangeStart w:id="310"/>
-      <w:ins w:id="311" w:author="治輝 齋藤" w:date="2026-04-30T19:12:00Z" w16du:dateUtc="2026-04-30T10:12:00Z">
+      <w:commentRangeStart w:id="313"/>
+      <w:ins w:id="314" w:author="治輝 齋藤" w:date="2026-04-30T19:12:00Z" w16du:dateUtc="2026-04-30T10:12:00Z">
         <w:r>
           <w:t>showed</w:t>
         </w:r>
       </w:ins>
-      <w:del w:id="312" w:author="治輝 齋藤" w:date="2026-04-30T19:12:00Z" w16du:dateUtc="2026-04-30T10:12:00Z">
+      <w:del w:id="315" w:author="治輝 齋藤" w:date="2026-04-30T19:12:00Z" w16du:dateUtc="2026-04-30T10:12:00Z">
         <w:r>
           <w:delText>demonstrated</w:delText>
         </w:r>
       </w:del>
-      <w:commentRangeEnd w:id="310"/>
+      <w:commentRangeEnd w:id="313"/>
       <w:r>
         <w:rPr>
           <w:rStyle w:val="af2"/>
           <w:sz w:val="24"/>
           <w:szCs w:val="24"/>
         </w:rPr>
-        <w:commentReference w:id="310"/>
+        <w:commentReference w:id="313"/>
       </w:r>
       <w:r>
         <w:t xml:space="preserve"> </w:t>
@@ -3609,12 +3728,12 @@
       <w:r>
         <w:t xml:space="preserve"> hip fracture surgery rates after adjustment for </w:t>
       </w:r>
-      <w:ins w:id="313" w:author="治輝 齋藤" w:date="2026-05-19T23:32:00Z" w16du:dateUtc="2026-05-19T14:32:00Z">
+      <w:ins w:id="316" w:author="治輝 齋藤" w:date="2026-05-19T23:32:00Z" w16du:dateUtc="2026-05-19T14:32:00Z">
         <w:r>
           <w:t>proportion aged ≥65 years</w:t>
         </w:r>
       </w:ins>
-      <w:del w:id="314" w:author="治輝 齋藤" w:date="2026-05-19T23:32:00Z" w16du:dateUtc="2026-05-19T14:32:00Z">
+      <w:del w:id="317" w:author="治輝 齋藤" w:date="2026-05-19T23:32:00Z" w16du:dateUtc="2026-05-19T14:32:00Z">
         <w:r>
           <w:delText>aging rate</w:delText>
         </w:r>
@@ -3648,8 +3767,8 @@
       <w:r>
         <w:t xml:space="preserve">. </w:t>
       </w:r>
-      <w:commentRangeStart w:id="315"/>
-      <w:commentRangeStart w:id="316"/>
+      <w:commentRangeStart w:id="318"/>
+      <w:commentRangeStart w:id="319"/>
       <w:r>
         <w:t xml:space="preserve">Each additional degree of slope </w:t>
       </w:r>
@@ -3672,48 +3791,48 @@
       <w:r>
         <w:t>.</w:t>
       </w:r>
-      <w:commentRangeEnd w:id="315"/>
+      <w:commentRangeEnd w:id="318"/>
       <w:r>
         <w:rPr>
           <w:rStyle w:val="af2"/>
           <w:sz w:val="24"/>
           <w:szCs w:val="24"/>
         </w:rPr>
-        <w:commentReference w:id="315"/>
-      </w:r>
-      <w:commentRangeEnd w:id="316"/>
+        <w:commentReference w:id="318"/>
+      </w:r>
+      <w:commentRangeEnd w:id="319"/>
       <w:r>
         <w:rPr>
           <w:rStyle w:val="af2"/>
         </w:rPr>
-        <w:commentReference w:id="316"/>
+        <w:commentReference w:id="319"/>
       </w:r>
       <w:r>
         <w:t xml:space="preserve"> </w:t>
       </w:r>
-      <w:commentRangeStart w:id="317"/>
-      <w:commentRangeStart w:id="318"/>
+      <w:commentRangeStart w:id="320"/>
+      <w:commentRangeStart w:id="321"/>
       <w:r>
         <w:t>The adjusted</w:t>
       </w:r>
       <w:r>
         <w:t xml:space="preserve"> association was specific to hip fractures and was not observed for humerus or forearm fractures.</w:t>
       </w:r>
-      <w:commentRangeEnd w:id="317"/>
+      <w:commentRangeEnd w:id="320"/>
       <w:r>
         <w:rPr>
           <w:rStyle w:val="af2"/>
           <w:sz w:val="24"/>
           <w:szCs w:val="24"/>
         </w:rPr>
-        <w:commentReference w:id="317"/>
-      </w:r>
-      <w:commentRangeEnd w:id="318"/>
+        <w:commentReference w:id="320"/>
+      </w:r>
+      <w:commentRangeEnd w:id="321"/>
       <w:r>
         <w:rPr>
           <w:rStyle w:val="af2"/>
         </w:rPr>
-        <w:commentReference w:id="318"/>
+        <w:commentReference w:id="321"/>
       </w:r>
       <w:r>
         <w:t xml:space="preserve"> </w:t>
@@ -3728,12 +3847,12 @@
       <w:r>
         <w:t xml:space="preserve">hese findings suggest that, at the </w:t>
       </w:r>
-      <w:ins w:id="319" w:author="治輝 齋藤" w:date="2026-05-20T08:47:00Z" w16du:dateUtc="2026-05-19T23:47:00Z">
+      <w:ins w:id="322" w:author="治輝 齋藤" w:date="2026-05-20T08:47:00Z" w16du:dateUtc="2026-05-19T23:47:00Z">
         <w:r>
           <w:t>prefecture</w:t>
         </w:r>
       </w:ins>
-      <w:del w:id="320" w:author="治輝 齋藤" w:date="2026-05-20T08:47:00Z" w16du:dateUtc="2026-05-19T23:47:00Z">
+      <w:del w:id="323" w:author="治輝 齋藤" w:date="2026-05-20T08:47:00Z" w16du:dateUtc="2026-05-19T23:47:00Z">
         <w:r>
           <w:delText>population</w:delText>
         </w:r>
@@ -3741,7 +3860,7 @@
       <w:r>
         <w:t xml:space="preserve"> level, </w:t>
       </w:r>
-      <w:ins w:id="321" w:author="治輝 齋藤" w:date="2026-05-20T08:47:00Z" w16du:dateUtc="2026-05-19T23:47:00Z">
+      <w:ins w:id="324" w:author="治輝 齋藤" w:date="2026-05-20T08:47:00Z" w16du:dateUtc="2026-05-19T23:47:00Z">
         <w:r>
           <w:t>residence in prefectures with</w:t>
         </w:r>
@@ -3753,36 +3872,36 @@
           <w:t xml:space="preserve"> </w:t>
         </w:r>
       </w:ins>
-      <w:commentRangeStart w:id="322"/>
-      <w:commentRangeStart w:id="323"/>
+      <w:commentRangeStart w:id="325"/>
+      <w:commentRangeStart w:id="326"/>
       <w:r>
         <w:t>steeper habitable terrain</w:t>
       </w:r>
-      <w:commentRangeEnd w:id="322"/>
+      <w:commentRangeEnd w:id="325"/>
       <w:r>
         <w:rPr>
           <w:rStyle w:val="af2"/>
           <w:sz w:val="24"/>
           <w:szCs w:val="24"/>
         </w:rPr>
-        <w:commentReference w:id="322"/>
-      </w:r>
-      <w:commentRangeEnd w:id="323"/>
+        <w:commentReference w:id="325"/>
+      </w:r>
+      <w:commentRangeEnd w:id="326"/>
       <w:r>
         <w:rPr>
           <w:rStyle w:val="af2"/>
         </w:rPr>
-        <w:commentReference w:id="323"/>
+        <w:commentReference w:id="326"/>
       </w:r>
       <w:r>
         <w:t xml:space="preserve"> may </w:t>
       </w:r>
-      <w:ins w:id="324" w:author="治輝 齋藤" w:date="2026-05-20T08:47:00Z" w16du:dateUtc="2026-05-19T23:47:00Z">
+      <w:ins w:id="327" w:author="治輝 齋藤" w:date="2026-05-20T08:47:00Z" w16du:dateUtc="2026-05-19T23:47:00Z">
         <w:r>
           <w:t>be associated with greater</w:t>
         </w:r>
       </w:ins>
-      <w:del w:id="325" w:author="治輝 齋藤" w:date="2026-05-20T08:47:00Z" w16du:dateUtc="2026-05-19T23:47:00Z">
+      <w:del w:id="328" w:author="治輝 齋藤" w:date="2026-05-20T08:47:00Z" w16du:dateUtc="2026-05-19T23:47:00Z">
         <w:r>
           <w:delText>track</w:delText>
         </w:r>
@@ -3799,8 +3918,8 @@
         <w:pStyle w:val="2"/>
         <w:spacing w:line="360" w:lineRule="auto"/>
       </w:pPr>
-      <w:bookmarkStart w:id="326" w:name="biological-plausibility"/>
-      <w:bookmarkEnd w:id="309"/>
+      <w:bookmarkStart w:id="329" w:name="biological-plausibility"/>
+      <w:bookmarkEnd w:id="312"/>
       <w:r>
         <w:t>2. Biological Plausibility</w:t>
       </w:r>
@@ -3810,11 +3929,11 @@
         <w:pStyle w:val="FirstParagraph"/>
         <w:spacing w:line="360" w:lineRule="auto"/>
       </w:pPr>
-      <w:commentRangeStart w:id="327"/>
+      <w:commentRangeStart w:id="330"/>
       <w:r>
         <w:t xml:space="preserve">The </w:t>
       </w:r>
-      <w:del w:id="328" w:author="治輝 齋藤" w:date="2026-04-30T19:27:00Z" w16du:dateUtc="2026-04-30T10:27:00Z">
+      <w:del w:id="331" w:author="治輝 齋藤" w:date="2026-04-30T19:27:00Z" w16du:dateUtc="2026-04-30T10:27:00Z">
         <w:r>
           <w:delText xml:space="preserve">specificity of the </w:delText>
         </w:r>
@@ -3822,12 +3941,12 @@
       <w:r>
         <w:t xml:space="preserve">slope–fracture association </w:t>
       </w:r>
-      <w:ins w:id="329" w:author="治輝 齋藤" w:date="2026-04-30T19:27:00Z" w16du:dateUtc="2026-04-30T10:27:00Z">
+      <w:ins w:id="332" w:author="治輝 齋藤" w:date="2026-04-30T19:27:00Z" w16du:dateUtc="2026-04-30T10:27:00Z">
         <w:r>
           <w:t>observed for</w:t>
         </w:r>
       </w:ins>
-      <w:del w:id="330" w:author="治輝 齋藤" w:date="2026-04-30T19:27:00Z" w16du:dateUtc="2026-04-30T10:27:00Z">
+      <w:del w:id="333" w:author="治輝 齋藤" w:date="2026-04-30T19:27:00Z" w16du:dateUtc="2026-04-30T10:27:00Z">
         <w:r>
           <w:delText>to</w:delText>
         </w:r>
@@ -3835,7 +3954,7 @@
       <w:r>
         <w:t xml:space="preserve"> the hip </w:t>
       </w:r>
-      <w:ins w:id="331" w:author="治輝 齋藤" w:date="2026-04-30T19:27:00Z" w16du:dateUtc="2026-04-30T10:27:00Z">
+      <w:ins w:id="334" w:author="治輝 齋藤" w:date="2026-04-30T19:27:00Z" w16du:dateUtc="2026-04-30T10:27:00Z">
         <w:r>
           <w:rPr>
             <w:rFonts w:hint="eastAsia"/>
@@ -3844,7 +3963,7 @@
           <w:t>may be</w:t>
         </w:r>
       </w:ins>
-      <w:del w:id="332" w:author="治輝 齋藤" w:date="2026-04-30T19:27:00Z" w16du:dateUtc="2026-04-30T10:27:00Z">
+      <w:del w:id="335" w:author="治輝 齋藤" w:date="2026-04-30T19:27:00Z" w16du:dateUtc="2026-04-30T10:27:00Z">
         <w:r>
           <w:delText>is</w:delText>
         </w:r>
@@ -3852,7 +3971,7 @@
       <w:r>
         <w:t xml:space="preserve"> biologically plausible and </w:t>
       </w:r>
-      <w:ins w:id="333" w:author="治輝 齋藤" w:date="2026-04-30T19:28:00Z" w16du:dateUtc="2026-04-30T10:28:00Z">
+      <w:ins w:id="336" w:author="治輝 齋藤" w:date="2026-04-30T19:28:00Z" w16du:dateUtc="2026-04-30T10:28:00Z">
         <w:r>
           <w:t>may be partly</w:t>
         </w:r>
@@ -3867,7 +3986,7 @@
       <w:r>
         <w:t xml:space="preserve">supported by </w:t>
       </w:r>
-      <w:del w:id="334" w:author="治輝 齋藤" w:date="2026-04-30T19:28:00Z" w16du:dateUtc="2026-04-30T10:28:00Z">
+      <w:del w:id="337" w:author="治輝 齋藤" w:date="2026-04-30T19:28:00Z" w16du:dateUtc="2026-04-30T10:28:00Z">
         <w:r>
           <w:delText xml:space="preserve">extensive </w:delText>
         </w:r>
@@ -3887,12 +4006,12 @@
       <w:r>
         <w:t xml:space="preserve"> which are </w:t>
       </w:r>
-      <w:ins w:id="335" w:author="治輝 齋藤" w:date="2026-04-30T19:28:00Z" w16du:dateUtc="2026-04-30T10:28:00Z">
+      <w:ins w:id="338" w:author="治輝 齋藤" w:date="2026-04-30T19:28:00Z" w16du:dateUtc="2026-04-30T10:28:00Z">
         <w:r>
           <w:t>common</w:t>
         </w:r>
       </w:ins>
-      <w:del w:id="336" w:author="治輝 齋藤" w:date="2026-04-30T19:28:00Z" w16du:dateUtc="2026-04-30T10:28:00Z">
+      <w:del w:id="339" w:author="治輝 齋藤" w:date="2026-04-30T19:28:00Z" w16du:dateUtc="2026-04-30T10:28:00Z">
         <w:r>
           <w:delText>the predominant</w:delText>
         </w:r>
@@ -3900,7 +4019,7 @@
       <w:r>
         <w:t xml:space="preserve"> fall mechanism</w:t>
       </w:r>
-      <w:ins w:id="337" w:author="治輝 齋藤" w:date="2026-04-30T19:32:00Z" w16du:dateUtc="2026-04-30T10:32:00Z">
+      <w:ins w:id="340" w:author="治輝 齋藤" w:date="2026-04-30T19:32:00Z" w16du:dateUtc="2026-04-30T10:32:00Z">
         <w:r>
           <w:rPr>
             <w:rFonts w:hint="eastAsia"/>
@@ -3936,12 +4055,12 @@
       <w:r>
         <w:t xml:space="preserve"> Finite element method (FEM) simulations have further </w:t>
       </w:r>
-      <w:ins w:id="338" w:author="治輝 齋藤" w:date="2026-04-30T19:28:00Z" w16du:dateUtc="2026-04-30T10:28:00Z">
+      <w:ins w:id="341" w:author="治輝 齋藤" w:date="2026-04-30T19:28:00Z" w16du:dateUtc="2026-04-30T10:28:00Z">
         <w:r>
           <w:t>suggested</w:t>
         </w:r>
       </w:ins>
-      <w:del w:id="339" w:author="治輝 齋藤" w:date="2026-04-30T19:28:00Z" w16du:dateUtc="2026-04-30T10:28:00Z">
+      <w:del w:id="342" w:author="治輝 齋藤" w:date="2026-04-30T19:28:00Z" w16du:dateUtc="2026-04-30T10:28:00Z">
         <w:r>
           <w:delText>confirmed</w:delText>
         </w:r>
@@ -3949,12 +4068,12 @@
       <w:r>
         <w:t xml:space="preserve"> that posterolateral and lateral impacts generate maximum tensile and compressive stresses at the superior and inferior aspects of the femoral neck, </w:t>
       </w:r>
-      <w:ins w:id="340" w:author="治輝 齋藤" w:date="2026-04-30T19:29:00Z" w16du:dateUtc="2026-04-30T10:29:00Z">
+      <w:ins w:id="343" w:author="治輝 齋藤" w:date="2026-04-30T19:29:00Z" w16du:dateUtc="2026-04-30T10:29:00Z">
         <w:r>
           <w:t>potentially increasing</w:t>
         </w:r>
       </w:ins>
-      <w:del w:id="341" w:author="治輝 齋藤" w:date="2026-04-30T19:29:00Z" w16du:dateUtc="2026-04-30T10:29:00Z">
+      <w:del w:id="344" w:author="治輝 齋藤" w:date="2026-04-30T19:29:00Z" w16du:dateUtc="2026-04-30T10:29:00Z">
         <w:r>
           <w:delText>maximizing</w:delText>
         </w:r>
@@ -3971,14 +4090,14 @@
         </w:rPr>
         <w:t>[26]</w:t>
       </w:r>
-      <w:commentRangeEnd w:id="327"/>
+      <w:commentRangeEnd w:id="330"/>
       <w:r>
         <w:rPr>
           <w:rStyle w:val="af2"/>
           <w:sz w:val="24"/>
           <w:szCs w:val="24"/>
         </w:rPr>
-        <w:commentReference w:id="327"/>
+        <w:commentReference w:id="330"/>
       </w:r>
     </w:p>
     <w:p>
@@ -3990,7 +4109,15 @@
         </w:rPr>
       </w:pPr>
       <w:r>
-        <w:t>When walking downhill or across a slope, the body’s center of mass (CoM) shifts laterally, and the control of lateral stability becomes increasingly difficult.</w:t>
+        <w:t>When walking downhill or across a slope, the body’s center of mass (</w:t>
+      </w:r>
+      <w:proofErr w:type="spellStart"/>
+      <w:r>
+        <w:t>CoM</w:t>
+      </w:r>
+      <w:proofErr w:type="spellEnd"/>
+      <w:r>
+        <w:t>) shifts laterally, and the control of lateral stability becomes increasingly difficult.</w:t>
       </w:r>
       <w:r>
         <w:t xml:space="preserve"> </w:t>
@@ -4002,7 +4129,15 @@
         <w:t>[27, 28]</w:t>
       </w:r>
       <w:r>
-        <w:t xml:space="preserve"> The human gait pattern is biomechanically analogous to an inverted pendulum, with CoM tracing a bow-tie-shaped trajectory in three-dimensional space.</w:t>
+        <w:t xml:space="preserve"> The human gait pattern is biomechanically analogous to an inverted pendulum, with </w:t>
+      </w:r>
+      <w:proofErr w:type="spellStart"/>
+      <w:r>
+        <w:t>CoM</w:t>
+      </w:r>
+      <w:proofErr w:type="spellEnd"/>
+      <w:r>
+        <w:t xml:space="preserve"> tracing a bow-tie-shaped trajectory in three-dimensional space.</w:t>
       </w:r>
       <w:r>
         <w:t xml:space="preserve"> [28]</w:t>
@@ -4012,7 +4147,15 @@
       </w:r>
       <w:r>
         <w:lastRenderedPageBreak/>
-        <w:t>terrain, maintaining CoM within the base of support (BoS) requires precise step-by-step adjustments of step width and foot placement.</w:t>
+        <w:t xml:space="preserve">terrain, maintaining </w:t>
+      </w:r>
+      <w:proofErr w:type="spellStart"/>
+      <w:r>
+        <w:t>CoM</w:t>
+      </w:r>
+      <w:proofErr w:type="spellEnd"/>
+      <w:r>
+        <w:t xml:space="preserve"> within the base of support (BoS) requires precise step-by-step adjustments of step width and foot placement.</w:t>
       </w:r>
       <w:r>
         <w:t xml:space="preserve"> </w:t>
@@ -4030,7 +4173,15 @@
         <w:t xml:space="preserve"> [11, 13]</w:t>
       </w:r>
       <w:r>
-        <w:t xml:space="preserve"> Slips or minor perturbations that could be corrected via cross-over steps on flat surfaces become unarrested lateral falls on slopes due to delayed postural reflexes and environmental constraints.</w:t>
+        <w:t xml:space="preserve"> Slips or minor perturbations that could be corrected via cross-over steps on flat surfaces become </w:t>
+      </w:r>
+      <w:proofErr w:type="spellStart"/>
+      <w:r>
+        <w:t>unarrested</w:t>
+      </w:r>
+      <w:proofErr w:type="spellEnd"/>
+      <w:r>
+        <w:t xml:space="preserve"> lateral falls on slopes due to delayed postural reflexes and environmental constraints.</w:t>
       </w:r>
       <w:r>
         <w:t xml:space="preserve"> [12, 28]</w:t>
@@ -4096,8 +4247,8 @@
       <w:r>
         <w:t xml:space="preserve"> The fracture-site specificity observed in our data—significant association with hip fractures but not with humerus or forearm fractures—</w:t>
       </w:r>
-      <w:commentRangeStart w:id="342"/>
-      <w:del w:id="343" w:author="治輝 齋藤" w:date="2026-04-30T20:51:00Z" w16du:dateUtc="2026-04-30T11:51:00Z">
+      <w:commentRangeStart w:id="345"/>
+      <w:del w:id="346" w:author="治輝 齋藤" w:date="2026-04-30T20:51:00Z" w16du:dateUtc="2026-04-30T11:51:00Z">
         <w:r>
           <w:delText xml:space="preserve">thus </w:delText>
         </w:r>
@@ -4105,7 +4256,7 @@
       <w:r>
         <w:t xml:space="preserve">provides internal evidence </w:t>
       </w:r>
-      <w:ins w:id="344" w:author="治輝 齋藤" w:date="2026-04-30T20:52:00Z" w16du:dateUtc="2026-04-30T11:52:00Z">
+      <w:ins w:id="347" w:author="治輝 齋藤" w:date="2026-04-30T20:52:00Z" w16du:dateUtc="2026-04-30T11:52:00Z">
         <w:r>
           <w:t>that is</w:t>
         </w:r>
@@ -4120,12 +4271,12 @@
       <w:r>
         <w:t xml:space="preserve">consistent with </w:t>
       </w:r>
-      <w:del w:id="345" w:author="治輝 齋藤" w:date="2026-04-30T20:52:00Z" w16du:dateUtc="2026-04-30T11:52:00Z">
+      <w:del w:id="348" w:author="治輝 齋藤" w:date="2026-04-30T20:52:00Z" w16du:dateUtc="2026-04-30T11:52:00Z">
         <w:r>
           <w:delText xml:space="preserve">the </w:delText>
         </w:r>
       </w:del>
-      <w:ins w:id="346" w:author="治輝 齋藤" w:date="2026-04-30T20:52:00Z" w16du:dateUtc="2026-04-30T11:52:00Z">
+      <w:ins w:id="349" w:author="治輝 齋藤" w:date="2026-04-30T20:52:00Z" w16du:dateUtc="2026-04-30T11:52:00Z">
         <w:r>
           <w:rPr>
             <w:rFonts w:hint="eastAsia"/>
@@ -4140,12 +4291,12 @@
       <w:r>
         <w:t xml:space="preserve">biomechanical paradigm </w:t>
       </w:r>
-      <w:ins w:id="347" w:author="治輝 齋藤" w:date="2026-04-30T20:52:00Z" w16du:dateUtc="2026-04-30T11:52:00Z">
+      <w:ins w:id="350" w:author="治輝 齋藤" w:date="2026-04-30T20:52:00Z" w16du:dateUtc="2026-04-30T11:52:00Z">
         <w:r>
           <w:t>in which</w:t>
         </w:r>
       </w:ins>
-      <w:del w:id="348" w:author="治輝 齋藤" w:date="2026-04-30T20:52:00Z" w16du:dateUtc="2026-04-30T11:52:00Z">
+      <w:del w:id="351" w:author="治輝 齋藤" w:date="2026-04-30T20:52:00Z" w16du:dateUtc="2026-04-30T11:52:00Z">
         <w:r>
           <w:delText>that</w:delText>
         </w:r>
@@ -4153,7 +4304,7 @@
       <w:r>
         <w:t xml:space="preserve"> terrain slope </w:t>
       </w:r>
-      <w:ins w:id="349" w:author="治輝 齋藤" w:date="2026-04-30T20:52:00Z" w16du:dateUtc="2026-04-30T11:52:00Z">
+      <w:ins w:id="352" w:author="治輝 齋藤" w:date="2026-04-30T20:52:00Z" w16du:dateUtc="2026-04-30T11:52:00Z">
         <w:r>
           <w:rPr>
             <w:rFonts w:hint="eastAsia"/>
@@ -4165,7 +4316,7 @@
       <w:r>
         <w:t>specifically amplif</w:t>
       </w:r>
-      <w:ins w:id="350" w:author="治輝 齋藤" w:date="2026-04-30T20:52:00Z" w16du:dateUtc="2026-04-30T11:52:00Z">
+      <w:ins w:id="353" w:author="治輝 齋藤" w:date="2026-04-30T20:52:00Z" w16du:dateUtc="2026-04-30T11:52:00Z">
         <w:r>
           <w:rPr>
             <w:rFonts w:hint="eastAsia"/>
@@ -4174,7 +4325,7 @@
           <w:t>y</w:t>
         </w:r>
       </w:ins>
-      <w:del w:id="351" w:author="治輝 齋藤" w:date="2026-04-30T20:52:00Z" w16du:dateUtc="2026-04-30T11:52:00Z">
+      <w:del w:id="354" w:author="治輝 齋藤" w:date="2026-04-30T20:52:00Z" w16du:dateUtc="2026-04-30T11:52:00Z">
         <w:r>
           <w:delText>ies</w:delText>
         </w:r>
@@ -4182,14 +4333,14 @@
       <w:r>
         <w:t xml:space="preserve"> lateral fall risk.</w:t>
       </w:r>
-      <w:commentRangeEnd w:id="342"/>
+      <w:commentRangeEnd w:id="345"/>
       <w:r>
         <w:rPr>
           <w:rStyle w:val="af2"/>
           <w:sz w:val="24"/>
           <w:szCs w:val="24"/>
         </w:rPr>
-        <w:commentReference w:id="342"/>
+        <w:commentReference w:id="345"/>
       </w:r>
     </w:p>
     <w:p>
@@ -4197,8 +4348,8 @@
         <w:pStyle w:val="2"/>
         <w:spacing w:line="360" w:lineRule="auto"/>
       </w:pPr>
-      <w:bookmarkStart w:id="352" w:name="comparison-with-previous-studies"/>
-      <w:bookmarkEnd w:id="326"/>
+      <w:bookmarkStart w:id="355" w:name="comparison-with-previous-studies"/>
+      <w:bookmarkEnd w:id="329"/>
       <w:r>
         <w:t>3. Comparison with Previous Studies</w:t>
       </w:r>
@@ -4302,16 +4453,16 @@
       <w:r>
         <w:t xml:space="preserve"> However, to our knowledge, no prior study has used nationwide DEM data linked to administrative fracture data to quantify the dose-response association between terrain slope and hip fracture rates at the population level in Japan. </w:t>
       </w:r>
-      <w:commentRangeStart w:id="353"/>
+      <w:commentRangeStart w:id="356"/>
       <w:r>
         <w:t xml:space="preserve">Our </w:t>
       </w:r>
-      <w:ins w:id="354" w:author="治輝 齋藤" w:date="2026-04-30T20:55:00Z" w16du:dateUtc="2026-04-30T11:55:00Z">
+      <w:ins w:id="357" w:author="治輝 齋藤" w:date="2026-04-30T20:55:00Z" w16du:dateUtc="2026-04-30T11:55:00Z">
         <w:r>
           <w:t>findings add</w:t>
         </w:r>
       </w:ins>
-      <w:del w:id="355" w:author="治輝 齋藤" w:date="2026-04-30T20:55:00Z" w16du:dateUtc="2026-04-30T11:55:00Z">
+      <w:del w:id="358" w:author="治輝 齋藤" w:date="2026-04-30T20:55:00Z" w16du:dateUtc="2026-04-30T11:55:00Z">
         <w:r>
           <w:delText>study provides the first</w:delText>
         </w:r>
@@ -4319,17 +4470,17 @@
       <w:r>
         <w:t xml:space="preserve"> nationwide quantitative evidence that each one-degree increase in terrain slope is associated with approximately 3.5 additional hip fracture surgeries per 100,000 population, independent of </w:t>
       </w:r>
-      <w:ins w:id="356" w:author="治輝 齋藤" w:date="2026-05-19T23:34:00Z" w16du:dateUtc="2026-05-19T14:34:00Z">
+      <w:ins w:id="359" w:author="治輝 齋藤" w:date="2026-05-19T23:34:00Z" w16du:dateUtc="2026-05-19T14:34:00Z">
         <w:r>
           <w:t>proportion aged ≥65 years</w:t>
         </w:r>
       </w:ins>
-      <w:del w:id="357" w:author="治輝 齋藤" w:date="2026-05-19T23:34:00Z" w16du:dateUtc="2026-05-19T14:34:00Z">
+      <w:del w:id="360" w:author="治輝 齋藤" w:date="2026-05-19T23:34:00Z" w16du:dateUtc="2026-05-19T14:34:00Z">
         <w:r>
           <w:delText>aging rate</w:delText>
         </w:r>
       </w:del>
-      <w:ins w:id="358" w:author="治輝 齋藤" w:date="2026-04-30T20:55:00Z" w16du:dateUtc="2026-04-30T11:55:00Z">
+      <w:ins w:id="361" w:author="治輝 齋藤" w:date="2026-04-30T20:55:00Z" w16du:dateUtc="2026-04-30T11:55:00Z">
         <w:r>
           <w:t xml:space="preserve"> in the primary model</w:t>
         </w:r>
@@ -4337,7 +4488,7 @@
       <w:r>
         <w:t xml:space="preserve">. This quantitative estimate </w:t>
       </w:r>
-      <w:del w:id="359" w:author="治輝 齋藤" w:date="2026-04-30T20:56:00Z" w16du:dateUtc="2026-04-30T11:56:00Z">
+      <w:del w:id="362" w:author="治輝 齋藤" w:date="2026-04-30T20:56:00Z" w16du:dateUtc="2026-04-30T11:56:00Z">
         <w:r>
           <w:delText xml:space="preserve">is novel and </w:delText>
         </w:r>
@@ -4352,12 +4503,12 @@
       <w:r>
         <w:t xml:space="preserve">contribute to the global evidence base for terrain as a modifiable environmental </w:t>
       </w:r>
-      <w:ins w:id="360" w:author="治輝 齋藤" w:date="2026-04-30T20:56:00Z" w16du:dateUtc="2026-04-30T11:56:00Z">
+      <w:ins w:id="363" w:author="治輝 齋藤" w:date="2026-04-30T20:56:00Z" w16du:dateUtc="2026-04-30T11:56:00Z">
         <w:r>
           <w:t>correlate of fracture burden</w:t>
         </w:r>
       </w:ins>
-      <w:del w:id="361" w:author="治輝 齋藤" w:date="2026-04-30T20:56:00Z" w16du:dateUtc="2026-04-30T11:56:00Z">
+      <w:del w:id="364" w:author="治輝 齋藤" w:date="2026-04-30T20:56:00Z" w16du:dateUtc="2026-04-30T11:56:00Z">
         <w:r>
           <w:delText>risk factor</w:delText>
         </w:r>
@@ -4365,14 +4516,14 @@
       <w:r>
         <w:t>.</w:t>
       </w:r>
-      <w:commentRangeEnd w:id="353"/>
+      <w:commentRangeEnd w:id="356"/>
       <w:r>
         <w:rPr>
           <w:rStyle w:val="af2"/>
           <w:sz w:val="24"/>
           <w:szCs w:val="24"/>
         </w:rPr>
-        <w:commentReference w:id="353"/>
+        <w:commentReference w:id="356"/>
       </w:r>
     </w:p>
     <w:p>
@@ -4380,18 +4531,18 @@
         <w:pStyle w:val="2"/>
         <w:spacing w:line="360" w:lineRule="auto"/>
       </w:pPr>
-      <w:bookmarkStart w:id="362" w:name="role-of-aging-rate"/>
-      <w:bookmarkEnd w:id="352"/>
+      <w:bookmarkStart w:id="365" w:name="role-of-aging-rate"/>
+      <w:bookmarkEnd w:id="355"/>
       <w:r>
         <w:lastRenderedPageBreak/>
         <w:t xml:space="preserve">4. </w:t>
       </w:r>
-      <w:ins w:id="363" w:author="治輝 齋藤" w:date="2026-05-19T23:34:00Z" w16du:dateUtc="2026-05-19T14:34:00Z">
+      <w:ins w:id="366" w:author="治輝 齋藤" w:date="2026-05-19T23:34:00Z" w16du:dateUtc="2026-05-19T14:34:00Z">
         <w:r>
           <w:t>Proportion Aged ≥65 Years</w:t>
         </w:r>
       </w:ins>
-      <w:del w:id="364" w:author="治輝 齋藤" w:date="2026-05-19T23:34:00Z" w16du:dateUtc="2026-05-19T14:34:00Z">
+      <w:del w:id="367" w:author="治輝 齋藤" w:date="2026-05-19T23:34:00Z" w16du:dateUtc="2026-05-19T14:34:00Z">
         <w:r>
           <w:delText>Role of Aging Rate</w:delText>
         </w:r>
@@ -4402,12 +4553,12 @@
         <w:pStyle w:val="FirstParagraph"/>
         <w:spacing w:line="360" w:lineRule="auto"/>
       </w:pPr>
-      <w:ins w:id="365" w:author="治輝 齋藤" w:date="2026-05-19T23:34:00Z" w16du:dateUtc="2026-05-19T14:34:00Z">
+      <w:ins w:id="368" w:author="治輝 齋藤" w:date="2026-05-19T23:34:00Z" w16du:dateUtc="2026-05-19T14:34:00Z">
         <w:r>
           <w:t>Proportion Aged ≥65 Years</w:t>
         </w:r>
       </w:ins>
-      <w:del w:id="366" w:author="治輝 齋藤" w:date="2026-05-19T23:34:00Z" w16du:dateUtc="2026-05-19T14:34:00Z">
+      <w:del w:id="369" w:author="治輝 齋藤" w:date="2026-05-19T23:34:00Z" w16du:dateUtc="2026-05-19T14:34:00Z">
         <w:r>
           <w:delText>Aging rate</w:delText>
         </w:r>
@@ -4425,7 +4576,7 @@
       <w:r>
         <w:t xml:space="preserve"> = 0.011). Prefectures with steeper terrain also tended to have higher </w:t>
       </w:r>
-      <w:ins w:id="367" w:author="治輝 齋藤" w:date="2026-05-19T23:35:00Z" w16du:dateUtc="2026-05-19T14:35:00Z">
+      <w:ins w:id="370" w:author="治輝 齋藤" w:date="2026-05-19T23:35:00Z" w16du:dateUtc="2026-05-19T14:35:00Z">
         <w:r>
           <w:rPr>
             <w:lang w:eastAsia="ja-JP"/>
@@ -4433,7 +4584,7 @@
           <w:t>proportions aged ≥65 years</w:t>
         </w:r>
       </w:ins>
-      <w:del w:id="368" w:author="治輝 齋藤" w:date="2026-05-19T23:34:00Z" w16du:dateUtc="2026-05-19T14:34:00Z">
+      <w:del w:id="371" w:author="治輝 齋藤" w:date="2026-05-19T23:34:00Z" w16du:dateUtc="2026-05-19T14:34:00Z">
         <w:r>
           <w:delText>aging rates</w:delText>
         </w:r>
@@ -4468,7 +4619,7 @@
         <w:pStyle w:val="a0"/>
         <w:spacing w:line="360" w:lineRule="auto"/>
       </w:pPr>
-      <w:commentRangeStart w:id="369"/>
+      <w:commentRangeStart w:id="372"/>
       <w:r>
         <w:t xml:space="preserve">The </w:t>
       </w:r>
@@ -4478,12 +4629,12 @@
       <w:r>
         <w:t xml:space="preserve"> association of slope with hip fracture after adjustment for </w:t>
       </w:r>
-      <w:ins w:id="370" w:author="治輝 齋藤" w:date="2026-05-19T23:35:00Z" w16du:dateUtc="2026-05-19T14:35:00Z">
+      <w:ins w:id="373" w:author="治輝 齋藤" w:date="2026-05-19T23:35:00Z" w16du:dateUtc="2026-05-19T14:35:00Z">
         <w:r>
           <w:t>proportion aged ≥65 years</w:t>
         </w:r>
       </w:ins>
-      <w:del w:id="371" w:author="治輝 齋藤" w:date="2026-05-19T23:35:00Z" w16du:dateUtc="2026-05-19T14:35:00Z">
+      <w:del w:id="374" w:author="治輝 齋藤" w:date="2026-05-19T23:35:00Z" w16du:dateUtc="2026-05-19T14:35:00Z">
         <w:r>
           <w:delText>aging rate</w:delText>
         </w:r>
@@ -4503,12 +4654,12 @@
       <w:r>
         <w:t xml:space="preserve"> a risk </w:t>
       </w:r>
-      <w:ins w:id="372" w:author="治輝 齋藤" w:date="2026-04-30T20:57:00Z" w16du:dateUtc="2026-04-30T11:57:00Z">
+      <w:ins w:id="375" w:author="治輝 齋藤" w:date="2026-04-30T20:57:00Z" w16du:dateUtc="2026-04-30T11:57:00Z">
         <w:r>
           <w:t>correlate</w:t>
         </w:r>
       </w:ins>
-      <w:del w:id="373" w:author="治輝 齋藤" w:date="2026-04-30T20:57:00Z" w16du:dateUtc="2026-04-30T11:57:00Z">
+      <w:del w:id="376" w:author="治輝 齋藤" w:date="2026-04-30T20:57:00Z" w16du:dateUtc="2026-04-30T11:57:00Z">
         <w:r>
           <w:delText>factor</w:delText>
         </w:r>
@@ -4522,7 +4673,7 @@
       <w:r>
         <w:t xml:space="preserve">. This finding has practical implications: even within the context of Japan’s nationwide aging, geographic topography </w:t>
       </w:r>
-      <w:ins w:id="374" w:author="治輝 齋藤" w:date="2026-04-30T20:58:00Z" w16du:dateUtc="2026-04-30T11:58:00Z">
+      <w:ins w:id="377" w:author="治輝 齋藤" w:date="2026-04-30T20:58:00Z" w16du:dateUtc="2026-04-30T11:58:00Z">
         <w:r>
           <w:rPr>
             <w:rFonts w:hint="eastAsia"/>
@@ -4534,7 +4685,7 @@
       <w:r>
         <w:t>represent</w:t>
       </w:r>
-      <w:del w:id="375" w:author="治輝 齋藤" w:date="2026-04-30T20:58:00Z" w16du:dateUtc="2026-04-30T11:58:00Z">
+      <w:del w:id="378" w:author="治輝 齋藤" w:date="2026-04-30T20:58:00Z" w16du:dateUtc="2026-04-30T11:58:00Z">
         <w:r>
           <w:delText>s</w:delText>
         </w:r>
@@ -4542,7 +4693,7 @@
       <w:r>
         <w:t xml:space="preserve"> an additional and </w:t>
       </w:r>
-      <w:ins w:id="376" w:author="治輝 齋藤" w:date="2026-04-30T20:58:00Z" w16du:dateUtc="2026-04-30T11:58:00Z">
+      <w:ins w:id="379" w:author="治輝 齋藤" w:date="2026-04-30T20:58:00Z" w16du:dateUtc="2026-04-30T11:58:00Z">
         <w:r>
           <w:t>potentially</w:t>
         </w:r>
@@ -4557,7 +4708,7 @@
       <w:r>
         <w:t xml:space="preserve">modifiable layer of fracture risk. Terrain slope </w:t>
       </w:r>
-      <w:ins w:id="377" w:author="治輝 齋藤" w:date="2026-04-30T20:58:00Z" w16du:dateUtc="2026-04-30T11:58:00Z">
+      <w:ins w:id="380" w:author="治輝 齋藤" w:date="2026-04-30T20:58:00Z" w16du:dateUtc="2026-04-30T11:58:00Z">
         <w:r>
           <w:rPr>
             <w:rFonts w:hint="eastAsia"/>
@@ -4566,7 +4717,7 @@
           <w:t>may</w:t>
         </w:r>
       </w:ins>
-      <w:del w:id="378" w:author="治輝 齋藤" w:date="2026-04-30T20:58:00Z" w16du:dateUtc="2026-04-30T11:58:00Z">
+      <w:del w:id="381" w:author="治輝 齋藤" w:date="2026-04-30T20:58:00Z" w16du:dateUtc="2026-04-30T11:58:00Z">
         <w:r>
           <w:delText>is</w:delText>
         </w:r>
@@ -4574,7 +4725,7 @@
       <w:r>
         <w:t xml:space="preserve"> not </w:t>
       </w:r>
-      <w:ins w:id="379" w:author="治輝 齋藤" w:date="2026-04-30T20:58:00Z" w16du:dateUtc="2026-04-30T11:58:00Z">
+      <w:ins w:id="382" w:author="治輝 齋藤" w:date="2026-04-30T20:58:00Z" w16du:dateUtc="2026-04-30T11:58:00Z">
         <w:r>
           <w:rPr>
             <w:rFonts w:hint="eastAsia"/>
@@ -4586,12 +4737,12 @@
       <w:r>
         <w:t>merely a proxy for aging</w:t>
       </w:r>
-      <w:ins w:id="380" w:author="治輝 齋藤" w:date="2026-04-30T20:59:00Z" w16du:dateUtc="2026-04-30T11:59:00Z">
+      <w:ins w:id="383" w:author="治輝 齋藤" w:date="2026-04-30T20:59:00Z" w16du:dateUtc="2026-04-30T11:59:00Z">
         <w:r>
           <w:t xml:space="preserve"> and may represent</w:t>
         </w:r>
       </w:ins>
-      <w:del w:id="381" w:author="治輝 齋藤" w:date="2026-04-30T20:59:00Z" w16du:dateUtc="2026-04-30T11:59:00Z">
+      <w:del w:id="384" w:author="治輝 齋藤" w:date="2026-04-30T20:59:00Z" w16du:dateUtc="2026-04-30T11:59:00Z">
         <w:r>
           <w:delText>, but</w:delText>
         </w:r>
@@ -4599,12 +4750,12 @@
       <w:r>
         <w:t xml:space="preserve"> an </w:t>
       </w:r>
-      <w:ins w:id="382" w:author="治輝 齋藤" w:date="2026-04-30T20:59:00Z" w16du:dateUtc="2026-04-30T11:59:00Z">
+      <w:ins w:id="385" w:author="治輝 齋藤" w:date="2026-04-30T20:59:00Z" w16du:dateUtc="2026-04-30T11:59:00Z">
         <w:r>
           <w:t>additional</w:t>
         </w:r>
       </w:ins>
-      <w:del w:id="383" w:author="治輝 齋藤" w:date="2026-04-30T20:59:00Z" w16du:dateUtc="2026-04-30T11:59:00Z">
+      <w:del w:id="386" w:author="治輝 齋藤" w:date="2026-04-30T20:59:00Z" w16du:dateUtc="2026-04-30T11:59:00Z">
         <w:r>
           <w:delText>independent</w:delText>
         </w:r>
@@ -4612,12 +4763,12 @@
       <w:r>
         <w:t xml:space="preserve"> environmental </w:t>
       </w:r>
-      <w:ins w:id="384" w:author="治輝 齋藤" w:date="2026-04-30T20:59:00Z" w16du:dateUtc="2026-04-30T11:59:00Z">
+      <w:ins w:id="387" w:author="治輝 齋藤" w:date="2026-04-30T20:59:00Z" w16du:dateUtc="2026-04-30T11:59:00Z">
         <w:r>
           <w:t>correlate</w:t>
         </w:r>
       </w:ins>
-      <w:del w:id="385" w:author="治輝 齋藤" w:date="2026-04-30T20:59:00Z" w16du:dateUtc="2026-04-30T11:59:00Z">
+      <w:del w:id="388" w:author="治輝 齋藤" w:date="2026-04-30T20:59:00Z" w16du:dateUtc="2026-04-30T11:59:00Z">
         <w:r>
           <w:delText>hazard</w:delText>
         </w:r>
@@ -4625,12 +4776,12 @@
       <w:r>
         <w:t xml:space="preserve"> that </w:t>
       </w:r>
-      <w:ins w:id="386" w:author="治輝 齋藤" w:date="2026-04-30T20:59:00Z" w16du:dateUtc="2026-04-30T11:59:00Z">
+      <w:ins w:id="389" w:author="治輝 齋藤" w:date="2026-04-30T20:59:00Z" w16du:dateUtc="2026-04-30T11:59:00Z">
         <w:r>
           <w:t>could contribute to functional decline</w:t>
         </w:r>
       </w:ins>
-      <w:del w:id="387" w:author="治輝 齋藤" w:date="2026-04-30T20:59:00Z" w16du:dateUtc="2026-04-30T11:59:00Z">
+      <w:del w:id="390" w:author="治輝 齋藤" w:date="2026-04-30T20:59:00Z" w16du:dateUtc="2026-04-30T11:59:00Z">
         <w:r>
           <w:delText>chronically erodes physical function</w:delText>
         </w:r>
@@ -4638,33 +4789,33 @@
       <w:r>
         <w:t xml:space="preserve"> among rural-dwelling older adults.</w:t>
       </w:r>
-      <w:commentRangeEnd w:id="369"/>
+      <w:commentRangeEnd w:id="372"/>
       <w:r>
         <w:rPr>
           <w:rStyle w:val="af2"/>
           <w:sz w:val="24"/>
           <w:szCs w:val="24"/>
         </w:rPr>
-        <w:commentReference w:id="369"/>
-      </w:r>
-      <w:ins w:id="388" w:author="治輝 齋藤" w:date="2026-04-30T20:32:00Z" w16du:dateUtc="2026-04-30T11:32:00Z">
+        <w:commentReference w:id="372"/>
+      </w:r>
+      <w:ins w:id="391" w:author="治輝 齋藤" w:date="2026-04-30T20:32:00Z" w16du:dateUtc="2026-04-30T11:32:00Z">
         <w:r>
           <w:t xml:space="preserve"> </w:t>
         </w:r>
-        <w:commentRangeStart w:id="389"/>
+        <w:commentRangeStart w:id="392"/>
         <w:r>
           <w:t>Given public-data masking in age-stratified surgery tables, we interpret age-structure robustness primarily from the consistency of adjusted ecological models and from imputation-based sensitivity analyses, while acknowledging that full indirect standardization without imputation is not feasible with the current open dataset.</w:t>
         </w:r>
       </w:ins>
-      <w:commentRangeEnd w:id="389"/>
-      <w:ins w:id="390" w:author="治輝 齋藤" w:date="2026-04-30T20:33:00Z" w16du:dateUtc="2026-04-30T11:33:00Z">
+      <w:commentRangeEnd w:id="392"/>
+      <w:ins w:id="393" w:author="治輝 齋藤" w:date="2026-04-30T20:33:00Z" w16du:dateUtc="2026-04-30T11:33:00Z">
         <w:r>
           <w:rPr>
             <w:rStyle w:val="af2"/>
             <w:sz w:val="24"/>
             <w:szCs w:val="24"/>
           </w:rPr>
-          <w:commentReference w:id="389"/>
+          <w:commentReference w:id="392"/>
         </w:r>
       </w:ins>
     </w:p>
@@ -4673,8 +4824,8 @@
         <w:pStyle w:val="2"/>
         <w:spacing w:line="360" w:lineRule="auto"/>
       </w:pPr>
-      <w:bookmarkStart w:id="391" w:name="walking-speed-as-a-mediator"/>
-      <w:bookmarkEnd w:id="362"/>
+      <w:bookmarkStart w:id="394" w:name="walking-speed-as-a-mediator"/>
+      <w:bookmarkEnd w:id="365"/>
       <w:r>
         <w:lastRenderedPageBreak/>
         <w:t>5. Walking Speed as a Mediator</w:t>
@@ -4751,7 +4902,7 @@
       <w:r>
         <w:t>In our ecological data, terrain slope was negatively correlated with prefecture-level fast</w:t>
       </w:r>
-      <w:ins w:id="392" w:author="治輝 齋藤" w:date="2026-05-19T23:35:00Z" w16du:dateUtc="2026-05-19T14:35:00Z">
+      <w:ins w:id="395" w:author="治輝 齋藤" w:date="2026-05-19T23:35:00Z" w16du:dateUtc="2026-05-19T14:35:00Z">
         <w:r>
           <w:rPr>
             <w:rFonts w:hint="eastAsia"/>
@@ -4760,7 +4911,7 @@
           <w:t>-</w:t>
         </w:r>
       </w:ins>
-      <w:del w:id="393" w:author="治輝 齋藤" w:date="2026-05-19T23:35:00Z" w16du:dateUtc="2026-05-19T14:35:00Z">
+      <w:del w:id="396" w:author="治輝 齋藤" w:date="2026-05-19T23:35:00Z" w16du:dateUtc="2026-05-19T14:35:00Z">
         <w:r>
           <w:delText xml:space="preserve"> </w:delText>
         </w:r>
@@ -4768,12 +4919,12 @@
       <w:r>
         <w:t xml:space="preserve">walking </w:t>
       </w:r>
-      <w:ins w:id="394" w:author="治輝 齋藤" w:date="2026-05-19T23:35:00Z" w16du:dateUtc="2026-05-19T14:35:00Z">
+      <w:ins w:id="397" w:author="治輝 齋藤" w:date="2026-05-19T23:35:00Z" w16du:dateUtc="2026-05-19T14:35:00Z">
         <w:r>
           <w:t>proportion</w:t>
         </w:r>
       </w:ins>
-      <w:del w:id="395" w:author="治輝 齋藤" w:date="2026-05-19T23:35:00Z" w16du:dateUtc="2026-05-19T14:35:00Z">
+      <w:del w:id="398" w:author="治輝 齋藤" w:date="2026-05-19T23:35:00Z" w16du:dateUtc="2026-05-19T14:35:00Z">
         <w:r>
           <w:delText>rate</w:delText>
         </w:r>
@@ -4781,8 +4932,8 @@
       <w:r>
         <w:t xml:space="preserve"> (r = −0.264</w:t>
       </w:r>
-      <w:commentRangeStart w:id="396"/>
-      <w:ins w:id="397" w:author="治輝 齋藤" w:date="2026-05-20T08:52:00Z" w16du:dateUtc="2026-05-19T23:52:00Z">
+      <w:commentRangeStart w:id="399"/>
+      <w:ins w:id="400" w:author="治輝 齋藤" w:date="2026-05-20T08:52:00Z" w16du:dateUtc="2026-05-19T23:52:00Z">
         <w:r>
           <w:t xml:space="preserve">, </w:t>
         </w:r>
@@ -4797,13 +4948,13 @@
           <w:t xml:space="preserve"> = 0.073</w:t>
         </w:r>
       </w:ins>
-      <w:commentRangeEnd w:id="396"/>
-      <w:ins w:id="398" w:author="治輝 齋藤" w:date="2026-05-20T08:53:00Z" w16du:dateUtc="2026-05-19T23:53:00Z">
+      <w:commentRangeEnd w:id="399"/>
+      <w:ins w:id="401" w:author="治輝 齋藤" w:date="2026-05-20T08:53:00Z" w16du:dateUtc="2026-05-19T23:53:00Z">
         <w:r>
           <w:rPr>
             <w:rStyle w:val="af2"/>
           </w:rPr>
-          <w:commentReference w:id="396"/>
+          <w:commentReference w:id="399"/>
         </w:r>
       </w:ins>
       <w:r>
@@ -4824,18 +4975,18 @@
       <w:r>
         <w:t xml:space="preserve"> </w:t>
       </w:r>
-      <w:commentRangeStart w:id="399"/>
+      <w:commentRangeStart w:id="402"/>
       <w:r>
         <w:t>Older adults residing in high-slope regions are exposed to such challenging terrain daily during shopping and outdoor activities, leading to chronic fear of falling, reduced outdoor activity, and progressive deconditioning (disuse muscle atrophy).</w:t>
       </w:r>
-      <w:commentRangeEnd w:id="399"/>
+      <w:commentRangeEnd w:id="402"/>
       <w:r>
         <w:rPr>
           <w:rStyle w:val="af2"/>
           <w:sz w:val="24"/>
           <w:szCs w:val="24"/>
         </w:rPr>
-        <w:commentReference w:id="399"/>
+        <w:commentReference w:id="402"/>
       </w:r>
       <w:r>
         <w:t xml:space="preserve"> </w:t>
@@ -4858,7 +5009,7 @@
       <w:r>
         <w:t>the multivariable OLS coefficient for fast</w:t>
       </w:r>
-      <w:ins w:id="400" w:author="治輝 齋藤" w:date="2026-05-19T23:38:00Z" w16du:dateUtc="2026-05-19T14:38:00Z">
+      <w:ins w:id="403" w:author="治輝 齋藤" w:date="2026-05-19T23:38:00Z" w16du:dateUtc="2026-05-19T14:38:00Z">
         <w:r>
           <w:rPr>
             <w:rFonts w:hint="eastAsia"/>
@@ -4867,7 +5018,7 @@
           <w:t>-</w:t>
         </w:r>
       </w:ins>
-      <w:del w:id="401" w:author="治輝 齋藤" w:date="2026-05-19T23:38:00Z" w16du:dateUtc="2026-05-19T14:38:00Z">
+      <w:del w:id="404" w:author="治輝 齋藤" w:date="2026-05-19T23:38:00Z" w16du:dateUtc="2026-05-19T14:38:00Z">
         <w:r>
           <w:delText xml:space="preserve"> </w:delText>
         </w:r>
@@ -4875,12 +5026,12 @@
       <w:r>
         <w:t xml:space="preserve">walking </w:t>
       </w:r>
-      <w:ins w:id="402" w:author="治輝 齋藤" w:date="2026-05-19T23:38:00Z" w16du:dateUtc="2026-05-19T14:38:00Z">
+      <w:ins w:id="405" w:author="治輝 齋藤" w:date="2026-05-19T23:38:00Z" w16du:dateUtc="2026-05-19T14:38:00Z">
         <w:r>
           <w:t>proportion</w:t>
         </w:r>
       </w:ins>
-      <w:del w:id="403" w:author="治輝 齋藤" w:date="2026-05-19T23:38:00Z" w16du:dateUtc="2026-05-19T14:38:00Z">
+      <w:del w:id="406" w:author="治輝 齋藤" w:date="2026-05-19T23:38:00Z" w16du:dateUtc="2026-05-19T14:38:00Z">
         <w:r>
           <w:delText>rate</w:delText>
         </w:r>
@@ -4888,7 +5039,7 @@
       <w:r>
         <w:t xml:space="preserve"> was </w:t>
       </w:r>
-      <w:del w:id="404" w:author="治輝 齋藤" w:date="2026-04-30T18:39:00Z" w16du:dateUtc="2026-04-30T09:39:00Z">
+      <w:del w:id="407" w:author="治輝 齋藤" w:date="2026-04-30T18:39:00Z" w16du:dateUtc="2026-04-30T09:39:00Z">
         <w:r>
           <w:delText>**</w:delText>
         </w:r>
@@ -4896,7 +5047,7 @@
       <w:r>
         <w:t>positive</w:t>
       </w:r>
-      <w:del w:id="405" w:author="治輝 齋藤" w:date="2026-04-30T18:39:00Z" w16du:dateUtc="2026-04-30T09:39:00Z">
+      <w:del w:id="408" w:author="治輝 齋藤" w:date="2026-04-30T18:39:00Z" w16du:dateUtc="2026-04-30T09:39:00Z">
         <w:r>
           <w:delText>**</w:delText>
         </w:r>
@@ -4924,8 +5075,8 @@
       <w:r>
         <w:t xml:space="preserve"> = 0.022). Plausible drivers include ecological bias, aggregation of a 40–74-year screening metric to represent regions where hip fractures concentrate among the oldest-old, and confounding by unmeasured healthcare and reporting behaviors. </w:t>
       </w:r>
-      <w:commentRangeStart w:id="406"/>
-      <w:ins w:id="407" w:author="治輝 齋藤" w:date="2026-04-30T18:41:00Z" w16du:dateUtc="2026-04-30T09:41:00Z">
+      <w:commentRangeStart w:id="409"/>
+      <w:ins w:id="410" w:author="治輝 齋藤" w:date="2026-04-30T18:41:00Z" w16du:dateUtc="2026-04-30T09:41:00Z">
         <w:r>
           <w:t xml:space="preserve">Because only the 40–74-year questionnaire aggregate is publicly available, we treated this variable as a contextual covariate and not as a direct proxy for hip fracture risk in </w:t>
         </w:r>
@@ -4933,14 +5084,14 @@
           <w:lastRenderedPageBreak/>
           <w:t xml:space="preserve">the oldest age groups. </w:t>
         </w:r>
-        <w:commentRangeEnd w:id="406"/>
+        <w:commentRangeEnd w:id="409"/>
         <w:r>
           <w:rPr>
             <w:rStyle w:val="af2"/>
             <w:sz w:val="24"/>
             <w:szCs w:val="24"/>
           </w:rPr>
-          <w:commentReference w:id="406"/>
+          <w:commentReference w:id="409"/>
         </w:r>
       </w:ins>
       <w:r>
@@ -4955,8 +5106,8 @@
         <w:pStyle w:val="2"/>
         <w:spacing w:line="360" w:lineRule="auto"/>
       </w:pPr>
-      <w:bookmarkStart w:id="408" w:name="policy-implications"/>
-      <w:bookmarkEnd w:id="391"/>
+      <w:bookmarkStart w:id="411" w:name="policy-implications"/>
+      <w:bookmarkEnd w:id="394"/>
       <w:r>
         <w:t>6. Policy Implications</w:t>
       </w:r>
@@ -5019,7 +5170,15 @@
         <w:spacing w:line="360" w:lineRule="auto"/>
       </w:pPr>
       <w:r>
-        <w:t>First, prefectures with steeper terrain should be prioritized in national fall prevention programs. Japan’s Ministry of Health, Labour and Welfare has promoted the “Active Guide” (Plus-Ten campaign: “add 10 minutes of physical activity daily”) under the Health Japan 21 (second edition) framework.</w:t>
+        <w:t xml:space="preserve">First, prefectures with steeper terrain should be prioritized in national fall prevention programs. Japan’s Ministry of Health, </w:t>
+      </w:r>
+      <w:proofErr w:type="spellStart"/>
+      <w:r>
+        <w:t>Labour</w:t>
+      </w:r>
+      <w:proofErr w:type="spellEnd"/>
+      <w:r>
+        <w:t xml:space="preserve"> and Welfare has promoted the “Active Guide” (Plus-Ten campaign: “add 10 minutes of physical activity daily”) under the Health Japan 21 (second edition) framework.</w:t>
       </w:r>
       <w:r>
         <w:t xml:space="preserve"> </w:t>
@@ -5067,18 +5226,18 @@
       <w:r>
         <w:t xml:space="preserve">Second, housing modification subsidies targeting high-slope prefectures—such as installation of handrails on outdoor pathways and anti-slip surface materials—could reduce the environmental contribution to fall risk. Third, urban planning guidelines for mountainous communities should explicitly incorporate slope gradient as a factor in pedestrian infrastructure design, particularly in areas with high proportions of older residents. Given the irreversible demographic aging in rural Japan, these upstream environmental interventions represent </w:t>
       </w:r>
-      <w:commentRangeStart w:id="409"/>
+      <w:commentRangeStart w:id="412"/>
       <w:r>
         <w:t>cost-effective</w:t>
       </w:r>
-      <w:commentRangeEnd w:id="409"/>
+      <w:commentRangeEnd w:id="412"/>
       <w:r>
         <w:rPr>
           <w:rStyle w:val="af2"/>
           <w:sz w:val="24"/>
           <w:szCs w:val="24"/>
         </w:rPr>
-        <w:commentReference w:id="409"/>
+        <w:commentReference w:id="412"/>
       </w:r>
       <w:r>
         <w:t xml:space="preserve"> strategies to mitigate the downstream burden of fragility fractures.</w:t>
@@ -5089,8 +5248,8 @@
         <w:pStyle w:val="2"/>
         <w:spacing w:line="360" w:lineRule="auto"/>
       </w:pPr>
-      <w:bookmarkStart w:id="410" w:name="strengths"/>
-      <w:bookmarkEnd w:id="408"/>
+      <w:bookmarkStart w:id="413" w:name="strengths"/>
+      <w:bookmarkEnd w:id="411"/>
       <w:r>
         <w:t>7. Strengths</w:t>
       </w:r>
@@ -5109,8 +5268,8 @@
         <w:pStyle w:val="2"/>
         <w:spacing w:line="360" w:lineRule="auto"/>
       </w:pPr>
-      <w:bookmarkStart w:id="411" w:name="limitations"/>
-      <w:bookmarkEnd w:id="410"/>
+      <w:bookmarkStart w:id="414" w:name="limitations"/>
+      <w:bookmarkEnd w:id="413"/>
       <w:r>
         <w:t>8. Limitations</w:t>
       </w:r>
@@ -5145,36 +5304,36 @@
         <w:pStyle w:val="a0"/>
         <w:spacing w:line="360" w:lineRule="auto"/>
       </w:pPr>
-      <w:bookmarkStart w:id="412" w:name="_Hlk228469400"/>
+      <w:bookmarkStart w:id="415" w:name="_Hlk228469400"/>
       <w:r>
         <w:t xml:space="preserve">Second, </w:t>
       </w:r>
-      <w:commentRangeStart w:id="413"/>
-      <w:ins w:id="414" w:author="治輝 齋藤" w:date="2026-04-30T18:02:00Z" w16du:dateUtc="2026-04-30T09:02:00Z">
+      <w:commentRangeStart w:id="416"/>
+      <w:ins w:id="417" w:author="治輝 齋藤" w:date="2026-04-30T18:02:00Z" w16du:dateUtc="2026-04-30T09:02:00Z">
         <w:r>
           <w:t xml:space="preserve">our outcome reflects surgery rates rather than true fracture incidence. Although hip fractures are usually treated surgically, prefectural variation in treatment decisions, referral patterns, and access to operative care may influence observed rates independently of fracture occurrence. Third, </w:t>
         </w:r>
       </w:ins>
-      <w:commentRangeEnd w:id="413"/>
-      <w:ins w:id="415" w:author="治輝 齋藤" w:date="2026-04-30T18:04:00Z" w16du:dateUtc="2026-04-30T09:04:00Z">
+      <w:commentRangeEnd w:id="416"/>
+      <w:ins w:id="418" w:author="治輝 齋藤" w:date="2026-04-30T18:04:00Z" w16du:dateUtc="2026-04-30T09:04:00Z">
         <w:r>
           <w:rPr>
             <w:rStyle w:val="af2"/>
             <w:sz w:val="24"/>
             <w:szCs w:val="24"/>
           </w:rPr>
-          <w:commentReference w:id="413"/>
+          <w:commentReference w:id="416"/>
         </w:r>
       </w:ins>
       <w:r>
         <w:t xml:space="preserve">the cross-sectional design precludes causal inference. Although reverse causation is unlikely for a fixed environmental exposure such as terrain slope, residual confounding by unmeasured variables cannot be excluded. </w:t>
       </w:r>
-      <w:ins w:id="416" w:author="治輝 齋藤" w:date="2026-04-30T18:03:00Z" w16du:dateUtc="2026-04-30T09:03:00Z">
+      <w:ins w:id="419" w:author="治輝 齋藤" w:date="2026-04-30T18:03:00Z" w16du:dateUtc="2026-04-30T09:03:00Z">
         <w:r>
           <w:t>Fourth</w:t>
         </w:r>
       </w:ins>
-      <w:del w:id="417" w:author="治輝 齋藤" w:date="2026-04-30T18:03:00Z" w16du:dateUtc="2026-04-30T09:03:00Z">
+      <w:del w:id="420" w:author="治輝 齋藤" w:date="2026-04-30T18:03:00Z" w16du:dateUtc="2026-04-30T09:03:00Z">
         <w:r>
           <w:delText>Third</w:delText>
         </w:r>
@@ -5182,19 +5341,19 @@
       <w:r>
         <w:t xml:space="preserve">, important unmeasured confounders—including individual-level socioeconomic status, healthcare access (e.g., prefectural orthopedic surgeon density, distance to emergency hospitals), nutritional status (calcium and vitamin D intake), bone mineral density (BMD), </w:t>
       </w:r>
-      <w:commentRangeStart w:id="418"/>
-      <w:ins w:id="419" w:author="治輝 齋藤" w:date="2026-04-30T18:09:00Z" w16du:dateUtc="2026-04-30T09:09:00Z">
+      <w:commentRangeStart w:id="421"/>
+      <w:ins w:id="422" w:author="治輝 齋藤" w:date="2026-04-30T18:09:00Z" w16du:dateUtc="2026-04-30T09:09:00Z">
         <w:r>
           <w:t xml:space="preserve">climate (snowfall and icing), </w:t>
         </w:r>
-        <w:commentRangeEnd w:id="418"/>
+        <w:commentRangeEnd w:id="421"/>
         <w:r>
           <w:rPr>
             <w:rStyle w:val="af2"/>
             <w:sz w:val="24"/>
             <w:szCs w:val="24"/>
           </w:rPr>
-          <w:commentReference w:id="418"/>
+          <w:commentReference w:id="421"/>
         </w:r>
       </w:ins>
       <w:r>
@@ -5206,8 +5365,8 @@
         <w:pStyle w:val="a0"/>
         <w:spacing w:line="360" w:lineRule="auto"/>
       </w:pPr>
-      <w:commentRangeStart w:id="420"/>
-      <w:ins w:id="421" w:author="治輝 齋藤" w:date="2026-04-30T20:36:00Z" w16du:dateUtc="2026-04-30T11:36:00Z">
+      <w:commentRangeStart w:id="423"/>
+      <w:ins w:id="424" w:author="治輝 齋藤" w:date="2026-04-30T20:36:00Z" w16du:dateUtc="2026-04-30T11:36:00Z">
         <w:r>
           <w:rPr>
             <w:lang w:eastAsia="ja-JP"/>
@@ -5215,7 +5374,7 @@
           <w:t>Fifth, age-standardization sensitivity results relied on</w:t>
         </w:r>
       </w:ins>
-      <w:ins w:id="422" w:author="治輝 齋藤" w:date="2026-05-20T12:30:00Z" w16du:dateUtc="2026-05-20T03:30:00Z">
+      <w:ins w:id="425" w:author="治輝 齋藤" w:date="2026-05-20T12:30:00Z" w16du:dateUtc="2026-05-20T03:30:00Z">
         <w:r>
           <w:t xml:space="preserve"> </w:t>
         </w:r>
@@ -5226,7 +5385,7 @@
           <w:t>replacing withheld (disclosure-controlled) cells</w:t>
         </w:r>
       </w:ins>
-      <w:ins w:id="423" w:author="治輝 齋藤" w:date="2026-04-30T20:36:00Z" w16du:dateUtc="2026-04-30T11:36:00Z">
+      <w:ins w:id="426" w:author="治輝 齋藤" w:date="2026-04-30T20:36:00Z" w16du:dateUtc="2026-04-30T11:36:00Z">
         <w:r>
           <w:rPr>
             <w:lang w:eastAsia="ja-JP"/>
@@ -5234,7 +5393,7 @@
           <w:t xml:space="preserve"> in publicly released age-stratified surgery tables</w:t>
         </w:r>
       </w:ins>
-      <w:ins w:id="424" w:author="治輝 齋藤" w:date="2026-05-20T12:30:00Z" w16du:dateUtc="2026-05-20T03:30:00Z">
+      <w:ins w:id="427" w:author="治輝 齋藤" w:date="2026-05-20T12:30:00Z" w16du:dateUtc="2026-05-20T03:30:00Z">
         <w:r>
           <w:rPr>
             <w:lang w:eastAsia="ja-JP"/>
@@ -5242,7 +5401,7 @@
           <w:t xml:space="preserve"> with prespecified surgery counts (0, 5, or 9)</w:t>
         </w:r>
       </w:ins>
-      <w:ins w:id="425" w:author="治輝 齋藤" w:date="2026-04-30T20:36:00Z" w16du:dateUtc="2026-04-30T11:36:00Z">
+      <w:ins w:id="428" w:author="治輝 齋藤" w:date="2026-04-30T20:36:00Z" w16du:dateUtc="2026-04-30T11:36:00Z">
         <w:r>
           <w:rPr>
             <w:lang w:eastAsia="ja-JP"/>
@@ -5250,7 +5409,7 @@
           <w:t xml:space="preserve">. </w:t>
         </w:r>
       </w:ins>
-      <w:ins w:id="426" w:author="治輝 齋藤" w:date="2026-05-20T12:31:00Z" w16du:dateUtc="2026-05-20T03:31:00Z">
+      <w:ins w:id="429" w:author="治輝 齋藤" w:date="2026-05-20T12:31:00Z" w16du:dateUtc="2026-05-20T03:31:00Z">
         <w:r>
           <w:rPr>
             <w:lang w:eastAsia="ja-JP"/>
@@ -5258,7 +5417,7 @@
           <w:t>Although directionality was robust across these scenarios, effect size depended on the replacement assumption, and secondary masking rules imply that some withheld cells may not correspond strictly to the nominal `&lt;10` range</w:t>
         </w:r>
       </w:ins>
-      <w:ins w:id="427" w:author="治輝 齋藤" w:date="2026-04-30T20:36:00Z" w16du:dateUtc="2026-04-30T11:36:00Z">
+      <w:ins w:id="430" w:author="治輝 齋藤" w:date="2026-04-30T20:36:00Z" w16du:dateUtc="2026-04-30T11:36:00Z">
         <w:r>
           <w:rPr>
             <w:lang w:eastAsia="ja-JP"/>
@@ -5266,8 +5425,8 @@
           <w:t>. Therefore, these SIR/ISR analyses should be interpreted as robustness checks rather than definitive age-standardized estimates.</w:t>
         </w:r>
       </w:ins>
-      <w:commentRangeEnd w:id="420"/>
-      <w:ins w:id="428" w:author="治輝 齋藤" w:date="2026-04-30T20:37:00Z" w16du:dateUtc="2026-04-30T11:37:00Z">
+      <w:commentRangeEnd w:id="423"/>
+      <w:ins w:id="431" w:author="治輝 齋藤" w:date="2026-04-30T20:37:00Z" w16du:dateUtc="2026-04-30T11:37:00Z">
         <w:r>
           <w:rPr>
             <w:rStyle w:val="af2"/>
@@ -5275,10 +5434,10 @@
             <w:szCs w:val="24"/>
             <w:lang w:eastAsia="ja-JP"/>
           </w:rPr>
-          <w:commentReference w:id="420"/>
-        </w:r>
-      </w:ins>
-      <w:ins w:id="429" w:author="治輝 齋藤" w:date="2026-04-30T20:36:00Z" w16du:dateUtc="2026-04-30T11:36:00Z">
+          <w:commentReference w:id="423"/>
+        </w:r>
+      </w:ins>
+      <w:ins w:id="432" w:author="治輝 齋藤" w:date="2026-04-30T20:36:00Z" w16du:dateUtc="2026-04-30T11:36:00Z">
         <w:r>
           <w:rPr>
             <w:lang w:eastAsia="ja-JP"/>
@@ -5293,7 +5452,7 @@
           <w:t>Six</w:t>
         </w:r>
       </w:ins>
-      <w:ins w:id="430" w:author="治輝 齋藤" w:date="2026-04-30T18:04:00Z" w16du:dateUtc="2026-04-30T09:04:00Z">
+      <w:ins w:id="433" w:author="治輝 齋藤" w:date="2026-04-30T18:04:00Z" w16du:dateUtc="2026-04-30T09:04:00Z">
         <w:r>
           <w:rPr>
             <w:rFonts w:hint="eastAsia"/>
@@ -5302,7 +5461,7 @@
           <w:t>th</w:t>
         </w:r>
       </w:ins>
-      <w:del w:id="431" w:author="治輝 齋藤" w:date="2026-04-30T18:04:00Z" w16du:dateUtc="2026-04-30T09:04:00Z">
+      <w:del w:id="434" w:author="治輝 齋藤" w:date="2026-04-30T18:04:00Z" w16du:dateUtc="2026-04-30T09:04:00Z">
         <w:r>
           <w:delText>Fourth</w:delText>
         </w:r>
@@ -5310,8 +5469,8 @@
       <w:r>
         <w:t xml:space="preserve">, the walking speed variable was based on self-reported habitual walking speed in the Specific Health Checkup questionnaire, administered to individuals aged 40–74 years, </w:t>
       </w:r>
-      <w:commentRangeStart w:id="432"/>
-      <w:ins w:id="433" w:author="治輝 齋藤" w:date="2026-04-30T19:05:00Z" w16du:dateUtc="2026-04-30T10:05:00Z">
+      <w:commentRangeStart w:id="435"/>
+      <w:ins w:id="436" w:author="治輝 齋藤" w:date="2026-04-30T19:05:00Z" w16du:dateUtc="2026-04-30T10:05:00Z">
         <w:r>
           <w:rPr>
             <w:rFonts w:hint="eastAsia"/>
@@ -5320,7 +5479,7 @@
           <w:t>because</w:t>
         </w:r>
       </w:ins>
-      <w:ins w:id="434" w:author="治輝 齋藤" w:date="2026-04-30T19:04:00Z" w16du:dateUtc="2026-04-30T10:04:00Z">
+      <w:ins w:id="437" w:author="治輝 齋藤" w:date="2026-04-30T19:04:00Z" w16du:dateUtc="2026-04-30T10:04:00Z">
         <w:r>
           <w:t xml:space="preserve"> publicly available prefecture-level data were limited to individuals aged 40–74 years </w:t>
         </w:r>
@@ -5336,34 +5495,34 @@
           <w:t>.</w:t>
         </w:r>
       </w:ins>
-      <w:ins w:id="435" w:author="治輝 齋藤" w:date="2026-04-30T18:45:00Z" w16du:dateUtc="2026-04-30T09:45:00Z">
+      <w:ins w:id="438" w:author="治輝 齋藤" w:date="2026-04-30T18:45:00Z" w16du:dateUtc="2026-04-30T09:45:00Z">
         <w:r>
           <w:t xml:space="preserve"> This variable </w:t>
         </w:r>
       </w:ins>
-      <w:del w:id="436" w:author="治輝 齋藤" w:date="2026-04-30T18:45:00Z" w16du:dateUtc="2026-04-30T09:45:00Z">
+      <w:del w:id="439" w:author="治輝 齋藤" w:date="2026-04-30T18:45:00Z" w16du:dateUtc="2026-04-30T09:45:00Z">
         <w:r>
           <w:delText>which</w:delText>
         </w:r>
       </w:del>
-      <w:commentRangeEnd w:id="432"/>
+      <w:commentRangeEnd w:id="435"/>
       <w:r>
         <w:rPr>
           <w:rStyle w:val="af2"/>
           <w:sz w:val="24"/>
           <w:szCs w:val="24"/>
         </w:rPr>
-        <w:commentReference w:id="432"/>
+        <w:commentReference w:id="435"/>
       </w:r>
       <w:r>
         <w:t xml:space="preserve"> may not accurately represent the functional capacity of the oldest-old (≥75 years) at highest fracture risk</w:t>
       </w:r>
-      <w:ins w:id="437" w:author="治輝 齋藤" w:date="2026-04-30T18:45:00Z" w16du:dateUtc="2026-04-30T09:45:00Z">
+      <w:ins w:id="440" w:author="治輝 齋藤" w:date="2026-04-30T18:45:00Z" w16du:dateUtc="2026-04-30T09:45:00Z">
         <w:r>
           <w:t>, and its direct relevance to hip fracture occurrence is likely limited at this ecological resolution</w:t>
         </w:r>
       </w:ins>
-      <w:ins w:id="438" w:author="治輝 齋藤" w:date="2026-05-19T12:38:00Z" w16du:dateUtc="2026-05-19T03:38:00Z">
+      <w:ins w:id="441" w:author="治輝 齋藤" w:date="2026-05-19T12:38:00Z" w16du:dateUtc="2026-05-19T03:38:00Z">
         <w:r>
           <w:rPr>
             <w:rFonts w:hint="eastAsia"/>
@@ -5371,22 +5530,22 @@
           </w:rPr>
           <w:t xml:space="preserve">. </w:t>
         </w:r>
-        <w:commentRangeStart w:id="439"/>
+        <w:commentRangeStart w:id="442"/>
         <w:r>
           <w:t>Moreover, this self-reported fast-walking indicator primarily reflects perceived walking capacity rather than actual walking volume or direct slope-specific exposure in daily life</w:t>
         </w:r>
-        <w:commentRangeEnd w:id="439"/>
+        <w:commentRangeEnd w:id="442"/>
         <w:r>
           <w:rPr>
             <w:rStyle w:val="af2"/>
           </w:rPr>
-          <w:commentReference w:id="439"/>
+          <w:commentReference w:id="442"/>
         </w:r>
       </w:ins>
       <w:r>
         <w:t xml:space="preserve">. This self-reported measure may be subject to non-differential measurement error, biasing our estimates toward the null. </w:t>
       </w:r>
-      <w:ins w:id="440" w:author="治輝 齋藤" w:date="2026-04-30T18:04:00Z" w16du:dateUtc="2026-04-30T09:04:00Z">
+      <w:ins w:id="443" w:author="治輝 齋藤" w:date="2026-04-30T18:04:00Z" w16du:dateUtc="2026-04-30T09:04:00Z">
         <w:r>
           <w:rPr>
             <w:rFonts w:hint="eastAsia"/>
@@ -5395,7 +5554,7 @@
           <w:t>S</w:t>
         </w:r>
       </w:ins>
-      <w:ins w:id="441" w:author="治輝 齋藤" w:date="2026-04-30T20:36:00Z" w16du:dateUtc="2026-04-30T11:36:00Z">
+      <w:ins w:id="444" w:author="治輝 齋藤" w:date="2026-04-30T20:36:00Z" w16du:dateUtc="2026-04-30T11:36:00Z">
         <w:r>
           <w:rPr>
             <w:rFonts w:hint="eastAsia"/>
@@ -5404,7 +5563,7 @@
           <w:t>even</w:t>
         </w:r>
       </w:ins>
-      <w:ins w:id="442" w:author="治輝 齋藤" w:date="2026-04-30T18:04:00Z" w16du:dateUtc="2026-04-30T09:04:00Z">
+      <w:ins w:id="445" w:author="治輝 齋藤" w:date="2026-04-30T18:04:00Z" w16du:dateUtc="2026-04-30T09:04:00Z">
         <w:r>
           <w:rPr>
             <w:rFonts w:hint="eastAsia"/>
@@ -5413,7 +5572,7 @@
           <w:t>th</w:t>
         </w:r>
       </w:ins>
-      <w:del w:id="443" w:author="治輝 齋藤" w:date="2026-04-30T18:04:00Z" w16du:dateUtc="2026-04-30T09:04:00Z">
+      <w:del w:id="446" w:author="治輝 齋藤" w:date="2026-04-30T18:04:00Z" w16du:dateUtc="2026-04-30T09:04:00Z">
         <w:r>
           <w:delText>Fifth</w:delText>
         </w:r>
@@ -5427,7 +5586,7 @@
         <w:pStyle w:val="a0"/>
         <w:spacing w:line="360" w:lineRule="auto"/>
       </w:pPr>
-      <w:ins w:id="444" w:author="治輝 齋藤" w:date="2026-04-30T20:36:00Z" w16du:dateUtc="2026-04-30T11:36:00Z">
+      <w:ins w:id="447" w:author="治輝 齋藤" w:date="2026-04-30T20:36:00Z" w16du:dateUtc="2026-04-30T11:36:00Z">
         <w:r>
           <w:rPr>
             <w:rFonts w:hint="eastAsia"/>
@@ -5436,7 +5595,7 @@
           <w:t>Eigh</w:t>
         </w:r>
       </w:ins>
-      <w:ins w:id="445" w:author="治輝 齋藤" w:date="2026-04-30T18:04:00Z" w16du:dateUtc="2026-04-30T09:04:00Z">
+      <w:ins w:id="448" w:author="治輝 齋藤" w:date="2026-04-30T18:04:00Z" w16du:dateUtc="2026-04-30T09:04:00Z">
         <w:r>
           <w:rPr>
             <w:rFonts w:hint="eastAsia"/>
@@ -5445,7 +5604,7 @@
           <w:t>th</w:t>
         </w:r>
       </w:ins>
-      <w:del w:id="446" w:author="治輝 齋藤" w:date="2026-04-30T18:04:00Z" w16du:dateUtc="2026-04-30T09:04:00Z">
+      <w:del w:id="449" w:author="治輝 齋藤" w:date="2026-04-30T18:04:00Z" w16du:dateUtc="2026-04-30T09:04:00Z">
         <w:r>
           <w:delText>Sixth</w:delText>
         </w:r>
@@ -5470,7 +5629,7 @@
         </w:rPr>
         <w:t xml:space="preserve"> </w:t>
       </w:r>
-      <w:ins w:id="447" w:author="治輝 齋藤" w:date="2026-04-30T20:36:00Z" w16du:dateUtc="2026-04-30T11:36:00Z">
+      <w:ins w:id="450" w:author="治輝 齋藤" w:date="2026-04-30T20:36:00Z" w16du:dateUtc="2026-04-30T11:36:00Z">
         <w:r>
           <w:rPr>
             <w:rFonts w:hint="eastAsia"/>
@@ -5479,7 +5638,7 @@
           <w:t>Nin</w:t>
         </w:r>
       </w:ins>
-      <w:ins w:id="448" w:author="治輝 齋藤" w:date="2026-04-30T18:04:00Z" w16du:dateUtc="2026-04-30T09:04:00Z">
+      <w:ins w:id="451" w:author="治輝 齋藤" w:date="2026-04-30T18:04:00Z" w16du:dateUtc="2026-04-30T09:04:00Z">
         <w:r>
           <w:rPr>
             <w:rFonts w:hint="eastAsia"/>
@@ -5488,7 +5647,7 @@
           <w:t>th</w:t>
         </w:r>
       </w:ins>
-      <w:del w:id="449" w:author="治輝 齋藤" w:date="2026-04-30T18:04:00Z" w16du:dateUtc="2026-04-30T09:04:00Z">
+      <w:del w:id="452" w:author="治輝 齋藤" w:date="2026-04-30T18:04:00Z" w16du:dateUtc="2026-04-30T09:04:00Z">
         <w:r>
           <w:rPr>
             <w:rFonts w:hint="eastAsia"/>
@@ -5508,7 +5667,7 @@
         <w:t xml:space="preserve"> sex- and gender-stratified outcome tables were not available in the prefecture-level NDB Open Data extracts used here; findings therefore describe aggregate populations and should be interpreted with this limitation in mind.</w:t>
       </w:r>
     </w:p>
-    <w:bookmarkEnd w:id="412"/>
+    <w:bookmarkEnd w:id="415"/>
     <w:p>
       <w:pPr>
         <w:spacing w:line="360" w:lineRule="auto"/>
@@ -5524,9 +5683,9 @@
         <w:pStyle w:val="1"/>
         <w:spacing w:line="360" w:lineRule="auto"/>
       </w:pPr>
-      <w:bookmarkStart w:id="450" w:name="conclusions-1"/>
-      <w:bookmarkEnd w:id="308"/>
-      <w:bookmarkEnd w:id="411"/>
+      <w:bookmarkStart w:id="453" w:name="conclusions-1"/>
+      <w:bookmarkEnd w:id="311"/>
+      <w:bookmarkEnd w:id="414"/>
       <w:r>
         <w:t>Conclusions</w:t>
       </w:r>
@@ -5542,8 +5701,8 @@
       <w:r>
         <w:t xml:space="preserve"> slope </w:t>
       </w:r>
-      <w:commentRangeStart w:id="451"/>
-      <w:ins w:id="452" w:author="治輝 齋藤" w:date="2026-04-30T19:20:00Z" w16du:dateUtc="2026-04-30T10:20:00Z">
+      <w:commentRangeStart w:id="454"/>
+      <w:ins w:id="455" w:author="治輝 齋藤" w:date="2026-04-30T19:20:00Z" w16du:dateUtc="2026-04-30T10:20:00Z">
         <w:r>
           <w:rPr>
             <w:rFonts w:hint="eastAsia"/>
@@ -5552,19 +5711,19 @@
           <w:t>was</w:t>
         </w:r>
       </w:ins>
-      <w:del w:id="453" w:author="治輝 齋藤" w:date="2026-04-30T19:20:00Z" w16du:dateUtc="2026-04-30T10:20:00Z">
+      <w:del w:id="456" w:author="治輝 齋藤" w:date="2026-04-30T19:20:00Z" w16du:dateUtc="2026-04-30T10:20:00Z">
         <w:r>
           <w:delText>remained</w:delText>
         </w:r>
       </w:del>
-      <w:commentRangeEnd w:id="451"/>
+      <w:commentRangeEnd w:id="454"/>
       <w:r>
         <w:rPr>
           <w:rStyle w:val="af2"/>
           <w:sz w:val="24"/>
           <w:szCs w:val="24"/>
         </w:rPr>
-        <w:commentReference w:id="451"/>
+        <w:commentReference w:id="454"/>
       </w:r>
       <w:r>
         <w:t xml:space="preserve"> positively</w:t>
@@ -5576,12 +5735,12 @@
         <w:lastRenderedPageBreak/>
         <w:t xml:space="preserve">for </w:t>
       </w:r>
-      <w:ins w:id="454" w:author="治輝 齋藤" w:date="2026-05-19T23:38:00Z" w16du:dateUtc="2026-05-19T14:38:00Z">
+      <w:ins w:id="457" w:author="治輝 齋藤" w:date="2026-05-19T23:38:00Z" w16du:dateUtc="2026-05-19T14:38:00Z">
         <w:r>
           <w:t>proportion aged ≥65 years</w:t>
         </w:r>
       </w:ins>
-      <w:del w:id="455" w:author="治輝 齋藤" w:date="2026-05-19T23:38:00Z" w16du:dateUtc="2026-05-19T14:38:00Z">
+      <w:del w:id="458" w:author="治輝 齋藤" w:date="2026-05-19T23:38:00Z" w16du:dateUtc="2026-05-19T14:38:00Z">
         <w:r>
           <w:delText>aging rate</w:delText>
         </w:r>
@@ -5598,7 +5757,7 @@
       <w:r>
         <w:t>; conventional *p* = 0.043)</w:t>
       </w:r>
-      <w:ins w:id="456" w:author="治輝 齋藤" w:date="2026-05-19T12:38:00Z" w16du:dateUtc="2026-05-19T03:38:00Z">
+      <w:ins w:id="459" w:author="治輝 齋藤" w:date="2026-05-19T12:38:00Z" w16du:dateUtc="2026-05-19T03:38:00Z">
         <w:r>
           <w:t>, whereas heteroskedasticity-robust and bootstrap uncertainty quantification yielded borderline support compatible with no association at α = 0.05</w:t>
         </w:r>
@@ -5613,8 +5772,8 @@
       <w:r>
         <w:t xml:space="preserve"> </w:t>
       </w:r>
-      <w:commentRangeStart w:id="457"/>
-      <w:ins w:id="458" w:author="治輝 齋藤" w:date="2026-05-19T12:39:00Z" w16du:dateUtc="2026-05-19T03:39:00Z">
+      <w:commentRangeStart w:id="460"/>
+      <w:ins w:id="461" w:author="治輝 齋藤" w:date="2026-05-19T12:39:00Z" w16du:dateUtc="2026-05-19T03:39:00Z">
         <w:r>
           <w:t>Given the limited ecological sample size (N = 47), these findings should be interpreted as suggestive rather than confirmatory.</w:t>
         </w:r>
@@ -5625,12 +5784,12 @@
           </w:rPr>
           <w:t xml:space="preserve"> </w:t>
         </w:r>
-        <w:commentRangeEnd w:id="457"/>
+        <w:commentRangeEnd w:id="460"/>
         <w:r>
           <w:rPr>
             <w:rStyle w:val="af2"/>
           </w:rPr>
-          <w:commentReference w:id="457"/>
+          <w:commentReference w:id="460"/>
         </w:r>
       </w:ins>
       <w:r>
@@ -5642,7 +5801,7 @@
       <w:r>
         <w:t xml:space="preserve"> was specific to hip fractures, with no significant relationship observed for humerus or forearm fractures</w:t>
       </w:r>
-      <w:ins w:id="459" w:author="治輝 齋藤" w:date="2026-05-19T12:39:00Z" w16du:dateUtc="2026-05-19T03:39:00Z">
+      <w:ins w:id="462" w:author="治輝 齋藤" w:date="2026-05-19T12:39:00Z" w16du:dateUtc="2026-05-19T03:39:00Z">
         <w:r>
           <w:t>, consistent with biomechanical hypotheses emphasizing lateral falls and trochanteric loading on sloped terrain</w:t>
         </w:r>
@@ -5699,7 +5858,31 @@
         <w:spacing w:before="180" w:after="180" w:line="360" w:lineRule="auto"/>
       </w:pPr>
       <w:r>
-        <w:t>Aggregate data used in this study are publicly available from the Japanese National Database Open Data and official statistics cited in the Methods. Under Ministry of Health, Labour and Welfare distribution rules, individual-level claims and identifiable records cannot be shared. Prefecture-level values supporting this analysis can be reproduced from those public sources using the procedures described. We encourage deposition of analysis code and derived prefecture-level tables in a public repository (e.g., Zenodo) with a DOI and citation in this article, in line with the journal's research data guidance (Option B). Author contributions will be reported using the CRediT taxonomy on the separate title page required for double-anonymized submission</w:t>
+        <w:t xml:space="preserve">Aggregate data used in this study are publicly available from the Japanese National Database Open Data and official statistics cited in the Methods. Under Ministry of Health, </w:t>
+      </w:r>
+      <w:proofErr w:type="spellStart"/>
+      <w:r>
+        <w:t>Labour</w:t>
+      </w:r>
+      <w:proofErr w:type="spellEnd"/>
+      <w:r>
+        <w:t xml:space="preserve"> and Welfare distribution rules, individual-level claims and identifiable records cannot be shared. Prefecture-level values supporting this analysis can be reproduced from those public sources using the procedures described. We encourage deposition of analysis code and derived prefecture-level tables in a public repository (e.g., </w:t>
+      </w:r>
+      <w:proofErr w:type="spellStart"/>
+      <w:r>
+        <w:t>Zenodo</w:t>
+      </w:r>
+      <w:proofErr w:type="spellEnd"/>
+      <w:r>
+        <w:t xml:space="preserve">) with a DOI and citation in this article, in line with the journal's research data guidance (Option B). Author contributions will be reported using the </w:t>
+      </w:r>
+      <w:proofErr w:type="spellStart"/>
+      <w:r>
+        <w:t>CRediT</w:t>
+      </w:r>
+      <w:proofErr w:type="spellEnd"/>
+      <w:r>
+        <w:t xml:space="preserve"> taxonomy on the separate title page required for double-anonymized submission</w:t>
       </w:r>
       <w:r>
         <w:t>.</w:t>
@@ -5744,7 +5927,15 @@
         <w:spacing w:before="180" w:after="180" w:line="360" w:lineRule="auto"/>
       </w:pPr>
       <w:r>
-        <w:t>During the preparation and writing of this work, the authors used AI-assisted tools to support manuscript drafting and statistical analysis scripting. Cursor 2.0 (Anysphere) and Google Antigravity (Google) were used for AI-assisted writing and Python code development. Large language models used through these platforms included Claude Sonnet 4.6 and Claude Opus 4.6 (Anthropic) and Gemini 3 Pro (Google). These tools were used only for text drafting and code generation; no generative AI or AI-assisted tools were used to create, alter, or otherwise process any figures, images, or artwork in this manuscript. The authors reviewed and edited all AI-assisted outputs and were responsible for the study design, selection of statistical methods, interpretation of findings, conclusions, and final reference list. The authors take full responsibility for the integrity and accuracy of the final content. AI was not listed as an author</w:t>
+        <w:t>During the preparation and writing of this work, the authors used AI-assisted tools to support manuscript drafting and statistical analysis scripting. Cursor 2.0 (</w:t>
+      </w:r>
+      <w:proofErr w:type="spellStart"/>
+      <w:r>
+        <w:t>Anysphere</w:t>
+      </w:r>
+      <w:proofErr w:type="spellEnd"/>
+      <w:r>
+        <w:t>) and Google Antigravity (Google) were used for AI-assisted writing and Python code development. Large language models used through these platforms included Claude Sonnet 4.6 and Claude Opus 4.6 (Anthropic) and Gemini 3 Pro (Google). These tools were used only for text drafting and code generation; no generative AI or AI-assisted tools were used to create, alter, or otherwise process any figures, images, or artwork in this manuscript. The authors reviewed and edited all AI-assisted outputs and were responsible for the study design, selection of statistical methods, interpretation of findings, conclusions, and final reference list. The authors take full responsibility for the integrity and accuracy of the final content. AI was not listed as an author</w:t>
       </w:r>
       <w:r>
         <w:t>.</w:t>
@@ -5770,8 +5961,8 @@
         <w:pStyle w:val="1"/>
         <w:spacing w:line="360" w:lineRule="auto"/>
       </w:pPr>
-      <w:bookmarkStart w:id="460" w:name="references"/>
-      <w:bookmarkEnd w:id="450"/>
+      <w:bookmarkStart w:id="463" w:name="references"/>
+      <w:bookmarkEnd w:id="453"/>
       <w:r>
         <w:t>References</w:t>
       </w:r>
@@ -5786,7 +5977,15 @@
         <w:spacing w:line="360" w:lineRule="auto"/>
       </w:pPr>
       <w:r>
-        <w:t>Hagino H, Katagiri H, Okano T, Yamamoto K, Teshima R. Increasing incidence of hip fracture in Tottori Prefecture, Japan: trend from 1986 to 2001. Osteoporos Int. 2005;16(12):1963-1968.</w:t>
+        <w:t xml:space="preserve">Hagino H, Katagiri H, Okano T, Yamamoto K, Teshima R. Increasing incidence of hip fracture in Tottori Prefecture, Japan: trend from 1986 to 2001. </w:t>
+      </w:r>
+      <w:proofErr w:type="spellStart"/>
+      <w:r>
+        <w:t>Osteoporos</w:t>
+      </w:r>
+      <w:proofErr w:type="spellEnd"/>
+      <w:r>
+        <w:t xml:space="preserve"> Int. 2005;16(12):1963-1968.</w:t>
       </w:r>
     </w:p>
     <w:p>
@@ -5798,9 +5997,22 @@
         </w:numPr>
         <w:spacing w:line="360" w:lineRule="auto"/>
       </w:pPr>
+      <w:proofErr w:type="spellStart"/>
       <w:r>
         <w:lastRenderedPageBreak/>
-        <w:t>Orimo H, Yaegashi Y, Hosoi T, Fukushima Y, Onoda T, Hashimoto T, et al. Hip fracture incidence in Japan: estimates of new patients in 2012 and 25-year trends. Osteoporos Int. 2016;27(5):1777-1784.</w:t>
+        <w:t>Orimo</w:t>
+      </w:r>
+      <w:proofErr w:type="spellEnd"/>
+      <w:r>
+        <w:t xml:space="preserve"> H, Yaegashi Y, Hosoi T, Fukushima Y, Onoda T, Hashimoto T, et al. Hip fracture incidence in Japan: estimates of new patients in 2012 and 25-year trends. </w:t>
+      </w:r>
+      <w:proofErr w:type="spellStart"/>
+      <w:r>
+        <w:t>Osteoporos</w:t>
+      </w:r>
+      <w:proofErr w:type="spellEnd"/>
+      <w:r>
+        <w:t xml:space="preserve"> Int. 2016;27(5):1777-1784.</w:t>
       </w:r>
     </w:p>
     <w:p>
@@ -5813,7 +6025,15 @@
         <w:spacing w:line="360" w:lineRule="auto"/>
       </w:pPr>
       <w:r>
-        <w:t>Cooper C, Campion G, Melton LJ 3rd. Hip fractures in the elderly: a world-wide projection. Osteoporos Int. 1992;2(6):285-289.</w:t>
+        <w:t xml:space="preserve">Cooper C, Campion G, Melton LJ 3rd. Hip fractures in the elderly: a world-wide projection. </w:t>
+      </w:r>
+      <w:proofErr w:type="spellStart"/>
+      <w:r>
+        <w:t>Osteoporos</w:t>
+      </w:r>
+      <w:proofErr w:type="spellEnd"/>
+      <w:r>
+        <w:t xml:space="preserve"> Int. 1992;2(6):285-289.</w:t>
       </w:r>
     </w:p>
     <w:p>
@@ -5825,8 +6045,21 @@
         </w:numPr>
         <w:spacing w:line="360" w:lineRule="auto"/>
       </w:pPr>
-      <w:r>
-        <w:t>Nakatoh S, Fujimori K, Ishii S, Iki M. Trends in the incidence of hip fractures and osteoporosis treatment in Japan (FY2012–FY2023). Arch Osteoporos. 2025; 21(1):16.</w:t>
+      <w:proofErr w:type="spellStart"/>
+      <w:r>
+        <w:t>Nakatoh</w:t>
+      </w:r>
+      <w:proofErr w:type="spellEnd"/>
+      <w:r>
+        <w:t xml:space="preserve"> S, Fujimori K, Ishii S, Iki M. Trends in the incidence of hip fractures and osteoporosis treatment in Japan (FY2012–FY2023). Arch </w:t>
+      </w:r>
+      <w:proofErr w:type="spellStart"/>
+      <w:r>
+        <w:t>Osteoporos</w:t>
+      </w:r>
+      <w:proofErr w:type="spellEnd"/>
+      <w:r>
+        <w:t>. 2025; 21(1):16.</w:t>
       </w:r>
     </w:p>
     <w:p>
@@ -5839,7 +6072,15 @@
         <w:spacing w:line="360" w:lineRule="auto"/>
       </w:pPr>
       <w:r>
-        <w:t>Hatano M, Yasunaga H, Ishikura H, et al. Temporal trends in acute care costs of hip fracture treatment from 2011 to 2021 in Japan. Arch Osteoporos. 2025;20(1):124.</w:t>
+        <w:t xml:space="preserve">Hatano M, Yasunaga H, Ishikura H, et al. Temporal trends in acute care costs of hip fracture treatment from 2011 to 2021 in Japan. Arch </w:t>
+      </w:r>
+      <w:proofErr w:type="spellStart"/>
+      <w:r>
+        <w:t>Osteoporos</w:t>
+      </w:r>
+      <w:proofErr w:type="spellEnd"/>
+      <w:r>
+        <w:t>. 2025;20(1):124.</w:t>
       </w:r>
     </w:p>
     <w:p>
@@ -5878,7 +6119,23 @@
         <w:spacing w:line="360" w:lineRule="auto"/>
       </w:pPr>
       <w:r>
-        <w:t>Stevens JA, Sogolow ED. Gender differences for non-fatal unintentional fall related injuries among older adults. Inj Prev. 2005;11(2):115-119.</w:t>
+        <w:t xml:space="preserve">Stevens JA, </w:t>
+      </w:r>
+      <w:proofErr w:type="spellStart"/>
+      <w:r>
+        <w:t>Sogolow</w:t>
+      </w:r>
+      <w:proofErr w:type="spellEnd"/>
+      <w:r>
+        <w:t xml:space="preserve"> ED. Gender differences for non-fatal unintentional fall related injuries among older adults. </w:t>
+      </w:r>
+      <w:proofErr w:type="spellStart"/>
+      <w:r>
+        <w:t>Inj</w:t>
+      </w:r>
+      <w:proofErr w:type="spellEnd"/>
+      <w:r>
+        <w:t xml:space="preserve"> Prev. 2005;11(2):115-119.</w:t>
       </w:r>
     </w:p>
     <w:p>
@@ -5904,7 +6161,15 @@
         <w:spacing w:line="360" w:lineRule="auto"/>
       </w:pPr>
       <w:r>
-        <w:t>Redfern MS, Cham R, Gielo-Perczak K, et al. Biomechanics of slips. Ergonomics. 2001;44(13):1138-1166.</w:t>
+        <w:t xml:space="preserve">Redfern MS, Cham R, </w:t>
+      </w:r>
+      <w:proofErr w:type="spellStart"/>
+      <w:r>
+        <w:t>Gielo-Perczak</w:t>
+      </w:r>
+      <w:proofErr w:type="spellEnd"/>
+      <w:r>
+        <w:t xml:space="preserve"> K, et al. Biomechanics of slips. Ergonomics. 2001;44(13):1138-1166.</w:t>
       </w:r>
     </w:p>
     <w:p>
@@ -5930,7 +6195,23 @@
         <w:spacing w:line="360" w:lineRule="auto"/>
       </w:pPr>
       <w:r>
-        <w:t>Reimann H, Ramadan R, Fettrow T, Hafer JF, Geyer H, Jeka JJ. Interactions between different age-related factors affecting balance control in walking. Front Sports Act Living. 2020;2:94.</w:t>
+        <w:t xml:space="preserve">Reimann H, Ramadan R, </w:t>
+      </w:r>
+      <w:proofErr w:type="spellStart"/>
+      <w:r>
+        <w:t>Fettrow</w:t>
+      </w:r>
+      <w:proofErr w:type="spellEnd"/>
+      <w:r>
+        <w:t xml:space="preserve"> T, Hafer JF, Geyer H, Jeka JJ. Interactions between different age-related factors affecting balance control in walking. Front Sports Act Living. </w:t>
+      </w:r>
+      <w:proofErr w:type="gramStart"/>
+      <w:r>
+        <w:t>2020;2:94</w:t>
+      </w:r>
+      <w:proofErr w:type="gramEnd"/>
+      <w:r>
+        <w:t>.</w:t>
       </w:r>
     </w:p>
     <w:p>
@@ -5944,7 +6225,15 @@
       </w:pPr>
       <w:r>
         <w:lastRenderedPageBreak/>
-        <w:t>Marigold DS, Patla AE. Strategies for dynamic stability during locomotion on a slippery surface: effects of prior experience and knowledge. J Neurophysiol. 2002;88(1):339-353.</w:t>
+        <w:t xml:space="preserve">Marigold DS, Patla AE. Strategies for dynamic stability during locomotion on a slippery surface: effects of prior experience and knowledge. J </w:t>
+      </w:r>
+      <w:proofErr w:type="spellStart"/>
+      <w:r>
+        <w:t>Neurophysiol</w:t>
+      </w:r>
+      <w:proofErr w:type="spellEnd"/>
+      <w:r>
+        <w:t>. 2002;88(1):339-353.</w:t>
       </w:r>
     </w:p>
     <w:p>
@@ -5957,7 +6246,15 @@
         <w:spacing w:line="360" w:lineRule="auto"/>
       </w:pPr>
       <w:r>
-        <w:t>Fujita K, Fujiwara Y, Chaves PH, Motohashi Y, Shinkai S. Frequency of going outdoors as a good predictors for incident disability of physical function as well as disability recovery in community-dwelling older adults in rural Japan. J Epidemiol. 2006;16(6):261-270.</w:t>
+        <w:t xml:space="preserve">Fujita K, Fujiwara Y, Chaves PH, Motohashi Y, Shinkai S. Frequency of going outdoors as a </w:t>
+      </w:r>
+      <w:proofErr w:type="gramStart"/>
+      <w:r>
+        <w:t>good predictors</w:t>
+      </w:r>
+      <w:proofErr w:type="gramEnd"/>
+      <w:r>
+        <w:t xml:space="preserve"> for incident disability of physical function as well as disability recovery in community-dwelling older adults in rural Japan. J Epidemiol. 2006;16(6):261-270.</w:t>
       </w:r>
     </w:p>
     <w:p>
@@ -5970,7 +6267,15 @@
         <w:spacing w:line="360" w:lineRule="auto"/>
       </w:pPr>
       <w:r>
-        <w:t>Quach L, Galica AM, Jones RN, et al. The nonlinear relationship between gait speed and falls: the MOBILIZE Boston Study. J Am Geriatr Soc. 2011;59(6):1069-1073.</w:t>
+        <w:t xml:space="preserve">Quach L, Galica AM, Jones RN, et al. The nonlinear relationship between gait speed and falls: the MOBILIZE Boston Study. J Am </w:t>
+      </w:r>
+      <w:proofErr w:type="spellStart"/>
+      <w:r>
+        <w:t>Geriatr</w:t>
+      </w:r>
+      <w:proofErr w:type="spellEnd"/>
+      <w:r>
+        <w:t xml:space="preserve"> Soc. 2011;59(6):1069-1073.</w:t>
       </w:r>
     </w:p>
     <w:p>
@@ -5982,8 +6287,13 @@
         </w:numPr>
         <w:spacing w:line="360" w:lineRule="auto"/>
       </w:pPr>
-      <w:r>
-        <w:t>Dargent-Molina P, Favier F, Grandjean H, et al. Fall-related factors and risk of hip fracture: the EPIDOS prospective study. Lancet. 1996;348(9021):145-149.</w:t>
+      <w:proofErr w:type="spellStart"/>
+      <w:r>
+        <w:t>Dargent</w:t>
+      </w:r>
+      <w:proofErr w:type="spellEnd"/>
+      <w:r>
+        <w:t>-Molina P, Favier F, Grandjean H, et al. Fall-related factors and risk of hip fracture: the EPIDOS prospective study. Lancet. 1996;348(9021):145-149.</w:t>
       </w:r>
     </w:p>
     <w:p>
@@ -6022,7 +6332,15 @@
         <w:spacing w:line="360" w:lineRule="auto"/>
       </w:pPr>
       <w:r>
-        <w:t>Maki BE. Gait changes in older adults: predictors of falls or indicators of fear. J Am Geriatr Soc. 1997;45(3):313-320.</w:t>
+        <w:t xml:space="preserve">Maki BE. Gait changes in older adults: predictors of falls or indicators of fear. J Am </w:t>
+      </w:r>
+      <w:proofErr w:type="spellStart"/>
+      <w:r>
+        <w:t>Geriatr</w:t>
+      </w:r>
+      <w:proofErr w:type="spellEnd"/>
+      <w:r>
+        <w:t xml:space="preserve"> Soc. 1997;45(3):313-320.</w:t>
       </w:r>
     </w:p>
     <w:p>
@@ -6035,7 +6353,23 @@
         <w:spacing w:line="360" w:lineRule="auto"/>
       </w:pPr>
       <w:r>
-        <w:t>Dahl C, Madsen C, Omsland TK, Søgaard AJ, Tell GS, Holvik K, Meyer HE. Contribution of elevation and residential proximity to the coast in explaining geographic variations in hip fracture incidence. A Norwegian Epidemiologic Osteoporosis Studies (NOREPOS) study. Osteoporos Int. 2021;32(5):1001-1006.</w:t>
+        <w:t xml:space="preserve">Dahl C, Madsen C, </w:t>
+      </w:r>
+      <w:proofErr w:type="spellStart"/>
+      <w:r>
+        <w:t>Omsland</w:t>
+      </w:r>
+      <w:proofErr w:type="spellEnd"/>
+      <w:r>
+        <w:t xml:space="preserve"> TK, Søgaard AJ, Tell GS, Holvik K, Meyer HE. Contribution of elevation and residential proximity to the coast in explaining geographic variations in hip fracture incidence. A Norwegian Epidemiologic Osteoporosis Studies (NOREPOS) study. </w:t>
+      </w:r>
+      <w:proofErr w:type="spellStart"/>
+      <w:r>
+        <w:t>Osteoporos</w:t>
+      </w:r>
+      <w:proofErr w:type="spellEnd"/>
+      <w:r>
+        <w:t xml:space="preserve"> Int. 2021;32(5):1001-1006.</w:t>
       </w:r>
     </w:p>
     <w:p>
@@ -6048,7 +6382,15 @@
         <w:spacing w:line="360" w:lineRule="auto"/>
       </w:pPr>
       <w:r>
-        <w:t>Wang S, Zhang F, Guo Y, Chen C, Zhong Y, Hao D, Zhu S, Wu Y. Exposure to high altitude is associated with an elevated risk of hip fracture: a retrospective cohort study using data from the CHARLS. BMC Geriatr. 2025;25(1):884.</w:t>
+        <w:t xml:space="preserve">Wang S, Zhang F, Guo Y, Chen C, Zhong Y, Hao D, Zhu S, Wu Y. Exposure to high altitude is associated with an elevated risk of hip fracture: a retrospective cohort study using data from the CHARLS. BMC </w:t>
+      </w:r>
+      <w:proofErr w:type="spellStart"/>
+      <w:r>
+        <w:t>Geriatr</w:t>
+      </w:r>
+      <w:proofErr w:type="spellEnd"/>
+      <w:r>
+        <w:t>. 2025;25(1):884.</w:t>
       </w:r>
     </w:p>
     <w:p>
@@ -6062,7 +6404,15 @@
       </w:pPr>
       <w:r>
         <w:lastRenderedPageBreak/>
-        <w:t>Nevitt MC, Cummings SR. Type of fall and risk of hip and wrist fractures: the study of osteoporotic fractures. J Am Geriatr Soc. 1993;41(11):1226-1234.</w:t>
+        <w:t xml:space="preserve">Nevitt MC, Cummings SR. Type of fall and risk of hip and wrist fractures: the study of osteoporotic fractures. J Am </w:t>
+      </w:r>
+      <w:proofErr w:type="spellStart"/>
+      <w:r>
+        <w:t>Geriatr</w:t>
+      </w:r>
+      <w:proofErr w:type="spellEnd"/>
+      <w:r>
+        <w:t xml:space="preserve"> Soc. 1993;41(11):1226-1234.</w:t>
       </w:r>
     </w:p>
     <w:p>
@@ -6088,7 +6438,15 @@
         <w:spacing w:line="360" w:lineRule="auto"/>
       </w:pPr>
       <w:r>
-        <w:t>Hayes WC, Myers ER, Morris JN, Gerhart TN, Yett HS, Lipsitz LA. Impact near the hip dominates fracture risk in elderly nursing home residents who fall. Calcif Tissue Int. 1993;52(3):192-198.</w:t>
+        <w:t xml:space="preserve">Hayes WC, Myers ER, Morris JN, Gerhart TN, Yett HS, Lipsitz LA. Impact near the hip dominates fracture risk in elderly nursing home residents who fall. </w:t>
+      </w:r>
+      <w:proofErr w:type="spellStart"/>
+      <w:r>
+        <w:t>Calcif</w:t>
+      </w:r>
+      <w:proofErr w:type="spellEnd"/>
+      <w:r>
+        <w:t xml:space="preserve"> Tissue Int. 1993;52(3):192-198.</w:t>
       </w:r>
     </w:p>
     <w:p>
@@ -6101,7 +6459,15 @@
         <w:spacing w:line="360" w:lineRule="auto"/>
       </w:pPr>
       <w:r>
-        <w:t>Sarvi MN, Luo Y. A two-level subject-specific biomechanical model for improving prediction of hip fracture risk. Clin Biomech (Bristol, Avon). 2015;30(8):881-887.</w:t>
+        <w:t xml:space="preserve">Sarvi MN, Luo Y. A two-level subject-specific biomechanical model for improving prediction of hip fracture risk. Clin </w:t>
+      </w:r>
+      <w:proofErr w:type="spellStart"/>
+      <w:r>
+        <w:t>Biomech</w:t>
+      </w:r>
+      <w:proofErr w:type="spellEnd"/>
+      <w:r>
+        <w:t xml:space="preserve"> (Bristol, Avon). 2015;30(8):881-887.</w:t>
       </w:r>
     </w:p>
     <w:p>
@@ -6127,7 +6493,15 @@
         <w:spacing w:line="360" w:lineRule="auto"/>
       </w:pPr>
       <w:r>
-        <w:t>Ortega JD, Farley CT. Minimizing center of mass vertical movement increases metabolic cost in walking. J Appl Physiol (1985). 2005;99(6):2099-2107.</w:t>
+        <w:t xml:space="preserve">Ortega JD, Farley CT. Minimizing center of mass vertical movement increases metabolic cost in walking. J Appl </w:t>
+      </w:r>
+      <w:proofErr w:type="spellStart"/>
+      <w:r>
+        <w:t>Physiol</w:t>
+      </w:r>
+      <w:proofErr w:type="spellEnd"/>
+      <w:r>
+        <w:t xml:space="preserve"> (1985). 2005;99(6):2099-2107.</w:t>
       </w:r>
     </w:p>
     <w:p>
@@ -6140,7 +6514,15 @@
         <w:spacing w:line="360" w:lineRule="auto"/>
       </w:pPr>
       <w:r>
-        <w:t>Tesio L, Rota V. The motion of body center of mass during walking: a review oriented to clinical applications. Front Neurol. 2019;10:999.</w:t>
+        <w:t xml:space="preserve">Tesio L, Rota V. The motion of body center of mass during walking: a review oriented to clinical applications. Front Neurol. </w:t>
+      </w:r>
+      <w:proofErr w:type="gramStart"/>
+      <w:r>
+        <w:t>2019;10:999</w:t>
+      </w:r>
+      <w:proofErr w:type="gramEnd"/>
+      <w:r>
+        <w:t>.</w:t>
       </w:r>
     </w:p>
     <w:p>
@@ -6153,7 +6535,39 @@
         <w:spacing w:line="360" w:lineRule="auto"/>
       </w:pPr>
       <w:r>
-        <w:t>Hak L, Houdijk H, Steenbrink F, Mert A, van der Wurff P, Beek PJ, van Dieën JH. Stepping strategies for regulating gait adaptability and stability. J Biomech. 2013;46(5):905-911.</w:t>
+        <w:t xml:space="preserve">Hak L, </w:t>
+      </w:r>
+      <w:proofErr w:type="spellStart"/>
+      <w:r>
+        <w:t>Houdijk</w:t>
+      </w:r>
+      <w:proofErr w:type="spellEnd"/>
+      <w:r>
+        <w:t xml:space="preserve"> H, </w:t>
+      </w:r>
+      <w:proofErr w:type="spellStart"/>
+      <w:r>
+        <w:t>Steenbrink</w:t>
+      </w:r>
+      <w:proofErr w:type="spellEnd"/>
+      <w:r>
+        <w:t xml:space="preserve"> F, Mert A, van der </w:t>
+      </w:r>
+      <w:proofErr w:type="spellStart"/>
+      <w:r>
+        <w:t>Wurff</w:t>
+      </w:r>
+      <w:proofErr w:type="spellEnd"/>
+      <w:r>
+        <w:t xml:space="preserve"> P, Beek PJ, van </w:t>
+      </w:r>
+      <w:proofErr w:type="spellStart"/>
+      <w:r>
+        <w:t>Dieën</w:t>
+      </w:r>
+      <w:proofErr w:type="spellEnd"/>
+      <w:r>
+        <w:t xml:space="preserve"> JH. Stepping strategies for regulating gait adaptability and stability. J Biomech. 2013;46(5):905-911.</w:t>
       </w:r>
     </w:p>
     <w:p>
@@ -6166,7 +6580,15 @@
         <w:spacing w:line="360" w:lineRule="auto"/>
       </w:pPr>
       <w:r>
-        <w:t>Kim KJ, Ashton-Miller JA. Biomechanics of fall arrest using the upper extremity: age differences. Clin Biomech (Bristol, Avon). 2003;18(4):311-318.</w:t>
+        <w:t xml:space="preserve">Kim KJ, Ashton-Miller JA. Biomechanics of fall arrest using the upper extremity: age differences. Clin </w:t>
+      </w:r>
+      <w:proofErr w:type="spellStart"/>
+      <w:r>
+        <w:t>Biomech</w:t>
+      </w:r>
+      <w:proofErr w:type="spellEnd"/>
+      <w:r>
+        <w:t xml:space="preserve"> (Bristol, Avon). 2003;18(4):311-318.</w:t>
       </w:r>
     </w:p>
     <w:p>
@@ -6179,7 +6601,15 @@
         <w:spacing w:line="360" w:lineRule="auto"/>
       </w:pPr>
       <w:r>
-        <w:t>O’Neill TW, Varlow J, Silman AJ, et al. Age and sex influences on fall characteristics. Ann Rheum Dis. 1994;53(11):773-775.</w:t>
+        <w:t xml:space="preserve">O’Neill TW, </w:t>
+      </w:r>
+      <w:proofErr w:type="spellStart"/>
+      <w:r>
+        <w:t>Varlow</w:t>
+      </w:r>
+      <w:proofErr w:type="spellEnd"/>
+      <w:r>
+        <w:t xml:space="preserve"> J, Silman AJ, et al. Age and sex influences on fall characteristics. Ann Rheum Dis. 1994;53(11):773-775.</w:t>
       </w:r>
     </w:p>
     <w:p>
@@ -6206,7 +6636,15 @@
       </w:pPr>
       <w:r>
         <w:lastRenderedPageBreak/>
-        <w:t>Dahl C, Madsen C, Omsland TK, et al. The association of cold ambient temperature with fracture risk and mortality: national data from Norway—a Norwegian Epidemiologic Osteoporosis Studies (NOREPOS) study. J Bone Miner Res. 2022;37(8):1527-1536.</w:t>
+        <w:t xml:space="preserve">Dahl C, Madsen C, </w:t>
+      </w:r>
+      <w:proofErr w:type="spellStart"/>
+      <w:r>
+        <w:t>Omsland</w:t>
+      </w:r>
+      <w:proofErr w:type="spellEnd"/>
+      <w:r>
+        <w:t xml:space="preserve"> TK, et al. The association of cold ambient temperature with fracture risk and mortality: national data from Norway—a Norwegian Epidemiologic Osteoporosis Studies (NOREPOS) study. J Bone Miner Res. 2022;37(8):1527-1536.</w:t>
       </w:r>
     </w:p>
     <w:p>
@@ -6219,7 +6657,15 @@
         <w:spacing w:line="360" w:lineRule="auto"/>
       </w:pPr>
       <w:r>
-        <w:t>Blackwood J, Suzuki R, Karczewski H. Perceived neighborhood walkability is associated with recent falls in urban dwelling older adults. J Geriatr Phys Ther. 2022;45(1):E8-E15.</w:t>
+        <w:t>Blackwood J, Suzuki R, Karczewski H. Perceived neighborhood walkability is associated with recent falls in urban dwelling older adults. J Geriatr Phys Ther. 2022;45(1</w:t>
+      </w:r>
+      <w:proofErr w:type="gramStart"/>
+      <w:r>
+        <w:t>):E</w:t>
+      </w:r>
+      <w:proofErr w:type="gramEnd"/>
+      <w:r>
+        <w:t>8-E15.</w:t>
       </w:r>
     </w:p>
     <w:p>
@@ -6258,7 +6704,15 @@
         <w:spacing w:line="360" w:lineRule="auto"/>
       </w:pPr>
       <w:r>
-        <w:t>Smith SG, O’Conor R, Curtis LM, Waite K, Deary IJ, Paasche-Orlow M, Wolf MS. Low health literacy predicts decline in physical function among older adults: findings from the LitCog cohort study. J Epidemiol Community Health. 2015;69(5):474-480.</w:t>
+        <w:t xml:space="preserve">Smith SG, O’Conor R, Curtis LM, Waite K, Deary IJ, Paasche-Orlow M, Wolf MS. Low health literacy predicts decline in physical function among older adults: findings from the </w:t>
+      </w:r>
+      <w:proofErr w:type="spellStart"/>
+      <w:r>
+        <w:t>LitCog</w:t>
+      </w:r>
+      <w:proofErr w:type="spellEnd"/>
+      <w:r>
+        <w:t xml:space="preserve"> cohort study. J Epidemiol Community Health. 2015;69(5):474-480.</w:t>
       </w:r>
     </w:p>
     <w:p>
@@ -6284,7 +6738,15 @@
         <w:spacing w:line="360" w:lineRule="auto"/>
       </w:pPr>
       <w:r>
-        <w:t>Murayama H, Nishi M, Matsuo E, et al. Do bonding and bridging social capital affect self-rated health, depressive mood and cognitive decline in older Japanese? A prospective cohort study. Soc Sci Med. 2013;98:247-252.</w:t>
+        <w:t xml:space="preserve">Murayama H, Nishi M, Matsuo E, et al. Do bonding and bridging social capital affect self-rated health, depressive mood and cognitive decline in older Japanese? A prospective cohort study. Soc Sci Med. </w:t>
+      </w:r>
+      <w:proofErr w:type="gramStart"/>
+      <w:r>
+        <w:t>2013;98:247</w:t>
+      </w:r>
+      <w:proofErr w:type="gramEnd"/>
+      <w:r>
+        <w:t>-252.</w:t>
       </w:r>
     </w:p>
     <w:p>
@@ -6296,9 +6758,14 @@
         </w:numPr>
         <w:spacing w:line="360" w:lineRule="auto"/>
       </w:pPr>
+      <w:proofErr w:type="spellStart"/>
       <w:r>
         <w:lastRenderedPageBreak/>
-        <w:t>Delbaere K, Close JC, Brodaty H, Sachdev P, Lord SR. Determinants of disparities between perceived and physiological risk of falling among elderly people: cohort study. BMJ. 2010;341:c4165.</w:t>
+        <w:t>Delbaere</w:t>
+      </w:r>
+      <w:proofErr w:type="spellEnd"/>
+      <w:r>
+        <w:t xml:space="preserve"> K, Close JC, Brodaty H, Sachdev P, Lord SR. Determinants of disparities between perceived and physiological risk of falling among elderly people: cohort study. BMJ. 2010;341:c4165.</w:t>
       </w:r>
     </w:p>
     <w:p>
@@ -6311,7 +6778,31 @@
         <w:spacing w:line="360" w:lineRule="auto"/>
       </w:pPr>
       <w:r>
-        <w:t>Kempen GI, van Haastregt JC, McKee KJ, Delbaere K, Zijlstra GA. Socio-demographic, health-related and psychosocial correlates of fear of falling and avoidance of activity in community-living older persons who avoid activity due to fear of falling. BMC Public Health. 2009;9:170.</w:t>
+        <w:t xml:space="preserve">Kempen GI, van </w:t>
+      </w:r>
+      <w:proofErr w:type="spellStart"/>
+      <w:r>
+        <w:t>Haastregt</w:t>
+      </w:r>
+      <w:proofErr w:type="spellEnd"/>
+      <w:r>
+        <w:t xml:space="preserve"> JC, McKee KJ, </w:t>
+      </w:r>
+      <w:proofErr w:type="spellStart"/>
+      <w:r>
+        <w:t>Delbaere</w:t>
+      </w:r>
+      <w:proofErr w:type="spellEnd"/>
+      <w:r>
+        <w:t xml:space="preserve"> K, Zijlstra GA. Socio-demographic, health-related and psychosocial correlates of fear of falling and avoidance of activity in community-living older persons who avoid activity due to fear of falling. BMC Public Health. </w:t>
+      </w:r>
+      <w:proofErr w:type="gramStart"/>
+      <w:r>
+        <w:t>2009;9:170</w:t>
+      </w:r>
+      <w:proofErr w:type="gramEnd"/>
+      <w:r>
+        <w:t>.</w:t>
       </w:r>
     </w:p>
     <w:p>
@@ -6324,7 +6815,31 @@
         <w:spacing w:line="360" w:lineRule="auto"/>
       </w:pPr>
       <w:r>
-        <w:t>Inage K, Kondo N, Komatsubara S, et al. Current status of patients with hip fracture in Japan: a nationwide survey. J Orthop Sci. 2025. doi:10.1016/j.jos.2025.05.014.</w:t>
+        <w:t xml:space="preserve">Inage K, Kondo N, </w:t>
+      </w:r>
+      <w:proofErr w:type="spellStart"/>
+      <w:r>
+        <w:t>Komatsubara</w:t>
+      </w:r>
+      <w:proofErr w:type="spellEnd"/>
+      <w:r>
+        <w:t xml:space="preserve"> S, et al. Current status of patients with hip fracture in Japan: a nationwide survey. J </w:t>
+      </w:r>
+      <w:proofErr w:type="spellStart"/>
+      <w:r>
+        <w:t>Orthop</w:t>
+      </w:r>
+      <w:proofErr w:type="spellEnd"/>
+      <w:r>
+        <w:t xml:space="preserve"> Sci. 2025. </w:t>
+      </w:r>
+      <w:proofErr w:type="gramStart"/>
+      <w:r>
+        <w:t>doi:10.1016/j.jos</w:t>
+      </w:r>
+      <w:proofErr w:type="gramEnd"/>
+      <w:r>
+        <w:t>.2025.05.014.</w:t>
       </w:r>
     </w:p>
     <w:p>
@@ -6336,8 +6851,21 @@
         </w:numPr>
         <w:spacing w:line="360" w:lineRule="auto"/>
       </w:pPr>
-      <w:r>
-        <w:t>Nakatoh S, Fujimori K, Ishii S, Tamaki J, Okimoto N, Ogawa S, Iki M. Trends in the incidence of secondary hip fractures and osteoporosis treatment in Japan (FY2012-FY2023). Arch Osteoporos. 2026;21(1):15.</w:t>
+      <w:proofErr w:type="spellStart"/>
+      <w:r>
+        <w:t>Nakatoh</w:t>
+      </w:r>
+      <w:proofErr w:type="spellEnd"/>
+      <w:r>
+        <w:t xml:space="preserve"> S, Fujimori K, Ishii S, Tamaki J, Okimoto N, Ogawa S, Iki M. Trends in the incidence of secondary hip fractures and osteoporosis treatment in Japan (FY2012-FY2023). Arch </w:t>
+      </w:r>
+      <w:proofErr w:type="spellStart"/>
+      <w:r>
+        <w:t>Osteoporos</w:t>
+      </w:r>
+      <w:proofErr w:type="spellEnd"/>
+      <w:r>
+        <w:t>. 2026;21(1):15.</w:t>
       </w:r>
     </w:p>
     <w:p>
@@ -6350,7 +6878,15 @@
         <w:spacing w:line="360" w:lineRule="auto"/>
       </w:pPr>
       <w:r>
-        <w:t>Yamamoto N, Sawaguchi T, Matsushita T, et al. Fragility Fracture Network-Japan: the challenge of establishment of a national hip fracture database and successful achievement of nationwide health system change for hip fracture care in Japan. Injury. 2024;55(6):111452.</w:t>
+        <w:t xml:space="preserve">Yamamoto N, </w:t>
+      </w:r>
+      <w:proofErr w:type="spellStart"/>
+      <w:r>
+        <w:t>Sawaguchi</w:t>
+      </w:r>
+      <w:proofErr w:type="spellEnd"/>
+      <w:r>
+        <w:t xml:space="preserve"> T, Matsushita T, et al. Fragility Fracture Network-Japan: the challenge of establishment of a national hip fracture database and successful achievement of nationwide health system change for hip fracture care in Japan. Injury. 2024;55(6):111452.</w:t>
       </w:r>
     </w:p>
     <w:p>
@@ -6363,7 +6899,39 @@
         <w:spacing w:line="360" w:lineRule="auto"/>
       </w:pPr>
       <w:r>
-        <w:t>Miyachi M, Tripette J, Kawakami R, Murakami H. “+10 min of physical activity per day”: Japan is looking for efficient but feasible recommendations for its population. J Nutr Sci Vitaminol (Tokyo). 2015;61 Suppl:S7-9.</w:t>
+        <w:t xml:space="preserve">Miyachi M, </w:t>
+      </w:r>
+      <w:proofErr w:type="spellStart"/>
+      <w:r>
+        <w:t>Tripette</w:t>
+      </w:r>
+      <w:proofErr w:type="spellEnd"/>
+      <w:r>
+        <w:t xml:space="preserve"> J, Kawakami R, Murakami H. “+10 min of physical activity per day”: Japan is looking for efficient but feasible recommendations for its population. J </w:t>
+      </w:r>
+      <w:proofErr w:type="spellStart"/>
+      <w:r>
+        <w:t>Nutr</w:t>
+      </w:r>
+      <w:proofErr w:type="spellEnd"/>
+      <w:r>
+        <w:t xml:space="preserve"> Sci </w:t>
+      </w:r>
+      <w:proofErr w:type="spellStart"/>
+      <w:r>
+        <w:t>Vitaminol</w:t>
+      </w:r>
+      <w:proofErr w:type="spellEnd"/>
+      <w:r>
+        <w:t xml:space="preserve"> (Tokyo). 2015;61 </w:t>
+      </w:r>
+      <w:proofErr w:type="gramStart"/>
+      <w:r>
+        <w:t>Suppl:S</w:t>
+      </w:r>
+      <w:proofErr w:type="gramEnd"/>
+      <w:r>
+        <w:t>7-9.</w:t>
       </w:r>
     </w:p>
     <w:p>
@@ -6376,7 +6944,23 @@
         <w:spacing w:line="360" w:lineRule="auto"/>
       </w:pPr>
       <w:r>
-        <w:t>Murakami H, Tripette J, Kawakami R, Miyachi M. “Add 10 min for your health”: the new Japanese recommendation for physical activity based on dose-response analysis. J Am Coll Cardiol. 2015;65(11):1153-1154.</w:t>
+        <w:t xml:space="preserve">Murakami H, </w:t>
+      </w:r>
+      <w:proofErr w:type="spellStart"/>
+      <w:r>
+        <w:t>Tripette</w:t>
+      </w:r>
+      <w:proofErr w:type="spellEnd"/>
+      <w:r>
+        <w:t xml:space="preserve"> J, Kawakami R, Miyachi M. “Add 10 min for your health”: the new Japanese recommendation for physical activity based on dose-response analysis. J Am Coll </w:t>
+      </w:r>
+      <w:proofErr w:type="spellStart"/>
+      <w:r>
+        <w:t>Cardiol</w:t>
+      </w:r>
+      <w:proofErr w:type="spellEnd"/>
+      <w:r>
+        <w:t>. 2015;65(11):1153-1154.</w:t>
       </w:r>
     </w:p>
     <w:p>
@@ -6389,7 +6973,15 @@
         <w:spacing w:line="360" w:lineRule="auto"/>
       </w:pPr>
       <w:r>
-        <w:t>Sherrington C, Fairhall NJ, Wallbank GK, et al. Exercise for preventing falls in older people living in the community. Cochrane Database Syst Rev. 2019;1(1):CD012424.</w:t>
+        <w:t xml:space="preserve">Sherrington C, </w:t>
+      </w:r>
+      <w:proofErr w:type="spellStart"/>
+      <w:r>
+        <w:t>Fairhall</w:t>
+      </w:r>
+      <w:proofErr w:type="spellEnd"/>
+      <w:r>
+        <w:t xml:space="preserve"> NJ, Wallbank GK, et al. Exercise for preventing falls in older people living in the community. Cochrane Database Syst Rev. 2019;1(1):CD012424.</w:t>
       </w:r>
     </w:p>
     <w:p>
@@ -6426,8 +7018,8 @@
           <w:szCs w:val="40"/>
         </w:rPr>
       </w:pPr>
-      <w:bookmarkStart w:id="461" w:name="tables-and-figures"/>
-      <w:bookmarkEnd w:id="460"/>
+      <w:bookmarkStart w:id="464" w:name="tables-and-figures"/>
+      <w:bookmarkEnd w:id="463"/>
       <w:r>
         <w:br w:type="page"/>
       </w:r>
@@ -6445,7 +7037,7 @@
       <w:pPr>
         <w:pStyle w:val="2"/>
       </w:pPr>
-      <w:bookmarkStart w:id="462" w:name="Xd12e5d2fabb7f7da04933f49b094ec2cca003f6"/>
+      <w:bookmarkStart w:id="465" w:name="Xd12e5d2fabb7f7da04933f49b094ec2cca003f6"/>
       <w:r>
         <w:t>Table 1. Descriptive Statistics of Prefecture-Level Variables (N = 47)</w:t>
       </w:r>
@@ -8690,7 +9282,7 @@
                 <w:szCs w:val="18"/>
               </w:rPr>
             </w:pPr>
-            <w:ins w:id="463" w:author="治輝 齋藤" w:date="2026-05-19T23:39:00Z" w16du:dateUtc="2026-05-19T14:39:00Z">
+            <w:ins w:id="466" w:author="治輝 齋藤" w:date="2026-05-19T23:39:00Z" w16du:dateUtc="2026-05-19T14:39:00Z">
               <w:r>
                 <w:rPr>
                   <w:sz w:val="18"/>
@@ -8700,7 +9292,7 @@
                 <w:t xml:space="preserve">Proportion aged </w:t>
               </w:r>
             </w:ins>
-            <w:del w:id="464" w:author="治輝 齋藤" w:date="2026-05-19T23:39:00Z" w16du:dateUtc="2026-05-19T14:39:00Z">
+            <w:del w:id="467" w:author="治輝 齋藤" w:date="2026-05-19T23:39:00Z" w16du:dateUtc="2026-05-19T14:39:00Z">
               <w:r>
                 <w:rPr>
                   <w:sz w:val="18"/>
@@ -8716,7 +9308,7 @@
               </w:rPr>
               <w:t>≥65 years</w:t>
             </w:r>
-            <w:del w:id="465" w:author="治輝 齋藤" w:date="2026-05-19T23:39:00Z" w16du:dateUtc="2026-05-19T14:39:00Z">
+            <w:del w:id="468" w:author="治輝 齋藤" w:date="2026-05-19T23:39:00Z" w16du:dateUtc="2026-05-19T14:39:00Z">
               <w:r>
                 <w:rPr>
                   <w:sz w:val="18"/>
@@ -8962,7 +9554,7 @@
                 <w:szCs w:val="18"/>
               </w:rPr>
             </w:pPr>
-            <w:ins w:id="466" w:author="治輝 齋藤" w:date="2026-05-19T23:40:00Z" w16du:dateUtc="2026-05-19T14:40:00Z">
+            <w:ins w:id="469" w:author="治輝 齋藤" w:date="2026-05-19T23:40:00Z" w16du:dateUtc="2026-05-19T14:40:00Z">
               <w:r>
                 <w:rPr>
                   <w:sz w:val="18"/>
@@ -8971,7 +9563,7 @@
                 <w:t>Proportion with fast habitual walking</w:t>
               </w:r>
             </w:ins>
-            <w:del w:id="467" w:author="治輝 齋藤" w:date="2026-05-19T23:40:00Z" w16du:dateUtc="2026-05-19T14:40:00Z">
+            <w:del w:id="470" w:author="治輝 齋藤" w:date="2026-05-19T23:40:00Z" w16du:dateUtc="2026-05-19T14:40:00Z">
               <w:r>
                 <w:rPr>
                   <w:sz w:val="18"/>
@@ -9470,7 +10062,7 @@
       <w:r>
         <w:t>Q1 and Q3 denote 25th and 75th percentiles (prefecture-level observations). Exploratory Shapiro–Wilk tests rejected normality for fast</w:t>
       </w:r>
-      <w:ins w:id="468" w:author="治輝 齋藤" w:date="2026-05-19T23:40:00Z" w16du:dateUtc="2026-05-19T14:40:00Z">
+      <w:ins w:id="471" w:author="治輝 齋藤" w:date="2026-05-19T23:40:00Z" w16du:dateUtc="2026-05-19T14:40:00Z">
         <w:r>
           <w:rPr>
             <w:rFonts w:hint="eastAsia"/>
@@ -9479,7 +10071,7 @@
           <w:t>-</w:t>
         </w:r>
       </w:ins>
-      <w:del w:id="469" w:author="治輝 齋藤" w:date="2026-05-19T23:40:00Z" w16du:dateUtc="2026-05-19T14:40:00Z">
+      <w:del w:id="472" w:author="治輝 齋藤" w:date="2026-05-19T23:40:00Z" w16du:dateUtc="2026-05-19T14:40:00Z">
         <w:r>
           <w:delText xml:space="preserve"> </w:delText>
         </w:r>
@@ -9487,12 +10079,12 @@
       <w:r>
         <w:t xml:space="preserve">walking </w:t>
       </w:r>
-      <w:ins w:id="470" w:author="治輝 齋藤" w:date="2026-05-19T23:40:00Z" w16du:dateUtc="2026-05-19T14:40:00Z">
+      <w:ins w:id="473" w:author="治輝 齋藤" w:date="2026-05-19T23:40:00Z" w16du:dateUtc="2026-05-19T14:40:00Z">
         <w:r>
           <w:t>proportion</w:t>
         </w:r>
       </w:ins>
-      <w:del w:id="471" w:author="治輝 齋藤" w:date="2026-05-19T23:40:00Z" w16du:dateUtc="2026-05-19T14:40:00Z">
+      <w:del w:id="474" w:author="治輝 齋藤" w:date="2026-05-19T23:40:00Z" w16du:dateUtc="2026-05-19T14:40:00Z">
         <w:r>
           <w:delText>rate</w:delText>
         </w:r>
@@ -9510,12 +10102,12 @@
       <w:r>
         <w:t xml:space="preserve"> &lt; 0.001); other listed variables were not rejected at α = 0.05 (</w:t>
       </w:r>
-      <w:ins w:id="472" w:author="治輝 齋藤" w:date="2026-05-19T23:40:00Z" w16du:dateUtc="2026-05-19T14:40:00Z">
+      <w:ins w:id="475" w:author="治輝 齋藤" w:date="2026-05-19T23:40:00Z" w16du:dateUtc="2026-05-19T14:40:00Z">
         <w:r>
           <w:t>proportion aged ≥65 years</w:t>
         </w:r>
       </w:ins>
-      <w:del w:id="473" w:author="治輝 齋藤" w:date="2026-05-19T23:40:00Z" w16du:dateUtc="2026-05-19T14:40:00Z">
+      <w:del w:id="476" w:author="治輝 齋藤" w:date="2026-05-19T23:40:00Z" w16du:dateUtc="2026-05-19T14:40:00Z">
         <w:r>
           <w:delText>aging rate</w:delText>
         </w:r>
@@ -9546,8 +10138,8 @@
           <w:szCs w:val="32"/>
         </w:rPr>
       </w:pPr>
-      <w:bookmarkStart w:id="474" w:name="Xc4d8efe96bb5dc084b3a6055df59151a4b74ad0"/>
-      <w:bookmarkEnd w:id="462"/>
+      <w:bookmarkStart w:id="477" w:name="Xc4d8efe96bb5dc084b3a6055df59151a4b74ad0"/>
+      <w:bookmarkEnd w:id="465"/>
       <w:r>
         <w:br w:type="page"/>
       </w:r>
@@ -9676,12 +10268,12 @@
               <w:pStyle w:val="Compact"/>
               <w:jc w:val="right"/>
             </w:pPr>
-            <w:ins w:id="475" w:author="治輝 齋藤" w:date="2026-05-19T23:41:00Z" w16du:dateUtc="2026-05-19T14:41:00Z">
+            <w:ins w:id="478" w:author="治輝 齋藤" w:date="2026-05-19T23:41:00Z" w16du:dateUtc="2026-05-19T14:41:00Z">
               <w:r>
                 <w:t>Proportion aged ≥65 years</w:t>
               </w:r>
             </w:ins>
-            <w:del w:id="476" w:author="治輝 齋藤" w:date="2026-05-19T23:41:00Z" w16du:dateUtc="2026-05-19T14:41:00Z">
+            <w:del w:id="479" w:author="治輝 齋藤" w:date="2026-05-19T23:41:00Z" w16du:dateUtc="2026-05-19T14:41:00Z">
               <w:r>
                 <w:delText>Aging Rate</w:delText>
               </w:r>
@@ -9700,7 +10292,7 @@
             <w:r>
               <w:t>Fast</w:t>
             </w:r>
-            <w:ins w:id="477" w:author="治輝 齋藤" w:date="2026-05-19T23:41:00Z" w16du:dateUtc="2026-05-19T14:41:00Z">
+            <w:ins w:id="480" w:author="治輝 齋藤" w:date="2026-05-19T23:41:00Z" w16du:dateUtc="2026-05-19T14:41:00Z">
               <w:r>
                 <w:t xml:space="preserve"> </w:t>
               </w:r>
@@ -9708,7 +10300,7 @@
                 <w:t>-walking proportion</w:t>
               </w:r>
             </w:ins>
-            <w:del w:id="478" w:author="治輝 齋藤" w:date="2026-05-19T23:41:00Z" w16du:dateUtc="2026-05-19T14:41:00Z">
+            <w:del w:id="481" w:author="治輝 齋藤" w:date="2026-05-19T23:41:00Z" w16du:dateUtc="2026-05-19T14:41:00Z">
               <w:r>
                 <w:delText xml:space="preserve"> Walking Rate</w:delText>
               </w:r>
@@ -10274,12 +10866,12 @@
             <w:pPr>
               <w:pStyle w:val="Compact"/>
             </w:pPr>
-            <w:ins w:id="479" w:author="治輝 齋藤" w:date="2026-05-19T23:41:00Z" w16du:dateUtc="2026-05-19T14:41:00Z">
+            <w:ins w:id="482" w:author="治輝 齋藤" w:date="2026-05-19T23:41:00Z" w16du:dateUtc="2026-05-19T14:41:00Z">
               <w:r>
                 <w:t>Proportion aged ≥65 years</w:t>
               </w:r>
             </w:ins>
-            <w:del w:id="480" w:author="治輝 齋藤" w:date="2026-05-19T23:41:00Z" w16du:dateUtc="2026-05-19T14:41:00Z">
+            <w:del w:id="483" w:author="治輝 齋藤" w:date="2026-05-19T23:41:00Z" w16du:dateUtc="2026-05-19T14:41:00Z">
               <w:r>
                 <w:delText>Aging Rate</w:delText>
               </w:r>
@@ -10403,7 +10995,7 @@
             <w:r>
               <w:t>Fast</w:t>
             </w:r>
-            <w:ins w:id="481" w:author="治輝 齋藤" w:date="2026-05-19T23:41:00Z" w16du:dateUtc="2026-05-19T14:41:00Z">
+            <w:ins w:id="484" w:author="治輝 齋藤" w:date="2026-05-19T23:41:00Z" w16du:dateUtc="2026-05-19T14:41:00Z">
               <w:r>
                 <w:t xml:space="preserve"> </w:t>
               </w:r>
@@ -10411,7 +11003,7 @@
                 <w:t>-walking proportion</w:t>
               </w:r>
             </w:ins>
-            <w:del w:id="482" w:author="治輝 齋藤" w:date="2026-05-19T23:41:00Z" w16du:dateUtc="2026-05-19T14:41:00Z">
+            <w:del w:id="485" w:author="治輝 齋藤" w:date="2026-05-19T23:41:00Z" w16du:dateUtc="2026-05-19T14:41:00Z">
               <w:r>
                 <w:delText xml:space="preserve"> Walking Rate</w:delText>
               </w:r>
@@ -10733,8 +11325,8 @@
           <w:szCs w:val="32"/>
         </w:rPr>
       </w:pPr>
-      <w:bookmarkStart w:id="483" w:name="X6fac7f2e493ef5b618f5ac39729b4328cfa1bc7"/>
-      <w:bookmarkEnd w:id="474"/>
+      <w:bookmarkStart w:id="486" w:name="X6fac7f2e493ef5b618f5ac39729b4328cfa1bc7"/>
+      <w:bookmarkEnd w:id="477"/>
       <w:r>
         <w:br w:type="page"/>
       </w:r>
@@ -11031,12 +11623,12 @@
             <w:pPr>
               <w:pStyle w:val="Compact"/>
             </w:pPr>
-            <w:ins w:id="484" w:author="治輝 齋藤" w:date="2026-05-19T23:42:00Z" w16du:dateUtc="2026-05-19T14:42:00Z">
+            <w:ins w:id="487" w:author="治輝 齋藤" w:date="2026-05-19T23:42:00Z" w16du:dateUtc="2026-05-19T14:42:00Z">
               <w:r>
                 <w:t>Proportion aged ≥65 years</w:t>
               </w:r>
             </w:ins>
-            <w:del w:id="485" w:author="治輝 齋藤" w:date="2026-05-19T23:42:00Z" w16du:dateUtc="2026-05-19T14:42:00Z">
+            <w:del w:id="488" w:author="治輝 齋藤" w:date="2026-05-19T23:42:00Z" w16du:dateUtc="2026-05-19T14:42:00Z">
               <w:r>
                 <w:delText>Aging rate</w:delText>
               </w:r>
@@ -11123,7 +11715,7 @@
             <w:r>
               <w:t>Fast</w:t>
             </w:r>
-            <w:ins w:id="486" w:author="治輝 齋藤" w:date="2026-05-19T23:42:00Z" w16du:dateUtc="2026-05-19T14:42:00Z">
+            <w:ins w:id="489" w:author="治輝 齋藤" w:date="2026-05-19T23:42:00Z" w16du:dateUtc="2026-05-19T14:42:00Z">
               <w:r>
                 <w:rPr>
                   <w:rFonts w:hint="eastAsia"/>
@@ -11132,7 +11724,7 @@
                 <w:t>-</w:t>
               </w:r>
             </w:ins>
-            <w:del w:id="487" w:author="治輝 齋藤" w:date="2026-05-19T23:42:00Z" w16du:dateUtc="2026-05-19T14:42:00Z">
+            <w:del w:id="490" w:author="治輝 齋藤" w:date="2026-05-19T23:42:00Z" w16du:dateUtc="2026-05-19T14:42:00Z">
               <w:r>
                 <w:delText xml:space="preserve"> </w:delText>
               </w:r>
@@ -11140,12 +11732,12 @@
             <w:r>
               <w:t xml:space="preserve">walking </w:t>
             </w:r>
-            <w:ins w:id="488" w:author="治輝 齋藤" w:date="2026-05-19T23:42:00Z" w16du:dateUtc="2026-05-19T14:42:00Z">
+            <w:ins w:id="491" w:author="治輝 齋藤" w:date="2026-05-19T23:42:00Z" w16du:dateUtc="2026-05-19T14:42:00Z">
               <w:r>
                 <w:t>proportion</w:t>
               </w:r>
             </w:ins>
-            <w:del w:id="489" w:author="治輝 齋藤" w:date="2026-05-19T23:42:00Z" w16du:dateUtc="2026-05-19T14:42:00Z">
+            <w:del w:id="492" w:author="治輝 齋藤" w:date="2026-05-19T23:42:00Z" w16du:dateUtc="2026-05-19T14:42:00Z">
               <w:r>
                 <w:delText>rate</w:delText>
               </w:r>
@@ -11508,12 +12100,12 @@
       <w:r>
         <w:t xml:space="preserve">Model 1: simple linear regression of hip fracture rate on terrain slope alone. Model 2: multivariable linear regression adjusting for </w:t>
       </w:r>
-      <w:ins w:id="490" w:author="治輝 齋藤" w:date="2026-05-19T23:42:00Z" w16du:dateUtc="2026-05-19T14:42:00Z">
+      <w:ins w:id="493" w:author="治輝 齋藤" w:date="2026-05-19T23:42:00Z" w16du:dateUtc="2026-05-19T14:42:00Z">
         <w:r>
           <w:t>proportion aged ≥65 years</w:t>
         </w:r>
       </w:ins>
-      <w:del w:id="491" w:author="治輝 齋藤" w:date="2026-05-19T23:42:00Z" w16du:dateUtc="2026-05-19T14:42:00Z">
+      <w:del w:id="494" w:author="治輝 齋藤" w:date="2026-05-19T23:42:00Z" w16du:dateUtc="2026-05-19T14:42:00Z">
         <w:r>
           <w:delText>aging rate</w:delText>
         </w:r>
@@ -11521,7 +12113,7 @@
       <w:r>
         <w:t>, fast</w:t>
       </w:r>
-      <w:ins w:id="492" w:author="治輝 齋藤" w:date="2026-05-19T23:42:00Z" w16du:dateUtc="2026-05-19T14:42:00Z">
+      <w:ins w:id="495" w:author="治輝 齋藤" w:date="2026-05-19T23:42:00Z" w16du:dateUtc="2026-05-19T14:42:00Z">
         <w:r>
           <w:rPr>
             <w:rFonts w:hint="eastAsia"/>
@@ -11530,7 +12122,7 @@
           <w:t>-</w:t>
         </w:r>
       </w:ins>
-      <w:del w:id="493" w:author="治輝 齋藤" w:date="2026-05-19T23:42:00Z" w16du:dateUtc="2026-05-19T14:42:00Z">
+      <w:del w:id="496" w:author="治輝 齋藤" w:date="2026-05-19T23:42:00Z" w16du:dateUtc="2026-05-19T14:42:00Z">
         <w:r>
           <w:delText xml:space="preserve"> </w:delText>
         </w:r>
@@ -11538,12 +12130,12 @@
       <w:r>
         <w:t xml:space="preserve">walking </w:t>
       </w:r>
-      <w:ins w:id="494" w:author="治輝 齋藤" w:date="2026-05-19T23:42:00Z" w16du:dateUtc="2026-05-19T14:42:00Z">
+      <w:ins w:id="497" w:author="治輝 齋藤" w:date="2026-05-19T23:42:00Z" w16du:dateUtc="2026-05-19T14:42:00Z">
         <w:r>
           <w:t>proportion</w:t>
         </w:r>
       </w:ins>
-      <w:del w:id="495" w:author="治輝 齋藤" w:date="2026-05-19T23:42:00Z" w16du:dateUtc="2026-05-19T14:42:00Z">
+      <w:del w:id="498" w:author="治輝 齋藤" w:date="2026-05-19T23:42:00Z" w16du:dateUtc="2026-05-19T14:42:00Z">
         <w:r>
           <w:delText>rate</w:delText>
         </w:r>
@@ -11635,8 +12227,8 @@
           <w:szCs w:val="32"/>
         </w:rPr>
       </w:pPr>
-      <w:bookmarkStart w:id="496" w:name="Xdeb87af7aa3e82ca70e47e493f4f841d319d1c1"/>
-      <w:bookmarkEnd w:id="483"/>
+      <w:bookmarkStart w:id="499" w:name="Xdeb87af7aa3e82ca70e47e493f4f841d319d1c1"/>
+      <w:bookmarkEnd w:id="486"/>
       <w:r>
         <w:br w:type="page"/>
       </w:r>
@@ -11735,7 +12327,7 @@
               <w:pStyle w:val="Compact"/>
               <w:jc w:val="right"/>
             </w:pPr>
-            <w:ins w:id="497" w:author="治輝 齋藤" w:date="2026-05-19T23:43:00Z" w16du:dateUtc="2026-05-19T14:43:00Z">
+            <w:ins w:id="500" w:author="治輝 齋藤" w:date="2026-05-19T23:43:00Z" w16du:dateUtc="2026-05-19T14:43:00Z">
               <w:r>
                 <w:rPr>
                   <w:b/>
@@ -11744,7 +12336,7 @@
                 <w:t>Proportion aged ≥65 years</w:t>
               </w:r>
             </w:ins>
-            <w:del w:id="498" w:author="治輝 齋藤" w:date="2026-05-19T23:43:00Z" w16du:dateUtc="2026-05-19T14:43:00Z">
+            <w:del w:id="501" w:author="治輝 齋藤" w:date="2026-05-19T23:43:00Z" w16du:dateUtc="2026-05-19T14:43:00Z">
               <w:r>
                 <w:rPr>
                   <w:b/>
@@ -12255,12 +12847,12 @@
       <w:r>
         <w:t xml:space="preserve">All models adjusted for </w:t>
       </w:r>
-      <w:ins w:id="499" w:author="治輝 齋藤" w:date="2026-05-19T23:43:00Z" w16du:dateUtc="2026-05-19T14:43:00Z">
+      <w:ins w:id="502" w:author="治輝 齋藤" w:date="2026-05-19T23:43:00Z" w16du:dateUtc="2026-05-19T14:43:00Z">
         <w:r>
           <w:t>proportion aged ≥65 years</w:t>
         </w:r>
       </w:ins>
-      <w:del w:id="500" w:author="治輝 齋藤" w:date="2026-05-19T23:43:00Z" w16du:dateUtc="2026-05-19T14:43:00Z">
+      <w:del w:id="503" w:author="治輝 齋藤" w:date="2026-05-19T23:43:00Z" w16du:dateUtc="2026-05-19T14:43:00Z">
         <w:r>
           <w:delText>aging rate</w:delText>
         </w:r>
@@ -12268,7 +12860,7 @@
       <w:r>
         <w:t>, fast</w:t>
       </w:r>
-      <w:ins w:id="501" w:author="治輝 齋藤" w:date="2026-05-19T23:43:00Z" w16du:dateUtc="2026-05-19T14:43:00Z">
+      <w:ins w:id="504" w:author="治輝 齋藤" w:date="2026-05-19T23:43:00Z" w16du:dateUtc="2026-05-19T14:43:00Z">
         <w:r>
           <w:rPr>
             <w:rFonts w:hint="eastAsia"/>
@@ -12277,7 +12869,7 @@
           <w:t>-</w:t>
         </w:r>
       </w:ins>
-      <w:del w:id="502" w:author="治輝 齋藤" w:date="2026-05-19T23:43:00Z" w16du:dateUtc="2026-05-19T14:43:00Z">
+      <w:del w:id="505" w:author="治輝 齋藤" w:date="2026-05-19T23:43:00Z" w16du:dateUtc="2026-05-19T14:43:00Z">
         <w:r>
           <w:delText xml:space="preserve"> </w:delText>
         </w:r>
@@ -12285,12 +12877,12 @@
       <w:r>
         <w:t xml:space="preserve">walking </w:t>
       </w:r>
-      <w:ins w:id="503" w:author="治輝 齋藤" w:date="2026-05-19T23:43:00Z" w16du:dateUtc="2026-05-19T14:43:00Z">
+      <w:ins w:id="506" w:author="治輝 齋藤" w:date="2026-05-19T23:43:00Z" w16du:dateUtc="2026-05-19T14:43:00Z">
         <w:r>
           <w:t>proportion</w:t>
         </w:r>
       </w:ins>
-      <w:del w:id="504" w:author="治輝 齋藤" w:date="2026-05-19T23:43:00Z" w16du:dateUtc="2026-05-19T14:43:00Z">
+      <w:del w:id="507" w:author="治輝 齋藤" w:date="2026-05-19T23:43:00Z" w16du:dateUtc="2026-05-19T14:43:00Z">
         <w:r>
           <w:delText>rate</w:delText>
         </w:r>
@@ -12323,7 +12915,7 @@
       <w:pPr>
         <w:pStyle w:val="a0"/>
         <w:rPr>
-          <w:ins w:id="505" w:author="治輝 齋藤" w:date="2026-05-19T12:41:00Z" w16du:dateUtc="2026-05-19T03:41:00Z"/>
+          <w:ins w:id="508" w:author="治輝 齋藤" w:date="2026-05-19T12:41:00Z" w16du:dateUtc="2026-05-19T03:41:00Z"/>
         </w:rPr>
       </w:pPr>
       <w:r>
@@ -12339,10 +12931,10 @@
     <w:p>
       <w:pPr>
         <w:rPr>
-          <w:ins w:id="506" w:author="治輝 齋藤" w:date="2026-05-19T12:41:00Z" w16du:dateUtc="2026-05-19T03:41:00Z"/>
-        </w:rPr>
-      </w:pPr>
-      <w:ins w:id="507" w:author="治輝 齋藤" w:date="2026-05-19T12:41:00Z" w16du:dateUtc="2026-05-19T03:41:00Z">
+          <w:ins w:id="509" w:author="治輝 齋藤" w:date="2026-05-19T12:41:00Z" w16du:dateUtc="2026-05-19T03:41:00Z"/>
+        </w:rPr>
+      </w:pPr>
+      <w:ins w:id="510" w:author="治輝 齋藤" w:date="2026-05-19T12:41:00Z" w16du:dateUtc="2026-05-19T03:41:00Z">
         <w:r>
           <w:pict w14:anchorId="14EA81B3">
             <v:rect id="_x0000_i1040" style="width:0;height:1.5pt" o:hralign="center" o:hrstd="t" o:hr="t"/>
@@ -12354,14 +12946,14 @@
       <w:pPr>
         <w:pStyle w:val="2"/>
         <w:rPr>
-          <w:ins w:id="508" w:author="治輝 齋藤" w:date="2026-05-19T12:41:00Z" w16du:dateUtc="2026-05-19T03:41:00Z"/>
-        </w:rPr>
-      </w:pPr>
-      <w:ins w:id="509" w:author="治輝 齋藤" w:date="2026-05-19T12:41:00Z" w16du:dateUtc="2026-05-19T03:41:00Z">
+          <w:ins w:id="511" w:author="治輝 齋藤" w:date="2026-05-19T12:41:00Z" w16du:dateUtc="2026-05-19T03:41:00Z"/>
+        </w:rPr>
+      </w:pPr>
+      <w:ins w:id="512" w:author="治輝 齋藤" w:date="2026-05-19T12:41:00Z" w16du:dateUtc="2026-05-19T03:41:00Z">
         <w:r>
           <w:br w:type="page"/>
         </w:r>
-        <w:commentRangeStart w:id="510"/>
+        <w:commentRangeStart w:id="513"/>
         <w:r>
           <w:lastRenderedPageBreak/>
           <w:t>Table 5. Indirect Standardization Sensitivity Analysis: Multivariable Linear Regression of Indirectly Standardized Hip (Femur) Surgery Rate on Terrain Slope (N = 47)</w:t>
@@ -12384,7 +12976,7 @@
         <w:trPr>
           <w:cnfStyle w:val="100000000000" w:firstRow="1" w:lastRow="0" w:firstColumn="0" w:lastColumn="0" w:oddVBand="0" w:evenVBand="0" w:oddHBand="0" w:evenHBand="0" w:firstRowFirstColumn="0" w:firstRowLastColumn="0" w:lastRowFirstColumn="0" w:lastRowLastColumn="0"/>
           <w:tblHeader/>
-          <w:ins w:id="511" w:author="治輝 齋藤" w:date="2026-05-19T12:41:00Z"/>
+          <w:ins w:id="514" w:author="治輝 齋藤" w:date="2026-05-19T12:41:00Z"/>
         </w:trPr>
         <w:tc>
           <w:tcPr>
@@ -12394,10 +12986,10 @@
             <w:pPr>
               <w:spacing w:before="36" w:after="36"/>
               <w:rPr>
-                <w:ins w:id="512" w:author="治輝 齋藤" w:date="2026-05-19T12:41:00Z" w16du:dateUtc="2026-05-19T03:41:00Z"/>
-              </w:rPr>
-            </w:pPr>
-            <w:ins w:id="513" w:author="治輝 齋藤" w:date="2026-05-20T12:32:00Z" w16du:dateUtc="2026-05-20T03:32:00Z">
+                <w:ins w:id="515" w:author="治輝 齋藤" w:date="2026-05-19T12:41:00Z" w16du:dateUtc="2026-05-19T03:41:00Z"/>
+              </w:rPr>
+            </w:pPr>
+            <w:ins w:id="516" w:author="治輝 齋藤" w:date="2026-05-20T12:32:00Z" w16du:dateUtc="2026-05-20T03:32:00Z">
               <w:r>
                 <w:rPr>
                   <w:b/>
@@ -12406,7 +12998,7 @@
                 <w:t>Replacement assumption</w:t>
               </w:r>
             </w:ins>
-            <w:ins w:id="514" w:author="治輝 齋藤" w:date="2026-05-19T12:41:00Z" w16du:dateUtc="2026-05-19T03:41:00Z">
+            <w:ins w:id="517" w:author="治輝 齋藤" w:date="2026-05-19T12:41:00Z" w16du:dateUtc="2026-05-19T03:41:00Z">
               <w:r>
                 <w:rPr>
                   <w:b/>
@@ -12415,7 +13007,7 @@
                 <w:t xml:space="preserve"> for </w:t>
               </w:r>
             </w:ins>
-            <w:ins w:id="515" w:author="治輝 齋藤" w:date="2026-05-20T12:33:00Z" w16du:dateUtc="2026-05-20T03:33:00Z">
+            <w:ins w:id="518" w:author="治輝 齋藤" w:date="2026-05-20T12:33:00Z" w16du:dateUtc="2026-05-20T03:33:00Z">
               <w:r>
                 <w:rPr>
                   <w:b/>
@@ -12424,7 +13016,7 @@
                 <w:t>withheld</w:t>
               </w:r>
             </w:ins>
-            <w:ins w:id="516" w:author="治輝 齋藤" w:date="2026-05-19T12:41:00Z" w16du:dateUtc="2026-05-19T03:41:00Z">
+            <w:ins w:id="519" w:author="治輝 齋藤" w:date="2026-05-19T12:41:00Z" w16du:dateUtc="2026-05-19T03:41:00Z">
               <w:r>
                 <w:rPr>
                   <w:b/>
@@ -12443,10 +13035,10 @@
             <w:pPr>
               <w:spacing w:before="36" w:after="36"/>
               <w:rPr>
-                <w:ins w:id="517" w:author="治輝 齋藤" w:date="2026-05-19T12:41:00Z" w16du:dateUtc="2026-05-19T03:41:00Z"/>
-              </w:rPr>
-            </w:pPr>
-            <w:ins w:id="518" w:author="治輝 齋藤" w:date="2026-05-19T12:41:00Z" w16du:dateUtc="2026-05-19T03:41:00Z">
+                <w:ins w:id="520" w:author="治輝 齋藤" w:date="2026-05-19T12:41:00Z" w16du:dateUtc="2026-05-19T03:41:00Z"/>
+              </w:rPr>
+            </w:pPr>
+            <w:ins w:id="521" w:author="治輝 齋藤" w:date="2026-05-19T12:41:00Z" w16du:dateUtc="2026-05-19T03:41:00Z">
               <w:r>
                 <w:rPr>
                   <w:b/>
@@ -12468,10 +13060,10 @@
             <w:pPr>
               <w:spacing w:before="36" w:after="36"/>
               <w:rPr>
-                <w:ins w:id="519" w:author="治輝 齋藤" w:date="2026-05-19T12:41:00Z" w16du:dateUtc="2026-05-19T03:41:00Z"/>
-              </w:rPr>
-            </w:pPr>
-            <w:ins w:id="520" w:author="治輝 齋藤" w:date="2026-05-19T12:41:00Z" w16du:dateUtc="2026-05-19T03:41:00Z">
+                <w:ins w:id="522" w:author="治輝 齋藤" w:date="2026-05-19T12:41:00Z" w16du:dateUtc="2026-05-19T03:41:00Z"/>
+              </w:rPr>
+            </w:pPr>
+            <w:ins w:id="523" w:author="治輝 齋藤" w:date="2026-05-19T12:41:00Z" w16du:dateUtc="2026-05-19T03:41:00Z">
               <w:r>
                 <w:rPr>
                   <w:b/>
@@ -12487,7 +13079,7 @@
       </w:tr>
       <w:tr>
         <w:trPr>
-          <w:ins w:id="521" w:author="治輝 齋藤" w:date="2026-05-19T12:41:00Z"/>
+          <w:ins w:id="524" w:author="治輝 齋藤" w:date="2026-05-19T12:41:00Z"/>
         </w:trPr>
         <w:tc>
           <w:tcPr>
@@ -12497,10 +13089,10 @@
             <w:pPr>
               <w:spacing w:before="36" w:after="36"/>
               <w:rPr>
-                <w:ins w:id="522" w:author="治輝 齋藤" w:date="2026-05-19T12:41:00Z" w16du:dateUtc="2026-05-19T03:41:00Z"/>
-              </w:rPr>
-            </w:pPr>
-            <w:ins w:id="523" w:author="治輝 齋藤" w:date="2026-05-20T12:33:00Z" w16du:dateUtc="2026-05-20T03:33:00Z">
+                <w:ins w:id="525" w:author="治輝 齋藤" w:date="2026-05-19T12:41:00Z" w16du:dateUtc="2026-05-19T03:41:00Z"/>
+              </w:rPr>
+            </w:pPr>
+            <w:ins w:id="526" w:author="治輝 齋藤" w:date="2026-05-20T12:33:00Z" w16du:dateUtc="2026-05-20T03:33:00Z">
               <w:r>
                 <w:t>Withheld cell replaced with 0 surgeries</w:t>
               </w:r>
@@ -12515,10 +13107,10 @@
             <w:pPr>
               <w:spacing w:before="36" w:after="36"/>
               <w:rPr>
-                <w:ins w:id="524" w:author="治輝 齋藤" w:date="2026-05-19T12:41:00Z" w16du:dateUtc="2026-05-19T03:41:00Z"/>
-              </w:rPr>
-            </w:pPr>
-            <w:ins w:id="525" w:author="治輝 齋藤" w:date="2026-05-19T12:41:00Z" w16du:dateUtc="2026-05-19T03:41:00Z">
+                <w:ins w:id="527" w:author="治輝 齋藤" w:date="2026-05-19T12:41:00Z" w16du:dateUtc="2026-05-19T03:41:00Z"/>
+              </w:rPr>
+            </w:pPr>
+            <w:ins w:id="528" w:author="治輝 齋藤" w:date="2026-05-19T12:41:00Z" w16du:dateUtc="2026-05-19T03:41:00Z">
               <w:r>
                 <w:rPr>
                   <w:b/>
@@ -12537,10 +13129,10 @@
             <w:pPr>
               <w:spacing w:before="36" w:after="36"/>
               <w:rPr>
-                <w:ins w:id="526" w:author="治輝 齋藤" w:date="2026-05-19T12:41:00Z" w16du:dateUtc="2026-05-19T03:41:00Z"/>
-              </w:rPr>
-            </w:pPr>
-            <w:ins w:id="527" w:author="治輝 齋藤" w:date="2026-05-19T12:41:00Z" w16du:dateUtc="2026-05-19T03:41:00Z">
+                <w:ins w:id="529" w:author="治輝 齋藤" w:date="2026-05-19T12:41:00Z" w16du:dateUtc="2026-05-19T03:41:00Z"/>
+              </w:rPr>
+            </w:pPr>
+            <w:ins w:id="530" w:author="治輝 齋藤" w:date="2026-05-19T12:41:00Z" w16du:dateUtc="2026-05-19T03:41:00Z">
               <w:r>
                 <w:rPr>
                   <w:b/>
@@ -12554,7 +13146,7 @@
       </w:tr>
       <w:tr>
         <w:trPr>
-          <w:ins w:id="528" w:author="治輝 齋藤" w:date="2026-05-19T12:41:00Z"/>
+          <w:ins w:id="531" w:author="治輝 齋藤" w:date="2026-05-19T12:41:00Z"/>
         </w:trPr>
         <w:tc>
           <w:tcPr>
@@ -12564,10 +13156,10 @@
             <w:pPr>
               <w:spacing w:before="36" w:after="36"/>
               <w:rPr>
-                <w:ins w:id="529" w:author="治輝 齋藤" w:date="2026-05-19T12:41:00Z" w16du:dateUtc="2026-05-19T03:41:00Z"/>
-              </w:rPr>
-            </w:pPr>
-            <w:ins w:id="530" w:author="治輝 齋藤" w:date="2026-05-20T12:34:00Z" w16du:dateUtc="2026-05-20T03:34:00Z">
+                <w:ins w:id="532" w:author="治輝 齋藤" w:date="2026-05-19T12:41:00Z" w16du:dateUtc="2026-05-19T03:41:00Z"/>
+              </w:rPr>
+            </w:pPr>
+            <w:ins w:id="533" w:author="治輝 齋藤" w:date="2026-05-20T12:34:00Z" w16du:dateUtc="2026-05-20T03:34:00Z">
               <w:r>
                 <w:t>Withheld cell replaced with 5 surgeries</w:t>
               </w:r>
@@ -12582,10 +13174,10 @@
             <w:pPr>
               <w:spacing w:before="36" w:after="36"/>
               <w:rPr>
-                <w:ins w:id="531" w:author="治輝 齋藤" w:date="2026-05-19T12:41:00Z" w16du:dateUtc="2026-05-19T03:41:00Z"/>
-              </w:rPr>
-            </w:pPr>
-            <w:ins w:id="532" w:author="治輝 齋藤" w:date="2026-05-19T12:41:00Z" w16du:dateUtc="2026-05-19T03:41:00Z">
+                <w:ins w:id="534" w:author="治輝 齋藤" w:date="2026-05-19T12:41:00Z" w16du:dateUtc="2026-05-19T03:41:00Z"/>
+              </w:rPr>
+            </w:pPr>
+            <w:ins w:id="535" w:author="治輝 齋藤" w:date="2026-05-19T12:41:00Z" w16du:dateUtc="2026-05-19T03:41:00Z">
               <w:r>
                 <w:rPr>
                   <w:b/>
@@ -12604,10 +13196,10 @@
             <w:pPr>
               <w:spacing w:before="36" w:after="36"/>
               <w:rPr>
-                <w:ins w:id="533" w:author="治輝 齋藤" w:date="2026-05-19T12:41:00Z" w16du:dateUtc="2026-05-19T03:41:00Z"/>
-              </w:rPr>
-            </w:pPr>
-            <w:ins w:id="534" w:author="治輝 齋藤" w:date="2026-05-19T12:41:00Z" w16du:dateUtc="2026-05-19T03:41:00Z">
+                <w:ins w:id="536" w:author="治輝 齋藤" w:date="2026-05-19T12:41:00Z" w16du:dateUtc="2026-05-19T03:41:00Z"/>
+              </w:rPr>
+            </w:pPr>
+            <w:ins w:id="537" w:author="治輝 齋藤" w:date="2026-05-19T12:41:00Z" w16du:dateUtc="2026-05-19T03:41:00Z">
               <w:r>
                 <w:rPr>
                   <w:b/>
@@ -12621,7 +13213,7 @@
       </w:tr>
       <w:tr>
         <w:trPr>
-          <w:ins w:id="535" w:author="治輝 齋藤" w:date="2026-05-19T12:41:00Z"/>
+          <w:ins w:id="538" w:author="治輝 齋藤" w:date="2026-05-19T12:41:00Z"/>
         </w:trPr>
         <w:tc>
           <w:tcPr>
@@ -12631,10 +13223,10 @@
             <w:pPr>
               <w:spacing w:before="36" w:after="36"/>
               <w:rPr>
-                <w:ins w:id="536" w:author="治輝 齋藤" w:date="2026-05-19T12:41:00Z" w16du:dateUtc="2026-05-19T03:41:00Z"/>
-              </w:rPr>
-            </w:pPr>
-            <w:ins w:id="537" w:author="治輝 齋藤" w:date="2026-05-20T12:34:00Z" w16du:dateUtc="2026-05-20T03:34:00Z">
+                <w:ins w:id="539" w:author="治輝 齋藤" w:date="2026-05-19T12:41:00Z" w16du:dateUtc="2026-05-19T03:41:00Z"/>
+              </w:rPr>
+            </w:pPr>
+            <w:ins w:id="540" w:author="治輝 齋藤" w:date="2026-05-20T12:34:00Z" w16du:dateUtc="2026-05-20T03:34:00Z">
               <w:r>
                 <w:rPr>
                   <w:rFonts w:hint="eastAsia"/>
@@ -12656,10 +13248,10 @@
             <w:pPr>
               <w:spacing w:before="36" w:after="36"/>
               <w:rPr>
-                <w:ins w:id="538" w:author="治輝 齋藤" w:date="2026-05-19T12:41:00Z" w16du:dateUtc="2026-05-19T03:41:00Z"/>
-              </w:rPr>
-            </w:pPr>
-            <w:ins w:id="539" w:author="治輝 齋藤" w:date="2026-05-19T12:41:00Z" w16du:dateUtc="2026-05-19T03:41:00Z">
+                <w:ins w:id="541" w:author="治輝 齋藤" w:date="2026-05-19T12:41:00Z" w16du:dateUtc="2026-05-19T03:41:00Z"/>
+              </w:rPr>
+            </w:pPr>
+            <w:ins w:id="542" w:author="治輝 齋藤" w:date="2026-05-19T12:41:00Z" w16du:dateUtc="2026-05-19T03:41:00Z">
               <w:r>
                 <w:rPr>
                   <w:b/>
@@ -12678,10 +13270,10 @@
             <w:pPr>
               <w:spacing w:before="36" w:after="36"/>
               <w:rPr>
-                <w:ins w:id="540" w:author="治輝 齋藤" w:date="2026-05-19T12:41:00Z" w16du:dateUtc="2026-05-19T03:41:00Z"/>
-              </w:rPr>
-            </w:pPr>
-            <w:ins w:id="541" w:author="治輝 齋藤" w:date="2026-05-19T12:41:00Z" w16du:dateUtc="2026-05-19T03:41:00Z">
+                <w:ins w:id="543" w:author="治輝 齋藤" w:date="2026-05-19T12:41:00Z" w16du:dateUtc="2026-05-19T03:41:00Z"/>
+              </w:rPr>
+            </w:pPr>
+            <w:ins w:id="544" w:author="治輝 齋藤" w:date="2026-05-19T12:41:00Z" w16du:dateUtc="2026-05-19T03:41:00Z">
               <w:r>
                 <w:rPr>
                   <w:b/>
@@ -12698,10 +13290,10 @@
       <w:pPr>
         <w:pStyle w:val="2"/>
         <w:rPr>
-          <w:ins w:id="542" w:author="治輝 齋藤" w:date="2026-05-19T12:41:00Z" w16du:dateUtc="2026-05-19T03:41:00Z"/>
-        </w:rPr>
-      </w:pPr>
-      <w:ins w:id="543" w:author="治輝 齋藤" w:date="2026-05-19T12:41:00Z" w16du:dateUtc="2026-05-19T03:41:00Z">
+          <w:ins w:id="545" w:author="治輝 齋藤" w:date="2026-05-19T12:41:00Z" w16du:dateUtc="2026-05-19T03:41:00Z"/>
+        </w:rPr>
+      </w:pPr>
+      <w:ins w:id="546" w:author="治輝 齋藤" w:date="2026-05-19T12:41:00Z" w16du:dateUtc="2026-05-19T03:41:00Z">
         <w:r>
           <w:rPr>
             <w:rFonts w:asciiTheme="minorHAnsi" w:eastAsiaTheme="minorEastAsia" w:hAnsiTheme="minorHAnsi" w:cstheme="minorBidi"/>
@@ -12730,7 +13322,7 @@
           <w:t xml:space="preserve"> under the indicated </w:t>
         </w:r>
       </w:ins>
-      <w:ins w:id="544" w:author="治輝 齋藤" w:date="2026-05-20T12:34:00Z" w16du:dateUtc="2026-05-20T03:34:00Z">
+      <w:ins w:id="547" w:author="治輝 齋藤" w:date="2026-05-20T12:34:00Z" w16du:dateUtc="2026-05-20T03:34:00Z">
         <w:r>
           <w:rPr>
             <w:rFonts w:asciiTheme="minorHAnsi" w:eastAsiaTheme="minorEastAsia" w:hAnsiTheme="minorHAnsi" w:cstheme="minorBidi"/>
@@ -12741,7 +13333,7 @@
           <w:t>replacement</w:t>
         </w:r>
       </w:ins>
-      <w:ins w:id="545" w:author="治輝 齋藤" w:date="2026-05-19T12:41:00Z" w16du:dateUtc="2026-05-19T03:41:00Z">
+      <w:ins w:id="548" w:author="治輝 齋藤" w:date="2026-05-19T12:41:00Z" w16du:dateUtc="2026-05-19T03:41:00Z">
         <w:r>
           <w:rPr>
             <w:rFonts w:asciiTheme="minorHAnsi" w:eastAsiaTheme="minorEastAsia" w:hAnsiTheme="minorHAnsi" w:cstheme="minorBidi"/>
@@ -12752,7 +13344,7 @@
           <w:t xml:space="preserve"> rule (Methods</w:t>
         </w:r>
       </w:ins>
-      <w:ins w:id="546" w:author="治輝 齋藤" w:date="2026-05-20T12:34:00Z" w16du:dateUtc="2026-05-20T03:34:00Z">
+      <w:ins w:id="549" w:author="治輝 齋藤" w:date="2026-05-20T12:34:00Z" w16du:dateUtc="2026-05-20T03:34:00Z">
         <w:r>
           <w:rPr>
             <w:rFonts w:asciiTheme="minorHAnsi" w:eastAsiaTheme="minorEastAsia" w:hAnsiTheme="minorHAnsi" w:cstheme="minorBidi"/>
@@ -12763,7 +13355,7 @@
           <w:t>). Withheld cells are counts suppressed in public NDB Open Data for disclosure control (originally shown as "-"</w:t>
         </w:r>
       </w:ins>
-      <w:ins w:id="547" w:author="治輝 齋藤" w:date="2026-05-19T12:41:00Z" w16du:dateUtc="2026-05-19T03:41:00Z">
+      <w:ins w:id="550" w:author="治輝 齋藤" w:date="2026-05-19T12:41:00Z" w16du:dateUtc="2026-05-19T03:41:00Z">
         <w:r>
           <w:rPr>
             <w:rFonts w:asciiTheme="minorHAnsi" w:eastAsiaTheme="minorEastAsia" w:hAnsiTheme="minorHAnsi" w:cstheme="minorBidi"/>
@@ -12813,14 +13405,14 @@
           </w:rPr>
           <w:t xml:space="preserve"> &lt; 0.05 (conventional model-based standard errors). These results are sensitivity analyses only.</w:t>
         </w:r>
-        <w:commentRangeEnd w:id="510"/>
+        <w:commentRangeEnd w:id="513"/>
         <w:r>
           <w:rPr>
             <w:rStyle w:val="af2"/>
             <w:rFonts w:asciiTheme="minorHAnsi" w:eastAsiaTheme="minorEastAsia" w:hAnsiTheme="minorHAnsi" w:cstheme="minorBidi"/>
             <w:color w:val="auto"/>
           </w:rPr>
-          <w:commentReference w:id="510"/>
+          <w:commentReference w:id="513"/>
         </w:r>
       </w:ins>
     </w:p>
@@ -12828,7 +13420,7 @@
       <w:pPr>
         <w:pStyle w:val="a0"/>
         <w:rPr>
-          <w:del w:id="548" w:author="治輝 齋藤" w:date="2026-05-19T12:41:00Z" w16du:dateUtc="2026-05-19T03:41:00Z"/>
+          <w:del w:id="551" w:author="治輝 齋藤" w:date="2026-05-19T12:41:00Z" w16du:dateUtc="2026-05-19T03:41:00Z"/>
         </w:rPr>
       </w:pPr>
     </w:p>
@@ -12836,10 +13428,10 @@
       <w:pPr>
         <w:pStyle w:val="a0"/>
         <w:rPr>
-          <w:del w:id="549" w:author="治輝 齋藤" w:date="2026-05-19T12:41:00Z" w16du:dateUtc="2026-05-19T03:41:00Z"/>
-        </w:rPr>
-      </w:pPr>
-      <w:del w:id="550" w:author="治輝 齋藤" w:date="2026-05-19T12:41:00Z" w16du:dateUtc="2026-05-19T03:41:00Z">
+          <w:del w:id="552" w:author="治輝 齋藤" w:date="2026-05-19T12:41:00Z" w16du:dateUtc="2026-05-19T03:41:00Z"/>
+        </w:rPr>
+      </w:pPr>
+      <w:del w:id="553" w:author="治輝 齋藤" w:date="2026-05-19T12:41:00Z" w16du:dateUtc="2026-05-19T03:41:00Z">
         <w:r>
           <w:pict w14:anchorId="657FDAF1">
             <v:rect id="_x0000_i1041" style="width:0;height:1.5pt" o:hralign="center" o:hrstd="t" o:hr="t"/>
@@ -12856,8 +13448,8 @@
           <w:szCs w:val="32"/>
         </w:rPr>
       </w:pPr>
-      <w:bookmarkStart w:id="551" w:name="figure-legends"/>
-      <w:bookmarkEnd w:id="496"/>
+      <w:bookmarkStart w:id="554" w:name="figure-legends"/>
+      <w:bookmarkEnd w:id="499"/>
       <w:r>
         <w:br w:type="page"/>
       </w:r>
@@ -12890,7 +13482,7 @@
       <w:pPr>
         <w:pStyle w:val="a0"/>
       </w:pPr>
-      <w:del w:id="552" w:author="治輝 齋藤" w:date="2026-05-20T08:40:00Z" w16du:dateUtc="2026-05-19T23:40:00Z">
+      <w:del w:id="555" w:author="治輝 齋藤" w:date="2026-05-20T08:40:00Z" w16du:dateUtc="2026-05-19T23:40:00Z">
         <w:r>
           <w:rPr>
             <w:b/>
@@ -12914,7 +13506,7 @@
         </w:rPr>
         <w:t xml:space="preserve">Figure </w:t>
       </w:r>
-      <w:ins w:id="553" w:author="治輝 齋藤" w:date="2026-05-20T08:40:00Z" w16du:dateUtc="2026-05-19T23:40:00Z">
+      <w:ins w:id="556" w:author="治輝 齋藤" w:date="2026-05-20T08:40:00Z" w16du:dateUtc="2026-05-19T23:40:00Z">
         <w:r>
           <w:rPr>
             <w:rFonts w:hint="eastAsia"/>
@@ -12925,7 +13517,7 @@
           <w:t>2</w:t>
         </w:r>
       </w:ins>
-      <w:del w:id="554" w:author="治輝 齋藤" w:date="2026-05-20T08:40:00Z" w16du:dateUtc="2026-05-19T23:40:00Z">
+      <w:del w:id="557" w:author="治輝 齋藤" w:date="2026-05-20T08:40:00Z" w16du:dateUtc="2026-05-19T23:40:00Z">
         <w:r>
           <w:rPr>
             <w:rFonts w:hint="eastAsia"/>
@@ -12944,7 +13536,15 @@
         <w:t>.</w:t>
       </w:r>
       <w:r>
-        <w:t xml:space="preserve"> Prefectural distribution of habitable-area-weighted terrain slope (degrees) across Japan. Darker shading indicates steeper terrain. Prefectures in the Chugoku, Shikoku, and Kyushu mountain ranges show the highest slope values.</w:t>
+        <w:t xml:space="preserve"> Prefectural distribution of habitable-area-weighted terrain slope (degrees) across Japan. Darker shading indicates steeper terrain. Prefectures in the Chugoku, Shikoku, and </w:t>
+      </w:r>
+      <w:proofErr w:type="gramStart"/>
+      <w:r>
+        <w:t>Kyushu mountain</w:t>
+      </w:r>
+      <w:proofErr w:type="gramEnd"/>
+      <w:r>
+        <w:t xml:space="preserve"> ranges show the highest slope values.</w:t>
       </w:r>
       <w:r>
         <w:t xml:space="preserve"> </w:t>
@@ -12974,7 +13574,7 @@
         </w:rPr>
         <w:t xml:space="preserve">Figure </w:t>
       </w:r>
-      <w:ins w:id="555" w:author="治輝 齋藤" w:date="2026-05-20T08:40:00Z" w16du:dateUtc="2026-05-19T23:40:00Z">
+      <w:ins w:id="558" w:author="治輝 齋藤" w:date="2026-05-20T08:40:00Z" w16du:dateUtc="2026-05-19T23:40:00Z">
         <w:r>
           <w:rPr>
             <w:rFonts w:hint="eastAsia"/>
@@ -12985,7 +13585,7 @@
           <w:t>3</w:t>
         </w:r>
       </w:ins>
-      <w:del w:id="556" w:author="治輝 齋藤" w:date="2026-05-20T08:40:00Z" w16du:dateUtc="2026-05-19T23:40:00Z">
+      <w:del w:id="559" w:author="治輝 齋藤" w:date="2026-05-20T08:40:00Z" w16du:dateUtc="2026-05-19T23:40:00Z">
         <w:r>
           <w:rPr>
             <w:rFonts w:hint="eastAsia"/>
@@ -13034,7 +13634,7 @@
         </w:rPr>
         <w:t xml:space="preserve">Figure </w:t>
       </w:r>
-      <w:ins w:id="557" w:author="治輝 齋藤" w:date="2026-05-20T08:40:00Z" w16du:dateUtc="2026-05-19T23:40:00Z">
+      <w:ins w:id="560" w:author="治輝 齋藤" w:date="2026-05-20T08:40:00Z" w16du:dateUtc="2026-05-19T23:40:00Z">
         <w:r>
           <w:rPr>
             <w:rFonts w:hint="eastAsia"/>
@@ -13045,7 +13645,7 @@
           <w:t>4</w:t>
         </w:r>
       </w:ins>
-      <w:del w:id="558" w:author="治輝 齋藤" w:date="2026-05-20T08:40:00Z" w16du:dateUtc="2026-05-19T23:40:00Z">
+      <w:del w:id="561" w:author="治輝 齋藤" w:date="2026-05-20T08:40:00Z" w16du:dateUtc="2026-05-19T23:40:00Z">
         <w:r>
           <w:rPr>
             <w:rFonts w:hint="eastAsia"/>
@@ -13092,8 +13692,8 @@
           <w:szCs w:val="32"/>
         </w:rPr>
       </w:pPr>
-      <w:bookmarkStart w:id="559" w:name="figure-1"/>
-      <w:bookmarkEnd w:id="551"/>
+      <w:bookmarkStart w:id="562" w:name="figure-1"/>
+      <w:bookmarkEnd w:id="554"/>
       <w:r>
         <w:br w:type="page"/>
       </w:r>
@@ -13196,8 +13796,8 @@
       <w:pPr>
         <w:pStyle w:val="2"/>
       </w:pPr>
-      <w:bookmarkStart w:id="560" w:name="figure-2"/>
-      <w:bookmarkEnd w:id="559"/>
+      <w:bookmarkStart w:id="563" w:name="figure-2"/>
+      <w:bookmarkEnd w:id="562"/>
       <w:r>
         <w:t>Figure 2</w:t>
       </w:r>
@@ -13208,8 +13808,8 @@
       </w:pPr>
     </w:p>
     <w:p>
-      <w:bookmarkStart w:id="561" w:name="figure-3"/>
-      <w:bookmarkEnd w:id="560"/>
+      <w:bookmarkStart w:id="564" w:name="figure-3"/>
+      <w:bookmarkEnd w:id="563"/>
       <w:r>
         <w:br w:type="page"/>
       </w:r>
@@ -13223,10 +13823,10 @@
       <w:pPr>
         <w:pStyle w:val="2"/>
         <w:rPr>
-          <w:del w:id="562" w:author="治輝 齋藤" w:date="2026-05-20T08:40:00Z" w16du:dateUtc="2026-05-19T23:40:00Z"/>
-        </w:rPr>
-      </w:pPr>
-      <w:del w:id="563" w:author="治輝 齋藤" w:date="2026-05-20T08:40:00Z" w16du:dateUtc="2026-05-19T23:40:00Z">
+          <w:del w:id="565" w:author="治輝 齋藤" w:date="2026-05-20T08:40:00Z" w16du:dateUtc="2026-05-19T23:40:00Z"/>
+        </w:rPr>
+      </w:pPr>
+      <w:del w:id="566" w:author="治輝 齋藤" w:date="2026-05-20T08:40:00Z" w16du:dateUtc="2026-05-19T23:40:00Z">
         <w:r>
           <w:delText xml:space="preserve">Figure </w:delText>
         </w:r>
@@ -13243,10 +13843,10 @@
       <w:pPr>
         <w:pStyle w:val="FirstParagraph"/>
         <w:rPr>
-          <w:del w:id="564" w:author="治輝 齋藤" w:date="2026-05-20T08:40:00Z" w16du:dateUtc="2026-05-19T23:40:00Z"/>
-        </w:rPr>
-      </w:pPr>
-      <w:del w:id="565" w:author="治輝 齋藤" w:date="2026-05-20T08:40:00Z" w16du:dateUtc="2026-05-19T23:40:00Z">
+          <w:del w:id="567" w:author="治輝 齋藤" w:date="2026-05-20T08:40:00Z" w16du:dateUtc="2026-05-19T23:40:00Z"/>
+        </w:rPr>
+      </w:pPr>
+      <w:del w:id="568" w:author="治輝 齋藤" w:date="2026-05-20T08:40:00Z" w16du:dateUtc="2026-05-19T23:40:00Z">
         <w:r>
           <w:rPr>
             <w:noProof/>
@@ -13300,16 +13900,16 @@
     <w:p>
       <w:pPr>
         <w:rPr>
-          <w:del w:id="566" w:author="治輝 齋藤" w:date="2026-05-20T08:40:00Z" w16du:dateUtc="2026-05-19T23:40:00Z"/>
+          <w:del w:id="569" w:author="治輝 齋藤" w:date="2026-05-20T08:40:00Z" w16du:dateUtc="2026-05-19T23:40:00Z"/>
           <w:rFonts w:asciiTheme="majorHAnsi" w:eastAsiaTheme="majorEastAsia" w:hAnsiTheme="majorHAnsi" w:cstheme="majorBidi"/>
           <w:color w:val="0F4761" w:themeColor="accent1" w:themeShade="BF"/>
           <w:sz w:val="32"/>
           <w:szCs w:val="32"/>
         </w:rPr>
       </w:pPr>
-      <w:bookmarkStart w:id="567" w:name="figure-4"/>
-      <w:bookmarkEnd w:id="561"/>
-      <w:del w:id="568" w:author="治輝 齋藤" w:date="2026-05-20T08:40:00Z" w16du:dateUtc="2026-05-19T23:40:00Z">
+      <w:bookmarkStart w:id="570" w:name="figure-4"/>
+      <w:bookmarkEnd w:id="564"/>
+      <w:del w:id="571" w:author="治輝 齋藤" w:date="2026-05-20T08:40:00Z" w16du:dateUtc="2026-05-19T23:40:00Z">
         <w:r>
           <w:br w:type="page"/>
         </w:r>
@@ -13385,7 +13985,7 @@
       <w:r>
         <w:t xml:space="preserve">Figure </w:t>
       </w:r>
-      <w:ins w:id="569" w:author="治輝 齋藤" w:date="2026-05-20T08:40:00Z" w16du:dateUtc="2026-05-19T23:40:00Z">
+      <w:ins w:id="572" w:author="治輝 齋藤" w:date="2026-05-20T08:40:00Z" w16du:dateUtc="2026-05-19T23:40:00Z">
         <w:r>
           <w:rPr>
             <w:rFonts w:hint="eastAsia"/>
@@ -13394,7 +13994,7 @@
           <w:t>2</w:t>
         </w:r>
       </w:ins>
-      <w:del w:id="570" w:author="治輝 齋藤" w:date="2026-05-20T08:40:00Z" w16du:dateUtc="2026-05-19T23:40:00Z">
+      <w:del w:id="573" w:author="治輝 齋藤" w:date="2026-05-20T08:40:00Z" w16du:dateUtc="2026-05-19T23:40:00Z">
         <w:r>
           <w:rPr>
             <w:rFonts w:hint="eastAsia"/>
@@ -13424,8 +14024,8 @@
       <w:pPr>
         <w:pStyle w:val="2"/>
       </w:pPr>
-      <w:bookmarkStart w:id="571" w:name="figure-5"/>
-      <w:bookmarkEnd w:id="567"/>
+      <w:bookmarkStart w:id="574" w:name="figure-5"/>
+      <w:bookmarkEnd w:id="570"/>
       <w:r>
         <w:t xml:space="preserve">Figure </w:t>
       </w:r>
@@ -13457,8 +14057,8 @@
       <w:pPr>
         <w:pStyle w:val="2"/>
       </w:pPr>
-      <w:bookmarkStart w:id="572" w:name="figure-6"/>
-      <w:bookmarkEnd w:id="571"/>
+      <w:bookmarkStart w:id="575" w:name="figure-6"/>
+      <w:bookmarkEnd w:id="574"/>
       <w:r>
         <w:t xml:space="preserve">Figure </w:t>
       </w:r>
@@ -13470,8 +14070,8 @@
         <w:t>5</w:t>
       </w:r>
     </w:p>
-    <w:bookmarkEnd w:id="461"/>
-    <w:bookmarkEnd w:id="572"/>
+    <w:bookmarkEnd w:id="464"/>
+    <w:bookmarkEnd w:id="575"/>
     <w:p>
       <w:pPr>
         <w:pStyle w:val="FirstParagraph"/>
@@ -13562,7 +14162,7 @@
       <w:r>
         <w:t xml:space="preserve">Figure </w:t>
       </w:r>
-      <w:ins w:id="573" w:author="治輝 齋藤" w:date="2026-05-20T08:40:00Z" w16du:dateUtc="2026-05-19T23:40:00Z">
+      <w:ins w:id="576" w:author="治輝 齋藤" w:date="2026-05-20T08:40:00Z" w16du:dateUtc="2026-05-19T23:40:00Z">
         <w:r>
           <w:rPr>
             <w:rFonts w:hint="eastAsia"/>
@@ -13571,7 +14171,7 @@
           <w:t>3</w:t>
         </w:r>
       </w:ins>
-      <w:del w:id="574" w:author="治輝 齋藤" w:date="2026-05-20T08:40:00Z" w16du:dateUtc="2026-05-19T23:40:00Z">
+      <w:del w:id="577" w:author="治輝 齋藤" w:date="2026-05-20T08:40:00Z" w16du:dateUtc="2026-05-19T23:40:00Z">
         <w:r>
           <w:rPr>
             <w:rFonts w:hint="eastAsia"/>
@@ -13749,7 +14349,7 @@
         <w:lastRenderedPageBreak/>
         <w:t xml:space="preserve">Figure </w:t>
       </w:r>
-      <w:ins w:id="575" w:author="治輝 齋藤" w:date="2026-05-20T08:40:00Z" w16du:dateUtc="2026-05-19T23:40:00Z">
+      <w:ins w:id="578" w:author="治輝 齋藤" w:date="2026-05-20T08:40:00Z" w16du:dateUtc="2026-05-19T23:40:00Z">
         <w:r>
           <w:rPr>
             <w:rFonts w:hint="eastAsia"/>
@@ -13758,7 +14358,7 @@
           <w:t>4</w:t>
         </w:r>
       </w:ins>
-      <w:del w:id="576" w:author="治輝 齋藤" w:date="2026-05-20T08:40:00Z" w16du:dateUtc="2026-05-19T23:40:00Z">
+      <w:del w:id="579" w:author="治輝 齋藤" w:date="2026-05-20T08:40:00Z" w16du:dateUtc="2026-05-19T23:40:00Z">
         <w:r>
           <w:rPr>
             <w:rFonts w:hint="eastAsia"/>
@@ -14834,7 +15434,14 @@
           <w:rFonts w:hint="eastAsia"/>
           <w:lang w:eastAsia="ja-JP"/>
         </w:rPr>
-        <w:t>（江口先生コメント①）</w:t>
+        <w:t>（</w:t>
+      </w:r>
+      <w:r>
+        <w:rPr>
+          <w:rFonts w:hint="eastAsia"/>
+          <w:lang w:eastAsia="ja-JP"/>
+        </w:rPr>
+        <w:t>江口先生コメント①）</w:t>
       </w:r>
       <w:r>
         <w:rPr>
@@ -14980,7 +15587,14 @@
           <w:rFonts w:hint="eastAsia"/>
           <w:lang w:eastAsia="ja-JP"/>
         </w:rPr>
-        <w:t>（佐藤先生コメント②）</w:t>
+        <w:t>（</w:t>
+      </w:r>
+      <w:r>
+        <w:rPr>
+          <w:rFonts w:hint="eastAsia"/>
+          <w:lang w:eastAsia="ja-JP"/>
+        </w:rPr>
+        <w:t>佐藤先生コメント②）</w:t>
       </w:r>
       <w:r>
         <w:rPr>
@@ -15139,7 +15753,7 @@
       </w:r>
     </w:p>
   </w:comment>
-  <w:comment w:id="209" w:author="山岸良匡" w:date="2026-05-18T19:23:00Z" w:initials="山">
+  <w:comment w:id="210" w:author="山岸良匡" w:date="2026-05-18T19:23:00Z" w:initials="山">
     <w:p>
       <w:pPr>
         <w:pStyle w:val="af3"/>
@@ -15162,7 +15776,7 @@
       </w:r>
     </w:p>
   </w:comment>
-  <w:comment w:id="210" w:author="治輝 齋藤" w:date="2026-05-19T23:49:00Z" w:initials="治齋">
+  <w:comment w:id="211" w:author="治輝 齋藤" w:date="2026-05-19T23:49:00Z" w:initials="治齋">
     <w:p>
       <w:pPr>
         <w:pStyle w:val="af3"/>
@@ -15185,7 +15799,7 @@
       </w:r>
     </w:p>
   </w:comment>
-  <w:comment w:id="228" w:author="山岸良匡" w:date="2026-05-18T19:28:00Z" w:initials="山">
+  <w:comment w:id="229" w:author="山岸良匡" w:date="2026-05-18T19:28:00Z" w:initials="山">
     <w:p>
       <w:pPr>
         <w:pStyle w:val="af3"/>
@@ -15212,12 +15826,14 @@
         </w:rPr>
         <w:t>という単語は、疫学では、単位時間当たりを含む概念なので、単に割合を意味するなら</w:t>
       </w:r>
+      <w:proofErr w:type="spellStart"/>
       <w:r>
         <w:rPr>
           <w:lang w:eastAsia="ja-JP"/>
         </w:rPr>
         <w:t>proprotion</w:t>
       </w:r>
+      <w:proofErr w:type="spellEnd"/>
       <w:r>
         <w:rPr>
           <w:rFonts w:hint="eastAsia"/>
@@ -15227,7 +15843,7 @@
       </w:r>
     </w:p>
   </w:comment>
-  <w:comment w:id="229" w:author="治輝 齋藤" w:date="2026-05-19T23:27:00Z" w:initials="治齋">
+  <w:comment w:id="230" w:author="治輝 齋藤" w:date="2026-05-19T23:27:00Z" w:initials="治齋">
     <w:p>
       <w:pPr>
         <w:pStyle w:val="af3"/>
@@ -15278,7 +15894,7 @@
       </w:r>
     </w:p>
   </w:comment>
-  <w:comment w:id="233" w:author="山岸良匡" w:date="2026-05-18T19:31:00Z" w:initials="山">
+  <w:comment w:id="234" w:author="山岸良匡" w:date="2026-05-18T19:31:00Z" w:initials="山">
     <w:p>
       <w:pPr>
         <w:pStyle w:val="af3"/>
@@ -15321,7 +15937,7 @@
       </w:r>
     </w:p>
   </w:comment>
-  <w:comment w:id="234" w:author="治輝 齋藤" w:date="2026-05-20T08:46:00Z" w:initials="治齋">
+  <w:comment w:id="235" w:author="治輝 齋藤" w:date="2026-05-20T08:46:00Z" w:initials="治齋">
     <w:p>
       <w:pPr>
         <w:pStyle w:val="af3"/>
@@ -15352,7 +15968,7 @@
       </w:r>
     </w:p>
   </w:comment>
-  <w:comment w:id="247" w:author="治輝 齋藤" w:date="2026-05-20T08:53:00Z" w:initials="治齋">
+  <w:comment w:id="248" w:author="治輝 齋藤" w:date="2026-05-20T08:53:00Z" w:initials="治齋">
     <w:p>
       <w:pPr>
         <w:pStyle w:val="af3"/>
@@ -15371,7 +15987,14 @@
           <w:rFonts w:hint="eastAsia"/>
           <w:lang w:eastAsia="ja-JP"/>
         </w:rPr>
-        <w:t>（江口先生コメント⑥）</w:t>
+        <w:t>（</w:t>
+      </w:r>
+      <w:r>
+        <w:rPr>
+          <w:rFonts w:hint="eastAsia"/>
+          <w:lang w:eastAsia="ja-JP"/>
+        </w:rPr>
+        <w:t>江口先生コメント⑥）</w:t>
       </w:r>
       <w:r>
         <w:rPr>
@@ -15408,6 +16031,7 @@
         </w:rPr>
         <w:t>）」について、</w:t>
       </w:r>
+      <w:proofErr w:type="gramStart"/>
       <w:r>
         <w:rPr>
           <w:rFonts w:hint="eastAsia"/>
@@ -15415,6 +16039,7 @@
         </w:rPr>
         <w:t>p</w:t>
       </w:r>
+      <w:proofErr w:type="gramEnd"/>
       <w:r>
         <w:rPr>
           <w:rFonts w:hint="eastAsia"/>
@@ -15431,7 +16056,7 @@
       </w:r>
     </w:p>
   </w:comment>
-  <w:comment w:id="270" w:author="山岸良匡" w:date="2026-05-18T19:35:00Z" w:initials="山">
+  <w:comment w:id="271" w:author="山岸良匡" w:date="2026-05-18T19:35:00Z" w:initials="山">
     <w:p>
       <w:pPr>
         <w:pStyle w:val="af3"/>
@@ -15454,7 +16079,7 @@
       </w:r>
     </w:p>
   </w:comment>
-  <w:comment w:id="271" w:author="治輝 齋藤" w:date="2026-05-20T09:01:00Z" w:initials="治齋">
+  <w:comment w:id="272" w:author="治輝 齋藤" w:date="2026-05-20T09:01:00Z" w:initials="治齋">
     <w:p>
       <w:pPr>
         <w:pStyle w:val="af3"/>
@@ -15478,7 +16103,7 @@
       </w:r>
     </w:p>
   </w:comment>
-  <w:comment w:id="273" w:author="治輝 齋藤" w:date="2026-04-30T20:30:00Z" w:initials="治齋">
+  <w:comment w:id="274" w:author="治輝 齋藤" w:date="2026-04-30T20:30:00Z" w:initials="治齋">
     <w:p>
       <w:pPr>
         <w:pStyle w:val="af3"/>
@@ -15601,7 +16226,7 @@
       </w:r>
     </w:p>
   </w:comment>
-  <w:comment w:id="274" w:author="山岸良匡" w:date="2026-05-18T19:37:00Z" w:initials="山">
+  <w:comment w:id="275" w:author="山岸良匡" w:date="2026-05-18T19:37:00Z" w:initials="山">
     <w:p>
       <w:pPr>
         <w:pStyle w:val="af3"/>
@@ -15627,7 +16252,15 @@
           <w:rFonts w:hint="eastAsia"/>
           <w:lang w:eastAsia="ja-JP"/>
         </w:rPr>
-        <w:t>”が何を意味するのかがわからないので、「秘匿になっているセルを</w:t>
+        <w:t>”が何を意味するのかがわからないので、</w:t>
+      </w:r>
+      <w:bookmarkStart w:id="307" w:name="_Hlk230173143"/>
+      <w:r>
+        <w:rPr>
+          <w:rFonts w:hint="eastAsia"/>
+          <w:lang w:eastAsia="ja-JP"/>
+        </w:rPr>
+        <w:t>「秘匿になっているセルを</w:t>
       </w:r>
       <w:r>
         <w:rPr>
@@ -15641,18 +16274,525 @@
           <w:rFonts w:hint="eastAsia"/>
           <w:lang w:eastAsia="ja-JP"/>
         </w:rPr>
-        <w:t>と仮定したとき」など、読者にわかりやすく書く方がいいと思います。</w:t>
+        <w:t>と仮定したとき」</w:t>
+      </w:r>
+      <w:bookmarkEnd w:id="307"/>
+      <w:r>
+        <w:rPr>
+          <w:rFonts w:hint="eastAsia"/>
+          <w:lang w:eastAsia="ja-JP"/>
+        </w:rPr>
+        <w:t>など、読者にわかりやすく書く方がいいと思います。</w:t>
       </w:r>
     </w:p>
   </w:comment>
-  <w:comment w:id="310" w:author="治輝 齋藤" w:date="2026-04-30T19:12:00Z" w:initials="治齋">
+  <w:comment w:id="276" w:author="治輝 齋藤" w:date="2026-05-20T12:38:00Z" w:initials="治齋">
     <w:p>
       <w:pPr>
         <w:pStyle w:val="af3"/>
         <w:rPr>
-          <w:lang w:eastAsia="ja-JP"/>
-        </w:rPr>
-      </w:pPr>
+          <w:rFonts w:hint="eastAsia"/>
+          <w:lang w:eastAsia="ja-JP"/>
+        </w:rPr>
+      </w:pPr>
+      <w:r>
+        <w:rPr>
+          <w:rStyle w:val="af2"/>
+        </w:rPr>
+        <w:annotationRef/>
+      </w:r>
+      <w:r>
+        <w:rPr>
+          <w:lang w:eastAsia="ja-JP"/>
+        </w:rPr>
+        <w:t>“</w:t>
+      </w:r>
+      <w:r>
+        <w:rPr>
+          <w:rFonts w:hint="eastAsia"/>
+          <w:lang w:eastAsia="ja-JP"/>
+        </w:rPr>
+        <w:t>-</w:t>
+      </w:r>
+      <w:r>
+        <w:rPr>
+          <w:lang w:eastAsia="ja-JP"/>
+        </w:rPr>
+        <w:t>”</w:t>
+      </w:r>
+      <w:r>
+        <w:rPr>
+          <w:rFonts w:hint="eastAsia"/>
+          <w:lang w:eastAsia="ja-JP"/>
+        </w:rPr>
+        <w:t>の部分について、</w:t>
+      </w:r>
+      <w:r>
+        <w:rPr>
+          <w:rFonts w:hint="eastAsia"/>
+          <w:lang w:eastAsia="ja-JP"/>
+        </w:rPr>
+        <w:t>「秘匿になっているセルを</w:t>
+      </w:r>
+      <w:r>
+        <w:rPr>
+          <w:rFonts w:hint="eastAsia"/>
+          <w:lang w:eastAsia="ja-JP"/>
+        </w:rPr>
+        <w:t>0, 5, 9</w:t>
+      </w:r>
+      <w:r>
+        <w:rPr>
+          <w:rFonts w:hint="eastAsia"/>
+          <w:lang w:eastAsia="ja-JP"/>
+        </w:rPr>
+        <w:t>と仮定したとき」</w:t>
+      </w:r>
+      <w:r>
+        <w:rPr>
+          <w:rFonts w:hint="eastAsia"/>
+          <w:lang w:eastAsia="ja-JP"/>
+        </w:rPr>
+        <w:t>のような表現に修正しました。</w:t>
+      </w:r>
+      <w:r>
+        <w:rPr>
+          <w:rFonts w:hint="eastAsia"/>
+          <w:lang w:eastAsia="ja-JP"/>
+        </w:rPr>
+        <w:t>Results</w:t>
+      </w:r>
+      <w:r>
+        <w:rPr>
+          <w:rFonts w:hint="eastAsia"/>
+          <w:lang w:eastAsia="ja-JP"/>
+        </w:rPr>
+        <w:t>以外で該当する箇所についても同様に修正しました。</w:t>
+      </w:r>
+    </w:p>
+  </w:comment>
+  <w:comment w:id="313" w:author="治輝 齋藤" w:date="2026-04-30T19:12:00Z" w:initials="治齋">
+    <w:p>
+      <w:pPr>
+        <w:pStyle w:val="af3"/>
+        <w:rPr>
+          <w:lang w:eastAsia="ja-JP"/>
+        </w:rPr>
+      </w:pPr>
+      <w:r>
+        <w:rPr>
+          <w:rFonts w:hint="eastAsia"/>
+          <w:lang w:eastAsia="ja-JP"/>
+        </w:rPr>
+        <w:t>（</w:t>
+      </w:r>
+      <w:r>
+        <w:rPr>
+          <w:rFonts w:hint="eastAsia"/>
+          <w:lang w:eastAsia="ja-JP"/>
+        </w:rPr>
+        <w:t>佐藤先生コメント⑩）</w:t>
+      </w:r>
+      <w:r>
+        <w:rPr>
+          <w:rStyle w:val="af2"/>
+        </w:rPr>
+        <w:annotationRef/>
+      </w:r>
+      <w:r>
+        <w:rPr>
+          <w:rStyle w:val="af2"/>
+        </w:rPr>
+        <w:annotationRef/>
+      </w:r>
+      <w:r>
+        <w:rPr>
+          <w:lang w:eastAsia="ja-JP"/>
+        </w:rPr>
+        <w:t>demonstrated</w:t>
+      </w:r>
+      <w:r>
+        <w:rPr>
+          <w:rFonts w:hint="eastAsia"/>
+          <w:lang w:eastAsia="ja-JP"/>
+        </w:rPr>
+        <w:t xml:space="preserve"> </w:t>
+      </w:r>
+      <w:r>
+        <w:rPr>
+          <w:rFonts w:hint="eastAsia"/>
+          <w:lang w:eastAsia="ja-JP"/>
+        </w:rPr>
+        <w:t>→</w:t>
+      </w:r>
+      <w:r>
+        <w:rPr>
+          <w:rFonts w:hint="eastAsia"/>
+          <w:lang w:eastAsia="ja-JP"/>
+        </w:rPr>
+        <w:t xml:space="preserve"> showed</w:t>
+      </w:r>
+      <w:r>
+        <w:rPr>
+          <w:rFonts w:hint="eastAsia"/>
+          <w:lang w:eastAsia="ja-JP"/>
+        </w:rPr>
+        <w:t>と、弱い表現に修正しました。</w:t>
+      </w:r>
+    </w:p>
+  </w:comment>
+  <w:comment w:id="318" w:author="山岸良匡" w:date="2026-05-18T19:39:00Z" w:initials="山">
+    <w:p>
+      <w:pPr>
+        <w:pStyle w:val="af3"/>
+        <w:rPr>
+          <w:lang w:eastAsia="ja-JP"/>
+        </w:rPr>
+      </w:pPr>
+      <w:r>
+        <w:rPr>
+          <w:rStyle w:val="af2"/>
+        </w:rPr>
+        <w:annotationRef/>
+      </w:r>
+      <w:r>
+        <w:rPr>
+          <w:lang w:eastAsia="ja-JP"/>
+        </w:rPr>
+        <w:t>abstract</w:t>
+      </w:r>
+      <w:r>
+        <w:rPr>
+          <w:rFonts w:hint="eastAsia"/>
+          <w:lang w:eastAsia="ja-JP"/>
+        </w:rPr>
+        <w:t>もこのような書き方の方が理解されやすいと思います。</w:t>
+      </w:r>
+    </w:p>
+  </w:comment>
+  <w:comment w:id="319" w:author="治輝 齋藤" w:date="2026-05-19T22:51:00Z" w:initials="治齋">
+    <w:p>
+      <w:pPr>
+        <w:pStyle w:val="af3"/>
+        <w:rPr>
+          <w:lang w:eastAsia="ja-JP"/>
+        </w:rPr>
+      </w:pPr>
+      <w:r>
+        <w:rPr>
+          <w:rStyle w:val="af2"/>
+        </w:rPr>
+        <w:annotationRef/>
+      </w:r>
+      <w:r>
+        <w:rPr>
+          <w:rFonts w:hint="eastAsia"/>
+          <w:lang w:eastAsia="ja-JP"/>
+        </w:rPr>
+        <w:t>該当箇所の書き方に倣い、</w:t>
+      </w:r>
+      <w:r>
+        <w:rPr>
+          <w:rFonts w:hint="eastAsia"/>
+          <w:lang w:eastAsia="ja-JP"/>
+        </w:rPr>
+        <w:t>abstract</w:t>
+      </w:r>
+      <w:r>
+        <w:rPr>
+          <w:rFonts w:hint="eastAsia"/>
+          <w:lang w:eastAsia="ja-JP"/>
+        </w:rPr>
+        <w:t>の記載を修正しました。</w:t>
+      </w:r>
+    </w:p>
+  </w:comment>
+  <w:comment w:id="320" w:author="山岸良匡" w:date="2026-05-18T19:40:00Z" w:initials="山">
+    <w:p>
+      <w:pPr>
+        <w:pStyle w:val="af3"/>
+        <w:rPr>
+          <w:lang w:eastAsia="ja-JP"/>
+        </w:rPr>
+      </w:pPr>
+      <w:r>
+        <w:rPr>
+          <w:rStyle w:val="af2"/>
+        </w:rPr>
+        <w:annotationRef/>
+      </w:r>
+      <w:r>
+        <w:rPr>
+          <w:rFonts w:hint="eastAsia"/>
+          <w:lang w:eastAsia="ja-JP"/>
+        </w:rPr>
+        <w:t>ここも同様に、</w:t>
+      </w:r>
+      <w:r>
+        <w:rPr>
+          <w:lang w:eastAsia="ja-JP"/>
+        </w:rPr>
+        <w:t>abstract</w:t>
+      </w:r>
+      <w:r>
+        <w:rPr>
+          <w:rFonts w:hint="eastAsia"/>
+          <w:lang w:eastAsia="ja-JP"/>
+        </w:rPr>
+        <w:t>をこのように書く方がわかりやすいと思います。</w:t>
+      </w:r>
+    </w:p>
+  </w:comment>
+  <w:comment w:id="321" w:author="治輝 齋藤" w:date="2026-05-19T22:55:00Z" w:initials="治齋">
+    <w:p>
+      <w:pPr>
+        <w:pStyle w:val="af3"/>
+        <w:rPr>
+          <w:lang w:eastAsia="ja-JP"/>
+        </w:rPr>
+      </w:pPr>
+      <w:r>
+        <w:rPr>
+          <w:rStyle w:val="af2"/>
+        </w:rPr>
+        <w:annotationRef/>
+      </w:r>
+      <w:r>
+        <w:rPr>
+          <w:rFonts w:hint="eastAsia"/>
+          <w:lang w:eastAsia="ja-JP"/>
+        </w:rPr>
+        <w:t>こちらも同様に、</w:t>
+      </w:r>
+      <w:r>
+        <w:rPr>
+          <w:rFonts w:hint="eastAsia"/>
+          <w:lang w:eastAsia="ja-JP"/>
+        </w:rPr>
+        <w:t>該当箇所の書き方に</w:t>
+      </w:r>
+      <w:r>
+        <w:rPr>
+          <w:rFonts w:hint="eastAsia"/>
+          <w:lang w:eastAsia="ja-JP"/>
+        </w:rPr>
+        <w:t>従い</w:t>
+      </w:r>
+      <w:r>
+        <w:rPr>
+          <w:rFonts w:hint="eastAsia"/>
+          <w:lang w:eastAsia="ja-JP"/>
+        </w:rPr>
+        <w:t>abstract</w:t>
+      </w:r>
+      <w:r>
+        <w:rPr>
+          <w:rFonts w:hint="eastAsia"/>
+          <w:lang w:eastAsia="ja-JP"/>
+        </w:rPr>
+        <w:t>の記載を修正しました。</w:t>
+      </w:r>
+    </w:p>
+  </w:comment>
+  <w:comment w:id="325" w:author="山岸良匡" w:date="2026-05-18T19:42:00Z" w:initials="山">
+    <w:p>
+      <w:pPr>
+        <w:pStyle w:val="af3"/>
+        <w:rPr>
+          <w:lang w:eastAsia="ja-JP"/>
+        </w:rPr>
+      </w:pPr>
+      <w:r>
+        <w:rPr>
+          <w:rStyle w:val="af2"/>
+        </w:rPr>
+        <w:annotationRef/>
+      </w:r>
+      <w:r>
+        <w:rPr>
+          <w:rFonts w:hint="eastAsia"/>
+          <w:lang w:eastAsia="ja-JP"/>
+        </w:rPr>
+        <w:t>そのような県に住んでいること、との関連という方がこの研究の特徴を表せるように思います。</w:t>
+      </w:r>
+    </w:p>
+  </w:comment>
+  <w:comment w:id="326" w:author="治輝 齋藤" w:date="2026-05-20T08:47:00Z" w:initials="治齋">
+    <w:p>
+      <w:pPr>
+        <w:pStyle w:val="af3"/>
+        <w:rPr>
+          <w:lang w:eastAsia="ja-JP"/>
+        </w:rPr>
+      </w:pPr>
+      <w:r>
+        <w:rPr>
+          <w:rStyle w:val="af2"/>
+        </w:rPr>
+        <w:annotationRef/>
+      </w:r>
+      <w:r>
+        <w:rPr>
+          <w:rFonts w:hint="eastAsia"/>
+          <w:lang w:eastAsia="ja-JP"/>
+        </w:rPr>
+        <w:t>ご指摘いただいた通り、</w:t>
+      </w:r>
+      <w:r>
+        <w:rPr>
+          <w:rFonts w:hint="eastAsia"/>
+          <w:lang w:eastAsia="ja-JP"/>
+        </w:rPr>
+        <w:t>傾斜</w:t>
+      </w:r>
+      <w:r>
+        <w:rPr>
+          <w:rFonts w:hint="eastAsia"/>
+          <w:lang w:eastAsia="ja-JP"/>
+        </w:rPr>
+        <w:t>度の大きい県に住んでいることとの関連という内容に修正しました。</w:t>
+      </w:r>
+    </w:p>
+  </w:comment>
+  <w:comment w:id="330" w:author="治輝 齋藤" w:date="2026-04-30T19:29:00Z" w:initials="治齋">
+    <w:p>
+      <w:pPr>
+        <w:pStyle w:val="af3"/>
+        <w:rPr>
+          <w:lang w:eastAsia="ja-JP"/>
+        </w:rPr>
+      </w:pPr>
+      <w:r>
+        <w:rPr>
+          <w:rStyle w:val="af2"/>
+        </w:rPr>
+        <w:annotationRef/>
+      </w:r>
+      <w:r>
+        <w:rPr>
+          <w:rFonts w:hint="eastAsia"/>
+          <w:lang w:eastAsia="ja-JP"/>
+        </w:rPr>
+        <w:t>（</w:t>
+      </w:r>
+      <w:r>
+        <w:rPr>
+          <w:rFonts w:hint="eastAsia"/>
+          <w:lang w:eastAsia="ja-JP"/>
+        </w:rPr>
+        <w:t>島袋先生コメント）</w:t>
+      </w:r>
+      <w:r>
+        <w:rPr>
+          <w:rFonts w:hint="eastAsia"/>
+          <w:lang w:eastAsia="ja-JP"/>
+        </w:rPr>
+        <w:t>考察の</w:t>
+      </w:r>
+      <w:r>
+        <w:rPr>
+          <w:rFonts w:hint="eastAsia"/>
+          <w:lang w:eastAsia="ja-JP"/>
+        </w:rPr>
+        <w:t xml:space="preserve">biological </w:t>
+      </w:r>
+      <w:proofErr w:type="spellStart"/>
+      <w:r>
+        <w:rPr>
+          <w:rFonts w:hint="eastAsia"/>
+          <w:lang w:eastAsia="ja-JP"/>
+        </w:rPr>
+        <w:t>plausability</w:t>
+      </w:r>
+      <w:proofErr w:type="spellEnd"/>
+      <w:r>
+        <w:rPr>
+          <w:rFonts w:hint="eastAsia"/>
+          <w:lang w:eastAsia="ja-JP"/>
+        </w:rPr>
+        <w:t xml:space="preserve"> </w:t>
+      </w:r>
+      <w:r>
+        <w:rPr>
+          <w:rFonts w:hint="eastAsia"/>
+          <w:lang w:eastAsia="ja-JP"/>
+        </w:rPr>
+        <w:t>の次の一文</w:t>
+      </w:r>
+      <w:r>
+        <w:rPr>
+          <w:rFonts w:hint="eastAsia"/>
+          <w:lang w:eastAsia="ja-JP"/>
+        </w:rPr>
+        <w:t>について、トーンを緩めた表現に修正いたしました。</w:t>
+      </w:r>
+    </w:p>
+  </w:comment>
+  <w:comment w:id="345" w:author="治輝 齋藤" w:date="2026-04-30T20:52:00Z" w:initials="治齋">
+    <w:p>
+      <w:pPr>
+        <w:pStyle w:val="af3"/>
+        <w:rPr>
+          <w:lang w:eastAsia="ja-JP"/>
+        </w:rPr>
+      </w:pPr>
+      <w:r>
+        <w:rPr>
+          <w:rStyle w:val="af2"/>
+        </w:rPr>
+        <w:annotationRef/>
+      </w:r>
+      <w:r>
+        <w:rPr>
+          <w:rFonts w:hint="eastAsia"/>
+          <w:lang w:eastAsia="ja-JP"/>
+        </w:rPr>
+        <w:t>（</w:t>
+      </w:r>
+      <w:r>
+        <w:rPr>
+          <w:rFonts w:hint="eastAsia"/>
+          <w:lang w:eastAsia="ja-JP"/>
+        </w:rPr>
+        <w:t>佐藤先生コメント⑩</w:t>
+      </w:r>
+      <w:r>
+        <w:rPr>
+          <w:rFonts w:hint="eastAsia"/>
+          <w:lang w:eastAsia="ja-JP"/>
+        </w:rPr>
+        <w:t>）</w:t>
+      </w:r>
+      <w:r>
+        <w:rPr>
+          <w:rFonts w:hint="eastAsia"/>
+          <w:lang w:eastAsia="ja-JP"/>
+        </w:rPr>
+        <w:t>Discussion</w:t>
+      </w:r>
+      <w:r>
+        <w:rPr>
+          <w:rFonts w:hint="eastAsia"/>
+          <w:lang w:eastAsia="ja-JP"/>
+        </w:rPr>
+        <w:t>内の断定表現を修正しました。</w:t>
+      </w:r>
+    </w:p>
+  </w:comment>
+  <w:comment w:id="356" w:author="治輝 齋藤" w:date="2026-04-30T20:56:00Z" w:initials="治齋">
+    <w:p>
+      <w:pPr>
+        <w:pStyle w:val="af3"/>
+        <w:rPr>
+          <w:lang w:eastAsia="ja-JP"/>
+        </w:rPr>
+      </w:pPr>
+      <w:r>
+        <w:rPr>
+          <w:rStyle w:val="af2"/>
+        </w:rPr>
+        <w:annotationRef/>
+      </w:r>
       <w:r>
         <w:rPr>
           <w:rFonts w:hint="eastAsia"/>
@@ -15662,28 +16802,753 @@
       </w:r>
       <w:r>
         <w:rPr>
+          <w:rFonts w:hint="eastAsia"/>
+          <w:lang w:eastAsia="ja-JP"/>
+        </w:rPr>
+        <w:t>Discussion</w:t>
+      </w:r>
+      <w:r>
+        <w:rPr>
+          <w:rFonts w:hint="eastAsia"/>
+          <w:lang w:eastAsia="ja-JP"/>
+        </w:rPr>
+        <w:t>内の断定表現を修正しました</w:t>
+      </w:r>
+      <w:r>
+        <w:rPr>
+          <w:rFonts w:hint="eastAsia"/>
+          <w:lang w:eastAsia="ja-JP"/>
+        </w:rPr>
+        <w:t>。</w:t>
+      </w:r>
+    </w:p>
+  </w:comment>
+  <w:comment w:id="372" w:author="治輝 齋藤" w:date="2026-04-30T21:00:00Z" w:initials="治齋">
+    <w:p>
+      <w:pPr>
+        <w:pStyle w:val="af3"/>
+        <w:rPr>
+          <w:lang w:eastAsia="ja-JP"/>
+        </w:rPr>
+      </w:pPr>
+      <w:r>
+        <w:rPr>
           <w:rStyle w:val="af2"/>
         </w:rPr>
         <w:annotationRef/>
       </w:r>
       <w:r>
         <w:rPr>
+          <w:rFonts w:hint="eastAsia"/>
+          <w:lang w:eastAsia="ja-JP"/>
+        </w:rPr>
+        <w:t>（佐藤先生コメント⑩）</w:t>
+      </w:r>
+      <w:r>
+        <w:rPr>
+          <w:rFonts w:hint="eastAsia"/>
+          <w:lang w:eastAsia="ja-JP"/>
+        </w:rPr>
+        <w:t>Discussion</w:t>
+      </w:r>
+      <w:r>
+        <w:rPr>
+          <w:rFonts w:hint="eastAsia"/>
+          <w:lang w:eastAsia="ja-JP"/>
+        </w:rPr>
+        <w:t>内の断定表現を修正しました。</w:t>
+      </w:r>
+    </w:p>
+  </w:comment>
+  <w:comment w:id="392" w:author="治輝 齋藤" w:date="2026-04-30T20:33:00Z" w:initials="治齋">
+    <w:p>
+      <w:pPr>
+        <w:pStyle w:val="af3"/>
+        <w:rPr>
+          <w:lang w:eastAsia="ja-JP"/>
+        </w:rPr>
+      </w:pPr>
+      <w:r>
+        <w:rPr>
           <w:rStyle w:val="af2"/>
         </w:rPr>
         <w:annotationRef/>
       </w:r>
       <w:r>
         <w:rPr>
-          <w:lang w:eastAsia="ja-JP"/>
-        </w:rPr>
-        <w:t>demonstrated</w:t>
-      </w:r>
-      <w:r>
-        <w:rPr>
-          <w:rFonts w:hint="eastAsia"/>
-          <w:lang w:eastAsia="ja-JP"/>
-        </w:rPr>
-        <w:t xml:space="preserve"> </w:t>
+          <w:rFonts w:hint="eastAsia"/>
+          <w:lang w:eastAsia="ja-JP"/>
+        </w:rPr>
+        <w:t>（寳澤先生コメント）</w:t>
+      </w:r>
+      <w:r>
+        <w:rPr>
+          <w:rFonts w:hint="eastAsia"/>
+          <w:lang w:eastAsia="ja-JP"/>
+        </w:rPr>
+        <w:t>Discussion</w:t>
+      </w:r>
+      <w:r>
+        <w:rPr>
+          <w:rFonts w:hint="eastAsia"/>
+          <w:lang w:eastAsia="ja-JP"/>
+        </w:rPr>
+        <w:t>に、</w:t>
+      </w:r>
+      <w:r>
+        <w:rPr>
+          <w:rFonts w:hint="eastAsia"/>
+          <w:lang w:eastAsia="ja-JP"/>
+        </w:rPr>
+        <w:t>NDB</w:t>
+      </w:r>
+      <w:r>
+        <w:rPr>
+          <w:rFonts w:hint="eastAsia"/>
+          <w:lang w:eastAsia="ja-JP"/>
+        </w:rPr>
+        <w:t>オープン</w:t>
+      </w:r>
+      <w:r>
+        <w:rPr>
+          <w:rFonts w:hint="eastAsia"/>
+          <w:lang w:eastAsia="ja-JP"/>
+        </w:rPr>
+        <w:t>データのマスキング制約下での解釈方針（頑健性確認として扱う</w:t>
+      </w:r>
+      <w:r>
+        <w:rPr>
+          <w:rFonts w:hint="eastAsia"/>
+          <w:lang w:eastAsia="ja-JP"/>
+        </w:rPr>
+        <w:t>旨</w:t>
+      </w:r>
+      <w:r>
+        <w:rPr>
+          <w:rFonts w:hint="eastAsia"/>
+          <w:lang w:eastAsia="ja-JP"/>
+        </w:rPr>
+        <w:t>）を追記</w:t>
+      </w:r>
+      <w:r>
+        <w:rPr>
+          <w:rFonts w:hint="eastAsia"/>
+          <w:lang w:eastAsia="ja-JP"/>
+        </w:rPr>
+        <w:t>しました。</w:t>
+      </w:r>
+    </w:p>
+  </w:comment>
+  <w:comment w:id="399" w:author="治輝 齋藤" w:date="2026-05-20T08:53:00Z" w:initials="治齋">
+    <w:p>
+      <w:pPr>
+        <w:pStyle w:val="af3"/>
+        <w:rPr>
+          <w:lang w:eastAsia="ja-JP"/>
+        </w:rPr>
+      </w:pPr>
+      <w:r>
+        <w:rPr>
+          <w:rStyle w:val="af2"/>
+        </w:rPr>
+        <w:annotationRef/>
+      </w:r>
+      <w:r>
+        <w:rPr>
+          <w:rFonts w:hint="eastAsia"/>
+          <w:lang w:eastAsia="ja-JP"/>
+        </w:rPr>
+        <w:t>（</w:t>
+      </w:r>
+      <w:r>
+        <w:rPr>
+          <w:rFonts w:hint="eastAsia"/>
+          <w:lang w:eastAsia="ja-JP"/>
+        </w:rPr>
+        <w:t>江口先生コメント⑥）</w:t>
+      </w:r>
+      <w:r>
+        <w:rPr>
+          <w:rFonts w:hint="eastAsia"/>
+          <w:lang w:eastAsia="ja-JP"/>
+        </w:rPr>
+        <w:t>「地形傾斜と速歩割合は弱い負の相関を示した（</w:t>
+      </w:r>
+      <w:r>
+        <w:rPr>
+          <w:rFonts w:hint="eastAsia"/>
+          <w:lang w:eastAsia="ja-JP"/>
+        </w:rPr>
+        <w:t xml:space="preserve">r = </w:t>
+      </w:r>
+      <w:r>
+        <w:rPr>
+          <w:rFonts w:hint="eastAsia"/>
+          <w:lang w:eastAsia="ja-JP"/>
+        </w:rPr>
+        <w:t>－</w:t>
+      </w:r>
+      <w:r>
+        <w:rPr>
+          <w:rFonts w:hint="eastAsia"/>
+          <w:lang w:eastAsia="ja-JP"/>
+        </w:rPr>
+        <w:t>0.264</w:t>
+      </w:r>
+      <w:r>
+        <w:rPr>
+          <w:rFonts w:hint="eastAsia"/>
+          <w:lang w:eastAsia="ja-JP"/>
+        </w:rPr>
+        <w:t>）」について、</w:t>
+      </w:r>
+      <w:proofErr w:type="gramStart"/>
+      <w:r>
+        <w:rPr>
+          <w:rFonts w:hint="eastAsia"/>
+          <w:lang w:eastAsia="ja-JP"/>
+        </w:rPr>
+        <w:t>p</w:t>
+      </w:r>
+      <w:proofErr w:type="gramEnd"/>
+      <w:r>
+        <w:rPr>
+          <w:rFonts w:hint="eastAsia"/>
+          <w:lang w:eastAsia="ja-JP"/>
+        </w:rPr>
+        <w:t>値</w:t>
+      </w:r>
+      <w:r>
+        <w:rPr>
+          <w:rFonts w:hint="eastAsia"/>
+          <w:lang w:eastAsia="ja-JP"/>
+        </w:rPr>
+        <w:t>を追記しました。</w:t>
+      </w:r>
+    </w:p>
+  </w:comment>
+  <w:comment w:id="402" w:author="山岸良匡" w:date="2026-05-18T19:51:00Z" w:initials="山">
+    <w:p>
+      <w:pPr>
+        <w:pStyle w:val="af3"/>
+        <w:rPr>
+          <w:lang w:eastAsia="ja-JP"/>
+        </w:rPr>
+      </w:pPr>
+      <w:r>
+        <w:rPr>
+          <w:rStyle w:val="af2"/>
+        </w:rPr>
+        <w:annotationRef/>
+      </w:r>
+      <w:r>
+        <w:rPr>
+          <w:rFonts w:hint="eastAsia"/>
+          <w:lang w:eastAsia="ja-JP"/>
+        </w:rPr>
+        <w:t>車の影響が考察されていないのが気になります。地方</w:t>
+      </w:r>
+      <w:proofErr w:type="gramStart"/>
+      <w:r>
+        <w:rPr>
+          <w:rFonts w:hint="eastAsia"/>
+          <w:lang w:eastAsia="ja-JP"/>
+        </w:rPr>
+        <w:t>で</w:t>
+      </w:r>
+      <w:proofErr w:type="gramEnd"/>
+      <w:r>
+        <w:rPr>
+          <w:rFonts w:hint="eastAsia"/>
+          <w:lang w:eastAsia="ja-JP"/>
+        </w:rPr>
+        <w:t>傾斜地</w:t>
+      </w:r>
+      <w:proofErr w:type="gramStart"/>
+      <w:r>
+        <w:rPr>
+          <w:rFonts w:hint="eastAsia"/>
+          <w:lang w:eastAsia="ja-JP"/>
+        </w:rPr>
+        <w:t>で</w:t>
+      </w:r>
+      <w:proofErr w:type="gramEnd"/>
+      <w:r>
+        <w:rPr>
+          <w:rFonts w:hint="eastAsia"/>
+          <w:lang w:eastAsia="ja-JP"/>
+        </w:rPr>
+        <w:t>高齢者ならほぼ車を使う人ばかりと思います。</w:t>
+      </w:r>
+    </w:p>
+  </w:comment>
+  <w:comment w:id="409" w:author="治輝 齋藤" w:date="2026-04-30T18:41:00Z" w:initials="治齋">
+    <w:p>
+      <w:pPr>
+        <w:pStyle w:val="af3"/>
+        <w:rPr>
+          <w:lang w:eastAsia="ja-JP"/>
+        </w:rPr>
+      </w:pPr>
+      <w:r>
+        <w:rPr>
+          <w:rStyle w:val="af2"/>
+        </w:rPr>
+        <w:annotationRef/>
+      </w:r>
+      <w:r>
+        <w:rPr>
+          <w:rFonts w:hint="eastAsia"/>
+          <w:lang w:eastAsia="ja-JP"/>
+        </w:rPr>
+        <w:t>（佐藤先生コメント⑧）</w:t>
+      </w:r>
+      <w:r>
+        <w:rPr>
+          <w:rFonts w:hint="eastAsia"/>
+          <w:lang w:eastAsia="ja-JP"/>
+        </w:rPr>
+        <w:t>40</w:t>
+      </w:r>
+      <w:r>
+        <w:rPr>
+          <w:rFonts w:hint="eastAsia"/>
+          <w:lang w:eastAsia="ja-JP"/>
+        </w:rPr>
+        <w:t>–</w:t>
+      </w:r>
+      <w:r>
+        <w:rPr>
+          <w:rFonts w:hint="eastAsia"/>
+          <w:lang w:eastAsia="ja-JP"/>
+        </w:rPr>
+        <w:t>74</w:t>
+      </w:r>
+      <w:r>
+        <w:rPr>
+          <w:rFonts w:hint="eastAsia"/>
+          <w:lang w:eastAsia="ja-JP"/>
+        </w:rPr>
+        <w:t>歳質問票集計</w:t>
+      </w:r>
+      <w:r>
+        <w:rPr>
+          <w:rFonts w:hint="eastAsia"/>
+          <w:lang w:eastAsia="ja-JP"/>
+        </w:rPr>
+        <w:t>における</w:t>
+      </w:r>
+      <w:r>
+        <w:rPr>
+          <w:rFonts w:hint="eastAsia"/>
+          <w:lang w:eastAsia="ja-JP"/>
+        </w:rPr>
+        <w:t>公開</w:t>
+      </w:r>
+      <w:r>
+        <w:rPr>
+          <w:rFonts w:hint="eastAsia"/>
+          <w:lang w:eastAsia="ja-JP"/>
+        </w:rPr>
+        <w:t>である</w:t>
+      </w:r>
+      <w:r>
+        <w:rPr>
+          <w:rFonts w:hint="eastAsia"/>
+          <w:lang w:eastAsia="ja-JP"/>
+        </w:rPr>
+        <w:t>ため、歩行速度変数は</w:t>
+      </w:r>
+      <w:r>
+        <w:rPr>
+          <w:lang w:eastAsia="ja-JP"/>
+        </w:rPr>
+        <w:t>contextual covariate</w:t>
+      </w:r>
+      <w:r>
+        <w:rPr>
+          <w:rFonts w:hint="eastAsia"/>
+          <w:lang w:eastAsia="ja-JP"/>
+        </w:rPr>
+        <w:t>として扱う</w:t>
+      </w:r>
+      <w:r>
+        <w:rPr>
+          <w:rFonts w:hint="eastAsia"/>
+          <w:lang w:eastAsia="ja-JP"/>
+        </w:rPr>
+        <w:t>旨を記載しました。</w:t>
+      </w:r>
+    </w:p>
+  </w:comment>
+  <w:comment w:id="412" w:author="山岸良匡" w:date="2026-05-18T19:56:00Z" w:initials="山">
+    <w:p>
+      <w:pPr>
+        <w:pStyle w:val="af3"/>
+        <w:rPr>
+          <w:lang w:eastAsia="ja-JP"/>
+        </w:rPr>
+      </w:pPr>
+      <w:r>
+        <w:rPr>
+          <w:rStyle w:val="af2"/>
+        </w:rPr>
+        <w:annotationRef/>
+      </w:r>
+      <w:r>
+        <w:rPr>
+          <w:rFonts w:hint="eastAsia"/>
+          <w:lang w:eastAsia="ja-JP"/>
+        </w:rPr>
+        <w:t>根拠がなければ、やや言い過ぎのように思われます。</w:t>
+      </w:r>
+    </w:p>
+  </w:comment>
+  <w:comment w:id="416" w:author="治輝 齋藤" w:date="2026-04-30T18:04:00Z" w:initials="治齋">
+    <w:p>
+      <w:pPr>
+        <w:pStyle w:val="af3"/>
+        <w:rPr>
+          <w:lang w:eastAsia="ja-JP"/>
+        </w:rPr>
+      </w:pPr>
+      <w:r>
+        <w:rPr>
+          <w:rStyle w:val="af2"/>
+        </w:rPr>
+        <w:annotationRef/>
+      </w:r>
+      <w:r>
+        <w:rPr>
+          <w:rFonts w:hint="eastAsia"/>
+          <w:lang w:eastAsia="ja-JP"/>
+        </w:rPr>
+        <w:t>（佐藤先生コメント③）</w:t>
+      </w:r>
+      <w:r>
+        <w:rPr>
+          <w:rFonts w:hint="eastAsia"/>
+          <w:lang w:eastAsia="ja-JP"/>
+        </w:rPr>
+        <w:t>Limitation</w:t>
+      </w:r>
+      <w:r>
+        <w:rPr>
+          <w:rFonts w:hint="eastAsia"/>
+          <w:lang w:eastAsia="ja-JP"/>
+        </w:rPr>
+        <w:t>s</w:t>
+      </w:r>
+      <w:r>
+        <w:rPr>
+          <w:rFonts w:hint="eastAsia"/>
+          <w:lang w:eastAsia="ja-JP"/>
+        </w:rPr>
+        <w:t>に「</w:t>
+      </w:r>
+      <w:r>
+        <w:rPr>
+          <w:rFonts w:hint="eastAsia"/>
+          <w:lang w:eastAsia="ja-JP"/>
+        </w:rPr>
+        <w:t>surgery rates rather than true fracture incidence</w:t>
+      </w:r>
+      <w:r>
+        <w:rPr>
+          <w:rFonts w:hint="eastAsia"/>
+          <w:lang w:eastAsia="ja-JP"/>
+        </w:rPr>
+        <w:t>」</w:t>
+      </w:r>
+      <w:r>
+        <w:rPr>
+          <w:rFonts w:hint="eastAsia"/>
+          <w:lang w:eastAsia="ja-JP"/>
+        </w:rPr>
+        <w:t>と記載を加えました。また、</w:t>
+      </w:r>
+      <w:r>
+        <w:rPr>
+          <w:rFonts w:hint="eastAsia"/>
+          <w:lang w:eastAsia="ja-JP"/>
+        </w:rPr>
+        <w:t>治療方針・アクセス差の影響</w:t>
+      </w:r>
+      <w:r>
+        <w:rPr>
+          <w:rFonts w:hint="eastAsia"/>
+          <w:lang w:eastAsia="ja-JP"/>
+        </w:rPr>
+        <w:t>がある</w:t>
+      </w:r>
+      <w:r>
+        <w:rPr>
+          <w:rFonts w:hint="eastAsia"/>
+          <w:lang w:eastAsia="ja-JP"/>
+        </w:rPr>
+        <w:t>可能性</w:t>
+      </w:r>
+      <w:r>
+        <w:rPr>
+          <w:rFonts w:hint="eastAsia"/>
+          <w:lang w:eastAsia="ja-JP"/>
+        </w:rPr>
+        <w:t>について記載しました。</w:t>
+      </w:r>
+    </w:p>
+  </w:comment>
+  <w:comment w:id="421" w:author="治輝 齋藤" w:date="2026-04-30T18:09:00Z" w:initials="治齋">
+    <w:p>
+      <w:pPr>
+        <w:pStyle w:val="af3"/>
+        <w:rPr>
+          <w:lang w:eastAsia="ja-JP"/>
+        </w:rPr>
+      </w:pPr>
+      <w:r>
+        <w:rPr>
+          <w:rStyle w:val="af2"/>
+        </w:rPr>
+        <w:annotationRef/>
+      </w:r>
+      <w:r>
+        <w:rPr>
+          <w:rFonts w:hint="eastAsia"/>
+          <w:lang w:eastAsia="ja-JP"/>
+        </w:rPr>
+        <w:t>（佐藤先生コメント④）</w:t>
+      </w:r>
+      <w:r>
+        <w:rPr>
+          <w:rFonts w:hint="eastAsia"/>
+          <w:lang w:eastAsia="ja-JP"/>
+        </w:rPr>
+        <w:t>気候（積雪・凍結）</w:t>
+      </w:r>
+      <w:r>
+        <w:rPr>
+          <w:rFonts w:hint="eastAsia"/>
+          <w:lang w:eastAsia="ja-JP"/>
+        </w:rPr>
+        <w:t>の項目について、</w:t>
+      </w:r>
+      <w:r>
+        <w:rPr>
+          <w:rFonts w:hint="eastAsia"/>
+          <w:lang w:eastAsia="ja-JP"/>
+        </w:rPr>
+        <w:t>Limitations</w:t>
+      </w:r>
+      <w:r>
+        <w:rPr>
+          <w:rFonts w:hint="eastAsia"/>
+          <w:lang w:eastAsia="ja-JP"/>
+        </w:rPr>
+        <w:t>に追加しました。</w:t>
+      </w:r>
+    </w:p>
+  </w:comment>
+  <w:comment w:id="423" w:author="治輝 齋藤" w:date="2026-04-30T20:37:00Z" w:initials="治齋">
+    <w:p>
+      <w:pPr>
+        <w:pStyle w:val="af3"/>
+        <w:rPr>
+          <w:lang w:eastAsia="ja-JP"/>
+        </w:rPr>
+      </w:pPr>
+      <w:r>
+        <w:rPr>
+          <w:rStyle w:val="af2"/>
+        </w:rPr>
+        <w:annotationRef/>
+      </w:r>
+      <w:r>
+        <w:rPr>
+          <w:rFonts w:hint="eastAsia"/>
+          <w:lang w:eastAsia="ja-JP"/>
+        </w:rPr>
+        <w:t>（</w:t>
+      </w:r>
+      <w:r>
+        <w:rPr>
+          <w:rFonts w:hint="eastAsia"/>
+          <w:lang w:eastAsia="ja-JP"/>
+        </w:rPr>
+        <w:t>寳澤先生コメント</w:t>
+      </w:r>
+      <w:r>
+        <w:rPr>
+          <w:rFonts w:hint="eastAsia"/>
+          <w:lang w:eastAsia="ja-JP"/>
+        </w:rPr>
+        <w:t>）</w:t>
+      </w:r>
+      <w:r>
+        <w:rPr>
+          <w:rFonts w:hint="eastAsia"/>
+          <w:lang w:eastAsia="ja-JP"/>
+        </w:rPr>
+        <w:t>Limitations</w:t>
+      </w:r>
+      <w:r>
+        <w:rPr>
+          <w:rFonts w:hint="eastAsia"/>
+          <w:lang w:eastAsia="ja-JP"/>
+        </w:rPr>
+        <w:t>に、補完依存性と二次マスキングの可能性を明記</w:t>
+      </w:r>
+      <w:r>
+        <w:rPr>
+          <w:rFonts w:hint="eastAsia"/>
+          <w:lang w:eastAsia="ja-JP"/>
+        </w:rPr>
+        <w:t>しました。</w:t>
+      </w:r>
+    </w:p>
+  </w:comment>
+  <w:comment w:id="435" w:author="治輝 齋藤" w:date="2026-04-30T18:46:00Z" w:initials="治齋">
+    <w:p>
+      <w:pPr>
+        <w:pStyle w:val="af3"/>
+        <w:rPr>
+          <w:lang w:eastAsia="ja-JP"/>
+        </w:rPr>
+      </w:pPr>
+      <w:r>
+        <w:rPr>
+          <w:rStyle w:val="af2"/>
+        </w:rPr>
+        <w:annotationRef/>
+      </w:r>
+      <w:r>
+        <w:rPr>
+          <w:rFonts w:hint="eastAsia"/>
+          <w:lang w:eastAsia="ja-JP"/>
+        </w:rPr>
+        <w:t>（佐藤先生コメント⑧）</w:t>
+      </w:r>
+      <w:r>
+        <w:rPr>
+          <w:rFonts w:hint="eastAsia"/>
+          <w:lang w:eastAsia="ja-JP"/>
+        </w:rPr>
+        <w:t>歩行速度指標が</w:t>
+      </w:r>
+      <w:r>
+        <w:rPr>
+          <w:rFonts w:hint="eastAsia"/>
+          <w:lang w:eastAsia="ja-JP"/>
+        </w:rPr>
+        <w:t>40</w:t>
+      </w:r>
+      <w:r>
+        <w:rPr>
+          <w:rFonts w:hint="eastAsia"/>
+          <w:lang w:eastAsia="ja-JP"/>
+        </w:rPr>
+        <w:t>–</w:t>
+      </w:r>
+      <w:r>
+        <w:rPr>
+          <w:rFonts w:hint="eastAsia"/>
+          <w:lang w:eastAsia="ja-JP"/>
+        </w:rPr>
+        <w:t>74</w:t>
+      </w:r>
+      <w:r>
+        <w:rPr>
+          <w:rFonts w:hint="eastAsia"/>
+          <w:lang w:eastAsia="ja-JP"/>
+        </w:rPr>
+        <w:t>歳の公開質問票集計に基づくことを明記し、最高齢群の骨折リスクを直接代表しないという限界が伝わるように修正しました</w:t>
+      </w:r>
+      <w:r>
+        <w:rPr>
+          <w:rFonts w:hint="eastAsia"/>
+          <w:lang w:eastAsia="ja-JP"/>
+        </w:rPr>
+        <w:t>。</w:t>
+      </w:r>
+    </w:p>
+  </w:comment>
+  <w:comment w:id="442" w:author="治輝 齋藤" w:date="2026-05-01T13:08:00Z" w:initials="治齋">
+    <w:p>
+      <w:pPr>
+        <w:pStyle w:val="af3"/>
+        <w:rPr>
+          <w:lang w:eastAsia="ja-JP"/>
+        </w:rPr>
+      </w:pPr>
+      <w:r>
+        <w:rPr>
+          <w:rStyle w:val="af2"/>
+        </w:rPr>
+        <w:annotationRef/>
+      </w:r>
+      <w:r>
+        <w:rPr>
+          <w:rFonts w:hint="eastAsia"/>
+          <w:lang w:eastAsia="ja-JP"/>
+        </w:rPr>
+        <w:t>（舟久保先生コメント④）</w:t>
+      </w:r>
+      <w:r>
+        <w:rPr>
+          <w:rFonts w:hint="eastAsia"/>
+          <w:lang w:eastAsia="ja-JP"/>
+        </w:rPr>
+        <w:t>歩行速度の能力指標性を</w:t>
+      </w:r>
+      <w:r>
+        <w:rPr>
+          <w:rFonts w:hint="eastAsia"/>
+          <w:lang w:eastAsia="ja-JP"/>
+        </w:rPr>
+        <w:t>Limitations</w:t>
+      </w:r>
+      <w:r>
+        <w:rPr>
+          <w:rFonts w:hint="eastAsia"/>
+          <w:lang w:eastAsia="ja-JP"/>
+        </w:rPr>
+        <w:t>に追記</w:t>
+      </w:r>
+      <w:r>
+        <w:rPr>
+          <w:rFonts w:hint="eastAsia"/>
+          <w:lang w:eastAsia="ja-JP"/>
+        </w:rPr>
+        <w:t>しました。</w:t>
+      </w:r>
+    </w:p>
+  </w:comment>
+  <w:comment w:id="454" w:author="治輝 齋藤" w:date="2026-04-30T19:20:00Z" w:initials="治齋">
+    <w:p>
+      <w:pPr>
+        <w:pStyle w:val="af3"/>
+        <w:rPr>
+          <w:lang w:eastAsia="ja-JP"/>
+        </w:rPr>
+      </w:pPr>
+      <w:r>
+        <w:rPr>
+          <w:rStyle w:val="af2"/>
+        </w:rPr>
+        <w:annotationRef/>
+      </w:r>
+      <w:r>
+        <w:rPr>
+          <w:rFonts w:hint="eastAsia"/>
+          <w:lang w:eastAsia="ja-JP"/>
+        </w:rPr>
+        <w:t>（佐藤先生コメント⑩）</w:t>
+      </w:r>
+      <w:r>
+        <w:rPr>
+          <w:rFonts w:hint="eastAsia"/>
+          <w:lang w:eastAsia="ja-JP"/>
+        </w:rPr>
+        <w:t xml:space="preserve">remained </w:t>
       </w:r>
       <w:r>
         <w:rPr>
@@ -15697,7 +17562,7 @@
           <w:rFonts w:hint="eastAsia"/>
           <w:lang w:eastAsia="ja-JP"/>
         </w:rPr>
-        <w:t xml:space="preserve"> showed</w:t>
+        <w:t xml:space="preserve"> was</w:t>
       </w:r>
       <w:r>
         <w:rPr>
@@ -15708,7 +17573,7 @@
       </w:r>
     </w:p>
   </w:comment>
-  <w:comment w:id="315" w:author="山岸良匡" w:date="2026-05-18T19:39:00Z" w:initials="山">
+  <w:comment w:id="460" w:author="治輝 齋藤" w:date="2026-05-01T13:12:00Z" w:initials="治齋">
     <w:p>
       <w:pPr>
         <w:pStyle w:val="af3"/>
@@ -15724,1138 +17589,70 @@
       </w:r>
       <w:r>
         <w:rPr>
-          <w:lang w:eastAsia="ja-JP"/>
-        </w:rPr>
-        <w:t>abstract</w:t>
-      </w:r>
-      <w:r>
-        <w:rPr>
-          <w:rFonts w:hint="eastAsia"/>
-          <w:lang w:eastAsia="ja-JP"/>
-        </w:rPr>
-        <w:t>もこのような書き方の方が理解されやすいと思います。</w:t>
+          <w:rFonts w:hint="eastAsia"/>
+          <w:lang w:eastAsia="ja-JP"/>
+        </w:rPr>
+        <w:t>（舟久保先生コメント⑤）</w:t>
+      </w:r>
+      <w:r>
+        <w:rPr>
+          <w:rFonts w:hint="eastAsia"/>
+          <w:lang w:eastAsia="ja-JP"/>
+        </w:rPr>
+        <w:t>統計解釈を控えめ</w:t>
+      </w:r>
+      <w:r>
+        <w:rPr>
+          <w:rFonts w:hint="eastAsia"/>
+          <w:lang w:eastAsia="ja-JP"/>
+        </w:rPr>
+        <w:t>な表現に修正</w:t>
+      </w:r>
+      <w:r>
+        <w:rPr>
+          <w:rFonts w:hint="eastAsia"/>
+          <w:lang w:eastAsia="ja-JP"/>
+        </w:rPr>
+        <w:t>し</w:t>
+      </w:r>
+      <w:r>
+        <w:rPr>
+          <w:rFonts w:hint="eastAsia"/>
+          <w:lang w:eastAsia="ja-JP"/>
+        </w:rPr>
+        <w:t>、</w:t>
+      </w:r>
+      <w:r>
+        <w:rPr>
+          <w:rFonts w:hint="eastAsia"/>
+          <w:lang w:eastAsia="ja-JP"/>
+        </w:rPr>
+        <w:t>N=47</w:t>
+      </w:r>
+      <w:r>
+        <w:rPr>
+          <w:rFonts w:hint="eastAsia"/>
+          <w:lang w:eastAsia="ja-JP"/>
+        </w:rPr>
+        <w:t>の</w:t>
+      </w:r>
+      <w:r>
+        <w:rPr>
+          <w:rFonts w:hint="eastAsia"/>
+          <w:lang w:eastAsia="ja-JP"/>
+        </w:rPr>
+        <w:t>不確実性を明示</w:t>
+      </w:r>
+      <w:r>
+        <w:rPr>
+          <w:rFonts w:hint="eastAsia"/>
+          <w:lang w:eastAsia="ja-JP"/>
+        </w:rPr>
+        <w:t>しました。</w:t>
       </w:r>
     </w:p>
   </w:comment>
-  <w:comment w:id="316" w:author="治輝 齋藤" w:date="2026-05-19T22:51:00Z" w:initials="治齋">
-    <w:p>
-      <w:pPr>
-        <w:pStyle w:val="af3"/>
-        <w:rPr>
-          <w:lang w:eastAsia="ja-JP"/>
-        </w:rPr>
-      </w:pPr>
-      <w:r>
-        <w:rPr>
-          <w:rStyle w:val="af2"/>
-        </w:rPr>
-        <w:annotationRef/>
-      </w:r>
-      <w:r>
-        <w:rPr>
-          <w:rFonts w:hint="eastAsia"/>
-          <w:lang w:eastAsia="ja-JP"/>
-        </w:rPr>
-        <w:t>該当箇所の書き方に倣い、</w:t>
-      </w:r>
-      <w:r>
-        <w:rPr>
-          <w:rFonts w:hint="eastAsia"/>
-          <w:lang w:eastAsia="ja-JP"/>
-        </w:rPr>
-        <w:t>abstract</w:t>
-      </w:r>
-      <w:r>
-        <w:rPr>
-          <w:rFonts w:hint="eastAsia"/>
-          <w:lang w:eastAsia="ja-JP"/>
-        </w:rPr>
-        <w:t>の記載を修正しました。</w:t>
-      </w:r>
-    </w:p>
-  </w:comment>
-  <w:comment w:id="317" w:author="山岸良匡" w:date="2026-05-18T19:40:00Z" w:initials="山">
-    <w:p>
-      <w:pPr>
-        <w:pStyle w:val="af3"/>
-        <w:rPr>
-          <w:lang w:eastAsia="ja-JP"/>
-        </w:rPr>
-      </w:pPr>
-      <w:r>
-        <w:rPr>
-          <w:rStyle w:val="af2"/>
-        </w:rPr>
-        <w:annotationRef/>
-      </w:r>
-      <w:r>
-        <w:rPr>
-          <w:rFonts w:hint="eastAsia"/>
-          <w:lang w:eastAsia="ja-JP"/>
-        </w:rPr>
-        <w:t>ここも同様に、</w:t>
-      </w:r>
-      <w:r>
-        <w:rPr>
-          <w:lang w:eastAsia="ja-JP"/>
-        </w:rPr>
-        <w:t>abstract</w:t>
-      </w:r>
-      <w:r>
-        <w:rPr>
-          <w:rFonts w:hint="eastAsia"/>
-          <w:lang w:eastAsia="ja-JP"/>
-        </w:rPr>
-        <w:t>をこのように書く方がわかりやすいと思います。</w:t>
-      </w:r>
-    </w:p>
-  </w:comment>
-  <w:comment w:id="318" w:author="治輝 齋藤" w:date="2026-05-19T22:55:00Z" w:initials="治齋">
-    <w:p>
-      <w:pPr>
-        <w:pStyle w:val="af3"/>
-        <w:rPr>
-          <w:lang w:eastAsia="ja-JP"/>
-        </w:rPr>
-      </w:pPr>
-      <w:r>
-        <w:rPr>
-          <w:rStyle w:val="af2"/>
-        </w:rPr>
-        <w:annotationRef/>
-      </w:r>
-      <w:r>
-        <w:rPr>
-          <w:rFonts w:hint="eastAsia"/>
-          <w:lang w:eastAsia="ja-JP"/>
-        </w:rPr>
-        <w:t>こちらも同様に、</w:t>
-      </w:r>
-      <w:r>
-        <w:rPr>
-          <w:rFonts w:hint="eastAsia"/>
-          <w:lang w:eastAsia="ja-JP"/>
-        </w:rPr>
-        <w:t>該当箇所の書き方に</w:t>
-      </w:r>
-      <w:r>
-        <w:rPr>
-          <w:rFonts w:hint="eastAsia"/>
-          <w:lang w:eastAsia="ja-JP"/>
-        </w:rPr>
-        <w:t>従い</w:t>
-      </w:r>
-      <w:r>
-        <w:rPr>
-          <w:rFonts w:hint="eastAsia"/>
-          <w:lang w:eastAsia="ja-JP"/>
-        </w:rPr>
-        <w:t>abstract</w:t>
-      </w:r>
-      <w:r>
-        <w:rPr>
-          <w:rFonts w:hint="eastAsia"/>
-          <w:lang w:eastAsia="ja-JP"/>
-        </w:rPr>
-        <w:t>の記載を修正しました。</w:t>
-      </w:r>
-    </w:p>
-  </w:comment>
-  <w:comment w:id="322" w:author="山岸良匡" w:date="2026-05-18T19:42:00Z" w:initials="山">
-    <w:p>
-      <w:pPr>
-        <w:pStyle w:val="af3"/>
-        <w:rPr>
-          <w:lang w:eastAsia="ja-JP"/>
-        </w:rPr>
-      </w:pPr>
-      <w:r>
-        <w:rPr>
-          <w:rStyle w:val="af2"/>
-        </w:rPr>
-        <w:annotationRef/>
-      </w:r>
-      <w:r>
-        <w:rPr>
-          <w:rFonts w:hint="eastAsia"/>
-          <w:lang w:eastAsia="ja-JP"/>
-        </w:rPr>
-        <w:t>そのような県に住んでいること、との関連という方がこの研究の特徴を表せるように思います。</w:t>
-      </w:r>
-    </w:p>
-  </w:comment>
-  <w:comment w:id="323" w:author="治輝 齋藤" w:date="2026-05-20T08:47:00Z" w:initials="治齋">
-    <w:p>
-      <w:pPr>
-        <w:pStyle w:val="af3"/>
-        <w:rPr>
-          <w:lang w:eastAsia="ja-JP"/>
-        </w:rPr>
-      </w:pPr>
-      <w:r>
-        <w:rPr>
-          <w:rStyle w:val="af2"/>
-        </w:rPr>
-        <w:annotationRef/>
-      </w:r>
-      <w:r>
-        <w:rPr>
-          <w:rFonts w:hint="eastAsia"/>
-          <w:lang w:eastAsia="ja-JP"/>
-        </w:rPr>
-        <w:t>ご指摘いただいた通り、</w:t>
-      </w:r>
-      <w:r>
-        <w:rPr>
-          <w:rFonts w:hint="eastAsia"/>
-          <w:lang w:eastAsia="ja-JP"/>
-        </w:rPr>
-        <w:t>傾斜</w:t>
-      </w:r>
-      <w:r>
-        <w:rPr>
-          <w:rFonts w:hint="eastAsia"/>
-          <w:lang w:eastAsia="ja-JP"/>
-        </w:rPr>
-        <w:t>度の大きい県に住んでいることとの関連という内容に修正しました。</w:t>
-      </w:r>
-    </w:p>
-  </w:comment>
-  <w:comment w:id="327" w:author="治輝 齋藤" w:date="2026-04-30T19:29:00Z" w:initials="治齋">
-    <w:p>
-      <w:pPr>
-        <w:pStyle w:val="af3"/>
-        <w:rPr>
-          <w:lang w:eastAsia="ja-JP"/>
-        </w:rPr>
-      </w:pPr>
-      <w:r>
-        <w:rPr>
-          <w:rStyle w:val="af2"/>
-        </w:rPr>
-        <w:annotationRef/>
-      </w:r>
-      <w:r>
-        <w:rPr>
-          <w:rFonts w:hint="eastAsia"/>
-          <w:lang w:eastAsia="ja-JP"/>
-        </w:rPr>
-        <w:t>（島袋先生コメント）</w:t>
-      </w:r>
-      <w:r>
-        <w:rPr>
-          <w:rFonts w:hint="eastAsia"/>
-          <w:lang w:eastAsia="ja-JP"/>
-        </w:rPr>
-        <w:t>考察の</w:t>
-      </w:r>
-      <w:r>
-        <w:rPr>
-          <w:rFonts w:hint="eastAsia"/>
-          <w:lang w:eastAsia="ja-JP"/>
-        </w:rPr>
-        <w:t xml:space="preserve">biological plausability </w:t>
-      </w:r>
-      <w:r>
-        <w:rPr>
-          <w:rFonts w:hint="eastAsia"/>
-          <w:lang w:eastAsia="ja-JP"/>
-        </w:rPr>
-        <w:t>の次の一文</w:t>
-      </w:r>
-      <w:r>
-        <w:rPr>
-          <w:rFonts w:hint="eastAsia"/>
-          <w:lang w:eastAsia="ja-JP"/>
-        </w:rPr>
-        <w:t>について、トーンを緩めた表現に修正いたしました。</w:t>
-      </w:r>
-    </w:p>
-  </w:comment>
-  <w:comment w:id="342" w:author="治輝 齋藤" w:date="2026-04-30T20:52:00Z" w:initials="治齋">
-    <w:p>
-      <w:pPr>
-        <w:pStyle w:val="af3"/>
-        <w:rPr>
-          <w:lang w:eastAsia="ja-JP"/>
-        </w:rPr>
-      </w:pPr>
-      <w:r>
-        <w:rPr>
-          <w:rStyle w:val="af2"/>
-        </w:rPr>
-        <w:annotationRef/>
-      </w:r>
-      <w:r>
-        <w:rPr>
-          <w:rFonts w:hint="eastAsia"/>
-          <w:lang w:eastAsia="ja-JP"/>
-        </w:rPr>
-        <w:t>（</w:t>
-      </w:r>
-      <w:r>
-        <w:rPr>
-          <w:rFonts w:hint="eastAsia"/>
-          <w:lang w:eastAsia="ja-JP"/>
-        </w:rPr>
-        <w:t>佐藤先生コメント⑩</w:t>
-      </w:r>
-      <w:r>
-        <w:rPr>
-          <w:rFonts w:hint="eastAsia"/>
-          <w:lang w:eastAsia="ja-JP"/>
-        </w:rPr>
-        <w:t>）</w:t>
-      </w:r>
-      <w:r>
-        <w:rPr>
-          <w:rFonts w:hint="eastAsia"/>
-          <w:lang w:eastAsia="ja-JP"/>
-        </w:rPr>
-        <w:t>Discussion</w:t>
-      </w:r>
-      <w:r>
-        <w:rPr>
-          <w:rFonts w:hint="eastAsia"/>
-          <w:lang w:eastAsia="ja-JP"/>
-        </w:rPr>
-        <w:t>内の断定表現を修正しました。</w:t>
-      </w:r>
-    </w:p>
-  </w:comment>
-  <w:comment w:id="353" w:author="治輝 齋藤" w:date="2026-04-30T20:56:00Z" w:initials="治齋">
-    <w:p>
-      <w:pPr>
-        <w:pStyle w:val="af3"/>
-        <w:rPr>
-          <w:lang w:eastAsia="ja-JP"/>
-        </w:rPr>
-      </w:pPr>
-      <w:r>
-        <w:rPr>
-          <w:rStyle w:val="af2"/>
-        </w:rPr>
-        <w:annotationRef/>
-      </w:r>
-      <w:r>
-        <w:rPr>
-          <w:rFonts w:hint="eastAsia"/>
-          <w:lang w:eastAsia="ja-JP"/>
-        </w:rPr>
-        <w:t>（佐藤先生コメント⑩）</w:t>
-      </w:r>
-      <w:r>
-        <w:rPr>
-          <w:rFonts w:hint="eastAsia"/>
-          <w:lang w:eastAsia="ja-JP"/>
-        </w:rPr>
-        <w:t>Discussion</w:t>
-      </w:r>
-      <w:r>
-        <w:rPr>
-          <w:rFonts w:hint="eastAsia"/>
-          <w:lang w:eastAsia="ja-JP"/>
-        </w:rPr>
-        <w:t>内の断定表現を修正しました</w:t>
-      </w:r>
-      <w:r>
-        <w:rPr>
-          <w:rFonts w:hint="eastAsia"/>
-          <w:lang w:eastAsia="ja-JP"/>
-        </w:rPr>
-        <w:t>。</w:t>
-      </w:r>
-    </w:p>
-  </w:comment>
-  <w:comment w:id="369" w:author="治輝 齋藤" w:date="2026-04-30T21:00:00Z" w:initials="治齋">
-    <w:p>
-      <w:pPr>
-        <w:pStyle w:val="af3"/>
-        <w:rPr>
-          <w:lang w:eastAsia="ja-JP"/>
-        </w:rPr>
-      </w:pPr>
-      <w:r>
-        <w:rPr>
-          <w:rStyle w:val="af2"/>
-        </w:rPr>
-        <w:annotationRef/>
-      </w:r>
-      <w:r>
-        <w:rPr>
-          <w:rFonts w:hint="eastAsia"/>
-          <w:lang w:eastAsia="ja-JP"/>
-        </w:rPr>
-        <w:t>（佐藤先生コメント⑩）</w:t>
-      </w:r>
-      <w:r>
-        <w:rPr>
-          <w:rFonts w:hint="eastAsia"/>
-          <w:lang w:eastAsia="ja-JP"/>
-        </w:rPr>
-        <w:t>Discussion</w:t>
-      </w:r>
-      <w:r>
-        <w:rPr>
-          <w:rFonts w:hint="eastAsia"/>
-          <w:lang w:eastAsia="ja-JP"/>
-        </w:rPr>
-        <w:t>内の断定表現を修正しました。</w:t>
-      </w:r>
-    </w:p>
-  </w:comment>
-  <w:comment w:id="389" w:author="治輝 齋藤" w:date="2026-04-30T20:33:00Z" w:initials="治齋">
-    <w:p>
-      <w:pPr>
-        <w:pStyle w:val="af3"/>
-        <w:rPr>
-          <w:lang w:eastAsia="ja-JP"/>
-        </w:rPr>
-      </w:pPr>
-      <w:r>
-        <w:rPr>
-          <w:rStyle w:val="af2"/>
-        </w:rPr>
-        <w:annotationRef/>
-      </w:r>
-      <w:r>
-        <w:rPr>
-          <w:rFonts w:hint="eastAsia"/>
-          <w:lang w:eastAsia="ja-JP"/>
-        </w:rPr>
-        <w:t>（寳澤先生コメント）</w:t>
-      </w:r>
-      <w:r>
-        <w:rPr>
-          <w:rFonts w:hint="eastAsia"/>
-          <w:lang w:eastAsia="ja-JP"/>
-        </w:rPr>
-        <w:t>Discussion</w:t>
-      </w:r>
-      <w:r>
-        <w:rPr>
-          <w:rFonts w:hint="eastAsia"/>
-          <w:lang w:eastAsia="ja-JP"/>
-        </w:rPr>
-        <w:t>に、</w:t>
-      </w:r>
-      <w:r>
-        <w:rPr>
-          <w:rFonts w:hint="eastAsia"/>
-          <w:lang w:eastAsia="ja-JP"/>
-        </w:rPr>
-        <w:t>NDB</w:t>
-      </w:r>
-      <w:r>
-        <w:rPr>
-          <w:rFonts w:hint="eastAsia"/>
-          <w:lang w:eastAsia="ja-JP"/>
-        </w:rPr>
-        <w:t>オープン</w:t>
-      </w:r>
-      <w:r>
-        <w:rPr>
-          <w:rFonts w:hint="eastAsia"/>
-          <w:lang w:eastAsia="ja-JP"/>
-        </w:rPr>
-        <w:t>データのマスキング制約下での解釈方針（頑健性確認として扱う</w:t>
-      </w:r>
-      <w:r>
-        <w:rPr>
-          <w:rFonts w:hint="eastAsia"/>
-          <w:lang w:eastAsia="ja-JP"/>
-        </w:rPr>
-        <w:t>旨</w:t>
-      </w:r>
-      <w:r>
-        <w:rPr>
-          <w:rFonts w:hint="eastAsia"/>
-          <w:lang w:eastAsia="ja-JP"/>
-        </w:rPr>
-        <w:t>）を追記</w:t>
-      </w:r>
-      <w:r>
-        <w:rPr>
-          <w:rFonts w:hint="eastAsia"/>
-          <w:lang w:eastAsia="ja-JP"/>
-        </w:rPr>
-        <w:t>しました。</w:t>
-      </w:r>
-    </w:p>
-  </w:comment>
-  <w:comment w:id="396" w:author="治輝 齋藤" w:date="2026-05-20T08:53:00Z" w:initials="治齋">
-    <w:p>
-      <w:pPr>
-        <w:pStyle w:val="af3"/>
-        <w:rPr>
-          <w:lang w:eastAsia="ja-JP"/>
-        </w:rPr>
-      </w:pPr>
-      <w:r>
-        <w:rPr>
-          <w:rStyle w:val="af2"/>
-        </w:rPr>
-        <w:annotationRef/>
-      </w:r>
-      <w:r>
-        <w:rPr>
-          <w:rFonts w:hint="eastAsia"/>
-          <w:lang w:eastAsia="ja-JP"/>
-        </w:rPr>
-        <w:t>（江口先生コメント⑥）</w:t>
-      </w:r>
-      <w:r>
-        <w:rPr>
-          <w:rFonts w:hint="eastAsia"/>
-          <w:lang w:eastAsia="ja-JP"/>
-        </w:rPr>
-        <w:t>「地形傾斜と速歩割合は弱い負の相関を示した（</w:t>
-      </w:r>
-      <w:r>
-        <w:rPr>
-          <w:rFonts w:hint="eastAsia"/>
-          <w:lang w:eastAsia="ja-JP"/>
-        </w:rPr>
-        <w:t xml:space="preserve">r = </w:t>
-      </w:r>
-      <w:r>
-        <w:rPr>
-          <w:rFonts w:hint="eastAsia"/>
-          <w:lang w:eastAsia="ja-JP"/>
-        </w:rPr>
-        <w:t>－</w:t>
-      </w:r>
-      <w:r>
-        <w:rPr>
-          <w:rFonts w:hint="eastAsia"/>
-          <w:lang w:eastAsia="ja-JP"/>
-        </w:rPr>
-        <w:t>0.264</w:t>
-      </w:r>
-      <w:r>
-        <w:rPr>
-          <w:rFonts w:hint="eastAsia"/>
-          <w:lang w:eastAsia="ja-JP"/>
-        </w:rPr>
-        <w:t>）」について、</w:t>
-      </w:r>
-      <w:r>
-        <w:rPr>
-          <w:rFonts w:hint="eastAsia"/>
-          <w:lang w:eastAsia="ja-JP"/>
-        </w:rPr>
-        <w:t>p</w:t>
-      </w:r>
-      <w:r>
-        <w:rPr>
-          <w:rFonts w:hint="eastAsia"/>
-          <w:lang w:eastAsia="ja-JP"/>
-        </w:rPr>
-        <w:t>値</w:t>
-      </w:r>
-      <w:r>
-        <w:rPr>
-          <w:rFonts w:hint="eastAsia"/>
-          <w:lang w:eastAsia="ja-JP"/>
-        </w:rPr>
-        <w:t>を追記しました。</w:t>
-      </w:r>
-    </w:p>
-  </w:comment>
-  <w:comment w:id="399" w:author="山岸良匡" w:date="2026-05-18T19:51:00Z" w:initials="山">
-    <w:p>
-      <w:pPr>
-        <w:pStyle w:val="af3"/>
-        <w:rPr>
-          <w:lang w:eastAsia="ja-JP"/>
-        </w:rPr>
-      </w:pPr>
-      <w:r>
-        <w:rPr>
-          <w:rStyle w:val="af2"/>
-        </w:rPr>
-        <w:annotationRef/>
-      </w:r>
-      <w:r>
-        <w:rPr>
-          <w:rFonts w:hint="eastAsia"/>
-          <w:lang w:eastAsia="ja-JP"/>
-        </w:rPr>
-        <w:t>車の影響が考察されていないのが気になります。地方で傾斜地で高齢者ならほぼ車を使う人ばかりと思います。</w:t>
-      </w:r>
-    </w:p>
-  </w:comment>
-  <w:comment w:id="406" w:author="治輝 齋藤" w:date="2026-04-30T18:41:00Z" w:initials="治齋">
-    <w:p>
-      <w:pPr>
-        <w:pStyle w:val="af3"/>
-        <w:rPr>
-          <w:lang w:eastAsia="ja-JP"/>
-        </w:rPr>
-      </w:pPr>
-      <w:r>
-        <w:rPr>
-          <w:rStyle w:val="af2"/>
-        </w:rPr>
-        <w:annotationRef/>
-      </w:r>
-      <w:r>
-        <w:rPr>
-          <w:rFonts w:hint="eastAsia"/>
-          <w:lang w:eastAsia="ja-JP"/>
-        </w:rPr>
-        <w:t>（佐藤先生コメント⑧）</w:t>
-      </w:r>
-      <w:r>
-        <w:rPr>
-          <w:rFonts w:hint="eastAsia"/>
-          <w:lang w:eastAsia="ja-JP"/>
-        </w:rPr>
-        <w:t>40</w:t>
-      </w:r>
-      <w:r>
-        <w:rPr>
-          <w:rFonts w:hint="eastAsia"/>
-          <w:lang w:eastAsia="ja-JP"/>
-        </w:rPr>
-        <w:t>–</w:t>
-      </w:r>
-      <w:r>
-        <w:rPr>
-          <w:rFonts w:hint="eastAsia"/>
-          <w:lang w:eastAsia="ja-JP"/>
-        </w:rPr>
-        <w:t>74</w:t>
-      </w:r>
-      <w:r>
-        <w:rPr>
-          <w:rFonts w:hint="eastAsia"/>
-          <w:lang w:eastAsia="ja-JP"/>
-        </w:rPr>
-        <w:t>歳質問票集計</w:t>
-      </w:r>
-      <w:r>
-        <w:rPr>
-          <w:rFonts w:hint="eastAsia"/>
-          <w:lang w:eastAsia="ja-JP"/>
-        </w:rPr>
-        <w:t>における</w:t>
-      </w:r>
-      <w:r>
-        <w:rPr>
-          <w:rFonts w:hint="eastAsia"/>
-          <w:lang w:eastAsia="ja-JP"/>
-        </w:rPr>
-        <w:t>公開</w:t>
-      </w:r>
-      <w:r>
-        <w:rPr>
-          <w:rFonts w:hint="eastAsia"/>
-          <w:lang w:eastAsia="ja-JP"/>
-        </w:rPr>
-        <w:t>である</w:t>
-      </w:r>
-      <w:r>
-        <w:rPr>
-          <w:rFonts w:hint="eastAsia"/>
-          <w:lang w:eastAsia="ja-JP"/>
-        </w:rPr>
-        <w:t>ため、歩行速度変数は</w:t>
-      </w:r>
-      <w:r>
-        <w:rPr>
-          <w:lang w:eastAsia="ja-JP"/>
-        </w:rPr>
-        <w:t>contextual covariate</w:t>
-      </w:r>
-      <w:r>
-        <w:rPr>
-          <w:rFonts w:hint="eastAsia"/>
-          <w:lang w:eastAsia="ja-JP"/>
-        </w:rPr>
-        <w:t>として扱う</w:t>
-      </w:r>
-      <w:r>
-        <w:rPr>
-          <w:rFonts w:hint="eastAsia"/>
-          <w:lang w:eastAsia="ja-JP"/>
-        </w:rPr>
-        <w:t>旨を記載しました。</w:t>
-      </w:r>
-    </w:p>
-  </w:comment>
-  <w:comment w:id="409" w:author="山岸良匡" w:date="2026-05-18T19:56:00Z" w:initials="山">
-    <w:p>
-      <w:pPr>
-        <w:pStyle w:val="af3"/>
-        <w:rPr>
-          <w:lang w:eastAsia="ja-JP"/>
-        </w:rPr>
-      </w:pPr>
-      <w:r>
-        <w:rPr>
-          <w:rStyle w:val="af2"/>
-        </w:rPr>
-        <w:annotationRef/>
-      </w:r>
-      <w:r>
-        <w:rPr>
-          <w:rFonts w:hint="eastAsia"/>
-          <w:lang w:eastAsia="ja-JP"/>
-        </w:rPr>
-        <w:t>根拠がなければ、やや言い過ぎのように思われます。</w:t>
-      </w:r>
-    </w:p>
-  </w:comment>
-  <w:comment w:id="413" w:author="治輝 齋藤" w:date="2026-04-30T18:04:00Z" w:initials="治齋">
-    <w:p>
-      <w:pPr>
-        <w:pStyle w:val="af3"/>
-        <w:rPr>
-          <w:lang w:eastAsia="ja-JP"/>
-        </w:rPr>
-      </w:pPr>
-      <w:r>
-        <w:rPr>
-          <w:rStyle w:val="af2"/>
-        </w:rPr>
-        <w:annotationRef/>
-      </w:r>
-      <w:r>
-        <w:rPr>
-          <w:rFonts w:hint="eastAsia"/>
-          <w:lang w:eastAsia="ja-JP"/>
-        </w:rPr>
-        <w:t>（佐藤先生コメント③）</w:t>
-      </w:r>
-      <w:r>
-        <w:rPr>
-          <w:rFonts w:hint="eastAsia"/>
-          <w:lang w:eastAsia="ja-JP"/>
-        </w:rPr>
-        <w:t>Limitation</w:t>
-      </w:r>
-      <w:r>
-        <w:rPr>
-          <w:rFonts w:hint="eastAsia"/>
-          <w:lang w:eastAsia="ja-JP"/>
-        </w:rPr>
-        <w:t>s</w:t>
-      </w:r>
-      <w:r>
-        <w:rPr>
-          <w:rFonts w:hint="eastAsia"/>
-          <w:lang w:eastAsia="ja-JP"/>
-        </w:rPr>
-        <w:t>に「</w:t>
-      </w:r>
-      <w:r>
-        <w:rPr>
-          <w:rFonts w:hint="eastAsia"/>
-          <w:lang w:eastAsia="ja-JP"/>
-        </w:rPr>
-        <w:t>surgery rates rather than true fracture incidence</w:t>
-      </w:r>
-      <w:r>
-        <w:rPr>
-          <w:rFonts w:hint="eastAsia"/>
-          <w:lang w:eastAsia="ja-JP"/>
-        </w:rPr>
-        <w:t>」</w:t>
-      </w:r>
-      <w:r>
-        <w:rPr>
-          <w:rFonts w:hint="eastAsia"/>
-          <w:lang w:eastAsia="ja-JP"/>
-        </w:rPr>
-        <w:t>と記載を加えました。また、</w:t>
-      </w:r>
-      <w:r>
-        <w:rPr>
-          <w:rFonts w:hint="eastAsia"/>
-          <w:lang w:eastAsia="ja-JP"/>
-        </w:rPr>
-        <w:t>治療方針・アクセス差の影響</w:t>
-      </w:r>
-      <w:r>
-        <w:rPr>
-          <w:rFonts w:hint="eastAsia"/>
-          <w:lang w:eastAsia="ja-JP"/>
-        </w:rPr>
-        <w:t>がある</w:t>
-      </w:r>
-      <w:r>
-        <w:rPr>
-          <w:rFonts w:hint="eastAsia"/>
-          <w:lang w:eastAsia="ja-JP"/>
-        </w:rPr>
-        <w:t>可能性</w:t>
-      </w:r>
-      <w:r>
-        <w:rPr>
-          <w:rFonts w:hint="eastAsia"/>
-          <w:lang w:eastAsia="ja-JP"/>
-        </w:rPr>
-        <w:t>について記載しました。</w:t>
-      </w:r>
-    </w:p>
-  </w:comment>
-  <w:comment w:id="418" w:author="治輝 齋藤" w:date="2026-04-30T18:09:00Z" w:initials="治齋">
-    <w:p>
-      <w:pPr>
-        <w:pStyle w:val="af3"/>
-        <w:rPr>
-          <w:lang w:eastAsia="ja-JP"/>
-        </w:rPr>
-      </w:pPr>
-      <w:r>
-        <w:rPr>
-          <w:rStyle w:val="af2"/>
-        </w:rPr>
-        <w:annotationRef/>
-      </w:r>
-      <w:r>
-        <w:rPr>
-          <w:rFonts w:hint="eastAsia"/>
-          <w:lang w:eastAsia="ja-JP"/>
-        </w:rPr>
-        <w:t>（佐藤先生コメント④）</w:t>
-      </w:r>
-      <w:r>
-        <w:rPr>
-          <w:rFonts w:hint="eastAsia"/>
-          <w:lang w:eastAsia="ja-JP"/>
-        </w:rPr>
-        <w:t>気候（積雪・凍結）</w:t>
-      </w:r>
-      <w:r>
-        <w:rPr>
-          <w:rFonts w:hint="eastAsia"/>
-          <w:lang w:eastAsia="ja-JP"/>
-        </w:rPr>
-        <w:t>の項目について、</w:t>
-      </w:r>
-      <w:r>
-        <w:rPr>
-          <w:rFonts w:hint="eastAsia"/>
-          <w:lang w:eastAsia="ja-JP"/>
-        </w:rPr>
-        <w:t>Limitations</w:t>
-      </w:r>
-      <w:r>
-        <w:rPr>
-          <w:rFonts w:hint="eastAsia"/>
-          <w:lang w:eastAsia="ja-JP"/>
-        </w:rPr>
-        <w:t>に追加しました。</w:t>
-      </w:r>
-    </w:p>
-  </w:comment>
-  <w:comment w:id="420" w:author="治輝 齋藤" w:date="2026-04-30T20:37:00Z" w:initials="治齋">
-    <w:p>
-      <w:pPr>
-        <w:pStyle w:val="af3"/>
-        <w:rPr>
-          <w:lang w:eastAsia="ja-JP"/>
-        </w:rPr>
-      </w:pPr>
-      <w:r>
-        <w:rPr>
-          <w:rStyle w:val="af2"/>
-        </w:rPr>
-        <w:annotationRef/>
-      </w:r>
-      <w:r>
-        <w:rPr>
-          <w:rFonts w:hint="eastAsia"/>
-          <w:lang w:eastAsia="ja-JP"/>
-        </w:rPr>
-        <w:t>（</w:t>
-      </w:r>
-      <w:r>
-        <w:rPr>
-          <w:rFonts w:hint="eastAsia"/>
-          <w:lang w:eastAsia="ja-JP"/>
-        </w:rPr>
-        <w:t>寳澤先生コメント</w:t>
-      </w:r>
-      <w:r>
-        <w:rPr>
-          <w:rFonts w:hint="eastAsia"/>
-          <w:lang w:eastAsia="ja-JP"/>
-        </w:rPr>
-        <w:t>）</w:t>
-      </w:r>
-      <w:r>
-        <w:rPr>
-          <w:rFonts w:hint="eastAsia"/>
-          <w:lang w:eastAsia="ja-JP"/>
-        </w:rPr>
-        <w:t>Limitations</w:t>
-      </w:r>
-      <w:r>
-        <w:rPr>
-          <w:rFonts w:hint="eastAsia"/>
-          <w:lang w:eastAsia="ja-JP"/>
-        </w:rPr>
-        <w:t>に、補完依存性と二次マスキングの可能性を明記</w:t>
-      </w:r>
-      <w:r>
-        <w:rPr>
-          <w:rFonts w:hint="eastAsia"/>
-          <w:lang w:eastAsia="ja-JP"/>
-        </w:rPr>
-        <w:t>しました。</w:t>
-      </w:r>
-    </w:p>
-  </w:comment>
-  <w:comment w:id="432" w:author="治輝 齋藤" w:date="2026-04-30T18:46:00Z" w:initials="治齋">
-    <w:p>
-      <w:pPr>
-        <w:pStyle w:val="af3"/>
-        <w:rPr>
-          <w:lang w:eastAsia="ja-JP"/>
-        </w:rPr>
-      </w:pPr>
-      <w:r>
-        <w:rPr>
-          <w:rStyle w:val="af2"/>
-        </w:rPr>
-        <w:annotationRef/>
-      </w:r>
-      <w:r>
-        <w:rPr>
-          <w:rFonts w:hint="eastAsia"/>
-          <w:lang w:eastAsia="ja-JP"/>
-        </w:rPr>
-        <w:t>（佐藤先生コメント⑧）</w:t>
-      </w:r>
-      <w:r>
-        <w:rPr>
-          <w:rFonts w:hint="eastAsia"/>
-          <w:lang w:eastAsia="ja-JP"/>
-        </w:rPr>
-        <w:t>歩行速度指標が</w:t>
-      </w:r>
-      <w:r>
-        <w:rPr>
-          <w:rFonts w:hint="eastAsia"/>
-          <w:lang w:eastAsia="ja-JP"/>
-        </w:rPr>
-        <w:t>40</w:t>
-      </w:r>
-      <w:r>
-        <w:rPr>
-          <w:rFonts w:hint="eastAsia"/>
-          <w:lang w:eastAsia="ja-JP"/>
-        </w:rPr>
-        <w:t>–</w:t>
-      </w:r>
-      <w:r>
-        <w:rPr>
-          <w:rFonts w:hint="eastAsia"/>
-          <w:lang w:eastAsia="ja-JP"/>
-        </w:rPr>
-        <w:t>74</w:t>
-      </w:r>
-      <w:r>
-        <w:rPr>
-          <w:rFonts w:hint="eastAsia"/>
-          <w:lang w:eastAsia="ja-JP"/>
-        </w:rPr>
-        <w:t>歳の公開質問票集計に基づくことを明記し、最高齢群の骨折リスクを直接代表しないという限界が伝わるように修正しました</w:t>
-      </w:r>
-      <w:r>
-        <w:rPr>
-          <w:rFonts w:hint="eastAsia"/>
-          <w:lang w:eastAsia="ja-JP"/>
-        </w:rPr>
-        <w:t>。</w:t>
-      </w:r>
-    </w:p>
-  </w:comment>
-  <w:comment w:id="439" w:author="治輝 齋藤" w:date="2026-05-01T13:08:00Z" w:initials="治齋">
-    <w:p>
-      <w:pPr>
-        <w:pStyle w:val="af3"/>
-        <w:rPr>
-          <w:lang w:eastAsia="ja-JP"/>
-        </w:rPr>
-      </w:pPr>
-      <w:r>
-        <w:rPr>
-          <w:rStyle w:val="af2"/>
-        </w:rPr>
-        <w:annotationRef/>
-      </w:r>
-      <w:r>
-        <w:rPr>
-          <w:rFonts w:hint="eastAsia"/>
-          <w:lang w:eastAsia="ja-JP"/>
-        </w:rPr>
-        <w:t>（舟久保先生コメント④）</w:t>
-      </w:r>
-      <w:r>
-        <w:rPr>
-          <w:rFonts w:hint="eastAsia"/>
-          <w:lang w:eastAsia="ja-JP"/>
-        </w:rPr>
-        <w:t>歩行速度の能力指標性を</w:t>
-      </w:r>
-      <w:r>
-        <w:rPr>
-          <w:rFonts w:hint="eastAsia"/>
-          <w:lang w:eastAsia="ja-JP"/>
-        </w:rPr>
-        <w:t>Limitations</w:t>
-      </w:r>
-      <w:r>
-        <w:rPr>
-          <w:rFonts w:hint="eastAsia"/>
-          <w:lang w:eastAsia="ja-JP"/>
-        </w:rPr>
-        <w:t>に追記</w:t>
-      </w:r>
-      <w:r>
-        <w:rPr>
-          <w:rFonts w:hint="eastAsia"/>
-          <w:lang w:eastAsia="ja-JP"/>
-        </w:rPr>
-        <w:t>しました。</w:t>
-      </w:r>
-    </w:p>
-  </w:comment>
-  <w:comment w:id="451" w:author="治輝 齋藤" w:date="2026-04-30T19:20:00Z" w:initials="治齋">
-    <w:p>
-      <w:pPr>
-        <w:pStyle w:val="af3"/>
-        <w:rPr>
-          <w:lang w:eastAsia="ja-JP"/>
-        </w:rPr>
-      </w:pPr>
-      <w:r>
-        <w:rPr>
-          <w:rStyle w:val="af2"/>
-        </w:rPr>
-        <w:annotationRef/>
-      </w:r>
-      <w:r>
-        <w:rPr>
-          <w:rFonts w:hint="eastAsia"/>
-          <w:lang w:eastAsia="ja-JP"/>
-        </w:rPr>
-        <w:t>（佐藤先生コメント⑩）</w:t>
-      </w:r>
-      <w:r>
-        <w:rPr>
-          <w:rFonts w:hint="eastAsia"/>
-          <w:lang w:eastAsia="ja-JP"/>
-        </w:rPr>
-        <w:t xml:space="preserve">remained </w:t>
-      </w:r>
-      <w:r>
-        <w:rPr>
-          <w:rFonts w:hint="eastAsia"/>
-          <w:lang w:eastAsia="ja-JP"/>
-        </w:rPr>
-        <w:t>→</w:t>
-      </w:r>
-      <w:r>
-        <w:rPr>
-          <w:rFonts w:hint="eastAsia"/>
-          <w:lang w:eastAsia="ja-JP"/>
-        </w:rPr>
-        <w:t xml:space="preserve"> was</w:t>
-      </w:r>
-      <w:r>
-        <w:rPr>
-          <w:rFonts w:hint="eastAsia"/>
-          <w:lang w:eastAsia="ja-JP"/>
-        </w:rPr>
-        <w:t>と、弱い表現に修正しました。</w:t>
-      </w:r>
-    </w:p>
-  </w:comment>
-  <w:comment w:id="457" w:author="治輝 齋藤" w:date="2026-05-01T13:12:00Z" w:initials="治齋">
-    <w:p>
-      <w:pPr>
-        <w:pStyle w:val="af3"/>
-        <w:rPr>
-          <w:lang w:eastAsia="ja-JP"/>
-        </w:rPr>
-      </w:pPr>
-      <w:r>
-        <w:rPr>
-          <w:rStyle w:val="af2"/>
-        </w:rPr>
-        <w:annotationRef/>
-      </w:r>
-      <w:r>
-        <w:rPr>
-          <w:rFonts w:hint="eastAsia"/>
-          <w:lang w:eastAsia="ja-JP"/>
-        </w:rPr>
-        <w:t>（舟久保先生コメント⑤）</w:t>
-      </w:r>
-      <w:r>
-        <w:rPr>
-          <w:rFonts w:hint="eastAsia"/>
-          <w:lang w:eastAsia="ja-JP"/>
-        </w:rPr>
-        <w:t>統計解釈を控えめ</w:t>
-      </w:r>
-      <w:r>
-        <w:rPr>
-          <w:rFonts w:hint="eastAsia"/>
-          <w:lang w:eastAsia="ja-JP"/>
-        </w:rPr>
-        <w:t>な表現に修正</w:t>
-      </w:r>
-      <w:r>
-        <w:rPr>
-          <w:rFonts w:hint="eastAsia"/>
-          <w:lang w:eastAsia="ja-JP"/>
-        </w:rPr>
-        <w:t>し</w:t>
-      </w:r>
-      <w:r>
-        <w:rPr>
-          <w:rFonts w:hint="eastAsia"/>
-          <w:lang w:eastAsia="ja-JP"/>
-        </w:rPr>
-        <w:t>、</w:t>
-      </w:r>
-      <w:r>
-        <w:rPr>
-          <w:rFonts w:hint="eastAsia"/>
-          <w:lang w:eastAsia="ja-JP"/>
-        </w:rPr>
-        <w:t>N=47</w:t>
-      </w:r>
-      <w:r>
-        <w:rPr>
-          <w:rFonts w:hint="eastAsia"/>
-          <w:lang w:eastAsia="ja-JP"/>
-        </w:rPr>
-        <w:t>の</w:t>
-      </w:r>
-      <w:r>
-        <w:rPr>
-          <w:rFonts w:hint="eastAsia"/>
-          <w:lang w:eastAsia="ja-JP"/>
-        </w:rPr>
-        <w:t>不確実性を明示</w:t>
-      </w:r>
-      <w:r>
-        <w:rPr>
-          <w:rFonts w:hint="eastAsia"/>
-          <w:lang w:eastAsia="ja-JP"/>
-        </w:rPr>
-        <w:t>しました。</w:t>
-      </w:r>
-    </w:p>
-  </w:comment>
-  <w:comment w:id="510" w:author="治輝 齋藤" w:date="2026-05-01T14:29:00Z" w:initials="治齋">
+  <w:comment w:id="513" w:author="治輝 齋藤" w:date="2026-05-01T14:29:00Z" w:initials="治齋">
     <w:p>
       <w:pPr>
         <w:pStyle w:val="af3"/>
@@ -16961,6 +17758,7 @@
   <w15:commentEx w15:paraId="6DFC5644" w15:paraIdParent="76289747" w15:done="0"/>
   <w15:commentEx w15:paraId="49E4B611" w15:done="0"/>
   <w15:commentEx w15:paraId="22158019" w15:paraIdParent="49E4B611" w15:done="0"/>
+  <w15:commentEx w15:paraId="537A1214" w15:paraIdParent="49E4B611" w15:done="0"/>
   <w15:commentEx w15:paraId="33579935" w15:done="0"/>
   <w15:commentEx w15:paraId="2E97D07E" w15:done="0"/>
   <w15:commentEx w15:paraId="02C3F422" w15:paraIdParent="2E97D07E" w15:done="0"/>
@@ -17027,6 +17825,7 @@
   <w16cex:commentExtensible w16cex:durableId="4475E1B2" w16cex:dateUtc="2026-05-20T00:01:00Z"/>
   <w16cex:commentExtensible w16cex:durableId="7D326336" w16cex:dateUtc="2026-04-30T11:30:00Z"/>
   <w16cex:commentExtensible w16cex:durableId="32D53676" w16cex:dateUtc="2026-05-18T10:37:00Z"/>
+  <w16cex:commentExtensible w16cex:durableId="3E678890" w16cex:dateUtc="2026-05-20T03:38:00Z"/>
   <w16cex:commentExtensible w16cex:durableId="0FC2E86E" w16cex:dateUtc="2026-04-30T10:12:00Z"/>
   <w16cex:commentExtensible w16cex:durableId="30E3AB97" w16cex:dateUtc="2026-05-18T10:39:00Z"/>
   <w16cex:commentExtensible w16cex:durableId="1C54E4B2" w16cex:dateUtc="2026-05-19T13:51:00Z"/>
@@ -17093,6 +17892,7 @@
   <w16cid:commentId w16cid:paraId="6DFC5644" w16cid:durableId="4475E1B2"/>
   <w16cid:commentId w16cid:paraId="49E4B611" w16cid:durableId="7D326336"/>
   <w16cid:commentId w16cid:paraId="22158019" w16cid:durableId="32D53676"/>
+  <w16cid:commentId w16cid:paraId="537A1214" w16cid:durableId="3E678890"/>
   <w16cid:commentId w16cid:paraId="33579935" w16cid:durableId="0FC2E86E"/>
   <w16cid:commentId w16cid:paraId="2E97D07E" w16cid:durableId="30E3AB97"/>
   <w16cid:commentId w16cid:paraId="02C3F422" w16cid:durableId="1C54E4B2"/>
@@ -17124,12 +17924,12 @@
 <w:numbering xmlns:wpc="http://schemas.microsoft.com/office/word/2010/wordprocessingCanvas" xmlns:cx="http://schemas.microsoft.com/office/drawing/2014/chartex" xmlns:cx1="http://schemas.microsoft.com/office/drawing/2015/9/8/chartex" xmlns:cx2="http://schemas.microsoft.com/office/drawing/2015/10/21/chartex" xmlns:cx3="http://schemas.microsoft.com/office/drawing/2016/5/9/chartex" xmlns:cx4="http://schemas.microsoft.com/office/drawing/2016/5/10/chartex" xmlns:cx5="http://schemas.microsoft.com/office/drawing/2016/5/11/chartex" xmlns:cx6="http://schemas.microsoft.com/office/drawing/2016/5/12/chartex" xmlns:cx7="http://schemas.microsoft.com/office/drawing/2016/5/13/chartex" xmlns:cx8="http://schemas.microsoft.com/office/drawing/2016/5/14/chartex" xmlns:mc="http://schemas.openxmlformats.org/markup-compatibility/2006" xmlns:aink="http://schemas.microsoft.com/office/drawing/2016/ink" xmlns:am3d="http://schemas.microsoft.com/office/drawing/2017/model3d" xmlns:o="urn:schemas-microsoft-com:office:office" xmlns:oel="http://schemas.microsoft.com/office/2019/extlst" xmlns:r="http://schemas.openxmlformats.org/officeDocument/2006/relationships" xmlns:m="http://schemas.openxmlformats.org/officeDocument/2006/math" xmlns:v="urn:schemas-microsoft-com:vml" xmlns:wp14="http://schemas.microsoft.com/office/word/2010/wordprocessingDrawing" xmlns:wp="http://schemas.openxmlformats.org/drawingml/2006/wordprocessingDrawing" xmlns:w10="urn:schemas-microsoft-com:office:word" xmlns:w="http://schemas.openxmlformats.org/wordprocessingml/2006/main" xmlns:w14="http://schemas.microsoft.com/office/word/2010/wordml" xmlns:w15="http://schemas.microsoft.com/office/word/2012/wordml" xmlns:w16cex="http://schemas.microsoft.com/office/word/2018/wordml/cex" xmlns:w16cid="http://schemas.microsoft.com/office/word/2016/wordml/cid" xmlns:w16="http://schemas.microsoft.com/office/word/2018/wordml" xmlns:w16du="http://schemas.microsoft.com/office/word/2023/wordml/word16du" xmlns:w16sdtdh="http://schemas.microsoft.com/office/word/2020/wordml/sdtdatahash" xmlns:w16sdtfl="http://schemas.microsoft.com/office/word/2024/wordml/sdtformatlock" xmlns:w16se="http://schemas.microsoft.com/office/word/2015/wordml/symex" xmlns:wpg="http://schemas.microsoft.com/office/word/2010/wordprocessingGroup" xmlns:wpi="http://schemas.microsoft.com/office/word/2010/wordprocessingInk" xmlns:wne="http://schemas.microsoft.com/office/word/2006/wordml" xmlns:wps="http://schemas.microsoft.com/office/word/2010/wordprocessingShape" mc:Ignorable="w14 w15 w16se w16cid w16 w16cex w16sdtdh w16sdtfl w16du wp14">
   <w:numPicBullet w:numPicBulletId="0">
     <w:pict>
-      <v:rect id="_x0000_i1066" style="width:0;height:1.5pt" o:hralign="center" o:bullet="t" o:hrstd="t" o:hr="t"/>
+      <v:rect id="_x0000_i1072" style="width:0;height:1.5pt" o:hralign="center" o:bullet="t" o:hrstd="t" o:hr="t"/>
     </w:pict>
   </w:numPicBullet>
   <w:numPicBullet w:numPicBulletId="1">
     <w:pict>
-      <v:rect id="_x0000_i1067" style="width:0;height:1.5pt" o:hralign="center" o:bullet="t" o:hrstd="t" o:hr="t"/>
+      <v:rect id="_x0000_i1073" style="width:0;height:1.5pt" o:hralign="center" o:bullet="t" o:hrstd="t" o:hr="t"/>
     </w:pict>
   </w:numPicBullet>
   <w:abstractNum w:abstractNumId="0" w15:restartNumberingAfterBreak="0">

--- a/04_Manuscripts/Manuscript_slope_fracture_20260425_saito0430-1_saito0520.docx
+++ b/04_Manuscripts/Manuscript_slope_fracture_20260425_saito0430-1_saito0520.docx
@@ -480,10 +480,58 @@
           <w:rPr>
             <w:lang w:eastAsia="ja-JP"/>
           </w:rPr>
-          <w:t>Slopes ranged from 1.81 to 15.43 degrees, reflecting how steep residential land is in each prefecture.</w:t>
-        </w:r>
-      </w:ins>
-      <w:del w:id="52" w:author="治輝 齋藤" w:date="2026-05-19T21:18:00Z" w16du:dateUtc="2026-05-19T12:18:00Z">
+          <w:t xml:space="preserve">Slopes ranged from </w:t>
+        </w:r>
+        <w:commentRangeStart w:id="52"/>
+        <w:r>
+          <w:rPr>
+            <w:lang w:eastAsia="ja-JP"/>
+          </w:rPr>
+          <w:t>1.81</w:t>
+        </w:r>
+      </w:ins>
+      <w:ins w:id="53" w:author="治輝 齋藤" w:date="2026-05-20T12:46:00Z" w16du:dateUtc="2026-05-20T03:46:00Z">
+        <w:r>
+          <w:rPr>
+            <w:lang w:eastAsia="ja-JP"/>
+          </w:rPr>
+          <w:t xml:space="preserve"> degrees in Ibaraki</w:t>
+        </w:r>
+      </w:ins>
+      <w:ins w:id="54" w:author="治輝 齋藤" w:date="2026-05-19T22:05:00Z" w16du:dateUtc="2026-05-19T13:05:00Z">
+        <w:r>
+          <w:rPr>
+            <w:lang w:eastAsia="ja-JP"/>
+          </w:rPr>
+          <w:t xml:space="preserve"> to 15.43 </w:t>
+        </w:r>
+      </w:ins>
+      <w:ins w:id="55" w:author="治輝 齋藤" w:date="2026-05-20T12:47:00Z" w16du:dateUtc="2026-05-20T03:47:00Z">
+        <w:r>
+          <w:rPr>
+            <w:lang w:eastAsia="ja-JP"/>
+          </w:rPr>
+          <w:t>degrees in Niigata</w:t>
+        </w:r>
+      </w:ins>
+      <w:commentRangeEnd w:id="52"/>
+      <w:ins w:id="56" w:author="治輝 齋藤" w:date="2026-05-20T12:50:00Z" w16du:dateUtc="2026-05-20T03:50:00Z">
+        <w:r>
+          <w:rPr>
+            <w:rStyle w:val="af2"/>
+          </w:rPr>
+          <w:commentReference w:id="52"/>
+        </w:r>
+      </w:ins>
+      <w:ins w:id="57" w:author="治輝 齋藤" w:date="2026-05-19T22:05:00Z" w16du:dateUtc="2026-05-19T13:05:00Z">
+        <w:r>
+          <w:rPr>
+            <w:lang w:eastAsia="ja-JP"/>
+          </w:rPr>
+          <w:t>, reflecting how steep residential land is in each prefecture.</w:t>
+        </w:r>
+      </w:ins>
+      <w:del w:id="58" w:author="治輝 齋藤" w:date="2026-05-19T21:18:00Z" w16du:dateUtc="2026-05-19T12:18:00Z">
         <w:r>
           <w:delText xml:space="preserve"> and</w:delText>
         </w:r>
@@ -507,12 +555,12 @@
       <w:r>
         <w:t xml:space="preserve"> </w:t>
       </w:r>
-      <w:del w:id="53" w:author="治輝 齋藤" w:date="2026-05-19T21:18:00Z" w16du:dateUtc="2026-05-19T12:18:00Z">
+      <w:del w:id="59" w:author="治輝 齋藤" w:date="2026-05-19T21:18:00Z" w16du:dateUtc="2026-05-19T12:18:00Z">
         <w:r>
           <w:delText>m</w:delText>
         </w:r>
       </w:del>
-      <w:ins w:id="54" w:author="治輝 齋藤" w:date="2026-05-19T22:14:00Z" w16du:dateUtc="2026-05-19T13:14:00Z">
+      <w:ins w:id="60" w:author="治輝 齋藤" w:date="2026-05-19T22:14:00Z" w16du:dateUtc="2026-05-19T13:14:00Z">
         <w:r>
           <w:rPr>
             <w:rFonts w:hint="eastAsia"/>
@@ -524,7 +572,7 @@
       <w:r>
         <w:t xml:space="preserve">ean </w:t>
       </w:r>
-      <w:ins w:id="55" w:author="治輝 齋藤" w:date="2026-05-19T22:14:00Z" w16du:dateUtc="2026-05-19T13:14:00Z">
+      <w:ins w:id="61" w:author="治輝 齋藤" w:date="2026-05-19T22:14:00Z" w16du:dateUtc="2026-05-19T13:14:00Z">
         <w:r>
           <w:rPr>
             <w:rFonts w:hint="eastAsia"/>
@@ -536,28 +584,28 @@
       <w:r>
         <w:t xml:space="preserve">hip fracture surgery rate was 254.0 per </w:t>
       </w:r>
-      <w:commentRangeStart w:id="56"/>
-      <w:commentRangeStart w:id="57"/>
+      <w:commentRangeStart w:id="62"/>
+      <w:commentRangeStart w:id="63"/>
       <w:r>
         <w:t>100,000</w:t>
       </w:r>
-      <w:commentRangeEnd w:id="56"/>
+      <w:commentRangeEnd w:id="62"/>
       <w:r>
         <w:rPr>
           <w:rStyle w:val="af2"/>
           <w:sz w:val="24"/>
           <w:szCs w:val="24"/>
         </w:rPr>
-        <w:commentReference w:id="56"/>
-      </w:r>
-      <w:commentRangeEnd w:id="57"/>
+        <w:commentReference w:id="62"/>
+      </w:r>
+      <w:commentRangeEnd w:id="63"/>
       <w:r>
         <w:rPr>
           <w:rStyle w:val="af2"/>
         </w:rPr>
-        <w:commentReference w:id="57"/>
-      </w:r>
-      <w:ins w:id="58" w:author="治輝 齋藤" w:date="2026-05-19T22:14:00Z" w16du:dateUtc="2026-05-19T13:14:00Z">
+        <w:commentReference w:id="63"/>
+      </w:r>
+      <w:ins w:id="64" w:author="治輝 齋藤" w:date="2026-05-19T22:14:00Z" w16du:dateUtc="2026-05-19T13:14:00Z">
         <w:r>
           <w:t xml:space="preserve"> population</w:t>
         </w:r>
@@ -565,66 +613,66 @@
       <w:r>
         <w:t xml:space="preserve"> (SD 37.6). </w:t>
       </w:r>
-      <w:ins w:id="59" w:author="治輝 齋藤" w:date="2026-05-19T22:50:00Z" w16du:dateUtc="2026-05-19T13:50:00Z">
+      <w:ins w:id="65" w:author="治輝 齋藤" w:date="2026-05-19T22:50:00Z" w16du:dateUtc="2026-05-19T13:50:00Z">
         <w:r>
           <w:t xml:space="preserve">Before adjustment for </w:t>
         </w:r>
       </w:ins>
-      <w:ins w:id="60" w:author="治輝 齋藤" w:date="2026-05-19T23:22:00Z" w16du:dateUtc="2026-05-19T14:22:00Z">
+      <w:ins w:id="66" w:author="治輝 齋藤" w:date="2026-05-19T23:22:00Z" w16du:dateUtc="2026-05-19T14:22:00Z">
         <w:r>
           <w:t>proportion aged ≥65 years, fast-walking proportion</w:t>
         </w:r>
       </w:ins>
-      <w:ins w:id="61" w:author="治輝 齋藤" w:date="2026-05-19T22:50:00Z" w16du:dateUtc="2026-05-19T13:50:00Z">
+      <w:ins w:id="67" w:author="治輝 齋藤" w:date="2026-05-19T22:50:00Z" w16du:dateUtc="2026-05-19T13:50:00Z">
         <w:r>
           <w:t>, and population density, each additional degree of slope corresponded to approximately 5.7 additional hip fracture surgeries per 100,000 population</w:t>
         </w:r>
       </w:ins>
-      <w:del w:id="62" w:author="治輝 齋藤" w:date="2026-05-19T22:18:00Z" w16du:dateUtc="2026-05-19T13:18:00Z">
+      <w:del w:id="68" w:author="治輝 齋藤" w:date="2026-05-19T22:18:00Z" w16du:dateUtc="2026-05-19T13:18:00Z">
         <w:r>
           <w:delText>T</w:delText>
         </w:r>
       </w:del>
-      <w:del w:id="63" w:author="治輝 齋藤" w:date="2026-05-19T22:50:00Z" w16du:dateUtc="2026-05-19T13:50:00Z">
+      <w:del w:id="69" w:author="治輝 齋藤" w:date="2026-05-19T22:50:00Z" w16du:dateUtc="2026-05-19T13:50:00Z">
         <w:r>
           <w:delText>errain</w:delText>
         </w:r>
       </w:del>
-      <w:del w:id="64" w:author="治輝 齋藤" w:date="2026-05-19T22:18:00Z" w16du:dateUtc="2026-05-19T13:18:00Z">
+      <w:del w:id="70" w:author="治輝 齋藤" w:date="2026-05-19T22:18:00Z" w16du:dateUtc="2026-05-19T13:18:00Z">
         <w:r>
           <w:delText xml:space="preserve"> slope</w:delText>
         </w:r>
       </w:del>
-      <w:del w:id="65" w:author="治輝 齋藤" w:date="2026-05-19T22:50:00Z" w16du:dateUtc="2026-05-19T13:50:00Z">
+      <w:del w:id="71" w:author="治輝 齋藤" w:date="2026-05-19T22:50:00Z" w16du:dateUtc="2026-05-19T13:50:00Z">
         <w:r>
           <w:delText xml:space="preserve"> was </w:delText>
         </w:r>
       </w:del>
-      <w:del w:id="66" w:author="治輝 齋藤" w:date="2026-05-19T22:18:00Z" w16du:dateUtc="2026-05-19T13:18:00Z">
+      <w:del w:id="72" w:author="治輝 齋藤" w:date="2026-05-19T22:18:00Z" w16du:dateUtc="2026-05-19T13:18:00Z">
         <w:r>
           <w:delText xml:space="preserve">positively </w:delText>
         </w:r>
       </w:del>
-      <w:del w:id="67" w:author="治輝 齋藤" w:date="2026-05-19T22:50:00Z" w16du:dateUtc="2026-05-19T13:50:00Z">
+      <w:del w:id="73" w:author="治輝 齋藤" w:date="2026-05-19T22:50:00Z" w16du:dateUtc="2026-05-19T13:50:00Z">
         <w:r>
           <w:delText xml:space="preserve">associated with </w:delText>
         </w:r>
-        <w:commentRangeStart w:id="68"/>
+        <w:commentRangeStart w:id="74"/>
         <w:r>
           <w:delText>hip fracture rates</w:delText>
         </w:r>
-        <w:commentRangeEnd w:id="68"/>
+        <w:commentRangeEnd w:id="74"/>
         <w:r>
           <w:rPr>
             <w:rStyle w:val="af2"/>
           </w:rPr>
-          <w:commentReference w:id="68"/>
+          <w:commentReference w:id="74"/>
         </w:r>
         <w:r>
           <w:delText xml:space="preserve"> </w:delText>
         </w:r>
       </w:del>
-      <w:del w:id="69" w:author="治輝 齋藤" w:date="2026-05-19T22:19:00Z" w16du:dateUtc="2026-05-19T13:19:00Z">
+      <w:del w:id="75" w:author="治輝 齋藤" w:date="2026-05-19T22:19:00Z" w16du:dateUtc="2026-05-19T13:19:00Z">
         <w:r>
           <w:delText>in unadjusted models</w:delText>
         </w:r>
@@ -632,30 +680,30 @@
       <w:r>
         <w:t xml:space="preserve"> (</w:t>
       </w:r>
-      <w:commentRangeStart w:id="70"/>
-      <w:commentRangeStart w:id="71"/>
-      <w:del w:id="72" w:author="治輝 齋藤" w:date="2026-05-19T22:19:00Z" w16du:dateUtc="2026-05-19T13:19:00Z">
+      <w:commentRangeStart w:id="76"/>
+      <w:commentRangeStart w:id="77"/>
+      <w:del w:id="78" w:author="治輝 齋藤" w:date="2026-05-19T22:19:00Z" w16du:dateUtc="2026-05-19T13:19:00Z">
         <w:r>
           <w:delText>β = 5.65</w:delText>
         </w:r>
       </w:del>
-      <w:commentRangeEnd w:id="70"/>
+      <w:commentRangeEnd w:id="76"/>
       <w:r>
         <w:rPr>
           <w:rStyle w:val="af2"/>
           <w:sz w:val="24"/>
           <w:szCs w:val="24"/>
         </w:rPr>
-        <w:commentReference w:id="70"/>
-      </w:r>
-      <w:commentRangeEnd w:id="71"/>
+        <w:commentReference w:id="76"/>
+      </w:r>
+      <w:commentRangeEnd w:id="77"/>
       <w:r>
         <w:rPr>
           <w:rStyle w:val="af2"/>
         </w:rPr>
-        <w:commentReference w:id="71"/>
-      </w:r>
-      <w:del w:id="73" w:author="治輝 齋藤" w:date="2026-05-19T22:50:00Z" w16du:dateUtc="2026-05-19T13:50:00Z">
+        <w:commentReference w:id="77"/>
+      </w:r>
+      <w:del w:id="79" w:author="治輝 齋藤" w:date="2026-05-19T22:50:00Z" w16du:dateUtc="2026-05-19T13:50:00Z">
         <w:r>
           <w:delText xml:space="preserve">; </w:delText>
         </w:r>
@@ -673,7 +721,7 @@
       <w:r>
         <w:t xml:space="preserve"> = 0.001)</w:t>
       </w:r>
-      <w:ins w:id="74" w:author="治輝 齋藤" w:date="2026-05-19T21:18:00Z" w16du:dateUtc="2026-05-19T12:18:00Z">
+      <w:ins w:id="80" w:author="治輝 齋藤" w:date="2026-05-19T21:18:00Z" w16du:dateUtc="2026-05-19T12:18:00Z">
         <w:r>
           <w:rPr>
             <w:rFonts w:hint="eastAsia"/>
@@ -682,12 +730,12 @@
           <w:t>.</w:t>
         </w:r>
       </w:ins>
-      <w:del w:id="75" w:author="治輝 齋藤" w:date="2026-05-19T21:18:00Z" w16du:dateUtc="2026-05-19T12:18:00Z">
+      <w:del w:id="81" w:author="治輝 齋藤" w:date="2026-05-19T21:18:00Z" w16du:dateUtc="2026-05-19T12:18:00Z">
         <w:r>
           <w:delText xml:space="preserve"> and</w:delText>
         </w:r>
       </w:del>
-      <w:ins w:id="76" w:author="治輝 齋藤" w:date="2026-05-19T21:18:00Z" w16du:dateUtc="2026-05-19T12:18:00Z">
+      <w:ins w:id="82" w:author="治輝 齋藤" w:date="2026-05-19T21:18:00Z" w16du:dateUtc="2026-05-19T12:18:00Z">
         <w:r>
           <w:t xml:space="preserve">After </w:t>
         </w:r>
@@ -696,17 +744,17 @@
           <w:t>adjustment</w:t>
         </w:r>
       </w:ins>
-      <w:del w:id="77" w:author="治輝 齋藤" w:date="2026-05-19T21:19:00Z" w16du:dateUtc="2026-05-19T12:19:00Z">
+      <w:del w:id="83" w:author="治輝 齋藤" w:date="2026-05-19T21:19:00Z" w16du:dateUtc="2026-05-19T12:19:00Z">
         <w:r>
           <w:delText xml:space="preserve"> </w:delText>
         </w:r>
-        <w:commentRangeStart w:id="78"/>
-        <w:commentRangeStart w:id="79"/>
+        <w:commentRangeStart w:id="84"/>
+        <w:commentRangeStart w:id="85"/>
         <w:r>
           <w:delText>in adjusted models</w:delText>
         </w:r>
       </w:del>
-      <w:ins w:id="80" w:author="治輝 齋藤" w:date="2026-05-19T22:30:00Z" w16du:dateUtc="2026-05-19T13:30:00Z">
+      <w:ins w:id="86" w:author="治輝 齋藤" w:date="2026-05-19T22:30:00Z" w16du:dateUtc="2026-05-19T13:30:00Z">
         <w:r>
           <w:t>for</w:t>
         </w:r>
@@ -715,12 +763,12 @@
           <w:t xml:space="preserve"> </w:t>
         </w:r>
       </w:ins>
-      <w:ins w:id="81" w:author="治輝 齋藤" w:date="2026-05-19T22:50:00Z" w16du:dateUtc="2026-05-19T13:50:00Z">
+      <w:ins w:id="87" w:author="治輝 齋藤" w:date="2026-05-19T22:50:00Z" w16du:dateUtc="2026-05-19T13:50:00Z">
         <w:r>
           <w:t>those covariates</w:t>
         </w:r>
       </w:ins>
-      <w:ins w:id="82" w:author="治輝 齋藤" w:date="2026-05-19T21:19:00Z" w16du:dateUtc="2026-05-19T12:19:00Z">
+      <w:ins w:id="88" w:author="治輝 齋藤" w:date="2026-05-19T21:19:00Z" w16du:dateUtc="2026-05-19T12:19:00Z">
         <w:r>
           <w:rPr>
             <w:rFonts w:hint="eastAsia"/>
@@ -729,7 +777,7 @@
           <w:t xml:space="preserve">, </w:t>
         </w:r>
       </w:ins>
-      <w:ins w:id="83" w:author="治輝 齋藤" w:date="2026-05-19T22:51:00Z" w16du:dateUtc="2026-05-19T13:51:00Z">
+      <w:ins w:id="89" w:author="治輝 齋藤" w:date="2026-05-19T22:51:00Z" w16du:dateUtc="2026-05-19T13:51:00Z">
         <w:r>
           <w:rPr>
             <w:lang w:eastAsia="ja-JP"/>
@@ -737,7 +785,7 @@
           <w:t>terrain slope was positively associated with annual hip fracture surgery rates. E</w:t>
         </w:r>
       </w:ins>
-      <w:ins w:id="84" w:author="治輝 齋藤" w:date="2026-05-19T22:21:00Z" w16du:dateUtc="2026-05-19T13:21:00Z">
+      <w:ins w:id="90" w:author="治輝 齋藤" w:date="2026-05-19T22:21:00Z" w16du:dateUtc="2026-05-19T13:21:00Z">
         <w:r>
           <w:rPr>
             <w:lang w:eastAsia="ja-JP"/>
@@ -745,31 +793,31 @@
           <w:t>ach additional degree of slope corresponded to approximately 3.5 additional hip fracture surgeries per 100,000 population</w:t>
         </w:r>
       </w:ins>
-      <w:del w:id="85" w:author="治輝 齋藤" w:date="2026-05-19T22:21:00Z" w16du:dateUtc="2026-05-19T13:21:00Z">
+      <w:del w:id="91" w:author="治輝 齋藤" w:date="2026-05-19T22:21:00Z" w16du:dateUtc="2026-05-19T13:21:00Z">
         <w:r>
           <w:delText xml:space="preserve"> with conventional standard errors</w:delText>
         </w:r>
-        <w:commentRangeEnd w:id="78"/>
+        <w:commentRangeEnd w:id="84"/>
         <w:r>
           <w:rPr>
             <w:rStyle w:val="af2"/>
             <w:sz w:val="24"/>
             <w:szCs w:val="24"/>
           </w:rPr>
-          <w:commentReference w:id="78"/>
+          <w:commentReference w:id="84"/>
         </w:r>
       </w:del>
-      <w:commentRangeEnd w:id="79"/>
+      <w:commentRangeEnd w:id="85"/>
       <w:r>
         <w:rPr>
           <w:rStyle w:val="af2"/>
         </w:rPr>
-        <w:commentReference w:id="79"/>
+        <w:commentReference w:id="85"/>
       </w:r>
       <w:r>
         <w:t xml:space="preserve"> (</w:t>
       </w:r>
-      <w:del w:id="86" w:author="治輝 齋藤" w:date="2026-05-19T22:21:00Z" w16du:dateUtc="2026-05-19T13:21:00Z">
+      <w:del w:id="92" w:author="治輝 齋藤" w:date="2026-05-19T22:21:00Z" w16du:dateUtc="2026-05-19T13:21:00Z">
         <w:r>
           <w:delText xml:space="preserve">β = 3.49; </w:delText>
         </w:r>
@@ -787,7 +835,7 @@
       <w:r>
         <w:t xml:space="preserve"> = 0.043)</w:t>
       </w:r>
-      <w:ins w:id="87" w:author="治輝 齋藤" w:date="2026-05-19T21:19:00Z" w16du:dateUtc="2026-05-19T12:19:00Z">
+      <w:ins w:id="93" w:author="治輝 齋藤" w:date="2026-05-19T21:19:00Z" w16du:dateUtc="2026-05-19T12:19:00Z">
         <w:r>
           <w:rPr>
             <w:rFonts w:hint="eastAsia"/>
@@ -796,12 +844,12 @@
           <w:t>.</w:t>
         </w:r>
       </w:ins>
-      <w:del w:id="88" w:author="治輝 齋藤" w:date="2026-05-19T21:19:00Z" w16du:dateUtc="2026-05-19T12:19:00Z">
+      <w:del w:id="94" w:author="治輝 齋藤" w:date="2026-05-19T21:19:00Z" w16du:dateUtc="2026-05-19T12:19:00Z">
         <w:r>
           <w:delText>;</w:delText>
         </w:r>
       </w:del>
-      <w:del w:id="89" w:author="治輝 齋藤" w:date="2026-05-19T22:22:00Z" w16du:dateUtc="2026-05-19T13:22:00Z">
+      <w:del w:id="95" w:author="治輝 齋藤" w:date="2026-05-19T22:22:00Z" w16du:dateUtc="2026-05-19T13:22:00Z">
         <w:r>
           <w:delText xml:space="preserve"> HC3 and bootstrap intervals for the slope coefficient were borderline at N = 47.</w:delText>
         </w:r>
@@ -809,42 +857,42 @@
       <w:r>
         <w:t xml:space="preserve"> </w:t>
       </w:r>
-      <w:del w:id="90" w:author="治輝 齋藤" w:date="2026-05-19T21:20:00Z" w16du:dateUtc="2026-05-19T12:20:00Z">
+      <w:del w:id="96" w:author="治輝 齋藤" w:date="2026-05-19T21:20:00Z" w16du:dateUtc="2026-05-19T12:20:00Z">
         <w:r>
           <w:delText>N</w:delText>
         </w:r>
       </w:del>
-      <w:del w:id="91" w:author="治輝 齋藤" w:date="2026-05-19T22:43:00Z" w16du:dateUtc="2026-05-19T13:43:00Z">
+      <w:del w:id="97" w:author="治輝 齋藤" w:date="2026-05-19T22:43:00Z" w16du:dateUtc="2026-05-19T13:43:00Z">
         <w:r>
           <w:delText xml:space="preserve">o associations </w:delText>
         </w:r>
       </w:del>
-      <w:del w:id="92" w:author="治輝 齋藤" w:date="2026-05-19T21:20:00Z" w16du:dateUtc="2026-05-19T12:20:00Z">
+      <w:del w:id="98" w:author="治輝 齋藤" w:date="2026-05-19T21:20:00Z" w16du:dateUtc="2026-05-19T12:20:00Z">
         <w:r>
           <w:delText xml:space="preserve">were observed </w:delText>
         </w:r>
       </w:del>
-      <w:del w:id="93" w:author="治輝 齋藤" w:date="2026-05-19T22:43:00Z" w16du:dateUtc="2026-05-19T13:43:00Z">
+      <w:del w:id="99" w:author="治輝 齋藤" w:date="2026-05-19T22:43:00Z" w16du:dateUtc="2026-05-19T13:43:00Z">
         <w:r>
           <w:delText>for humerus or forearm</w:delText>
         </w:r>
       </w:del>
-      <w:del w:id="94" w:author="治輝 齋藤" w:date="2026-05-19T20:39:00Z" w16du:dateUtc="2026-05-19T11:39:00Z">
+      <w:del w:id="100" w:author="治輝 齋藤" w:date="2026-05-19T20:39:00Z" w16du:dateUtc="2026-05-19T11:39:00Z">
         <w:r>
           <w:delText xml:space="preserve"> fractures</w:delText>
         </w:r>
       </w:del>
-      <w:del w:id="95" w:author="治輝 齋藤" w:date="2026-05-19T22:43:00Z" w16du:dateUtc="2026-05-19T13:43:00Z">
+      <w:del w:id="101" w:author="治輝 齋藤" w:date="2026-05-19T22:43:00Z" w16du:dateUtc="2026-05-19T13:43:00Z">
         <w:r>
           <w:delText xml:space="preserve">. </w:delText>
         </w:r>
       </w:del>
-      <w:ins w:id="96" w:author="治輝 齋藤" w:date="2026-05-19T22:44:00Z" w16du:dateUtc="2026-05-19T13:44:00Z">
+      <w:ins w:id="102" w:author="治輝 齋藤" w:date="2026-05-19T22:44:00Z" w16du:dateUtc="2026-05-19T13:44:00Z">
         <w:r>
           <w:t xml:space="preserve">The </w:t>
         </w:r>
       </w:ins>
-      <w:ins w:id="97" w:author="治輝 齋藤" w:date="2026-05-19T22:55:00Z" w16du:dateUtc="2026-05-19T13:55:00Z">
+      <w:ins w:id="103" w:author="治輝 齋藤" w:date="2026-05-19T22:55:00Z" w16du:dateUtc="2026-05-19T13:55:00Z">
         <w:r>
           <w:t>adjusted</w:t>
         </w:r>
@@ -856,12 +904,12 @@
           <w:t xml:space="preserve"> </w:t>
         </w:r>
       </w:ins>
-      <w:ins w:id="98" w:author="治輝 齋藤" w:date="2026-05-19T22:44:00Z" w16du:dateUtc="2026-05-19T13:44:00Z">
+      <w:ins w:id="104" w:author="治輝 齋藤" w:date="2026-05-19T22:44:00Z" w16du:dateUtc="2026-05-19T13:44:00Z">
         <w:r>
           <w:t>association was specific to hip fracture surgery rates and was not observed for humerus or forearm fracture surger</w:t>
         </w:r>
       </w:ins>
-      <w:ins w:id="99" w:author="治輝 齋藤" w:date="2026-05-19T22:55:00Z" w16du:dateUtc="2026-05-19T13:55:00Z">
+      <w:ins w:id="105" w:author="治輝 齋藤" w:date="2026-05-19T22:55:00Z" w16du:dateUtc="2026-05-19T13:55:00Z">
         <w:r>
           <w:rPr>
             <w:rFonts w:hint="eastAsia"/>
@@ -870,41 +918,41 @@
           <w:t>y rat</w:t>
         </w:r>
       </w:ins>
-      <w:ins w:id="100" w:author="治輝 齋藤" w:date="2026-05-19T22:44:00Z" w16du:dateUtc="2026-05-19T13:44:00Z">
+      <w:ins w:id="106" w:author="治輝 齋藤" w:date="2026-05-19T22:44:00Z" w16du:dateUtc="2026-05-19T13:44:00Z">
         <w:r>
           <w:t>es</w:t>
         </w:r>
       </w:ins>
-      <w:del w:id="101" w:author="治輝 齋藤" w:date="2026-05-19T22:44:00Z" w16du:dateUtc="2026-05-19T13:44:00Z">
+      <w:del w:id="107" w:author="治輝 齋藤" w:date="2026-05-19T22:44:00Z" w16du:dateUtc="2026-05-19T13:44:00Z">
         <w:r>
           <w:delText>Prefecture-level terrain slope showed a hip-specific signal consistent with lateral-fall mechanisms</w:delText>
         </w:r>
-        <w:commentRangeStart w:id="102"/>
-        <w:commentRangeStart w:id="103"/>
+        <w:commentRangeStart w:id="108"/>
+        <w:commentRangeStart w:id="109"/>
         <w:r>
           <w:delText>, but inferential sensitivity at small ecological N warrants cautious interpretation</w:delText>
         </w:r>
-        <w:commentRangeEnd w:id="102"/>
+        <w:commentRangeEnd w:id="108"/>
         <w:r>
           <w:rPr>
             <w:rStyle w:val="af2"/>
             <w:sz w:val="24"/>
             <w:szCs w:val="24"/>
           </w:rPr>
-          <w:commentReference w:id="102"/>
+          <w:commentReference w:id="108"/>
         </w:r>
       </w:del>
-      <w:commentRangeEnd w:id="103"/>
+      <w:commentRangeEnd w:id="109"/>
       <w:r>
         <w:rPr>
           <w:rStyle w:val="af2"/>
         </w:rPr>
-        <w:commentReference w:id="103"/>
+        <w:commentReference w:id="109"/>
       </w:r>
       <w:r>
         <w:t>.</w:t>
       </w:r>
-      <w:bookmarkStart w:id="104" w:name="conclusions"/>
+      <w:bookmarkStart w:id="110" w:name="conclusions"/>
     </w:p>
     <w:p>
       <w:pPr>
@@ -977,9 +1025,9 @@
         <w:pStyle w:val="1"/>
         <w:spacing w:line="360" w:lineRule="auto"/>
       </w:pPr>
-      <w:bookmarkStart w:id="105" w:name="introduction"/>
+      <w:bookmarkStart w:id="111" w:name="introduction"/>
       <w:bookmarkEnd w:id="0"/>
-      <w:bookmarkEnd w:id="104"/>
+      <w:bookmarkEnd w:id="110"/>
       <w:r>
         <w:lastRenderedPageBreak/>
         <w:t>Introduction</w:t>
@@ -1132,18 +1180,18 @@
       <w:r>
         <w:t xml:space="preserve"> Older adults walking on complex outdoor terrain unconsciously adopt cautious gait strategies, reducing step length and cadence, </w:t>
       </w:r>
-      <w:commentRangeStart w:id="106"/>
+      <w:commentRangeStart w:id="112"/>
       <w:r>
         <w:t>which may lead to chronic deconditioning and increased frailty</w:t>
       </w:r>
-      <w:commentRangeEnd w:id="106"/>
+      <w:commentRangeEnd w:id="112"/>
       <w:r>
         <w:rPr>
           <w:rStyle w:val="af2"/>
           <w:sz w:val="24"/>
           <w:szCs w:val="24"/>
         </w:rPr>
-        <w:commentReference w:id="106"/>
+        <w:commentReference w:id="112"/>
       </w:r>
       <w:r>
         <w:t>.</w:t>
@@ -1160,11 +1208,11 @@
       <w:r>
         <w:t xml:space="preserve"> </w:t>
       </w:r>
-      <w:commentRangeStart w:id="107"/>
+      <w:commentRangeStart w:id="113"/>
       <w:r>
         <w:t xml:space="preserve">We therefore hypothesized that </w:t>
       </w:r>
-      <w:ins w:id="108" w:author="治輝 齋藤" w:date="2026-05-19T20:40:00Z" w16du:dateUtc="2026-05-19T11:40:00Z">
+      <w:ins w:id="114" w:author="治輝 齋藤" w:date="2026-05-19T20:40:00Z" w16du:dateUtc="2026-05-19T11:40:00Z">
         <w:r>
           <w:t>steeper</w:t>
         </w:r>
@@ -1179,12 +1227,12 @@
       <w:r>
         <w:t xml:space="preserve">terrain slope may </w:t>
       </w:r>
-      <w:del w:id="109" w:author="治輝 齋藤" w:date="2026-05-19T20:41:00Z" w16du:dateUtc="2026-05-19T11:41:00Z">
+      <w:del w:id="115" w:author="治輝 齋藤" w:date="2026-05-19T20:41:00Z" w16du:dateUtc="2026-05-19T11:41:00Z">
         <w:r>
           <w:delText>influence</w:delText>
         </w:r>
       </w:del>
-      <w:ins w:id="110" w:author="治輝 齋藤" w:date="2026-05-19T20:41:00Z" w16du:dateUtc="2026-05-19T11:41:00Z">
+      <w:ins w:id="116" w:author="治輝 齋藤" w:date="2026-05-19T20:41:00Z" w16du:dateUtc="2026-05-19T11:41:00Z">
         <w:r>
           <w:t>be associated with higher prefecture-level</w:t>
         </w:r>
@@ -1192,7 +1240,7 @@
       <w:r>
         <w:t xml:space="preserve"> hip fracture</w:t>
       </w:r>
-      <w:ins w:id="111" w:author="治輝 齋藤" w:date="2026-05-19T20:41:00Z" w16du:dateUtc="2026-05-19T11:41:00Z">
+      <w:ins w:id="117" w:author="治輝 齋藤" w:date="2026-05-19T20:41:00Z" w16du:dateUtc="2026-05-19T11:41:00Z">
         <w:r>
           <w:rPr>
             <w:rFonts w:hint="eastAsia"/>
@@ -1207,7 +1255,7 @@
       <w:r>
         <w:t xml:space="preserve"> rates</w:t>
       </w:r>
-      <w:ins w:id="112" w:author="治輝 齋藤" w:date="2026-05-19T20:41:00Z" w16du:dateUtc="2026-05-19T11:41:00Z">
+      <w:ins w:id="118" w:author="治輝 齋藤" w:date="2026-05-19T20:41:00Z" w16du:dateUtc="2026-05-19T11:41:00Z">
         <w:r>
           <w:rPr>
             <w:lang w:eastAsia="ja-JP"/>
@@ -1215,7 +1263,7 @@
           <w:t>. We treated these rates as administrative proxies for population-level surgical burden after hip and femoral fractures. The association may reflect</w:t>
         </w:r>
       </w:ins>
-      <w:del w:id="113" w:author="治輝 齋藤" w:date="2026-05-19T20:42:00Z" w16du:dateUtc="2026-05-19T11:42:00Z">
+      <w:del w:id="119" w:author="治輝 齋藤" w:date="2026-05-19T20:42:00Z" w16du:dateUtc="2026-05-19T11:42:00Z">
         <w:r>
           <w:delText xml:space="preserve"> through</w:delText>
         </w:r>
@@ -1223,7 +1271,7 @@
       <w:r>
         <w:t xml:space="preserve"> direct mechanical effects of inclined walking (direct pathway)</w:t>
       </w:r>
-      <w:ins w:id="114" w:author="治輝 齋藤" w:date="2026-05-19T20:42:00Z" w16du:dateUtc="2026-05-19T11:42:00Z">
+      <w:ins w:id="120" w:author="治輝 齋藤" w:date="2026-05-19T20:42:00Z" w16du:dateUtc="2026-05-19T11:42:00Z">
         <w:r>
           <w:rPr>
             <w:rFonts w:hint="eastAsia"/>
@@ -1232,12 +1280,12 @@
           <w:t xml:space="preserve">. </w:t>
         </w:r>
       </w:ins>
-      <w:del w:id="115" w:author="治輝 齋藤" w:date="2026-05-19T20:42:00Z" w16du:dateUtc="2026-05-19T11:42:00Z">
+      <w:del w:id="121" w:author="治輝 齋藤" w:date="2026-05-19T20:42:00Z" w16du:dateUtc="2026-05-19T11:42:00Z">
         <w:r>
           <w:delText xml:space="preserve"> and through its effect on</w:delText>
         </w:r>
       </w:del>
-      <w:ins w:id="116" w:author="治輝 齋藤" w:date="2026-05-19T20:42:00Z" w16du:dateUtc="2026-05-19T11:42:00Z">
+      <w:ins w:id="122" w:author="治輝 齋藤" w:date="2026-05-19T20:42:00Z" w16du:dateUtc="2026-05-19T11:42:00Z">
         <w:r>
           <w:t>It may also relate to</w:t>
         </w:r>
@@ -1245,12 +1293,12 @@
       <w:r>
         <w:t xml:space="preserve"> walking capacity (indirect pathway)</w:t>
       </w:r>
-      <w:commentRangeEnd w:id="107"/>
+      <w:commentRangeEnd w:id="113"/>
       <w:r>
         <w:rPr>
           <w:rStyle w:val="af2"/>
         </w:rPr>
-        <w:commentReference w:id="107"/>
+        <w:commentReference w:id="113"/>
       </w:r>
       <w:r>
         <w:t>.</w:t>
@@ -1264,18 +1312,18 @@
       <w:r>
         <w:t xml:space="preserve">Despite these theoretical considerations, no nationwide study has examined the association between </w:t>
       </w:r>
-      <w:commentRangeStart w:id="117"/>
+      <w:commentRangeStart w:id="123"/>
       <w:r>
         <w:t>prefectural-level</w:t>
       </w:r>
-      <w:commentRangeEnd w:id="117"/>
+      <w:commentRangeEnd w:id="123"/>
       <w:r>
         <w:rPr>
           <w:rStyle w:val="af2"/>
           <w:sz w:val="24"/>
           <w:szCs w:val="24"/>
         </w:rPr>
-        <w:commentReference w:id="117"/>
+        <w:commentReference w:id="123"/>
       </w:r>
       <w:r>
         <w:t xml:space="preserve"> terrain slope and fracture surgery rates using population-based administrative data. International ecological studies from Norway (NOREPOS) and China (CHARLS) have demonstrated significant associations between high elevation, complex terrain, and elevated hip fracture risk,</w:t>
@@ -1300,11 +1348,11 @@
       <w:r>
         <w:t xml:space="preserve"> and Welfare, provides a unique opportunity to assess fracture surgery rates across all 47 Japanese prefectures. Combined with digital elevation model (DEM) data from the Geospatial Information Authority of Japan, this ecological approach enables the first nationwide quantitative assessment of the </w:t>
       </w:r>
-      <w:commentRangeStart w:id="118"/>
+      <w:commentRangeStart w:id="124"/>
       <w:r>
         <w:t>terrain–fracture</w:t>
       </w:r>
-      <w:ins w:id="119" w:author="治輝 齋藤" w:date="2026-05-19T20:43:00Z" w16du:dateUtc="2026-05-19T11:43:00Z">
+      <w:ins w:id="125" w:author="治輝 齋藤" w:date="2026-05-19T20:43:00Z" w16du:dateUtc="2026-05-19T11:43:00Z">
         <w:r>
           <w:rPr>
             <w:rFonts w:hint="eastAsia"/>
@@ -1322,12 +1370,12 @@
       <w:r>
         <w:t xml:space="preserve"> relationship</w:t>
       </w:r>
-      <w:commentRangeEnd w:id="118"/>
+      <w:commentRangeEnd w:id="124"/>
       <w:r>
         <w:rPr>
           <w:rStyle w:val="af2"/>
         </w:rPr>
-        <w:commentReference w:id="118"/>
+        <w:commentReference w:id="124"/>
       </w:r>
       <w:r>
         <w:t xml:space="preserve"> in Japan.</w:t>
@@ -1338,17 +1386,17 @@
         <w:pStyle w:val="a0"/>
         <w:spacing w:line="360" w:lineRule="auto"/>
       </w:pPr>
-      <w:commentRangeStart w:id="120"/>
+      <w:commentRangeStart w:id="126"/>
       <w:r>
         <w:lastRenderedPageBreak/>
         <w:t xml:space="preserve">In this study, we examined whether terrain slope was associated with hip fracture surgery rates </w:t>
       </w:r>
-      <w:del w:id="121" w:author="治輝 齋藤" w:date="2026-05-19T20:45:00Z" w16du:dateUtc="2026-05-19T11:45:00Z">
+      <w:del w:id="127" w:author="治輝 齋藤" w:date="2026-05-19T20:45:00Z" w16du:dateUtc="2026-05-19T11:45:00Z">
         <w:r>
           <w:delText>at the prefectural level, independent of</w:delText>
         </w:r>
       </w:del>
-      <w:ins w:id="122" w:author="治輝 齋藤" w:date="2026-05-19T20:45:00Z" w16du:dateUtc="2026-05-19T11:45:00Z">
+      <w:ins w:id="128" w:author="治輝 齋藤" w:date="2026-05-19T20:45:00Z" w16du:dateUtc="2026-05-19T11:45:00Z">
         <w:r>
           <w:t>across prefectures. We adjusted for</w:t>
         </w:r>
@@ -1356,17 +1404,17 @@
       <w:r>
         <w:t xml:space="preserve"> </w:t>
       </w:r>
-      <w:del w:id="123" w:author="治輝 齋藤" w:date="2026-05-19T23:23:00Z" w16du:dateUtc="2026-05-19T14:23:00Z">
+      <w:del w:id="129" w:author="治輝 齋藤" w:date="2026-05-19T23:23:00Z" w16du:dateUtc="2026-05-19T14:23:00Z">
         <w:r>
           <w:delText>aging rate</w:delText>
         </w:r>
       </w:del>
-      <w:ins w:id="124" w:author="治輝 齋藤" w:date="2026-05-19T23:23:00Z" w16du:dateUtc="2026-05-19T14:23:00Z">
+      <w:ins w:id="130" w:author="治輝 齋藤" w:date="2026-05-19T23:23:00Z" w16du:dateUtc="2026-05-19T14:23:00Z">
         <w:r>
           <w:t>proportion aged ≥65 years</w:t>
         </w:r>
       </w:ins>
-      <w:ins w:id="125" w:author="治輝 齋藤" w:date="2026-05-19T20:45:00Z" w16du:dateUtc="2026-05-19T11:45:00Z">
+      <w:ins w:id="131" w:author="治輝 齋藤" w:date="2026-05-19T20:45:00Z" w16du:dateUtc="2026-05-19T11:45:00Z">
         <w:r>
           <w:rPr>
             <w:rFonts w:hint="eastAsia"/>
@@ -1378,12 +1426,12 @@
       <w:r>
         <w:t xml:space="preserve"> </w:t>
       </w:r>
-      <w:del w:id="126" w:author="治輝 齋藤" w:date="2026-05-19T20:45:00Z" w16du:dateUtc="2026-05-19T11:45:00Z">
+      <w:del w:id="132" w:author="治輝 齋藤" w:date="2026-05-19T20:45:00Z" w16du:dateUtc="2026-05-19T11:45:00Z">
         <w:r>
           <w:delText>and</w:delText>
         </w:r>
       </w:del>
-      <w:ins w:id="127" w:author="治輝 齋藤" w:date="2026-05-19T20:45:00Z" w16du:dateUtc="2026-05-19T11:45:00Z">
+      <w:ins w:id="133" w:author="治輝 齋藤" w:date="2026-05-19T20:45:00Z" w16du:dateUtc="2026-05-19T11:45:00Z">
         <w:r>
           <w:rPr>
             <w:rFonts w:hint="eastAsia"/>
@@ -1392,7 +1440,7 @@
           <w:t>fast</w:t>
         </w:r>
       </w:ins>
-      <w:ins w:id="128" w:author="治輝 齋藤" w:date="2026-05-19T23:23:00Z" w16du:dateUtc="2026-05-19T14:23:00Z">
+      <w:ins w:id="134" w:author="治輝 齋藤" w:date="2026-05-19T23:23:00Z" w16du:dateUtc="2026-05-19T14:23:00Z">
         <w:r>
           <w:rPr>
             <w:rFonts w:hint="eastAsia"/>
@@ -1401,7 +1449,7 @@
           <w:t>-</w:t>
         </w:r>
       </w:ins>
-      <w:del w:id="129" w:author="治輝 齋藤" w:date="2026-05-19T23:23:00Z" w16du:dateUtc="2026-05-19T14:23:00Z">
+      <w:del w:id="135" w:author="治輝 齋藤" w:date="2026-05-19T23:23:00Z" w16du:dateUtc="2026-05-19T14:23:00Z">
         <w:r>
           <w:delText xml:space="preserve"> </w:delText>
         </w:r>
@@ -1409,12 +1457,12 @@
       <w:r>
         <w:t xml:space="preserve">walking </w:t>
       </w:r>
-      <w:del w:id="130" w:author="治輝 齋藤" w:date="2026-05-19T20:45:00Z" w16du:dateUtc="2026-05-19T11:45:00Z">
+      <w:del w:id="136" w:author="治輝 齋藤" w:date="2026-05-19T20:45:00Z" w16du:dateUtc="2026-05-19T11:45:00Z">
         <w:r>
           <w:delText>speed</w:delText>
         </w:r>
       </w:del>
-      <w:ins w:id="131" w:author="治輝 齋藤" w:date="2026-05-19T23:24:00Z" w16du:dateUtc="2026-05-19T14:24:00Z">
+      <w:ins w:id="137" w:author="治輝 齋藤" w:date="2026-05-19T23:24:00Z" w16du:dateUtc="2026-05-19T14:24:00Z">
         <w:r>
           <w:t xml:space="preserve"> </w:t>
         </w:r>
@@ -1428,7 +1476,7 @@
       <w:r>
         <w:t xml:space="preserve">, </w:t>
       </w:r>
-      <w:ins w:id="132" w:author="治輝 齋藤" w:date="2026-05-19T20:46:00Z" w16du:dateUtc="2026-05-19T11:46:00Z">
+      <w:ins w:id="138" w:author="治輝 齋藤" w:date="2026-05-19T20:46:00Z" w16du:dateUtc="2026-05-19T11:46:00Z">
         <w:r>
           <w:t>and population density</w:t>
         </w:r>
@@ -1443,18 +1491,18 @@
       <w:r>
         <w:t>using nationwide administrative and geospatial data.</w:t>
       </w:r>
-      <w:ins w:id="133" w:author="治輝 齋藤" w:date="2026-05-19T20:46:00Z" w16du:dateUtc="2026-05-19T11:46:00Z">
+      <w:ins w:id="139" w:author="治輝 齋藤" w:date="2026-05-19T20:46:00Z" w16du:dateUtc="2026-05-19T11:46:00Z">
         <w:r>
           <w:t xml:space="preserve"> NDB Open Data provide procedure counts, not fracture incidence. We therefore interpreted prefecture-level surgery rates as administrative proxies for fracture-related surgical burden. Not all fractures receive surgery, and operative thresholds may vary across regions.</w:t>
         </w:r>
       </w:ins>
-      <w:commentRangeEnd w:id="120"/>
-      <w:ins w:id="134" w:author="治輝 齋藤" w:date="2026-05-19T20:47:00Z" w16du:dateUtc="2026-05-19T11:47:00Z">
+      <w:commentRangeEnd w:id="126"/>
+      <w:ins w:id="140" w:author="治輝 齋藤" w:date="2026-05-19T20:47:00Z" w16du:dateUtc="2026-05-19T11:47:00Z">
         <w:r>
           <w:rPr>
             <w:rStyle w:val="af2"/>
           </w:rPr>
-          <w:commentReference w:id="120"/>
+          <w:commentReference w:id="126"/>
         </w:r>
       </w:ins>
     </w:p>
@@ -1473,8 +1521,8 @@
         <w:pStyle w:val="1"/>
         <w:spacing w:line="360" w:lineRule="auto"/>
       </w:pPr>
-      <w:bookmarkStart w:id="135" w:name="methods-1"/>
-      <w:bookmarkEnd w:id="105"/>
+      <w:bookmarkStart w:id="141" w:name="methods-1"/>
+      <w:bookmarkEnd w:id="111"/>
       <w:r>
         <w:t>Methods</w:t>
       </w:r>
@@ -1484,7 +1532,7 @@
         <w:pStyle w:val="2"/>
         <w:spacing w:line="360" w:lineRule="auto"/>
       </w:pPr>
-      <w:bookmarkStart w:id="136" w:name="study-design"/>
+      <w:bookmarkStart w:id="142" w:name="study-design"/>
       <w:r>
         <w:t>1. Study Design</w:t>
       </w:r>
@@ -1503,8 +1551,8 @@
         <w:pStyle w:val="2"/>
         <w:spacing w:line="360" w:lineRule="auto"/>
       </w:pPr>
-      <w:bookmarkStart w:id="137" w:name="outcome-fracture-surgery-rates"/>
-      <w:bookmarkEnd w:id="136"/>
+      <w:bookmarkStart w:id="143" w:name="outcome-fracture-surgery-rates"/>
+      <w:bookmarkEnd w:id="142"/>
       <w:r>
         <w:t>2. Outcome: Fracture Surgery Rates</w:t>
       </w:r>
@@ -1514,13 +1562,13 @@
         <w:pStyle w:val="FirstParagraph"/>
         <w:spacing w:line="360" w:lineRule="auto"/>
       </w:pPr>
-      <w:commentRangeStart w:id="138"/>
-      <w:del w:id="139" w:author="治輝 齋藤" w:date="2026-05-19T20:48:00Z" w16du:dateUtc="2026-05-19T11:48:00Z">
+      <w:commentRangeStart w:id="144"/>
+      <w:del w:id="145" w:author="治輝 齋藤" w:date="2026-05-19T20:48:00Z" w16du:dateUtc="2026-05-19T11:48:00Z">
         <w:r>
           <w:delText>Fracture</w:delText>
         </w:r>
       </w:del>
-      <w:ins w:id="140" w:author="治輝 齋藤" w:date="2026-05-19T20:48:00Z" w16du:dateUtc="2026-05-19T11:48:00Z">
+      <w:ins w:id="146" w:author="治輝 齋藤" w:date="2026-05-19T20:48:00Z" w16du:dateUtc="2026-05-19T11:48:00Z">
         <w:r>
           <w:t>We obtained fracture</w:t>
         </w:r>
@@ -1528,7 +1576,7 @@
       <w:r>
         <w:t xml:space="preserve"> surgery rates</w:t>
       </w:r>
-      <w:del w:id="141" w:author="治輝 齋藤" w:date="2026-05-19T20:49:00Z" w16du:dateUtc="2026-05-19T11:49:00Z">
+      <w:del w:id="147" w:author="治輝 齋藤" w:date="2026-05-19T20:49:00Z" w16du:dateUtc="2026-05-19T11:49:00Z">
         <w:r>
           <w:delText xml:space="preserve"> were derived</w:delText>
         </w:r>
@@ -1536,7 +1584,7 @@
       <w:r>
         <w:t xml:space="preserve"> from the 10th NDB Open Data (released </w:t>
       </w:r>
-      <w:ins w:id="142" w:author="治輝 齋藤" w:date="2026-05-19T20:49:00Z" w16du:dateUtc="2026-05-19T11:49:00Z">
+      <w:ins w:id="148" w:author="治輝 齋藤" w:date="2026-05-19T20:49:00Z" w16du:dateUtc="2026-05-19T11:49:00Z">
         <w:r>
           <w:rPr>
             <w:rFonts w:hint="eastAsia"/>
@@ -1545,7 +1593,7 @@
           <w:t>30 May 2025</w:t>
         </w:r>
       </w:ins>
-      <w:del w:id="143" w:author="治輝 齋藤" w:date="2026-05-19T20:49:00Z" w16du:dateUtc="2026-05-19T11:49:00Z">
+      <w:del w:id="149" w:author="治輝 齋藤" w:date="2026-05-19T20:49:00Z" w16du:dateUtc="2026-05-19T11:49:00Z">
         <w:r>
           <w:delText>2023</w:delText>
         </w:r>
@@ -1553,7 +1601,7 @@
       <w:r>
         <w:t>)</w:t>
       </w:r>
-      <w:ins w:id="144" w:author="治輝 齋藤" w:date="2026-05-19T20:49:00Z" w16du:dateUtc="2026-05-19T11:49:00Z">
+      <w:ins w:id="150" w:author="治輝 齋藤" w:date="2026-05-19T20:49:00Z" w16du:dateUtc="2026-05-19T11:49:00Z">
         <w:r>
           <w:rPr>
             <w:rFonts w:hint="eastAsia"/>
@@ -1562,17 +1610,17 @@
           <w:t>.</w:t>
         </w:r>
       </w:ins>
-      <w:del w:id="145" w:author="治輝 齋藤" w:date="2026-05-19T20:49:00Z" w16du:dateUtc="2026-05-19T11:49:00Z">
+      <w:del w:id="151" w:author="治輝 齋藤" w:date="2026-05-19T20:49:00Z" w16du:dateUtc="2026-05-19T11:49:00Z">
         <w:r>
           <w:delText>,</w:delText>
         </w:r>
       </w:del>
-      <w:del w:id="146" w:author="治輝 齋藤" w:date="2026-05-19T20:50:00Z" w16du:dateUtc="2026-05-19T11:50:00Z">
+      <w:del w:id="152" w:author="治輝 齋藤" w:date="2026-05-19T20:50:00Z" w16du:dateUtc="2026-05-19T11:50:00Z">
         <w:r>
           <w:delText xml:space="preserve"> which contains</w:delText>
         </w:r>
       </w:del>
-      <w:ins w:id="147" w:author="治輝 齋藤" w:date="2026-05-19T20:50:00Z" w16du:dateUtc="2026-05-19T11:50:00Z">
+      <w:ins w:id="153" w:author="治輝 齋藤" w:date="2026-05-19T20:50:00Z" w16du:dateUtc="2026-05-19T11:50:00Z">
         <w:r>
           <w:t xml:space="preserve"> This release reports</w:t>
         </w:r>
@@ -1580,22 +1628,22 @@
       <w:r>
         <w:t xml:space="preserve"> prefecture-level </w:t>
       </w:r>
-      <w:del w:id="148" w:author="治輝 齋藤" w:date="2026-05-19T20:50:00Z" w16du:dateUtc="2026-05-19T11:50:00Z">
+      <w:del w:id="154" w:author="治輝 齋藤" w:date="2026-05-19T20:50:00Z" w16du:dateUtc="2026-05-19T11:50:00Z">
         <w:r>
           <w:delText>counts of medical procedures</w:delText>
         </w:r>
       </w:del>
-      <w:ins w:id="149" w:author="治輝 齋藤" w:date="2026-05-19T20:50:00Z" w16du:dateUtc="2026-05-19T11:50:00Z">
+      <w:ins w:id="155" w:author="治輝 齋藤" w:date="2026-05-19T20:50:00Z" w16du:dateUtc="2026-05-19T11:50:00Z">
         <w:r>
           <w:t>procedure counts</w:t>
         </w:r>
       </w:ins>
-      <w:del w:id="150" w:author="治輝 齋藤" w:date="2026-05-19T20:52:00Z" w16du:dateUtc="2026-05-19T11:52:00Z">
+      <w:del w:id="156" w:author="治輝 齋藤" w:date="2026-05-19T20:52:00Z" w16du:dateUtc="2026-05-19T11:52:00Z">
         <w:r>
           <w:delText xml:space="preserve"> claimed</w:delText>
         </w:r>
       </w:del>
-      <w:ins w:id="151" w:author="治輝 齋藤" w:date="2026-05-19T20:52:00Z" w16du:dateUtc="2026-05-19T11:52:00Z">
+      <w:ins w:id="157" w:author="治輝 齋藤" w:date="2026-05-19T20:52:00Z" w16du:dateUtc="2026-05-19T11:52:00Z">
         <w:r>
           <w:t xml:space="preserve"> from Reiwa 5 fiscal year claims (April 2023 through March 2024)</w:t>
         </w:r>
@@ -1603,7 +1651,7 @@
       <w:r>
         <w:t xml:space="preserve"> under the national health insurance system. We extracted </w:t>
       </w:r>
-      <w:del w:id="152" w:author="治輝 齋藤" w:date="2026-05-19T20:52:00Z" w16du:dateUtc="2026-05-19T11:52:00Z">
+      <w:del w:id="158" w:author="治輝 齋藤" w:date="2026-05-19T20:52:00Z" w16du:dateUtc="2026-05-19T11:52:00Z">
         <w:r>
           <w:delText xml:space="preserve">claims for </w:delText>
         </w:r>
@@ -1611,12 +1659,12 @@
       <w:r>
         <w:t xml:space="preserve">three </w:t>
       </w:r>
-      <w:ins w:id="153" w:author="治輝 齋藤" w:date="2026-05-19T20:52:00Z" w16du:dateUtc="2026-05-19T11:52:00Z">
+      <w:ins w:id="159" w:author="治輝 齋藤" w:date="2026-05-19T20:52:00Z" w16du:dateUtc="2026-05-19T11:52:00Z">
         <w:r>
           <w:t>site-specific</w:t>
         </w:r>
       </w:ins>
-      <w:del w:id="154" w:author="治輝 齋藤" w:date="2026-05-19T20:52:00Z" w16du:dateUtc="2026-05-19T11:52:00Z">
+      <w:del w:id="160" w:author="治輝 齋藤" w:date="2026-05-19T20:52:00Z" w16du:dateUtc="2026-05-19T11:52:00Z">
         <w:r>
           <w:delText>fracture surgery</w:delText>
         </w:r>
@@ -1624,7 +1672,7 @@
       <w:r>
         <w:t xml:space="preserve"> categories: (1) hip (femur) fracture surgery, (2) humerus fracture surgery, and (3) forearm fracture surgery. </w:t>
       </w:r>
-      <w:ins w:id="155" w:author="治輝 齋藤" w:date="2026-05-19T20:53:00Z" w16du:dateUtc="2026-05-19T11:53:00Z">
+      <w:ins w:id="161" w:author="治輝 齋藤" w:date="2026-05-19T20:53:00Z" w16du:dateUtc="2026-05-19T11:53:00Z">
         <w:r>
           <w:t xml:space="preserve">We defined total fracture surgery rate as the sum of these three site-specific </w:t>
         </w:r>
@@ -1633,7 +1681,7 @@
           <w:t>counts</w:t>
         </w:r>
       </w:ins>
-      <w:del w:id="156" w:author="治輝 齋藤" w:date="2026-05-19T20:53:00Z" w16du:dateUtc="2026-05-19T11:53:00Z">
+      <w:del w:id="162" w:author="治輝 齋藤" w:date="2026-05-19T20:53:00Z" w16du:dateUtc="2026-05-19T11:53:00Z">
         <w:r>
           <w:delText>Rates were calculated</w:delText>
         </w:r>
@@ -1641,7 +1689,7 @@
       <w:r>
         <w:t xml:space="preserve"> per 100,000 population</w:t>
       </w:r>
-      <w:ins w:id="157" w:author="治輝 齋藤" w:date="2026-05-19T20:53:00Z" w16du:dateUtc="2026-05-19T11:53:00Z">
+      <w:ins w:id="163" w:author="治輝 齋藤" w:date="2026-05-19T20:53:00Z" w16du:dateUtc="2026-05-19T11:53:00Z">
         <w:r>
           <w:rPr>
             <w:rFonts w:hint="eastAsia"/>
@@ -1653,12 +1701,12 @@
       <w:r>
         <w:t xml:space="preserve"> </w:t>
       </w:r>
-      <w:ins w:id="158" w:author="治輝 齋藤" w:date="2026-05-19T20:53:00Z" w16du:dateUtc="2026-05-19T11:53:00Z">
+      <w:ins w:id="164" w:author="治輝 齋藤" w:date="2026-05-19T20:53:00Z" w16du:dateUtc="2026-05-19T11:53:00Z">
         <w:r>
           <w:t>We divided counts by</w:t>
         </w:r>
       </w:ins>
-      <w:del w:id="159" w:author="治輝 齋藤" w:date="2026-05-19T20:53:00Z" w16du:dateUtc="2026-05-19T11:53:00Z">
+      <w:del w:id="165" w:author="治輝 齋藤" w:date="2026-05-19T20:53:00Z" w16du:dateUtc="2026-05-19T11:53:00Z">
         <w:r>
           <w:delText>using population estimates from the</w:delText>
         </w:r>
@@ -1666,16 +1714,16 @@
       <w:r>
         <w:t xml:space="preserve"> 2020 National Census</w:t>
       </w:r>
-      <w:ins w:id="160" w:author="治輝 齋藤" w:date="2026-05-19T20:54:00Z" w16du:dateUtc="2026-05-19T11:54:00Z">
+      <w:ins w:id="166" w:author="治輝 齋藤" w:date="2026-05-19T20:54:00Z" w16du:dateUtc="2026-05-19T11:54:00Z">
         <w:r>
           <w:t xml:space="preserve"> population to obtain annual rates per 100,000. We interpreted these rates as administrative proxies for surgical burden rather than as unbiased measures of fracture incidence</w:t>
         </w:r>
-        <w:commentRangeEnd w:id="138"/>
+        <w:commentRangeEnd w:id="144"/>
         <w:r>
           <w:rPr>
             <w:rStyle w:val="af2"/>
           </w:rPr>
-          <w:commentReference w:id="138"/>
+          <w:commentReference w:id="144"/>
         </w:r>
       </w:ins>
       <w:r>
@@ -1687,8 +1735,8 @@
         <w:pStyle w:val="2"/>
         <w:spacing w:line="360" w:lineRule="auto"/>
       </w:pPr>
-      <w:bookmarkStart w:id="161" w:name="exposure-terrain-slope"/>
-      <w:bookmarkEnd w:id="137"/>
+      <w:bookmarkStart w:id="167" w:name="exposure-terrain-slope"/>
+      <w:bookmarkEnd w:id="143"/>
       <w:r>
         <w:t>3. Exposure: Terrain Slope</w:t>
       </w:r>
@@ -1710,8 +1758,8 @@
         <w:pStyle w:val="2"/>
         <w:spacing w:line="360" w:lineRule="auto"/>
       </w:pPr>
-      <w:bookmarkStart w:id="162" w:name="covariate-walking-speed"/>
-      <w:bookmarkEnd w:id="161"/>
+      <w:bookmarkStart w:id="168" w:name="covariate-walking-speed"/>
+      <w:bookmarkEnd w:id="167"/>
       <w:r>
         <w:t>4. Covariate: Walking Speed</w:t>
       </w:r>
@@ -1724,7 +1772,7 @@
       <w:r>
         <w:t>The proportion of individuals who reported walking fast (</w:t>
       </w:r>
-      <w:ins w:id="163" w:author="治輝 齋藤" w:date="2026-05-19T23:24:00Z" w16du:dateUtc="2026-05-19T14:24:00Z">
+      <w:ins w:id="169" w:author="治輝 齋藤" w:date="2026-05-19T23:24:00Z" w16du:dateUtc="2026-05-19T14:24:00Z">
         <w:r>
           <w:t>proportion with</w:t>
         </w:r>
@@ -1739,7 +1787,7 @@
       <w:r>
         <w:t xml:space="preserve">fast </w:t>
       </w:r>
-      <w:ins w:id="164" w:author="治輝 齋藤" w:date="2026-05-19T23:25:00Z" w16du:dateUtc="2026-05-19T14:25:00Z">
+      <w:ins w:id="170" w:author="治輝 齋藤" w:date="2026-05-19T23:25:00Z" w16du:dateUtc="2026-05-19T14:25:00Z">
         <w:r>
           <w:t>habitual</w:t>
         </w:r>
@@ -1754,7 +1802,7 @@
       <w:r>
         <w:t>walking</w:t>
       </w:r>
-      <w:del w:id="165" w:author="治輝 齋藤" w:date="2026-05-19T23:25:00Z" w16du:dateUtc="2026-05-19T14:25:00Z">
+      <w:del w:id="171" w:author="治輝 齋藤" w:date="2026-05-19T23:25:00Z" w16du:dateUtc="2026-05-19T14:25:00Z">
         <w:r>
           <w:delText xml:space="preserve"> rate</w:delText>
         </w:r>
@@ -1784,8 +1832,8 @@
         <w:pStyle w:val="2"/>
         <w:spacing w:line="360" w:lineRule="auto"/>
       </w:pPr>
-      <w:bookmarkStart w:id="166" w:name="additional-covariates"/>
-      <w:bookmarkEnd w:id="162"/>
+      <w:bookmarkStart w:id="172" w:name="additional-covariates"/>
+      <w:bookmarkEnd w:id="168"/>
       <w:r>
         <w:t>5. Additional Covariates</w:t>
       </w:r>
@@ -1795,35 +1843,35 @@
         <w:pStyle w:val="FirstParagraph"/>
         <w:spacing w:line="360" w:lineRule="auto"/>
       </w:pPr>
-      <w:commentRangeStart w:id="167"/>
-      <w:commentRangeStart w:id="168"/>
-      <w:del w:id="169" w:author="治輝 齋藤" w:date="2026-05-19T23:03:00Z" w16du:dateUtc="2026-05-19T14:03:00Z">
+      <w:commentRangeStart w:id="173"/>
+      <w:commentRangeStart w:id="174"/>
+      <w:del w:id="175" w:author="治輝 齋藤" w:date="2026-05-19T23:03:00Z" w16du:dateUtc="2026-05-19T14:03:00Z">
         <w:r>
           <w:delText>Aging rate</w:delText>
         </w:r>
-        <w:commentRangeEnd w:id="167"/>
+        <w:commentRangeEnd w:id="173"/>
         <w:r>
           <w:rPr>
             <w:rStyle w:val="af2"/>
             <w:sz w:val="24"/>
             <w:szCs w:val="24"/>
           </w:rPr>
-          <w:commentReference w:id="167"/>
+          <w:commentReference w:id="173"/>
         </w:r>
       </w:del>
-      <w:commentRangeEnd w:id="168"/>
+      <w:commentRangeEnd w:id="174"/>
       <w:r>
         <w:rPr>
           <w:rStyle w:val="af2"/>
         </w:rPr>
-        <w:commentReference w:id="168"/>
-      </w:r>
-      <w:del w:id="170" w:author="治輝 齋藤" w:date="2026-05-19T23:03:00Z" w16du:dateUtc="2026-05-19T14:03:00Z">
+        <w:commentReference w:id="174"/>
+      </w:r>
+      <w:del w:id="176" w:author="治輝 齋藤" w:date="2026-05-19T23:03:00Z" w16du:dateUtc="2026-05-19T14:03:00Z">
         <w:r>
           <w:delText xml:space="preserve"> (p</w:delText>
         </w:r>
       </w:del>
-      <w:ins w:id="171" w:author="治輝 齋藤" w:date="2026-05-19T23:04:00Z" w16du:dateUtc="2026-05-19T14:04:00Z">
+      <w:ins w:id="177" w:author="治輝 齋藤" w:date="2026-05-19T23:04:00Z" w16du:dateUtc="2026-05-19T14:04:00Z">
         <w:r>
           <w:rPr>
             <w:rFonts w:hint="eastAsia"/>
@@ -1835,7 +1883,7 @@
       <w:r>
         <w:t>roportion of individuals aged ≥65 years</w:t>
       </w:r>
-      <w:del w:id="172" w:author="治輝 齋藤" w:date="2026-05-19T23:04:00Z" w16du:dateUtc="2026-05-19T14:04:00Z">
+      <w:del w:id="178" w:author="治輝 齋藤" w:date="2026-05-19T23:04:00Z" w16du:dateUtc="2026-05-19T14:04:00Z">
         <w:r>
           <w:delText>, %)</w:delText>
         </w:r>
@@ -1849,8 +1897,8 @@
         <w:pStyle w:val="2"/>
         <w:spacing w:line="360" w:lineRule="auto"/>
       </w:pPr>
-      <w:bookmarkStart w:id="173" w:name="statistical-analysis"/>
-      <w:bookmarkEnd w:id="166"/>
+      <w:bookmarkStart w:id="179" w:name="statistical-analysis"/>
+      <w:bookmarkEnd w:id="172"/>
       <w:r>
         <w:lastRenderedPageBreak/>
         <w:t>6. Statistical Analysis</w:t>
@@ -1920,12 +1968,12 @@
       <w:r>
         <w:t xml:space="preserve">: Multiple linear regression of fracture rate on terrain slope, </w:t>
       </w:r>
-      <w:ins w:id="174" w:author="治輝 齋藤" w:date="2026-05-19T23:25:00Z" w16du:dateUtc="2026-05-19T14:25:00Z">
+      <w:ins w:id="180" w:author="治輝 齋藤" w:date="2026-05-19T23:25:00Z" w16du:dateUtc="2026-05-19T14:25:00Z">
         <w:r>
           <w:t>proportion aged ≥65 years</w:t>
         </w:r>
       </w:ins>
-      <w:del w:id="175" w:author="治輝 齋藤" w:date="2026-05-19T23:25:00Z" w16du:dateUtc="2026-05-19T14:25:00Z">
+      <w:del w:id="181" w:author="治輝 齋藤" w:date="2026-05-19T23:25:00Z" w16du:dateUtc="2026-05-19T14:25:00Z">
         <w:r>
           <w:delText>aging rate</w:delText>
         </w:r>
@@ -1933,7 +1981,7 @@
       <w:r>
         <w:t>, fast</w:t>
       </w:r>
-      <w:ins w:id="176" w:author="治輝 齋藤" w:date="2026-05-19T23:25:00Z" w16du:dateUtc="2026-05-19T14:25:00Z">
+      <w:ins w:id="182" w:author="治輝 齋藤" w:date="2026-05-19T23:25:00Z" w16du:dateUtc="2026-05-19T14:25:00Z">
         <w:r>
           <w:rPr>
             <w:rFonts w:hint="eastAsia"/>
@@ -1942,7 +1990,7 @@
           <w:t>-</w:t>
         </w:r>
       </w:ins>
-      <w:del w:id="177" w:author="治輝 齋藤" w:date="2026-05-19T23:25:00Z" w16du:dateUtc="2026-05-19T14:25:00Z">
+      <w:del w:id="183" w:author="治輝 齋藤" w:date="2026-05-19T23:25:00Z" w16du:dateUtc="2026-05-19T14:25:00Z">
         <w:r>
           <w:delText xml:space="preserve"> </w:delText>
         </w:r>
@@ -1950,12 +1998,12 @@
       <w:r>
         <w:t xml:space="preserve">walking </w:t>
       </w:r>
-      <w:ins w:id="178" w:author="治輝 齋藤" w:date="2026-05-19T23:25:00Z" w16du:dateUtc="2026-05-19T14:25:00Z">
+      <w:ins w:id="184" w:author="治輝 齋藤" w:date="2026-05-19T23:25:00Z" w16du:dateUtc="2026-05-19T14:25:00Z">
         <w:r>
           <w:t>proportion</w:t>
         </w:r>
       </w:ins>
-      <w:del w:id="179" w:author="治輝 齋藤" w:date="2026-05-19T23:25:00Z" w16du:dateUtc="2026-05-19T14:25:00Z">
+      <w:del w:id="185" w:author="治輝 齋藤" w:date="2026-05-19T23:25:00Z" w16du:dateUtc="2026-05-19T14:25:00Z">
         <w:r>
           <w:delText>rate</w:delText>
         </w:r>
@@ -1963,45 +2011,45 @@
       <w:r>
         <w:t>, and population density.</w:t>
       </w:r>
-      <w:ins w:id="180" w:author="治輝 齋藤" w:date="2026-04-30T18:01:00Z" w16du:dateUtc="2026-04-30T09:01:00Z">
+      <w:ins w:id="186" w:author="治輝 齋藤" w:date="2026-04-30T18:01:00Z" w16du:dateUtc="2026-04-30T09:01:00Z">
         <w:r>
           <w:rPr>
             <w:lang w:eastAsia="ja-JP"/>
           </w:rPr>
           <w:br/>
         </w:r>
-        <w:commentRangeStart w:id="181"/>
+        <w:commentRangeStart w:id="187"/>
         <w:r>
           <w:t xml:space="preserve">In the primary causal interpretation, </w:t>
         </w:r>
       </w:ins>
-      <w:ins w:id="182" w:author="治輝 齋藤" w:date="2026-05-19T23:26:00Z" w16du:dateUtc="2026-05-19T14:26:00Z">
+      <w:ins w:id="188" w:author="治輝 齋藤" w:date="2026-05-19T23:26:00Z" w16du:dateUtc="2026-05-19T14:26:00Z">
         <w:r>
           <w:t>proportion aged ≥65 years</w:t>
         </w:r>
       </w:ins>
-      <w:ins w:id="183" w:author="治輝 齋藤" w:date="2026-04-30T18:01:00Z" w16du:dateUtc="2026-04-30T09:01:00Z">
+      <w:ins w:id="189" w:author="治輝 齋藤" w:date="2026-04-30T18:01:00Z" w16du:dateUtc="2026-04-30T09:01:00Z">
         <w:r>
           <w:t xml:space="preserve"> and </w:t>
         </w:r>
       </w:ins>
-      <w:ins w:id="184" w:author="治輝 齋藤" w:date="2026-05-19T23:26:00Z" w16du:dateUtc="2026-05-19T14:26:00Z">
+      <w:ins w:id="190" w:author="治輝 齋藤" w:date="2026-05-19T23:26:00Z" w16du:dateUtc="2026-05-19T14:26:00Z">
         <w:r>
           <w:t>fast-walking proportion</w:t>
         </w:r>
       </w:ins>
-      <w:ins w:id="185" w:author="治輝 齋藤" w:date="2026-04-30T18:01:00Z" w16du:dateUtc="2026-04-30T09:01:00Z">
+      <w:ins w:id="191" w:author="治輝 齋藤" w:date="2026-04-30T18:01:00Z" w16du:dateUtc="2026-04-30T09:01:00Z">
         <w:r>
           <w:t xml:space="preserve"> were treated as confounder-adjustment variables rather than formal mediators.</w:t>
         </w:r>
-        <w:commentRangeEnd w:id="181"/>
+        <w:commentRangeEnd w:id="187"/>
         <w:r>
           <w:rPr>
             <w:rStyle w:val="af2"/>
             <w:sz w:val="24"/>
             <w:szCs w:val="24"/>
           </w:rPr>
-          <w:commentReference w:id="181"/>
+          <w:commentReference w:id="187"/>
         </w:r>
       </w:ins>
     </w:p>
@@ -2092,7 +2140,7 @@
         <w:pStyle w:val="a0"/>
         <w:spacing w:line="360" w:lineRule="auto"/>
         <w:rPr>
-          <w:ins w:id="186" w:author="治輝 齋藤" w:date="2026-04-30T19:43:00Z" w16du:dateUtc="2026-04-30T10:43:00Z"/>
+          <w:ins w:id="192" w:author="治輝 齋藤" w:date="2026-04-30T19:43:00Z" w16du:dateUtc="2026-04-30T10:43:00Z"/>
         </w:rPr>
       </w:pPr>
       <w:r>
@@ -2101,7 +2149,7 @@
         </w:rPr>
         <w:t>For the primary hip-fracture outcome (Model 2), we assessed linear model assumptions graphically using residuals-versus-fitted and normal quantile–quantile (Q–Q) plots of OLS residuals, and we report</w:t>
       </w:r>
-      <w:ins w:id="187" w:author="山岸良匡" w:date="2026-05-18T19:21:00Z" w16du:dateUtc="2026-05-18T10:21:00Z">
+      <w:ins w:id="193" w:author="山岸良匡" w:date="2026-05-18T19:21:00Z" w16du:dateUtc="2026-05-18T10:21:00Z">
         <w:r>
           <w:rPr>
             <w:rFonts w:hint="eastAsia"/>
@@ -2151,22 +2199,22 @@
         </w:rPr>
         <w:t xml:space="preserve"> = 5,000 resamples of prefectures (with replacement) to obtain a percentile 95% CI for the terrain slope coefficient.</w:t>
       </w:r>
-      <w:commentRangeStart w:id="188"/>
-      <w:ins w:id="189" w:author="治輝 齋藤" w:date="2026-04-30T18:02:00Z" w16du:dateUtc="2026-04-30T09:02:00Z">
+      <w:commentRangeStart w:id="194"/>
+      <w:ins w:id="195" w:author="治輝 齋藤" w:date="2026-04-30T18:02:00Z" w16du:dateUtc="2026-04-30T09:02:00Z">
         <w:r>
           <w:rPr>
             <w:lang w:eastAsia="ja-JP"/>
           </w:rPr>
           <w:t xml:space="preserve"> Given N = 47 with multiple covariates, we also checked coefficient stability and multicollinearity diagnostics (including model condition number) and interpreted estimates cautiously.</w:t>
         </w:r>
-        <w:commentRangeEnd w:id="188"/>
+        <w:commentRangeEnd w:id="194"/>
         <w:r>
           <w:rPr>
             <w:rStyle w:val="af2"/>
             <w:sz w:val="24"/>
             <w:szCs w:val="24"/>
           </w:rPr>
-          <w:commentReference w:id="188"/>
+          <w:commentReference w:id="194"/>
         </w:r>
       </w:ins>
     </w:p>
@@ -2178,8 +2226,8 @@
           <w:lang w:eastAsia="ja-JP"/>
         </w:rPr>
       </w:pPr>
-      <w:commentRangeStart w:id="190"/>
-      <w:ins w:id="191" w:author="治輝 齋藤" w:date="2026-04-30T19:43:00Z" w16du:dateUtc="2026-04-30T10:43:00Z">
+      <w:commentRangeStart w:id="196"/>
+      <w:ins w:id="197" w:author="治輝 齋藤" w:date="2026-04-30T19:43:00Z" w16du:dateUtc="2026-04-30T10:43:00Z">
         <w:r>
           <w:rPr>
             <w:lang w:eastAsia="ja-JP"/>
@@ -2187,7 +2235,7 @@
           <w:t xml:space="preserve">As an additional sensitivity analysis for age-structure confounding, we </w:t>
         </w:r>
       </w:ins>
-      <w:ins w:id="192" w:author="治輝 齋藤" w:date="2026-04-30T20:48:00Z" w16du:dateUtc="2026-04-30T11:48:00Z">
+      <w:ins w:id="198" w:author="治輝 齋藤" w:date="2026-04-30T20:48:00Z" w16du:dateUtc="2026-04-30T11:48:00Z">
         <w:r>
           <w:rPr>
             <w:lang w:eastAsia="ja-JP"/>
@@ -2195,7 +2243,7 @@
           <w:t>performed</w:t>
         </w:r>
       </w:ins>
-      <w:ins w:id="193" w:author="治輝 齋藤" w:date="2026-04-30T19:43:00Z" w16du:dateUtc="2026-04-30T10:43:00Z">
+      <w:ins w:id="199" w:author="治輝 齋藤" w:date="2026-04-30T19:43:00Z" w16du:dateUtc="2026-04-30T10:43:00Z">
         <w:r>
           <w:rPr>
             <w:lang w:eastAsia="ja-JP"/>
@@ -2203,7 +2251,7 @@
           <w:t xml:space="preserve"> indirect</w:t>
         </w:r>
       </w:ins>
-      <w:ins w:id="194" w:author="治輝 齋藤" w:date="2026-04-30T20:49:00Z" w16du:dateUtc="2026-04-30T11:49:00Z">
+      <w:ins w:id="200" w:author="治輝 齋藤" w:date="2026-04-30T20:49:00Z" w16du:dateUtc="2026-04-30T11:49:00Z">
         <w:r>
           <w:rPr>
             <w:rFonts w:hint="eastAsia"/>
@@ -2212,7 +2260,7 @@
           <w:t xml:space="preserve"> </w:t>
         </w:r>
       </w:ins>
-      <w:ins w:id="195" w:author="治輝 齋藤" w:date="2026-04-30T19:43:00Z" w16du:dateUtc="2026-04-30T10:43:00Z">
+      <w:ins w:id="201" w:author="治輝 齋藤" w:date="2026-04-30T19:43:00Z" w16du:dateUtc="2026-04-30T10:43:00Z">
         <w:r>
           <w:rPr>
             <w:lang w:eastAsia="ja-JP"/>
@@ -2220,7 +2268,7 @@
           <w:t>standardization for the femur-surgery outcome</w:t>
         </w:r>
       </w:ins>
-      <w:ins w:id="196" w:author="治輝 齋藤" w:date="2026-04-30T20:49:00Z" w16du:dateUtc="2026-04-30T11:49:00Z">
+      <w:ins w:id="202" w:author="治輝 齋藤" w:date="2026-04-30T20:49:00Z" w16du:dateUtc="2026-04-30T11:49:00Z">
         <w:r>
           <w:rPr>
             <w:lang w:eastAsia="ja-JP"/>
@@ -2228,7 +2276,7 @@
           <w:t>. We combined</w:t>
         </w:r>
       </w:ins>
-      <w:ins w:id="197" w:author="治輝 齋藤" w:date="2026-04-30T19:43:00Z" w16du:dateUtc="2026-04-30T10:43:00Z">
+      <w:ins w:id="203" w:author="治輝 齋藤" w:date="2026-04-30T19:43:00Z" w16du:dateUtc="2026-04-30T10:43:00Z">
         <w:r>
           <w:rPr>
             <w:lang w:eastAsia="ja-JP"/>
@@ -2236,7 +2284,7 @@
           <w:t xml:space="preserve"> NDB age-stratified surgery tables </w:t>
         </w:r>
       </w:ins>
-      <w:ins w:id="198" w:author="治輝 齋藤" w:date="2026-04-30T20:49:00Z" w16du:dateUtc="2026-04-30T11:49:00Z">
+      <w:ins w:id="204" w:author="治輝 齋藤" w:date="2026-04-30T20:49:00Z" w16du:dateUtc="2026-04-30T11:49:00Z">
         <w:r>
           <w:rPr>
             <w:lang w:eastAsia="ja-JP"/>
@@ -2244,7 +2292,7 @@
           <w:t>with</w:t>
         </w:r>
       </w:ins>
-      <w:ins w:id="199" w:author="治輝 齋藤" w:date="2026-04-30T19:43:00Z" w16du:dateUtc="2026-04-30T10:43:00Z">
+      <w:ins w:id="205" w:author="治輝 齋藤" w:date="2026-04-30T19:43:00Z" w16du:dateUtc="2026-04-30T10:43:00Z">
         <w:r>
           <w:rPr>
             <w:lang w:eastAsia="ja-JP"/>
@@ -2252,7 +2300,7 @@
           <w:t xml:space="preserve"> 2020 census 5-year age-group population counts from e-Stat. </w:t>
         </w:r>
       </w:ins>
-      <w:ins w:id="200" w:author="治輝 齋藤" w:date="2026-05-20T12:37:00Z" w16du:dateUtc="2026-05-20T03:37:00Z">
+      <w:ins w:id="206" w:author="治輝 齋藤" w:date="2026-05-20T12:37:00Z" w16du:dateUtc="2026-05-20T03:37:00Z">
         <w:r>
           <w:rPr>
             <w:lang w:eastAsia="ja-JP"/>
@@ -2260,7 +2308,7 @@
           <w:t>Some age-stratified surgery counts in public NDB Open Data are withheld for disclosure control. These counts appear as a hyphen ("-") in the tables.</w:t>
         </w:r>
       </w:ins>
-      <w:ins w:id="201" w:author="治輝 齋藤" w:date="2026-04-30T19:43:00Z" w16du:dateUtc="2026-04-30T10:43:00Z">
+      <w:ins w:id="207" w:author="治輝 齋藤" w:date="2026-04-30T19:43:00Z" w16du:dateUtc="2026-04-30T10:43:00Z">
         <w:r>
           <w:rPr>
             <w:lang w:eastAsia="ja-JP"/>
@@ -2268,7 +2316,7 @@
           <w:t xml:space="preserve"> </w:t>
         </w:r>
       </w:ins>
-      <w:ins w:id="202" w:author="治輝 齋藤" w:date="2026-05-20T12:37:00Z" w16du:dateUtc="2026-05-20T03:37:00Z">
+      <w:ins w:id="208" w:author="治輝 齋藤" w:date="2026-05-20T12:37:00Z" w16du:dateUtc="2026-05-20T03:37:00Z">
         <w:r>
           <w:rPr>
             <w:lang w:eastAsia="ja-JP"/>
@@ -2276,7 +2324,7 @@
           <w:t>We prespecified three replacement scenarios: 0, 5, or 9 surgeries per withheld cell. We repeated indirect standardization under each scenario</w:t>
         </w:r>
       </w:ins>
-      <w:ins w:id="203" w:author="治輝 齋藤" w:date="2026-05-20T12:22:00Z" w16du:dateUtc="2026-05-20T03:22:00Z">
+      <w:ins w:id="209" w:author="治輝 齋藤" w:date="2026-05-20T12:22:00Z" w16du:dateUtc="2026-05-20T03:22:00Z">
         <w:r>
           <w:rPr>
             <w:lang w:eastAsia="ja-JP"/>
@@ -2284,7 +2332,7 @@
           <w:t xml:space="preserve">. </w:t>
         </w:r>
       </w:ins>
-      <w:ins w:id="204" w:author="治輝 齋藤" w:date="2026-04-30T19:43:00Z" w16du:dateUtc="2026-04-30T10:43:00Z">
+      <w:ins w:id="210" w:author="治輝 齋藤" w:date="2026-04-30T19:43:00Z" w16du:dateUtc="2026-04-30T10:43:00Z">
         <w:r>
           <w:rPr>
             <w:lang w:eastAsia="ja-JP"/>
@@ -2292,7 +2340,7 @@
           <w:t>For each scenario, we calculated national age-specific surgery rates, expected prefectural counts, SIR, and ISR (SIR × national crude rate)</w:t>
         </w:r>
       </w:ins>
-      <w:ins w:id="205" w:author="治輝 齋藤" w:date="2026-04-30T20:50:00Z" w16du:dateUtc="2026-04-30T11:50:00Z">
+      <w:ins w:id="211" w:author="治輝 齋藤" w:date="2026-04-30T20:50:00Z" w16du:dateUtc="2026-04-30T11:50:00Z">
         <w:r>
           <w:rPr>
             <w:lang w:eastAsia="ja-JP"/>
@@ -2300,7 +2348,7 @@
           <w:t>. We</w:t>
         </w:r>
       </w:ins>
-      <w:ins w:id="206" w:author="治輝 齋藤" w:date="2026-04-30T19:43:00Z" w16du:dateUtc="2026-04-30T10:43:00Z">
+      <w:ins w:id="212" w:author="治輝 齋藤" w:date="2026-04-30T19:43:00Z" w16du:dateUtc="2026-04-30T10:43:00Z">
         <w:r>
           <w:rPr>
             <w:lang w:eastAsia="ja-JP"/>
@@ -2308,7 +2356,7 @@
           <w:t xml:space="preserve"> then regressed ISR on terrain slope with and without covariate adjustment. </w:t>
         </w:r>
       </w:ins>
-      <w:ins w:id="207" w:author="治輝 齋藤" w:date="2026-04-30T20:50:00Z" w16du:dateUtc="2026-04-30T11:50:00Z">
+      <w:ins w:id="213" w:author="治輝 齋藤" w:date="2026-04-30T20:50:00Z" w16du:dateUtc="2026-04-30T11:50:00Z">
         <w:r>
           <w:rPr>
             <w:lang w:eastAsia="ja-JP"/>
@@ -2316,7 +2364,7 @@
           <w:t>These analyses were treated</w:t>
         </w:r>
       </w:ins>
-      <w:ins w:id="208" w:author="治輝 齋藤" w:date="2026-04-30T19:43:00Z" w16du:dateUtc="2026-04-30T10:43:00Z">
+      <w:ins w:id="214" w:author="治輝 齋藤" w:date="2026-04-30T19:43:00Z" w16du:dateUtc="2026-04-30T10:43:00Z">
         <w:r>
           <w:rPr>
             <w:lang w:eastAsia="ja-JP"/>
@@ -2324,8 +2372,8 @@
           <w:t xml:space="preserve"> as sensitivity analyses only (not primary inference), given potential secondary masking.</w:t>
         </w:r>
       </w:ins>
-      <w:commentRangeEnd w:id="190"/>
-      <w:ins w:id="209" w:author="治輝 齋藤" w:date="2026-04-30T20:24:00Z" w16du:dateUtc="2026-04-30T11:24:00Z">
+      <w:commentRangeEnd w:id="196"/>
+      <w:ins w:id="215" w:author="治輝 齋藤" w:date="2026-04-30T20:24:00Z" w16du:dateUtc="2026-04-30T11:24:00Z">
         <w:r>
           <w:rPr>
             <w:rStyle w:val="af2"/>
@@ -2333,7 +2381,7 @@
             <w:szCs w:val="24"/>
             <w:lang w:eastAsia="ja-JP"/>
           </w:rPr>
-          <w:commentReference w:id="190"/>
+          <w:commentReference w:id="196"/>
         </w:r>
       </w:ins>
     </w:p>
@@ -2351,15 +2399,15 @@
         </w:rPr>
         <w:t>All manuscript figures were generated programmatically from study data</w:t>
       </w:r>
-      <w:commentRangeStart w:id="210"/>
-      <w:commentRangeStart w:id="211"/>
+      <w:commentRangeStart w:id="216"/>
+      <w:commentRangeStart w:id="217"/>
       <w:r>
         <w:rPr>
           <w:lang w:eastAsia="ja-JP"/>
         </w:rPr>
         <w:t xml:space="preserve"> </w:t>
       </w:r>
-      <w:del w:id="212" w:author="治輝 齋藤" w:date="2026-05-19T23:49:00Z" w16du:dateUtc="2026-05-19T14:49:00Z">
+      <w:del w:id="218" w:author="治輝 齋藤" w:date="2026-05-19T23:49:00Z" w16du:dateUtc="2026-05-19T14:49:00Z">
         <w:r>
           <w:rPr>
             <w:lang w:eastAsia="ja-JP"/>
@@ -2373,7 +2421,7 @@
         </w:rPr>
         <w:t xml:space="preserve"> </w:t>
       </w:r>
-      <w:commentRangeEnd w:id="210"/>
+      <w:commentRangeEnd w:id="216"/>
       <w:r>
         <w:rPr>
           <w:rStyle w:val="af2"/>
@@ -2381,14 +2429,14 @@
           <w:szCs w:val="24"/>
           <w:lang w:eastAsia="ja-JP"/>
         </w:rPr>
-        <w:commentReference w:id="210"/>
-      </w:r>
-      <w:commentRangeEnd w:id="211"/>
+        <w:commentReference w:id="216"/>
+      </w:r>
+      <w:commentRangeEnd w:id="217"/>
       <w:r>
         <w:rPr>
           <w:rStyle w:val="af2"/>
         </w:rPr>
-        <w:commentReference w:id="211"/>
+        <w:commentReference w:id="217"/>
       </w:r>
       <w:r>
         <w:rPr>
@@ -2459,7 +2507,7 @@
         </w:rPr>
         <w:t xml:space="preserve">matplotlib 1.1.3. Figure 1 was generated via linear-fit visualization from the prefecture-level analytical dataset, </w:t>
       </w:r>
-      <w:del w:id="213" w:author="治輝 齋藤" w:date="2026-05-20T08:32:00Z" w16du:dateUtc="2026-05-19T23:32:00Z">
+      <w:del w:id="219" w:author="治輝 齋藤" w:date="2026-05-20T08:32:00Z" w16du:dateUtc="2026-05-19T23:32:00Z">
         <w:r>
           <w:rPr>
             <w:lang w:eastAsia="ja-JP"/>
@@ -2473,7 +2521,7 @@
         </w:rPr>
         <w:t xml:space="preserve">and Figures </w:t>
       </w:r>
-      <w:ins w:id="214" w:author="治輝 齋藤" w:date="2026-05-20T08:32:00Z" w16du:dateUtc="2026-05-19T23:32:00Z">
+      <w:ins w:id="220" w:author="治輝 齋藤" w:date="2026-05-20T08:32:00Z" w16du:dateUtc="2026-05-19T23:32:00Z">
         <w:r>
           <w:rPr>
             <w:rFonts w:hint="eastAsia"/>
@@ -2482,7 +2530,7 @@
           <w:t>2-4</w:t>
         </w:r>
       </w:ins>
-      <w:del w:id="215" w:author="治輝 齋藤" w:date="2026-05-20T08:32:00Z" w16du:dateUtc="2026-05-19T23:32:00Z">
+      <w:del w:id="221" w:author="治輝 齋藤" w:date="2026-05-20T08:32:00Z" w16du:dateUtc="2026-05-19T23:32:00Z">
         <w:r>
           <w:rPr>
             <w:lang w:eastAsia="ja-JP"/>
@@ -2522,9 +2570,9 @@
         <w:pStyle w:val="1"/>
         <w:spacing w:line="360" w:lineRule="auto"/>
       </w:pPr>
-      <w:bookmarkStart w:id="216" w:name="results-1"/>
-      <w:bookmarkEnd w:id="135"/>
-      <w:bookmarkEnd w:id="173"/>
+      <w:bookmarkStart w:id="222" w:name="results-1"/>
+      <w:bookmarkEnd w:id="141"/>
+      <w:bookmarkEnd w:id="179"/>
       <w:r>
         <w:t>Results</w:t>
       </w:r>
@@ -2534,7 +2582,7 @@
         <w:pStyle w:val="2"/>
         <w:spacing w:line="360" w:lineRule="auto"/>
       </w:pPr>
-      <w:bookmarkStart w:id="217" w:name="descriptive-statistics"/>
+      <w:bookmarkStart w:id="223" w:name="descriptive-statistics"/>
       <w:r>
         <w:t>1. Descriptive Statistics</w:t>
       </w:r>
@@ -2551,56 +2599,90 @@
         <w:t xml:space="preserve">median 8.36; interquartile range [IQR] 6.56–10.95; </w:t>
       </w:r>
       <w:r>
-        <w:t>range 1.81–15.43 degrees) (Table 1). The mean hip fracture surgery rate was 254.0 ± 37.6 per 100,000 population (</w:t>
-      </w:r>
-      <w:r>
-        <w:t>median 253.9; IQR 228.6–286.3;</w:t>
-      </w:r>
-      <w:r>
-        <w:rPr>
-          <w:rFonts w:hint="eastAsia"/>
-          <w:lang w:eastAsia="ja-JP"/>
-        </w:rPr>
-        <w:t xml:space="preserve"> </w:t>
-      </w:r>
-      <w:r>
-        <w:t>range 167.6–329.6), and the mean total fracture surgery rate was 352.8 ± 54.9 per 100,000</w:t>
-      </w:r>
-      <w:r>
-        <w:t xml:space="preserve"> (median 356.1; IQR 306.4–397.1)</w:t>
-      </w:r>
-      <w:r>
-        <w:t xml:space="preserve">. The mean </w:t>
-      </w:r>
-      <w:ins w:id="218" w:author="治輝 齋藤" w:date="2026-05-19T23:26:00Z" w16du:dateUtc="2026-05-19T14:26:00Z">
-        <w:r>
-          <w:t>proportion aged ≥65 years</w:t>
-        </w:r>
-      </w:ins>
-      <w:del w:id="219" w:author="治輝 齋藤" w:date="2026-05-19T23:26:00Z" w16du:dateUtc="2026-05-19T14:26:00Z">
-        <w:r>
-          <w:delText>aging rate</w:delText>
-        </w:r>
-      </w:del>
-      <w:r>
-        <w:t xml:space="preserve"> was 30.7 ± 3.1%</w:t>
-      </w:r>
-      <w:r>
-        <w:t xml:space="preserve"> (median 31.3%; IQR 29.3–32.9%)</w:t>
-      </w:r>
-      <w:r>
-        <w:t>, and the mean proportion with fast</w:t>
-      </w:r>
-      <w:ins w:id="220" w:author="治輝 齋藤" w:date="2026-05-19T23:26:00Z" w16du:dateUtc="2026-05-19T14:26:00Z">
+        <w:t xml:space="preserve">range </w:t>
+      </w:r>
+      <w:commentRangeStart w:id="224"/>
+      <w:r>
+        <w:t>1.81</w:t>
+      </w:r>
+      <w:ins w:id="225" w:author="治輝 齋藤" w:date="2026-05-20T12:48:00Z" w16du:dateUtc="2026-05-20T03:48:00Z">
+        <w:r>
+          <w:t xml:space="preserve"> degrees in Ibaraki</w:t>
+        </w:r>
+      </w:ins>
+      <w:r>
+        <w:t>–15.43 degrees</w:t>
+      </w:r>
+      <w:ins w:id="226" w:author="治輝 齋藤" w:date="2026-05-20T12:48:00Z" w16du:dateUtc="2026-05-20T03:48:00Z">
         <w:r>
           <w:rPr>
             <w:rFonts w:hint="eastAsia"/>
             <w:lang w:eastAsia="ja-JP"/>
           </w:rPr>
+          <w:t xml:space="preserve"> </w:t>
+        </w:r>
+        <w:r>
+          <w:t>in Niigata</w:t>
+        </w:r>
+        <w:commentRangeEnd w:id="224"/>
+        <w:r>
+          <w:rPr>
+            <w:rStyle w:val="af2"/>
+          </w:rPr>
+          <w:commentReference w:id="224"/>
+        </w:r>
+      </w:ins>
+      <w:r>
+        <w:t>) (Table 1). The mean hip fracture surgery rate was 254.0 ± 37.6 per 100,000 population (</w:t>
+      </w:r>
+      <w:r>
+        <w:t>median 253.9; IQR 228.6–286.3;</w:t>
+      </w:r>
+      <w:r>
+        <w:rPr>
+          <w:rFonts w:hint="eastAsia"/>
+          <w:lang w:eastAsia="ja-JP"/>
+        </w:rPr>
+        <w:t xml:space="preserve"> </w:t>
+      </w:r>
+      <w:r>
+        <w:t>range 167.6–329.6), and the mean total fracture surgery rate was 352.8 ± 54.9 per 100,000</w:t>
+      </w:r>
+      <w:r>
+        <w:t xml:space="preserve"> (median 356.1; IQR 306.4–397.1)</w:t>
+      </w:r>
+      <w:r>
+        <w:t xml:space="preserve">. The mean </w:t>
+      </w:r>
+      <w:ins w:id="227" w:author="治輝 齋藤" w:date="2026-05-19T23:26:00Z" w16du:dateUtc="2026-05-19T14:26:00Z">
+        <w:r>
+          <w:t>proportion aged ≥65 years</w:t>
+        </w:r>
+      </w:ins>
+      <w:del w:id="228" w:author="治輝 齋藤" w:date="2026-05-19T23:26:00Z" w16du:dateUtc="2026-05-19T14:26:00Z">
+        <w:r>
+          <w:delText>aging rate</w:delText>
+        </w:r>
+      </w:del>
+      <w:r>
+        <w:t xml:space="preserve"> was 30.7 ± 3.1%</w:t>
+      </w:r>
+      <w:r>
+        <w:t xml:space="preserve"> (median 31.3%; IQR 29.3–32.9%)</w:t>
+      </w:r>
+      <w:r>
+        <w:t>, and the mean proportion with fast</w:t>
+      </w:r>
+      <w:ins w:id="229" w:author="治輝 齋藤" w:date="2026-05-19T23:26:00Z" w16du:dateUtc="2026-05-19T14:26:00Z">
+        <w:r>
+          <w:rPr>
+            <w:rFonts w:hint="eastAsia"/>
+            <w:lang w:eastAsia="ja-JP"/>
+          </w:rPr>
           <w:t>-</w:t>
         </w:r>
       </w:ins>
-      <w:del w:id="221" w:author="治輝 齋藤" w:date="2026-05-19T23:26:00Z" w16du:dateUtc="2026-05-19T14:26:00Z">
+      <w:del w:id="230" w:author="治輝 齋藤" w:date="2026-05-19T23:26:00Z" w16du:dateUtc="2026-05-19T14:26:00Z">
         <w:r>
           <w:delText xml:space="preserve"> </w:delText>
         </w:r>
@@ -2608,12 +2690,12 @@
       <w:r>
         <w:t xml:space="preserve">walking </w:t>
       </w:r>
-      <w:ins w:id="222" w:author="治輝 齋藤" w:date="2026-05-19T23:26:00Z" w16du:dateUtc="2026-05-19T14:26:00Z">
+      <w:ins w:id="231" w:author="治輝 齋藤" w:date="2026-05-19T23:26:00Z" w16du:dateUtc="2026-05-19T14:26:00Z">
         <w:r>
           <w:t>proportion</w:t>
         </w:r>
       </w:ins>
-      <w:del w:id="223" w:author="治輝 齋藤" w:date="2026-05-19T23:26:00Z" w16du:dateUtc="2026-05-19T14:26:00Z">
+      <w:del w:id="232" w:author="治輝 齋藤" w:date="2026-05-19T23:26:00Z" w16du:dateUtc="2026-05-19T14:26:00Z">
         <w:r>
           <w:delText>speed</w:delText>
         </w:r>
@@ -2633,8 +2715,8 @@
         <w:pStyle w:val="2"/>
         <w:spacing w:line="360" w:lineRule="auto"/>
       </w:pPr>
-      <w:bookmarkStart w:id="224" w:name="correlation-analysis"/>
-      <w:bookmarkEnd w:id="217"/>
+      <w:bookmarkStart w:id="233" w:name="correlation-analysis"/>
+      <w:bookmarkEnd w:id="223"/>
       <w:r>
         <w:t>2. Correlation Analysis</w:t>
       </w:r>
@@ -2644,7 +2726,7 @@
         <w:pStyle w:val="FirstParagraph"/>
         <w:spacing w:line="360" w:lineRule="auto"/>
       </w:pPr>
-      <w:ins w:id="225" w:author="治輝 齋藤" w:date="2026-05-20T08:32:00Z" w16du:dateUtc="2026-05-19T23:32:00Z">
+      <w:ins w:id="234" w:author="治輝 齋藤" w:date="2026-05-20T08:32:00Z" w16du:dateUtc="2026-05-19T23:32:00Z">
         <w:r>
           <w:t>Bivariate correlations are summarized in Table 2 and illustrated for the primary exposure–outcome pair in Figure 1.</w:t>
         </w:r>
@@ -2659,12 +2741,12 @@
       <w:r>
         <w:t xml:space="preserve">Terrain slope </w:t>
       </w:r>
-      <w:ins w:id="226" w:author="治輝 齋藤" w:date="2026-05-20T08:33:00Z" w16du:dateUtc="2026-05-19T23:33:00Z">
+      <w:ins w:id="235" w:author="治輝 齋藤" w:date="2026-05-20T08:33:00Z" w16du:dateUtc="2026-05-19T23:33:00Z">
         <w:r>
           <w:t>correlated positively</w:t>
         </w:r>
       </w:ins>
-      <w:del w:id="227" w:author="治輝 齋藤" w:date="2026-05-20T08:33:00Z" w16du:dateUtc="2026-05-19T23:33:00Z">
+      <w:del w:id="236" w:author="治輝 齋藤" w:date="2026-05-20T08:33:00Z" w16du:dateUtc="2026-05-19T23:33:00Z">
         <w:r>
           <w:delText>showed a moderate positive correlation</w:delText>
         </w:r>
@@ -2672,33 +2754,33 @@
       <w:r>
         <w:t xml:space="preserve"> with hip fracture surgery </w:t>
       </w:r>
-      <w:ins w:id="228" w:author="治輝 齋藤" w:date="2026-05-19T23:27:00Z" w16du:dateUtc="2026-05-19T14:27:00Z">
+      <w:ins w:id="237" w:author="治輝 齋藤" w:date="2026-05-19T23:27:00Z" w16du:dateUtc="2026-05-19T14:27:00Z">
         <w:r>
           <w:t>proportion</w:t>
         </w:r>
       </w:ins>
-      <w:commentRangeStart w:id="229"/>
-      <w:commentRangeStart w:id="230"/>
-      <w:del w:id="231" w:author="治輝 齋藤" w:date="2026-05-19T23:27:00Z" w16du:dateUtc="2026-05-19T14:27:00Z">
+      <w:commentRangeStart w:id="238"/>
+      <w:commentRangeStart w:id="239"/>
+      <w:del w:id="240" w:author="治輝 齋藤" w:date="2026-05-19T23:27:00Z" w16du:dateUtc="2026-05-19T14:27:00Z">
         <w:r>
           <w:delText>rate</w:delText>
         </w:r>
-        <w:commentRangeEnd w:id="229"/>
+        <w:commentRangeEnd w:id="238"/>
         <w:r>
           <w:rPr>
             <w:rStyle w:val="af2"/>
             <w:sz w:val="24"/>
             <w:szCs w:val="24"/>
           </w:rPr>
-          <w:commentReference w:id="229"/>
+          <w:commentReference w:id="238"/>
         </w:r>
       </w:del>
-      <w:commentRangeEnd w:id="230"/>
+      <w:commentRangeEnd w:id="239"/>
       <w:r>
         <w:rPr>
           <w:rStyle w:val="af2"/>
         </w:rPr>
-        <w:commentReference w:id="230"/>
+        <w:commentReference w:id="239"/>
       </w:r>
       <w:r>
         <w:t xml:space="preserve"> (r = 0.475, </w:t>
@@ -2723,7 +2805,7 @@
       <w:r>
         <w:t xml:space="preserve"> &lt; 0.01)</w:t>
       </w:r>
-      <w:del w:id="232" w:author="治輝 齋藤" w:date="2026-05-20T08:33:00Z" w16du:dateUtc="2026-05-19T23:33:00Z">
+      <w:del w:id="241" w:author="治輝 齋藤" w:date="2026-05-20T08:33:00Z" w16du:dateUtc="2026-05-19T23:33:00Z">
         <w:r>
           <w:delText xml:space="preserve"> (Table 2)</w:delText>
         </w:r>
@@ -2731,33 +2813,33 @@
       <w:r>
         <w:t xml:space="preserve">. </w:t>
       </w:r>
-      <w:del w:id="233" w:author="治輝 齋藤" w:date="2026-05-20T08:34:00Z" w16du:dateUtc="2026-05-19T23:34:00Z">
+      <w:del w:id="242" w:author="治輝 齋藤" w:date="2026-05-20T08:34:00Z" w16du:dateUtc="2026-05-19T23:34:00Z">
         <w:r>
           <w:delText xml:space="preserve">Figure 1 illustrates the bivariate association between terrain slope and hip fracture surgery rate; </w:delText>
         </w:r>
-        <w:commentRangeStart w:id="234"/>
-        <w:commentRangeStart w:id="235"/>
+        <w:commentRangeStart w:id="243"/>
+        <w:commentRangeStart w:id="244"/>
         <w:r>
           <w:delText>Figure 2</w:delText>
         </w:r>
-        <w:commentRangeEnd w:id="234"/>
+        <w:commentRangeEnd w:id="243"/>
         <w:r>
           <w:rPr>
             <w:rStyle w:val="af2"/>
             <w:sz w:val="24"/>
             <w:szCs w:val="24"/>
           </w:rPr>
-          <w:commentReference w:id="234"/>
+          <w:commentReference w:id="243"/>
         </w:r>
       </w:del>
-      <w:commentRangeEnd w:id="235"/>
+      <w:commentRangeEnd w:id="244"/>
       <w:r>
         <w:rPr>
           <w:rStyle w:val="af2"/>
         </w:rPr>
-        <w:commentReference w:id="235"/>
-      </w:r>
-      <w:del w:id="236" w:author="治輝 齋藤" w:date="2026-05-20T08:34:00Z" w16du:dateUtc="2026-05-19T23:34:00Z">
+        <w:commentReference w:id="244"/>
+      </w:r>
+      <w:del w:id="245" w:author="治輝 齋藤" w:date="2026-05-20T08:34:00Z" w16du:dateUtc="2026-05-19T23:34:00Z">
         <w:r>
           <w:delText xml:space="preserve"> displays the correlation matrix.</w:delText>
         </w:r>
@@ -2772,12 +2854,12 @@
       <w:r>
         <w:t xml:space="preserve">Slope </w:t>
       </w:r>
-      <w:ins w:id="237" w:author="治輝 齋藤" w:date="2026-05-20T08:34:00Z" w16du:dateUtc="2026-05-19T23:34:00Z">
+      <w:ins w:id="246" w:author="治輝 齋藤" w:date="2026-05-20T08:34:00Z" w16du:dateUtc="2026-05-19T23:34:00Z">
         <w:r>
           <w:t>correlated</w:t>
         </w:r>
       </w:ins>
-      <w:del w:id="238" w:author="治輝 齋藤" w:date="2026-05-20T08:34:00Z" w16du:dateUtc="2026-05-19T23:34:00Z">
+      <w:del w:id="247" w:author="治輝 齋藤" w:date="2026-05-20T08:34:00Z" w16du:dateUtc="2026-05-19T23:34:00Z">
         <w:r>
           <w:delText>was also</w:delText>
         </w:r>
@@ -2785,20 +2867,21 @@
       <w:r>
         <w:t xml:space="preserve"> positively </w:t>
       </w:r>
-      <w:del w:id="239" w:author="治輝 齋藤" w:date="2026-05-20T08:34:00Z" w16du:dateUtc="2026-05-19T23:34:00Z">
-        <w:r>
+      <w:del w:id="248" w:author="治輝 齋藤" w:date="2026-05-20T08:34:00Z" w16du:dateUtc="2026-05-19T23:34:00Z">
+        <w:r>
+          <w:lastRenderedPageBreak/>
           <w:delText xml:space="preserve">correlated </w:delText>
         </w:r>
       </w:del>
       <w:r>
         <w:t xml:space="preserve">with </w:t>
       </w:r>
-      <w:ins w:id="240" w:author="治輝 齋藤" w:date="2026-05-19T23:27:00Z" w16du:dateUtc="2026-05-19T14:27:00Z">
+      <w:ins w:id="249" w:author="治輝 齋藤" w:date="2026-05-19T23:27:00Z" w16du:dateUtc="2026-05-19T14:27:00Z">
         <w:r>
           <w:t>proportion aged ≥65 years</w:t>
         </w:r>
       </w:ins>
-      <w:del w:id="241" w:author="治輝 齋藤" w:date="2026-05-19T23:27:00Z" w16du:dateUtc="2026-05-19T14:27:00Z">
+      <w:del w:id="250" w:author="治輝 齋藤" w:date="2026-05-19T23:27:00Z" w16du:dateUtc="2026-05-19T14:27:00Z">
         <w:r>
           <w:delText>aging rate</w:delText>
         </w:r>
@@ -2816,16 +2899,12 @@
       <w:r>
         <w:t xml:space="preserve"> &lt; 0.01)</w:t>
       </w:r>
-      <w:del w:id="242" w:author="治輝 齋藤" w:date="2026-05-20T08:35:00Z" w16du:dateUtc="2026-05-19T23:35:00Z">
-        <w:r>
-          <w:delText xml:space="preserve">. In contrast, </w:delText>
-        </w:r>
-        <w:r>
-          <w:lastRenderedPageBreak/>
-          <w:delText>slope</w:delText>
+      <w:del w:id="251" w:author="治輝 齋藤" w:date="2026-05-20T08:35:00Z" w16du:dateUtc="2026-05-19T23:35:00Z">
+        <w:r>
+          <w:delText>. In contrast, slope</w:delText>
         </w:r>
       </w:del>
-      <w:ins w:id="243" w:author="治輝 齋藤" w:date="2026-05-20T08:35:00Z" w16du:dateUtc="2026-05-19T23:35:00Z">
+      <w:ins w:id="252" w:author="治輝 齋藤" w:date="2026-05-20T08:35:00Z" w16du:dateUtc="2026-05-19T23:35:00Z">
         <w:r>
           <w:rPr>
             <w:rFonts w:hint="eastAsia"/>
@@ -2837,7 +2916,7 @@
       <w:r>
         <w:t xml:space="preserve"> showed a weak negative correlation with fast</w:t>
       </w:r>
-      <w:ins w:id="244" w:author="治輝 齋藤" w:date="2026-05-19T23:28:00Z" w16du:dateUtc="2026-05-19T14:28:00Z">
+      <w:ins w:id="253" w:author="治輝 齋藤" w:date="2026-05-19T23:28:00Z" w16du:dateUtc="2026-05-19T14:28:00Z">
         <w:r>
           <w:rPr>
             <w:rFonts w:hint="eastAsia"/>
@@ -2846,7 +2925,7 @@
           <w:t>-</w:t>
         </w:r>
       </w:ins>
-      <w:del w:id="245" w:author="治輝 齋藤" w:date="2026-05-19T23:28:00Z" w16du:dateUtc="2026-05-19T14:28:00Z">
+      <w:del w:id="254" w:author="治輝 齋藤" w:date="2026-05-19T23:28:00Z" w16du:dateUtc="2026-05-19T14:28:00Z">
         <w:r>
           <w:delText xml:space="preserve"> </w:delText>
         </w:r>
@@ -2854,12 +2933,12 @@
       <w:r>
         <w:t xml:space="preserve">walking </w:t>
       </w:r>
-      <w:ins w:id="246" w:author="治輝 齋藤" w:date="2026-05-19T23:28:00Z" w16du:dateUtc="2026-05-19T14:28:00Z">
+      <w:ins w:id="255" w:author="治輝 齋藤" w:date="2026-05-19T23:28:00Z" w16du:dateUtc="2026-05-19T14:28:00Z">
         <w:r>
           <w:t>proportion</w:t>
         </w:r>
       </w:ins>
-      <w:del w:id="247" w:author="治輝 齋藤" w:date="2026-05-19T23:28:00Z" w16du:dateUtc="2026-05-19T14:28:00Z">
+      <w:del w:id="256" w:author="治輝 齋藤" w:date="2026-05-19T23:28:00Z" w16du:dateUtc="2026-05-19T14:28:00Z">
         <w:r>
           <w:delText>rate</w:delText>
         </w:r>
@@ -2867,8 +2946,8 @@
       <w:r>
         <w:t xml:space="preserve"> (r = −0.264</w:t>
       </w:r>
-      <w:commentRangeStart w:id="248"/>
-      <w:ins w:id="249" w:author="治輝 齋藤" w:date="2026-05-20T08:36:00Z" w16du:dateUtc="2026-05-19T23:36:00Z">
+      <w:commentRangeStart w:id="257"/>
+      <w:ins w:id="258" w:author="治輝 齋藤" w:date="2026-05-20T08:36:00Z" w16du:dateUtc="2026-05-19T23:36:00Z">
         <w:r>
           <w:t xml:space="preserve">, </w:t>
         </w:r>
@@ -2883,24 +2962,24 @@
           <w:t xml:space="preserve"> = 0.073</w:t>
         </w:r>
       </w:ins>
-      <w:commentRangeEnd w:id="248"/>
-      <w:ins w:id="250" w:author="治輝 齋藤" w:date="2026-05-20T08:53:00Z" w16du:dateUtc="2026-05-19T23:53:00Z">
+      <w:commentRangeEnd w:id="257"/>
+      <w:ins w:id="259" w:author="治輝 齋藤" w:date="2026-05-20T08:53:00Z" w16du:dateUtc="2026-05-19T23:53:00Z">
         <w:r>
           <w:rPr>
             <w:rStyle w:val="af2"/>
           </w:rPr>
-          <w:commentReference w:id="248"/>
+          <w:commentReference w:id="257"/>
         </w:r>
       </w:ins>
       <w:r>
         <w:t xml:space="preserve">). </w:t>
       </w:r>
-      <w:ins w:id="251" w:author="治輝 齋藤" w:date="2026-05-20T08:37:00Z" w16du:dateUtc="2026-05-19T23:37:00Z">
+      <w:ins w:id="260" w:author="治輝 齋藤" w:date="2026-05-20T08:37:00Z" w16du:dateUtc="2026-05-19T23:37:00Z">
         <w:r>
           <w:t>Correlations with humerus and forearm surgery rates were</w:t>
         </w:r>
       </w:ins>
-      <w:del w:id="252" w:author="治輝 齋藤" w:date="2026-05-20T08:37:00Z" w16du:dateUtc="2026-05-19T23:37:00Z">
+      <w:del w:id="261" w:author="治輝 齋藤" w:date="2026-05-20T08:37:00Z" w16du:dateUtc="2026-05-19T23:37:00Z">
         <w:r>
           <w:delText>Slope showed</w:delText>
         </w:r>
@@ -2908,7 +2987,7 @@
       <w:r>
         <w:t xml:space="preserve"> weak and non-significant</w:t>
       </w:r>
-      <w:del w:id="253" w:author="治輝 齋藤" w:date="2026-05-20T08:37:00Z" w16du:dateUtc="2026-05-19T23:37:00Z">
+      <w:del w:id="262" w:author="治輝 齋藤" w:date="2026-05-20T08:37:00Z" w16du:dateUtc="2026-05-19T23:37:00Z">
         <w:r>
           <w:delText xml:space="preserve"> correlations with humerus fracture rate</w:delText>
         </w:r>
@@ -2916,7 +2995,7 @@
       <w:r>
         <w:t xml:space="preserve"> (r = 0.138</w:t>
       </w:r>
-      <w:del w:id="254" w:author="治輝 齋藤" w:date="2026-05-20T08:37:00Z" w16du:dateUtc="2026-05-19T23:37:00Z">
+      <w:del w:id="263" w:author="治輝 齋藤" w:date="2026-05-20T08:37:00Z" w16du:dateUtc="2026-05-19T23:37:00Z">
         <w:r>
           <w:delText>)</w:delText>
         </w:r>
@@ -2924,7 +3003,7 @@
       <w:r>
         <w:t xml:space="preserve"> and </w:t>
       </w:r>
-      <w:del w:id="255" w:author="治輝 齋藤" w:date="2026-05-20T08:37:00Z" w16du:dateUtc="2026-05-19T23:37:00Z">
+      <w:del w:id="264" w:author="治輝 齋藤" w:date="2026-05-20T08:37:00Z" w16du:dateUtc="2026-05-19T23:37:00Z">
         <w:r>
           <w:delText xml:space="preserve">forearm fracture rate (r = </w:delText>
         </w:r>
@@ -2932,7 +3011,7 @@
       <w:r>
         <w:t>0.177</w:t>
       </w:r>
-      <w:ins w:id="256" w:author="治輝 齋藤" w:date="2026-05-20T08:37:00Z" w16du:dateUtc="2026-05-19T23:37:00Z">
+      <w:ins w:id="265" w:author="治輝 齋藤" w:date="2026-05-20T08:37:00Z" w16du:dateUtc="2026-05-19T23:37:00Z">
         <w:r>
           <w:t>, respectively</w:t>
         </w:r>
@@ -2946,8 +3025,8 @@
         <w:pStyle w:val="2"/>
         <w:spacing w:line="360" w:lineRule="auto"/>
       </w:pPr>
-      <w:bookmarkStart w:id="257" w:name="regression-analysis-hip-fracture"/>
-      <w:bookmarkEnd w:id="224"/>
+      <w:bookmarkStart w:id="266" w:name="regression-analysis-hip-fracture"/>
+      <w:bookmarkEnd w:id="233"/>
       <w:r>
         <w:t>3. Regression Analysis: Hip Fracture</w:t>
       </w:r>
@@ -2970,12 +3049,12 @@
       <w:r>
         <w:t xml:space="preserve"> = 0.001). After adjustment for </w:t>
       </w:r>
-      <w:ins w:id="258" w:author="治輝 齋藤" w:date="2026-05-19T23:29:00Z" w16du:dateUtc="2026-05-19T14:29:00Z">
+      <w:ins w:id="267" w:author="治輝 齋藤" w:date="2026-05-19T23:29:00Z" w16du:dateUtc="2026-05-19T14:29:00Z">
         <w:r>
           <w:t>proportion aged ≥65 years</w:t>
         </w:r>
       </w:ins>
-      <w:del w:id="259" w:author="治輝 齋藤" w:date="2026-05-19T23:29:00Z" w16du:dateUtc="2026-05-19T14:29:00Z">
+      <w:del w:id="268" w:author="治輝 齋藤" w:date="2026-05-19T23:29:00Z" w16du:dateUtc="2026-05-19T14:29:00Z">
         <w:r>
           <w:delText>aging rate</w:delText>
         </w:r>
@@ -2983,7 +3062,7 @@
       <w:r>
         <w:t>, fast</w:t>
       </w:r>
-      <w:ins w:id="260" w:author="治輝 齋藤" w:date="2026-05-19T23:29:00Z" w16du:dateUtc="2026-05-19T14:29:00Z">
+      <w:ins w:id="269" w:author="治輝 齋藤" w:date="2026-05-19T23:29:00Z" w16du:dateUtc="2026-05-19T14:29:00Z">
         <w:r>
           <w:rPr>
             <w:rFonts w:hint="eastAsia"/>
@@ -2992,7 +3071,7 @@
           <w:t>-</w:t>
         </w:r>
       </w:ins>
-      <w:del w:id="261" w:author="治輝 齋藤" w:date="2026-05-19T23:29:00Z" w16du:dateUtc="2026-05-19T14:29:00Z">
+      <w:del w:id="270" w:author="治輝 齋藤" w:date="2026-05-19T23:29:00Z" w16du:dateUtc="2026-05-19T14:29:00Z">
         <w:r>
           <w:delText xml:space="preserve"> </w:delText>
         </w:r>
@@ -3000,12 +3079,12 @@
       <w:r>
         <w:t xml:space="preserve">walking </w:t>
       </w:r>
-      <w:ins w:id="262" w:author="治輝 齋藤" w:date="2026-05-19T23:29:00Z" w16du:dateUtc="2026-05-19T14:29:00Z">
+      <w:ins w:id="271" w:author="治輝 齋藤" w:date="2026-05-19T23:29:00Z" w16du:dateUtc="2026-05-19T14:29:00Z">
         <w:r>
           <w:t>proportion</w:t>
         </w:r>
       </w:ins>
-      <w:del w:id="263" w:author="治輝 齋藤" w:date="2026-05-19T23:29:00Z" w16du:dateUtc="2026-05-19T14:29:00Z">
+      <w:del w:id="272" w:author="治輝 齋藤" w:date="2026-05-19T23:29:00Z" w16du:dateUtc="2026-05-19T14:29:00Z">
         <w:r>
           <w:delText>rate</w:delText>
         </w:r>
@@ -3029,12 +3108,12 @@
       <w:r>
         <w:t xml:space="preserve"> (Table 3). </w:t>
       </w:r>
-      <w:ins w:id="264" w:author="治輝 齋藤" w:date="2026-05-19T23:29:00Z" w16du:dateUtc="2026-05-19T14:29:00Z">
+      <w:ins w:id="273" w:author="治輝 齋藤" w:date="2026-05-19T23:29:00Z" w16du:dateUtc="2026-05-19T14:29:00Z">
         <w:r>
           <w:t>Proportion aged ≥65 years</w:t>
         </w:r>
       </w:ins>
-      <w:del w:id="265" w:author="治輝 齋藤" w:date="2026-05-19T23:29:00Z" w16du:dateUtc="2026-05-19T14:29:00Z">
+      <w:del w:id="274" w:author="治輝 齋藤" w:date="2026-05-19T23:29:00Z" w16du:dateUtc="2026-05-19T14:29:00Z">
         <w:r>
           <w:delText>Aging rate</w:delText>
         </w:r>
@@ -3052,7 +3131,7 @@
       <w:r>
         <w:t xml:space="preserve"> = 0.011). Fast</w:t>
       </w:r>
-      <w:ins w:id="266" w:author="治輝 齋藤" w:date="2026-05-19T23:29:00Z" w16du:dateUtc="2026-05-19T14:29:00Z">
+      <w:ins w:id="275" w:author="治輝 齋藤" w:date="2026-05-19T23:29:00Z" w16du:dateUtc="2026-05-19T14:29:00Z">
         <w:r>
           <w:rPr>
             <w:rFonts w:hint="eastAsia"/>
@@ -3061,7 +3140,7 @@
           <w:t>-</w:t>
         </w:r>
       </w:ins>
-      <w:del w:id="267" w:author="治輝 齋藤" w:date="2026-05-19T23:29:00Z" w16du:dateUtc="2026-05-19T14:29:00Z">
+      <w:del w:id="276" w:author="治輝 齋藤" w:date="2026-05-19T23:29:00Z" w16du:dateUtc="2026-05-19T14:29:00Z">
         <w:r>
           <w:delText xml:space="preserve"> </w:delText>
         </w:r>
@@ -3069,12 +3148,12 @@
       <w:r>
         <w:t xml:space="preserve">walking </w:t>
       </w:r>
-      <w:ins w:id="268" w:author="治輝 齋藤" w:date="2026-05-19T23:29:00Z" w16du:dateUtc="2026-05-19T14:29:00Z">
+      <w:ins w:id="277" w:author="治輝 齋藤" w:date="2026-05-19T23:29:00Z" w16du:dateUtc="2026-05-19T14:29:00Z">
         <w:r>
           <w:t>proportion</w:t>
         </w:r>
       </w:ins>
-      <w:del w:id="269" w:author="治輝 齋藤" w:date="2026-05-19T23:29:00Z" w16du:dateUtc="2026-05-19T14:29:00Z">
+      <w:del w:id="278" w:author="治輝 齋藤" w:date="2026-05-19T23:29:00Z" w16du:dateUtc="2026-05-19T14:29:00Z">
         <w:r>
           <w:delText>rate</w:delText>
         </w:r>
@@ -3114,7 +3193,7 @@
         <w:pStyle w:val="a0"/>
         <w:spacing w:line="360" w:lineRule="auto"/>
         <w:rPr>
-          <w:ins w:id="270" w:author="治輝 齋藤" w:date="2026-04-30T20:30:00Z" w16du:dateUtc="2026-04-30T11:30:00Z"/>
+          <w:ins w:id="279" w:author="治輝 齋藤" w:date="2026-04-30T20:30:00Z" w16du:dateUtc="2026-04-30T11:30:00Z"/>
         </w:rPr>
       </w:pPr>
       <w:r>
@@ -3179,16 +3258,16 @@
         </w:rPr>
         <w:t xml:space="preserve"> = 5,000) was −0.03 to 7.09</w:t>
       </w:r>
-      <w:commentRangeStart w:id="271"/>
-      <w:commentRangeStart w:id="272"/>
-      <w:del w:id="273" w:author="治輝 齋藤" w:date="2026-05-20T09:01:00Z" w16du:dateUtc="2026-05-20T00:01:00Z">
+      <w:commentRangeStart w:id="280"/>
+      <w:commentRangeStart w:id="281"/>
+      <w:del w:id="282" w:author="治輝 齋藤" w:date="2026-05-20T09:01:00Z" w16du:dateUtc="2026-05-20T00:01:00Z">
         <w:r>
           <w:rPr>
             <w:lang w:eastAsia="ja-JP"/>
           </w:rPr>
           <w:delText xml:space="preserve"> (both intervals include null)</w:delText>
         </w:r>
-        <w:commentRangeEnd w:id="271"/>
+        <w:commentRangeEnd w:id="280"/>
         <w:r>
           <w:rPr>
             <w:rStyle w:val="af2"/>
@@ -3196,15 +3275,15 @@
             <w:szCs w:val="24"/>
             <w:lang w:eastAsia="ja-JP"/>
           </w:rPr>
-          <w:commentReference w:id="271"/>
+          <w:commentReference w:id="280"/>
         </w:r>
       </w:del>
-      <w:commentRangeEnd w:id="272"/>
+      <w:commentRangeEnd w:id="281"/>
       <w:r>
         <w:rPr>
           <w:rStyle w:val="af2"/>
         </w:rPr>
-        <w:commentReference w:id="272"/>
+        <w:commentReference w:id="281"/>
       </w:r>
       <w:r>
         <w:rPr>
@@ -3221,10 +3300,10 @@
           <w:lang w:eastAsia="ja-JP"/>
         </w:rPr>
       </w:pPr>
-      <w:commentRangeStart w:id="274"/>
-      <w:commentRangeStart w:id="275"/>
-      <w:commentRangeStart w:id="276"/>
-      <w:ins w:id="277" w:author="治輝 齋藤" w:date="2026-04-30T20:30:00Z" w16du:dateUtc="2026-04-30T11:30:00Z">
+      <w:commentRangeStart w:id="283"/>
+      <w:commentRangeStart w:id="284"/>
+      <w:commentRangeStart w:id="285"/>
+      <w:ins w:id="286" w:author="治輝 齋藤" w:date="2026-04-30T20:30:00Z" w16du:dateUtc="2026-04-30T11:30:00Z">
         <w:r>
           <w:rPr>
             <w:lang w:eastAsia="ja-JP"/>
@@ -3232,7 +3311,7 @@
           <w:t>In</w:t>
         </w:r>
       </w:ins>
-      <w:ins w:id="278" w:author="治輝 齋藤" w:date="2026-05-20T12:24:00Z" w16du:dateUtc="2026-05-20T03:24:00Z">
+      <w:ins w:id="287" w:author="治輝 齋藤" w:date="2026-05-20T12:24:00Z" w16du:dateUtc="2026-05-20T03:24:00Z">
         <w:r>
           <w:rPr>
             <w:lang w:eastAsia="ja-JP"/>
@@ -3247,7 +3326,7 @@
           <w:t xml:space="preserve"> </w:t>
         </w:r>
       </w:ins>
-      <w:ins w:id="279" w:author="治輝 齋藤" w:date="2026-04-30T20:30:00Z" w16du:dateUtc="2026-04-30T11:30:00Z">
+      <w:ins w:id="288" w:author="治輝 齋藤" w:date="2026-04-30T20:30:00Z" w16du:dateUtc="2026-04-30T11:30:00Z">
         <w:r>
           <w:rPr>
             <w:lang w:eastAsia="ja-JP"/>
@@ -3255,22 +3334,22 @@
           <w:t>standardization sensitivity analyses</w:t>
         </w:r>
       </w:ins>
-      <w:ins w:id="280" w:author="治輝 齋藤" w:date="2026-05-20T12:25:00Z" w16du:dateUtc="2026-05-20T03:25:00Z">
+      <w:ins w:id="289" w:author="治輝 齋藤" w:date="2026-05-20T12:25:00Z" w16du:dateUtc="2026-05-20T03:25:00Z">
         <w:r>
           <w:rPr>
             <w:lang w:eastAsia="ja-JP"/>
           </w:rPr>
-          <w:t xml:space="preserve"> addressed age-structure confounding (Methods). In public NDB tables, some age-by-prefecture surgery counts are withheld for disclosure control and appear as a hyphen ("-"). We replaced each withheld cell with 0, 5, or 9 surgeries in prespecified scenarios and regressed the indirectly </w:t>
+          <w:t xml:space="preserve"> addressed age-structure confounding (Methods). In public NDB tables, some age-by-prefecture surgery counts are withheld for disclosure control and appear as a hyphen ("-"). We replaced each withheld cell </w:t>
         </w:r>
         <w:r>
           <w:rPr>
             <w:lang w:eastAsia="ja-JP"/>
           </w:rPr>
           <w:lastRenderedPageBreak/>
-          <w:t>standardized hip (femur) surgery rate on terrain</w:t>
-        </w:r>
-      </w:ins>
-      <w:ins w:id="281" w:author="治輝 齋藤" w:date="2026-04-30T20:30:00Z" w16du:dateUtc="2026-04-30T11:30:00Z">
+          <w:t>with 0, 5, or 9 surgeries in prespecified scenarios and regressed the indirectly standardized hip (femur) surgery rate on terrain</w:t>
+        </w:r>
+      </w:ins>
+      <w:ins w:id="290" w:author="治輝 齋藤" w:date="2026-04-30T20:30:00Z" w16du:dateUtc="2026-04-30T11:30:00Z">
         <w:r>
           <w:rPr>
             <w:lang w:eastAsia="ja-JP"/>
@@ -3278,7 +3357,7 @@
           <w:t xml:space="preserve"> slope</w:t>
         </w:r>
       </w:ins>
-      <w:ins w:id="282" w:author="治輝 齋藤" w:date="2026-05-20T12:26:00Z" w16du:dateUtc="2026-05-20T03:26:00Z">
+      <w:ins w:id="291" w:author="治輝 齋藤" w:date="2026-05-20T12:26:00Z" w16du:dateUtc="2026-05-20T03:26:00Z">
         <w:r>
           <w:rPr>
             <w:lang w:eastAsia="ja-JP"/>
@@ -3286,7 +3365,7 @@
           <w:t>, adjusting for</w:t>
         </w:r>
       </w:ins>
-      <w:ins w:id="283" w:author="治輝 齋藤" w:date="2026-04-30T20:30:00Z" w16du:dateUtc="2026-04-30T11:30:00Z">
+      <w:ins w:id="292" w:author="治輝 齋藤" w:date="2026-04-30T20:30:00Z" w16du:dateUtc="2026-04-30T11:30:00Z">
         <w:r>
           <w:rPr>
             <w:lang w:eastAsia="ja-JP"/>
@@ -3294,7 +3373,7 @@
           <w:t xml:space="preserve"> </w:t>
         </w:r>
       </w:ins>
-      <w:ins w:id="284" w:author="治輝 齋藤" w:date="2026-05-19T23:31:00Z" w16du:dateUtc="2026-05-19T14:31:00Z">
+      <w:ins w:id="293" w:author="治輝 齋藤" w:date="2026-05-19T23:31:00Z" w16du:dateUtc="2026-05-19T14:31:00Z">
         <w:r>
           <w:rPr>
             <w:lang w:eastAsia="ja-JP"/>
@@ -3302,7 +3381,7 @@
           <w:t>proportion aged ≥65 years</w:t>
         </w:r>
       </w:ins>
-      <w:ins w:id="285" w:author="治輝 齋藤" w:date="2026-05-20T12:26:00Z" w16du:dateUtc="2026-05-20T03:26:00Z">
+      <w:ins w:id="294" w:author="治輝 齋藤" w:date="2026-05-20T12:26:00Z" w16du:dateUtc="2026-05-20T03:26:00Z">
         <w:r>
           <w:rPr>
             <w:rFonts w:hint="eastAsia"/>
@@ -3311,7 +3390,7 @@
           <w:t>,</w:t>
         </w:r>
       </w:ins>
-      <w:ins w:id="286" w:author="治輝 齋藤" w:date="2026-04-30T20:30:00Z" w16du:dateUtc="2026-04-30T11:30:00Z">
+      <w:ins w:id="295" w:author="治輝 齋藤" w:date="2026-04-30T20:30:00Z" w16du:dateUtc="2026-04-30T11:30:00Z">
         <w:r>
           <w:rPr>
             <w:lang w:eastAsia="ja-JP"/>
@@ -3319,7 +3398,7 @@
           <w:t xml:space="preserve"> fast</w:t>
         </w:r>
       </w:ins>
-      <w:ins w:id="287" w:author="治輝 齋藤" w:date="2026-05-19T23:31:00Z" w16du:dateUtc="2026-05-19T14:31:00Z">
+      <w:ins w:id="296" w:author="治輝 齋藤" w:date="2026-05-19T23:31:00Z" w16du:dateUtc="2026-05-19T14:31:00Z">
         <w:r>
           <w:rPr>
             <w:rFonts w:hint="eastAsia"/>
@@ -3328,7 +3407,7 @@
           <w:t>-</w:t>
         </w:r>
       </w:ins>
-      <w:ins w:id="288" w:author="治輝 齋藤" w:date="2026-04-30T20:30:00Z" w16du:dateUtc="2026-04-30T11:30:00Z">
+      <w:ins w:id="297" w:author="治輝 齋藤" w:date="2026-04-30T20:30:00Z" w16du:dateUtc="2026-04-30T11:30:00Z">
         <w:r>
           <w:rPr>
             <w:lang w:eastAsia="ja-JP"/>
@@ -3336,7 +3415,7 @@
           <w:t xml:space="preserve">walking </w:t>
         </w:r>
       </w:ins>
-      <w:ins w:id="289" w:author="治輝 齋藤" w:date="2026-05-19T23:31:00Z" w16du:dateUtc="2026-05-19T14:31:00Z">
+      <w:ins w:id="298" w:author="治輝 齋藤" w:date="2026-05-19T23:31:00Z" w16du:dateUtc="2026-05-19T14:31:00Z">
         <w:r>
           <w:rPr>
             <w:lang w:eastAsia="ja-JP"/>
@@ -3344,7 +3423,7 @@
           <w:t>proportion</w:t>
         </w:r>
       </w:ins>
-      <w:ins w:id="290" w:author="治輝 齋藤" w:date="2026-05-20T12:26:00Z" w16du:dateUtc="2026-05-20T03:26:00Z">
+      <w:ins w:id="299" w:author="治輝 齋藤" w:date="2026-05-20T12:26:00Z" w16du:dateUtc="2026-05-20T03:26:00Z">
         <w:r>
           <w:rPr>
             <w:rFonts w:hint="eastAsia"/>
@@ -3353,7 +3432,7 @@
           <w:t>,</w:t>
         </w:r>
       </w:ins>
-      <w:ins w:id="291" w:author="治輝 齋藤" w:date="2026-04-30T20:30:00Z" w16du:dateUtc="2026-04-30T11:30:00Z">
+      <w:ins w:id="300" w:author="治輝 齋藤" w:date="2026-04-30T20:30:00Z" w16du:dateUtc="2026-04-30T11:30:00Z">
         <w:r>
           <w:rPr>
             <w:lang w:eastAsia="ja-JP"/>
@@ -3361,7 +3440,7 @@
           <w:t xml:space="preserve"> </w:t>
         </w:r>
       </w:ins>
-      <w:ins w:id="292" w:author="治輝 齋藤" w:date="2026-05-20T12:26:00Z" w16du:dateUtc="2026-05-20T03:26:00Z">
+      <w:ins w:id="301" w:author="治輝 齋藤" w:date="2026-05-20T12:26:00Z" w16du:dateUtc="2026-05-20T03:26:00Z">
         <w:r>
           <w:rPr>
             <w:rFonts w:hint="eastAsia"/>
@@ -3370,7 +3449,7 @@
           <w:t xml:space="preserve">and </w:t>
         </w:r>
       </w:ins>
-      <w:ins w:id="293" w:author="治輝 齋藤" w:date="2026-04-30T20:30:00Z" w16du:dateUtc="2026-04-30T11:30:00Z">
+      <w:ins w:id="302" w:author="治輝 齋藤" w:date="2026-04-30T20:30:00Z" w16du:dateUtc="2026-04-30T11:30:00Z">
         <w:r>
           <w:rPr>
             <w:lang w:eastAsia="ja-JP"/>
@@ -3378,7 +3457,7 @@
           <w:t>population density</w:t>
         </w:r>
       </w:ins>
-      <w:ins w:id="294" w:author="治輝 齋藤" w:date="2026-05-20T12:26:00Z" w16du:dateUtc="2026-05-20T03:26:00Z">
+      <w:ins w:id="303" w:author="治輝 齋藤" w:date="2026-05-20T12:26:00Z" w16du:dateUtc="2026-05-20T03:26:00Z">
         <w:r>
           <w:rPr>
             <w:rFonts w:hint="eastAsia"/>
@@ -3387,7 +3466,7 @@
           <w:t>.</w:t>
         </w:r>
       </w:ins>
-      <w:ins w:id="295" w:author="治輝 齋藤" w:date="2026-04-30T20:30:00Z" w16du:dateUtc="2026-04-30T11:30:00Z">
+      <w:ins w:id="304" w:author="治輝 齋藤" w:date="2026-04-30T20:30:00Z" w16du:dateUtc="2026-04-30T11:30:00Z">
         <w:r>
           <w:rPr>
             <w:lang w:eastAsia="ja-JP"/>
@@ -3395,7 +3474,7 @@
           <w:t xml:space="preserve"> </w:t>
         </w:r>
       </w:ins>
-      <w:ins w:id="296" w:author="治輝 齋藤" w:date="2026-05-20T12:26:00Z" w16du:dateUtc="2026-05-20T03:26:00Z">
+      <w:ins w:id="305" w:author="治輝 齋藤" w:date="2026-05-20T12:26:00Z" w16du:dateUtc="2026-05-20T03:26:00Z">
         <w:r>
           <w:rPr>
             <w:lang w:eastAsia="ja-JP"/>
@@ -3403,7 +3482,7 @@
           <w:t>When withheld counts were replaced by 0 surgeries, the slope coefficient</w:t>
         </w:r>
       </w:ins>
-      <w:ins w:id="297" w:author="治輝 齋藤" w:date="2026-04-30T20:30:00Z" w16du:dateUtc="2026-04-30T11:30:00Z">
+      <w:ins w:id="306" w:author="治輝 齋藤" w:date="2026-04-30T20:30:00Z" w16du:dateUtc="2026-04-30T11:30:00Z">
         <w:r>
           <w:rPr>
             <w:lang w:eastAsia="ja-JP"/>
@@ -3425,7 +3504,7 @@
           <w:t xml:space="preserve"> = 0.031)</w:t>
         </w:r>
       </w:ins>
-      <w:ins w:id="298" w:author="治輝 齋藤" w:date="2026-05-20T12:27:00Z" w16du:dateUtc="2026-05-20T03:27:00Z">
+      <w:ins w:id="307" w:author="治輝 齋藤" w:date="2026-05-20T12:27:00Z" w16du:dateUtc="2026-05-20T03:27:00Z">
         <w:r>
           <w:rPr>
             <w:lang w:eastAsia="ja-JP"/>
@@ -3440,7 +3519,7 @@
           <w:t xml:space="preserve"> </w:t>
         </w:r>
       </w:ins>
-      <w:ins w:id="299" w:author="治輝 齋藤" w:date="2026-04-30T20:30:00Z" w16du:dateUtc="2026-04-30T11:30:00Z">
+      <w:ins w:id="308" w:author="治輝 齋藤" w:date="2026-04-30T20:30:00Z" w16du:dateUtc="2026-04-30T11:30:00Z">
         <w:r>
           <w:rPr>
             <w:lang w:eastAsia="ja-JP"/>
@@ -3476,7 +3555,7 @@
           <w:t xml:space="preserve"> = 0.035)</w:t>
         </w:r>
       </w:ins>
-      <w:ins w:id="300" w:author="治輝 齋藤" w:date="2026-05-20T12:28:00Z" w16du:dateUtc="2026-05-20T03:28:00Z">
+      <w:ins w:id="309" w:author="治輝 齋藤" w:date="2026-05-20T12:28:00Z" w16du:dateUtc="2026-05-20T03:28:00Z">
         <w:r>
           <w:rPr>
             <w:lang w:eastAsia="ja-JP"/>
@@ -3491,7 +3570,7 @@
           <w:t>.</w:t>
         </w:r>
       </w:ins>
-      <w:ins w:id="301" w:author="治輝 齋藤" w:date="2026-04-30T20:30:00Z" w16du:dateUtc="2026-04-30T11:30:00Z">
+      <w:ins w:id="310" w:author="治輝 齋藤" w:date="2026-04-30T20:30:00Z" w16du:dateUtc="2026-04-30T11:30:00Z">
         <w:r>
           <w:rPr>
             <w:lang w:eastAsia="ja-JP"/>
@@ -3499,7 +3578,7 @@
           <w:t xml:space="preserve"> </w:t>
         </w:r>
       </w:ins>
-      <w:ins w:id="302" w:author="治輝 齋藤" w:date="2026-05-20T12:28:00Z" w16du:dateUtc="2026-05-20T03:28:00Z">
+      <w:ins w:id="311" w:author="治輝 齋藤" w:date="2026-05-20T12:28:00Z" w16du:dateUtc="2026-05-20T03:28:00Z">
         <w:r>
           <w:rPr>
             <w:lang w:eastAsia="ja-JP"/>
@@ -3507,7 +3586,7 @@
           <w:t>The association</w:t>
         </w:r>
       </w:ins>
-      <w:ins w:id="303" w:author="治輝 齋藤" w:date="2026-04-30T20:30:00Z" w16du:dateUtc="2026-04-30T11:30:00Z">
+      <w:ins w:id="312" w:author="治輝 齋藤" w:date="2026-04-30T20:30:00Z" w16du:dateUtc="2026-04-30T11:30:00Z">
         <w:r>
           <w:rPr>
             <w:lang w:eastAsia="ja-JP"/>
@@ -3515,7 +3594,7 @@
           <w:t xml:space="preserve"> direction was stable</w:t>
         </w:r>
       </w:ins>
-      <w:ins w:id="304" w:author="治輝 齋藤" w:date="2026-05-20T12:29:00Z" w16du:dateUtc="2026-05-20T03:29:00Z">
+      <w:ins w:id="313" w:author="治輝 齋藤" w:date="2026-05-20T12:29:00Z" w16du:dateUtc="2026-05-20T03:29:00Z">
         <w:r>
           <w:t xml:space="preserve"> </w:t>
         </w:r>
@@ -3526,7 +3605,7 @@
           <w:t>across scenarios, but</w:t>
         </w:r>
       </w:ins>
-      <w:ins w:id="305" w:author="治輝 齋藤" w:date="2026-04-30T20:30:00Z" w16du:dateUtc="2026-04-30T11:30:00Z">
+      <w:ins w:id="314" w:author="治輝 齋藤" w:date="2026-04-30T20:30:00Z" w16du:dateUtc="2026-04-30T11:30:00Z">
         <w:r>
           <w:rPr>
             <w:lang w:eastAsia="ja-JP"/>
@@ -3534,7 +3613,7 @@
           <w:t xml:space="preserve"> the effect size </w:t>
         </w:r>
       </w:ins>
-      <w:ins w:id="306" w:author="治輝 齋藤" w:date="2026-05-20T12:29:00Z" w16du:dateUtc="2026-05-20T03:29:00Z">
+      <w:ins w:id="315" w:author="治輝 齋藤" w:date="2026-05-20T12:29:00Z" w16du:dateUtc="2026-05-20T03:29:00Z">
         <w:r>
           <w:rPr>
             <w:lang w:eastAsia="ja-JP"/>
@@ -3548,7 +3627,7 @@
         </w:rPr>
         <w:t>.</w:t>
       </w:r>
-      <w:commentRangeEnd w:id="274"/>
+      <w:commentRangeEnd w:id="283"/>
       <w:r>
         <w:rPr>
           <w:rStyle w:val="af2"/>
@@ -3556,9 +3635,9 @@
           <w:szCs w:val="24"/>
           <w:lang w:eastAsia="ja-JP"/>
         </w:rPr>
-        <w:commentReference w:id="274"/>
-      </w:r>
-      <w:commentRangeEnd w:id="275"/>
+        <w:commentReference w:id="283"/>
+      </w:r>
+      <w:commentRangeEnd w:id="284"/>
       <w:r>
         <w:rPr>
           <w:rStyle w:val="af2"/>
@@ -3566,14 +3645,14 @@
           <w:szCs w:val="24"/>
           <w:lang w:eastAsia="ja-JP"/>
         </w:rPr>
-        <w:commentReference w:id="275"/>
-      </w:r>
-      <w:commentRangeEnd w:id="276"/>
+        <w:commentReference w:id="284"/>
+      </w:r>
+      <w:commentRangeEnd w:id="285"/>
       <w:r>
         <w:rPr>
           <w:rStyle w:val="af2"/>
         </w:rPr>
-        <w:commentReference w:id="276"/>
+        <w:commentReference w:id="285"/>
       </w:r>
     </w:p>
     <w:p>
@@ -3581,8 +3660,8 @@
         <w:pStyle w:val="2"/>
         <w:spacing w:line="360" w:lineRule="auto"/>
       </w:pPr>
-      <w:bookmarkStart w:id="308" w:name="X19b7a829deade195ab8e30bfbfddb97c9ee92ae"/>
-      <w:bookmarkEnd w:id="257"/>
+      <w:bookmarkStart w:id="317" w:name="X19b7a829deade195ab8e30bfbfddb97c9ee92ae"/>
+      <w:bookmarkEnd w:id="266"/>
       <w:r>
         <w:t>4. Regression Analysis: Total, Humerus, and Forearm Fractures</w:t>
       </w:r>
@@ -3615,12 +3694,12 @@
       <w:r>
         <w:t xml:space="preserve"> = 0.099), although </w:t>
       </w:r>
-      <w:ins w:id="309" w:author="治輝 齋藤" w:date="2026-05-19T23:32:00Z" w16du:dateUtc="2026-05-19T14:32:00Z">
+      <w:ins w:id="318" w:author="治輝 齋藤" w:date="2026-05-19T23:32:00Z" w16du:dateUtc="2026-05-19T14:32:00Z">
         <w:r>
           <w:t>proportion aged ≥65 years</w:t>
         </w:r>
       </w:ins>
-      <w:del w:id="310" w:author="治輝 齋藤" w:date="2026-05-19T23:32:00Z" w16du:dateUtc="2026-05-19T14:32:00Z">
+      <w:del w:id="319" w:author="治輝 齋藤" w:date="2026-05-19T23:32:00Z" w16du:dateUtc="2026-05-19T14:32:00Z">
         <w:r>
           <w:delText>aging rate</w:delText>
         </w:r>
@@ -3674,9 +3753,9 @@
         <w:pStyle w:val="1"/>
         <w:spacing w:line="360" w:lineRule="auto"/>
       </w:pPr>
-      <w:bookmarkStart w:id="311" w:name="discussion"/>
-      <w:bookmarkEnd w:id="216"/>
-      <w:bookmarkEnd w:id="308"/>
+      <w:bookmarkStart w:id="320" w:name="discussion"/>
+      <w:bookmarkEnd w:id="222"/>
+      <w:bookmarkEnd w:id="317"/>
       <w:r>
         <w:t>Discussion</w:t>
       </w:r>
@@ -3686,7 +3765,7 @@
         <w:pStyle w:val="2"/>
         <w:spacing w:line="360" w:lineRule="auto"/>
       </w:pPr>
-      <w:bookmarkStart w:id="312" w:name="main-findings"/>
+      <w:bookmarkStart w:id="321" w:name="main-findings"/>
       <w:r>
         <w:t>1. Main Findings</w:t>
       </w:r>
@@ -3699,25 +3778,25 @@
       <w:r>
         <w:t xml:space="preserve">This ecological study </w:t>
       </w:r>
-      <w:commentRangeStart w:id="313"/>
-      <w:ins w:id="314" w:author="治輝 齋藤" w:date="2026-04-30T19:12:00Z" w16du:dateUtc="2026-04-30T10:12:00Z">
+      <w:commentRangeStart w:id="322"/>
+      <w:ins w:id="323" w:author="治輝 齋藤" w:date="2026-04-30T19:12:00Z" w16du:dateUtc="2026-04-30T10:12:00Z">
         <w:r>
           <w:t>showed</w:t>
         </w:r>
       </w:ins>
-      <w:del w:id="315" w:author="治輝 齋藤" w:date="2026-04-30T19:12:00Z" w16du:dateUtc="2026-04-30T10:12:00Z">
+      <w:del w:id="324" w:author="治輝 齋藤" w:date="2026-04-30T19:12:00Z" w16du:dateUtc="2026-04-30T10:12:00Z">
         <w:r>
           <w:delText>demonstrated</w:delText>
         </w:r>
       </w:del>
-      <w:commentRangeEnd w:id="313"/>
+      <w:commentRangeEnd w:id="322"/>
       <w:r>
         <w:rPr>
           <w:rStyle w:val="af2"/>
           <w:sz w:val="24"/>
           <w:szCs w:val="24"/>
         </w:rPr>
-        <w:commentReference w:id="313"/>
+        <w:commentReference w:id="322"/>
       </w:r>
       <w:r>
         <w:t xml:space="preserve"> </w:t>
@@ -3728,12 +3807,12 @@
       <w:r>
         <w:t xml:space="preserve"> hip fracture surgery rates after adjustment for </w:t>
       </w:r>
-      <w:ins w:id="316" w:author="治輝 齋藤" w:date="2026-05-19T23:32:00Z" w16du:dateUtc="2026-05-19T14:32:00Z">
+      <w:ins w:id="325" w:author="治輝 齋藤" w:date="2026-05-19T23:32:00Z" w16du:dateUtc="2026-05-19T14:32:00Z">
         <w:r>
           <w:t>proportion aged ≥65 years</w:t>
         </w:r>
       </w:ins>
-      <w:del w:id="317" w:author="治輝 齋藤" w:date="2026-05-19T23:32:00Z" w16du:dateUtc="2026-05-19T14:32:00Z">
+      <w:del w:id="326" w:author="治輝 齋藤" w:date="2026-05-19T23:32:00Z" w16du:dateUtc="2026-05-19T14:32:00Z">
         <w:r>
           <w:delText>aging rate</w:delText>
         </w:r>
@@ -3758,17 +3837,17 @@
         <w:t xml:space="preserve"> = 0.043)</w:t>
       </w:r>
       <w:r>
-        <w:t xml:space="preserve">, while acknowledging that heteroskedasticity-robust and bootstrap intervals for the slope </w:t>
+        <w:t xml:space="preserve">, while </w:t>
       </w:r>
       <w:r>
         <w:lastRenderedPageBreak/>
-        <w:t>coefficient were compatible with no association at α = 0.05</w:t>
+        <w:t>acknowledging that heteroskedasticity-robust and bootstrap intervals for the slope coefficient were compatible with no association at α = 0.05</w:t>
       </w:r>
       <w:r>
         <w:t xml:space="preserve">. </w:t>
       </w:r>
-      <w:commentRangeStart w:id="318"/>
-      <w:commentRangeStart w:id="319"/>
+      <w:commentRangeStart w:id="327"/>
+      <w:commentRangeStart w:id="328"/>
       <w:r>
         <w:t xml:space="preserve">Each additional degree of slope </w:t>
       </w:r>
@@ -3791,48 +3870,48 @@
       <w:r>
         <w:t>.</w:t>
       </w:r>
-      <w:commentRangeEnd w:id="318"/>
+      <w:commentRangeEnd w:id="327"/>
       <w:r>
         <w:rPr>
           <w:rStyle w:val="af2"/>
           <w:sz w:val="24"/>
           <w:szCs w:val="24"/>
         </w:rPr>
-        <w:commentReference w:id="318"/>
-      </w:r>
-      <w:commentRangeEnd w:id="319"/>
+        <w:commentReference w:id="327"/>
+      </w:r>
+      <w:commentRangeEnd w:id="328"/>
       <w:r>
         <w:rPr>
           <w:rStyle w:val="af2"/>
         </w:rPr>
-        <w:commentReference w:id="319"/>
+        <w:commentReference w:id="328"/>
       </w:r>
       <w:r>
         <w:t xml:space="preserve"> </w:t>
       </w:r>
-      <w:commentRangeStart w:id="320"/>
-      <w:commentRangeStart w:id="321"/>
+      <w:commentRangeStart w:id="329"/>
+      <w:commentRangeStart w:id="330"/>
       <w:r>
         <w:t>The adjusted</w:t>
       </w:r>
       <w:r>
         <w:t xml:space="preserve"> association was specific to hip fractures and was not observed for humerus or forearm fractures.</w:t>
       </w:r>
-      <w:commentRangeEnd w:id="320"/>
+      <w:commentRangeEnd w:id="329"/>
       <w:r>
         <w:rPr>
           <w:rStyle w:val="af2"/>
           <w:sz w:val="24"/>
           <w:szCs w:val="24"/>
         </w:rPr>
-        <w:commentReference w:id="320"/>
-      </w:r>
-      <w:commentRangeEnd w:id="321"/>
+        <w:commentReference w:id="329"/>
+      </w:r>
+      <w:commentRangeEnd w:id="330"/>
       <w:r>
         <w:rPr>
           <w:rStyle w:val="af2"/>
         </w:rPr>
-        <w:commentReference w:id="321"/>
+        <w:commentReference w:id="330"/>
       </w:r>
       <w:r>
         <w:t xml:space="preserve"> </w:t>
@@ -3847,12 +3926,12 @@
       <w:r>
         <w:t xml:space="preserve">hese findings suggest that, at the </w:t>
       </w:r>
-      <w:ins w:id="322" w:author="治輝 齋藤" w:date="2026-05-20T08:47:00Z" w16du:dateUtc="2026-05-19T23:47:00Z">
+      <w:ins w:id="331" w:author="治輝 齋藤" w:date="2026-05-20T08:47:00Z" w16du:dateUtc="2026-05-19T23:47:00Z">
         <w:r>
           <w:t>prefecture</w:t>
         </w:r>
       </w:ins>
-      <w:del w:id="323" w:author="治輝 齋藤" w:date="2026-05-20T08:47:00Z" w16du:dateUtc="2026-05-19T23:47:00Z">
+      <w:del w:id="332" w:author="治輝 齋藤" w:date="2026-05-20T08:47:00Z" w16du:dateUtc="2026-05-19T23:47:00Z">
         <w:r>
           <w:delText>population</w:delText>
         </w:r>
@@ -3860,7 +3939,7 @@
       <w:r>
         <w:t xml:space="preserve"> level, </w:t>
       </w:r>
-      <w:ins w:id="324" w:author="治輝 齋藤" w:date="2026-05-20T08:47:00Z" w16du:dateUtc="2026-05-19T23:47:00Z">
+      <w:ins w:id="333" w:author="治輝 齋藤" w:date="2026-05-20T08:47:00Z" w16du:dateUtc="2026-05-19T23:47:00Z">
         <w:r>
           <w:t>residence in prefectures with</w:t>
         </w:r>
@@ -3872,36 +3951,36 @@
           <w:t xml:space="preserve"> </w:t>
         </w:r>
       </w:ins>
-      <w:commentRangeStart w:id="325"/>
-      <w:commentRangeStart w:id="326"/>
+      <w:commentRangeStart w:id="334"/>
+      <w:commentRangeStart w:id="335"/>
       <w:r>
         <w:t>steeper habitable terrain</w:t>
       </w:r>
-      <w:commentRangeEnd w:id="325"/>
+      <w:commentRangeEnd w:id="334"/>
       <w:r>
         <w:rPr>
           <w:rStyle w:val="af2"/>
           <w:sz w:val="24"/>
           <w:szCs w:val="24"/>
         </w:rPr>
-        <w:commentReference w:id="325"/>
-      </w:r>
-      <w:commentRangeEnd w:id="326"/>
+        <w:commentReference w:id="334"/>
+      </w:r>
+      <w:commentRangeEnd w:id="335"/>
       <w:r>
         <w:rPr>
           <w:rStyle w:val="af2"/>
         </w:rPr>
-        <w:commentReference w:id="326"/>
+        <w:commentReference w:id="335"/>
       </w:r>
       <w:r>
         <w:t xml:space="preserve"> may </w:t>
       </w:r>
-      <w:ins w:id="327" w:author="治輝 齋藤" w:date="2026-05-20T08:47:00Z" w16du:dateUtc="2026-05-19T23:47:00Z">
+      <w:ins w:id="336" w:author="治輝 齋藤" w:date="2026-05-20T08:47:00Z" w16du:dateUtc="2026-05-19T23:47:00Z">
         <w:r>
           <w:t>be associated with greater</w:t>
         </w:r>
       </w:ins>
-      <w:del w:id="328" w:author="治輝 齋藤" w:date="2026-05-20T08:47:00Z" w16du:dateUtc="2026-05-19T23:47:00Z">
+      <w:del w:id="337" w:author="治輝 齋藤" w:date="2026-05-20T08:47:00Z" w16du:dateUtc="2026-05-19T23:47:00Z">
         <w:r>
           <w:delText>track</w:delText>
         </w:r>
@@ -3918,8 +3997,8 @@
         <w:pStyle w:val="2"/>
         <w:spacing w:line="360" w:lineRule="auto"/>
       </w:pPr>
-      <w:bookmarkStart w:id="329" w:name="biological-plausibility"/>
-      <w:bookmarkEnd w:id="312"/>
+      <w:bookmarkStart w:id="338" w:name="biological-plausibility"/>
+      <w:bookmarkEnd w:id="321"/>
       <w:r>
         <w:t>2. Biological Plausibility</w:t>
       </w:r>
@@ -3929,11 +4008,11 @@
         <w:pStyle w:val="FirstParagraph"/>
         <w:spacing w:line="360" w:lineRule="auto"/>
       </w:pPr>
-      <w:commentRangeStart w:id="330"/>
+      <w:commentRangeStart w:id="339"/>
       <w:r>
         <w:t xml:space="preserve">The </w:t>
       </w:r>
-      <w:del w:id="331" w:author="治輝 齋藤" w:date="2026-04-30T19:27:00Z" w16du:dateUtc="2026-04-30T10:27:00Z">
+      <w:del w:id="340" w:author="治輝 齋藤" w:date="2026-04-30T19:27:00Z" w16du:dateUtc="2026-04-30T10:27:00Z">
         <w:r>
           <w:delText xml:space="preserve">specificity of the </w:delText>
         </w:r>
@@ -3941,12 +4020,12 @@
       <w:r>
         <w:t xml:space="preserve">slope–fracture association </w:t>
       </w:r>
-      <w:ins w:id="332" w:author="治輝 齋藤" w:date="2026-04-30T19:27:00Z" w16du:dateUtc="2026-04-30T10:27:00Z">
+      <w:ins w:id="341" w:author="治輝 齋藤" w:date="2026-04-30T19:27:00Z" w16du:dateUtc="2026-04-30T10:27:00Z">
         <w:r>
           <w:t>observed for</w:t>
         </w:r>
       </w:ins>
-      <w:del w:id="333" w:author="治輝 齋藤" w:date="2026-04-30T19:27:00Z" w16du:dateUtc="2026-04-30T10:27:00Z">
+      <w:del w:id="342" w:author="治輝 齋藤" w:date="2026-04-30T19:27:00Z" w16du:dateUtc="2026-04-30T10:27:00Z">
         <w:r>
           <w:delText>to</w:delText>
         </w:r>
@@ -3954,7 +4033,7 @@
       <w:r>
         <w:t xml:space="preserve"> the hip </w:t>
       </w:r>
-      <w:ins w:id="334" w:author="治輝 齋藤" w:date="2026-04-30T19:27:00Z" w16du:dateUtc="2026-04-30T10:27:00Z">
+      <w:ins w:id="343" w:author="治輝 齋藤" w:date="2026-04-30T19:27:00Z" w16du:dateUtc="2026-04-30T10:27:00Z">
         <w:r>
           <w:rPr>
             <w:rFonts w:hint="eastAsia"/>
@@ -3963,7 +4042,7 @@
           <w:t>may be</w:t>
         </w:r>
       </w:ins>
-      <w:del w:id="335" w:author="治輝 齋藤" w:date="2026-04-30T19:27:00Z" w16du:dateUtc="2026-04-30T10:27:00Z">
+      <w:del w:id="344" w:author="治輝 齋藤" w:date="2026-04-30T19:27:00Z" w16du:dateUtc="2026-04-30T10:27:00Z">
         <w:r>
           <w:delText>is</w:delText>
         </w:r>
@@ -3971,7 +4050,7 @@
       <w:r>
         <w:t xml:space="preserve"> biologically plausible and </w:t>
       </w:r>
-      <w:ins w:id="336" w:author="治輝 齋藤" w:date="2026-04-30T19:28:00Z" w16du:dateUtc="2026-04-30T10:28:00Z">
+      <w:ins w:id="345" w:author="治輝 齋藤" w:date="2026-04-30T19:28:00Z" w16du:dateUtc="2026-04-30T10:28:00Z">
         <w:r>
           <w:t>may be partly</w:t>
         </w:r>
@@ -3986,7 +4065,7 @@
       <w:r>
         <w:t xml:space="preserve">supported by </w:t>
       </w:r>
-      <w:del w:id="337" w:author="治輝 齋藤" w:date="2026-04-30T19:28:00Z" w16du:dateUtc="2026-04-30T10:28:00Z">
+      <w:del w:id="346" w:author="治輝 齋藤" w:date="2026-04-30T19:28:00Z" w16du:dateUtc="2026-04-30T10:28:00Z">
         <w:r>
           <w:delText xml:space="preserve">extensive </w:delText>
         </w:r>
@@ -4006,12 +4085,12 @@
       <w:r>
         <w:t xml:space="preserve"> which are </w:t>
       </w:r>
-      <w:ins w:id="338" w:author="治輝 齋藤" w:date="2026-04-30T19:28:00Z" w16du:dateUtc="2026-04-30T10:28:00Z">
+      <w:ins w:id="347" w:author="治輝 齋藤" w:date="2026-04-30T19:28:00Z" w16du:dateUtc="2026-04-30T10:28:00Z">
         <w:r>
           <w:t>common</w:t>
         </w:r>
       </w:ins>
-      <w:del w:id="339" w:author="治輝 齋藤" w:date="2026-04-30T19:28:00Z" w16du:dateUtc="2026-04-30T10:28:00Z">
+      <w:del w:id="348" w:author="治輝 齋藤" w:date="2026-04-30T19:28:00Z" w16du:dateUtc="2026-04-30T10:28:00Z">
         <w:r>
           <w:delText>the predominant</w:delText>
         </w:r>
@@ -4019,7 +4098,7 @@
       <w:r>
         <w:t xml:space="preserve"> fall mechanism</w:t>
       </w:r>
-      <w:ins w:id="340" w:author="治輝 齋藤" w:date="2026-04-30T19:32:00Z" w16du:dateUtc="2026-04-30T10:32:00Z">
+      <w:ins w:id="349" w:author="治輝 齋藤" w:date="2026-04-30T19:32:00Z" w16du:dateUtc="2026-04-30T10:32:00Z">
         <w:r>
           <w:rPr>
             <w:rFonts w:hint="eastAsia"/>
@@ -4055,12 +4134,12 @@
       <w:r>
         <w:t xml:space="preserve"> Finite element method (FEM) simulations have further </w:t>
       </w:r>
-      <w:ins w:id="341" w:author="治輝 齋藤" w:date="2026-04-30T19:28:00Z" w16du:dateUtc="2026-04-30T10:28:00Z">
+      <w:ins w:id="350" w:author="治輝 齋藤" w:date="2026-04-30T19:28:00Z" w16du:dateUtc="2026-04-30T10:28:00Z">
         <w:r>
           <w:t>suggested</w:t>
         </w:r>
       </w:ins>
-      <w:del w:id="342" w:author="治輝 齋藤" w:date="2026-04-30T19:28:00Z" w16du:dateUtc="2026-04-30T10:28:00Z">
+      <w:del w:id="351" w:author="治輝 齋藤" w:date="2026-04-30T19:28:00Z" w16du:dateUtc="2026-04-30T10:28:00Z">
         <w:r>
           <w:delText>confirmed</w:delText>
         </w:r>
@@ -4068,12 +4147,12 @@
       <w:r>
         <w:t xml:space="preserve"> that posterolateral and lateral impacts generate maximum tensile and compressive stresses at the superior and inferior aspects of the femoral neck, </w:t>
       </w:r>
-      <w:ins w:id="343" w:author="治輝 齋藤" w:date="2026-04-30T19:29:00Z" w16du:dateUtc="2026-04-30T10:29:00Z">
+      <w:ins w:id="352" w:author="治輝 齋藤" w:date="2026-04-30T19:29:00Z" w16du:dateUtc="2026-04-30T10:29:00Z">
         <w:r>
           <w:t>potentially increasing</w:t>
         </w:r>
       </w:ins>
-      <w:del w:id="344" w:author="治輝 齋藤" w:date="2026-04-30T19:29:00Z" w16du:dateUtc="2026-04-30T10:29:00Z">
+      <w:del w:id="353" w:author="治輝 齋藤" w:date="2026-04-30T19:29:00Z" w16du:dateUtc="2026-04-30T10:29:00Z">
         <w:r>
           <w:delText>maximizing</w:delText>
         </w:r>
@@ -4090,14 +4169,14 @@
         </w:rPr>
         <w:t>[26]</w:t>
       </w:r>
-      <w:commentRangeEnd w:id="330"/>
+      <w:commentRangeEnd w:id="339"/>
       <w:r>
         <w:rPr>
           <w:rStyle w:val="af2"/>
           <w:sz w:val="24"/>
           <w:szCs w:val="24"/>
         </w:rPr>
-        <w:commentReference w:id="330"/>
+        <w:commentReference w:id="339"/>
       </w:r>
     </w:p>
     <w:p>
@@ -4137,17 +4216,17 @@
       </w:r>
       <w:proofErr w:type="spellEnd"/>
       <w:r>
-        <w:t xml:space="preserve"> tracing a bow-tie-shaped trajectory in three-dimensional space.</w:t>
+        <w:t xml:space="preserve"> </w:t>
+      </w:r>
+      <w:r>
+        <w:lastRenderedPageBreak/>
+        <w:t>tracing a bow-tie-shaped trajectory in three-dimensional space.</w:t>
       </w:r>
       <w:r>
         <w:t xml:space="preserve"> [28]</w:t>
       </w:r>
       <w:r>
-        <w:t xml:space="preserve"> On sloped </w:t>
-      </w:r>
-      <w:r>
-        <w:lastRenderedPageBreak/>
-        <w:t xml:space="preserve">terrain, maintaining </w:t>
+        <w:t xml:space="preserve"> On sloped terrain, maintaining </w:t>
       </w:r>
       <w:proofErr w:type="spellStart"/>
       <w:r>
@@ -4247,8 +4326,8 @@
       <w:r>
         <w:t xml:space="preserve"> The fracture-site specificity observed in our data—significant association with hip fractures but not with humerus or forearm fractures—</w:t>
       </w:r>
-      <w:commentRangeStart w:id="345"/>
-      <w:del w:id="346" w:author="治輝 齋藤" w:date="2026-04-30T20:51:00Z" w16du:dateUtc="2026-04-30T11:51:00Z">
+      <w:commentRangeStart w:id="354"/>
+      <w:del w:id="355" w:author="治輝 齋藤" w:date="2026-04-30T20:51:00Z" w16du:dateUtc="2026-04-30T11:51:00Z">
         <w:r>
           <w:delText xml:space="preserve">thus </w:delText>
         </w:r>
@@ -4256,7 +4335,7 @@
       <w:r>
         <w:t xml:space="preserve">provides internal evidence </w:t>
       </w:r>
-      <w:ins w:id="347" w:author="治輝 齋藤" w:date="2026-04-30T20:52:00Z" w16du:dateUtc="2026-04-30T11:52:00Z">
+      <w:ins w:id="356" w:author="治輝 齋藤" w:date="2026-04-30T20:52:00Z" w16du:dateUtc="2026-04-30T11:52:00Z">
         <w:r>
           <w:t>that is</w:t>
         </w:r>
@@ -4271,12 +4350,12 @@
       <w:r>
         <w:t xml:space="preserve">consistent with </w:t>
       </w:r>
-      <w:del w:id="348" w:author="治輝 齋藤" w:date="2026-04-30T20:52:00Z" w16du:dateUtc="2026-04-30T11:52:00Z">
+      <w:del w:id="357" w:author="治輝 齋藤" w:date="2026-04-30T20:52:00Z" w16du:dateUtc="2026-04-30T11:52:00Z">
         <w:r>
           <w:delText xml:space="preserve">the </w:delText>
         </w:r>
       </w:del>
-      <w:ins w:id="349" w:author="治輝 齋藤" w:date="2026-04-30T20:52:00Z" w16du:dateUtc="2026-04-30T11:52:00Z">
+      <w:ins w:id="358" w:author="治輝 齋藤" w:date="2026-04-30T20:52:00Z" w16du:dateUtc="2026-04-30T11:52:00Z">
         <w:r>
           <w:rPr>
             <w:rFonts w:hint="eastAsia"/>
@@ -4291,12 +4370,12 @@
       <w:r>
         <w:t xml:space="preserve">biomechanical paradigm </w:t>
       </w:r>
-      <w:ins w:id="350" w:author="治輝 齋藤" w:date="2026-04-30T20:52:00Z" w16du:dateUtc="2026-04-30T11:52:00Z">
+      <w:ins w:id="359" w:author="治輝 齋藤" w:date="2026-04-30T20:52:00Z" w16du:dateUtc="2026-04-30T11:52:00Z">
         <w:r>
           <w:t>in which</w:t>
         </w:r>
       </w:ins>
-      <w:del w:id="351" w:author="治輝 齋藤" w:date="2026-04-30T20:52:00Z" w16du:dateUtc="2026-04-30T11:52:00Z">
+      <w:del w:id="360" w:author="治輝 齋藤" w:date="2026-04-30T20:52:00Z" w16du:dateUtc="2026-04-30T11:52:00Z">
         <w:r>
           <w:delText>that</w:delText>
         </w:r>
@@ -4304,7 +4383,7 @@
       <w:r>
         <w:t xml:space="preserve"> terrain slope </w:t>
       </w:r>
-      <w:ins w:id="352" w:author="治輝 齋藤" w:date="2026-04-30T20:52:00Z" w16du:dateUtc="2026-04-30T11:52:00Z">
+      <w:ins w:id="361" w:author="治輝 齋藤" w:date="2026-04-30T20:52:00Z" w16du:dateUtc="2026-04-30T11:52:00Z">
         <w:r>
           <w:rPr>
             <w:rFonts w:hint="eastAsia"/>
@@ -4316,7 +4395,7 @@
       <w:r>
         <w:t>specifically amplif</w:t>
       </w:r>
-      <w:ins w:id="353" w:author="治輝 齋藤" w:date="2026-04-30T20:52:00Z" w16du:dateUtc="2026-04-30T11:52:00Z">
+      <w:ins w:id="362" w:author="治輝 齋藤" w:date="2026-04-30T20:52:00Z" w16du:dateUtc="2026-04-30T11:52:00Z">
         <w:r>
           <w:rPr>
             <w:rFonts w:hint="eastAsia"/>
@@ -4325,7 +4404,7 @@
           <w:t>y</w:t>
         </w:r>
       </w:ins>
-      <w:del w:id="354" w:author="治輝 齋藤" w:date="2026-04-30T20:52:00Z" w16du:dateUtc="2026-04-30T11:52:00Z">
+      <w:del w:id="363" w:author="治輝 齋藤" w:date="2026-04-30T20:52:00Z" w16du:dateUtc="2026-04-30T11:52:00Z">
         <w:r>
           <w:delText>ies</w:delText>
         </w:r>
@@ -4333,14 +4412,14 @@
       <w:r>
         <w:t xml:space="preserve"> lateral fall risk.</w:t>
       </w:r>
-      <w:commentRangeEnd w:id="345"/>
+      <w:commentRangeEnd w:id="354"/>
       <w:r>
         <w:rPr>
           <w:rStyle w:val="af2"/>
           <w:sz w:val="24"/>
           <w:szCs w:val="24"/>
         </w:rPr>
-        <w:commentReference w:id="345"/>
+        <w:commentReference w:id="354"/>
       </w:r>
     </w:p>
     <w:p>
@@ -4348,8 +4427,8 @@
         <w:pStyle w:val="2"/>
         <w:spacing w:line="360" w:lineRule="auto"/>
       </w:pPr>
-      <w:bookmarkStart w:id="355" w:name="comparison-with-previous-studies"/>
-      <w:bookmarkEnd w:id="329"/>
+      <w:bookmarkStart w:id="364" w:name="comparison-with-previous-studies"/>
+      <w:bookmarkEnd w:id="338"/>
       <w:r>
         <w:t>3. Comparison with Previous Studies</w:t>
       </w:r>
@@ -4360,11 +4439,11 @@
         <w:spacing w:line="360" w:lineRule="auto"/>
       </w:pPr>
       <w:r>
-        <w:t xml:space="preserve">Our findings align with and extend international ecological studies examining geospatial determinants of hip fracture risk. The Norwegian Epidemiologic Osteoporosis Studies (NOREPOS), conducted in one of the world’s highest hip fracture incidence countries, used GIS-linked nationwide hospital records to demonstrate that residents of inland, high-elevation, topographically complex areas </w:t>
+        <w:t xml:space="preserve">Our findings align with and extend international ecological studies examining geospatial determinants of hip fracture risk. The Norwegian Epidemiologic Osteoporosis Studies (NOREPOS), conducted in one of the world’s highest hip fracture incidence countries, used GIS-linked nationwide hospital records to </w:t>
       </w:r>
       <w:r>
         <w:lastRenderedPageBreak/>
-        <w:t>experienced significantly higher hip fracture incidence compared to those in flat coastal regions.</w:t>
+        <w:t>demonstrate that residents of inland, high-elevation, topographically complex areas experienced significantly higher hip fracture incidence compared to those in flat coastal regions.</w:t>
       </w:r>
       <w:r>
         <w:t xml:space="preserve"> </w:t>
@@ -4453,16 +4532,16 @@
       <w:r>
         <w:t xml:space="preserve"> However, to our knowledge, no prior study has used nationwide DEM data linked to administrative fracture data to quantify the dose-response association between terrain slope and hip fracture rates at the population level in Japan. </w:t>
       </w:r>
-      <w:commentRangeStart w:id="356"/>
+      <w:commentRangeStart w:id="365"/>
       <w:r>
         <w:t xml:space="preserve">Our </w:t>
       </w:r>
-      <w:ins w:id="357" w:author="治輝 齋藤" w:date="2026-04-30T20:55:00Z" w16du:dateUtc="2026-04-30T11:55:00Z">
+      <w:ins w:id="366" w:author="治輝 齋藤" w:date="2026-04-30T20:55:00Z" w16du:dateUtc="2026-04-30T11:55:00Z">
         <w:r>
           <w:t>findings add</w:t>
         </w:r>
       </w:ins>
-      <w:del w:id="358" w:author="治輝 齋藤" w:date="2026-04-30T20:55:00Z" w16du:dateUtc="2026-04-30T11:55:00Z">
+      <w:del w:id="367" w:author="治輝 齋藤" w:date="2026-04-30T20:55:00Z" w16du:dateUtc="2026-04-30T11:55:00Z">
         <w:r>
           <w:delText>study provides the first</w:delText>
         </w:r>
@@ -4470,17 +4549,17 @@
       <w:r>
         <w:t xml:space="preserve"> nationwide quantitative evidence that each one-degree increase in terrain slope is associated with approximately 3.5 additional hip fracture surgeries per 100,000 population, independent of </w:t>
       </w:r>
-      <w:ins w:id="359" w:author="治輝 齋藤" w:date="2026-05-19T23:34:00Z" w16du:dateUtc="2026-05-19T14:34:00Z">
+      <w:ins w:id="368" w:author="治輝 齋藤" w:date="2026-05-19T23:34:00Z" w16du:dateUtc="2026-05-19T14:34:00Z">
         <w:r>
           <w:t>proportion aged ≥65 years</w:t>
         </w:r>
       </w:ins>
-      <w:del w:id="360" w:author="治輝 齋藤" w:date="2026-05-19T23:34:00Z" w16du:dateUtc="2026-05-19T14:34:00Z">
+      <w:del w:id="369" w:author="治輝 齋藤" w:date="2026-05-19T23:34:00Z" w16du:dateUtc="2026-05-19T14:34:00Z">
         <w:r>
           <w:delText>aging rate</w:delText>
         </w:r>
       </w:del>
-      <w:ins w:id="361" w:author="治輝 齋藤" w:date="2026-04-30T20:55:00Z" w16du:dateUtc="2026-04-30T11:55:00Z">
+      <w:ins w:id="370" w:author="治輝 齋藤" w:date="2026-04-30T20:55:00Z" w16du:dateUtc="2026-04-30T11:55:00Z">
         <w:r>
           <w:t xml:space="preserve"> in the primary model</w:t>
         </w:r>
@@ -4488,7 +4567,7 @@
       <w:r>
         <w:t xml:space="preserve">. This quantitative estimate </w:t>
       </w:r>
-      <w:del w:id="362" w:author="治輝 齋藤" w:date="2026-04-30T20:56:00Z" w16du:dateUtc="2026-04-30T11:56:00Z">
+      <w:del w:id="371" w:author="治輝 齋藤" w:date="2026-04-30T20:56:00Z" w16du:dateUtc="2026-04-30T11:56:00Z">
         <w:r>
           <w:delText xml:space="preserve">is novel and </w:delText>
         </w:r>
@@ -4503,12 +4582,12 @@
       <w:r>
         <w:t xml:space="preserve">contribute to the global evidence base for terrain as a modifiable environmental </w:t>
       </w:r>
-      <w:ins w:id="363" w:author="治輝 齋藤" w:date="2026-04-30T20:56:00Z" w16du:dateUtc="2026-04-30T11:56:00Z">
+      <w:ins w:id="372" w:author="治輝 齋藤" w:date="2026-04-30T20:56:00Z" w16du:dateUtc="2026-04-30T11:56:00Z">
         <w:r>
           <w:t>correlate of fracture burden</w:t>
         </w:r>
       </w:ins>
-      <w:del w:id="364" w:author="治輝 齋藤" w:date="2026-04-30T20:56:00Z" w16du:dateUtc="2026-04-30T11:56:00Z">
+      <w:del w:id="373" w:author="治輝 齋藤" w:date="2026-04-30T20:56:00Z" w16du:dateUtc="2026-04-30T11:56:00Z">
         <w:r>
           <w:delText>risk factor</w:delText>
         </w:r>
@@ -4516,14 +4595,14 @@
       <w:r>
         <w:t>.</w:t>
       </w:r>
-      <w:commentRangeEnd w:id="356"/>
+      <w:commentRangeEnd w:id="365"/>
       <w:r>
         <w:rPr>
           <w:rStyle w:val="af2"/>
           <w:sz w:val="24"/>
           <w:szCs w:val="24"/>
         </w:rPr>
-        <w:commentReference w:id="356"/>
+        <w:commentReference w:id="365"/>
       </w:r>
     </w:p>
     <w:p>
@@ -4531,18 +4610,18 @@
         <w:pStyle w:val="2"/>
         <w:spacing w:line="360" w:lineRule="auto"/>
       </w:pPr>
-      <w:bookmarkStart w:id="365" w:name="role-of-aging-rate"/>
-      <w:bookmarkEnd w:id="355"/>
+      <w:bookmarkStart w:id="374" w:name="role-of-aging-rate"/>
+      <w:bookmarkEnd w:id="364"/>
       <w:r>
         <w:lastRenderedPageBreak/>
         <w:t xml:space="preserve">4. </w:t>
       </w:r>
-      <w:ins w:id="366" w:author="治輝 齋藤" w:date="2026-05-19T23:34:00Z" w16du:dateUtc="2026-05-19T14:34:00Z">
+      <w:ins w:id="375" w:author="治輝 齋藤" w:date="2026-05-19T23:34:00Z" w16du:dateUtc="2026-05-19T14:34:00Z">
         <w:r>
           <w:t>Proportion Aged ≥65 Years</w:t>
         </w:r>
       </w:ins>
-      <w:del w:id="367" w:author="治輝 齋藤" w:date="2026-05-19T23:34:00Z" w16du:dateUtc="2026-05-19T14:34:00Z">
+      <w:del w:id="376" w:author="治輝 齋藤" w:date="2026-05-19T23:34:00Z" w16du:dateUtc="2026-05-19T14:34:00Z">
         <w:r>
           <w:delText>Role of Aging Rate</w:delText>
         </w:r>
@@ -4553,12 +4632,12 @@
         <w:pStyle w:val="FirstParagraph"/>
         <w:spacing w:line="360" w:lineRule="auto"/>
       </w:pPr>
-      <w:ins w:id="368" w:author="治輝 齋藤" w:date="2026-05-19T23:34:00Z" w16du:dateUtc="2026-05-19T14:34:00Z">
+      <w:ins w:id="377" w:author="治輝 齋藤" w:date="2026-05-19T23:34:00Z" w16du:dateUtc="2026-05-19T14:34:00Z">
         <w:r>
           <w:t>Proportion Aged ≥65 Years</w:t>
         </w:r>
       </w:ins>
-      <w:del w:id="369" w:author="治輝 齋藤" w:date="2026-05-19T23:34:00Z" w16du:dateUtc="2026-05-19T14:34:00Z">
+      <w:del w:id="378" w:author="治輝 齋藤" w:date="2026-05-19T23:34:00Z" w16du:dateUtc="2026-05-19T14:34:00Z">
         <w:r>
           <w:delText>Aging rate</w:delText>
         </w:r>
@@ -4576,7 +4655,7 @@
       <w:r>
         <w:t xml:space="preserve"> = 0.011). Prefectures with steeper terrain also tended to have higher </w:t>
       </w:r>
-      <w:ins w:id="370" w:author="治輝 齋藤" w:date="2026-05-19T23:35:00Z" w16du:dateUtc="2026-05-19T14:35:00Z">
+      <w:ins w:id="379" w:author="治輝 齋藤" w:date="2026-05-19T23:35:00Z" w16du:dateUtc="2026-05-19T14:35:00Z">
         <w:r>
           <w:rPr>
             <w:lang w:eastAsia="ja-JP"/>
@@ -4584,7 +4663,7 @@
           <w:t>proportions aged ≥65 years</w:t>
         </w:r>
       </w:ins>
-      <w:del w:id="371" w:author="治輝 齋藤" w:date="2026-05-19T23:34:00Z" w16du:dateUtc="2026-05-19T14:34:00Z">
+      <w:del w:id="380" w:author="治輝 齋藤" w:date="2026-05-19T23:34:00Z" w16du:dateUtc="2026-05-19T14:34:00Z">
         <w:r>
           <w:delText>aging rates</w:delText>
         </w:r>
@@ -4619,7 +4698,7 @@
         <w:pStyle w:val="a0"/>
         <w:spacing w:line="360" w:lineRule="auto"/>
       </w:pPr>
-      <w:commentRangeStart w:id="372"/>
+      <w:commentRangeStart w:id="381"/>
       <w:r>
         <w:t xml:space="preserve">The </w:t>
       </w:r>
@@ -4629,12 +4708,12 @@
       <w:r>
         <w:t xml:space="preserve"> association of slope with hip fracture after adjustment for </w:t>
       </w:r>
-      <w:ins w:id="373" w:author="治輝 齋藤" w:date="2026-05-19T23:35:00Z" w16du:dateUtc="2026-05-19T14:35:00Z">
+      <w:ins w:id="382" w:author="治輝 齋藤" w:date="2026-05-19T23:35:00Z" w16du:dateUtc="2026-05-19T14:35:00Z">
         <w:r>
           <w:t>proportion aged ≥65 years</w:t>
         </w:r>
       </w:ins>
-      <w:del w:id="374" w:author="治輝 齋藤" w:date="2026-05-19T23:35:00Z" w16du:dateUtc="2026-05-19T14:35:00Z">
+      <w:del w:id="383" w:author="治輝 齋藤" w:date="2026-05-19T23:35:00Z" w16du:dateUtc="2026-05-19T14:35:00Z">
         <w:r>
           <w:delText>aging rate</w:delText>
         </w:r>
@@ -4654,12 +4733,12 @@
       <w:r>
         <w:t xml:space="preserve"> a risk </w:t>
       </w:r>
-      <w:ins w:id="375" w:author="治輝 齋藤" w:date="2026-04-30T20:57:00Z" w16du:dateUtc="2026-04-30T11:57:00Z">
+      <w:ins w:id="384" w:author="治輝 齋藤" w:date="2026-04-30T20:57:00Z" w16du:dateUtc="2026-04-30T11:57:00Z">
         <w:r>
           <w:t>correlate</w:t>
         </w:r>
       </w:ins>
-      <w:del w:id="376" w:author="治輝 齋藤" w:date="2026-04-30T20:57:00Z" w16du:dateUtc="2026-04-30T11:57:00Z">
+      <w:del w:id="385" w:author="治輝 齋藤" w:date="2026-04-30T20:57:00Z" w16du:dateUtc="2026-04-30T11:57:00Z">
         <w:r>
           <w:delText>factor</w:delText>
         </w:r>
@@ -4673,7 +4752,7 @@
       <w:r>
         <w:t xml:space="preserve">. This finding has practical implications: even within the context of Japan’s nationwide aging, geographic topography </w:t>
       </w:r>
-      <w:ins w:id="377" w:author="治輝 齋藤" w:date="2026-04-30T20:58:00Z" w16du:dateUtc="2026-04-30T11:58:00Z">
+      <w:ins w:id="386" w:author="治輝 齋藤" w:date="2026-04-30T20:58:00Z" w16du:dateUtc="2026-04-30T11:58:00Z">
         <w:r>
           <w:rPr>
             <w:rFonts w:hint="eastAsia"/>
@@ -4685,7 +4764,7 @@
       <w:r>
         <w:t>represent</w:t>
       </w:r>
-      <w:del w:id="378" w:author="治輝 齋藤" w:date="2026-04-30T20:58:00Z" w16du:dateUtc="2026-04-30T11:58:00Z">
+      <w:del w:id="387" w:author="治輝 齋藤" w:date="2026-04-30T20:58:00Z" w16du:dateUtc="2026-04-30T11:58:00Z">
         <w:r>
           <w:delText>s</w:delText>
         </w:r>
@@ -4693,7 +4772,7 @@
       <w:r>
         <w:t xml:space="preserve"> an additional and </w:t>
       </w:r>
-      <w:ins w:id="379" w:author="治輝 齋藤" w:date="2026-04-30T20:58:00Z" w16du:dateUtc="2026-04-30T11:58:00Z">
+      <w:ins w:id="388" w:author="治輝 齋藤" w:date="2026-04-30T20:58:00Z" w16du:dateUtc="2026-04-30T11:58:00Z">
         <w:r>
           <w:t>potentially</w:t>
         </w:r>
@@ -4708,7 +4787,7 @@
       <w:r>
         <w:t xml:space="preserve">modifiable layer of fracture risk. Terrain slope </w:t>
       </w:r>
-      <w:ins w:id="380" w:author="治輝 齋藤" w:date="2026-04-30T20:58:00Z" w16du:dateUtc="2026-04-30T11:58:00Z">
+      <w:ins w:id="389" w:author="治輝 齋藤" w:date="2026-04-30T20:58:00Z" w16du:dateUtc="2026-04-30T11:58:00Z">
         <w:r>
           <w:rPr>
             <w:rFonts w:hint="eastAsia"/>
@@ -4717,7 +4796,7 @@
           <w:t>may</w:t>
         </w:r>
       </w:ins>
-      <w:del w:id="381" w:author="治輝 齋藤" w:date="2026-04-30T20:58:00Z" w16du:dateUtc="2026-04-30T11:58:00Z">
+      <w:del w:id="390" w:author="治輝 齋藤" w:date="2026-04-30T20:58:00Z" w16du:dateUtc="2026-04-30T11:58:00Z">
         <w:r>
           <w:delText>is</w:delText>
         </w:r>
@@ -4725,7 +4804,7 @@
       <w:r>
         <w:t xml:space="preserve"> not </w:t>
       </w:r>
-      <w:ins w:id="382" w:author="治輝 齋藤" w:date="2026-04-30T20:58:00Z" w16du:dateUtc="2026-04-30T11:58:00Z">
+      <w:ins w:id="391" w:author="治輝 齋藤" w:date="2026-04-30T20:58:00Z" w16du:dateUtc="2026-04-30T11:58:00Z">
         <w:r>
           <w:rPr>
             <w:rFonts w:hint="eastAsia"/>
@@ -4737,12 +4816,12 @@
       <w:r>
         <w:t>merely a proxy for aging</w:t>
       </w:r>
-      <w:ins w:id="383" w:author="治輝 齋藤" w:date="2026-04-30T20:59:00Z" w16du:dateUtc="2026-04-30T11:59:00Z">
+      <w:ins w:id="392" w:author="治輝 齋藤" w:date="2026-04-30T20:59:00Z" w16du:dateUtc="2026-04-30T11:59:00Z">
         <w:r>
           <w:t xml:space="preserve"> and may represent</w:t>
         </w:r>
       </w:ins>
-      <w:del w:id="384" w:author="治輝 齋藤" w:date="2026-04-30T20:59:00Z" w16du:dateUtc="2026-04-30T11:59:00Z">
+      <w:del w:id="393" w:author="治輝 齋藤" w:date="2026-04-30T20:59:00Z" w16du:dateUtc="2026-04-30T11:59:00Z">
         <w:r>
           <w:delText>, but</w:delText>
         </w:r>
@@ -4750,12 +4829,12 @@
       <w:r>
         <w:t xml:space="preserve"> an </w:t>
       </w:r>
-      <w:ins w:id="385" w:author="治輝 齋藤" w:date="2026-04-30T20:59:00Z" w16du:dateUtc="2026-04-30T11:59:00Z">
+      <w:ins w:id="394" w:author="治輝 齋藤" w:date="2026-04-30T20:59:00Z" w16du:dateUtc="2026-04-30T11:59:00Z">
         <w:r>
           <w:t>additional</w:t>
         </w:r>
       </w:ins>
-      <w:del w:id="386" w:author="治輝 齋藤" w:date="2026-04-30T20:59:00Z" w16du:dateUtc="2026-04-30T11:59:00Z">
+      <w:del w:id="395" w:author="治輝 齋藤" w:date="2026-04-30T20:59:00Z" w16du:dateUtc="2026-04-30T11:59:00Z">
         <w:r>
           <w:delText>independent</w:delText>
         </w:r>
@@ -4763,12 +4842,12 @@
       <w:r>
         <w:t xml:space="preserve"> environmental </w:t>
       </w:r>
-      <w:ins w:id="387" w:author="治輝 齋藤" w:date="2026-04-30T20:59:00Z" w16du:dateUtc="2026-04-30T11:59:00Z">
+      <w:ins w:id="396" w:author="治輝 齋藤" w:date="2026-04-30T20:59:00Z" w16du:dateUtc="2026-04-30T11:59:00Z">
         <w:r>
           <w:t>correlate</w:t>
         </w:r>
       </w:ins>
-      <w:del w:id="388" w:author="治輝 齋藤" w:date="2026-04-30T20:59:00Z" w16du:dateUtc="2026-04-30T11:59:00Z">
+      <w:del w:id="397" w:author="治輝 齋藤" w:date="2026-04-30T20:59:00Z" w16du:dateUtc="2026-04-30T11:59:00Z">
         <w:r>
           <w:delText>hazard</w:delText>
         </w:r>
@@ -4776,12 +4855,12 @@
       <w:r>
         <w:t xml:space="preserve"> that </w:t>
       </w:r>
-      <w:ins w:id="389" w:author="治輝 齋藤" w:date="2026-04-30T20:59:00Z" w16du:dateUtc="2026-04-30T11:59:00Z">
+      <w:ins w:id="398" w:author="治輝 齋藤" w:date="2026-04-30T20:59:00Z" w16du:dateUtc="2026-04-30T11:59:00Z">
         <w:r>
           <w:t>could contribute to functional decline</w:t>
         </w:r>
       </w:ins>
-      <w:del w:id="390" w:author="治輝 齋藤" w:date="2026-04-30T20:59:00Z" w16du:dateUtc="2026-04-30T11:59:00Z">
+      <w:del w:id="399" w:author="治輝 齋藤" w:date="2026-04-30T20:59:00Z" w16du:dateUtc="2026-04-30T11:59:00Z">
         <w:r>
           <w:delText>chronically erodes physical function</w:delText>
         </w:r>
@@ -4789,33 +4868,33 @@
       <w:r>
         <w:t xml:space="preserve"> among rural-dwelling older adults.</w:t>
       </w:r>
-      <w:commentRangeEnd w:id="372"/>
+      <w:commentRangeEnd w:id="381"/>
       <w:r>
         <w:rPr>
           <w:rStyle w:val="af2"/>
           <w:sz w:val="24"/>
           <w:szCs w:val="24"/>
         </w:rPr>
-        <w:commentReference w:id="372"/>
-      </w:r>
-      <w:ins w:id="391" w:author="治輝 齋藤" w:date="2026-04-30T20:32:00Z" w16du:dateUtc="2026-04-30T11:32:00Z">
+        <w:commentReference w:id="381"/>
+      </w:r>
+      <w:ins w:id="400" w:author="治輝 齋藤" w:date="2026-04-30T20:32:00Z" w16du:dateUtc="2026-04-30T11:32:00Z">
         <w:r>
           <w:t xml:space="preserve"> </w:t>
         </w:r>
-        <w:commentRangeStart w:id="392"/>
+        <w:commentRangeStart w:id="401"/>
         <w:r>
           <w:t>Given public-data masking in age-stratified surgery tables, we interpret age-structure robustness primarily from the consistency of adjusted ecological models and from imputation-based sensitivity analyses, while acknowledging that full indirect standardization without imputation is not feasible with the current open dataset.</w:t>
         </w:r>
       </w:ins>
-      <w:commentRangeEnd w:id="392"/>
-      <w:ins w:id="393" w:author="治輝 齋藤" w:date="2026-04-30T20:33:00Z" w16du:dateUtc="2026-04-30T11:33:00Z">
+      <w:commentRangeEnd w:id="401"/>
+      <w:ins w:id="402" w:author="治輝 齋藤" w:date="2026-04-30T20:33:00Z" w16du:dateUtc="2026-04-30T11:33:00Z">
         <w:r>
           <w:rPr>
             <w:rStyle w:val="af2"/>
             <w:sz w:val="24"/>
             <w:szCs w:val="24"/>
           </w:rPr>
-          <w:commentReference w:id="392"/>
+          <w:commentReference w:id="401"/>
         </w:r>
       </w:ins>
     </w:p>
@@ -4824,8 +4903,8 @@
         <w:pStyle w:val="2"/>
         <w:spacing w:line="360" w:lineRule="auto"/>
       </w:pPr>
-      <w:bookmarkStart w:id="394" w:name="walking-speed-as-a-mediator"/>
-      <w:bookmarkEnd w:id="365"/>
+      <w:bookmarkStart w:id="403" w:name="walking-speed-as-a-mediator"/>
+      <w:bookmarkEnd w:id="374"/>
       <w:r>
         <w:lastRenderedPageBreak/>
         <w:t>5. Walking Speed as a Mediator</w:t>
@@ -4902,7 +4981,7 @@
       <w:r>
         <w:t>In our ecological data, terrain slope was negatively correlated with prefecture-level fast</w:t>
       </w:r>
-      <w:ins w:id="395" w:author="治輝 齋藤" w:date="2026-05-19T23:35:00Z" w16du:dateUtc="2026-05-19T14:35:00Z">
+      <w:ins w:id="404" w:author="治輝 齋藤" w:date="2026-05-19T23:35:00Z" w16du:dateUtc="2026-05-19T14:35:00Z">
         <w:r>
           <w:rPr>
             <w:rFonts w:hint="eastAsia"/>
@@ -4911,7 +4990,7 @@
           <w:t>-</w:t>
         </w:r>
       </w:ins>
-      <w:del w:id="396" w:author="治輝 齋藤" w:date="2026-05-19T23:35:00Z" w16du:dateUtc="2026-05-19T14:35:00Z">
+      <w:del w:id="405" w:author="治輝 齋藤" w:date="2026-05-19T23:35:00Z" w16du:dateUtc="2026-05-19T14:35:00Z">
         <w:r>
           <w:delText xml:space="preserve"> </w:delText>
         </w:r>
@@ -4919,12 +4998,12 @@
       <w:r>
         <w:t xml:space="preserve">walking </w:t>
       </w:r>
-      <w:ins w:id="397" w:author="治輝 齋藤" w:date="2026-05-19T23:35:00Z" w16du:dateUtc="2026-05-19T14:35:00Z">
+      <w:ins w:id="406" w:author="治輝 齋藤" w:date="2026-05-19T23:35:00Z" w16du:dateUtc="2026-05-19T14:35:00Z">
         <w:r>
           <w:t>proportion</w:t>
         </w:r>
       </w:ins>
-      <w:del w:id="398" w:author="治輝 齋藤" w:date="2026-05-19T23:35:00Z" w16du:dateUtc="2026-05-19T14:35:00Z">
+      <w:del w:id="407" w:author="治輝 齋藤" w:date="2026-05-19T23:35:00Z" w16du:dateUtc="2026-05-19T14:35:00Z">
         <w:r>
           <w:delText>rate</w:delText>
         </w:r>
@@ -4932,8 +5011,8 @@
       <w:r>
         <w:t xml:space="preserve"> (r = −0.264</w:t>
       </w:r>
-      <w:commentRangeStart w:id="399"/>
-      <w:ins w:id="400" w:author="治輝 齋藤" w:date="2026-05-20T08:52:00Z" w16du:dateUtc="2026-05-19T23:52:00Z">
+      <w:commentRangeStart w:id="408"/>
+      <w:ins w:id="409" w:author="治輝 齋藤" w:date="2026-05-20T08:52:00Z" w16du:dateUtc="2026-05-19T23:52:00Z">
         <w:r>
           <w:t xml:space="preserve">, </w:t>
         </w:r>
@@ -4948,13 +5027,13 @@
           <w:t xml:space="preserve"> = 0.073</w:t>
         </w:r>
       </w:ins>
-      <w:commentRangeEnd w:id="399"/>
-      <w:ins w:id="401" w:author="治輝 齋藤" w:date="2026-05-20T08:53:00Z" w16du:dateUtc="2026-05-19T23:53:00Z">
+      <w:commentRangeEnd w:id="408"/>
+      <w:ins w:id="410" w:author="治輝 齋藤" w:date="2026-05-20T08:53:00Z" w16du:dateUtc="2026-05-19T23:53:00Z">
         <w:r>
           <w:rPr>
             <w:rStyle w:val="af2"/>
           </w:rPr>
-          <w:commentReference w:id="399"/>
+          <w:commentReference w:id="408"/>
         </w:r>
       </w:ins>
       <w:r>
@@ -4975,18 +5054,18 @@
       <w:r>
         <w:t xml:space="preserve"> </w:t>
       </w:r>
-      <w:commentRangeStart w:id="402"/>
+      <w:commentRangeStart w:id="411"/>
       <w:r>
         <w:t>Older adults residing in high-slope regions are exposed to such challenging terrain daily during shopping and outdoor activities, leading to chronic fear of falling, reduced outdoor activity, and progressive deconditioning (disuse muscle atrophy).</w:t>
       </w:r>
-      <w:commentRangeEnd w:id="402"/>
+      <w:commentRangeEnd w:id="411"/>
       <w:r>
         <w:rPr>
           <w:rStyle w:val="af2"/>
           <w:sz w:val="24"/>
           <w:szCs w:val="24"/>
         </w:rPr>
-        <w:commentReference w:id="402"/>
+        <w:commentReference w:id="411"/>
       </w:r>
       <w:r>
         <w:t xml:space="preserve"> </w:t>
@@ -5009,7 +5088,7 @@
       <w:r>
         <w:t>the multivariable OLS coefficient for fast</w:t>
       </w:r>
-      <w:ins w:id="403" w:author="治輝 齋藤" w:date="2026-05-19T23:38:00Z" w16du:dateUtc="2026-05-19T14:38:00Z">
+      <w:ins w:id="412" w:author="治輝 齋藤" w:date="2026-05-19T23:38:00Z" w16du:dateUtc="2026-05-19T14:38:00Z">
         <w:r>
           <w:rPr>
             <w:rFonts w:hint="eastAsia"/>
@@ -5018,7 +5097,7 @@
           <w:t>-</w:t>
         </w:r>
       </w:ins>
-      <w:del w:id="404" w:author="治輝 齋藤" w:date="2026-05-19T23:38:00Z" w16du:dateUtc="2026-05-19T14:38:00Z">
+      <w:del w:id="413" w:author="治輝 齋藤" w:date="2026-05-19T23:38:00Z" w16du:dateUtc="2026-05-19T14:38:00Z">
         <w:r>
           <w:delText xml:space="preserve"> </w:delText>
         </w:r>
@@ -5026,12 +5105,12 @@
       <w:r>
         <w:t xml:space="preserve">walking </w:t>
       </w:r>
-      <w:ins w:id="405" w:author="治輝 齋藤" w:date="2026-05-19T23:38:00Z" w16du:dateUtc="2026-05-19T14:38:00Z">
+      <w:ins w:id="414" w:author="治輝 齋藤" w:date="2026-05-19T23:38:00Z" w16du:dateUtc="2026-05-19T14:38:00Z">
         <w:r>
           <w:t>proportion</w:t>
         </w:r>
       </w:ins>
-      <w:del w:id="406" w:author="治輝 齋藤" w:date="2026-05-19T23:38:00Z" w16du:dateUtc="2026-05-19T14:38:00Z">
+      <w:del w:id="415" w:author="治輝 齋藤" w:date="2026-05-19T23:38:00Z" w16du:dateUtc="2026-05-19T14:38:00Z">
         <w:r>
           <w:delText>rate</w:delText>
         </w:r>
@@ -5039,7 +5118,7 @@
       <w:r>
         <w:t xml:space="preserve"> was </w:t>
       </w:r>
-      <w:del w:id="407" w:author="治輝 齋藤" w:date="2026-04-30T18:39:00Z" w16du:dateUtc="2026-04-30T09:39:00Z">
+      <w:del w:id="416" w:author="治輝 齋藤" w:date="2026-04-30T18:39:00Z" w16du:dateUtc="2026-04-30T09:39:00Z">
         <w:r>
           <w:delText>**</w:delText>
         </w:r>
@@ -5047,7 +5126,7 @@
       <w:r>
         <w:t>positive</w:t>
       </w:r>
-      <w:del w:id="408" w:author="治輝 齋藤" w:date="2026-04-30T18:39:00Z" w16du:dateUtc="2026-04-30T09:39:00Z">
+      <w:del w:id="417" w:author="治輝 齋藤" w:date="2026-04-30T18:39:00Z" w16du:dateUtc="2026-04-30T09:39:00Z">
         <w:r>
           <w:delText>**</w:delText>
         </w:r>
@@ -5075,8 +5154,8 @@
       <w:r>
         <w:t xml:space="preserve"> = 0.022). Plausible drivers include ecological bias, aggregation of a 40–74-year screening metric to represent regions where hip fractures concentrate among the oldest-old, and confounding by unmeasured healthcare and reporting behaviors. </w:t>
       </w:r>
-      <w:commentRangeStart w:id="409"/>
-      <w:ins w:id="410" w:author="治輝 齋藤" w:date="2026-04-30T18:41:00Z" w16du:dateUtc="2026-04-30T09:41:00Z">
+      <w:commentRangeStart w:id="418"/>
+      <w:ins w:id="419" w:author="治輝 齋藤" w:date="2026-04-30T18:41:00Z" w16du:dateUtc="2026-04-30T09:41:00Z">
         <w:r>
           <w:t xml:space="preserve">Because only the 40–74-year questionnaire aggregate is publicly available, we treated this variable as a contextual covariate and not as a direct proxy for hip fracture risk in </w:t>
         </w:r>
@@ -5084,14 +5163,14 @@
           <w:lastRenderedPageBreak/>
           <w:t xml:space="preserve">the oldest age groups. </w:t>
         </w:r>
-        <w:commentRangeEnd w:id="409"/>
+        <w:commentRangeEnd w:id="418"/>
         <w:r>
           <w:rPr>
             <w:rStyle w:val="af2"/>
             <w:sz w:val="24"/>
             <w:szCs w:val="24"/>
           </w:rPr>
-          <w:commentReference w:id="409"/>
+          <w:commentReference w:id="418"/>
         </w:r>
       </w:ins>
       <w:r>
@@ -5106,8 +5185,8 @@
         <w:pStyle w:val="2"/>
         <w:spacing w:line="360" w:lineRule="auto"/>
       </w:pPr>
-      <w:bookmarkStart w:id="411" w:name="policy-implications"/>
-      <w:bookmarkEnd w:id="394"/>
+      <w:bookmarkStart w:id="420" w:name="policy-implications"/>
+      <w:bookmarkEnd w:id="403"/>
       <w:r>
         <w:t>6. Policy Implications</w:t>
       </w:r>
@@ -5226,18 +5305,18 @@
       <w:r>
         <w:t xml:space="preserve">Second, housing modification subsidies targeting high-slope prefectures—such as installation of handrails on outdoor pathways and anti-slip surface materials—could reduce the environmental contribution to fall risk. Third, urban planning guidelines for mountainous communities should explicitly incorporate slope gradient as a factor in pedestrian infrastructure design, particularly in areas with high proportions of older residents. Given the irreversible demographic aging in rural Japan, these upstream environmental interventions represent </w:t>
       </w:r>
-      <w:commentRangeStart w:id="412"/>
+      <w:commentRangeStart w:id="421"/>
       <w:r>
         <w:t>cost-effective</w:t>
       </w:r>
-      <w:commentRangeEnd w:id="412"/>
+      <w:commentRangeEnd w:id="421"/>
       <w:r>
         <w:rPr>
           <w:rStyle w:val="af2"/>
           <w:sz w:val="24"/>
           <w:szCs w:val="24"/>
         </w:rPr>
-        <w:commentReference w:id="412"/>
+        <w:commentReference w:id="421"/>
       </w:r>
       <w:r>
         <w:t xml:space="preserve"> strategies to mitigate the downstream burden of fragility fractures.</w:t>
@@ -5248,8 +5327,8 @@
         <w:pStyle w:val="2"/>
         <w:spacing w:line="360" w:lineRule="auto"/>
       </w:pPr>
-      <w:bookmarkStart w:id="413" w:name="strengths"/>
-      <w:bookmarkEnd w:id="411"/>
+      <w:bookmarkStart w:id="422" w:name="strengths"/>
+      <w:bookmarkEnd w:id="420"/>
       <w:r>
         <w:t>7. Strengths</w:t>
       </w:r>
@@ -5268,8 +5347,8 @@
         <w:pStyle w:val="2"/>
         <w:spacing w:line="360" w:lineRule="auto"/>
       </w:pPr>
-      <w:bookmarkStart w:id="414" w:name="limitations"/>
-      <w:bookmarkEnd w:id="413"/>
+      <w:bookmarkStart w:id="423" w:name="limitations"/>
+      <w:bookmarkEnd w:id="422"/>
       <w:r>
         <w:t>8. Limitations</w:t>
       </w:r>
@@ -5304,36 +5383,36 @@
         <w:pStyle w:val="a0"/>
         <w:spacing w:line="360" w:lineRule="auto"/>
       </w:pPr>
-      <w:bookmarkStart w:id="415" w:name="_Hlk228469400"/>
+      <w:bookmarkStart w:id="424" w:name="_Hlk228469400"/>
       <w:r>
         <w:t xml:space="preserve">Second, </w:t>
       </w:r>
-      <w:commentRangeStart w:id="416"/>
-      <w:ins w:id="417" w:author="治輝 齋藤" w:date="2026-04-30T18:02:00Z" w16du:dateUtc="2026-04-30T09:02:00Z">
+      <w:commentRangeStart w:id="425"/>
+      <w:ins w:id="426" w:author="治輝 齋藤" w:date="2026-04-30T18:02:00Z" w16du:dateUtc="2026-04-30T09:02:00Z">
         <w:r>
           <w:t xml:space="preserve">our outcome reflects surgery rates rather than true fracture incidence. Although hip fractures are usually treated surgically, prefectural variation in treatment decisions, referral patterns, and access to operative care may influence observed rates independently of fracture occurrence. Third, </w:t>
         </w:r>
       </w:ins>
-      <w:commentRangeEnd w:id="416"/>
-      <w:ins w:id="418" w:author="治輝 齋藤" w:date="2026-04-30T18:04:00Z" w16du:dateUtc="2026-04-30T09:04:00Z">
+      <w:commentRangeEnd w:id="425"/>
+      <w:ins w:id="427" w:author="治輝 齋藤" w:date="2026-04-30T18:04:00Z" w16du:dateUtc="2026-04-30T09:04:00Z">
         <w:r>
           <w:rPr>
             <w:rStyle w:val="af2"/>
             <w:sz w:val="24"/>
             <w:szCs w:val="24"/>
           </w:rPr>
-          <w:commentReference w:id="416"/>
+          <w:commentReference w:id="425"/>
         </w:r>
       </w:ins>
       <w:r>
         <w:t xml:space="preserve">the cross-sectional design precludes causal inference. Although reverse causation is unlikely for a fixed environmental exposure such as terrain slope, residual confounding by unmeasured variables cannot be excluded. </w:t>
       </w:r>
-      <w:ins w:id="419" w:author="治輝 齋藤" w:date="2026-04-30T18:03:00Z" w16du:dateUtc="2026-04-30T09:03:00Z">
+      <w:ins w:id="428" w:author="治輝 齋藤" w:date="2026-04-30T18:03:00Z" w16du:dateUtc="2026-04-30T09:03:00Z">
         <w:r>
           <w:t>Fourth</w:t>
         </w:r>
       </w:ins>
-      <w:del w:id="420" w:author="治輝 齋藤" w:date="2026-04-30T18:03:00Z" w16du:dateUtc="2026-04-30T09:03:00Z">
+      <w:del w:id="429" w:author="治輝 齋藤" w:date="2026-04-30T18:03:00Z" w16du:dateUtc="2026-04-30T09:03:00Z">
         <w:r>
           <w:delText>Third</w:delText>
         </w:r>
@@ -5341,19 +5420,19 @@
       <w:r>
         <w:t xml:space="preserve">, important unmeasured confounders—including individual-level socioeconomic status, healthcare access (e.g., prefectural orthopedic surgeon density, distance to emergency hospitals), nutritional status (calcium and vitamin D intake), bone mineral density (BMD), </w:t>
       </w:r>
-      <w:commentRangeStart w:id="421"/>
-      <w:ins w:id="422" w:author="治輝 齋藤" w:date="2026-04-30T18:09:00Z" w16du:dateUtc="2026-04-30T09:09:00Z">
+      <w:commentRangeStart w:id="430"/>
+      <w:ins w:id="431" w:author="治輝 齋藤" w:date="2026-04-30T18:09:00Z" w16du:dateUtc="2026-04-30T09:09:00Z">
         <w:r>
           <w:t xml:space="preserve">climate (snowfall and icing), </w:t>
         </w:r>
-        <w:commentRangeEnd w:id="421"/>
+        <w:commentRangeEnd w:id="430"/>
         <w:r>
           <w:rPr>
             <w:rStyle w:val="af2"/>
             <w:sz w:val="24"/>
             <w:szCs w:val="24"/>
           </w:rPr>
-          <w:commentReference w:id="421"/>
+          <w:commentReference w:id="430"/>
         </w:r>
       </w:ins>
       <w:r>
@@ -5365,8 +5444,8 @@
         <w:pStyle w:val="a0"/>
         <w:spacing w:line="360" w:lineRule="auto"/>
       </w:pPr>
-      <w:commentRangeStart w:id="423"/>
-      <w:ins w:id="424" w:author="治輝 齋藤" w:date="2026-04-30T20:36:00Z" w16du:dateUtc="2026-04-30T11:36:00Z">
+      <w:commentRangeStart w:id="432"/>
+      <w:ins w:id="433" w:author="治輝 齋藤" w:date="2026-04-30T20:36:00Z" w16du:dateUtc="2026-04-30T11:36:00Z">
         <w:r>
           <w:rPr>
             <w:lang w:eastAsia="ja-JP"/>
@@ -5374,7 +5453,7 @@
           <w:t>Fifth, age-standardization sensitivity results relied on</w:t>
         </w:r>
       </w:ins>
-      <w:ins w:id="425" w:author="治輝 齋藤" w:date="2026-05-20T12:30:00Z" w16du:dateUtc="2026-05-20T03:30:00Z">
+      <w:ins w:id="434" w:author="治輝 齋藤" w:date="2026-05-20T12:30:00Z" w16du:dateUtc="2026-05-20T03:30:00Z">
         <w:r>
           <w:t xml:space="preserve"> </w:t>
         </w:r>
@@ -5385,7 +5464,7 @@
           <w:t>replacing withheld (disclosure-controlled) cells</w:t>
         </w:r>
       </w:ins>
-      <w:ins w:id="426" w:author="治輝 齋藤" w:date="2026-04-30T20:36:00Z" w16du:dateUtc="2026-04-30T11:36:00Z">
+      <w:ins w:id="435" w:author="治輝 齋藤" w:date="2026-04-30T20:36:00Z" w16du:dateUtc="2026-04-30T11:36:00Z">
         <w:r>
           <w:rPr>
             <w:lang w:eastAsia="ja-JP"/>
@@ -5393,7 +5472,7 @@
           <w:t xml:space="preserve"> in publicly released age-stratified surgery tables</w:t>
         </w:r>
       </w:ins>
-      <w:ins w:id="427" w:author="治輝 齋藤" w:date="2026-05-20T12:30:00Z" w16du:dateUtc="2026-05-20T03:30:00Z">
+      <w:ins w:id="436" w:author="治輝 齋藤" w:date="2026-05-20T12:30:00Z" w16du:dateUtc="2026-05-20T03:30:00Z">
         <w:r>
           <w:rPr>
             <w:lang w:eastAsia="ja-JP"/>
@@ -5401,7 +5480,7 @@
           <w:t xml:space="preserve"> with prespecified surgery counts (0, 5, or 9)</w:t>
         </w:r>
       </w:ins>
-      <w:ins w:id="428" w:author="治輝 齋藤" w:date="2026-04-30T20:36:00Z" w16du:dateUtc="2026-04-30T11:36:00Z">
+      <w:ins w:id="437" w:author="治輝 齋藤" w:date="2026-04-30T20:36:00Z" w16du:dateUtc="2026-04-30T11:36:00Z">
         <w:r>
           <w:rPr>
             <w:lang w:eastAsia="ja-JP"/>
@@ -5409,7 +5488,7 @@
           <w:t xml:space="preserve">. </w:t>
         </w:r>
       </w:ins>
-      <w:ins w:id="429" w:author="治輝 齋藤" w:date="2026-05-20T12:31:00Z" w16du:dateUtc="2026-05-20T03:31:00Z">
+      <w:ins w:id="438" w:author="治輝 齋藤" w:date="2026-05-20T12:31:00Z" w16du:dateUtc="2026-05-20T03:31:00Z">
         <w:r>
           <w:rPr>
             <w:lang w:eastAsia="ja-JP"/>
@@ -5417,7 +5496,7 @@
           <w:t>Although directionality was robust across these scenarios, effect size depended on the replacement assumption, and secondary masking rules imply that some withheld cells may not correspond strictly to the nominal `&lt;10` range</w:t>
         </w:r>
       </w:ins>
-      <w:ins w:id="430" w:author="治輝 齋藤" w:date="2026-04-30T20:36:00Z" w16du:dateUtc="2026-04-30T11:36:00Z">
+      <w:ins w:id="439" w:author="治輝 齋藤" w:date="2026-04-30T20:36:00Z" w16du:dateUtc="2026-04-30T11:36:00Z">
         <w:r>
           <w:rPr>
             <w:lang w:eastAsia="ja-JP"/>
@@ -5425,8 +5504,8 @@
           <w:t>. Therefore, these SIR/ISR analyses should be interpreted as robustness checks rather than definitive age-standardized estimates.</w:t>
         </w:r>
       </w:ins>
-      <w:commentRangeEnd w:id="423"/>
-      <w:ins w:id="431" w:author="治輝 齋藤" w:date="2026-04-30T20:37:00Z" w16du:dateUtc="2026-04-30T11:37:00Z">
+      <w:commentRangeEnd w:id="432"/>
+      <w:ins w:id="440" w:author="治輝 齋藤" w:date="2026-04-30T20:37:00Z" w16du:dateUtc="2026-04-30T11:37:00Z">
         <w:r>
           <w:rPr>
             <w:rStyle w:val="af2"/>
@@ -5434,10 +5513,10 @@
             <w:szCs w:val="24"/>
             <w:lang w:eastAsia="ja-JP"/>
           </w:rPr>
-          <w:commentReference w:id="423"/>
-        </w:r>
-      </w:ins>
-      <w:ins w:id="432" w:author="治輝 齋藤" w:date="2026-04-30T20:36:00Z" w16du:dateUtc="2026-04-30T11:36:00Z">
+          <w:commentReference w:id="432"/>
+        </w:r>
+      </w:ins>
+      <w:ins w:id="441" w:author="治輝 齋藤" w:date="2026-04-30T20:36:00Z" w16du:dateUtc="2026-04-30T11:36:00Z">
         <w:r>
           <w:rPr>
             <w:lang w:eastAsia="ja-JP"/>
@@ -5452,7 +5531,7 @@
           <w:t>Six</w:t>
         </w:r>
       </w:ins>
-      <w:ins w:id="433" w:author="治輝 齋藤" w:date="2026-04-30T18:04:00Z" w16du:dateUtc="2026-04-30T09:04:00Z">
+      <w:ins w:id="442" w:author="治輝 齋藤" w:date="2026-04-30T18:04:00Z" w16du:dateUtc="2026-04-30T09:04:00Z">
         <w:r>
           <w:rPr>
             <w:rFonts w:hint="eastAsia"/>
@@ -5461,7 +5540,7 @@
           <w:t>th</w:t>
         </w:r>
       </w:ins>
-      <w:del w:id="434" w:author="治輝 齋藤" w:date="2026-04-30T18:04:00Z" w16du:dateUtc="2026-04-30T09:04:00Z">
+      <w:del w:id="443" w:author="治輝 齋藤" w:date="2026-04-30T18:04:00Z" w16du:dateUtc="2026-04-30T09:04:00Z">
         <w:r>
           <w:delText>Fourth</w:delText>
         </w:r>
@@ -5469,8 +5548,8 @@
       <w:r>
         <w:t xml:space="preserve">, the walking speed variable was based on self-reported habitual walking speed in the Specific Health Checkup questionnaire, administered to individuals aged 40–74 years, </w:t>
       </w:r>
-      <w:commentRangeStart w:id="435"/>
-      <w:ins w:id="436" w:author="治輝 齋藤" w:date="2026-04-30T19:05:00Z" w16du:dateUtc="2026-04-30T10:05:00Z">
+      <w:commentRangeStart w:id="444"/>
+      <w:ins w:id="445" w:author="治輝 齋藤" w:date="2026-04-30T19:05:00Z" w16du:dateUtc="2026-04-30T10:05:00Z">
         <w:r>
           <w:rPr>
             <w:rFonts w:hint="eastAsia"/>
@@ -5479,7 +5558,7 @@
           <w:t>because</w:t>
         </w:r>
       </w:ins>
-      <w:ins w:id="437" w:author="治輝 齋藤" w:date="2026-04-30T19:04:00Z" w16du:dateUtc="2026-04-30T10:04:00Z">
+      <w:ins w:id="446" w:author="治輝 齋藤" w:date="2026-04-30T19:04:00Z" w16du:dateUtc="2026-04-30T10:04:00Z">
         <w:r>
           <w:t xml:space="preserve"> publicly available prefecture-level data were limited to individuals aged 40–74 years </w:t>
         </w:r>
@@ -5495,34 +5574,34 @@
           <w:t>.</w:t>
         </w:r>
       </w:ins>
-      <w:ins w:id="438" w:author="治輝 齋藤" w:date="2026-04-30T18:45:00Z" w16du:dateUtc="2026-04-30T09:45:00Z">
+      <w:ins w:id="447" w:author="治輝 齋藤" w:date="2026-04-30T18:45:00Z" w16du:dateUtc="2026-04-30T09:45:00Z">
         <w:r>
           <w:t xml:space="preserve"> This variable </w:t>
         </w:r>
       </w:ins>
-      <w:del w:id="439" w:author="治輝 齋藤" w:date="2026-04-30T18:45:00Z" w16du:dateUtc="2026-04-30T09:45:00Z">
+      <w:del w:id="448" w:author="治輝 齋藤" w:date="2026-04-30T18:45:00Z" w16du:dateUtc="2026-04-30T09:45:00Z">
         <w:r>
           <w:delText>which</w:delText>
         </w:r>
       </w:del>
-      <w:commentRangeEnd w:id="435"/>
+      <w:commentRangeEnd w:id="444"/>
       <w:r>
         <w:rPr>
           <w:rStyle w:val="af2"/>
           <w:sz w:val="24"/>
           <w:szCs w:val="24"/>
         </w:rPr>
-        <w:commentReference w:id="435"/>
+        <w:commentReference w:id="444"/>
       </w:r>
       <w:r>
         <w:t xml:space="preserve"> may not accurately represent the functional capacity of the oldest-old (≥75 years) at highest fracture risk</w:t>
       </w:r>
-      <w:ins w:id="440" w:author="治輝 齋藤" w:date="2026-04-30T18:45:00Z" w16du:dateUtc="2026-04-30T09:45:00Z">
+      <w:ins w:id="449" w:author="治輝 齋藤" w:date="2026-04-30T18:45:00Z" w16du:dateUtc="2026-04-30T09:45:00Z">
         <w:r>
           <w:t>, and its direct relevance to hip fracture occurrence is likely limited at this ecological resolution</w:t>
         </w:r>
       </w:ins>
-      <w:ins w:id="441" w:author="治輝 齋藤" w:date="2026-05-19T12:38:00Z" w16du:dateUtc="2026-05-19T03:38:00Z">
+      <w:ins w:id="450" w:author="治輝 齋藤" w:date="2026-05-19T12:38:00Z" w16du:dateUtc="2026-05-19T03:38:00Z">
         <w:r>
           <w:rPr>
             <w:rFonts w:hint="eastAsia"/>
@@ -5530,22 +5609,22 @@
           </w:rPr>
           <w:t xml:space="preserve">. </w:t>
         </w:r>
-        <w:commentRangeStart w:id="442"/>
+        <w:commentRangeStart w:id="451"/>
         <w:r>
           <w:t>Moreover, this self-reported fast-walking indicator primarily reflects perceived walking capacity rather than actual walking volume or direct slope-specific exposure in daily life</w:t>
         </w:r>
-        <w:commentRangeEnd w:id="442"/>
+        <w:commentRangeEnd w:id="451"/>
         <w:r>
           <w:rPr>
             <w:rStyle w:val="af2"/>
           </w:rPr>
-          <w:commentReference w:id="442"/>
+          <w:commentReference w:id="451"/>
         </w:r>
       </w:ins>
       <w:r>
         <w:t xml:space="preserve">. This self-reported measure may be subject to non-differential measurement error, biasing our estimates toward the null. </w:t>
       </w:r>
-      <w:ins w:id="443" w:author="治輝 齋藤" w:date="2026-04-30T18:04:00Z" w16du:dateUtc="2026-04-30T09:04:00Z">
+      <w:ins w:id="452" w:author="治輝 齋藤" w:date="2026-04-30T18:04:00Z" w16du:dateUtc="2026-04-30T09:04:00Z">
         <w:r>
           <w:rPr>
             <w:rFonts w:hint="eastAsia"/>
@@ -5554,7 +5633,7 @@
           <w:t>S</w:t>
         </w:r>
       </w:ins>
-      <w:ins w:id="444" w:author="治輝 齋藤" w:date="2026-04-30T20:36:00Z" w16du:dateUtc="2026-04-30T11:36:00Z">
+      <w:ins w:id="453" w:author="治輝 齋藤" w:date="2026-04-30T20:36:00Z" w16du:dateUtc="2026-04-30T11:36:00Z">
         <w:r>
           <w:rPr>
             <w:rFonts w:hint="eastAsia"/>
@@ -5563,7 +5642,7 @@
           <w:t>even</w:t>
         </w:r>
       </w:ins>
-      <w:ins w:id="445" w:author="治輝 齋藤" w:date="2026-04-30T18:04:00Z" w16du:dateUtc="2026-04-30T09:04:00Z">
+      <w:ins w:id="454" w:author="治輝 齋藤" w:date="2026-04-30T18:04:00Z" w16du:dateUtc="2026-04-30T09:04:00Z">
         <w:r>
           <w:rPr>
             <w:rFonts w:hint="eastAsia"/>
@@ -5572,7 +5651,7 @@
           <w:t>th</w:t>
         </w:r>
       </w:ins>
-      <w:del w:id="446" w:author="治輝 齋藤" w:date="2026-04-30T18:04:00Z" w16du:dateUtc="2026-04-30T09:04:00Z">
+      <w:del w:id="455" w:author="治輝 齋藤" w:date="2026-04-30T18:04:00Z" w16du:dateUtc="2026-04-30T09:04:00Z">
         <w:r>
           <w:delText>Fifth</w:delText>
         </w:r>
@@ -5586,7 +5665,7 @@
         <w:pStyle w:val="a0"/>
         <w:spacing w:line="360" w:lineRule="auto"/>
       </w:pPr>
-      <w:ins w:id="447" w:author="治輝 齋藤" w:date="2026-04-30T20:36:00Z" w16du:dateUtc="2026-04-30T11:36:00Z">
+      <w:ins w:id="456" w:author="治輝 齋藤" w:date="2026-04-30T20:36:00Z" w16du:dateUtc="2026-04-30T11:36:00Z">
         <w:r>
           <w:rPr>
             <w:rFonts w:hint="eastAsia"/>
@@ -5595,7 +5674,7 @@
           <w:t>Eigh</w:t>
         </w:r>
       </w:ins>
-      <w:ins w:id="448" w:author="治輝 齋藤" w:date="2026-04-30T18:04:00Z" w16du:dateUtc="2026-04-30T09:04:00Z">
+      <w:ins w:id="457" w:author="治輝 齋藤" w:date="2026-04-30T18:04:00Z" w16du:dateUtc="2026-04-30T09:04:00Z">
         <w:r>
           <w:rPr>
             <w:rFonts w:hint="eastAsia"/>
@@ -5604,7 +5683,7 @@
           <w:t>th</w:t>
         </w:r>
       </w:ins>
-      <w:del w:id="449" w:author="治輝 齋藤" w:date="2026-04-30T18:04:00Z" w16du:dateUtc="2026-04-30T09:04:00Z">
+      <w:del w:id="458" w:author="治輝 齋藤" w:date="2026-04-30T18:04:00Z" w16du:dateUtc="2026-04-30T09:04:00Z">
         <w:r>
           <w:delText>Sixth</w:delText>
         </w:r>
@@ -5629,7 +5708,7 @@
         </w:rPr>
         <w:t xml:space="preserve"> </w:t>
       </w:r>
-      <w:ins w:id="450" w:author="治輝 齋藤" w:date="2026-04-30T20:36:00Z" w16du:dateUtc="2026-04-30T11:36:00Z">
+      <w:ins w:id="459" w:author="治輝 齋藤" w:date="2026-04-30T20:36:00Z" w16du:dateUtc="2026-04-30T11:36:00Z">
         <w:r>
           <w:rPr>
             <w:rFonts w:hint="eastAsia"/>
@@ -5638,7 +5717,7 @@
           <w:t>Nin</w:t>
         </w:r>
       </w:ins>
-      <w:ins w:id="451" w:author="治輝 齋藤" w:date="2026-04-30T18:04:00Z" w16du:dateUtc="2026-04-30T09:04:00Z">
+      <w:ins w:id="460" w:author="治輝 齋藤" w:date="2026-04-30T18:04:00Z" w16du:dateUtc="2026-04-30T09:04:00Z">
         <w:r>
           <w:rPr>
             <w:rFonts w:hint="eastAsia"/>
@@ -5647,7 +5726,7 @@
           <w:t>th</w:t>
         </w:r>
       </w:ins>
-      <w:del w:id="452" w:author="治輝 齋藤" w:date="2026-04-30T18:04:00Z" w16du:dateUtc="2026-04-30T09:04:00Z">
+      <w:del w:id="461" w:author="治輝 齋藤" w:date="2026-04-30T18:04:00Z" w16du:dateUtc="2026-04-30T09:04:00Z">
         <w:r>
           <w:rPr>
             <w:rFonts w:hint="eastAsia"/>
@@ -5667,7 +5746,7 @@
         <w:t xml:space="preserve"> sex- and gender-stratified outcome tables were not available in the prefecture-level NDB Open Data extracts used here; findings therefore describe aggregate populations and should be interpreted with this limitation in mind.</w:t>
       </w:r>
     </w:p>
-    <w:bookmarkEnd w:id="415"/>
+    <w:bookmarkEnd w:id="424"/>
     <w:p>
       <w:pPr>
         <w:spacing w:line="360" w:lineRule="auto"/>
@@ -5683,9 +5762,9 @@
         <w:pStyle w:val="1"/>
         <w:spacing w:line="360" w:lineRule="auto"/>
       </w:pPr>
-      <w:bookmarkStart w:id="453" w:name="conclusions-1"/>
-      <w:bookmarkEnd w:id="311"/>
-      <w:bookmarkEnd w:id="414"/>
+      <w:bookmarkStart w:id="462" w:name="conclusions-1"/>
+      <w:bookmarkEnd w:id="320"/>
+      <w:bookmarkEnd w:id="423"/>
       <w:r>
         <w:t>Conclusions</w:t>
       </w:r>
@@ -5701,8 +5780,8 @@
       <w:r>
         <w:t xml:space="preserve"> slope </w:t>
       </w:r>
-      <w:commentRangeStart w:id="454"/>
-      <w:ins w:id="455" w:author="治輝 齋藤" w:date="2026-04-30T19:20:00Z" w16du:dateUtc="2026-04-30T10:20:00Z">
+      <w:commentRangeStart w:id="463"/>
+      <w:ins w:id="464" w:author="治輝 齋藤" w:date="2026-04-30T19:20:00Z" w16du:dateUtc="2026-04-30T10:20:00Z">
         <w:r>
           <w:rPr>
             <w:rFonts w:hint="eastAsia"/>
@@ -5711,19 +5790,19 @@
           <w:t>was</w:t>
         </w:r>
       </w:ins>
-      <w:del w:id="456" w:author="治輝 齋藤" w:date="2026-04-30T19:20:00Z" w16du:dateUtc="2026-04-30T10:20:00Z">
+      <w:del w:id="465" w:author="治輝 齋藤" w:date="2026-04-30T19:20:00Z" w16du:dateUtc="2026-04-30T10:20:00Z">
         <w:r>
           <w:delText>remained</w:delText>
         </w:r>
       </w:del>
-      <w:commentRangeEnd w:id="454"/>
+      <w:commentRangeEnd w:id="463"/>
       <w:r>
         <w:rPr>
           <w:rStyle w:val="af2"/>
           <w:sz w:val="24"/>
           <w:szCs w:val="24"/>
         </w:rPr>
-        <w:commentReference w:id="454"/>
+        <w:commentReference w:id="463"/>
       </w:r>
       <w:r>
         <w:t xml:space="preserve"> positively</w:t>
@@ -5735,12 +5814,12 @@
         <w:lastRenderedPageBreak/>
         <w:t xml:space="preserve">for </w:t>
       </w:r>
-      <w:ins w:id="457" w:author="治輝 齋藤" w:date="2026-05-19T23:38:00Z" w16du:dateUtc="2026-05-19T14:38:00Z">
+      <w:ins w:id="466" w:author="治輝 齋藤" w:date="2026-05-19T23:38:00Z" w16du:dateUtc="2026-05-19T14:38:00Z">
         <w:r>
           <w:t>proportion aged ≥65 years</w:t>
         </w:r>
       </w:ins>
-      <w:del w:id="458" w:author="治輝 齋藤" w:date="2026-05-19T23:38:00Z" w16du:dateUtc="2026-05-19T14:38:00Z">
+      <w:del w:id="467" w:author="治輝 齋藤" w:date="2026-05-19T23:38:00Z" w16du:dateUtc="2026-05-19T14:38:00Z">
         <w:r>
           <w:delText>aging rate</w:delText>
         </w:r>
@@ -5757,7 +5836,7 @@
       <w:r>
         <w:t>; conventional *p* = 0.043)</w:t>
       </w:r>
-      <w:ins w:id="459" w:author="治輝 齋藤" w:date="2026-05-19T12:38:00Z" w16du:dateUtc="2026-05-19T03:38:00Z">
+      <w:ins w:id="468" w:author="治輝 齋藤" w:date="2026-05-19T12:38:00Z" w16du:dateUtc="2026-05-19T03:38:00Z">
         <w:r>
           <w:t>, whereas heteroskedasticity-robust and bootstrap uncertainty quantification yielded borderline support compatible with no association at α = 0.05</w:t>
         </w:r>
@@ -5772,8 +5851,8 @@
       <w:r>
         <w:t xml:space="preserve"> </w:t>
       </w:r>
-      <w:commentRangeStart w:id="460"/>
-      <w:ins w:id="461" w:author="治輝 齋藤" w:date="2026-05-19T12:39:00Z" w16du:dateUtc="2026-05-19T03:39:00Z">
+      <w:commentRangeStart w:id="469"/>
+      <w:ins w:id="470" w:author="治輝 齋藤" w:date="2026-05-19T12:39:00Z" w16du:dateUtc="2026-05-19T03:39:00Z">
         <w:r>
           <w:t>Given the limited ecological sample size (N = 47), these findings should be interpreted as suggestive rather than confirmatory.</w:t>
         </w:r>
@@ -5784,12 +5863,12 @@
           </w:rPr>
           <w:t xml:space="preserve"> </w:t>
         </w:r>
-        <w:commentRangeEnd w:id="460"/>
+        <w:commentRangeEnd w:id="469"/>
         <w:r>
           <w:rPr>
             <w:rStyle w:val="af2"/>
           </w:rPr>
-          <w:commentReference w:id="460"/>
+          <w:commentReference w:id="469"/>
         </w:r>
       </w:ins>
       <w:r>
@@ -5801,7 +5880,7 @@
       <w:r>
         <w:t xml:space="preserve"> was specific to hip fractures, with no significant relationship observed for humerus or forearm fractures</w:t>
       </w:r>
-      <w:ins w:id="462" w:author="治輝 齋藤" w:date="2026-05-19T12:39:00Z" w16du:dateUtc="2026-05-19T03:39:00Z">
+      <w:ins w:id="471" w:author="治輝 齋藤" w:date="2026-05-19T12:39:00Z" w16du:dateUtc="2026-05-19T03:39:00Z">
         <w:r>
           <w:t>, consistent with biomechanical hypotheses emphasizing lateral falls and trochanteric loading on sloped terrain</w:t>
         </w:r>
@@ -5961,8 +6040,8 @@
         <w:pStyle w:val="1"/>
         <w:spacing w:line="360" w:lineRule="auto"/>
       </w:pPr>
-      <w:bookmarkStart w:id="463" w:name="references"/>
-      <w:bookmarkEnd w:id="453"/>
+      <w:bookmarkStart w:id="472" w:name="references"/>
+      <w:bookmarkEnd w:id="462"/>
       <w:r>
         <w:t>References</w:t>
       </w:r>
@@ -7018,8 +7097,8 @@
           <w:szCs w:val="40"/>
         </w:rPr>
       </w:pPr>
-      <w:bookmarkStart w:id="464" w:name="tables-and-figures"/>
-      <w:bookmarkEnd w:id="463"/>
+      <w:bookmarkStart w:id="473" w:name="tables-and-figures"/>
+      <w:bookmarkEnd w:id="472"/>
       <w:r>
         <w:br w:type="page"/>
       </w:r>
@@ -7037,7 +7116,7 @@
       <w:pPr>
         <w:pStyle w:val="2"/>
       </w:pPr>
-      <w:bookmarkStart w:id="465" w:name="Xd12e5d2fabb7f7da04933f49b094ec2cca003f6"/>
+      <w:bookmarkStart w:id="474" w:name="Xd12e5d2fabb7f7da04933f49b094ec2cca003f6"/>
       <w:r>
         <w:t>Table 1. Descriptive Statistics of Prefecture-Level Variables (N = 47)</w:t>
       </w:r>
@@ -9282,7 +9361,7 @@
                 <w:szCs w:val="18"/>
               </w:rPr>
             </w:pPr>
-            <w:ins w:id="466" w:author="治輝 齋藤" w:date="2026-05-19T23:39:00Z" w16du:dateUtc="2026-05-19T14:39:00Z">
+            <w:ins w:id="475" w:author="治輝 齋藤" w:date="2026-05-19T23:39:00Z" w16du:dateUtc="2026-05-19T14:39:00Z">
               <w:r>
                 <w:rPr>
                   <w:sz w:val="18"/>
@@ -9292,7 +9371,7 @@
                 <w:t xml:space="preserve">Proportion aged </w:t>
               </w:r>
             </w:ins>
-            <w:del w:id="467" w:author="治輝 齋藤" w:date="2026-05-19T23:39:00Z" w16du:dateUtc="2026-05-19T14:39:00Z">
+            <w:del w:id="476" w:author="治輝 齋藤" w:date="2026-05-19T23:39:00Z" w16du:dateUtc="2026-05-19T14:39:00Z">
               <w:r>
                 <w:rPr>
                   <w:sz w:val="18"/>
@@ -9308,7 +9387,7 @@
               </w:rPr>
               <w:t>≥65 years</w:t>
             </w:r>
-            <w:del w:id="468" w:author="治輝 齋藤" w:date="2026-05-19T23:39:00Z" w16du:dateUtc="2026-05-19T14:39:00Z">
+            <w:del w:id="477" w:author="治輝 齋藤" w:date="2026-05-19T23:39:00Z" w16du:dateUtc="2026-05-19T14:39:00Z">
               <w:r>
                 <w:rPr>
                   <w:sz w:val="18"/>
@@ -9554,7 +9633,7 @@
                 <w:szCs w:val="18"/>
               </w:rPr>
             </w:pPr>
-            <w:ins w:id="469" w:author="治輝 齋藤" w:date="2026-05-19T23:40:00Z" w16du:dateUtc="2026-05-19T14:40:00Z">
+            <w:ins w:id="478" w:author="治輝 齋藤" w:date="2026-05-19T23:40:00Z" w16du:dateUtc="2026-05-19T14:40:00Z">
               <w:r>
                 <w:rPr>
                   <w:sz w:val="18"/>
@@ -9563,7 +9642,7 @@
                 <w:t>Proportion with fast habitual walking</w:t>
               </w:r>
             </w:ins>
-            <w:del w:id="470" w:author="治輝 齋藤" w:date="2026-05-19T23:40:00Z" w16du:dateUtc="2026-05-19T14:40:00Z">
+            <w:del w:id="479" w:author="治輝 齋藤" w:date="2026-05-19T23:40:00Z" w16du:dateUtc="2026-05-19T14:40:00Z">
               <w:r>
                 <w:rPr>
                   <w:sz w:val="18"/>
@@ -10062,7 +10141,7 @@
       <w:r>
         <w:t>Q1 and Q3 denote 25th and 75th percentiles (prefecture-level observations). Exploratory Shapiro–Wilk tests rejected normality for fast</w:t>
       </w:r>
-      <w:ins w:id="471" w:author="治輝 齋藤" w:date="2026-05-19T23:40:00Z" w16du:dateUtc="2026-05-19T14:40:00Z">
+      <w:ins w:id="480" w:author="治輝 齋藤" w:date="2026-05-19T23:40:00Z" w16du:dateUtc="2026-05-19T14:40:00Z">
         <w:r>
           <w:rPr>
             <w:rFonts w:hint="eastAsia"/>
@@ -10071,7 +10150,7 @@
           <w:t>-</w:t>
         </w:r>
       </w:ins>
-      <w:del w:id="472" w:author="治輝 齋藤" w:date="2026-05-19T23:40:00Z" w16du:dateUtc="2026-05-19T14:40:00Z">
+      <w:del w:id="481" w:author="治輝 齋藤" w:date="2026-05-19T23:40:00Z" w16du:dateUtc="2026-05-19T14:40:00Z">
         <w:r>
           <w:delText xml:space="preserve"> </w:delText>
         </w:r>
@@ -10079,12 +10158,12 @@
       <w:r>
         <w:t xml:space="preserve">walking </w:t>
       </w:r>
-      <w:ins w:id="473" w:author="治輝 齋藤" w:date="2026-05-19T23:40:00Z" w16du:dateUtc="2026-05-19T14:40:00Z">
+      <w:ins w:id="482" w:author="治輝 齋藤" w:date="2026-05-19T23:40:00Z" w16du:dateUtc="2026-05-19T14:40:00Z">
         <w:r>
           <w:t>proportion</w:t>
         </w:r>
       </w:ins>
-      <w:del w:id="474" w:author="治輝 齋藤" w:date="2026-05-19T23:40:00Z" w16du:dateUtc="2026-05-19T14:40:00Z">
+      <w:del w:id="483" w:author="治輝 齋藤" w:date="2026-05-19T23:40:00Z" w16du:dateUtc="2026-05-19T14:40:00Z">
         <w:r>
           <w:delText>rate</w:delText>
         </w:r>
@@ -10102,12 +10181,12 @@
       <w:r>
         <w:t xml:space="preserve"> &lt; 0.001); other listed variables were not rejected at α = 0.05 (</w:t>
       </w:r>
-      <w:ins w:id="475" w:author="治輝 齋藤" w:date="2026-05-19T23:40:00Z" w16du:dateUtc="2026-05-19T14:40:00Z">
+      <w:ins w:id="484" w:author="治輝 齋藤" w:date="2026-05-19T23:40:00Z" w16du:dateUtc="2026-05-19T14:40:00Z">
         <w:r>
           <w:t>proportion aged ≥65 years</w:t>
         </w:r>
       </w:ins>
-      <w:del w:id="476" w:author="治輝 齋藤" w:date="2026-05-19T23:40:00Z" w16du:dateUtc="2026-05-19T14:40:00Z">
+      <w:del w:id="485" w:author="治輝 齋藤" w:date="2026-05-19T23:40:00Z" w16du:dateUtc="2026-05-19T14:40:00Z">
         <w:r>
           <w:delText>aging rate</w:delText>
         </w:r>
@@ -10138,8 +10217,8 @@
           <w:szCs w:val="32"/>
         </w:rPr>
       </w:pPr>
-      <w:bookmarkStart w:id="477" w:name="Xc4d8efe96bb5dc084b3a6055df59151a4b74ad0"/>
-      <w:bookmarkEnd w:id="465"/>
+      <w:bookmarkStart w:id="486" w:name="Xc4d8efe96bb5dc084b3a6055df59151a4b74ad0"/>
+      <w:bookmarkEnd w:id="474"/>
       <w:r>
         <w:br w:type="page"/>
       </w:r>
@@ -10268,12 +10347,12 @@
               <w:pStyle w:val="Compact"/>
               <w:jc w:val="right"/>
             </w:pPr>
-            <w:ins w:id="478" w:author="治輝 齋藤" w:date="2026-05-19T23:41:00Z" w16du:dateUtc="2026-05-19T14:41:00Z">
+            <w:ins w:id="487" w:author="治輝 齋藤" w:date="2026-05-19T23:41:00Z" w16du:dateUtc="2026-05-19T14:41:00Z">
               <w:r>
                 <w:t>Proportion aged ≥65 years</w:t>
               </w:r>
             </w:ins>
-            <w:del w:id="479" w:author="治輝 齋藤" w:date="2026-05-19T23:41:00Z" w16du:dateUtc="2026-05-19T14:41:00Z">
+            <w:del w:id="488" w:author="治輝 齋藤" w:date="2026-05-19T23:41:00Z" w16du:dateUtc="2026-05-19T14:41:00Z">
               <w:r>
                 <w:delText>Aging Rate</w:delText>
               </w:r>
@@ -10292,7 +10371,7 @@
             <w:r>
               <w:t>Fast</w:t>
             </w:r>
-            <w:ins w:id="480" w:author="治輝 齋藤" w:date="2026-05-19T23:41:00Z" w16du:dateUtc="2026-05-19T14:41:00Z">
+            <w:ins w:id="489" w:author="治輝 齋藤" w:date="2026-05-19T23:41:00Z" w16du:dateUtc="2026-05-19T14:41:00Z">
               <w:r>
                 <w:t xml:space="preserve"> </w:t>
               </w:r>
@@ -10300,7 +10379,7 @@
                 <w:t>-walking proportion</w:t>
               </w:r>
             </w:ins>
-            <w:del w:id="481" w:author="治輝 齋藤" w:date="2026-05-19T23:41:00Z" w16du:dateUtc="2026-05-19T14:41:00Z">
+            <w:del w:id="490" w:author="治輝 齋藤" w:date="2026-05-19T23:41:00Z" w16du:dateUtc="2026-05-19T14:41:00Z">
               <w:r>
                 <w:delText xml:space="preserve"> Walking Rate</w:delText>
               </w:r>
@@ -10866,12 +10945,12 @@
             <w:pPr>
               <w:pStyle w:val="Compact"/>
             </w:pPr>
-            <w:ins w:id="482" w:author="治輝 齋藤" w:date="2026-05-19T23:41:00Z" w16du:dateUtc="2026-05-19T14:41:00Z">
+            <w:ins w:id="491" w:author="治輝 齋藤" w:date="2026-05-19T23:41:00Z" w16du:dateUtc="2026-05-19T14:41:00Z">
               <w:r>
                 <w:t>Proportion aged ≥65 years</w:t>
               </w:r>
             </w:ins>
-            <w:del w:id="483" w:author="治輝 齋藤" w:date="2026-05-19T23:41:00Z" w16du:dateUtc="2026-05-19T14:41:00Z">
+            <w:del w:id="492" w:author="治輝 齋藤" w:date="2026-05-19T23:41:00Z" w16du:dateUtc="2026-05-19T14:41:00Z">
               <w:r>
                 <w:delText>Aging Rate</w:delText>
               </w:r>
@@ -10995,7 +11074,7 @@
             <w:r>
               <w:t>Fast</w:t>
             </w:r>
-            <w:ins w:id="484" w:author="治輝 齋藤" w:date="2026-05-19T23:41:00Z" w16du:dateUtc="2026-05-19T14:41:00Z">
+            <w:ins w:id="493" w:author="治輝 齋藤" w:date="2026-05-19T23:41:00Z" w16du:dateUtc="2026-05-19T14:41:00Z">
               <w:r>
                 <w:t xml:space="preserve"> </w:t>
               </w:r>
@@ -11003,7 +11082,7 @@
                 <w:t>-walking proportion</w:t>
               </w:r>
             </w:ins>
-            <w:del w:id="485" w:author="治輝 齋藤" w:date="2026-05-19T23:41:00Z" w16du:dateUtc="2026-05-19T14:41:00Z">
+            <w:del w:id="494" w:author="治輝 齋藤" w:date="2026-05-19T23:41:00Z" w16du:dateUtc="2026-05-19T14:41:00Z">
               <w:r>
                 <w:delText xml:space="preserve"> Walking Rate</w:delText>
               </w:r>
@@ -11325,8 +11404,8 @@
           <w:szCs w:val="32"/>
         </w:rPr>
       </w:pPr>
-      <w:bookmarkStart w:id="486" w:name="X6fac7f2e493ef5b618f5ac39729b4328cfa1bc7"/>
-      <w:bookmarkEnd w:id="477"/>
+      <w:bookmarkStart w:id="495" w:name="X6fac7f2e493ef5b618f5ac39729b4328cfa1bc7"/>
+      <w:bookmarkEnd w:id="486"/>
       <w:r>
         <w:br w:type="page"/>
       </w:r>
@@ -11623,12 +11702,12 @@
             <w:pPr>
               <w:pStyle w:val="Compact"/>
             </w:pPr>
-            <w:ins w:id="487" w:author="治輝 齋藤" w:date="2026-05-19T23:42:00Z" w16du:dateUtc="2026-05-19T14:42:00Z">
+            <w:ins w:id="496" w:author="治輝 齋藤" w:date="2026-05-19T23:42:00Z" w16du:dateUtc="2026-05-19T14:42:00Z">
               <w:r>
                 <w:t>Proportion aged ≥65 years</w:t>
               </w:r>
             </w:ins>
-            <w:del w:id="488" w:author="治輝 齋藤" w:date="2026-05-19T23:42:00Z" w16du:dateUtc="2026-05-19T14:42:00Z">
+            <w:del w:id="497" w:author="治輝 齋藤" w:date="2026-05-19T23:42:00Z" w16du:dateUtc="2026-05-19T14:42:00Z">
               <w:r>
                 <w:delText>Aging rate</w:delText>
               </w:r>
@@ -11715,7 +11794,7 @@
             <w:r>
               <w:t>Fast</w:t>
             </w:r>
-            <w:ins w:id="489" w:author="治輝 齋藤" w:date="2026-05-19T23:42:00Z" w16du:dateUtc="2026-05-19T14:42:00Z">
+            <w:ins w:id="498" w:author="治輝 齋藤" w:date="2026-05-19T23:42:00Z" w16du:dateUtc="2026-05-19T14:42:00Z">
               <w:r>
                 <w:rPr>
                   <w:rFonts w:hint="eastAsia"/>
@@ -11724,7 +11803,7 @@
                 <w:t>-</w:t>
               </w:r>
             </w:ins>
-            <w:del w:id="490" w:author="治輝 齋藤" w:date="2026-05-19T23:42:00Z" w16du:dateUtc="2026-05-19T14:42:00Z">
+            <w:del w:id="499" w:author="治輝 齋藤" w:date="2026-05-19T23:42:00Z" w16du:dateUtc="2026-05-19T14:42:00Z">
               <w:r>
                 <w:delText xml:space="preserve"> </w:delText>
               </w:r>
@@ -11732,12 +11811,12 @@
             <w:r>
               <w:t xml:space="preserve">walking </w:t>
             </w:r>
-            <w:ins w:id="491" w:author="治輝 齋藤" w:date="2026-05-19T23:42:00Z" w16du:dateUtc="2026-05-19T14:42:00Z">
+            <w:ins w:id="500" w:author="治輝 齋藤" w:date="2026-05-19T23:42:00Z" w16du:dateUtc="2026-05-19T14:42:00Z">
               <w:r>
                 <w:t>proportion</w:t>
               </w:r>
             </w:ins>
-            <w:del w:id="492" w:author="治輝 齋藤" w:date="2026-05-19T23:42:00Z" w16du:dateUtc="2026-05-19T14:42:00Z">
+            <w:del w:id="501" w:author="治輝 齋藤" w:date="2026-05-19T23:42:00Z" w16du:dateUtc="2026-05-19T14:42:00Z">
               <w:r>
                 <w:delText>rate</w:delText>
               </w:r>
@@ -12100,12 +12179,12 @@
       <w:r>
         <w:t xml:space="preserve">Model 1: simple linear regression of hip fracture rate on terrain slope alone. Model 2: multivariable linear regression adjusting for </w:t>
       </w:r>
-      <w:ins w:id="493" w:author="治輝 齋藤" w:date="2026-05-19T23:42:00Z" w16du:dateUtc="2026-05-19T14:42:00Z">
+      <w:ins w:id="502" w:author="治輝 齋藤" w:date="2026-05-19T23:42:00Z" w16du:dateUtc="2026-05-19T14:42:00Z">
         <w:r>
           <w:t>proportion aged ≥65 years</w:t>
         </w:r>
       </w:ins>
-      <w:del w:id="494" w:author="治輝 齋藤" w:date="2026-05-19T23:42:00Z" w16du:dateUtc="2026-05-19T14:42:00Z">
+      <w:del w:id="503" w:author="治輝 齋藤" w:date="2026-05-19T23:42:00Z" w16du:dateUtc="2026-05-19T14:42:00Z">
         <w:r>
           <w:delText>aging rate</w:delText>
         </w:r>
@@ -12113,7 +12192,7 @@
       <w:r>
         <w:t>, fast</w:t>
       </w:r>
-      <w:ins w:id="495" w:author="治輝 齋藤" w:date="2026-05-19T23:42:00Z" w16du:dateUtc="2026-05-19T14:42:00Z">
+      <w:ins w:id="504" w:author="治輝 齋藤" w:date="2026-05-19T23:42:00Z" w16du:dateUtc="2026-05-19T14:42:00Z">
         <w:r>
           <w:rPr>
             <w:rFonts w:hint="eastAsia"/>
@@ -12122,7 +12201,7 @@
           <w:t>-</w:t>
         </w:r>
       </w:ins>
-      <w:del w:id="496" w:author="治輝 齋藤" w:date="2026-05-19T23:42:00Z" w16du:dateUtc="2026-05-19T14:42:00Z">
+      <w:del w:id="505" w:author="治輝 齋藤" w:date="2026-05-19T23:42:00Z" w16du:dateUtc="2026-05-19T14:42:00Z">
         <w:r>
           <w:delText xml:space="preserve"> </w:delText>
         </w:r>
@@ -12130,12 +12209,12 @@
       <w:r>
         <w:t xml:space="preserve">walking </w:t>
       </w:r>
-      <w:ins w:id="497" w:author="治輝 齋藤" w:date="2026-05-19T23:42:00Z" w16du:dateUtc="2026-05-19T14:42:00Z">
+      <w:ins w:id="506" w:author="治輝 齋藤" w:date="2026-05-19T23:42:00Z" w16du:dateUtc="2026-05-19T14:42:00Z">
         <w:r>
           <w:t>proportion</w:t>
         </w:r>
       </w:ins>
-      <w:del w:id="498" w:author="治輝 齋藤" w:date="2026-05-19T23:42:00Z" w16du:dateUtc="2026-05-19T14:42:00Z">
+      <w:del w:id="507" w:author="治輝 齋藤" w:date="2026-05-19T23:42:00Z" w16du:dateUtc="2026-05-19T14:42:00Z">
         <w:r>
           <w:delText>rate</w:delText>
         </w:r>
@@ -12227,8 +12306,8 @@
           <w:szCs w:val="32"/>
         </w:rPr>
       </w:pPr>
-      <w:bookmarkStart w:id="499" w:name="Xdeb87af7aa3e82ca70e47e493f4f841d319d1c1"/>
-      <w:bookmarkEnd w:id="486"/>
+      <w:bookmarkStart w:id="508" w:name="Xdeb87af7aa3e82ca70e47e493f4f841d319d1c1"/>
+      <w:bookmarkEnd w:id="495"/>
       <w:r>
         <w:br w:type="page"/>
       </w:r>
@@ -12327,7 +12406,7 @@
               <w:pStyle w:val="Compact"/>
               <w:jc w:val="right"/>
             </w:pPr>
-            <w:ins w:id="500" w:author="治輝 齋藤" w:date="2026-05-19T23:43:00Z" w16du:dateUtc="2026-05-19T14:43:00Z">
+            <w:ins w:id="509" w:author="治輝 齋藤" w:date="2026-05-19T23:43:00Z" w16du:dateUtc="2026-05-19T14:43:00Z">
               <w:r>
                 <w:rPr>
                   <w:b/>
@@ -12336,7 +12415,7 @@
                 <w:t>Proportion aged ≥65 years</w:t>
               </w:r>
             </w:ins>
-            <w:del w:id="501" w:author="治輝 齋藤" w:date="2026-05-19T23:43:00Z" w16du:dateUtc="2026-05-19T14:43:00Z">
+            <w:del w:id="510" w:author="治輝 齋藤" w:date="2026-05-19T23:43:00Z" w16du:dateUtc="2026-05-19T14:43:00Z">
               <w:r>
                 <w:rPr>
                   <w:b/>
@@ -12847,12 +12926,12 @@
       <w:r>
         <w:t xml:space="preserve">All models adjusted for </w:t>
       </w:r>
-      <w:ins w:id="502" w:author="治輝 齋藤" w:date="2026-05-19T23:43:00Z" w16du:dateUtc="2026-05-19T14:43:00Z">
+      <w:ins w:id="511" w:author="治輝 齋藤" w:date="2026-05-19T23:43:00Z" w16du:dateUtc="2026-05-19T14:43:00Z">
         <w:r>
           <w:t>proportion aged ≥65 years</w:t>
         </w:r>
       </w:ins>
-      <w:del w:id="503" w:author="治輝 齋藤" w:date="2026-05-19T23:43:00Z" w16du:dateUtc="2026-05-19T14:43:00Z">
+      <w:del w:id="512" w:author="治輝 齋藤" w:date="2026-05-19T23:43:00Z" w16du:dateUtc="2026-05-19T14:43:00Z">
         <w:r>
           <w:delText>aging rate</w:delText>
         </w:r>
@@ -12860,7 +12939,7 @@
       <w:r>
         <w:t>, fast</w:t>
       </w:r>
-      <w:ins w:id="504" w:author="治輝 齋藤" w:date="2026-05-19T23:43:00Z" w16du:dateUtc="2026-05-19T14:43:00Z">
+      <w:ins w:id="513" w:author="治輝 齋藤" w:date="2026-05-19T23:43:00Z" w16du:dateUtc="2026-05-19T14:43:00Z">
         <w:r>
           <w:rPr>
             <w:rFonts w:hint="eastAsia"/>
@@ -12869,7 +12948,7 @@
           <w:t>-</w:t>
         </w:r>
       </w:ins>
-      <w:del w:id="505" w:author="治輝 齋藤" w:date="2026-05-19T23:43:00Z" w16du:dateUtc="2026-05-19T14:43:00Z">
+      <w:del w:id="514" w:author="治輝 齋藤" w:date="2026-05-19T23:43:00Z" w16du:dateUtc="2026-05-19T14:43:00Z">
         <w:r>
           <w:delText xml:space="preserve"> </w:delText>
         </w:r>
@@ -12877,12 +12956,12 @@
       <w:r>
         <w:t xml:space="preserve">walking </w:t>
       </w:r>
-      <w:ins w:id="506" w:author="治輝 齋藤" w:date="2026-05-19T23:43:00Z" w16du:dateUtc="2026-05-19T14:43:00Z">
+      <w:ins w:id="515" w:author="治輝 齋藤" w:date="2026-05-19T23:43:00Z" w16du:dateUtc="2026-05-19T14:43:00Z">
         <w:r>
           <w:t>proportion</w:t>
         </w:r>
       </w:ins>
-      <w:del w:id="507" w:author="治輝 齋藤" w:date="2026-05-19T23:43:00Z" w16du:dateUtc="2026-05-19T14:43:00Z">
+      <w:del w:id="516" w:author="治輝 齋藤" w:date="2026-05-19T23:43:00Z" w16du:dateUtc="2026-05-19T14:43:00Z">
         <w:r>
           <w:delText>rate</w:delText>
         </w:r>
@@ -12915,7 +12994,7 @@
       <w:pPr>
         <w:pStyle w:val="a0"/>
         <w:rPr>
-          <w:ins w:id="508" w:author="治輝 齋藤" w:date="2026-05-19T12:41:00Z" w16du:dateUtc="2026-05-19T03:41:00Z"/>
+          <w:ins w:id="517" w:author="治輝 齋藤" w:date="2026-05-19T12:41:00Z" w16du:dateUtc="2026-05-19T03:41:00Z"/>
         </w:rPr>
       </w:pPr>
       <w:r>
@@ -12931,10 +13010,10 @@
     <w:p>
       <w:pPr>
         <w:rPr>
-          <w:ins w:id="509" w:author="治輝 齋藤" w:date="2026-05-19T12:41:00Z" w16du:dateUtc="2026-05-19T03:41:00Z"/>
-        </w:rPr>
-      </w:pPr>
-      <w:ins w:id="510" w:author="治輝 齋藤" w:date="2026-05-19T12:41:00Z" w16du:dateUtc="2026-05-19T03:41:00Z">
+          <w:ins w:id="518" w:author="治輝 齋藤" w:date="2026-05-19T12:41:00Z" w16du:dateUtc="2026-05-19T03:41:00Z"/>
+        </w:rPr>
+      </w:pPr>
+      <w:ins w:id="519" w:author="治輝 齋藤" w:date="2026-05-19T12:41:00Z" w16du:dateUtc="2026-05-19T03:41:00Z">
         <w:r>
           <w:pict w14:anchorId="14EA81B3">
             <v:rect id="_x0000_i1040" style="width:0;height:1.5pt" o:hralign="center" o:hrstd="t" o:hr="t"/>
@@ -12946,14 +13025,14 @@
       <w:pPr>
         <w:pStyle w:val="2"/>
         <w:rPr>
-          <w:ins w:id="511" w:author="治輝 齋藤" w:date="2026-05-19T12:41:00Z" w16du:dateUtc="2026-05-19T03:41:00Z"/>
-        </w:rPr>
-      </w:pPr>
-      <w:ins w:id="512" w:author="治輝 齋藤" w:date="2026-05-19T12:41:00Z" w16du:dateUtc="2026-05-19T03:41:00Z">
+          <w:ins w:id="520" w:author="治輝 齋藤" w:date="2026-05-19T12:41:00Z" w16du:dateUtc="2026-05-19T03:41:00Z"/>
+        </w:rPr>
+      </w:pPr>
+      <w:ins w:id="521" w:author="治輝 齋藤" w:date="2026-05-19T12:41:00Z" w16du:dateUtc="2026-05-19T03:41:00Z">
         <w:r>
           <w:br w:type="page"/>
         </w:r>
-        <w:commentRangeStart w:id="513"/>
+        <w:commentRangeStart w:id="522"/>
         <w:r>
           <w:lastRenderedPageBreak/>
           <w:t>Table 5. Indirect Standardization Sensitivity Analysis: Multivariable Linear Regression of Indirectly Standardized Hip (Femur) Surgery Rate on Terrain Slope (N = 47)</w:t>
@@ -12976,7 +13055,7 @@
         <w:trPr>
           <w:cnfStyle w:val="100000000000" w:firstRow="1" w:lastRow="0" w:firstColumn="0" w:lastColumn="0" w:oddVBand="0" w:evenVBand="0" w:oddHBand="0" w:evenHBand="0" w:firstRowFirstColumn="0" w:firstRowLastColumn="0" w:lastRowFirstColumn="0" w:lastRowLastColumn="0"/>
           <w:tblHeader/>
-          <w:ins w:id="514" w:author="治輝 齋藤" w:date="2026-05-19T12:41:00Z"/>
+          <w:ins w:id="523" w:author="治輝 齋藤" w:date="2026-05-19T12:41:00Z"/>
         </w:trPr>
         <w:tc>
           <w:tcPr>
@@ -12986,10 +13065,10 @@
             <w:pPr>
               <w:spacing w:before="36" w:after="36"/>
               <w:rPr>
-                <w:ins w:id="515" w:author="治輝 齋藤" w:date="2026-05-19T12:41:00Z" w16du:dateUtc="2026-05-19T03:41:00Z"/>
-              </w:rPr>
-            </w:pPr>
-            <w:ins w:id="516" w:author="治輝 齋藤" w:date="2026-05-20T12:32:00Z" w16du:dateUtc="2026-05-20T03:32:00Z">
+                <w:ins w:id="524" w:author="治輝 齋藤" w:date="2026-05-19T12:41:00Z" w16du:dateUtc="2026-05-19T03:41:00Z"/>
+              </w:rPr>
+            </w:pPr>
+            <w:ins w:id="525" w:author="治輝 齋藤" w:date="2026-05-20T12:32:00Z" w16du:dateUtc="2026-05-20T03:32:00Z">
               <w:r>
                 <w:rPr>
                   <w:b/>
@@ -12998,7 +13077,7 @@
                 <w:t>Replacement assumption</w:t>
               </w:r>
             </w:ins>
-            <w:ins w:id="517" w:author="治輝 齋藤" w:date="2026-05-19T12:41:00Z" w16du:dateUtc="2026-05-19T03:41:00Z">
+            <w:ins w:id="526" w:author="治輝 齋藤" w:date="2026-05-19T12:41:00Z" w16du:dateUtc="2026-05-19T03:41:00Z">
               <w:r>
                 <w:rPr>
                   <w:b/>
@@ -13007,7 +13086,7 @@
                 <w:t xml:space="preserve"> for </w:t>
               </w:r>
             </w:ins>
-            <w:ins w:id="518" w:author="治輝 齋藤" w:date="2026-05-20T12:33:00Z" w16du:dateUtc="2026-05-20T03:33:00Z">
+            <w:ins w:id="527" w:author="治輝 齋藤" w:date="2026-05-20T12:33:00Z" w16du:dateUtc="2026-05-20T03:33:00Z">
               <w:r>
                 <w:rPr>
                   <w:b/>
@@ -13016,7 +13095,7 @@
                 <w:t>withheld</w:t>
               </w:r>
             </w:ins>
-            <w:ins w:id="519" w:author="治輝 齋藤" w:date="2026-05-19T12:41:00Z" w16du:dateUtc="2026-05-19T03:41:00Z">
+            <w:ins w:id="528" w:author="治輝 齋藤" w:date="2026-05-19T12:41:00Z" w16du:dateUtc="2026-05-19T03:41:00Z">
               <w:r>
                 <w:rPr>
                   <w:b/>
@@ -13035,10 +13114,10 @@
             <w:pPr>
               <w:spacing w:before="36" w:after="36"/>
               <w:rPr>
-                <w:ins w:id="520" w:author="治輝 齋藤" w:date="2026-05-19T12:41:00Z" w16du:dateUtc="2026-05-19T03:41:00Z"/>
-              </w:rPr>
-            </w:pPr>
-            <w:ins w:id="521" w:author="治輝 齋藤" w:date="2026-05-19T12:41:00Z" w16du:dateUtc="2026-05-19T03:41:00Z">
+                <w:ins w:id="529" w:author="治輝 齋藤" w:date="2026-05-19T12:41:00Z" w16du:dateUtc="2026-05-19T03:41:00Z"/>
+              </w:rPr>
+            </w:pPr>
+            <w:ins w:id="530" w:author="治輝 齋藤" w:date="2026-05-19T12:41:00Z" w16du:dateUtc="2026-05-19T03:41:00Z">
               <w:r>
                 <w:rPr>
                   <w:b/>
@@ -13060,10 +13139,10 @@
             <w:pPr>
               <w:spacing w:before="36" w:after="36"/>
               <w:rPr>
-                <w:ins w:id="522" w:author="治輝 齋藤" w:date="2026-05-19T12:41:00Z" w16du:dateUtc="2026-05-19T03:41:00Z"/>
-              </w:rPr>
-            </w:pPr>
-            <w:ins w:id="523" w:author="治輝 齋藤" w:date="2026-05-19T12:41:00Z" w16du:dateUtc="2026-05-19T03:41:00Z">
+                <w:ins w:id="531" w:author="治輝 齋藤" w:date="2026-05-19T12:41:00Z" w16du:dateUtc="2026-05-19T03:41:00Z"/>
+              </w:rPr>
+            </w:pPr>
+            <w:ins w:id="532" w:author="治輝 齋藤" w:date="2026-05-19T12:41:00Z" w16du:dateUtc="2026-05-19T03:41:00Z">
               <w:r>
                 <w:rPr>
                   <w:b/>
@@ -13079,7 +13158,7 @@
       </w:tr>
       <w:tr>
         <w:trPr>
-          <w:ins w:id="524" w:author="治輝 齋藤" w:date="2026-05-19T12:41:00Z"/>
+          <w:ins w:id="533" w:author="治輝 齋藤" w:date="2026-05-19T12:41:00Z"/>
         </w:trPr>
         <w:tc>
           <w:tcPr>
@@ -13089,10 +13168,10 @@
             <w:pPr>
               <w:spacing w:before="36" w:after="36"/>
               <w:rPr>
-                <w:ins w:id="525" w:author="治輝 齋藤" w:date="2026-05-19T12:41:00Z" w16du:dateUtc="2026-05-19T03:41:00Z"/>
-              </w:rPr>
-            </w:pPr>
-            <w:ins w:id="526" w:author="治輝 齋藤" w:date="2026-05-20T12:33:00Z" w16du:dateUtc="2026-05-20T03:33:00Z">
+                <w:ins w:id="534" w:author="治輝 齋藤" w:date="2026-05-19T12:41:00Z" w16du:dateUtc="2026-05-19T03:41:00Z"/>
+              </w:rPr>
+            </w:pPr>
+            <w:ins w:id="535" w:author="治輝 齋藤" w:date="2026-05-20T12:33:00Z" w16du:dateUtc="2026-05-20T03:33:00Z">
               <w:r>
                 <w:t>Withheld cell replaced with 0 surgeries</w:t>
               </w:r>
@@ -13107,10 +13186,10 @@
             <w:pPr>
               <w:spacing w:before="36" w:after="36"/>
               <w:rPr>
-                <w:ins w:id="527" w:author="治輝 齋藤" w:date="2026-05-19T12:41:00Z" w16du:dateUtc="2026-05-19T03:41:00Z"/>
-              </w:rPr>
-            </w:pPr>
-            <w:ins w:id="528" w:author="治輝 齋藤" w:date="2026-05-19T12:41:00Z" w16du:dateUtc="2026-05-19T03:41:00Z">
+                <w:ins w:id="536" w:author="治輝 齋藤" w:date="2026-05-19T12:41:00Z" w16du:dateUtc="2026-05-19T03:41:00Z"/>
+              </w:rPr>
+            </w:pPr>
+            <w:ins w:id="537" w:author="治輝 齋藤" w:date="2026-05-19T12:41:00Z" w16du:dateUtc="2026-05-19T03:41:00Z">
               <w:r>
                 <w:rPr>
                   <w:b/>
@@ -13129,10 +13208,10 @@
             <w:pPr>
               <w:spacing w:before="36" w:after="36"/>
               <w:rPr>
-                <w:ins w:id="529" w:author="治輝 齋藤" w:date="2026-05-19T12:41:00Z" w16du:dateUtc="2026-05-19T03:41:00Z"/>
-              </w:rPr>
-            </w:pPr>
-            <w:ins w:id="530" w:author="治輝 齋藤" w:date="2026-05-19T12:41:00Z" w16du:dateUtc="2026-05-19T03:41:00Z">
+                <w:ins w:id="538" w:author="治輝 齋藤" w:date="2026-05-19T12:41:00Z" w16du:dateUtc="2026-05-19T03:41:00Z"/>
+              </w:rPr>
+            </w:pPr>
+            <w:ins w:id="539" w:author="治輝 齋藤" w:date="2026-05-19T12:41:00Z" w16du:dateUtc="2026-05-19T03:41:00Z">
               <w:r>
                 <w:rPr>
                   <w:b/>
@@ -13146,7 +13225,7 @@
       </w:tr>
       <w:tr>
         <w:trPr>
-          <w:ins w:id="531" w:author="治輝 齋藤" w:date="2026-05-19T12:41:00Z"/>
+          <w:ins w:id="540" w:author="治輝 齋藤" w:date="2026-05-19T12:41:00Z"/>
         </w:trPr>
         <w:tc>
           <w:tcPr>
@@ -13156,10 +13235,10 @@
             <w:pPr>
               <w:spacing w:before="36" w:after="36"/>
               <w:rPr>
-                <w:ins w:id="532" w:author="治輝 齋藤" w:date="2026-05-19T12:41:00Z" w16du:dateUtc="2026-05-19T03:41:00Z"/>
-              </w:rPr>
-            </w:pPr>
-            <w:ins w:id="533" w:author="治輝 齋藤" w:date="2026-05-20T12:34:00Z" w16du:dateUtc="2026-05-20T03:34:00Z">
+                <w:ins w:id="541" w:author="治輝 齋藤" w:date="2026-05-19T12:41:00Z" w16du:dateUtc="2026-05-19T03:41:00Z"/>
+              </w:rPr>
+            </w:pPr>
+            <w:ins w:id="542" w:author="治輝 齋藤" w:date="2026-05-20T12:34:00Z" w16du:dateUtc="2026-05-20T03:34:00Z">
               <w:r>
                 <w:t>Withheld cell replaced with 5 surgeries</w:t>
               </w:r>
@@ -13174,10 +13253,10 @@
             <w:pPr>
               <w:spacing w:before="36" w:after="36"/>
               <w:rPr>
-                <w:ins w:id="534" w:author="治輝 齋藤" w:date="2026-05-19T12:41:00Z" w16du:dateUtc="2026-05-19T03:41:00Z"/>
-              </w:rPr>
-            </w:pPr>
-            <w:ins w:id="535" w:author="治輝 齋藤" w:date="2026-05-19T12:41:00Z" w16du:dateUtc="2026-05-19T03:41:00Z">
+                <w:ins w:id="543" w:author="治輝 齋藤" w:date="2026-05-19T12:41:00Z" w16du:dateUtc="2026-05-19T03:41:00Z"/>
+              </w:rPr>
+            </w:pPr>
+            <w:ins w:id="544" w:author="治輝 齋藤" w:date="2026-05-19T12:41:00Z" w16du:dateUtc="2026-05-19T03:41:00Z">
               <w:r>
                 <w:rPr>
                   <w:b/>
@@ -13196,10 +13275,10 @@
             <w:pPr>
               <w:spacing w:before="36" w:after="36"/>
               <w:rPr>
-                <w:ins w:id="536" w:author="治輝 齋藤" w:date="2026-05-19T12:41:00Z" w16du:dateUtc="2026-05-19T03:41:00Z"/>
-              </w:rPr>
-            </w:pPr>
-            <w:ins w:id="537" w:author="治輝 齋藤" w:date="2026-05-19T12:41:00Z" w16du:dateUtc="2026-05-19T03:41:00Z">
+                <w:ins w:id="545" w:author="治輝 齋藤" w:date="2026-05-19T12:41:00Z" w16du:dateUtc="2026-05-19T03:41:00Z"/>
+              </w:rPr>
+            </w:pPr>
+            <w:ins w:id="546" w:author="治輝 齋藤" w:date="2026-05-19T12:41:00Z" w16du:dateUtc="2026-05-19T03:41:00Z">
               <w:r>
                 <w:rPr>
                   <w:b/>
@@ -13213,7 +13292,7 @@
       </w:tr>
       <w:tr>
         <w:trPr>
-          <w:ins w:id="538" w:author="治輝 齋藤" w:date="2026-05-19T12:41:00Z"/>
+          <w:ins w:id="547" w:author="治輝 齋藤" w:date="2026-05-19T12:41:00Z"/>
         </w:trPr>
         <w:tc>
           <w:tcPr>
@@ -13223,10 +13302,10 @@
             <w:pPr>
               <w:spacing w:before="36" w:after="36"/>
               <w:rPr>
-                <w:ins w:id="539" w:author="治輝 齋藤" w:date="2026-05-19T12:41:00Z" w16du:dateUtc="2026-05-19T03:41:00Z"/>
-              </w:rPr>
-            </w:pPr>
-            <w:ins w:id="540" w:author="治輝 齋藤" w:date="2026-05-20T12:34:00Z" w16du:dateUtc="2026-05-20T03:34:00Z">
+                <w:ins w:id="548" w:author="治輝 齋藤" w:date="2026-05-19T12:41:00Z" w16du:dateUtc="2026-05-19T03:41:00Z"/>
+              </w:rPr>
+            </w:pPr>
+            <w:ins w:id="549" w:author="治輝 齋藤" w:date="2026-05-20T12:34:00Z" w16du:dateUtc="2026-05-20T03:34:00Z">
               <w:r>
                 <w:rPr>
                   <w:rFonts w:hint="eastAsia"/>
@@ -13248,10 +13327,10 @@
             <w:pPr>
               <w:spacing w:before="36" w:after="36"/>
               <w:rPr>
-                <w:ins w:id="541" w:author="治輝 齋藤" w:date="2026-05-19T12:41:00Z" w16du:dateUtc="2026-05-19T03:41:00Z"/>
-              </w:rPr>
-            </w:pPr>
-            <w:ins w:id="542" w:author="治輝 齋藤" w:date="2026-05-19T12:41:00Z" w16du:dateUtc="2026-05-19T03:41:00Z">
+                <w:ins w:id="550" w:author="治輝 齋藤" w:date="2026-05-19T12:41:00Z" w16du:dateUtc="2026-05-19T03:41:00Z"/>
+              </w:rPr>
+            </w:pPr>
+            <w:ins w:id="551" w:author="治輝 齋藤" w:date="2026-05-19T12:41:00Z" w16du:dateUtc="2026-05-19T03:41:00Z">
               <w:r>
                 <w:rPr>
                   <w:b/>
@@ -13270,10 +13349,10 @@
             <w:pPr>
               <w:spacing w:before="36" w:after="36"/>
               <w:rPr>
-                <w:ins w:id="543" w:author="治輝 齋藤" w:date="2026-05-19T12:41:00Z" w16du:dateUtc="2026-05-19T03:41:00Z"/>
-              </w:rPr>
-            </w:pPr>
-            <w:ins w:id="544" w:author="治輝 齋藤" w:date="2026-05-19T12:41:00Z" w16du:dateUtc="2026-05-19T03:41:00Z">
+                <w:ins w:id="552" w:author="治輝 齋藤" w:date="2026-05-19T12:41:00Z" w16du:dateUtc="2026-05-19T03:41:00Z"/>
+              </w:rPr>
+            </w:pPr>
+            <w:ins w:id="553" w:author="治輝 齋藤" w:date="2026-05-19T12:41:00Z" w16du:dateUtc="2026-05-19T03:41:00Z">
               <w:r>
                 <w:rPr>
                   <w:b/>
@@ -13290,10 +13369,10 @@
       <w:pPr>
         <w:pStyle w:val="2"/>
         <w:rPr>
-          <w:ins w:id="545" w:author="治輝 齋藤" w:date="2026-05-19T12:41:00Z" w16du:dateUtc="2026-05-19T03:41:00Z"/>
-        </w:rPr>
-      </w:pPr>
-      <w:ins w:id="546" w:author="治輝 齋藤" w:date="2026-05-19T12:41:00Z" w16du:dateUtc="2026-05-19T03:41:00Z">
+          <w:ins w:id="554" w:author="治輝 齋藤" w:date="2026-05-19T12:41:00Z" w16du:dateUtc="2026-05-19T03:41:00Z"/>
+        </w:rPr>
+      </w:pPr>
+      <w:ins w:id="555" w:author="治輝 齋藤" w:date="2026-05-19T12:41:00Z" w16du:dateUtc="2026-05-19T03:41:00Z">
         <w:r>
           <w:rPr>
             <w:rFonts w:asciiTheme="minorHAnsi" w:eastAsiaTheme="minorEastAsia" w:hAnsiTheme="minorHAnsi" w:cstheme="minorBidi"/>
@@ -13322,7 +13401,7 @@
           <w:t xml:space="preserve"> under the indicated </w:t>
         </w:r>
       </w:ins>
-      <w:ins w:id="547" w:author="治輝 齋藤" w:date="2026-05-20T12:34:00Z" w16du:dateUtc="2026-05-20T03:34:00Z">
+      <w:ins w:id="556" w:author="治輝 齋藤" w:date="2026-05-20T12:34:00Z" w16du:dateUtc="2026-05-20T03:34:00Z">
         <w:r>
           <w:rPr>
             <w:rFonts w:asciiTheme="minorHAnsi" w:eastAsiaTheme="minorEastAsia" w:hAnsiTheme="minorHAnsi" w:cstheme="minorBidi"/>
@@ -13333,7 +13412,7 @@
           <w:t>replacement</w:t>
         </w:r>
       </w:ins>
-      <w:ins w:id="548" w:author="治輝 齋藤" w:date="2026-05-19T12:41:00Z" w16du:dateUtc="2026-05-19T03:41:00Z">
+      <w:ins w:id="557" w:author="治輝 齋藤" w:date="2026-05-19T12:41:00Z" w16du:dateUtc="2026-05-19T03:41:00Z">
         <w:r>
           <w:rPr>
             <w:rFonts w:asciiTheme="minorHAnsi" w:eastAsiaTheme="minorEastAsia" w:hAnsiTheme="minorHAnsi" w:cstheme="minorBidi"/>
@@ -13344,7 +13423,7 @@
           <w:t xml:space="preserve"> rule (Methods</w:t>
         </w:r>
       </w:ins>
-      <w:ins w:id="549" w:author="治輝 齋藤" w:date="2026-05-20T12:34:00Z" w16du:dateUtc="2026-05-20T03:34:00Z">
+      <w:ins w:id="558" w:author="治輝 齋藤" w:date="2026-05-20T12:34:00Z" w16du:dateUtc="2026-05-20T03:34:00Z">
         <w:r>
           <w:rPr>
             <w:rFonts w:asciiTheme="minorHAnsi" w:eastAsiaTheme="minorEastAsia" w:hAnsiTheme="minorHAnsi" w:cstheme="minorBidi"/>
@@ -13355,7 +13434,7 @@
           <w:t>). Withheld cells are counts suppressed in public NDB Open Data for disclosure control (originally shown as "-"</w:t>
         </w:r>
       </w:ins>
-      <w:ins w:id="550" w:author="治輝 齋藤" w:date="2026-05-19T12:41:00Z" w16du:dateUtc="2026-05-19T03:41:00Z">
+      <w:ins w:id="559" w:author="治輝 齋藤" w:date="2026-05-19T12:41:00Z" w16du:dateUtc="2026-05-19T03:41:00Z">
         <w:r>
           <w:rPr>
             <w:rFonts w:asciiTheme="minorHAnsi" w:eastAsiaTheme="minorEastAsia" w:hAnsiTheme="minorHAnsi" w:cstheme="minorBidi"/>
@@ -13405,14 +13484,14 @@
           </w:rPr>
           <w:t xml:space="preserve"> &lt; 0.05 (conventional model-based standard errors). These results are sensitivity analyses only.</w:t>
         </w:r>
-        <w:commentRangeEnd w:id="513"/>
+        <w:commentRangeEnd w:id="522"/>
         <w:r>
           <w:rPr>
             <w:rStyle w:val="af2"/>
             <w:rFonts w:asciiTheme="minorHAnsi" w:eastAsiaTheme="minorEastAsia" w:hAnsiTheme="minorHAnsi" w:cstheme="minorBidi"/>
             <w:color w:val="auto"/>
           </w:rPr>
-          <w:commentReference w:id="513"/>
+          <w:commentReference w:id="522"/>
         </w:r>
       </w:ins>
     </w:p>
@@ -13420,7 +13499,7 @@
       <w:pPr>
         <w:pStyle w:val="a0"/>
         <w:rPr>
-          <w:del w:id="551" w:author="治輝 齋藤" w:date="2026-05-19T12:41:00Z" w16du:dateUtc="2026-05-19T03:41:00Z"/>
+          <w:del w:id="560" w:author="治輝 齋藤" w:date="2026-05-19T12:41:00Z" w16du:dateUtc="2026-05-19T03:41:00Z"/>
         </w:rPr>
       </w:pPr>
     </w:p>
@@ -13428,10 +13507,10 @@
       <w:pPr>
         <w:pStyle w:val="a0"/>
         <w:rPr>
-          <w:del w:id="552" w:author="治輝 齋藤" w:date="2026-05-19T12:41:00Z" w16du:dateUtc="2026-05-19T03:41:00Z"/>
-        </w:rPr>
-      </w:pPr>
-      <w:del w:id="553" w:author="治輝 齋藤" w:date="2026-05-19T12:41:00Z" w16du:dateUtc="2026-05-19T03:41:00Z">
+          <w:del w:id="561" w:author="治輝 齋藤" w:date="2026-05-19T12:41:00Z" w16du:dateUtc="2026-05-19T03:41:00Z"/>
+        </w:rPr>
+      </w:pPr>
+      <w:del w:id="562" w:author="治輝 齋藤" w:date="2026-05-19T12:41:00Z" w16du:dateUtc="2026-05-19T03:41:00Z">
         <w:r>
           <w:pict w14:anchorId="657FDAF1">
             <v:rect id="_x0000_i1041" style="width:0;height:1.5pt" o:hralign="center" o:hrstd="t" o:hr="t"/>
@@ -13448,8 +13527,8 @@
           <w:szCs w:val="32"/>
         </w:rPr>
       </w:pPr>
-      <w:bookmarkStart w:id="554" w:name="figure-legends"/>
-      <w:bookmarkEnd w:id="499"/>
+      <w:bookmarkStart w:id="563" w:name="figure-legends"/>
+      <w:bookmarkEnd w:id="508"/>
       <w:r>
         <w:br w:type="page"/>
       </w:r>
@@ -13482,7 +13561,7 @@
       <w:pPr>
         <w:pStyle w:val="a0"/>
       </w:pPr>
-      <w:del w:id="555" w:author="治輝 齋藤" w:date="2026-05-20T08:40:00Z" w16du:dateUtc="2026-05-19T23:40:00Z">
+      <w:del w:id="564" w:author="治輝 齋藤" w:date="2026-05-20T08:40:00Z" w16du:dateUtc="2026-05-19T23:40:00Z">
         <w:r>
           <w:rPr>
             <w:b/>
@@ -13506,7 +13585,7 @@
         </w:rPr>
         <w:t xml:space="preserve">Figure </w:t>
       </w:r>
-      <w:ins w:id="556" w:author="治輝 齋藤" w:date="2026-05-20T08:40:00Z" w16du:dateUtc="2026-05-19T23:40:00Z">
+      <w:ins w:id="565" w:author="治輝 齋藤" w:date="2026-05-20T08:40:00Z" w16du:dateUtc="2026-05-19T23:40:00Z">
         <w:r>
           <w:rPr>
             <w:rFonts w:hint="eastAsia"/>
@@ -13517,7 +13596,7 @@
           <w:t>2</w:t>
         </w:r>
       </w:ins>
-      <w:del w:id="557" w:author="治輝 齋藤" w:date="2026-05-20T08:40:00Z" w16du:dateUtc="2026-05-19T23:40:00Z">
+      <w:del w:id="566" w:author="治輝 齋藤" w:date="2026-05-20T08:40:00Z" w16du:dateUtc="2026-05-19T23:40:00Z">
         <w:r>
           <w:rPr>
             <w:rFonts w:hint="eastAsia"/>
@@ -13574,7 +13653,7 @@
         </w:rPr>
         <w:t xml:space="preserve">Figure </w:t>
       </w:r>
-      <w:ins w:id="558" w:author="治輝 齋藤" w:date="2026-05-20T08:40:00Z" w16du:dateUtc="2026-05-19T23:40:00Z">
+      <w:ins w:id="567" w:author="治輝 齋藤" w:date="2026-05-20T08:40:00Z" w16du:dateUtc="2026-05-19T23:40:00Z">
         <w:r>
           <w:rPr>
             <w:rFonts w:hint="eastAsia"/>
@@ -13585,7 +13664,7 @@
           <w:t>3</w:t>
         </w:r>
       </w:ins>
-      <w:del w:id="559" w:author="治輝 齋藤" w:date="2026-05-20T08:40:00Z" w16du:dateUtc="2026-05-19T23:40:00Z">
+      <w:del w:id="568" w:author="治輝 齋藤" w:date="2026-05-20T08:40:00Z" w16du:dateUtc="2026-05-19T23:40:00Z">
         <w:r>
           <w:rPr>
             <w:rFonts w:hint="eastAsia"/>
@@ -13634,7 +13713,7 @@
         </w:rPr>
         <w:t xml:space="preserve">Figure </w:t>
       </w:r>
-      <w:ins w:id="560" w:author="治輝 齋藤" w:date="2026-05-20T08:40:00Z" w16du:dateUtc="2026-05-19T23:40:00Z">
+      <w:ins w:id="569" w:author="治輝 齋藤" w:date="2026-05-20T08:40:00Z" w16du:dateUtc="2026-05-19T23:40:00Z">
         <w:r>
           <w:rPr>
             <w:rFonts w:hint="eastAsia"/>
@@ -13645,7 +13724,7 @@
           <w:t>4</w:t>
         </w:r>
       </w:ins>
-      <w:del w:id="561" w:author="治輝 齋藤" w:date="2026-05-20T08:40:00Z" w16du:dateUtc="2026-05-19T23:40:00Z">
+      <w:del w:id="570" w:author="治輝 齋藤" w:date="2026-05-20T08:40:00Z" w16du:dateUtc="2026-05-19T23:40:00Z">
         <w:r>
           <w:rPr>
             <w:rFonts w:hint="eastAsia"/>
@@ -13692,8 +13771,8 @@
           <w:szCs w:val="32"/>
         </w:rPr>
       </w:pPr>
-      <w:bookmarkStart w:id="562" w:name="figure-1"/>
-      <w:bookmarkEnd w:id="554"/>
+      <w:bookmarkStart w:id="571" w:name="figure-1"/>
+      <w:bookmarkEnd w:id="563"/>
       <w:r>
         <w:br w:type="page"/>
       </w:r>
@@ -13796,8 +13875,8 @@
       <w:pPr>
         <w:pStyle w:val="2"/>
       </w:pPr>
-      <w:bookmarkStart w:id="563" w:name="figure-2"/>
-      <w:bookmarkEnd w:id="562"/>
+      <w:bookmarkStart w:id="572" w:name="figure-2"/>
+      <w:bookmarkEnd w:id="571"/>
       <w:r>
         <w:t>Figure 2</w:t>
       </w:r>
@@ -13808,8 +13887,8 @@
       </w:pPr>
     </w:p>
     <w:p>
-      <w:bookmarkStart w:id="564" w:name="figure-3"/>
-      <w:bookmarkEnd w:id="563"/>
+      <w:bookmarkStart w:id="573" w:name="figure-3"/>
+      <w:bookmarkEnd w:id="572"/>
       <w:r>
         <w:br w:type="page"/>
       </w:r>
@@ -13823,10 +13902,10 @@
       <w:pPr>
         <w:pStyle w:val="2"/>
         <w:rPr>
-          <w:del w:id="565" w:author="治輝 齋藤" w:date="2026-05-20T08:40:00Z" w16du:dateUtc="2026-05-19T23:40:00Z"/>
-        </w:rPr>
-      </w:pPr>
-      <w:del w:id="566" w:author="治輝 齋藤" w:date="2026-05-20T08:40:00Z" w16du:dateUtc="2026-05-19T23:40:00Z">
+          <w:del w:id="574" w:author="治輝 齋藤" w:date="2026-05-20T08:40:00Z" w16du:dateUtc="2026-05-19T23:40:00Z"/>
+        </w:rPr>
+      </w:pPr>
+      <w:del w:id="575" w:author="治輝 齋藤" w:date="2026-05-20T08:40:00Z" w16du:dateUtc="2026-05-19T23:40:00Z">
         <w:r>
           <w:delText xml:space="preserve">Figure </w:delText>
         </w:r>
@@ -13843,10 +13922,10 @@
       <w:pPr>
         <w:pStyle w:val="FirstParagraph"/>
         <w:rPr>
-          <w:del w:id="567" w:author="治輝 齋藤" w:date="2026-05-20T08:40:00Z" w16du:dateUtc="2026-05-19T23:40:00Z"/>
-        </w:rPr>
-      </w:pPr>
-      <w:del w:id="568" w:author="治輝 齋藤" w:date="2026-05-20T08:40:00Z" w16du:dateUtc="2026-05-19T23:40:00Z">
+          <w:del w:id="576" w:author="治輝 齋藤" w:date="2026-05-20T08:40:00Z" w16du:dateUtc="2026-05-19T23:40:00Z"/>
+        </w:rPr>
+      </w:pPr>
+      <w:del w:id="577" w:author="治輝 齋藤" w:date="2026-05-20T08:40:00Z" w16du:dateUtc="2026-05-19T23:40:00Z">
         <w:r>
           <w:rPr>
             <w:noProof/>
@@ -13900,16 +13979,16 @@
     <w:p>
       <w:pPr>
         <w:rPr>
-          <w:del w:id="569" w:author="治輝 齋藤" w:date="2026-05-20T08:40:00Z" w16du:dateUtc="2026-05-19T23:40:00Z"/>
+          <w:del w:id="578" w:author="治輝 齋藤" w:date="2026-05-20T08:40:00Z" w16du:dateUtc="2026-05-19T23:40:00Z"/>
           <w:rFonts w:asciiTheme="majorHAnsi" w:eastAsiaTheme="majorEastAsia" w:hAnsiTheme="majorHAnsi" w:cstheme="majorBidi"/>
           <w:color w:val="0F4761" w:themeColor="accent1" w:themeShade="BF"/>
           <w:sz w:val="32"/>
           <w:szCs w:val="32"/>
         </w:rPr>
       </w:pPr>
-      <w:bookmarkStart w:id="570" w:name="figure-4"/>
-      <w:bookmarkEnd w:id="564"/>
-      <w:del w:id="571" w:author="治輝 齋藤" w:date="2026-05-20T08:40:00Z" w16du:dateUtc="2026-05-19T23:40:00Z">
+      <w:bookmarkStart w:id="579" w:name="figure-4"/>
+      <w:bookmarkEnd w:id="573"/>
+      <w:del w:id="580" w:author="治輝 齋藤" w:date="2026-05-20T08:40:00Z" w16du:dateUtc="2026-05-19T23:40:00Z">
         <w:r>
           <w:br w:type="page"/>
         </w:r>
@@ -13985,7 +14064,7 @@
       <w:r>
         <w:t xml:space="preserve">Figure </w:t>
       </w:r>
-      <w:ins w:id="572" w:author="治輝 齋藤" w:date="2026-05-20T08:40:00Z" w16du:dateUtc="2026-05-19T23:40:00Z">
+      <w:ins w:id="581" w:author="治輝 齋藤" w:date="2026-05-20T08:40:00Z" w16du:dateUtc="2026-05-19T23:40:00Z">
         <w:r>
           <w:rPr>
             <w:rFonts w:hint="eastAsia"/>
@@ -13994,7 +14073,7 @@
           <w:t>2</w:t>
         </w:r>
       </w:ins>
-      <w:del w:id="573" w:author="治輝 齋藤" w:date="2026-05-20T08:40:00Z" w16du:dateUtc="2026-05-19T23:40:00Z">
+      <w:del w:id="582" w:author="治輝 齋藤" w:date="2026-05-20T08:40:00Z" w16du:dateUtc="2026-05-19T23:40:00Z">
         <w:r>
           <w:rPr>
             <w:rFonts w:hint="eastAsia"/>
@@ -14024,8 +14103,8 @@
       <w:pPr>
         <w:pStyle w:val="2"/>
       </w:pPr>
-      <w:bookmarkStart w:id="574" w:name="figure-5"/>
-      <w:bookmarkEnd w:id="570"/>
+      <w:bookmarkStart w:id="583" w:name="figure-5"/>
+      <w:bookmarkEnd w:id="579"/>
       <w:r>
         <w:t xml:space="preserve">Figure </w:t>
       </w:r>
@@ -14057,8 +14136,8 @@
       <w:pPr>
         <w:pStyle w:val="2"/>
       </w:pPr>
-      <w:bookmarkStart w:id="575" w:name="figure-6"/>
-      <w:bookmarkEnd w:id="574"/>
+      <w:bookmarkStart w:id="584" w:name="figure-6"/>
+      <w:bookmarkEnd w:id="583"/>
       <w:r>
         <w:t xml:space="preserve">Figure </w:t>
       </w:r>
@@ -14070,8 +14149,8 @@
         <w:t>5</w:t>
       </w:r>
     </w:p>
-    <w:bookmarkEnd w:id="464"/>
-    <w:bookmarkEnd w:id="575"/>
+    <w:bookmarkEnd w:id="473"/>
+    <w:bookmarkEnd w:id="584"/>
     <w:p>
       <w:pPr>
         <w:pStyle w:val="FirstParagraph"/>
@@ -14162,7 +14241,7 @@
       <w:r>
         <w:t xml:space="preserve">Figure </w:t>
       </w:r>
-      <w:ins w:id="576" w:author="治輝 齋藤" w:date="2026-05-20T08:40:00Z" w16du:dateUtc="2026-05-19T23:40:00Z">
+      <w:ins w:id="585" w:author="治輝 齋藤" w:date="2026-05-20T08:40:00Z" w16du:dateUtc="2026-05-19T23:40:00Z">
         <w:r>
           <w:rPr>
             <w:rFonts w:hint="eastAsia"/>
@@ -14171,7 +14250,7 @@
           <w:t>3</w:t>
         </w:r>
       </w:ins>
-      <w:del w:id="577" w:author="治輝 齋藤" w:date="2026-05-20T08:40:00Z" w16du:dateUtc="2026-05-19T23:40:00Z">
+      <w:del w:id="586" w:author="治輝 齋藤" w:date="2026-05-20T08:40:00Z" w16du:dateUtc="2026-05-19T23:40:00Z">
         <w:r>
           <w:rPr>
             <w:rFonts w:hint="eastAsia"/>
@@ -14349,7 +14428,7 @@
         <w:lastRenderedPageBreak/>
         <w:t xml:space="preserve">Figure </w:t>
       </w:r>
-      <w:ins w:id="578" w:author="治輝 齋藤" w:date="2026-05-20T08:40:00Z" w16du:dateUtc="2026-05-19T23:40:00Z">
+      <w:ins w:id="587" w:author="治輝 齋藤" w:date="2026-05-20T08:40:00Z" w16du:dateUtc="2026-05-19T23:40:00Z">
         <w:r>
           <w:rPr>
             <w:rFonts w:hint="eastAsia"/>
@@ -14358,7 +14437,7 @@
           <w:t>4</w:t>
         </w:r>
       </w:ins>
-      <w:del w:id="579" w:author="治輝 齋藤" w:date="2026-05-20T08:40:00Z" w16du:dateUtc="2026-05-19T23:40:00Z">
+      <w:del w:id="588" w:author="治輝 齋藤" w:date="2026-05-20T08:40:00Z" w16du:dateUtc="2026-05-19T23:40:00Z">
         <w:r>
           <w:rPr>
             <w:rFonts w:hint="eastAsia"/>
@@ -14675,6 +14754,92 @@
       </w:r>
     </w:p>
   </w:comment>
+  <w:comment w:id="52" w:author="治輝 齋藤" w:date="2026-05-20T12:50:00Z" w:initials="治齋">
+    <w:p>
+      <w:pPr>
+        <w:pStyle w:val="af3"/>
+        <w:rPr>
+          <w:lang w:eastAsia="ja-JP"/>
+        </w:rPr>
+      </w:pPr>
+      <w:r>
+        <w:rPr>
+          <w:rStyle w:val="af2"/>
+        </w:rPr>
+        <w:annotationRef/>
+      </w:r>
+      <w:r>
+        <w:rPr>
+          <w:rFonts w:hint="eastAsia"/>
+          <w:lang w:eastAsia="ja-JP"/>
+        </w:rPr>
+        <w:t>（</w:t>
+      </w:r>
+      <w:r>
+        <w:rPr>
+          <w:rFonts w:hint="eastAsia"/>
+          <w:lang w:eastAsia="ja-JP"/>
+        </w:rPr>
+        <w:t>江口先生コメント⑤）「</w:t>
+      </w:r>
+      <w:r>
+        <w:rPr>
+          <w:rFonts w:hint="eastAsia"/>
+          <w:lang w:eastAsia="ja-JP"/>
+        </w:rPr>
+        <w:t>1.81</w:t>
+      </w:r>
+      <w:r>
+        <w:rPr>
+          <w:rFonts w:hint="eastAsia"/>
+          <w:lang w:eastAsia="ja-JP"/>
+        </w:rPr>
+        <w:t>度</w:t>
+      </w:r>
+      <w:r>
+        <w:rPr>
+          <w:rFonts w:hint="eastAsia"/>
+          <w:lang w:eastAsia="ja-JP"/>
+        </w:rPr>
+        <w:t xml:space="preserve"> </w:t>
+      </w:r>
+      <w:r>
+        <w:rPr>
+          <w:rFonts w:hint="eastAsia"/>
+          <w:lang w:eastAsia="ja-JP"/>
+        </w:rPr>
+        <w:t>（茨城県）、</w:t>
+      </w:r>
+      <w:r>
+        <w:rPr>
+          <w:rFonts w:hint="eastAsia"/>
+          <w:lang w:eastAsia="ja-JP"/>
+        </w:rPr>
+        <w:t>15.43</w:t>
+      </w:r>
+      <w:r>
+        <w:rPr>
+          <w:rFonts w:hint="eastAsia"/>
+          <w:lang w:eastAsia="ja-JP"/>
+        </w:rPr>
+        <w:t>度</w:t>
+      </w:r>
+      <w:r>
+        <w:rPr>
+          <w:rFonts w:hint="eastAsia"/>
+          <w:lang w:eastAsia="ja-JP"/>
+        </w:rPr>
+        <w:t xml:space="preserve"> </w:t>
+      </w:r>
+      <w:r>
+        <w:rPr>
+          <w:rFonts w:hint="eastAsia"/>
+          <w:lang w:eastAsia="ja-JP"/>
+        </w:rPr>
+        <w:t>（新潟県）」と、実際の都道府県例を示しました。</w:t>
+      </w:r>
+    </w:p>
+  </w:comment>
   <w:comment w:id="45" w:author="山岸良匡" w:date="2026-05-18T18:52:00Z" w:initials="山">
     <w:p>
       <w:pPr>
@@ -14819,7 +14984,7 @@
       </w:r>
     </w:p>
   </w:comment>
-  <w:comment w:id="56" w:author="山岸良匡" w:date="2026-05-18T18:52:00Z" w:initials="山">
+  <w:comment w:id="62" w:author="山岸良匡" w:date="2026-05-18T18:52:00Z" w:initials="山">
     <w:p>
       <w:pPr>
         <w:pStyle w:val="af3"/>
@@ -14842,7 +15007,7 @@
       </w:r>
     </w:p>
   </w:comment>
-  <w:comment w:id="57" w:author="治輝 齋藤" w:date="2026-05-19T22:15:00Z" w:initials="治齋">
+  <w:comment w:id="63" w:author="治輝 齋藤" w:date="2026-05-19T22:15:00Z" w:initials="治齋">
     <w:p>
       <w:pPr>
         <w:pStyle w:val="af3"/>
@@ -14879,7 +15044,7 @@
       </w:r>
     </w:p>
   </w:comment>
-  <w:comment w:id="68" w:author="治輝 齋藤" w:date="2026-05-19T20:36:00Z" w:initials="治齋">
+  <w:comment w:id="74" w:author="治輝 齋藤" w:date="2026-05-19T20:36:00Z" w:initials="治齋">
     <w:p>
       <w:pPr>
         <w:pStyle w:val="af3"/>
@@ -14951,7 +15116,7 @@
       </w:r>
     </w:p>
   </w:comment>
-  <w:comment w:id="70" w:author="山岸良匡" w:date="2026-05-18T18:54:00Z" w:initials="山">
+  <w:comment w:id="76" w:author="山岸良匡" w:date="2026-05-18T18:54:00Z" w:initials="山">
     <w:p>
       <w:pPr>
         <w:pStyle w:val="af3"/>
@@ -14987,7 +15152,7 @@
       </w:r>
     </w:p>
   </w:comment>
-  <w:comment w:id="71" w:author="治輝 齋藤" w:date="2026-05-19T22:21:00Z" w:initials="治齋">
+  <w:comment w:id="77" w:author="治輝 齋藤" w:date="2026-05-19T22:21:00Z" w:initials="治齋">
     <w:p>
       <w:pPr>
         <w:pStyle w:val="af3"/>
@@ -15031,7 +15196,7 @@
       </w:r>
     </w:p>
   </w:comment>
-  <w:comment w:id="78" w:author="山岸良匡" w:date="2026-05-18T18:54:00Z" w:initials="山">
+  <w:comment w:id="84" w:author="山岸良匡" w:date="2026-05-18T18:54:00Z" w:initials="山">
     <w:p>
       <w:pPr>
         <w:pStyle w:val="af3"/>
@@ -15054,7 +15219,7 @@
       </w:r>
     </w:p>
   </w:comment>
-  <w:comment w:id="79" w:author="治輝 齋藤" w:date="2026-05-19T22:31:00Z" w:initials="治齋">
+  <w:comment w:id="85" w:author="治輝 齋藤" w:date="2026-05-19T22:31:00Z" w:initials="治齋">
     <w:p>
       <w:pPr>
         <w:pStyle w:val="af3"/>
@@ -15119,7 +15284,7 @@
       </w:r>
     </w:p>
   </w:comment>
-  <w:comment w:id="102" w:author="山岸良匡" w:date="2026-05-18T23:44:00Z" w:initials="山">
+  <w:comment w:id="108" w:author="山岸良匡" w:date="2026-05-18T23:44:00Z" w:initials="山">
     <w:p>
       <w:pPr>
         <w:pStyle w:val="af3"/>
@@ -15142,7 +15307,7 @@
       </w:r>
     </w:p>
   </w:comment>
-  <w:comment w:id="103" w:author="治輝 齋藤" w:date="2026-05-19T22:44:00Z" w:initials="治齋">
+  <w:comment w:id="109" w:author="治輝 齋藤" w:date="2026-05-19T22:44:00Z" w:initials="治齋">
     <w:p>
       <w:pPr>
         <w:pStyle w:val="af3"/>
@@ -15179,7 +15344,7 @@
       </w:r>
     </w:p>
   </w:comment>
-  <w:comment w:id="106" w:author="山岸良匡" w:date="2026-05-18T19:10:00Z" w:initials="山">
+  <w:comment w:id="112" w:author="山岸良匡" w:date="2026-05-18T19:10:00Z" w:initials="山">
     <w:p>
       <w:pPr>
         <w:pStyle w:val="af3"/>
@@ -15202,7 +15367,7 @@
       </w:r>
     </w:p>
   </w:comment>
-  <w:comment w:id="107" w:author="治輝 齋藤" w:date="2026-05-19T20:43:00Z" w:initials="治齋">
+  <w:comment w:id="113" w:author="治輝 齋藤" w:date="2026-05-19T20:43:00Z" w:initials="治齋">
     <w:p>
       <w:pPr>
         <w:pStyle w:val="af3"/>
@@ -15253,7 +15418,7 @@
       </w:r>
     </w:p>
   </w:comment>
-  <w:comment w:id="117" w:author="山岸良匡" w:date="2026-05-18T19:14:00Z" w:initials="山">
+  <w:comment w:id="123" w:author="山岸良匡" w:date="2026-05-18T19:14:00Z" w:initials="山">
     <w:p>
       <w:pPr>
         <w:pStyle w:val="af3"/>
@@ -15318,7 +15483,7 @@
       </w:r>
     </w:p>
   </w:comment>
-  <w:comment w:id="118" w:author="治輝 齋藤" w:date="2026-05-19T20:44:00Z" w:initials="治齋">
+  <w:comment w:id="124" w:author="治輝 齋藤" w:date="2026-05-19T20:44:00Z" w:initials="治齋">
     <w:p>
       <w:pPr>
         <w:pStyle w:val="af3"/>
@@ -15378,7 +15543,7 @@
       </w:r>
     </w:p>
   </w:comment>
-  <w:comment w:id="120" w:author="治輝 齋藤" w:date="2026-05-19T20:47:00Z" w:initials="治齋">
+  <w:comment w:id="126" w:author="治輝 齋藤" w:date="2026-05-19T20:47:00Z" w:initials="治齋">
     <w:p>
       <w:pPr>
         <w:pStyle w:val="af3"/>
@@ -15415,7 +15580,7 @@
       </w:r>
     </w:p>
   </w:comment>
-  <w:comment w:id="138" w:author="治輝 齋藤" w:date="2026-05-19T20:54:00Z" w:initials="治齋">
+  <w:comment w:id="144" w:author="治輝 齋藤" w:date="2026-05-19T20:54:00Z" w:initials="治齋">
     <w:p>
       <w:pPr>
         <w:pStyle w:val="af3"/>
@@ -15459,7 +15624,7 @@
       </w:r>
     </w:p>
   </w:comment>
-  <w:comment w:id="167" w:author="山岸良匡" w:date="2026-05-18T19:19:00Z" w:initials="山">
+  <w:comment w:id="173" w:author="山岸良匡" w:date="2026-05-18T19:19:00Z" w:initials="山">
     <w:p>
       <w:pPr>
         <w:pStyle w:val="af3"/>
@@ -15495,7 +15660,7 @@
       </w:r>
     </w:p>
   </w:comment>
-  <w:comment w:id="168" w:author="治輝 齋藤" w:date="2026-05-19T23:04:00Z" w:initials="治齋">
+  <w:comment w:id="174" w:author="治輝 齋藤" w:date="2026-05-19T23:04:00Z" w:initials="治齋">
     <w:p>
       <w:pPr>
         <w:pStyle w:val="af3"/>
@@ -15531,7 +15696,7 @@
       </w:r>
     </w:p>
   </w:comment>
-  <w:comment w:id="181" w:author="治輝 齋藤" w:date="2026-04-30T18:01:00Z" w:initials="治齋">
+  <w:comment w:id="187" w:author="治輝 齋藤" w:date="2026-04-30T18:01:00Z" w:initials="治齋">
     <w:p>
       <w:pPr>
         <w:pStyle w:val="af3"/>
@@ -15568,7 +15733,7 @@
       </w:r>
     </w:p>
   </w:comment>
-  <w:comment w:id="188" w:author="治輝 齋藤" w:date="2026-04-30T18:02:00Z" w:initials="治齋">
+  <w:comment w:id="194" w:author="治輝 齋藤" w:date="2026-04-30T18:02:00Z" w:initials="治齋">
     <w:p>
       <w:pPr>
         <w:pStyle w:val="af3"/>
@@ -15633,7 +15798,7 @@
       </w:r>
     </w:p>
   </w:comment>
-  <w:comment w:id="190" w:author="治輝 齋藤" w:date="2026-04-30T20:24:00Z" w:initials="治齋">
+  <w:comment w:id="196" w:author="治輝 齋藤" w:date="2026-04-30T20:24:00Z" w:initials="治齋">
     <w:p>
       <w:pPr>
         <w:pStyle w:val="af3"/>
@@ -15753,7 +15918,7 @@
       </w:r>
     </w:p>
   </w:comment>
-  <w:comment w:id="210" w:author="山岸良匡" w:date="2026-05-18T19:23:00Z" w:initials="山">
+  <w:comment w:id="216" w:author="山岸良匡" w:date="2026-05-18T19:23:00Z" w:initials="山">
     <w:p>
       <w:pPr>
         <w:pStyle w:val="af3"/>
@@ -15776,7 +15941,7 @@
       </w:r>
     </w:p>
   </w:comment>
-  <w:comment w:id="211" w:author="治輝 齋藤" w:date="2026-05-19T23:49:00Z" w:initials="治齋">
+  <w:comment w:id="217" w:author="治輝 齋藤" w:date="2026-05-19T23:49:00Z" w:initials="治齋">
     <w:p>
       <w:pPr>
         <w:pStyle w:val="af3"/>
@@ -15799,11 +15964,12 @@
       </w:r>
     </w:p>
   </w:comment>
-  <w:comment w:id="229" w:author="山岸良匡" w:date="2026-05-18T19:28:00Z" w:initials="山">
+  <w:comment w:id="224" w:author="治輝 齋藤" w:date="2026-05-20T12:48:00Z" w:initials="治齋">
     <w:p>
       <w:pPr>
         <w:pStyle w:val="af3"/>
         <w:rPr>
+          <w:rFonts w:hint="eastAsia"/>
           <w:lang w:eastAsia="ja-JP"/>
         </w:rPr>
       </w:pPr>
@@ -15815,6 +15981,148 @@
       </w:r>
       <w:r>
         <w:rPr>
+          <w:rFonts w:hint="eastAsia"/>
+          <w:lang w:eastAsia="ja-JP"/>
+        </w:rPr>
+        <w:t>（</w:t>
+      </w:r>
+      <w:r>
+        <w:rPr>
+          <w:rFonts w:hint="eastAsia"/>
+          <w:lang w:eastAsia="ja-JP"/>
+        </w:rPr>
+        <w:t>江口先生コメント⑤）</w:t>
+      </w:r>
+      <w:r>
+        <w:rPr>
+          <w:rFonts w:hint="eastAsia"/>
+          <w:lang w:eastAsia="ja-JP"/>
+        </w:rPr>
+        <w:t>「</w:t>
+      </w:r>
+      <w:r>
+        <w:rPr>
+          <w:rFonts w:hint="eastAsia"/>
+          <w:lang w:eastAsia="ja-JP"/>
+        </w:rPr>
+        <w:t>1.81</w:t>
+      </w:r>
+      <w:r>
+        <w:rPr>
+          <w:rFonts w:hint="eastAsia"/>
+          <w:lang w:eastAsia="ja-JP"/>
+        </w:rPr>
+        <w:t>度</w:t>
+      </w:r>
+      <w:r>
+        <w:rPr>
+          <w:rFonts w:hint="eastAsia"/>
+          <w:lang w:eastAsia="ja-JP"/>
+        </w:rPr>
+        <w:t xml:space="preserve"> </w:t>
+      </w:r>
+      <w:r>
+        <w:rPr>
+          <w:rFonts w:hint="eastAsia"/>
+          <w:lang w:eastAsia="ja-JP"/>
+        </w:rPr>
+        <w:t>（</w:t>
+      </w:r>
+      <w:r>
+        <w:rPr>
+          <w:rFonts w:hint="eastAsia"/>
+          <w:lang w:eastAsia="ja-JP"/>
+        </w:rPr>
+        <w:t>茨城</w:t>
+      </w:r>
+      <w:r>
+        <w:rPr>
+          <w:rFonts w:hint="eastAsia"/>
+          <w:lang w:eastAsia="ja-JP"/>
+        </w:rPr>
+        <w:t>県）、</w:t>
+      </w:r>
+      <w:r>
+        <w:rPr>
+          <w:rFonts w:hint="eastAsia"/>
+          <w:lang w:eastAsia="ja-JP"/>
+        </w:rPr>
+        <w:t>15.43</w:t>
+      </w:r>
+      <w:r>
+        <w:rPr>
+          <w:rFonts w:hint="eastAsia"/>
+          <w:lang w:eastAsia="ja-JP"/>
+        </w:rPr>
+        <w:t>度</w:t>
+      </w:r>
+      <w:r>
+        <w:rPr>
+          <w:rFonts w:hint="eastAsia"/>
+          <w:lang w:eastAsia="ja-JP"/>
+        </w:rPr>
+        <w:t xml:space="preserve"> </w:t>
+      </w:r>
+      <w:r>
+        <w:rPr>
+          <w:rFonts w:hint="eastAsia"/>
+          <w:lang w:eastAsia="ja-JP"/>
+        </w:rPr>
+        <w:t>（</w:t>
+      </w:r>
+      <w:r>
+        <w:rPr>
+          <w:rFonts w:hint="eastAsia"/>
+          <w:lang w:eastAsia="ja-JP"/>
+        </w:rPr>
+        <w:t>新潟</w:t>
+      </w:r>
+      <w:r>
+        <w:rPr>
+          <w:rFonts w:hint="eastAsia"/>
+          <w:lang w:eastAsia="ja-JP"/>
+        </w:rPr>
+        <w:t>県）」</w:t>
+      </w:r>
+      <w:r>
+        <w:rPr>
+          <w:rFonts w:hint="eastAsia"/>
+          <w:lang w:eastAsia="ja-JP"/>
+        </w:rPr>
+        <w:t>と、実際の都道府県例を示しました。</w:t>
+      </w:r>
+      <w:r>
+        <w:rPr>
+          <w:rFonts w:hint="eastAsia"/>
+          <w:lang w:eastAsia="ja-JP"/>
+        </w:rPr>
+        <w:t>Abstract</w:t>
+      </w:r>
+      <w:r>
+        <w:rPr>
+          <w:rFonts w:hint="eastAsia"/>
+          <w:lang w:eastAsia="ja-JP"/>
+        </w:rPr>
+        <w:t>についても同様に修正しました。</w:t>
+      </w:r>
+    </w:p>
+  </w:comment>
+  <w:comment w:id="238" w:author="山岸良匡" w:date="2026-05-18T19:28:00Z" w:initials="山">
+    <w:p>
+      <w:pPr>
+        <w:pStyle w:val="af3"/>
+        <w:rPr>
+          <w:lang w:eastAsia="ja-JP"/>
+        </w:rPr>
+      </w:pPr>
+      <w:r>
+        <w:rPr>
+          <w:rStyle w:val="af2"/>
+        </w:rPr>
+        <w:annotationRef/>
+      </w:r>
+      <w:r>
+        <w:rPr>
           <w:lang w:eastAsia="ja-JP"/>
         </w:rPr>
         <w:t>rate</w:t>
@@ -15843,7 +16151,7 @@
       </w:r>
     </w:p>
   </w:comment>
-  <w:comment w:id="230" w:author="治輝 齋藤" w:date="2026-05-19T23:27:00Z" w:initials="治齋">
+  <w:comment w:id="239" w:author="治輝 齋藤" w:date="2026-05-19T23:27:00Z" w:initials="治齋">
     <w:p>
       <w:pPr>
         <w:pStyle w:val="af3"/>
@@ -15894,7 +16202,7 @@
       </w:r>
     </w:p>
   </w:comment>
-  <w:comment w:id="234" w:author="山岸良匡" w:date="2026-05-18T19:31:00Z" w:initials="山">
+  <w:comment w:id="243" w:author="山岸良匡" w:date="2026-05-18T19:31:00Z" w:initials="山">
     <w:p>
       <w:pPr>
         <w:pStyle w:val="af3"/>
@@ -15937,7 +16245,7 @@
       </w:r>
     </w:p>
   </w:comment>
-  <w:comment w:id="235" w:author="治輝 齋藤" w:date="2026-05-20T08:46:00Z" w:initials="治齋">
+  <w:comment w:id="244" w:author="治輝 齋藤" w:date="2026-05-20T08:46:00Z" w:initials="治齋">
     <w:p>
       <w:pPr>
         <w:pStyle w:val="af3"/>
@@ -15968,7 +16276,7 @@
       </w:r>
     </w:p>
   </w:comment>
-  <w:comment w:id="248" w:author="治輝 齋藤" w:date="2026-05-20T08:53:00Z" w:initials="治齋">
+  <w:comment w:id="257" w:author="治輝 齋藤" w:date="2026-05-20T08:53:00Z" w:initials="治齋">
     <w:p>
       <w:pPr>
         <w:pStyle w:val="af3"/>
@@ -16056,7 +16364,7 @@
       </w:r>
     </w:p>
   </w:comment>
-  <w:comment w:id="271" w:author="山岸良匡" w:date="2026-05-18T19:35:00Z" w:initials="山">
+  <w:comment w:id="280" w:author="山岸良匡" w:date="2026-05-18T19:35:00Z" w:initials="山">
     <w:p>
       <w:pPr>
         <w:pStyle w:val="af3"/>
@@ -16079,7 +16387,7 @@
       </w:r>
     </w:p>
   </w:comment>
-  <w:comment w:id="272" w:author="治輝 齋藤" w:date="2026-05-20T09:01:00Z" w:initials="治齋">
+  <w:comment w:id="281" w:author="治輝 齋藤" w:date="2026-05-20T09:01:00Z" w:initials="治齋">
     <w:p>
       <w:pPr>
         <w:pStyle w:val="af3"/>
@@ -16103,7 +16411,7 @@
       </w:r>
     </w:p>
   </w:comment>
-  <w:comment w:id="274" w:author="治輝 齋藤" w:date="2026-04-30T20:30:00Z" w:initials="治齋">
+  <w:comment w:id="283" w:author="治輝 齋藤" w:date="2026-04-30T20:30:00Z" w:initials="治齋">
     <w:p>
       <w:pPr>
         <w:pStyle w:val="af3"/>
@@ -16226,7 +16534,7 @@
       </w:r>
     </w:p>
   </w:comment>
-  <w:comment w:id="275" w:author="山岸良匡" w:date="2026-05-18T19:37:00Z" w:initials="山">
+  <w:comment w:id="284" w:author="山岸良匡" w:date="2026-05-18T19:37:00Z" w:initials="山">
     <w:p>
       <w:pPr>
         <w:pStyle w:val="af3"/>
@@ -16254,7 +16562,7 @@
         </w:rPr>
         <w:t>”が何を意味するのかがわからないので、</w:t>
       </w:r>
-      <w:bookmarkStart w:id="307" w:name="_Hlk230173143"/>
+      <w:bookmarkStart w:id="316" w:name="_Hlk230173143"/>
       <w:r>
         <w:rPr>
           <w:rFonts w:hint="eastAsia"/>
@@ -16276,7 +16584,7 @@
         </w:rPr>
         <w:t>と仮定したとき」</w:t>
       </w:r>
-      <w:bookmarkEnd w:id="307"/>
+      <w:bookmarkEnd w:id="316"/>
       <w:r>
         <w:rPr>
           <w:rFonts w:hint="eastAsia"/>
@@ -16286,7 +16594,7 @@
       </w:r>
     </w:p>
   </w:comment>
-  <w:comment w:id="276" w:author="治輝 齋藤" w:date="2026-05-20T12:38:00Z" w:initials="治齋">
+  <w:comment w:id="285" w:author="治輝 齋藤" w:date="2026-05-20T12:38:00Z" w:initials="治齋">
     <w:p>
       <w:pPr>
         <w:pStyle w:val="af3"/>
@@ -16371,7 +16679,7 @@
       </w:r>
     </w:p>
   </w:comment>
-  <w:comment w:id="313" w:author="治輝 齋藤" w:date="2026-04-30T19:12:00Z" w:initials="治齋">
+  <w:comment w:id="322" w:author="治輝 齋藤" w:date="2026-04-30T19:12:00Z" w:initials="治齋">
     <w:p>
       <w:pPr>
         <w:pStyle w:val="af3"/>
@@ -16441,7 +16749,7 @@
       </w:r>
     </w:p>
   </w:comment>
-  <w:comment w:id="318" w:author="山岸良匡" w:date="2026-05-18T19:39:00Z" w:initials="山">
+  <w:comment w:id="327" w:author="山岸良匡" w:date="2026-05-18T19:39:00Z" w:initials="山">
     <w:p>
       <w:pPr>
         <w:pStyle w:val="af3"/>
@@ -16470,7 +16778,7 @@
       </w:r>
     </w:p>
   </w:comment>
-  <w:comment w:id="319" w:author="治輝 齋藤" w:date="2026-05-19T22:51:00Z" w:initials="治齋">
+  <w:comment w:id="328" w:author="治輝 齋藤" w:date="2026-05-19T22:51:00Z" w:initials="治齋">
     <w:p>
       <w:pPr>
         <w:pStyle w:val="af3"/>
@@ -16507,7 +16815,7 @@
       </w:r>
     </w:p>
   </w:comment>
-  <w:comment w:id="320" w:author="山岸良匡" w:date="2026-05-18T19:40:00Z" w:initials="山">
+  <w:comment w:id="329" w:author="山岸良匡" w:date="2026-05-18T19:40:00Z" w:initials="山">
     <w:p>
       <w:pPr>
         <w:pStyle w:val="af3"/>
@@ -16543,7 +16851,7 @@
       </w:r>
     </w:p>
   </w:comment>
-  <w:comment w:id="321" w:author="治輝 齋藤" w:date="2026-05-19T22:55:00Z" w:initials="治齋">
+  <w:comment w:id="330" w:author="治輝 齋藤" w:date="2026-05-19T22:55:00Z" w:initials="治齋">
     <w:p>
       <w:pPr>
         <w:pStyle w:val="af3"/>
@@ -16594,7 +16902,7 @@
       </w:r>
     </w:p>
   </w:comment>
-  <w:comment w:id="325" w:author="山岸良匡" w:date="2026-05-18T19:42:00Z" w:initials="山">
+  <w:comment w:id="334" w:author="山岸良匡" w:date="2026-05-18T19:42:00Z" w:initials="山">
     <w:p>
       <w:pPr>
         <w:pStyle w:val="af3"/>
@@ -16617,7 +16925,7 @@
       </w:r>
     </w:p>
   </w:comment>
-  <w:comment w:id="326" w:author="治輝 齋藤" w:date="2026-05-20T08:47:00Z" w:initials="治齋">
+  <w:comment w:id="335" w:author="治輝 齋藤" w:date="2026-05-20T08:47:00Z" w:initials="治齋">
     <w:p>
       <w:pPr>
         <w:pStyle w:val="af3"/>
@@ -16654,7 +16962,7 @@
       </w:r>
     </w:p>
   </w:comment>
-  <w:comment w:id="330" w:author="治輝 齋藤" w:date="2026-04-30T19:29:00Z" w:initials="治齋">
+  <w:comment w:id="339" w:author="治輝 齋藤" w:date="2026-04-30T19:29:00Z" w:initials="治齋">
     <w:p>
       <w:pPr>
         <w:pStyle w:val="af3"/>
@@ -16728,7 +17036,7 @@
       </w:r>
     </w:p>
   </w:comment>
-  <w:comment w:id="345" w:author="治輝 齋藤" w:date="2026-04-30T20:52:00Z" w:initials="治齋">
+  <w:comment w:id="354" w:author="治輝 齋藤" w:date="2026-04-30T20:52:00Z" w:initials="治齋">
     <w:p>
       <w:pPr>
         <w:pStyle w:val="af3"/>
@@ -16779,7 +17087,7 @@
       </w:r>
     </w:p>
   </w:comment>
-  <w:comment w:id="356" w:author="治輝 齋藤" w:date="2026-04-30T20:56:00Z" w:initials="治齋">
+  <w:comment w:id="365" w:author="治輝 齋藤" w:date="2026-04-30T20:56:00Z" w:initials="治齋">
     <w:p>
       <w:pPr>
         <w:pStyle w:val="af3"/>
@@ -16823,7 +17131,7 @@
       </w:r>
     </w:p>
   </w:comment>
-  <w:comment w:id="372" w:author="治輝 齋藤" w:date="2026-04-30T21:00:00Z" w:initials="治齋">
+  <w:comment w:id="381" w:author="治輝 齋藤" w:date="2026-04-30T21:00:00Z" w:initials="治齋">
     <w:p>
       <w:pPr>
         <w:pStyle w:val="af3"/>
@@ -16860,7 +17168,7 @@
       </w:r>
     </w:p>
   </w:comment>
-  <w:comment w:id="392" w:author="治輝 齋藤" w:date="2026-04-30T20:33:00Z" w:initials="治齋">
+  <w:comment w:id="401" w:author="治輝 齋藤" w:date="2026-04-30T20:33:00Z" w:initials="治齋">
     <w:p>
       <w:pPr>
         <w:pStyle w:val="af3"/>
@@ -16939,7 +17247,7 @@
       </w:r>
     </w:p>
   </w:comment>
-  <w:comment w:id="399" w:author="治輝 齋藤" w:date="2026-05-20T08:53:00Z" w:initials="治齋">
+  <w:comment w:id="408" w:author="治輝 齋藤" w:date="2026-05-20T08:53:00Z" w:initials="治齋">
     <w:p>
       <w:pPr>
         <w:pStyle w:val="af3"/>
@@ -17027,7 +17335,7 @@
       </w:r>
     </w:p>
   </w:comment>
-  <w:comment w:id="402" w:author="山岸良匡" w:date="2026-05-18T19:51:00Z" w:initials="山">
+  <w:comment w:id="411" w:author="山岸良匡" w:date="2026-05-18T19:51:00Z" w:initials="山">
     <w:p>
       <w:pPr>
         <w:pStyle w:val="af3"/>
@@ -17082,7 +17390,7 @@
       </w:r>
     </w:p>
   </w:comment>
-  <w:comment w:id="409" w:author="治輝 齋藤" w:date="2026-04-30T18:41:00Z" w:initials="治齋">
+  <w:comment w:id="418" w:author="治輝 齋藤" w:date="2026-04-30T18:41:00Z" w:initials="治齋">
     <w:p>
       <w:pPr>
         <w:pStyle w:val="af3"/>
@@ -17181,7 +17489,7 @@
       </w:r>
     </w:p>
   </w:comment>
-  <w:comment w:id="412" w:author="山岸良匡" w:date="2026-05-18T19:56:00Z" w:initials="山">
+  <w:comment w:id="421" w:author="山岸良匡" w:date="2026-05-18T19:56:00Z" w:initials="山">
     <w:p>
       <w:pPr>
         <w:pStyle w:val="af3"/>
@@ -17204,7 +17512,7 @@
       </w:r>
     </w:p>
   </w:comment>
-  <w:comment w:id="416" w:author="治輝 齋藤" w:date="2026-04-30T18:04:00Z" w:initials="治齋">
+  <w:comment w:id="425" w:author="治輝 齋藤" w:date="2026-04-30T18:04:00Z" w:initials="治齋">
     <w:p>
       <w:pPr>
         <w:pStyle w:val="af3"/>
@@ -17297,7 +17605,7 @@
       </w:r>
     </w:p>
   </w:comment>
-  <w:comment w:id="421" w:author="治輝 齋藤" w:date="2026-04-30T18:09:00Z" w:initials="治齋">
+  <w:comment w:id="430" w:author="治輝 齋藤" w:date="2026-04-30T18:09:00Z" w:initials="治齋">
     <w:p>
       <w:pPr>
         <w:pStyle w:val="af3"/>
@@ -17348,7 +17656,7 @@
       </w:r>
     </w:p>
   </w:comment>
-  <w:comment w:id="423" w:author="治輝 齋藤" w:date="2026-04-30T20:37:00Z" w:initials="治齋">
+  <w:comment w:id="432" w:author="治輝 齋藤" w:date="2026-04-30T20:37:00Z" w:initials="治齋">
     <w:p>
       <w:pPr>
         <w:pStyle w:val="af3"/>
@@ -17406,7 +17714,7 @@
       </w:r>
     </w:p>
   </w:comment>
-  <w:comment w:id="435" w:author="治輝 齋藤" w:date="2026-04-30T18:46:00Z" w:initials="治齋">
+  <w:comment w:id="444" w:author="治輝 齋藤" w:date="2026-04-30T18:46:00Z" w:initials="治齋">
     <w:p>
       <w:pPr>
         <w:pStyle w:val="af3"/>
@@ -17471,7 +17779,7 @@
       </w:r>
     </w:p>
   </w:comment>
-  <w:comment w:id="442" w:author="治輝 齋藤" w:date="2026-05-01T13:08:00Z" w:initials="治齋">
+  <w:comment w:id="451" w:author="治輝 齋藤" w:date="2026-05-01T13:08:00Z" w:initials="治齋">
     <w:p>
       <w:pPr>
         <w:pStyle w:val="af3"/>
@@ -17522,7 +17830,7 @@
       </w:r>
     </w:p>
   </w:comment>
-  <w:comment w:id="454" w:author="治輝 齋藤" w:date="2026-04-30T19:20:00Z" w:initials="治齋">
+  <w:comment w:id="463" w:author="治輝 齋藤" w:date="2026-04-30T19:20:00Z" w:initials="治齋">
     <w:p>
       <w:pPr>
         <w:pStyle w:val="af3"/>
@@ -17573,7 +17881,7 @@
       </w:r>
     </w:p>
   </w:comment>
-  <w:comment w:id="460" w:author="治輝 齋藤" w:date="2026-05-01T13:12:00Z" w:initials="治齋">
+  <w:comment w:id="469" w:author="治輝 齋藤" w:date="2026-05-01T13:12:00Z" w:initials="治齋">
     <w:p>
       <w:pPr>
         <w:pStyle w:val="af3"/>
@@ -17652,7 +17960,7 @@
       </w:r>
     </w:p>
   </w:comment>
-  <w:comment w:id="513" w:author="治輝 齋藤" w:date="2026-05-01T14:29:00Z" w:initials="治齋">
+  <w:comment w:id="522" w:author="治輝 齋藤" w:date="2026-05-01T14:29:00Z" w:initials="治齋">
     <w:p>
       <w:pPr>
         <w:pStyle w:val="af3"/>
@@ -17725,6 +18033,7 @@
   <w15:commentEx w15:paraId="3FE47C04" w15:paraIdParent="05635B02" w15:done="0"/>
   <w15:commentEx w15:paraId="64DE3CDF" w15:done="0"/>
   <w15:commentEx w15:paraId="190E9F48" w15:paraIdParent="64DE3CDF" w15:done="0"/>
+  <w15:commentEx w15:paraId="49C1D72A" w15:done="0"/>
   <w15:commentEx w15:paraId="655C391B" w15:done="0"/>
   <w15:commentEx w15:paraId="75552070" w15:paraIdParent="655C391B" w15:done="0"/>
   <w15:commentEx w15:paraId="3C61C1A1" w15:done="0"/>
@@ -17749,6 +18058,7 @@
   <w15:commentEx w15:paraId="22BA222B" w15:done="0"/>
   <w15:commentEx w15:paraId="4BBB0A56" w15:done="0"/>
   <w15:commentEx w15:paraId="7B1ED3F6" w15:paraIdParent="4BBB0A56" w15:done="0"/>
+  <w15:commentEx w15:paraId="06E44B76" w15:done="0"/>
   <w15:commentEx w15:paraId="4A8F4FEF" w15:done="0"/>
   <w15:commentEx w15:paraId="515AA38D" w15:paraIdParent="4A8F4FEF" w15:done="0"/>
   <w15:commentEx w15:paraId="39E4D378" w15:done="0"/>
@@ -17792,6 +18102,7 @@
   <w16cex:commentExtensible w16cex:durableId="26A46C80" w16cex:dateUtc="2026-05-19T12:20:00Z"/>
   <w16cex:commentExtensible w16cex:durableId="65EFD729" w16cex:dateUtc="2026-05-18T14:39:00Z"/>
   <w16cex:commentExtensible w16cex:durableId="049900C5" w16cex:dateUtc="2026-05-19T12:25:00Z"/>
+  <w16cex:commentExtensible w16cex:durableId="4383F68B" w16cex:dateUtc="2026-05-20T03:50:00Z"/>
   <w16cex:commentExtensible w16cex:durableId="5E7D9E50" w16cex:dateUtc="2026-05-18T09:52:00Z"/>
   <w16cex:commentExtensible w16cex:durableId="3DDE7CE7" w16cex:dateUtc="2026-05-19T13:06:00Z"/>
   <w16cex:commentExtensible w16cex:durableId="7F3AB1BB" w16cex:dateUtc="2026-05-18T09:52:00Z"/>
@@ -17816,6 +18127,7 @@
   <w16cex:commentExtensible w16cex:durableId="247C03E9" w16cex:dateUtc="2026-04-30T11:24:00Z"/>
   <w16cex:commentExtensible w16cex:durableId="24A23011" w16cex:dateUtc="2026-05-18T10:23:00Z"/>
   <w16cex:commentExtensible w16cex:durableId="6B2F302C" w16cex:dateUtc="2026-05-19T14:49:00Z"/>
+  <w16cex:commentExtensible w16cex:durableId="3A0A71AB" w16cex:dateUtc="2026-05-20T03:48:00Z"/>
   <w16cex:commentExtensible w16cex:durableId="5E3A40FA" w16cex:dateUtc="2026-05-18T10:28:00Z"/>
   <w16cex:commentExtensible w16cex:durableId="6F95FBEB" w16cex:dateUtc="2026-05-19T14:27:00Z"/>
   <w16cex:commentExtensible w16cex:durableId="6F31B0FC" w16cex:dateUtc="2026-05-18T10:31:00Z"/>
@@ -17859,6 +18171,7 @@
   <w16cid:commentId w16cid:paraId="3FE47C04" w16cid:durableId="26A46C80"/>
   <w16cid:commentId w16cid:paraId="64DE3CDF" w16cid:durableId="65EFD729"/>
   <w16cid:commentId w16cid:paraId="190E9F48" w16cid:durableId="049900C5"/>
+  <w16cid:commentId w16cid:paraId="49C1D72A" w16cid:durableId="4383F68B"/>
   <w16cid:commentId w16cid:paraId="655C391B" w16cid:durableId="5E7D9E50"/>
   <w16cid:commentId w16cid:paraId="75552070" w16cid:durableId="3DDE7CE7"/>
   <w16cid:commentId w16cid:paraId="3C61C1A1" w16cid:durableId="7F3AB1BB"/>
@@ -17883,6 +18196,7 @@
   <w16cid:commentId w16cid:paraId="22BA222B" w16cid:durableId="247C03E9"/>
   <w16cid:commentId w16cid:paraId="4BBB0A56" w16cid:durableId="24A23011"/>
   <w16cid:commentId w16cid:paraId="7B1ED3F6" w16cid:durableId="6B2F302C"/>
+  <w16cid:commentId w16cid:paraId="06E44B76" w16cid:durableId="3A0A71AB"/>
   <w16cid:commentId w16cid:paraId="4A8F4FEF" w16cid:durableId="5E3A40FA"/>
   <w16cid:commentId w16cid:paraId="515AA38D" w16cid:durableId="6F95FBEB"/>
   <w16cid:commentId w16cid:paraId="39E4D378" w16cid:durableId="6F31B0FC"/>
@@ -17924,12 +18238,12 @@
 <w:numbering xmlns:wpc="http://schemas.microsoft.com/office/word/2010/wordprocessingCanvas" xmlns:cx="http://schemas.microsoft.com/office/drawing/2014/chartex" xmlns:cx1="http://schemas.microsoft.com/office/drawing/2015/9/8/chartex" xmlns:cx2="http://schemas.microsoft.com/office/drawing/2015/10/21/chartex" xmlns:cx3="http://schemas.microsoft.com/office/drawing/2016/5/9/chartex" xmlns:cx4="http://schemas.microsoft.com/office/drawing/2016/5/10/chartex" xmlns:cx5="http://schemas.microsoft.com/office/drawing/2016/5/11/chartex" xmlns:cx6="http://schemas.microsoft.com/office/drawing/2016/5/12/chartex" xmlns:cx7="http://schemas.microsoft.com/office/drawing/2016/5/13/chartex" xmlns:cx8="http://schemas.microsoft.com/office/drawing/2016/5/14/chartex" xmlns:mc="http://schemas.openxmlformats.org/markup-compatibility/2006" xmlns:aink="http://schemas.microsoft.com/office/drawing/2016/ink" xmlns:am3d="http://schemas.microsoft.com/office/drawing/2017/model3d" xmlns:o="urn:schemas-microsoft-com:office:office" xmlns:oel="http://schemas.microsoft.com/office/2019/extlst" xmlns:r="http://schemas.openxmlformats.org/officeDocument/2006/relationships" xmlns:m="http://schemas.openxmlformats.org/officeDocument/2006/math" xmlns:v="urn:schemas-microsoft-com:vml" xmlns:wp14="http://schemas.microsoft.com/office/word/2010/wordprocessingDrawing" xmlns:wp="http://schemas.openxmlformats.org/drawingml/2006/wordprocessingDrawing" xmlns:w10="urn:schemas-microsoft-com:office:word" xmlns:w="http://schemas.openxmlformats.org/wordprocessingml/2006/main" xmlns:w14="http://schemas.microsoft.com/office/word/2010/wordml" xmlns:w15="http://schemas.microsoft.com/office/word/2012/wordml" xmlns:w16cex="http://schemas.microsoft.com/office/word/2018/wordml/cex" xmlns:w16cid="http://schemas.microsoft.com/office/word/2016/wordml/cid" xmlns:w16="http://schemas.microsoft.com/office/word/2018/wordml" xmlns:w16du="http://schemas.microsoft.com/office/word/2023/wordml/word16du" xmlns:w16sdtdh="http://schemas.microsoft.com/office/word/2020/wordml/sdtdatahash" xmlns:w16sdtfl="http://schemas.microsoft.com/office/word/2024/wordml/sdtformatlock" xmlns:w16se="http://schemas.microsoft.com/office/word/2015/wordml/symex" xmlns:wpg="http://schemas.microsoft.com/office/word/2010/wordprocessingGroup" xmlns:wpi="http://schemas.microsoft.com/office/word/2010/wordprocessingInk" xmlns:wne="http://schemas.microsoft.com/office/word/2006/wordml" xmlns:wps="http://schemas.microsoft.com/office/word/2010/wordprocessingShape" mc:Ignorable="w14 w15 w16se w16cid w16 w16cex w16sdtdh w16sdtfl w16du wp14">
   <w:numPicBullet w:numPicBulletId="0">
     <w:pict>
-      <v:rect id="_x0000_i1072" style="width:0;height:1.5pt" o:hralign="center" o:bullet="t" o:hrstd="t" o:hr="t"/>
+      <v:rect id="_x0000_i1078" style="width:0;height:1.5pt" o:hralign="center" o:bullet="t" o:hrstd="t" o:hr="t"/>
     </w:pict>
   </w:numPicBullet>
   <w:numPicBullet w:numPicBulletId="1">
     <w:pict>
-      <v:rect id="_x0000_i1073" style="width:0;height:1.5pt" o:hralign="center" o:bullet="t" o:hrstd="t" o:hr="t"/>
+      <v:rect id="_x0000_i1079" style="width:0;height:1.5pt" o:hralign="center" o:bullet="t" o:hrstd="t" o:hr="t"/>
     </w:pict>
   </w:numPicBullet>
   <w:abstractNum w:abstractNumId="0" w15:restartNumberingAfterBreak="0">

--- a/04_Manuscripts/Manuscript_slope_fracture_20260425_saito0430-1_saito0520.docx
+++ b/04_Manuscripts/Manuscript_slope_fracture_20260425_saito0430-1_saito0520.docx
@@ -1181,6 +1181,7 @@
         <w:t xml:space="preserve"> Older adults walking on complex outdoor terrain unconsciously adopt cautious gait strategies, reducing step length and cadence, </w:t>
       </w:r>
       <w:commentRangeStart w:id="112"/>
+      <w:commentRangeStart w:id="113"/>
       <w:r>
         <w:t>which may lead to chronic deconditioning and increased frailty</w:t>
       </w:r>
@@ -1193,6 +1194,13 @@
         </w:rPr>
         <w:commentReference w:id="112"/>
       </w:r>
+      <w:commentRangeEnd w:id="113"/>
+      <w:r>
+        <w:rPr>
+          <w:rStyle w:val="af2"/>
+        </w:rPr>
+        <w:commentReference w:id="113"/>
+      </w:r>
       <w:r>
         <w:t>.</w:t>
       </w:r>
@@ -1208,11 +1216,16 @@
       <w:r>
         <w:t xml:space="preserve"> </w:t>
       </w:r>
-      <w:commentRangeStart w:id="113"/>
+      <w:ins w:id="114" w:author="治輝 齋藤" w:date="2026-05-20T13:01:00Z" w16du:dateUtc="2026-05-20T04:01:00Z">
+        <w:r>
+          <w:t xml:space="preserve">Competing mechanisms are also plausible. Daily walking on slopes may strengthen lower-limb function, but car-dependent travel may be more common in steep or rural prefectures and reduce slope-specific walking exposure. </w:t>
+        </w:r>
+      </w:ins>
+      <w:commentRangeStart w:id="115"/>
       <w:r>
         <w:t xml:space="preserve">We therefore hypothesized that </w:t>
       </w:r>
-      <w:ins w:id="114" w:author="治輝 齋藤" w:date="2026-05-19T20:40:00Z" w16du:dateUtc="2026-05-19T11:40:00Z">
+      <w:ins w:id="116" w:author="治輝 齋藤" w:date="2026-05-19T20:40:00Z" w16du:dateUtc="2026-05-19T11:40:00Z">
         <w:r>
           <w:t>steeper</w:t>
         </w:r>
@@ -1227,12 +1240,12 @@
       <w:r>
         <w:t xml:space="preserve">terrain slope may </w:t>
       </w:r>
-      <w:del w:id="115" w:author="治輝 齋藤" w:date="2026-05-19T20:41:00Z" w16du:dateUtc="2026-05-19T11:41:00Z">
+      <w:del w:id="117" w:author="治輝 齋藤" w:date="2026-05-19T20:41:00Z" w16du:dateUtc="2026-05-19T11:41:00Z">
         <w:r>
           <w:delText>influence</w:delText>
         </w:r>
       </w:del>
-      <w:ins w:id="116" w:author="治輝 齋藤" w:date="2026-05-19T20:41:00Z" w16du:dateUtc="2026-05-19T11:41:00Z">
+      <w:ins w:id="118" w:author="治輝 齋藤" w:date="2026-05-19T20:41:00Z" w16du:dateUtc="2026-05-19T11:41:00Z">
         <w:r>
           <w:t>be associated with higher prefecture-level</w:t>
         </w:r>
@@ -1240,7 +1253,7 @@
       <w:r>
         <w:t xml:space="preserve"> hip fracture</w:t>
       </w:r>
-      <w:ins w:id="117" w:author="治輝 齋藤" w:date="2026-05-19T20:41:00Z" w16du:dateUtc="2026-05-19T11:41:00Z">
+      <w:ins w:id="119" w:author="治輝 齋藤" w:date="2026-05-19T20:41:00Z" w16du:dateUtc="2026-05-19T11:41:00Z">
         <w:r>
           <w:rPr>
             <w:rFonts w:hint="eastAsia"/>
@@ -1255,7 +1268,7 @@
       <w:r>
         <w:t xml:space="preserve"> rates</w:t>
       </w:r>
-      <w:ins w:id="118" w:author="治輝 齋藤" w:date="2026-05-19T20:41:00Z" w16du:dateUtc="2026-05-19T11:41:00Z">
+      <w:ins w:id="120" w:author="治輝 齋藤" w:date="2026-05-19T20:41:00Z" w16du:dateUtc="2026-05-19T11:41:00Z">
         <w:r>
           <w:rPr>
             <w:lang w:eastAsia="ja-JP"/>
@@ -1263,7 +1276,7 @@
           <w:t>. We treated these rates as administrative proxies for population-level surgical burden after hip and femoral fractures. The association may reflect</w:t>
         </w:r>
       </w:ins>
-      <w:del w:id="119" w:author="治輝 齋藤" w:date="2026-05-19T20:42:00Z" w16du:dateUtc="2026-05-19T11:42:00Z">
+      <w:del w:id="121" w:author="治輝 齋藤" w:date="2026-05-19T20:42:00Z" w16du:dateUtc="2026-05-19T11:42:00Z">
         <w:r>
           <w:delText xml:space="preserve"> through</w:delText>
         </w:r>
@@ -1271,7 +1284,7 @@
       <w:r>
         <w:t xml:space="preserve"> direct mechanical effects of inclined walking (direct pathway)</w:t>
       </w:r>
-      <w:ins w:id="120" w:author="治輝 齋藤" w:date="2026-05-19T20:42:00Z" w16du:dateUtc="2026-05-19T11:42:00Z">
+      <w:ins w:id="122" w:author="治輝 齋藤" w:date="2026-05-19T20:42:00Z" w16du:dateUtc="2026-05-19T11:42:00Z">
         <w:r>
           <w:rPr>
             <w:rFonts w:hint="eastAsia"/>
@@ -1280,12 +1293,12 @@
           <w:t xml:space="preserve">. </w:t>
         </w:r>
       </w:ins>
-      <w:del w:id="121" w:author="治輝 齋藤" w:date="2026-05-19T20:42:00Z" w16du:dateUtc="2026-05-19T11:42:00Z">
+      <w:del w:id="123" w:author="治輝 齋藤" w:date="2026-05-19T20:42:00Z" w16du:dateUtc="2026-05-19T11:42:00Z">
         <w:r>
           <w:delText xml:space="preserve"> and through its effect on</w:delText>
         </w:r>
       </w:del>
-      <w:ins w:id="122" w:author="治輝 齋藤" w:date="2026-05-19T20:42:00Z" w16du:dateUtc="2026-05-19T11:42:00Z">
+      <w:ins w:id="124" w:author="治輝 齋藤" w:date="2026-05-19T20:42:00Z" w16du:dateUtc="2026-05-19T11:42:00Z">
         <w:r>
           <w:t>It may also relate to</w:t>
         </w:r>
@@ -1293,12 +1306,12 @@
       <w:r>
         <w:t xml:space="preserve"> walking capacity (indirect pathway)</w:t>
       </w:r>
-      <w:commentRangeEnd w:id="113"/>
+      <w:commentRangeEnd w:id="115"/>
       <w:r>
         <w:rPr>
           <w:rStyle w:val="af2"/>
         </w:rPr>
-        <w:commentReference w:id="113"/>
+        <w:commentReference w:id="115"/>
       </w:r>
       <w:r>
         <w:t>.</w:t>
@@ -1312,18 +1325,18 @@
       <w:r>
         <w:t xml:space="preserve">Despite these theoretical considerations, no nationwide study has examined the association between </w:t>
       </w:r>
-      <w:commentRangeStart w:id="123"/>
+      <w:commentRangeStart w:id="125"/>
       <w:r>
         <w:t>prefectural-level</w:t>
       </w:r>
-      <w:commentRangeEnd w:id="123"/>
+      <w:commentRangeEnd w:id="125"/>
       <w:r>
         <w:rPr>
           <w:rStyle w:val="af2"/>
           <w:sz w:val="24"/>
           <w:szCs w:val="24"/>
         </w:rPr>
-        <w:commentReference w:id="123"/>
+        <w:commentReference w:id="125"/>
       </w:r>
       <w:r>
         <w:t xml:space="preserve"> terrain slope and fracture surgery rates using population-based administrative data. International ecological studies from Norway (NOREPOS) and China (CHARLS) have demonstrated significant associations between high elevation, complex terrain, and elevated hip fracture risk,</w:t>
@@ -1346,13 +1359,17 @@
       </w:r>
       <w:proofErr w:type="spellEnd"/>
       <w:r>
-        <w:t xml:space="preserve"> and Welfare, provides a unique opportunity to assess fracture surgery rates across all 47 Japanese prefectures. Combined with digital elevation model (DEM) data from the Geospatial Information Authority of Japan, this ecological approach enables the first nationwide quantitative assessment of the </w:t>
-      </w:r>
-      <w:commentRangeStart w:id="124"/>
+        <w:t xml:space="preserve"> and Welfare, provides a unique opportunity to assess fracture surgery rates across all 47 Japanese prefectures. Combined with digital elevation model (DEM) data from the Geospatial Information Authority of Japan, this ecological approach </w:t>
+      </w:r>
+      <w:r>
+        <w:lastRenderedPageBreak/>
+        <w:t xml:space="preserve">enables the first nationwide quantitative assessment of the </w:t>
+      </w:r>
+      <w:commentRangeStart w:id="126"/>
       <w:r>
         <w:t>terrain–fracture</w:t>
       </w:r>
-      <w:ins w:id="125" w:author="治輝 齋藤" w:date="2026-05-19T20:43:00Z" w16du:dateUtc="2026-05-19T11:43:00Z">
+      <w:ins w:id="127" w:author="治輝 齋藤" w:date="2026-05-19T20:43:00Z" w16du:dateUtc="2026-05-19T11:43:00Z">
         <w:r>
           <w:rPr>
             <w:rFonts w:hint="eastAsia"/>
@@ -1370,12 +1387,12 @@
       <w:r>
         <w:t xml:space="preserve"> relationship</w:t>
       </w:r>
-      <w:commentRangeEnd w:id="124"/>
+      <w:commentRangeEnd w:id="126"/>
       <w:r>
         <w:rPr>
           <w:rStyle w:val="af2"/>
         </w:rPr>
-        <w:commentReference w:id="124"/>
+        <w:commentReference w:id="126"/>
       </w:r>
       <w:r>
         <w:t xml:space="preserve"> in Japan.</w:t>
@@ -1386,17 +1403,16 @@
         <w:pStyle w:val="a0"/>
         <w:spacing w:line="360" w:lineRule="auto"/>
       </w:pPr>
-      <w:commentRangeStart w:id="126"/>
-      <w:r>
-        <w:lastRenderedPageBreak/>
+      <w:commentRangeStart w:id="128"/>
+      <w:r>
         <w:t xml:space="preserve">In this study, we examined whether terrain slope was associated with hip fracture surgery rates </w:t>
       </w:r>
-      <w:del w:id="127" w:author="治輝 齋藤" w:date="2026-05-19T20:45:00Z" w16du:dateUtc="2026-05-19T11:45:00Z">
+      <w:del w:id="129" w:author="治輝 齋藤" w:date="2026-05-19T20:45:00Z" w16du:dateUtc="2026-05-19T11:45:00Z">
         <w:r>
           <w:delText>at the prefectural level, independent of</w:delText>
         </w:r>
       </w:del>
-      <w:ins w:id="128" w:author="治輝 齋藤" w:date="2026-05-19T20:45:00Z" w16du:dateUtc="2026-05-19T11:45:00Z">
+      <w:ins w:id="130" w:author="治輝 齋藤" w:date="2026-05-19T20:45:00Z" w16du:dateUtc="2026-05-19T11:45:00Z">
         <w:r>
           <w:t>across prefectures. We adjusted for</w:t>
         </w:r>
@@ -1404,17 +1420,17 @@
       <w:r>
         <w:t xml:space="preserve"> </w:t>
       </w:r>
-      <w:del w:id="129" w:author="治輝 齋藤" w:date="2026-05-19T23:23:00Z" w16du:dateUtc="2026-05-19T14:23:00Z">
+      <w:del w:id="131" w:author="治輝 齋藤" w:date="2026-05-19T23:23:00Z" w16du:dateUtc="2026-05-19T14:23:00Z">
         <w:r>
           <w:delText>aging rate</w:delText>
         </w:r>
       </w:del>
-      <w:ins w:id="130" w:author="治輝 齋藤" w:date="2026-05-19T23:23:00Z" w16du:dateUtc="2026-05-19T14:23:00Z">
+      <w:ins w:id="132" w:author="治輝 齋藤" w:date="2026-05-19T23:23:00Z" w16du:dateUtc="2026-05-19T14:23:00Z">
         <w:r>
           <w:t>proportion aged ≥65 years</w:t>
         </w:r>
       </w:ins>
-      <w:ins w:id="131" w:author="治輝 齋藤" w:date="2026-05-19T20:45:00Z" w16du:dateUtc="2026-05-19T11:45:00Z">
+      <w:ins w:id="133" w:author="治輝 齋藤" w:date="2026-05-19T20:45:00Z" w16du:dateUtc="2026-05-19T11:45:00Z">
         <w:r>
           <w:rPr>
             <w:rFonts w:hint="eastAsia"/>
@@ -1426,12 +1442,12 @@
       <w:r>
         <w:t xml:space="preserve"> </w:t>
       </w:r>
-      <w:del w:id="132" w:author="治輝 齋藤" w:date="2026-05-19T20:45:00Z" w16du:dateUtc="2026-05-19T11:45:00Z">
+      <w:del w:id="134" w:author="治輝 齋藤" w:date="2026-05-19T20:45:00Z" w16du:dateUtc="2026-05-19T11:45:00Z">
         <w:r>
           <w:delText>and</w:delText>
         </w:r>
       </w:del>
-      <w:ins w:id="133" w:author="治輝 齋藤" w:date="2026-05-19T20:45:00Z" w16du:dateUtc="2026-05-19T11:45:00Z">
+      <w:ins w:id="135" w:author="治輝 齋藤" w:date="2026-05-19T20:45:00Z" w16du:dateUtc="2026-05-19T11:45:00Z">
         <w:r>
           <w:rPr>
             <w:rFonts w:hint="eastAsia"/>
@@ -1440,7 +1456,7 @@
           <w:t>fast</w:t>
         </w:r>
       </w:ins>
-      <w:ins w:id="134" w:author="治輝 齋藤" w:date="2026-05-19T23:23:00Z" w16du:dateUtc="2026-05-19T14:23:00Z">
+      <w:ins w:id="136" w:author="治輝 齋藤" w:date="2026-05-19T23:23:00Z" w16du:dateUtc="2026-05-19T14:23:00Z">
         <w:r>
           <w:rPr>
             <w:rFonts w:hint="eastAsia"/>
@@ -1449,7 +1465,7 @@
           <w:t>-</w:t>
         </w:r>
       </w:ins>
-      <w:del w:id="135" w:author="治輝 齋藤" w:date="2026-05-19T23:23:00Z" w16du:dateUtc="2026-05-19T14:23:00Z">
+      <w:del w:id="137" w:author="治輝 齋藤" w:date="2026-05-19T23:23:00Z" w16du:dateUtc="2026-05-19T14:23:00Z">
         <w:r>
           <w:delText xml:space="preserve"> </w:delText>
         </w:r>
@@ -1457,12 +1473,12 @@
       <w:r>
         <w:t xml:space="preserve">walking </w:t>
       </w:r>
-      <w:del w:id="136" w:author="治輝 齋藤" w:date="2026-05-19T20:45:00Z" w16du:dateUtc="2026-05-19T11:45:00Z">
+      <w:del w:id="138" w:author="治輝 齋藤" w:date="2026-05-19T20:45:00Z" w16du:dateUtc="2026-05-19T11:45:00Z">
         <w:r>
           <w:delText>speed</w:delText>
         </w:r>
       </w:del>
-      <w:ins w:id="137" w:author="治輝 齋藤" w:date="2026-05-19T23:24:00Z" w16du:dateUtc="2026-05-19T14:24:00Z">
+      <w:ins w:id="139" w:author="治輝 齋藤" w:date="2026-05-19T23:24:00Z" w16du:dateUtc="2026-05-19T14:24:00Z">
         <w:r>
           <w:t xml:space="preserve"> </w:t>
         </w:r>
@@ -1476,7 +1492,7 @@
       <w:r>
         <w:t xml:space="preserve">, </w:t>
       </w:r>
-      <w:ins w:id="138" w:author="治輝 齋藤" w:date="2026-05-19T20:46:00Z" w16du:dateUtc="2026-05-19T11:46:00Z">
+      <w:ins w:id="140" w:author="治輝 齋藤" w:date="2026-05-19T20:46:00Z" w16du:dateUtc="2026-05-19T11:46:00Z">
         <w:r>
           <w:t>and population density</w:t>
         </w:r>
@@ -1491,18 +1507,18 @@
       <w:r>
         <w:t>using nationwide administrative and geospatial data.</w:t>
       </w:r>
-      <w:ins w:id="139" w:author="治輝 齋藤" w:date="2026-05-19T20:46:00Z" w16du:dateUtc="2026-05-19T11:46:00Z">
+      <w:ins w:id="141" w:author="治輝 齋藤" w:date="2026-05-19T20:46:00Z" w16du:dateUtc="2026-05-19T11:46:00Z">
         <w:r>
           <w:t xml:space="preserve"> NDB Open Data provide procedure counts, not fracture incidence. We therefore interpreted prefecture-level surgery rates as administrative proxies for fracture-related surgical burden. Not all fractures receive surgery, and operative thresholds may vary across regions.</w:t>
         </w:r>
       </w:ins>
-      <w:commentRangeEnd w:id="126"/>
-      <w:ins w:id="140" w:author="治輝 齋藤" w:date="2026-05-19T20:47:00Z" w16du:dateUtc="2026-05-19T11:47:00Z">
+      <w:commentRangeEnd w:id="128"/>
+      <w:ins w:id="142" w:author="治輝 齋藤" w:date="2026-05-19T20:47:00Z" w16du:dateUtc="2026-05-19T11:47:00Z">
         <w:r>
           <w:rPr>
             <w:rStyle w:val="af2"/>
           </w:rPr>
-          <w:commentReference w:id="126"/>
+          <w:commentReference w:id="128"/>
         </w:r>
       </w:ins>
     </w:p>
@@ -1521,7 +1537,7 @@
         <w:pStyle w:val="1"/>
         <w:spacing w:line="360" w:lineRule="auto"/>
       </w:pPr>
-      <w:bookmarkStart w:id="141" w:name="methods-1"/>
+      <w:bookmarkStart w:id="143" w:name="methods-1"/>
       <w:bookmarkEnd w:id="111"/>
       <w:r>
         <w:t>Methods</w:t>
@@ -1532,7 +1548,7 @@
         <w:pStyle w:val="2"/>
         <w:spacing w:line="360" w:lineRule="auto"/>
       </w:pPr>
-      <w:bookmarkStart w:id="142" w:name="study-design"/>
+      <w:bookmarkStart w:id="144" w:name="study-design"/>
       <w:r>
         <w:t>1. Study Design</w:t>
       </w:r>
@@ -1551,8 +1567,8 @@
         <w:pStyle w:val="2"/>
         <w:spacing w:line="360" w:lineRule="auto"/>
       </w:pPr>
-      <w:bookmarkStart w:id="143" w:name="outcome-fracture-surgery-rates"/>
-      <w:bookmarkEnd w:id="142"/>
+      <w:bookmarkStart w:id="145" w:name="outcome-fracture-surgery-rates"/>
+      <w:bookmarkEnd w:id="144"/>
       <w:r>
         <w:t>2. Outcome: Fracture Surgery Rates</w:t>
       </w:r>
@@ -1562,13 +1578,13 @@
         <w:pStyle w:val="FirstParagraph"/>
         <w:spacing w:line="360" w:lineRule="auto"/>
       </w:pPr>
-      <w:commentRangeStart w:id="144"/>
-      <w:del w:id="145" w:author="治輝 齋藤" w:date="2026-05-19T20:48:00Z" w16du:dateUtc="2026-05-19T11:48:00Z">
+      <w:commentRangeStart w:id="146"/>
+      <w:del w:id="147" w:author="治輝 齋藤" w:date="2026-05-19T20:48:00Z" w16du:dateUtc="2026-05-19T11:48:00Z">
         <w:r>
           <w:delText>Fracture</w:delText>
         </w:r>
       </w:del>
-      <w:ins w:id="146" w:author="治輝 齋藤" w:date="2026-05-19T20:48:00Z" w16du:dateUtc="2026-05-19T11:48:00Z">
+      <w:ins w:id="148" w:author="治輝 齋藤" w:date="2026-05-19T20:48:00Z" w16du:dateUtc="2026-05-19T11:48:00Z">
         <w:r>
           <w:t>We obtained fracture</w:t>
         </w:r>
@@ -1576,7 +1592,7 @@
       <w:r>
         <w:t xml:space="preserve"> surgery rates</w:t>
       </w:r>
-      <w:del w:id="147" w:author="治輝 齋藤" w:date="2026-05-19T20:49:00Z" w16du:dateUtc="2026-05-19T11:49:00Z">
+      <w:del w:id="149" w:author="治輝 齋藤" w:date="2026-05-19T20:49:00Z" w16du:dateUtc="2026-05-19T11:49:00Z">
         <w:r>
           <w:delText xml:space="preserve"> were derived</w:delText>
         </w:r>
@@ -1584,7 +1600,7 @@
       <w:r>
         <w:t xml:space="preserve"> from the 10th NDB Open Data (released </w:t>
       </w:r>
-      <w:ins w:id="148" w:author="治輝 齋藤" w:date="2026-05-19T20:49:00Z" w16du:dateUtc="2026-05-19T11:49:00Z">
+      <w:ins w:id="150" w:author="治輝 齋藤" w:date="2026-05-19T20:49:00Z" w16du:dateUtc="2026-05-19T11:49:00Z">
         <w:r>
           <w:rPr>
             <w:rFonts w:hint="eastAsia"/>
@@ -1593,7 +1609,7 @@
           <w:t>30 May 2025</w:t>
         </w:r>
       </w:ins>
-      <w:del w:id="149" w:author="治輝 齋藤" w:date="2026-05-19T20:49:00Z" w16du:dateUtc="2026-05-19T11:49:00Z">
+      <w:del w:id="151" w:author="治輝 齋藤" w:date="2026-05-19T20:49:00Z" w16du:dateUtc="2026-05-19T11:49:00Z">
         <w:r>
           <w:delText>2023</w:delText>
         </w:r>
@@ -1601,7 +1617,7 @@
       <w:r>
         <w:t>)</w:t>
       </w:r>
-      <w:ins w:id="150" w:author="治輝 齋藤" w:date="2026-05-19T20:49:00Z" w16du:dateUtc="2026-05-19T11:49:00Z">
+      <w:ins w:id="152" w:author="治輝 齋藤" w:date="2026-05-19T20:49:00Z" w16du:dateUtc="2026-05-19T11:49:00Z">
         <w:r>
           <w:rPr>
             <w:rFonts w:hint="eastAsia"/>
@@ -1610,40 +1626,40 @@
           <w:t>.</w:t>
         </w:r>
       </w:ins>
-      <w:del w:id="151" w:author="治輝 齋藤" w:date="2026-05-19T20:49:00Z" w16du:dateUtc="2026-05-19T11:49:00Z">
+      <w:del w:id="153" w:author="治輝 齋藤" w:date="2026-05-19T20:49:00Z" w16du:dateUtc="2026-05-19T11:49:00Z">
         <w:r>
           <w:delText>,</w:delText>
         </w:r>
       </w:del>
-      <w:del w:id="152" w:author="治輝 齋藤" w:date="2026-05-19T20:50:00Z" w16du:dateUtc="2026-05-19T11:50:00Z">
+      <w:del w:id="154" w:author="治輝 齋藤" w:date="2026-05-19T20:50:00Z" w16du:dateUtc="2026-05-19T11:50:00Z">
         <w:r>
           <w:delText xml:space="preserve"> which contains</w:delText>
-        </w:r>
-      </w:del>
-      <w:ins w:id="153" w:author="治輝 齋藤" w:date="2026-05-19T20:50:00Z" w16du:dateUtc="2026-05-19T11:50:00Z">
-        <w:r>
-          <w:t xml:space="preserve"> This release reports</w:t>
-        </w:r>
-      </w:ins>
-      <w:r>
-        <w:t xml:space="preserve"> prefecture-level </w:t>
-      </w:r>
-      <w:del w:id="154" w:author="治輝 齋藤" w:date="2026-05-19T20:50:00Z" w16du:dateUtc="2026-05-19T11:50:00Z">
-        <w:r>
-          <w:delText>counts of medical procedures</w:delText>
         </w:r>
       </w:del>
       <w:ins w:id="155" w:author="治輝 齋藤" w:date="2026-05-19T20:50:00Z" w16du:dateUtc="2026-05-19T11:50:00Z">
         <w:r>
+          <w:t xml:space="preserve"> This release reports</w:t>
+        </w:r>
+      </w:ins>
+      <w:r>
+        <w:t xml:space="preserve"> prefecture-level </w:t>
+      </w:r>
+      <w:del w:id="156" w:author="治輝 齋藤" w:date="2026-05-19T20:50:00Z" w16du:dateUtc="2026-05-19T11:50:00Z">
+        <w:r>
+          <w:delText>counts of medical procedures</w:delText>
+        </w:r>
+      </w:del>
+      <w:ins w:id="157" w:author="治輝 齋藤" w:date="2026-05-19T20:50:00Z" w16du:dateUtc="2026-05-19T11:50:00Z">
+        <w:r>
           <w:t>procedure counts</w:t>
         </w:r>
       </w:ins>
-      <w:del w:id="156" w:author="治輝 齋藤" w:date="2026-05-19T20:52:00Z" w16du:dateUtc="2026-05-19T11:52:00Z">
+      <w:del w:id="158" w:author="治輝 齋藤" w:date="2026-05-19T20:52:00Z" w16du:dateUtc="2026-05-19T11:52:00Z">
         <w:r>
           <w:delText xml:space="preserve"> claimed</w:delText>
         </w:r>
       </w:del>
-      <w:ins w:id="157" w:author="治輝 齋藤" w:date="2026-05-19T20:52:00Z" w16du:dateUtc="2026-05-19T11:52:00Z">
+      <w:ins w:id="159" w:author="治輝 齋藤" w:date="2026-05-19T20:52:00Z" w16du:dateUtc="2026-05-19T11:52:00Z">
         <w:r>
           <w:t xml:space="preserve"> from Reiwa 5 fiscal year claims (April 2023 through March 2024)</w:t>
         </w:r>
@@ -1651,7 +1667,7 @@
       <w:r>
         <w:t xml:space="preserve"> under the national health insurance system. We extracted </w:t>
       </w:r>
-      <w:del w:id="158" w:author="治輝 齋藤" w:date="2026-05-19T20:52:00Z" w16du:dateUtc="2026-05-19T11:52:00Z">
+      <w:del w:id="160" w:author="治輝 齋藤" w:date="2026-05-19T20:52:00Z" w16du:dateUtc="2026-05-19T11:52:00Z">
         <w:r>
           <w:delText xml:space="preserve">claims for </w:delText>
         </w:r>
@@ -1659,29 +1675,29 @@
       <w:r>
         <w:t xml:space="preserve">three </w:t>
       </w:r>
-      <w:ins w:id="159" w:author="治輝 齋藤" w:date="2026-05-19T20:52:00Z" w16du:dateUtc="2026-05-19T11:52:00Z">
+      <w:ins w:id="161" w:author="治輝 齋藤" w:date="2026-05-19T20:52:00Z" w16du:dateUtc="2026-05-19T11:52:00Z">
         <w:r>
           <w:t>site-specific</w:t>
         </w:r>
       </w:ins>
-      <w:del w:id="160" w:author="治輝 齋藤" w:date="2026-05-19T20:52:00Z" w16du:dateUtc="2026-05-19T11:52:00Z">
+      <w:del w:id="162" w:author="治輝 齋藤" w:date="2026-05-19T20:52:00Z" w16du:dateUtc="2026-05-19T11:52:00Z">
         <w:r>
           <w:delText>fracture surgery</w:delText>
         </w:r>
       </w:del>
       <w:r>
-        <w:t xml:space="preserve"> categories: (1) hip (femur) fracture surgery, (2) humerus fracture surgery, and (3) forearm fracture surgery. </w:t>
-      </w:r>
-      <w:ins w:id="161" w:author="治輝 齋藤" w:date="2026-05-19T20:53:00Z" w16du:dateUtc="2026-05-19T11:53:00Z">
-        <w:r>
-          <w:t xml:space="preserve">We defined total fracture surgery rate as the sum of these three site-specific </w:t>
-        </w:r>
-        <w:r>
-          <w:lastRenderedPageBreak/>
-          <w:t>counts</w:t>
-        </w:r>
-      </w:ins>
-      <w:del w:id="162" w:author="治輝 齋藤" w:date="2026-05-19T20:53:00Z" w16du:dateUtc="2026-05-19T11:53:00Z">
+        <w:t xml:space="preserve"> categories: (1) hip </w:t>
+      </w:r>
+      <w:r>
+        <w:lastRenderedPageBreak/>
+        <w:t xml:space="preserve">(femur) fracture surgery, (2) humerus fracture surgery, and (3) forearm fracture surgery. </w:t>
+      </w:r>
+      <w:ins w:id="163" w:author="治輝 齋藤" w:date="2026-05-19T20:53:00Z" w16du:dateUtc="2026-05-19T11:53:00Z">
+        <w:r>
+          <w:t>We defined total fracture surgery rate as the sum of these three site-specific counts</w:t>
+        </w:r>
+      </w:ins>
+      <w:del w:id="164" w:author="治輝 齋藤" w:date="2026-05-19T20:53:00Z" w16du:dateUtc="2026-05-19T11:53:00Z">
         <w:r>
           <w:delText>Rates were calculated</w:delText>
         </w:r>
@@ -1689,7 +1705,7 @@
       <w:r>
         <w:t xml:space="preserve"> per 100,000 population</w:t>
       </w:r>
-      <w:ins w:id="163" w:author="治輝 齋藤" w:date="2026-05-19T20:53:00Z" w16du:dateUtc="2026-05-19T11:53:00Z">
+      <w:ins w:id="165" w:author="治輝 齋藤" w:date="2026-05-19T20:53:00Z" w16du:dateUtc="2026-05-19T11:53:00Z">
         <w:r>
           <w:rPr>
             <w:rFonts w:hint="eastAsia"/>
@@ -1701,12 +1717,12 @@
       <w:r>
         <w:t xml:space="preserve"> </w:t>
       </w:r>
-      <w:ins w:id="164" w:author="治輝 齋藤" w:date="2026-05-19T20:53:00Z" w16du:dateUtc="2026-05-19T11:53:00Z">
+      <w:ins w:id="166" w:author="治輝 齋藤" w:date="2026-05-19T20:53:00Z" w16du:dateUtc="2026-05-19T11:53:00Z">
         <w:r>
           <w:t>We divided counts by</w:t>
         </w:r>
       </w:ins>
-      <w:del w:id="165" w:author="治輝 齋藤" w:date="2026-05-19T20:53:00Z" w16du:dateUtc="2026-05-19T11:53:00Z">
+      <w:del w:id="167" w:author="治輝 齋藤" w:date="2026-05-19T20:53:00Z" w16du:dateUtc="2026-05-19T11:53:00Z">
         <w:r>
           <w:delText>using population estimates from the</w:delText>
         </w:r>
@@ -1714,16 +1730,16 @@
       <w:r>
         <w:t xml:space="preserve"> 2020 National Census</w:t>
       </w:r>
-      <w:ins w:id="166" w:author="治輝 齋藤" w:date="2026-05-19T20:54:00Z" w16du:dateUtc="2026-05-19T11:54:00Z">
+      <w:ins w:id="168" w:author="治輝 齋藤" w:date="2026-05-19T20:54:00Z" w16du:dateUtc="2026-05-19T11:54:00Z">
         <w:r>
           <w:t xml:space="preserve"> population to obtain annual rates per 100,000. We interpreted these rates as administrative proxies for surgical burden rather than as unbiased measures of fracture incidence</w:t>
         </w:r>
-        <w:commentRangeEnd w:id="144"/>
+        <w:commentRangeEnd w:id="146"/>
         <w:r>
           <w:rPr>
             <w:rStyle w:val="af2"/>
           </w:rPr>
-          <w:commentReference w:id="144"/>
+          <w:commentReference w:id="146"/>
         </w:r>
       </w:ins>
       <w:r>
@@ -1735,8 +1751,8 @@
         <w:pStyle w:val="2"/>
         <w:spacing w:line="360" w:lineRule="auto"/>
       </w:pPr>
-      <w:bookmarkStart w:id="167" w:name="exposure-terrain-slope"/>
-      <w:bookmarkEnd w:id="143"/>
+      <w:bookmarkStart w:id="169" w:name="exposure-terrain-slope"/>
+      <w:bookmarkEnd w:id="145"/>
       <w:r>
         <w:t>3. Exposure: Terrain Slope</w:t>
       </w:r>
@@ -1758,8 +1774,8 @@
         <w:pStyle w:val="2"/>
         <w:spacing w:line="360" w:lineRule="auto"/>
       </w:pPr>
-      <w:bookmarkStart w:id="168" w:name="covariate-walking-speed"/>
-      <w:bookmarkEnd w:id="167"/>
+      <w:bookmarkStart w:id="170" w:name="covariate-walking-speed"/>
+      <w:bookmarkEnd w:id="169"/>
       <w:r>
         <w:t>4. Covariate: Walking Speed</w:t>
       </w:r>
@@ -1772,7 +1788,7 @@
       <w:r>
         <w:t>The proportion of individuals who reported walking fast (</w:t>
       </w:r>
-      <w:ins w:id="169" w:author="治輝 齋藤" w:date="2026-05-19T23:24:00Z" w16du:dateUtc="2026-05-19T14:24:00Z">
+      <w:ins w:id="171" w:author="治輝 齋藤" w:date="2026-05-19T23:24:00Z" w16du:dateUtc="2026-05-19T14:24:00Z">
         <w:r>
           <w:t>proportion with</w:t>
         </w:r>
@@ -1787,7 +1803,7 @@
       <w:r>
         <w:t xml:space="preserve">fast </w:t>
       </w:r>
-      <w:ins w:id="170" w:author="治輝 齋藤" w:date="2026-05-19T23:25:00Z" w16du:dateUtc="2026-05-19T14:25:00Z">
+      <w:ins w:id="172" w:author="治輝 齋藤" w:date="2026-05-19T23:25:00Z" w16du:dateUtc="2026-05-19T14:25:00Z">
         <w:r>
           <w:t>habitual</w:t>
         </w:r>
@@ -1802,7 +1818,7 @@
       <w:r>
         <w:t>walking</w:t>
       </w:r>
-      <w:del w:id="171" w:author="治輝 齋藤" w:date="2026-05-19T23:25:00Z" w16du:dateUtc="2026-05-19T14:25:00Z">
+      <w:del w:id="173" w:author="治輝 齋藤" w:date="2026-05-19T23:25:00Z" w16du:dateUtc="2026-05-19T14:25:00Z">
         <w:r>
           <w:delText xml:space="preserve"> rate</w:delText>
         </w:r>
@@ -1832,9 +1848,10 @@
         <w:pStyle w:val="2"/>
         <w:spacing w:line="360" w:lineRule="auto"/>
       </w:pPr>
-      <w:bookmarkStart w:id="172" w:name="additional-covariates"/>
-      <w:bookmarkEnd w:id="168"/>
-      <w:r>
+      <w:bookmarkStart w:id="174" w:name="additional-covariates"/>
+      <w:bookmarkEnd w:id="170"/>
+      <w:r>
+        <w:lastRenderedPageBreak/>
         <w:t>5. Additional Covariates</w:t>
       </w:r>
     </w:p>
@@ -1843,35 +1860,35 @@
         <w:pStyle w:val="FirstParagraph"/>
         <w:spacing w:line="360" w:lineRule="auto"/>
       </w:pPr>
-      <w:commentRangeStart w:id="173"/>
-      <w:commentRangeStart w:id="174"/>
-      <w:del w:id="175" w:author="治輝 齋藤" w:date="2026-05-19T23:03:00Z" w16du:dateUtc="2026-05-19T14:03:00Z">
+      <w:commentRangeStart w:id="175"/>
+      <w:commentRangeStart w:id="176"/>
+      <w:del w:id="177" w:author="治輝 齋藤" w:date="2026-05-19T23:03:00Z" w16du:dateUtc="2026-05-19T14:03:00Z">
         <w:r>
           <w:delText>Aging rate</w:delText>
         </w:r>
-        <w:commentRangeEnd w:id="173"/>
+        <w:commentRangeEnd w:id="175"/>
         <w:r>
           <w:rPr>
             <w:rStyle w:val="af2"/>
             <w:sz w:val="24"/>
             <w:szCs w:val="24"/>
           </w:rPr>
-          <w:commentReference w:id="173"/>
+          <w:commentReference w:id="175"/>
         </w:r>
       </w:del>
-      <w:commentRangeEnd w:id="174"/>
+      <w:commentRangeEnd w:id="176"/>
       <w:r>
         <w:rPr>
           <w:rStyle w:val="af2"/>
         </w:rPr>
-        <w:commentReference w:id="174"/>
-      </w:r>
-      <w:del w:id="176" w:author="治輝 齋藤" w:date="2026-05-19T23:03:00Z" w16du:dateUtc="2026-05-19T14:03:00Z">
+        <w:commentReference w:id="176"/>
+      </w:r>
+      <w:del w:id="178" w:author="治輝 齋藤" w:date="2026-05-19T23:03:00Z" w16du:dateUtc="2026-05-19T14:03:00Z">
         <w:r>
           <w:delText xml:space="preserve"> (p</w:delText>
         </w:r>
       </w:del>
-      <w:ins w:id="177" w:author="治輝 齋藤" w:date="2026-05-19T23:04:00Z" w16du:dateUtc="2026-05-19T14:04:00Z">
+      <w:ins w:id="179" w:author="治輝 齋藤" w:date="2026-05-19T23:04:00Z" w16du:dateUtc="2026-05-19T14:04:00Z">
         <w:r>
           <w:rPr>
             <w:rFonts w:hint="eastAsia"/>
@@ -1883,7 +1900,7 @@
       <w:r>
         <w:t>roportion of individuals aged ≥65 years</w:t>
       </w:r>
-      <w:del w:id="178" w:author="治輝 齋藤" w:date="2026-05-19T23:04:00Z" w16du:dateUtc="2026-05-19T14:04:00Z">
+      <w:del w:id="180" w:author="治輝 齋藤" w:date="2026-05-19T23:04:00Z" w16du:dateUtc="2026-05-19T14:04:00Z">
         <w:r>
           <w:delText>, %)</w:delText>
         </w:r>
@@ -1897,10 +1914,9 @@
         <w:pStyle w:val="2"/>
         <w:spacing w:line="360" w:lineRule="auto"/>
       </w:pPr>
-      <w:bookmarkStart w:id="179" w:name="statistical-analysis"/>
-      <w:bookmarkEnd w:id="172"/>
-      <w:r>
-        <w:lastRenderedPageBreak/>
+      <w:bookmarkStart w:id="181" w:name="statistical-analysis"/>
+      <w:bookmarkEnd w:id="174"/>
+      <w:r>
         <w:t>6. Statistical Analysis</w:t>
       </w:r>
     </w:p>
@@ -1968,12 +1984,12 @@
       <w:r>
         <w:t xml:space="preserve">: Multiple linear regression of fracture rate on terrain slope, </w:t>
       </w:r>
-      <w:ins w:id="180" w:author="治輝 齋藤" w:date="2026-05-19T23:25:00Z" w16du:dateUtc="2026-05-19T14:25:00Z">
+      <w:ins w:id="182" w:author="治輝 齋藤" w:date="2026-05-19T23:25:00Z" w16du:dateUtc="2026-05-19T14:25:00Z">
         <w:r>
           <w:t>proportion aged ≥65 years</w:t>
         </w:r>
       </w:ins>
-      <w:del w:id="181" w:author="治輝 齋藤" w:date="2026-05-19T23:25:00Z" w16du:dateUtc="2026-05-19T14:25:00Z">
+      <w:del w:id="183" w:author="治輝 齋藤" w:date="2026-05-19T23:25:00Z" w16du:dateUtc="2026-05-19T14:25:00Z">
         <w:r>
           <w:delText>aging rate</w:delText>
         </w:r>
@@ -1981,7 +1997,7 @@
       <w:r>
         <w:t>, fast</w:t>
       </w:r>
-      <w:ins w:id="182" w:author="治輝 齋藤" w:date="2026-05-19T23:25:00Z" w16du:dateUtc="2026-05-19T14:25:00Z">
+      <w:ins w:id="184" w:author="治輝 齋藤" w:date="2026-05-19T23:25:00Z" w16du:dateUtc="2026-05-19T14:25:00Z">
         <w:r>
           <w:rPr>
             <w:rFonts w:hint="eastAsia"/>
@@ -1990,7 +2006,7 @@
           <w:t>-</w:t>
         </w:r>
       </w:ins>
-      <w:del w:id="183" w:author="治輝 齋藤" w:date="2026-05-19T23:25:00Z" w16du:dateUtc="2026-05-19T14:25:00Z">
+      <w:del w:id="185" w:author="治輝 齋藤" w:date="2026-05-19T23:25:00Z" w16du:dateUtc="2026-05-19T14:25:00Z">
         <w:r>
           <w:delText xml:space="preserve"> </w:delText>
         </w:r>
@@ -1998,12 +2014,12 @@
       <w:r>
         <w:t xml:space="preserve">walking </w:t>
       </w:r>
-      <w:ins w:id="184" w:author="治輝 齋藤" w:date="2026-05-19T23:25:00Z" w16du:dateUtc="2026-05-19T14:25:00Z">
+      <w:ins w:id="186" w:author="治輝 齋藤" w:date="2026-05-19T23:25:00Z" w16du:dateUtc="2026-05-19T14:25:00Z">
         <w:r>
           <w:t>proportion</w:t>
         </w:r>
       </w:ins>
-      <w:del w:id="185" w:author="治輝 齋藤" w:date="2026-05-19T23:25:00Z" w16du:dateUtc="2026-05-19T14:25:00Z">
+      <w:del w:id="187" w:author="治輝 齋藤" w:date="2026-05-19T23:25:00Z" w16du:dateUtc="2026-05-19T14:25:00Z">
         <w:r>
           <w:delText>rate</w:delText>
         </w:r>
@@ -2011,45 +2027,45 @@
       <w:r>
         <w:t>, and population density.</w:t>
       </w:r>
-      <w:ins w:id="186" w:author="治輝 齋藤" w:date="2026-04-30T18:01:00Z" w16du:dateUtc="2026-04-30T09:01:00Z">
+      <w:ins w:id="188" w:author="治輝 齋藤" w:date="2026-04-30T18:01:00Z" w16du:dateUtc="2026-04-30T09:01:00Z">
         <w:r>
           <w:rPr>
             <w:lang w:eastAsia="ja-JP"/>
           </w:rPr>
           <w:br/>
         </w:r>
-        <w:commentRangeStart w:id="187"/>
+        <w:commentRangeStart w:id="189"/>
         <w:r>
           <w:t xml:space="preserve">In the primary causal interpretation, </w:t>
         </w:r>
       </w:ins>
-      <w:ins w:id="188" w:author="治輝 齋藤" w:date="2026-05-19T23:26:00Z" w16du:dateUtc="2026-05-19T14:26:00Z">
+      <w:ins w:id="190" w:author="治輝 齋藤" w:date="2026-05-19T23:26:00Z" w16du:dateUtc="2026-05-19T14:26:00Z">
         <w:r>
           <w:t>proportion aged ≥65 years</w:t>
         </w:r>
       </w:ins>
-      <w:ins w:id="189" w:author="治輝 齋藤" w:date="2026-04-30T18:01:00Z" w16du:dateUtc="2026-04-30T09:01:00Z">
+      <w:ins w:id="191" w:author="治輝 齋藤" w:date="2026-04-30T18:01:00Z" w16du:dateUtc="2026-04-30T09:01:00Z">
         <w:r>
           <w:t xml:space="preserve"> and </w:t>
         </w:r>
       </w:ins>
-      <w:ins w:id="190" w:author="治輝 齋藤" w:date="2026-05-19T23:26:00Z" w16du:dateUtc="2026-05-19T14:26:00Z">
+      <w:ins w:id="192" w:author="治輝 齋藤" w:date="2026-05-19T23:26:00Z" w16du:dateUtc="2026-05-19T14:26:00Z">
         <w:r>
           <w:t>fast-walking proportion</w:t>
         </w:r>
       </w:ins>
-      <w:ins w:id="191" w:author="治輝 齋藤" w:date="2026-04-30T18:01:00Z" w16du:dateUtc="2026-04-30T09:01:00Z">
+      <w:ins w:id="193" w:author="治輝 齋藤" w:date="2026-04-30T18:01:00Z" w16du:dateUtc="2026-04-30T09:01:00Z">
         <w:r>
           <w:t xml:space="preserve"> were treated as confounder-adjustment variables rather than formal mediators.</w:t>
         </w:r>
-        <w:commentRangeEnd w:id="187"/>
+        <w:commentRangeEnd w:id="189"/>
         <w:r>
           <w:rPr>
             <w:rStyle w:val="af2"/>
             <w:sz w:val="24"/>
             <w:szCs w:val="24"/>
           </w:rPr>
-          <w:commentReference w:id="187"/>
+          <w:commentReference w:id="189"/>
         </w:r>
       </w:ins>
     </w:p>
@@ -2140,16 +2156,17 @@
         <w:pStyle w:val="a0"/>
         <w:spacing w:line="360" w:lineRule="auto"/>
         <w:rPr>
-          <w:ins w:id="192" w:author="治輝 齋藤" w:date="2026-04-30T19:43:00Z" w16du:dateUtc="2026-04-30T10:43:00Z"/>
-        </w:rPr>
-      </w:pPr>
-      <w:r>
-        <w:rPr>
-          <w:lang w:eastAsia="ja-JP"/>
-        </w:rPr>
+          <w:ins w:id="194" w:author="治輝 齋藤" w:date="2026-04-30T19:43:00Z" w16du:dateUtc="2026-04-30T10:43:00Z"/>
+        </w:rPr>
+      </w:pPr>
+      <w:r>
+        <w:rPr>
+          <w:lang w:eastAsia="ja-JP"/>
+        </w:rPr>
+        <w:lastRenderedPageBreak/>
         <w:t>For the primary hip-fracture outcome (Model 2), we assessed linear model assumptions graphically using residuals-versus-fitted and normal quantile–quantile (Q–Q) plots of OLS residuals, and we report</w:t>
       </w:r>
-      <w:ins w:id="193" w:author="山岸良匡" w:date="2026-05-18T19:21:00Z" w16du:dateUtc="2026-05-18T10:21:00Z">
+      <w:ins w:id="195" w:author="山岸良匡" w:date="2026-05-18T19:21:00Z" w16du:dateUtc="2026-05-18T10:21:00Z">
         <w:r>
           <w:rPr>
             <w:rFonts w:hint="eastAsia"/>
@@ -2162,14 +2179,7 @@
         <w:rPr>
           <w:lang w:eastAsia="ja-JP"/>
         </w:rPr>
-        <w:t xml:space="preserve"> the Shapiro–Wilk test on residuals for descriptive completeness (small-N tests are interpreted cautiously). Because prefecture-level ecological analyses can exhibit heteroskedasticity and leverage from skewed covariates (notably population density), we conducted sensitivity analyses: </w:t>
-      </w:r>
-      <w:r>
-        <w:rPr>
-          <w:lang w:eastAsia="ja-JP"/>
-        </w:rPr>
-        <w:lastRenderedPageBreak/>
-        <w:t xml:space="preserve">(1) heteroskedasticity-robust standard errors (HC3) for two-sided </w:t>
+        <w:t xml:space="preserve"> the Shapiro–Wilk test on residuals for descriptive completeness (small-N tests are interpreted cautiously). Because prefecture-level ecological analyses can exhibit heteroskedasticity and leverage from skewed covariates (notably population density), we conducted sensitivity analyses: (1) heteroskedasticity-robust standard errors (HC3) for two-sided </w:t>
       </w:r>
       <w:r>
         <w:rPr>
@@ -2199,22 +2209,22 @@
         </w:rPr>
         <w:t xml:space="preserve"> = 5,000 resamples of prefectures (with replacement) to obtain a percentile 95% CI for the terrain slope coefficient.</w:t>
       </w:r>
-      <w:commentRangeStart w:id="194"/>
-      <w:ins w:id="195" w:author="治輝 齋藤" w:date="2026-04-30T18:02:00Z" w16du:dateUtc="2026-04-30T09:02:00Z">
+      <w:commentRangeStart w:id="196"/>
+      <w:ins w:id="197" w:author="治輝 齋藤" w:date="2026-04-30T18:02:00Z" w16du:dateUtc="2026-04-30T09:02:00Z">
         <w:r>
           <w:rPr>
             <w:lang w:eastAsia="ja-JP"/>
           </w:rPr>
           <w:t xml:space="preserve"> Given N = 47 with multiple covariates, we also checked coefficient stability and multicollinearity diagnostics (including model condition number) and interpreted estimates cautiously.</w:t>
         </w:r>
-        <w:commentRangeEnd w:id="194"/>
+        <w:commentRangeEnd w:id="196"/>
         <w:r>
           <w:rPr>
             <w:rStyle w:val="af2"/>
             <w:sz w:val="24"/>
             <w:szCs w:val="24"/>
           </w:rPr>
-          <w:commentReference w:id="194"/>
+          <w:commentReference w:id="196"/>
         </w:r>
       </w:ins>
     </w:p>
@@ -2226,8 +2236,8 @@
           <w:lang w:eastAsia="ja-JP"/>
         </w:rPr>
       </w:pPr>
-      <w:commentRangeStart w:id="196"/>
-      <w:ins w:id="197" w:author="治輝 齋藤" w:date="2026-04-30T19:43:00Z" w16du:dateUtc="2026-04-30T10:43:00Z">
+      <w:commentRangeStart w:id="198"/>
+      <w:ins w:id="199" w:author="治輝 齋藤" w:date="2026-04-30T19:43:00Z" w16du:dateUtc="2026-04-30T10:43:00Z">
         <w:r>
           <w:rPr>
             <w:lang w:eastAsia="ja-JP"/>
@@ -2235,7 +2245,7 @@
           <w:t xml:space="preserve">As an additional sensitivity analysis for age-structure confounding, we </w:t>
         </w:r>
       </w:ins>
-      <w:ins w:id="198" w:author="治輝 齋藤" w:date="2026-04-30T20:48:00Z" w16du:dateUtc="2026-04-30T11:48:00Z">
+      <w:ins w:id="200" w:author="治輝 齋藤" w:date="2026-04-30T20:48:00Z" w16du:dateUtc="2026-04-30T11:48:00Z">
         <w:r>
           <w:rPr>
             <w:lang w:eastAsia="ja-JP"/>
@@ -2243,7 +2253,7 @@
           <w:t>performed</w:t>
         </w:r>
       </w:ins>
-      <w:ins w:id="199" w:author="治輝 齋藤" w:date="2026-04-30T19:43:00Z" w16du:dateUtc="2026-04-30T10:43:00Z">
+      <w:ins w:id="201" w:author="治輝 齋藤" w:date="2026-04-30T19:43:00Z" w16du:dateUtc="2026-04-30T10:43:00Z">
         <w:r>
           <w:rPr>
             <w:lang w:eastAsia="ja-JP"/>
@@ -2251,7 +2261,7 @@
           <w:t xml:space="preserve"> indirect</w:t>
         </w:r>
       </w:ins>
-      <w:ins w:id="200" w:author="治輝 齋藤" w:date="2026-04-30T20:49:00Z" w16du:dateUtc="2026-04-30T11:49:00Z">
+      <w:ins w:id="202" w:author="治輝 齋藤" w:date="2026-04-30T20:49:00Z" w16du:dateUtc="2026-04-30T11:49:00Z">
         <w:r>
           <w:rPr>
             <w:rFonts w:hint="eastAsia"/>
@@ -2260,7 +2270,7 @@
           <w:t xml:space="preserve"> </w:t>
         </w:r>
       </w:ins>
-      <w:ins w:id="201" w:author="治輝 齋藤" w:date="2026-04-30T19:43:00Z" w16du:dateUtc="2026-04-30T10:43:00Z">
+      <w:ins w:id="203" w:author="治輝 齋藤" w:date="2026-04-30T19:43:00Z" w16du:dateUtc="2026-04-30T10:43:00Z">
         <w:r>
           <w:rPr>
             <w:lang w:eastAsia="ja-JP"/>
@@ -2268,7 +2278,7 @@
           <w:t>standardization for the femur-surgery outcome</w:t>
         </w:r>
       </w:ins>
-      <w:ins w:id="202" w:author="治輝 齋藤" w:date="2026-04-30T20:49:00Z" w16du:dateUtc="2026-04-30T11:49:00Z">
+      <w:ins w:id="204" w:author="治輝 齋藤" w:date="2026-04-30T20:49:00Z" w16du:dateUtc="2026-04-30T11:49:00Z">
         <w:r>
           <w:rPr>
             <w:lang w:eastAsia="ja-JP"/>
@@ -2276,7 +2286,7 @@
           <w:t>. We combined</w:t>
         </w:r>
       </w:ins>
-      <w:ins w:id="203" w:author="治輝 齋藤" w:date="2026-04-30T19:43:00Z" w16du:dateUtc="2026-04-30T10:43:00Z">
+      <w:ins w:id="205" w:author="治輝 齋藤" w:date="2026-04-30T19:43:00Z" w16du:dateUtc="2026-04-30T10:43:00Z">
         <w:r>
           <w:rPr>
             <w:lang w:eastAsia="ja-JP"/>
@@ -2284,7 +2294,7 @@
           <w:t xml:space="preserve"> NDB age-stratified surgery tables </w:t>
         </w:r>
       </w:ins>
-      <w:ins w:id="204" w:author="治輝 齋藤" w:date="2026-04-30T20:49:00Z" w16du:dateUtc="2026-04-30T11:49:00Z">
+      <w:ins w:id="206" w:author="治輝 齋藤" w:date="2026-04-30T20:49:00Z" w16du:dateUtc="2026-04-30T11:49:00Z">
         <w:r>
           <w:rPr>
             <w:lang w:eastAsia="ja-JP"/>
@@ -2292,7 +2302,7 @@
           <w:t>with</w:t>
         </w:r>
       </w:ins>
-      <w:ins w:id="205" w:author="治輝 齋藤" w:date="2026-04-30T19:43:00Z" w16du:dateUtc="2026-04-30T10:43:00Z">
+      <w:ins w:id="207" w:author="治輝 齋藤" w:date="2026-04-30T19:43:00Z" w16du:dateUtc="2026-04-30T10:43:00Z">
         <w:r>
           <w:rPr>
             <w:lang w:eastAsia="ja-JP"/>
@@ -2300,7 +2310,7 @@
           <w:t xml:space="preserve"> 2020 census 5-year age-group population counts from e-Stat. </w:t>
         </w:r>
       </w:ins>
-      <w:ins w:id="206" w:author="治輝 齋藤" w:date="2026-05-20T12:37:00Z" w16du:dateUtc="2026-05-20T03:37:00Z">
+      <w:ins w:id="208" w:author="治輝 齋藤" w:date="2026-05-20T12:37:00Z" w16du:dateUtc="2026-05-20T03:37:00Z">
         <w:r>
           <w:rPr>
             <w:lang w:eastAsia="ja-JP"/>
@@ -2308,7 +2318,7 @@
           <w:t>Some age-stratified surgery counts in public NDB Open Data are withheld for disclosure control. These counts appear as a hyphen ("-") in the tables.</w:t>
         </w:r>
       </w:ins>
-      <w:ins w:id="207" w:author="治輝 齋藤" w:date="2026-04-30T19:43:00Z" w16du:dateUtc="2026-04-30T10:43:00Z">
+      <w:ins w:id="209" w:author="治輝 齋藤" w:date="2026-04-30T19:43:00Z" w16du:dateUtc="2026-04-30T10:43:00Z">
         <w:r>
           <w:rPr>
             <w:lang w:eastAsia="ja-JP"/>
@@ -2316,7 +2326,7 @@
           <w:t xml:space="preserve"> </w:t>
         </w:r>
       </w:ins>
-      <w:ins w:id="208" w:author="治輝 齋藤" w:date="2026-05-20T12:37:00Z" w16du:dateUtc="2026-05-20T03:37:00Z">
+      <w:ins w:id="210" w:author="治輝 齋藤" w:date="2026-05-20T12:37:00Z" w16du:dateUtc="2026-05-20T03:37:00Z">
         <w:r>
           <w:rPr>
             <w:lang w:eastAsia="ja-JP"/>
@@ -2324,7 +2334,7 @@
           <w:t>We prespecified three replacement scenarios: 0, 5, or 9 surgeries per withheld cell. We repeated indirect standardization under each scenario</w:t>
         </w:r>
       </w:ins>
-      <w:ins w:id="209" w:author="治輝 齋藤" w:date="2026-05-20T12:22:00Z" w16du:dateUtc="2026-05-20T03:22:00Z">
+      <w:ins w:id="211" w:author="治輝 齋藤" w:date="2026-05-20T12:22:00Z" w16du:dateUtc="2026-05-20T03:22:00Z">
         <w:r>
           <w:rPr>
             <w:lang w:eastAsia="ja-JP"/>
@@ -2332,7 +2342,7 @@
           <w:t xml:space="preserve">. </w:t>
         </w:r>
       </w:ins>
-      <w:ins w:id="210" w:author="治輝 齋藤" w:date="2026-04-30T19:43:00Z" w16du:dateUtc="2026-04-30T10:43:00Z">
+      <w:ins w:id="212" w:author="治輝 齋藤" w:date="2026-04-30T19:43:00Z" w16du:dateUtc="2026-04-30T10:43:00Z">
         <w:r>
           <w:rPr>
             <w:lang w:eastAsia="ja-JP"/>
@@ -2340,7 +2350,7 @@
           <w:t>For each scenario, we calculated national age-specific surgery rates, expected prefectural counts, SIR, and ISR (SIR × national crude rate)</w:t>
         </w:r>
       </w:ins>
-      <w:ins w:id="211" w:author="治輝 齋藤" w:date="2026-04-30T20:50:00Z" w16du:dateUtc="2026-04-30T11:50:00Z">
+      <w:ins w:id="213" w:author="治輝 齋藤" w:date="2026-04-30T20:50:00Z" w16du:dateUtc="2026-04-30T11:50:00Z">
         <w:r>
           <w:rPr>
             <w:lang w:eastAsia="ja-JP"/>
@@ -2348,7 +2358,7 @@
           <w:t>. We</w:t>
         </w:r>
       </w:ins>
-      <w:ins w:id="212" w:author="治輝 齋藤" w:date="2026-04-30T19:43:00Z" w16du:dateUtc="2026-04-30T10:43:00Z">
+      <w:ins w:id="214" w:author="治輝 齋藤" w:date="2026-04-30T19:43:00Z" w16du:dateUtc="2026-04-30T10:43:00Z">
         <w:r>
           <w:rPr>
             <w:lang w:eastAsia="ja-JP"/>
@@ -2356,7 +2366,7 @@
           <w:t xml:space="preserve"> then regressed ISR on terrain slope with and without covariate adjustment. </w:t>
         </w:r>
       </w:ins>
-      <w:ins w:id="213" w:author="治輝 齋藤" w:date="2026-04-30T20:50:00Z" w16du:dateUtc="2026-04-30T11:50:00Z">
+      <w:ins w:id="215" w:author="治輝 齋藤" w:date="2026-04-30T20:50:00Z" w16du:dateUtc="2026-04-30T11:50:00Z">
         <w:r>
           <w:rPr>
             <w:lang w:eastAsia="ja-JP"/>
@@ -2364,7 +2374,7 @@
           <w:t>These analyses were treated</w:t>
         </w:r>
       </w:ins>
-      <w:ins w:id="214" w:author="治輝 齋藤" w:date="2026-04-30T19:43:00Z" w16du:dateUtc="2026-04-30T10:43:00Z">
+      <w:ins w:id="216" w:author="治輝 齋藤" w:date="2026-04-30T19:43:00Z" w16du:dateUtc="2026-04-30T10:43:00Z">
         <w:r>
           <w:rPr>
             <w:lang w:eastAsia="ja-JP"/>
@@ -2372,8 +2382,8 @@
           <w:t xml:space="preserve"> as sensitivity analyses only (not primary inference), given potential secondary masking.</w:t>
         </w:r>
       </w:ins>
-      <w:commentRangeEnd w:id="196"/>
-      <w:ins w:id="215" w:author="治輝 齋藤" w:date="2026-04-30T20:24:00Z" w16du:dateUtc="2026-04-30T11:24:00Z">
+      <w:commentRangeEnd w:id="198"/>
+      <w:ins w:id="217" w:author="治輝 齋藤" w:date="2026-04-30T20:24:00Z" w16du:dateUtc="2026-04-30T11:24:00Z">
         <w:r>
           <w:rPr>
             <w:rStyle w:val="af2"/>
@@ -2381,7 +2391,7 @@
             <w:szCs w:val="24"/>
             <w:lang w:eastAsia="ja-JP"/>
           </w:rPr>
-          <w:commentReference w:id="196"/>
+          <w:commentReference w:id="198"/>
         </w:r>
       </w:ins>
     </w:p>
@@ -2399,15 +2409,15 @@
         </w:rPr>
         <w:t>All manuscript figures were generated programmatically from study data</w:t>
       </w:r>
-      <w:commentRangeStart w:id="216"/>
-      <w:commentRangeStart w:id="217"/>
+      <w:commentRangeStart w:id="218"/>
+      <w:commentRangeStart w:id="219"/>
       <w:r>
         <w:rPr>
           <w:lang w:eastAsia="ja-JP"/>
         </w:rPr>
         <w:t xml:space="preserve"> </w:t>
       </w:r>
-      <w:del w:id="218" w:author="治輝 齋藤" w:date="2026-05-19T23:49:00Z" w16du:dateUtc="2026-05-19T14:49:00Z">
+      <w:del w:id="220" w:author="治輝 齋藤" w:date="2026-05-19T23:49:00Z" w16du:dateUtc="2026-05-19T14:49:00Z">
         <w:r>
           <w:rPr>
             <w:lang w:eastAsia="ja-JP"/>
@@ -2421,7 +2431,7 @@
         </w:rPr>
         <w:t xml:space="preserve"> </w:t>
       </w:r>
-      <w:commentRangeEnd w:id="216"/>
+      <w:commentRangeEnd w:id="218"/>
       <w:r>
         <w:rPr>
           <w:rStyle w:val="af2"/>
@@ -2429,14 +2439,14 @@
           <w:szCs w:val="24"/>
           <w:lang w:eastAsia="ja-JP"/>
         </w:rPr>
-        <w:commentReference w:id="216"/>
-      </w:r>
-      <w:commentRangeEnd w:id="217"/>
+        <w:commentReference w:id="218"/>
+      </w:r>
+      <w:commentRangeEnd w:id="219"/>
       <w:r>
         <w:rPr>
           <w:rStyle w:val="af2"/>
         </w:rPr>
-        <w:commentReference w:id="217"/>
+        <w:commentReference w:id="219"/>
       </w:r>
       <w:r>
         <w:rPr>
@@ -2505,9 +2515,16 @@
         <w:rPr>
           <w:lang w:eastAsia="ja-JP"/>
         </w:rPr>
-        <w:t xml:space="preserve">matplotlib 1.1.3. Figure 1 was generated via linear-fit visualization from the prefecture-level analytical dataset, </w:t>
-      </w:r>
-      <w:del w:id="219" w:author="治輝 齋藤" w:date="2026-05-20T08:32:00Z" w16du:dateUtc="2026-05-19T23:32:00Z">
+        <w:t xml:space="preserve">matplotlib 1.1.3. Figure 1 was generated via linear-fit </w:t>
+      </w:r>
+      <w:r>
+        <w:rPr>
+          <w:lang w:eastAsia="ja-JP"/>
+        </w:rPr>
+        <w:lastRenderedPageBreak/>
+        <w:t xml:space="preserve">visualization from the prefecture-level analytical dataset, </w:t>
+      </w:r>
+      <w:del w:id="221" w:author="治輝 齋藤" w:date="2026-05-20T08:32:00Z" w16du:dateUtc="2026-05-19T23:32:00Z">
         <w:r>
           <w:rPr>
             <w:lang w:eastAsia="ja-JP"/>
@@ -2521,7 +2538,7 @@
         </w:rPr>
         <w:t xml:space="preserve">and Figures </w:t>
       </w:r>
-      <w:ins w:id="220" w:author="治輝 齋藤" w:date="2026-05-20T08:32:00Z" w16du:dateUtc="2026-05-19T23:32:00Z">
+      <w:ins w:id="222" w:author="治輝 齋藤" w:date="2026-05-20T08:32:00Z" w16du:dateUtc="2026-05-19T23:32:00Z">
         <w:r>
           <w:rPr>
             <w:rFonts w:hint="eastAsia"/>
@@ -2530,7 +2547,7 @@
           <w:t>2-4</w:t>
         </w:r>
       </w:ins>
-      <w:del w:id="221" w:author="治輝 齋藤" w:date="2026-05-20T08:32:00Z" w16du:dateUtc="2026-05-19T23:32:00Z">
+      <w:del w:id="223" w:author="治輝 齋藤" w:date="2026-05-20T08:32:00Z" w16du:dateUtc="2026-05-19T23:32:00Z">
         <w:r>
           <w:rPr>
             <w:lang w:eastAsia="ja-JP"/>
@@ -2551,7 +2568,6 @@
         <w:spacing w:line="360" w:lineRule="auto"/>
       </w:pPr>
       <w:r>
-        <w:lastRenderedPageBreak/>
         <w:t>This study used publicly available aggregate data; individual informed consent was not required, and institutional ethics review was not applicable in accordance with Japanese ethical guidelines for epidemiological research.</w:t>
       </w:r>
     </w:p>
@@ -2570,9 +2586,9 @@
         <w:pStyle w:val="1"/>
         <w:spacing w:line="360" w:lineRule="auto"/>
       </w:pPr>
-      <w:bookmarkStart w:id="222" w:name="results-1"/>
-      <w:bookmarkEnd w:id="141"/>
-      <w:bookmarkEnd w:id="179"/>
+      <w:bookmarkStart w:id="224" w:name="results-1"/>
+      <w:bookmarkEnd w:id="143"/>
+      <w:bookmarkEnd w:id="181"/>
       <w:r>
         <w:t>Results</w:t>
       </w:r>
@@ -2582,7 +2598,7 @@
         <w:pStyle w:val="2"/>
         <w:spacing w:line="360" w:lineRule="auto"/>
       </w:pPr>
-      <w:bookmarkStart w:id="223" w:name="descriptive-statistics"/>
+      <w:bookmarkStart w:id="225" w:name="descriptive-statistics"/>
       <w:r>
         <w:t>1. Descriptive Statistics</w:t>
       </w:r>
@@ -2601,11 +2617,11 @@
       <w:r>
         <w:t xml:space="preserve">range </w:t>
       </w:r>
-      <w:commentRangeStart w:id="224"/>
+      <w:commentRangeStart w:id="226"/>
       <w:r>
         <w:t>1.81</w:t>
       </w:r>
-      <w:ins w:id="225" w:author="治輝 齋藤" w:date="2026-05-20T12:48:00Z" w16du:dateUtc="2026-05-20T03:48:00Z">
+      <w:ins w:id="227" w:author="治輝 齋藤" w:date="2026-05-20T12:48:00Z" w16du:dateUtc="2026-05-20T03:48:00Z">
         <w:r>
           <w:t xml:space="preserve"> degrees in Ibaraki</w:t>
         </w:r>
@@ -2613,7 +2629,7 @@
       <w:r>
         <w:t>–15.43 degrees</w:t>
       </w:r>
-      <w:ins w:id="226" w:author="治輝 齋藤" w:date="2026-05-20T12:48:00Z" w16du:dateUtc="2026-05-20T03:48:00Z">
+      <w:ins w:id="228" w:author="治輝 齋藤" w:date="2026-05-20T12:48:00Z" w16du:dateUtc="2026-05-20T03:48:00Z">
         <w:r>
           <w:rPr>
             <w:rFonts w:hint="eastAsia"/>
@@ -2624,12 +2640,12 @@
         <w:r>
           <w:t>in Niigata</w:t>
         </w:r>
-        <w:commentRangeEnd w:id="224"/>
+        <w:commentRangeEnd w:id="226"/>
         <w:r>
           <w:rPr>
             <w:rStyle w:val="af2"/>
           </w:rPr>
-          <w:commentReference w:id="224"/>
+          <w:commentReference w:id="226"/>
         </w:r>
       </w:ins>
       <w:r>
@@ -2654,12 +2670,12 @@
       <w:r>
         <w:t xml:space="preserve">. The mean </w:t>
       </w:r>
-      <w:ins w:id="227" w:author="治輝 齋藤" w:date="2026-05-19T23:26:00Z" w16du:dateUtc="2026-05-19T14:26:00Z">
+      <w:ins w:id="229" w:author="治輝 齋藤" w:date="2026-05-19T23:26:00Z" w16du:dateUtc="2026-05-19T14:26:00Z">
         <w:r>
           <w:t>proportion aged ≥65 years</w:t>
         </w:r>
       </w:ins>
-      <w:del w:id="228" w:author="治輝 齋藤" w:date="2026-05-19T23:26:00Z" w16du:dateUtc="2026-05-19T14:26:00Z">
+      <w:del w:id="230" w:author="治輝 齋藤" w:date="2026-05-19T23:26:00Z" w16du:dateUtc="2026-05-19T14:26:00Z">
         <w:r>
           <w:delText>aging rate</w:delText>
         </w:r>
@@ -2673,7 +2689,7 @@
       <w:r>
         <w:t>, and the mean proportion with fast</w:t>
       </w:r>
-      <w:ins w:id="229" w:author="治輝 齋藤" w:date="2026-05-19T23:26:00Z" w16du:dateUtc="2026-05-19T14:26:00Z">
+      <w:ins w:id="231" w:author="治輝 齋藤" w:date="2026-05-19T23:26:00Z" w16du:dateUtc="2026-05-19T14:26:00Z">
         <w:r>
           <w:rPr>
             <w:rFonts w:hint="eastAsia"/>
@@ -2682,7 +2698,7 @@
           <w:t>-</w:t>
         </w:r>
       </w:ins>
-      <w:del w:id="230" w:author="治輝 齋藤" w:date="2026-05-19T23:26:00Z" w16du:dateUtc="2026-05-19T14:26:00Z">
+      <w:del w:id="232" w:author="治輝 齋藤" w:date="2026-05-19T23:26:00Z" w16du:dateUtc="2026-05-19T14:26:00Z">
         <w:r>
           <w:delText xml:space="preserve"> </w:delText>
         </w:r>
@@ -2690,12 +2706,12 @@
       <w:r>
         <w:t xml:space="preserve">walking </w:t>
       </w:r>
-      <w:ins w:id="231" w:author="治輝 齋藤" w:date="2026-05-19T23:26:00Z" w16du:dateUtc="2026-05-19T14:26:00Z">
+      <w:ins w:id="233" w:author="治輝 齋藤" w:date="2026-05-19T23:26:00Z" w16du:dateUtc="2026-05-19T14:26:00Z">
         <w:r>
           <w:t>proportion</w:t>
         </w:r>
       </w:ins>
-      <w:del w:id="232" w:author="治輝 齋藤" w:date="2026-05-19T23:26:00Z" w16du:dateUtc="2026-05-19T14:26:00Z">
+      <w:del w:id="234" w:author="治輝 齋藤" w:date="2026-05-19T23:26:00Z" w16du:dateUtc="2026-05-19T14:26:00Z">
         <w:r>
           <w:delText>speed</w:delText>
         </w:r>
@@ -2715,8 +2731,8 @@
         <w:pStyle w:val="2"/>
         <w:spacing w:line="360" w:lineRule="auto"/>
       </w:pPr>
-      <w:bookmarkStart w:id="233" w:name="correlation-analysis"/>
-      <w:bookmarkEnd w:id="223"/>
+      <w:bookmarkStart w:id="235" w:name="correlation-analysis"/>
+      <w:bookmarkEnd w:id="225"/>
       <w:r>
         <w:t>2. Correlation Analysis</w:t>
       </w:r>
@@ -2726,7 +2742,7 @@
         <w:pStyle w:val="FirstParagraph"/>
         <w:spacing w:line="360" w:lineRule="auto"/>
       </w:pPr>
-      <w:ins w:id="234" w:author="治輝 齋藤" w:date="2026-05-20T08:32:00Z" w16du:dateUtc="2026-05-19T23:32:00Z">
+      <w:ins w:id="236" w:author="治輝 齋藤" w:date="2026-05-20T08:32:00Z" w16du:dateUtc="2026-05-19T23:32:00Z">
         <w:r>
           <w:t>Bivariate correlations are summarized in Table 2 and illustrated for the primary exposure–outcome pair in Figure 1.</w:t>
         </w:r>
@@ -2741,12 +2757,12 @@
       <w:r>
         <w:t xml:space="preserve">Terrain slope </w:t>
       </w:r>
-      <w:ins w:id="235" w:author="治輝 齋藤" w:date="2026-05-20T08:33:00Z" w16du:dateUtc="2026-05-19T23:33:00Z">
+      <w:ins w:id="237" w:author="治輝 齋藤" w:date="2026-05-20T08:33:00Z" w16du:dateUtc="2026-05-19T23:33:00Z">
         <w:r>
           <w:t>correlated positively</w:t>
         </w:r>
       </w:ins>
-      <w:del w:id="236" w:author="治輝 齋藤" w:date="2026-05-20T08:33:00Z" w16du:dateUtc="2026-05-19T23:33:00Z">
+      <w:del w:id="238" w:author="治輝 齋藤" w:date="2026-05-20T08:33:00Z" w16du:dateUtc="2026-05-19T23:33:00Z">
         <w:r>
           <w:delText>showed a moderate positive correlation</w:delText>
         </w:r>
@@ -2754,33 +2770,33 @@
       <w:r>
         <w:t xml:space="preserve"> with hip fracture surgery </w:t>
       </w:r>
-      <w:ins w:id="237" w:author="治輝 齋藤" w:date="2026-05-19T23:27:00Z" w16du:dateUtc="2026-05-19T14:27:00Z">
+      <w:ins w:id="239" w:author="治輝 齋藤" w:date="2026-05-19T23:27:00Z" w16du:dateUtc="2026-05-19T14:27:00Z">
         <w:r>
           <w:t>proportion</w:t>
         </w:r>
       </w:ins>
-      <w:commentRangeStart w:id="238"/>
-      <w:commentRangeStart w:id="239"/>
-      <w:del w:id="240" w:author="治輝 齋藤" w:date="2026-05-19T23:27:00Z" w16du:dateUtc="2026-05-19T14:27:00Z">
+      <w:commentRangeStart w:id="240"/>
+      <w:commentRangeStart w:id="241"/>
+      <w:del w:id="242" w:author="治輝 齋藤" w:date="2026-05-19T23:27:00Z" w16du:dateUtc="2026-05-19T14:27:00Z">
         <w:r>
           <w:delText>rate</w:delText>
         </w:r>
-        <w:commentRangeEnd w:id="238"/>
+        <w:commentRangeEnd w:id="240"/>
         <w:r>
           <w:rPr>
             <w:rStyle w:val="af2"/>
             <w:sz w:val="24"/>
             <w:szCs w:val="24"/>
           </w:rPr>
-          <w:commentReference w:id="238"/>
+          <w:commentReference w:id="240"/>
         </w:r>
       </w:del>
-      <w:commentRangeEnd w:id="239"/>
+      <w:commentRangeEnd w:id="241"/>
       <w:r>
         <w:rPr>
           <w:rStyle w:val="af2"/>
         </w:rPr>
-        <w:commentReference w:id="239"/>
+        <w:commentReference w:id="241"/>
       </w:r>
       <w:r>
         <w:t xml:space="preserve"> (r = 0.475, </w:t>
@@ -2793,7 +2809,11 @@
         <w:t>p</w:t>
       </w:r>
       <w:r>
-        <w:t xml:space="preserve"> &lt; 0.01) and with total fracture surgery rate (r = 0.394, </w:t>
+        <w:t xml:space="preserve"> &lt; </w:t>
+      </w:r>
+      <w:r>
+        <w:lastRenderedPageBreak/>
+        <w:t xml:space="preserve">0.01) and with total fracture surgery rate (r = 0.394, </w:t>
       </w:r>
       <w:r>
         <w:rPr>
@@ -2805,7 +2825,7 @@
       <w:r>
         <w:t xml:space="preserve"> &lt; 0.01)</w:t>
       </w:r>
-      <w:del w:id="241" w:author="治輝 齋藤" w:date="2026-05-20T08:33:00Z" w16du:dateUtc="2026-05-19T23:33:00Z">
+      <w:del w:id="243" w:author="治輝 齋藤" w:date="2026-05-20T08:33:00Z" w16du:dateUtc="2026-05-19T23:33:00Z">
         <w:r>
           <w:delText xml:space="preserve"> (Table 2)</w:delText>
         </w:r>
@@ -2813,33 +2833,33 @@
       <w:r>
         <w:t xml:space="preserve">. </w:t>
       </w:r>
-      <w:del w:id="242" w:author="治輝 齋藤" w:date="2026-05-20T08:34:00Z" w16du:dateUtc="2026-05-19T23:34:00Z">
+      <w:del w:id="244" w:author="治輝 齋藤" w:date="2026-05-20T08:34:00Z" w16du:dateUtc="2026-05-19T23:34:00Z">
         <w:r>
           <w:delText xml:space="preserve">Figure 1 illustrates the bivariate association between terrain slope and hip fracture surgery rate; </w:delText>
         </w:r>
-        <w:commentRangeStart w:id="243"/>
-        <w:commentRangeStart w:id="244"/>
+        <w:commentRangeStart w:id="245"/>
+        <w:commentRangeStart w:id="246"/>
         <w:r>
           <w:delText>Figure 2</w:delText>
         </w:r>
-        <w:commentRangeEnd w:id="243"/>
+        <w:commentRangeEnd w:id="245"/>
         <w:r>
           <w:rPr>
             <w:rStyle w:val="af2"/>
             <w:sz w:val="24"/>
             <w:szCs w:val="24"/>
           </w:rPr>
-          <w:commentReference w:id="243"/>
+          <w:commentReference w:id="245"/>
         </w:r>
       </w:del>
-      <w:commentRangeEnd w:id="244"/>
+      <w:commentRangeEnd w:id="246"/>
       <w:r>
         <w:rPr>
           <w:rStyle w:val="af2"/>
         </w:rPr>
-        <w:commentReference w:id="244"/>
-      </w:r>
-      <w:del w:id="245" w:author="治輝 齋藤" w:date="2026-05-20T08:34:00Z" w16du:dateUtc="2026-05-19T23:34:00Z">
+        <w:commentReference w:id="246"/>
+      </w:r>
+      <w:del w:id="247" w:author="治輝 齋藤" w:date="2026-05-20T08:34:00Z" w16du:dateUtc="2026-05-19T23:34:00Z">
         <w:r>
           <w:delText xml:space="preserve"> displays the correlation matrix.</w:delText>
         </w:r>
@@ -2854,12 +2874,12 @@
       <w:r>
         <w:t xml:space="preserve">Slope </w:t>
       </w:r>
-      <w:ins w:id="246" w:author="治輝 齋藤" w:date="2026-05-20T08:34:00Z" w16du:dateUtc="2026-05-19T23:34:00Z">
+      <w:ins w:id="248" w:author="治輝 齋藤" w:date="2026-05-20T08:34:00Z" w16du:dateUtc="2026-05-19T23:34:00Z">
         <w:r>
           <w:t>correlated</w:t>
         </w:r>
       </w:ins>
-      <w:del w:id="247" w:author="治輝 齋藤" w:date="2026-05-20T08:34:00Z" w16du:dateUtc="2026-05-19T23:34:00Z">
+      <w:del w:id="249" w:author="治輝 齋藤" w:date="2026-05-20T08:34:00Z" w16du:dateUtc="2026-05-19T23:34:00Z">
         <w:r>
           <w:delText>was also</w:delText>
         </w:r>
@@ -2867,21 +2887,20 @@
       <w:r>
         <w:t xml:space="preserve"> positively </w:t>
       </w:r>
-      <w:del w:id="248" w:author="治輝 齋藤" w:date="2026-05-20T08:34:00Z" w16du:dateUtc="2026-05-19T23:34:00Z">
-        <w:r>
-          <w:lastRenderedPageBreak/>
+      <w:del w:id="250" w:author="治輝 齋藤" w:date="2026-05-20T08:34:00Z" w16du:dateUtc="2026-05-19T23:34:00Z">
+        <w:r>
           <w:delText xml:space="preserve">correlated </w:delText>
         </w:r>
       </w:del>
       <w:r>
         <w:t xml:space="preserve">with </w:t>
       </w:r>
-      <w:ins w:id="249" w:author="治輝 齋藤" w:date="2026-05-19T23:27:00Z" w16du:dateUtc="2026-05-19T14:27:00Z">
+      <w:ins w:id="251" w:author="治輝 齋藤" w:date="2026-05-19T23:27:00Z" w16du:dateUtc="2026-05-19T14:27:00Z">
         <w:r>
           <w:t>proportion aged ≥65 years</w:t>
         </w:r>
       </w:ins>
-      <w:del w:id="250" w:author="治輝 齋藤" w:date="2026-05-19T23:27:00Z" w16du:dateUtc="2026-05-19T14:27:00Z">
+      <w:del w:id="252" w:author="治輝 齋藤" w:date="2026-05-19T23:27:00Z" w16du:dateUtc="2026-05-19T14:27:00Z">
         <w:r>
           <w:delText>aging rate</w:delText>
         </w:r>
@@ -2899,12 +2918,12 @@
       <w:r>
         <w:t xml:space="preserve"> &lt; 0.01)</w:t>
       </w:r>
-      <w:del w:id="251" w:author="治輝 齋藤" w:date="2026-05-20T08:35:00Z" w16du:dateUtc="2026-05-19T23:35:00Z">
+      <w:del w:id="253" w:author="治輝 齋藤" w:date="2026-05-20T08:35:00Z" w16du:dateUtc="2026-05-19T23:35:00Z">
         <w:r>
           <w:delText>. In contrast, slope</w:delText>
         </w:r>
       </w:del>
-      <w:ins w:id="252" w:author="治輝 齋藤" w:date="2026-05-20T08:35:00Z" w16du:dateUtc="2026-05-19T23:35:00Z">
+      <w:ins w:id="254" w:author="治輝 齋藤" w:date="2026-05-20T08:35:00Z" w16du:dateUtc="2026-05-19T23:35:00Z">
         <w:r>
           <w:rPr>
             <w:rFonts w:hint="eastAsia"/>
@@ -2916,7 +2935,7 @@
       <w:r>
         <w:t xml:space="preserve"> showed a weak negative correlation with fast</w:t>
       </w:r>
-      <w:ins w:id="253" w:author="治輝 齋藤" w:date="2026-05-19T23:28:00Z" w16du:dateUtc="2026-05-19T14:28:00Z">
+      <w:ins w:id="255" w:author="治輝 齋藤" w:date="2026-05-19T23:28:00Z" w16du:dateUtc="2026-05-19T14:28:00Z">
         <w:r>
           <w:rPr>
             <w:rFonts w:hint="eastAsia"/>
@@ -2925,7 +2944,7 @@
           <w:t>-</w:t>
         </w:r>
       </w:ins>
-      <w:del w:id="254" w:author="治輝 齋藤" w:date="2026-05-19T23:28:00Z" w16du:dateUtc="2026-05-19T14:28:00Z">
+      <w:del w:id="256" w:author="治輝 齋藤" w:date="2026-05-19T23:28:00Z" w16du:dateUtc="2026-05-19T14:28:00Z">
         <w:r>
           <w:delText xml:space="preserve"> </w:delText>
         </w:r>
@@ -2933,12 +2952,12 @@
       <w:r>
         <w:t xml:space="preserve">walking </w:t>
       </w:r>
-      <w:ins w:id="255" w:author="治輝 齋藤" w:date="2026-05-19T23:28:00Z" w16du:dateUtc="2026-05-19T14:28:00Z">
+      <w:ins w:id="257" w:author="治輝 齋藤" w:date="2026-05-19T23:28:00Z" w16du:dateUtc="2026-05-19T14:28:00Z">
         <w:r>
           <w:t>proportion</w:t>
         </w:r>
       </w:ins>
-      <w:del w:id="256" w:author="治輝 齋藤" w:date="2026-05-19T23:28:00Z" w16du:dateUtc="2026-05-19T14:28:00Z">
+      <w:del w:id="258" w:author="治輝 齋藤" w:date="2026-05-19T23:28:00Z" w16du:dateUtc="2026-05-19T14:28:00Z">
         <w:r>
           <w:delText>rate</w:delText>
         </w:r>
@@ -2946,8 +2965,8 @@
       <w:r>
         <w:t xml:space="preserve"> (r = −0.264</w:t>
       </w:r>
-      <w:commentRangeStart w:id="257"/>
-      <w:ins w:id="258" w:author="治輝 齋藤" w:date="2026-05-20T08:36:00Z" w16du:dateUtc="2026-05-19T23:36:00Z">
+      <w:commentRangeStart w:id="259"/>
+      <w:ins w:id="260" w:author="治輝 齋藤" w:date="2026-05-20T08:36:00Z" w16du:dateUtc="2026-05-19T23:36:00Z">
         <w:r>
           <w:t xml:space="preserve">, </w:t>
         </w:r>
@@ -2962,24 +2981,24 @@
           <w:t xml:space="preserve"> = 0.073</w:t>
         </w:r>
       </w:ins>
-      <w:commentRangeEnd w:id="257"/>
-      <w:ins w:id="259" w:author="治輝 齋藤" w:date="2026-05-20T08:53:00Z" w16du:dateUtc="2026-05-19T23:53:00Z">
+      <w:commentRangeEnd w:id="259"/>
+      <w:ins w:id="261" w:author="治輝 齋藤" w:date="2026-05-20T08:53:00Z" w16du:dateUtc="2026-05-19T23:53:00Z">
         <w:r>
           <w:rPr>
             <w:rStyle w:val="af2"/>
           </w:rPr>
-          <w:commentReference w:id="257"/>
+          <w:commentReference w:id="259"/>
         </w:r>
       </w:ins>
       <w:r>
         <w:t xml:space="preserve">). </w:t>
       </w:r>
-      <w:ins w:id="260" w:author="治輝 齋藤" w:date="2026-05-20T08:37:00Z" w16du:dateUtc="2026-05-19T23:37:00Z">
+      <w:ins w:id="262" w:author="治輝 齋藤" w:date="2026-05-20T08:37:00Z" w16du:dateUtc="2026-05-19T23:37:00Z">
         <w:r>
           <w:t>Correlations with humerus and forearm surgery rates were</w:t>
         </w:r>
       </w:ins>
-      <w:del w:id="261" w:author="治輝 齋藤" w:date="2026-05-20T08:37:00Z" w16du:dateUtc="2026-05-19T23:37:00Z">
+      <w:del w:id="263" w:author="治輝 齋藤" w:date="2026-05-20T08:37:00Z" w16du:dateUtc="2026-05-19T23:37:00Z">
         <w:r>
           <w:delText>Slope showed</w:delText>
         </w:r>
@@ -2987,7 +3006,7 @@
       <w:r>
         <w:t xml:space="preserve"> weak and non-significant</w:t>
       </w:r>
-      <w:del w:id="262" w:author="治輝 齋藤" w:date="2026-05-20T08:37:00Z" w16du:dateUtc="2026-05-19T23:37:00Z">
+      <w:del w:id="264" w:author="治輝 齋藤" w:date="2026-05-20T08:37:00Z" w16du:dateUtc="2026-05-19T23:37:00Z">
         <w:r>
           <w:delText xml:space="preserve"> correlations with humerus fracture rate</w:delText>
         </w:r>
@@ -2995,7 +3014,7 @@
       <w:r>
         <w:t xml:space="preserve"> (r = 0.138</w:t>
       </w:r>
-      <w:del w:id="263" w:author="治輝 齋藤" w:date="2026-05-20T08:37:00Z" w16du:dateUtc="2026-05-19T23:37:00Z">
+      <w:del w:id="265" w:author="治輝 齋藤" w:date="2026-05-20T08:37:00Z" w16du:dateUtc="2026-05-19T23:37:00Z">
         <w:r>
           <w:delText>)</w:delText>
         </w:r>
@@ -3003,7 +3022,7 @@
       <w:r>
         <w:t xml:space="preserve"> and </w:t>
       </w:r>
-      <w:del w:id="264" w:author="治輝 齋藤" w:date="2026-05-20T08:37:00Z" w16du:dateUtc="2026-05-19T23:37:00Z">
+      <w:del w:id="266" w:author="治輝 齋藤" w:date="2026-05-20T08:37:00Z" w16du:dateUtc="2026-05-19T23:37:00Z">
         <w:r>
           <w:delText xml:space="preserve">forearm fracture rate (r = </w:delText>
         </w:r>
@@ -3011,7 +3030,7 @@
       <w:r>
         <w:t>0.177</w:t>
       </w:r>
-      <w:ins w:id="265" w:author="治輝 齋藤" w:date="2026-05-20T08:37:00Z" w16du:dateUtc="2026-05-19T23:37:00Z">
+      <w:ins w:id="267" w:author="治輝 齋藤" w:date="2026-05-20T08:37:00Z" w16du:dateUtc="2026-05-19T23:37:00Z">
         <w:r>
           <w:t>, respectively</w:t>
         </w:r>
@@ -3025,8 +3044,8 @@
         <w:pStyle w:val="2"/>
         <w:spacing w:line="360" w:lineRule="auto"/>
       </w:pPr>
-      <w:bookmarkStart w:id="266" w:name="regression-analysis-hip-fracture"/>
-      <w:bookmarkEnd w:id="233"/>
+      <w:bookmarkStart w:id="268" w:name="regression-analysis-hip-fracture"/>
+      <w:bookmarkEnd w:id="235"/>
       <w:r>
         <w:t>3. Regression Analysis: Hip Fracture</w:t>
       </w:r>
@@ -3049,12 +3068,12 @@
       <w:r>
         <w:t xml:space="preserve"> = 0.001). After adjustment for </w:t>
       </w:r>
-      <w:ins w:id="267" w:author="治輝 齋藤" w:date="2026-05-19T23:29:00Z" w16du:dateUtc="2026-05-19T14:29:00Z">
+      <w:ins w:id="269" w:author="治輝 齋藤" w:date="2026-05-19T23:29:00Z" w16du:dateUtc="2026-05-19T14:29:00Z">
         <w:r>
           <w:t>proportion aged ≥65 years</w:t>
         </w:r>
       </w:ins>
-      <w:del w:id="268" w:author="治輝 齋藤" w:date="2026-05-19T23:29:00Z" w16du:dateUtc="2026-05-19T14:29:00Z">
+      <w:del w:id="270" w:author="治輝 齋藤" w:date="2026-05-19T23:29:00Z" w16du:dateUtc="2026-05-19T14:29:00Z">
         <w:r>
           <w:delText>aging rate</w:delText>
         </w:r>
@@ -3062,7 +3081,7 @@
       <w:r>
         <w:t>, fast</w:t>
       </w:r>
-      <w:ins w:id="269" w:author="治輝 齋藤" w:date="2026-05-19T23:29:00Z" w16du:dateUtc="2026-05-19T14:29:00Z">
+      <w:ins w:id="271" w:author="治輝 齋藤" w:date="2026-05-19T23:29:00Z" w16du:dateUtc="2026-05-19T14:29:00Z">
         <w:r>
           <w:rPr>
             <w:rFonts w:hint="eastAsia"/>
@@ -3071,7 +3090,7 @@
           <w:t>-</w:t>
         </w:r>
       </w:ins>
-      <w:del w:id="270" w:author="治輝 齋藤" w:date="2026-05-19T23:29:00Z" w16du:dateUtc="2026-05-19T14:29:00Z">
+      <w:del w:id="272" w:author="治輝 齋藤" w:date="2026-05-19T23:29:00Z" w16du:dateUtc="2026-05-19T14:29:00Z">
         <w:r>
           <w:delText xml:space="preserve"> </w:delText>
         </w:r>
@@ -3079,12 +3098,12 @@
       <w:r>
         <w:t xml:space="preserve">walking </w:t>
       </w:r>
-      <w:ins w:id="271" w:author="治輝 齋藤" w:date="2026-05-19T23:29:00Z" w16du:dateUtc="2026-05-19T14:29:00Z">
+      <w:ins w:id="273" w:author="治輝 齋藤" w:date="2026-05-19T23:29:00Z" w16du:dateUtc="2026-05-19T14:29:00Z">
         <w:r>
           <w:t>proportion</w:t>
         </w:r>
       </w:ins>
-      <w:del w:id="272" w:author="治輝 齋藤" w:date="2026-05-19T23:29:00Z" w16du:dateUtc="2026-05-19T14:29:00Z">
+      <w:del w:id="274" w:author="治輝 齋藤" w:date="2026-05-19T23:29:00Z" w16du:dateUtc="2026-05-19T14:29:00Z">
         <w:r>
           <w:delText>rate</w:delText>
         </w:r>
@@ -3108,12 +3127,12 @@
       <w:r>
         <w:t xml:space="preserve"> (Table 3). </w:t>
       </w:r>
-      <w:ins w:id="273" w:author="治輝 齋藤" w:date="2026-05-19T23:29:00Z" w16du:dateUtc="2026-05-19T14:29:00Z">
+      <w:ins w:id="275" w:author="治輝 齋藤" w:date="2026-05-19T23:29:00Z" w16du:dateUtc="2026-05-19T14:29:00Z">
         <w:r>
           <w:t>Proportion aged ≥65 years</w:t>
         </w:r>
       </w:ins>
-      <w:del w:id="274" w:author="治輝 齋藤" w:date="2026-05-19T23:29:00Z" w16du:dateUtc="2026-05-19T14:29:00Z">
+      <w:del w:id="276" w:author="治輝 齋藤" w:date="2026-05-19T23:29:00Z" w16du:dateUtc="2026-05-19T14:29:00Z">
         <w:r>
           <w:delText>Aging rate</w:delText>
         </w:r>
@@ -3131,7 +3150,7 @@
       <w:r>
         <w:t xml:space="preserve"> = 0.011). Fast</w:t>
       </w:r>
-      <w:ins w:id="275" w:author="治輝 齋藤" w:date="2026-05-19T23:29:00Z" w16du:dateUtc="2026-05-19T14:29:00Z">
+      <w:ins w:id="277" w:author="治輝 齋藤" w:date="2026-05-19T23:29:00Z" w16du:dateUtc="2026-05-19T14:29:00Z">
         <w:r>
           <w:rPr>
             <w:rFonts w:hint="eastAsia"/>
@@ -3140,7 +3159,7 @@
           <w:t>-</w:t>
         </w:r>
       </w:ins>
-      <w:del w:id="276" w:author="治輝 齋藤" w:date="2026-05-19T23:29:00Z" w16du:dateUtc="2026-05-19T14:29:00Z">
+      <w:del w:id="278" w:author="治輝 齋藤" w:date="2026-05-19T23:29:00Z" w16du:dateUtc="2026-05-19T14:29:00Z">
         <w:r>
           <w:delText xml:space="preserve"> </w:delText>
         </w:r>
@@ -3148,12 +3167,12 @@
       <w:r>
         <w:t xml:space="preserve">walking </w:t>
       </w:r>
-      <w:ins w:id="277" w:author="治輝 齋藤" w:date="2026-05-19T23:29:00Z" w16du:dateUtc="2026-05-19T14:29:00Z">
+      <w:ins w:id="279" w:author="治輝 齋藤" w:date="2026-05-19T23:29:00Z" w16du:dateUtc="2026-05-19T14:29:00Z">
         <w:r>
           <w:t>proportion</w:t>
         </w:r>
       </w:ins>
-      <w:del w:id="278" w:author="治輝 齋藤" w:date="2026-05-19T23:29:00Z" w16du:dateUtc="2026-05-19T14:29:00Z">
+      <w:del w:id="280" w:author="治輝 齋藤" w:date="2026-05-19T23:29:00Z" w16du:dateUtc="2026-05-19T14:29:00Z">
         <w:r>
           <w:delText>rate</w:delText>
         </w:r>
@@ -3193,7 +3212,7 @@
         <w:pStyle w:val="a0"/>
         <w:spacing w:line="360" w:lineRule="auto"/>
         <w:rPr>
-          <w:ins w:id="279" w:author="治輝 齋藤" w:date="2026-04-30T20:30:00Z" w16du:dateUtc="2026-04-30T11:30:00Z"/>
+          <w:ins w:id="281" w:author="治輝 齋藤" w:date="2026-04-30T20:30:00Z" w16du:dateUtc="2026-04-30T11:30:00Z"/>
         </w:rPr>
       </w:pPr>
       <w:r>
@@ -3258,16 +3277,16 @@
         </w:rPr>
         <w:t xml:space="preserve"> = 5,000) was −0.03 to 7.09</w:t>
       </w:r>
-      <w:commentRangeStart w:id="280"/>
-      <w:commentRangeStart w:id="281"/>
-      <w:del w:id="282" w:author="治輝 齋藤" w:date="2026-05-20T09:01:00Z" w16du:dateUtc="2026-05-20T00:01:00Z">
+      <w:commentRangeStart w:id="282"/>
+      <w:commentRangeStart w:id="283"/>
+      <w:del w:id="284" w:author="治輝 齋藤" w:date="2026-05-20T09:01:00Z" w16du:dateUtc="2026-05-20T00:01:00Z">
         <w:r>
           <w:rPr>
             <w:lang w:eastAsia="ja-JP"/>
           </w:rPr>
           <w:delText xml:space="preserve"> (both intervals include null)</w:delText>
         </w:r>
-        <w:commentRangeEnd w:id="280"/>
+        <w:commentRangeEnd w:id="282"/>
         <w:r>
           <w:rPr>
             <w:rStyle w:val="af2"/>
@@ -3275,15 +3294,15 @@
             <w:szCs w:val="24"/>
             <w:lang w:eastAsia="ja-JP"/>
           </w:rPr>
-          <w:commentReference w:id="280"/>
+          <w:commentReference w:id="282"/>
         </w:r>
       </w:del>
-      <w:commentRangeEnd w:id="281"/>
+      <w:commentRangeEnd w:id="283"/>
       <w:r>
         <w:rPr>
           <w:rStyle w:val="af2"/>
         </w:rPr>
-        <w:commentReference w:id="281"/>
+        <w:commentReference w:id="283"/>
       </w:r>
       <w:r>
         <w:rPr>
@@ -3300,18 +3319,19 @@
           <w:lang w:eastAsia="ja-JP"/>
         </w:rPr>
       </w:pPr>
-      <w:commentRangeStart w:id="283"/>
-      <w:commentRangeStart w:id="284"/>
       <w:commentRangeStart w:id="285"/>
-      <w:ins w:id="286" w:author="治輝 齋藤" w:date="2026-04-30T20:30:00Z" w16du:dateUtc="2026-04-30T11:30:00Z">
+      <w:commentRangeStart w:id="286"/>
+      <w:commentRangeStart w:id="287"/>
+      <w:ins w:id="288" w:author="治輝 齋藤" w:date="2026-04-30T20:30:00Z" w16du:dateUtc="2026-04-30T11:30:00Z">
         <w:r>
           <w:rPr>
             <w:lang w:eastAsia="ja-JP"/>
           </w:rPr>
+          <w:lastRenderedPageBreak/>
           <w:t>In</w:t>
         </w:r>
       </w:ins>
-      <w:ins w:id="287" w:author="治輝 齋藤" w:date="2026-05-20T12:24:00Z" w16du:dateUtc="2026-05-20T03:24:00Z">
+      <w:ins w:id="289" w:author="治輝 齋藤" w:date="2026-05-20T12:24:00Z" w16du:dateUtc="2026-05-20T03:24:00Z">
         <w:r>
           <w:rPr>
             <w:lang w:eastAsia="ja-JP"/>
@@ -3326,7 +3346,7 @@
           <w:t xml:space="preserve"> </w:t>
         </w:r>
       </w:ins>
-      <w:ins w:id="288" w:author="治輝 齋藤" w:date="2026-04-30T20:30:00Z" w16du:dateUtc="2026-04-30T11:30:00Z">
+      <w:ins w:id="290" w:author="治輝 齋藤" w:date="2026-04-30T20:30:00Z" w16du:dateUtc="2026-04-30T11:30:00Z">
         <w:r>
           <w:rPr>
             <w:lang w:eastAsia="ja-JP"/>
@@ -3334,54 +3354,47 @@
           <w:t>standardization sensitivity analyses</w:t>
         </w:r>
       </w:ins>
-      <w:ins w:id="289" w:author="治輝 齋藤" w:date="2026-05-20T12:25:00Z" w16du:dateUtc="2026-05-20T03:25:00Z">
+      <w:ins w:id="291" w:author="治輝 齋藤" w:date="2026-05-20T12:25:00Z" w16du:dateUtc="2026-05-20T03:25:00Z">
         <w:r>
           <w:rPr>
             <w:lang w:eastAsia="ja-JP"/>
           </w:rPr>
-          <w:t xml:space="preserve"> addressed age-structure confounding (Methods). In public NDB tables, some age-by-prefecture surgery counts are withheld for disclosure control and appear as a hyphen ("-"). We replaced each withheld cell </w:t>
-        </w:r>
+          <w:t xml:space="preserve"> addressed age-structure confounding (Methods). In public NDB tables, some age-by-prefecture surgery counts are withheld for disclosure control and appear as a hyphen ("-"). We replaced each withheld cell with 0, 5, or 9 surgeries in prespecified scenarios and regressed the indirectly standardized hip (femur) surgery rate on terrain</w:t>
+        </w:r>
+      </w:ins>
+      <w:ins w:id="292" w:author="治輝 齋藤" w:date="2026-04-30T20:30:00Z" w16du:dateUtc="2026-04-30T11:30:00Z">
         <w:r>
           <w:rPr>
             <w:lang w:eastAsia="ja-JP"/>
           </w:rPr>
-          <w:lastRenderedPageBreak/>
-          <w:t>with 0, 5, or 9 surgeries in prespecified scenarios and regressed the indirectly standardized hip (femur) surgery rate on terrain</w:t>
-        </w:r>
-      </w:ins>
-      <w:ins w:id="290" w:author="治輝 齋藤" w:date="2026-04-30T20:30:00Z" w16du:dateUtc="2026-04-30T11:30:00Z">
+          <w:t xml:space="preserve"> slope</w:t>
+        </w:r>
+      </w:ins>
+      <w:ins w:id="293" w:author="治輝 齋藤" w:date="2026-05-20T12:26:00Z" w16du:dateUtc="2026-05-20T03:26:00Z">
         <w:r>
           <w:rPr>
             <w:lang w:eastAsia="ja-JP"/>
           </w:rPr>
-          <w:t xml:space="preserve"> slope</w:t>
-        </w:r>
-      </w:ins>
-      <w:ins w:id="291" w:author="治輝 齋藤" w:date="2026-05-20T12:26:00Z" w16du:dateUtc="2026-05-20T03:26:00Z">
+          <w:t>, adjusting for</w:t>
+        </w:r>
+      </w:ins>
+      <w:ins w:id="294" w:author="治輝 齋藤" w:date="2026-04-30T20:30:00Z" w16du:dateUtc="2026-04-30T11:30:00Z">
         <w:r>
           <w:rPr>
             <w:lang w:eastAsia="ja-JP"/>
           </w:rPr>
-          <w:t>, adjusting for</w:t>
-        </w:r>
-      </w:ins>
-      <w:ins w:id="292" w:author="治輝 齋藤" w:date="2026-04-30T20:30:00Z" w16du:dateUtc="2026-04-30T11:30:00Z">
+          <w:t xml:space="preserve"> </w:t>
+        </w:r>
+      </w:ins>
+      <w:ins w:id="295" w:author="治輝 齋藤" w:date="2026-05-19T23:31:00Z" w16du:dateUtc="2026-05-19T14:31:00Z">
         <w:r>
           <w:rPr>
             <w:lang w:eastAsia="ja-JP"/>
           </w:rPr>
-          <w:t xml:space="preserve"> </w:t>
-        </w:r>
-      </w:ins>
-      <w:ins w:id="293" w:author="治輝 齋藤" w:date="2026-05-19T23:31:00Z" w16du:dateUtc="2026-05-19T14:31:00Z">
-        <w:r>
-          <w:rPr>
-            <w:lang w:eastAsia="ja-JP"/>
-          </w:rPr>
           <w:t>proportion aged ≥65 years</w:t>
         </w:r>
       </w:ins>
-      <w:ins w:id="294" w:author="治輝 齋藤" w:date="2026-05-20T12:26:00Z" w16du:dateUtc="2026-05-20T03:26:00Z">
+      <w:ins w:id="296" w:author="治輝 齋藤" w:date="2026-05-20T12:26:00Z" w16du:dateUtc="2026-05-20T03:26:00Z">
         <w:r>
           <w:rPr>
             <w:rFonts w:hint="eastAsia"/>
@@ -3390,7 +3403,7 @@
           <w:t>,</w:t>
         </w:r>
       </w:ins>
-      <w:ins w:id="295" w:author="治輝 齋藤" w:date="2026-04-30T20:30:00Z" w16du:dateUtc="2026-04-30T11:30:00Z">
+      <w:ins w:id="297" w:author="治輝 齋藤" w:date="2026-04-30T20:30:00Z" w16du:dateUtc="2026-04-30T11:30:00Z">
         <w:r>
           <w:rPr>
             <w:lang w:eastAsia="ja-JP"/>
@@ -3398,7 +3411,7 @@
           <w:t xml:space="preserve"> fast</w:t>
         </w:r>
       </w:ins>
-      <w:ins w:id="296" w:author="治輝 齋藤" w:date="2026-05-19T23:31:00Z" w16du:dateUtc="2026-05-19T14:31:00Z">
+      <w:ins w:id="298" w:author="治輝 齋藤" w:date="2026-05-19T23:31:00Z" w16du:dateUtc="2026-05-19T14:31:00Z">
         <w:r>
           <w:rPr>
             <w:rFonts w:hint="eastAsia"/>
@@ -3407,7 +3420,7 @@
           <w:t>-</w:t>
         </w:r>
       </w:ins>
-      <w:ins w:id="297" w:author="治輝 齋藤" w:date="2026-04-30T20:30:00Z" w16du:dateUtc="2026-04-30T11:30:00Z">
+      <w:ins w:id="299" w:author="治輝 齋藤" w:date="2026-04-30T20:30:00Z" w16du:dateUtc="2026-04-30T11:30:00Z">
         <w:r>
           <w:rPr>
             <w:lang w:eastAsia="ja-JP"/>
@@ -3415,7 +3428,7 @@
           <w:t xml:space="preserve">walking </w:t>
         </w:r>
       </w:ins>
-      <w:ins w:id="298" w:author="治輝 齋藤" w:date="2026-05-19T23:31:00Z" w16du:dateUtc="2026-05-19T14:31:00Z">
+      <w:ins w:id="300" w:author="治輝 齋藤" w:date="2026-05-19T23:31:00Z" w16du:dateUtc="2026-05-19T14:31:00Z">
         <w:r>
           <w:rPr>
             <w:lang w:eastAsia="ja-JP"/>
@@ -3423,7 +3436,7 @@
           <w:t>proportion</w:t>
         </w:r>
       </w:ins>
-      <w:ins w:id="299" w:author="治輝 齋藤" w:date="2026-05-20T12:26:00Z" w16du:dateUtc="2026-05-20T03:26:00Z">
+      <w:ins w:id="301" w:author="治輝 齋藤" w:date="2026-05-20T12:26:00Z" w16du:dateUtc="2026-05-20T03:26:00Z">
         <w:r>
           <w:rPr>
             <w:rFonts w:hint="eastAsia"/>
@@ -3432,7 +3445,7 @@
           <w:t>,</w:t>
         </w:r>
       </w:ins>
-      <w:ins w:id="300" w:author="治輝 齋藤" w:date="2026-04-30T20:30:00Z" w16du:dateUtc="2026-04-30T11:30:00Z">
+      <w:ins w:id="302" w:author="治輝 齋藤" w:date="2026-04-30T20:30:00Z" w16du:dateUtc="2026-04-30T11:30:00Z">
         <w:r>
           <w:rPr>
             <w:lang w:eastAsia="ja-JP"/>
@@ -3440,7 +3453,7 @@
           <w:t xml:space="preserve"> </w:t>
         </w:r>
       </w:ins>
-      <w:ins w:id="301" w:author="治輝 齋藤" w:date="2026-05-20T12:26:00Z" w16du:dateUtc="2026-05-20T03:26:00Z">
+      <w:ins w:id="303" w:author="治輝 齋藤" w:date="2026-05-20T12:26:00Z" w16du:dateUtc="2026-05-20T03:26:00Z">
         <w:r>
           <w:rPr>
             <w:rFonts w:hint="eastAsia"/>
@@ -3449,7 +3462,7 @@
           <w:t xml:space="preserve">and </w:t>
         </w:r>
       </w:ins>
-      <w:ins w:id="302" w:author="治輝 齋藤" w:date="2026-04-30T20:30:00Z" w16du:dateUtc="2026-04-30T11:30:00Z">
+      <w:ins w:id="304" w:author="治輝 齋藤" w:date="2026-04-30T20:30:00Z" w16du:dateUtc="2026-04-30T11:30:00Z">
         <w:r>
           <w:rPr>
             <w:lang w:eastAsia="ja-JP"/>
@@ -3457,7 +3470,7 @@
           <w:t>population density</w:t>
         </w:r>
       </w:ins>
-      <w:ins w:id="303" w:author="治輝 齋藤" w:date="2026-05-20T12:26:00Z" w16du:dateUtc="2026-05-20T03:26:00Z">
+      <w:ins w:id="305" w:author="治輝 齋藤" w:date="2026-05-20T12:26:00Z" w16du:dateUtc="2026-05-20T03:26:00Z">
         <w:r>
           <w:rPr>
             <w:rFonts w:hint="eastAsia"/>
@@ -3466,7 +3479,7 @@
           <w:t>.</w:t>
         </w:r>
       </w:ins>
-      <w:ins w:id="304" w:author="治輝 齋藤" w:date="2026-04-30T20:30:00Z" w16du:dateUtc="2026-04-30T11:30:00Z">
+      <w:ins w:id="306" w:author="治輝 齋藤" w:date="2026-04-30T20:30:00Z" w16du:dateUtc="2026-04-30T11:30:00Z">
         <w:r>
           <w:rPr>
             <w:lang w:eastAsia="ja-JP"/>
@@ -3474,7 +3487,7 @@
           <w:t xml:space="preserve"> </w:t>
         </w:r>
       </w:ins>
-      <w:ins w:id="305" w:author="治輝 齋藤" w:date="2026-05-20T12:26:00Z" w16du:dateUtc="2026-05-20T03:26:00Z">
+      <w:ins w:id="307" w:author="治輝 齋藤" w:date="2026-05-20T12:26:00Z" w16du:dateUtc="2026-05-20T03:26:00Z">
         <w:r>
           <w:rPr>
             <w:lang w:eastAsia="ja-JP"/>
@@ -3482,7 +3495,7 @@
           <w:t>When withheld counts were replaced by 0 surgeries, the slope coefficient</w:t>
         </w:r>
       </w:ins>
-      <w:ins w:id="306" w:author="治輝 齋藤" w:date="2026-04-30T20:30:00Z" w16du:dateUtc="2026-04-30T11:30:00Z">
+      <w:ins w:id="308" w:author="治輝 齋藤" w:date="2026-04-30T20:30:00Z" w16du:dateUtc="2026-04-30T11:30:00Z">
         <w:r>
           <w:rPr>
             <w:lang w:eastAsia="ja-JP"/>
@@ -3504,7 +3517,7 @@
           <w:t xml:space="preserve"> = 0.031)</w:t>
         </w:r>
       </w:ins>
-      <w:ins w:id="307" w:author="治輝 齋藤" w:date="2026-05-20T12:27:00Z" w16du:dateUtc="2026-05-20T03:27:00Z">
+      <w:ins w:id="309" w:author="治輝 齋藤" w:date="2026-05-20T12:27:00Z" w16du:dateUtc="2026-05-20T03:27:00Z">
         <w:r>
           <w:rPr>
             <w:lang w:eastAsia="ja-JP"/>
@@ -3519,7 +3532,7 @@
           <w:t xml:space="preserve"> </w:t>
         </w:r>
       </w:ins>
-      <w:ins w:id="308" w:author="治輝 齋藤" w:date="2026-04-30T20:30:00Z" w16du:dateUtc="2026-04-30T11:30:00Z">
+      <w:ins w:id="310" w:author="治輝 齋藤" w:date="2026-04-30T20:30:00Z" w16du:dateUtc="2026-04-30T11:30:00Z">
         <w:r>
           <w:rPr>
             <w:lang w:eastAsia="ja-JP"/>
@@ -3555,7 +3568,7 @@
           <w:t xml:space="preserve"> = 0.035)</w:t>
         </w:r>
       </w:ins>
-      <w:ins w:id="309" w:author="治輝 齋藤" w:date="2026-05-20T12:28:00Z" w16du:dateUtc="2026-05-20T03:28:00Z">
+      <w:ins w:id="311" w:author="治輝 齋藤" w:date="2026-05-20T12:28:00Z" w16du:dateUtc="2026-05-20T03:28:00Z">
         <w:r>
           <w:rPr>
             <w:lang w:eastAsia="ja-JP"/>
@@ -3570,7 +3583,7 @@
           <w:t>.</w:t>
         </w:r>
       </w:ins>
-      <w:ins w:id="310" w:author="治輝 齋藤" w:date="2026-04-30T20:30:00Z" w16du:dateUtc="2026-04-30T11:30:00Z">
+      <w:ins w:id="312" w:author="治輝 齋藤" w:date="2026-04-30T20:30:00Z" w16du:dateUtc="2026-04-30T11:30:00Z">
         <w:r>
           <w:rPr>
             <w:lang w:eastAsia="ja-JP"/>
@@ -3578,7 +3591,7 @@
           <w:t xml:space="preserve"> </w:t>
         </w:r>
       </w:ins>
-      <w:ins w:id="311" w:author="治輝 齋藤" w:date="2026-05-20T12:28:00Z" w16du:dateUtc="2026-05-20T03:28:00Z">
+      <w:ins w:id="313" w:author="治輝 齋藤" w:date="2026-05-20T12:28:00Z" w16du:dateUtc="2026-05-20T03:28:00Z">
         <w:r>
           <w:rPr>
             <w:lang w:eastAsia="ja-JP"/>
@@ -3586,7 +3599,7 @@
           <w:t>The association</w:t>
         </w:r>
       </w:ins>
-      <w:ins w:id="312" w:author="治輝 齋藤" w:date="2026-04-30T20:30:00Z" w16du:dateUtc="2026-04-30T11:30:00Z">
+      <w:ins w:id="314" w:author="治輝 齋藤" w:date="2026-04-30T20:30:00Z" w16du:dateUtc="2026-04-30T11:30:00Z">
         <w:r>
           <w:rPr>
             <w:lang w:eastAsia="ja-JP"/>
@@ -3594,7 +3607,7 @@
           <w:t xml:space="preserve"> direction was stable</w:t>
         </w:r>
       </w:ins>
-      <w:ins w:id="313" w:author="治輝 齋藤" w:date="2026-05-20T12:29:00Z" w16du:dateUtc="2026-05-20T03:29:00Z">
+      <w:ins w:id="315" w:author="治輝 齋藤" w:date="2026-05-20T12:29:00Z" w16du:dateUtc="2026-05-20T03:29:00Z">
         <w:r>
           <w:t xml:space="preserve"> </w:t>
         </w:r>
@@ -3605,7 +3618,7 @@
           <w:t>across scenarios, but</w:t>
         </w:r>
       </w:ins>
-      <w:ins w:id="314" w:author="治輝 齋藤" w:date="2026-04-30T20:30:00Z" w16du:dateUtc="2026-04-30T11:30:00Z">
+      <w:ins w:id="316" w:author="治輝 齋藤" w:date="2026-04-30T20:30:00Z" w16du:dateUtc="2026-04-30T11:30:00Z">
         <w:r>
           <w:rPr>
             <w:lang w:eastAsia="ja-JP"/>
@@ -3613,7 +3626,7 @@
           <w:t xml:space="preserve"> the effect size </w:t>
         </w:r>
       </w:ins>
-      <w:ins w:id="315" w:author="治輝 齋藤" w:date="2026-05-20T12:29:00Z" w16du:dateUtc="2026-05-20T03:29:00Z">
+      <w:ins w:id="317" w:author="治輝 齋藤" w:date="2026-05-20T12:29:00Z" w16du:dateUtc="2026-05-20T03:29:00Z">
         <w:r>
           <w:rPr>
             <w:lang w:eastAsia="ja-JP"/>
@@ -3627,7 +3640,7 @@
         </w:rPr>
         <w:t>.</w:t>
       </w:r>
-      <w:commentRangeEnd w:id="283"/>
+      <w:commentRangeEnd w:id="285"/>
       <w:r>
         <w:rPr>
           <w:rStyle w:val="af2"/>
@@ -3635,9 +3648,9 @@
           <w:szCs w:val="24"/>
           <w:lang w:eastAsia="ja-JP"/>
         </w:rPr>
-        <w:commentReference w:id="283"/>
-      </w:r>
-      <w:commentRangeEnd w:id="284"/>
+        <w:commentReference w:id="285"/>
+      </w:r>
+      <w:commentRangeEnd w:id="286"/>
       <w:r>
         <w:rPr>
           <w:rStyle w:val="af2"/>
@@ -3645,14 +3658,14 @@
           <w:szCs w:val="24"/>
           <w:lang w:eastAsia="ja-JP"/>
         </w:rPr>
-        <w:commentReference w:id="284"/>
-      </w:r>
-      <w:commentRangeEnd w:id="285"/>
+        <w:commentReference w:id="286"/>
+      </w:r>
+      <w:commentRangeEnd w:id="287"/>
       <w:r>
         <w:rPr>
           <w:rStyle w:val="af2"/>
         </w:rPr>
-        <w:commentReference w:id="285"/>
+        <w:commentReference w:id="287"/>
       </w:r>
     </w:p>
     <w:p>
@@ -3660,8 +3673,8 @@
         <w:pStyle w:val="2"/>
         <w:spacing w:line="360" w:lineRule="auto"/>
       </w:pPr>
-      <w:bookmarkStart w:id="317" w:name="X19b7a829deade195ab8e30bfbfddb97c9ee92ae"/>
-      <w:bookmarkEnd w:id="266"/>
+      <w:bookmarkStart w:id="319" w:name="X19b7a829deade195ab8e30bfbfddb97c9ee92ae"/>
+      <w:bookmarkEnd w:id="268"/>
       <w:r>
         <w:t>4. Regression Analysis: Total, Humerus, and Forearm Fractures</w:t>
       </w:r>
@@ -3694,12 +3707,12 @@
       <w:r>
         <w:t xml:space="preserve"> = 0.099), although </w:t>
       </w:r>
-      <w:ins w:id="318" w:author="治輝 齋藤" w:date="2026-05-19T23:32:00Z" w16du:dateUtc="2026-05-19T14:32:00Z">
+      <w:ins w:id="320" w:author="治輝 齋藤" w:date="2026-05-19T23:32:00Z" w16du:dateUtc="2026-05-19T14:32:00Z">
         <w:r>
           <w:t>proportion aged ≥65 years</w:t>
         </w:r>
       </w:ins>
-      <w:del w:id="319" w:author="治輝 齋藤" w:date="2026-05-19T23:32:00Z" w16du:dateUtc="2026-05-19T14:32:00Z">
+      <w:del w:id="321" w:author="治輝 齋藤" w:date="2026-05-19T23:32:00Z" w16du:dateUtc="2026-05-19T14:32:00Z">
         <w:r>
           <w:delText>aging rate</w:delText>
         </w:r>
@@ -3753,10 +3766,11 @@
         <w:pStyle w:val="1"/>
         <w:spacing w:line="360" w:lineRule="auto"/>
       </w:pPr>
-      <w:bookmarkStart w:id="320" w:name="discussion"/>
-      <w:bookmarkEnd w:id="222"/>
-      <w:bookmarkEnd w:id="317"/>
-      <w:r>
+      <w:bookmarkStart w:id="322" w:name="discussion"/>
+      <w:bookmarkEnd w:id="224"/>
+      <w:bookmarkEnd w:id="319"/>
+      <w:r>
+        <w:lastRenderedPageBreak/>
         <w:t>Discussion</w:t>
       </w:r>
     </w:p>
@@ -3765,7 +3779,7 @@
         <w:pStyle w:val="2"/>
         <w:spacing w:line="360" w:lineRule="auto"/>
       </w:pPr>
-      <w:bookmarkStart w:id="321" w:name="main-findings"/>
+      <w:bookmarkStart w:id="323" w:name="main-findings"/>
       <w:r>
         <w:t>1. Main Findings</w:t>
       </w:r>
@@ -3778,25 +3792,25 @@
       <w:r>
         <w:t xml:space="preserve">This ecological study </w:t>
       </w:r>
-      <w:commentRangeStart w:id="322"/>
-      <w:ins w:id="323" w:author="治輝 齋藤" w:date="2026-04-30T19:12:00Z" w16du:dateUtc="2026-04-30T10:12:00Z">
+      <w:commentRangeStart w:id="324"/>
+      <w:ins w:id="325" w:author="治輝 齋藤" w:date="2026-04-30T19:12:00Z" w16du:dateUtc="2026-04-30T10:12:00Z">
         <w:r>
           <w:t>showed</w:t>
         </w:r>
       </w:ins>
-      <w:del w:id="324" w:author="治輝 齋藤" w:date="2026-04-30T19:12:00Z" w16du:dateUtc="2026-04-30T10:12:00Z">
+      <w:del w:id="326" w:author="治輝 齋藤" w:date="2026-04-30T19:12:00Z" w16du:dateUtc="2026-04-30T10:12:00Z">
         <w:r>
           <w:delText>demonstrated</w:delText>
         </w:r>
       </w:del>
-      <w:commentRangeEnd w:id="322"/>
+      <w:commentRangeEnd w:id="324"/>
       <w:r>
         <w:rPr>
           <w:rStyle w:val="af2"/>
           <w:sz w:val="24"/>
           <w:szCs w:val="24"/>
         </w:rPr>
-        <w:commentReference w:id="322"/>
+        <w:commentReference w:id="324"/>
       </w:r>
       <w:r>
         <w:t xml:space="preserve"> </w:t>
@@ -3807,12 +3821,12 @@
       <w:r>
         <w:t xml:space="preserve"> hip fracture surgery rates after adjustment for </w:t>
       </w:r>
-      <w:ins w:id="325" w:author="治輝 齋藤" w:date="2026-05-19T23:32:00Z" w16du:dateUtc="2026-05-19T14:32:00Z">
+      <w:ins w:id="327" w:author="治輝 齋藤" w:date="2026-05-19T23:32:00Z" w16du:dateUtc="2026-05-19T14:32:00Z">
         <w:r>
           <w:t>proportion aged ≥65 years</w:t>
         </w:r>
       </w:ins>
-      <w:del w:id="326" w:author="治輝 齋藤" w:date="2026-05-19T23:32:00Z" w16du:dateUtc="2026-05-19T14:32:00Z">
+      <w:del w:id="328" w:author="治輝 齋藤" w:date="2026-05-19T23:32:00Z" w16du:dateUtc="2026-05-19T14:32:00Z">
         <w:r>
           <w:delText>aging rate</w:delText>
         </w:r>
@@ -3837,17 +3851,13 @@
         <w:t xml:space="preserve"> = 0.043)</w:t>
       </w:r>
       <w:r>
-        <w:t xml:space="preserve">, while </w:t>
-      </w:r>
-      <w:r>
-        <w:lastRenderedPageBreak/>
-        <w:t>acknowledging that heteroskedasticity-robust and bootstrap intervals for the slope coefficient were compatible with no association at α = 0.05</w:t>
+        <w:t>, while acknowledging that heteroskedasticity-robust and bootstrap intervals for the slope coefficient were compatible with no association at α = 0.05</w:t>
       </w:r>
       <w:r>
         <w:t xml:space="preserve">. </w:t>
       </w:r>
-      <w:commentRangeStart w:id="327"/>
-      <w:commentRangeStart w:id="328"/>
+      <w:commentRangeStart w:id="329"/>
+      <w:commentRangeStart w:id="330"/>
       <w:r>
         <w:t xml:space="preserve">Each additional degree of slope </w:t>
       </w:r>
@@ -3870,48 +3880,48 @@
       <w:r>
         <w:t>.</w:t>
       </w:r>
-      <w:commentRangeEnd w:id="327"/>
+      <w:commentRangeEnd w:id="329"/>
       <w:r>
         <w:rPr>
           <w:rStyle w:val="af2"/>
           <w:sz w:val="24"/>
           <w:szCs w:val="24"/>
         </w:rPr>
-        <w:commentReference w:id="327"/>
-      </w:r>
-      <w:commentRangeEnd w:id="328"/>
+        <w:commentReference w:id="329"/>
+      </w:r>
+      <w:commentRangeEnd w:id="330"/>
       <w:r>
         <w:rPr>
           <w:rStyle w:val="af2"/>
         </w:rPr>
-        <w:commentReference w:id="328"/>
+        <w:commentReference w:id="330"/>
       </w:r>
       <w:r>
         <w:t xml:space="preserve"> </w:t>
       </w:r>
-      <w:commentRangeStart w:id="329"/>
-      <w:commentRangeStart w:id="330"/>
+      <w:commentRangeStart w:id="331"/>
+      <w:commentRangeStart w:id="332"/>
       <w:r>
         <w:t>The adjusted</w:t>
       </w:r>
       <w:r>
         <w:t xml:space="preserve"> association was specific to hip fractures and was not observed for humerus or forearm fractures.</w:t>
       </w:r>
-      <w:commentRangeEnd w:id="329"/>
+      <w:commentRangeEnd w:id="331"/>
       <w:r>
         <w:rPr>
           <w:rStyle w:val="af2"/>
           <w:sz w:val="24"/>
           <w:szCs w:val="24"/>
         </w:rPr>
-        <w:commentReference w:id="329"/>
-      </w:r>
-      <w:commentRangeEnd w:id="330"/>
+        <w:commentReference w:id="331"/>
+      </w:r>
+      <w:commentRangeEnd w:id="332"/>
       <w:r>
         <w:rPr>
           <w:rStyle w:val="af2"/>
         </w:rPr>
-        <w:commentReference w:id="330"/>
+        <w:commentReference w:id="332"/>
       </w:r>
       <w:r>
         <w:t xml:space="preserve"> </w:t>
@@ -3926,12 +3936,12 @@
       <w:r>
         <w:t xml:space="preserve">hese findings suggest that, at the </w:t>
       </w:r>
-      <w:ins w:id="331" w:author="治輝 齋藤" w:date="2026-05-20T08:47:00Z" w16du:dateUtc="2026-05-19T23:47:00Z">
+      <w:ins w:id="333" w:author="治輝 齋藤" w:date="2026-05-20T08:47:00Z" w16du:dateUtc="2026-05-19T23:47:00Z">
         <w:r>
           <w:t>prefecture</w:t>
         </w:r>
       </w:ins>
-      <w:del w:id="332" w:author="治輝 齋藤" w:date="2026-05-20T08:47:00Z" w16du:dateUtc="2026-05-19T23:47:00Z">
+      <w:del w:id="334" w:author="治輝 齋藤" w:date="2026-05-20T08:47:00Z" w16du:dateUtc="2026-05-19T23:47:00Z">
         <w:r>
           <w:delText>population</w:delText>
         </w:r>
@@ -3939,7 +3949,7 @@
       <w:r>
         <w:t xml:space="preserve"> level, </w:t>
       </w:r>
-      <w:ins w:id="333" w:author="治輝 齋藤" w:date="2026-05-20T08:47:00Z" w16du:dateUtc="2026-05-19T23:47:00Z">
+      <w:ins w:id="335" w:author="治輝 齋藤" w:date="2026-05-20T08:47:00Z" w16du:dateUtc="2026-05-19T23:47:00Z">
         <w:r>
           <w:t>residence in prefectures with</w:t>
         </w:r>
@@ -3951,36 +3961,36 @@
           <w:t xml:space="preserve"> </w:t>
         </w:r>
       </w:ins>
-      <w:commentRangeStart w:id="334"/>
-      <w:commentRangeStart w:id="335"/>
+      <w:commentRangeStart w:id="336"/>
+      <w:commentRangeStart w:id="337"/>
       <w:r>
         <w:t>steeper habitable terrain</w:t>
       </w:r>
-      <w:commentRangeEnd w:id="334"/>
+      <w:commentRangeEnd w:id="336"/>
       <w:r>
         <w:rPr>
           <w:rStyle w:val="af2"/>
           <w:sz w:val="24"/>
           <w:szCs w:val="24"/>
         </w:rPr>
-        <w:commentReference w:id="334"/>
-      </w:r>
-      <w:commentRangeEnd w:id="335"/>
+        <w:commentReference w:id="336"/>
+      </w:r>
+      <w:commentRangeEnd w:id="337"/>
       <w:r>
         <w:rPr>
           <w:rStyle w:val="af2"/>
         </w:rPr>
-        <w:commentReference w:id="335"/>
+        <w:commentReference w:id="337"/>
       </w:r>
       <w:r>
         <w:t xml:space="preserve"> may </w:t>
       </w:r>
-      <w:ins w:id="336" w:author="治輝 齋藤" w:date="2026-05-20T08:47:00Z" w16du:dateUtc="2026-05-19T23:47:00Z">
+      <w:ins w:id="338" w:author="治輝 齋藤" w:date="2026-05-20T08:47:00Z" w16du:dateUtc="2026-05-19T23:47:00Z">
         <w:r>
           <w:t>be associated with greater</w:t>
         </w:r>
       </w:ins>
-      <w:del w:id="337" w:author="治輝 齋藤" w:date="2026-05-20T08:47:00Z" w16du:dateUtc="2026-05-19T23:47:00Z">
+      <w:del w:id="339" w:author="治輝 齋藤" w:date="2026-05-20T08:47:00Z" w16du:dateUtc="2026-05-19T23:47:00Z">
         <w:r>
           <w:delText>track</w:delText>
         </w:r>
@@ -3997,8 +4007,8 @@
         <w:pStyle w:val="2"/>
         <w:spacing w:line="360" w:lineRule="auto"/>
       </w:pPr>
-      <w:bookmarkStart w:id="338" w:name="biological-plausibility"/>
-      <w:bookmarkEnd w:id="321"/>
+      <w:bookmarkStart w:id="340" w:name="biological-plausibility"/>
+      <w:bookmarkEnd w:id="323"/>
       <w:r>
         <w:t>2. Biological Plausibility</w:t>
       </w:r>
@@ -4008,11 +4018,11 @@
         <w:pStyle w:val="FirstParagraph"/>
         <w:spacing w:line="360" w:lineRule="auto"/>
       </w:pPr>
-      <w:commentRangeStart w:id="339"/>
+      <w:commentRangeStart w:id="341"/>
       <w:r>
         <w:t xml:space="preserve">The </w:t>
       </w:r>
-      <w:del w:id="340" w:author="治輝 齋藤" w:date="2026-04-30T19:27:00Z" w16du:dateUtc="2026-04-30T10:27:00Z">
+      <w:del w:id="342" w:author="治輝 齋藤" w:date="2026-04-30T19:27:00Z" w16du:dateUtc="2026-04-30T10:27:00Z">
         <w:r>
           <w:delText xml:space="preserve">specificity of the </w:delText>
         </w:r>
@@ -4020,12 +4030,12 @@
       <w:r>
         <w:t xml:space="preserve">slope–fracture association </w:t>
       </w:r>
-      <w:ins w:id="341" w:author="治輝 齋藤" w:date="2026-04-30T19:27:00Z" w16du:dateUtc="2026-04-30T10:27:00Z">
+      <w:ins w:id="343" w:author="治輝 齋藤" w:date="2026-04-30T19:27:00Z" w16du:dateUtc="2026-04-30T10:27:00Z">
         <w:r>
           <w:t>observed for</w:t>
         </w:r>
       </w:ins>
-      <w:del w:id="342" w:author="治輝 齋藤" w:date="2026-04-30T19:27:00Z" w16du:dateUtc="2026-04-30T10:27:00Z">
+      <w:del w:id="344" w:author="治輝 齋藤" w:date="2026-04-30T19:27:00Z" w16du:dateUtc="2026-04-30T10:27:00Z">
         <w:r>
           <w:delText>to</w:delText>
         </w:r>
@@ -4033,7 +4043,7 @@
       <w:r>
         <w:t xml:space="preserve"> the hip </w:t>
       </w:r>
-      <w:ins w:id="343" w:author="治輝 齋藤" w:date="2026-04-30T19:27:00Z" w16du:dateUtc="2026-04-30T10:27:00Z">
+      <w:ins w:id="345" w:author="治輝 齋藤" w:date="2026-04-30T19:27:00Z" w16du:dateUtc="2026-04-30T10:27:00Z">
         <w:r>
           <w:rPr>
             <w:rFonts w:hint="eastAsia"/>
@@ -4042,7 +4052,7 @@
           <w:t>may be</w:t>
         </w:r>
       </w:ins>
-      <w:del w:id="344" w:author="治輝 齋藤" w:date="2026-04-30T19:27:00Z" w16du:dateUtc="2026-04-30T10:27:00Z">
+      <w:del w:id="346" w:author="治輝 齋藤" w:date="2026-04-30T19:27:00Z" w16du:dateUtc="2026-04-30T10:27:00Z">
         <w:r>
           <w:delText>is</w:delText>
         </w:r>
@@ -4050,7 +4060,7 @@
       <w:r>
         <w:t xml:space="preserve"> biologically plausible and </w:t>
       </w:r>
-      <w:ins w:id="345" w:author="治輝 齋藤" w:date="2026-04-30T19:28:00Z" w16du:dateUtc="2026-04-30T10:28:00Z">
+      <w:ins w:id="347" w:author="治輝 齋藤" w:date="2026-04-30T19:28:00Z" w16du:dateUtc="2026-04-30T10:28:00Z">
         <w:r>
           <w:t>may be partly</w:t>
         </w:r>
@@ -4065,7 +4075,7 @@
       <w:r>
         <w:t xml:space="preserve">supported by </w:t>
       </w:r>
-      <w:del w:id="346" w:author="治輝 齋藤" w:date="2026-04-30T19:28:00Z" w16du:dateUtc="2026-04-30T10:28:00Z">
+      <w:del w:id="348" w:author="治輝 齋藤" w:date="2026-04-30T19:28:00Z" w16du:dateUtc="2026-04-30T10:28:00Z">
         <w:r>
           <w:delText xml:space="preserve">extensive </w:delText>
         </w:r>
@@ -4085,12 +4095,12 @@
       <w:r>
         <w:t xml:space="preserve"> which are </w:t>
       </w:r>
-      <w:ins w:id="347" w:author="治輝 齋藤" w:date="2026-04-30T19:28:00Z" w16du:dateUtc="2026-04-30T10:28:00Z">
+      <w:ins w:id="349" w:author="治輝 齋藤" w:date="2026-04-30T19:28:00Z" w16du:dateUtc="2026-04-30T10:28:00Z">
         <w:r>
           <w:t>common</w:t>
         </w:r>
       </w:ins>
-      <w:del w:id="348" w:author="治輝 齋藤" w:date="2026-04-30T19:28:00Z" w16du:dateUtc="2026-04-30T10:28:00Z">
+      <w:del w:id="350" w:author="治輝 齋藤" w:date="2026-04-30T19:28:00Z" w16du:dateUtc="2026-04-30T10:28:00Z">
         <w:r>
           <w:delText>the predominant</w:delText>
         </w:r>
@@ -4098,7 +4108,7 @@
       <w:r>
         <w:t xml:space="preserve"> fall mechanism</w:t>
       </w:r>
-      <w:ins w:id="349" w:author="治輝 齋藤" w:date="2026-04-30T19:32:00Z" w16du:dateUtc="2026-04-30T10:32:00Z">
+      <w:ins w:id="351" w:author="治輝 齋藤" w:date="2026-04-30T19:32:00Z" w16du:dateUtc="2026-04-30T10:32:00Z">
         <w:r>
           <w:rPr>
             <w:rFonts w:hint="eastAsia"/>
@@ -4120,7 +4130,11 @@
         <w:t>[23, 24]</w:t>
       </w:r>
       <w:r>
-        <w:t xml:space="preserve"> The impact forces generated during lateral falls typically reach 2,000 to 4,000 N, exceeding the physiological tolerance of osteoporotic femoral necks.</w:t>
+        <w:t xml:space="preserve"> The impact forces generated during lateral falls typically reach 2,000 to 4,000 N, exceeding the physiological tolerance of osteoporotic femoral </w:t>
+      </w:r>
+      <w:r>
+        <w:lastRenderedPageBreak/>
+        <w:t>necks.</w:t>
       </w:r>
       <w:r>
         <w:t xml:space="preserve"> </w:t>
@@ -4134,12 +4148,12 @@
       <w:r>
         <w:t xml:space="preserve"> Finite element method (FEM) simulations have further </w:t>
       </w:r>
-      <w:ins w:id="350" w:author="治輝 齋藤" w:date="2026-04-30T19:28:00Z" w16du:dateUtc="2026-04-30T10:28:00Z">
+      <w:ins w:id="352" w:author="治輝 齋藤" w:date="2026-04-30T19:28:00Z" w16du:dateUtc="2026-04-30T10:28:00Z">
         <w:r>
           <w:t>suggested</w:t>
         </w:r>
       </w:ins>
-      <w:del w:id="351" w:author="治輝 齋藤" w:date="2026-04-30T19:28:00Z" w16du:dateUtc="2026-04-30T10:28:00Z">
+      <w:del w:id="353" w:author="治輝 齋藤" w:date="2026-04-30T19:28:00Z" w16du:dateUtc="2026-04-30T10:28:00Z">
         <w:r>
           <w:delText>confirmed</w:delText>
         </w:r>
@@ -4147,12 +4161,12 @@
       <w:r>
         <w:t xml:space="preserve"> that posterolateral and lateral impacts generate maximum tensile and compressive stresses at the superior and inferior aspects of the femoral neck, </w:t>
       </w:r>
-      <w:ins w:id="352" w:author="治輝 齋藤" w:date="2026-04-30T19:29:00Z" w16du:dateUtc="2026-04-30T10:29:00Z">
+      <w:ins w:id="354" w:author="治輝 齋藤" w:date="2026-04-30T19:29:00Z" w16du:dateUtc="2026-04-30T10:29:00Z">
         <w:r>
           <w:t>potentially increasing</w:t>
         </w:r>
       </w:ins>
-      <w:del w:id="353" w:author="治輝 齋藤" w:date="2026-04-30T19:29:00Z" w16du:dateUtc="2026-04-30T10:29:00Z">
+      <w:del w:id="355" w:author="治輝 齋藤" w:date="2026-04-30T19:29:00Z" w16du:dateUtc="2026-04-30T10:29:00Z">
         <w:r>
           <w:delText>maximizing</w:delText>
         </w:r>
@@ -4169,14 +4183,14 @@
         </w:rPr>
         <w:t>[26]</w:t>
       </w:r>
-      <w:commentRangeEnd w:id="339"/>
+      <w:commentRangeEnd w:id="341"/>
       <w:r>
         <w:rPr>
           <w:rStyle w:val="af2"/>
           <w:sz w:val="24"/>
           <w:szCs w:val="24"/>
         </w:rPr>
-        <w:commentReference w:id="339"/>
+        <w:commentReference w:id="341"/>
       </w:r>
     </w:p>
     <w:p>
@@ -4216,11 +4230,7 @@
       </w:r>
       <w:proofErr w:type="spellEnd"/>
       <w:r>
-        <w:t xml:space="preserve"> </w:t>
-      </w:r>
-      <w:r>
-        <w:lastRenderedPageBreak/>
-        <w:t>tracing a bow-tie-shaped trajectory in three-dimensional space.</w:t>
+        <w:t xml:space="preserve"> tracing a bow-tie-shaped trajectory in three-dimensional space.</w:t>
       </w:r>
       <w:r>
         <w:t xml:space="preserve"> [28]</w:t>
@@ -4326,8 +4336,8 @@
       <w:r>
         <w:t xml:space="preserve"> The fracture-site specificity observed in our data—significant association with hip fractures but not with humerus or forearm fractures—</w:t>
       </w:r>
-      <w:commentRangeStart w:id="354"/>
-      <w:del w:id="355" w:author="治輝 齋藤" w:date="2026-04-30T20:51:00Z" w16du:dateUtc="2026-04-30T11:51:00Z">
+      <w:commentRangeStart w:id="356"/>
+      <w:del w:id="357" w:author="治輝 齋藤" w:date="2026-04-30T20:51:00Z" w16du:dateUtc="2026-04-30T11:51:00Z">
         <w:r>
           <w:delText xml:space="preserve">thus </w:delText>
         </w:r>
@@ -4335,8 +4345,9 @@
       <w:r>
         <w:t xml:space="preserve">provides internal evidence </w:t>
       </w:r>
-      <w:ins w:id="356" w:author="治輝 齋藤" w:date="2026-04-30T20:52:00Z" w16du:dateUtc="2026-04-30T11:52:00Z">
-        <w:r>
+      <w:ins w:id="358" w:author="治輝 齋藤" w:date="2026-04-30T20:52:00Z" w16du:dateUtc="2026-04-30T11:52:00Z">
+        <w:r>
+          <w:lastRenderedPageBreak/>
           <w:t>that is</w:t>
         </w:r>
         <w:r>
@@ -4350,12 +4361,12 @@
       <w:r>
         <w:t xml:space="preserve">consistent with </w:t>
       </w:r>
-      <w:del w:id="357" w:author="治輝 齋藤" w:date="2026-04-30T20:52:00Z" w16du:dateUtc="2026-04-30T11:52:00Z">
+      <w:del w:id="359" w:author="治輝 齋藤" w:date="2026-04-30T20:52:00Z" w16du:dateUtc="2026-04-30T11:52:00Z">
         <w:r>
           <w:delText xml:space="preserve">the </w:delText>
         </w:r>
       </w:del>
-      <w:ins w:id="358" w:author="治輝 齋藤" w:date="2026-04-30T20:52:00Z" w16du:dateUtc="2026-04-30T11:52:00Z">
+      <w:ins w:id="360" w:author="治輝 齋藤" w:date="2026-04-30T20:52:00Z" w16du:dateUtc="2026-04-30T11:52:00Z">
         <w:r>
           <w:rPr>
             <w:rFonts w:hint="eastAsia"/>
@@ -4370,12 +4381,12 @@
       <w:r>
         <w:t xml:space="preserve">biomechanical paradigm </w:t>
       </w:r>
-      <w:ins w:id="359" w:author="治輝 齋藤" w:date="2026-04-30T20:52:00Z" w16du:dateUtc="2026-04-30T11:52:00Z">
+      <w:ins w:id="361" w:author="治輝 齋藤" w:date="2026-04-30T20:52:00Z" w16du:dateUtc="2026-04-30T11:52:00Z">
         <w:r>
           <w:t>in which</w:t>
         </w:r>
       </w:ins>
-      <w:del w:id="360" w:author="治輝 齋藤" w:date="2026-04-30T20:52:00Z" w16du:dateUtc="2026-04-30T11:52:00Z">
+      <w:del w:id="362" w:author="治輝 齋藤" w:date="2026-04-30T20:52:00Z" w16du:dateUtc="2026-04-30T11:52:00Z">
         <w:r>
           <w:delText>that</w:delText>
         </w:r>
@@ -4383,7 +4394,7 @@
       <w:r>
         <w:t xml:space="preserve"> terrain slope </w:t>
       </w:r>
-      <w:ins w:id="361" w:author="治輝 齋藤" w:date="2026-04-30T20:52:00Z" w16du:dateUtc="2026-04-30T11:52:00Z">
+      <w:ins w:id="363" w:author="治輝 齋藤" w:date="2026-04-30T20:52:00Z" w16du:dateUtc="2026-04-30T11:52:00Z">
         <w:r>
           <w:rPr>
             <w:rFonts w:hint="eastAsia"/>
@@ -4395,7 +4406,7 @@
       <w:r>
         <w:t>specifically amplif</w:t>
       </w:r>
-      <w:ins w:id="362" w:author="治輝 齋藤" w:date="2026-04-30T20:52:00Z" w16du:dateUtc="2026-04-30T11:52:00Z">
+      <w:ins w:id="364" w:author="治輝 齋藤" w:date="2026-04-30T20:52:00Z" w16du:dateUtc="2026-04-30T11:52:00Z">
         <w:r>
           <w:rPr>
             <w:rFonts w:hint="eastAsia"/>
@@ -4404,7 +4415,7 @@
           <w:t>y</w:t>
         </w:r>
       </w:ins>
-      <w:del w:id="363" w:author="治輝 齋藤" w:date="2026-04-30T20:52:00Z" w16du:dateUtc="2026-04-30T11:52:00Z">
+      <w:del w:id="365" w:author="治輝 齋藤" w:date="2026-04-30T20:52:00Z" w16du:dateUtc="2026-04-30T11:52:00Z">
         <w:r>
           <w:delText>ies</w:delText>
         </w:r>
@@ -4412,14 +4423,14 @@
       <w:r>
         <w:t xml:space="preserve"> lateral fall risk.</w:t>
       </w:r>
-      <w:commentRangeEnd w:id="354"/>
+      <w:commentRangeEnd w:id="356"/>
       <w:r>
         <w:rPr>
           <w:rStyle w:val="af2"/>
           <w:sz w:val="24"/>
           <w:szCs w:val="24"/>
         </w:rPr>
-        <w:commentReference w:id="354"/>
+        <w:commentReference w:id="356"/>
       </w:r>
     </w:p>
     <w:p>
@@ -4427,8 +4438,8 @@
         <w:pStyle w:val="2"/>
         <w:spacing w:line="360" w:lineRule="auto"/>
       </w:pPr>
-      <w:bookmarkStart w:id="364" w:name="comparison-with-previous-studies"/>
-      <w:bookmarkEnd w:id="338"/>
+      <w:bookmarkStart w:id="366" w:name="comparison-with-previous-studies"/>
+      <w:bookmarkEnd w:id="340"/>
       <w:r>
         <w:t>3. Comparison with Previous Studies</w:t>
       </w:r>
@@ -4439,11 +4450,7 @@
         <w:spacing w:line="360" w:lineRule="auto"/>
       </w:pPr>
       <w:r>
-        <w:t xml:space="preserve">Our findings align with and extend international ecological studies examining geospatial determinants of hip fracture risk. The Norwegian Epidemiologic Osteoporosis Studies (NOREPOS), conducted in one of the world’s highest hip fracture incidence countries, used GIS-linked nationwide hospital records to </w:t>
-      </w:r>
-      <w:r>
-        <w:lastRenderedPageBreak/>
-        <w:t>demonstrate that residents of inland, high-elevation, topographically complex areas experienced significantly higher hip fracture incidence compared to those in flat coastal regions.</w:t>
+        <w:t>Our findings align with and extend international ecological studies examining geospatial determinants of hip fracture risk. The Norwegian Epidemiologic Osteoporosis Studies (NOREPOS), conducted in one of the world’s highest hip fracture incidence countries, used GIS-linked nationwide hospital records to demonstrate that residents of inland, high-elevation, topographically complex areas experienced significantly higher hip fracture incidence compared to those in flat coastal regions.</w:t>
       </w:r>
       <w:r>
         <w:t xml:space="preserve"> </w:t>
@@ -4530,18 +4537,22 @@
         <w:t>[14]</w:t>
       </w:r>
       <w:r>
-        <w:t xml:space="preserve"> However, to our knowledge, no prior study has used nationwide DEM data linked to administrative fracture data to quantify the dose-response association between terrain slope and hip fracture rates at the population level in Japan. </w:t>
-      </w:r>
-      <w:commentRangeStart w:id="365"/>
+        <w:t xml:space="preserve"> However, to our knowledge, no prior study has used nationwide DEM data linked to administrative fracture data to quantify the dose-</w:t>
+      </w:r>
+      <w:r>
+        <w:lastRenderedPageBreak/>
+        <w:t xml:space="preserve">response association between terrain slope and hip fracture rates at the population level in Japan. </w:t>
+      </w:r>
+      <w:commentRangeStart w:id="367"/>
       <w:r>
         <w:t xml:space="preserve">Our </w:t>
       </w:r>
-      <w:ins w:id="366" w:author="治輝 齋藤" w:date="2026-04-30T20:55:00Z" w16du:dateUtc="2026-04-30T11:55:00Z">
+      <w:ins w:id="368" w:author="治輝 齋藤" w:date="2026-04-30T20:55:00Z" w16du:dateUtc="2026-04-30T11:55:00Z">
         <w:r>
           <w:t>findings add</w:t>
         </w:r>
       </w:ins>
-      <w:del w:id="367" w:author="治輝 齋藤" w:date="2026-04-30T20:55:00Z" w16du:dateUtc="2026-04-30T11:55:00Z">
+      <w:del w:id="369" w:author="治輝 齋藤" w:date="2026-04-30T20:55:00Z" w16du:dateUtc="2026-04-30T11:55:00Z">
         <w:r>
           <w:delText>study provides the first</w:delText>
         </w:r>
@@ -4549,17 +4560,17 @@
       <w:r>
         <w:t xml:space="preserve"> nationwide quantitative evidence that each one-degree increase in terrain slope is associated with approximately 3.5 additional hip fracture surgeries per 100,000 population, independent of </w:t>
       </w:r>
-      <w:ins w:id="368" w:author="治輝 齋藤" w:date="2026-05-19T23:34:00Z" w16du:dateUtc="2026-05-19T14:34:00Z">
+      <w:ins w:id="370" w:author="治輝 齋藤" w:date="2026-05-19T23:34:00Z" w16du:dateUtc="2026-05-19T14:34:00Z">
         <w:r>
           <w:t>proportion aged ≥65 years</w:t>
         </w:r>
       </w:ins>
-      <w:del w:id="369" w:author="治輝 齋藤" w:date="2026-05-19T23:34:00Z" w16du:dateUtc="2026-05-19T14:34:00Z">
+      <w:del w:id="371" w:author="治輝 齋藤" w:date="2026-05-19T23:34:00Z" w16du:dateUtc="2026-05-19T14:34:00Z">
         <w:r>
           <w:delText>aging rate</w:delText>
         </w:r>
       </w:del>
-      <w:ins w:id="370" w:author="治輝 齋藤" w:date="2026-04-30T20:55:00Z" w16du:dateUtc="2026-04-30T11:55:00Z">
+      <w:ins w:id="372" w:author="治輝 齋藤" w:date="2026-04-30T20:55:00Z" w16du:dateUtc="2026-04-30T11:55:00Z">
         <w:r>
           <w:t xml:space="preserve"> in the primary model</w:t>
         </w:r>
@@ -4567,7 +4578,7 @@
       <w:r>
         <w:t xml:space="preserve">. This quantitative estimate </w:t>
       </w:r>
-      <w:del w:id="371" w:author="治輝 齋藤" w:date="2026-04-30T20:56:00Z" w16du:dateUtc="2026-04-30T11:56:00Z">
+      <w:del w:id="373" w:author="治輝 齋藤" w:date="2026-04-30T20:56:00Z" w16du:dateUtc="2026-04-30T11:56:00Z">
         <w:r>
           <w:delText xml:space="preserve">is novel and </w:delText>
         </w:r>
@@ -4582,12 +4593,12 @@
       <w:r>
         <w:t xml:space="preserve">contribute to the global evidence base for terrain as a modifiable environmental </w:t>
       </w:r>
-      <w:ins w:id="372" w:author="治輝 齋藤" w:date="2026-04-30T20:56:00Z" w16du:dateUtc="2026-04-30T11:56:00Z">
+      <w:ins w:id="374" w:author="治輝 齋藤" w:date="2026-04-30T20:56:00Z" w16du:dateUtc="2026-04-30T11:56:00Z">
         <w:r>
           <w:t>correlate of fracture burden</w:t>
         </w:r>
       </w:ins>
-      <w:del w:id="373" w:author="治輝 齋藤" w:date="2026-04-30T20:56:00Z" w16du:dateUtc="2026-04-30T11:56:00Z">
+      <w:del w:id="375" w:author="治輝 齋藤" w:date="2026-04-30T20:56:00Z" w16du:dateUtc="2026-04-30T11:56:00Z">
         <w:r>
           <w:delText>risk factor</w:delText>
         </w:r>
@@ -4595,14 +4606,14 @@
       <w:r>
         <w:t>.</w:t>
       </w:r>
-      <w:commentRangeEnd w:id="365"/>
+      <w:commentRangeEnd w:id="367"/>
       <w:r>
         <w:rPr>
           <w:rStyle w:val="af2"/>
           <w:sz w:val="24"/>
           <w:szCs w:val="24"/>
         </w:rPr>
-        <w:commentReference w:id="365"/>
+        <w:commentReference w:id="367"/>
       </w:r>
     </w:p>
     <w:p>
@@ -4610,18 +4621,17 @@
         <w:pStyle w:val="2"/>
         <w:spacing w:line="360" w:lineRule="auto"/>
       </w:pPr>
-      <w:bookmarkStart w:id="374" w:name="role-of-aging-rate"/>
-      <w:bookmarkEnd w:id="364"/>
-      <w:r>
-        <w:lastRenderedPageBreak/>
+      <w:bookmarkStart w:id="376" w:name="role-of-aging-rate"/>
+      <w:bookmarkEnd w:id="366"/>
+      <w:r>
         <w:t xml:space="preserve">4. </w:t>
       </w:r>
-      <w:ins w:id="375" w:author="治輝 齋藤" w:date="2026-05-19T23:34:00Z" w16du:dateUtc="2026-05-19T14:34:00Z">
+      <w:ins w:id="377" w:author="治輝 齋藤" w:date="2026-05-19T23:34:00Z" w16du:dateUtc="2026-05-19T14:34:00Z">
         <w:r>
           <w:t>Proportion Aged ≥65 Years</w:t>
         </w:r>
       </w:ins>
-      <w:del w:id="376" w:author="治輝 齋藤" w:date="2026-05-19T23:34:00Z" w16du:dateUtc="2026-05-19T14:34:00Z">
+      <w:del w:id="378" w:author="治輝 齋藤" w:date="2026-05-19T23:34:00Z" w16du:dateUtc="2026-05-19T14:34:00Z">
         <w:r>
           <w:delText>Role of Aging Rate</w:delText>
         </w:r>
@@ -4632,12 +4642,12 @@
         <w:pStyle w:val="FirstParagraph"/>
         <w:spacing w:line="360" w:lineRule="auto"/>
       </w:pPr>
-      <w:ins w:id="377" w:author="治輝 齋藤" w:date="2026-05-19T23:34:00Z" w16du:dateUtc="2026-05-19T14:34:00Z">
+      <w:ins w:id="379" w:author="治輝 齋藤" w:date="2026-05-19T23:34:00Z" w16du:dateUtc="2026-05-19T14:34:00Z">
         <w:r>
           <w:t>Proportion Aged ≥65 Years</w:t>
         </w:r>
       </w:ins>
-      <w:del w:id="378" w:author="治輝 齋藤" w:date="2026-05-19T23:34:00Z" w16du:dateUtc="2026-05-19T14:34:00Z">
+      <w:del w:id="380" w:author="治輝 齋藤" w:date="2026-05-19T23:34:00Z" w16du:dateUtc="2026-05-19T14:34:00Z">
         <w:r>
           <w:delText>Aging rate</w:delText>
         </w:r>
@@ -4655,7 +4665,7 @@
       <w:r>
         <w:t xml:space="preserve"> = 0.011). Prefectures with steeper terrain also tended to have higher </w:t>
       </w:r>
-      <w:ins w:id="379" w:author="治輝 齋藤" w:date="2026-05-19T23:35:00Z" w16du:dateUtc="2026-05-19T14:35:00Z">
+      <w:ins w:id="381" w:author="治輝 齋藤" w:date="2026-05-19T23:35:00Z" w16du:dateUtc="2026-05-19T14:35:00Z">
         <w:r>
           <w:rPr>
             <w:lang w:eastAsia="ja-JP"/>
@@ -4663,7 +4673,7 @@
           <w:t>proportions aged ≥65 years</w:t>
         </w:r>
       </w:ins>
-      <w:del w:id="380" w:author="治輝 齋藤" w:date="2026-05-19T23:34:00Z" w16du:dateUtc="2026-05-19T14:34:00Z">
+      <w:del w:id="382" w:author="治輝 齋藤" w:date="2026-05-19T23:34:00Z" w16du:dateUtc="2026-05-19T14:34:00Z">
         <w:r>
           <w:delText>aging rates</w:delText>
         </w:r>
@@ -4698,7 +4708,7 @@
         <w:pStyle w:val="a0"/>
         <w:spacing w:line="360" w:lineRule="auto"/>
       </w:pPr>
-      <w:commentRangeStart w:id="381"/>
+      <w:commentRangeStart w:id="383"/>
       <w:r>
         <w:t xml:space="preserve">The </w:t>
       </w:r>
@@ -4708,12 +4718,12 @@
       <w:r>
         <w:t xml:space="preserve"> association of slope with hip fracture after adjustment for </w:t>
       </w:r>
-      <w:ins w:id="382" w:author="治輝 齋藤" w:date="2026-05-19T23:35:00Z" w16du:dateUtc="2026-05-19T14:35:00Z">
+      <w:ins w:id="384" w:author="治輝 齋藤" w:date="2026-05-19T23:35:00Z" w16du:dateUtc="2026-05-19T14:35:00Z">
         <w:r>
           <w:t>proportion aged ≥65 years</w:t>
         </w:r>
       </w:ins>
-      <w:del w:id="383" w:author="治輝 齋藤" w:date="2026-05-19T23:35:00Z" w16du:dateUtc="2026-05-19T14:35:00Z">
+      <w:del w:id="385" w:author="治輝 齋藤" w:date="2026-05-19T23:35:00Z" w16du:dateUtc="2026-05-19T14:35:00Z">
         <w:r>
           <w:delText>aging rate</w:delText>
         </w:r>
@@ -4733,12 +4743,12 @@
       <w:r>
         <w:t xml:space="preserve"> a risk </w:t>
       </w:r>
-      <w:ins w:id="384" w:author="治輝 齋藤" w:date="2026-04-30T20:57:00Z" w16du:dateUtc="2026-04-30T11:57:00Z">
+      <w:ins w:id="386" w:author="治輝 齋藤" w:date="2026-04-30T20:57:00Z" w16du:dateUtc="2026-04-30T11:57:00Z">
         <w:r>
           <w:t>correlate</w:t>
         </w:r>
       </w:ins>
-      <w:del w:id="385" w:author="治輝 齋藤" w:date="2026-04-30T20:57:00Z" w16du:dateUtc="2026-04-30T11:57:00Z">
+      <w:del w:id="387" w:author="治輝 齋藤" w:date="2026-04-30T20:57:00Z" w16du:dateUtc="2026-04-30T11:57:00Z">
         <w:r>
           <w:delText>factor</w:delText>
         </w:r>
@@ -4752,7 +4762,7 @@
       <w:r>
         <w:t xml:space="preserve">. This finding has practical implications: even within the context of Japan’s nationwide aging, geographic topography </w:t>
       </w:r>
-      <w:ins w:id="386" w:author="治輝 齋藤" w:date="2026-04-30T20:58:00Z" w16du:dateUtc="2026-04-30T11:58:00Z">
+      <w:ins w:id="388" w:author="治輝 齋藤" w:date="2026-04-30T20:58:00Z" w16du:dateUtc="2026-04-30T11:58:00Z">
         <w:r>
           <w:rPr>
             <w:rFonts w:hint="eastAsia"/>
@@ -4764,7 +4774,7 @@
       <w:r>
         <w:t>represent</w:t>
       </w:r>
-      <w:del w:id="387" w:author="治輝 齋藤" w:date="2026-04-30T20:58:00Z" w16du:dateUtc="2026-04-30T11:58:00Z">
+      <w:del w:id="389" w:author="治輝 齋藤" w:date="2026-04-30T20:58:00Z" w16du:dateUtc="2026-04-30T11:58:00Z">
         <w:r>
           <w:delText>s</w:delText>
         </w:r>
@@ -4772,7 +4782,7 @@
       <w:r>
         <w:t xml:space="preserve"> an additional and </w:t>
       </w:r>
-      <w:ins w:id="388" w:author="治輝 齋藤" w:date="2026-04-30T20:58:00Z" w16du:dateUtc="2026-04-30T11:58:00Z">
+      <w:ins w:id="390" w:author="治輝 齋藤" w:date="2026-04-30T20:58:00Z" w16du:dateUtc="2026-04-30T11:58:00Z">
         <w:r>
           <w:t>potentially</w:t>
         </w:r>
@@ -4787,7 +4797,7 @@
       <w:r>
         <w:t xml:space="preserve">modifiable layer of fracture risk. Terrain slope </w:t>
       </w:r>
-      <w:ins w:id="389" w:author="治輝 齋藤" w:date="2026-04-30T20:58:00Z" w16du:dateUtc="2026-04-30T11:58:00Z">
+      <w:ins w:id="391" w:author="治輝 齋藤" w:date="2026-04-30T20:58:00Z" w16du:dateUtc="2026-04-30T11:58:00Z">
         <w:r>
           <w:rPr>
             <w:rFonts w:hint="eastAsia"/>
@@ -4796,7 +4806,7 @@
           <w:t>may</w:t>
         </w:r>
       </w:ins>
-      <w:del w:id="390" w:author="治輝 齋藤" w:date="2026-04-30T20:58:00Z" w16du:dateUtc="2026-04-30T11:58:00Z">
+      <w:del w:id="392" w:author="治輝 齋藤" w:date="2026-04-30T20:58:00Z" w16du:dateUtc="2026-04-30T11:58:00Z">
         <w:r>
           <w:delText>is</w:delText>
         </w:r>
@@ -4804,7 +4814,7 @@
       <w:r>
         <w:t xml:space="preserve"> not </w:t>
       </w:r>
-      <w:ins w:id="391" w:author="治輝 齋藤" w:date="2026-04-30T20:58:00Z" w16du:dateUtc="2026-04-30T11:58:00Z">
+      <w:ins w:id="393" w:author="治輝 齋藤" w:date="2026-04-30T20:58:00Z" w16du:dateUtc="2026-04-30T11:58:00Z">
         <w:r>
           <w:rPr>
             <w:rFonts w:hint="eastAsia"/>
@@ -4816,12 +4826,12 @@
       <w:r>
         <w:t>merely a proxy for aging</w:t>
       </w:r>
-      <w:ins w:id="392" w:author="治輝 齋藤" w:date="2026-04-30T20:59:00Z" w16du:dateUtc="2026-04-30T11:59:00Z">
+      <w:ins w:id="394" w:author="治輝 齋藤" w:date="2026-04-30T20:59:00Z" w16du:dateUtc="2026-04-30T11:59:00Z">
         <w:r>
           <w:t xml:space="preserve"> and may represent</w:t>
         </w:r>
       </w:ins>
-      <w:del w:id="393" w:author="治輝 齋藤" w:date="2026-04-30T20:59:00Z" w16du:dateUtc="2026-04-30T11:59:00Z">
+      <w:del w:id="395" w:author="治輝 齋藤" w:date="2026-04-30T20:59:00Z" w16du:dateUtc="2026-04-30T11:59:00Z">
         <w:r>
           <w:delText>, but</w:delText>
         </w:r>
@@ -4829,12 +4839,12 @@
       <w:r>
         <w:t xml:space="preserve"> an </w:t>
       </w:r>
-      <w:ins w:id="394" w:author="治輝 齋藤" w:date="2026-04-30T20:59:00Z" w16du:dateUtc="2026-04-30T11:59:00Z">
+      <w:ins w:id="396" w:author="治輝 齋藤" w:date="2026-04-30T20:59:00Z" w16du:dateUtc="2026-04-30T11:59:00Z">
         <w:r>
           <w:t>additional</w:t>
         </w:r>
       </w:ins>
-      <w:del w:id="395" w:author="治輝 齋藤" w:date="2026-04-30T20:59:00Z" w16du:dateUtc="2026-04-30T11:59:00Z">
+      <w:del w:id="397" w:author="治輝 齋藤" w:date="2026-04-30T20:59:00Z" w16du:dateUtc="2026-04-30T11:59:00Z">
         <w:r>
           <w:delText>independent</w:delText>
         </w:r>
@@ -4842,12 +4852,12 @@
       <w:r>
         <w:t xml:space="preserve"> environmental </w:t>
       </w:r>
-      <w:ins w:id="396" w:author="治輝 齋藤" w:date="2026-04-30T20:59:00Z" w16du:dateUtc="2026-04-30T11:59:00Z">
+      <w:ins w:id="398" w:author="治輝 齋藤" w:date="2026-04-30T20:59:00Z" w16du:dateUtc="2026-04-30T11:59:00Z">
         <w:r>
           <w:t>correlate</w:t>
         </w:r>
       </w:ins>
-      <w:del w:id="397" w:author="治輝 齋藤" w:date="2026-04-30T20:59:00Z" w16du:dateUtc="2026-04-30T11:59:00Z">
+      <w:del w:id="399" w:author="治輝 齋藤" w:date="2026-04-30T20:59:00Z" w16du:dateUtc="2026-04-30T11:59:00Z">
         <w:r>
           <w:delText>hazard</w:delText>
         </w:r>
@@ -4855,12 +4865,12 @@
       <w:r>
         <w:t xml:space="preserve"> that </w:t>
       </w:r>
-      <w:ins w:id="398" w:author="治輝 齋藤" w:date="2026-04-30T20:59:00Z" w16du:dateUtc="2026-04-30T11:59:00Z">
+      <w:ins w:id="400" w:author="治輝 齋藤" w:date="2026-04-30T20:59:00Z" w16du:dateUtc="2026-04-30T11:59:00Z">
         <w:r>
           <w:t>could contribute to functional decline</w:t>
         </w:r>
       </w:ins>
-      <w:del w:id="399" w:author="治輝 齋藤" w:date="2026-04-30T20:59:00Z" w16du:dateUtc="2026-04-30T11:59:00Z">
+      <w:del w:id="401" w:author="治輝 齋藤" w:date="2026-04-30T20:59:00Z" w16du:dateUtc="2026-04-30T11:59:00Z">
         <w:r>
           <w:delText>chronically erodes physical function</w:delText>
         </w:r>
@@ -4868,33 +4878,37 @@
       <w:r>
         <w:t xml:space="preserve"> among rural-dwelling older adults.</w:t>
       </w:r>
-      <w:commentRangeEnd w:id="381"/>
+      <w:commentRangeEnd w:id="383"/>
       <w:r>
         <w:rPr>
           <w:rStyle w:val="af2"/>
           <w:sz w:val="24"/>
           <w:szCs w:val="24"/>
         </w:rPr>
-        <w:commentReference w:id="381"/>
-      </w:r>
-      <w:ins w:id="400" w:author="治輝 齋藤" w:date="2026-04-30T20:32:00Z" w16du:dateUtc="2026-04-30T11:32:00Z">
+        <w:commentReference w:id="383"/>
+      </w:r>
+      <w:ins w:id="402" w:author="治輝 齋藤" w:date="2026-04-30T20:32:00Z" w16du:dateUtc="2026-04-30T11:32:00Z">
         <w:r>
           <w:t xml:space="preserve"> </w:t>
         </w:r>
-        <w:commentRangeStart w:id="401"/>
-        <w:r>
-          <w:t>Given public-data masking in age-stratified surgery tables, we interpret age-structure robustness primarily from the consistency of adjusted ecological models and from imputation-based sensitivity analyses, while acknowledging that full indirect standardization without imputation is not feasible with the current open dataset.</w:t>
-        </w:r>
-      </w:ins>
-      <w:commentRangeEnd w:id="401"/>
-      <w:ins w:id="402" w:author="治輝 齋藤" w:date="2026-04-30T20:33:00Z" w16du:dateUtc="2026-04-30T11:33:00Z">
+        <w:commentRangeStart w:id="403"/>
+        <w:r>
+          <w:t xml:space="preserve">Given public-data masking in </w:t>
+        </w:r>
+        <w:r>
+          <w:lastRenderedPageBreak/>
+          <w:t>age-stratified surgery tables, we interpret age-structure robustness primarily from the consistency of adjusted ecological models and from imputation-based sensitivity analyses, while acknowledging that full indirect standardization without imputation is not feasible with the current open dataset.</w:t>
+        </w:r>
+      </w:ins>
+      <w:commentRangeEnd w:id="403"/>
+      <w:ins w:id="404" w:author="治輝 齋藤" w:date="2026-04-30T20:33:00Z" w16du:dateUtc="2026-04-30T11:33:00Z">
         <w:r>
           <w:rPr>
             <w:rStyle w:val="af2"/>
             <w:sz w:val="24"/>
             <w:szCs w:val="24"/>
           </w:rPr>
-          <w:commentReference w:id="401"/>
+          <w:commentReference w:id="403"/>
         </w:r>
       </w:ins>
     </w:p>
@@ -4903,10 +4917,9 @@
         <w:pStyle w:val="2"/>
         <w:spacing w:line="360" w:lineRule="auto"/>
       </w:pPr>
-      <w:bookmarkStart w:id="403" w:name="walking-speed-as-a-mediator"/>
-      <w:bookmarkEnd w:id="374"/>
-      <w:r>
-        <w:lastRenderedPageBreak/>
+      <w:bookmarkStart w:id="405" w:name="walking-speed-as-a-mediator"/>
+      <w:bookmarkEnd w:id="376"/>
+      <w:r>
         <w:t>5. Walking Speed as a Mediator</w:t>
       </w:r>
     </w:p>
@@ -4981,7 +4994,7 @@
       <w:r>
         <w:t>In our ecological data, terrain slope was negatively correlated with prefecture-level fast</w:t>
       </w:r>
-      <w:ins w:id="404" w:author="治輝 齋藤" w:date="2026-05-19T23:35:00Z" w16du:dateUtc="2026-05-19T14:35:00Z">
+      <w:ins w:id="406" w:author="治輝 齋藤" w:date="2026-05-19T23:35:00Z" w16du:dateUtc="2026-05-19T14:35:00Z">
         <w:r>
           <w:rPr>
             <w:rFonts w:hint="eastAsia"/>
@@ -4990,7 +5003,7 @@
           <w:t>-</w:t>
         </w:r>
       </w:ins>
-      <w:del w:id="405" w:author="治輝 齋藤" w:date="2026-05-19T23:35:00Z" w16du:dateUtc="2026-05-19T14:35:00Z">
+      <w:del w:id="407" w:author="治輝 齋藤" w:date="2026-05-19T23:35:00Z" w16du:dateUtc="2026-05-19T14:35:00Z">
         <w:r>
           <w:delText xml:space="preserve"> </w:delText>
         </w:r>
@@ -4998,12 +5011,12 @@
       <w:r>
         <w:t xml:space="preserve">walking </w:t>
       </w:r>
-      <w:ins w:id="406" w:author="治輝 齋藤" w:date="2026-05-19T23:35:00Z" w16du:dateUtc="2026-05-19T14:35:00Z">
+      <w:ins w:id="408" w:author="治輝 齋藤" w:date="2026-05-19T23:35:00Z" w16du:dateUtc="2026-05-19T14:35:00Z">
         <w:r>
           <w:t>proportion</w:t>
         </w:r>
       </w:ins>
-      <w:del w:id="407" w:author="治輝 齋藤" w:date="2026-05-19T23:35:00Z" w16du:dateUtc="2026-05-19T14:35:00Z">
+      <w:del w:id="409" w:author="治輝 齋藤" w:date="2026-05-19T23:35:00Z" w16du:dateUtc="2026-05-19T14:35:00Z">
         <w:r>
           <w:delText>rate</w:delText>
         </w:r>
@@ -5011,8 +5024,8 @@
       <w:r>
         <w:t xml:space="preserve"> (r = −0.264</w:t>
       </w:r>
-      <w:commentRangeStart w:id="408"/>
-      <w:ins w:id="409" w:author="治輝 齋藤" w:date="2026-05-20T08:52:00Z" w16du:dateUtc="2026-05-19T23:52:00Z">
+      <w:commentRangeStart w:id="410"/>
+      <w:ins w:id="411" w:author="治輝 齋藤" w:date="2026-05-20T08:52:00Z" w16du:dateUtc="2026-05-19T23:52:00Z">
         <w:r>
           <w:t xml:space="preserve">, </w:t>
         </w:r>
@@ -5027,13 +5040,13 @@
           <w:t xml:space="preserve"> = 0.073</w:t>
         </w:r>
       </w:ins>
-      <w:commentRangeEnd w:id="408"/>
-      <w:ins w:id="410" w:author="治輝 齋藤" w:date="2026-05-20T08:53:00Z" w16du:dateUtc="2026-05-19T23:53:00Z">
+      <w:commentRangeEnd w:id="410"/>
+      <w:ins w:id="412" w:author="治輝 齋藤" w:date="2026-05-20T08:53:00Z" w16du:dateUtc="2026-05-19T23:53:00Z">
         <w:r>
           <w:rPr>
             <w:rStyle w:val="af2"/>
           </w:rPr>
-          <w:commentReference w:id="408"/>
+          <w:commentReference w:id="410"/>
         </w:r>
       </w:ins>
       <w:r>
@@ -5054,18 +5067,18 @@
       <w:r>
         <w:t xml:space="preserve"> </w:t>
       </w:r>
-      <w:commentRangeStart w:id="411"/>
+      <w:commentRangeStart w:id="413"/>
       <w:r>
         <w:t>Older adults residing in high-slope regions are exposed to such challenging terrain daily during shopping and outdoor activities, leading to chronic fear of falling, reduced outdoor activity, and progressive deconditioning (disuse muscle atrophy).</w:t>
       </w:r>
-      <w:commentRangeEnd w:id="411"/>
+      <w:commentRangeEnd w:id="413"/>
       <w:r>
         <w:rPr>
           <w:rStyle w:val="af2"/>
           <w:sz w:val="24"/>
           <w:szCs w:val="24"/>
         </w:rPr>
-        <w:commentReference w:id="411"/>
+        <w:commentReference w:id="413"/>
       </w:r>
       <w:r>
         <w:t xml:space="preserve"> </w:t>
@@ -5088,7 +5101,7 @@
       <w:r>
         <w:t>the multivariable OLS coefficient for fast</w:t>
       </w:r>
-      <w:ins w:id="412" w:author="治輝 齋藤" w:date="2026-05-19T23:38:00Z" w16du:dateUtc="2026-05-19T14:38:00Z">
+      <w:ins w:id="414" w:author="治輝 齋藤" w:date="2026-05-19T23:38:00Z" w16du:dateUtc="2026-05-19T14:38:00Z">
         <w:r>
           <w:rPr>
             <w:rFonts w:hint="eastAsia"/>
@@ -5097,7 +5110,7 @@
           <w:t>-</w:t>
         </w:r>
       </w:ins>
-      <w:del w:id="413" w:author="治輝 齋藤" w:date="2026-05-19T23:38:00Z" w16du:dateUtc="2026-05-19T14:38:00Z">
+      <w:del w:id="415" w:author="治輝 齋藤" w:date="2026-05-19T23:38:00Z" w16du:dateUtc="2026-05-19T14:38:00Z">
         <w:r>
           <w:delText xml:space="preserve"> </w:delText>
         </w:r>
@@ -5105,12 +5118,12 @@
       <w:r>
         <w:t xml:space="preserve">walking </w:t>
       </w:r>
-      <w:ins w:id="414" w:author="治輝 齋藤" w:date="2026-05-19T23:38:00Z" w16du:dateUtc="2026-05-19T14:38:00Z">
+      <w:ins w:id="416" w:author="治輝 齋藤" w:date="2026-05-19T23:38:00Z" w16du:dateUtc="2026-05-19T14:38:00Z">
         <w:r>
           <w:t>proportion</w:t>
         </w:r>
       </w:ins>
-      <w:del w:id="415" w:author="治輝 齋藤" w:date="2026-05-19T23:38:00Z" w16du:dateUtc="2026-05-19T14:38:00Z">
+      <w:del w:id="417" w:author="治輝 齋藤" w:date="2026-05-19T23:38:00Z" w16du:dateUtc="2026-05-19T14:38:00Z">
         <w:r>
           <w:delText>rate</w:delText>
         </w:r>
@@ -5118,7 +5131,7 @@
       <w:r>
         <w:t xml:space="preserve"> was </w:t>
       </w:r>
-      <w:del w:id="416" w:author="治輝 齋藤" w:date="2026-04-30T18:39:00Z" w16du:dateUtc="2026-04-30T09:39:00Z">
+      <w:del w:id="418" w:author="治輝 齋藤" w:date="2026-04-30T18:39:00Z" w16du:dateUtc="2026-04-30T09:39:00Z">
         <w:r>
           <w:delText>**</w:delText>
         </w:r>
@@ -5126,7 +5139,7 @@
       <w:r>
         <w:t>positive</w:t>
       </w:r>
-      <w:del w:id="417" w:author="治輝 齋藤" w:date="2026-04-30T18:39:00Z" w16du:dateUtc="2026-04-30T09:39:00Z">
+      <w:del w:id="419" w:author="治輝 齋藤" w:date="2026-04-30T18:39:00Z" w16du:dateUtc="2026-04-30T09:39:00Z">
         <w:r>
           <w:delText>**</w:delText>
         </w:r>
@@ -5152,25 +5165,25 @@
         <w:t>p</w:t>
       </w:r>
       <w:r>
-        <w:t xml:space="preserve"> = 0.022). Plausible drivers include ecological bias, aggregation of a 40–74-year screening metric to represent regions where hip fractures concentrate among the oldest-old, and confounding by unmeasured healthcare and reporting behaviors. </w:t>
-      </w:r>
-      <w:commentRangeStart w:id="418"/>
-      <w:ins w:id="419" w:author="治輝 齋藤" w:date="2026-04-30T18:41:00Z" w16du:dateUtc="2026-04-30T09:41:00Z">
-        <w:r>
-          <w:t xml:space="preserve">Because only the 40–74-year questionnaire aggregate is publicly available, we treated this variable as a contextual covariate and not as a direct proxy for hip fracture risk in </w:t>
-        </w:r>
-        <w:r>
-          <w:lastRenderedPageBreak/>
-          <w:t xml:space="preserve">the oldest age groups. </w:t>
-        </w:r>
-        <w:commentRangeEnd w:id="418"/>
+        <w:t xml:space="preserve"> = 0.022). Plausible drivers include ecological bias, aggregation of a 40–74-year </w:t>
+      </w:r>
+      <w:r>
+        <w:lastRenderedPageBreak/>
+        <w:t xml:space="preserve">screening metric to represent regions where hip fractures concentrate among the oldest-old, and confounding by unmeasured healthcare and reporting behaviors. </w:t>
+      </w:r>
+      <w:commentRangeStart w:id="420"/>
+      <w:ins w:id="421" w:author="治輝 齋藤" w:date="2026-04-30T18:41:00Z" w16du:dateUtc="2026-04-30T09:41:00Z">
+        <w:r>
+          <w:t xml:space="preserve">Because only the 40–74-year questionnaire aggregate is publicly available, we treated this variable as a contextual covariate and not as a direct proxy for hip fracture risk in the oldest age groups. </w:t>
+        </w:r>
+        <w:commentRangeEnd w:id="420"/>
         <w:r>
           <w:rPr>
             <w:rStyle w:val="af2"/>
             <w:sz w:val="24"/>
             <w:szCs w:val="24"/>
           </w:rPr>
-          <w:commentReference w:id="418"/>
+          <w:commentReference w:id="420"/>
         </w:r>
       </w:ins>
       <w:r>
@@ -5185,8 +5198,8 @@
         <w:pStyle w:val="2"/>
         <w:spacing w:line="360" w:lineRule="auto"/>
       </w:pPr>
-      <w:bookmarkStart w:id="420" w:name="policy-implications"/>
-      <w:bookmarkEnd w:id="403"/>
+      <w:bookmarkStart w:id="422" w:name="policy-implications"/>
+      <w:bookmarkEnd w:id="405"/>
       <w:r>
         <w:t>6. Policy Implications</w:t>
       </w:r>
@@ -5278,14 +5291,11 @@
         <w:rPr>
           <w:lang w:eastAsia="ja-JP"/>
         </w:rPr>
+        <w:lastRenderedPageBreak/>
         <w:t>[45]</w:t>
       </w:r>
       <w:r>
-        <w:t xml:space="preserve"> Recommending “10 additional minutes of outdoor walking” in mountainous prefectures with mean slopes exceeding 10 degrees (e.g., regions in Shikoku, Chugoku, inland Kyushu) may inadvertently increase lateral fall and hip fracture risk without concurrent environmental modifications. High-slope regions require </w:t>
-      </w:r>
-      <w:r>
-        <w:lastRenderedPageBreak/>
-        <w:t>environment-specific adaptations of the Active Guide, including balance and strength training programs, anti-slip footwear distribution, and handrail installation subsidies for outdoor pathways.</w:t>
+        <w:t xml:space="preserve"> Recommending “10 additional minutes of outdoor walking” in mountainous prefectures with mean slopes exceeding 10 degrees (e.g., regions in Shikoku, Chugoku, inland Kyushu) may inadvertently increase lateral fall and hip fracture risk without concurrent environmental modifications. High-slope regions require environment-specific adaptations of the Active Guide, including balance and strength training programs, anti-slip footwear distribution, and handrail installation subsidies for outdoor pathways.</w:t>
       </w:r>
       <w:r>
         <w:t xml:space="preserve"> </w:t>
@@ -5305,18 +5315,18 @@
       <w:r>
         <w:t xml:space="preserve">Second, housing modification subsidies targeting high-slope prefectures—such as installation of handrails on outdoor pathways and anti-slip surface materials—could reduce the environmental contribution to fall risk. Third, urban planning guidelines for mountainous communities should explicitly incorporate slope gradient as a factor in pedestrian infrastructure design, particularly in areas with high proportions of older residents. Given the irreversible demographic aging in rural Japan, these upstream environmental interventions represent </w:t>
       </w:r>
-      <w:commentRangeStart w:id="421"/>
+      <w:commentRangeStart w:id="423"/>
       <w:r>
         <w:t>cost-effective</w:t>
       </w:r>
-      <w:commentRangeEnd w:id="421"/>
+      <w:commentRangeEnd w:id="423"/>
       <w:r>
         <w:rPr>
           <w:rStyle w:val="af2"/>
           <w:sz w:val="24"/>
           <w:szCs w:val="24"/>
         </w:rPr>
-        <w:commentReference w:id="421"/>
+        <w:commentReference w:id="423"/>
       </w:r>
       <w:r>
         <w:t xml:space="preserve"> strategies to mitigate the downstream burden of fragility fractures.</w:t>
@@ -5327,8 +5337,8 @@
         <w:pStyle w:val="2"/>
         <w:spacing w:line="360" w:lineRule="auto"/>
       </w:pPr>
-      <w:bookmarkStart w:id="422" w:name="strengths"/>
-      <w:bookmarkEnd w:id="420"/>
+      <w:bookmarkStart w:id="424" w:name="strengths"/>
+      <w:bookmarkEnd w:id="422"/>
       <w:r>
         <w:t>7. Strengths</w:t>
       </w:r>
@@ -5347,9 +5357,10 @@
         <w:pStyle w:val="2"/>
         <w:spacing w:line="360" w:lineRule="auto"/>
       </w:pPr>
-      <w:bookmarkStart w:id="423" w:name="limitations"/>
-      <w:bookmarkEnd w:id="422"/>
-      <w:r>
+      <w:bookmarkStart w:id="425" w:name="limitations"/>
+      <w:bookmarkEnd w:id="424"/>
+      <w:r>
+        <w:lastRenderedPageBreak/>
         <w:t>8. Limitations</w:t>
       </w:r>
     </w:p>
@@ -5371,11 +5382,7 @@
         <w:t>[48]</w:t>
       </w:r>
       <w:r>
-        <w:t xml:space="preserve"> We cannot establish whether individuals living in steeper terrain within a prefecture have higher fracture risk than </w:t>
-      </w:r>
-      <w:r>
-        <w:lastRenderedPageBreak/>
-        <w:t>those in flatter areas of the same prefecture. Individual-level studies with residential geocoding and objective measures of daily terrain exposure (e.g., GPS tracking, accelerometry) are necessary to confirm our prefecture-level findings.</w:t>
+        <w:t xml:space="preserve"> We cannot establish whether individuals living in steeper terrain within a prefecture have higher fracture risk than those in flatter areas of the same prefecture. Individual-level studies with residential geocoding and objective measures of daily terrain exposure (e.g., GPS tracking, accelerometry) are necessary to confirm our prefecture-level findings.</w:t>
       </w:r>
     </w:p>
     <w:p>
@@ -5383,36 +5390,36 @@
         <w:pStyle w:val="a0"/>
         <w:spacing w:line="360" w:lineRule="auto"/>
       </w:pPr>
-      <w:bookmarkStart w:id="424" w:name="_Hlk228469400"/>
+      <w:bookmarkStart w:id="426" w:name="_Hlk228469400"/>
       <w:r>
         <w:t xml:space="preserve">Second, </w:t>
       </w:r>
-      <w:commentRangeStart w:id="425"/>
-      <w:ins w:id="426" w:author="治輝 齋藤" w:date="2026-04-30T18:02:00Z" w16du:dateUtc="2026-04-30T09:02:00Z">
+      <w:commentRangeStart w:id="427"/>
+      <w:ins w:id="428" w:author="治輝 齋藤" w:date="2026-04-30T18:02:00Z" w16du:dateUtc="2026-04-30T09:02:00Z">
         <w:r>
           <w:t xml:space="preserve">our outcome reflects surgery rates rather than true fracture incidence. Although hip fractures are usually treated surgically, prefectural variation in treatment decisions, referral patterns, and access to operative care may influence observed rates independently of fracture occurrence. Third, </w:t>
         </w:r>
       </w:ins>
-      <w:commentRangeEnd w:id="425"/>
-      <w:ins w:id="427" w:author="治輝 齋藤" w:date="2026-04-30T18:04:00Z" w16du:dateUtc="2026-04-30T09:04:00Z">
+      <w:commentRangeEnd w:id="427"/>
+      <w:ins w:id="429" w:author="治輝 齋藤" w:date="2026-04-30T18:04:00Z" w16du:dateUtc="2026-04-30T09:04:00Z">
         <w:r>
           <w:rPr>
             <w:rStyle w:val="af2"/>
             <w:sz w:val="24"/>
             <w:szCs w:val="24"/>
           </w:rPr>
-          <w:commentReference w:id="425"/>
+          <w:commentReference w:id="427"/>
         </w:r>
       </w:ins>
       <w:r>
         <w:t xml:space="preserve">the cross-sectional design precludes causal inference. Although reverse causation is unlikely for a fixed environmental exposure such as terrain slope, residual confounding by unmeasured variables cannot be excluded. </w:t>
       </w:r>
-      <w:ins w:id="428" w:author="治輝 齋藤" w:date="2026-04-30T18:03:00Z" w16du:dateUtc="2026-04-30T09:03:00Z">
+      <w:ins w:id="430" w:author="治輝 齋藤" w:date="2026-04-30T18:03:00Z" w16du:dateUtc="2026-04-30T09:03:00Z">
         <w:r>
           <w:t>Fourth</w:t>
         </w:r>
       </w:ins>
-      <w:del w:id="429" w:author="治輝 齋藤" w:date="2026-04-30T18:03:00Z" w16du:dateUtc="2026-04-30T09:03:00Z">
+      <w:del w:id="431" w:author="治輝 齋藤" w:date="2026-04-30T18:03:00Z" w16du:dateUtc="2026-04-30T09:03:00Z">
         <w:r>
           <w:delText>Third</w:delText>
         </w:r>
@@ -5420,19 +5427,19 @@
       <w:r>
         <w:t xml:space="preserve">, important unmeasured confounders—including individual-level socioeconomic status, healthcare access (e.g., prefectural orthopedic surgeon density, distance to emergency hospitals), nutritional status (calcium and vitamin D intake), bone mineral density (BMD), </w:t>
       </w:r>
-      <w:commentRangeStart w:id="430"/>
-      <w:ins w:id="431" w:author="治輝 齋藤" w:date="2026-04-30T18:09:00Z" w16du:dateUtc="2026-04-30T09:09:00Z">
+      <w:commentRangeStart w:id="432"/>
+      <w:ins w:id="433" w:author="治輝 齋藤" w:date="2026-04-30T18:09:00Z" w16du:dateUtc="2026-04-30T09:09:00Z">
         <w:r>
           <w:t xml:space="preserve">climate (snowfall and icing), </w:t>
         </w:r>
-        <w:commentRangeEnd w:id="430"/>
+        <w:commentRangeEnd w:id="432"/>
         <w:r>
           <w:rPr>
             <w:rStyle w:val="af2"/>
             <w:sz w:val="24"/>
             <w:szCs w:val="24"/>
           </w:rPr>
-          <w:commentReference w:id="430"/>
+          <w:commentReference w:id="432"/>
         </w:r>
       </w:ins>
       <w:r>
@@ -5444,8 +5451,8 @@
         <w:pStyle w:val="a0"/>
         <w:spacing w:line="360" w:lineRule="auto"/>
       </w:pPr>
-      <w:commentRangeStart w:id="432"/>
-      <w:ins w:id="433" w:author="治輝 齋藤" w:date="2026-04-30T20:36:00Z" w16du:dateUtc="2026-04-30T11:36:00Z">
+      <w:commentRangeStart w:id="434"/>
+      <w:ins w:id="435" w:author="治輝 齋藤" w:date="2026-04-30T20:36:00Z" w16du:dateUtc="2026-04-30T11:36:00Z">
         <w:r>
           <w:rPr>
             <w:lang w:eastAsia="ja-JP"/>
@@ -5453,7 +5460,7 @@
           <w:t>Fifth, age-standardization sensitivity results relied on</w:t>
         </w:r>
       </w:ins>
-      <w:ins w:id="434" w:author="治輝 齋藤" w:date="2026-05-20T12:30:00Z" w16du:dateUtc="2026-05-20T03:30:00Z">
+      <w:ins w:id="436" w:author="治輝 齋藤" w:date="2026-05-20T12:30:00Z" w16du:dateUtc="2026-05-20T03:30:00Z">
         <w:r>
           <w:t xml:space="preserve"> </w:t>
         </w:r>
@@ -5464,7 +5471,7 @@
           <w:t>replacing withheld (disclosure-controlled) cells</w:t>
         </w:r>
       </w:ins>
-      <w:ins w:id="435" w:author="治輝 齋藤" w:date="2026-04-30T20:36:00Z" w16du:dateUtc="2026-04-30T11:36:00Z">
+      <w:ins w:id="437" w:author="治輝 齋藤" w:date="2026-04-30T20:36:00Z" w16du:dateUtc="2026-04-30T11:36:00Z">
         <w:r>
           <w:rPr>
             <w:lang w:eastAsia="ja-JP"/>
@@ -5472,7 +5479,7 @@
           <w:t xml:space="preserve"> in publicly released age-stratified surgery tables</w:t>
         </w:r>
       </w:ins>
-      <w:ins w:id="436" w:author="治輝 齋藤" w:date="2026-05-20T12:30:00Z" w16du:dateUtc="2026-05-20T03:30:00Z">
+      <w:ins w:id="438" w:author="治輝 齋藤" w:date="2026-05-20T12:30:00Z" w16du:dateUtc="2026-05-20T03:30:00Z">
         <w:r>
           <w:rPr>
             <w:lang w:eastAsia="ja-JP"/>
@@ -5480,7 +5487,7 @@
           <w:t xml:space="preserve"> with prespecified surgery counts (0, 5, or 9)</w:t>
         </w:r>
       </w:ins>
-      <w:ins w:id="437" w:author="治輝 齋藤" w:date="2026-04-30T20:36:00Z" w16du:dateUtc="2026-04-30T11:36:00Z">
+      <w:ins w:id="439" w:author="治輝 齋藤" w:date="2026-04-30T20:36:00Z" w16du:dateUtc="2026-04-30T11:36:00Z">
         <w:r>
           <w:rPr>
             <w:lang w:eastAsia="ja-JP"/>
@@ -5488,24 +5495,31 @@
           <w:t xml:space="preserve">. </w:t>
         </w:r>
       </w:ins>
-      <w:ins w:id="438" w:author="治輝 齋藤" w:date="2026-05-20T12:31:00Z" w16du:dateUtc="2026-05-20T03:31:00Z">
+      <w:ins w:id="440" w:author="治輝 齋藤" w:date="2026-05-20T12:31:00Z" w16du:dateUtc="2026-05-20T03:31:00Z">
         <w:r>
           <w:rPr>
             <w:lang w:eastAsia="ja-JP"/>
           </w:rPr>
-          <w:t>Although directionality was robust across these scenarios, effect size depended on the replacement assumption, and secondary masking rules imply that some withheld cells may not correspond strictly to the nominal `&lt;10` range</w:t>
-        </w:r>
-      </w:ins>
-      <w:ins w:id="439" w:author="治輝 齋藤" w:date="2026-04-30T20:36:00Z" w16du:dateUtc="2026-04-30T11:36:00Z">
+          <w:t xml:space="preserve">Although directionality was robust across these scenarios, effect size depended on the replacement assumption, and secondary masking rules </w:t>
+        </w:r>
         <w:r>
           <w:rPr>
             <w:lang w:eastAsia="ja-JP"/>
           </w:rPr>
+          <w:lastRenderedPageBreak/>
+          <w:t>imply that some withheld cells may not correspond strictly to the nominal `&lt;10` range</w:t>
+        </w:r>
+      </w:ins>
+      <w:ins w:id="441" w:author="治輝 齋藤" w:date="2026-04-30T20:36:00Z" w16du:dateUtc="2026-04-30T11:36:00Z">
+        <w:r>
+          <w:rPr>
+            <w:lang w:eastAsia="ja-JP"/>
+          </w:rPr>
           <w:t>. Therefore, these SIR/ISR analyses should be interpreted as robustness checks rather than definitive age-standardized estimates.</w:t>
         </w:r>
       </w:ins>
-      <w:commentRangeEnd w:id="432"/>
-      <w:ins w:id="440" w:author="治輝 齋藤" w:date="2026-04-30T20:37:00Z" w16du:dateUtc="2026-04-30T11:37:00Z">
+      <w:commentRangeEnd w:id="434"/>
+      <w:ins w:id="442" w:author="治輝 齋藤" w:date="2026-04-30T20:37:00Z" w16du:dateUtc="2026-04-30T11:37:00Z">
         <w:r>
           <w:rPr>
             <w:rStyle w:val="af2"/>
@@ -5513,10 +5527,10 @@
             <w:szCs w:val="24"/>
             <w:lang w:eastAsia="ja-JP"/>
           </w:rPr>
-          <w:commentReference w:id="432"/>
-        </w:r>
-      </w:ins>
-      <w:ins w:id="441" w:author="治輝 齋藤" w:date="2026-04-30T20:36:00Z" w16du:dateUtc="2026-04-30T11:36:00Z">
+          <w:commentReference w:id="434"/>
+        </w:r>
+      </w:ins>
+      <w:ins w:id="443" w:author="治輝 齋藤" w:date="2026-04-30T20:36:00Z" w16du:dateUtc="2026-04-30T11:36:00Z">
         <w:r>
           <w:rPr>
             <w:lang w:eastAsia="ja-JP"/>
@@ -5531,7 +5545,7 @@
           <w:t>Six</w:t>
         </w:r>
       </w:ins>
-      <w:ins w:id="442" w:author="治輝 齋藤" w:date="2026-04-30T18:04:00Z" w16du:dateUtc="2026-04-30T09:04:00Z">
+      <w:ins w:id="444" w:author="治輝 齋藤" w:date="2026-04-30T18:04:00Z" w16du:dateUtc="2026-04-30T09:04:00Z">
         <w:r>
           <w:rPr>
             <w:rFonts w:hint="eastAsia"/>
@@ -5540,7 +5554,7 @@
           <w:t>th</w:t>
         </w:r>
       </w:ins>
-      <w:del w:id="443" w:author="治輝 齋藤" w:date="2026-04-30T18:04:00Z" w16du:dateUtc="2026-04-30T09:04:00Z">
+      <w:del w:id="445" w:author="治輝 齋藤" w:date="2026-04-30T18:04:00Z" w16du:dateUtc="2026-04-30T09:04:00Z">
         <w:r>
           <w:delText>Fourth</w:delText>
         </w:r>
@@ -5548,8 +5562,8 @@
       <w:r>
         <w:t xml:space="preserve">, the walking speed variable was based on self-reported habitual walking speed in the Specific Health Checkup questionnaire, administered to individuals aged 40–74 years, </w:t>
       </w:r>
-      <w:commentRangeStart w:id="444"/>
-      <w:ins w:id="445" w:author="治輝 齋藤" w:date="2026-04-30T19:05:00Z" w16du:dateUtc="2026-04-30T10:05:00Z">
+      <w:commentRangeStart w:id="446"/>
+      <w:ins w:id="447" w:author="治輝 齋藤" w:date="2026-04-30T19:05:00Z" w16du:dateUtc="2026-04-30T10:05:00Z">
         <w:r>
           <w:rPr>
             <w:rFonts w:hint="eastAsia"/>
@@ -5558,13 +5572,9 @@
           <w:t>because</w:t>
         </w:r>
       </w:ins>
-      <w:ins w:id="446" w:author="治輝 齋藤" w:date="2026-04-30T19:04:00Z" w16du:dateUtc="2026-04-30T10:04:00Z">
-        <w:r>
-          <w:t xml:space="preserve"> publicly available prefecture-level data were limited to individuals aged 40–74 years </w:t>
-        </w:r>
-        <w:r>
-          <w:lastRenderedPageBreak/>
-          <w:t>in the current NDB Open Data</w:t>
+      <w:ins w:id="448" w:author="治輝 齋藤" w:date="2026-04-30T19:04:00Z" w16du:dateUtc="2026-04-30T10:04:00Z">
+        <w:r>
+          <w:t xml:space="preserve"> publicly available prefecture-level data were limited to individuals aged 40–74 years in the current NDB Open Data</w:t>
         </w:r>
         <w:r>
           <w:rPr>
@@ -5574,34 +5584,34 @@
           <w:t>.</w:t>
         </w:r>
       </w:ins>
-      <w:ins w:id="447" w:author="治輝 齋藤" w:date="2026-04-30T18:45:00Z" w16du:dateUtc="2026-04-30T09:45:00Z">
+      <w:ins w:id="449" w:author="治輝 齋藤" w:date="2026-04-30T18:45:00Z" w16du:dateUtc="2026-04-30T09:45:00Z">
         <w:r>
           <w:t xml:space="preserve"> This variable </w:t>
         </w:r>
       </w:ins>
-      <w:del w:id="448" w:author="治輝 齋藤" w:date="2026-04-30T18:45:00Z" w16du:dateUtc="2026-04-30T09:45:00Z">
+      <w:del w:id="450" w:author="治輝 齋藤" w:date="2026-04-30T18:45:00Z" w16du:dateUtc="2026-04-30T09:45:00Z">
         <w:r>
           <w:delText>which</w:delText>
         </w:r>
       </w:del>
-      <w:commentRangeEnd w:id="444"/>
+      <w:commentRangeEnd w:id="446"/>
       <w:r>
         <w:rPr>
           <w:rStyle w:val="af2"/>
           <w:sz w:val="24"/>
           <w:szCs w:val="24"/>
         </w:rPr>
-        <w:commentReference w:id="444"/>
+        <w:commentReference w:id="446"/>
       </w:r>
       <w:r>
         <w:t xml:space="preserve"> may not accurately represent the functional capacity of the oldest-old (≥75 years) at highest fracture risk</w:t>
       </w:r>
-      <w:ins w:id="449" w:author="治輝 齋藤" w:date="2026-04-30T18:45:00Z" w16du:dateUtc="2026-04-30T09:45:00Z">
+      <w:ins w:id="451" w:author="治輝 齋藤" w:date="2026-04-30T18:45:00Z" w16du:dateUtc="2026-04-30T09:45:00Z">
         <w:r>
           <w:t>, and its direct relevance to hip fracture occurrence is likely limited at this ecological resolution</w:t>
         </w:r>
       </w:ins>
-      <w:ins w:id="450" w:author="治輝 齋藤" w:date="2026-05-19T12:38:00Z" w16du:dateUtc="2026-05-19T03:38:00Z">
+      <w:ins w:id="452" w:author="治輝 齋藤" w:date="2026-05-19T12:38:00Z" w16du:dateUtc="2026-05-19T03:38:00Z">
         <w:r>
           <w:rPr>
             <w:rFonts w:hint="eastAsia"/>
@@ -5609,22 +5619,22 @@
           </w:rPr>
           <w:t xml:space="preserve">. </w:t>
         </w:r>
-        <w:commentRangeStart w:id="451"/>
+        <w:commentRangeStart w:id="453"/>
         <w:r>
           <w:t>Moreover, this self-reported fast-walking indicator primarily reflects perceived walking capacity rather than actual walking volume or direct slope-specific exposure in daily life</w:t>
         </w:r>
-        <w:commentRangeEnd w:id="451"/>
+        <w:commentRangeEnd w:id="453"/>
         <w:r>
           <w:rPr>
             <w:rStyle w:val="af2"/>
           </w:rPr>
-          <w:commentReference w:id="451"/>
+          <w:commentReference w:id="453"/>
         </w:r>
       </w:ins>
       <w:r>
         <w:t xml:space="preserve">. This self-reported measure may be subject to non-differential measurement error, biasing our estimates toward the null. </w:t>
       </w:r>
-      <w:ins w:id="452" w:author="治輝 齋藤" w:date="2026-04-30T18:04:00Z" w16du:dateUtc="2026-04-30T09:04:00Z">
+      <w:ins w:id="454" w:author="治輝 齋藤" w:date="2026-04-30T18:04:00Z" w16du:dateUtc="2026-04-30T09:04:00Z">
         <w:r>
           <w:rPr>
             <w:rFonts w:hint="eastAsia"/>
@@ -5633,7 +5643,7 @@
           <w:t>S</w:t>
         </w:r>
       </w:ins>
-      <w:ins w:id="453" w:author="治輝 齋藤" w:date="2026-04-30T20:36:00Z" w16du:dateUtc="2026-04-30T11:36:00Z">
+      <w:ins w:id="455" w:author="治輝 齋藤" w:date="2026-04-30T20:36:00Z" w16du:dateUtc="2026-04-30T11:36:00Z">
         <w:r>
           <w:rPr>
             <w:rFonts w:hint="eastAsia"/>
@@ -5642,7 +5652,7 @@
           <w:t>even</w:t>
         </w:r>
       </w:ins>
-      <w:ins w:id="454" w:author="治輝 齋藤" w:date="2026-04-30T18:04:00Z" w16du:dateUtc="2026-04-30T09:04:00Z">
+      <w:ins w:id="456" w:author="治輝 齋藤" w:date="2026-04-30T18:04:00Z" w16du:dateUtc="2026-04-30T09:04:00Z">
         <w:r>
           <w:rPr>
             <w:rFonts w:hint="eastAsia"/>
@@ -5651,7 +5661,7 @@
           <w:t>th</w:t>
         </w:r>
       </w:ins>
-      <w:del w:id="455" w:author="治輝 齋藤" w:date="2026-04-30T18:04:00Z" w16du:dateUtc="2026-04-30T09:04:00Z">
+      <w:del w:id="457" w:author="治輝 齋藤" w:date="2026-04-30T18:04:00Z" w16du:dateUtc="2026-04-30T09:04:00Z">
         <w:r>
           <w:delText>Fifth</w:delText>
         </w:r>
@@ -5665,7 +5675,7 @@
         <w:pStyle w:val="a0"/>
         <w:spacing w:line="360" w:lineRule="auto"/>
       </w:pPr>
-      <w:ins w:id="456" w:author="治輝 齋藤" w:date="2026-04-30T20:36:00Z" w16du:dateUtc="2026-04-30T11:36:00Z">
+      <w:ins w:id="458" w:author="治輝 齋藤" w:date="2026-04-30T20:36:00Z" w16du:dateUtc="2026-04-30T11:36:00Z">
         <w:r>
           <w:rPr>
             <w:rFonts w:hint="eastAsia"/>
@@ -5674,7 +5684,7 @@
           <w:t>Eigh</w:t>
         </w:r>
       </w:ins>
-      <w:ins w:id="457" w:author="治輝 齋藤" w:date="2026-04-30T18:04:00Z" w16du:dateUtc="2026-04-30T09:04:00Z">
+      <w:ins w:id="459" w:author="治輝 齋藤" w:date="2026-04-30T18:04:00Z" w16du:dateUtc="2026-04-30T09:04:00Z">
         <w:r>
           <w:rPr>
             <w:rFonts w:hint="eastAsia"/>
@@ -5683,7 +5693,7 @@
           <w:t>th</w:t>
         </w:r>
       </w:ins>
-      <w:del w:id="458" w:author="治輝 齋藤" w:date="2026-04-30T18:04:00Z" w16du:dateUtc="2026-04-30T09:04:00Z">
+      <w:del w:id="460" w:author="治輝 齋藤" w:date="2026-04-30T18:04:00Z" w16du:dateUtc="2026-04-30T09:04:00Z">
         <w:r>
           <w:delText>Sixth</w:delText>
         </w:r>
@@ -5708,7 +5718,7 @@
         </w:rPr>
         <w:t xml:space="preserve"> </w:t>
       </w:r>
-      <w:ins w:id="459" w:author="治輝 齋藤" w:date="2026-04-30T20:36:00Z" w16du:dateUtc="2026-04-30T11:36:00Z">
+      <w:ins w:id="461" w:author="治輝 齋藤" w:date="2026-04-30T20:36:00Z" w16du:dateUtc="2026-04-30T11:36:00Z">
         <w:r>
           <w:rPr>
             <w:rFonts w:hint="eastAsia"/>
@@ -5717,7 +5727,7 @@
           <w:t>Nin</w:t>
         </w:r>
       </w:ins>
-      <w:ins w:id="460" w:author="治輝 齋藤" w:date="2026-04-30T18:04:00Z" w16du:dateUtc="2026-04-30T09:04:00Z">
+      <w:ins w:id="462" w:author="治輝 齋藤" w:date="2026-04-30T18:04:00Z" w16du:dateUtc="2026-04-30T09:04:00Z">
         <w:r>
           <w:rPr>
             <w:rFonts w:hint="eastAsia"/>
@@ -5726,7 +5736,7 @@
           <w:t>th</w:t>
         </w:r>
       </w:ins>
-      <w:del w:id="461" w:author="治輝 齋藤" w:date="2026-04-30T18:04:00Z" w16du:dateUtc="2026-04-30T09:04:00Z">
+      <w:del w:id="463" w:author="治輝 齋藤" w:date="2026-04-30T18:04:00Z" w16du:dateUtc="2026-04-30T09:04:00Z">
         <w:r>
           <w:rPr>
             <w:rFonts w:hint="eastAsia"/>
@@ -5746,12 +5756,13 @@
         <w:t xml:space="preserve"> sex- and gender-stratified outcome tables were not available in the prefecture-level NDB Open Data extracts used here; findings therefore describe aggregate populations and should be interpreted with this limitation in mind.</w:t>
       </w:r>
     </w:p>
-    <w:bookmarkEnd w:id="424"/>
+    <w:bookmarkEnd w:id="426"/>
     <w:p>
       <w:pPr>
         <w:spacing w:line="360" w:lineRule="auto"/>
       </w:pPr>
       <w:r>
+        <w:lastRenderedPageBreak/>
         <w:pict w14:anchorId="560E82C4">
           <v:rect id="_x0000_i1032" style="width:0;height:1.5pt" o:hralign="center" o:hrstd="t" o:hr="t"/>
         </w:pict>
@@ -5762,9 +5773,9 @@
         <w:pStyle w:val="1"/>
         <w:spacing w:line="360" w:lineRule="auto"/>
       </w:pPr>
-      <w:bookmarkStart w:id="462" w:name="conclusions-1"/>
-      <w:bookmarkEnd w:id="320"/>
-      <w:bookmarkEnd w:id="423"/>
+      <w:bookmarkStart w:id="464" w:name="conclusions-1"/>
+      <w:bookmarkEnd w:id="322"/>
+      <w:bookmarkEnd w:id="425"/>
       <w:r>
         <w:t>Conclusions</w:t>
       </w:r>
@@ -5780,8 +5791,8 @@
       <w:r>
         <w:t xml:space="preserve"> slope </w:t>
       </w:r>
-      <w:commentRangeStart w:id="463"/>
-      <w:ins w:id="464" w:author="治輝 齋藤" w:date="2026-04-30T19:20:00Z" w16du:dateUtc="2026-04-30T10:20:00Z">
+      <w:commentRangeStart w:id="465"/>
+      <w:ins w:id="466" w:author="治輝 齋藤" w:date="2026-04-30T19:20:00Z" w16du:dateUtc="2026-04-30T10:20:00Z">
         <w:r>
           <w:rPr>
             <w:rFonts w:hint="eastAsia"/>
@@ -5790,36 +5801,32 @@
           <w:t>was</w:t>
         </w:r>
       </w:ins>
-      <w:del w:id="465" w:author="治輝 齋藤" w:date="2026-04-30T19:20:00Z" w16du:dateUtc="2026-04-30T10:20:00Z">
+      <w:del w:id="467" w:author="治輝 齋藤" w:date="2026-04-30T19:20:00Z" w16du:dateUtc="2026-04-30T10:20:00Z">
         <w:r>
           <w:delText>remained</w:delText>
         </w:r>
       </w:del>
-      <w:commentRangeEnd w:id="463"/>
+      <w:commentRangeEnd w:id="465"/>
       <w:r>
         <w:rPr>
           <w:rStyle w:val="af2"/>
           <w:sz w:val="24"/>
           <w:szCs w:val="24"/>
         </w:rPr>
-        <w:commentReference w:id="463"/>
+        <w:commentReference w:id="465"/>
       </w:r>
       <w:r>
         <w:t xml:space="preserve"> positively</w:t>
       </w:r>
       <w:r>
-        <w:t xml:space="preserve"> associated with hip fracture surgery rates after adjustment </w:t>
-      </w:r>
-      <w:r>
-        <w:lastRenderedPageBreak/>
-        <w:t xml:space="preserve">for </w:t>
-      </w:r>
-      <w:ins w:id="466" w:author="治輝 齋藤" w:date="2026-05-19T23:38:00Z" w16du:dateUtc="2026-05-19T14:38:00Z">
+        <w:t xml:space="preserve"> associated with hip fracture surgery rates after adjustment for </w:t>
+      </w:r>
+      <w:ins w:id="468" w:author="治輝 齋藤" w:date="2026-05-19T23:38:00Z" w16du:dateUtc="2026-05-19T14:38:00Z">
         <w:r>
           <w:t>proportion aged ≥65 years</w:t>
         </w:r>
       </w:ins>
-      <w:del w:id="467" w:author="治輝 齋藤" w:date="2026-05-19T23:38:00Z" w16du:dateUtc="2026-05-19T14:38:00Z">
+      <w:del w:id="469" w:author="治輝 齋藤" w:date="2026-05-19T23:38:00Z" w16du:dateUtc="2026-05-19T14:38:00Z">
         <w:r>
           <w:delText>aging rate</w:delText>
         </w:r>
@@ -5836,7 +5843,7 @@
       <w:r>
         <w:t>; conventional *p* = 0.043)</w:t>
       </w:r>
-      <w:ins w:id="468" w:author="治輝 齋藤" w:date="2026-05-19T12:38:00Z" w16du:dateUtc="2026-05-19T03:38:00Z">
+      <w:ins w:id="470" w:author="治輝 齋藤" w:date="2026-05-19T12:38:00Z" w16du:dateUtc="2026-05-19T03:38:00Z">
         <w:r>
           <w:t>, whereas heteroskedasticity-robust and bootstrap uncertainty quantification yielded borderline support compatible with no association at α = 0.05</w:t>
         </w:r>
@@ -5851,8 +5858,8 @@
       <w:r>
         <w:t xml:space="preserve"> </w:t>
       </w:r>
-      <w:commentRangeStart w:id="469"/>
-      <w:ins w:id="470" w:author="治輝 齋藤" w:date="2026-05-19T12:39:00Z" w16du:dateUtc="2026-05-19T03:39:00Z">
+      <w:commentRangeStart w:id="471"/>
+      <w:ins w:id="472" w:author="治輝 齋藤" w:date="2026-05-19T12:39:00Z" w16du:dateUtc="2026-05-19T03:39:00Z">
         <w:r>
           <w:t>Given the limited ecological sample size (N = 47), these findings should be interpreted as suggestive rather than confirmatory.</w:t>
         </w:r>
@@ -5863,12 +5870,12 @@
           </w:rPr>
           <w:t xml:space="preserve"> </w:t>
         </w:r>
-        <w:commentRangeEnd w:id="469"/>
+        <w:commentRangeEnd w:id="471"/>
         <w:r>
           <w:rPr>
             <w:rStyle w:val="af2"/>
           </w:rPr>
-          <w:commentReference w:id="469"/>
+          <w:commentReference w:id="471"/>
         </w:r>
       </w:ins>
       <w:r>
@@ -5880,7 +5887,7 @@
       <w:r>
         <w:t xml:space="preserve"> was specific to hip fractures, with no significant relationship observed for humerus or forearm fractures</w:t>
       </w:r>
-      <w:ins w:id="471" w:author="治輝 齋藤" w:date="2026-05-19T12:39:00Z" w16du:dateUtc="2026-05-19T03:39:00Z">
+      <w:ins w:id="473" w:author="治輝 齋藤" w:date="2026-05-19T12:39:00Z" w16du:dateUtc="2026-05-19T03:39:00Z">
         <w:r>
           <w:t>, consistent with biomechanical hypotheses emphasizing lateral falls and trochanteric loading on sloped terrain</w:t>
         </w:r>
@@ -5945,7 +5952,11 @@
       </w:r>
       <w:proofErr w:type="spellEnd"/>
       <w:r>
-        <w:t xml:space="preserve"> and Welfare distribution rules, individual-level claims and identifiable records cannot be shared. Prefecture-level values supporting this analysis can be reproduced from those public sources using the procedures described. We encourage deposition of analysis code and derived prefecture-level tables in a public repository (e.g., </w:t>
+        <w:t xml:space="preserve"> and Welfare distribution rules, individual-level claims and identifiable records cannot be shared. Prefecture-level values supporting this analysis can be </w:t>
+      </w:r>
+      <w:r>
+        <w:lastRenderedPageBreak/>
+        <w:t xml:space="preserve">reproduced from those public sources using the procedures described. We encourage deposition of analysis code and derived prefecture-level tables in a public repository (e.g., </w:t>
       </w:r>
       <w:proofErr w:type="spellStart"/>
       <w:r>
@@ -5972,7 +5983,6 @@
         <w:spacing w:line="360" w:lineRule="auto"/>
       </w:pPr>
       <w:r>
-        <w:lastRenderedPageBreak/>
         <w:pict w14:anchorId="0AA4F1B8">
           <v:rect id="_x0000_i1034" style="width:0;height:1.5pt" o:hralign="center" o:hrstd="t" o:hr="t"/>
         </w:pict>
@@ -6040,9 +6050,10 @@
         <w:pStyle w:val="1"/>
         <w:spacing w:line="360" w:lineRule="auto"/>
       </w:pPr>
-      <w:bookmarkStart w:id="472" w:name="references"/>
-      <w:bookmarkEnd w:id="462"/>
-      <w:r>
+      <w:bookmarkStart w:id="474" w:name="references"/>
+      <w:bookmarkEnd w:id="464"/>
+      <w:r>
+        <w:lastRenderedPageBreak/>
         <w:t>References</w:t>
       </w:r>
     </w:p>
@@ -6078,7 +6089,6 @@
       </w:pPr>
       <w:proofErr w:type="spellStart"/>
       <w:r>
-        <w:lastRenderedPageBreak/>
         <w:t>Orimo</w:t>
       </w:r>
       <w:proofErr w:type="spellEnd"/>
@@ -6261,6 +6271,7 @@
         <w:spacing w:line="360" w:lineRule="auto"/>
       </w:pPr>
       <w:r>
+        <w:lastRenderedPageBreak/>
         <w:t>Franz JR, Kram R. Advanced age affects the individual leg mechanics of level, uphill, and downhill walking. J Biomech. 2013;46(3):535-540.</w:t>
       </w:r>
     </w:p>
@@ -6303,7 +6314,6 @@
         <w:spacing w:line="360" w:lineRule="auto"/>
       </w:pPr>
       <w:r>
-        <w:lastRenderedPageBreak/>
         <w:t xml:space="preserve">Marigold DS, Patla AE. Strategies for dynamic stability during locomotion on a slippery surface: effects of prior experience and knowledge. J </w:t>
       </w:r>
       <w:proofErr w:type="spellStart"/>
@@ -6440,7 +6450,11 @@
       </w:r>
       <w:proofErr w:type="spellEnd"/>
       <w:r>
-        <w:t xml:space="preserve"> TK, Søgaard AJ, Tell GS, Holvik K, Meyer HE. Contribution of elevation and residential proximity to the coast in explaining geographic variations in hip fracture incidence. A Norwegian Epidemiologic Osteoporosis Studies (NOREPOS) study. </w:t>
+        <w:t xml:space="preserve"> TK, Søgaard AJ, Tell GS, Holvik K, Meyer HE. Contribution of elevation and residential proximity to the coast in explaining geographic variations in hip fracture incidence. A Norwegian Epidemiologic </w:t>
+      </w:r>
+      <w:r>
+        <w:lastRenderedPageBreak/>
+        <w:t xml:space="preserve">Osteoporosis Studies (NOREPOS) study. </w:t>
       </w:r>
       <w:proofErr w:type="spellStart"/>
       <w:r>
@@ -6482,7 +6496,6 @@
         <w:spacing w:line="360" w:lineRule="auto"/>
       </w:pPr>
       <w:r>
-        <w:lastRenderedPageBreak/>
         <w:t xml:space="preserve">Nevitt MC, Cummings SR. Type of fall and risk of hip and wrist fractures: the study of osteoporotic fractures. J Am </w:t>
       </w:r>
       <w:proofErr w:type="spellStart"/>
@@ -6659,6 +6672,7 @@
         <w:spacing w:line="360" w:lineRule="auto"/>
       </w:pPr>
       <w:r>
+        <w:lastRenderedPageBreak/>
         <w:t xml:space="preserve">Kim KJ, Ashton-Miller JA. Biomechanics of fall arrest using the upper extremity: age differences. Clin </w:t>
       </w:r>
       <w:proofErr w:type="spellStart"/>
@@ -6714,7 +6728,6 @@
         <w:spacing w:line="360" w:lineRule="auto"/>
       </w:pPr>
       <w:r>
-        <w:lastRenderedPageBreak/>
         <w:t xml:space="preserve">Dahl C, Madsen C, </w:t>
       </w:r>
       <w:proofErr w:type="spellStart"/>
@@ -6804,6 +6817,7 @@
         <w:spacing w:line="360" w:lineRule="auto"/>
       </w:pPr>
       <w:r>
+        <w:lastRenderedPageBreak/>
         <w:t>Kobayashi K, Nishida T, Sakakibara H. Factors associated with low albumin in community-dwelling older adults aged 75 years and above. Int J Environ Res Public Health. 2023;20(21):6994.</w:t>
       </w:r>
     </w:p>
@@ -6839,7 +6853,6 @@
       </w:pPr>
       <w:proofErr w:type="spellStart"/>
       <w:r>
-        <w:lastRenderedPageBreak/>
         <w:t>Delbaere</w:t>
       </w:r>
       <w:proofErr w:type="spellEnd"/>
@@ -7023,6 +7036,7 @@
         <w:spacing w:line="360" w:lineRule="auto"/>
       </w:pPr>
       <w:r>
+        <w:lastRenderedPageBreak/>
         <w:t xml:space="preserve">Murakami H, </w:t>
       </w:r>
       <w:proofErr w:type="spellStart"/>
@@ -7073,7 +7087,6 @@
         <w:spacing w:line="360" w:lineRule="auto"/>
       </w:pPr>
       <w:r>
-        <w:lastRenderedPageBreak/>
         <w:t>Rothman KJ, Greenland S, Lash TL. Modern Epidemiology. 3rd ed. Philadelphia: Lippincott Williams &amp; Wilkins; 2008.</w:t>
       </w:r>
     </w:p>
@@ -7097,8 +7110,8 @@
           <w:szCs w:val="40"/>
         </w:rPr>
       </w:pPr>
-      <w:bookmarkStart w:id="473" w:name="tables-and-figures"/>
-      <w:bookmarkEnd w:id="472"/>
+      <w:bookmarkStart w:id="475" w:name="tables-and-figures"/>
+      <w:bookmarkEnd w:id="474"/>
       <w:r>
         <w:br w:type="page"/>
       </w:r>
@@ -7116,7 +7129,7 @@
       <w:pPr>
         <w:pStyle w:val="2"/>
       </w:pPr>
-      <w:bookmarkStart w:id="474" w:name="Xd12e5d2fabb7f7da04933f49b094ec2cca003f6"/>
+      <w:bookmarkStart w:id="476" w:name="Xd12e5d2fabb7f7da04933f49b094ec2cca003f6"/>
       <w:r>
         <w:t>Table 1. Descriptive Statistics of Prefecture-Level Variables (N = 47)</w:t>
       </w:r>
@@ -9361,7 +9374,7 @@
                 <w:szCs w:val="18"/>
               </w:rPr>
             </w:pPr>
-            <w:ins w:id="475" w:author="治輝 齋藤" w:date="2026-05-19T23:39:00Z" w16du:dateUtc="2026-05-19T14:39:00Z">
+            <w:ins w:id="477" w:author="治輝 齋藤" w:date="2026-05-19T23:39:00Z" w16du:dateUtc="2026-05-19T14:39:00Z">
               <w:r>
                 <w:rPr>
                   <w:sz w:val="18"/>
@@ -9371,7 +9384,7 @@
                 <w:t xml:space="preserve">Proportion aged </w:t>
               </w:r>
             </w:ins>
-            <w:del w:id="476" w:author="治輝 齋藤" w:date="2026-05-19T23:39:00Z" w16du:dateUtc="2026-05-19T14:39:00Z">
+            <w:del w:id="478" w:author="治輝 齋藤" w:date="2026-05-19T23:39:00Z" w16du:dateUtc="2026-05-19T14:39:00Z">
               <w:r>
                 <w:rPr>
                   <w:sz w:val="18"/>
@@ -9387,7 +9400,7 @@
               </w:rPr>
               <w:t>≥65 years</w:t>
             </w:r>
-            <w:del w:id="477" w:author="治輝 齋藤" w:date="2026-05-19T23:39:00Z" w16du:dateUtc="2026-05-19T14:39:00Z">
+            <w:del w:id="479" w:author="治輝 齋藤" w:date="2026-05-19T23:39:00Z" w16du:dateUtc="2026-05-19T14:39:00Z">
               <w:r>
                 <w:rPr>
                   <w:sz w:val="18"/>
@@ -9633,7 +9646,7 @@
                 <w:szCs w:val="18"/>
               </w:rPr>
             </w:pPr>
-            <w:ins w:id="478" w:author="治輝 齋藤" w:date="2026-05-19T23:40:00Z" w16du:dateUtc="2026-05-19T14:40:00Z">
+            <w:ins w:id="480" w:author="治輝 齋藤" w:date="2026-05-19T23:40:00Z" w16du:dateUtc="2026-05-19T14:40:00Z">
               <w:r>
                 <w:rPr>
                   <w:sz w:val="18"/>
@@ -9642,7 +9655,7 @@
                 <w:t>Proportion with fast habitual walking</w:t>
               </w:r>
             </w:ins>
-            <w:del w:id="479" w:author="治輝 齋藤" w:date="2026-05-19T23:40:00Z" w16du:dateUtc="2026-05-19T14:40:00Z">
+            <w:del w:id="481" w:author="治輝 齋藤" w:date="2026-05-19T23:40:00Z" w16du:dateUtc="2026-05-19T14:40:00Z">
               <w:r>
                 <w:rPr>
                   <w:sz w:val="18"/>
@@ -10141,7 +10154,7 @@
       <w:r>
         <w:t>Q1 and Q3 denote 25th and 75th percentiles (prefecture-level observations). Exploratory Shapiro–Wilk tests rejected normality for fast</w:t>
       </w:r>
-      <w:ins w:id="480" w:author="治輝 齋藤" w:date="2026-05-19T23:40:00Z" w16du:dateUtc="2026-05-19T14:40:00Z">
+      <w:ins w:id="482" w:author="治輝 齋藤" w:date="2026-05-19T23:40:00Z" w16du:dateUtc="2026-05-19T14:40:00Z">
         <w:r>
           <w:rPr>
             <w:rFonts w:hint="eastAsia"/>
@@ -10150,7 +10163,7 @@
           <w:t>-</w:t>
         </w:r>
       </w:ins>
-      <w:del w:id="481" w:author="治輝 齋藤" w:date="2026-05-19T23:40:00Z" w16du:dateUtc="2026-05-19T14:40:00Z">
+      <w:del w:id="483" w:author="治輝 齋藤" w:date="2026-05-19T23:40:00Z" w16du:dateUtc="2026-05-19T14:40:00Z">
         <w:r>
           <w:delText xml:space="preserve"> </w:delText>
         </w:r>
@@ -10158,12 +10171,12 @@
       <w:r>
         <w:t xml:space="preserve">walking </w:t>
       </w:r>
-      <w:ins w:id="482" w:author="治輝 齋藤" w:date="2026-05-19T23:40:00Z" w16du:dateUtc="2026-05-19T14:40:00Z">
+      <w:ins w:id="484" w:author="治輝 齋藤" w:date="2026-05-19T23:40:00Z" w16du:dateUtc="2026-05-19T14:40:00Z">
         <w:r>
           <w:t>proportion</w:t>
         </w:r>
       </w:ins>
-      <w:del w:id="483" w:author="治輝 齋藤" w:date="2026-05-19T23:40:00Z" w16du:dateUtc="2026-05-19T14:40:00Z">
+      <w:del w:id="485" w:author="治輝 齋藤" w:date="2026-05-19T23:40:00Z" w16du:dateUtc="2026-05-19T14:40:00Z">
         <w:r>
           <w:delText>rate</w:delText>
         </w:r>
@@ -10181,12 +10194,12 @@
       <w:r>
         <w:t xml:space="preserve"> &lt; 0.001); other listed variables were not rejected at α = 0.05 (</w:t>
       </w:r>
-      <w:ins w:id="484" w:author="治輝 齋藤" w:date="2026-05-19T23:40:00Z" w16du:dateUtc="2026-05-19T14:40:00Z">
+      <w:ins w:id="486" w:author="治輝 齋藤" w:date="2026-05-19T23:40:00Z" w16du:dateUtc="2026-05-19T14:40:00Z">
         <w:r>
           <w:t>proportion aged ≥65 years</w:t>
         </w:r>
       </w:ins>
-      <w:del w:id="485" w:author="治輝 齋藤" w:date="2026-05-19T23:40:00Z" w16du:dateUtc="2026-05-19T14:40:00Z">
+      <w:del w:id="487" w:author="治輝 齋藤" w:date="2026-05-19T23:40:00Z" w16du:dateUtc="2026-05-19T14:40:00Z">
         <w:r>
           <w:delText>aging rate</w:delText>
         </w:r>
@@ -10217,8 +10230,8 @@
           <w:szCs w:val="32"/>
         </w:rPr>
       </w:pPr>
-      <w:bookmarkStart w:id="486" w:name="Xc4d8efe96bb5dc084b3a6055df59151a4b74ad0"/>
-      <w:bookmarkEnd w:id="474"/>
+      <w:bookmarkStart w:id="488" w:name="Xc4d8efe96bb5dc084b3a6055df59151a4b74ad0"/>
+      <w:bookmarkEnd w:id="476"/>
       <w:r>
         <w:br w:type="page"/>
       </w:r>
@@ -10347,12 +10360,12 @@
               <w:pStyle w:val="Compact"/>
               <w:jc w:val="right"/>
             </w:pPr>
-            <w:ins w:id="487" w:author="治輝 齋藤" w:date="2026-05-19T23:41:00Z" w16du:dateUtc="2026-05-19T14:41:00Z">
+            <w:ins w:id="489" w:author="治輝 齋藤" w:date="2026-05-19T23:41:00Z" w16du:dateUtc="2026-05-19T14:41:00Z">
               <w:r>
                 <w:t>Proportion aged ≥65 years</w:t>
               </w:r>
             </w:ins>
-            <w:del w:id="488" w:author="治輝 齋藤" w:date="2026-05-19T23:41:00Z" w16du:dateUtc="2026-05-19T14:41:00Z">
+            <w:del w:id="490" w:author="治輝 齋藤" w:date="2026-05-19T23:41:00Z" w16du:dateUtc="2026-05-19T14:41:00Z">
               <w:r>
                 <w:delText>Aging Rate</w:delText>
               </w:r>
@@ -10371,7 +10384,7 @@
             <w:r>
               <w:t>Fast</w:t>
             </w:r>
-            <w:ins w:id="489" w:author="治輝 齋藤" w:date="2026-05-19T23:41:00Z" w16du:dateUtc="2026-05-19T14:41:00Z">
+            <w:ins w:id="491" w:author="治輝 齋藤" w:date="2026-05-19T23:41:00Z" w16du:dateUtc="2026-05-19T14:41:00Z">
               <w:r>
                 <w:t xml:space="preserve"> </w:t>
               </w:r>
@@ -10379,7 +10392,7 @@
                 <w:t>-walking proportion</w:t>
               </w:r>
             </w:ins>
-            <w:del w:id="490" w:author="治輝 齋藤" w:date="2026-05-19T23:41:00Z" w16du:dateUtc="2026-05-19T14:41:00Z">
+            <w:del w:id="492" w:author="治輝 齋藤" w:date="2026-05-19T23:41:00Z" w16du:dateUtc="2026-05-19T14:41:00Z">
               <w:r>
                 <w:delText xml:space="preserve"> Walking Rate</w:delText>
               </w:r>
@@ -10945,12 +10958,12 @@
             <w:pPr>
               <w:pStyle w:val="Compact"/>
             </w:pPr>
-            <w:ins w:id="491" w:author="治輝 齋藤" w:date="2026-05-19T23:41:00Z" w16du:dateUtc="2026-05-19T14:41:00Z">
+            <w:ins w:id="493" w:author="治輝 齋藤" w:date="2026-05-19T23:41:00Z" w16du:dateUtc="2026-05-19T14:41:00Z">
               <w:r>
                 <w:t>Proportion aged ≥65 years</w:t>
               </w:r>
             </w:ins>
-            <w:del w:id="492" w:author="治輝 齋藤" w:date="2026-05-19T23:41:00Z" w16du:dateUtc="2026-05-19T14:41:00Z">
+            <w:del w:id="494" w:author="治輝 齋藤" w:date="2026-05-19T23:41:00Z" w16du:dateUtc="2026-05-19T14:41:00Z">
               <w:r>
                 <w:delText>Aging Rate</w:delText>
               </w:r>
@@ -11074,7 +11087,7 @@
             <w:r>
               <w:t>Fast</w:t>
             </w:r>
-            <w:ins w:id="493" w:author="治輝 齋藤" w:date="2026-05-19T23:41:00Z" w16du:dateUtc="2026-05-19T14:41:00Z">
+            <w:ins w:id="495" w:author="治輝 齋藤" w:date="2026-05-19T23:41:00Z" w16du:dateUtc="2026-05-19T14:41:00Z">
               <w:r>
                 <w:t xml:space="preserve"> </w:t>
               </w:r>
@@ -11082,7 +11095,7 @@
                 <w:t>-walking proportion</w:t>
               </w:r>
             </w:ins>
-            <w:del w:id="494" w:author="治輝 齋藤" w:date="2026-05-19T23:41:00Z" w16du:dateUtc="2026-05-19T14:41:00Z">
+            <w:del w:id="496" w:author="治輝 齋藤" w:date="2026-05-19T23:41:00Z" w16du:dateUtc="2026-05-19T14:41:00Z">
               <w:r>
                 <w:delText xml:space="preserve"> Walking Rate</w:delText>
               </w:r>
@@ -11404,8 +11417,8 @@
           <w:szCs w:val="32"/>
         </w:rPr>
       </w:pPr>
-      <w:bookmarkStart w:id="495" w:name="X6fac7f2e493ef5b618f5ac39729b4328cfa1bc7"/>
-      <w:bookmarkEnd w:id="486"/>
+      <w:bookmarkStart w:id="497" w:name="X6fac7f2e493ef5b618f5ac39729b4328cfa1bc7"/>
+      <w:bookmarkEnd w:id="488"/>
       <w:r>
         <w:br w:type="page"/>
       </w:r>
@@ -11702,12 +11715,12 @@
             <w:pPr>
               <w:pStyle w:val="Compact"/>
             </w:pPr>
-            <w:ins w:id="496" w:author="治輝 齋藤" w:date="2026-05-19T23:42:00Z" w16du:dateUtc="2026-05-19T14:42:00Z">
+            <w:ins w:id="498" w:author="治輝 齋藤" w:date="2026-05-19T23:42:00Z" w16du:dateUtc="2026-05-19T14:42:00Z">
               <w:r>
                 <w:t>Proportion aged ≥65 years</w:t>
               </w:r>
             </w:ins>
-            <w:del w:id="497" w:author="治輝 齋藤" w:date="2026-05-19T23:42:00Z" w16du:dateUtc="2026-05-19T14:42:00Z">
+            <w:del w:id="499" w:author="治輝 齋藤" w:date="2026-05-19T23:42:00Z" w16du:dateUtc="2026-05-19T14:42:00Z">
               <w:r>
                 <w:delText>Aging rate</w:delText>
               </w:r>
@@ -11794,7 +11807,7 @@
             <w:r>
               <w:t>Fast</w:t>
             </w:r>
-            <w:ins w:id="498" w:author="治輝 齋藤" w:date="2026-05-19T23:42:00Z" w16du:dateUtc="2026-05-19T14:42:00Z">
+            <w:ins w:id="500" w:author="治輝 齋藤" w:date="2026-05-19T23:42:00Z" w16du:dateUtc="2026-05-19T14:42:00Z">
               <w:r>
                 <w:rPr>
                   <w:rFonts w:hint="eastAsia"/>
@@ -11803,7 +11816,7 @@
                 <w:t>-</w:t>
               </w:r>
             </w:ins>
-            <w:del w:id="499" w:author="治輝 齋藤" w:date="2026-05-19T23:42:00Z" w16du:dateUtc="2026-05-19T14:42:00Z">
+            <w:del w:id="501" w:author="治輝 齋藤" w:date="2026-05-19T23:42:00Z" w16du:dateUtc="2026-05-19T14:42:00Z">
               <w:r>
                 <w:delText xml:space="preserve"> </w:delText>
               </w:r>
@@ -11811,12 +11824,12 @@
             <w:r>
               <w:t xml:space="preserve">walking </w:t>
             </w:r>
-            <w:ins w:id="500" w:author="治輝 齋藤" w:date="2026-05-19T23:42:00Z" w16du:dateUtc="2026-05-19T14:42:00Z">
+            <w:ins w:id="502" w:author="治輝 齋藤" w:date="2026-05-19T23:42:00Z" w16du:dateUtc="2026-05-19T14:42:00Z">
               <w:r>
                 <w:t>proportion</w:t>
               </w:r>
             </w:ins>
-            <w:del w:id="501" w:author="治輝 齋藤" w:date="2026-05-19T23:42:00Z" w16du:dateUtc="2026-05-19T14:42:00Z">
+            <w:del w:id="503" w:author="治輝 齋藤" w:date="2026-05-19T23:42:00Z" w16du:dateUtc="2026-05-19T14:42:00Z">
               <w:r>
                 <w:delText>rate</w:delText>
               </w:r>
@@ -12179,12 +12192,12 @@
       <w:r>
         <w:t xml:space="preserve">Model 1: simple linear regression of hip fracture rate on terrain slope alone. Model 2: multivariable linear regression adjusting for </w:t>
       </w:r>
-      <w:ins w:id="502" w:author="治輝 齋藤" w:date="2026-05-19T23:42:00Z" w16du:dateUtc="2026-05-19T14:42:00Z">
+      <w:ins w:id="504" w:author="治輝 齋藤" w:date="2026-05-19T23:42:00Z" w16du:dateUtc="2026-05-19T14:42:00Z">
         <w:r>
           <w:t>proportion aged ≥65 years</w:t>
         </w:r>
       </w:ins>
-      <w:del w:id="503" w:author="治輝 齋藤" w:date="2026-05-19T23:42:00Z" w16du:dateUtc="2026-05-19T14:42:00Z">
+      <w:del w:id="505" w:author="治輝 齋藤" w:date="2026-05-19T23:42:00Z" w16du:dateUtc="2026-05-19T14:42:00Z">
         <w:r>
           <w:delText>aging rate</w:delText>
         </w:r>
@@ -12192,7 +12205,7 @@
       <w:r>
         <w:t>, fast</w:t>
       </w:r>
-      <w:ins w:id="504" w:author="治輝 齋藤" w:date="2026-05-19T23:42:00Z" w16du:dateUtc="2026-05-19T14:42:00Z">
+      <w:ins w:id="506" w:author="治輝 齋藤" w:date="2026-05-19T23:42:00Z" w16du:dateUtc="2026-05-19T14:42:00Z">
         <w:r>
           <w:rPr>
             <w:rFonts w:hint="eastAsia"/>
@@ -12201,7 +12214,7 @@
           <w:t>-</w:t>
         </w:r>
       </w:ins>
-      <w:del w:id="505" w:author="治輝 齋藤" w:date="2026-05-19T23:42:00Z" w16du:dateUtc="2026-05-19T14:42:00Z">
+      <w:del w:id="507" w:author="治輝 齋藤" w:date="2026-05-19T23:42:00Z" w16du:dateUtc="2026-05-19T14:42:00Z">
         <w:r>
           <w:delText xml:space="preserve"> </w:delText>
         </w:r>
@@ -12209,12 +12222,12 @@
       <w:r>
         <w:t xml:space="preserve">walking </w:t>
       </w:r>
-      <w:ins w:id="506" w:author="治輝 齋藤" w:date="2026-05-19T23:42:00Z" w16du:dateUtc="2026-05-19T14:42:00Z">
+      <w:ins w:id="508" w:author="治輝 齋藤" w:date="2026-05-19T23:42:00Z" w16du:dateUtc="2026-05-19T14:42:00Z">
         <w:r>
           <w:t>proportion</w:t>
         </w:r>
       </w:ins>
-      <w:del w:id="507" w:author="治輝 齋藤" w:date="2026-05-19T23:42:00Z" w16du:dateUtc="2026-05-19T14:42:00Z">
+      <w:del w:id="509" w:author="治輝 齋藤" w:date="2026-05-19T23:42:00Z" w16du:dateUtc="2026-05-19T14:42:00Z">
         <w:r>
           <w:delText>rate</w:delText>
         </w:r>
@@ -12306,8 +12319,8 @@
           <w:szCs w:val="32"/>
         </w:rPr>
       </w:pPr>
-      <w:bookmarkStart w:id="508" w:name="Xdeb87af7aa3e82ca70e47e493f4f841d319d1c1"/>
-      <w:bookmarkEnd w:id="495"/>
+      <w:bookmarkStart w:id="510" w:name="Xdeb87af7aa3e82ca70e47e493f4f841d319d1c1"/>
+      <w:bookmarkEnd w:id="497"/>
       <w:r>
         <w:br w:type="page"/>
       </w:r>
@@ -12406,7 +12419,7 @@
               <w:pStyle w:val="Compact"/>
               <w:jc w:val="right"/>
             </w:pPr>
-            <w:ins w:id="509" w:author="治輝 齋藤" w:date="2026-05-19T23:43:00Z" w16du:dateUtc="2026-05-19T14:43:00Z">
+            <w:ins w:id="511" w:author="治輝 齋藤" w:date="2026-05-19T23:43:00Z" w16du:dateUtc="2026-05-19T14:43:00Z">
               <w:r>
                 <w:rPr>
                   <w:b/>
@@ -12415,7 +12428,7 @@
                 <w:t>Proportion aged ≥65 years</w:t>
               </w:r>
             </w:ins>
-            <w:del w:id="510" w:author="治輝 齋藤" w:date="2026-05-19T23:43:00Z" w16du:dateUtc="2026-05-19T14:43:00Z">
+            <w:del w:id="512" w:author="治輝 齋藤" w:date="2026-05-19T23:43:00Z" w16du:dateUtc="2026-05-19T14:43:00Z">
               <w:r>
                 <w:rPr>
                   <w:b/>
@@ -12926,12 +12939,12 @@
       <w:r>
         <w:t xml:space="preserve">All models adjusted for </w:t>
       </w:r>
-      <w:ins w:id="511" w:author="治輝 齋藤" w:date="2026-05-19T23:43:00Z" w16du:dateUtc="2026-05-19T14:43:00Z">
+      <w:ins w:id="513" w:author="治輝 齋藤" w:date="2026-05-19T23:43:00Z" w16du:dateUtc="2026-05-19T14:43:00Z">
         <w:r>
           <w:t>proportion aged ≥65 years</w:t>
         </w:r>
       </w:ins>
-      <w:del w:id="512" w:author="治輝 齋藤" w:date="2026-05-19T23:43:00Z" w16du:dateUtc="2026-05-19T14:43:00Z">
+      <w:del w:id="514" w:author="治輝 齋藤" w:date="2026-05-19T23:43:00Z" w16du:dateUtc="2026-05-19T14:43:00Z">
         <w:r>
           <w:delText>aging rate</w:delText>
         </w:r>
@@ -12939,7 +12952,7 @@
       <w:r>
         <w:t>, fast</w:t>
       </w:r>
-      <w:ins w:id="513" w:author="治輝 齋藤" w:date="2026-05-19T23:43:00Z" w16du:dateUtc="2026-05-19T14:43:00Z">
+      <w:ins w:id="515" w:author="治輝 齋藤" w:date="2026-05-19T23:43:00Z" w16du:dateUtc="2026-05-19T14:43:00Z">
         <w:r>
           <w:rPr>
             <w:rFonts w:hint="eastAsia"/>
@@ -12948,7 +12961,7 @@
           <w:t>-</w:t>
         </w:r>
       </w:ins>
-      <w:del w:id="514" w:author="治輝 齋藤" w:date="2026-05-19T23:43:00Z" w16du:dateUtc="2026-05-19T14:43:00Z">
+      <w:del w:id="516" w:author="治輝 齋藤" w:date="2026-05-19T23:43:00Z" w16du:dateUtc="2026-05-19T14:43:00Z">
         <w:r>
           <w:delText xml:space="preserve"> </w:delText>
         </w:r>
@@ -12956,12 +12969,12 @@
       <w:r>
         <w:t xml:space="preserve">walking </w:t>
       </w:r>
-      <w:ins w:id="515" w:author="治輝 齋藤" w:date="2026-05-19T23:43:00Z" w16du:dateUtc="2026-05-19T14:43:00Z">
+      <w:ins w:id="517" w:author="治輝 齋藤" w:date="2026-05-19T23:43:00Z" w16du:dateUtc="2026-05-19T14:43:00Z">
         <w:r>
           <w:t>proportion</w:t>
         </w:r>
       </w:ins>
-      <w:del w:id="516" w:author="治輝 齋藤" w:date="2026-05-19T23:43:00Z" w16du:dateUtc="2026-05-19T14:43:00Z">
+      <w:del w:id="518" w:author="治輝 齋藤" w:date="2026-05-19T23:43:00Z" w16du:dateUtc="2026-05-19T14:43:00Z">
         <w:r>
           <w:delText>rate</w:delText>
         </w:r>
@@ -12994,7 +13007,7 @@
       <w:pPr>
         <w:pStyle w:val="a0"/>
         <w:rPr>
-          <w:ins w:id="517" w:author="治輝 齋藤" w:date="2026-05-19T12:41:00Z" w16du:dateUtc="2026-05-19T03:41:00Z"/>
+          <w:ins w:id="519" w:author="治輝 齋藤" w:date="2026-05-19T12:41:00Z" w16du:dateUtc="2026-05-19T03:41:00Z"/>
         </w:rPr>
       </w:pPr>
       <w:r>
@@ -13010,10 +13023,10 @@
     <w:p>
       <w:pPr>
         <w:rPr>
-          <w:ins w:id="518" w:author="治輝 齋藤" w:date="2026-05-19T12:41:00Z" w16du:dateUtc="2026-05-19T03:41:00Z"/>
-        </w:rPr>
-      </w:pPr>
-      <w:ins w:id="519" w:author="治輝 齋藤" w:date="2026-05-19T12:41:00Z" w16du:dateUtc="2026-05-19T03:41:00Z">
+          <w:ins w:id="520" w:author="治輝 齋藤" w:date="2026-05-19T12:41:00Z" w16du:dateUtc="2026-05-19T03:41:00Z"/>
+        </w:rPr>
+      </w:pPr>
+      <w:ins w:id="521" w:author="治輝 齋藤" w:date="2026-05-19T12:41:00Z" w16du:dateUtc="2026-05-19T03:41:00Z">
         <w:r>
           <w:pict w14:anchorId="14EA81B3">
             <v:rect id="_x0000_i1040" style="width:0;height:1.5pt" o:hralign="center" o:hrstd="t" o:hr="t"/>
@@ -13025,14 +13038,14 @@
       <w:pPr>
         <w:pStyle w:val="2"/>
         <w:rPr>
-          <w:ins w:id="520" w:author="治輝 齋藤" w:date="2026-05-19T12:41:00Z" w16du:dateUtc="2026-05-19T03:41:00Z"/>
-        </w:rPr>
-      </w:pPr>
-      <w:ins w:id="521" w:author="治輝 齋藤" w:date="2026-05-19T12:41:00Z" w16du:dateUtc="2026-05-19T03:41:00Z">
+          <w:ins w:id="522" w:author="治輝 齋藤" w:date="2026-05-19T12:41:00Z" w16du:dateUtc="2026-05-19T03:41:00Z"/>
+        </w:rPr>
+      </w:pPr>
+      <w:ins w:id="523" w:author="治輝 齋藤" w:date="2026-05-19T12:41:00Z" w16du:dateUtc="2026-05-19T03:41:00Z">
         <w:r>
           <w:br w:type="page"/>
         </w:r>
-        <w:commentRangeStart w:id="522"/>
+        <w:commentRangeStart w:id="524"/>
         <w:r>
           <w:lastRenderedPageBreak/>
           <w:t>Table 5. Indirect Standardization Sensitivity Analysis: Multivariable Linear Regression of Indirectly Standardized Hip (Femur) Surgery Rate on Terrain Slope (N = 47)</w:t>
@@ -13055,7 +13068,7 @@
         <w:trPr>
           <w:cnfStyle w:val="100000000000" w:firstRow="1" w:lastRow="0" w:firstColumn="0" w:lastColumn="0" w:oddVBand="0" w:evenVBand="0" w:oddHBand="0" w:evenHBand="0" w:firstRowFirstColumn="0" w:firstRowLastColumn="0" w:lastRowFirstColumn="0" w:lastRowLastColumn="0"/>
           <w:tblHeader/>
-          <w:ins w:id="523" w:author="治輝 齋藤" w:date="2026-05-19T12:41:00Z"/>
+          <w:ins w:id="525" w:author="治輝 齋藤" w:date="2026-05-19T12:41:00Z"/>
         </w:trPr>
         <w:tc>
           <w:tcPr>
@@ -13065,10 +13078,10 @@
             <w:pPr>
               <w:spacing w:before="36" w:after="36"/>
               <w:rPr>
-                <w:ins w:id="524" w:author="治輝 齋藤" w:date="2026-05-19T12:41:00Z" w16du:dateUtc="2026-05-19T03:41:00Z"/>
-              </w:rPr>
-            </w:pPr>
-            <w:ins w:id="525" w:author="治輝 齋藤" w:date="2026-05-20T12:32:00Z" w16du:dateUtc="2026-05-20T03:32:00Z">
+                <w:ins w:id="526" w:author="治輝 齋藤" w:date="2026-05-19T12:41:00Z" w16du:dateUtc="2026-05-19T03:41:00Z"/>
+              </w:rPr>
+            </w:pPr>
+            <w:ins w:id="527" w:author="治輝 齋藤" w:date="2026-05-20T12:32:00Z" w16du:dateUtc="2026-05-20T03:32:00Z">
               <w:r>
                 <w:rPr>
                   <w:b/>
@@ -13077,7 +13090,7 @@
                 <w:t>Replacement assumption</w:t>
               </w:r>
             </w:ins>
-            <w:ins w:id="526" w:author="治輝 齋藤" w:date="2026-05-19T12:41:00Z" w16du:dateUtc="2026-05-19T03:41:00Z">
+            <w:ins w:id="528" w:author="治輝 齋藤" w:date="2026-05-19T12:41:00Z" w16du:dateUtc="2026-05-19T03:41:00Z">
               <w:r>
                 <w:rPr>
                   <w:b/>
@@ -13086,7 +13099,7 @@
                 <w:t xml:space="preserve"> for </w:t>
               </w:r>
             </w:ins>
-            <w:ins w:id="527" w:author="治輝 齋藤" w:date="2026-05-20T12:33:00Z" w16du:dateUtc="2026-05-20T03:33:00Z">
+            <w:ins w:id="529" w:author="治輝 齋藤" w:date="2026-05-20T12:33:00Z" w16du:dateUtc="2026-05-20T03:33:00Z">
               <w:r>
                 <w:rPr>
                   <w:b/>
@@ -13095,7 +13108,7 @@
                 <w:t>withheld</w:t>
               </w:r>
             </w:ins>
-            <w:ins w:id="528" w:author="治輝 齋藤" w:date="2026-05-19T12:41:00Z" w16du:dateUtc="2026-05-19T03:41:00Z">
+            <w:ins w:id="530" w:author="治輝 齋藤" w:date="2026-05-19T12:41:00Z" w16du:dateUtc="2026-05-19T03:41:00Z">
               <w:r>
                 <w:rPr>
                   <w:b/>
@@ -13114,10 +13127,10 @@
             <w:pPr>
               <w:spacing w:before="36" w:after="36"/>
               <w:rPr>
-                <w:ins w:id="529" w:author="治輝 齋藤" w:date="2026-05-19T12:41:00Z" w16du:dateUtc="2026-05-19T03:41:00Z"/>
-              </w:rPr>
-            </w:pPr>
-            <w:ins w:id="530" w:author="治輝 齋藤" w:date="2026-05-19T12:41:00Z" w16du:dateUtc="2026-05-19T03:41:00Z">
+                <w:ins w:id="531" w:author="治輝 齋藤" w:date="2026-05-19T12:41:00Z" w16du:dateUtc="2026-05-19T03:41:00Z"/>
+              </w:rPr>
+            </w:pPr>
+            <w:ins w:id="532" w:author="治輝 齋藤" w:date="2026-05-19T12:41:00Z" w16du:dateUtc="2026-05-19T03:41:00Z">
               <w:r>
                 <w:rPr>
                   <w:b/>
@@ -13139,10 +13152,10 @@
             <w:pPr>
               <w:spacing w:before="36" w:after="36"/>
               <w:rPr>
-                <w:ins w:id="531" w:author="治輝 齋藤" w:date="2026-05-19T12:41:00Z" w16du:dateUtc="2026-05-19T03:41:00Z"/>
-              </w:rPr>
-            </w:pPr>
-            <w:ins w:id="532" w:author="治輝 齋藤" w:date="2026-05-19T12:41:00Z" w16du:dateUtc="2026-05-19T03:41:00Z">
+                <w:ins w:id="533" w:author="治輝 齋藤" w:date="2026-05-19T12:41:00Z" w16du:dateUtc="2026-05-19T03:41:00Z"/>
+              </w:rPr>
+            </w:pPr>
+            <w:ins w:id="534" w:author="治輝 齋藤" w:date="2026-05-19T12:41:00Z" w16du:dateUtc="2026-05-19T03:41:00Z">
               <w:r>
                 <w:rPr>
                   <w:b/>
@@ -13158,7 +13171,7 @@
       </w:tr>
       <w:tr>
         <w:trPr>
-          <w:ins w:id="533" w:author="治輝 齋藤" w:date="2026-05-19T12:41:00Z"/>
+          <w:ins w:id="535" w:author="治輝 齋藤" w:date="2026-05-19T12:41:00Z"/>
         </w:trPr>
         <w:tc>
           <w:tcPr>
@@ -13168,10 +13181,10 @@
             <w:pPr>
               <w:spacing w:before="36" w:after="36"/>
               <w:rPr>
-                <w:ins w:id="534" w:author="治輝 齋藤" w:date="2026-05-19T12:41:00Z" w16du:dateUtc="2026-05-19T03:41:00Z"/>
-              </w:rPr>
-            </w:pPr>
-            <w:ins w:id="535" w:author="治輝 齋藤" w:date="2026-05-20T12:33:00Z" w16du:dateUtc="2026-05-20T03:33:00Z">
+                <w:ins w:id="536" w:author="治輝 齋藤" w:date="2026-05-19T12:41:00Z" w16du:dateUtc="2026-05-19T03:41:00Z"/>
+              </w:rPr>
+            </w:pPr>
+            <w:ins w:id="537" w:author="治輝 齋藤" w:date="2026-05-20T12:33:00Z" w16du:dateUtc="2026-05-20T03:33:00Z">
               <w:r>
                 <w:t>Withheld cell replaced with 0 surgeries</w:t>
               </w:r>
@@ -13186,10 +13199,10 @@
             <w:pPr>
               <w:spacing w:before="36" w:after="36"/>
               <w:rPr>
-                <w:ins w:id="536" w:author="治輝 齋藤" w:date="2026-05-19T12:41:00Z" w16du:dateUtc="2026-05-19T03:41:00Z"/>
-              </w:rPr>
-            </w:pPr>
-            <w:ins w:id="537" w:author="治輝 齋藤" w:date="2026-05-19T12:41:00Z" w16du:dateUtc="2026-05-19T03:41:00Z">
+                <w:ins w:id="538" w:author="治輝 齋藤" w:date="2026-05-19T12:41:00Z" w16du:dateUtc="2026-05-19T03:41:00Z"/>
+              </w:rPr>
+            </w:pPr>
+            <w:ins w:id="539" w:author="治輝 齋藤" w:date="2026-05-19T12:41:00Z" w16du:dateUtc="2026-05-19T03:41:00Z">
               <w:r>
                 <w:rPr>
                   <w:b/>
@@ -13208,10 +13221,10 @@
             <w:pPr>
               <w:spacing w:before="36" w:after="36"/>
               <w:rPr>
-                <w:ins w:id="538" w:author="治輝 齋藤" w:date="2026-05-19T12:41:00Z" w16du:dateUtc="2026-05-19T03:41:00Z"/>
-              </w:rPr>
-            </w:pPr>
-            <w:ins w:id="539" w:author="治輝 齋藤" w:date="2026-05-19T12:41:00Z" w16du:dateUtc="2026-05-19T03:41:00Z">
+                <w:ins w:id="540" w:author="治輝 齋藤" w:date="2026-05-19T12:41:00Z" w16du:dateUtc="2026-05-19T03:41:00Z"/>
+              </w:rPr>
+            </w:pPr>
+            <w:ins w:id="541" w:author="治輝 齋藤" w:date="2026-05-19T12:41:00Z" w16du:dateUtc="2026-05-19T03:41:00Z">
               <w:r>
                 <w:rPr>
                   <w:b/>
@@ -13225,7 +13238,7 @@
       </w:tr>
       <w:tr>
         <w:trPr>
-          <w:ins w:id="540" w:author="治輝 齋藤" w:date="2026-05-19T12:41:00Z"/>
+          <w:ins w:id="542" w:author="治輝 齋藤" w:date="2026-05-19T12:41:00Z"/>
         </w:trPr>
         <w:tc>
           <w:tcPr>
@@ -13235,10 +13248,10 @@
             <w:pPr>
               <w:spacing w:before="36" w:after="36"/>
               <w:rPr>
-                <w:ins w:id="541" w:author="治輝 齋藤" w:date="2026-05-19T12:41:00Z" w16du:dateUtc="2026-05-19T03:41:00Z"/>
-              </w:rPr>
-            </w:pPr>
-            <w:ins w:id="542" w:author="治輝 齋藤" w:date="2026-05-20T12:34:00Z" w16du:dateUtc="2026-05-20T03:34:00Z">
+                <w:ins w:id="543" w:author="治輝 齋藤" w:date="2026-05-19T12:41:00Z" w16du:dateUtc="2026-05-19T03:41:00Z"/>
+              </w:rPr>
+            </w:pPr>
+            <w:ins w:id="544" w:author="治輝 齋藤" w:date="2026-05-20T12:34:00Z" w16du:dateUtc="2026-05-20T03:34:00Z">
               <w:r>
                 <w:t>Withheld cell replaced with 5 surgeries</w:t>
               </w:r>
@@ -13253,10 +13266,10 @@
             <w:pPr>
               <w:spacing w:before="36" w:after="36"/>
               <w:rPr>
-                <w:ins w:id="543" w:author="治輝 齋藤" w:date="2026-05-19T12:41:00Z" w16du:dateUtc="2026-05-19T03:41:00Z"/>
-              </w:rPr>
-            </w:pPr>
-            <w:ins w:id="544" w:author="治輝 齋藤" w:date="2026-05-19T12:41:00Z" w16du:dateUtc="2026-05-19T03:41:00Z">
+                <w:ins w:id="545" w:author="治輝 齋藤" w:date="2026-05-19T12:41:00Z" w16du:dateUtc="2026-05-19T03:41:00Z"/>
+              </w:rPr>
+            </w:pPr>
+            <w:ins w:id="546" w:author="治輝 齋藤" w:date="2026-05-19T12:41:00Z" w16du:dateUtc="2026-05-19T03:41:00Z">
               <w:r>
                 <w:rPr>
                   <w:b/>
@@ -13275,10 +13288,10 @@
             <w:pPr>
               <w:spacing w:before="36" w:after="36"/>
               <w:rPr>
-                <w:ins w:id="545" w:author="治輝 齋藤" w:date="2026-05-19T12:41:00Z" w16du:dateUtc="2026-05-19T03:41:00Z"/>
-              </w:rPr>
-            </w:pPr>
-            <w:ins w:id="546" w:author="治輝 齋藤" w:date="2026-05-19T12:41:00Z" w16du:dateUtc="2026-05-19T03:41:00Z">
+                <w:ins w:id="547" w:author="治輝 齋藤" w:date="2026-05-19T12:41:00Z" w16du:dateUtc="2026-05-19T03:41:00Z"/>
+              </w:rPr>
+            </w:pPr>
+            <w:ins w:id="548" w:author="治輝 齋藤" w:date="2026-05-19T12:41:00Z" w16du:dateUtc="2026-05-19T03:41:00Z">
               <w:r>
                 <w:rPr>
                   <w:b/>
@@ -13292,7 +13305,7 @@
       </w:tr>
       <w:tr>
         <w:trPr>
-          <w:ins w:id="547" w:author="治輝 齋藤" w:date="2026-05-19T12:41:00Z"/>
+          <w:ins w:id="549" w:author="治輝 齋藤" w:date="2026-05-19T12:41:00Z"/>
         </w:trPr>
         <w:tc>
           <w:tcPr>
@@ -13302,10 +13315,10 @@
             <w:pPr>
               <w:spacing w:before="36" w:after="36"/>
               <w:rPr>
-                <w:ins w:id="548" w:author="治輝 齋藤" w:date="2026-05-19T12:41:00Z" w16du:dateUtc="2026-05-19T03:41:00Z"/>
-              </w:rPr>
-            </w:pPr>
-            <w:ins w:id="549" w:author="治輝 齋藤" w:date="2026-05-20T12:34:00Z" w16du:dateUtc="2026-05-20T03:34:00Z">
+                <w:ins w:id="550" w:author="治輝 齋藤" w:date="2026-05-19T12:41:00Z" w16du:dateUtc="2026-05-19T03:41:00Z"/>
+              </w:rPr>
+            </w:pPr>
+            <w:ins w:id="551" w:author="治輝 齋藤" w:date="2026-05-20T12:34:00Z" w16du:dateUtc="2026-05-20T03:34:00Z">
               <w:r>
                 <w:rPr>
                   <w:rFonts w:hint="eastAsia"/>
@@ -13327,10 +13340,10 @@
             <w:pPr>
               <w:spacing w:before="36" w:after="36"/>
               <w:rPr>
-                <w:ins w:id="550" w:author="治輝 齋藤" w:date="2026-05-19T12:41:00Z" w16du:dateUtc="2026-05-19T03:41:00Z"/>
-              </w:rPr>
-            </w:pPr>
-            <w:ins w:id="551" w:author="治輝 齋藤" w:date="2026-05-19T12:41:00Z" w16du:dateUtc="2026-05-19T03:41:00Z">
+                <w:ins w:id="552" w:author="治輝 齋藤" w:date="2026-05-19T12:41:00Z" w16du:dateUtc="2026-05-19T03:41:00Z"/>
+              </w:rPr>
+            </w:pPr>
+            <w:ins w:id="553" w:author="治輝 齋藤" w:date="2026-05-19T12:41:00Z" w16du:dateUtc="2026-05-19T03:41:00Z">
               <w:r>
                 <w:rPr>
                   <w:b/>
@@ -13349,10 +13362,10 @@
             <w:pPr>
               <w:spacing w:before="36" w:after="36"/>
               <w:rPr>
-                <w:ins w:id="552" w:author="治輝 齋藤" w:date="2026-05-19T12:41:00Z" w16du:dateUtc="2026-05-19T03:41:00Z"/>
-              </w:rPr>
-            </w:pPr>
-            <w:ins w:id="553" w:author="治輝 齋藤" w:date="2026-05-19T12:41:00Z" w16du:dateUtc="2026-05-19T03:41:00Z">
+                <w:ins w:id="554" w:author="治輝 齋藤" w:date="2026-05-19T12:41:00Z" w16du:dateUtc="2026-05-19T03:41:00Z"/>
+              </w:rPr>
+            </w:pPr>
+            <w:ins w:id="555" w:author="治輝 齋藤" w:date="2026-05-19T12:41:00Z" w16du:dateUtc="2026-05-19T03:41:00Z">
               <w:r>
                 <w:rPr>
                   <w:b/>
@@ -13369,10 +13382,10 @@
       <w:pPr>
         <w:pStyle w:val="2"/>
         <w:rPr>
-          <w:ins w:id="554" w:author="治輝 齋藤" w:date="2026-05-19T12:41:00Z" w16du:dateUtc="2026-05-19T03:41:00Z"/>
-        </w:rPr>
-      </w:pPr>
-      <w:ins w:id="555" w:author="治輝 齋藤" w:date="2026-05-19T12:41:00Z" w16du:dateUtc="2026-05-19T03:41:00Z">
+          <w:ins w:id="556" w:author="治輝 齋藤" w:date="2026-05-19T12:41:00Z" w16du:dateUtc="2026-05-19T03:41:00Z"/>
+        </w:rPr>
+      </w:pPr>
+      <w:ins w:id="557" w:author="治輝 齋藤" w:date="2026-05-19T12:41:00Z" w16du:dateUtc="2026-05-19T03:41:00Z">
         <w:r>
           <w:rPr>
             <w:rFonts w:asciiTheme="minorHAnsi" w:eastAsiaTheme="minorEastAsia" w:hAnsiTheme="minorHAnsi" w:cstheme="minorBidi"/>
@@ -13401,7 +13414,7 @@
           <w:t xml:space="preserve"> under the indicated </w:t>
         </w:r>
       </w:ins>
-      <w:ins w:id="556" w:author="治輝 齋藤" w:date="2026-05-20T12:34:00Z" w16du:dateUtc="2026-05-20T03:34:00Z">
+      <w:ins w:id="558" w:author="治輝 齋藤" w:date="2026-05-20T12:34:00Z" w16du:dateUtc="2026-05-20T03:34:00Z">
         <w:r>
           <w:rPr>
             <w:rFonts w:asciiTheme="minorHAnsi" w:eastAsiaTheme="minorEastAsia" w:hAnsiTheme="minorHAnsi" w:cstheme="minorBidi"/>
@@ -13412,7 +13425,7 @@
           <w:t>replacement</w:t>
         </w:r>
       </w:ins>
-      <w:ins w:id="557" w:author="治輝 齋藤" w:date="2026-05-19T12:41:00Z" w16du:dateUtc="2026-05-19T03:41:00Z">
+      <w:ins w:id="559" w:author="治輝 齋藤" w:date="2026-05-19T12:41:00Z" w16du:dateUtc="2026-05-19T03:41:00Z">
         <w:r>
           <w:rPr>
             <w:rFonts w:asciiTheme="minorHAnsi" w:eastAsiaTheme="minorEastAsia" w:hAnsiTheme="minorHAnsi" w:cstheme="minorBidi"/>
@@ -13423,7 +13436,7 @@
           <w:t xml:space="preserve"> rule (Methods</w:t>
         </w:r>
       </w:ins>
-      <w:ins w:id="558" w:author="治輝 齋藤" w:date="2026-05-20T12:34:00Z" w16du:dateUtc="2026-05-20T03:34:00Z">
+      <w:ins w:id="560" w:author="治輝 齋藤" w:date="2026-05-20T12:34:00Z" w16du:dateUtc="2026-05-20T03:34:00Z">
         <w:r>
           <w:rPr>
             <w:rFonts w:asciiTheme="minorHAnsi" w:eastAsiaTheme="minorEastAsia" w:hAnsiTheme="minorHAnsi" w:cstheme="minorBidi"/>
@@ -13434,7 +13447,7 @@
           <w:t>). Withheld cells are counts suppressed in public NDB Open Data for disclosure control (originally shown as "-"</w:t>
         </w:r>
       </w:ins>
-      <w:ins w:id="559" w:author="治輝 齋藤" w:date="2026-05-19T12:41:00Z" w16du:dateUtc="2026-05-19T03:41:00Z">
+      <w:ins w:id="561" w:author="治輝 齋藤" w:date="2026-05-19T12:41:00Z" w16du:dateUtc="2026-05-19T03:41:00Z">
         <w:r>
           <w:rPr>
             <w:rFonts w:asciiTheme="minorHAnsi" w:eastAsiaTheme="minorEastAsia" w:hAnsiTheme="minorHAnsi" w:cstheme="minorBidi"/>
@@ -13484,14 +13497,14 @@
           </w:rPr>
           <w:t xml:space="preserve"> &lt; 0.05 (conventional model-based standard errors). These results are sensitivity analyses only.</w:t>
         </w:r>
-        <w:commentRangeEnd w:id="522"/>
+        <w:commentRangeEnd w:id="524"/>
         <w:r>
           <w:rPr>
             <w:rStyle w:val="af2"/>
             <w:rFonts w:asciiTheme="minorHAnsi" w:eastAsiaTheme="minorEastAsia" w:hAnsiTheme="minorHAnsi" w:cstheme="minorBidi"/>
             <w:color w:val="auto"/>
           </w:rPr>
-          <w:commentReference w:id="522"/>
+          <w:commentReference w:id="524"/>
         </w:r>
       </w:ins>
     </w:p>
@@ -13499,7 +13512,7 @@
       <w:pPr>
         <w:pStyle w:val="a0"/>
         <w:rPr>
-          <w:del w:id="560" w:author="治輝 齋藤" w:date="2026-05-19T12:41:00Z" w16du:dateUtc="2026-05-19T03:41:00Z"/>
+          <w:del w:id="562" w:author="治輝 齋藤" w:date="2026-05-19T12:41:00Z" w16du:dateUtc="2026-05-19T03:41:00Z"/>
         </w:rPr>
       </w:pPr>
     </w:p>
@@ -13507,10 +13520,10 @@
       <w:pPr>
         <w:pStyle w:val="a0"/>
         <w:rPr>
-          <w:del w:id="561" w:author="治輝 齋藤" w:date="2026-05-19T12:41:00Z" w16du:dateUtc="2026-05-19T03:41:00Z"/>
-        </w:rPr>
-      </w:pPr>
-      <w:del w:id="562" w:author="治輝 齋藤" w:date="2026-05-19T12:41:00Z" w16du:dateUtc="2026-05-19T03:41:00Z">
+          <w:del w:id="563" w:author="治輝 齋藤" w:date="2026-05-19T12:41:00Z" w16du:dateUtc="2026-05-19T03:41:00Z"/>
+        </w:rPr>
+      </w:pPr>
+      <w:del w:id="564" w:author="治輝 齋藤" w:date="2026-05-19T12:41:00Z" w16du:dateUtc="2026-05-19T03:41:00Z">
         <w:r>
           <w:pict w14:anchorId="657FDAF1">
             <v:rect id="_x0000_i1041" style="width:0;height:1.5pt" o:hralign="center" o:hrstd="t" o:hr="t"/>
@@ -13527,8 +13540,8 @@
           <w:szCs w:val="32"/>
         </w:rPr>
       </w:pPr>
-      <w:bookmarkStart w:id="563" w:name="figure-legends"/>
-      <w:bookmarkEnd w:id="508"/>
+      <w:bookmarkStart w:id="565" w:name="figure-legends"/>
+      <w:bookmarkEnd w:id="510"/>
       <w:r>
         <w:br w:type="page"/>
       </w:r>
@@ -13561,7 +13574,7 @@
       <w:pPr>
         <w:pStyle w:val="a0"/>
       </w:pPr>
-      <w:del w:id="564" w:author="治輝 齋藤" w:date="2026-05-20T08:40:00Z" w16du:dateUtc="2026-05-19T23:40:00Z">
+      <w:del w:id="566" w:author="治輝 齋藤" w:date="2026-05-20T08:40:00Z" w16du:dateUtc="2026-05-19T23:40:00Z">
         <w:r>
           <w:rPr>
             <w:b/>
@@ -13585,7 +13598,7 @@
         </w:rPr>
         <w:t xml:space="preserve">Figure </w:t>
       </w:r>
-      <w:ins w:id="565" w:author="治輝 齋藤" w:date="2026-05-20T08:40:00Z" w16du:dateUtc="2026-05-19T23:40:00Z">
+      <w:ins w:id="567" w:author="治輝 齋藤" w:date="2026-05-20T08:40:00Z" w16du:dateUtc="2026-05-19T23:40:00Z">
         <w:r>
           <w:rPr>
             <w:rFonts w:hint="eastAsia"/>
@@ -13596,7 +13609,7 @@
           <w:t>2</w:t>
         </w:r>
       </w:ins>
-      <w:del w:id="566" w:author="治輝 齋藤" w:date="2026-05-20T08:40:00Z" w16du:dateUtc="2026-05-19T23:40:00Z">
+      <w:del w:id="568" w:author="治輝 齋藤" w:date="2026-05-20T08:40:00Z" w16du:dateUtc="2026-05-19T23:40:00Z">
         <w:r>
           <w:rPr>
             <w:rFonts w:hint="eastAsia"/>
@@ -13653,7 +13666,7 @@
         </w:rPr>
         <w:t xml:space="preserve">Figure </w:t>
       </w:r>
-      <w:ins w:id="567" w:author="治輝 齋藤" w:date="2026-05-20T08:40:00Z" w16du:dateUtc="2026-05-19T23:40:00Z">
+      <w:ins w:id="569" w:author="治輝 齋藤" w:date="2026-05-20T08:40:00Z" w16du:dateUtc="2026-05-19T23:40:00Z">
         <w:r>
           <w:rPr>
             <w:rFonts w:hint="eastAsia"/>
@@ -13664,7 +13677,7 @@
           <w:t>3</w:t>
         </w:r>
       </w:ins>
-      <w:del w:id="568" w:author="治輝 齋藤" w:date="2026-05-20T08:40:00Z" w16du:dateUtc="2026-05-19T23:40:00Z">
+      <w:del w:id="570" w:author="治輝 齋藤" w:date="2026-05-20T08:40:00Z" w16du:dateUtc="2026-05-19T23:40:00Z">
         <w:r>
           <w:rPr>
             <w:rFonts w:hint="eastAsia"/>
@@ -13713,7 +13726,7 @@
         </w:rPr>
         <w:t xml:space="preserve">Figure </w:t>
       </w:r>
-      <w:ins w:id="569" w:author="治輝 齋藤" w:date="2026-05-20T08:40:00Z" w16du:dateUtc="2026-05-19T23:40:00Z">
+      <w:ins w:id="571" w:author="治輝 齋藤" w:date="2026-05-20T08:40:00Z" w16du:dateUtc="2026-05-19T23:40:00Z">
         <w:r>
           <w:rPr>
             <w:rFonts w:hint="eastAsia"/>
@@ -13724,7 +13737,7 @@
           <w:t>4</w:t>
         </w:r>
       </w:ins>
-      <w:del w:id="570" w:author="治輝 齋藤" w:date="2026-05-20T08:40:00Z" w16du:dateUtc="2026-05-19T23:40:00Z">
+      <w:del w:id="572" w:author="治輝 齋藤" w:date="2026-05-20T08:40:00Z" w16du:dateUtc="2026-05-19T23:40:00Z">
         <w:r>
           <w:rPr>
             <w:rFonts w:hint="eastAsia"/>
@@ -13771,8 +13784,8 @@
           <w:szCs w:val="32"/>
         </w:rPr>
       </w:pPr>
-      <w:bookmarkStart w:id="571" w:name="figure-1"/>
-      <w:bookmarkEnd w:id="563"/>
+      <w:bookmarkStart w:id="573" w:name="figure-1"/>
+      <w:bookmarkEnd w:id="565"/>
       <w:r>
         <w:br w:type="page"/>
       </w:r>
@@ -13875,8 +13888,8 @@
       <w:pPr>
         <w:pStyle w:val="2"/>
       </w:pPr>
-      <w:bookmarkStart w:id="572" w:name="figure-2"/>
-      <w:bookmarkEnd w:id="571"/>
+      <w:bookmarkStart w:id="574" w:name="figure-2"/>
+      <w:bookmarkEnd w:id="573"/>
       <w:r>
         <w:t>Figure 2</w:t>
       </w:r>
@@ -13887,8 +13900,8 @@
       </w:pPr>
     </w:p>
     <w:p>
-      <w:bookmarkStart w:id="573" w:name="figure-3"/>
-      <w:bookmarkEnd w:id="572"/>
+      <w:bookmarkStart w:id="575" w:name="figure-3"/>
+      <w:bookmarkEnd w:id="574"/>
       <w:r>
         <w:br w:type="page"/>
       </w:r>
@@ -13902,10 +13915,10 @@
       <w:pPr>
         <w:pStyle w:val="2"/>
         <w:rPr>
-          <w:del w:id="574" w:author="治輝 齋藤" w:date="2026-05-20T08:40:00Z" w16du:dateUtc="2026-05-19T23:40:00Z"/>
-        </w:rPr>
-      </w:pPr>
-      <w:del w:id="575" w:author="治輝 齋藤" w:date="2026-05-20T08:40:00Z" w16du:dateUtc="2026-05-19T23:40:00Z">
+          <w:del w:id="576" w:author="治輝 齋藤" w:date="2026-05-20T08:40:00Z" w16du:dateUtc="2026-05-19T23:40:00Z"/>
+        </w:rPr>
+      </w:pPr>
+      <w:del w:id="577" w:author="治輝 齋藤" w:date="2026-05-20T08:40:00Z" w16du:dateUtc="2026-05-19T23:40:00Z">
         <w:r>
           <w:delText xml:space="preserve">Figure </w:delText>
         </w:r>
@@ -13922,10 +13935,10 @@
       <w:pPr>
         <w:pStyle w:val="FirstParagraph"/>
         <w:rPr>
-          <w:del w:id="576" w:author="治輝 齋藤" w:date="2026-05-20T08:40:00Z" w16du:dateUtc="2026-05-19T23:40:00Z"/>
-        </w:rPr>
-      </w:pPr>
-      <w:del w:id="577" w:author="治輝 齋藤" w:date="2026-05-20T08:40:00Z" w16du:dateUtc="2026-05-19T23:40:00Z">
+          <w:del w:id="578" w:author="治輝 齋藤" w:date="2026-05-20T08:40:00Z" w16du:dateUtc="2026-05-19T23:40:00Z"/>
+        </w:rPr>
+      </w:pPr>
+      <w:del w:id="579" w:author="治輝 齋藤" w:date="2026-05-20T08:40:00Z" w16du:dateUtc="2026-05-19T23:40:00Z">
         <w:r>
           <w:rPr>
             <w:noProof/>
@@ -13979,16 +13992,16 @@
     <w:p>
       <w:pPr>
         <w:rPr>
-          <w:del w:id="578" w:author="治輝 齋藤" w:date="2026-05-20T08:40:00Z" w16du:dateUtc="2026-05-19T23:40:00Z"/>
+          <w:del w:id="580" w:author="治輝 齋藤" w:date="2026-05-20T08:40:00Z" w16du:dateUtc="2026-05-19T23:40:00Z"/>
           <w:rFonts w:asciiTheme="majorHAnsi" w:eastAsiaTheme="majorEastAsia" w:hAnsiTheme="majorHAnsi" w:cstheme="majorBidi"/>
           <w:color w:val="0F4761" w:themeColor="accent1" w:themeShade="BF"/>
           <w:sz w:val="32"/>
           <w:szCs w:val="32"/>
         </w:rPr>
       </w:pPr>
-      <w:bookmarkStart w:id="579" w:name="figure-4"/>
-      <w:bookmarkEnd w:id="573"/>
-      <w:del w:id="580" w:author="治輝 齋藤" w:date="2026-05-20T08:40:00Z" w16du:dateUtc="2026-05-19T23:40:00Z">
+      <w:bookmarkStart w:id="581" w:name="figure-4"/>
+      <w:bookmarkEnd w:id="575"/>
+      <w:del w:id="582" w:author="治輝 齋藤" w:date="2026-05-20T08:40:00Z" w16du:dateUtc="2026-05-19T23:40:00Z">
         <w:r>
           <w:br w:type="page"/>
         </w:r>
@@ -14064,7 +14077,7 @@
       <w:r>
         <w:t xml:space="preserve">Figure </w:t>
       </w:r>
-      <w:ins w:id="581" w:author="治輝 齋藤" w:date="2026-05-20T08:40:00Z" w16du:dateUtc="2026-05-19T23:40:00Z">
+      <w:ins w:id="583" w:author="治輝 齋藤" w:date="2026-05-20T08:40:00Z" w16du:dateUtc="2026-05-19T23:40:00Z">
         <w:r>
           <w:rPr>
             <w:rFonts w:hint="eastAsia"/>
@@ -14073,7 +14086,7 @@
           <w:t>2</w:t>
         </w:r>
       </w:ins>
-      <w:del w:id="582" w:author="治輝 齋藤" w:date="2026-05-20T08:40:00Z" w16du:dateUtc="2026-05-19T23:40:00Z">
+      <w:del w:id="584" w:author="治輝 齋藤" w:date="2026-05-20T08:40:00Z" w16du:dateUtc="2026-05-19T23:40:00Z">
         <w:r>
           <w:rPr>
             <w:rFonts w:hint="eastAsia"/>
@@ -14103,8 +14116,8 @@
       <w:pPr>
         <w:pStyle w:val="2"/>
       </w:pPr>
-      <w:bookmarkStart w:id="583" w:name="figure-5"/>
-      <w:bookmarkEnd w:id="579"/>
+      <w:bookmarkStart w:id="585" w:name="figure-5"/>
+      <w:bookmarkEnd w:id="581"/>
       <w:r>
         <w:t xml:space="preserve">Figure </w:t>
       </w:r>
@@ -14136,8 +14149,8 @@
       <w:pPr>
         <w:pStyle w:val="2"/>
       </w:pPr>
-      <w:bookmarkStart w:id="584" w:name="figure-6"/>
-      <w:bookmarkEnd w:id="583"/>
+      <w:bookmarkStart w:id="586" w:name="figure-6"/>
+      <w:bookmarkEnd w:id="585"/>
       <w:r>
         <w:t xml:space="preserve">Figure </w:t>
       </w:r>
@@ -14149,8 +14162,8 @@
         <w:t>5</w:t>
       </w:r>
     </w:p>
-    <w:bookmarkEnd w:id="473"/>
-    <w:bookmarkEnd w:id="584"/>
+    <w:bookmarkEnd w:id="475"/>
+    <w:bookmarkEnd w:id="586"/>
     <w:p>
       <w:pPr>
         <w:pStyle w:val="FirstParagraph"/>
@@ -14241,7 +14254,7 @@
       <w:r>
         <w:t xml:space="preserve">Figure </w:t>
       </w:r>
-      <w:ins w:id="585" w:author="治輝 齋藤" w:date="2026-05-20T08:40:00Z" w16du:dateUtc="2026-05-19T23:40:00Z">
+      <w:ins w:id="587" w:author="治輝 齋藤" w:date="2026-05-20T08:40:00Z" w16du:dateUtc="2026-05-19T23:40:00Z">
         <w:r>
           <w:rPr>
             <w:rFonts w:hint="eastAsia"/>
@@ -14250,7 +14263,7 @@
           <w:t>3</w:t>
         </w:r>
       </w:ins>
-      <w:del w:id="586" w:author="治輝 齋藤" w:date="2026-05-20T08:40:00Z" w16du:dateUtc="2026-05-19T23:40:00Z">
+      <w:del w:id="588" w:author="治輝 齋藤" w:date="2026-05-20T08:40:00Z" w16du:dateUtc="2026-05-19T23:40:00Z">
         <w:r>
           <w:rPr>
             <w:rFonts w:hint="eastAsia"/>
@@ -14428,7 +14441,7 @@
         <w:lastRenderedPageBreak/>
         <w:t xml:space="preserve">Figure </w:t>
       </w:r>
-      <w:ins w:id="587" w:author="治輝 齋藤" w:date="2026-05-20T08:40:00Z" w16du:dateUtc="2026-05-19T23:40:00Z">
+      <w:ins w:id="589" w:author="治輝 齋藤" w:date="2026-05-20T08:40:00Z" w16du:dateUtc="2026-05-19T23:40:00Z">
         <w:r>
           <w:rPr>
             <w:rFonts w:hint="eastAsia"/>
@@ -14437,7 +14450,7 @@
           <w:t>4</w:t>
         </w:r>
       </w:ins>
-      <w:del w:id="588" w:author="治輝 齋藤" w:date="2026-05-20T08:40:00Z" w16du:dateUtc="2026-05-19T23:40:00Z">
+      <w:del w:id="590" w:author="治輝 齋藤" w:date="2026-05-20T08:40:00Z" w16du:dateUtc="2026-05-19T23:40:00Z">
         <w:r>
           <w:rPr>
             <w:rFonts w:hint="eastAsia"/>
@@ -15367,7 +15380,7 @@
       </w:r>
     </w:p>
   </w:comment>
-  <w:comment w:id="113" w:author="治輝 齋藤" w:date="2026-05-19T20:43:00Z" w:initials="治齋">
+  <w:comment w:id="113" w:author="治輝 齋藤" w:date="2026-05-20T13:03:00Z" w:initials="治齋">
     <w:p>
       <w:pPr>
         <w:pStyle w:val="af3"/>
@@ -15386,14 +15399,163 @@
           <w:rFonts w:hint="eastAsia"/>
           <w:lang w:eastAsia="ja-JP"/>
         </w:rPr>
+        <w:t>ご指摘いただいた仮説について、記載を追記いたしました。</w:t>
+      </w:r>
+    </w:p>
+  </w:comment>
+  <w:comment w:id="115" w:author="治輝 齋藤" w:date="2026-05-19T20:43:00Z" w:initials="治齋">
+    <w:p>
+      <w:pPr>
+        <w:pStyle w:val="af3"/>
+        <w:rPr>
+          <w:lang w:eastAsia="ja-JP"/>
+        </w:rPr>
+      </w:pPr>
+      <w:r>
+        <w:rPr>
+          <w:rStyle w:val="af2"/>
+        </w:rPr>
+        <w:annotationRef/>
+      </w:r>
+      <w:r>
+        <w:rPr>
+          <w:rFonts w:hint="eastAsia"/>
+          <w:lang w:eastAsia="ja-JP"/>
+        </w:rPr>
+        <w:t>（</w:t>
+      </w:r>
+      <w:r>
+        <w:rPr>
+          <w:rFonts w:hint="eastAsia"/>
+          <w:lang w:eastAsia="ja-JP"/>
+        </w:rPr>
+        <w:t>江口先生コメント①）</w:t>
+      </w:r>
+      <w:r>
+        <w:rPr>
+          <w:rFonts w:hint="eastAsia"/>
+          <w:lang w:eastAsia="ja-JP"/>
+        </w:rPr>
+        <w:t xml:space="preserve">hip fracture rates </w:t>
+      </w:r>
+      <w:r>
+        <w:rPr>
+          <w:rFonts w:hint="eastAsia"/>
+          <w:lang w:eastAsia="ja-JP"/>
+        </w:rPr>
+        <w:t>→</w:t>
+      </w:r>
+      <w:r>
+        <w:rPr>
+          <w:rFonts w:hint="eastAsia"/>
+          <w:lang w:eastAsia="ja-JP"/>
+        </w:rPr>
+        <w:t xml:space="preserve"> hip fracture surgery rates </w:t>
+      </w:r>
+      <w:r>
+        <w:rPr>
+          <w:rFonts w:hint="eastAsia"/>
+          <w:lang w:eastAsia="ja-JP"/>
+        </w:rPr>
+        <w:t>に修正のうえ、本文の表現も修正しました。</w:t>
+      </w:r>
+    </w:p>
+  </w:comment>
+  <w:comment w:id="125" w:author="山岸良匡" w:date="2026-05-18T19:14:00Z" w:initials="山">
+    <w:p>
+      <w:pPr>
+        <w:pStyle w:val="af3"/>
+        <w:rPr>
+          <w:lang w:eastAsia="ja-JP"/>
+        </w:rPr>
+      </w:pPr>
+      <w:r>
+        <w:rPr>
+          <w:rStyle w:val="af2"/>
+        </w:rPr>
+        <w:annotationRef/>
+      </w:r>
+      <w:r>
+        <w:rPr>
+          <w:rFonts w:hint="eastAsia"/>
+          <w:lang w:eastAsia="ja-JP"/>
+        </w:rPr>
+        <w:t>ここで県レベルというのがでてくるが、県レベルで十分なのですか？山の多い県でも実際に人々が多く住んでいるのは平野部で、山奥に住んでいる人はわずかですが、それでも代表性は担保できるのですか？</w:t>
+      </w:r>
+      <w:r>
+        <w:rPr>
+          <w:rFonts w:hint="eastAsia"/>
+          <w:lang w:eastAsia="ja-JP"/>
+        </w:rPr>
+        <w:t>limitation</w:t>
+      </w:r>
+      <w:r>
+        <w:rPr>
+          <w:rFonts w:hint="eastAsia"/>
+          <w:lang w:eastAsia="ja-JP"/>
+        </w:rPr>
+        <w:t>で少し述べられていますが、そのような欠点があっても、今回の研究を出す意義があることを</w:t>
+      </w:r>
+      <w:r>
+        <w:rPr>
+          <w:rFonts w:hint="eastAsia"/>
+          <w:lang w:eastAsia="ja-JP"/>
+        </w:rPr>
+        <w:t>discussion</w:t>
+      </w:r>
+      <w:r>
+        <w:rPr>
+          <w:rFonts w:hint="eastAsia"/>
+          <w:lang w:eastAsia="ja-JP"/>
+        </w:rPr>
+        <w:t>または</w:t>
+      </w:r>
+      <w:r>
+        <w:rPr>
+          <w:rFonts w:hint="eastAsia"/>
+          <w:lang w:eastAsia="ja-JP"/>
+        </w:rPr>
+        <w:t>conclusion</w:t>
+      </w:r>
+      <w:r>
+        <w:rPr>
+          <w:rFonts w:hint="eastAsia"/>
+          <w:lang w:eastAsia="ja-JP"/>
+        </w:rPr>
+        <w:t>で強調してください。</w:t>
+      </w:r>
+    </w:p>
+  </w:comment>
+  <w:comment w:id="126" w:author="治輝 齋藤" w:date="2026-05-19T20:44:00Z" w:initials="治齋">
+    <w:p>
+      <w:pPr>
+        <w:pStyle w:val="af3"/>
+      </w:pPr>
+      <w:r>
+        <w:rPr>
+          <w:rStyle w:val="af2"/>
+        </w:rPr>
+        <w:annotationRef/>
+      </w:r>
+      <w:r>
+        <w:rPr>
+          <w:rFonts w:hint="eastAsia"/>
+          <w:lang w:eastAsia="ja-JP"/>
+        </w:rPr>
         <w:t>（江口先生コメント①）</w:t>
       </w:r>
       <w:r>
         <w:rPr>
-          <w:rFonts w:hint="eastAsia"/>
-          <w:lang w:eastAsia="ja-JP"/>
-        </w:rPr>
-        <w:t xml:space="preserve">hip fracture rates </w:t>
+          <w:lang w:eastAsia="ja-JP"/>
+        </w:rPr>
+        <w:t>terrain–fracture relationship</w:t>
+      </w:r>
+      <w:r>
+        <w:rPr>
+          <w:rFonts w:hint="eastAsia"/>
+          <w:lang w:eastAsia="ja-JP"/>
+        </w:rPr>
+        <w:t xml:space="preserve"> </w:t>
       </w:r>
       <w:r>
         <w:rPr>
@@ -15407,18 +15569,24 @@
           <w:rFonts w:hint="eastAsia"/>
           <w:lang w:eastAsia="ja-JP"/>
         </w:rPr>
-        <w:t xml:space="preserve"> hip fracture surgery rates </w:t>
-      </w:r>
-      <w:r>
-        <w:rPr>
-          <w:rFonts w:hint="eastAsia"/>
-          <w:lang w:eastAsia="ja-JP"/>
-        </w:rPr>
-        <w:t>に修正のうえ、本文の表現も修正しました。</w:t>
+        <w:t xml:space="preserve"> </w:t>
+      </w:r>
+      <w:r>
+        <w:rPr>
+          <w:lang w:eastAsia="ja-JP"/>
+        </w:rPr>
+        <w:t>terrain–fracture surgery relationship</w:t>
+      </w:r>
+      <w:r>
+        <w:rPr>
+          <w:rFonts w:hint="eastAsia"/>
+          <w:lang w:eastAsia="ja-JP"/>
+        </w:rPr>
+        <w:t>に修正しました。</w:t>
       </w:r>
     </w:p>
   </w:comment>
-  <w:comment w:id="123" w:author="山岸良匡" w:date="2026-05-18T19:14:00Z" w:initials="山">
+  <w:comment w:id="128" w:author="治輝 齋藤" w:date="2026-05-19T20:47:00Z" w:initials="治齋">
     <w:p>
       <w:pPr>
         <w:pStyle w:val="af3"/>
@@ -15437,56 +15605,31 @@
           <w:rFonts w:hint="eastAsia"/>
           <w:lang w:eastAsia="ja-JP"/>
         </w:rPr>
-        <w:t>ここで県レベルというのがでてくるが、県レベルで十分なのですか？山の多い県でも実際に人々が多く住んでいるのは平野部で、山奥に住んでいる人はわずかですが、それでも代表性は担保できるのですか？</w:t>
-      </w:r>
-      <w:r>
-        <w:rPr>
-          <w:rFonts w:hint="eastAsia"/>
-          <w:lang w:eastAsia="ja-JP"/>
-        </w:rPr>
-        <w:t>limitation</w:t>
-      </w:r>
-      <w:r>
-        <w:rPr>
-          <w:rFonts w:hint="eastAsia"/>
-          <w:lang w:eastAsia="ja-JP"/>
-        </w:rPr>
-        <w:t>で少し述べられていますが、そのような欠点があっても、今回の研究を出す意義があることを</w:t>
-      </w:r>
-      <w:r>
-        <w:rPr>
-          <w:rFonts w:hint="eastAsia"/>
-          <w:lang w:eastAsia="ja-JP"/>
-        </w:rPr>
-        <w:t>discussion</w:t>
-      </w:r>
-      <w:r>
-        <w:rPr>
-          <w:rFonts w:hint="eastAsia"/>
-          <w:lang w:eastAsia="ja-JP"/>
-        </w:rPr>
-        <w:t>または</w:t>
-      </w:r>
-      <w:r>
-        <w:rPr>
-          <w:rFonts w:hint="eastAsia"/>
-          <w:lang w:eastAsia="ja-JP"/>
-        </w:rPr>
-        <w:t>conclusion</w:t>
-      </w:r>
-      <w:r>
-        <w:rPr>
-          <w:rFonts w:hint="eastAsia"/>
-          <w:lang w:eastAsia="ja-JP"/>
-        </w:rPr>
-        <w:t>で強調してください。</w:t>
+        <w:t>（江口先生コメント①）</w:t>
+      </w:r>
+      <w:r>
+        <w:rPr>
+          <w:rFonts w:hint="eastAsia"/>
+          <w:lang w:eastAsia="ja-JP"/>
+        </w:rPr>
+        <w:t>骨折と骨折手術率の区別を整理</w:t>
+      </w:r>
+      <w:r>
+        <w:rPr>
+          <w:rFonts w:hint="eastAsia"/>
+          <w:lang w:eastAsia="ja-JP"/>
+        </w:rPr>
+        <w:t>する旨について、記載を修正しました。</w:t>
       </w:r>
     </w:p>
   </w:comment>
-  <w:comment w:id="124" w:author="治輝 齋藤" w:date="2026-05-19T20:44:00Z" w:initials="治齋">
+  <w:comment w:id="146" w:author="治輝 齋藤" w:date="2026-05-19T20:54:00Z" w:initials="治齋">
     <w:p>
       <w:pPr>
         <w:pStyle w:val="af3"/>
+        <w:rPr>
+          <w:lang w:eastAsia="ja-JP"/>
+        </w:rPr>
       </w:pPr>
       <w:r>
         <w:rPr>
@@ -15499,13 +15642,86 @@
           <w:rFonts w:hint="eastAsia"/>
           <w:lang w:eastAsia="ja-JP"/>
         </w:rPr>
-        <w:t>（江口先生コメント①）</w:t>
-      </w:r>
-      <w:r>
-        <w:rPr>
-          <w:lang w:eastAsia="ja-JP"/>
-        </w:rPr>
-        <w:t>terrain–fracture relationship</w:t>
+        <w:t>（</w:t>
+      </w:r>
+      <w:r>
+        <w:rPr>
+          <w:rFonts w:hint="eastAsia"/>
+          <w:lang w:eastAsia="ja-JP"/>
+        </w:rPr>
+        <w:t>江口先生コメント①）</w:t>
+      </w:r>
+      <w:r>
+        <w:rPr>
+          <w:rFonts w:hint="eastAsia"/>
+          <w:lang w:eastAsia="ja-JP"/>
+        </w:rPr>
+        <w:t>大腿骨近位部骨折手術率データを用いて検討している</w:t>
+      </w:r>
+      <w:r>
+        <w:rPr>
+          <w:rFonts w:hint="eastAsia"/>
+          <w:lang w:eastAsia="ja-JP"/>
+        </w:rPr>
+        <w:t>旨について記載を加え、全体の表現を修正しました。</w:t>
+      </w:r>
+    </w:p>
+  </w:comment>
+  <w:comment w:id="175" w:author="山岸良匡" w:date="2026-05-18T19:19:00Z" w:initials="山">
+    <w:p>
+      <w:pPr>
+        <w:pStyle w:val="af3"/>
+        <w:rPr>
+          <w:lang w:eastAsia="ja-JP"/>
+        </w:rPr>
+      </w:pPr>
+      <w:r>
+        <w:rPr>
+          <w:rStyle w:val="af2"/>
+        </w:rPr>
+        <w:annotationRef/>
+      </w:r>
+      <w:r>
+        <w:rPr>
+          <w:rFonts w:hint="eastAsia"/>
+          <w:lang w:eastAsia="ja-JP"/>
+        </w:rPr>
+        <w:t>老年人口割合のことですか？この書き方だと１年間にどれだけ高齢化が進んだかの指標のように見える。</w:t>
+      </w:r>
+      <w:r>
+        <w:rPr>
+          <w:lang w:eastAsia="ja-JP"/>
+        </w:rPr>
+        <w:t>proportion of individuals aged ≥65 years</w:t>
+      </w:r>
+      <w:r>
+        <w:rPr>
+          <w:rFonts w:hint="eastAsia"/>
+          <w:lang w:eastAsia="ja-JP"/>
+        </w:rPr>
+        <w:t>だけでいいのでは？</w:t>
+      </w:r>
+    </w:p>
+  </w:comment>
+  <w:comment w:id="176" w:author="治輝 齋藤" w:date="2026-05-19T23:04:00Z" w:initials="治齋">
+    <w:p>
+      <w:pPr>
+        <w:pStyle w:val="af3"/>
+        <w:rPr>
+          <w:lang w:eastAsia="ja-JP"/>
+        </w:rPr>
+      </w:pPr>
+      <w:r>
+        <w:rPr>
+          <w:rStyle w:val="af2"/>
+        </w:rPr>
+        <w:annotationRef/>
+      </w:r>
+      <w:r>
+        <w:rPr>
+          <w:lang w:eastAsia="ja-JP"/>
+        </w:rPr>
+        <w:t>proportion of individuals aged ≥65 years</w:t>
       </w:r>
       <w:r>
         <w:rPr>
@@ -15519,6 +15735,498 @@
           <w:rFonts w:hint="eastAsia"/>
           <w:lang w:eastAsia="ja-JP"/>
         </w:rPr>
+        <w:t>のみの記載に修正しました。</w:t>
+      </w:r>
+    </w:p>
+  </w:comment>
+  <w:comment w:id="189" w:author="治輝 齋藤" w:date="2026-04-30T18:01:00Z" w:initials="治齋">
+    <w:p>
+      <w:pPr>
+        <w:pStyle w:val="af3"/>
+        <w:rPr>
+          <w:lang w:eastAsia="ja-JP"/>
+        </w:rPr>
+      </w:pPr>
+      <w:r>
+        <w:rPr>
+          <w:rStyle w:val="af2"/>
+        </w:rPr>
+        <w:annotationRef/>
+      </w:r>
+      <w:r>
+        <w:rPr>
+          <w:rFonts w:hint="eastAsia"/>
+          <w:lang w:eastAsia="ja-JP"/>
+        </w:rPr>
+        <w:t>（佐藤先生コメント①）</w:t>
+      </w:r>
+      <w:r>
+        <w:rPr>
+          <w:rFonts w:hint="eastAsia"/>
+          <w:lang w:eastAsia="ja-JP"/>
+        </w:rPr>
+        <w:t>完全な媒介因子として考えることは難しいので、交絡因子として処理する</w:t>
+      </w:r>
+      <w:r>
+        <w:rPr>
+          <w:rFonts w:hint="eastAsia"/>
+          <w:lang w:eastAsia="ja-JP"/>
+        </w:rPr>
+        <w:t>旨を記載しました。</w:t>
+      </w:r>
+    </w:p>
+  </w:comment>
+  <w:comment w:id="196" w:author="治輝 齋藤" w:date="2026-04-30T18:02:00Z" w:initials="治齋">
+    <w:p>
+      <w:pPr>
+        <w:pStyle w:val="af3"/>
+        <w:rPr>
+          <w:lang w:eastAsia="ja-JP"/>
+        </w:rPr>
+      </w:pPr>
+      <w:r>
+        <w:rPr>
+          <w:rStyle w:val="af2"/>
+        </w:rPr>
+        <w:annotationRef/>
+      </w:r>
+      <w:r>
+        <w:rPr>
+          <w:rFonts w:hint="eastAsia"/>
+          <w:lang w:eastAsia="ja-JP"/>
+        </w:rPr>
+        <w:t>（</w:t>
+      </w:r>
+      <w:r>
+        <w:rPr>
+          <w:rFonts w:hint="eastAsia"/>
+          <w:lang w:eastAsia="ja-JP"/>
+        </w:rPr>
+        <w:t>佐藤先生コメント②）</w:t>
+      </w:r>
+      <w:r>
+        <w:rPr>
+          <w:rFonts w:hint="eastAsia"/>
+          <w:lang w:eastAsia="ja-JP"/>
+        </w:rPr>
+        <w:t>N=47</w:t>
+      </w:r>
+      <w:r>
+        <w:rPr>
+          <w:rFonts w:hint="eastAsia"/>
+          <w:lang w:eastAsia="ja-JP"/>
+        </w:rPr>
+        <w:t>での係数安定性・多重共線性診断を確認し</w:t>
+      </w:r>
+      <w:r>
+        <w:rPr>
+          <w:rFonts w:hint="eastAsia"/>
+          <w:lang w:eastAsia="ja-JP"/>
+        </w:rPr>
+        <w:t>、</w:t>
+      </w:r>
+      <w:r>
+        <w:rPr>
+          <w:rFonts w:hint="eastAsia"/>
+          <w:lang w:eastAsia="ja-JP"/>
+        </w:rPr>
+        <w:t>慎重解釈する旨を追記</w:t>
+      </w:r>
+      <w:r>
+        <w:rPr>
+          <w:rFonts w:hint="eastAsia"/>
+          <w:lang w:eastAsia="ja-JP"/>
+        </w:rPr>
+        <w:t>しました。</w:t>
+      </w:r>
+    </w:p>
+  </w:comment>
+  <w:comment w:id="198" w:author="治輝 齋藤" w:date="2026-04-30T20:24:00Z" w:initials="治齋">
+    <w:p>
+      <w:pPr>
+        <w:pStyle w:val="af3"/>
+        <w:rPr>
+          <w:lang w:eastAsia="ja-JP"/>
+        </w:rPr>
+      </w:pPr>
+      <w:r>
+        <w:rPr>
+          <w:rStyle w:val="af2"/>
+        </w:rPr>
+        <w:annotationRef/>
+      </w:r>
+      <w:r>
+        <w:rPr>
+          <w:rFonts w:hint="eastAsia"/>
+          <w:lang w:eastAsia="ja-JP"/>
+        </w:rPr>
+        <w:t>（</w:t>
+      </w:r>
+      <w:r>
+        <w:rPr>
+          <w:lang w:eastAsia="ja-JP"/>
+        </w:rPr>
+        <w:t>寳澤</w:t>
+      </w:r>
+      <w:r>
+        <w:rPr>
+          <w:rFonts w:hint="eastAsia"/>
+          <w:lang w:eastAsia="ja-JP"/>
+        </w:rPr>
+        <w:t>先生コメント）</w:t>
+      </w:r>
+      <w:r>
+        <w:rPr>
+          <w:rFonts w:hint="eastAsia"/>
+          <w:lang w:eastAsia="ja-JP"/>
+        </w:rPr>
+        <w:t>年齢階級別手術表</w:t>
+      </w:r>
+      <w:r>
+        <w:rPr>
+          <w:rFonts w:hint="eastAsia"/>
+          <w:lang w:eastAsia="ja-JP"/>
+        </w:rPr>
+        <w:t>データ、</w:t>
+      </w:r>
+      <w:r>
+        <w:rPr>
+          <w:rFonts w:hint="eastAsia"/>
+          <w:lang w:eastAsia="ja-JP"/>
+        </w:rPr>
+        <w:t>2020</w:t>
+      </w:r>
+      <w:r>
+        <w:rPr>
+          <w:rFonts w:hint="eastAsia"/>
+          <w:lang w:eastAsia="ja-JP"/>
+        </w:rPr>
+        <w:t>年国勢調査の</w:t>
+      </w:r>
+      <w:r>
+        <w:rPr>
+          <w:rFonts w:hint="eastAsia"/>
+          <w:lang w:eastAsia="ja-JP"/>
+        </w:rPr>
+        <w:t>人口</w:t>
+      </w:r>
+      <w:r>
+        <w:rPr>
+          <w:rFonts w:hint="eastAsia"/>
+          <w:lang w:eastAsia="ja-JP"/>
+        </w:rPr>
+        <w:t>データ</w:t>
+      </w:r>
+      <w:r>
+        <w:rPr>
+          <w:rFonts w:hint="eastAsia"/>
+          <w:lang w:eastAsia="ja-JP"/>
+        </w:rPr>
+        <w:t>を用いた間接法</w:t>
+      </w:r>
+      <w:r>
+        <w:rPr>
+          <w:rFonts w:hint="eastAsia"/>
+          <w:lang w:eastAsia="ja-JP"/>
+        </w:rPr>
+        <w:t>SIR/ISR</w:t>
+      </w:r>
+      <w:r>
+        <w:rPr>
+          <w:rFonts w:hint="eastAsia"/>
+          <w:lang w:eastAsia="ja-JP"/>
+        </w:rPr>
+        <w:t>の感度分析手順（</w:t>
+      </w:r>
+      <w:r>
+        <w:rPr>
+          <w:rFonts w:hint="eastAsia"/>
+          <w:lang w:eastAsia="ja-JP"/>
+        </w:rPr>
+        <w:t>`0/5/9`</w:t>
+      </w:r>
+      <w:r>
+        <w:rPr>
+          <w:rFonts w:hint="eastAsia"/>
+          <w:lang w:eastAsia="ja-JP"/>
+        </w:rPr>
+        <w:t>シナリオ）を追記</w:t>
+      </w:r>
+      <w:r>
+        <w:rPr>
+          <w:rFonts w:hint="eastAsia"/>
+          <w:lang w:eastAsia="ja-JP"/>
+        </w:rPr>
+        <w:t>しました。</w:t>
+      </w:r>
+    </w:p>
+  </w:comment>
+  <w:comment w:id="218" w:author="山岸良匡" w:date="2026-05-18T19:23:00Z" w:initials="山">
+    <w:p>
+      <w:pPr>
+        <w:pStyle w:val="af3"/>
+        <w:rPr>
+          <w:lang w:eastAsia="ja-JP"/>
+        </w:rPr>
+      </w:pPr>
+      <w:r>
+        <w:rPr>
+          <w:rStyle w:val="af2"/>
+        </w:rPr>
+        <w:annotationRef/>
+      </w:r>
+      <w:r>
+        <w:rPr>
+          <w:rFonts w:hint="eastAsia"/>
+          <w:lang w:eastAsia="ja-JP"/>
+        </w:rPr>
+        <w:t>これは不要では？</w:t>
+      </w:r>
+    </w:p>
+  </w:comment>
+  <w:comment w:id="219" w:author="治輝 齋藤" w:date="2026-05-19T23:49:00Z" w:initials="治齋">
+    <w:p>
+      <w:pPr>
+        <w:pStyle w:val="af3"/>
+        <w:rPr>
+          <w:lang w:eastAsia="ja-JP"/>
+        </w:rPr>
+      </w:pPr>
+      <w:r>
+        <w:rPr>
+          <w:rStyle w:val="af2"/>
+        </w:rPr>
+        <w:annotationRef/>
+      </w:r>
+      <w:r>
+        <w:rPr>
+          <w:rFonts w:hint="eastAsia"/>
+          <w:lang w:eastAsia="ja-JP"/>
+        </w:rPr>
+        <w:t>該当部分について削除しました。</w:t>
+      </w:r>
+    </w:p>
+  </w:comment>
+  <w:comment w:id="226" w:author="治輝 齋藤" w:date="2026-05-20T12:48:00Z" w:initials="治齋">
+    <w:p>
+      <w:pPr>
+        <w:pStyle w:val="af3"/>
+        <w:rPr>
+          <w:rFonts w:hint="eastAsia"/>
+          <w:lang w:eastAsia="ja-JP"/>
+        </w:rPr>
+      </w:pPr>
+      <w:r>
+        <w:rPr>
+          <w:rStyle w:val="af2"/>
+        </w:rPr>
+        <w:annotationRef/>
+      </w:r>
+      <w:r>
+        <w:rPr>
+          <w:rFonts w:hint="eastAsia"/>
+          <w:lang w:eastAsia="ja-JP"/>
+        </w:rPr>
+        <w:t>（</w:t>
+      </w:r>
+      <w:r>
+        <w:rPr>
+          <w:rFonts w:hint="eastAsia"/>
+          <w:lang w:eastAsia="ja-JP"/>
+        </w:rPr>
+        <w:t>江口先生コメント⑤）</w:t>
+      </w:r>
+      <w:r>
+        <w:rPr>
+          <w:rFonts w:hint="eastAsia"/>
+          <w:lang w:eastAsia="ja-JP"/>
+        </w:rPr>
+        <w:t>「</w:t>
+      </w:r>
+      <w:r>
+        <w:rPr>
+          <w:rFonts w:hint="eastAsia"/>
+          <w:lang w:eastAsia="ja-JP"/>
+        </w:rPr>
+        <w:t>1.81</w:t>
+      </w:r>
+      <w:r>
+        <w:rPr>
+          <w:rFonts w:hint="eastAsia"/>
+          <w:lang w:eastAsia="ja-JP"/>
+        </w:rPr>
+        <w:t>度</w:t>
+      </w:r>
+      <w:r>
+        <w:rPr>
+          <w:rFonts w:hint="eastAsia"/>
+          <w:lang w:eastAsia="ja-JP"/>
+        </w:rPr>
+        <w:t xml:space="preserve"> </w:t>
+      </w:r>
+      <w:r>
+        <w:rPr>
+          <w:rFonts w:hint="eastAsia"/>
+          <w:lang w:eastAsia="ja-JP"/>
+        </w:rPr>
+        <w:t>（</w:t>
+      </w:r>
+      <w:r>
+        <w:rPr>
+          <w:rFonts w:hint="eastAsia"/>
+          <w:lang w:eastAsia="ja-JP"/>
+        </w:rPr>
+        <w:t>茨城</w:t>
+      </w:r>
+      <w:r>
+        <w:rPr>
+          <w:rFonts w:hint="eastAsia"/>
+          <w:lang w:eastAsia="ja-JP"/>
+        </w:rPr>
+        <w:t>県）、</w:t>
+      </w:r>
+      <w:r>
+        <w:rPr>
+          <w:rFonts w:hint="eastAsia"/>
+          <w:lang w:eastAsia="ja-JP"/>
+        </w:rPr>
+        <w:t>15.43</w:t>
+      </w:r>
+      <w:r>
+        <w:rPr>
+          <w:rFonts w:hint="eastAsia"/>
+          <w:lang w:eastAsia="ja-JP"/>
+        </w:rPr>
+        <w:t>度</w:t>
+      </w:r>
+      <w:r>
+        <w:rPr>
+          <w:rFonts w:hint="eastAsia"/>
+          <w:lang w:eastAsia="ja-JP"/>
+        </w:rPr>
+        <w:t xml:space="preserve"> </w:t>
+      </w:r>
+      <w:r>
+        <w:rPr>
+          <w:rFonts w:hint="eastAsia"/>
+          <w:lang w:eastAsia="ja-JP"/>
+        </w:rPr>
+        <w:t>（</w:t>
+      </w:r>
+      <w:r>
+        <w:rPr>
+          <w:rFonts w:hint="eastAsia"/>
+          <w:lang w:eastAsia="ja-JP"/>
+        </w:rPr>
+        <w:t>新潟</w:t>
+      </w:r>
+      <w:r>
+        <w:rPr>
+          <w:rFonts w:hint="eastAsia"/>
+          <w:lang w:eastAsia="ja-JP"/>
+        </w:rPr>
+        <w:t>県）」</w:t>
+      </w:r>
+      <w:r>
+        <w:rPr>
+          <w:rFonts w:hint="eastAsia"/>
+          <w:lang w:eastAsia="ja-JP"/>
+        </w:rPr>
+        <w:t>と、実際の都道府県例を示しました。</w:t>
+      </w:r>
+      <w:r>
+        <w:rPr>
+          <w:rFonts w:hint="eastAsia"/>
+          <w:lang w:eastAsia="ja-JP"/>
+        </w:rPr>
+        <w:t>Abstract</w:t>
+      </w:r>
+      <w:r>
+        <w:rPr>
+          <w:rFonts w:hint="eastAsia"/>
+          <w:lang w:eastAsia="ja-JP"/>
+        </w:rPr>
+        <w:t>についても同様に修正しました。</w:t>
+      </w:r>
+    </w:p>
+  </w:comment>
+  <w:comment w:id="240" w:author="山岸良匡" w:date="2026-05-18T19:28:00Z" w:initials="山">
+    <w:p>
+      <w:pPr>
+        <w:pStyle w:val="af3"/>
+        <w:rPr>
+          <w:lang w:eastAsia="ja-JP"/>
+        </w:rPr>
+      </w:pPr>
+      <w:r>
+        <w:rPr>
+          <w:rStyle w:val="af2"/>
+        </w:rPr>
+        <w:annotationRef/>
+      </w:r>
+      <w:r>
+        <w:rPr>
+          <w:lang w:eastAsia="ja-JP"/>
+        </w:rPr>
+        <w:t>rate</w:t>
+      </w:r>
+      <w:r>
+        <w:rPr>
+          <w:rFonts w:hint="eastAsia"/>
+          <w:lang w:eastAsia="ja-JP"/>
+        </w:rPr>
+        <w:t>という単語は、疫学では、単位時間当たりを含む概念なので、単に割合を意味するなら</w:t>
+      </w:r>
+      <w:proofErr w:type="spellStart"/>
+      <w:r>
+        <w:rPr>
+          <w:lang w:eastAsia="ja-JP"/>
+        </w:rPr>
+        <w:t>proprotion</w:t>
+      </w:r>
+      <w:proofErr w:type="spellEnd"/>
+      <w:r>
+        <w:rPr>
+          <w:rFonts w:hint="eastAsia"/>
+          <w:lang w:eastAsia="ja-JP"/>
+        </w:rPr>
+        <w:t>の方がいい。ほかも同様です。</w:t>
+      </w:r>
+    </w:p>
+  </w:comment>
+  <w:comment w:id="241" w:author="治輝 齋藤" w:date="2026-05-19T23:27:00Z" w:initials="治齋">
+    <w:p>
+      <w:pPr>
+        <w:pStyle w:val="af3"/>
+        <w:rPr>
+          <w:lang w:eastAsia="ja-JP"/>
+        </w:rPr>
+      </w:pPr>
+      <w:r>
+        <w:rPr>
+          <w:rStyle w:val="af2"/>
+        </w:rPr>
+        <w:annotationRef/>
+      </w:r>
+      <w:r>
+        <w:rPr>
+          <w:rFonts w:hint="eastAsia"/>
+          <w:lang w:eastAsia="ja-JP"/>
+        </w:rPr>
+        <w:t>割合を意味する部分について、</w:t>
+      </w:r>
+      <w:r>
+        <w:rPr>
+          <w:rFonts w:hint="eastAsia"/>
+          <w:lang w:eastAsia="ja-JP"/>
+        </w:rPr>
+        <w:t xml:space="preserve">rate </w:t>
+      </w:r>
+      <w:r>
+        <w:rPr>
+          <w:rFonts w:hint="eastAsia"/>
+          <w:lang w:eastAsia="ja-JP"/>
+        </w:rPr>
         <w:t>→</w:t>
       </w:r>
       <w:r>
@@ -15526,24 +16234,18 @@
           <w:rFonts w:hint="eastAsia"/>
           <w:lang w:eastAsia="ja-JP"/>
         </w:rPr>
-        <w:t xml:space="preserve"> </w:t>
-      </w:r>
-      <w:r>
-        <w:rPr>
-          <w:lang w:eastAsia="ja-JP"/>
-        </w:rPr>
-        <w:t>terrain–fracture surgery relationship</w:t>
-      </w:r>
-      <w:r>
-        <w:rPr>
-          <w:rFonts w:hint="eastAsia"/>
-          <w:lang w:eastAsia="ja-JP"/>
-        </w:rPr>
-        <w:t>に修正しました。</w:t>
+        <w:t xml:space="preserve"> proportion</w:t>
+      </w:r>
+      <w:r>
+        <w:rPr>
+          <w:rFonts w:hint="eastAsia"/>
+          <w:lang w:eastAsia="ja-JP"/>
+        </w:rPr>
+        <w:t>に修正しました。他の箇所も同様です。</w:t>
       </w:r>
     </w:p>
   </w:comment>
-  <w:comment w:id="126" w:author="治輝 齋藤" w:date="2026-05-19T20:47:00Z" w:initials="治齋">
+  <w:comment w:id="245" w:author="山岸良匡" w:date="2026-05-18T19:31:00Z" w:initials="山">
     <w:p>
       <w:pPr>
         <w:pStyle w:val="af3"/>
@@ -15562,29 +16264,36 @@
           <w:rFonts w:hint="eastAsia"/>
           <w:lang w:eastAsia="ja-JP"/>
         </w:rPr>
-        <w:t>（江口先生コメント①）</w:t>
-      </w:r>
-      <w:r>
-        <w:rPr>
-          <w:rFonts w:hint="eastAsia"/>
-          <w:lang w:eastAsia="ja-JP"/>
-        </w:rPr>
-        <w:t>骨折と骨折手術率の区別を整理</w:t>
-      </w:r>
-      <w:r>
-        <w:rPr>
-          <w:rFonts w:hint="eastAsia"/>
-          <w:lang w:eastAsia="ja-JP"/>
-        </w:rPr>
-        <w:t>する旨について、記載を修正しました。</w:t>
+        <w:t>これは</w:t>
+      </w:r>
+      <w:r>
+        <w:rPr>
+          <w:rFonts w:hint="eastAsia"/>
+          <w:lang w:eastAsia="ja-JP"/>
+        </w:rPr>
+        <w:t>Table</w:t>
+      </w:r>
+      <w:r>
+        <w:rPr>
+          <w:lang w:eastAsia="ja-JP"/>
+        </w:rPr>
+        <w:t>2</w:t>
+      </w:r>
+      <w:r>
+        <w:rPr>
+          <w:rFonts w:hint="eastAsia"/>
+          <w:lang w:eastAsia="ja-JP"/>
+        </w:rPr>
+        <w:t>と何が違いますか？どちらかだけでいいのでは？</w:t>
       </w:r>
     </w:p>
   </w:comment>
-  <w:comment w:id="144" w:author="治輝 齋藤" w:date="2026-05-19T20:54:00Z" w:initials="治齋">
+  <w:comment w:id="246" w:author="治輝 齋藤" w:date="2026-05-20T08:46:00Z" w:initials="治齋">
     <w:p>
       <w:pPr>
         <w:pStyle w:val="af3"/>
         <w:rPr>
+          <w:rFonts w:hint="eastAsia"/>
           <w:lang w:eastAsia="ja-JP"/>
         </w:rPr>
       </w:pPr>
@@ -15599,6 +16308,36 @@
           <w:rFonts w:hint="eastAsia"/>
           <w:lang w:eastAsia="ja-JP"/>
         </w:rPr>
+        <w:t>Table 2</w:t>
+      </w:r>
+      <w:r>
+        <w:rPr>
+          <w:rFonts w:hint="eastAsia"/>
+          <w:lang w:eastAsia="ja-JP"/>
+        </w:rPr>
+        <w:t>について、削除の方針としました。</w:t>
+      </w:r>
+    </w:p>
+  </w:comment>
+  <w:comment w:id="259" w:author="治輝 齋藤" w:date="2026-05-20T08:53:00Z" w:initials="治齋">
+    <w:p>
+      <w:pPr>
+        <w:pStyle w:val="af3"/>
+        <w:rPr>
+          <w:lang w:eastAsia="ja-JP"/>
+        </w:rPr>
+      </w:pPr>
+      <w:r>
+        <w:rPr>
+          <w:rStyle w:val="af2"/>
+        </w:rPr>
+        <w:annotationRef/>
+      </w:r>
+      <w:r>
+        <w:rPr>
+          <w:rFonts w:hint="eastAsia"/>
+          <w:lang w:eastAsia="ja-JP"/>
+        </w:rPr>
         <w:t>（</w:t>
       </w:r>
       <w:r>
@@ -15606,25 +16345,69 @@
           <w:rFonts w:hint="eastAsia"/>
           <w:lang w:eastAsia="ja-JP"/>
         </w:rPr>
-        <w:t>江口先生コメント①）</w:t>
-      </w:r>
-      <w:r>
-        <w:rPr>
-          <w:rFonts w:hint="eastAsia"/>
-          <w:lang w:eastAsia="ja-JP"/>
-        </w:rPr>
-        <w:t>大腿骨近位部骨折手術率データを用いて検討している</w:t>
-      </w:r>
-      <w:r>
-        <w:rPr>
-          <w:rFonts w:hint="eastAsia"/>
-          <w:lang w:eastAsia="ja-JP"/>
-        </w:rPr>
-        <w:t>旨について記載を加え、全体の表現を修正しました。</w:t>
+        <w:t>江口先生コメント⑥）</w:t>
+      </w:r>
+      <w:r>
+        <w:rPr>
+          <w:rFonts w:hint="eastAsia"/>
+          <w:lang w:eastAsia="ja-JP"/>
+        </w:rPr>
+        <w:t>「地形傾斜と速歩割合は弱い負の相関を示した（</w:t>
+      </w:r>
+      <w:r>
+        <w:rPr>
+          <w:rFonts w:hint="eastAsia"/>
+          <w:lang w:eastAsia="ja-JP"/>
+        </w:rPr>
+        <w:t xml:space="preserve">r = </w:t>
+      </w:r>
+      <w:r>
+        <w:rPr>
+          <w:rFonts w:hint="eastAsia"/>
+          <w:lang w:eastAsia="ja-JP"/>
+        </w:rPr>
+        <w:t>－</w:t>
+      </w:r>
+      <w:r>
+        <w:rPr>
+          <w:rFonts w:hint="eastAsia"/>
+          <w:lang w:eastAsia="ja-JP"/>
+        </w:rPr>
+        <w:t>0.264</w:t>
+      </w:r>
+      <w:r>
+        <w:rPr>
+          <w:rFonts w:hint="eastAsia"/>
+          <w:lang w:eastAsia="ja-JP"/>
+        </w:rPr>
+        <w:t>）」について、</w:t>
+      </w:r>
+      <w:proofErr w:type="gramStart"/>
+      <w:r>
+        <w:rPr>
+          <w:rFonts w:hint="eastAsia"/>
+          <w:lang w:eastAsia="ja-JP"/>
+        </w:rPr>
+        <w:t>p</w:t>
+      </w:r>
+      <w:proofErr w:type="gramEnd"/>
+      <w:r>
+        <w:rPr>
+          <w:rFonts w:hint="eastAsia"/>
+          <w:lang w:eastAsia="ja-JP"/>
+        </w:rPr>
+        <w:t>値</w:t>
+      </w:r>
+      <w:r>
+        <w:rPr>
+          <w:rFonts w:hint="eastAsia"/>
+          <w:lang w:eastAsia="ja-JP"/>
+        </w:rPr>
+        <w:t>を追記しました。</w:t>
       </w:r>
     </w:p>
   </w:comment>
-  <w:comment w:id="173" w:author="山岸良匡" w:date="2026-05-18T19:19:00Z" w:initials="山">
+  <w:comment w:id="282" w:author="山岸良匡" w:date="2026-05-18T19:35:00Z" w:initials="山">
     <w:p>
       <w:pPr>
         <w:pStyle w:val="af3"/>
@@ -15643,28 +16426,16 @@
           <w:rFonts w:hint="eastAsia"/>
           <w:lang w:eastAsia="ja-JP"/>
         </w:rPr>
-        <w:t>老年人口割合のことですか？この書き方だと１年間にどれだけ高齢化が進んだかの指標のように見える。</w:t>
-      </w:r>
-      <w:r>
-        <w:rPr>
-          <w:lang w:eastAsia="ja-JP"/>
-        </w:rPr>
-        <w:t>proportion of individuals aged ≥65 years</w:t>
-      </w:r>
-      <w:r>
-        <w:rPr>
-          <w:rFonts w:hint="eastAsia"/>
-          <w:lang w:eastAsia="ja-JP"/>
-        </w:rPr>
-        <w:t>だけでいいのでは？</w:t>
+        <w:t>これは必要ですか？</w:t>
       </w:r>
     </w:p>
   </w:comment>
-  <w:comment w:id="174" w:author="治輝 齋藤" w:date="2026-05-19T23:04:00Z" w:initials="治齋">
+  <w:comment w:id="283" w:author="治輝 齋藤" w:date="2026-05-20T09:01:00Z" w:initials="治齋">
     <w:p>
       <w:pPr>
         <w:pStyle w:val="af3"/>
         <w:rPr>
+          <w:rFonts w:hint="eastAsia"/>
           <w:lang w:eastAsia="ja-JP"/>
         </w:rPr>
       </w:pPr>
@@ -15676,742 +16447,14 @@
       </w:r>
       <w:r>
         <w:rPr>
-          <w:lang w:eastAsia="ja-JP"/>
-        </w:rPr>
-        <w:t>proportion of individuals aged ≥65 years</w:t>
-      </w:r>
-      <w:r>
-        <w:rPr>
-          <w:rFonts w:hint="eastAsia"/>
-          <w:lang w:eastAsia="ja-JP"/>
-        </w:rPr>
-        <w:t xml:space="preserve"> </w:t>
-      </w:r>
-      <w:r>
-        <w:rPr>
-          <w:rFonts w:hint="eastAsia"/>
-          <w:lang w:eastAsia="ja-JP"/>
-        </w:rPr>
-        <w:t>のみの記載に修正しました。</w:t>
+          <w:rFonts w:hint="eastAsia"/>
+          <w:lang w:eastAsia="ja-JP"/>
+        </w:rPr>
+        <w:t>該当部分について、削除しました。</w:t>
       </w:r>
     </w:p>
   </w:comment>
-  <w:comment w:id="187" w:author="治輝 齋藤" w:date="2026-04-30T18:01:00Z" w:initials="治齋">
-    <w:p>
-      <w:pPr>
-        <w:pStyle w:val="af3"/>
-        <w:rPr>
-          <w:lang w:eastAsia="ja-JP"/>
-        </w:rPr>
-      </w:pPr>
-      <w:r>
-        <w:rPr>
-          <w:rStyle w:val="af2"/>
-        </w:rPr>
-        <w:annotationRef/>
-      </w:r>
-      <w:r>
-        <w:rPr>
-          <w:rFonts w:hint="eastAsia"/>
-          <w:lang w:eastAsia="ja-JP"/>
-        </w:rPr>
-        <w:t>（佐藤先生コメント①）</w:t>
-      </w:r>
-      <w:r>
-        <w:rPr>
-          <w:rFonts w:hint="eastAsia"/>
-          <w:lang w:eastAsia="ja-JP"/>
-        </w:rPr>
-        <w:t>完全な媒介因子として考えることは難しいので、交絡因子として処理する</w:t>
-      </w:r>
-      <w:r>
-        <w:rPr>
-          <w:rFonts w:hint="eastAsia"/>
-          <w:lang w:eastAsia="ja-JP"/>
-        </w:rPr>
-        <w:t>旨を記載しました。</w:t>
-      </w:r>
-    </w:p>
-  </w:comment>
-  <w:comment w:id="194" w:author="治輝 齋藤" w:date="2026-04-30T18:02:00Z" w:initials="治齋">
-    <w:p>
-      <w:pPr>
-        <w:pStyle w:val="af3"/>
-        <w:rPr>
-          <w:lang w:eastAsia="ja-JP"/>
-        </w:rPr>
-      </w:pPr>
-      <w:r>
-        <w:rPr>
-          <w:rStyle w:val="af2"/>
-        </w:rPr>
-        <w:annotationRef/>
-      </w:r>
-      <w:r>
-        <w:rPr>
-          <w:rFonts w:hint="eastAsia"/>
-          <w:lang w:eastAsia="ja-JP"/>
-        </w:rPr>
-        <w:t>（</w:t>
-      </w:r>
-      <w:r>
-        <w:rPr>
-          <w:rFonts w:hint="eastAsia"/>
-          <w:lang w:eastAsia="ja-JP"/>
-        </w:rPr>
-        <w:t>佐藤先生コメント②）</w:t>
-      </w:r>
-      <w:r>
-        <w:rPr>
-          <w:rFonts w:hint="eastAsia"/>
-          <w:lang w:eastAsia="ja-JP"/>
-        </w:rPr>
-        <w:t>N=47</w:t>
-      </w:r>
-      <w:r>
-        <w:rPr>
-          <w:rFonts w:hint="eastAsia"/>
-          <w:lang w:eastAsia="ja-JP"/>
-        </w:rPr>
-        <w:t>での係数安定性・多重共線性診断を確認し</w:t>
-      </w:r>
-      <w:r>
-        <w:rPr>
-          <w:rFonts w:hint="eastAsia"/>
-          <w:lang w:eastAsia="ja-JP"/>
-        </w:rPr>
-        <w:t>、</w:t>
-      </w:r>
-      <w:r>
-        <w:rPr>
-          <w:rFonts w:hint="eastAsia"/>
-          <w:lang w:eastAsia="ja-JP"/>
-        </w:rPr>
-        <w:t>慎重解釈する旨を追記</w:t>
-      </w:r>
-      <w:r>
-        <w:rPr>
-          <w:rFonts w:hint="eastAsia"/>
-          <w:lang w:eastAsia="ja-JP"/>
-        </w:rPr>
-        <w:t>しました。</w:t>
-      </w:r>
-    </w:p>
-  </w:comment>
-  <w:comment w:id="196" w:author="治輝 齋藤" w:date="2026-04-30T20:24:00Z" w:initials="治齋">
-    <w:p>
-      <w:pPr>
-        <w:pStyle w:val="af3"/>
-        <w:rPr>
-          <w:lang w:eastAsia="ja-JP"/>
-        </w:rPr>
-      </w:pPr>
-      <w:r>
-        <w:rPr>
-          <w:rStyle w:val="af2"/>
-        </w:rPr>
-        <w:annotationRef/>
-      </w:r>
-      <w:r>
-        <w:rPr>
-          <w:rFonts w:hint="eastAsia"/>
-          <w:lang w:eastAsia="ja-JP"/>
-        </w:rPr>
-        <w:t>（</w:t>
-      </w:r>
-      <w:r>
-        <w:rPr>
-          <w:lang w:eastAsia="ja-JP"/>
-        </w:rPr>
-        <w:t>寳澤</w:t>
-      </w:r>
-      <w:r>
-        <w:rPr>
-          <w:rFonts w:hint="eastAsia"/>
-          <w:lang w:eastAsia="ja-JP"/>
-        </w:rPr>
-        <w:t>先生コメント）</w:t>
-      </w:r>
-      <w:r>
-        <w:rPr>
-          <w:rFonts w:hint="eastAsia"/>
-          <w:lang w:eastAsia="ja-JP"/>
-        </w:rPr>
-        <w:t>年齢階級別手術表</w:t>
-      </w:r>
-      <w:r>
-        <w:rPr>
-          <w:rFonts w:hint="eastAsia"/>
-          <w:lang w:eastAsia="ja-JP"/>
-        </w:rPr>
-        <w:t>データ、</w:t>
-      </w:r>
-      <w:r>
-        <w:rPr>
-          <w:rFonts w:hint="eastAsia"/>
-          <w:lang w:eastAsia="ja-JP"/>
-        </w:rPr>
-        <w:t>2020</w:t>
-      </w:r>
-      <w:r>
-        <w:rPr>
-          <w:rFonts w:hint="eastAsia"/>
-          <w:lang w:eastAsia="ja-JP"/>
-        </w:rPr>
-        <w:t>年国勢調査の</w:t>
-      </w:r>
-      <w:r>
-        <w:rPr>
-          <w:rFonts w:hint="eastAsia"/>
-          <w:lang w:eastAsia="ja-JP"/>
-        </w:rPr>
-        <w:t>人口</w:t>
-      </w:r>
-      <w:r>
-        <w:rPr>
-          <w:rFonts w:hint="eastAsia"/>
-          <w:lang w:eastAsia="ja-JP"/>
-        </w:rPr>
-        <w:t>データ</w:t>
-      </w:r>
-      <w:r>
-        <w:rPr>
-          <w:rFonts w:hint="eastAsia"/>
-          <w:lang w:eastAsia="ja-JP"/>
-        </w:rPr>
-        <w:t>を用いた間接法</w:t>
-      </w:r>
-      <w:r>
-        <w:rPr>
-          <w:rFonts w:hint="eastAsia"/>
-          <w:lang w:eastAsia="ja-JP"/>
-        </w:rPr>
-        <w:t>SIR/ISR</w:t>
-      </w:r>
-      <w:r>
-        <w:rPr>
-          <w:rFonts w:hint="eastAsia"/>
-          <w:lang w:eastAsia="ja-JP"/>
-        </w:rPr>
-        <w:t>の感度分析手順（</w:t>
-      </w:r>
-      <w:r>
-        <w:rPr>
-          <w:rFonts w:hint="eastAsia"/>
-          <w:lang w:eastAsia="ja-JP"/>
-        </w:rPr>
-        <w:t>`0/5/9`</w:t>
-      </w:r>
-      <w:r>
-        <w:rPr>
-          <w:rFonts w:hint="eastAsia"/>
-          <w:lang w:eastAsia="ja-JP"/>
-        </w:rPr>
-        <w:t>シナリオ）を追記</w:t>
-      </w:r>
-      <w:r>
-        <w:rPr>
-          <w:rFonts w:hint="eastAsia"/>
-          <w:lang w:eastAsia="ja-JP"/>
-        </w:rPr>
-        <w:t>しました。</w:t>
-      </w:r>
-    </w:p>
-  </w:comment>
-  <w:comment w:id="216" w:author="山岸良匡" w:date="2026-05-18T19:23:00Z" w:initials="山">
-    <w:p>
-      <w:pPr>
-        <w:pStyle w:val="af3"/>
-        <w:rPr>
-          <w:lang w:eastAsia="ja-JP"/>
-        </w:rPr>
-      </w:pPr>
-      <w:r>
-        <w:rPr>
-          <w:rStyle w:val="af2"/>
-        </w:rPr>
-        <w:annotationRef/>
-      </w:r>
-      <w:r>
-        <w:rPr>
-          <w:rFonts w:hint="eastAsia"/>
-          <w:lang w:eastAsia="ja-JP"/>
-        </w:rPr>
-        <w:t>これは不要では？</w:t>
-      </w:r>
-    </w:p>
-  </w:comment>
-  <w:comment w:id="217" w:author="治輝 齋藤" w:date="2026-05-19T23:49:00Z" w:initials="治齋">
-    <w:p>
-      <w:pPr>
-        <w:pStyle w:val="af3"/>
-        <w:rPr>
-          <w:lang w:eastAsia="ja-JP"/>
-        </w:rPr>
-      </w:pPr>
-      <w:r>
-        <w:rPr>
-          <w:rStyle w:val="af2"/>
-        </w:rPr>
-        <w:annotationRef/>
-      </w:r>
-      <w:r>
-        <w:rPr>
-          <w:rFonts w:hint="eastAsia"/>
-          <w:lang w:eastAsia="ja-JP"/>
-        </w:rPr>
-        <w:t>該当部分について削除しました。</w:t>
-      </w:r>
-    </w:p>
-  </w:comment>
-  <w:comment w:id="224" w:author="治輝 齋藤" w:date="2026-05-20T12:48:00Z" w:initials="治齋">
-    <w:p>
-      <w:pPr>
-        <w:pStyle w:val="af3"/>
-        <w:rPr>
-          <w:rFonts w:hint="eastAsia"/>
-          <w:lang w:eastAsia="ja-JP"/>
-        </w:rPr>
-      </w:pPr>
-      <w:r>
-        <w:rPr>
-          <w:rStyle w:val="af2"/>
-        </w:rPr>
-        <w:annotationRef/>
-      </w:r>
-      <w:r>
-        <w:rPr>
-          <w:rFonts w:hint="eastAsia"/>
-          <w:lang w:eastAsia="ja-JP"/>
-        </w:rPr>
-        <w:t>（</w:t>
-      </w:r>
-      <w:r>
-        <w:rPr>
-          <w:rFonts w:hint="eastAsia"/>
-          <w:lang w:eastAsia="ja-JP"/>
-        </w:rPr>
-        <w:t>江口先生コメント⑤）</w:t>
-      </w:r>
-      <w:r>
-        <w:rPr>
-          <w:rFonts w:hint="eastAsia"/>
-          <w:lang w:eastAsia="ja-JP"/>
-        </w:rPr>
-        <w:t>「</w:t>
-      </w:r>
-      <w:r>
-        <w:rPr>
-          <w:rFonts w:hint="eastAsia"/>
-          <w:lang w:eastAsia="ja-JP"/>
-        </w:rPr>
-        <w:t>1.81</w:t>
-      </w:r>
-      <w:r>
-        <w:rPr>
-          <w:rFonts w:hint="eastAsia"/>
-          <w:lang w:eastAsia="ja-JP"/>
-        </w:rPr>
-        <w:t>度</w:t>
-      </w:r>
-      <w:r>
-        <w:rPr>
-          <w:rFonts w:hint="eastAsia"/>
-          <w:lang w:eastAsia="ja-JP"/>
-        </w:rPr>
-        <w:t xml:space="preserve"> </w:t>
-      </w:r>
-      <w:r>
-        <w:rPr>
-          <w:rFonts w:hint="eastAsia"/>
-          <w:lang w:eastAsia="ja-JP"/>
-        </w:rPr>
-        <w:t>（</w:t>
-      </w:r>
-      <w:r>
-        <w:rPr>
-          <w:rFonts w:hint="eastAsia"/>
-          <w:lang w:eastAsia="ja-JP"/>
-        </w:rPr>
-        <w:t>茨城</w:t>
-      </w:r>
-      <w:r>
-        <w:rPr>
-          <w:rFonts w:hint="eastAsia"/>
-          <w:lang w:eastAsia="ja-JP"/>
-        </w:rPr>
-        <w:t>県）、</w:t>
-      </w:r>
-      <w:r>
-        <w:rPr>
-          <w:rFonts w:hint="eastAsia"/>
-          <w:lang w:eastAsia="ja-JP"/>
-        </w:rPr>
-        <w:t>15.43</w:t>
-      </w:r>
-      <w:r>
-        <w:rPr>
-          <w:rFonts w:hint="eastAsia"/>
-          <w:lang w:eastAsia="ja-JP"/>
-        </w:rPr>
-        <w:t>度</w:t>
-      </w:r>
-      <w:r>
-        <w:rPr>
-          <w:rFonts w:hint="eastAsia"/>
-          <w:lang w:eastAsia="ja-JP"/>
-        </w:rPr>
-        <w:t xml:space="preserve"> </w:t>
-      </w:r>
-      <w:r>
-        <w:rPr>
-          <w:rFonts w:hint="eastAsia"/>
-          <w:lang w:eastAsia="ja-JP"/>
-        </w:rPr>
-        <w:t>（</w:t>
-      </w:r>
-      <w:r>
-        <w:rPr>
-          <w:rFonts w:hint="eastAsia"/>
-          <w:lang w:eastAsia="ja-JP"/>
-        </w:rPr>
-        <w:t>新潟</w:t>
-      </w:r>
-      <w:r>
-        <w:rPr>
-          <w:rFonts w:hint="eastAsia"/>
-          <w:lang w:eastAsia="ja-JP"/>
-        </w:rPr>
-        <w:t>県）」</w:t>
-      </w:r>
-      <w:r>
-        <w:rPr>
-          <w:rFonts w:hint="eastAsia"/>
-          <w:lang w:eastAsia="ja-JP"/>
-        </w:rPr>
-        <w:t>と、実際の都道府県例を示しました。</w:t>
-      </w:r>
-      <w:r>
-        <w:rPr>
-          <w:rFonts w:hint="eastAsia"/>
-          <w:lang w:eastAsia="ja-JP"/>
-        </w:rPr>
-        <w:t>Abstract</w:t>
-      </w:r>
-      <w:r>
-        <w:rPr>
-          <w:rFonts w:hint="eastAsia"/>
-          <w:lang w:eastAsia="ja-JP"/>
-        </w:rPr>
-        <w:t>についても同様に修正しました。</w:t>
-      </w:r>
-    </w:p>
-  </w:comment>
-  <w:comment w:id="238" w:author="山岸良匡" w:date="2026-05-18T19:28:00Z" w:initials="山">
-    <w:p>
-      <w:pPr>
-        <w:pStyle w:val="af3"/>
-        <w:rPr>
-          <w:lang w:eastAsia="ja-JP"/>
-        </w:rPr>
-      </w:pPr>
-      <w:r>
-        <w:rPr>
-          <w:rStyle w:val="af2"/>
-        </w:rPr>
-        <w:annotationRef/>
-      </w:r>
-      <w:r>
-        <w:rPr>
-          <w:lang w:eastAsia="ja-JP"/>
-        </w:rPr>
-        <w:t>rate</w:t>
-      </w:r>
-      <w:r>
-        <w:rPr>
-          <w:rFonts w:hint="eastAsia"/>
-          <w:lang w:eastAsia="ja-JP"/>
-        </w:rPr>
-        <w:t>という単語は、疫学では、単位時間当たりを含む概念なので、単に割合を意味するなら</w:t>
-      </w:r>
-      <w:proofErr w:type="spellStart"/>
-      <w:r>
-        <w:rPr>
-          <w:lang w:eastAsia="ja-JP"/>
-        </w:rPr>
-        <w:t>proprotion</w:t>
-      </w:r>
-      <w:proofErr w:type="spellEnd"/>
-      <w:r>
-        <w:rPr>
-          <w:rFonts w:hint="eastAsia"/>
-          <w:lang w:eastAsia="ja-JP"/>
-        </w:rPr>
-        <w:t>の方がいい。ほかも同様です。</w:t>
-      </w:r>
-    </w:p>
-  </w:comment>
-  <w:comment w:id="239" w:author="治輝 齋藤" w:date="2026-05-19T23:27:00Z" w:initials="治齋">
-    <w:p>
-      <w:pPr>
-        <w:pStyle w:val="af3"/>
-        <w:rPr>
-          <w:lang w:eastAsia="ja-JP"/>
-        </w:rPr>
-      </w:pPr>
-      <w:r>
-        <w:rPr>
-          <w:rStyle w:val="af2"/>
-        </w:rPr>
-        <w:annotationRef/>
-      </w:r>
-      <w:r>
-        <w:rPr>
-          <w:rFonts w:hint="eastAsia"/>
-          <w:lang w:eastAsia="ja-JP"/>
-        </w:rPr>
-        <w:t>割合を意味する部分について、</w:t>
-      </w:r>
-      <w:r>
-        <w:rPr>
-          <w:rFonts w:hint="eastAsia"/>
-          <w:lang w:eastAsia="ja-JP"/>
-        </w:rPr>
-        <w:t xml:space="preserve">rate </w:t>
-      </w:r>
-      <w:r>
-        <w:rPr>
-          <w:rFonts w:hint="eastAsia"/>
-          <w:lang w:eastAsia="ja-JP"/>
-        </w:rPr>
-        <w:t>→</w:t>
-      </w:r>
-      <w:r>
-        <w:rPr>
-          <w:rFonts w:hint="eastAsia"/>
-          <w:lang w:eastAsia="ja-JP"/>
-        </w:rPr>
-        <w:t xml:space="preserve"> proportion</w:t>
-      </w:r>
-      <w:r>
-        <w:rPr>
-          <w:rFonts w:hint="eastAsia"/>
-          <w:lang w:eastAsia="ja-JP"/>
-        </w:rPr>
-        <w:t>に修正しました。他の箇所も同様です。</w:t>
-      </w:r>
-    </w:p>
-  </w:comment>
-  <w:comment w:id="243" w:author="山岸良匡" w:date="2026-05-18T19:31:00Z" w:initials="山">
-    <w:p>
-      <w:pPr>
-        <w:pStyle w:val="af3"/>
-        <w:rPr>
-          <w:lang w:eastAsia="ja-JP"/>
-        </w:rPr>
-      </w:pPr>
-      <w:r>
-        <w:rPr>
-          <w:rStyle w:val="af2"/>
-        </w:rPr>
-        <w:annotationRef/>
-      </w:r>
-      <w:r>
-        <w:rPr>
-          <w:rFonts w:hint="eastAsia"/>
-          <w:lang w:eastAsia="ja-JP"/>
-        </w:rPr>
-        <w:t>これは</w:t>
-      </w:r>
-      <w:r>
-        <w:rPr>
-          <w:rFonts w:hint="eastAsia"/>
-          <w:lang w:eastAsia="ja-JP"/>
-        </w:rPr>
-        <w:t>Table</w:t>
-      </w:r>
-      <w:r>
-        <w:rPr>
-          <w:lang w:eastAsia="ja-JP"/>
-        </w:rPr>
-        <w:t>2</w:t>
-      </w:r>
-      <w:r>
-        <w:rPr>
-          <w:rFonts w:hint="eastAsia"/>
-          <w:lang w:eastAsia="ja-JP"/>
-        </w:rPr>
-        <w:t>と何が違いますか？どちらかだけでいいのでは？</w:t>
-      </w:r>
-    </w:p>
-  </w:comment>
-  <w:comment w:id="244" w:author="治輝 齋藤" w:date="2026-05-20T08:46:00Z" w:initials="治齋">
-    <w:p>
-      <w:pPr>
-        <w:pStyle w:val="af3"/>
-        <w:rPr>
-          <w:rFonts w:hint="eastAsia"/>
-          <w:lang w:eastAsia="ja-JP"/>
-        </w:rPr>
-      </w:pPr>
-      <w:r>
-        <w:rPr>
-          <w:rStyle w:val="af2"/>
-        </w:rPr>
-        <w:annotationRef/>
-      </w:r>
-      <w:r>
-        <w:rPr>
-          <w:rFonts w:hint="eastAsia"/>
-          <w:lang w:eastAsia="ja-JP"/>
-        </w:rPr>
-        <w:t>Table 2</w:t>
-      </w:r>
-      <w:r>
-        <w:rPr>
-          <w:rFonts w:hint="eastAsia"/>
-          <w:lang w:eastAsia="ja-JP"/>
-        </w:rPr>
-        <w:t>について、削除の方針としました。</w:t>
-      </w:r>
-    </w:p>
-  </w:comment>
-  <w:comment w:id="257" w:author="治輝 齋藤" w:date="2026-05-20T08:53:00Z" w:initials="治齋">
-    <w:p>
-      <w:pPr>
-        <w:pStyle w:val="af3"/>
-        <w:rPr>
-          <w:lang w:eastAsia="ja-JP"/>
-        </w:rPr>
-      </w:pPr>
-      <w:r>
-        <w:rPr>
-          <w:rStyle w:val="af2"/>
-        </w:rPr>
-        <w:annotationRef/>
-      </w:r>
-      <w:r>
-        <w:rPr>
-          <w:rFonts w:hint="eastAsia"/>
-          <w:lang w:eastAsia="ja-JP"/>
-        </w:rPr>
-        <w:t>（</w:t>
-      </w:r>
-      <w:r>
-        <w:rPr>
-          <w:rFonts w:hint="eastAsia"/>
-          <w:lang w:eastAsia="ja-JP"/>
-        </w:rPr>
-        <w:t>江口先生コメント⑥）</w:t>
-      </w:r>
-      <w:r>
-        <w:rPr>
-          <w:rFonts w:hint="eastAsia"/>
-          <w:lang w:eastAsia="ja-JP"/>
-        </w:rPr>
-        <w:t>「地形傾斜と速歩割合は弱い負の相関を示した（</w:t>
-      </w:r>
-      <w:r>
-        <w:rPr>
-          <w:rFonts w:hint="eastAsia"/>
-          <w:lang w:eastAsia="ja-JP"/>
-        </w:rPr>
-        <w:t xml:space="preserve">r = </w:t>
-      </w:r>
-      <w:r>
-        <w:rPr>
-          <w:rFonts w:hint="eastAsia"/>
-          <w:lang w:eastAsia="ja-JP"/>
-        </w:rPr>
-        <w:t>－</w:t>
-      </w:r>
-      <w:r>
-        <w:rPr>
-          <w:rFonts w:hint="eastAsia"/>
-          <w:lang w:eastAsia="ja-JP"/>
-        </w:rPr>
-        <w:t>0.264</w:t>
-      </w:r>
-      <w:r>
-        <w:rPr>
-          <w:rFonts w:hint="eastAsia"/>
-          <w:lang w:eastAsia="ja-JP"/>
-        </w:rPr>
-        <w:t>）」について、</w:t>
-      </w:r>
-      <w:proofErr w:type="gramStart"/>
-      <w:r>
-        <w:rPr>
-          <w:rFonts w:hint="eastAsia"/>
-          <w:lang w:eastAsia="ja-JP"/>
-        </w:rPr>
-        <w:t>p</w:t>
-      </w:r>
-      <w:proofErr w:type="gramEnd"/>
-      <w:r>
-        <w:rPr>
-          <w:rFonts w:hint="eastAsia"/>
-          <w:lang w:eastAsia="ja-JP"/>
-        </w:rPr>
-        <w:t>値</w:t>
-      </w:r>
-      <w:r>
-        <w:rPr>
-          <w:rFonts w:hint="eastAsia"/>
-          <w:lang w:eastAsia="ja-JP"/>
-        </w:rPr>
-        <w:t>を追記しました。</w:t>
-      </w:r>
-    </w:p>
-  </w:comment>
-  <w:comment w:id="280" w:author="山岸良匡" w:date="2026-05-18T19:35:00Z" w:initials="山">
-    <w:p>
-      <w:pPr>
-        <w:pStyle w:val="af3"/>
-        <w:rPr>
-          <w:lang w:eastAsia="ja-JP"/>
-        </w:rPr>
-      </w:pPr>
-      <w:r>
-        <w:rPr>
-          <w:rStyle w:val="af2"/>
-        </w:rPr>
-        <w:annotationRef/>
-      </w:r>
-      <w:r>
-        <w:rPr>
-          <w:rFonts w:hint="eastAsia"/>
-          <w:lang w:eastAsia="ja-JP"/>
-        </w:rPr>
-        <w:t>これは必要ですか？</w:t>
-      </w:r>
-    </w:p>
-  </w:comment>
-  <w:comment w:id="281" w:author="治輝 齋藤" w:date="2026-05-20T09:01:00Z" w:initials="治齋">
-    <w:p>
-      <w:pPr>
-        <w:pStyle w:val="af3"/>
-        <w:rPr>
-          <w:rFonts w:hint="eastAsia"/>
-          <w:lang w:eastAsia="ja-JP"/>
-        </w:rPr>
-      </w:pPr>
-      <w:r>
-        <w:rPr>
-          <w:rStyle w:val="af2"/>
-        </w:rPr>
-        <w:annotationRef/>
-      </w:r>
-      <w:r>
-        <w:rPr>
-          <w:rFonts w:hint="eastAsia"/>
-          <w:lang w:eastAsia="ja-JP"/>
-        </w:rPr>
-        <w:t>該当部分について、削除しました。</w:t>
-      </w:r>
-    </w:p>
-  </w:comment>
-  <w:comment w:id="283" w:author="治輝 齋藤" w:date="2026-04-30T20:30:00Z" w:initials="治齋">
+  <w:comment w:id="285" w:author="治輝 齋藤" w:date="2026-04-30T20:30:00Z" w:initials="治齋">
     <w:p>
       <w:pPr>
         <w:pStyle w:val="af3"/>
@@ -16534,7 +16577,7 @@
       </w:r>
     </w:p>
   </w:comment>
-  <w:comment w:id="284" w:author="山岸良匡" w:date="2026-05-18T19:37:00Z" w:initials="山">
+  <w:comment w:id="286" w:author="山岸良匡" w:date="2026-05-18T19:37:00Z" w:initials="山">
     <w:p>
       <w:pPr>
         <w:pStyle w:val="af3"/>
@@ -16562,7 +16605,7 @@
         </w:rPr>
         <w:t>”が何を意味するのかがわからないので、</w:t>
       </w:r>
-      <w:bookmarkStart w:id="316" w:name="_Hlk230173143"/>
+      <w:bookmarkStart w:id="318" w:name="_Hlk230173143"/>
       <w:r>
         <w:rPr>
           <w:rFonts w:hint="eastAsia"/>
@@ -16584,7 +16627,7 @@
         </w:rPr>
         <w:t>と仮定したとき」</w:t>
       </w:r>
-      <w:bookmarkEnd w:id="316"/>
+      <w:bookmarkEnd w:id="318"/>
       <w:r>
         <w:rPr>
           <w:rFonts w:hint="eastAsia"/>
@@ -16594,7 +16637,7 @@
       </w:r>
     </w:p>
   </w:comment>
-  <w:comment w:id="285" w:author="治輝 齋藤" w:date="2026-05-20T12:38:00Z" w:initials="治齋">
+  <w:comment w:id="287" w:author="治輝 齋藤" w:date="2026-05-20T12:38:00Z" w:initials="治齋">
     <w:p>
       <w:pPr>
         <w:pStyle w:val="af3"/>
@@ -16679,7 +16722,7 @@
       </w:r>
     </w:p>
   </w:comment>
-  <w:comment w:id="322" w:author="治輝 齋藤" w:date="2026-04-30T19:12:00Z" w:initials="治齋">
+  <w:comment w:id="324" w:author="治輝 齋藤" w:date="2026-04-30T19:12:00Z" w:initials="治齋">
     <w:p>
       <w:pPr>
         <w:pStyle w:val="af3"/>
@@ -16749,7 +16792,7 @@
       </w:r>
     </w:p>
   </w:comment>
-  <w:comment w:id="327" w:author="山岸良匡" w:date="2026-05-18T19:39:00Z" w:initials="山">
+  <w:comment w:id="329" w:author="山岸良匡" w:date="2026-05-18T19:39:00Z" w:initials="山">
     <w:p>
       <w:pPr>
         <w:pStyle w:val="af3"/>
@@ -16778,7 +16821,7 @@
       </w:r>
     </w:p>
   </w:comment>
-  <w:comment w:id="328" w:author="治輝 齋藤" w:date="2026-05-19T22:51:00Z" w:initials="治齋">
+  <w:comment w:id="330" w:author="治輝 齋藤" w:date="2026-05-19T22:51:00Z" w:initials="治齋">
     <w:p>
       <w:pPr>
         <w:pStyle w:val="af3"/>
@@ -16815,7 +16858,7 @@
       </w:r>
     </w:p>
   </w:comment>
-  <w:comment w:id="329" w:author="山岸良匡" w:date="2026-05-18T19:40:00Z" w:initials="山">
+  <w:comment w:id="331" w:author="山岸良匡" w:date="2026-05-18T19:40:00Z" w:initials="山">
     <w:p>
       <w:pPr>
         <w:pStyle w:val="af3"/>
@@ -16851,7 +16894,7 @@
       </w:r>
     </w:p>
   </w:comment>
-  <w:comment w:id="330" w:author="治輝 齋藤" w:date="2026-05-19T22:55:00Z" w:initials="治齋">
+  <w:comment w:id="332" w:author="治輝 齋藤" w:date="2026-05-19T22:55:00Z" w:initials="治齋">
     <w:p>
       <w:pPr>
         <w:pStyle w:val="af3"/>
@@ -16902,7 +16945,7 @@
       </w:r>
     </w:p>
   </w:comment>
-  <w:comment w:id="334" w:author="山岸良匡" w:date="2026-05-18T19:42:00Z" w:initials="山">
+  <w:comment w:id="336" w:author="山岸良匡" w:date="2026-05-18T19:42:00Z" w:initials="山">
     <w:p>
       <w:pPr>
         <w:pStyle w:val="af3"/>
@@ -16925,7 +16968,7 @@
       </w:r>
     </w:p>
   </w:comment>
-  <w:comment w:id="335" w:author="治輝 齋藤" w:date="2026-05-20T08:47:00Z" w:initials="治齋">
+  <w:comment w:id="337" w:author="治輝 齋藤" w:date="2026-05-20T08:47:00Z" w:initials="治齋">
     <w:p>
       <w:pPr>
         <w:pStyle w:val="af3"/>
@@ -16962,7 +17005,7 @@
       </w:r>
     </w:p>
   </w:comment>
-  <w:comment w:id="339" w:author="治輝 齋藤" w:date="2026-04-30T19:29:00Z" w:initials="治齋">
+  <w:comment w:id="341" w:author="治輝 齋藤" w:date="2026-04-30T19:29:00Z" w:initials="治齋">
     <w:p>
       <w:pPr>
         <w:pStyle w:val="af3"/>
@@ -17036,7 +17079,7 @@
       </w:r>
     </w:p>
   </w:comment>
-  <w:comment w:id="354" w:author="治輝 齋藤" w:date="2026-04-30T20:52:00Z" w:initials="治齋">
+  <w:comment w:id="356" w:author="治輝 齋藤" w:date="2026-04-30T20:52:00Z" w:initials="治齋">
     <w:p>
       <w:pPr>
         <w:pStyle w:val="af3"/>
@@ -17087,7 +17130,7 @@
       </w:r>
     </w:p>
   </w:comment>
-  <w:comment w:id="365" w:author="治輝 齋藤" w:date="2026-04-30T20:56:00Z" w:initials="治齋">
+  <w:comment w:id="367" w:author="治輝 齋藤" w:date="2026-04-30T20:56:00Z" w:initials="治齋">
     <w:p>
       <w:pPr>
         <w:pStyle w:val="af3"/>
@@ -17131,7 +17174,7 @@
       </w:r>
     </w:p>
   </w:comment>
-  <w:comment w:id="381" w:author="治輝 齋藤" w:date="2026-04-30T21:00:00Z" w:initials="治齋">
+  <w:comment w:id="383" w:author="治輝 齋藤" w:date="2026-04-30T21:00:00Z" w:initials="治齋">
     <w:p>
       <w:pPr>
         <w:pStyle w:val="af3"/>
@@ -17168,7 +17211,7 @@
       </w:r>
     </w:p>
   </w:comment>
-  <w:comment w:id="401" w:author="治輝 齋藤" w:date="2026-04-30T20:33:00Z" w:initials="治齋">
+  <w:comment w:id="403" w:author="治輝 齋藤" w:date="2026-04-30T20:33:00Z" w:initials="治齋">
     <w:p>
       <w:pPr>
         <w:pStyle w:val="af3"/>
@@ -17247,7 +17290,7 @@
       </w:r>
     </w:p>
   </w:comment>
-  <w:comment w:id="408" w:author="治輝 齋藤" w:date="2026-05-20T08:53:00Z" w:initials="治齋">
+  <w:comment w:id="410" w:author="治輝 齋藤" w:date="2026-05-20T08:53:00Z" w:initials="治齋">
     <w:p>
       <w:pPr>
         <w:pStyle w:val="af3"/>
@@ -17335,7 +17378,7 @@
       </w:r>
     </w:p>
   </w:comment>
-  <w:comment w:id="411" w:author="山岸良匡" w:date="2026-05-18T19:51:00Z" w:initials="山">
+  <w:comment w:id="413" w:author="山岸良匡" w:date="2026-05-18T19:51:00Z" w:initials="山">
     <w:p>
       <w:pPr>
         <w:pStyle w:val="af3"/>
@@ -17390,7 +17433,7 @@
       </w:r>
     </w:p>
   </w:comment>
-  <w:comment w:id="418" w:author="治輝 齋藤" w:date="2026-04-30T18:41:00Z" w:initials="治齋">
+  <w:comment w:id="420" w:author="治輝 齋藤" w:date="2026-04-30T18:41:00Z" w:initials="治齋">
     <w:p>
       <w:pPr>
         <w:pStyle w:val="af3"/>
@@ -17489,7 +17532,7 @@
       </w:r>
     </w:p>
   </w:comment>
-  <w:comment w:id="421" w:author="山岸良匡" w:date="2026-05-18T19:56:00Z" w:initials="山">
+  <w:comment w:id="423" w:author="山岸良匡" w:date="2026-05-18T19:56:00Z" w:initials="山">
     <w:p>
       <w:pPr>
         <w:pStyle w:val="af3"/>
@@ -17512,7 +17555,7 @@
       </w:r>
     </w:p>
   </w:comment>
-  <w:comment w:id="425" w:author="治輝 齋藤" w:date="2026-04-30T18:04:00Z" w:initials="治齋">
+  <w:comment w:id="427" w:author="治輝 齋藤" w:date="2026-04-30T18:04:00Z" w:initials="治齋">
     <w:p>
       <w:pPr>
         <w:pStyle w:val="af3"/>
@@ -17605,7 +17648,7 @@
       </w:r>
     </w:p>
   </w:comment>
-  <w:comment w:id="430" w:author="治輝 齋藤" w:date="2026-04-30T18:09:00Z" w:initials="治齋">
+  <w:comment w:id="432" w:author="治輝 齋藤" w:date="2026-04-30T18:09:00Z" w:initials="治齋">
     <w:p>
       <w:pPr>
         <w:pStyle w:val="af3"/>
@@ -17656,7 +17699,7 @@
       </w:r>
     </w:p>
   </w:comment>
-  <w:comment w:id="432" w:author="治輝 齋藤" w:date="2026-04-30T20:37:00Z" w:initials="治齋">
+  <w:comment w:id="434" w:author="治輝 齋藤" w:date="2026-04-30T20:37:00Z" w:initials="治齋">
     <w:p>
       <w:pPr>
         <w:pStyle w:val="af3"/>
@@ -17714,7 +17757,7 @@
       </w:r>
     </w:p>
   </w:comment>
-  <w:comment w:id="444" w:author="治輝 齋藤" w:date="2026-04-30T18:46:00Z" w:initials="治齋">
+  <w:comment w:id="446" w:author="治輝 齋藤" w:date="2026-04-30T18:46:00Z" w:initials="治齋">
     <w:p>
       <w:pPr>
         <w:pStyle w:val="af3"/>
@@ -17779,7 +17822,7 @@
       </w:r>
     </w:p>
   </w:comment>
-  <w:comment w:id="451" w:author="治輝 齋藤" w:date="2026-05-01T13:08:00Z" w:initials="治齋">
+  <w:comment w:id="453" w:author="治輝 齋藤" w:date="2026-05-01T13:08:00Z" w:initials="治齋">
     <w:p>
       <w:pPr>
         <w:pStyle w:val="af3"/>
@@ -17830,7 +17873,7 @@
       </w:r>
     </w:p>
   </w:comment>
-  <w:comment w:id="463" w:author="治輝 齋藤" w:date="2026-04-30T19:20:00Z" w:initials="治齋">
+  <w:comment w:id="465" w:author="治輝 齋藤" w:date="2026-04-30T19:20:00Z" w:initials="治齋">
     <w:p>
       <w:pPr>
         <w:pStyle w:val="af3"/>
@@ -17881,7 +17924,7 @@
       </w:r>
     </w:p>
   </w:comment>
-  <w:comment w:id="469" w:author="治輝 齋藤" w:date="2026-05-01T13:12:00Z" w:initials="治齋">
+  <w:comment w:id="471" w:author="治輝 齋藤" w:date="2026-05-01T13:12:00Z" w:initials="治齋">
     <w:p>
       <w:pPr>
         <w:pStyle w:val="af3"/>
@@ -17960,7 +18003,7 @@
       </w:r>
     </w:p>
   </w:comment>
-  <w:comment w:id="522" w:author="治輝 齋藤" w:date="2026-05-01T14:29:00Z" w:initials="治齋">
+  <w:comment w:id="524" w:author="治輝 齋藤" w:date="2026-05-01T14:29:00Z" w:initials="治齋">
     <w:p>
       <w:pPr>
         <w:pStyle w:val="af3"/>
@@ -18046,6 +18089,7 @@
   <w15:commentEx w15:paraId="50E41A7C" w15:done="0"/>
   <w15:commentEx w15:paraId="34F6716C" w15:paraIdParent="50E41A7C" w15:done="0"/>
   <w15:commentEx w15:paraId="513FFDD6" w15:done="0"/>
+  <w15:commentEx w15:paraId="205E365A" w15:paraIdParent="513FFDD6" w15:done="0"/>
   <w15:commentEx w15:paraId="1006C1C6" w15:done="0"/>
   <w15:commentEx w15:paraId="24FC57F2" w15:done="0"/>
   <w15:commentEx w15:paraId="0BF46168" w15:done="0"/>
@@ -18115,6 +18159,7 @@
   <w16cex:commentExtensible w16cex:durableId="3C2E0BEC" w16cex:dateUtc="2026-05-18T14:44:00Z"/>
   <w16cex:commentExtensible w16cex:durableId="34170C4A" w16cex:dateUtc="2026-05-19T13:44:00Z"/>
   <w16cex:commentExtensible w16cex:durableId="4E153F6A" w16cex:dateUtc="2026-05-18T10:10:00Z"/>
+  <w16cex:commentExtensible w16cex:durableId="4FEC1615" w16cex:dateUtc="2026-05-20T04:03:00Z"/>
   <w16cex:commentExtensible w16cex:durableId="6BD3D7E3" w16cex:dateUtc="2026-05-19T11:43:00Z"/>
   <w16cex:commentExtensible w16cex:durableId="18C949AC" w16cex:dateUtc="2026-05-18T10:14:00Z"/>
   <w16cex:commentExtensible w16cex:durableId="60952171" w16cex:dateUtc="2026-05-19T11:44:00Z"/>
@@ -18184,6 +18229,7 @@
   <w16cid:commentId w16cid:paraId="50E41A7C" w16cid:durableId="3C2E0BEC"/>
   <w16cid:commentId w16cid:paraId="34F6716C" w16cid:durableId="34170C4A"/>
   <w16cid:commentId w16cid:paraId="513FFDD6" w16cid:durableId="4E153F6A"/>
+  <w16cid:commentId w16cid:paraId="205E365A" w16cid:durableId="4FEC1615"/>
   <w16cid:commentId w16cid:paraId="1006C1C6" w16cid:durableId="6BD3D7E3"/>
   <w16cid:commentId w16cid:paraId="24FC57F2" w16cid:durableId="18C949AC"/>
   <w16cid:commentId w16cid:paraId="0BF46168" w16cid:durableId="60952171"/>
@@ -18238,12 +18284,12 @@
 <w:numbering xmlns:wpc="http://schemas.microsoft.com/office/word/2010/wordprocessingCanvas" xmlns:cx="http://schemas.microsoft.com/office/drawing/2014/chartex" xmlns:cx1="http://schemas.microsoft.com/office/drawing/2015/9/8/chartex" xmlns:cx2="http://schemas.microsoft.com/office/drawing/2015/10/21/chartex" xmlns:cx3="http://schemas.microsoft.com/office/drawing/2016/5/9/chartex" xmlns:cx4="http://schemas.microsoft.com/office/drawing/2016/5/10/chartex" xmlns:cx5="http://schemas.microsoft.com/office/drawing/2016/5/11/chartex" xmlns:cx6="http://schemas.microsoft.com/office/drawing/2016/5/12/chartex" xmlns:cx7="http://schemas.microsoft.com/office/drawing/2016/5/13/chartex" xmlns:cx8="http://schemas.microsoft.com/office/drawing/2016/5/14/chartex" xmlns:mc="http://schemas.openxmlformats.org/markup-compatibility/2006" xmlns:aink="http://schemas.microsoft.com/office/drawing/2016/ink" xmlns:am3d="http://schemas.microsoft.com/office/drawing/2017/model3d" xmlns:o="urn:schemas-microsoft-com:office:office" xmlns:oel="http://schemas.microsoft.com/office/2019/extlst" xmlns:r="http://schemas.openxmlformats.org/officeDocument/2006/relationships" xmlns:m="http://schemas.openxmlformats.org/officeDocument/2006/math" xmlns:v="urn:schemas-microsoft-com:vml" xmlns:wp14="http://schemas.microsoft.com/office/word/2010/wordprocessingDrawing" xmlns:wp="http://schemas.openxmlformats.org/drawingml/2006/wordprocessingDrawing" xmlns:w10="urn:schemas-microsoft-com:office:word" xmlns:w="http://schemas.openxmlformats.org/wordprocessingml/2006/main" xmlns:w14="http://schemas.microsoft.com/office/word/2010/wordml" xmlns:w15="http://schemas.microsoft.com/office/word/2012/wordml" xmlns:w16cex="http://schemas.microsoft.com/office/word/2018/wordml/cex" xmlns:w16cid="http://schemas.microsoft.com/office/word/2016/wordml/cid" xmlns:w16="http://schemas.microsoft.com/office/word/2018/wordml" xmlns:w16du="http://schemas.microsoft.com/office/word/2023/wordml/word16du" xmlns:w16sdtdh="http://schemas.microsoft.com/office/word/2020/wordml/sdtdatahash" xmlns:w16sdtfl="http://schemas.microsoft.com/office/word/2024/wordml/sdtformatlock" xmlns:w16se="http://schemas.microsoft.com/office/word/2015/wordml/symex" xmlns:wpg="http://schemas.microsoft.com/office/word/2010/wordprocessingGroup" xmlns:wpi="http://schemas.microsoft.com/office/word/2010/wordprocessingInk" xmlns:wne="http://schemas.microsoft.com/office/word/2006/wordml" xmlns:wps="http://schemas.microsoft.com/office/word/2010/wordprocessingShape" mc:Ignorable="w14 w15 w16se w16cid w16 w16cex w16sdtdh w16sdtfl w16du wp14">
   <w:numPicBullet w:numPicBulletId="0">
     <w:pict>
-      <v:rect id="_x0000_i1078" style="width:0;height:1.5pt" o:hralign="center" o:bullet="t" o:hrstd="t" o:hr="t"/>
+      <v:rect id="_x0000_i1082" style="width:0;height:1.5pt" o:hralign="center" o:bullet="t" o:hrstd="t" o:hr="t"/>
     </w:pict>
   </w:numPicBullet>
   <w:numPicBullet w:numPicBulletId="1">
     <w:pict>
-      <v:rect id="_x0000_i1079" style="width:0;height:1.5pt" o:hralign="center" o:bullet="t" o:hrstd="t" o:hr="t"/>
+      <v:rect id="_x0000_i1083" style="width:0;height:1.5pt" o:hralign="center" o:bullet="t" o:hrstd="t" o:hr="t"/>
     </w:pict>
   </w:numPicBullet>
   <w:abstractNum w:abstractNumId="0" w15:restartNumberingAfterBreak="0">

--- a/04_Manuscripts/Manuscript_slope_fracture_20260425_saito0430-1_saito0520.docx
+++ b/04_Manuscripts/Manuscript_slope_fracture_20260425_saito0430-1_saito0520.docx
@@ -4474,7 +4474,56 @@
         <w:t>[33]</w:t>
       </w:r>
       <w:r>
-        <w:t xml:space="preserve"> a finding with direct relevance to Japan’s snowy mountainous prefectures (e.g., Niigata, Nagano, Yamagata).</w:t>
+        <w:t xml:space="preserve"> a finding with direct relevance to Japan’s snowy </w:t>
+      </w:r>
+      <w:commentRangeStart w:id="367"/>
+      <w:ins w:id="368" w:author="治輝 齋藤" w:date="2026-05-20T13:07:00Z" w16du:dateUtc="2026-05-20T04:07:00Z">
+        <w:r>
+          <w:t>and steep</w:t>
+        </w:r>
+      </w:ins>
+      <w:del w:id="369" w:author="治輝 齋藤" w:date="2026-05-20T13:07:00Z" w16du:dateUtc="2026-05-20T04:07:00Z">
+        <w:r>
+          <w:delText>mountainous</w:delText>
+        </w:r>
+      </w:del>
+      <w:r>
+        <w:t xml:space="preserve"> prefectures (e.g., Niigata, </w:t>
+      </w:r>
+      <w:ins w:id="370" w:author="治輝 齋藤" w:date="2026-05-20T13:07:00Z" w16du:dateUtc="2026-05-20T04:07:00Z">
+        <w:r>
+          <w:t>which had the steepest habitable-area-weighted slope nationally, and inland prefectures such as</w:t>
+        </w:r>
+        <w:r>
+          <w:rPr>
+            <w:rFonts w:hint="eastAsia"/>
+            <w:lang w:eastAsia="ja-JP"/>
+          </w:rPr>
+          <w:t xml:space="preserve"> </w:t>
+        </w:r>
+      </w:ins>
+      <w:r>
+        <w:t xml:space="preserve">Nagano, </w:t>
+      </w:r>
+      <w:ins w:id="371" w:author="治輝 齋藤" w:date="2026-05-20T13:07:00Z" w16du:dateUtc="2026-05-20T04:07:00Z">
+        <w:r>
+          <w:t>which also ranked among the steepest</w:t>
+        </w:r>
+      </w:ins>
+      <w:del w:id="372" w:author="治輝 齋藤" w:date="2026-05-20T13:07:00Z" w16du:dateUtc="2026-05-20T04:07:00Z">
+        <w:r>
+          <w:delText>Yamagata</w:delText>
+        </w:r>
+      </w:del>
+      <w:r>
+        <w:t>).</w:t>
+      </w:r>
+      <w:commentRangeEnd w:id="367"/>
+      <w:r>
+        <w:rPr>
+          <w:rStyle w:val="af2"/>
+        </w:rPr>
+        <w:commentReference w:id="367"/>
       </w:r>
     </w:p>
     <w:p>
@@ -4525,7 +4574,11 @@
         <w:t xml:space="preserve">outdoor activity </w:t>
       </w:r>
       <w:r>
-        <w:t>predicts physical function in rural community-dwelling older adults.</w:t>
+        <w:t xml:space="preserve">predicts physical function in rural </w:t>
+      </w:r>
+      <w:r>
+        <w:lastRenderedPageBreak/>
+        <w:t>community-dwelling older adults.</w:t>
       </w:r>
       <w:r>
         <w:t xml:space="preserve"> </w:t>
@@ -4537,22 +4590,18 @@
         <w:t>[14]</w:t>
       </w:r>
       <w:r>
-        <w:t xml:space="preserve"> However, to our knowledge, no prior study has used nationwide DEM data linked to administrative fracture data to quantify the dose-</w:t>
-      </w:r>
-      <w:r>
-        <w:lastRenderedPageBreak/>
-        <w:t xml:space="preserve">response association between terrain slope and hip fracture rates at the population level in Japan. </w:t>
-      </w:r>
-      <w:commentRangeStart w:id="367"/>
+        <w:t xml:space="preserve"> However, to our knowledge, no prior study has used nationwide DEM data linked to administrative fracture data to quantify the dose-response association between terrain slope and hip fracture rates at the population level in Japan. </w:t>
+      </w:r>
+      <w:commentRangeStart w:id="373"/>
       <w:r>
         <w:t xml:space="preserve">Our </w:t>
       </w:r>
-      <w:ins w:id="368" w:author="治輝 齋藤" w:date="2026-04-30T20:55:00Z" w16du:dateUtc="2026-04-30T11:55:00Z">
+      <w:ins w:id="374" w:author="治輝 齋藤" w:date="2026-04-30T20:55:00Z" w16du:dateUtc="2026-04-30T11:55:00Z">
         <w:r>
           <w:t>findings add</w:t>
         </w:r>
       </w:ins>
-      <w:del w:id="369" w:author="治輝 齋藤" w:date="2026-04-30T20:55:00Z" w16du:dateUtc="2026-04-30T11:55:00Z">
+      <w:del w:id="375" w:author="治輝 齋藤" w:date="2026-04-30T20:55:00Z" w16du:dateUtc="2026-04-30T11:55:00Z">
         <w:r>
           <w:delText>study provides the first</w:delText>
         </w:r>
@@ -4560,17 +4609,17 @@
       <w:r>
         <w:t xml:space="preserve"> nationwide quantitative evidence that each one-degree increase in terrain slope is associated with approximately 3.5 additional hip fracture surgeries per 100,000 population, independent of </w:t>
       </w:r>
-      <w:ins w:id="370" w:author="治輝 齋藤" w:date="2026-05-19T23:34:00Z" w16du:dateUtc="2026-05-19T14:34:00Z">
+      <w:ins w:id="376" w:author="治輝 齋藤" w:date="2026-05-19T23:34:00Z" w16du:dateUtc="2026-05-19T14:34:00Z">
         <w:r>
           <w:t>proportion aged ≥65 years</w:t>
         </w:r>
       </w:ins>
-      <w:del w:id="371" w:author="治輝 齋藤" w:date="2026-05-19T23:34:00Z" w16du:dateUtc="2026-05-19T14:34:00Z">
+      <w:del w:id="377" w:author="治輝 齋藤" w:date="2026-05-19T23:34:00Z" w16du:dateUtc="2026-05-19T14:34:00Z">
         <w:r>
           <w:delText>aging rate</w:delText>
         </w:r>
       </w:del>
-      <w:ins w:id="372" w:author="治輝 齋藤" w:date="2026-04-30T20:55:00Z" w16du:dateUtc="2026-04-30T11:55:00Z">
+      <w:ins w:id="378" w:author="治輝 齋藤" w:date="2026-04-30T20:55:00Z" w16du:dateUtc="2026-04-30T11:55:00Z">
         <w:r>
           <w:t xml:space="preserve"> in the primary model</w:t>
         </w:r>
@@ -4578,7 +4627,7 @@
       <w:r>
         <w:t xml:space="preserve">. This quantitative estimate </w:t>
       </w:r>
-      <w:del w:id="373" w:author="治輝 齋藤" w:date="2026-04-30T20:56:00Z" w16du:dateUtc="2026-04-30T11:56:00Z">
+      <w:del w:id="379" w:author="治輝 齋藤" w:date="2026-04-30T20:56:00Z" w16du:dateUtc="2026-04-30T11:56:00Z">
         <w:r>
           <w:delText xml:space="preserve">is novel and </w:delText>
         </w:r>
@@ -4593,12 +4642,12 @@
       <w:r>
         <w:t xml:space="preserve">contribute to the global evidence base for terrain as a modifiable environmental </w:t>
       </w:r>
-      <w:ins w:id="374" w:author="治輝 齋藤" w:date="2026-04-30T20:56:00Z" w16du:dateUtc="2026-04-30T11:56:00Z">
+      <w:ins w:id="380" w:author="治輝 齋藤" w:date="2026-04-30T20:56:00Z" w16du:dateUtc="2026-04-30T11:56:00Z">
         <w:r>
           <w:t>correlate of fracture burden</w:t>
         </w:r>
       </w:ins>
-      <w:del w:id="375" w:author="治輝 齋藤" w:date="2026-04-30T20:56:00Z" w16du:dateUtc="2026-04-30T11:56:00Z">
+      <w:del w:id="381" w:author="治輝 齋藤" w:date="2026-04-30T20:56:00Z" w16du:dateUtc="2026-04-30T11:56:00Z">
         <w:r>
           <w:delText>risk factor</w:delText>
         </w:r>
@@ -4606,14 +4655,14 @@
       <w:r>
         <w:t>.</w:t>
       </w:r>
-      <w:commentRangeEnd w:id="367"/>
+      <w:commentRangeEnd w:id="373"/>
       <w:r>
         <w:rPr>
           <w:rStyle w:val="af2"/>
           <w:sz w:val="24"/>
           <w:szCs w:val="24"/>
         </w:rPr>
-        <w:commentReference w:id="367"/>
+        <w:commentReference w:id="373"/>
       </w:r>
     </w:p>
     <w:p>
@@ -4621,17 +4670,17 @@
         <w:pStyle w:val="2"/>
         <w:spacing w:line="360" w:lineRule="auto"/>
       </w:pPr>
-      <w:bookmarkStart w:id="376" w:name="role-of-aging-rate"/>
+      <w:bookmarkStart w:id="382" w:name="role-of-aging-rate"/>
       <w:bookmarkEnd w:id="366"/>
       <w:r>
         <w:t xml:space="preserve">4. </w:t>
       </w:r>
-      <w:ins w:id="377" w:author="治輝 齋藤" w:date="2026-05-19T23:34:00Z" w16du:dateUtc="2026-05-19T14:34:00Z">
+      <w:ins w:id="383" w:author="治輝 齋藤" w:date="2026-05-19T23:34:00Z" w16du:dateUtc="2026-05-19T14:34:00Z">
         <w:r>
           <w:t>Proportion Aged ≥65 Years</w:t>
         </w:r>
       </w:ins>
-      <w:del w:id="378" w:author="治輝 齋藤" w:date="2026-05-19T23:34:00Z" w16du:dateUtc="2026-05-19T14:34:00Z">
+      <w:del w:id="384" w:author="治輝 齋藤" w:date="2026-05-19T23:34:00Z" w16du:dateUtc="2026-05-19T14:34:00Z">
         <w:r>
           <w:delText>Role of Aging Rate</w:delText>
         </w:r>
@@ -4642,12 +4691,12 @@
         <w:pStyle w:val="FirstParagraph"/>
         <w:spacing w:line="360" w:lineRule="auto"/>
       </w:pPr>
-      <w:ins w:id="379" w:author="治輝 齋藤" w:date="2026-05-19T23:34:00Z" w16du:dateUtc="2026-05-19T14:34:00Z">
+      <w:ins w:id="385" w:author="治輝 齋藤" w:date="2026-05-19T23:34:00Z" w16du:dateUtc="2026-05-19T14:34:00Z">
         <w:r>
           <w:t>Proportion Aged ≥65 Years</w:t>
         </w:r>
       </w:ins>
-      <w:del w:id="380" w:author="治輝 齋藤" w:date="2026-05-19T23:34:00Z" w16du:dateUtc="2026-05-19T14:34:00Z">
+      <w:del w:id="386" w:author="治輝 齋藤" w:date="2026-05-19T23:34:00Z" w16du:dateUtc="2026-05-19T14:34:00Z">
         <w:r>
           <w:delText>Aging rate</w:delText>
         </w:r>
@@ -4665,7 +4714,7 @@
       <w:r>
         <w:t xml:space="preserve"> = 0.011). Prefectures with steeper terrain also tended to have higher </w:t>
       </w:r>
-      <w:ins w:id="381" w:author="治輝 齋藤" w:date="2026-05-19T23:35:00Z" w16du:dateUtc="2026-05-19T14:35:00Z">
+      <w:ins w:id="387" w:author="治輝 齋藤" w:date="2026-05-19T23:35:00Z" w16du:dateUtc="2026-05-19T14:35:00Z">
         <w:r>
           <w:rPr>
             <w:lang w:eastAsia="ja-JP"/>
@@ -4673,7 +4722,7 @@
           <w:t>proportions aged ≥65 years</w:t>
         </w:r>
       </w:ins>
-      <w:del w:id="382" w:author="治輝 齋藤" w:date="2026-05-19T23:34:00Z" w16du:dateUtc="2026-05-19T14:34:00Z">
+      <w:del w:id="388" w:author="治輝 齋藤" w:date="2026-05-19T23:34:00Z" w16du:dateUtc="2026-05-19T14:34:00Z">
         <w:r>
           <w:delText>aging rates</w:delText>
         </w:r>
@@ -4708,7 +4757,7 @@
         <w:pStyle w:val="a0"/>
         <w:spacing w:line="360" w:lineRule="auto"/>
       </w:pPr>
-      <w:commentRangeStart w:id="383"/>
+      <w:commentRangeStart w:id="389"/>
       <w:r>
         <w:t xml:space="preserve">The </w:t>
       </w:r>
@@ -4718,12 +4767,12 @@
       <w:r>
         <w:t xml:space="preserve"> association of slope with hip fracture after adjustment for </w:t>
       </w:r>
-      <w:ins w:id="384" w:author="治輝 齋藤" w:date="2026-05-19T23:35:00Z" w16du:dateUtc="2026-05-19T14:35:00Z">
+      <w:ins w:id="390" w:author="治輝 齋藤" w:date="2026-05-19T23:35:00Z" w16du:dateUtc="2026-05-19T14:35:00Z">
         <w:r>
           <w:t>proportion aged ≥65 years</w:t>
         </w:r>
       </w:ins>
-      <w:del w:id="385" w:author="治輝 齋藤" w:date="2026-05-19T23:35:00Z" w16du:dateUtc="2026-05-19T14:35:00Z">
+      <w:del w:id="391" w:author="治輝 齋藤" w:date="2026-05-19T23:35:00Z" w16du:dateUtc="2026-05-19T14:35:00Z">
         <w:r>
           <w:delText>aging rate</w:delText>
         </w:r>
@@ -4743,12 +4792,12 @@
       <w:r>
         <w:t xml:space="preserve"> a risk </w:t>
       </w:r>
-      <w:ins w:id="386" w:author="治輝 齋藤" w:date="2026-04-30T20:57:00Z" w16du:dateUtc="2026-04-30T11:57:00Z">
+      <w:ins w:id="392" w:author="治輝 齋藤" w:date="2026-04-30T20:57:00Z" w16du:dateUtc="2026-04-30T11:57:00Z">
         <w:r>
           <w:t>correlate</w:t>
         </w:r>
       </w:ins>
-      <w:del w:id="387" w:author="治輝 齋藤" w:date="2026-04-30T20:57:00Z" w16du:dateUtc="2026-04-30T11:57:00Z">
+      <w:del w:id="393" w:author="治輝 齋藤" w:date="2026-04-30T20:57:00Z" w16du:dateUtc="2026-04-30T11:57:00Z">
         <w:r>
           <w:delText>factor</w:delText>
         </w:r>
@@ -4762,7 +4811,7 @@
       <w:r>
         <w:t xml:space="preserve">. This finding has practical implications: even within the context of Japan’s nationwide aging, geographic topography </w:t>
       </w:r>
-      <w:ins w:id="388" w:author="治輝 齋藤" w:date="2026-04-30T20:58:00Z" w16du:dateUtc="2026-04-30T11:58:00Z">
+      <w:ins w:id="394" w:author="治輝 齋藤" w:date="2026-04-30T20:58:00Z" w16du:dateUtc="2026-04-30T11:58:00Z">
         <w:r>
           <w:rPr>
             <w:rFonts w:hint="eastAsia"/>
@@ -4774,7 +4823,7 @@
       <w:r>
         <w:t>represent</w:t>
       </w:r>
-      <w:del w:id="389" w:author="治輝 齋藤" w:date="2026-04-30T20:58:00Z" w16du:dateUtc="2026-04-30T11:58:00Z">
+      <w:del w:id="395" w:author="治輝 齋藤" w:date="2026-04-30T20:58:00Z" w16du:dateUtc="2026-04-30T11:58:00Z">
         <w:r>
           <w:delText>s</w:delText>
         </w:r>
@@ -4782,7 +4831,7 @@
       <w:r>
         <w:t xml:space="preserve"> an additional and </w:t>
       </w:r>
-      <w:ins w:id="390" w:author="治輝 齋藤" w:date="2026-04-30T20:58:00Z" w16du:dateUtc="2026-04-30T11:58:00Z">
+      <w:ins w:id="396" w:author="治輝 齋藤" w:date="2026-04-30T20:58:00Z" w16du:dateUtc="2026-04-30T11:58:00Z">
         <w:r>
           <w:t>potentially</w:t>
         </w:r>
@@ -4797,7 +4846,7 @@
       <w:r>
         <w:t xml:space="preserve">modifiable layer of fracture risk. Terrain slope </w:t>
       </w:r>
-      <w:ins w:id="391" w:author="治輝 齋藤" w:date="2026-04-30T20:58:00Z" w16du:dateUtc="2026-04-30T11:58:00Z">
+      <w:ins w:id="397" w:author="治輝 齋藤" w:date="2026-04-30T20:58:00Z" w16du:dateUtc="2026-04-30T11:58:00Z">
         <w:r>
           <w:rPr>
             <w:rFonts w:hint="eastAsia"/>
@@ -4806,7 +4855,7 @@
           <w:t>may</w:t>
         </w:r>
       </w:ins>
-      <w:del w:id="392" w:author="治輝 齋藤" w:date="2026-04-30T20:58:00Z" w16du:dateUtc="2026-04-30T11:58:00Z">
+      <w:del w:id="398" w:author="治輝 齋藤" w:date="2026-04-30T20:58:00Z" w16du:dateUtc="2026-04-30T11:58:00Z">
         <w:r>
           <w:delText>is</w:delText>
         </w:r>
@@ -4814,7 +4863,7 @@
       <w:r>
         <w:t xml:space="preserve"> not </w:t>
       </w:r>
-      <w:ins w:id="393" w:author="治輝 齋藤" w:date="2026-04-30T20:58:00Z" w16du:dateUtc="2026-04-30T11:58:00Z">
+      <w:ins w:id="399" w:author="治輝 齋藤" w:date="2026-04-30T20:58:00Z" w16du:dateUtc="2026-04-30T11:58:00Z">
         <w:r>
           <w:rPr>
             <w:rFonts w:hint="eastAsia"/>
@@ -4826,12 +4875,12 @@
       <w:r>
         <w:t>merely a proxy for aging</w:t>
       </w:r>
-      <w:ins w:id="394" w:author="治輝 齋藤" w:date="2026-04-30T20:59:00Z" w16du:dateUtc="2026-04-30T11:59:00Z">
+      <w:ins w:id="400" w:author="治輝 齋藤" w:date="2026-04-30T20:59:00Z" w16du:dateUtc="2026-04-30T11:59:00Z">
         <w:r>
           <w:t xml:space="preserve"> and may represent</w:t>
         </w:r>
       </w:ins>
-      <w:del w:id="395" w:author="治輝 齋藤" w:date="2026-04-30T20:59:00Z" w16du:dateUtc="2026-04-30T11:59:00Z">
+      <w:del w:id="401" w:author="治輝 齋藤" w:date="2026-04-30T20:59:00Z" w16du:dateUtc="2026-04-30T11:59:00Z">
         <w:r>
           <w:delText>, but</w:delText>
         </w:r>
@@ -4839,12 +4888,12 @@
       <w:r>
         <w:t xml:space="preserve"> an </w:t>
       </w:r>
-      <w:ins w:id="396" w:author="治輝 齋藤" w:date="2026-04-30T20:59:00Z" w16du:dateUtc="2026-04-30T11:59:00Z">
+      <w:ins w:id="402" w:author="治輝 齋藤" w:date="2026-04-30T20:59:00Z" w16du:dateUtc="2026-04-30T11:59:00Z">
         <w:r>
           <w:t>additional</w:t>
         </w:r>
       </w:ins>
-      <w:del w:id="397" w:author="治輝 齋藤" w:date="2026-04-30T20:59:00Z" w16du:dateUtc="2026-04-30T11:59:00Z">
+      <w:del w:id="403" w:author="治輝 齋藤" w:date="2026-04-30T20:59:00Z" w16du:dateUtc="2026-04-30T11:59:00Z">
         <w:r>
           <w:delText>independent</w:delText>
         </w:r>
@@ -4852,12 +4901,13 @@
       <w:r>
         <w:t xml:space="preserve"> environmental </w:t>
       </w:r>
-      <w:ins w:id="398" w:author="治輝 齋藤" w:date="2026-04-30T20:59:00Z" w16du:dateUtc="2026-04-30T11:59:00Z">
-        <w:r>
+      <w:ins w:id="404" w:author="治輝 齋藤" w:date="2026-04-30T20:59:00Z" w16du:dateUtc="2026-04-30T11:59:00Z">
+        <w:r>
+          <w:lastRenderedPageBreak/>
           <w:t>correlate</w:t>
         </w:r>
       </w:ins>
-      <w:del w:id="399" w:author="治輝 齋藤" w:date="2026-04-30T20:59:00Z" w16du:dateUtc="2026-04-30T11:59:00Z">
+      <w:del w:id="405" w:author="治輝 齋藤" w:date="2026-04-30T20:59:00Z" w16du:dateUtc="2026-04-30T11:59:00Z">
         <w:r>
           <w:delText>hazard</w:delText>
         </w:r>
@@ -4865,12 +4915,12 @@
       <w:r>
         <w:t xml:space="preserve"> that </w:t>
       </w:r>
-      <w:ins w:id="400" w:author="治輝 齋藤" w:date="2026-04-30T20:59:00Z" w16du:dateUtc="2026-04-30T11:59:00Z">
+      <w:ins w:id="406" w:author="治輝 齋藤" w:date="2026-04-30T20:59:00Z" w16du:dateUtc="2026-04-30T11:59:00Z">
         <w:r>
           <w:t>could contribute to functional decline</w:t>
         </w:r>
       </w:ins>
-      <w:del w:id="401" w:author="治輝 齋藤" w:date="2026-04-30T20:59:00Z" w16du:dateUtc="2026-04-30T11:59:00Z">
+      <w:del w:id="407" w:author="治輝 齋藤" w:date="2026-04-30T20:59:00Z" w16du:dateUtc="2026-04-30T11:59:00Z">
         <w:r>
           <w:delText>chronically erodes physical function</w:delText>
         </w:r>
@@ -4878,37 +4928,33 @@
       <w:r>
         <w:t xml:space="preserve"> among rural-dwelling older adults.</w:t>
       </w:r>
-      <w:commentRangeEnd w:id="383"/>
+      <w:commentRangeEnd w:id="389"/>
       <w:r>
         <w:rPr>
           <w:rStyle w:val="af2"/>
           <w:sz w:val="24"/>
           <w:szCs w:val="24"/>
         </w:rPr>
-        <w:commentReference w:id="383"/>
-      </w:r>
-      <w:ins w:id="402" w:author="治輝 齋藤" w:date="2026-04-30T20:32:00Z" w16du:dateUtc="2026-04-30T11:32:00Z">
+        <w:commentReference w:id="389"/>
+      </w:r>
+      <w:ins w:id="408" w:author="治輝 齋藤" w:date="2026-04-30T20:32:00Z" w16du:dateUtc="2026-04-30T11:32:00Z">
         <w:r>
           <w:t xml:space="preserve"> </w:t>
         </w:r>
-        <w:commentRangeStart w:id="403"/>
-        <w:r>
-          <w:t xml:space="preserve">Given public-data masking in </w:t>
-        </w:r>
-        <w:r>
-          <w:lastRenderedPageBreak/>
-          <w:t>age-stratified surgery tables, we interpret age-structure robustness primarily from the consistency of adjusted ecological models and from imputation-based sensitivity analyses, while acknowledging that full indirect standardization without imputation is not feasible with the current open dataset.</w:t>
-        </w:r>
-      </w:ins>
-      <w:commentRangeEnd w:id="403"/>
-      <w:ins w:id="404" w:author="治輝 齋藤" w:date="2026-04-30T20:33:00Z" w16du:dateUtc="2026-04-30T11:33:00Z">
+        <w:commentRangeStart w:id="409"/>
+        <w:r>
+          <w:t>Given public-data masking in age-stratified surgery tables, we interpret age-structure robustness primarily from the consistency of adjusted ecological models and from imputation-based sensitivity analyses, while acknowledging that full indirect standardization without imputation is not feasible with the current open dataset.</w:t>
+        </w:r>
+      </w:ins>
+      <w:commentRangeEnd w:id="409"/>
+      <w:ins w:id="410" w:author="治輝 齋藤" w:date="2026-04-30T20:33:00Z" w16du:dateUtc="2026-04-30T11:33:00Z">
         <w:r>
           <w:rPr>
             <w:rStyle w:val="af2"/>
             <w:sz w:val="24"/>
             <w:szCs w:val="24"/>
           </w:rPr>
-          <w:commentReference w:id="403"/>
+          <w:commentReference w:id="409"/>
         </w:r>
       </w:ins>
     </w:p>
@@ -4917,8 +4963,8 @@
         <w:pStyle w:val="2"/>
         <w:spacing w:line="360" w:lineRule="auto"/>
       </w:pPr>
-      <w:bookmarkStart w:id="405" w:name="walking-speed-as-a-mediator"/>
-      <w:bookmarkEnd w:id="376"/>
+      <w:bookmarkStart w:id="411" w:name="walking-speed-as-a-mediator"/>
+      <w:bookmarkEnd w:id="382"/>
       <w:r>
         <w:t>5. Walking Speed as a Mediator</w:t>
       </w:r>
@@ -4994,7 +5040,7 @@
       <w:r>
         <w:t>In our ecological data, terrain slope was negatively correlated with prefecture-level fast</w:t>
       </w:r>
-      <w:ins w:id="406" w:author="治輝 齋藤" w:date="2026-05-19T23:35:00Z" w16du:dateUtc="2026-05-19T14:35:00Z">
+      <w:ins w:id="412" w:author="治輝 齋藤" w:date="2026-05-19T23:35:00Z" w16du:dateUtc="2026-05-19T14:35:00Z">
         <w:r>
           <w:rPr>
             <w:rFonts w:hint="eastAsia"/>
@@ -5003,7 +5049,7 @@
           <w:t>-</w:t>
         </w:r>
       </w:ins>
-      <w:del w:id="407" w:author="治輝 齋藤" w:date="2026-05-19T23:35:00Z" w16du:dateUtc="2026-05-19T14:35:00Z">
+      <w:del w:id="413" w:author="治輝 齋藤" w:date="2026-05-19T23:35:00Z" w16du:dateUtc="2026-05-19T14:35:00Z">
         <w:r>
           <w:delText xml:space="preserve"> </w:delText>
         </w:r>
@@ -5011,12 +5057,12 @@
       <w:r>
         <w:t xml:space="preserve">walking </w:t>
       </w:r>
-      <w:ins w:id="408" w:author="治輝 齋藤" w:date="2026-05-19T23:35:00Z" w16du:dateUtc="2026-05-19T14:35:00Z">
+      <w:ins w:id="414" w:author="治輝 齋藤" w:date="2026-05-19T23:35:00Z" w16du:dateUtc="2026-05-19T14:35:00Z">
         <w:r>
           <w:t>proportion</w:t>
         </w:r>
       </w:ins>
-      <w:del w:id="409" w:author="治輝 齋藤" w:date="2026-05-19T23:35:00Z" w16du:dateUtc="2026-05-19T14:35:00Z">
+      <w:del w:id="415" w:author="治輝 齋藤" w:date="2026-05-19T23:35:00Z" w16du:dateUtc="2026-05-19T14:35:00Z">
         <w:r>
           <w:delText>rate</w:delText>
         </w:r>
@@ -5024,8 +5070,8 @@
       <w:r>
         <w:t xml:space="preserve"> (r = −0.264</w:t>
       </w:r>
-      <w:commentRangeStart w:id="410"/>
-      <w:ins w:id="411" w:author="治輝 齋藤" w:date="2026-05-20T08:52:00Z" w16du:dateUtc="2026-05-19T23:52:00Z">
+      <w:commentRangeStart w:id="416"/>
+      <w:ins w:id="417" w:author="治輝 齋藤" w:date="2026-05-20T08:52:00Z" w16du:dateUtc="2026-05-19T23:52:00Z">
         <w:r>
           <w:t xml:space="preserve">, </w:t>
         </w:r>
@@ -5040,13 +5086,13 @@
           <w:t xml:space="preserve"> = 0.073</w:t>
         </w:r>
       </w:ins>
-      <w:commentRangeEnd w:id="410"/>
-      <w:ins w:id="412" w:author="治輝 齋藤" w:date="2026-05-20T08:53:00Z" w16du:dateUtc="2026-05-19T23:53:00Z">
+      <w:commentRangeEnd w:id="416"/>
+      <w:ins w:id="418" w:author="治輝 齋藤" w:date="2026-05-20T08:53:00Z" w16du:dateUtc="2026-05-19T23:53:00Z">
         <w:r>
           <w:rPr>
             <w:rStyle w:val="af2"/>
           </w:rPr>
-          <w:commentReference w:id="410"/>
+          <w:commentReference w:id="416"/>
         </w:r>
       </w:ins>
       <w:r>
@@ -5067,18 +5113,18 @@
       <w:r>
         <w:t xml:space="preserve"> </w:t>
       </w:r>
-      <w:commentRangeStart w:id="413"/>
+      <w:commentRangeStart w:id="419"/>
       <w:r>
         <w:t>Older adults residing in high-slope regions are exposed to such challenging terrain daily during shopping and outdoor activities, leading to chronic fear of falling, reduced outdoor activity, and progressive deconditioning (disuse muscle atrophy).</w:t>
       </w:r>
-      <w:commentRangeEnd w:id="413"/>
+      <w:commentRangeEnd w:id="419"/>
       <w:r>
         <w:rPr>
           <w:rStyle w:val="af2"/>
           <w:sz w:val="24"/>
           <w:szCs w:val="24"/>
         </w:rPr>
-        <w:commentReference w:id="413"/>
+        <w:commentReference w:id="419"/>
       </w:r>
       <w:r>
         <w:t xml:space="preserve"> </w:t>
@@ -5101,7 +5147,7 @@
       <w:r>
         <w:t>the multivariable OLS coefficient for fast</w:t>
       </w:r>
-      <w:ins w:id="414" w:author="治輝 齋藤" w:date="2026-05-19T23:38:00Z" w16du:dateUtc="2026-05-19T14:38:00Z">
+      <w:ins w:id="420" w:author="治輝 齋藤" w:date="2026-05-19T23:38:00Z" w16du:dateUtc="2026-05-19T14:38:00Z">
         <w:r>
           <w:rPr>
             <w:rFonts w:hint="eastAsia"/>
@@ -5110,7 +5156,7 @@
           <w:t>-</w:t>
         </w:r>
       </w:ins>
-      <w:del w:id="415" w:author="治輝 齋藤" w:date="2026-05-19T23:38:00Z" w16du:dateUtc="2026-05-19T14:38:00Z">
+      <w:del w:id="421" w:author="治輝 齋藤" w:date="2026-05-19T23:38:00Z" w16du:dateUtc="2026-05-19T14:38:00Z">
         <w:r>
           <w:delText xml:space="preserve"> </w:delText>
         </w:r>
@@ -5118,12 +5164,12 @@
       <w:r>
         <w:t xml:space="preserve">walking </w:t>
       </w:r>
-      <w:ins w:id="416" w:author="治輝 齋藤" w:date="2026-05-19T23:38:00Z" w16du:dateUtc="2026-05-19T14:38:00Z">
+      <w:ins w:id="422" w:author="治輝 齋藤" w:date="2026-05-19T23:38:00Z" w16du:dateUtc="2026-05-19T14:38:00Z">
         <w:r>
           <w:t>proportion</w:t>
         </w:r>
       </w:ins>
-      <w:del w:id="417" w:author="治輝 齋藤" w:date="2026-05-19T23:38:00Z" w16du:dateUtc="2026-05-19T14:38:00Z">
+      <w:del w:id="423" w:author="治輝 齋藤" w:date="2026-05-19T23:38:00Z" w16du:dateUtc="2026-05-19T14:38:00Z">
         <w:r>
           <w:delText>rate</w:delText>
         </w:r>
@@ -5131,7 +5177,7 @@
       <w:r>
         <w:t xml:space="preserve"> was </w:t>
       </w:r>
-      <w:del w:id="418" w:author="治輝 齋藤" w:date="2026-04-30T18:39:00Z" w16du:dateUtc="2026-04-30T09:39:00Z">
+      <w:del w:id="424" w:author="治輝 齋藤" w:date="2026-04-30T18:39:00Z" w16du:dateUtc="2026-04-30T09:39:00Z">
         <w:r>
           <w:delText>**</w:delText>
         </w:r>
@@ -5139,13 +5185,17 @@
       <w:r>
         <w:t>positive</w:t>
       </w:r>
-      <w:del w:id="419" w:author="治輝 齋藤" w:date="2026-04-30T18:39:00Z" w16du:dateUtc="2026-04-30T09:39:00Z">
+      <w:del w:id="425" w:author="治輝 齋藤" w:date="2026-04-30T18:39:00Z" w16du:dateUtc="2026-04-30T09:39:00Z">
         <w:r>
           <w:delText>**</w:delText>
         </w:r>
       </w:del>
       <w:r>
-        <w:t xml:space="preserve"> (β = 2.02 per 1 percentage-point increase in fast walking), which is difficult to interpret as a causal protective effect at prefecture resolution and is not the individual-level association described in cohort studies. Inference for this coefficient was sensitive to standard error choice (conventional </w:t>
+        <w:t xml:space="preserve"> (β = 2.02 per 1 percentage-point increase in fast walking), which is difficult to interpret as a causal protective effect at prefecture resolution and is not the individual-level association described in cohort studies. Inference for this </w:t>
+      </w:r>
+      <w:r>
+        <w:lastRenderedPageBreak/>
+        <w:t xml:space="preserve">coefficient was sensitive to standard error choice (conventional </w:t>
       </w:r>
       <w:r>
         <w:rPr>
@@ -5165,25 +5215,21 @@
         <w:t>p</w:t>
       </w:r>
       <w:r>
-        <w:t xml:space="preserve"> = 0.022). Plausible drivers include ecological bias, aggregation of a 40–74-year </w:t>
-      </w:r>
-      <w:r>
-        <w:lastRenderedPageBreak/>
-        <w:t xml:space="preserve">screening metric to represent regions where hip fractures concentrate among the oldest-old, and confounding by unmeasured healthcare and reporting behaviors. </w:t>
-      </w:r>
-      <w:commentRangeStart w:id="420"/>
-      <w:ins w:id="421" w:author="治輝 齋藤" w:date="2026-04-30T18:41:00Z" w16du:dateUtc="2026-04-30T09:41:00Z">
+        <w:t xml:space="preserve"> = 0.022). Plausible drivers include ecological bias, aggregation of a 40–74-year screening metric to represent regions where hip fractures concentrate among the oldest-old, and confounding by unmeasured healthcare and reporting behaviors. </w:t>
+      </w:r>
+      <w:commentRangeStart w:id="426"/>
+      <w:ins w:id="427" w:author="治輝 齋藤" w:date="2026-04-30T18:41:00Z" w16du:dateUtc="2026-04-30T09:41:00Z">
         <w:r>
           <w:t xml:space="preserve">Because only the 40–74-year questionnaire aggregate is publicly available, we treated this variable as a contextual covariate and not as a direct proxy for hip fracture risk in the oldest age groups. </w:t>
         </w:r>
-        <w:commentRangeEnd w:id="420"/>
+        <w:commentRangeEnd w:id="426"/>
         <w:r>
           <w:rPr>
             <w:rStyle w:val="af2"/>
             <w:sz w:val="24"/>
             <w:szCs w:val="24"/>
           </w:rPr>
-          <w:commentReference w:id="420"/>
+          <w:commentReference w:id="426"/>
         </w:r>
       </w:ins>
       <w:r>
@@ -5198,8 +5244,8 @@
         <w:pStyle w:val="2"/>
         <w:spacing w:line="360" w:lineRule="auto"/>
       </w:pPr>
-      <w:bookmarkStart w:id="422" w:name="policy-implications"/>
-      <w:bookmarkEnd w:id="405"/>
+      <w:bookmarkStart w:id="428" w:name="policy-implications"/>
+      <w:bookmarkEnd w:id="411"/>
       <w:r>
         <w:t>6. Policy Implications</w:t>
       </w:r>
@@ -5282,7 +5328,11 @@
         <w:t>[45, 46]</w:t>
       </w:r>
       <w:r>
-        <w:t xml:space="preserve"> However, research has shown that physical activity behavior is strongly dependent on neighborhood environmental features (sidewalk availability, safety, topography), not individual motivation alone.</w:t>
+        <w:t xml:space="preserve"> However, research has shown </w:t>
+      </w:r>
+      <w:r>
+        <w:lastRenderedPageBreak/>
+        <w:t>that physical activity behavior is strongly dependent on neighborhood environmental features (sidewalk availability, safety, topography), not individual motivation alone.</w:t>
       </w:r>
       <w:r>
         <w:t xml:space="preserve"> </w:t>
@@ -5291,7 +5341,6 @@
         <w:rPr>
           <w:lang w:eastAsia="ja-JP"/>
         </w:rPr>
-        <w:lastRenderedPageBreak/>
         <w:t>[45]</w:t>
       </w:r>
       <w:r>
@@ -5315,18 +5364,18 @@
       <w:r>
         <w:t xml:space="preserve">Second, housing modification subsidies targeting high-slope prefectures—such as installation of handrails on outdoor pathways and anti-slip surface materials—could reduce the environmental contribution to fall risk. Third, urban planning guidelines for mountainous communities should explicitly incorporate slope gradient as a factor in pedestrian infrastructure design, particularly in areas with high proportions of older residents. Given the irreversible demographic aging in rural Japan, these upstream environmental interventions represent </w:t>
       </w:r>
-      <w:commentRangeStart w:id="423"/>
+      <w:commentRangeStart w:id="429"/>
       <w:r>
         <w:t>cost-effective</w:t>
       </w:r>
-      <w:commentRangeEnd w:id="423"/>
+      <w:commentRangeEnd w:id="429"/>
       <w:r>
         <w:rPr>
           <w:rStyle w:val="af2"/>
           <w:sz w:val="24"/>
           <w:szCs w:val="24"/>
         </w:rPr>
-        <w:commentReference w:id="423"/>
+        <w:commentReference w:id="429"/>
       </w:r>
       <w:r>
         <w:t xml:space="preserve"> strategies to mitigate the downstream burden of fragility fractures.</w:t>
@@ -5337,8 +5386,8 @@
         <w:pStyle w:val="2"/>
         <w:spacing w:line="360" w:lineRule="auto"/>
       </w:pPr>
-      <w:bookmarkStart w:id="424" w:name="strengths"/>
-      <w:bookmarkEnd w:id="422"/>
+      <w:bookmarkStart w:id="430" w:name="strengths"/>
+      <w:bookmarkEnd w:id="428"/>
       <w:r>
         <w:t>7. Strengths</w:t>
       </w:r>
@@ -5357,8 +5406,8 @@
         <w:pStyle w:val="2"/>
         <w:spacing w:line="360" w:lineRule="auto"/>
       </w:pPr>
-      <w:bookmarkStart w:id="425" w:name="limitations"/>
-      <w:bookmarkEnd w:id="424"/>
+      <w:bookmarkStart w:id="431" w:name="limitations"/>
+      <w:bookmarkEnd w:id="430"/>
       <w:r>
         <w:lastRenderedPageBreak/>
         <w:t>8. Limitations</w:t>
@@ -5390,36 +5439,36 @@
         <w:pStyle w:val="a0"/>
         <w:spacing w:line="360" w:lineRule="auto"/>
       </w:pPr>
-      <w:bookmarkStart w:id="426" w:name="_Hlk228469400"/>
+      <w:bookmarkStart w:id="432" w:name="_Hlk228469400"/>
       <w:r>
         <w:t xml:space="preserve">Second, </w:t>
       </w:r>
-      <w:commentRangeStart w:id="427"/>
-      <w:ins w:id="428" w:author="治輝 齋藤" w:date="2026-04-30T18:02:00Z" w16du:dateUtc="2026-04-30T09:02:00Z">
+      <w:commentRangeStart w:id="433"/>
+      <w:ins w:id="434" w:author="治輝 齋藤" w:date="2026-04-30T18:02:00Z" w16du:dateUtc="2026-04-30T09:02:00Z">
         <w:r>
           <w:t xml:space="preserve">our outcome reflects surgery rates rather than true fracture incidence. Although hip fractures are usually treated surgically, prefectural variation in treatment decisions, referral patterns, and access to operative care may influence observed rates independently of fracture occurrence. Third, </w:t>
         </w:r>
       </w:ins>
-      <w:commentRangeEnd w:id="427"/>
-      <w:ins w:id="429" w:author="治輝 齋藤" w:date="2026-04-30T18:04:00Z" w16du:dateUtc="2026-04-30T09:04:00Z">
+      <w:commentRangeEnd w:id="433"/>
+      <w:ins w:id="435" w:author="治輝 齋藤" w:date="2026-04-30T18:04:00Z" w16du:dateUtc="2026-04-30T09:04:00Z">
         <w:r>
           <w:rPr>
             <w:rStyle w:val="af2"/>
             <w:sz w:val="24"/>
             <w:szCs w:val="24"/>
           </w:rPr>
-          <w:commentReference w:id="427"/>
+          <w:commentReference w:id="433"/>
         </w:r>
       </w:ins>
       <w:r>
         <w:t xml:space="preserve">the cross-sectional design precludes causal inference. Although reverse causation is unlikely for a fixed environmental exposure such as terrain slope, residual confounding by unmeasured variables cannot be excluded. </w:t>
       </w:r>
-      <w:ins w:id="430" w:author="治輝 齋藤" w:date="2026-04-30T18:03:00Z" w16du:dateUtc="2026-04-30T09:03:00Z">
+      <w:ins w:id="436" w:author="治輝 齋藤" w:date="2026-04-30T18:03:00Z" w16du:dateUtc="2026-04-30T09:03:00Z">
         <w:r>
           <w:t>Fourth</w:t>
         </w:r>
       </w:ins>
-      <w:del w:id="431" w:author="治輝 齋藤" w:date="2026-04-30T18:03:00Z" w16du:dateUtc="2026-04-30T09:03:00Z">
+      <w:del w:id="437" w:author="治輝 齋藤" w:date="2026-04-30T18:03:00Z" w16du:dateUtc="2026-04-30T09:03:00Z">
         <w:r>
           <w:delText>Third</w:delText>
         </w:r>
@@ -5427,19 +5476,19 @@
       <w:r>
         <w:t xml:space="preserve">, important unmeasured confounders—including individual-level socioeconomic status, healthcare access (e.g., prefectural orthopedic surgeon density, distance to emergency hospitals), nutritional status (calcium and vitamin D intake), bone mineral density (BMD), </w:t>
       </w:r>
-      <w:commentRangeStart w:id="432"/>
-      <w:ins w:id="433" w:author="治輝 齋藤" w:date="2026-04-30T18:09:00Z" w16du:dateUtc="2026-04-30T09:09:00Z">
+      <w:commentRangeStart w:id="438"/>
+      <w:ins w:id="439" w:author="治輝 齋藤" w:date="2026-04-30T18:09:00Z" w16du:dateUtc="2026-04-30T09:09:00Z">
         <w:r>
           <w:t xml:space="preserve">climate (snowfall and icing), </w:t>
         </w:r>
-        <w:commentRangeEnd w:id="432"/>
+        <w:commentRangeEnd w:id="438"/>
         <w:r>
           <w:rPr>
             <w:rStyle w:val="af2"/>
             <w:sz w:val="24"/>
             <w:szCs w:val="24"/>
           </w:rPr>
-          <w:commentReference w:id="432"/>
+          <w:commentReference w:id="438"/>
         </w:r>
       </w:ins>
       <w:r>
@@ -5451,8 +5500,8 @@
         <w:pStyle w:val="a0"/>
         <w:spacing w:line="360" w:lineRule="auto"/>
       </w:pPr>
-      <w:commentRangeStart w:id="434"/>
-      <w:ins w:id="435" w:author="治輝 齋藤" w:date="2026-04-30T20:36:00Z" w16du:dateUtc="2026-04-30T11:36:00Z">
+      <w:commentRangeStart w:id="440"/>
+      <w:ins w:id="441" w:author="治輝 齋藤" w:date="2026-04-30T20:36:00Z" w16du:dateUtc="2026-04-30T11:36:00Z">
         <w:r>
           <w:rPr>
             <w:lang w:eastAsia="ja-JP"/>
@@ -5460,7 +5509,7 @@
           <w:t>Fifth, age-standardization sensitivity results relied on</w:t>
         </w:r>
       </w:ins>
-      <w:ins w:id="436" w:author="治輝 齋藤" w:date="2026-05-20T12:30:00Z" w16du:dateUtc="2026-05-20T03:30:00Z">
+      <w:ins w:id="442" w:author="治輝 齋藤" w:date="2026-05-20T12:30:00Z" w16du:dateUtc="2026-05-20T03:30:00Z">
         <w:r>
           <w:t xml:space="preserve"> </w:t>
         </w:r>
@@ -5471,7 +5520,7 @@
           <w:t>replacing withheld (disclosure-controlled) cells</w:t>
         </w:r>
       </w:ins>
-      <w:ins w:id="437" w:author="治輝 齋藤" w:date="2026-04-30T20:36:00Z" w16du:dateUtc="2026-04-30T11:36:00Z">
+      <w:ins w:id="443" w:author="治輝 齋藤" w:date="2026-04-30T20:36:00Z" w16du:dateUtc="2026-04-30T11:36:00Z">
         <w:r>
           <w:rPr>
             <w:lang w:eastAsia="ja-JP"/>
@@ -5479,7 +5528,7 @@
           <w:t xml:space="preserve"> in publicly released age-stratified surgery tables</w:t>
         </w:r>
       </w:ins>
-      <w:ins w:id="438" w:author="治輝 齋藤" w:date="2026-05-20T12:30:00Z" w16du:dateUtc="2026-05-20T03:30:00Z">
+      <w:ins w:id="444" w:author="治輝 齋藤" w:date="2026-05-20T12:30:00Z" w16du:dateUtc="2026-05-20T03:30:00Z">
         <w:r>
           <w:rPr>
             <w:lang w:eastAsia="ja-JP"/>
@@ -5487,7 +5536,7 @@
           <w:t xml:space="preserve"> with prespecified surgery counts (0, 5, or 9)</w:t>
         </w:r>
       </w:ins>
-      <w:ins w:id="439" w:author="治輝 齋藤" w:date="2026-04-30T20:36:00Z" w16du:dateUtc="2026-04-30T11:36:00Z">
+      <w:ins w:id="445" w:author="治輝 齋藤" w:date="2026-04-30T20:36:00Z" w16du:dateUtc="2026-04-30T11:36:00Z">
         <w:r>
           <w:rPr>
             <w:lang w:eastAsia="ja-JP"/>
@@ -5495,7 +5544,7 @@
           <w:t xml:space="preserve">. </w:t>
         </w:r>
       </w:ins>
-      <w:ins w:id="440" w:author="治輝 齋藤" w:date="2026-05-20T12:31:00Z" w16du:dateUtc="2026-05-20T03:31:00Z">
+      <w:ins w:id="446" w:author="治輝 齋藤" w:date="2026-05-20T12:31:00Z" w16du:dateUtc="2026-05-20T03:31:00Z">
         <w:r>
           <w:rPr>
             <w:lang w:eastAsia="ja-JP"/>
@@ -5510,7 +5559,7 @@
           <w:t>imply that some withheld cells may not correspond strictly to the nominal `&lt;10` range</w:t>
         </w:r>
       </w:ins>
-      <w:ins w:id="441" w:author="治輝 齋藤" w:date="2026-04-30T20:36:00Z" w16du:dateUtc="2026-04-30T11:36:00Z">
+      <w:ins w:id="447" w:author="治輝 齋藤" w:date="2026-04-30T20:36:00Z" w16du:dateUtc="2026-04-30T11:36:00Z">
         <w:r>
           <w:rPr>
             <w:lang w:eastAsia="ja-JP"/>
@@ -5518,8 +5567,8 @@
           <w:t>. Therefore, these SIR/ISR analyses should be interpreted as robustness checks rather than definitive age-standardized estimates.</w:t>
         </w:r>
       </w:ins>
-      <w:commentRangeEnd w:id="434"/>
-      <w:ins w:id="442" w:author="治輝 齋藤" w:date="2026-04-30T20:37:00Z" w16du:dateUtc="2026-04-30T11:37:00Z">
+      <w:commentRangeEnd w:id="440"/>
+      <w:ins w:id="448" w:author="治輝 齋藤" w:date="2026-04-30T20:37:00Z" w16du:dateUtc="2026-04-30T11:37:00Z">
         <w:r>
           <w:rPr>
             <w:rStyle w:val="af2"/>
@@ -5527,10 +5576,10 @@
             <w:szCs w:val="24"/>
             <w:lang w:eastAsia="ja-JP"/>
           </w:rPr>
-          <w:commentReference w:id="434"/>
-        </w:r>
-      </w:ins>
-      <w:ins w:id="443" w:author="治輝 齋藤" w:date="2026-04-30T20:36:00Z" w16du:dateUtc="2026-04-30T11:36:00Z">
+          <w:commentReference w:id="440"/>
+        </w:r>
+      </w:ins>
+      <w:ins w:id="449" w:author="治輝 齋藤" w:date="2026-04-30T20:36:00Z" w16du:dateUtc="2026-04-30T11:36:00Z">
         <w:r>
           <w:rPr>
             <w:lang w:eastAsia="ja-JP"/>
@@ -5545,7 +5594,7 @@
           <w:t>Six</w:t>
         </w:r>
       </w:ins>
-      <w:ins w:id="444" w:author="治輝 齋藤" w:date="2026-04-30T18:04:00Z" w16du:dateUtc="2026-04-30T09:04:00Z">
+      <w:ins w:id="450" w:author="治輝 齋藤" w:date="2026-04-30T18:04:00Z" w16du:dateUtc="2026-04-30T09:04:00Z">
         <w:r>
           <w:rPr>
             <w:rFonts w:hint="eastAsia"/>
@@ -5554,7 +5603,7 @@
           <w:t>th</w:t>
         </w:r>
       </w:ins>
-      <w:del w:id="445" w:author="治輝 齋藤" w:date="2026-04-30T18:04:00Z" w16du:dateUtc="2026-04-30T09:04:00Z">
+      <w:del w:id="451" w:author="治輝 齋藤" w:date="2026-04-30T18:04:00Z" w16du:dateUtc="2026-04-30T09:04:00Z">
         <w:r>
           <w:delText>Fourth</w:delText>
         </w:r>
@@ -5562,8 +5611,8 @@
       <w:r>
         <w:t xml:space="preserve">, the walking speed variable was based on self-reported habitual walking speed in the Specific Health Checkup questionnaire, administered to individuals aged 40–74 years, </w:t>
       </w:r>
-      <w:commentRangeStart w:id="446"/>
-      <w:ins w:id="447" w:author="治輝 齋藤" w:date="2026-04-30T19:05:00Z" w16du:dateUtc="2026-04-30T10:05:00Z">
+      <w:commentRangeStart w:id="452"/>
+      <w:ins w:id="453" w:author="治輝 齋藤" w:date="2026-04-30T19:05:00Z" w16du:dateUtc="2026-04-30T10:05:00Z">
         <w:r>
           <w:rPr>
             <w:rFonts w:hint="eastAsia"/>
@@ -5572,7 +5621,7 @@
           <w:t>because</w:t>
         </w:r>
       </w:ins>
-      <w:ins w:id="448" w:author="治輝 齋藤" w:date="2026-04-30T19:04:00Z" w16du:dateUtc="2026-04-30T10:04:00Z">
+      <w:ins w:id="454" w:author="治輝 齋藤" w:date="2026-04-30T19:04:00Z" w16du:dateUtc="2026-04-30T10:04:00Z">
         <w:r>
           <w:t xml:space="preserve"> publicly available prefecture-level data were limited to individuals aged 40–74 years in the current NDB Open Data</w:t>
         </w:r>
@@ -5584,34 +5633,34 @@
           <w:t>.</w:t>
         </w:r>
       </w:ins>
-      <w:ins w:id="449" w:author="治輝 齋藤" w:date="2026-04-30T18:45:00Z" w16du:dateUtc="2026-04-30T09:45:00Z">
+      <w:ins w:id="455" w:author="治輝 齋藤" w:date="2026-04-30T18:45:00Z" w16du:dateUtc="2026-04-30T09:45:00Z">
         <w:r>
           <w:t xml:space="preserve"> This variable </w:t>
         </w:r>
       </w:ins>
-      <w:del w:id="450" w:author="治輝 齋藤" w:date="2026-04-30T18:45:00Z" w16du:dateUtc="2026-04-30T09:45:00Z">
+      <w:del w:id="456" w:author="治輝 齋藤" w:date="2026-04-30T18:45:00Z" w16du:dateUtc="2026-04-30T09:45:00Z">
         <w:r>
           <w:delText>which</w:delText>
         </w:r>
       </w:del>
-      <w:commentRangeEnd w:id="446"/>
+      <w:commentRangeEnd w:id="452"/>
       <w:r>
         <w:rPr>
           <w:rStyle w:val="af2"/>
           <w:sz w:val="24"/>
           <w:szCs w:val="24"/>
         </w:rPr>
-        <w:commentReference w:id="446"/>
+        <w:commentReference w:id="452"/>
       </w:r>
       <w:r>
         <w:t xml:space="preserve"> may not accurately represent the functional capacity of the oldest-old (≥75 years) at highest fracture risk</w:t>
       </w:r>
-      <w:ins w:id="451" w:author="治輝 齋藤" w:date="2026-04-30T18:45:00Z" w16du:dateUtc="2026-04-30T09:45:00Z">
+      <w:ins w:id="457" w:author="治輝 齋藤" w:date="2026-04-30T18:45:00Z" w16du:dateUtc="2026-04-30T09:45:00Z">
         <w:r>
           <w:t>, and its direct relevance to hip fracture occurrence is likely limited at this ecological resolution</w:t>
         </w:r>
       </w:ins>
-      <w:ins w:id="452" w:author="治輝 齋藤" w:date="2026-05-19T12:38:00Z" w16du:dateUtc="2026-05-19T03:38:00Z">
+      <w:ins w:id="458" w:author="治輝 齋藤" w:date="2026-05-19T12:38:00Z" w16du:dateUtc="2026-05-19T03:38:00Z">
         <w:r>
           <w:rPr>
             <w:rFonts w:hint="eastAsia"/>
@@ -5619,22 +5668,22 @@
           </w:rPr>
           <w:t xml:space="preserve">. </w:t>
         </w:r>
-        <w:commentRangeStart w:id="453"/>
+        <w:commentRangeStart w:id="459"/>
         <w:r>
           <w:t>Moreover, this self-reported fast-walking indicator primarily reflects perceived walking capacity rather than actual walking volume or direct slope-specific exposure in daily life</w:t>
         </w:r>
-        <w:commentRangeEnd w:id="453"/>
+        <w:commentRangeEnd w:id="459"/>
         <w:r>
           <w:rPr>
             <w:rStyle w:val="af2"/>
           </w:rPr>
-          <w:commentReference w:id="453"/>
+          <w:commentReference w:id="459"/>
         </w:r>
       </w:ins>
       <w:r>
         <w:t xml:space="preserve">. This self-reported measure may be subject to non-differential measurement error, biasing our estimates toward the null. </w:t>
       </w:r>
-      <w:ins w:id="454" w:author="治輝 齋藤" w:date="2026-04-30T18:04:00Z" w16du:dateUtc="2026-04-30T09:04:00Z">
+      <w:ins w:id="460" w:author="治輝 齋藤" w:date="2026-04-30T18:04:00Z" w16du:dateUtc="2026-04-30T09:04:00Z">
         <w:r>
           <w:rPr>
             <w:rFonts w:hint="eastAsia"/>
@@ -5643,7 +5692,7 @@
           <w:t>S</w:t>
         </w:r>
       </w:ins>
-      <w:ins w:id="455" w:author="治輝 齋藤" w:date="2026-04-30T20:36:00Z" w16du:dateUtc="2026-04-30T11:36:00Z">
+      <w:ins w:id="461" w:author="治輝 齋藤" w:date="2026-04-30T20:36:00Z" w16du:dateUtc="2026-04-30T11:36:00Z">
         <w:r>
           <w:rPr>
             <w:rFonts w:hint="eastAsia"/>
@@ -5652,7 +5701,7 @@
           <w:t>even</w:t>
         </w:r>
       </w:ins>
-      <w:ins w:id="456" w:author="治輝 齋藤" w:date="2026-04-30T18:04:00Z" w16du:dateUtc="2026-04-30T09:04:00Z">
+      <w:ins w:id="462" w:author="治輝 齋藤" w:date="2026-04-30T18:04:00Z" w16du:dateUtc="2026-04-30T09:04:00Z">
         <w:r>
           <w:rPr>
             <w:rFonts w:hint="eastAsia"/>
@@ -5661,7 +5710,7 @@
           <w:t>th</w:t>
         </w:r>
       </w:ins>
-      <w:del w:id="457" w:author="治輝 齋藤" w:date="2026-04-30T18:04:00Z" w16du:dateUtc="2026-04-30T09:04:00Z">
+      <w:del w:id="463" w:author="治輝 齋藤" w:date="2026-04-30T18:04:00Z" w16du:dateUtc="2026-04-30T09:04:00Z">
         <w:r>
           <w:delText>Fifth</w:delText>
         </w:r>
@@ -5675,7 +5724,7 @@
         <w:pStyle w:val="a0"/>
         <w:spacing w:line="360" w:lineRule="auto"/>
       </w:pPr>
-      <w:ins w:id="458" w:author="治輝 齋藤" w:date="2026-04-30T20:36:00Z" w16du:dateUtc="2026-04-30T11:36:00Z">
+      <w:ins w:id="464" w:author="治輝 齋藤" w:date="2026-04-30T20:36:00Z" w16du:dateUtc="2026-04-30T11:36:00Z">
         <w:r>
           <w:rPr>
             <w:rFonts w:hint="eastAsia"/>
@@ -5684,7 +5733,7 @@
           <w:t>Eigh</w:t>
         </w:r>
       </w:ins>
-      <w:ins w:id="459" w:author="治輝 齋藤" w:date="2026-04-30T18:04:00Z" w16du:dateUtc="2026-04-30T09:04:00Z">
+      <w:ins w:id="465" w:author="治輝 齋藤" w:date="2026-04-30T18:04:00Z" w16du:dateUtc="2026-04-30T09:04:00Z">
         <w:r>
           <w:rPr>
             <w:rFonts w:hint="eastAsia"/>
@@ -5693,7 +5742,7 @@
           <w:t>th</w:t>
         </w:r>
       </w:ins>
-      <w:del w:id="460" w:author="治輝 齋藤" w:date="2026-04-30T18:04:00Z" w16du:dateUtc="2026-04-30T09:04:00Z">
+      <w:del w:id="466" w:author="治輝 齋藤" w:date="2026-04-30T18:04:00Z" w16du:dateUtc="2026-04-30T09:04:00Z">
         <w:r>
           <w:delText>Sixth</w:delText>
         </w:r>
@@ -5718,7 +5767,7 @@
         </w:rPr>
         <w:t xml:space="preserve"> </w:t>
       </w:r>
-      <w:ins w:id="461" w:author="治輝 齋藤" w:date="2026-04-30T20:36:00Z" w16du:dateUtc="2026-04-30T11:36:00Z">
+      <w:ins w:id="467" w:author="治輝 齋藤" w:date="2026-04-30T20:36:00Z" w16du:dateUtc="2026-04-30T11:36:00Z">
         <w:r>
           <w:rPr>
             <w:rFonts w:hint="eastAsia"/>
@@ -5727,7 +5776,7 @@
           <w:t>Nin</w:t>
         </w:r>
       </w:ins>
-      <w:ins w:id="462" w:author="治輝 齋藤" w:date="2026-04-30T18:04:00Z" w16du:dateUtc="2026-04-30T09:04:00Z">
+      <w:ins w:id="468" w:author="治輝 齋藤" w:date="2026-04-30T18:04:00Z" w16du:dateUtc="2026-04-30T09:04:00Z">
         <w:r>
           <w:rPr>
             <w:rFonts w:hint="eastAsia"/>
@@ -5736,7 +5785,7 @@
           <w:t>th</w:t>
         </w:r>
       </w:ins>
-      <w:del w:id="463" w:author="治輝 齋藤" w:date="2026-04-30T18:04:00Z" w16du:dateUtc="2026-04-30T09:04:00Z">
+      <w:del w:id="469" w:author="治輝 齋藤" w:date="2026-04-30T18:04:00Z" w16du:dateUtc="2026-04-30T09:04:00Z">
         <w:r>
           <w:rPr>
             <w:rFonts w:hint="eastAsia"/>
@@ -5756,7 +5805,7 @@
         <w:t xml:space="preserve"> sex- and gender-stratified outcome tables were not available in the prefecture-level NDB Open Data extracts used here; findings therefore describe aggregate populations and should be interpreted with this limitation in mind.</w:t>
       </w:r>
     </w:p>
-    <w:bookmarkEnd w:id="426"/>
+    <w:bookmarkEnd w:id="432"/>
     <w:p>
       <w:pPr>
         <w:spacing w:line="360" w:lineRule="auto"/>
@@ -5773,9 +5822,9 @@
         <w:pStyle w:val="1"/>
         <w:spacing w:line="360" w:lineRule="auto"/>
       </w:pPr>
-      <w:bookmarkStart w:id="464" w:name="conclusions-1"/>
+      <w:bookmarkStart w:id="470" w:name="conclusions-1"/>
       <w:bookmarkEnd w:id="322"/>
-      <w:bookmarkEnd w:id="425"/>
+      <w:bookmarkEnd w:id="431"/>
       <w:r>
         <w:t>Conclusions</w:t>
       </w:r>
@@ -5791,8 +5840,8 @@
       <w:r>
         <w:t xml:space="preserve"> slope </w:t>
       </w:r>
-      <w:commentRangeStart w:id="465"/>
-      <w:ins w:id="466" w:author="治輝 齋藤" w:date="2026-04-30T19:20:00Z" w16du:dateUtc="2026-04-30T10:20:00Z">
+      <w:commentRangeStart w:id="471"/>
+      <w:ins w:id="472" w:author="治輝 齋藤" w:date="2026-04-30T19:20:00Z" w16du:dateUtc="2026-04-30T10:20:00Z">
         <w:r>
           <w:rPr>
             <w:rFonts w:hint="eastAsia"/>
@@ -5801,19 +5850,19 @@
           <w:t>was</w:t>
         </w:r>
       </w:ins>
-      <w:del w:id="467" w:author="治輝 齋藤" w:date="2026-04-30T19:20:00Z" w16du:dateUtc="2026-04-30T10:20:00Z">
+      <w:del w:id="473" w:author="治輝 齋藤" w:date="2026-04-30T19:20:00Z" w16du:dateUtc="2026-04-30T10:20:00Z">
         <w:r>
           <w:delText>remained</w:delText>
         </w:r>
       </w:del>
-      <w:commentRangeEnd w:id="465"/>
+      <w:commentRangeEnd w:id="471"/>
       <w:r>
         <w:rPr>
           <w:rStyle w:val="af2"/>
           <w:sz w:val="24"/>
           <w:szCs w:val="24"/>
         </w:rPr>
-        <w:commentReference w:id="465"/>
+        <w:commentReference w:id="471"/>
       </w:r>
       <w:r>
         <w:t xml:space="preserve"> positively</w:t>
@@ -5821,12 +5870,12 @@
       <w:r>
         <w:t xml:space="preserve"> associated with hip fracture surgery rates after adjustment for </w:t>
       </w:r>
-      <w:ins w:id="468" w:author="治輝 齋藤" w:date="2026-05-19T23:38:00Z" w16du:dateUtc="2026-05-19T14:38:00Z">
+      <w:ins w:id="474" w:author="治輝 齋藤" w:date="2026-05-19T23:38:00Z" w16du:dateUtc="2026-05-19T14:38:00Z">
         <w:r>
           <w:t>proportion aged ≥65 years</w:t>
         </w:r>
       </w:ins>
-      <w:del w:id="469" w:author="治輝 齋藤" w:date="2026-05-19T23:38:00Z" w16du:dateUtc="2026-05-19T14:38:00Z">
+      <w:del w:id="475" w:author="治輝 齋藤" w:date="2026-05-19T23:38:00Z" w16du:dateUtc="2026-05-19T14:38:00Z">
         <w:r>
           <w:delText>aging rate</w:delText>
         </w:r>
@@ -5843,7 +5892,7 @@
       <w:r>
         <w:t>; conventional *p* = 0.043)</w:t>
       </w:r>
-      <w:ins w:id="470" w:author="治輝 齋藤" w:date="2026-05-19T12:38:00Z" w16du:dateUtc="2026-05-19T03:38:00Z">
+      <w:ins w:id="476" w:author="治輝 齋藤" w:date="2026-05-19T12:38:00Z" w16du:dateUtc="2026-05-19T03:38:00Z">
         <w:r>
           <w:t>, whereas heteroskedasticity-robust and bootstrap uncertainty quantification yielded borderline support compatible with no association at α = 0.05</w:t>
         </w:r>
@@ -5858,8 +5907,8 @@
       <w:r>
         <w:t xml:space="preserve"> </w:t>
       </w:r>
-      <w:commentRangeStart w:id="471"/>
-      <w:ins w:id="472" w:author="治輝 齋藤" w:date="2026-05-19T12:39:00Z" w16du:dateUtc="2026-05-19T03:39:00Z">
+      <w:commentRangeStart w:id="477"/>
+      <w:ins w:id="478" w:author="治輝 齋藤" w:date="2026-05-19T12:39:00Z" w16du:dateUtc="2026-05-19T03:39:00Z">
         <w:r>
           <w:t>Given the limited ecological sample size (N = 47), these findings should be interpreted as suggestive rather than confirmatory.</w:t>
         </w:r>
@@ -5870,12 +5919,12 @@
           </w:rPr>
           <w:t xml:space="preserve"> </w:t>
         </w:r>
-        <w:commentRangeEnd w:id="471"/>
+        <w:commentRangeEnd w:id="477"/>
         <w:r>
           <w:rPr>
             <w:rStyle w:val="af2"/>
           </w:rPr>
-          <w:commentReference w:id="471"/>
+          <w:commentReference w:id="477"/>
         </w:r>
       </w:ins>
       <w:r>
@@ -5887,7 +5936,7 @@
       <w:r>
         <w:t xml:space="preserve"> was specific to hip fractures, with no significant relationship observed for humerus or forearm fractures</w:t>
       </w:r>
-      <w:ins w:id="473" w:author="治輝 齋藤" w:date="2026-05-19T12:39:00Z" w16du:dateUtc="2026-05-19T03:39:00Z">
+      <w:ins w:id="479" w:author="治輝 齋藤" w:date="2026-05-19T12:39:00Z" w16du:dateUtc="2026-05-19T03:39:00Z">
         <w:r>
           <w:t>, consistent with biomechanical hypotheses emphasizing lateral falls and trochanteric loading on sloped terrain</w:t>
         </w:r>
@@ -6050,8 +6099,8 @@
         <w:pStyle w:val="1"/>
         <w:spacing w:line="360" w:lineRule="auto"/>
       </w:pPr>
-      <w:bookmarkStart w:id="474" w:name="references"/>
-      <w:bookmarkEnd w:id="464"/>
+      <w:bookmarkStart w:id="480" w:name="references"/>
+      <w:bookmarkEnd w:id="470"/>
       <w:r>
         <w:lastRenderedPageBreak/>
         <w:t>References</w:t>
@@ -7110,8 +7159,8 @@
           <w:szCs w:val="40"/>
         </w:rPr>
       </w:pPr>
-      <w:bookmarkStart w:id="475" w:name="tables-and-figures"/>
-      <w:bookmarkEnd w:id="474"/>
+      <w:bookmarkStart w:id="481" w:name="tables-and-figures"/>
+      <w:bookmarkEnd w:id="480"/>
       <w:r>
         <w:br w:type="page"/>
       </w:r>
@@ -7129,7 +7178,7 @@
       <w:pPr>
         <w:pStyle w:val="2"/>
       </w:pPr>
-      <w:bookmarkStart w:id="476" w:name="Xd12e5d2fabb7f7da04933f49b094ec2cca003f6"/>
+      <w:bookmarkStart w:id="482" w:name="Xd12e5d2fabb7f7da04933f49b094ec2cca003f6"/>
       <w:r>
         <w:t>Table 1. Descriptive Statistics of Prefecture-Level Variables (N = 47)</w:t>
       </w:r>
@@ -9374,7 +9423,7 @@
                 <w:szCs w:val="18"/>
               </w:rPr>
             </w:pPr>
-            <w:ins w:id="477" w:author="治輝 齋藤" w:date="2026-05-19T23:39:00Z" w16du:dateUtc="2026-05-19T14:39:00Z">
+            <w:ins w:id="483" w:author="治輝 齋藤" w:date="2026-05-19T23:39:00Z" w16du:dateUtc="2026-05-19T14:39:00Z">
               <w:r>
                 <w:rPr>
                   <w:sz w:val="18"/>
@@ -9384,7 +9433,7 @@
                 <w:t xml:space="preserve">Proportion aged </w:t>
               </w:r>
             </w:ins>
-            <w:del w:id="478" w:author="治輝 齋藤" w:date="2026-05-19T23:39:00Z" w16du:dateUtc="2026-05-19T14:39:00Z">
+            <w:del w:id="484" w:author="治輝 齋藤" w:date="2026-05-19T23:39:00Z" w16du:dateUtc="2026-05-19T14:39:00Z">
               <w:r>
                 <w:rPr>
                   <w:sz w:val="18"/>
@@ -9400,7 +9449,7 @@
               </w:rPr>
               <w:t>≥65 years</w:t>
             </w:r>
-            <w:del w:id="479" w:author="治輝 齋藤" w:date="2026-05-19T23:39:00Z" w16du:dateUtc="2026-05-19T14:39:00Z">
+            <w:del w:id="485" w:author="治輝 齋藤" w:date="2026-05-19T23:39:00Z" w16du:dateUtc="2026-05-19T14:39:00Z">
               <w:r>
                 <w:rPr>
                   <w:sz w:val="18"/>
@@ -9646,7 +9695,7 @@
                 <w:szCs w:val="18"/>
               </w:rPr>
             </w:pPr>
-            <w:ins w:id="480" w:author="治輝 齋藤" w:date="2026-05-19T23:40:00Z" w16du:dateUtc="2026-05-19T14:40:00Z">
+            <w:ins w:id="486" w:author="治輝 齋藤" w:date="2026-05-19T23:40:00Z" w16du:dateUtc="2026-05-19T14:40:00Z">
               <w:r>
                 <w:rPr>
                   <w:sz w:val="18"/>
@@ -9655,7 +9704,7 @@
                 <w:t>Proportion with fast habitual walking</w:t>
               </w:r>
             </w:ins>
-            <w:del w:id="481" w:author="治輝 齋藤" w:date="2026-05-19T23:40:00Z" w16du:dateUtc="2026-05-19T14:40:00Z">
+            <w:del w:id="487" w:author="治輝 齋藤" w:date="2026-05-19T23:40:00Z" w16du:dateUtc="2026-05-19T14:40:00Z">
               <w:r>
                 <w:rPr>
                   <w:sz w:val="18"/>
@@ -10154,7 +10203,7 @@
       <w:r>
         <w:t>Q1 and Q3 denote 25th and 75th percentiles (prefecture-level observations). Exploratory Shapiro–Wilk tests rejected normality for fast</w:t>
       </w:r>
-      <w:ins w:id="482" w:author="治輝 齋藤" w:date="2026-05-19T23:40:00Z" w16du:dateUtc="2026-05-19T14:40:00Z">
+      <w:ins w:id="488" w:author="治輝 齋藤" w:date="2026-05-19T23:40:00Z" w16du:dateUtc="2026-05-19T14:40:00Z">
         <w:r>
           <w:rPr>
             <w:rFonts w:hint="eastAsia"/>
@@ -10163,7 +10212,7 @@
           <w:t>-</w:t>
         </w:r>
       </w:ins>
-      <w:del w:id="483" w:author="治輝 齋藤" w:date="2026-05-19T23:40:00Z" w16du:dateUtc="2026-05-19T14:40:00Z">
+      <w:del w:id="489" w:author="治輝 齋藤" w:date="2026-05-19T23:40:00Z" w16du:dateUtc="2026-05-19T14:40:00Z">
         <w:r>
           <w:delText xml:space="preserve"> </w:delText>
         </w:r>
@@ -10171,12 +10220,12 @@
       <w:r>
         <w:t xml:space="preserve">walking </w:t>
       </w:r>
-      <w:ins w:id="484" w:author="治輝 齋藤" w:date="2026-05-19T23:40:00Z" w16du:dateUtc="2026-05-19T14:40:00Z">
+      <w:ins w:id="490" w:author="治輝 齋藤" w:date="2026-05-19T23:40:00Z" w16du:dateUtc="2026-05-19T14:40:00Z">
         <w:r>
           <w:t>proportion</w:t>
         </w:r>
       </w:ins>
-      <w:del w:id="485" w:author="治輝 齋藤" w:date="2026-05-19T23:40:00Z" w16du:dateUtc="2026-05-19T14:40:00Z">
+      <w:del w:id="491" w:author="治輝 齋藤" w:date="2026-05-19T23:40:00Z" w16du:dateUtc="2026-05-19T14:40:00Z">
         <w:r>
           <w:delText>rate</w:delText>
         </w:r>
@@ -10194,12 +10243,12 @@
       <w:r>
         <w:t xml:space="preserve"> &lt; 0.001); other listed variables were not rejected at α = 0.05 (</w:t>
       </w:r>
-      <w:ins w:id="486" w:author="治輝 齋藤" w:date="2026-05-19T23:40:00Z" w16du:dateUtc="2026-05-19T14:40:00Z">
+      <w:ins w:id="492" w:author="治輝 齋藤" w:date="2026-05-19T23:40:00Z" w16du:dateUtc="2026-05-19T14:40:00Z">
         <w:r>
           <w:t>proportion aged ≥65 years</w:t>
         </w:r>
       </w:ins>
-      <w:del w:id="487" w:author="治輝 齋藤" w:date="2026-05-19T23:40:00Z" w16du:dateUtc="2026-05-19T14:40:00Z">
+      <w:del w:id="493" w:author="治輝 齋藤" w:date="2026-05-19T23:40:00Z" w16du:dateUtc="2026-05-19T14:40:00Z">
         <w:r>
           <w:delText>aging rate</w:delText>
         </w:r>
@@ -10230,8 +10279,8 @@
           <w:szCs w:val="32"/>
         </w:rPr>
       </w:pPr>
-      <w:bookmarkStart w:id="488" w:name="Xc4d8efe96bb5dc084b3a6055df59151a4b74ad0"/>
-      <w:bookmarkEnd w:id="476"/>
+      <w:bookmarkStart w:id="494" w:name="Xc4d8efe96bb5dc084b3a6055df59151a4b74ad0"/>
+      <w:bookmarkEnd w:id="482"/>
       <w:r>
         <w:br w:type="page"/>
       </w:r>
@@ -10360,12 +10409,12 @@
               <w:pStyle w:val="Compact"/>
               <w:jc w:val="right"/>
             </w:pPr>
-            <w:ins w:id="489" w:author="治輝 齋藤" w:date="2026-05-19T23:41:00Z" w16du:dateUtc="2026-05-19T14:41:00Z">
+            <w:ins w:id="495" w:author="治輝 齋藤" w:date="2026-05-19T23:41:00Z" w16du:dateUtc="2026-05-19T14:41:00Z">
               <w:r>
                 <w:t>Proportion aged ≥65 years</w:t>
               </w:r>
             </w:ins>
-            <w:del w:id="490" w:author="治輝 齋藤" w:date="2026-05-19T23:41:00Z" w16du:dateUtc="2026-05-19T14:41:00Z">
+            <w:del w:id="496" w:author="治輝 齋藤" w:date="2026-05-19T23:41:00Z" w16du:dateUtc="2026-05-19T14:41:00Z">
               <w:r>
                 <w:delText>Aging Rate</w:delText>
               </w:r>
@@ -10384,7 +10433,7 @@
             <w:r>
               <w:t>Fast</w:t>
             </w:r>
-            <w:ins w:id="491" w:author="治輝 齋藤" w:date="2026-05-19T23:41:00Z" w16du:dateUtc="2026-05-19T14:41:00Z">
+            <w:ins w:id="497" w:author="治輝 齋藤" w:date="2026-05-19T23:41:00Z" w16du:dateUtc="2026-05-19T14:41:00Z">
               <w:r>
                 <w:t xml:space="preserve"> </w:t>
               </w:r>
@@ -10392,7 +10441,7 @@
                 <w:t>-walking proportion</w:t>
               </w:r>
             </w:ins>
-            <w:del w:id="492" w:author="治輝 齋藤" w:date="2026-05-19T23:41:00Z" w16du:dateUtc="2026-05-19T14:41:00Z">
+            <w:del w:id="498" w:author="治輝 齋藤" w:date="2026-05-19T23:41:00Z" w16du:dateUtc="2026-05-19T14:41:00Z">
               <w:r>
                 <w:delText xml:space="preserve"> Walking Rate</w:delText>
               </w:r>
@@ -10958,12 +11007,12 @@
             <w:pPr>
               <w:pStyle w:val="Compact"/>
             </w:pPr>
-            <w:ins w:id="493" w:author="治輝 齋藤" w:date="2026-05-19T23:41:00Z" w16du:dateUtc="2026-05-19T14:41:00Z">
+            <w:ins w:id="499" w:author="治輝 齋藤" w:date="2026-05-19T23:41:00Z" w16du:dateUtc="2026-05-19T14:41:00Z">
               <w:r>
                 <w:t>Proportion aged ≥65 years</w:t>
               </w:r>
             </w:ins>
-            <w:del w:id="494" w:author="治輝 齋藤" w:date="2026-05-19T23:41:00Z" w16du:dateUtc="2026-05-19T14:41:00Z">
+            <w:del w:id="500" w:author="治輝 齋藤" w:date="2026-05-19T23:41:00Z" w16du:dateUtc="2026-05-19T14:41:00Z">
               <w:r>
                 <w:delText>Aging Rate</w:delText>
               </w:r>
@@ -11087,7 +11136,7 @@
             <w:r>
               <w:t>Fast</w:t>
             </w:r>
-            <w:ins w:id="495" w:author="治輝 齋藤" w:date="2026-05-19T23:41:00Z" w16du:dateUtc="2026-05-19T14:41:00Z">
+            <w:ins w:id="501" w:author="治輝 齋藤" w:date="2026-05-19T23:41:00Z" w16du:dateUtc="2026-05-19T14:41:00Z">
               <w:r>
                 <w:t xml:space="preserve"> </w:t>
               </w:r>
@@ -11095,7 +11144,7 @@
                 <w:t>-walking proportion</w:t>
               </w:r>
             </w:ins>
-            <w:del w:id="496" w:author="治輝 齋藤" w:date="2026-05-19T23:41:00Z" w16du:dateUtc="2026-05-19T14:41:00Z">
+            <w:del w:id="502" w:author="治輝 齋藤" w:date="2026-05-19T23:41:00Z" w16du:dateUtc="2026-05-19T14:41:00Z">
               <w:r>
                 <w:delText xml:space="preserve"> Walking Rate</w:delText>
               </w:r>
@@ -11417,8 +11466,8 @@
           <w:szCs w:val="32"/>
         </w:rPr>
       </w:pPr>
-      <w:bookmarkStart w:id="497" w:name="X6fac7f2e493ef5b618f5ac39729b4328cfa1bc7"/>
-      <w:bookmarkEnd w:id="488"/>
+      <w:bookmarkStart w:id="503" w:name="X6fac7f2e493ef5b618f5ac39729b4328cfa1bc7"/>
+      <w:bookmarkEnd w:id="494"/>
       <w:r>
         <w:br w:type="page"/>
       </w:r>
@@ -11715,12 +11764,12 @@
             <w:pPr>
               <w:pStyle w:val="Compact"/>
             </w:pPr>
-            <w:ins w:id="498" w:author="治輝 齋藤" w:date="2026-05-19T23:42:00Z" w16du:dateUtc="2026-05-19T14:42:00Z">
+            <w:ins w:id="504" w:author="治輝 齋藤" w:date="2026-05-19T23:42:00Z" w16du:dateUtc="2026-05-19T14:42:00Z">
               <w:r>
                 <w:t>Proportion aged ≥65 years</w:t>
               </w:r>
             </w:ins>
-            <w:del w:id="499" w:author="治輝 齋藤" w:date="2026-05-19T23:42:00Z" w16du:dateUtc="2026-05-19T14:42:00Z">
+            <w:del w:id="505" w:author="治輝 齋藤" w:date="2026-05-19T23:42:00Z" w16du:dateUtc="2026-05-19T14:42:00Z">
               <w:r>
                 <w:delText>Aging rate</w:delText>
               </w:r>
@@ -11807,7 +11856,7 @@
             <w:r>
               <w:t>Fast</w:t>
             </w:r>
-            <w:ins w:id="500" w:author="治輝 齋藤" w:date="2026-05-19T23:42:00Z" w16du:dateUtc="2026-05-19T14:42:00Z">
+            <w:ins w:id="506" w:author="治輝 齋藤" w:date="2026-05-19T23:42:00Z" w16du:dateUtc="2026-05-19T14:42:00Z">
               <w:r>
                 <w:rPr>
                   <w:rFonts w:hint="eastAsia"/>
@@ -11816,7 +11865,7 @@
                 <w:t>-</w:t>
               </w:r>
             </w:ins>
-            <w:del w:id="501" w:author="治輝 齋藤" w:date="2026-05-19T23:42:00Z" w16du:dateUtc="2026-05-19T14:42:00Z">
+            <w:del w:id="507" w:author="治輝 齋藤" w:date="2026-05-19T23:42:00Z" w16du:dateUtc="2026-05-19T14:42:00Z">
               <w:r>
                 <w:delText xml:space="preserve"> </w:delText>
               </w:r>
@@ -11824,12 +11873,12 @@
             <w:r>
               <w:t xml:space="preserve">walking </w:t>
             </w:r>
-            <w:ins w:id="502" w:author="治輝 齋藤" w:date="2026-05-19T23:42:00Z" w16du:dateUtc="2026-05-19T14:42:00Z">
+            <w:ins w:id="508" w:author="治輝 齋藤" w:date="2026-05-19T23:42:00Z" w16du:dateUtc="2026-05-19T14:42:00Z">
               <w:r>
                 <w:t>proportion</w:t>
               </w:r>
             </w:ins>
-            <w:del w:id="503" w:author="治輝 齋藤" w:date="2026-05-19T23:42:00Z" w16du:dateUtc="2026-05-19T14:42:00Z">
+            <w:del w:id="509" w:author="治輝 齋藤" w:date="2026-05-19T23:42:00Z" w16du:dateUtc="2026-05-19T14:42:00Z">
               <w:r>
                 <w:delText>rate</w:delText>
               </w:r>
@@ -12192,12 +12241,12 @@
       <w:r>
         <w:t xml:space="preserve">Model 1: simple linear regression of hip fracture rate on terrain slope alone. Model 2: multivariable linear regression adjusting for </w:t>
       </w:r>
-      <w:ins w:id="504" w:author="治輝 齋藤" w:date="2026-05-19T23:42:00Z" w16du:dateUtc="2026-05-19T14:42:00Z">
+      <w:ins w:id="510" w:author="治輝 齋藤" w:date="2026-05-19T23:42:00Z" w16du:dateUtc="2026-05-19T14:42:00Z">
         <w:r>
           <w:t>proportion aged ≥65 years</w:t>
         </w:r>
       </w:ins>
-      <w:del w:id="505" w:author="治輝 齋藤" w:date="2026-05-19T23:42:00Z" w16du:dateUtc="2026-05-19T14:42:00Z">
+      <w:del w:id="511" w:author="治輝 齋藤" w:date="2026-05-19T23:42:00Z" w16du:dateUtc="2026-05-19T14:42:00Z">
         <w:r>
           <w:delText>aging rate</w:delText>
         </w:r>
@@ -12205,7 +12254,7 @@
       <w:r>
         <w:t>, fast</w:t>
       </w:r>
-      <w:ins w:id="506" w:author="治輝 齋藤" w:date="2026-05-19T23:42:00Z" w16du:dateUtc="2026-05-19T14:42:00Z">
+      <w:ins w:id="512" w:author="治輝 齋藤" w:date="2026-05-19T23:42:00Z" w16du:dateUtc="2026-05-19T14:42:00Z">
         <w:r>
           <w:rPr>
             <w:rFonts w:hint="eastAsia"/>
@@ -12214,7 +12263,7 @@
           <w:t>-</w:t>
         </w:r>
       </w:ins>
-      <w:del w:id="507" w:author="治輝 齋藤" w:date="2026-05-19T23:42:00Z" w16du:dateUtc="2026-05-19T14:42:00Z">
+      <w:del w:id="513" w:author="治輝 齋藤" w:date="2026-05-19T23:42:00Z" w16du:dateUtc="2026-05-19T14:42:00Z">
         <w:r>
           <w:delText xml:space="preserve"> </w:delText>
         </w:r>
@@ -12222,12 +12271,12 @@
       <w:r>
         <w:t xml:space="preserve">walking </w:t>
       </w:r>
-      <w:ins w:id="508" w:author="治輝 齋藤" w:date="2026-05-19T23:42:00Z" w16du:dateUtc="2026-05-19T14:42:00Z">
+      <w:ins w:id="514" w:author="治輝 齋藤" w:date="2026-05-19T23:42:00Z" w16du:dateUtc="2026-05-19T14:42:00Z">
         <w:r>
           <w:t>proportion</w:t>
         </w:r>
       </w:ins>
-      <w:del w:id="509" w:author="治輝 齋藤" w:date="2026-05-19T23:42:00Z" w16du:dateUtc="2026-05-19T14:42:00Z">
+      <w:del w:id="515" w:author="治輝 齋藤" w:date="2026-05-19T23:42:00Z" w16du:dateUtc="2026-05-19T14:42:00Z">
         <w:r>
           <w:delText>rate</w:delText>
         </w:r>
@@ -12319,8 +12368,8 @@
           <w:szCs w:val="32"/>
         </w:rPr>
       </w:pPr>
-      <w:bookmarkStart w:id="510" w:name="Xdeb87af7aa3e82ca70e47e493f4f841d319d1c1"/>
-      <w:bookmarkEnd w:id="497"/>
+      <w:bookmarkStart w:id="516" w:name="Xdeb87af7aa3e82ca70e47e493f4f841d319d1c1"/>
+      <w:bookmarkEnd w:id="503"/>
       <w:r>
         <w:br w:type="page"/>
       </w:r>
@@ -12419,7 +12468,7 @@
               <w:pStyle w:val="Compact"/>
               <w:jc w:val="right"/>
             </w:pPr>
-            <w:ins w:id="511" w:author="治輝 齋藤" w:date="2026-05-19T23:43:00Z" w16du:dateUtc="2026-05-19T14:43:00Z">
+            <w:ins w:id="517" w:author="治輝 齋藤" w:date="2026-05-19T23:43:00Z" w16du:dateUtc="2026-05-19T14:43:00Z">
               <w:r>
                 <w:rPr>
                   <w:b/>
@@ -12428,7 +12477,7 @@
                 <w:t>Proportion aged ≥65 years</w:t>
               </w:r>
             </w:ins>
-            <w:del w:id="512" w:author="治輝 齋藤" w:date="2026-05-19T23:43:00Z" w16du:dateUtc="2026-05-19T14:43:00Z">
+            <w:del w:id="518" w:author="治輝 齋藤" w:date="2026-05-19T23:43:00Z" w16du:dateUtc="2026-05-19T14:43:00Z">
               <w:r>
                 <w:rPr>
                   <w:b/>
@@ -12939,12 +12988,12 @@
       <w:r>
         <w:t xml:space="preserve">All models adjusted for </w:t>
       </w:r>
-      <w:ins w:id="513" w:author="治輝 齋藤" w:date="2026-05-19T23:43:00Z" w16du:dateUtc="2026-05-19T14:43:00Z">
+      <w:ins w:id="519" w:author="治輝 齋藤" w:date="2026-05-19T23:43:00Z" w16du:dateUtc="2026-05-19T14:43:00Z">
         <w:r>
           <w:t>proportion aged ≥65 years</w:t>
         </w:r>
       </w:ins>
-      <w:del w:id="514" w:author="治輝 齋藤" w:date="2026-05-19T23:43:00Z" w16du:dateUtc="2026-05-19T14:43:00Z">
+      <w:del w:id="520" w:author="治輝 齋藤" w:date="2026-05-19T23:43:00Z" w16du:dateUtc="2026-05-19T14:43:00Z">
         <w:r>
           <w:delText>aging rate</w:delText>
         </w:r>
@@ -12952,7 +13001,7 @@
       <w:r>
         <w:t>, fast</w:t>
       </w:r>
-      <w:ins w:id="515" w:author="治輝 齋藤" w:date="2026-05-19T23:43:00Z" w16du:dateUtc="2026-05-19T14:43:00Z">
+      <w:ins w:id="521" w:author="治輝 齋藤" w:date="2026-05-19T23:43:00Z" w16du:dateUtc="2026-05-19T14:43:00Z">
         <w:r>
           <w:rPr>
             <w:rFonts w:hint="eastAsia"/>
@@ -12961,7 +13010,7 @@
           <w:t>-</w:t>
         </w:r>
       </w:ins>
-      <w:del w:id="516" w:author="治輝 齋藤" w:date="2026-05-19T23:43:00Z" w16du:dateUtc="2026-05-19T14:43:00Z">
+      <w:del w:id="522" w:author="治輝 齋藤" w:date="2026-05-19T23:43:00Z" w16du:dateUtc="2026-05-19T14:43:00Z">
         <w:r>
           <w:delText xml:space="preserve"> </w:delText>
         </w:r>
@@ -12969,12 +13018,12 @@
       <w:r>
         <w:t xml:space="preserve">walking </w:t>
       </w:r>
-      <w:ins w:id="517" w:author="治輝 齋藤" w:date="2026-05-19T23:43:00Z" w16du:dateUtc="2026-05-19T14:43:00Z">
+      <w:ins w:id="523" w:author="治輝 齋藤" w:date="2026-05-19T23:43:00Z" w16du:dateUtc="2026-05-19T14:43:00Z">
         <w:r>
           <w:t>proportion</w:t>
         </w:r>
       </w:ins>
-      <w:del w:id="518" w:author="治輝 齋藤" w:date="2026-05-19T23:43:00Z" w16du:dateUtc="2026-05-19T14:43:00Z">
+      <w:del w:id="524" w:author="治輝 齋藤" w:date="2026-05-19T23:43:00Z" w16du:dateUtc="2026-05-19T14:43:00Z">
         <w:r>
           <w:delText>rate</w:delText>
         </w:r>
@@ -13007,7 +13056,7 @@
       <w:pPr>
         <w:pStyle w:val="a0"/>
         <w:rPr>
-          <w:ins w:id="519" w:author="治輝 齋藤" w:date="2026-05-19T12:41:00Z" w16du:dateUtc="2026-05-19T03:41:00Z"/>
+          <w:ins w:id="525" w:author="治輝 齋藤" w:date="2026-05-19T12:41:00Z" w16du:dateUtc="2026-05-19T03:41:00Z"/>
         </w:rPr>
       </w:pPr>
       <w:r>
@@ -13023,10 +13072,10 @@
     <w:p>
       <w:pPr>
         <w:rPr>
-          <w:ins w:id="520" w:author="治輝 齋藤" w:date="2026-05-19T12:41:00Z" w16du:dateUtc="2026-05-19T03:41:00Z"/>
-        </w:rPr>
-      </w:pPr>
-      <w:ins w:id="521" w:author="治輝 齋藤" w:date="2026-05-19T12:41:00Z" w16du:dateUtc="2026-05-19T03:41:00Z">
+          <w:ins w:id="526" w:author="治輝 齋藤" w:date="2026-05-19T12:41:00Z" w16du:dateUtc="2026-05-19T03:41:00Z"/>
+        </w:rPr>
+      </w:pPr>
+      <w:ins w:id="527" w:author="治輝 齋藤" w:date="2026-05-19T12:41:00Z" w16du:dateUtc="2026-05-19T03:41:00Z">
         <w:r>
           <w:pict w14:anchorId="14EA81B3">
             <v:rect id="_x0000_i1040" style="width:0;height:1.5pt" o:hralign="center" o:hrstd="t" o:hr="t"/>
@@ -13038,14 +13087,14 @@
       <w:pPr>
         <w:pStyle w:val="2"/>
         <w:rPr>
-          <w:ins w:id="522" w:author="治輝 齋藤" w:date="2026-05-19T12:41:00Z" w16du:dateUtc="2026-05-19T03:41:00Z"/>
-        </w:rPr>
-      </w:pPr>
-      <w:ins w:id="523" w:author="治輝 齋藤" w:date="2026-05-19T12:41:00Z" w16du:dateUtc="2026-05-19T03:41:00Z">
+          <w:ins w:id="528" w:author="治輝 齋藤" w:date="2026-05-19T12:41:00Z" w16du:dateUtc="2026-05-19T03:41:00Z"/>
+        </w:rPr>
+      </w:pPr>
+      <w:ins w:id="529" w:author="治輝 齋藤" w:date="2026-05-19T12:41:00Z" w16du:dateUtc="2026-05-19T03:41:00Z">
         <w:r>
           <w:br w:type="page"/>
         </w:r>
-        <w:commentRangeStart w:id="524"/>
+        <w:commentRangeStart w:id="530"/>
         <w:r>
           <w:lastRenderedPageBreak/>
           <w:t>Table 5. Indirect Standardization Sensitivity Analysis: Multivariable Linear Regression of Indirectly Standardized Hip (Femur) Surgery Rate on Terrain Slope (N = 47)</w:t>
@@ -13068,7 +13117,7 @@
         <w:trPr>
           <w:cnfStyle w:val="100000000000" w:firstRow="1" w:lastRow="0" w:firstColumn="0" w:lastColumn="0" w:oddVBand="0" w:evenVBand="0" w:oddHBand="0" w:evenHBand="0" w:firstRowFirstColumn="0" w:firstRowLastColumn="0" w:lastRowFirstColumn="0" w:lastRowLastColumn="0"/>
           <w:tblHeader/>
-          <w:ins w:id="525" w:author="治輝 齋藤" w:date="2026-05-19T12:41:00Z"/>
+          <w:ins w:id="531" w:author="治輝 齋藤" w:date="2026-05-19T12:41:00Z"/>
         </w:trPr>
         <w:tc>
           <w:tcPr>
@@ -13078,10 +13127,10 @@
             <w:pPr>
               <w:spacing w:before="36" w:after="36"/>
               <w:rPr>
-                <w:ins w:id="526" w:author="治輝 齋藤" w:date="2026-05-19T12:41:00Z" w16du:dateUtc="2026-05-19T03:41:00Z"/>
-              </w:rPr>
-            </w:pPr>
-            <w:ins w:id="527" w:author="治輝 齋藤" w:date="2026-05-20T12:32:00Z" w16du:dateUtc="2026-05-20T03:32:00Z">
+                <w:ins w:id="532" w:author="治輝 齋藤" w:date="2026-05-19T12:41:00Z" w16du:dateUtc="2026-05-19T03:41:00Z"/>
+              </w:rPr>
+            </w:pPr>
+            <w:ins w:id="533" w:author="治輝 齋藤" w:date="2026-05-20T12:32:00Z" w16du:dateUtc="2026-05-20T03:32:00Z">
               <w:r>
                 <w:rPr>
                   <w:b/>
@@ -13090,7 +13139,7 @@
                 <w:t>Replacement assumption</w:t>
               </w:r>
             </w:ins>
-            <w:ins w:id="528" w:author="治輝 齋藤" w:date="2026-05-19T12:41:00Z" w16du:dateUtc="2026-05-19T03:41:00Z">
+            <w:ins w:id="534" w:author="治輝 齋藤" w:date="2026-05-19T12:41:00Z" w16du:dateUtc="2026-05-19T03:41:00Z">
               <w:r>
                 <w:rPr>
                   <w:b/>
@@ -13099,7 +13148,7 @@
                 <w:t xml:space="preserve"> for </w:t>
               </w:r>
             </w:ins>
-            <w:ins w:id="529" w:author="治輝 齋藤" w:date="2026-05-20T12:33:00Z" w16du:dateUtc="2026-05-20T03:33:00Z">
+            <w:ins w:id="535" w:author="治輝 齋藤" w:date="2026-05-20T12:33:00Z" w16du:dateUtc="2026-05-20T03:33:00Z">
               <w:r>
                 <w:rPr>
                   <w:b/>
@@ -13108,7 +13157,7 @@
                 <w:t>withheld</w:t>
               </w:r>
             </w:ins>
-            <w:ins w:id="530" w:author="治輝 齋藤" w:date="2026-05-19T12:41:00Z" w16du:dateUtc="2026-05-19T03:41:00Z">
+            <w:ins w:id="536" w:author="治輝 齋藤" w:date="2026-05-19T12:41:00Z" w16du:dateUtc="2026-05-19T03:41:00Z">
               <w:r>
                 <w:rPr>
                   <w:b/>
@@ -13127,10 +13176,10 @@
             <w:pPr>
               <w:spacing w:before="36" w:after="36"/>
               <w:rPr>
-                <w:ins w:id="531" w:author="治輝 齋藤" w:date="2026-05-19T12:41:00Z" w16du:dateUtc="2026-05-19T03:41:00Z"/>
-              </w:rPr>
-            </w:pPr>
-            <w:ins w:id="532" w:author="治輝 齋藤" w:date="2026-05-19T12:41:00Z" w16du:dateUtc="2026-05-19T03:41:00Z">
+                <w:ins w:id="537" w:author="治輝 齋藤" w:date="2026-05-19T12:41:00Z" w16du:dateUtc="2026-05-19T03:41:00Z"/>
+              </w:rPr>
+            </w:pPr>
+            <w:ins w:id="538" w:author="治輝 齋藤" w:date="2026-05-19T12:41:00Z" w16du:dateUtc="2026-05-19T03:41:00Z">
               <w:r>
                 <w:rPr>
                   <w:b/>
@@ -13152,10 +13201,10 @@
             <w:pPr>
               <w:spacing w:before="36" w:after="36"/>
               <w:rPr>
-                <w:ins w:id="533" w:author="治輝 齋藤" w:date="2026-05-19T12:41:00Z" w16du:dateUtc="2026-05-19T03:41:00Z"/>
-              </w:rPr>
-            </w:pPr>
-            <w:ins w:id="534" w:author="治輝 齋藤" w:date="2026-05-19T12:41:00Z" w16du:dateUtc="2026-05-19T03:41:00Z">
+                <w:ins w:id="539" w:author="治輝 齋藤" w:date="2026-05-19T12:41:00Z" w16du:dateUtc="2026-05-19T03:41:00Z"/>
+              </w:rPr>
+            </w:pPr>
+            <w:ins w:id="540" w:author="治輝 齋藤" w:date="2026-05-19T12:41:00Z" w16du:dateUtc="2026-05-19T03:41:00Z">
               <w:r>
                 <w:rPr>
                   <w:b/>
@@ -13171,7 +13220,7 @@
       </w:tr>
       <w:tr>
         <w:trPr>
-          <w:ins w:id="535" w:author="治輝 齋藤" w:date="2026-05-19T12:41:00Z"/>
+          <w:ins w:id="541" w:author="治輝 齋藤" w:date="2026-05-19T12:41:00Z"/>
         </w:trPr>
         <w:tc>
           <w:tcPr>
@@ -13181,10 +13230,10 @@
             <w:pPr>
               <w:spacing w:before="36" w:after="36"/>
               <w:rPr>
-                <w:ins w:id="536" w:author="治輝 齋藤" w:date="2026-05-19T12:41:00Z" w16du:dateUtc="2026-05-19T03:41:00Z"/>
-              </w:rPr>
-            </w:pPr>
-            <w:ins w:id="537" w:author="治輝 齋藤" w:date="2026-05-20T12:33:00Z" w16du:dateUtc="2026-05-20T03:33:00Z">
+                <w:ins w:id="542" w:author="治輝 齋藤" w:date="2026-05-19T12:41:00Z" w16du:dateUtc="2026-05-19T03:41:00Z"/>
+              </w:rPr>
+            </w:pPr>
+            <w:ins w:id="543" w:author="治輝 齋藤" w:date="2026-05-20T12:33:00Z" w16du:dateUtc="2026-05-20T03:33:00Z">
               <w:r>
                 <w:t>Withheld cell replaced with 0 surgeries</w:t>
               </w:r>
@@ -13199,10 +13248,10 @@
             <w:pPr>
               <w:spacing w:before="36" w:after="36"/>
               <w:rPr>
-                <w:ins w:id="538" w:author="治輝 齋藤" w:date="2026-05-19T12:41:00Z" w16du:dateUtc="2026-05-19T03:41:00Z"/>
-              </w:rPr>
-            </w:pPr>
-            <w:ins w:id="539" w:author="治輝 齋藤" w:date="2026-05-19T12:41:00Z" w16du:dateUtc="2026-05-19T03:41:00Z">
+                <w:ins w:id="544" w:author="治輝 齋藤" w:date="2026-05-19T12:41:00Z" w16du:dateUtc="2026-05-19T03:41:00Z"/>
+              </w:rPr>
+            </w:pPr>
+            <w:ins w:id="545" w:author="治輝 齋藤" w:date="2026-05-19T12:41:00Z" w16du:dateUtc="2026-05-19T03:41:00Z">
               <w:r>
                 <w:rPr>
                   <w:b/>
@@ -13221,10 +13270,10 @@
             <w:pPr>
               <w:spacing w:before="36" w:after="36"/>
               <w:rPr>
-                <w:ins w:id="540" w:author="治輝 齋藤" w:date="2026-05-19T12:41:00Z" w16du:dateUtc="2026-05-19T03:41:00Z"/>
-              </w:rPr>
-            </w:pPr>
-            <w:ins w:id="541" w:author="治輝 齋藤" w:date="2026-05-19T12:41:00Z" w16du:dateUtc="2026-05-19T03:41:00Z">
+                <w:ins w:id="546" w:author="治輝 齋藤" w:date="2026-05-19T12:41:00Z" w16du:dateUtc="2026-05-19T03:41:00Z"/>
+              </w:rPr>
+            </w:pPr>
+            <w:ins w:id="547" w:author="治輝 齋藤" w:date="2026-05-19T12:41:00Z" w16du:dateUtc="2026-05-19T03:41:00Z">
               <w:r>
                 <w:rPr>
                   <w:b/>
@@ -13238,7 +13287,7 @@
       </w:tr>
       <w:tr>
         <w:trPr>
-          <w:ins w:id="542" w:author="治輝 齋藤" w:date="2026-05-19T12:41:00Z"/>
+          <w:ins w:id="548" w:author="治輝 齋藤" w:date="2026-05-19T12:41:00Z"/>
         </w:trPr>
         <w:tc>
           <w:tcPr>
@@ -13248,10 +13297,10 @@
             <w:pPr>
               <w:spacing w:before="36" w:after="36"/>
               <w:rPr>
-                <w:ins w:id="543" w:author="治輝 齋藤" w:date="2026-05-19T12:41:00Z" w16du:dateUtc="2026-05-19T03:41:00Z"/>
-              </w:rPr>
-            </w:pPr>
-            <w:ins w:id="544" w:author="治輝 齋藤" w:date="2026-05-20T12:34:00Z" w16du:dateUtc="2026-05-20T03:34:00Z">
+                <w:ins w:id="549" w:author="治輝 齋藤" w:date="2026-05-19T12:41:00Z" w16du:dateUtc="2026-05-19T03:41:00Z"/>
+              </w:rPr>
+            </w:pPr>
+            <w:ins w:id="550" w:author="治輝 齋藤" w:date="2026-05-20T12:34:00Z" w16du:dateUtc="2026-05-20T03:34:00Z">
               <w:r>
                 <w:t>Withheld cell replaced with 5 surgeries</w:t>
               </w:r>
@@ -13266,10 +13315,10 @@
             <w:pPr>
               <w:spacing w:before="36" w:after="36"/>
               <w:rPr>
-                <w:ins w:id="545" w:author="治輝 齋藤" w:date="2026-05-19T12:41:00Z" w16du:dateUtc="2026-05-19T03:41:00Z"/>
-              </w:rPr>
-            </w:pPr>
-            <w:ins w:id="546" w:author="治輝 齋藤" w:date="2026-05-19T12:41:00Z" w16du:dateUtc="2026-05-19T03:41:00Z">
+                <w:ins w:id="551" w:author="治輝 齋藤" w:date="2026-05-19T12:41:00Z" w16du:dateUtc="2026-05-19T03:41:00Z"/>
+              </w:rPr>
+            </w:pPr>
+            <w:ins w:id="552" w:author="治輝 齋藤" w:date="2026-05-19T12:41:00Z" w16du:dateUtc="2026-05-19T03:41:00Z">
               <w:r>
                 <w:rPr>
                   <w:b/>
@@ -13288,10 +13337,10 @@
             <w:pPr>
               <w:spacing w:before="36" w:after="36"/>
               <w:rPr>
-                <w:ins w:id="547" w:author="治輝 齋藤" w:date="2026-05-19T12:41:00Z" w16du:dateUtc="2026-05-19T03:41:00Z"/>
-              </w:rPr>
-            </w:pPr>
-            <w:ins w:id="548" w:author="治輝 齋藤" w:date="2026-05-19T12:41:00Z" w16du:dateUtc="2026-05-19T03:41:00Z">
+                <w:ins w:id="553" w:author="治輝 齋藤" w:date="2026-05-19T12:41:00Z" w16du:dateUtc="2026-05-19T03:41:00Z"/>
+              </w:rPr>
+            </w:pPr>
+            <w:ins w:id="554" w:author="治輝 齋藤" w:date="2026-05-19T12:41:00Z" w16du:dateUtc="2026-05-19T03:41:00Z">
               <w:r>
                 <w:rPr>
                   <w:b/>
@@ -13305,7 +13354,7 @@
       </w:tr>
       <w:tr>
         <w:trPr>
-          <w:ins w:id="549" w:author="治輝 齋藤" w:date="2026-05-19T12:41:00Z"/>
+          <w:ins w:id="555" w:author="治輝 齋藤" w:date="2026-05-19T12:41:00Z"/>
         </w:trPr>
         <w:tc>
           <w:tcPr>
@@ -13315,10 +13364,10 @@
             <w:pPr>
               <w:spacing w:before="36" w:after="36"/>
               <w:rPr>
-                <w:ins w:id="550" w:author="治輝 齋藤" w:date="2026-05-19T12:41:00Z" w16du:dateUtc="2026-05-19T03:41:00Z"/>
-              </w:rPr>
-            </w:pPr>
-            <w:ins w:id="551" w:author="治輝 齋藤" w:date="2026-05-20T12:34:00Z" w16du:dateUtc="2026-05-20T03:34:00Z">
+                <w:ins w:id="556" w:author="治輝 齋藤" w:date="2026-05-19T12:41:00Z" w16du:dateUtc="2026-05-19T03:41:00Z"/>
+              </w:rPr>
+            </w:pPr>
+            <w:ins w:id="557" w:author="治輝 齋藤" w:date="2026-05-20T12:34:00Z" w16du:dateUtc="2026-05-20T03:34:00Z">
               <w:r>
                 <w:rPr>
                   <w:rFonts w:hint="eastAsia"/>
@@ -13340,10 +13389,10 @@
             <w:pPr>
               <w:spacing w:before="36" w:after="36"/>
               <w:rPr>
-                <w:ins w:id="552" w:author="治輝 齋藤" w:date="2026-05-19T12:41:00Z" w16du:dateUtc="2026-05-19T03:41:00Z"/>
-              </w:rPr>
-            </w:pPr>
-            <w:ins w:id="553" w:author="治輝 齋藤" w:date="2026-05-19T12:41:00Z" w16du:dateUtc="2026-05-19T03:41:00Z">
+                <w:ins w:id="558" w:author="治輝 齋藤" w:date="2026-05-19T12:41:00Z" w16du:dateUtc="2026-05-19T03:41:00Z"/>
+              </w:rPr>
+            </w:pPr>
+            <w:ins w:id="559" w:author="治輝 齋藤" w:date="2026-05-19T12:41:00Z" w16du:dateUtc="2026-05-19T03:41:00Z">
               <w:r>
                 <w:rPr>
                   <w:b/>
@@ -13362,10 +13411,10 @@
             <w:pPr>
               <w:spacing w:before="36" w:after="36"/>
               <w:rPr>
-                <w:ins w:id="554" w:author="治輝 齋藤" w:date="2026-05-19T12:41:00Z" w16du:dateUtc="2026-05-19T03:41:00Z"/>
-              </w:rPr>
-            </w:pPr>
-            <w:ins w:id="555" w:author="治輝 齋藤" w:date="2026-05-19T12:41:00Z" w16du:dateUtc="2026-05-19T03:41:00Z">
+                <w:ins w:id="560" w:author="治輝 齋藤" w:date="2026-05-19T12:41:00Z" w16du:dateUtc="2026-05-19T03:41:00Z"/>
+              </w:rPr>
+            </w:pPr>
+            <w:ins w:id="561" w:author="治輝 齋藤" w:date="2026-05-19T12:41:00Z" w16du:dateUtc="2026-05-19T03:41:00Z">
               <w:r>
                 <w:rPr>
                   <w:b/>
@@ -13382,10 +13431,10 @@
       <w:pPr>
         <w:pStyle w:val="2"/>
         <w:rPr>
-          <w:ins w:id="556" w:author="治輝 齋藤" w:date="2026-05-19T12:41:00Z" w16du:dateUtc="2026-05-19T03:41:00Z"/>
-        </w:rPr>
-      </w:pPr>
-      <w:ins w:id="557" w:author="治輝 齋藤" w:date="2026-05-19T12:41:00Z" w16du:dateUtc="2026-05-19T03:41:00Z">
+          <w:ins w:id="562" w:author="治輝 齋藤" w:date="2026-05-19T12:41:00Z" w16du:dateUtc="2026-05-19T03:41:00Z"/>
+        </w:rPr>
+      </w:pPr>
+      <w:ins w:id="563" w:author="治輝 齋藤" w:date="2026-05-19T12:41:00Z" w16du:dateUtc="2026-05-19T03:41:00Z">
         <w:r>
           <w:rPr>
             <w:rFonts w:asciiTheme="minorHAnsi" w:eastAsiaTheme="minorEastAsia" w:hAnsiTheme="minorHAnsi" w:cstheme="minorBidi"/>
@@ -13414,7 +13463,7 @@
           <w:t xml:space="preserve"> under the indicated </w:t>
         </w:r>
       </w:ins>
-      <w:ins w:id="558" w:author="治輝 齋藤" w:date="2026-05-20T12:34:00Z" w16du:dateUtc="2026-05-20T03:34:00Z">
+      <w:ins w:id="564" w:author="治輝 齋藤" w:date="2026-05-20T12:34:00Z" w16du:dateUtc="2026-05-20T03:34:00Z">
         <w:r>
           <w:rPr>
             <w:rFonts w:asciiTheme="minorHAnsi" w:eastAsiaTheme="minorEastAsia" w:hAnsiTheme="minorHAnsi" w:cstheme="minorBidi"/>
@@ -13425,7 +13474,7 @@
           <w:t>replacement</w:t>
         </w:r>
       </w:ins>
-      <w:ins w:id="559" w:author="治輝 齋藤" w:date="2026-05-19T12:41:00Z" w16du:dateUtc="2026-05-19T03:41:00Z">
+      <w:ins w:id="565" w:author="治輝 齋藤" w:date="2026-05-19T12:41:00Z" w16du:dateUtc="2026-05-19T03:41:00Z">
         <w:r>
           <w:rPr>
             <w:rFonts w:asciiTheme="minorHAnsi" w:eastAsiaTheme="minorEastAsia" w:hAnsiTheme="minorHAnsi" w:cstheme="minorBidi"/>
@@ -13436,7 +13485,7 @@
           <w:t xml:space="preserve"> rule (Methods</w:t>
         </w:r>
       </w:ins>
-      <w:ins w:id="560" w:author="治輝 齋藤" w:date="2026-05-20T12:34:00Z" w16du:dateUtc="2026-05-20T03:34:00Z">
+      <w:ins w:id="566" w:author="治輝 齋藤" w:date="2026-05-20T12:34:00Z" w16du:dateUtc="2026-05-20T03:34:00Z">
         <w:r>
           <w:rPr>
             <w:rFonts w:asciiTheme="minorHAnsi" w:eastAsiaTheme="minorEastAsia" w:hAnsiTheme="minorHAnsi" w:cstheme="minorBidi"/>
@@ -13447,7 +13496,7 @@
           <w:t>). Withheld cells are counts suppressed in public NDB Open Data for disclosure control (originally shown as "-"</w:t>
         </w:r>
       </w:ins>
-      <w:ins w:id="561" w:author="治輝 齋藤" w:date="2026-05-19T12:41:00Z" w16du:dateUtc="2026-05-19T03:41:00Z">
+      <w:ins w:id="567" w:author="治輝 齋藤" w:date="2026-05-19T12:41:00Z" w16du:dateUtc="2026-05-19T03:41:00Z">
         <w:r>
           <w:rPr>
             <w:rFonts w:asciiTheme="minorHAnsi" w:eastAsiaTheme="minorEastAsia" w:hAnsiTheme="minorHAnsi" w:cstheme="minorBidi"/>
@@ -13497,14 +13546,14 @@
           </w:rPr>
           <w:t xml:space="preserve"> &lt; 0.05 (conventional model-based standard errors). These results are sensitivity analyses only.</w:t>
         </w:r>
-        <w:commentRangeEnd w:id="524"/>
+        <w:commentRangeEnd w:id="530"/>
         <w:r>
           <w:rPr>
             <w:rStyle w:val="af2"/>
             <w:rFonts w:asciiTheme="minorHAnsi" w:eastAsiaTheme="minorEastAsia" w:hAnsiTheme="minorHAnsi" w:cstheme="minorBidi"/>
             <w:color w:val="auto"/>
           </w:rPr>
-          <w:commentReference w:id="524"/>
+          <w:commentReference w:id="530"/>
         </w:r>
       </w:ins>
     </w:p>
@@ -13512,7 +13561,7 @@
       <w:pPr>
         <w:pStyle w:val="a0"/>
         <w:rPr>
-          <w:del w:id="562" w:author="治輝 齋藤" w:date="2026-05-19T12:41:00Z" w16du:dateUtc="2026-05-19T03:41:00Z"/>
+          <w:del w:id="568" w:author="治輝 齋藤" w:date="2026-05-19T12:41:00Z" w16du:dateUtc="2026-05-19T03:41:00Z"/>
         </w:rPr>
       </w:pPr>
     </w:p>
@@ -13520,10 +13569,10 @@
       <w:pPr>
         <w:pStyle w:val="a0"/>
         <w:rPr>
-          <w:del w:id="563" w:author="治輝 齋藤" w:date="2026-05-19T12:41:00Z" w16du:dateUtc="2026-05-19T03:41:00Z"/>
-        </w:rPr>
-      </w:pPr>
-      <w:del w:id="564" w:author="治輝 齋藤" w:date="2026-05-19T12:41:00Z" w16du:dateUtc="2026-05-19T03:41:00Z">
+          <w:del w:id="569" w:author="治輝 齋藤" w:date="2026-05-19T12:41:00Z" w16du:dateUtc="2026-05-19T03:41:00Z"/>
+        </w:rPr>
+      </w:pPr>
+      <w:del w:id="570" w:author="治輝 齋藤" w:date="2026-05-19T12:41:00Z" w16du:dateUtc="2026-05-19T03:41:00Z">
         <w:r>
           <w:pict w14:anchorId="657FDAF1">
             <v:rect id="_x0000_i1041" style="width:0;height:1.5pt" o:hralign="center" o:hrstd="t" o:hr="t"/>
@@ -13540,8 +13589,8 @@
           <w:szCs w:val="32"/>
         </w:rPr>
       </w:pPr>
-      <w:bookmarkStart w:id="565" w:name="figure-legends"/>
-      <w:bookmarkEnd w:id="510"/>
+      <w:bookmarkStart w:id="571" w:name="figure-legends"/>
+      <w:bookmarkEnd w:id="516"/>
       <w:r>
         <w:br w:type="page"/>
       </w:r>
@@ -13574,7 +13623,7 @@
       <w:pPr>
         <w:pStyle w:val="a0"/>
       </w:pPr>
-      <w:del w:id="566" w:author="治輝 齋藤" w:date="2026-05-20T08:40:00Z" w16du:dateUtc="2026-05-19T23:40:00Z">
+      <w:del w:id="572" w:author="治輝 齋藤" w:date="2026-05-20T08:40:00Z" w16du:dateUtc="2026-05-19T23:40:00Z">
         <w:r>
           <w:rPr>
             <w:b/>
@@ -13598,7 +13647,7 @@
         </w:rPr>
         <w:t xml:space="preserve">Figure </w:t>
       </w:r>
-      <w:ins w:id="567" w:author="治輝 齋藤" w:date="2026-05-20T08:40:00Z" w16du:dateUtc="2026-05-19T23:40:00Z">
+      <w:ins w:id="573" w:author="治輝 齋藤" w:date="2026-05-20T08:40:00Z" w16du:dateUtc="2026-05-19T23:40:00Z">
         <w:r>
           <w:rPr>
             <w:rFonts w:hint="eastAsia"/>
@@ -13609,7 +13658,7 @@
           <w:t>2</w:t>
         </w:r>
       </w:ins>
-      <w:del w:id="568" w:author="治輝 齋藤" w:date="2026-05-20T08:40:00Z" w16du:dateUtc="2026-05-19T23:40:00Z">
+      <w:del w:id="574" w:author="治輝 齋藤" w:date="2026-05-20T08:40:00Z" w16du:dateUtc="2026-05-19T23:40:00Z">
         <w:r>
           <w:rPr>
             <w:rFonts w:hint="eastAsia"/>
@@ -13666,7 +13715,7 @@
         </w:rPr>
         <w:t xml:space="preserve">Figure </w:t>
       </w:r>
-      <w:ins w:id="569" w:author="治輝 齋藤" w:date="2026-05-20T08:40:00Z" w16du:dateUtc="2026-05-19T23:40:00Z">
+      <w:ins w:id="575" w:author="治輝 齋藤" w:date="2026-05-20T08:40:00Z" w16du:dateUtc="2026-05-19T23:40:00Z">
         <w:r>
           <w:rPr>
             <w:rFonts w:hint="eastAsia"/>
@@ -13677,7 +13726,7 @@
           <w:t>3</w:t>
         </w:r>
       </w:ins>
-      <w:del w:id="570" w:author="治輝 齋藤" w:date="2026-05-20T08:40:00Z" w16du:dateUtc="2026-05-19T23:40:00Z">
+      <w:del w:id="576" w:author="治輝 齋藤" w:date="2026-05-20T08:40:00Z" w16du:dateUtc="2026-05-19T23:40:00Z">
         <w:r>
           <w:rPr>
             <w:rFonts w:hint="eastAsia"/>
@@ -13726,7 +13775,7 @@
         </w:rPr>
         <w:t xml:space="preserve">Figure </w:t>
       </w:r>
-      <w:ins w:id="571" w:author="治輝 齋藤" w:date="2026-05-20T08:40:00Z" w16du:dateUtc="2026-05-19T23:40:00Z">
+      <w:ins w:id="577" w:author="治輝 齋藤" w:date="2026-05-20T08:40:00Z" w16du:dateUtc="2026-05-19T23:40:00Z">
         <w:r>
           <w:rPr>
             <w:rFonts w:hint="eastAsia"/>
@@ -13737,7 +13786,7 @@
           <w:t>4</w:t>
         </w:r>
       </w:ins>
-      <w:del w:id="572" w:author="治輝 齋藤" w:date="2026-05-20T08:40:00Z" w16du:dateUtc="2026-05-19T23:40:00Z">
+      <w:del w:id="578" w:author="治輝 齋藤" w:date="2026-05-20T08:40:00Z" w16du:dateUtc="2026-05-19T23:40:00Z">
         <w:r>
           <w:rPr>
             <w:rFonts w:hint="eastAsia"/>
@@ -13784,8 +13833,8 @@
           <w:szCs w:val="32"/>
         </w:rPr>
       </w:pPr>
-      <w:bookmarkStart w:id="573" w:name="figure-1"/>
-      <w:bookmarkEnd w:id="565"/>
+      <w:bookmarkStart w:id="579" w:name="figure-1"/>
+      <w:bookmarkEnd w:id="571"/>
       <w:r>
         <w:br w:type="page"/>
       </w:r>
@@ -13888,8 +13937,8 @@
       <w:pPr>
         <w:pStyle w:val="2"/>
       </w:pPr>
-      <w:bookmarkStart w:id="574" w:name="figure-2"/>
-      <w:bookmarkEnd w:id="573"/>
+      <w:bookmarkStart w:id="580" w:name="figure-2"/>
+      <w:bookmarkEnd w:id="579"/>
       <w:r>
         <w:t>Figure 2</w:t>
       </w:r>
@@ -13900,8 +13949,8 @@
       </w:pPr>
     </w:p>
     <w:p>
-      <w:bookmarkStart w:id="575" w:name="figure-3"/>
-      <w:bookmarkEnd w:id="574"/>
+      <w:bookmarkStart w:id="581" w:name="figure-3"/>
+      <w:bookmarkEnd w:id="580"/>
       <w:r>
         <w:br w:type="page"/>
       </w:r>
@@ -13915,10 +13964,10 @@
       <w:pPr>
         <w:pStyle w:val="2"/>
         <w:rPr>
-          <w:del w:id="576" w:author="治輝 齋藤" w:date="2026-05-20T08:40:00Z" w16du:dateUtc="2026-05-19T23:40:00Z"/>
-        </w:rPr>
-      </w:pPr>
-      <w:del w:id="577" w:author="治輝 齋藤" w:date="2026-05-20T08:40:00Z" w16du:dateUtc="2026-05-19T23:40:00Z">
+          <w:del w:id="582" w:author="治輝 齋藤" w:date="2026-05-20T08:40:00Z" w16du:dateUtc="2026-05-19T23:40:00Z"/>
+        </w:rPr>
+      </w:pPr>
+      <w:del w:id="583" w:author="治輝 齋藤" w:date="2026-05-20T08:40:00Z" w16du:dateUtc="2026-05-19T23:40:00Z">
         <w:r>
           <w:delText xml:space="preserve">Figure </w:delText>
         </w:r>
@@ -13935,10 +13984,10 @@
       <w:pPr>
         <w:pStyle w:val="FirstParagraph"/>
         <w:rPr>
-          <w:del w:id="578" w:author="治輝 齋藤" w:date="2026-05-20T08:40:00Z" w16du:dateUtc="2026-05-19T23:40:00Z"/>
-        </w:rPr>
-      </w:pPr>
-      <w:del w:id="579" w:author="治輝 齋藤" w:date="2026-05-20T08:40:00Z" w16du:dateUtc="2026-05-19T23:40:00Z">
+          <w:del w:id="584" w:author="治輝 齋藤" w:date="2026-05-20T08:40:00Z" w16du:dateUtc="2026-05-19T23:40:00Z"/>
+        </w:rPr>
+      </w:pPr>
+      <w:del w:id="585" w:author="治輝 齋藤" w:date="2026-05-20T08:40:00Z" w16du:dateUtc="2026-05-19T23:40:00Z">
         <w:r>
           <w:rPr>
             <w:noProof/>
@@ -13992,16 +14041,16 @@
     <w:p>
       <w:pPr>
         <w:rPr>
-          <w:del w:id="580" w:author="治輝 齋藤" w:date="2026-05-20T08:40:00Z" w16du:dateUtc="2026-05-19T23:40:00Z"/>
+          <w:del w:id="586" w:author="治輝 齋藤" w:date="2026-05-20T08:40:00Z" w16du:dateUtc="2026-05-19T23:40:00Z"/>
           <w:rFonts w:asciiTheme="majorHAnsi" w:eastAsiaTheme="majorEastAsia" w:hAnsiTheme="majorHAnsi" w:cstheme="majorBidi"/>
           <w:color w:val="0F4761" w:themeColor="accent1" w:themeShade="BF"/>
           <w:sz w:val="32"/>
           <w:szCs w:val="32"/>
         </w:rPr>
       </w:pPr>
-      <w:bookmarkStart w:id="581" w:name="figure-4"/>
-      <w:bookmarkEnd w:id="575"/>
-      <w:del w:id="582" w:author="治輝 齋藤" w:date="2026-05-20T08:40:00Z" w16du:dateUtc="2026-05-19T23:40:00Z">
+      <w:bookmarkStart w:id="587" w:name="figure-4"/>
+      <w:bookmarkEnd w:id="581"/>
+      <w:del w:id="588" w:author="治輝 齋藤" w:date="2026-05-20T08:40:00Z" w16du:dateUtc="2026-05-19T23:40:00Z">
         <w:r>
           <w:br w:type="page"/>
         </w:r>
@@ -14077,7 +14126,7 @@
       <w:r>
         <w:t xml:space="preserve">Figure </w:t>
       </w:r>
-      <w:ins w:id="583" w:author="治輝 齋藤" w:date="2026-05-20T08:40:00Z" w16du:dateUtc="2026-05-19T23:40:00Z">
+      <w:ins w:id="589" w:author="治輝 齋藤" w:date="2026-05-20T08:40:00Z" w16du:dateUtc="2026-05-19T23:40:00Z">
         <w:r>
           <w:rPr>
             <w:rFonts w:hint="eastAsia"/>
@@ -14086,7 +14135,7 @@
           <w:t>2</w:t>
         </w:r>
       </w:ins>
-      <w:del w:id="584" w:author="治輝 齋藤" w:date="2026-05-20T08:40:00Z" w16du:dateUtc="2026-05-19T23:40:00Z">
+      <w:del w:id="590" w:author="治輝 齋藤" w:date="2026-05-20T08:40:00Z" w16du:dateUtc="2026-05-19T23:40:00Z">
         <w:r>
           <w:rPr>
             <w:rFonts w:hint="eastAsia"/>
@@ -14116,8 +14165,8 @@
       <w:pPr>
         <w:pStyle w:val="2"/>
       </w:pPr>
-      <w:bookmarkStart w:id="585" w:name="figure-5"/>
-      <w:bookmarkEnd w:id="581"/>
+      <w:bookmarkStart w:id="591" w:name="figure-5"/>
+      <w:bookmarkEnd w:id="587"/>
       <w:r>
         <w:t xml:space="preserve">Figure </w:t>
       </w:r>
@@ -14149,8 +14198,8 @@
       <w:pPr>
         <w:pStyle w:val="2"/>
       </w:pPr>
-      <w:bookmarkStart w:id="586" w:name="figure-6"/>
-      <w:bookmarkEnd w:id="585"/>
+      <w:bookmarkStart w:id="592" w:name="figure-6"/>
+      <w:bookmarkEnd w:id="591"/>
       <w:r>
         <w:t xml:space="preserve">Figure </w:t>
       </w:r>
@@ -14162,8 +14211,8 @@
         <w:t>5</w:t>
       </w:r>
     </w:p>
-    <w:bookmarkEnd w:id="475"/>
-    <w:bookmarkEnd w:id="586"/>
+    <w:bookmarkEnd w:id="481"/>
+    <w:bookmarkEnd w:id="592"/>
     <w:p>
       <w:pPr>
         <w:pStyle w:val="FirstParagraph"/>
@@ -14254,7 +14303,7 @@
       <w:r>
         <w:t xml:space="preserve">Figure </w:t>
       </w:r>
-      <w:ins w:id="587" w:author="治輝 齋藤" w:date="2026-05-20T08:40:00Z" w16du:dateUtc="2026-05-19T23:40:00Z">
+      <w:ins w:id="593" w:author="治輝 齋藤" w:date="2026-05-20T08:40:00Z" w16du:dateUtc="2026-05-19T23:40:00Z">
         <w:r>
           <w:rPr>
             <w:rFonts w:hint="eastAsia"/>
@@ -14263,7 +14312,7 @@
           <w:t>3</w:t>
         </w:r>
       </w:ins>
-      <w:del w:id="588" w:author="治輝 齋藤" w:date="2026-05-20T08:40:00Z" w16du:dateUtc="2026-05-19T23:40:00Z">
+      <w:del w:id="594" w:author="治輝 齋藤" w:date="2026-05-20T08:40:00Z" w16du:dateUtc="2026-05-19T23:40:00Z">
         <w:r>
           <w:rPr>
             <w:rFonts w:hint="eastAsia"/>
@@ -14441,7 +14490,7 @@
         <w:lastRenderedPageBreak/>
         <w:t xml:space="preserve">Figure </w:t>
       </w:r>
-      <w:ins w:id="589" w:author="治輝 齋藤" w:date="2026-05-20T08:40:00Z" w16du:dateUtc="2026-05-19T23:40:00Z">
+      <w:ins w:id="595" w:author="治輝 齋藤" w:date="2026-05-20T08:40:00Z" w16du:dateUtc="2026-05-19T23:40:00Z">
         <w:r>
           <w:rPr>
             <w:rFonts w:hint="eastAsia"/>
@@ -14450,7 +14499,7 @@
           <w:t>4</w:t>
         </w:r>
       </w:ins>
-      <w:del w:id="590" w:author="治輝 齋藤" w:date="2026-05-20T08:40:00Z" w16du:dateUtc="2026-05-19T23:40:00Z">
+      <w:del w:id="596" w:author="治輝 齋藤" w:date="2026-05-20T08:40:00Z" w16du:dateUtc="2026-05-19T23:40:00Z">
         <w:r>
           <w:rPr>
             <w:rFonts w:hint="eastAsia"/>
@@ -17130,7 +17179,7 @@
       </w:r>
     </w:p>
   </w:comment>
-  <w:comment w:id="367" w:author="治輝 齋藤" w:date="2026-04-30T20:56:00Z" w:initials="治齋">
+  <w:comment w:id="367" w:author="治輝 齋藤" w:date="2026-05-20T13:08:00Z" w:initials="治齋">
     <w:p>
       <w:pPr>
         <w:pStyle w:val="af3"/>
@@ -17149,6 +17198,87 @@
           <w:rFonts w:hint="eastAsia"/>
           <w:lang w:eastAsia="ja-JP"/>
         </w:rPr>
+        <w:t>（</w:t>
+      </w:r>
+      <w:r>
+        <w:rPr>
+          <w:rFonts w:hint="eastAsia"/>
+          <w:lang w:eastAsia="ja-JP"/>
+        </w:rPr>
+        <w:t>江口先生コメント⑨）新潟県・長野県について、傾斜度の大きい県として記載を修正しました。</w:t>
+      </w:r>
+    </w:p>
+  </w:comment>
+  <w:comment w:id="373" w:author="治輝 齋藤" w:date="2026-04-30T20:56:00Z" w:initials="治齋">
+    <w:p>
+      <w:pPr>
+        <w:pStyle w:val="af3"/>
+        <w:rPr>
+          <w:lang w:eastAsia="ja-JP"/>
+        </w:rPr>
+      </w:pPr>
+      <w:r>
+        <w:rPr>
+          <w:rStyle w:val="af2"/>
+        </w:rPr>
+        <w:annotationRef/>
+      </w:r>
+      <w:r>
+        <w:rPr>
+          <w:rFonts w:hint="eastAsia"/>
+          <w:lang w:eastAsia="ja-JP"/>
+        </w:rPr>
+        <w:t>（</w:t>
+      </w:r>
+      <w:r>
+        <w:rPr>
+          <w:rFonts w:hint="eastAsia"/>
+          <w:lang w:eastAsia="ja-JP"/>
+        </w:rPr>
+        <w:t>佐藤先生コメント⑩）</w:t>
+      </w:r>
+      <w:r>
+        <w:rPr>
+          <w:rFonts w:hint="eastAsia"/>
+          <w:lang w:eastAsia="ja-JP"/>
+        </w:rPr>
+        <w:t>Discussion</w:t>
+      </w:r>
+      <w:r>
+        <w:rPr>
+          <w:rFonts w:hint="eastAsia"/>
+          <w:lang w:eastAsia="ja-JP"/>
+        </w:rPr>
+        <w:t>内の断定表現を修正しました</w:t>
+      </w:r>
+      <w:r>
+        <w:rPr>
+          <w:rFonts w:hint="eastAsia"/>
+          <w:lang w:eastAsia="ja-JP"/>
+        </w:rPr>
+        <w:t>。</w:t>
+      </w:r>
+    </w:p>
+  </w:comment>
+  <w:comment w:id="389" w:author="治輝 齋藤" w:date="2026-04-30T21:00:00Z" w:initials="治齋">
+    <w:p>
+      <w:pPr>
+        <w:pStyle w:val="af3"/>
+        <w:rPr>
+          <w:lang w:eastAsia="ja-JP"/>
+        </w:rPr>
+      </w:pPr>
+      <w:r>
+        <w:rPr>
+          <w:rStyle w:val="af2"/>
+        </w:rPr>
+        <w:annotationRef/>
+      </w:r>
+      <w:r>
+        <w:rPr>
+          <w:rFonts w:hint="eastAsia"/>
+          <w:lang w:eastAsia="ja-JP"/>
+        </w:rPr>
         <w:t>（佐藤先生コメント⑩）</w:t>
       </w:r>
       <w:r>
@@ -17163,7 +17293,611 @@
           <w:rFonts w:hint="eastAsia"/>
           <w:lang w:eastAsia="ja-JP"/>
         </w:rPr>
-        <w:t>内の断定表現を修正しました</w:t>
+        <w:t>内の断定表現を修正しました。</w:t>
+      </w:r>
+    </w:p>
+  </w:comment>
+  <w:comment w:id="409" w:author="治輝 齋藤" w:date="2026-04-30T20:33:00Z" w:initials="治齋">
+    <w:p>
+      <w:pPr>
+        <w:pStyle w:val="af3"/>
+        <w:rPr>
+          <w:lang w:eastAsia="ja-JP"/>
+        </w:rPr>
+      </w:pPr>
+      <w:r>
+        <w:rPr>
+          <w:rStyle w:val="af2"/>
+        </w:rPr>
+        <w:annotationRef/>
+      </w:r>
+      <w:r>
+        <w:rPr>
+          <w:rFonts w:hint="eastAsia"/>
+          <w:lang w:eastAsia="ja-JP"/>
+        </w:rPr>
+        <w:t>（寳澤先生コメント）</w:t>
+      </w:r>
+      <w:r>
+        <w:rPr>
+          <w:rFonts w:hint="eastAsia"/>
+          <w:lang w:eastAsia="ja-JP"/>
+        </w:rPr>
+        <w:t>Discussion</w:t>
+      </w:r>
+      <w:r>
+        <w:rPr>
+          <w:rFonts w:hint="eastAsia"/>
+          <w:lang w:eastAsia="ja-JP"/>
+        </w:rPr>
+        <w:t>に、</w:t>
+      </w:r>
+      <w:r>
+        <w:rPr>
+          <w:rFonts w:hint="eastAsia"/>
+          <w:lang w:eastAsia="ja-JP"/>
+        </w:rPr>
+        <w:t>NDB</w:t>
+      </w:r>
+      <w:r>
+        <w:rPr>
+          <w:rFonts w:hint="eastAsia"/>
+          <w:lang w:eastAsia="ja-JP"/>
+        </w:rPr>
+        <w:t>オープン</w:t>
+      </w:r>
+      <w:r>
+        <w:rPr>
+          <w:rFonts w:hint="eastAsia"/>
+          <w:lang w:eastAsia="ja-JP"/>
+        </w:rPr>
+        <w:t>データのマスキング制約下での解釈方針（頑健性確認として扱う</w:t>
+      </w:r>
+      <w:r>
+        <w:rPr>
+          <w:rFonts w:hint="eastAsia"/>
+          <w:lang w:eastAsia="ja-JP"/>
+        </w:rPr>
+        <w:t>旨</w:t>
+      </w:r>
+      <w:r>
+        <w:rPr>
+          <w:rFonts w:hint="eastAsia"/>
+          <w:lang w:eastAsia="ja-JP"/>
+        </w:rPr>
+        <w:t>）を追記</w:t>
+      </w:r>
+      <w:r>
+        <w:rPr>
+          <w:rFonts w:hint="eastAsia"/>
+          <w:lang w:eastAsia="ja-JP"/>
+        </w:rPr>
+        <w:t>しました。</w:t>
+      </w:r>
+    </w:p>
+  </w:comment>
+  <w:comment w:id="416" w:author="治輝 齋藤" w:date="2026-05-20T08:53:00Z" w:initials="治齋">
+    <w:p>
+      <w:pPr>
+        <w:pStyle w:val="af3"/>
+        <w:rPr>
+          <w:lang w:eastAsia="ja-JP"/>
+        </w:rPr>
+      </w:pPr>
+      <w:r>
+        <w:rPr>
+          <w:rStyle w:val="af2"/>
+        </w:rPr>
+        <w:annotationRef/>
+      </w:r>
+      <w:r>
+        <w:rPr>
+          <w:rFonts w:hint="eastAsia"/>
+          <w:lang w:eastAsia="ja-JP"/>
+        </w:rPr>
+        <w:t>（</w:t>
+      </w:r>
+      <w:r>
+        <w:rPr>
+          <w:rFonts w:hint="eastAsia"/>
+          <w:lang w:eastAsia="ja-JP"/>
+        </w:rPr>
+        <w:t>江口先生コメント⑥）</w:t>
+      </w:r>
+      <w:r>
+        <w:rPr>
+          <w:rFonts w:hint="eastAsia"/>
+          <w:lang w:eastAsia="ja-JP"/>
+        </w:rPr>
+        <w:t>「地形傾斜と速歩割合は弱い負の相関を示した（</w:t>
+      </w:r>
+      <w:r>
+        <w:rPr>
+          <w:rFonts w:hint="eastAsia"/>
+          <w:lang w:eastAsia="ja-JP"/>
+        </w:rPr>
+        <w:t xml:space="preserve">r = </w:t>
+      </w:r>
+      <w:r>
+        <w:rPr>
+          <w:rFonts w:hint="eastAsia"/>
+          <w:lang w:eastAsia="ja-JP"/>
+        </w:rPr>
+        <w:t>－</w:t>
+      </w:r>
+      <w:r>
+        <w:rPr>
+          <w:rFonts w:hint="eastAsia"/>
+          <w:lang w:eastAsia="ja-JP"/>
+        </w:rPr>
+        <w:t>0.264</w:t>
+      </w:r>
+      <w:r>
+        <w:rPr>
+          <w:rFonts w:hint="eastAsia"/>
+          <w:lang w:eastAsia="ja-JP"/>
+        </w:rPr>
+        <w:t>）」について、</w:t>
+      </w:r>
+      <w:proofErr w:type="gramStart"/>
+      <w:r>
+        <w:rPr>
+          <w:rFonts w:hint="eastAsia"/>
+          <w:lang w:eastAsia="ja-JP"/>
+        </w:rPr>
+        <w:t>p</w:t>
+      </w:r>
+      <w:proofErr w:type="gramEnd"/>
+      <w:r>
+        <w:rPr>
+          <w:rFonts w:hint="eastAsia"/>
+          <w:lang w:eastAsia="ja-JP"/>
+        </w:rPr>
+        <w:t>値</w:t>
+      </w:r>
+      <w:r>
+        <w:rPr>
+          <w:rFonts w:hint="eastAsia"/>
+          <w:lang w:eastAsia="ja-JP"/>
+        </w:rPr>
+        <w:t>を追記しました。</w:t>
+      </w:r>
+    </w:p>
+  </w:comment>
+  <w:comment w:id="419" w:author="山岸良匡" w:date="2026-05-18T19:51:00Z" w:initials="山">
+    <w:p>
+      <w:pPr>
+        <w:pStyle w:val="af3"/>
+        <w:rPr>
+          <w:lang w:eastAsia="ja-JP"/>
+        </w:rPr>
+      </w:pPr>
+      <w:r>
+        <w:rPr>
+          <w:rStyle w:val="af2"/>
+        </w:rPr>
+        <w:annotationRef/>
+      </w:r>
+      <w:r>
+        <w:rPr>
+          <w:rFonts w:hint="eastAsia"/>
+          <w:lang w:eastAsia="ja-JP"/>
+        </w:rPr>
+        <w:t>車の影響が考察されていないのが気になります。地方</w:t>
+      </w:r>
+      <w:proofErr w:type="gramStart"/>
+      <w:r>
+        <w:rPr>
+          <w:rFonts w:hint="eastAsia"/>
+          <w:lang w:eastAsia="ja-JP"/>
+        </w:rPr>
+        <w:t>で</w:t>
+      </w:r>
+      <w:proofErr w:type="gramEnd"/>
+      <w:r>
+        <w:rPr>
+          <w:rFonts w:hint="eastAsia"/>
+          <w:lang w:eastAsia="ja-JP"/>
+        </w:rPr>
+        <w:t>傾斜地</w:t>
+      </w:r>
+      <w:proofErr w:type="gramStart"/>
+      <w:r>
+        <w:rPr>
+          <w:rFonts w:hint="eastAsia"/>
+          <w:lang w:eastAsia="ja-JP"/>
+        </w:rPr>
+        <w:t>で</w:t>
+      </w:r>
+      <w:proofErr w:type="gramEnd"/>
+      <w:r>
+        <w:rPr>
+          <w:rFonts w:hint="eastAsia"/>
+          <w:lang w:eastAsia="ja-JP"/>
+        </w:rPr>
+        <w:t>高齢者ならほぼ車を使う人ばかりと思います。</w:t>
+      </w:r>
+    </w:p>
+  </w:comment>
+  <w:comment w:id="426" w:author="治輝 齋藤" w:date="2026-04-30T18:41:00Z" w:initials="治齋">
+    <w:p>
+      <w:pPr>
+        <w:pStyle w:val="af3"/>
+        <w:rPr>
+          <w:lang w:eastAsia="ja-JP"/>
+        </w:rPr>
+      </w:pPr>
+      <w:r>
+        <w:rPr>
+          <w:rStyle w:val="af2"/>
+        </w:rPr>
+        <w:annotationRef/>
+      </w:r>
+      <w:r>
+        <w:rPr>
+          <w:rFonts w:hint="eastAsia"/>
+          <w:lang w:eastAsia="ja-JP"/>
+        </w:rPr>
+        <w:t>（佐藤先生コメント⑧）</w:t>
+      </w:r>
+      <w:r>
+        <w:rPr>
+          <w:rFonts w:hint="eastAsia"/>
+          <w:lang w:eastAsia="ja-JP"/>
+        </w:rPr>
+        <w:t>40</w:t>
+      </w:r>
+      <w:r>
+        <w:rPr>
+          <w:rFonts w:hint="eastAsia"/>
+          <w:lang w:eastAsia="ja-JP"/>
+        </w:rPr>
+        <w:t>–</w:t>
+      </w:r>
+      <w:r>
+        <w:rPr>
+          <w:rFonts w:hint="eastAsia"/>
+          <w:lang w:eastAsia="ja-JP"/>
+        </w:rPr>
+        <w:t>74</w:t>
+      </w:r>
+      <w:r>
+        <w:rPr>
+          <w:rFonts w:hint="eastAsia"/>
+          <w:lang w:eastAsia="ja-JP"/>
+        </w:rPr>
+        <w:t>歳質問票集計</w:t>
+      </w:r>
+      <w:r>
+        <w:rPr>
+          <w:rFonts w:hint="eastAsia"/>
+          <w:lang w:eastAsia="ja-JP"/>
+        </w:rPr>
+        <w:t>における</w:t>
+      </w:r>
+      <w:r>
+        <w:rPr>
+          <w:rFonts w:hint="eastAsia"/>
+          <w:lang w:eastAsia="ja-JP"/>
+        </w:rPr>
+        <w:t>公開</w:t>
+      </w:r>
+      <w:r>
+        <w:rPr>
+          <w:rFonts w:hint="eastAsia"/>
+          <w:lang w:eastAsia="ja-JP"/>
+        </w:rPr>
+        <w:t>である</w:t>
+      </w:r>
+      <w:r>
+        <w:rPr>
+          <w:rFonts w:hint="eastAsia"/>
+          <w:lang w:eastAsia="ja-JP"/>
+        </w:rPr>
+        <w:t>ため、歩行速度変数は</w:t>
+      </w:r>
+      <w:r>
+        <w:rPr>
+          <w:lang w:eastAsia="ja-JP"/>
+        </w:rPr>
+        <w:t>contextual covariate</w:t>
+      </w:r>
+      <w:r>
+        <w:rPr>
+          <w:rFonts w:hint="eastAsia"/>
+          <w:lang w:eastAsia="ja-JP"/>
+        </w:rPr>
+        <w:t>として扱う</w:t>
+      </w:r>
+      <w:r>
+        <w:rPr>
+          <w:rFonts w:hint="eastAsia"/>
+          <w:lang w:eastAsia="ja-JP"/>
+        </w:rPr>
+        <w:t>旨を記載しました。</w:t>
+      </w:r>
+    </w:p>
+  </w:comment>
+  <w:comment w:id="429" w:author="山岸良匡" w:date="2026-05-18T19:56:00Z" w:initials="山">
+    <w:p>
+      <w:pPr>
+        <w:pStyle w:val="af3"/>
+        <w:rPr>
+          <w:lang w:eastAsia="ja-JP"/>
+        </w:rPr>
+      </w:pPr>
+      <w:r>
+        <w:rPr>
+          <w:rStyle w:val="af2"/>
+        </w:rPr>
+        <w:annotationRef/>
+      </w:r>
+      <w:r>
+        <w:rPr>
+          <w:rFonts w:hint="eastAsia"/>
+          <w:lang w:eastAsia="ja-JP"/>
+        </w:rPr>
+        <w:t>根拠がなければ、やや言い過ぎのように思われます。</w:t>
+      </w:r>
+    </w:p>
+  </w:comment>
+  <w:comment w:id="433" w:author="治輝 齋藤" w:date="2026-04-30T18:04:00Z" w:initials="治齋">
+    <w:p>
+      <w:pPr>
+        <w:pStyle w:val="af3"/>
+        <w:rPr>
+          <w:lang w:eastAsia="ja-JP"/>
+        </w:rPr>
+      </w:pPr>
+      <w:r>
+        <w:rPr>
+          <w:rStyle w:val="af2"/>
+        </w:rPr>
+        <w:annotationRef/>
+      </w:r>
+      <w:r>
+        <w:rPr>
+          <w:rFonts w:hint="eastAsia"/>
+          <w:lang w:eastAsia="ja-JP"/>
+        </w:rPr>
+        <w:t>（佐藤先生コメント③）</w:t>
+      </w:r>
+      <w:r>
+        <w:rPr>
+          <w:rFonts w:hint="eastAsia"/>
+          <w:lang w:eastAsia="ja-JP"/>
+        </w:rPr>
+        <w:t>Limitation</w:t>
+      </w:r>
+      <w:r>
+        <w:rPr>
+          <w:rFonts w:hint="eastAsia"/>
+          <w:lang w:eastAsia="ja-JP"/>
+        </w:rPr>
+        <w:t>s</w:t>
+      </w:r>
+      <w:r>
+        <w:rPr>
+          <w:rFonts w:hint="eastAsia"/>
+          <w:lang w:eastAsia="ja-JP"/>
+        </w:rPr>
+        <w:t>に「</w:t>
+      </w:r>
+      <w:r>
+        <w:rPr>
+          <w:rFonts w:hint="eastAsia"/>
+          <w:lang w:eastAsia="ja-JP"/>
+        </w:rPr>
+        <w:t>surgery rates rather than true fracture incidence</w:t>
+      </w:r>
+      <w:r>
+        <w:rPr>
+          <w:rFonts w:hint="eastAsia"/>
+          <w:lang w:eastAsia="ja-JP"/>
+        </w:rPr>
+        <w:t>」</w:t>
+      </w:r>
+      <w:r>
+        <w:rPr>
+          <w:rFonts w:hint="eastAsia"/>
+          <w:lang w:eastAsia="ja-JP"/>
+        </w:rPr>
+        <w:t>と記載を加えました。また、</w:t>
+      </w:r>
+      <w:r>
+        <w:rPr>
+          <w:rFonts w:hint="eastAsia"/>
+          <w:lang w:eastAsia="ja-JP"/>
+        </w:rPr>
+        <w:t>治療方針・アクセス差の影響</w:t>
+      </w:r>
+      <w:r>
+        <w:rPr>
+          <w:rFonts w:hint="eastAsia"/>
+          <w:lang w:eastAsia="ja-JP"/>
+        </w:rPr>
+        <w:t>がある</w:t>
+      </w:r>
+      <w:r>
+        <w:rPr>
+          <w:rFonts w:hint="eastAsia"/>
+          <w:lang w:eastAsia="ja-JP"/>
+        </w:rPr>
+        <w:t>可能性</w:t>
+      </w:r>
+      <w:r>
+        <w:rPr>
+          <w:rFonts w:hint="eastAsia"/>
+          <w:lang w:eastAsia="ja-JP"/>
+        </w:rPr>
+        <w:t>について記載しました。</w:t>
+      </w:r>
+    </w:p>
+  </w:comment>
+  <w:comment w:id="438" w:author="治輝 齋藤" w:date="2026-04-30T18:09:00Z" w:initials="治齋">
+    <w:p>
+      <w:pPr>
+        <w:pStyle w:val="af3"/>
+        <w:rPr>
+          <w:lang w:eastAsia="ja-JP"/>
+        </w:rPr>
+      </w:pPr>
+      <w:r>
+        <w:rPr>
+          <w:rStyle w:val="af2"/>
+        </w:rPr>
+        <w:annotationRef/>
+      </w:r>
+      <w:r>
+        <w:rPr>
+          <w:rFonts w:hint="eastAsia"/>
+          <w:lang w:eastAsia="ja-JP"/>
+        </w:rPr>
+        <w:t>（佐藤先生コメント④）</w:t>
+      </w:r>
+      <w:r>
+        <w:rPr>
+          <w:rFonts w:hint="eastAsia"/>
+          <w:lang w:eastAsia="ja-JP"/>
+        </w:rPr>
+        <w:t>気候（積雪・凍結）</w:t>
+      </w:r>
+      <w:r>
+        <w:rPr>
+          <w:rFonts w:hint="eastAsia"/>
+          <w:lang w:eastAsia="ja-JP"/>
+        </w:rPr>
+        <w:t>の項目について、</w:t>
+      </w:r>
+      <w:r>
+        <w:rPr>
+          <w:rFonts w:hint="eastAsia"/>
+          <w:lang w:eastAsia="ja-JP"/>
+        </w:rPr>
+        <w:t>Limitations</w:t>
+      </w:r>
+      <w:r>
+        <w:rPr>
+          <w:rFonts w:hint="eastAsia"/>
+          <w:lang w:eastAsia="ja-JP"/>
+        </w:rPr>
+        <w:t>に追加しました。</w:t>
+      </w:r>
+    </w:p>
+  </w:comment>
+  <w:comment w:id="440" w:author="治輝 齋藤" w:date="2026-04-30T20:37:00Z" w:initials="治齋">
+    <w:p>
+      <w:pPr>
+        <w:pStyle w:val="af3"/>
+        <w:rPr>
+          <w:lang w:eastAsia="ja-JP"/>
+        </w:rPr>
+      </w:pPr>
+      <w:r>
+        <w:rPr>
+          <w:rStyle w:val="af2"/>
+        </w:rPr>
+        <w:annotationRef/>
+      </w:r>
+      <w:r>
+        <w:rPr>
+          <w:rFonts w:hint="eastAsia"/>
+          <w:lang w:eastAsia="ja-JP"/>
+        </w:rPr>
+        <w:t>（</w:t>
+      </w:r>
+      <w:r>
+        <w:rPr>
+          <w:rFonts w:hint="eastAsia"/>
+          <w:lang w:eastAsia="ja-JP"/>
+        </w:rPr>
+        <w:t>寳澤先生コメント</w:t>
+      </w:r>
+      <w:r>
+        <w:rPr>
+          <w:rFonts w:hint="eastAsia"/>
+          <w:lang w:eastAsia="ja-JP"/>
+        </w:rPr>
+        <w:t>）</w:t>
+      </w:r>
+      <w:r>
+        <w:rPr>
+          <w:rFonts w:hint="eastAsia"/>
+          <w:lang w:eastAsia="ja-JP"/>
+        </w:rPr>
+        <w:t>Limitations</w:t>
+      </w:r>
+      <w:r>
+        <w:rPr>
+          <w:rFonts w:hint="eastAsia"/>
+          <w:lang w:eastAsia="ja-JP"/>
+        </w:rPr>
+        <w:t>に、補完依存性と二次マスキングの可能性を明記</w:t>
+      </w:r>
+      <w:r>
+        <w:rPr>
+          <w:rFonts w:hint="eastAsia"/>
+          <w:lang w:eastAsia="ja-JP"/>
+        </w:rPr>
+        <w:t>しました。</w:t>
+      </w:r>
+    </w:p>
+  </w:comment>
+  <w:comment w:id="452" w:author="治輝 齋藤" w:date="2026-04-30T18:46:00Z" w:initials="治齋">
+    <w:p>
+      <w:pPr>
+        <w:pStyle w:val="af3"/>
+        <w:rPr>
+          <w:lang w:eastAsia="ja-JP"/>
+        </w:rPr>
+      </w:pPr>
+      <w:r>
+        <w:rPr>
+          <w:rStyle w:val="af2"/>
+        </w:rPr>
+        <w:annotationRef/>
+      </w:r>
+      <w:r>
+        <w:rPr>
+          <w:rFonts w:hint="eastAsia"/>
+          <w:lang w:eastAsia="ja-JP"/>
+        </w:rPr>
+        <w:t>（佐藤先生コメント⑧）</w:t>
+      </w:r>
+      <w:r>
+        <w:rPr>
+          <w:rFonts w:hint="eastAsia"/>
+          <w:lang w:eastAsia="ja-JP"/>
+        </w:rPr>
+        <w:t>歩行速度指標が</w:t>
+      </w:r>
+      <w:r>
+        <w:rPr>
+          <w:rFonts w:hint="eastAsia"/>
+          <w:lang w:eastAsia="ja-JP"/>
+        </w:rPr>
+        <w:t>40</w:t>
+      </w:r>
+      <w:r>
+        <w:rPr>
+          <w:rFonts w:hint="eastAsia"/>
+          <w:lang w:eastAsia="ja-JP"/>
+        </w:rPr>
+        <w:t>–</w:t>
+      </w:r>
+      <w:r>
+        <w:rPr>
+          <w:rFonts w:hint="eastAsia"/>
+          <w:lang w:eastAsia="ja-JP"/>
+        </w:rPr>
+        <w:t>74</w:t>
+      </w:r>
+      <w:r>
+        <w:rPr>
+          <w:rFonts w:hint="eastAsia"/>
+          <w:lang w:eastAsia="ja-JP"/>
+        </w:rPr>
+        <w:t>歳の公開質問票集計に基づくことを明記し、最高齢群の骨折リスクを直接代表しないという限界が伝わるように修正しました</w:t>
       </w:r>
       <w:r>
         <w:rPr>
@@ -17174,7 +17908,7 @@
       </w:r>
     </w:p>
   </w:comment>
-  <w:comment w:id="383" w:author="治輝 齋藤" w:date="2026-04-30T21:00:00Z" w:initials="治齋">
+  <w:comment w:id="459" w:author="治輝 齋藤" w:date="2026-05-01T13:08:00Z" w:initials="治齋">
     <w:p>
       <w:pPr>
         <w:pStyle w:val="af3"/>
@@ -17193,6 +17927,57 @@
           <w:rFonts w:hint="eastAsia"/>
           <w:lang w:eastAsia="ja-JP"/>
         </w:rPr>
+        <w:t>（舟久保先生コメント④）</w:t>
+      </w:r>
+      <w:r>
+        <w:rPr>
+          <w:rFonts w:hint="eastAsia"/>
+          <w:lang w:eastAsia="ja-JP"/>
+        </w:rPr>
+        <w:t>歩行速度の能力指標性を</w:t>
+      </w:r>
+      <w:r>
+        <w:rPr>
+          <w:rFonts w:hint="eastAsia"/>
+          <w:lang w:eastAsia="ja-JP"/>
+        </w:rPr>
+        <w:t>Limitations</w:t>
+      </w:r>
+      <w:r>
+        <w:rPr>
+          <w:rFonts w:hint="eastAsia"/>
+          <w:lang w:eastAsia="ja-JP"/>
+        </w:rPr>
+        <w:t>に追記</w:t>
+      </w:r>
+      <w:r>
+        <w:rPr>
+          <w:rFonts w:hint="eastAsia"/>
+          <w:lang w:eastAsia="ja-JP"/>
+        </w:rPr>
+        <w:t>しました。</w:t>
+      </w:r>
+    </w:p>
+  </w:comment>
+  <w:comment w:id="471" w:author="治輝 齋藤" w:date="2026-04-30T19:20:00Z" w:initials="治齋">
+    <w:p>
+      <w:pPr>
+        <w:pStyle w:val="af3"/>
+        <w:rPr>
+          <w:lang w:eastAsia="ja-JP"/>
+        </w:rPr>
+      </w:pPr>
+      <w:r>
+        <w:rPr>
+          <w:rStyle w:val="af2"/>
+        </w:rPr>
+        <w:annotationRef/>
+      </w:r>
+      <w:r>
+        <w:rPr>
+          <w:rFonts w:hint="eastAsia"/>
+          <w:lang w:eastAsia="ja-JP"/>
+        </w:rPr>
         <w:t>（佐藤先生コメント⑩）</w:t>
       </w:r>
       <w:r>
@@ -17200,18 +17985,32 @@
           <w:rFonts w:hint="eastAsia"/>
           <w:lang w:eastAsia="ja-JP"/>
         </w:rPr>
-        <w:t>Discussion</w:t>
-      </w:r>
-      <w:r>
-        <w:rPr>
-          <w:rFonts w:hint="eastAsia"/>
-          <w:lang w:eastAsia="ja-JP"/>
-        </w:rPr>
-        <w:t>内の断定表現を修正しました。</w:t>
+        <w:t xml:space="preserve">remained </w:t>
+      </w:r>
+      <w:r>
+        <w:rPr>
+          <w:rFonts w:hint="eastAsia"/>
+          <w:lang w:eastAsia="ja-JP"/>
+        </w:rPr>
+        <w:t>→</w:t>
+      </w:r>
+      <w:r>
+        <w:rPr>
+          <w:rFonts w:hint="eastAsia"/>
+          <w:lang w:eastAsia="ja-JP"/>
+        </w:rPr>
+        <w:t xml:space="preserve"> was</w:t>
+      </w:r>
+      <w:r>
+        <w:rPr>
+          <w:rFonts w:hint="eastAsia"/>
+          <w:lang w:eastAsia="ja-JP"/>
+        </w:rPr>
+        <w:t>と、弱い表現に修正しました。</w:t>
       </w:r>
     </w:p>
   </w:comment>
-  <w:comment w:id="403" w:author="治輝 齋藤" w:date="2026-04-30T20:33:00Z" w:initials="治齋">
+  <w:comment w:id="477" w:author="治輝 齋藤" w:date="2026-05-01T13:12:00Z" w:initials="治齋">
     <w:p>
       <w:pPr>
         <w:pStyle w:val="af3"/>
@@ -17230,56 +18029,56 @@
           <w:rFonts w:hint="eastAsia"/>
           <w:lang w:eastAsia="ja-JP"/>
         </w:rPr>
-        <w:t>（寳澤先生コメント）</w:t>
-      </w:r>
-      <w:r>
-        <w:rPr>
-          <w:rFonts w:hint="eastAsia"/>
-          <w:lang w:eastAsia="ja-JP"/>
-        </w:rPr>
-        <w:t>Discussion</w:t>
-      </w:r>
-      <w:r>
-        <w:rPr>
-          <w:rFonts w:hint="eastAsia"/>
-          <w:lang w:eastAsia="ja-JP"/>
-        </w:rPr>
-        <w:t>に、</w:t>
-      </w:r>
-      <w:r>
-        <w:rPr>
-          <w:rFonts w:hint="eastAsia"/>
-          <w:lang w:eastAsia="ja-JP"/>
-        </w:rPr>
-        <w:t>NDB</w:t>
-      </w:r>
-      <w:r>
-        <w:rPr>
-          <w:rFonts w:hint="eastAsia"/>
-          <w:lang w:eastAsia="ja-JP"/>
-        </w:rPr>
-        <w:t>オープン</w:t>
-      </w:r>
-      <w:r>
-        <w:rPr>
-          <w:rFonts w:hint="eastAsia"/>
-          <w:lang w:eastAsia="ja-JP"/>
-        </w:rPr>
-        <w:t>データのマスキング制約下での解釈方針（頑健性確認として扱う</w:t>
-      </w:r>
-      <w:r>
-        <w:rPr>
-          <w:rFonts w:hint="eastAsia"/>
-          <w:lang w:eastAsia="ja-JP"/>
-        </w:rPr>
-        <w:t>旨</w:t>
-      </w:r>
-      <w:r>
-        <w:rPr>
-          <w:rFonts w:hint="eastAsia"/>
-          <w:lang w:eastAsia="ja-JP"/>
-        </w:rPr>
-        <w:t>）を追記</w:t>
+        <w:t>（舟久保先生コメント⑤）</w:t>
+      </w:r>
+      <w:r>
+        <w:rPr>
+          <w:rFonts w:hint="eastAsia"/>
+          <w:lang w:eastAsia="ja-JP"/>
+        </w:rPr>
+        <w:t>統計解釈を控えめ</w:t>
+      </w:r>
+      <w:r>
+        <w:rPr>
+          <w:rFonts w:hint="eastAsia"/>
+          <w:lang w:eastAsia="ja-JP"/>
+        </w:rPr>
+        <w:t>な表現に修正</w:t>
+      </w:r>
+      <w:r>
+        <w:rPr>
+          <w:rFonts w:hint="eastAsia"/>
+          <w:lang w:eastAsia="ja-JP"/>
+        </w:rPr>
+        <w:t>し</w:t>
+      </w:r>
+      <w:r>
+        <w:rPr>
+          <w:rFonts w:hint="eastAsia"/>
+          <w:lang w:eastAsia="ja-JP"/>
+        </w:rPr>
+        <w:t>、</w:t>
+      </w:r>
+      <w:r>
+        <w:rPr>
+          <w:rFonts w:hint="eastAsia"/>
+          <w:lang w:eastAsia="ja-JP"/>
+        </w:rPr>
+        <w:t>N=47</w:t>
+      </w:r>
+      <w:r>
+        <w:rPr>
+          <w:rFonts w:hint="eastAsia"/>
+          <w:lang w:eastAsia="ja-JP"/>
+        </w:rPr>
+        <w:t>の</w:t>
+      </w:r>
+      <w:r>
+        <w:rPr>
+          <w:rFonts w:hint="eastAsia"/>
+          <w:lang w:eastAsia="ja-JP"/>
+        </w:rPr>
+        <w:t>不確実性を明示</w:t>
       </w:r>
       <w:r>
         <w:rPr>
@@ -17290,720 +18089,7 @@
       </w:r>
     </w:p>
   </w:comment>
-  <w:comment w:id="410" w:author="治輝 齋藤" w:date="2026-05-20T08:53:00Z" w:initials="治齋">
-    <w:p>
-      <w:pPr>
-        <w:pStyle w:val="af3"/>
-        <w:rPr>
-          <w:lang w:eastAsia="ja-JP"/>
-        </w:rPr>
-      </w:pPr>
-      <w:r>
-        <w:rPr>
-          <w:rStyle w:val="af2"/>
-        </w:rPr>
-        <w:annotationRef/>
-      </w:r>
-      <w:r>
-        <w:rPr>
-          <w:rFonts w:hint="eastAsia"/>
-          <w:lang w:eastAsia="ja-JP"/>
-        </w:rPr>
-        <w:t>（</w:t>
-      </w:r>
-      <w:r>
-        <w:rPr>
-          <w:rFonts w:hint="eastAsia"/>
-          <w:lang w:eastAsia="ja-JP"/>
-        </w:rPr>
-        <w:t>江口先生コメント⑥）</w:t>
-      </w:r>
-      <w:r>
-        <w:rPr>
-          <w:rFonts w:hint="eastAsia"/>
-          <w:lang w:eastAsia="ja-JP"/>
-        </w:rPr>
-        <w:t>「地形傾斜と速歩割合は弱い負の相関を示した（</w:t>
-      </w:r>
-      <w:r>
-        <w:rPr>
-          <w:rFonts w:hint="eastAsia"/>
-          <w:lang w:eastAsia="ja-JP"/>
-        </w:rPr>
-        <w:t xml:space="preserve">r = </w:t>
-      </w:r>
-      <w:r>
-        <w:rPr>
-          <w:rFonts w:hint="eastAsia"/>
-          <w:lang w:eastAsia="ja-JP"/>
-        </w:rPr>
-        <w:t>－</w:t>
-      </w:r>
-      <w:r>
-        <w:rPr>
-          <w:rFonts w:hint="eastAsia"/>
-          <w:lang w:eastAsia="ja-JP"/>
-        </w:rPr>
-        <w:t>0.264</w:t>
-      </w:r>
-      <w:r>
-        <w:rPr>
-          <w:rFonts w:hint="eastAsia"/>
-          <w:lang w:eastAsia="ja-JP"/>
-        </w:rPr>
-        <w:t>）」について、</w:t>
-      </w:r>
-      <w:proofErr w:type="gramStart"/>
-      <w:r>
-        <w:rPr>
-          <w:rFonts w:hint="eastAsia"/>
-          <w:lang w:eastAsia="ja-JP"/>
-        </w:rPr>
-        <w:t>p</w:t>
-      </w:r>
-      <w:proofErr w:type="gramEnd"/>
-      <w:r>
-        <w:rPr>
-          <w:rFonts w:hint="eastAsia"/>
-          <w:lang w:eastAsia="ja-JP"/>
-        </w:rPr>
-        <w:t>値</w:t>
-      </w:r>
-      <w:r>
-        <w:rPr>
-          <w:rFonts w:hint="eastAsia"/>
-          <w:lang w:eastAsia="ja-JP"/>
-        </w:rPr>
-        <w:t>を追記しました。</w:t>
-      </w:r>
-    </w:p>
-  </w:comment>
-  <w:comment w:id="413" w:author="山岸良匡" w:date="2026-05-18T19:51:00Z" w:initials="山">
-    <w:p>
-      <w:pPr>
-        <w:pStyle w:val="af3"/>
-        <w:rPr>
-          <w:lang w:eastAsia="ja-JP"/>
-        </w:rPr>
-      </w:pPr>
-      <w:r>
-        <w:rPr>
-          <w:rStyle w:val="af2"/>
-        </w:rPr>
-        <w:annotationRef/>
-      </w:r>
-      <w:r>
-        <w:rPr>
-          <w:rFonts w:hint="eastAsia"/>
-          <w:lang w:eastAsia="ja-JP"/>
-        </w:rPr>
-        <w:t>車の影響が考察されていないのが気になります。地方</w:t>
-      </w:r>
-      <w:proofErr w:type="gramStart"/>
-      <w:r>
-        <w:rPr>
-          <w:rFonts w:hint="eastAsia"/>
-          <w:lang w:eastAsia="ja-JP"/>
-        </w:rPr>
-        <w:t>で</w:t>
-      </w:r>
-      <w:proofErr w:type="gramEnd"/>
-      <w:r>
-        <w:rPr>
-          <w:rFonts w:hint="eastAsia"/>
-          <w:lang w:eastAsia="ja-JP"/>
-        </w:rPr>
-        <w:t>傾斜地</w:t>
-      </w:r>
-      <w:proofErr w:type="gramStart"/>
-      <w:r>
-        <w:rPr>
-          <w:rFonts w:hint="eastAsia"/>
-          <w:lang w:eastAsia="ja-JP"/>
-        </w:rPr>
-        <w:t>で</w:t>
-      </w:r>
-      <w:proofErr w:type="gramEnd"/>
-      <w:r>
-        <w:rPr>
-          <w:rFonts w:hint="eastAsia"/>
-          <w:lang w:eastAsia="ja-JP"/>
-        </w:rPr>
-        <w:t>高齢者ならほぼ車を使う人ばかりと思います。</w:t>
-      </w:r>
-    </w:p>
-  </w:comment>
-  <w:comment w:id="420" w:author="治輝 齋藤" w:date="2026-04-30T18:41:00Z" w:initials="治齋">
-    <w:p>
-      <w:pPr>
-        <w:pStyle w:val="af3"/>
-        <w:rPr>
-          <w:lang w:eastAsia="ja-JP"/>
-        </w:rPr>
-      </w:pPr>
-      <w:r>
-        <w:rPr>
-          <w:rStyle w:val="af2"/>
-        </w:rPr>
-        <w:annotationRef/>
-      </w:r>
-      <w:r>
-        <w:rPr>
-          <w:rFonts w:hint="eastAsia"/>
-          <w:lang w:eastAsia="ja-JP"/>
-        </w:rPr>
-        <w:t>（佐藤先生コメント⑧）</w:t>
-      </w:r>
-      <w:r>
-        <w:rPr>
-          <w:rFonts w:hint="eastAsia"/>
-          <w:lang w:eastAsia="ja-JP"/>
-        </w:rPr>
-        <w:t>40</w:t>
-      </w:r>
-      <w:r>
-        <w:rPr>
-          <w:rFonts w:hint="eastAsia"/>
-          <w:lang w:eastAsia="ja-JP"/>
-        </w:rPr>
-        <w:t>–</w:t>
-      </w:r>
-      <w:r>
-        <w:rPr>
-          <w:rFonts w:hint="eastAsia"/>
-          <w:lang w:eastAsia="ja-JP"/>
-        </w:rPr>
-        <w:t>74</w:t>
-      </w:r>
-      <w:r>
-        <w:rPr>
-          <w:rFonts w:hint="eastAsia"/>
-          <w:lang w:eastAsia="ja-JP"/>
-        </w:rPr>
-        <w:t>歳質問票集計</w:t>
-      </w:r>
-      <w:r>
-        <w:rPr>
-          <w:rFonts w:hint="eastAsia"/>
-          <w:lang w:eastAsia="ja-JP"/>
-        </w:rPr>
-        <w:t>における</w:t>
-      </w:r>
-      <w:r>
-        <w:rPr>
-          <w:rFonts w:hint="eastAsia"/>
-          <w:lang w:eastAsia="ja-JP"/>
-        </w:rPr>
-        <w:t>公開</w:t>
-      </w:r>
-      <w:r>
-        <w:rPr>
-          <w:rFonts w:hint="eastAsia"/>
-          <w:lang w:eastAsia="ja-JP"/>
-        </w:rPr>
-        <w:t>である</w:t>
-      </w:r>
-      <w:r>
-        <w:rPr>
-          <w:rFonts w:hint="eastAsia"/>
-          <w:lang w:eastAsia="ja-JP"/>
-        </w:rPr>
-        <w:t>ため、歩行速度変数は</w:t>
-      </w:r>
-      <w:r>
-        <w:rPr>
-          <w:lang w:eastAsia="ja-JP"/>
-        </w:rPr>
-        <w:t>contextual covariate</w:t>
-      </w:r>
-      <w:r>
-        <w:rPr>
-          <w:rFonts w:hint="eastAsia"/>
-          <w:lang w:eastAsia="ja-JP"/>
-        </w:rPr>
-        <w:t>として扱う</w:t>
-      </w:r>
-      <w:r>
-        <w:rPr>
-          <w:rFonts w:hint="eastAsia"/>
-          <w:lang w:eastAsia="ja-JP"/>
-        </w:rPr>
-        <w:t>旨を記載しました。</w:t>
-      </w:r>
-    </w:p>
-  </w:comment>
-  <w:comment w:id="423" w:author="山岸良匡" w:date="2026-05-18T19:56:00Z" w:initials="山">
-    <w:p>
-      <w:pPr>
-        <w:pStyle w:val="af3"/>
-        <w:rPr>
-          <w:lang w:eastAsia="ja-JP"/>
-        </w:rPr>
-      </w:pPr>
-      <w:r>
-        <w:rPr>
-          <w:rStyle w:val="af2"/>
-        </w:rPr>
-        <w:annotationRef/>
-      </w:r>
-      <w:r>
-        <w:rPr>
-          <w:rFonts w:hint="eastAsia"/>
-          <w:lang w:eastAsia="ja-JP"/>
-        </w:rPr>
-        <w:t>根拠がなければ、やや言い過ぎのように思われます。</w:t>
-      </w:r>
-    </w:p>
-  </w:comment>
-  <w:comment w:id="427" w:author="治輝 齋藤" w:date="2026-04-30T18:04:00Z" w:initials="治齋">
-    <w:p>
-      <w:pPr>
-        <w:pStyle w:val="af3"/>
-        <w:rPr>
-          <w:lang w:eastAsia="ja-JP"/>
-        </w:rPr>
-      </w:pPr>
-      <w:r>
-        <w:rPr>
-          <w:rStyle w:val="af2"/>
-        </w:rPr>
-        <w:annotationRef/>
-      </w:r>
-      <w:r>
-        <w:rPr>
-          <w:rFonts w:hint="eastAsia"/>
-          <w:lang w:eastAsia="ja-JP"/>
-        </w:rPr>
-        <w:t>（佐藤先生コメント③）</w:t>
-      </w:r>
-      <w:r>
-        <w:rPr>
-          <w:rFonts w:hint="eastAsia"/>
-          <w:lang w:eastAsia="ja-JP"/>
-        </w:rPr>
-        <w:t>Limitation</w:t>
-      </w:r>
-      <w:r>
-        <w:rPr>
-          <w:rFonts w:hint="eastAsia"/>
-          <w:lang w:eastAsia="ja-JP"/>
-        </w:rPr>
-        <w:t>s</w:t>
-      </w:r>
-      <w:r>
-        <w:rPr>
-          <w:rFonts w:hint="eastAsia"/>
-          <w:lang w:eastAsia="ja-JP"/>
-        </w:rPr>
-        <w:t>に「</w:t>
-      </w:r>
-      <w:r>
-        <w:rPr>
-          <w:rFonts w:hint="eastAsia"/>
-          <w:lang w:eastAsia="ja-JP"/>
-        </w:rPr>
-        <w:t>surgery rates rather than true fracture incidence</w:t>
-      </w:r>
-      <w:r>
-        <w:rPr>
-          <w:rFonts w:hint="eastAsia"/>
-          <w:lang w:eastAsia="ja-JP"/>
-        </w:rPr>
-        <w:t>」</w:t>
-      </w:r>
-      <w:r>
-        <w:rPr>
-          <w:rFonts w:hint="eastAsia"/>
-          <w:lang w:eastAsia="ja-JP"/>
-        </w:rPr>
-        <w:t>と記載を加えました。また、</w:t>
-      </w:r>
-      <w:r>
-        <w:rPr>
-          <w:rFonts w:hint="eastAsia"/>
-          <w:lang w:eastAsia="ja-JP"/>
-        </w:rPr>
-        <w:t>治療方針・アクセス差の影響</w:t>
-      </w:r>
-      <w:r>
-        <w:rPr>
-          <w:rFonts w:hint="eastAsia"/>
-          <w:lang w:eastAsia="ja-JP"/>
-        </w:rPr>
-        <w:t>がある</w:t>
-      </w:r>
-      <w:r>
-        <w:rPr>
-          <w:rFonts w:hint="eastAsia"/>
-          <w:lang w:eastAsia="ja-JP"/>
-        </w:rPr>
-        <w:t>可能性</w:t>
-      </w:r>
-      <w:r>
-        <w:rPr>
-          <w:rFonts w:hint="eastAsia"/>
-          <w:lang w:eastAsia="ja-JP"/>
-        </w:rPr>
-        <w:t>について記載しました。</w:t>
-      </w:r>
-    </w:p>
-  </w:comment>
-  <w:comment w:id="432" w:author="治輝 齋藤" w:date="2026-04-30T18:09:00Z" w:initials="治齋">
-    <w:p>
-      <w:pPr>
-        <w:pStyle w:val="af3"/>
-        <w:rPr>
-          <w:lang w:eastAsia="ja-JP"/>
-        </w:rPr>
-      </w:pPr>
-      <w:r>
-        <w:rPr>
-          <w:rStyle w:val="af2"/>
-        </w:rPr>
-        <w:annotationRef/>
-      </w:r>
-      <w:r>
-        <w:rPr>
-          <w:rFonts w:hint="eastAsia"/>
-          <w:lang w:eastAsia="ja-JP"/>
-        </w:rPr>
-        <w:t>（佐藤先生コメント④）</w:t>
-      </w:r>
-      <w:r>
-        <w:rPr>
-          <w:rFonts w:hint="eastAsia"/>
-          <w:lang w:eastAsia="ja-JP"/>
-        </w:rPr>
-        <w:t>気候（積雪・凍結）</w:t>
-      </w:r>
-      <w:r>
-        <w:rPr>
-          <w:rFonts w:hint="eastAsia"/>
-          <w:lang w:eastAsia="ja-JP"/>
-        </w:rPr>
-        <w:t>の項目について、</w:t>
-      </w:r>
-      <w:r>
-        <w:rPr>
-          <w:rFonts w:hint="eastAsia"/>
-          <w:lang w:eastAsia="ja-JP"/>
-        </w:rPr>
-        <w:t>Limitations</w:t>
-      </w:r>
-      <w:r>
-        <w:rPr>
-          <w:rFonts w:hint="eastAsia"/>
-          <w:lang w:eastAsia="ja-JP"/>
-        </w:rPr>
-        <w:t>に追加しました。</w:t>
-      </w:r>
-    </w:p>
-  </w:comment>
-  <w:comment w:id="434" w:author="治輝 齋藤" w:date="2026-04-30T20:37:00Z" w:initials="治齋">
-    <w:p>
-      <w:pPr>
-        <w:pStyle w:val="af3"/>
-        <w:rPr>
-          <w:lang w:eastAsia="ja-JP"/>
-        </w:rPr>
-      </w:pPr>
-      <w:r>
-        <w:rPr>
-          <w:rStyle w:val="af2"/>
-        </w:rPr>
-        <w:annotationRef/>
-      </w:r>
-      <w:r>
-        <w:rPr>
-          <w:rFonts w:hint="eastAsia"/>
-          <w:lang w:eastAsia="ja-JP"/>
-        </w:rPr>
-        <w:t>（</w:t>
-      </w:r>
-      <w:r>
-        <w:rPr>
-          <w:rFonts w:hint="eastAsia"/>
-          <w:lang w:eastAsia="ja-JP"/>
-        </w:rPr>
-        <w:t>寳澤先生コメント</w:t>
-      </w:r>
-      <w:r>
-        <w:rPr>
-          <w:rFonts w:hint="eastAsia"/>
-          <w:lang w:eastAsia="ja-JP"/>
-        </w:rPr>
-        <w:t>）</w:t>
-      </w:r>
-      <w:r>
-        <w:rPr>
-          <w:rFonts w:hint="eastAsia"/>
-          <w:lang w:eastAsia="ja-JP"/>
-        </w:rPr>
-        <w:t>Limitations</w:t>
-      </w:r>
-      <w:r>
-        <w:rPr>
-          <w:rFonts w:hint="eastAsia"/>
-          <w:lang w:eastAsia="ja-JP"/>
-        </w:rPr>
-        <w:t>に、補完依存性と二次マスキングの可能性を明記</w:t>
-      </w:r>
-      <w:r>
-        <w:rPr>
-          <w:rFonts w:hint="eastAsia"/>
-          <w:lang w:eastAsia="ja-JP"/>
-        </w:rPr>
-        <w:t>しました。</w:t>
-      </w:r>
-    </w:p>
-  </w:comment>
-  <w:comment w:id="446" w:author="治輝 齋藤" w:date="2026-04-30T18:46:00Z" w:initials="治齋">
-    <w:p>
-      <w:pPr>
-        <w:pStyle w:val="af3"/>
-        <w:rPr>
-          <w:lang w:eastAsia="ja-JP"/>
-        </w:rPr>
-      </w:pPr>
-      <w:r>
-        <w:rPr>
-          <w:rStyle w:val="af2"/>
-        </w:rPr>
-        <w:annotationRef/>
-      </w:r>
-      <w:r>
-        <w:rPr>
-          <w:rFonts w:hint="eastAsia"/>
-          <w:lang w:eastAsia="ja-JP"/>
-        </w:rPr>
-        <w:t>（佐藤先生コメント⑧）</w:t>
-      </w:r>
-      <w:r>
-        <w:rPr>
-          <w:rFonts w:hint="eastAsia"/>
-          <w:lang w:eastAsia="ja-JP"/>
-        </w:rPr>
-        <w:t>歩行速度指標が</w:t>
-      </w:r>
-      <w:r>
-        <w:rPr>
-          <w:rFonts w:hint="eastAsia"/>
-          <w:lang w:eastAsia="ja-JP"/>
-        </w:rPr>
-        <w:t>40</w:t>
-      </w:r>
-      <w:r>
-        <w:rPr>
-          <w:rFonts w:hint="eastAsia"/>
-          <w:lang w:eastAsia="ja-JP"/>
-        </w:rPr>
-        <w:t>–</w:t>
-      </w:r>
-      <w:r>
-        <w:rPr>
-          <w:rFonts w:hint="eastAsia"/>
-          <w:lang w:eastAsia="ja-JP"/>
-        </w:rPr>
-        <w:t>74</w:t>
-      </w:r>
-      <w:r>
-        <w:rPr>
-          <w:rFonts w:hint="eastAsia"/>
-          <w:lang w:eastAsia="ja-JP"/>
-        </w:rPr>
-        <w:t>歳の公開質問票集計に基づくことを明記し、最高齢群の骨折リスクを直接代表しないという限界が伝わるように修正しました</w:t>
-      </w:r>
-      <w:r>
-        <w:rPr>
-          <w:rFonts w:hint="eastAsia"/>
-          <w:lang w:eastAsia="ja-JP"/>
-        </w:rPr>
-        <w:t>。</w:t>
-      </w:r>
-    </w:p>
-  </w:comment>
-  <w:comment w:id="453" w:author="治輝 齋藤" w:date="2026-05-01T13:08:00Z" w:initials="治齋">
-    <w:p>
-      <w:pPr>
-        <w:pStyle w:val="af3"/>
-        <w:rPr>
-          <w:lang w:eastAsia="ja-JP"/>
-        </w:rPr>
-      </w:pPr>
-      <w:r>
-        <w:rPr>
-          <w:rStyle w:val="af2"/>
-        </w:rPr>
-        <w:annotationRef/>
-      </w:r>
-      <w:r>
-        <w:rPr>
-          <w:rFonts w:hint="eastAsia"/>
-          <w:lang w:eastAsia="ja-JP"/>
-        </w:rPr>
-        <w:t>（舟久保先生コメント④）</w:t>
-      </w:r>
-      <w:r>
-        <w:rPr>
-          <w:rFonts w:hint="eastAsia"/>
-          <w:lang w:eastAsia="ja-JP"/>
-        </w:rPr>
-        <w:t>歩行速度の能力指標性を</w:t>
-      </w:r>
-      <w:r>
-        <w:rPr>
-          <w:rFonts w:hint="eastAsia"/>
-          <w:lang w:eastAsia="ja-JP"/>
-        </w:rPr>
-        <w:t>Limitations</w:t>
-      </w:r>
-      <w:r>
-        <w:rPr>
-          <w:rFonts w:hint="eastAsia"/>
-          <w:lang w:eastAsia="ja-JP"/>
-        </w:rPr>
-        <w:t>に追記</w:t>
-      </w:r>
-      <w:r>
-        <w:rPr>
-          <w:rFonts w:hint="eastAsia"/>
-          <w:lang w:eastAsia="ja-JP"/>
-        </w:rPr>
-        <w:t>しました。</w:t>
-      </w:r>
-    </w:p>
-  </w:comment>
-  <w:comment w:id="465" w:author="治輝 齋藤" w:date="2026-04-30T19:20:00Z" w:initials="治齋">
-    <w:p>
-      <w:pPr>
-        <w:pStyle w:val="af3"/>
-        <w:rPr>
-          <w:lang w:eastAsia="ja-JP"/>
-        </w:rPr>
-      </w:pPr>
-      <w:r>
-        <w:rPr>
-          <w:rStyle w:val="af2"/>
-        </w:rPr>
-        <w:annotationRef/>
-      </w:r>
-      <w:r>
-        <w:rPr>
-          <w:rFonts w:hint="eastAsia"/>
-          <w:lang w:eastAsia="ja-JP"/>
-        </w:rPr>
-        <w:t>（佐藤先生コメント⑩）</w:t>
-      </w:r>
-      <w:r>
-        <w:rPr>
-          <w:rFonts w:hint="eastAsia"/>
-          <w:lang w:eastAsia="ja-JP"/>
-        </w:rPr>
-        <w:t xml:space="preserve">remained </w:t>
-      </w:r>
-      <w:r>
-        <w:rPr>
-          <w:rFonts w:hint="eastAsia"/>
-          <w:lang w:eastAsia="ja-JP"/>
-        </w:rPr>
-        <w:t>→</w:t>
-      </w:r>
-      <w:r>
-        <w:rPr>
-          <w:rFonts w:hint="eastAsia"/>
-          <w:lang w:eastAsia="ja-JP"/>
-        </w:rPr>
-        <w:t xml:space="preserve"> was</w:t>
-      </w:r>
-      <w:r>
-        <w:rPr>
-          <w:rFonts w:hint="eastAsia"/>
-          <w:lang w:eastAsia="ja-JP"/>
-        </w:rPr>
-        <w:t>と、弱い表現に修正しました。</w:t>
-      </w:r>
-    </w:p>
-  </w:comment>
-  <w:comment w:id="471" w:author="治輝 齋藤" w:date="2026-05-01T13:12:00Z" w:initials="治齋">
-    <w:p>
-      <w:pPr>
-        <w:pStyle w:val="af3"/>
-        <w:rPr>
-          <w:lang w:eastAsia="ja-JP"/>
-        </w:rPr>
-      </w:pPr>
-      <w:r>
-        <w:rPr>
-          <w:rStyle w:val="af2"/>
-        </w:rPr>
-        <w:annotationRef/>
-      </w:r>
-      <w:r>
-        <w:rPr>
-          <w:rFonts w:hint="eastAsia"/>
-          <w:lang w:eastAsia="ja-JP"/>
-        </w:rPr>
-        <w:t>（舟久保先生コメント⑤）</w:t>
-      </w:r>
-      <w:r>
-        <w:rPr>
-          <w:rFonts w:hint="eastAsia"/>
-          <w:lang w:eastAsia="ja-JP"/>
-        </w:rPr>
-        <w:t>統計解釈を控えめ</w:t>
-      </w:r>
-      <w:r>
-        <w:rPr>
-          <w:rFonts w:hint="eastAsia"/>
-          <w:lang w:eastAsia="ja-JP"/>
-        </w:rPr>
-        <w:t>な表現に修正</w:t>
-      </w:r>
-      <w:r>
-        <w:rPr>
-          <w:rFonts w:hint="eastAsia"/>
-          <w:lang w:eastAsia="ja-JP"/>
-        </w:rPr>
-        <w:t>し</w:t>
-      </w:r>
-      <w:r>
-        <w:rPr>
-          <w:rFonts w:hint="eastAsia"/>
-          <w:lang w:eastAsia="ja-JP"/>
-        </w:rPr>
-        <w:t>、</w:t>
-      </w:r>
-      <w:r>
-        <w:rPr>
-          <w:rFonts w:hint="eastAsia"/>
-          <w:lang w:eastAsia="ja-JP"/>
-        </w:rPr>
-        <w:t>N=47</w:t>
-      </w:r>
-      <w:r>
-        <w:rPr>
-          <w:rFonts w:hint="eastAsia"/>
-          <w:lang w:eastAsia="ja-JP"/>
-        </w:rPr>
-        <w:t>の</w:t>
-      </w:r>
-      <w:r>
-        <w:rPr>
-          <w:rFonts w:hint="eastAsia"/>
-          <w:lang w:eastAsia="ja-JP"/>
-        </w:rPr>
-        <w:t>不確実性を明示</w:t>
-      </w:r>
-      <w:r>
-        <w:rPr>
-          <w:rFonts w:hint="eastAsia"/>
-          <w:lang w:eastAsia="ja-JP"/>
-        </w:rPr>
-        <w:t>しました。</w:t>
-      </w:r>
-    </w:p>
-  </w:comment>
-  <w:comment w:id="524" w:author="治輝 齋藤" w:date="2026-05-01T14:29:00Z" w:initials="治齋">
+  <w:comment w:id="530" w:author="治輝 齋藤" w:date="2026-05-01T14:29:00Z" w:initials="治齋">
     <w:p>
       <w:pPr>
         <w:pStyle w:val="af3"/>
@@ -18122,6 +18208,7 @@
   <w15:commentEx w15:paraId="52870D33" w15:paraIdParent="1629F195" w15:done="0"/>
   <w15:commentEx w15:paraId="04B40A5A" w15:done="0"/>
   <w15:commentEx w15:paraId="4415FBF7" w15:done="0"/>
+  <w15:commentEx w15:paraId="1F746DFB" w15:done="0"/>
   <w15:commentEx w15:paraId="476BF8CA" w15:done="0"/>
   <w15:commentEx w15:paraId="40A9CBF0" w15:done="0"/>
   <w15:commentEx w15:paraId="243073DF" w15:done="0"/>
@@ -18192,6 +18279,7 @@
   <w16cex:commentExtensible w16cex:durableId="67E224EC" w16cex:dateUtc="2026-05-19T23:47:00Z"/>
   <w16cex:commentExtensible w16cex:durableId="771AB965" w16cex:dateUtc="2026-04-30T10:29:00Z"/>
   <w16cex:commentExtensible w16cex:durableId="5408FB23" w16cex:dateUtc="2026-04-30T11:52:00Z"/>
+  <w16cex:commentExtensible w16cex:durableId="0136B256" w16cex:dateUtc="2026-05-20T04:08:00Z"/>
   <w16cex:commentExtensible w16cex:durableId="59EBB2CB" w16cex:dateUtc="2026-04-30T11:56:00Z"/>
   <w16cex:commentExtensible w16cex:durableId="5E62303E" w16cex:dateUtc="2026-04-30T12:00:00Z"/>
   <w16cex:commentExtensible w16cex:durableId="1C2D720C" w16cex:dateUtc="2026-04-30T11:33:00Z"/>
@@ -18262,6 +18350,7 @@
   <w16cid:commentId w16cid:paraId="52870D33" w16cid:durableId="67E224EC"/>
   <w16cid:commentId w16cid:paraId="04B40A5A" w16cid:durableId="771AB965"/>
   <w16cid:commentId w16cid:paraId="4415FBF7" w16cid:durableId="5408FB23"/>
+  <w16cid:commentId w16cid:paraId="1F746DFB" w16cid:durableId="0136B256"/>
   <w16cid:commentId w16cid:paraId="476BF8CA" w16cid:durableId="59EBB2CB"/>
   <w16cid:commentId w16cid:paraId="40A9CBF0" w16cid:durableId="5E62303E"/>
   <w16cid:commentId w16cid:paraId="243073DF" w16cid:durableId="1C2D720C"/>
@@ -18284,12 +18373,12 @@
 <w:numbering xmlns:wpc="http://schemas.microsoft.com/office/word/2010/wordprocessingCanvas" xmlns:cx="http://schemas.microsoft.com/office/drawing/2014/chartex" xmlns:cx1="http://schemas.microsoft.com/office/drawing/2015/9/8/chartex" xmlns:cx2="http://schemas.microsoft.com/office/drawing/2015/10/21/chartex" xmlns:cx3="http://schemas.microsoft.com/office/drawing/2016/5/9/chartex" xmlns:cx4="http://schemas.microsoft.com/office/drawing/2016/5/10/chartex" xmlns:cx5="http://schemas.microsoft.com/office/drawing/2016/5/11/chartex" xmlns:cx6="http://schemas.microsoft.com/office/drawing/2016/5/12/chartex" xmlns:cx7="http://schemas.microsoft.com/office/drawing/2016/5/13/chartex" xmlns:cx8="http://schemas.microsoft.com/office/drawing/2016/5/14/chartex" xmlns:mc="http://schemas.openxmlformats.org/markup-compatibility/2006" xmlns:aink="http://schemas.microsoft.com/office/drawing/2016/ink" xmlns:am3d="http://schemas.microsoft.com/office/drawing/2017/model3d" xmlns:o="urn:schemas-microsoft-com:office:office" xmlns:oel="http://schemas.microsoft.com/office/2019/extlst" xmlns:r="http://schemas.openxmlformats.org/officeDocument/2006/relationships" xmlns:m="http://schemas.openxmlformats.org/officeDocument/2006/math" xmlns:v="urn:schemas-microsoft-com:vml" xmlns:wp14="http://schemas.microsoft.com/office/word/2010/wordprocessingDrawing" xmlns:wp="http://schemas.openxmlformats.org/drawingml/2006/wordprocessingDrawing" xmlns:w10="urn:schemas-microsoft-com:office:word" xmlns:w="http://schemas.openxmlformats.org/wordprocessingml/2006/main" xmlns:w14="http://schemas.microsoft.com/office/word/2010/wordml" xmlns:w15="http://schemas.microsoft.com/office/word/2012/wordml" xmlns:w16cex="http://schemas.microsoft.com/office/word/2018/wordml/cex" xmlns:w16cid="http://schemas.microsoft.com/office/word/2016/wordml/cid" xmlns:w16="http://schemas.microsoft.com/office/word/2018/wordml" xmlns:w16du="http://schemas.microsoft.com/office/word/2023/wordml/word16du" xmlns:w16sdtdh="http://schemas.microsoft.com/office/word/2020/wordml/sdtdatahash" xmlns:w16sdtfl="http://schemas.microsoft.com/office/word/2024/wordml/sdtformatlock" xmlns:w16se="http://schemas.microsoft.com/office/word/2015/wordml/symex" xmlns:wpg="http://schemas.microsoft.com/office/word/2010/wordprocessingGroup" xmlns:wpi="http://schemas.microsoft.com/office/word/2010/wordprocessingInk" xmlns:wne="http://schemas.microsoft.com/office/word/2006/wordml" xmlns:wps="http://schemas.microsoft.com/office/word/2010/wordprocessingShape" mc:Ignorable="w14 w15 w16se w16cid w16 w16cex w16sdtdh w16sdtfl w16du wp14">
   <w:numPicBullet w:numPicBulletId="0">
     <w:pict>
-      <v:rect id="_x0000_i1082" style="width:0;height:1.5pt" o:hralign="center" o:bullet="t" o:hrstd="t" o:hr="t"/>
+      <v:rect id="_x0000_i1086" style="width:0;height:1.5pt" o:hralign="center" o:bullet="t" o:hrstd="t" o:hr="t"/>
     </w:pict>
   </w:numPicBullet>
   <w:numPicBullet w:numPicBulletId="1">
     <w:pict>
-      <v:rect id="_x0000_i1083" style="width:0;height:1.5pt" o:hralign="center" o:bullet="t" o:hrstd="t" o:hr="t"/>
+      <v:rect id="_x0000_i1087" style="width:0;height:1.5pt" o:hralign="center" o:bullet="t" o:hrstd="t" o:hr="t"/>
     </w:pict>
   </w:numPicBullet>
   <w:abstractNum w:abstractNumId="0" w15:restartNumberingAfterBreak="0">

--- a/04_Manuscripts/Manuscript_slope_fracture_20260425_saito0430-1_saito0520.docx
+++ b/04_Manuscripts/Manuscript_slope_fracture_20260425_saito0430-1_saito0520.docx
@@ -1326,6 +1326,7 @@
         <w:t xml:space="preserve">Despite these theoretical considerations, no nationwide study has examined the association between </w:t>
       </w:r>
       <w:commentRangeStart w:id="125"/>
+      <w:commentRangeStart w:id="126"/>
       <w:r>
         <w:t>prefectural-level</w:t>
       </w:r>
@@ -1338,6 +1339,13 @@
         </w:rPr>
         <w:commentReference w:id="125"/>
       </w:r>
+      <w:commentRangeEnd w:id="126"/>
+      <w:r>
+        <w:rPr>
+          <w:rStyle w:val="af2"/>
+        </w:rPr>
+        <w:commentReference w:id="126"/>
+      </w:r>
       <w:r>
         <w:t xml:space="preserve"> terrain slope and fracture surgery rates using population-based administrative data. International ecological studies from Norway (NOREPOS) and China (CHARLS) have demonstrated significant associations between high elevation, complex terrain, and elevated hip fracture risk,</w:t>
       </w:r>
@@ -1365,11 +1373,11 @@
         <w:lastRenderedPageBreak/>
         <w:t xml:space="preserve">enables the first nationwide quantitative assessment of the </w:t>
       </w:r>
-      <w:commentRangeStart w:id="126"/>
+      <w:commentRangeStart w:id="127"/>
       <w:r>
         <w:t>terrain–fracture</w:t>
       </w:r>
-      <w:ins w:id="127" w:author="治輝 齋藤" w:date="2026-05-19T20:43:00Z" w16du:dateUtc="2026-05-19T11:43:00Z">
+      <w:ins w:id="128" w:author="治輝 齋藤" w:date="2026-05-19T20:43:00Z" w16du:dateUtc="2026-05-19T11:43:00Z">
         <w:r>
           <w:rPr>
             <w:rFonts w:hint="eastAsia"/>
@@ -1387,12 +1395,12 @@
       <w:r>
         <w:t xml:space="preserve"> relationship</w:t>
       </w:r>
-      <w:commentRangeEnd w:id="126"/>
+      <w:commentRangeEnd w:id="127"/>
       <w:r>
         <w:rPr>
           <w:rStyle w:val="af2"/>
         </w:rPr>
-        <w:commentReference w:id="126"/>
+        <w:commentReference w:id="127"/>
       </w:r>
       <w:r>
         <w:t xml:space="preserve"> in Japan.</w:t>
@@ -1403,16 +1411,16 @@
         <w:pStyle w:val="a0"/>
         <w:spacing w:line="360" w:lineRule="auto"/>
       </w:pPr>
-      <w:commentRangeStart w:id="128"/>
+      <w:commentRangeStart w:id="129"/>
       <w:r>
         <w:t xml:space="preserve">In this study, we examined whether terrain slope was associated with hip fracture surgery rates </w:t>
       </w:r>
-      <w:del w:id="129" w:author="治輝 齋藤" w:date="2026-05-19T20:45:00Z" w16du:dateUtc="2026-05-19T11:45:00Z">
+      <w:del w:id="130" w:author="治輝 齋藤" w:date="2026-05-19T20:45:00Z" w16du:dateUtc="2026-05-19T11:45:00Z">
         <w:r>
           <w:delText>at the prefectural level, independent of</w:delText>
         </w:r>
       </w:del>
-      <w:ins w:id="130" w:author="治輝 齋藤" w:date="2026-05-19T20:45:00Z" w16du:dateUtc="2026-05-19T11:45:00Z">
+      <w:ins w:id="131" w:author="治輝 齋藤" w:date="2026-05-19T20:45:00Z" w16du:dateUtc="2026-05-19T11:45:00Z">
         <w:r>
           <w:t>across prefectures. We adjusted for</w:t>
         </w:r>
@@ -1420,17 +1428,17 @@
       <w:r>
         <w:t xml:space="preserve"> </w:t>
       </w:r>
-      <w:del w:id="131" w:author="治輝 齋藤" w:date="2026-05-19T23:23:00Z" w16du:dateUtc="2026-05-19T14:23:00Z">
+      <w:del w:id="132" w:author="治輝 齋藤" w:date="2026-05-19T23:23:00Z" w16du:dateUtc="2026-05-19T14:23:00Z">
         <w:r>
           <w:delText>aging rate</w:delText>
         </w:r>
       </w:del>
-      <w:ins w:id="132" w:author="治輝 齋藤" w:date="2026-05-19T23:23:00Z" w16du:dateUtc="2026-05-19T14:23:00Z">
+      <w:ins w:id="133" w:author="治輝 齋藤" w:date="2026-05-19T23:23:00Z" w16du:dateUtc="2026-05-19T14:23:00Z">
         <w:r>
           <w:t>proportion aged ≥65 years</w:t>
         </w:r>
       </w:ins>
-      <w:ins w:id="133" w:author="治輝 齋藤" w:date="2026-05-19T20:45:00Z" w16du:dateUtc="2026-05-19T11:45:00Z">
+      <w:ins w:id="134" w:author="治輝 齋藤" w:date="2026-05-19T20:45:00Z" w16du:dateUtc="2026-05-19T11:45:00Z">
         <w:r>
           <w:rPr>
             <w:rFonts w:hint="eastAsia"/>
@@ -1442,12 +1450,12 @@
       <w:r>
         <w:t xml:space="preserve"> </w:t>
       </w:r>
-      <w:del w:id="134" w:author="治輝 齋藤" w:date="2026-05-19T20:45:00Z" w16du:dateUtc="2026-05-19T11:45:00Z">
+      <w:del w:id="135" w:author="治輝 齋藤" w:date="2026-05-19T20:45:00Z" w16du:dateUtc="2026-05-19T11:45:00Z">
         <w:r>
           <w:delText>and</w:delText>
         </w:r>
       </w:del>
-      <w:ins w:id="135" w:author="治輝 齋藤" w:date="2026-05-19T20:45:00Z" w16du:dateUtc="2026-05-19T11:45:00Z">
+      <w:ins w:id="136" w:author="治輝 齋藤" w:date="2026-05-19T20:45:00Z" w16du:dateUtc="2026-05-19T11:45:00Z">
         <w:r>
           <w:rPr>
             <w:rFonts w:hint="eastAsia"/>
@@ -1456,7 +1464,7 @@
           <w:t>fast</w:t>
         </w:r>
       </w:ins>
-      <w:ins w:id="136" w:author="治輝 齋藤" w:date="2026-05-19T23:23:00Z" w16du:dateUtc="2026-05-19T14:23:00Z">
+      <w:ins w:id="137" w:author="治輝 齋藤" w:date="2026-05-19T23:23:00Z" w16du:dateUtc="2026-05-19T14:23:00Z">
         <w:r>
           <w:rPr>
             <w:rFonts w:hint="eastAsia"/>
@@ -1465,7 +1473,7 @@
           <w:t>-</w:t>
         </w:r>
       </w:ins>
-      <w:del w:id="137" w:author="治輝 齋藤" w:date="2026-05-19T23:23:00Z" w16du:dateUtc="2026-05-19T14:23:00Z">
+      <w:del w:id="138" w:author="治輝 齋藤" w:date="2026-05-19T23:23:00Z" w16du:dateUtc="2026-05-19T14:23:00Z">
         <w:r>
           <w:delText xml:space="preserve"> </w:delText>
         </w:r>
@@ -1473,12 +1481,12 @@
       <w:r>
         <w:t xml:space="preserve">walking </w:t>
       </w:r>
-      <w:del w:id="138" w:author="治輝 齋藤" w:date="2026-05-19T20:45:00Z" w16du:dateUtc="2026-05-19T11:45:00Z">
+      <w:del w:id="139" w:author="治輝 齋藤" w:date="2026-05-19T20:45:00Z" w16du:dateUtc="2026-05-19T11:45:00Z">
         <w:r>
           <w:delText>speed</w:delText>
         </w:r>
       </w:del>
-      <w:ins w:id="139" w:author="治輝 齋藤" w:date="2026-05-19T23:24:00Z" w16du:dateUtc="2026-05-19T14:24:00Z">
+      <w:ins w:id="140" w:author="治輝 齋藤" w:date="2026-05-19T23:24:00Z" w16du:dateUtc="2026-05-19T14:24:00Z">
         <w:r>
           <w:t xml:space="preserve"> </w:t>
         </w:r>
@@ -1492,7 +1500,7 @@
       <w:r>
         <w:t xml:space="preserve">, </w:t>
       </w:r>
-      <w:ins w:id="140" w:author="治輝 齋藤" w:date="2026-05-19T20:46:00Z" w16du:dateUtc="2026-05-19T11:46:00Z">
+      <w:ins w:id="141" w:author="治輝 齋藤" w:date="2026-05-19T20:46:00Z" w16du:dateUtc="2026-05-19T11:46:00Z">
         <w:r>
           <w:t>and population density</w:t>
         </w:r>
@@ -1507,18 +1515,18 @@
       <w:r>
         <w:t>using nationwide administrative and geospatial data.</w:t>
       </w:r>
-      <w:ins w:id="141" w:author="治輝 齋藤" w:date="2026-05-19T20:46:00Z" w16du:dateUtc="2026-05-19T11:46:00Z">
+      <w:ins w:id="142" w:author="治輝 齋藤" w:date="2026-05-19T20:46:00Z" w16du:dateUtc="2026-05-19T11:46:00Z">
         <w:r>
           <w:t xml:space="preserve"> NDB Open Data provide procedure counts, not fracture incidence. We therefore interpreted prefecture-level surgery rates as administrative proxies for fracture-related surgical burden. Not all fractures receive surgery, and operative thresholds may vary across regions.</w:t>
         </w:r>
       </w:ins>
-      <w:commentRangeEnd w:id="128"/>
-      <w:ins w:id="142" w:author="治輝 齋藤" w:date="2026-05-19T20:47:00Z" w16du:dateUtc="2026-05-19T11:47:00Z">
+      <w:commentRangeEnd w:id="129"/>
+      <w:ins w:id="143" w:author="治輝 齋藤" w:date="2026-05-19T20:47:00Z" w16du:dateUtc="2026-05-19T11:47:00Z">
         <w:r>
           <w:rPr>
             <w:rStyle w:val="af2"/>
           </w:rPr>
-          <w:commentReference w:id="128"/>
+          <w:commentReference w:id="129"/>
         </w:r>
       </w:ins>
     </w:p>
@@ -1537,7 +1545,7 @@
         <w:pStyle w:val="1"/>
         <w:spacing w:line="360" w:lineRule="auto"/>
       </w:pPr>
-      <w:bookmarkStart w:id="143" w:name="methods-1"/>
+      <w:bookmarkStart w:id="144" w:name="methods-1"/>
       <w:bookmarkEnd w:id="111"/>
       <w:r>
         <w:t>Methods</w:t>
@@ -1548,7 +1556,7 @@
         <w:pStyle w:val="2"/>
         <w:spacing w:line="360" w:lineRule="auto"/>
       </w:pPr>
-      <w:bookmarkStart w:id="144" w:name="study-design"/>
+      <w:bookmarkStart w:id="145" w:name="study-design"/>
       <w:r>
         <w:t>1. Study Design</w:t>
       </w:r>
@@ -1567,8 +1575,8 @@
         <w:pStyle w:val="2"/>
         <w:spacing w:line="360" w:lineRule="auto"/>
       </w:pPr>
-      <w:bookmarkStart w:id="145" w:name="outcome-fracture-surgery-rates"/>
-      <w:bookmarkEnd w:id="144"/>
+      <w:bookmarkStart w:id="146" w:name="outcome-fracture-surgery-rates"/>
+      <w:bookmarkEnd w:id="145"/>
       <w:r>
         <w:t>2. Outcome: Fracture Surgery Rates</w:t>
       </w:r>
@@ -1578,13 +1586,13 @@
         <w:pStyle w:val="FirstParagraph"/>
         <w:spacing w:line="360" w:lineRule="auto"/>
       </w:pPr>
-      <w:commentRangeStart w:id="146"/>
-      <w:del w:id="147" w:author="治輝 齋藤" w:date="2026-05-19T20:48:00Z" w16du:dateUtc="2026-05-19T11:48:00Z">
+      <w:commentRangeStart w:id="147"/>
+      <w:del w:id="148" w:author="治輝 齋藤" w:date="2026-05-19T20:48:00Z" w16du:dateUtc="2026-05-19T11:48:00Z">
         <w:r>
           <w:delText>Fracture</w:delText>
         </w:r>
       </w:del>
-      <w:ins w:id="148" w:author="治輝 齋藤" w:date="2026-05-19T20:48:00Z" w16du:dateUtc="2026-05-19T11:48:00Z">
+      <w:ins w:id="149" w:author="治輝 齋藤" w:date="2026-05-19T20:48:00Z" w16du:dateUtc="2026-05-19T11:48:00Z">
         <w:r>
           <w:t>We obtained fracture</w:t>
         </w:r>
@@ -1592,7 +1600,7 @@
       <w:r>
         <w:t xml:space="preserve"> surgery rates</w:t>
       </w:r>
-      <w:del w:id="149" w:author="治輝 齋藤" w:date="2026-05-19T20:49:00Z" w16du:dateUtc="2026-05-19T11:49:00Z">
+      <w:del w:id="150" w:author="治輝 齋藤" w:date="2026-05-19T20:49:00Z" w16du:dateUtc="2026-05-19T11:49:00Z">
         <w:r>
           <w:delText xml:space="preserve"> were derived</w:delText>
         </w:r>
@@ -1600,7 +1608,7 @@
       <w:r>
         <w:t xml:space="preserve"> from the 10th NDB Open Data (released </w:t>
       </w:r>
-      <w:ins w:id="150" w:author="治輝 齋藤" w:date="2026-05-19T20:49:00Z" w16du:dateUtc="2026-05-19T11:49:00Z">
+      <w:ins w:id="151" w:author="治輝 齋藤" w:date="2026-05-19T20:49:00Z" w16du:dateUtc="2026-05-19T11:49:00Z">
         <w:r>
           <w:rPr>
             <w:rFonts w:hint="eastAsia"/>
@@ -1609,7 +1617,7 @@
           <w:t>30 May 2025</w:t>
         </w:r>
       </w:ins>
-      <w:del w:id="151" w:author="治輝 齋藤" w:date="2026-05-19T20:49:00Z" w16du:dateUtc="2026-05-19T11:49:00Z">
+      <w:del w:id="152" w:author="治輝 齋藤" w:date="2026-05-19T20:49:00Z" w16du:dateUtc="2026-05-19T11:49:00Z">
         <w:r>
           <w:delText>2023</w:delText>
         </w:r>
@@ -1617,7 +1625,7 @@
       <w:r>
         <w:t>)</w:t>
       </w:r>
-      <w:ins w:id="152" w:author="治輝 齋藤" w:date="2026-05-19T20:49:00Z" w16du:dateUtc="2026-05-19T11:49:00Z">
+      <w:ins w:id="153" w:author="治輝 齋藤" w:date="2026-05-19T20:49:00Z" w16du:dateUtc="2026-05-19T11:49:00Z">
         <w:r>
           <w:rPr>
             <w:rFonts w:hint="eastAsia"/>
@@ -1626,17 +1634,17 @@
           <w:t>.</w:t>
         </w:r>
       </w:ins>
-      <w:del w:id="153" w:author="治輝 齋藤" w:date="2026-05-19T20:49:00Z" w16du:dateUtc="2026-05-19T11:49:00Z">
+      <w:del w:id="154" w:author="治輝 齋藤" w:date="2026-05-19T20:49:00Z" w16du:dateUtc="2026-05-19T11:49:00Z">
         <w:r>
           <w:delText>,</w:delText>
         </w:r>
       </w:del>
-      <w:del w:id="154" w:author="治輝 齋藤" w:date="2026-05-19T20:50:00Z" w16du:dateUtc="2026-05-19T11:50:00Z">
+      <w:del w:id="155" w:author="治輝 齋藤" w:date="2026-05-19T20:50:00Z" w16du:dateUtc="2026-05-19T11:50:00Z">
         <w:r>
           <w:delText xml:space="preserve"> which contains</w:delText>
         </w:r>
       </w:del>
-      <w:ins w:id="155" w:author="治輝 齋藤" w:date="2026-05-19T20:50:00Z" w16du:dateUtc="2026-05-19T11:50:00Z">
+      <w:ins w:id="156" w:author="治輝 齋藤" w:date="2026-05-19T20:50:00Z" w16du:dateUtc="2026-05-19T11:50:00Z">
         <w:r>
           <w:t xml:space="preserve"> This release reports</w:t>
         </w:r>
@@ -1644,22 +1652,22 @@
       <w:r>
         <w:t xml:space="preserve"> prefecture-level </w:t>
       </w:r>
-      <w:del w:id="156" w:author="治輝 齋藤" w:date="2026-05-19T20:50:00Z" w16du:dateUtc="2026-05-19T11:50:00Z">
+      <w:del w:id="157" w:author="治輝 齋藤" w:date="2026-05-19T20:50:00Z" w16du:dateUtc="2026-05-19T11:50:00Z">
         <w:r>
           <w:delText>counts of medical procedures</w:delText>
         </w:r>
       </w:del>
-      <w:ins w:id="157" w:author="治輝 齋藤" w:date="2026-05-19T20:50:00Z" w16du:dateUtc="2026-05-19T11:50:00Z">
+      <w:ins w:id="158" w:author="治輝 齋藤" w:date="2026-05-19T20:50:00Z" w16du:dateUtc="2026-05-19T11:50:00Z">
         <w:r>
           <w:t>procedure counts</w:t>
         </w:r>
       </w:ins>
-      <w:del w:id="158" w:author="治輝 齋藤" w:date="2026-05-19T20:52:00Z" w16du:dateUtc="2026-05-19T11:52:00Z">
+      <w:del w:id="159" w:author="治輝 齋藤" w:date="2026-05-19T20:52:00Z" w16du:dateUtc="2026-05-19T11:52:00Z">
         <w:r>
           <w:delText xml:space="preserve"> claimed</w:delText>
         </w:r>
       </w:del>
-      <w:ins w:id="159" w:author="治輝 齋藤" w:date="2026-05-19T20:52:00Z" w16du:dateUtc="2026-05-19T11:52:00Z">
+      <w:ins w:id="160" w:author="治輝 齋藤" w:date="2026-05-19T20:52:00Z" w16du:dateUtc="2026-05-19T11:52:00Z">
         <w:r>
           <w:t xml:space="preserve"> from Reiwa 5 fiscal year claims (April 2023 through March 2024)</w:t>
         </w:r>
@@ -1667,7 +1675,7 @@
       <w:r>
         <w:t xml:space="preserve"> under the national health insurance system. We extracted </w:t>
       </w:r>
-      <w:del w:id="160" w:author="治輝 齋藤" w:date="2026-05-19T20:52:00Z" w16du:dateUtc="2026-05-19T11:52:00Z">
+      <w:del w:id="161" w:author="治輝 齋藤" w:date="2026-05-19T20:52:00Z" w16du:dateUtc="2026-05-19T11:52:00Z">
         <w:r>
           <w:delText xml:space="preserve">claims for </w:delText>
         </w:r>
@@ -1675,12 +1683,12 @@
       <w:r>
         <w:t xml:space="preserve">three </w:t>
       </w:r>
-      <w:ins w:id="161" w:author="治輝 齋藤" w:date="2026-05-19T20:52:00Z" w16du:dateUtc="2026-05-19T11:52:00Z">
+      <w:ins w:id="162" w:author="治輝 齋藤" w:date="2026-05-19T20:52:00Z" w16du:dateUtc="2026-05-19T11:52:00Z">
         <w:r>
           <w:t>site-specific</w:t>
         </w:r>
       </w:ins>
-      <w:del w:id="162" w:author="治輝 齋藤" w:date="2026-05-19T20:52:00Z" w16du:dateUtc="2026-05-19T11:52:00Z">
+      <w:del w:id="163" w:author="治輝 齋藤" w:date="2026-05-19T20:52:00Z" w16du:dateUtc="2026-05-19T11:52:00Z">
         <w:r>
           <w:delText>fracture surgery</w:delText>
         </w:r>
@@ -1692,12 +1700,12 @@
         <w:lastRenderedPageBreak/>
         <w:t xml:space="preserve">(femur) fracture surgery, (2) humerus fracture surgery, and (3) forearm fracture surgery. </w:t>
       </w:r>
-      <w:ins w:id="163" w:author="治輝 齋藤" w:date="2026-05-19T20:53:00Z" w16du:dateUtc="2026-05-19T11:53:00Z">
+      <w:ins w:id="164" w:author="治輝 齋藤" w:date="2026-05-19T20:53:00Z" w16du:dateUtc="2026-05-19T11:53:00Z">
         <w:r>
           <w:t>We defined total fracture surgery rate as the sum of these three site-specific counts</w:t>
         </w:r>
       </w:ins>
-      <w:del w:id="164" w:author="治輝 齋藤" w:date="2026-05-19T20:53:00Z" w16du:dateUtc="2026-05-19T11:53:00Z">
+      <w:del w:id="165" w:author="治輝 齋藤" w:date="2026-05-19T20:53:00Z" w16du:dateUtc="2026-05-19T11:53:00Z">
         <w:r>
           <w:delText>Rates were calculated</w:delText>
         </w:r>
@@ -1705,7 +1713,7 @@
       <w:r>
         <w:t xml:space="preserve"> per 100,000 population</w:t>
       </w:r>
-      <w:ins w:id="165" w:author="治輝 齋藤" w:date="2026-05-19T20:53:00Z" w16du:dateUtc="2026-05-19T11:53:00Z">
+      <w:ins w:id="166" w:author="治輝 齋藤" w:date="2026-05-19T20:53:00Z" w16du:dateUtc="2026-05-19T11:53:00Z">
         <w:r>
           <w:rPr>
             <w:rFonts w:hint="eastAsia"/>
@@ -1717,12 +1725,12 @@
       <w:r>
         <w:t xml:space="preserve"> </w:t>
       </w:r>
-      <w:ins w:id="166" w:author="治輝 齋藤" w:date="2026-05-19T20:53:00Z" w16du:dateUtc="2026-05-19T11:53:00Z">
+      <w:ins w:id="167" w:author="治輝 齋藤" w:date="2026-05-19T20:53:00Z" w16du:dateUtc="2026-05-19T11:53:00Z">
         <w:r>
           <w:t>We divided counts by</w:t>
         </w:r>
       </w:ins>
-      <w:del w:id="167" w:author="治輝 齋藤" w:date="2026-05-19T20:53:00Z" w16du:dateUtc="2026-05-19T11:53:00Z">
+      <w:del w:id="168" w:author="治輝 齋藤" w:date="2026-05-19T20:53:00Z" w16du:dateUtc="2026-05-19T11:53:00Z">
         <w:r>
           <w:delText>using population estimates from the</w:delText>
         </w:r>
@@ -1730,16 +1738,16 @@
       <w:r>
         <w:t xml:space="preserve"> 2020 National Census</w:t>
       </w:r>
-      <w:ins w:id="168" w:author="治輝 齋藤" w:date="2026-05-19T20:54:00Z" w16du:dateUtc="2026-05-19T11:54:00Z">
+      <w:ins w:id="169" w:author="治輝 齋藤" w:date="2026-05-19T20:54:00Z" w16du:dateUtc="2026-05-19T11:54:00Z">
         <w:r>
           <w:t xml:space="preserve"> population to obtain annual rates per 100,000. We interpreted these rates as administrative proxies for surgical burden rather than as unbiased measures of fracture incidence</w:t>
         </w:r>
-        <w:commentRangeEnd w:id="146"/>
+        <w:commentRangeEnd w:id="147"/>
         <w:r>
           <w:rPr>
             <w:rStyle w:val="af2"/>
           </w:rPr>
-          <w:commentReference w:id="146"/>
+          <w:commentReference w:id="147"/>
         </w:r>
       </w:ins>
       <w:r>
@@ -1751,8 +1759,8 @@
         <w:pStyle w:val="2"/>
         <w:spacing w:line="360" w:lineRule="auto"/>
       </w:pPr>
-      <w:bookmarkStart w:id="169" w:name="exposure-terrain-slope"/>
-      <w:bookmarkEnd w:id="145"/>
+      <w:bookmarkStart w:id="170" w:name="exposure-terrain-slope"/>
+      <w:bookmarkEnd w:id="146"/>
       <w:r>
         <w:t>3. Exposure: Terrain Slope</w:t>
       </w:r>
@@ -1774,8 +1782,8 @@
         <w:pStyle w:val="2"/>
         <w:spacing w:line="360" w:lineRule="auto"/>
       </w:pPr>
-      <w:bookmarkStart w:id="170" w:name="covariate-walking-speed"/>
-      <w:bookmarkEnd w:id="169"/>
+      <w:bookmarkStart w:id="171" w:name="covariate-walking-speed"/>
+      <w:bookmarkEnd w:id="170"/>
       <w:r>
         <w:t>4. Covariate: Walking Speed</w:t>
       </w:r>
@@ -1788,7 +1796,7 @@
       <w:r>
         <w:t>The proportion of individuals who reported walking fast (</w:t>
       </w:r>
-      <w:ins w:id="171" w:author="治輝 齋藤" w:date="2026-05-19T23:24:00Z" w16du:dateUtc="2026-05-19T14:24:00Z">
+      <w:ins w:id="172" w:author="治輝 齋藤" w:date="2026-05-19T23:24:00Z" w16du:dateUtc="2026-05-19T14:24:00Z">
         <w:r>
           <w:t>proportion with</w:t>
         </w:r>
@@ -1803,7 +1811,7 @@
       <w:r>
         <w:t xml:space="preserve">fast </w:t>
       </w:r>
-      <w:ins w:id="172" w:author="治輝 齋藤" w:date="2026-05-19T23:25:00Z" w16du:dateUtc="2026-05-19T14:25:00Z">
+      <w:ins w:id="173" w:author="治輝 齋藤" w:date="2026-05-19T23:25:00Z" w16du:dateUtc="2026-05-19T14:25:00Z">
         <w:r>
           <w:t>habitual</w:t>
         </w:r>
@@ -1818,7 +1826,7 @@
       <w:r>
         <w:t>walking</w:t>
       </w:r>
-      <w:del w:id="173" w:author="治輝 齋藤" w:date="2026-05-19T23:25:00Z" w16du:dateUtc="2026-05-19T14:25:00Z">
+      <w:del w:id="174" w:author="治輝 齋藤" w:date="2026-05-19T23:25:00Z" w16du:dateUtc="2026-05-19T14:25:00Z">
         <w:r>
           <w:delText xml:space="preserve"> rate</w:delText>
         </w:r>
@@ -1848,8 +1856,8 @@
         <w:pStyle w:val="2"/>
         <w:spacing w:line="360" w:lineRule="auto"/>
       </w:pPr>
-      <w:bookmarkStart w:id="174" w:name="additional-covariates"/>
-      <w:bookmarkEnd w:id="170"/>
+      <w:bookmarkStart w:id="175" w:name="additional-covariates"/>
+      <w:bookmarkEnd w:id="171"/>
       <w:r>
         <w:lastRenderedPageBreak/>
         <w:t>5. Additional Covariates</w:t>
@@ -1860,35 +1868,35 @@
         <w:pStyle w:val="FirstParagraph"/>
         <w:spacing w:line="360" w:lineRule="auto"/>
       </w:pPr>
-      <w:commentRangeStart w:id="175"/>
       <w:commentRangeStart w:id="176"/>
-      <w:del w:id="177" w:author="治輝 齋藤" w:date="2026-05-19T23:03:00Z" w16du:dateUtc="2026-05-19T14:03:00Z">
+      <w:commentRangeStart w:id="177"/>
+      <w:del w:id="178" w:author="治輝 齋藤" w:date="2026-05-19T23:03:00Z" w16du:dateUtc="2026-05-19T14:03:00Z">
         <w:r>
           <w:delText>Aging rate</w:delText>
         </w:r>
-        <w:commentRangeEnd w:id="175"/>
+        <w:commentRangeEnd w:id="176"/>
         <w:r>
           <w:rPr>
             <w:rStyle w:val="af2"/>
             <w:sz w:val="24"/>
             <w:szCs w:val="24"/>
           </w:rPr>
-          <w:commentReference w:id="175"/>
+          <w:commentReference w:id="176"/>
         </w:r>
       </w:del>
-      <w:commentRangeEnd w:id="176"/>
+      <w:commentRangeEnd w:id="177"/>
       <w:r>
         <w:rPr>
           <w:rStyle w:val="af2"/>
         </w:rPr>
-        <w:commentReference w:id="176"/>
-      </w:r>
-      <w:del w:id="178" w:author="治輝 齋藤" w:date="2026-05-19T23:03:00Z" w16du:dateUtc="2026-05-19T14:03:00Z">
+        <w:commentReference w:id="177"/>
+      </w:r>
+      <w:del w:id="179" w:author="治輝 齋藤" w:date="2026-05-19T23:03:00Z" w16du:dateUtc="2026-05-19T14:03:00Z">
         <w:r>
           <w:delText xml:space="preserve"> (p</w:delText>
         </w:r>
       </w:del>
-      <w:ins w:id="179" w:author="治輝 齋藤" w:date="2026-05-19T23:04:00Z" w16du:dateUtc="2026-05-19T14:04:00Z">
+      <w:ins w:id="180" w:author="治輝 齋藤" w:date="2026-05-19T23:04:00Z" w16du:dateUtc="2026-05-19T14:04:00Z">
         <w:r>
           <w:rPr>
             <w:rFonts w:hint="eastAsia"/>
@@ -1900,7 +1908,7 @@
       <w:r>
         <w:t>roportion of individuals aged ≥65 years</w:t>
       </w:r>
-      <w:del w:id="180" w:author="治輝 齋藤" w:date="2026-05-19T23:04:00Z" w16du:dateUtc="2026-05-19T14:04:00Z">
+      <w:del w:id="181" w:author="治輝 齋藤" w:date="2026-05-19T23:04:00Z" w16du:dateUtc="2026-05-19T14:04:00Z">
         <w:r>
           <w:delText>, %)</w:delText>
         </w:r>
@@ -1914,8 +1922,8 @@
         <w:pStyle w:val="2"/>
         <w:spacing w:line="360" w:lineRule="auto"/>
       </w:pPr>
-      <w:bookmarkStart w:id="181" w:name="statistical-analysis"/>
-      <w:bookmarkEnd w:id="174"/>
+      <w:bookmarkStart w:id="182" w:name="statistical-analysis"/>
+      <w:bookmarkEnd w:id="175"/>
       <w:r>
         <w:t>6. Statistical Analysis</w:t>
       </w:r>
@@ -1984,12 +1992,12 @@
       <w:r>
         <w:t xml:space="preserve">: Multiple linear regression of fracture rate on terrain slope, </w:t>
       </w:r>
-      <w:ins w:id="182" w:author="治輝 齋藤" w:date="2026-05-19T23:25:00Z" w16du:dateUtc="2026-05-19T14:25:00Z">
+      <w:ins w:id="183" w:author="治輝 齋藤" w:date="2026-05-19T23:25:00Z" w16du:dateUtc="2026-05-19T14:25:00Z">
         <w:r>
           <w:t>proportion aged ≥65 years</w:t>
         </w:r>
       </w:ins>
-      <w:del w:id="183" w:author="治輝 齋藤" w:date="2026-05-19T23:25:00Z" w16du:dateUtc="2026-05-19T14:25:00Z">
+      <w:del w:id="184" w:author="治輝 齋藤" w:date="2026-05-19T23:25:00Z" w16du:dateUtc="2026-05-19T14:25:00Z">
         <w:r>
           <w:delText>aging rate</w:delText>
         </w:r>
@@ -1997,7 +2005,7 @@
       <w:r>
         <w:t>, fast</w:t>
       </w:r>
-      <w:ins w:id="184" w:author="治輝 齋藤" w:date="2026-05-19T23:25:00Z" w16du:dateUtc="2026-05-19T14:25:00Z">
+      <w:ins w:id="185" w:author="治輝 齋藤" w:date="2026-05-19T23:25:00Z" w16du:dateUtc="2026-05-19T14:25:00Z">
         <w:r>
           <w:rPr>
             <w:rFonts w:hint="eastAsia"/>
@@ -2006,7 +2014,7 @@
           <w:t>-</w:t>
         </w:r>
       </w:ins>
-      <w:del w:id="185" w:author="治輝 齋藤" w:date="2026-05-19T23:25:00Z" w16du:dateUtc="2026-05-19T14:25:00Z">
+      <w:del w:id="186" w:author="治輝 齋藤" w:date="2026-05-19T23:25:00Z" w16du:dateUtc="2026-05-19T14:25:00Z">
         <w:r>
           <w:delText xml:space="preserve"> </w:delText>
         </w:r>
@@ -2014,12 +2022,12 @@
       <w:r>
         <w:t xml:space="preserve">walking </w:t>
       </w:r>
-      <w:ins w:id="186" w:author="治輝 齋藤" w:date="2026-05-19T23:25:00Z" w16du:dateUtc="2026-05-19T14:25:00Z">
+      <w:ins w:id="187" w:author="治輝 齋藤" w:date="2026-05-19T23:25:00Z" w16du:dateUtc="2026-05-19T14:25:00Z">
         <w:r>
           <w:t>proportion</w:t>
         </w:r>
       </w:ins>
-      <w:del w:id="187" w:author="治輝 齋藤" w:date="2026-05-19T23:25:00Z" w16du:dateUtc="2026-05-19T14:25:00Z">
+      <w:del w:id="188" w:author="治輝 齋藤" w:date="2026-05-19T23:25:00Z" w16du:dateUtc="2026-05-19T14:25:00Z">
         <w:r>
           <w:delText>rate</w:delText>
         </w:r>
@@ -2027,45 +2035,45 @@
       <w:r>
         <w:t>, and population density.</w:t>
       </w:r>
-      <w:ins w:id="188" w:author="治輝 齋藤" w:date="2026-04-30T18:01:00Z" w16du:dateUtc="2026-04-30T09:01:00Z">
+      <w:ins w:id="189" w:author="治輝 齋藤" w:date="2026-04-30T18:01:00Z" w16du:dateUtc="2026-04-30T09:01:00Z">
         <w:r>
           <w:rPr>
             <w:lang w:eastAsia="ja-JP"/>
           </w:rPr>
           <w:br/>
         </w:r>
-        <w:commentRangeStart w:id="189"/>
+        <w:commentRangeStart w:id="190"/>
         <w:r>
           <w:t xml:space="preserve">In the primary causal interpretation, </w:t>
         </w:r>
       </w:ins>
-      <w:ins w:id="190" w:author="治輝 齋藤" w:date="2026-05-19T23:26:00Z" w16du:dateUtc="2026-05-19T14:26:00Z">
+      <w:ins w:id="191" w:author="治輝 齋藤" w:date="2026-05-19T23:26:00Z" w16du:dateUtc="2026-05-19T14:26:00Z">
         <w:r>
           <w:t>proportion aged ≥65 years</w:t>
         </w:r>
       </w:ins>
-      <w:ins w:id="191" w:author="治輝 齋藤" w:date="2026-04-30T18:01:00Z" w16du:dateUtc="2026-04-30T09:01:00Z">
+      <w:ins w:id="192" w:author="治輝 齋藤" w:date="2026-04-30T18:01:00Z" w16du:dateUtc="2026-04-30T09:01:00Z">
         <w:r>
           <w:t xml:space="preserve"> and </w:t>
         </w:r>
       </w:ins>
-      <w:ins w:id="192" w:author="治輝 齋藤" w:date="2026-05-19T23:26:00Z" w16du:dateUtc="2026-05-19T14:26:00Z">
+      <w:ins w:id="193" w:author="治輝 齋藤" w:date="2026-05-19T23:26:00Z" w16du:dateUtc="2026-05-19T14:26:00Z">
         <w:r>
           <w:t>fast-walking proportion</w:t>
         </w:r>
       </w:ins>
-      <w:ins w:id="193" w:author="治輝 齋藤" w:date="2026-04-30T18:01:00Z" w16du:dateUtc="2026-04-30T09:01:00Z">
+      <w:ins w:id="194" w:author="治輝 齋藤" w:date="2026-04-30T18:01:00Z" w16du:dateUtc="2026-04-30T09:01:00Z">
         <w:r>
           <w:t xml:space="preserve"> were treated as confounder-adjustment variables rather than formal mediators.</w:t>
         </w:r>
-        <w:commentRangeEnd w:id="189"/>
+        <w:commentRangeEnd w:id="190"/>
         <w:r>
           <w:rPr>
             <w:rStyle w:val="af2"/>
             <w:sz w:val="24"/>
             <w:szCs w:val="24"/>
           </w:rPr>
-          <w:commentReference w:id="189"/>
+          <w:commentReference w:id="190"/>
         </w:r>
       </w:ins>
     </w:p>
@@ -2156,7 +2164,7 @@
         <w:pStyle w:val="a0"/>
         <w:spacing w:line="360" w:lineRule="auto"/>
         <w:rPr>
-          <w:ins w:id="194" w:author="治輝 齋藤" w:date="2026-04-30T19:43:00Z" w16du:dateUtc="2026-04-30T10:43:00Z"/>
+          <w:ins w:id="195" w:author="治輝 齋藤" w:date="2026-04-30T19:43:00Z" w16du:dateUtc="2026-04-30T10:43:00Z"/>
         </w:rPr>
       </w:pPr>
       <w:r>
@@ -2166,7 +2174,7 @@
         <w:lastRenderedPageBreak/>
         <w:t>For the primary hip-fracture outcome (Model 2), we assessed linear model assumptions graphically using residuals-versus-fitted and normal quantile–quantile (Q–Q) plots of OLS residuals, and we report</w:t>
       </w:r>
-      <w:ins w:id="195" w:author="山岸良匡" w:date="2026-05-18T19:21:00Z" w16du:dateUtc="2026-05-18T10:21:00Z">
+      <w:ins w:id="196" w:author="山岸良匡" w:date="2026-05-18T19:21:00Z" w16du:dateUtc="2026-05-18T10:21:00Z">
         <w:r>
           <w:rPr>
             <w:rFonts w:hint="eastAsia"/>
@@ -2209,22 +2217,22 @@
         </w:rPr>
         <w:t xml:space="preserve"> = 5,000 resamples of prefectures (with replacement) to obtain a percentile 95% CI for the terrain slope coefficient.</w:t>
       </w:r>
-      <w:commentRangeStart w:id="196"/>
-      <w:ins w:id="197" w:author="治輝 齋藤" w:date="2026-04-30T18:02:00Z" w16du:dateUtc="2026-04-30T09:02:00Z">
+      <w:commentRangeStart w:id="197"/>
+      <w:ins w:id="198" w:author="治輝 齋藤" w:date="2026-04-30T18:02:00Z" w16du:dateUtc="2026-04-30T09:02:00Z">
         <w:r>
           <w:rPr>
             <w:lang w:eastAsia="ja-JP"/>
           </w:rPr>
           <w:t xml:space="preserve"> Given N = 47 with multiple covariates, we also checked coefficient stability and multicollinearity diagnostics (including model condition number) and interpreted estimates cautiously.</w:t>
         </w:r>
-        <w:commentRangeEnd w:id="196"/>
+        <w:commentRangeEnd w:id="197"/>
         <w:r>
           <w:rPr>
             <w:rStyle w:val="af2"/>
             <w:sz w:val="24"/>
             <w:szCs w:val="24"/>
           </w:rPr>
-          <w:commentReference w:id="196"/>
+          <w:commentReference w:id="197"/>
         </w:r>
       </w:ins>
     </w:p>
@@ -2236,8 +2244,8 @@
           <w:lang w:eastAsia="ja-JP"/>
         </w:rPr>
       </w:pPr>
-      <w:commentRangeStart w:id="198"/>
-      <w:ins w:id="199" w:author="治輝 齋藤" w:date="2026-04-30T19:43:00Z" w16du:dateUtc="2026-04-30T10:43:00Z">
+      <w:commentRangeStart w:id="199"/>
+      <w:ins w:id="200" w:author="治輝 齋藤" w:date="2026-04-30T19:43:00Z" w16du:dateUtc="2026-04-30T10:43:00Z">
         <w:r>
           <w:rPr>
             <w:lang w:eastAsia="ja-JP"/>
@@ -2245,7 +2253,7 @@
           <w:t xml:space="preserve">As an additional sensitivity analysis for age-structure confounding, we </w:t>
         </w:r>
       </w:ins>
-      <w:ins w:id="200" w:author="治輝 齋藤" w:date="2026-04-30T20:48:00Z" w16du:dateUtc="2026-04-30T11:48:00Z">
+      <w:ins w:id="201" w:author="治輝 齋藤" w:date="2026-04-30T20:48:00Z" w16du:dateUtc="2026-04-30T11:48:00Z">
         <w:r>
           <w:rPr>
             <w:lang w:eastAsia="ja-JP"/>
@@ -2253,7 +2261,7 @@
           <w:t>performed</w:t>
         </w:r>
       </w:ins>
-      <w:ins w:id="201" w:author="治輝 齋藤" w:date="2026-04-30T19:43:00Z" w16du:dateUtc="2026-04-30T10:43:00Z">
+      <w:ins w:id="202" w:author="治輝 齋藤" w:date="2026-04-30T19:43:00Z" w16du:dateUtc="2026-04-30T10:43:00Z">
         <w:r>
           <w:rPr>
             <w:lang w:eastAsia="ja-JP"/>
@@ -2261,7 +2269,7 @@
           <w:t xml:space="preserve"> indirect</w:t>
         </w:r>
       </w:ins>
-      <w:ins w:id="202" w:author="治輝 齋藤" w:date="2026-04-30T20:49:00Z" w16du:dateUtc="2026-04-30T11:49:00Z">
+      <w:ins w:id="203" w:author="治輝 齋藤" w:date="2026-04-30T20:49:00Z" w16du:dateUtc="2026-04-30T11:49:00Z">
         <w:r>
           <w:rPr>
             <w:rFonts w:hint="eastAsia"/>
@@ -2270,7 +2278,7 @@
           <w:t xml:space="preserve"> </w:t>
         </w:r>
       </w:ins>
-      <w:ins w:id="203" w:author="治輝 齋藤" w:date="2026-04-30T19:43:00Z" w16du:dateUtc="2026-04-30T10:43:00Z">
+      <w:ins w:id="204" w:author="治輝 齋藤" w:date="2026-04-30T19:43:00Z" w16du:dateUtc="2026-04-30T10:43:00Z">
         <w:r>
           <w:rPr>
             <w:lang w:eastAsia="ja-JP"/>
@@ -2278,7 +2286,7 @@
           <w:t>standardization for the femur-surgery outcome</w:t>
         </w:r>
       </w:ins>
-      <w:ins w:id="204" w:author="治輝 齋藤" w:date="2026-04-30T20:49:00Z" w16du:dateUtc="2026-04-30T11:49:00Z">
+      <w:ins w:id="205" w:author="治輝 齋藤" w:date="2026-04-30T20:49:00Z" w16du:dateUtc="2026-04-30T11:49:00Z">
         <w:r>
           <w:rPr>
             <w:lang w:eastAsia="ja-JP"/>
@@ -2286,7 +2294,7 @@
           <w:t>. We combined</w:t>
         </w:r>
       </w:ins>
-      <w:ins w:id="205" w:author="治輝 齋藤" w:date="2026-04-30T19:43:00Z" w16du:dateUtc="2026-04-30T10:43:00Z">
+      <w:ins w:id="206" w:author="治輝 齋藤" w:date="2026-04-30T19:43:00Z" w16du:dateUtc="2026-04-30T10:43:00Z">
         <w:r>
           <w:rPr>
             <w:lang w:eastAsia="ja-JP"/>
@@ -2294,7 +2302,7 @@
           <w:t xml:space="preserve"> NDB age-stratified surgery tables </w:t>
         </w:r>
       </w:ins>
-      <w:ins w:id="206" w:author="治輝 齋藤" w:date="2026-04-30T20:49:00Z" w16du:dateUtc="2026-04-30T11:49:00Z">
+      <w:ins w:id="207" w:author="治輝 齋藤" w:date="2026-04-30T20:49:00Z" w16du:dateUtc="2026-04-30T11:49:00Z">
         <w:r>
           <w:rPr>
             <w:lang w:eastAsia="ja-JP"/>
@@ -2302,7 +2310,7 @@
           <w:t>with</w:t>
         </w:r>
       </w:ins>
-      <w:ins w:id="207" w:author="治輝 齋藤" w:date="2026-04-30T19:43:00Z" w16du:dateUtc="2026-04-30T10:43:00Z">
+      <w:ins w:id="208" w:author="治輝 齋藤" w:date="2026-04-30T19:43:00Z" w16du:dateUtc="2026-04-30T10:43:00Z">
         <w:r>
           <w:rPr>
             <w:lang w:eastAsia="ja-JP"/>
@@ -2310,7 +2318,7 @@
           <w:t xml:space="preserve"> 2020 census 5-year age-group population counts from e-Stat. </w:t>
         </w:r>
       </w:ins>
-      <w:ins w:id="208" w:author="治輝 齋藤" w:date="2026-05-20T12:37:00Z" w16du:dateUtc="2026-05-20T03:37:00Z">
+      <w:ins w:id="209" w:author="治輝 齋藤" w:date="2026-05-20T12:37:00Z" w16du:dateUtc="2026-05-20T03:37:00Z">
         <w:r>
           <w:rPr>
             <w:lang w:eastAsia="ja-JP"/>
@@ -2318,7 +2326,7 @@
           <w:t>Some age-stratified surgery counts in public NDB Open Data are withheld for disclosure control. These counts appear as a hyphen ("-") in the tables.</w:t>
         </w:r>
       </w:ins>
-      <w:ins w:id="209" w:author="治輝 齋藤" w:date="2026-04-30T19:43:00Z" w16du:dateUtc="2026-04-30T10:43:00Z">
+      <w:ins w:id="210" w:author="治輝 齋藤" w:date="2026-04-30T19:43:00Z" w16du:dateUtc="2026-04-30T10:43:00Z">
         <w:r>
           <w:rPr>
             <w:lang w:eastAsia="ja-JP"/>
@@ -2326,7 +2334,7 @@
           <w:t xml:space="preserve"> </w:t>
         </w:r>
       </w:ins>
-      <w:ins w:id="210" w:author="治輝 齋藤" w:date="2026-05-20T12:37:00Z" w16du:dateUtc="2026-05-20T03:37:00Z">
+      <w:ins w:id="211" w:author="治輝 齋藤" w:date="2026-05-20T12:37:00Z" w16du:dateUtc="2026-05-20T03:37:00Z">
         <w:r>
           <w:rPr>
             <w:lang w:eastAsia="ja-JP"/>
@@ -2334,7 +2342,7 @@
           <w:t>We prespecified three replacement scenarios: 0, 5, or 9 surgeries per withheld cell. We repeated indirect standardization under each scenario</w:t>
         </w:r>
       </w:ins>
-      <w:ins w:id="211" w:author="治輝 齋藤" w:date="2026-05-20T12:22:00Z" w16du:dateUtc="2026-05-20T03:22:00Z">
+      <w:ins w:id="212" w:author="治輝 齋藤" w:date="2026-05-20T12:22:00Z" w16du:dateUtc="2026-05-20T03:22:00Z">
         <w:r>
           <w:rPr>
             <w:lang w:eastAsia="ja-JP"/>
@@ -2342,7 +2350,7 @@
           <w:t xml:space="preserve">. </w:t>
         </w:r>
       </w:ins>
-      <w:ins w:id="212" w:author="治輝 齋藤" w:date="2026-04-30T19:43:00Z" w16du:dateUtc="2026-04-30T10:43:00Z">
+      <w:ins w:id="213" w:author="治輝 齋藤" w:date="2026-04-30T19:43:00Z" w16du:dateUtc="2026-04-30T10:43:00Z">
         <w:r>
           <w:rPr>
             <w:lang w:eastAsia="ja-JP"/>
@@ -2350,7 +2358,7 @@
           <w:t>For each scenario, we calculated national age-specific surgery rates, expected prefectural counts, SIR, and ISR (SIR × national crude rate)</w:t>
         </w:r>
       </w:ins>
-      <w:ins w:id="213" w:author="治輝 齋藤" w:date="2026-04-30T20:50:00Z" w16du:dateUtc="2026-04-30T11:50:00Z">
+      <w:ins w:id="214" w:author="治輝 齋藤" w:date="2026-04-30T20:50:00Z" w16du:dateUtc="2026-04-30T11:50:00Z">
         <w:r>
           <w:rPr>
             <w:lang w:eastAsia="ja-JP"/>
@@ -2358,7 +2366,7 @@
           <w:t>. We</w:t>
         </w:r>
       </w:ins>
-      <w:ins w:id="214" w:author="治輝 齋藤" w:date="2026-04-30T19:43:00Z" w16du:dateUtc="2026-04-30T10:43:00Z">
+      <w:ins w:id="215" w:author="治輝 齋藤" w:date="2026-04-30T19:43:00Z" w16du:dateUtc="2026-04-30T10:43:00Z">
         <w:r>
           <w:rPr>
             <w:lang w:eastAsia="ja-JP"/>
@@ -2366,7 +2374,7 @@
           <w:t xml:space="preserve"> then regressed ISR on terrain slope with and without covariate adjustment. </w:t>
         </w:r>
       </w:ins>
-      <w:ins w:id="215" w:author="治輝 齋藤" w:date="2026-04-30T20:50:00Z" w16du:dateUtc="2026-04-30T11:50:00Z">
+      <w:ins w:id="216" w:author="治輝 齋藤" w:date="2026-04-30T20:50:00Z" w16du:dateUtc="2026-04-30T11:50:00Z">
         <w:r>
           <w:rPr>
             <w:lang w:eastAsia="ja-JP"/>
@@ -2374,7 +2382,7 @@
           <w:t>These analyses were treated</w:t>
         </w:r>
       </w:ins>
-      <w:ins w:id="216" w:author="治輝 齋藤" w:date="2026-04-30T19:43:00Z" w16du:dateUtc="2026-04-30T10:43:00Z">
+      <w:ins w:id="217" w:author="治輝 齋藤" w:date="2026-04-30T19:43:00Z" w16du:dateUtc="2026-04-30T10:43:00Z">
         <w:r>
           <w:rPr>
             <w:lang w:eastAsia="ja-JP"/>
@@ -2382,8 +2390,8 @@
           <w:t xml:space="preserve"> as sensitivity analyses only (not primary inference), given potential secondary masking.</w:t>
         </w:r>
       </w:ins>
-      <w:commentRangeEnd w:id="198"/>
-      <w:ins w:id="217" w:author="治輝 齋藤" w:date="2026-04-30T20:24:00Z" w16du:dateUtc="2026-04-30T11:24:00Z">
+      <w:commentRangeEnd w:id="199"/>
+      <w:ins w:id="218" w:author="治輝 齋藤" w:date="2026-04-30T20:24:00Z" w16du:dateUtc="2026-04-30T11:24:00Z">
         <w:r>
           <w:rPr>
             <w:rStyle w:val="af2"/>
@@ -2391,7 +2399,7 @@
             <w:szCs w:val="24"/>
             <w:lang w:eastAsia="ja-JP"/>
           </w:rPr>
-          <w:commentReference w:id="198"/>
+          <w:commentReference w:id="199"/>
         </w:r>
       </w:ins>
     </w:p>
@@ -2409,15 +2417,15 @@
         </w:rPr>
         <w:t>All manuscript figures were generated programmatically from study data</w:t>
       </w:r>
-      <w:commentRangeStart w:id="218"/>
       <w:commentRangeStart w:id="219"/>
+      <w:commentRangeStart w:id="220"/>
       <w:r>
         <w:rPr>
           <w:lang w:eastAsia="ja-JP"/>
         </w:rPr>
         <w:t xml:space="preserve"> </w:t>
       </w:r>
-      <w:del w:id="220" w:author="治輝 齋藤" w:date="2026-05-19T23:49:00Z" w16du:dateUtc="2026-05-19T14:49:00Z">
+      <w:del w:id="221" w:author="治輝 齋藤" w:date="2026-05-19T23:49:00Z" w16du:dateUtc="2026-05-19T14:49:00Z">
         <w:r>
           <w:rPr>
             <w:lang w:eastAsia="ja-JP"/>
@@ -2431,7 +2439,7 @@
         </w:rPr>
         <w:t xml:space="preserve"> </w:t>
       </w:r>
-      <w:commentRangeEnd w:id="218"/>
+      <w:commentRangeEnd w:id="219"/>
       <w:r>
         <w:rPr>
           <w:rStyle w:val="af2"/>
@@ -2439,14 +2447,14 @@
           <w:szCs w:val="24"/>
           <w:lang w:eastAsia="ja-JP"/>
         </w:rPr>
-        <w:commentReference w:id="218"/>
-      </w:r>
-      <w:commentRangeEnd w:id="219"/>
+        <w:commentReference w:id="219"/>
+      </w:r>
+      <w:commentRangeEnd w:id="220"/>
       <w:r>
         <w:rPr>
           <w:rStyle w:val="af2"/>
         </w:rPr>
-        <w:commentReference w:id="219"/>
+        <w:commentReference w:id="220"/>
       </w:r>
       <w:r>
         <w:rPr>
@@ -2524,7 +2532,7 @@
         <w:lastRenderedPageBreak/>
         <w:t xml:space="preserve">visualization from the prefecture-level analytical dataset, </w:t>
       </w:r>
-      <w:del w:id="221" w:author="治輝 齋藤" w:date="2026-05-20T08:32:00Z" w16du:dateUtc="2026-05-19T23:32:00Z">
+      <w:del w:id="222" w:author="治輝 齋藤" w:date="2026-05-20T08:32:00Z" w16du:dateUtc="2026-05-19T23:32:00Z">
         <w:r>
           <w:rPr>
             <w:lang w:eastAsia="ja-JP"/>
@@ -2538,7 +2546,7 @@
         </w:rPr>
         <w:t xml:space="preserve">and Figures </w:t>
       </w:r>
-      <w:ins w:id="222" w:author="治輝 齋藤" w:date="2026-05-20T08:32:00Z" w16du:dateUtc="2026-05-19T23:32:00Z">
+      <w:ins w:id="223" w:author="治輝 齋藤" w:date="2026-05-20T08:32:00Z" w16du:dateUtc="2026-05-19T23:32:00Z">
         <w:r>
           <w:rPr>
             <w:rFonts w:hint="eastAsia"/>
@@ -2547,7 +2555,7 @@
           <w:t>2-4</w:t>
         </w:r>
       </w:ins>
-      <w:del w:id="223" w:author="治輝 齋藤" w:date="2026-05-20T08:32:00Z" w16du:dateUtc="2026-05-19T23:32:00Z">
+      <w:del w:id="224" w:author="治輝 齋藤" w:date="2026-05-20T08:32:00Z" w16du:dateUtc="2026-05-19T23:32:00Z">
         <w:r>
           <w:rPr>
             <w:lang w:eastAsia="ja-JP"/>
@@ -2586,9 +2594,9 @@
         <w:pStyle w:val="1"/>
         <w:spacing w:line="360" w:lineRule="auto"/>
       </w:pPr>
-      <w:bookmarkStart w:id="224" w:name="results-1"/>
-      <w:bookmarkEnd w:id="143"/>
-      <w:bookmarkEnd w:id="181"/>
+      <w:bookmarkStart w:id="225" w:name="results-1"/>
+      <w:bookmarkEnd w:id="144"/>
+      <w:bookmarkEnd w:id="182"/>
       <w:r>
         <w:t>Results</w:t>
       </w:r>
@@ -2598,7 +2606,7 @@
         <w:pStyle w:val="2"/>
         <w:spacing w:line="360" w:lineRule="auto"/>
       </w:pPr>
-      <w:bookmarkStart w:id="225" w:name="descriptive-statistics"/>
+      <w:bookmarkStart w:id="226" w:name="descriptive-statistics"/>
       <w:r>
         <w:t>1. Descriptive Statistics</w:t>
       </w:r>
@@ -2617,11 +2625,11 @@
       <w:r>
         <w:t xml:space="preserve">range </w:t>
       </w:r>
-      <w:commentRangeStart w:id="226"/>
+      <w:commentRangeStart w:id="227"/>
       <w:r>
         <w:t>1.81</w:t>
       </w:r>
-      <w:ins w:id="227" w:author="治輝 齋藤" w:date="2026-05-20T12:48:00Z" w16du:dateUtc="2026-05-20T03:48:00Z">
+      <w:ins w:id="228" w:author="治輝 齋藤" w:date="2026-05-20T12:48:00Z" w16du:dateUtc="2026-05-20T03:48:00Z">
         <w:r>
           <w:t xml:space="preserve"> degrees in Ibaraki</w:t>
         </w:r>
@@ -2629,7 +2637,7 @@
       <w:r>
         <w:t>–15.43 degrees</w:t>
       </w:r>
-      <w:ins w:id="228" w:author="治輝 齋藤" w:date="2026-05-20T12:48:00Z" w16du:dateUtc="2026-05-20T03:48:00Z">
+      <w:ins w:id="229" w:author="治輝 齋藤" w:date="2026-05-20T12:48:00Z" w16du:dateUtc="2026-05-20T03:48:00Z">
         <w:r>
           <w:rPr>
             <w:rFonts w:hint="eastAsia"/>
@@ -2640,12 +2648,12 @@
         <w:r>
           <w:t>in Niigata</w:t>
         </w:r>
-        <w:commentRangeEnd w:id="226"/>
+        <w:commentRangeEnd w:id="227"/>
         <w:r>
           <w:rPr>
             <w:rStyle w:val="af2"/>
           </w:rPr>
-          <w:commentReference w:id="226"/>
+          <w:commentReference w:id="227"/>
         </w:r>
       </w:ins>
       <w:r>
@@ -2670,12 +2678,12 @@
       <w:r>
         <w:t xml:space="preserve">. The mean </w:t>
       </w:r>
-      <w:ins w:id="229" w:author="治輝 齋藤" w:date="2026-05-19T23:26:00Z" w16du:dateUtc="2026-05-19T14:26:00Z">
+      <w:ins w:id="230" w:author="治輝 齋藤" w:date="2026-05-19T23:26:00Z" w16du:dateUtc="2026-05-19T14:26:00Z">
         <w:r>
           <w:t>proportion aged ≥65 years</w:t>
         </w:r>
       </w:ins>
-      <w:del w:id="230" w:author="治輝 齋藤" w:date="2026-05-19T23:26:00Z" w16du:dateUtc="2026-05-19T14:26:00Z">
+      <w:del w:id="231" w:author="治輝 齋藤" w:date="2026-05-19T23:26:00Z" w16du:dateUtc="2026-05-19T14:26:00Z">
         <w:r>
           <w:delText>aging rate</w:delText>
         </w:r>
@@ -2689,7 +2697,7 @@
       <w:r>
         <w:t>, and the mean proportion with fast</w:t>
       </w:r>
-      <w:ins w:id="231" w:author="治輝 齋藤" w:date="2026-05-19T23:26:00Z" w16du:dateUtc="2026-05-19T14:26:00Z">
+      <w:ins w:id="232" w:author="治輝 齋藤" w:date="2026-05-19T23:26:00Z" w16du:dateUtc="2026-05-19T14:26:00Z">
         <w:r>
           <w:rPr>
             <w:rFonts w:hint="eastAsia"/>
@@ -2698,7 +2706,7 @@
           <w:t>-</w:t>
         </w:r>
       </w:ins>
-      <w:del w:id="232" w:author="治輝 齋藤" w:date="2026-05-19T23:26:00Z" w16du:dateUtc="2026-05-19T14:26:00Z">
+      <w:del w:id="233" w:author="治輝 齋藤" w:date="2026-05-19T23:26:00Z" w16du:dateUtc="2026-05-19T14:26:00Z">
         <w:r>
           <w:delText xml:space="preserve"> </w:delText>
         </w:r>
@@ -2706,12 +2714,12 @@
       <w:r>
         <w:t xml:space="preserve">walking </w:t>
       </w:r>
-      <w:ins w:id="233" w:author="治輝 齋藤" w:date="2026-05-19T23:26:00Z" w16du:dateUtc="2026-05-19T14:26:00Z">
+      <w:ins w:id="234" w:author="治輝 齋藤" w:date="2026-05-19T23:26:00Z" w16du:dateUtc="2026-05-19T14:26:00Z">
         <w:r>
           <w:t>proportion</w:t>
         </w:r>
       </w:ins>
-      <w:del w:id="234" w:author="治輝 齋藤" w:date="2026-05-19T23:26:00Z" w16du:dateUtc="2026-05-19T14:26:00Z">
+      <w:del w:id="235" w:author="治輝 齋藤" w:date="2026-05-19T23:26:00Z" w16du:dateUtc="2026-05-19T14:26:00Z">
         <w:r>
           <w:delText>speed</w:delText>
         </w:r>
@@ -2731,8 +2739,8 @@
         <w:pStyle w:val="2"/>
         <w:spacing w:line="360" w:lineRule="auto"/>
       </w:pPr>
-      <w:bookmarkStart w:id="235" w:name="correlation-analysis"/>
-      <w:bookmarkEnd w:id="225"/>
+      <w:bookmarkStart w:id="236" w:name="correlation-analysis"/>
+      <w:bookmarkEnd w:id="226"/>
       <w:r>
         <w:t>2. Correlation Analysis</w:t>
       </w:r>
@@ -2742,7 +2750,7 @@
         <w:pStyle w:val="FirstParagraph"/>
         <w:spacing w:line="360" w:lineRule="auto"/>
       </w:pPr>
-      <w:ins w:id="236" w:author="治輝 齋藤" w:date="2026-05-20T08:32:00Z" w16du:dateUtc="2026-05-19T23:32:00Z">
+      <w:ins w:id="237" w:author="治輝 齋藤" w:date="2026-05-20T08:32:00Z" w16du:dateUtc="2026-05-19T23:32:00Z">
         <w:r>
           <w:t>Bivariate correlations are summarized in Table 2 and illustrated for the primary exposure–outcome pair in Figure 1.</w:t>
         </w:r>
@@ -2757,12 +2765,12 @@
       <w:r>
         <w:t xml:space="preserve">Terrain slope </w:t>
       </w:r>
-      <w:ins w:id="237" w:author="治輝 齋藤" w:date="2026-05-20T08:33:00Z" w16du:dateUtc="2026-05-19T23:33:00Z">
+      <w:ins w:id="238" w:author="治輝 齋藤" w:date="2026-05-20T08:33:00Z" w16du:dateUtc="2026-05-19T23:33:00Z">
         <w:r>
           <w:t>correlated positively</w:t>
         </w:r>
       </w:ins>
-      <w:del w:id="238" w:author="治輝 齋藤" w:date="2026-05-20T08:33:00Z" w16du:dateUtc="2026-05-19T23:33:00Z">
+      <w:del w:id="239" w:author="治輝 齋藤" w:date="2026-05-20T08:33:00Z" w16du:dateUtc="2026-05-19T23:33:00Z">
         <w:r>
           <w:delText>showed a moderate positive correlation</w:delText>
         </w:r>
@@ -2770,33 +2778,33 @@
       <w:r>
         <w:t xml:space="preserve"> with hip fracture surgery </w:t>
       </w:r>
-      <w:ins w:id="239" w:author="治輝 齋藤" w:date="2026-05-19T23:27:00Z" w16du:dateUtc="2026-05-19T14:27:00Z">
+      <w:ins w:id="240" w:author="治輝 齋藤" w:date="2026-05-19T23:27:00Z" w16du:dateUtc="2026-05-19T14:27:00Z">
         <w:r>
           <w:t>proportion</w:t>
         </w:r>
       </w:ins>
-      <w:commentRangeStart w:id="240"/>
       <w:commentRangeStart w:id="241"/>
-      <w:del w:id="242" w:author="治輝 齋藤" w:date="2026-05-19T23:27:00Z" w16du:dateUtc="2026-05-19T14:27:00Z">
+      <w:commentRangeStart w:id="242"/>
+      <w:del w:id="243" w:author="治輝 齋藤" w:date="2026-05-19T23:27:00Z" w16du:dateUtc="2026-05-19T14:27:00Z">
         <w:r>
           <w:delText>rate</w:delText>
         </w:r>
-        <w:commentRangeEnd w:id="240"/>
+        <w:commentRangeEnd w:id="241"/>
         <w:r>
           <w:rPr>
             <w:rStyle w:val="af2"/>
             <w:sz w:val="24"/>
             <w:szCs w:val="24"/>
           </w:rPr>
-          <w:commentReference w:id="240"/>
+          <w:commentReference w:id="241"/>
         </w:r>
       </w:del>
-      <w:commentRangeEnd w:id="241"/>
+      <w:commentRangeEnd w:id="242"/>
       <w:r>
         <w:rPr>
           <w:rStyle w:val="af2"/>
         </w:rPr>
-        <w:commentReference w:id="241"/>
+        <w:commentReference w:id="242"/>
       </w:r>
       <w:r>
         <w:t xml:space="preserve"> (r = 0.475, </w:t>
@@ -2825,7 +2833,7 @@
       <w:r>
         <w:t xml:space="preserve"> &lt; 0.01)</w:t>
       </w:r>
-      <w:del w:id="243" w:author="治輝 齋藤" w:date="2026-05-20T08:33:00Z" w16du:dateUtc="2026-05-19T23:33:00Z">
+      <w:del w:id="244" w:author="治輝 齋藤" w:date="2026-05-20T08:33:00Z" w16du:dateUtc="2026-05-19T23:33:00Z">
         <w:r>
           <w:delText xml:space="preserve"> (Table 2)</w:delText>
         </w:r>
@@ -2833,33 +2841,33 @@
       <w:r>
         <w:t xml:space="preserve">. </w:t>
       </w:r>
-      <w:del w:id="244" w:author="治輝 齋藤" w:date="2026-05-20T08:34:00Z" w16du:dateUtc="2026-05-19T23:34:00Z">
+      <w:del w:id="245" w:author="治輝 齋藤" w:date="2026-05-20T08:34:00Z" w16du:dateUtc="2026-05-19T23:34:00Z">
         <w:r>
           <w:delText xml:space="preserve">Figure 1 illustrates the bivariate association between terrain slope and hip fracture surgery rate; </w:delText>
         </w:r>
-        <w:commentRangeStart w:id="245"/>
         <w:commentRangeStart w:id="246"/>
+        <w:commentRangeStart w:id="247"/>
         <w:r>
           <w:delText>Figure 2</w:delText>
         </w:r>
-        <w:commentRangeEnd w:id="245"/>
+        <w:commentRangeEnd w:id="246"/>
         <w:r>
           <w:rPr>
             <w:rStyle w:val="af2"/>
             <w:sz w:val="24"/>
             <w:szCs w:val="24"/>
           </w:rPr>
-          <w:commentReference w:id="245"/>
+          <w:commentReference w:id="246"/>
         </w:r>
       </w:del>
-      <w:commentRangeEnd w:id="246"/>
+      <w:commentRangeEnd w:id="247"/>
       <w:r>
         <w:rPr>
           <w:rStyle w:val="af2"/>
         </w:rPr>
-        <w:commentReference w:id="246"/>
-      </w:r>
-      <w:del w:id="247" w:author="治輝 齋藤" w:date="2026-05-20T08:34:00Z" w16du:dateUtc="2026-05-19T23:34:00Z">
+        <w:commentReference w:id="247"/>
+      </w:r>
+      <w:del w:id="248" w:author="治輝 齋藤" w:date="2026-05-20T08:34:00Z" w16du:dateUtc="2026-05-19T23:34:00Z">
         <w:r>
           <w:delText xml:space="preserve"> displays the correlation matrix.</w:delText>
         </w:r>
@@ -2874,12 +2882,12 @@
       <w:r>
         <w:t xml:space="preserve">Slope </w:t>
       </w:r>
-      <w:ins w:id="248" w:author="治輝 齋藤" w:date="2026-05-20T08:34:00Z" w16du:dateUtc="2026-05-19T23:34:00Z">
+      <w:ins w:id="249" w:author="治輝 齋藤" w:date="2026-05-20T08:34:00Z" w16du:dateUtc="2026-05-19T23:34:00Z">
         <w:r>
           <w:t>correlated</w:t>
         </w:r>
       </w:ins>
-      <w:del w:id="249" w:author="治輝 齋藤" w:date="2026-05-20T08:34:00Z" w16du:dateUtc="2026-05-19T23:34:00Z">
+      <w:del w:id="250" w:author="治輝 齋藤" w:date="2026-05-20T08:34:00Z" w16du:dateUtc="2026-05-19T23:34:00Z">
         <w:r>
           <w:delText>was also</w:delText>
         </w:r>
@@ -2887,7 +2895,7 @@
       <w:r>
         <w:t xml:space="preserve"> positively </w:t>
       </w:r>
-      <w:del w:id="250" w:author="治輝 齋藤" w:date="2026-05-20T08:34:00Z" w16du:dateUtc="2026-05-19T23:34:00Z">
+      <w:del w:id="251" w:author="治輝 齋藤" w:date="2026-05-20T08:34:00Z" w16du:dateUtc="2026-05-19T23:34:00Z">
         <w:r>
           <w:delText xml:space="preserve">correlated </w:delText>
         </w:r>
@@ -2895,12 +2903,12 @@
       <w:r>
         <w:t xml:space="preserve">with </w:t>
       </w:r>
-      <w:ins w:id="251" w:author="治輝 齋藤" w:date="2026-05-19T23:27:00Z" w16du:dateUtc="2026-05-19T14:27:00Z">
+      <w:ins w:id="252" w:author="治輝 齋藤" w:date="2026-05-19T23:27:00Z" w16du:dateUtc="2026-05-19T14:27:00Z">
         <w:r>
           <w:t>proportion aged ≥65 years</w:t>
         </w:r>
       </w:ins>
-      <w:del w:id="252" w:author="治輝 齋藤" w:date="2026-05-19T23:27:00Z" w16du:dateUtc="2026-05-19T14:27:00Z">
+      <w:del w:id="253" w:author="治輝 齋藤" w:date="2026-05-19T23:27:00Z" w16du:dateUtc="2026-05-19T14:27:00Z">
         <w:r>
           <w:delText>aging rate</w:delText>
         </w:r>
@@ -2918,12 +2926,12 @@
       <w:r>
         <w:t xml:space="preserve"> &lt; 0.01)</w:t>
       </w:r>
-      <w:del w:id="253" w:author="治輝 齋藤" w:date="2026-05-20T08:35:00Z" w16du:dateUtc="2026-05-19T23:35:00Z">
+      <w:del w:id="254" w:author="治輝 齋藤" w:date="2026-05-20T08:35:00Z" w16du:dateUtc="2026-05-19T23:35:00Z">
         <w:r>
           <w:delText>. In contrast, slope</w:delText>
         </w:r>
       </w:del>
-      <w:ins w:id="254" w:author="治輝 齋藤" w:date="2026-05-20T08:35:00Z" w16du:dateUtc="2026-05-19T23:35:00Z">
+      <w:ins w:id="255" w:author="治輝 齋藤" w:date="2026-05-20T08:35:00Z" w16du:dateUtc="2026-05-19T23:35:00Z">
         <w:r>
           <w:rPr>
             <w:rFonts w:hint="eastAsia"/>
@@ -2935,7 +2943,7 @@
       <w:r>
         <w:t xml:space="preserve"> showed a weak negative correlation with fast</w:t>
       </w:r>
-      <w:ins w:id="255" w:author="治輝 齋藤" w:date="2026-05-19T23:28:00Z" w16du:dateUtc="2026-05-19T14:28:00Z">
+      <w:ins w:id="256" w:author="治輝 齋藤" w:date="2026-05-19T23:28:00Z" w16du:dateUtc="2026-05-19T14:28:00Z">
         <w:r>
           <w:rPr>
             <w:rFonts w:hint="eastAsia"/>
@@ -2944,7 +2952,7 @@
           <w:t>-</w:t>
         </w:r>
       </w:ins>
-      <w:del w:id="256" w:author="治輝 齋藤" w:date="2026-05-19T23:28:00Z" w16du:dateUtc="2026-05-19T14:28:00Z">
+      <w:del w:id="257" w:author="治輝 齋藤" w:date="2026-05-19T23:28:00Z" w16du:dateUtc="2026-05-19T14:28:00Z">
         <w:r>
           <w:delText xml:space="preserve"> </w:delText>
         </w:r>
@@ -2952,12 +2960,12 @@
       <w:r>
         <w:t xml:space="preserve">walking </w:t>
       </w:r>
-      <w:ins w:id="257" w:author="治輝 齋藤" w:date="2026-05-19T23:28:00Z" w16du:dateUtc="2026-05-19T14:28:00Z">
+      <w:ins w:id="258" w:author="治輝 齋藤" w:date="2026-05-19T23:28:00Z" w16du:dateUtc="2026-05-19T14:28:00Z">
         <w:r>
           <w:t>proportion</w:t>
         </w:r>
       </w:ins>
-      <w:del w:id="258" w:author="治輝 齋藤" w:date="2026-05-19T23:28:00Z" w16du:dateUtc="2026-05-19T14:28:00Z">
+      <w:del w:id="259" w:author="治輝 齋藤" w:date="2026-05-19T23:28:00Z" w16du:dateUtc="2026-05-19T14:28:00Z">
         <w:r>
           <w:delText>rate</w:delText>
         </w:r>
@@ -2965,8 +2973,8 @@
       <w:r>
         <w:t xml:space="preserve"> (r = −0.264</w:t>
       </w:r>
-      <w:commentRangeStart w:id="259"/>
-      <w:ins w:id="260" w:author="治輝 齋藤" w:date="2026-05-20T08:36:00Z" w16du:dateUtc="2026-05-19T23:36:00Z">
+      <w:commentRangeStart w:id="260"/>
+      <w:ins w:id="261" w:author="治輝 齋藤" w:date="2026-05-20T08:36:00Z" w16du:dateUtc="2026-05-19T23:36:00Z">
         <w:r>
           <w:t xml:space="preserve">, </w:t>
         </w:r>
@@ -2981,24 +2989,24 @@
           <w:t xml:space="preserve"> = 0.073</w:t>
         </w:r>
       </w:ins>
-      <w:commentRangeEnd w:id="259"/>
-      <w:ins w:id="261" w:author="治輝 齋藤" w:date="2026-05-20T08:53:00Z" w16du:dateUtc="2026-05-19T23:53:00Z">
+      <w:commentRangeEnd w:id="260"/>
+      <w:ins w:id="262" w:author="治輝 齋藤" w:date="2026-05-20T08:53:00Z" w16du:dateUtc="2026-05-19T23:53:00Z">
         <w:r>
           <w:rPr>
             <w:rStyle w:val="af2"/>
           </w:rPr>
-          <w:commentReference w:id="259"/>
+          <w:commentReference w:id="260"/>
         </w:r>
       </w:ins>
       <w:r>
         <w:t xml:space="preserve">). </w:t>
       </w:r>
-      <w:ins w:id="262" w:author="治輝 齋藤" w:date="2026-05-20T08:37:00Z" w16du:dateUtc="2026-05-19T23:37:00Z">
+      <w:ins w:id="263" w:author="治輝 齋藤" w:date="2026-05-20T08:37:00Z" w16du:dateUtc="2026-05-19T23:37:00Z">
         <w:r>
           <w:t>Correlations with humerus and forearm surgery rates were</w:t>
         </w:r>
       </w:ins>
-      <w:del w:id="263" w:author="治輝 齋藤" w:date="2026-05-20T08:37:00Z" w16du:dateUtc="2026-05-19T23:37:00Z">
+      <w:del w:id="264" w:author="治輝 齋藤" w:date="2026-05-20T08:37:00Z" w16du:dateUtc="2026-05-19T23:37:00Z">
         <w:r>
           <w:delText>Slope showed</w:delText>
         </w:r>
@@ -3006,7 +3014,7 @@
       <w:r>
         <w:t xml:space="preserve"> weak and non-significant</w:t>
       </w:r>
-      <w:del w:id="264" w:author="治輝 齋藤" w:date="2026-05-20T08:37:00Z" w16du:dateUtc="2026-05-19T23:37:00Z">
+      <w:del w:id="265" w:author="治輝 齋藤" w:date="2026-05-20T08:37:00Z" w16du:dateUtc="2026-05-19T23:37:00Z">
         <w:r>
           <w:delText xml:space="preserve"> correlations with humerus fracture rate</w:delText>
         </w:r>
@@ -3014,7 +3022,7 @@
       <w:r>
         <w:t xml:space="preserve"> (r = 0.138</w:t>
       </w:r>
-      <w:del w:id="265" w:author="治輝 齋藤" w:date="2026-05-20T08:37:00Z" w16du:dateUtc="2026-05-19T23:37:00Z">
+      <w:del w:id="266" w:author="治輝 齋藤" w:date="2026-05-20T08:37:00Z" w16du:dateUtc="2026-05-19T23:37:00Z">
         <w:r>
           <w:delText>)</w:delText>
         </w:r>
@@ -3022,7 +3030,7 @@
       <w:r>
         <w:t xml:space="preserve"> and </w:t>
       </w:r>
-      <w:del w:id="266" w:author="治輝 齋藤" w:date="2026-05-20T08:37:00Z" w16du:dateUtc="2026-05-19T23:37:00Z">
+      <w:del w:id="267" w:author="治輝 齋藤" w:date="2026-05-20T08:37:00Z" w16du:dateUtc="2026-05-19T23:37:00Z">
         <w:r>
           <w:delText xml:space="preserve">forearm fracture rate (r = </w:delText>
         </w:r>
@@ -3030,7 +3038,7 @@
       <w:r>
         <w:t>0.177</w:t>
       </w:r>
-      <w:ins w:id="267" w:author="治輝 齋藤" w:date="2026-05-20T08:37:00Z" w16du:dateUtc="2026-05-19T23:37:00Z">
+      <w:ins w:id="268" w:author="治輝 齋藤" w:date="2026-05-20T08:37:00Z" w16du:dateUtc="2026-05-19T23:37:00Z">
         <w:r>
           <w:t>, respectively</w:t>
         </w:r>
@@ -3044,8 +3052,8 @@
         <w:pStyle w:val="2"/>
         <w:spacing w:line="360" w:lineRule="auto"/>
       </w:pPr>
-      <w:bookmarkStart w:id="268" w:name="regression-analysis-hip-fracture"/>
-      <w:bookmarkEnd w:id="235"/>
+      <w:bookmarkStart w:id="269" w:name="regression-analysis-hip-fracture"/>
+      <w:bookmarkEnd w:id="236"/>
       <w:r>
         <w:t>3. Regression Analysis: Hip Fracture</w:t>
       </w:r>
@@ -3068,12 +3076,12 @@
       <w:r>
         <w:t xml:space="preserve"> = 0.001). After adjustment for </w:t>
       </w:r>
-      <w:ins w:id="269" w:author="治輝 齋藤" w:date="2026-05-19T23:29:00Z" w16du:dateUtc="2026-05-19T14:29:00Z">
+      <w:ins w:id="270" w:author="治輝 齋藤" w:date="2026-05-19T23:29:00Z" w16du:dateUtc="2026-05-19T14:29:00Z">
         <w:r>
           <w:t>proportion aged ≥65 years</w:t>
         </w:r>
       </w:ins>
-      <w:del w:id="270" w:author="治輝 齋藤" w:date="2026-05-19T23:29:00Z" w16du:dateUtc="2026-05-19T14:29:00Z">
+      <w:del w:id="271" w:author="治輝 齋藤" w:date="2026-05-19T23:29:00Z" w16du:dateUtc="2026-05-19T14:29:00Z">
         <w:r>
           <w:delText>aging rate</w:delText>
         </w:r>
@@ -3081,7 +3089,7 @@
       <w:r>
         <w:t>, fast</w:t>
       </w:r>
-      <w:ins w:id="271" w:author="治輝 齋藤" w:date="2026-05-19T23:29:00Z" w16du:dateUtc="2026-05-19T14:29:00Z">
+      <w:ins w:id="272" w:author="治輝 齋藤" w:date="2026-05-19T23:29:00Z" w16du:dateUtc="2026-05-19T14:29:00Z">
         <w:r>
           <w:rPr>
             <w:rFonts w:hint="eastAsia"/>
@@ -3090,7 +3098,7 @@
           <w:t>-</w:t>
         </w:r>
       </w:ins>
-      <w:del w:id="272" w:author="治輝 齋藤" w:date="2026-05-19T23:29:00Z" w16du:dateUtc="2026-05-19T14:29:00Z">
+      <w:del w:id="273" w:author="治輝 齋藤" w:date="2026-05-19T23:29:00Z" w16du:dateUtc="2026-05-19T14:29:00Z">
         <w:r>
           <w:delText xml:space="preserve"> </w:delText>
         </w:r>
@@ -3098,12 +3106,12 @@
       <w:r>
         <w:t xml:space="preserve">walking </w:t>
       </w:r>
-      <w:ins w:id="273" w:author="治輝 齋藤" w:date="2026-05-19T23:29:00Z" w16du:dateUtc="2026-05-19T14:29:00Z">
+      <w:ins w:id="274" w:author="治輝 齋藤" w:date="2026-05-19T23:29:00Z" w16du:dateUtc="2026-05-19T14:29:00Z">
         <w:r>
           <w:t>proportion</w:t>
         </w:r>
       </w:ins>
-      <w:del w:id="274" w:author="治輝 齋藤" w:date="2026-05-19T23:29:00Z" w16du:dateUtc="2026-05-19T14:29:00Z">
+      <w:del w:id="275" w:author="治輝 齋藤" w:date="2026-05-19T23:29:00Z" w16du:dateUtc="2026-05-19T14:29:00Z">
         <w:r>
           <w:delText>rate</w:delText>
         </w:r>
@@ -3127,12 +3135,12 @@
       <w:r>
         <w:t xml:space="preserve"> (Table 3). </w:t>
       </w:r>
-      <w:ins w:id="275" w:author="治輝 齋藤" w:date="2026-05-19T23:29:00Z" w16du:dateUtc="2026-05-19T14:29:00Z">
+      <w:ins w:id="276" w:author="治輝 齋藤" w:date="2026-05-19T23:29:00Z" w16du:dateUtc="2026-05-19T14:29:00Z">
         <w:r>
           <w:t>Proportion aged ≥65 years</w:t>
         </w:r>
       </w:ins>
-      <w:del w:id="276" w:author="治輝 齋藤" w:date="2026-05-19T23:29:00Z" w16du:dateUtc="2026-05-19T14:29:00Z">
+      <w:del w:id="277" w:author="治輝 齋藤" w:date="2026-05-19T23:29:00Z" w16du:dateUtc="2026-05-19T14:29:00Z">
         <w:r>
           <w:delText>Aging rate</w:delText>
         </w:r>
@@ -3150,7 +3158,7 @@
       <w:r>
         <w:t xml:space="preserve"> = 0.011). Fast</w:t>
       </w:r>
-      <w:ins w:id="277" w:author="治輝 齋藤" w:date="2026-05-19T23:29:00Z" w16du:dateUtc="2026-05-19T14:29:00Z">
+      <w:ins w:id="278" w:author="治輝 齋藤" w:date="2026-05-19T23:29:00Z" w16du:dateUtc="2026-05-19T14:29:00Z">
         <w:r>
           <w:rPr>
             <w:rFonts w:hint="eastAsia"/>
@@ -3159,7 +3167,7 @@
           <w:t>-</w:t>
         </w:r>
       </w:ins>
-      <w:del w:id="278" w:author="治輝 齋藤" w:date="2026-05-19T23:29:00Z" w16du:dateUtc="2026-05-19T14:29:00Z">
+      <w:del w:id="279" w:author="治輝 齋藤" w:date="2026-05-19T23:29:00Z" w16du:dateUtc="2026-05-19T14:29:00Z">
         <w:r>
           <w:delText xml:space="preserve"> </w:delText>
         </w:r>
@@ -3167,12 +3175,12 @@
       <w:r>
         <w:t xml:space="preserve">walking </w:t>
       </w:r>
-      <w:ins w:id="279" w:author="治輝 齋藤" w:date="2026-05-19T23:29:00Z" w16du:dateUtc="2026-05-19T14:29:00Z">
+      <w:ins w:id="280" w:author="治輝 齋藤" w:date="2026-05-19T23:29:00Z" w16du:dateUtc="2026-05-19T14:29:00Z">
         <w:r>
           <w:t>proportion</w:t>
         </w:r>
       </w:ins>
-      <w:del w:id="280" w:author="治輝 齋藤" w:date="2026-05-19T23:29:00Z" w16du:dateUtc="2026-05-19T14:29:00Z">
+      <w:del w:id="281" w:author="治輝 齋藤" w:date="2026-05-19T23:29:00Z" w16du:dateUtc="2026-05-19T14:29:00Z">
         <w:r>
           <w:delText>rate</w:delText>
         </w:r>
@@ -3212,7 +3220,7 @@
         <w:pStyle w:val="a0"/>
         <w:spacing w:line="360" w:lineRule="auto"/>
         <w:rPr>
-          <w:ins w:id="281" w:author="治輝 齋藤" w:date="2026-04-30T20:30:00Z" w16du:dateUtc="2026-04-30T11:30:00Z"/>
+          <w:ins w:id="282" w:author="治輝 齋藤" w:date="2026-04-30T20:30:00Z" w16du:dateUtc="2026-04-30T11:30:00Z"/>
         </w:rPr>
       </w:pPr>
       <w:r>
@@ -3277,16 +3285,16 @@
         </w:rPr>
         <w:t xml:space="preserve"> = 5,000) was −0.03 to 7.09</w:t>
       </w:r>
-      <w:commentRangeStart w:id="282"/>
       <w:commentRangeStart w:id="283"/>
-      <w:del w:id="284" w:author="治輝 齋藤" w:date="2026-05-20T09:01:00Z" w16du:dateUtc="2026-05-20T00:01:00Z">
+      <w:commentRangeStart w:id="284"/>
+      <w:del w:id="285" w:author="治輝 齋藤" w:date="2026-05-20T09:01:00Z" w16du:dateUtc="2026-05-20T00:01:00Z">
         <w:r>
           <w:rPr>
             <w:lang w:eastAsia="ja-JP"/>
           </w:rPr>
           <w:delText xml:space="preserve"> (both intervals include null)</w:delText>
         </w:r>
-        <w:commentRangeEnd w:id="282"/>
+        <w:commentRangeEnd w:id="283"/>
         <w:r>
           <w:rPr>
             <w:rStyle w:val="af2"/>
@@ -3294,15 +3302,15 @@
             <w:szCs w:val="24"/>
             <w:lang w:eastAsia="ja-JP"/>
           </w:rPr>
-          <w:commentReference w:id="282"/>
+          <w:commentReference w:id="283"/>
         </w:r>
       </w:del>
-      <w:commentRangeEnd w:id="283"/>
+      <w:commentRangeEnd w:id="284"/>
       <w:r>
         <w:rPr>
           <w:rStyle w:val="af2"/>
         </w:rPr>
-        <w:commentReference w:id="283"/>
+        <w:commentReference w:id="284"/>
       </w:r>
       <w:r>
         <w:rPr>
@@ -3319,10 +3327,10 @@
           <w:lang w:eastAsia="ja-JP"/>
         </w:rPr>
       </w:pPr>
-      <w:commentRangeStart w:id="285"/>
       <w:commentRangeStart w:id="286"/>
       <w:commentRangeStart w:id="287"/>
-      <w:ins w:id="288" w:author="治輝 齋藤" w:date="2026-04-30T20:30:00Z" w16du:dateUtc="2026-04-30T11:30:00Z">
+      <w:commentRangeStart w:id="288"/>
+      <w:ins w:id="289" w:author="治輝 齋藤" w:date="2026-04-30T20:30:00Z" w16du:dateUtc="2026-04-30T11:30:00Z">
         <w:r>
           <w:rPr>
             <w:lang w:eastAsia="ja-JP"/>
@@ -3331,7 +3339,7 @@
           <w:t>In</w:t>
         </w:r>
       </w:ins>
-      <w:ins w:id="289" w:author="治輝 齋藤" w:date="2026-05-20T12:24:00Z" w16du:dateUtc="2026-05-20T03:24:00Z">
+      <w:ins w:id="290" w:author="治輝 齋藤" w:date="2026-05-20T12:24:00Z" w16du:dateUtc="2026-05-20T03:24:00Z">
         <w:r>
           <w:rPr>
             <w:lang w:eastAsia="ja-JP"/>
@@ -3346,7 +3354,7 @@
           <w:t xml:space="preserve"> </w:t>
         </w:r>
       </w:ins>
-      <w:ins w:id="290" w:author="治輝 齋藤" w:date="2026-04-30T20:30:00Z" w16du:dateUtc="2026-04-30T11:30:00Z">
+      <w:ins w:id="291" w:author="治輝 齋藤" w:date="2026-04-30T20:30:00Z" w16du:dateUtc="2026-04-30T11:30:00Z">
         <w:r>
           <w:rPr>
             <w:lang w:eastAsia="ja-JP"/>
@@ -3354,7 +3362,7 @@
           <w:t>standardization sensitivity analyses</w:t>
         </w:r>
       </w:ins>
-      <w:ins w:id="291" w:author="治輝 齋藤" w:date="2026-05-20T12:25:00Z" w16du:dateUtc="2026-05-20T03:25:00Z">
+      <w:ins w:id="292" w:author="治輝 齋藤" w:date="2026-05-20T12:25:00Z" w16du:dateUtc="2026-05-20T03:25:00Z">
         <w:r>
           <w:rPr>
             <w:lang w:eastAsia="ja-JP"/>
@@ -3362,7 +3370,7 @@
           <w:t xml:space="preserve"> addressed age-structure confounding (Methods). In public NDB tables, some age-by-prefecture surgery counts are withheld for disclosure control and appear as a hyphen ("-"). We replaced each withheld cell with 0, 5, or 9 surgeries in prespecified scenarios and regressed the indirectly standardized hip (femur) surgery rate on terrain</w:t>
         </w:r>
       </w:ins>
-      <w:ins w:id="292" w:author="治輝 齋藤" w:date="2026-04-30T20:30:00Z" w16du:dateUtc="2026-04-30T11:30:00Z">
+      <w:ins w:id="293" w:author="治輝 齋藤" w:date="2026-04-30T20:30:00Z" w16du:dateUtc="2026-04-30T11:30:00Z">
         <w:r>
           <w:rPr>
             <w:lang w:eastAsia="ja-JP"/>
@@ -3370,7 +3378,7 @@
           <w:t xml:space="preserve"> slope</w:t>
         </w:r>
       </w:ins>
-      <w:ins w:id="293" w:author="治輝 齋藤" w:date="2026-05-20T12:26:00Z" w16du:dateUtc="2026-05-20T03:26:00Z">
+      <w:ins w:id="294" w:author="治輝 齋藤" w:date="2026-05-20T12:26:00Z" w16du:dateUtc="2026-05-20T03:26:00Z">
         <w:r>
           <w:rPr>
             <w:lang w:eastAsia="ja-JP"/>
@@ -3378,7 +3386,7 @@
           <w:t>, adjusting for</w:t>
         </w:r>
       </w:ins>
-      <w:ins w:id="294" w:author="治輝 齋藤" w:date="2026-04-30T20:30:00Z" w16du:dateUtc="2026-04-30T11:30:00Z">
+      <w:ins w:id="295" w:author="治輝 齋藤" w:date="2026-04-30T20:30:00Z" w16du:dateUtc="2026-04-30T11:30:00Z">
         <w:r>
           <w:rPr>
             <w:lang w:eastAsia="ja-JP"/>
@@ -3386,7 +3394,7 @@
           <w:t xml:space="preserve"> </w:t>
         </w:r>
       </w:ins>
-      <w:ins w:id="295" w:author="治輝 齋藤" w:date="2026-05-19T23:31:00Z" w16du:dateUtc="2026-05-19T14:31:00Z">
+      <w:ins w:id="296" w:author="治輝 齋藤" w:date="2026-05-19T23:31:00Z" w16du:dateUtc="2026-05-19T14:31:00Z">
         <w:r>
           <w:rPr>
             <w:lang w:eastAsia="ja-JP"/>
@@ -3394,7 +3402,7 @@
           <w:t>proportion aged ≥65 years</w:t>
         </w:r>
       </w:ins>
-      <w:ins w:id="296" w:author="治輝 齋藤" w:date="2026-05-20T12:26:00Z" w16du:dateUtc="2026-05-20T03:26:00Z">
+      <w:ins w:id="297" w:author="治輝 齋藤" w:date="2026-05-20T12:26:00Z" w16du:dateUtc="2026-05-20T03:26:00Z">
         <w:r>
           <w:rPr>
             <w:rFonts w:hint="eastAsia"/>
@@ -3403,7 +3411,7 @@
           <w:t>,</w:t>
         </w:r>
       </w:ins>
-      <w:ins w:id="297" w:author="治輝 齋藤" w:date="2026-04-30T20:30:00Z" w16du:dateUtc="2026-04-30T11:30:00Z">
+      <w:ins w:id="298" w:author="治輝 齋藤" w:date="2026-04-30T20:30:00Z" w16du:dateUtc="2026-04-30T11:30:00Z">
         <w:r>
           <w:rPr>
             <w:lang w:eastAsia="ja-JP"/>
@@ -3411,7 +3419,7 @@
           <w:t xml:space="preserve"> fast</w:t>
         </w:r>
       </w:ins>
-      <w:ins w:id="298" w:author="治輝 齋藤" w:date="2026-05-19T23:31:00Z" w16du:dateUtc="2026-05-19T14:31:00Z">
+      <w:ins w:id="299" w:author="治輝 齋藤" w:date="2026-05-19T23:31:00Z" w16du:dateUtc="2026-05-19T14:31:00Z">
         <w:r>
           <w:rPr>
             <w:rFonts w:hint="eastAsia"/>
@@ -3420,7 +3428,7 @@
           <w:t>-</w:t>
         </w:r>
       </w:ins>
-      <w:ins w:id="299" w:author="治輝 齋藤" w:date="2026-04-30T20:30:00Z" w16du:dateUtc="2026-04-30T11:30:00Z">
+      <w:ins w:id="300" w:author="治輝 齋藤" w:date="2026-04-30T20:30:00Z" w16du:dateUtc="2026-04-30T11:30:00Z">
         <w:r>
           <w:rPr>
             <w:lang w:eastAsia="ja-JP"/>
@@ -3428,7 +3436,7 @@
           <w:t xml:space="preserve">walking </w:t>
         </w:r>
       </w:ins>
-      <w:ins w:id="300" w:author="治輝 齋藤" w:date="2026-05-19T23:31:00Z" w16du:dateUtc="2026-05-19T14:31:00Z">
+      <w:ins w:id="301" w:author="治輝 齋藤" w:date="2026-05-19T23:31:00Z" w16du:dateUtc="2026-05-19T14:31:00Z">
         <w:r>
           <w:rPr>
             <w:lang w:eastAsia="ja-JP"/>
@@ -3436,7 +3444,7 @@
           <w:t>proportion</w:t>
         </w:r>
       </w:ins>
-      <w:ins w:id="301" w:author="治輝 齋藤" w:date="2026-05-20T12:26:00Z" w16du:dateUtc="2026-05-20T03:26:00Z">
+      <w:ins w:id="302" w:author="治輝 齋藤" w:date="2026-05-20T12:26:00Z" w16du:dateUtc="2026-05-20T03:26:00Z">
         <w:r>
           <w:rPr>
             <w:rFonts w:hint="eastAsia"/>
@@ -3445,7 +3453,7 @@
           <w:t>,</w:t>
         </w:r>
       </w:ins>
-      <w:ins w:id="302" w:author="治輝 齋藤" w:date="2026-04-30T20:30:00Z" w16du:dateUtc="2026-04-30T11:30:00Z">
+      <w:ins w:id="303" w:author="治輝 齋藤" w:date="2026-04-30T20:30:00Z" w16du:dateUtc="2026-04-30T11:30:00Z">
         <w:r>
           <w:rPr>
             <w:lang w:eastAsia="ja-JP"/>
@@ -3453,7 +3461,7 @@
           <w:t xml:space="preserve"> </w:t>
         </w:r>
       </w:ins>
-      <w:ins w:id="303" w:author="治輝 齋藤" w:date="2026-05-20T12:26:00Z" w16du:dateUtc="2026-05-20T03:26:00Z">
+      <w:ins w:id="304" w:author="治輝 齋藤" w:date="2026-05-20T12:26:00Z" w16du:dateUtc="2026-05-20T03:26:00Z">
         <w:r>
           <w:rPr>
             <w:rFonts w:hint="eastAsia"/>
@@ -3462,7 +3470,7 @@
           <w:t xml:space="preserve">and </w:t>
         </w:r>
       </w:ins>
-      <w:ins w:id="304" w:author="治輝 齋藤" w:date="2026-04-30T20:30:00Z" w16du:dateUtc="2026-04-30T11:30:00Z">
+      <w:ins w:id="305" w:author="治輝 齋藤" w:date="2026-04-30T20:30:00Z" w16du:dateUtc="2026-04-30T11:30:00Z">
         <w:r>
           <w:rPr>
             <w:lang w:eastAsia="ja-JP"/>
@@ -3470,7 +3478,7 @@
           <w:t>population density</w:t>
         </w:r>
       </w:ins>
-      <w:ins w:id="305" w:author="治輝 齋藤" w:date="2026-05-20T12:26:00Z" w16du:dateUtc="2026-05-20T03:26:00Z">
+      <w:ins w:id="306" w:author="治輝 齋藤" w:date="2026-05-20T12:26:00Z" w16du:dateUtc="2026-05-20T03:26:00Z">
         <w:r>
           <w:rPr>
             <w:rFonts w:hint="eastAsia"/>
@@ -3479,7 +3487,7 @@
           <w:t>.</w:t>
         </w:r>
       </w:ins>
-      <w:ins w:id="306" w:author="治輝 齋藤" w:date="2026-04-30T20:30:00Z" w16du:dateUtc="2026-04-30T11:30:00Z">
+      <w:ins w:id="307" w:author="治輝 齋藤" w:date="2026-04-30T20:30:00Z" w16du:dateUtc="2026-04-30T11:30:00Z">
         <w:r>
           <w:rPr>
             <w:lang w:eastAsia="ja-JP"/>
@@ -3487,7 +3495,7 @@
           <w:t xml:space="preserve"> </w:t>
         </w:r>
       </w:ins>
-      <w:ins w:id="307" w:author="治輝 齋藤" w:date="2026-05-20T12:26:00Z" w16du:dateUtc="2026-05-20T03:26:00Z">
+      <w:ins w:id="308" w:author="治輝 齋藤" w:date="2026-05-20T12:26:00Z" w16du:dateUtc="2026-05-20T03:26:00Z">
         <w:r>
           <w:rPr>
             <w:lang w:eastAsia="ja-JP"/>
@@ -3495,7 +3503,7 @@
           <w:t>When withheld counts were replaced by 0 surgeries, the slope coefficient</w:t>
         </w:r>
       </w:ins>
-      <w:ins w:id="308" w:author="治輝 齋藤" w:date="2026-04-30T20:30:00Z" w16du:dateUtc="2026-04-30T11:30:00Z">
+      <w:ins w:id="309" w:author="治輝 齋藤" w:date="2026-04-30T20:30:00Z" w16du:dateUtc="2026-04-30T11:30:00Z">
         <w:r>
           <w:rPr>
             <w:lang w:eastAsia="ja-JP"/>
@@ -3517,7 +3525,7 @@
           <w:t xml:space="preserve"> = 0.031)</w:t>
         </w:r>
       </w:ins>
-      <w:ins w:id="309" w:author="治輝 齋藤" w:date="2026-05-20T12:27:00Z" w16du:dateUtc="2026-05-20T03:27:00Z">
+      <w:ins w:id="310" w:author="治輝 齋藤" w:date="2026-05-20T12:27:00Z" w16du:dateUtc="2026-05-20T03:27:00Z">
         <w:r>
           <w:rPr>
             <w:lang w:eastAsia="ja-JP"/>
@@ -3532,7 +3540,7 @@
           <w:t xml:space="preserve"> </w:t>
         </w:r>
       </w:ins>
-      <w:ins w:id="310" w:author="治輝 齋藤" w:date="2026-04-30T20:30:00Z" w16du:dateUtc="2026-04-30T11:30:00Z">
+      <w:ins w:id="311" w:author="治輝 齋藤" w:date="2026-04-30T20:30:00Z" w16du:dateUtc="2026-04-30T11:30:00Z">
         <w:r>
           <w:rPr>
             <w:lang w:eastAsia="ja-JP"/>
@@ -3568,7 +3576,7 @@
           <w:t xml:space="preserve"> = 0.035)</w:t>
         </w:r>
       </w:ins>
-      <w:ins w:id="311" w:author="治輝 齋藤" w:date="2026-05-20T12:28:00Z" w16du:dateUtc="2026-05-20T03:28:00Z">
+      <w:ins w:id="312" w:author="治輝 齋藤" w:date="2026-05-20T12:28:00Z" w16du:dateUtc="2026-05-20T03:28:00Z">
         <w:r>
           <w:rPr>
             <w:lang w:eastAsia="ja-JP"/>
@@ -3583,7 +3591,7 @@
           <w:t>.</w:t>
         </w:r>
       </w:ins>
-      <w:ins w:id="312" w:author="治輝 齋藤" w:date="2026-04-30T20:30:00Z" w16du:dateUtc="2026-04-30T11:30:00Z">
+      <w:ins w:id="313" w:author="治輝 齋藤" w:date="2026-04-30T20:30:00Z" w16du:dateUtc="2026-04-30T11:30:00Z">
         <w:r>
           <w:rPr>
             <w:lang w:eastAsia="ja-JP"/>
@@ -3591,7 +3599,7 @@
           <w:t xml:space="preserve"> </w:t>
         </w:r>
       </w:ins>
-      <w:ins w:id="313" w:author="治輝 齋藤" w:date="2026-05-20T12:28:00Z" w16du:dateUtc="2026-05-20T03:28:00Z">
+      <w:ins w:id="314" w:author="治輝 齋藤" w:date="2026-05-20T12:28:00Z" w16du:dateUtc="2026-05-20T03:28:00Z">
         <w:r>
           <w:rPr>
             <w:lang w:eastAsia="ja-JP"/>
@@ -3599,7 +3607,7 @@
           <w:t>The association</w:t>
         </w:r>
       </w:ins>
-      <w:ins w:id="314" w:author="治輝 齋藤" w:date="2026-04-30T20:30:00Z" w16du:dateUtc="2026-04-30T11:30:00Z">
+      <w:ins w:id="315" w:author="治輝 齋藤" w:date="2026-04-30T20:30:00Z" w16du:dateUtc="2026-04-30T11:30:00Z">
         <w:r>
           <w:rPr>
             <w:lang w:eastAsia="ja-JP"/>
@@ -3607,7 +3615,7 @@
           <w:t xml:space="preserve"> direction was stable</w:t>
         </w:r>
       </w:ins>
-      <w:ins w:id="315" w:author="治輝 齋藤" w:date="2026-05-20T12:29:00Z" w16du:dateUtc="2026-05-20T03:29:00Z">
+      <w:ins w:id="316" w:author="治輝 齋藤" w:date="2026-05-20T12:29:00Z" w16du:dateUtc="2026-05-20T03:29:00Z">
         <w:r>
           <w:t xml:space="preserve"> </w:t>
         </w:r>
@@ -3618,7 +3626,7 @@
           <w:t>across scenarios, but</w:t>
         </w:r>
       </w:ins>
-      <w:ins w:id="316" w:author="治輝 齋藤" w:date="2026-04-30T20:30:00Z" w16du:dateUtc="2026-04-30T11:30:00Z">
+      <w:ins w:id="317" w:author="治輝 齋藤" w:date="2026-04-30T20:30:00Z" w16du:dateUtc="2026-04-30T11:30:00Z">
         <w:r>
           <w:rPr>
             <w:lang w:eastAsia="ja-JP"/>
@@ -3626,7 +3634,7 @@
           <w:t xml:space="preserve"> the effect size </w:t>
         </w:r>
       </w:ins>
-      <w:ins w:id="317" w:author="治輝 齋藤" w:date="2026-05-20T12:29:00Z" w16du:dateUtc="2026-05-20T03:29:00Z">
+      <w:ins w:id="318" w:author="治輝 齋藤" w:date="2026-05-20T12:29:00Z" w16du:dateUtc="2026-05-20T03:29:00Z">
         <w:r>
           <w:rPr>
             <w:lang w:eastAsia="ja-JP"/>
@@ -3640,7 +3648,7 @@
         </w:rPr>
         <w:t>.</w:t>
       </w:r>
-      <w:commentRangeEnd w:id="285"/>
+      <w:commentRangeEnd w:id="286"/>
       <w:r>
         <w:rPr>
           <w:rStyle w:val="af2"/>
@@ -3648,9 +3656,9 @@
           <w:szCs w:val="24"/>
           <w:lang w:eastAsia="ja-JP"/>
         </w:rPr>
-        <w:commentReference w:id="285"/>
-      </w:r>
-      <w:commentRangeEnd w:id="286"/>
+        <w:commentReference w:id="286"/>
+      </w:r>
+      <w:commentRangeEnd w:id="287"/>
       <w:r>
         <w:rPr>
           <w:rStyle w:val="af2"/>
@@ -3658,14 +3666,14 @@
           <w:szCs w:val="24"/>
           <w:lang w:eastAsia="ja-JP"/>
         </w:rPr>
-        <w:commentReference w:id="286"/>
-      </w:r>
-      <w:commentRangeEnd w:id="287"/>
+        <w:commentReference w:id="287"/>
+      </w:r>
+      <w:commentRangeEnd w:id="288"/>
       <w:r>
         <w:rPr>
           <w:rStyle w:val="af2"/>
         </w:rPr>
-        <w:commentReference w:id="287"/>
+        <w:commentReference w:id="288"/>
       </w:r>
     </w:p>
     <w:p>
@@ -3673,8 +3681,8 @@
         <w:pStyle w:val="2"/>
         <w:spacing w:line="360" w:lineRule="auto"/>
       </w:pPr>
-      <w:bookmarkStart w:id="319" w:name="X19b7a829deade195ab8e30bfbfddb97c9ee92ae"/>
-      <w:bookmarkEnd w:id="268"/>
+      <w:bookmarkStart w:id="320" w:name="X19b7a829deade195ab8e30bfbfddb97c9ee92ae"/>
+      <w:bookmarkEnd w:id="269"/>
       <w:r>
         <w:t>4. Regression Analysis: Total, Humerus, and Forearm Fractures</w:t>
       </w:r>
@@ -3707,12 +3715,12 @@
       <w:r>
         <w:t xml:space="preserve"> = 0.099), although </w:t>
       </w:r>
-      <w:ins w:id="320" w:author="治輝 齋藤" w:date="2026-05-19T23:32:00Z" w16du:dateUtc="2026-05-19T14:32:00Z">
+      <w:ins w:id="321" w:author="治輝 齋藤" w:date="2026-05-19T23:32:00Z" w16du:dateUtc="2026-05-19T14:32:00Z">
         <w:r>
           <w:t>proportion aged ≥65 years</w:t>
         </w:r>
       </w:ins>
-      <w:del w:id="321" w:author="治輝 齋藤" w:date="2026-05-19T23:32:00Z" w16du:dateUtc="2026-05-19T14:32:00Z">
+      <w:del w:id="322" w:author="治輝 齋藤" w:date="2026-05-19T23:32:00Z" w16du:dateUtc="2026-05-19T14:32:00Z">
         <w:r>
           <w:delText>aging rate</w:delText>
         </w:r>
@@ -3766,9 +3774,9 @@
         <w:pStyle w:val="1"/>
         <w:spacing w:line="360" w:lineRule="auto"/>
       </w:pPr>
-      <w:bookmarkStart w:id="322" w:name="discussion"/>
-      <w:bookmarkEnd w:id="224"/>
-      <w:bookmarkEnd w:id="319"/>
+      <w:bookmarkStart w:id="323" w:name="discussion"/>
+      <w:bookmarkEnd w:id="225"/>
+      <w:bookmarkEnd w:id="320"/>
       <w:r>
         <w:lastRenderedPageBreak/>
         <w:t>Discussion</w:t>
@@ -3779,7 +3787,7 @@
         <w:pStyle w:val="2"/>
         <w:spacing w:line="360" w:lineRule="auto"/>
       </w:pPr>
-      <w:bookmarkStart w:id="323" w:name="main-findings"/>
+      <w:bookmarkStart w:id="324" w:name="main-findings"/>
       <w:r>
         <w:t>1. Main Findings</w:t>
       </w:r>
@@ -3792,25 +3800,25 @@
       <w:r>
         <w:t xml:space="preserve">This ecological study </w:t>
       </w:r>
-      <w:commentRangeStart w:id="324"/>
-      <w:ins w:id="325" w:author="治輝 齋藤" w:date="2026-04-30T19:12:00Z" w16du:dateUtc="2026-04-30T10:12:00Z">
+      <w:commentRangeStart w:id="325"/>
+      <w:ins w:id="326" w:author="治輝 齋藤" w:date="2026-04-30T19:12:00Z" w16du:dateUtc="2026-04-30T10:12:00Z">
         <w:r>
           <w:t>showed</w:t>
         </w:r>
       </w:ins>
-      <w:del w:id="326" w:author="治輝 齋藤" w:date="2026-04-30T19:12:00Z" w16du:dateUtc="2026-04-30T10:12:00Z">
+      <w:del w:id="327" w:author="治輝 齋藤" w:date="2026-04-30T19:12:00Z" w16du:dateUtc="2026-04-30T10:12:00Z">
         <w:r>
           <w:delText>demonstrated</w:delText>
         </w:r>
       </w:del>
-      <w:commentRangeEnd w:id="324"/>
+      <w:commentRangeEnd w:id="325"/>
       <w:r>
         <w:rPr>
           <w:rStyle w:val="af2"/>
           <w:sz w:val="24"/>
           <w:szCs w:val="24"/>
         </w:rPr>
-        <w:commentReference w:id="324"/>
+        <w:commentReference w:id="325"/>
       </w:r>
       <w:r>
         <w:t xml:space="preserve"> </w:t>
@@ -3821,12 +3829,12 @@
       <w:r>
         <w:t xml:space="preserve"> hip fracture surgery rates after adjustment for </w:t>
       </w:r>
-      <w:ins w:id="327" w:author="治輝 齋藤" w:date="2026-05-19T23:32:00Z" w16du:dateUtc="2026-05-19T14:32:00Z">
+      <w:ins w:id="328" w:author="治輝 齋藤" w:date="2026-05-19T23:32:00Z" w16du:dateUtc="2026-05-19T14:32:00Z">
         <w:r>
           <w:t>proportion aged ≥65 years</w:t>
         </w:r>
       </w:ins>
-      <w:del w:id="328" w:author="治輝 齋藤" w:date="2026-05-19T23:32:00Z" w16du:dateUtc="2026-05-19T14:32:00Z">
+      <w:del w:id="329" w:author="治輝 齋藤" w:date="2026-05-19T23:32:00Z" w16du:dateUtc="2026-05-19T14:32:00Z">
         <w:r>
           <w:delText>aging rate</w:delText>
         </w:r>
@@ -3856,8 +3864,8 @@
       <w:r>
         <w:t xml:space="preserve">. </w:t>
       </w:r>
-      <w:commentRangeStart w:id="329"/>
       <w:commentRangeStart w:id="330"/>
+      <w:commentRangeStart w:id="331"/>
       <w:r>
         <w:t xml:space="preserve">Each additional degree of slope </w:t>
       </w:r>
@@ -3880,48 +3888,48 @@
       <w:r>
         <w:t>.</w:t>
       </w:r>
-      <w:commentRangeEnd w:id="329"/>
+      <w:commentRangeEnd w:id="330"/>
       <w:r>
         <w:rPr>
           <w:rStyle w:val="af2"/>
           <w:sz w:val="24"/>
           <w:szCs w:val="24"/>
         </w:rPr>
-        <w:commentReference w:id="329"/>
-      </w:r>
-      <w:commentRangeEnd w:id="330"/>
+        <w:commentReference w:id="330"/>
+      </w:r>
+      <w:commentRangeEnd w:id="331"/>
       <w:r>
         <w:rPr>
           <w:rStyle w:val="af2"/>
         </w:rPr>
-        <w:commentReference w:id="330"/>
+        <w:commentReference w:id="331"/>
       </w:r>
       <w:r>
         <w:t xml:space="preserve"> </w:t>
       </w:r>
-      <w:commentRangeStart w:id="331"/>
       <w:commentRangeStart w:id="332"/>
+      <w:commentRangeStart w:id="333"/>
       <w:r>
         <w:t>The adjusted</w:t>
       </w:r>
       <w:r>
         <w:t xml:space="preserve"> association was specific to hip fractures and was not observed for humerus or forearm fractures.</w:t>
       </w:r>
-      <w:commentRangeEnd w:id="331"/>
+      <w:commentRangeEnd w:id="332"/>
       <w:r>
         <w:rPr>
           <w:rStyle w:val="af2"/>
           <w:sz w:val="24"/>
           <w:szCs w:val="24"/>
         </w:rPr>
-        <w:commentReference w:id="331"/>
-      </w:r>
-      <w:commentRangeEnd w:id="332"/>
+        <w:commentReference w:id="332"/>
+      </w:r>
+      <w:commentRangeEnd w:id="333"/>
       <w:r>
         <w:rPr>
           <w:rStyle w:val="af2"/>
         </w:rPr>
-        <w:commentReference w:id="332"/>
+        <w:commentReference w:id="333"/>
       </w:r>
       <w:r>
         <w:t xml:space="preserve"> </w:t>
@@ -3936,12 +3944,12 @@
       <w:r>
         <w:t xml:space="preserve">hese findings suggest that, at the </w:t>
       </w:r>
-      <w:ins w:id="333" w:author="治輝 齋藤" w:date="2026-05-20T08:47:00Z" w16du:dateUtc="2026-05-19T23:47:00Z">
+      <w:ins w:id="334" w:author="治輝 齋藤" w:date="2026-05-20T08:47:00Z" w16du:dateUtc="2026-05-19T23:47:00Z">
         <w:r>
           <w:t>prefecture</w:t>
         </w:r>
       </w:ins>
-      <w:del w:id="334" w:author="治輝 齋藤" w:date="2026-05-20T08:47:00Z" w16du:dateUtc="2026-05-19T23:47:00Z">
+      <w:del w:id="335" w:author="治輝 齋藤" w:date="2026-05-20T08:47:00Z" w16du:dateUtc="2026-05-19T23:47:00Z">
         <w:r>
           <w:delText>population</w:delText>
         </w:r>
@@ -3949,7 +3957,7 @@
       <w:r>
         <w:t xml:space="preserve"> level, </w:t>
       </w:r>
-      <w:ins w:id="335" w:author="治輝 齋藤" w:date="2026-05-20T08:47:00Z" w16du:dateUtc="2026-05-19T23:47:00Z">
+      <w:ins w:id="336" w:author="治輝 齋藤" w:date="2026-05-20T08:47:00Z" w16du:dateUtc="2026-05-19T23:47:00Z">
         <w:r>
           <w:t>residence in prefectures with</w:t>
         </w:r>
@@ -3961,36 +3969,36 @@
           <w:t xml:space="preserve"> </w:t>
         </w:r>
       </w:ins>
-      <w:commentRangeStart w:id="336"/>
       <w:commentRangeStart w:id="337"/>
+      <w:commentRangeStart w:id="338"/>
       <w:r>
         <w:t>steeper habitable terrain</w:t>
       </w:r>
-      <w:commentRangeEnd w:id="336"/>
+      <w:commentRangeEnd w:id="337"/>
       <w:r>
         <w:rPr>
           <w:rStyle w:val="af2"/>
           <w:sz w:val="24"/>
           <w:szCs w:val="24"/>
         </w:rPr>
-        <w:commentReference w:id="336"/>
-      </w:r>
-      <w:commentRangeEnd w:id="337"/>
+        <w:commentReference w:id="337"/>
+      </w:r>
+      <w:commentRangeEnd w:id="338"/>
       <w:r>
         <w:rPr>
           <w:rStyle w:val="af2"/>
         </w:rPr>
-        <w:commentReference w:id="337"/>
+        <w:commentReference w:id="338"/>
       </w:r>
       <w:r>
         <w:t xml:space="preserve"> may </w:t>
       </w:r>
-      <w:ins w:id="338" w:author="治輝 齋藤" w:date="2026-05-20T08:47:00Z" w16du:dateUtc="2026-05-19T23:47:00Z">
+      <w:ins w:id="339" w:author="治輝 齋藤" w:date="2026-05-20T08:47:00Z" w16du:dateUtc="2026-05-19T23:47:00Z">
         <w:r>
           <w:t>be associated with greater</w:t>
         </w:r>
       </w:ins>
-      <w:del w:id="339" w:author="治輝 齋藤" w:date="2026-05-20T08:47:00Z" w16du:dateUtc="2026-05-19T23:47:00Z">
+      <w:del w:id="340" w:author="治輝 齋藤" w:date="2026-05-20T08:47:00Z" w16du:dateUtc="2026-05-19T23:47:00Z">
         <w:r>
           <w:delText>track</w:delText>
         </w:r>
@@ -4007,8 +4015,8 @@
         <w:pStyle w:val="2"/>
         <w:spacing w:line="360" w:lineRule="auto"/>
       </w:pPr>
-      <w:bookmarkStart w:id="340" w:name="biological-plausibility"/>
-      <w:bookmarkEnd w:id="323"/>
+      <w:bookmarkStart w:id="341" w:name="biological-plausibility"/>
+      <w:bookmarkEnd w:id="324"/>
       <w:r>
         <w:t>2. Biological Plausibility</w:t>
       </w:r>
@@ -4018,11 +4026,11 @@
         <w:pStyle w:val="FirstParagraph"/>
         <w:spacing w:line="360" w:lineRule="auto"/>
       </w:pPr>
-      <w:commentRangeStart w:id="341"/>
+      <w:commentRangeStart w:id="342"/>
       <w:r>
         <w:t xml:space="preserve">The </w:t>
       </w:r>
-      <w:del w:id="342" w:author="治輝 齋藤" w:date="2026-04-30T19:27:00Z" w16du:dateUtc="2026-04-30T10:27:00Z">
+      <w:del w:id="343" w:author="治輝 齋藤" w:date="2026-04-30T19:27:00Z" w16du:dateUtc="2026-04-30T10:27:00Z">
         <w:r>
           <w:delText xml:space="preserve">specificity of the </w:delText>
         </w:r>
@@ -4030,12 +4038,12 @@
       <w:r>
         <w:t xml:space="preserve">slope–fracture association </w:t>
       </w:r>
-      <w:ins w:id="343" w:author="治輝 齋藤" w:date="2026-04-30T19:27:00Z" w16du:dateUtc="2026-04-30T10:27:00Z">
+      <w:ins w:id="344" w:author="治輝 齋藤" w:date="2026-04-30T19:27:00Z" w16du:dateUtc="2026-04-30T10:27:00Z">
         <w:r>
           <w:t>observed for</w:t>
         </w:r>
       </w:ins>
-      <w:del w:id="344" w:author="治輝 齋藤" w:date="2026-04-30T19:27:00Z" w16du:dateUtc="2026-04-30T10:27:00Z">
+      <w:del w:id="345" w:author="治輝 齋藤" w:date="2026-04-30T19:27:00Z" w16du:dateUtc="2026-04-30T10:27:00Z">
         <w:r>
           <w:delText>to</w:delText>
         </w:r>
@@ -4043,7 +4051,7 @@
       <w:r>
         <w:t xml:space="preserve"> the hip </w:t>
       </w:r>
-      <w:ins w:id="345" w:author="治輝 齋藤" w:date="2026-04-30T19:27:00Z" w16du:dateUtc="2026-04-30T10:27:00Z">
+      <w:ins w:id="346" w:author="治輝 齋藤" w:date="2026-04-30T19:27:00Z" w16du:dateUtc="2026-04-30T10:27:00Z">
         <w:r>
           <w:rPr>
             <w:rFonts w:hint="eastAsia"/>
@@ -4052,7 +4060,7 @@
           <w:t>may be</w:t>
         </w:r>
       </w:ins>
-      <w:del w:id="346" w:author="治輝 齋藤" w:date="2026-04-30T19:27:00Z" w16du:dateUtc="2026-04-30T10:27:00Z">
+      <w:del w:id="347" w:author="治輝 齋藤" w:date="2026-04-30T19:27:00Z" w16du:dateUtc="2026-04-30T10:27:00Z">
         <w:r>
           <w:delText>is</w:delText>
         </w:r>
@@ -4060,7 +4068,7 @@
       <w:r>
         <w:t xml:space="preserve"> biologically plausible and </w:t>
       </w:r>
-      <w:ins w:id="347" w:author="治輝 齋藤" w:date="2026-04-30T19:28:00Z" w16du:dateUtc="2026-04-30T10:28:00Z">
+      <w:ins w:id="348" w:author="治輝 齋藤" w:date="2026-04-30T19:28:00Z" w16du:dateUtc="2026-04-30T10:28:00Z">
         <w:r>
           <w:t>may be partly</w:t>
         </w:r>
@@ -4075,7 +4083,7 @@
       <w:r>
         <w:t xml:space="preserve">supported by </w:t>
       </w:r>
-      <w:del w:id="348" w:author="治輝 齋藤" w:date="2026-04-30T19:28:00Z" w16du:dateUtc="2026-04-30T10:28:00Z">
+      <w:del w:id="349" w:author="治輝 齋藤" w:date="2026-04-30T19:28:00Z" w16du:dateUtc="2026-04-30T10:28:00Z">
         <w:r>
           <w:delText xml:space="preserve">extensive </w:delText>
         </w:r>
@@ -4095,12 +4103,12 @@
       <w:r>
         <w:t xml:space="preserve"> which are </w:t>
       </w:r>
-      <w:ins w:id="349" w:author="治輝 齋藤" w:date="2026-04-30T19:28:00Z" w16du:dateUtc="2026-04-30T10:28:00Z">
+      <w:ins w:id="350" w:author="治輝 齋藤" w:date="2026-04-30T19:28:00Z" w16du:dateUtc="2026-04-30T10:28:00Z">
         <w:r>
           <w:t>common</w:t>
         </w:r>
       </w:ins>
-      <w:del w:id="350" w:author="治輝 齋藤" w:date="2026-04-30T19:28:00Z" w16du:dateUtc="2026-04-30T10:28:00Z">
+      <w:del w:id="351" w:author="治輝 齋藤" w:date="2026-04-30T19:28:00Z" w16du:dateUtc="2026-04-30T10:28:00Z">
         <w:r>
           <w:delText>the predominant</w:delText>
         </w:r>
@@ -4108,7 +4116,7 @@
       <w:r>
         <w:t xml:space="preserve"> fall mechanism</w:t>
       </w:r>
-      <w:ins w:id="351" w:author="治輝 齋藤" w:date="2026-04-30T19:32:00Z" w16du:dateUtc="2026-04-30T10:32:00Z">
+      <w:ins w:id="352" w:author="治輝 齋藤" w:date="2026-04-30T19:32:00Z" w16du:dateUtc="2026-04-30T10:32:00Z">
         <w:r>
           <w:rPr>
             <w:rFonts w:hint="eastAsia"/>
@@ -4148,12 +4156,12 @@
       <w:r>
         <w:t xml:space="preserve"> Finite element method (FEM) simulations have further </w:t>
       </w:r>
-      <w:ins w:id="352" w:author="治輝 齋藤" w:date="2026-04-30T19:28:00Z" w16du:dateUtc="2026-04-30T10:28:00Z">
+      <w:ins w:id="353" w:author="治輝 齋藤" w:date="2026-04-30T19:28:00Z" w16du:dateUtc="2026-04-30T10:28:00Z">
         <w:r>
           <w:t>suggested</w:t>
         </w:r>
       </w:ins>
-      <w:del w:id="353" w:author="治輝 齋藤" w:date="2026-04-30T19:28:00Z" w16du:dateUtc="2026-04-30T10:28:00Z">
+      <w:del w:id="354" w:author="治輝 齋藤" w:date="2026-04-30T19:28:00Z" w16du:dateUtc="2026-04-30T10:28:00Z">
         <w:r>
           <w:delText>confirmed</w:delText>
         </w:r>
@@ -4161,12 +4169,12 @@
       <w:r>
         <w:t xml:space="preserve"> that posterolateral and lateral impacts generate maximum tensile and compressive stresses at the superior and inferior aspects of the femoral neck, </w:t>
       </w:r>
-      <w:ins w:id="354" w:author="治輝 齋藤" w:date="2026-04-30T19:29:00Z" w16du:dateUtc="2026-04-30T10:29:00Z">
+      <w:ins w:id="355" w:author="治輝 齋藤" w:date="2026-04-30T19:29:00Z" w16du:dateUtc="2026-04-30T10:29:00Z">
         <w:r>
           <w:t>potentially increasing</w:t>
         </w:r>
       </w:ins>
-      <w:del w:id="355" w:author="治輝 齋藤" w:date="2026-04-30T19:29:00Z" w16du:dateUtc="2026-04-30T10:29:00Z">
+      <w:del w:id="356" w:author="治輝 齋藤" w:date="2026-04-30T19:29:00Z" w16du:dateUtc="2026-04-30T10:29:00Z">
         <w:r>
           <w:delText>maximizing</w:delText>
         </w:r>
@@ -4183,14 +4191,14 @@
         </w:rPr>
         <w:t>[26]</w:t>
       </w:r>
-      <w:commentRangeEnd w:id="341"/>
+      <w:commentRangeEnd w:id="342"/>
       <w:r>
         <w:rPr>
           <w:rStyle w:val="af2"/>
           <w:sz w:val="24"/>
           <w:szCs w:val="24"/>
         </w:rPr>
-        <w:commentReference w:id="341"/>
+        <w:commentReference w:id="342"/>
       </w:r>
     </w:p>
     <w:p>
@@ -4336,8 +4344,8 @@
       <w:r>
         <w:t xml:space="preserve"> The fracture-site specificity observed in our data—significant association with hip fractures but not with humerus or forearm fractures—</w:t>
       </w:r>
-      <w:commentRangeStart w:id="356"/>
-      <w:del w:id="357" w:author="治輝 齋藤" w:date="2026-04-30T20:51:00Z" w16du:dateUtc="2026-04-30T11:51:00Z">
+      <w:commentRangeStart w:id="357"/>
+      <w:del w:id="358" w:author="治輝 齋藤" w:date="2026-04-30T20:51:00Z" w16du:dateUtc="2026-04-30T11:51:00Z">
         <w:r>
           <w:delText xml:space="preserve">thus </w:delText>
         </w:r>
@@ -4345,7 +4353,7 @@
       <w:r>
         <w:t xml:space="preserve">provides internal evidence </w:t>
       </w:r>
-      <w:ins w:id="358" w:author="治輝 齋藤" w:date="2026-04-30T20:52:00Z" w16du:dateUtc="2026-04-30T11:52:00Z">
+      <w:ins w:id="359" w:author="治輝 齋藤" w:date="2026-04-30T20:52:00Z" w16du:dateUtc="2026-04-30T11:52:00Z">
         <w:r>
           <w:lastRenderedPageBreak/>
           <w:t>that is</w:t>
@@ -4361,12 +4369,12 @@
       <w:r>
         <w:t xml:space="preserve">consistent with </w:t>
       </w:r>
-      <w:del w:id="359" w:author="治輝 齋藤" w:date="2026-04-30T20:52:00Z" w16du:dateUtc="2026-04-30T11:52:00Z">
+      <w:del w:id="360" w:author="治輝 齋藤" w:date="2026-04-30T20:52:00Z" w16du:dateUtc="2026-04-30T11:52:00Z">
         <w:r>
           <w:delText xml:space="preserve">the </w:delText>
         </w:r>
       </w:del>
-      <w:ins w:id="360" w:author="治輝 齋藤" w:date="2026-04-30T20:52:00Z" w16du:dateUtc="2026-04-30T11:52:00Z">
+      <w:ins w:id="361" w:author="治輝 齋藤" w:date="2026-04-30T20:52:00Z" w16du:dateUtc="2026-04-30T11:52:00Z">
         <w:r>
           <w:rPr>
             <w:rFonts w:hint="eastAsia"/>
@@ -4381,12 +4389,12 @@
       <w:r>
         <w:t xml:space="preserve">biomechanical paradigm </w:t>
       </w:r>
-      <w:ins w:id="361" w:author="治輝 齋藤" w:date="2026-04-30T20:52:00Z" w16du:dateUtc="2026-04-30T11:52:00Z">
+      <w:ins w:id="362" w:author="治輝 齋藤" w:date="2026-04-30T20:52:00Z" w16du:dateUtc="2026-04-30T11:52:00Z">
         <w:r>
           <w:t>in which</w:t>
         </w:r>
       </w:ins>
-      <w:del w:id="362" w:author="治輝 齋藤" w:date="2026-04-30T20:52:00Z" w16du:dateUtc="2026-04-30T11:52:00Z">
+      <w:del w:id="363" w:author="治輝 齋藤" w:date="2026-04-30T20:52:00Z" w16du:dateUtc="2026-04-30T11:52:00Z">
         <w:r>
           <w:delText>that</w:delText>
         </w:r>
@@ -4394,7 +4402,7 @@
       <w:r>
         <w:t xml:space="preserve"> terrain slope </w:t>
       </w:r>
-      <w:ins w:id="363" w:author="治輝 齋藤" w:date="2026-04-30T20:52:00Z" w16du:dateUtc="2026-04-30T11:52:00Z">
+      <w:ins w:id="364" w:author="治輝 齋藤" w:date="2026-04-30T20:52:00Z" w16du:dateUtc="2026-04-30T11:52:00Z">
         <w:r>
           <w:rPr>
             <w:rFonts w:hint="eastAsia"/>
@@ -4406,7 +4414,7 @@
       <w:r>
         <w:t>specifically amplif</w:t>
       </w:r>
-      <w:ins w:id="364" w:author="治輝 齋藤" w:date="2026-04-30T20:52:00Z" w16du:dateUtc="2026-04-30T11:52:00Z">
+      <w:ins w:id="365" w:author="治輝 齋藤" w:date="2026-04-30T20:52:00Z" w16du:dateUtc="2026-04-30T11:52:00Z">
         <w:r>
           <w:rPr>
             <w:rFonts w:hint="eastAsia"/>
@@ -4415,7 +4423,7 @@
           <w:t>y</w:t>
         </w:r>
       </w:ins>
-      <w:del w:id="365" w:author="治輝 齋藤" w:date="2026-04-30T20:52:00Z" w16du:dateUtc="2026-04-30T11:52:00Z">
+      <w:del w:id="366" w:author="治輝 齋藤" w:date="2026-04-30T20:52:00Z" w16du:dateUtc="2026-04-30T11:52:00Z">
         <w:r>
           <w:delText>ies</w:delText>
         </w:r>
@@ -4423,14 +4431,14 @@
       <w:r>
         <w:t xml:space="preserve"> lateral fall risk.</w:t>
       </w:r>
-      <w:commentRangeEnd w:id="356"/>
+      <w:commentRangeEnd w:id="357"/>
       <w:r>
         <w:rPr>
           <w:rStyle w:val="af2"/>
           <w:sz w:val="24"/>
           <w:szCs w:val="24"/>
         </w:rPr>
-        <w:commentReference w:id="356"/>
+        <w:commentReference w:id="357"/>
       </w:r>
     </w:p>
     <w:p>
@@ -4438,8 +4446,8 @@
         <w:pStyle w:val="2"/>
         <w:spacing w:line="360" w:lineRule="auto"/>
       </w:pPr>
-      <w:bookmarkStart w:id="366" w:name="comparison-with-previous-studies"/>
-      <w:bookmarkEnd w:id="340"/>
+      <w:bookmarkStart w:id="367" w:name="comparison-with-previous-studies"/>
+      <w:bookmarkEnd w:id="341"/>
       <w:r>
         <w:t>3. Comparison with Previous Studies</w:t>
       </w:r>
@@ -4476,13 +4484,13 @@
       <w:r>
         <w:t xml:space="preserve"> a finding with direct relevance to Japan’s snowy </w:t>
       </w:r>
-      <w:commentRangeStart w:id="367"/>
-      <w:ins w:id="368" w:author="治輝 齋藤" w:date="2026-05-20T13:07:00Z" w16du:dateUtc="2026-05-20T04:07:00Z">
+      <w:commentRangeStart w:id="368"/>
+      <w:ins w:id="369" w:author="治輝 齋藤" w:date="2026-05-20T13:07:00Z" w16du:dateUtc="2026-05-20T04:07:00Z">
         <w:r>
           <w:t>and steep</w:t>
         </w:r>
       </w:ins>
-      <w:del w:id="369" w:author="治輝 齋藤" w:date="2026-05-20T13:07:00Z" w16du:dateUtc="2026-05-20T04:07:00Z">
+      <w:del w:id="370" w:author="治輝 齋藤" w:date="2026-05-20T13:07:00Z" w16du:dateUtc="2026-05-20T04:07:00Z">
         <w:r>
           <w:delText>mountainous</w:delText>
         </w:r>
@@ -4490,7 +4498,7 @@
       <w:r>
         <w:t xml:space="preserve"> prefectures (e.g., Niigata, </w:t>
       </w:r>
-      <w:ins w:id="370" w:author="治輝 齋藤" w:date="2026-05-20T13:07:00Z" w16du:dateUtc="2026-05-20T04:07:00Z">
+      <w:ins w:id="371" w:author="治輝 齋藤" w:date="2026-05-20T13:07:00Z" w16du:dateUtc="2026-05-20T04:07:00Z">
         <w:r>
           <w:t>which had the steepest habitable-area-weighted slope nationally, and inland prefectures such as</w:t>
         </w:r>
@@ -4505,12 +4513,12 @@
       <w:r>
         <w:t xml:space="preserve">Nagano, </w:t>
       </w:r>
-      <w:ins w:id="371" w:author="治輝 齋藤" w:date="2026-05-20T13:07:00Z" w16du:dateUtc="2026-05-20T04:07:00Z">
+      <w:ins w:id="372" w:author="治輝 齋藤" w:date="2026-05-20T13:07:00Z" w16du:dateUtc="2026-05-20T04:07:00Z">
         <w:r>
           <w:t>which also ranked among the steepest</w:t>
         </w:r>
       </w:ins>
-      <w:del w:id="372" w:author="治輝 齋藤" w:date="2026-05-20T13:07:00Z" w16du:dateUtc="2026-05-20T04:07:00Z">
+      <w:del w:id="373" w:author="治輝 齋藤" w:date="2026-05-20T13:07:00Z" w16du:dateUtc="2026-05-20T04:07:00Z">
         <w:r>
           <w:delText>Yamagata</w:delText>
         </w:r>
@@ -4518,12 +4526,12 @@
       <w:r>
         <w:t>).</w:t>
       </w:r>
-      <w:commentRangeEnd w:id="367"/>
+      <w:commentRangeEnd w:id="368"/>
       <w:r>
         <w:rPr>
           <w:rStyle w:val="af2"/>
         </w:rPr>
-        <w:commentReference w:id="367"/>
+        <w:commentReference w:id="368"/>
       </w:r>
     </w:p>
     <w:p>
@@ -4592,16 +4600,16 @@
       <w:r>
         <w:t xml:space="preserve"> However, to our knowledge, no prior study has used nationwide DEM data linked to administrative fracture data to quantify the dose-response association between terrain slope and hip fracture rates at the population level in Japan. </w:t>
       </w:r>
-      <w:commentRangeStart w:id="373"/>
+      <w:commentRangeStart w:id="374"/>
       <w:r>
         <w:t xml:space="preserve">Our </w:t>
       </w:r>
-      <w:ins w:id="374" w:author="治輝 齋藤" w:date="2026-04-30T20:55:00Z" w16du:dateUtc="2026-04-30T11:55:00Z">
+      <w:ins w:id="375" w:author="治輝 齋藤" w:date="2026-04-30T20:55:00Z" w16du:dateUtc="2026-04-30T11:55:00Z">
         <w:r>
           <w:t>findings add</w:t>
         </w:r>
       </w:ins>
-      <w:del w:id="375" w:author="治輝 齋藤" w:date="2026-04-30T20:55:00Z" w16du:dateUtc="2026-04-30T11:55:00Z">
+      <w:del w:id="376" w:author="治輝 齋藤" w:date="2026-04-30T20:55:00Z" w16du:dateUtc="2026-04-30T11:55:00Z">
         <w:r>
           <w:delText>study provides the first</w:delText>
         </w:r>
@@ -4609,17 +4617,17 @@
       <w:r>
         <w:t xml:space="preserve"> nationwide quantitative evidence that each one-degree increase in terrain slope is associated with approximately 3.5 additional hip fracture surgeries per 100,000 population, independent of </w:t>
       </w:r>
-      <w:ins w:id="376" w:author="治輝 齋藤" w:date="2026-05-19T23:34:00Z" w16du:dateUtc="2026-05-19T14:34:00Z">
+      <w:ins w:id="377" w:author="治輝 齋藤" w:date="2026-05-19T23:34:00Z" w16du:dateUtc="2026-05-19T14:34:00Z">
         <w:r>
           <w:t>proportion aged ≥65 years</w:t>
         </w:r>
       </w:ins>
-      <w:del w:id="377" w:author="治輝 齋藤" w:date="2026-05-19T23:34:00Z" w16du:dateUtc="2026-05-19T14:34:00Z">
+      <w:del w:id="378" w:author="治輝 齋藤" w:date="2026-05-19T23:34:00Z" w16du:dateUtc="2026-05-19T14:34:00Z">
         <w:r>
           <w:delText>aging rate</w:delText>
         </w:r>
       </w:del>
-      <w:ins w:id="378" w:author="治輝 齋藤" w:date="2026-04-30T20:55:00Z" w16du:dateUtc="2026-04-30T11:55:00Z">
+      <w:ins w:id="379" w:author="治輝 齋藤" w:date="2026-04-30T20:55:00Z" w16du:dateUtc="2026-04-30T11:55:00Z">
         <w:r>
           <w:t xml:space="preserve"> in the primary model</w:t>
         </w:r>
@@ -4627,7 +4635,7 @@
       <w:r>
         <w:t xml:space="preserve">. This quantitative estimate </w:t>
       </w:r>
-      <w:del w:id="379" w:author="治輝 齋藤" w:date="2026-04-30T20:56:00Z" w16du:dateUtc="2026-04-30T11:56:00Z">
+      <w:del w:id="380" w:author="治輝 齋藤" w:date="2026-04-30T20:56:00Z" w16du:dateUtc="2026-04-30T11:56:00Z">
         <w:r>
           <w:delText xml:space="preserve">is novel and </w:delText>
         </w:r>
@@ -4642,12 +4650,12 @@
       <w:r>
         <w:t xml:space="preserve">contribute to the global evidence base for terrain as a modifiable environmental </w:t>
       </w:r>
-      <w:ins w:id="380" w:author="治輝 齋藤" w:date="2026-04-30T20:56:00Z" w16du:dateUtc="2026-04-30T11:56:00Z">
+      <w:ins w:id="381" w:author="治輝 齋藤" w:date="2026-04-30T20:56:00Z" w16du:dateUtc="2026-04-30T11:56:00Z">
         <w:r>
           <w:t>correlate of fracture burden</w:t>
         </w:r>
       </w:ins>
-      <w:del w:id="381" w:author="治輝 齋藤" w:date="2026-04-30T20:56:00Z" w16du:dateUtc="2026-04-30T11:56:00Z">
+      <w:del w:id="382" w:author="治輝 齋藤" w:date="2026-04-30T20:56:00Z" w16du:dateUtc="2026-04-30T11:56:00Z">
         <w:r>
           <w:delText>risk factor</w:delText>
         </w:r>
@@ -4655,14 +4663,14 @@
       <w:r>
         <w:t>.</w:t>
       </w:r>
-      <w:commentRangeEnd w:id="373"/>
+      <w:commentRangeEnd w:id="374"/>
       <w:r>
         <w:rPr>
           <w:rStyle w:val="af2"/>
           <w:sz w:val="24"/>
           <w:szCs w:val="24"/>
         </w:rPr>
-        <w:commentReference w:id="373"/>
+        <w:commentReference w:id="374"/>
       </w:r>
     </w:p>
     <w:p>
@@ -4670,17 +4678,17 @@
         <w:pStyle w:val="2"/>
         <w:spacing w:line="360" w:lineRule="auto"/>
       </w:pPr>
-      <w:bookmarkStart w:id="382" w:name="role-of-aging-rate"/>
-      <w:bookmarkEnd w:id="366"/>
+      <w:bookmarkStart w:id="383" w:name="role-of-aging-rate"/>
+      <w:bookmarkEnd w:id="367"/>
       <w:r>
         <w:t xml:space="preserve">4. </w:t>
       </w:r>
-      <w:ins w:id="383" w:author="治輝 齋藤" w:date="2026-05-19T23:34:00Z" w16du:dateUtc="2026-05-19T14:34:00Z">
+      <w:ins w:id="384" w:author="治輝 齋藤" w:date="2026-05-19T23:34:00Z" w16du:dateUtc="2026-05-19T14:34:00Z">
         <w:r>
           <w:t>Proportion Aged ≥65 Years</w:t>
         </w:r>
       </w:ins>
-      <w:del w:id="384" w:author="治輝 齋藤" w:date="2026-05-19T23:34:00Z" w16du:dateUtc="2026-05-19T14:34:00Z">
+      <w:del w:id="385" w:author="治輝 齋藤" w:date="2026-05-19T23:34:00Z" w16du:dateUtc="2026-05-19T14:34:00Z">
         <w:r>
           <w:delText>Role of Aging Rate</w:delText>
         </w:r>
@@ -4691,12 +4699,12 @@
         <w:pStyle w:val="FirstParagraph"/>
         <w:spacing w:line="360" w:lineRule="auto"/>
       </w:pPr>
-      <w:ins w:id="385" w:author="治輝 齋藤" w:date="2026-05-19T23:34:00Z" w16du:dateUtc="2026-05-19T14:34:00Z">
+      <w:ins w:id="386" w:author="治輝 齋藤" w:date="2026-05-19T23:34:00Z" w16du:dateUtc="2026-05-19T14:34:00Z">
         <w:r>
           <w:t>Proportion Aged ≥65 Years</w:t>
         </w:r>
       </w:ins>
-      <w:del w:id="386" w:author="治輝 齋藤" w:date="2026-05-19T23:34:00Z" w16du:dateUtc="2026-05-19T14:34:00Z">
+      <w:del w:id="387" w:author="治輝 齋藤" w:date="2026-05-19T23:34:00Z" w16du:dateUtc="2026-05-19T14:34:00Z">
         <w:r>
           <w:delText>Aging rate</w:delText>
         </w:r>
@@ -4714,7 +4722,7 @@
       <w:r>
         <w:t xml:space="preserve"> = 0.011). Prefectures with steeper terrain also tended to have higher </w:t>
       </w:r>
-      <w:ins w:id="387" w:author="治輝 齋藤" w:date="2026-05-19T23:35:00Z" w16du:dateUtc="2026-05-19T14:35:00Z">
+      <w:ins w:id="388" w:author="治輝 齋藤" w:date="2026-05-19T23:35:00Z" w16du:dateUtc="2026-05-19T14:35:00Z">
         <w:r>
           <w:rPr>
             <w:lang w:eastAsia="ja-JP"/>
@@ -4722,7 +4730,7 @@
           <w:t>proportions aged ≥65 years</w:t>
         </w:r>
       </w:ins>
-      <w:del w:id="388" w:author="治輝 齋藤" w:date="2026-05-19T23:34:00Z" w16du:dateUtc="2026-05-19T14:34:00Z">
+      <w:del w:id="389" w:author="治輝 齋藤" w:date="2026-05-19T23:34:00Z" w16du:dateUtc="2026-05-19T14:34:00Z">
         <w:r>
           <w:delText>aging rates</w:delText>
         </w:r>
@@ -4757,7 +4765,7 @@
         <w:pStyle w:val="a0"/>
         <w:spacing w:line="360" w:lineRule="auto"/>
       </w:pPr>
-      <w:commentRangeStart w:id="389"/>
+      <w:commentRangeStart w:id="390"/>
       <w:r>
         <w:t xml:space="preserve">The </w:t>
       </w:r>
@@ -4767,12 +4775,12 @@
       <w:r>
         <w:t xml:space="preserve"> association of slope with hip fracture after adjustment for </w:t>
       </w:r>
-      <w:ins w:id="390" w:author="治輝 齋藤" w:date="2026-05-19T23:35:00Z" w16du:dateUtc="2026-05-19T14:35:00Z">
+      <w:ins w:id="391" w:author="治輝 齋藤" w:date="2026-05-19T23:35:00Z" w16du:dateUtc="2026-05-19T14:35:00Z">
         <w:r>
           <w:t>proportion aged ≥65 years</w:t>
         </w:r>
       </w:ins>
-      <w:del w:id="391" w:author="治輝 齋藤" w:date="2026-05-19T23:35:00Z" w16du:dateUtc="2026-05-19T14:35:00Z">
+      <w:del w:id="392" w:author="治輝 齋藤" w:date="2026-05-19T23:35:00Z" w16du:dateUtc="2026-05-19T14:35:00Z">
         <w:r>
           <w:delText>aging rate</w:delText>
         </w:r>
@@ -4792,12 +4800,12 @@
       <w:r>
         <w:t xml:space="preserve"> a risk </w:t>
       </w:r>
-      <w:ins w:id="392" w:author="治輝 齋藤" w:date="2026-04-30T20:57:00Z" w16du:dateUtc="2026-04-30T11:57:00Z">
+      <w:ins w:id="393" w:author="治輝 齋藤" w:date="2026-04-30T20:57:00Z" w16du:dateUtc="2026-04-30T11:57:00Z">
         <w:r>
           <w:t>correlate</w:t>
         </w:r>
       </w:ins>
-      <w:del w:id="393" w:author="治輝 齋藤" w:date="2026-04-30T20:57:00Z" w16du:dateUtc="2026-04-30T11:57:00Z">
+      <w:del w:id="394" w:author="治輝 齋藤" w:date="2026-04-30T20:57:00Z" w16du:dateUtc="2026-04-30T11:57:00Z">
         <w:r>
           <w:delText>factor</w:delText>
         </w:r>
@@ -4811,7 +4819,7 @@
       <w:r>
         <w:t xml:space="preserve">. This finding has practical implications: even within the context of Japan’s nationwide aging, geographic topography </w:t>
       </w:r>
-      <w:ins w:id="394" w:author="治輝 齋藤" w:date="2026-04-30T20:58:00Z" w16du:dateUtc="2026-04-30T11:58:00Z">
+      <w:ins w:id="395" w:author="治輝 齋藤" w:date="2026-04-30T20:58:00Z" w16du:dateUtc="2026-04-30T11:58:00Z">
         <w:r>
           <w:rPr>
             <w:rFonts w:hint="eastAsia"/>
@@ -4823,7 +4831,7 @@
       <w:r>
         <w:t>represent</w:t>
       </w:r>
-      <w:del w:id="395" w:author="治輝 齋藤" w:date="2026-04-30T20:58:00Z" w16du:dateUtc="2026-04-30T11:58:00Z">
+      <w:del w:id="396" w:author="治輝 齋藤" w:date="2026-04-30T20:58:00Z" w16du:dateUtc="2026-04-30T11:58:00Z">
         <w:r>
           <w:delText>s</w:delText>
         </w:r>
@@ -4831,7 +4839,7 @@
       <w:r>
         <w:t xml:space="preserve"> an additional and </w:t>
       </w:r>
-      <w:ins w:id="396" w:author="治輝 齋藤" w:date="2026-04-30T20:58:00Z" w16du:dateUtc="2026-04-30T11:58:00Z">
+      <w:ins w:id="397" w:author="治輝 齋藤" w:date="2026-04-30T20:58:00Z" w16du:dateUtc="2026-04-30T11:58:00Z">
         <w:r>
           <w:t>potentially</w:t>
         </w:r>
@@ -4846,7 +4854,7 @@
       <w:r>
         <w:t xml:space="preserve">modifiable layer of fracture risk. Terrain slope </w:t>
       </w:r>
-      <w:ins w:id="397" w:author="治輝 齋藤" w:date="2026-04-30T20:58:00Z" w16du:dateUtc="2026-04-30T11:58:00Z">
+      <w:ins w:id="398" w:author="治輝 齋藤" w:date="2026-04-30T20:58:00Z" w16du:dateUtc="2026-04-30T11:58:00Z">
         <w:r>
           <w:rPr>
             <w:rFonts w:hint="eastAsia"/>
@@ -4855,7 +4863,7 @@
           <w:t>may</w:t>
         </w:r>
       </w:ins>
-      <w:del w:id="398" w:author="治輝 齋藤" w:date="2026-04-30T20:58:00Z" w16du:dateUtc="2026-04-30T11:58:00Z">
+      <w:del w:id="399" w:author="治輝 齋藤" w:date="2026-04-30T20:58:00Z" w16du:dateUtc="2026-04-30T11:58:00Z">
         <w:r>
           <w:delText>is</w:delText>
         </w:r>
@@ -4863,7 +4871,7 @@
       <w:r>
         <w:t xml:space="preserve"> not </w:t>
       </w:r>
-      <w:ins w:id="399" w:author="治輝 齋藤" w:date="2026-04-30T20:58:00Z" w16du:dateUtc="2026-04-30T11:58:00Z">
+      <w:ins w:id="400" w:author="治輝 齋藤" w:date="2026-04-30T20:58:00Z" w16du:dateUtc="2026-04-30T11:58:00Z">
         <w:r>
           <w:rPr>
             <w:rFonts w:hint="eastAsia"/>
@@ -4875,12 +4883,12 @@
       <w:r>
         <w:t>merely a proxy for aging</w:t>
       </w:r>
-      <w:ins w:id="400" w:author="治輝 齋藤" w:date="2026-04-30T20:59:00Z" w16du:dateUtc="2026-04-30T11:59:00Z">
+      <w:ins w:id="401" w:author="治輝 齋藤" w:date="2026-04-30T20:59:00Z" w16du:dateUtc="2026-04-30T11:59:00Z">
         <w:r>
           <w:t xml:space="preserve"> and may represent</w:t>
         </w:r>
       </w:ins>
-      <w:del w:id="401" w:author="治輝 齋藤" w:date="2026-04-30T20:59:00Z" w16du:dateUtc="2026-04-30T11:59:00Z">
+      <w:del w:id="402" w:author="治輝 齋藤" w:date="2026-04-30T20:59:00Z" w16du:dateUtc="2026-04-30T11:59:00Z">
         <w:r>
           <w:delText>, but</w:delText>
         </w:r>
@@ -4888,12 +4896,12 @@
       <w:r>
         <w:t xml:space="preserve"> an </w:t>
       </w:r>
-      <w:ins w:id="402" w:author="治輝 齋藤" w:date="2026-04-30T20:59:00Z" w16du:dateUtc="2026-04-30T11:59:00Z">
+      <w:ins w:id="403" w:author="治輝 齋藤" w:date="2026-04-30T20:59:00Z" w16du:dateUtc="2026-04-30T11:59:00Z">
         <w:r>
           <w:t>additional</w:t>
         </w:r>
       </w:ins>
-      <w:del w:id="403" w:author="治輝 齋藤" w:date="2026-04-30T20:59:00Z" w16du:dateUtc="2026-04-30T11:59:00Z">
+      <w:del w:id="404" w:author="治輝 齋藤" w:date="2026-04-30T20:59:00Z" w16du:dateUtc="2026-04-30T11:59:00Z">
         <w:r>
           <w:delText>independent</w:delText>
         </w:r>
@@ -4901,13 +4909,13 @@
       <w:r>
         <w:t xml:space="preserve"> environmental </w:t>
       </w:r>
-      <w:ins w:id="404" w:author="治輝 齋藤" w:date="2026-04-30T20:59:00Z" w16du:dateUtc="2026-04-30T11:59:00Z">
+      <w:ins w:id="405" w:author="治輝 齋藤" w:date="2026-04-30T20:59:00Z" w16du:dateUtc="2026-04-30T11:59:00Z">
         <w:r>
           <w:lastRenderedPageBreak/>
           <w:t>correlate</w:t>
         </w:r>
       </w:ins>
-      <w:del w:id="405" w:author="治輝 齋藤" w:date="2026-04-30T20:59:00Z" w16du:dateUtc="2026-04-30T11:59:00Z">
+      <w:del w:id="406" w:author="治輝 齋藤" w:date="2026-04-30T20:59:00Z" w16du:dateUtc="2026-04-30T11:59:00Z">
         <w:r>
           <w:delText>hazard</w:delText>
         </w:r>
@@ -4915,12 +4923,12 @@
       <w:r>
         <w:t xml:space="preserve"> that </w:t>
       </w:r>
-      <w:ins w:id="406" w:author="治輝 齋藤" w:date="2026-04-30T20:59:00Z" w16du:dateUtc="2026-04-30T11:59:00Z">
+      <w:ins w:id="407" w:author="治輝 齋藤" w:date="2026-04-30T20:59:00Z" w16du:dateUtc="2026-04-30T11:59:00Z">
         <w:r>
           <w:t>could contribute to functional decline</w:t>
         </w:r>
       </w:ins>
-      <w:del w:id="407" w:author="治輝 齋藤" w:date="2026-04-30T20:59:00Z" w16du:dateUtc="2026-04-30T11:59:00Z">
+      <w:del w:id="408" w:author="治輝 齋藤" w:date="2026-04-30T20:59:00Z" w16du:dateUtc="2026-04-30T11:59:00Z">
         <w:r>
           <w:delText>chronically erodes physical function</w:delText>
         </w:r>
@@ -4928,33 +4936,33 @@
       <w:r>
         <w:t xml:space="preserve"> among rural-dwelling older adults.</w:t>
       </w:r>
-      <w:commentRangeEnd w:id="389"/>
+      <w:commentRangeEnd w:id="390"/>
       <w:r>
         <w:rPr>
           <w:rStyle w:val="af2"/>
           <w:sz w:val="24"/>
           <w:szCs w:val="24"/>
         </w:rPr>
-        <w:commentReference w:id="389"/>
-      </w:r>
-      <w:ins w:id="408" w:author="治輝 齋藤" w:date="2026-04-30T20:32:00Z" w16du:dateUtc="2026-04-30T11:32:00Z">
+        <w:commentReference w:id="390"/>
+      </w:r>
+      <w:ins w:id="409" w:author="治輝 齋藤" w:date="2026-04-30T20:32:00Z" w16du:dateUtc="2026-04-30T11:32:00Z">
         <w:r>
           <w:t xml:space="preserve"> </w:t>
         </w:r>
-        <w:commentRangeStart w:id="409"/>
+        <w:commentRangeStart w:id="410"/>
         <w:r>
           <w:t>Given public-data masking in age-stratified surgery tables, we interpret age-structure robustness primarily from the consistency of adjusted ecological models and from imputation-based sensitivity analyses, while acknowledging that full indirect standardization without imputation is not feasible with the current open dataset.</w:t>
         </w:r>
       </w:ins>
-      <w:commentRangeEnd w:id="409"/>
-      <w:ins w:id="410" w:author="治輝 齋藤" w:date="2026-04-30T20:33:00Z" w16du:dateUtc="2026-04-30T11:33:00Z">
+      <w:commentRangeEnd w:id="410"/>
+      <w:ins w:id="411" w:author="治輝 齋藤" w:date="2026-04-30T20:33:00Z" w16du:dateUtc="2026-04-30T11:33:00Z">
         <w:r>
           <w:rPr>
             <w:rStyle w:val="af2"/>
             <w:sz w:val="24"/>
             <w:szCs w:val="24"/>
           </w:rPr>
-          <w:commentReference w:id="409"/>
+          <w:commentReference w:id="410"/>
         </w:r>
       </w:ins>
     </w:p>
@@ -4963,8 +4971,8 @@
         <w:pStyle w:val="2"/>
         <w:spacing w:line="360" w:lineRule="auto"/>
       </w:pPr>
-      <w:bookmarkStart w:id="411" w:name="walking-speed-as-a-mediator"/>
-      <w:bookmarkEnd w:id="382"/>
+      <w:bookmarkStart w:id="412" w:name="walking-speed-as-a-mediator"/>
+      <w:bookmarkEnd w:id="383"/>
       <w:r>
         <w:t>5. Walking Speed as a Mediator</w:t>
       </w:r>
@@ -5040,7 +5048,7 @@
       <w:r>
         <w:t>In our ecological data, terrain slope was negatively correlated with prefecture-level fast</w:t>
       </w:r>
-      <w:ins w:id="412" w:author="治輝 齋藤" w:date="2026-05-19T23:35:00Z" w16du:dateUtc="2026-05-19T14:35:00Z">
+      <w:ins w:id="413" w:author="治輝 齋藤" w:date="2026-05-19T23:35:00Z" w16du:dateUtc="2026-05-19T14:35:00Z">
         <w:r>
           <w:rPr>
             <w:rFonts w:hint="eastAsia"/>
@@ -5049,7 +5057,7 @@
           <w:t>-</w:t>
         </w:r>
       </w:ins>
-      <w:del w:id="413" w:author="治輝 齋藤" w:date="2026-05-19T23:35:00Z" w16du:dateUtc="2026-05-19T14:35:00Z">
+      <w:del w:id="414" w:author="治輝 齋藤" w:date="2026-05-19T23:35:00Z" w16du:dateUtc="2026-05-19T14:35:00Z">
         <w:r>
           <w:delText xml:space="preserve"> </w:delText>
         </w:r>
@@ -5057,12 +5065,12 @@
       <w:r>
         <w:t xml:space="preserve">walking </w:t>
       </w:r>
-      <w:ins w:id="414" w:author="治輝 齋藤" w:date="2026-05-19T23:35:00Z" w16du:dateUtc="2026-05-19T14:35:00Z">
+      <w:ins w:id="415" w:author="治輝 齋藤" w:date="2026-05-19T23:35:00Z" w16du:dateUtc="2026-05-19T14:35:00Z">
         <w:r>
           <w:t>proportion</w:t>
         </w:r>
       </w:ins>
-      <w:del w:id="415" w:author="治輝 齋藤" w:date="2026-05-19T23:35:00Z" w16du:dateUtc="2026-05-19T14:35:00Z">
+      <w:del w:id="416" w:author="治輝 齋藤" w:date="2026-05-19T23:35:00Z" w16du:dateUtc="2026-05-19T14:35:00Z">
         <w:r>
           <w:delText>rate</w:delText>
         </w:r>
@@ -5070,8 +5078,8 @@
       <w:r>
         <w:t xml:space="preserve"> (r = −0.264</w:t>
       </w:r>
-      <w:commentRangeStart w:id="416"/>
-      <w:ins w:id="417" w:author="治輝 齋藤" w:date="2026-05-20T08:52:00Z" w16du:dateUtc="2026-05-19T23:52:00Z">
+      <w:commentRangeStart w:id="417"/>
+      <w:ins w:id="418" w:author="治輝 齋藤" w:date="2026-05-20T08:52:00Z" w16du:dateUtc="2026-05-19T23:52:00Z">
         <w:r>
           <w:t xml:space="preserve">, </w:t>
         </w:r>
@@ -5086,13 +5094,13 @@
           <w:t xml:space="preserve"> = 0.073</w:t>
         </w:r>
       </w:ins>
-      <w:commentRangeEnd w:id="416"/>
-      <w:ins w:id="418" w:author="治輝 齋藤" w:date="2026-05-20T08:53:00Z" w16du:dateUtc="2026-05-19T23:53:00Z">
+      <w:commentRangeEnd w:id="417"/>
+      <w:ins w:id="419" w:author="治輝 齋藤" w:date="2026-05-20T08:53:00Z" w16du:dateUtc="2026-05-19T23:53:00Z">
         <w:r>
           <w:rPr>
             <w:rStyle w:val="af2"/>
           </w:rPr>
-          <w:commentReference w:id="416"/>
+          <w:commentReference w:id="417"/>
         </w:r>
       </w:ins>
       <w:r>
@@ -5113,18 +5121,18 @@
       <w:r>
         <w:t xml:space="preserve"> </w:t>
       </w:r>
-      <w:commentRangeStart w:id="419"/>
+      <w:commentRangeStart w:id="420"/>
       <w:r>
         <w:t>Older adults residing in high-slope regions are exposed to such challenging terrain daily during shopping and outdoor activities, leading to chronic fear of falling, reduced outdoor activity, and progressive deconditioning (disuse muscle atrophy).</w:t>
       </w:r>
-      <w:commentRangeEnd w:id="419"/>
+      <w:commentRangeEnd w:id="420"/>
       <w:r>
         <w:rPr>
           <w:rStyle w:val="af2"/>
           <w:sz w:val="24"/>
           <w:szCs w:val="24"/>
         </w:rPr>
-        <w:commentReference w:id="419"/>
+        <w:commentReference w:id="420"/>
       </w:r>
       <w:r>
         <w:t xml:space="preserve"> </w:t>
@@ -5147,7 +5155,7 @@
       <w:r>
         <w:t>the multivariable OLS coefficient for fast</w:t>
       </w:r>
-      <w:ins w:id="420" w:author="治輝 齋藤" w:date="2026-05-19T23:38:00Z" w16du:dateUtc="2026-05-19T14:38:00Z">
+      <w:ins w:id="421" w:author="治輝 齋藤" w:date="2026-05-19T23:38:00Z" w16du:dateUtc="2026-05-19T14:38:00Z">
         <w:r>
           <w:rPr>
             <w:rFonts w:hint="eastAsia"/>
@@ -5156,7 +5164,7 @@
           <w:t>-</w:t>
         </w:r>
       </w:ins>
-      <w:del w:id="421" w:author="治輝 齋藤" w:date="2026-05-19T23:38:00Z" w16du:dateUtc="2026-05-19T14:38:00Z">
+      <w:del w:id="422" w:author="治輝 齋藤" w:date="2026-05-19T23:38:00Z" w16du:dateUtc="2026-05-19T14:38:00Z">
         <w:r>
           <w:delText xml:space="preserve"> </w:delText>
         </w:r>
@@ -5164,12 +5172,12 @@
       <w:r>
         <w:t xml:space="preserve">walking </w:t>
       </w:r>
-      <w:ins w:id="422" w:author="治輝 齋藤" w:date="2026-05-19T23:38:00Z" w16du:dateUtc="2026-05-19T14:38:00Z">
+      <w:ins w:id="423" w:author="治輝 齋藤" w:date="2026-05-19T23:38:00Z" w16du:dateUtc="2026-05-19T14:38:00Z">
         <w:r>
           <w:t>proportion</w:t>
         </w:r>
       </w:ins>
-      <w:del w:id="423" w:author="治輝 齋藤" w:date="2026-05-19T23:38:00Z" w16du:dateUtc="2026-05-19T14:38:00Z">
+      <w:del w:id="424" w:author="治輝 齋藤" w:date="2026-05-19T23:38:00Z" w16du:dateUtc="2026-05-19T14:38:00Z">
         <w:r>
           <w:delText>rate</w:delText>
         </w:r>
@@ -5177,7 +5185,7 @@
       <w:r>
         <w:t xml:space="preserve"> was </w:t>
       </w:r>
-      <w:del w:id="424" w:author="治輝 齋藤" w:date="2026-04-30T18:39:00Z" w16du:dateUtc="2026-04-30T09:39:00Z">
+      <w:del w:id="425" w:author="治輝 齋藤" w:date="2026-04-30T18:39:00Z" w16du:dateUtc="2026-04-30T09:39:00Z">
         <w:r>
           <w:delText>**</w:delText>
         </w:r>
@@ -5185,7 +5193,7 @@
       <w:r>
         <w:t>positive</w:t>
       </w:r>
-      <w:del w:id="425" w:author="治輝 齋藤" w:date="2026-04-30T18:39:00Z" w16du:dateUtc="2026-04-30T09:39:00Z">
+      <w:del w:id="426" w:author="治輝 齋藤" w:date="2026-04-30T18:39:00Z" w16du:dateUtc="2026-04-30T09:39:00Z">
         <w:r>
           <w:delText>**</w:delText>
         </w:r>
@@ -5217,19 +5225,19 @@
       <w:r>
         <w:t xml:space="preserve"> = 0.022). Plausible drivers include ecological bias, aggregation of a 40–74-year screening metric to represent regions where hip fractures concentrate among the oldest-old, and confounding by unmeasured healthcare and reporting behaviors. </w:t>
       </w:r>
-      <w:commentRangeStart w:id="426"/>
-      <w:ins w:id="427" w:author="治輝 齋藤" w:date="2026-04-30T18:41:00Z" w16du:dateUtc="2026-04-30T09:41:00Z">
+      <w:commentRangeStart w:id="427"/>
+      <w:ins w:id="428" w:author="治輝 齋藤" w:date="2026-04-30T18:41:00Z" w16du:dateUtc="2026-04-30T09:41:00Z">
         <w:r>
           <w:t xml:space="preserve">Because only the 40–74-year questionnaire aggregate is publicly available, we treated this variable as a contextual covariate and not as a direct proxy for hip fracture risk in the oldest age groups. </w:t>
         </w:r>
-        <w:commentRangeEnd w:id="426"/>
+        <w:commentRangeEnd w:id="427"/>
         <w:r>
           <w:rPr>
             <w:rStyle w:val="af2"/>
             <w:sz w:val="24"/>
             <w:szCs w:val="24"/>
           </w:rPr>
-          <w:commentReference w:id="426"/>
+          <w:commentReference w:id="427"/>
         </w:r>
       </w:ins>
       <w:r>
@@ -5244,8 +5252,8 @@
         <w:pStyle w:val="2"/>
         <w:spacing w:line="360" w:lineRule="auto"/>
       </w:pPr>
-      <w:bookmarkStart w:id="428" w:name="policy-implications"/>
-      <w:bookmarkEnd w:id="411"/>
+      <w:bookmarkStart w:id="429" w:name="policy-implications"/>
+      <w:bookmarkEnd w:id="412"/>
       <w:r>
         <w:t>6. Policy Implications</w:t>
       </w:r>
@@ -5364,18 +5372,18 @@
       <w:r>
         <w:t xml:space="preserve">Second, housing modification subsidies targeting high-slope prefectures—such as installation of handrails on outdoor pathways and anti-slip surface materials—could reduce the environmental contribution to fall risk. Third, urban planning guidelines for mountainous communities should explicitly incorporate slope gradient as a factor in pedestrian infrastructure design, particularly in areas with high proportions of older residents. Given the irreversible demographic aging in rural Japan, these upstream environmental interventions represent </w:t>
       </w:r>
-      <w:commentRangeStart w:id="429"/>
+      <w:commentRangeStart w:id="430"/>
       <w:r>
         <w:t>cost-effective</w:t>
       </w:r>
-      <w:commentRangeEnd w:id="429"/>
+      <w:commentRangeEnd w:id="430"/>
       <w:r>
         <w:rPr>
           <w:rStyle w:val="af2"/>
           <w:sz w:val="24"/>
           <w:szCs w:val="24"/>
         </w:rPr>
-        <w:commentReference w:id="429"/>
+        <w:commentReference w:id="430"/>
       </w:r>
       <w:r>
         <w:t xml:space="preserve"> strategies to mitigate the downstream burden of fragility fractures.</w:t>
@@ -5386,8 +5394,8 @@
         <w:pStyle w:val="2"/>
         <w:spacing w:line="360" w:lineRule="auto"/>
       </w:pPr>
-      <w:bookmarkStart w:id="430" w:name="strengths"/>
-      <w:bookmarkEnd w:id="428"/>
+      <w:bookmarkStart w:id="431" w:name="strengths"/>
+      <w:bookmarkEnd w:id="429"/>
       <w:r>
         <w:t>7. Strengths</w:t>
       </w:r>
@@ -5406,8 +5414,8 @@
         <w:pStyle w:val="2"/>
         <w:spacing w:line="360" w:lineRule="auto"/>
       </w:pPr>
-      <w:bookmarkStart w:id="431" w:name="limitations"/>
-      <w:bookmarkEnd w:id="430"/>
+      <w:bookmarkStart w:id="432" w:name="limitations"/>
+      <w:bookmarkEnd w:id="431"/>
       <w:r>
         <w:lastRenderedPageBreak/>
         <w:t>8. Limitations</w:t>
@@ -5439,36 +5447,36 @@
         <w:pStyle w:val="a0"/>
         <w:spacing w:line="360" w:lineRule="auto"/>
       </w:pPr>
-      <w:bookmarkStart w:id="432" w:name="_Hlk228469400"/>
+      <w:bookmarkStart w:id="433" w:name="_Hlk228469400"/>
       <w:r>
         <w:t xml:space="preserve">Second, </w:t>
       </w:r>
-      <w:commentRangeStart w:id="433"/>
-      <w:ins w:id="434" w:author="治輝 齋藤" w:date="2026-04-30T18:02:00Z" w16du:dateUtc="2026-04-30T09:02:00Z">
+      <w:commentRangeStart w:id="434"/>
+      <w:ins w:id="435" w:author="治輝 齋藤" w:date="2026-04-30T18:02:00Z" w16du:dateUtc="2026-04-30T09:02:00Z">
         <w:r>
           <w:t xml:space="preserve">our outcome reflects surgery rates rather than true fracture incidence. Although hip fractures are usually treated surgically, prefectural variation in treatment decisions, referral patterns, and access to operative care may influence observed rates independently of fracture occurrence. Third, </w:t>
         </w:r>
       </w:ins>
-      <w:commentRangeEnd w:id="433"/>
-      <w:ins w:id="435" w:author="治輝 齋藤" w:date="2026-04-30T18:04:00Z" w16du:dateUtc="2026-04-30T09:04:00Z">
+      <w:commentRangeEnd w:id="434"/>
+      <w:ins w:id="436" w:author="治輝 齋藤" w:date="2026-04-30T18:04:00Z" w16du:dateUtc="2026-04-30T09:04:00Z">
         <w:r>
           <w:rPr>
             <w:rStyle w:val="af2"/>
             <w:sz w:val="24"/>
             <w:szCs w:val="24"/>
           </w:rPr>
-          <w:commentReference w:id="433"/>
+          <w:commentReference w:id="434"/>
         </w:r>
       </w:ins>
       <w:r>
         <w:t xml:space="preserve">the cross-sectional design precludes causal inference. Although reverse causation is unlikely for a fixed environmental exposure such as terrain slope, residual confounding by unmeasured variables cannot be excluded. </w:t>
       </w:r>
-      <w:ins w:id="436" w:author="治輝 齋藤" w:date="2026-04-30T18:03:00Z" w16du:dateUtc="2026-04-30T09:03:00Z">
+      <w:ins w:id="437" w:author="治輝 齋藤" w:date="2026-04-30T18:03:00Z" w16du:dateUtc="2026-04-30T09:03:00Z">
         <w:r>
           <w:t>Fourth</w:t>
         </w:r>
       </w:ins>
-      <w:del w:id="437" w:author="治輝 齋藤" w:date="2026-04-30T18:03:00Z" w16du:dateUtc="2026-04-30T09:03:00Z">
+      <w:del w:id="438" w:author="治輝 齋藤" w:date="2026-04-30T18:03:00Z" w16du:dateUtc="2026-04-30T09:03:00Z">
         <w:r>
           <w:delText>Third</w:delText>
         </w:r>
@@ -5476,19 +5484,19 @@
       <w:r>
         <w:t xml:space="preserve">, important unmeasured confounders—including individual-level socioeconomic status, healthcare access (e.g., prefectural orthopedic surgeon density, distance to emergency hospitals), nutritional status (calcium and vitamin D intake), bone mineral density (BMD), </w:t>
       </w:r>
-      <w:commentRangeStart w:id="438"/>
-      <w:ins w:id="439" w:author="治輝 齋藤" w:date="2026-04-30T18:09:00Z" w16du:dateUtc="2026-04-30T09:09:00Z">
+      <w:commentRangeStart w:id="439"/>
+      <w:ins w:id="440" w:author="治輝 齋藤" w:date="2026-04-30T18:09:00Z" w16du:dateUtc="2026-04-30T09:09:00Z">
         <w:r>
           <w:t xml:space="preserve">climate (snowfall and icing), </w:t>
         </w:r>
-        <w:commentRangeEnd w:id="438"/>
+        <w:commentRangeEnd w:id="439"/>
         <w:r>
           <w:rPr>
             <w:rStyle w:val="af2"/>
             <w:sz w:val="24"/>
             <w:szCs w:val="24"/>
           </w:rPr>
-          <w:commentReference w:id="438"/>
+          <w:commentReference w:id="439"/>
         </w:r>
       </w:ins>
       <w:r>
@@ -5500,8 +5508,8 @@
         <w:pStyle w:val="a0"/>
         <w:spacing w:line="360" w:lineRule="auto"/>
       </w:pPr>
-      <w:commentRangeStart w:id="440"/>
-      <w:ins w:id="441" w:author="治輝 齋藤" w:date="2026-04-30T20:36:00Z" w16du:dateUtc="2026-04-30T11:36:00Z">
+      <w:commentRangeStart w:id="441"/>
+      <w:ins w:id="442" w:author="治輝 齋藤" w:date="2026-04-30T20:36:00Z" w16du:dateUtc="2026-04-30T11:36:00Z">
         <w:r>
           <w:rPr>
             <w:lang w:eastAsia="ja-JP"/>
@@ -5509,7 +5517,7 @@
           <w:t>Fifth, age-standardization sensitivity results relied on</w:t>
         </w:r>
       </w:ins>
-      <w:ins w:id="442" w:author="治輝 齋藤" w:date="2026-05-20T12:30:00Z" w16du:dateUtc="2026-05-20T03:30:00Z">
+      <w:ins w:id="443" w:author="治輝 齋藤" w:date="2026-05-20T12:30:00Z" w16du:dateUtc="2026-05-20T03:30:00Z">
         <w:r>
           <w:t xml:space="preserve"> </w:t>
         </w:r>
@@ -5520,7 +5528,7 @@
           <w:t>replacing withheld (disclosure-controlled) cells</w:t>
         </w:r>
       </w:ins>
-      <w:ins w:id="443" w:author="治輝 齋藤" w:date="2026-04-30T20:36:00Z" w16du:dateUtc="2026-04-30T11:36:00Z">
+      <w:ins w:id="444" w:author="治輝 齋藤" w:date="2026-04-30T20:36:00Z" w16du:dateUtc="2026-04-30T11:36:00Z">
         <w:r>
           <w:rPr>
             <w:lang w:eastAsia="ja-JP"/>
@@ -5528,7 +5536,7 @@
           <w:t xml:space="preserve"> in publicly released age-stratified surgery tables</w:t>
         </w:r>
       </w:ins>
-      <w:ins w:id="444" w:author="治輝 齋藤" w:date="2026-05-20T12:30:00Z" w16du:dateUtc="2026-05-20T03:30:00Z">
+      <w:ins w:id="445" w:author="治輝 齋藤" w:date="2026-05-20T12:30:00Z" w16du:dateUtc="2026-05-20T03:30:00Z">
         <w:r>
           <w:rPr>
             <w:lang w:eastAsia="ja-JP"/>
@@ -5536,7 +5544,7 @@
           <w:t xml:space="preserve"> with prespecified surgery counts (0, 5, or 9)</w:t>
         </w:r>
       </w:ins>
-      <w:ins w:id="445" w:author="治輝 齋藤" w:date="2026-04-30T20:36:00Z" w16du:dateUtc="2026-04-30T11:36:00Z">
+      <w:ins w:id="446" w:author="治輝 齋藤" w:date="2026-04-30T20:36:00Z" w16du:dateUtc="2026-04-30T11:36:00Z">
         <w:r>
           <w:rPr>
             <w:lang w:eastAsia="ja-JP"/>
@@ -5544,7 +5552,7 @@
           <w:t xml:space="preserve">. </w:t>
         </w:r>
       </w:ins>
-      <w:ins w:id="446" w:author="治輝 齋藤" w:date="2026-05-20T12:31:00Z" w16du:dateUtc="2026-05-20T03:31:00Z">
+      <w:ins w:id="447" w:author="治輝 齋藤" w:date="2026-05-20T12:31:00Z" w16du:dateUtc="2026-05-20T03:31:00Z">
         <w:r>
           <w:rPr>
             <w:lang w:eastAsia="ja-JP"/>
@@ -5559,7 +5567,7 @@
           <w:t>imply that some withheld cells may not correspond strictly to the nominal `&lt;10` range</w:t>
         </w:r>
       </w:ins>
-      <w:ins w:id="447" w:author="治輝 齋藤" w:date="2026-04-30T20:36:00Z" w16du:dateUtc="2026-04-30T11:36:00Z">
+      <w:ins w:id="448" w:author="治輝 齋藤" w:date="2026-04-30T20:36:00Z" w16du:dateUtc="2026-04-30T11:36:00Z">
         <w:r>
           <w:rPr>
             <w:lang w:eastAsia="ja-JP"/>
@@ -5567,8 +5575,8 @@
           <w:t>. Therefore, these SIR/ISR analyses should be interpreted as robustness checks rather than definitive age-standardized estimates.</w:t>
         </w:r>
       </w:ins>
-      <w:commentRangeEnd w:id="440"/>
-      <w:ins w:id="448" w:author="治輝 齋藤" w:date="2026-04-30T20:37:00Z" w16du:dateUtc="2026-04-30T11:37:00Z">
+      <w:commentRangeEnd w:id="441"/>
+      <w:ins w:id="449" w:author="治輝 齋藤" w:date="2026-04-30T20:37:00Z" w16du:dateUtc="2026-04-30T11:37:00Z">
         <w:r>
           <w:rPr>
             <w:rStyle w:val="af2"/>
@@ -5576,10 +5584,10 @@
             <w:szCs w:val="24"/>
             <w:lang w:eastAsia="ja-JP"/>
           </w:rPr>
-          <w:commentReference w:id="440"/>
-        </w:r>
-      </w:ins>
-      <w:ins w:id="449" w:author="治輝 齋藤" w:date="2026-04-30T20:36:00Z" w16du:dateUtc="2026-04-30T11:36:00Z">
+          <w:commentReference w:id="441"/>
+        </w:r>
+      </w:ins>
+      <w:ins w:id="450" w:author="治輝 齋藤" w:date="2026-04-30T20:36:00Z" w16du:dateUtc="2026-04-30T11:36:00Z">
         <w:r>
           <w:rPr>
             <w:lang w:eastAsia="ja-JP"/>
@@ -5594,7 +5602,7 @@
           <w:t>Six</w:t>
         </w:r>
       </w:ins>
-      <w:ins w:id="450" w:author="治輝 齋藤" w:date="2026-04-30T18:04:00Z" w16du:dateUtc="2026-04-30T09:04:00Z">
+      <w:ins w:id="451" w:author="治輝 齋藤" w:date="2026-04-30T18:04:00Z" w16du:dateUtc="2026-04-30T09:04:00Z">
         <w:r>
           <w:rPr>
             <w:rFonts w:hint="eastAsia"/>
@@ -5603,7 +5611,7 @@
           <w:t>th</w:t>
         </w:r>
       </w:ins>
-      <w:del w:id="451" w:author="治輝 齋藤" w:date="2026-04-30T18:04:00Z" w16du:dateUtc="2026-04-30T09:04:00Z">
+      <w:del w:id="452" w:author="治輝 齋藤" w:date="2026-04-30T18:04:00Z" w16du:dateUtc="2026-04-30T09:04:00Z">
         <w:r>
           <w:delText>Fourth</w:delText>
         </w:r>
@@ -5611,8 +5619,8 @@
       <w:r>
         <w:t xml:space="preserve">, the walking speed variable was based on self-reported habitual walking speed in the Specific Health Checkup questionnaire, administered to individuals aged 40–74 years, </w:t>
       </w:r>
-      <w:commentRangeStart w:id="452"/>
-      <w:ins w:id="453" w:author="治輝 齋藤" w:date="2026-04-30T19:05:00Z" w16du:dateUtc="2026-04-30T10:05:00Z">
+      <w:commentRangeStart w:id="453"/>
+      <w:ins w:id="454" w:author="治輝 齋藤" w:date="2026-04-30T19:05:00Z" w16du:dateUtc="2026-04-30T10:05:00Z">
         <w:r>
           <w:rPr>
             <w:rFonts w:hint="eastAsia"/>
@@ -5621,7 +5629,7 @@
           <w:t>because</w:t>
         </w:r>
       </w:ins>
-      <w:ins w:id="454" w:author="治輝 齋藤" w:date="2026-04-30T19:04:00Z" w16du:dateUtc="2026-04-30T10:04:00Z">
+      <w:ins w:id="455" w:author="治輝 齋藤" w:date="2026-04-30T19:04:00Z" w16du:dateUtc="2026-04-30T10:04:00Z">
         <w:r>
           <w:t xml:space="preserve"> publicly available prefecture-level data were limited to individuals aged 40–74 years in the current NDB Open Data</w:t>
         </w:r>
@@ -5633,34 +5641,34 @@
           <w:t>.</w:t>
         </w:r>
       </w:ins>
-      <w:ins w:id="455" w:author="治輝 齋藤" w:date="2026-04-30T18:45:00Z" w16du:dateUtc="2026-04-30T09:45:00Z">
+      <w:ins w:id="456" w:author="治輝 齋藤" w:date="2026-04-30T18:45:00Z" w16du:dateUtc="2026-04-30T09:45:00Z">
         <w:r>
           <w:t xml:space="preserve"> This variable </w:t>
         </w:r>
       </w:ins>
-      <w:del w:id="456" w:author="治輝 齋藤" w:date="2026-04-30T18:45:00Z" w16du:dateUtc="2026-04-30T09:45:00Z">
+      <w:del w:id="457" w:author="治輝 齋藤" w:date="2026-04-30T18:45:00Z" w16du:dateUtc="2026-04-30T09:45:00Z">
         <w:r>
           <w:delText>which</w:delText>
         </w:r>
       </w:del>
-      <w:commentRangeEnd w:id="452"/>
+      <w:commentRangeEnd w:id="453"/>
       <w:r>
         <w:rPr>
           <w:rStyle w:val="af2"/>
           <w:sz w:val="24"/>
           <w:szCs w:val="24"/>
         </w:rPr>
-        <w:commentReference w:id="452"/>
+        <w:commentReference w:id="453"/>
       </w:r>
       <w:r>
         <w:t xml:space="preserve"> may not accurately represent the functional capacity of the oldest-old (≥75 years) at highest fracture risk</w:t>
       </w:r>
-      <w:ins w:id="457" w:author="治輝 齋藤" w:date="2026-04-30T18:45:00Z" w16du:dateUtc="2026-04-30T09:45:00Z">
+      <w:ins w:id="458" w:author="治輝 齋藤" w:date="2026-04-30T18:45:00Z" w16du:dateUtc="2026-04-30T09:45:00Z">
         <w:r>
           <w:t>, and its direct relevance to hip fracture occurrence is likely limited at this ecological resolution</w:t>
         </w:r>
       </w:ins>
-      <w:ins w:id="458" w:author="治輝 齋藤" w:date="2026-05-19T12:38:00Z" w16du:dateUtc="2026-05-19T03:38:00Z">
+      <w:ins w:id="459" w:author="治輝 齋藤" w:date="2026-05-19T12:38:00Z" w16du:dateUtc="2026-05-19T03:38:00Z">
         <w:r>
           <w:rPr>
             <w:rFonts w:hint="eastAsia"/>
@@ -5668,22 +5676,22 @@
           </w:rPr>
           <w:t xml:space="preserve">. </w:t>
         </w:r>
-        <w:commentRangeStart w:id="459"/>
+        <w:commentRangeStart w:id="460"/>
         <w:r>
           <w:t>Moreover, this self-reported fast-walking indicator primarily reflects perceived walking capacity rather than actual walking volume or direct slope-specific exposure in daily life</w:t>
         </w:r>
-        <w:commentRangeEnd w:id="459"/>
+        <w:commentRangeEnd w:id="460"/>
         <w:r>
           <w:rPr>
             <w:rStyle w:val="af2"/>
           </w:rPr>
-          <w:commentReference w:id="459"/>
+          <w:commentReference w:id="460"/>
         </w:r>
       </w:ins>
       <w:r>
         <w:t xml:space="preserve">. This self-reported measure may be subject to non-differential measurement error, biasing our estimates toward the null. </w:t>
       </w:r>
-      <w:ins w:id="460" w:author="治輝 齋藤" w:date="2026-04-30T18:04:00Z" w16du:dateUtc="2026-04-30T09:04:00Z">
+      <w:ins w:id="461" w:author="治輝 齋藤" w:date="2026-04-30T18:04:00Z" w16du:dateUtc="2026-04-30T09:04:00Z">
         <w:r>
           <w:rPr>
             <w:rFonts w:hint="eastAsia"/>
@@ -5692,7 +5700,7 @@
           <w:t>S</w:t>
         </w:r>
       </w:ins>
-      <w:ins w:id="461" w:author="治輝 齋藤" w:date="2026-04-30T20:36:00Z" w16du:dateUtc="2026-04-30T11:36:00Z">
+      <w:ins w:id="462" w:author="治輝 齋藤" w:date="2026-04-30T20:36:00Z" w16du:dateUtc="2026-04-30T11:36:00Z">
         <w:r>
           <w:rPr>
             <w:rFonts w:hint="eastAsia"/>
@@ -5701,7 +5709,7 @@
           <w:t>even</w:t>
         </w:r>
       </w:ins>
-      <w:ins w:id="462" w:author="治輝 齋藤" w:date="2026-04-30T18:04:00Z" w16du:dateUtc="2026-04-30T09:04:00Z">
+      <w:ins w:id="463" w:author="治輝 齋藤" w:date="2026-04-30T18:04:00Z" w16du:dateUtc="2026-04-30T09:04:00Z">
         <w:r>
           <w:rPr>
             <w:rFonts w:hint="eastAsia"/>
@@ -5710,7 +5718,7 @@
           <w:t>th</w:t>
         </w:r>
       </w:ins>
-      <w:del w:id="463" w:author="治輝 齋藤" w:date="2026-04-30T18:04:00Z" w16du:dateUtc="2026-04-30T09:04:00Z">
+      <w:del w:id="464" w:author="治輝 齋藤" w:date="2026-04-30T18:04:00Z" w16du:dateUtc="2026-04-30T09:04:00Z">
         <w:r>
           <w:delText>Fifth</w:delText>
         </w:r>
@@ -5724,7 +5732,7 @@
         <w:pStyle w:val="a0"/>
         <w:spacing w:line="360" w:lineRule="auto"/>
       </w:pPr>
-      <w:ins w:id="464" w:author="治輝 齋藤" w:date="2026-04-30T20:36:00Z" w16du:dateUtc="2026-04-30T11:36:00Z">
+      <w:ins w:id="465" w:author="治輝 齋藤" w:date="2026-04-30T20:36:00Z" w16du:dateUtc="2026-04-30T11:36:00Z">
         <w:r>
           <w:rPr>
             <w:rFonts w:hint="eastAsia"/>
@@ -5733,7 +5741,7 @@
           <w:t>Eigh</w:t>
         </w:r>
       </w:ins>
-      <w:ins w:id="465" w:author="治輝 齋藤" w:date="2026-04-30T18:04:00Z" w16du:dateUtc="2026-04-30T09:04:00Z">
+      <w:ins w:id="466" w:author="治輝 齋藤" w:date="2026-04-30T18:04:00Z" w16du:dateUtc="2026-04-30T09:04:00Z">
         <w:r>
           <w:rPr>
             <w:rFonts w:hint="eastAsia"/>
@@ -5742,7 +5750,7 @@
           <w:t>th</w:t>
         </w:r>
       </w:ins>
-      <w:del w:id="466" w:author="治輝 齋藤" w:date="2026-04-30T18:04:00Z" w16du:dateUtc="2026-04-30T09:04:00Z">
+      <w:del w:id="467" w:author="治輝 齋藤" w:date="2026-04-30T18:04:00Z" w16du:dateUtc="2026-04-30T09:04:00Z">
         <w:r>
           <w:delText>Sixth</w:delText>
         </w:r>
@@ -5767,7 +5775,7 @@
         </w:rPr>
         <w:t xml:space="preserve"> </w:t>
       </w:r>
-      <w:ins w:id="467" w:author="治輝 齋藤" w:date="2026-04-30T20:36:00Z" w16du:dateUtc="2026-04-30T11:36:00Z">
+      <w:ins w:id="468" w:author="治輝 齋藤" w:date="2026-04-30T20:36:00Z" w16du:dateUtc="2026-04-30T11:36:00Z">
         <w:r>
           <w:rPr>
             <w:rFonts w:hint="eastAsia"/>
@@ -5776,7 +5784,7 @@
           <w:t>Nin</w:t>
         </w:r>
       </w:ins>
-      <w:ins w:id="468" w:author="治輝 齋藤" w:date="2026-04-30T18:04:00Z" w16du:dateUtc="2026-04-30T09:04:00Z">
+      <w:ins w:id="469" w:author="治輝 齋藤" w:date="2026-04-30T18:04:00Z" w16du:dateUtc="2026-04-30T09:04:00Z">
         <w:r>
           <w:rPr>
             <w:rFonts w:hint="eastAsia"/>
@@ -5785,7 +5793,7 @@
           <w:t>th</w:t>
         </w:r>
       </w:ins>
-      <w:del w:id="469" w:author="治輝 齋藤" w:date="2026-04-30T18:04:00Z" w16du:dateUtc="2026-04-30T09:04:00Z">
+      <w:del w:id="470" w:author="治輝 齋藤" w:date="2026-04-30T18:04:00Z" w16du:dateUtc="2026-04-30T09:04:00Z">
         <w:r>
           <w:rPr>
             <w:rFonts w:hint="eastAsia"/>
@@ -5805,7 +5813,7 @@
         <w:t xml:space="preserve"> sex- and gender-stratified outcome tables were not available in the prefecture-level NDB Open Data extracts used here; findings therefore describe aggregate populations and should be interpreted with this limitation in mind.</w:t>
       </w:r>
     </w:p>
-    <w:bookmarkEnd w:id="432"/>
+    <w:bookmarkEnd w:id="433"/>
     <w:p>
       <w:pPr>
         <w:spacing w:line="360" w:lineRule="auto"/>
@@ -5822,9 +5830,9 @@
         <w:pStyle w:val="1"/>
         <w:spacing w:line="360" w:lineRule="auto"/>
       </w:pPr>
-      <w:bookmarkStart w:id="470" w:name="conclusions-1"/>
-      <w:bookmarkEnd w:id="322"/>
-      <w:bookmarkEnd w:id="431"/>
+      <w:bookmarkStart w:id="471" w:name="conclusions-1"/>
+      <w:bookmarkEnd w:id="323"/>
+      <w:bookmarkEnd w:id="432"/>
       <w:r>
         <w:t>Conclusions</w:t>
       </w:r>
@@ -5840,8 +5848,8 @@
       <w:r>
         <w:t xml:space="preserve"> slope </w:t>
       </w:r>
-      <w:commentRangeStart w:id="471"/>
-      <w:ins w:id="472" w:author="治輝 齋藤" w:date="2026-04-30T19:20:00Z" w16du:dateUtc="2026-04-30T10:20:00Z">
+      <w:commentRangeStart w:id="472"/>
+      <w:ins w:id="473" w:author="治輝 齋藤" w:date="2026-04-30T19:20:00Z" w16du:dateUtc="2026-04-30T10:20:00Z">
         <w:r>
           <w:rPr>
             <w:rFonts w:hint="eastAsia"/>
@@ -5850,19 +5858,19 @@
           <w:t>was</w:t>
         </w:r>
       </w:ins>
-      <w:del w:id="473" w:author="治輝 齋藤" w:date="2026-04-30T19:20:00Z" w16du:dateUtc="2026-04-30T10:20:00Z">
+      <w:del w:id="474" w:author="治輝 齋藤" w:date="2026-04-30T19:20:00Z" w16du:dateUtc="2026-04-30T10:20:00Z">
         <w:r>
           <w:delText>remained</w:delText>
         </w:r>
       </w:del>
-      <w:commentRangeEnd w:id="471"/>
+      <w:commentRangeEnd w:id="472"/>
       <w:r>
         <w:rPr>
           <w:rStyle w:val="af2"/>
           <w:sz w:val="24"/>
           <w:szCs w:val="24"/>
         </w:rPr>
-        <w:commentReference w:id="471"/>
+        <w:commentReference w:id="472"/>
       </w:r>
       <w:r>
         <w:t xml:space="preserve"> positively</w:t>
@@ -5870,12 +5878,12 @@
       <w:r>
         <w:t xml:space="preserve"> associated with hip fracture surgery rates after adjustment for </w:t>
       </w:r>
-      <w:ins w:id="474" w:author="治輝 齋藤" w:date="2026-05-19T23:38:00Z" w16du:dateUtc="2026-05-19T14:38:00Z">
+      <w:ins w:id="475" w:author="治輝 齋藤" w:date="2026-05-19T23:38:00Z" w16du:dateUtc="2026-05-19T14:38:00Z">
         <w:r>
           <w:t>proportion aged ≥65 years</w:t>
         </w:r>
       </w:ins>
-      <w:del w:id="475" w:author="治輝 齋藤" w:date="2026-05-19T23:38:00Z" w16du:dateUtc="2026-05-19T14:38:00Z">
+      <w:del w:id="476" w:author="治輝 齋藤" w:date="2026-05-19T23:38:00Z" w16du:dateUtc="2026-05-19T14:38:00Z">
         <w:r>
           <w:delText>aging rate</w:delText>
         </w:r>
@@ -5892,7 +5900,7 @@
       <w:r>
         <w:t>; conventional *p* = 0.043)</w:t>
       </w:r>
-      <w:ins w:id="476" w:author="治輝 齋藤" w:date="2026-05-19T12:38:00Z" w16du:dateUtc="2026-05-19T03:38:00Z">
+      <w:ins w:id="477" w:author="治輝 齋藤" w:date="2026-05-19T12:38:00Z" w16du:dateUtc="2026-05-19T03:38:00Z">
         <w:r>
           <w:t>, whereas heteroskedasticity-robust and bootstrap uncertainty quantification yielded borderline support compatible with no association at α = 0.05</w:t>
         </w:r>
@@ -5907,8 +5915,8 @@
       <w:r>
         <w:t xml:space="preserve"> </w:t>
       </w:r>
-      <w:commentRangeStart w:id="477"/>
-      <w:ins w:id="478" w:author="治輝 齋藤" w:date="2026-05-19T12:39:00Z" w16du:dateUtc="2026-05-19T03:39:00Z">
+      <w:commentRangeStart w:id="478"/>
+      <w:ins w:id="479" w:author="治輝 齋藤" w:date="2026-05-19T12:39:00Z" w16du:dateUtc="2026-05-19T03:39:00Z">
         <w:r>
           <w:t>Given the limited ecological sample size (N = 47), these findings should be interpreted as suggestive rather than confirmatory.</w:t>
         </w:r>
@@ -5919,12 +5927,12 @@
           </w:rPr>
           <w:t xml:space="preserve"> </w:t>
         </w:r>
-        <w:commentRangeEnd w:id="477"/>
+        <w:commentRangeEnd w:id="478"/>
         <w:r>
           <w:rPr>
             <w:rStyle w:val="af2"/>
           </w:rPr>
-          <w:commentReference w:id="477"/>
+          <w:commentReference w:id="478"/>
         </w:r>
       </w:ins>
       <w:r>
@@ -5936,7 +5944,7 @@
       <w:r>
         <w:t xml:space="preserve"> was specific to hip fractures, with no significant relationship observed for humerus or forearm fractures</w:t>
       </w:r>
-      <w:ins w:id="479" w:author="治輝 齋藤" w:date="2026-05-19T12:39:00Z" w16du:dateUtc="2026-05-19T03:39:00Z">
+      <w:ins w:id="480" w:author="治輝 齋藤" w:date="2026-05-19T12:39:00Z" w16du:dateUtc="2026-05-19T03:39:00Z">
         <w:r>
           <w:t>, consistent with biomechanical hypotheses emphasizing lateral falls and trochanteric loading on sloped terrain</w:t>
         </w:r>
@@ -5951,8 +5959,71 @@
         </w:rPr>
         <w:t xml:space="preserve"> </w:t>
       </w:r>
-      <w:r>
-        <w:t>Future studies using individual-level data with residential geocoding, objective gait measurements, formal causal mediation analysis, and high-resolution spatial modeling are warranted to delineate the precise causal pathways—direct biomechanical effects versus chronic functional decline—underlying the terrain–fracture association observed at the population level.</w:t>
+      <w:ins w:id="481" w:author="治輝 齋藤" w:date="2026-05-20T13:59:00Z" w16du:dateUtc="2026-05-20T04:59:00Z">
+        <w:r>
+          <w:rPr>
+            <w:lang w:eastAsia="ja-JP"/>
+          </w:rPr>
+          <w:t>This ecological analysis has important limitations (Limitations). Prefecture-level associations may not reflect individual relationships. In mountainous prefectures, many residents may live in low-slope basins rather than in remote steep terrain. Even with these constraints, a nationwide study remains informative</w:t>
+        </w:r>
+      </w:ins>
+      <w:ins w:id="482" w:author="治輝 齋藤" w:date="2026-05-20T13:49:00Z" w16du:dateUtc="2026-05-20T04:49:00Z">
+        <w:r>
+          <w:rPr>
+            <w:lang w:eastAsia="ja-JP"/>
+          </w:rPr>
+          <w:t>.</w:t>
+        </w:r>
+        <w:r>
+          <w:rPr>
+            <w:rFonts w:hint="eastAsia"/>
+            <w:lang w:eastAsia="ja-JP"/>
+          </w:rPr>
+          <w:t xml:space="preserve"> </w:t>
+        </w:r>
+      </w:ins>
+      <w:ins w:id="483" w:author="治輝 齋藤" w:date="2026-05-20T13:59:00Z" w16du:dateUtc="2026-05-20T04:59:00Z">
+        <w:r>
+          <w:rPr>
+            <w:lang w:eastAsia="ja-JP"/>
+          </w:rPr>
+          <w:t>NDB Open Data provide no residential geocoding. We therefore linked terrain and surgery indicators at the prefecture level. That was the finest resolution available for all 47 prefectures using public data. Habitable-area-weighted slope weights residential, agricultural, and commercial land (Methods). This exposure measure partially aligns topography with populated zones rather than uninhabited mountain areas.</w:t>
+        </w:r>
+        <w:r>
+          <w:rPr>
+            <w:rFonts w:hint="eastAsia"/>
+            <w:lang w:eastAsia="ja-JP"/>
+          </w:rPr>
+          <w:t xml:space="preserve"> </w:t>
+        </w:r>
+        <w:r>
+          <w:rPr>
+            <w:lang w:eastAsia="ja-JP"/>
+          </w:rPr>
+          <w:t>These findings do not prove individual slope exposure effects. They provide the first Japan-wide open-data link between habitable terrain slope and hip fracture surgery rates. They may support regional burden assessment and motivate individual-level and municipal follow-up studies</w:t>
+        </w:r>
+      </w:ins>
+      <w:ins w:id="484" w:author="治輝 齋藤" w:date="2026-05-20T13:49:00Z" w16du:dateUtc="2026-05-20T04:49:00Z">
+        <w:r>
+          <w:rPr>
+            <w:lang w:eastAsia="ja-JP"/>
+          </w:rPr>
+          <w:t>.</w:t>
+        </w:r>
+        <w:r>
+          <w:rPr>
+            <w:rFonts w:hint="eastAsia"/>
+            <w:lang w:eastAsia="ja-JP"/>
+          </w:rPr>
+          <w:t xml:space="preserve"> </w:t>
+        </w:r>
+      </w:ins>
+      <w:r>
+        <w:t xml:space="preserve">Future studies using individual-level data with residential geocoding, objective gait measurements, formal causal mediation </w:t>
+      </w:r>
+      <w:r>
+        <w:lastRenderedPageBreak/>
+        <w:t>analysis, and high-resolution spatial modeling are warranted to delineate the precise causal pathways—direct biomechanical effects versus chronic functional decline—underlying the terrain–fracture association observed at the population level.</w:t>
       </w:r>
     </w:p>
     <w:p>
@@ -6001,11 +6072,7 @@
       </w:r>
       <w:proofErr w:type="spellEnd"/>
       <w:r>
-        <w:t xml:space="preserve"> and Welfare distribution rules, individual-level claims and identifiable records cannot be shared. Prefecture-level values supporting this analysis can be </w:t>
-      </w:r>
-      <w:r>
-        <w:lastRenderedPageBreak/>
-        <w:t xml:space="preserve">reproduced from those public sources using the procedures described. We encourage deposition of analysis code and derived prefecture-level tables in a public repository (e.g., </w:t>
+        <w:t xml:space="preserve"> and Welfare distribution rules, individual-level claims and identifiable records cannot be shared. Prefecture-level values supporting this analysis can be reproduced from those public sources using the procedures described. We encourage deposition of analysis code and derived prefecture-level tables in a public repository (e.g., </w:t>
       </w:r>
       <w:proofErr w:type="spellStart"/>
       <w:r>
@@ -6073,7 +6140,11 @@
       </w:r>
       <w:proofErr w:type="spellEnd"/>
       <w:r>
-        <w:t>) and Google Antigravity (Google) were used for AI-assisted writing and Python code development. Large language models used through these platforms included Claude Sonnet 4.6 and Claude Opus 4.6 (Anthropic) and Gemini 3 Pro (Google). These tools were used only for text drafting and code generation; no generative AI or AI-assisted tools were used to create, alter, or otherwise process any figures, images, or artwork in this manuscript. The authors reviewed and edited all AI-assisted outputs and were responsible for the study design, selection of statistical methods, interpretation of findings, conclusions, and final reference list. The authors take full responsibility for the integrity and accuracy of the final content. AI was not listed as an author</w:t>
+        <w:t xml:space="preserve">) and Google Antigravity (Google) were used for AI-assisted writing and Python code development. Large language models used through these platforms included Claude </w:t>
+      </w:r>
+      <w:r>
+        <w:lastRenderedPageBreak/>
+        <w:t>Sonnet 4.6 and Claude Opus 4.6 (Anthropic) and Gemini 3 Pro (Google). These tools were used only for text drafting and code generation; no generative AI or AI-assisted tools were used to create, alter, or otherwise process any figures, images, or artwork in this manuscript. The authors reviewed and edited all AI-assisted outputs and were responsible for the study design, selection of statistical methods, interpretation of findings, conclusions, and final reference list. The authors take full responsibility for the integrity and accuracy of the final content. AI was not listed as an author</w:t>
       </w:r>
       <w:r>
         <w:t>.</w:t>
@@ -6099,10 +6170,9 @@
         <w:pStyle w:val="1"/>
         <w:spacing w:line="360" w:lineRule="auto"/>
       </w:pPr>
-      <w:bookmarkStart w:id="480" w:name="references"/>
-      <w:bookmarkEnd w:id="470"/>
-      <w:r>
-        <w:lastRenderedPageBreak/>
+      <w:bookmarkStart w:id="485" w:name="references"/>
+      <w:bookmarkEnd w:id="471"/>
+      <w:r>
         <w:t>References</w:t>
       </w:r>
     </w:p>
@@ -6231,6 +6301,7 @@
         <w:spacing w:line="360" w:lineRule="auto"/>
       </w:pPr>
       <w:r>
+        <w:lastRenderedPageBreak/>
         <w:t>Cummings SR, Nevitt MC. A hypothesis: the causes of hip fractures. J Gerontol. 1989;44(4):M107-M111.</w:t>
       </w:r>
     </w:p>
@@ -6320,7 +6391,6 @@
         <w:spacing w:line="360" w:lineRule="auto"/>
       </w:pPr>
       <w:r>
-        <w:lastRenderedPageBreak/>
         <w:t>Franz JR, Kram R. Advanced age affects the individual leg mechanics of level, uphill, and downhill walking. J Biomech. 2013;46(3):535-540.</w:t>
       </w:r>
     </w:p>
@@ -6427,6 +6497,7 @@
       </w:pPr>
       <w:proofErr w:type="spellStart"/>
       <w:r>
+        <w:lastRenderedPageBreak/>
         <w:t>Dargent</w:t>
       </w:r>
       <w:proofErr w:type="spellEnd"/>
@@ -6499,11 +6570,7 @@
       </w:r>
       <w:proofErr w:type="spellEnd"/>
       <w:r>
-        <w:t xml:space="preserve"> TK, Søgaard AJ, Tell GS, Holvik K, Meyer HE. Contribution of elevation and residential proximity to the coast in explaining geographic variations in hip fracture incidence. A Norwegian Epidemiologic </w:t>
-      </w:r>
-      <w:r>
-        <w:lastRenderedPageBreak/>
-        <w:t xml:space="preserve">Osteoporosis Studies (NOREPOS) study. </w:t>
+        <w:t xml:space="preserve"> TK, Søgaard AJ, Tell GS, Holvik K, Meyer HE. Contribution of elevation and residential proximity to the coast in explaining geographic variations in hip fracture incidence. A Norwegian Epidemiologic Osteoporosis Studies (NOREPOS) study. </w:t>
       </w:r>
       <w:proofErr w:type="spellStart"/>
       <w:r>
@@ -6600,6 +6667,7 @@
         <w:spacing w:line="360" w:lineRule="auto"/>
       </w:pPr>
       <w:r>
+        <w:lastRenderedPageBreak/>
         <w:t xml:space="preserve">Sarvi MN, Luo Y. A two-level subject-specific biomechanical model for improving prediction of hip fracture risk. Clin </w:t>
       </w:r>
       <w:proofErr w:type="spellStart"/>
@@ -6721,7 +6789,6 @@
         <w:spacing w:line="360" w:lineRule="auto"/>
       </w:pPr>
       <w:r>
-        <w:lastRenderedPageBreak/>
         <w:t xml:space="preserve">Kim KJ, Ashton-Miller JA. Biomechanics of fall arrest using the upper extremity: age differences. Clin </w:t>
       </w:r>
       <w:proofErr w:type="spellStart"/>
@@ -6819,6 +6886,7 @@
         <w:spacing w:line="360" w:lineRule="auto"/>
       </w:pPr>
       <w:r>
+        <w:lastRenderedPageBreak/>
         <w:t>Tabuchi R. Emerging trends in domestic migration patterns in Japan. Paper presented at: Expert Group Meeting in Celebration of the 30th anniversary of the International Year of the Family; February 28-29, 2024; Kuala Lumpur, Malaysia. Available from: https://researchmap.jp/read0048517/published_papers/47765231</w:t>
       </w:r>
     </w:p>
@@ -6866,7 +6934,6 @@
         <w:spacing w:line="360" w:lineRule="auto"/>
       </w:pPr>
       <w:r>
-        <w:lastRenderedPageBreak/>
         <w:t>Kobayashi K, Nishida T, Sakakibara H. Factors associated with low albumin in community-dwelling older adults aged 75 years and above. Int J Environ Res Public Health. 2023;20(21):6994.</w:t>
       </w:r>
     </w:p>
@@ -6956,6 +7023,7 @@
         <w:spacing w:line="360" w:lineRule="auto"/>
       </w:pPr>
       <w:r>
+        <w:lastRenderedPageBreak/>
         <w:t xml:space="preserve">Inage K, Kondo N, </w:t>
       </w:r>
       <w:proofErr w:type="spellStart"/>
@@ -7085,7 +7153,6 @@
         <w:spacing w:line="360" w:lineRule="auto"/>
       </w:pPr>
       <w:r>
-        <w:lastRenderedPageBreak/>
         <w:t xml:space="preserve">Murakami H, </w:t>
       </w:r>
       <w:proofErr w:type="spellStart"/>
@@ -7159,8 +7226,8 @@
           <w:szCs w:val="40"/>
         </w:rPr>
       </w:pPr>
-      <w:bookmarkStart w:id="481" w:name="tables-and-figures"/>
-      <w:bookmarkEnd w:id="480"/>
+      <w:bookmarkStart w:id="486" w:name="tables-and-figures"/>
+      <w:bookmarkEnd w:id="485"/>
       <w:r>
         <w:br w:type="page"/>
       </w:r>
@@ -7178,7 +7245,7 @@
       <w:pPr>
         <w:pStyle w:val="2"/>
       </w:pPr>
-      <w:bookmarkStart w:id="482" w:name="Xd12e5d2fabb7f7da04933f49b094ec2cca003f6"/>
+      <w:bookmarkStart w:id="487" w:name="Xd12e5d2fabb7f7da04933f49b094ec2cca003f6"/>
       <w:r>
         <w:t>Table 1. Descriptive Statistics of Prefecture-Level Variables (N = 47)</w:t>
       </w:r>
@@ -9423,7 +9490,7 @@
                 <w:szCs w:val="18"/>
               </w:rPr>
             </w:pPr>
-            <w:ins w:id="483" w:author="治輝 齋藤" w:date="2026-05-19T23:39:00Z" w16du:dateUtc="2026-05-19T14:39:00Z">
+            <w:ins w:id="488" w:author="治輝 齋藤" w:date="2026-05-19T23:39:00Z" w16du:dateUtc="2026-05-19T14:39:00Z">
               <w:r>
                 <w:rPr>
                   <w:sz w:val="18"/>
@@ -9433,7 +9500,7 @@
                 <w:t xml:space="preserve">Proportion aged </w:t>
               </w:r>
             </w:ins>
-